--- a/Peregrine 2020.docx
+++ b/Peregrine 2020.docx
@@ -828,16 +828,16 @@
         <w:t xml:space="preserve">, a </w:t>
       </w:r>
       <w:r>
-        <w:t>labor protest near</w:t>
-      </w:r>
-      <w:r>
-        <w:t xml:space="preserve"> the </w:t>
-      </w:r>
-      <w:r>
-        <w:t>station</w:t>
-      </w:r>
-      <w:r>
-        <w:t xml:space="preserve"> turned violent, and that put an end to any hopes she had </w:t>
+        <w:t xml:space="preserve">man was </w:t>
+      </w:r>
+      <w:r>
+        <w:t>found</w:t>
+      </w:r>
+      <w:r>
+        <w:t xml:space="preserve"> dead on the streets outside the station</w:t>
+      </w:r>
+      <w:r>
+        <w:t xml:space="preserve">, and that put an end to any hopes she had </w:t>
       </w:r>
       <w:r>
         <w:t>of</w:t>
@@ -917,10 +917,10 @@
         <w:t xml:space="preserve"> had</w:t>
       </w:r>
       <w:r>
-        <w:t xml:space="preserve"> been brought in to deal with </w:t>
-      </w:r>
-      <w:r>
-        <w:t>the influx of detainees</w:t>
+        <w:t xml:space="preserve"> been brought in </w:t>
+      </w:r>
+      <w:r>
+        <w:t>question any witnesses</w:t>
       </w:r>
       <w:r>
         <w:t xml:space="preserve">, and </w:t>
@@ -1133,7 +1133,10 @@
         <w:t xml:space="preserve">Well, </w:t>
       </w:r>
       <w:r>
-        <w:t>that does explain your stilted French</w:t>
+        <w:t xml:space="preserve">that does explain your </w:t>
+      </w:r>
+      <w:r>
+        <w:t>accent</w:t>
       </w:r>
       <w:r>
         <w:t xml:space="preserve">. </w:t>
@@ -3417,7 +3420,7 @@
         <w:t xml:space="preserve">having their friends taken away by </w:t>
       </w:r>
       <w:r>
-        <w:t>mercenaries who don’t even answer to the government</w:t>
+        <w:t>mercenaries</w:t>
       </w:r>
       <w:r>
         <w:t>.”</w:t>
@@ -3437,7 +3440,13 @@
         <w:t>“</w:t>
       </w:r>
       <w:r>
-        <w:t xml:space="preserve">They’re against </w:t>
+        <w:t>They</w:t>
+      </w:r>
+      <w:r>
+        <w:t xml:space="preserve"> hate</w:t>
+      </w:r>
+      <w:r>
+        <w:t xml:space="preserve"> </w:t>
       </w:r>
       <w:r>
         <w:t>Rose House</w:t>
@@ -4001,10 +4010,7 @@
         <w:t>. “</w:t>
       </w:r>
       <w:r>
-        <w:t>Headquarters has had a bone to pick with the Montreal branch union for years, and Marcus is one of its strongest supporters</w:t>
-      </w:r>
-      <w:r>
-        <w:t xml:space="preserve">. </w:t>
+        <w:t xml:space="preserve">Headquarters has had a bone to pick with the Montreal branch union for years, and Marcus is one of its strongest supporters. </w:t>
       </w:r>
       <w:r>
         <w:t xml:space="preserve">They’re not </w:t>

--- a/Peregrine 2020.docx
+++ b/Peregrine 2020.docx
@@ -1130,7 +1130,15 @@
         <w:t xml:space="preserve"> not as good as my English</w:t>
       </w:r>
       <w:r>
-        <w:t>, y’know?</w:t>
+        <w:t xml:space="preserve">, </w:t>
+      </w:r>
+      <w:proofErr w:type="spellStart"/>
+      <w:r>
+        <w:t>y’know</w:t>
+      </w:r>
+      <w:proofErr w:type="spellEnd"/>
+      <w:r>
+        <w:t>?</w:t>
       </w:r>
       <w:r>
         <w:t xml:space="preserve">” </w:t>
@@ -1280,7 +1288,15 @@
         <w:t xml:space="preserve">, </w:t>
       </w:r>
       <w:r>
-        <w:t xml:space="preserve">I wanna say, April </w:t>
+        <w:t xml:space="preserve">I </w:t>
+      </w:r>
+      <w:proofErr w:type="spellStart"/>
+      <w:r>
+        <w:t>wanna</w:t>
+      </w:r>
+      <w:proofErr w:type="spellEnd"/>
+      <w:r>
+        <w:t xml:space="preserve"> say, April </w:t>
       </w:r>
       <w:r>
         <w:t>2</w:t>
@@ -2086,7 +2102,15 @@
     <w:p>
       <w:r>
         <w:lastRenderedPageBreak/>
-        <w:t>“That scent you’re wearing is real nice,” Akiko remarked, inhaling deeply.</w:t>
+        <w:t xml:space="preserve">“That scent you’re wearing is </w:t>
+      </w:r>
+      <w:proofErr w:type="gramStart"/>
+      <w:r>
+        <w:t>real</w:t>
+      </w:r>
+      <w:proofErr w:type="gramEnd"/>
+      <w:r>
+        <w:t xml:space="preserve"> nice,” Akiko remarked, inhaling deeply.</w:t>
       </w:r>
       <w:r>
         <w:t xml:space="preserve"> </w:t>
@@ -2156,7 +2180,15 @@
     </w:p>
     <w:p>
       <w:r>
-        <w:t>“I mean, I noticed, but I didn’t wanna say anything…”</w:t>
+        <w:t xml:space="preserve">“I mean, I noticed, but I didn’t </w:t>
+      </w:r>
+      <w:proofErr w:type="spellStart"/>
+      <w:r>
+        <w:t>wanna</w:t>
+      </w:r>
+      <w:proofErr w:type="spellEnd"/>
+      <w:r>
+        <w:t xml:space="preserve"> say anything…”</w:t>
       </w:r>
       <w:r>
         <w:t xml:space="preserve"> Akiko said.</w:t>
@@ -2504,7 +2536,15 @@
         <w:t>once installed on a whim</w:t>
       </w:r>
       <w:r>
-        <w:t xml:space="preserve">. It was a stupid little thing whose only redeeming quality was a cast </w:t>
+        <w:t xml:space="preserve">. It was a stupid little thing </w:t>
+      </w:r>
+      <w:proofErr w:type="gramStart"/>
+      <w:r>
+        <w:t>whose</w:t>
+      </w:r>
+      <w:proofErr w:type="gramEnd"/>
+      <w:r>
+        <w:t xml:space="preserve"> only redeeming quality was a cast </w:t>
       </w:r>
       <w:r>
         <w:t xml:space="preserve">full </w:t>
@@ -2516,7 +2556,7 @@
         <w:t xml:space="preserve">’ corporate drivel. </w:t>
       </w:r>
       <w:r>
-        <w:t>She had almost entirely tuned out from the world around her when the door to the observation car slid open, and the silence that ensued pulled her back into reality.</w:t>
+        <w:t>She had almost tuned out the world around her when the door to the observation car slid open, and the silence that ensued pulled her back into reality.</w:t>
       </w:r>
     </w:p>
     <w:p>
@@ -2526,7 +2566,16 @@
     </w:p>
     <w:p>
       <w:r>
-        <w:t xml:space="preserve">He was a tall and imposing man, older than Marcus and Shufen both but, unlike them, not wanting for vigor. </w:t>
+        <w:t>He was a tall and imposing man, older than Marcus and Shufen both</w:t>
+      </w:r>
+      <w:r>
+        <w:t>,</w:t>
+      </w:r>
+      <w:r>
+        <w:t xml:space="preserve"> but, unlike them, not wanting for vigor. </w:t>
+      </w:r>
+      <w:r>
+        <w:t xml:space="preserve">The bodyguards that typically accompanied him whenever he appeared on the news were nowhere to be seen. </w:t>
       </w:r>
     </w:p>
     <w:p>
@@ -3535,7 +3584,15 @@
         <w:t>None of that mattered a whit to Akiko, but there was one thing that worried her. “He’s gonna be released soon, though, right?” she asked. “</w:t>
       </w:r>
       <w:r>
-        <w:t xml:space="preserve">I’m sure I don’t gotta tell you that the </w:t>
+        <w:t xml:space="preserve">I’m sure I don’t </w:t>
+      </w:r>
+      <w:proofErr w:type="spellStart"/>
+      <w:r>
+        <w:t>gotta</w:t>
+      </w:r>
+      <w:proofErr w:type="spellEnd"/>
+      <w:r>
+        <w:t xml:space="preserve"> tell you that the </w:t>
       </w:r>
       <w:r>
         <w:t xml:space="preserve">R&amp;D </w:t>
@@ -6863,7 +6920,21 @@
         <w:rPr>
           <w:lang w:eastAsia="ja-JP"/>
         </w:rPr>
-        <w:t>“Mmm, but you’re still going to, aren’t you?”</w:t>
+        <w:t>“</w:t>
+      </w:r>
+      <w:proofErr w:type="spellStart"/>
+      <w:r>
+        <w:rPr>
+          <w:lang w:eastAsia="ja-JP"/>
+        </w:rPr>
+        <w:t>Mmm</w:t>
+      </w:r>
+      <w:proofErr w:type="spellEnd"/>
+      <w:r>
+        <w:rPr>
+          <w:lang w:eastAsia="ja-JP"/>
+        </w:rPr>
+        <w:t>, but you’re still going to, aren’t you?”</w:t>
       </w:r>
     </w:p>
     <w:p>
@@ -9088,7 +9159,21 @@
         <w:rPr>
           <w:lang w:eastAsia="ja-JP"/>
         </w:rPr>
-        <w:t>We’re not gonna, y’know, wait and see if anyone else shows up?</w:t>
+        <w:t xml:space="preserve">We’re not gonna, </w:t>
+      </w:r>
+      <w:proofErr w:type="spellStart"/>
+      <w:r>
+        <w:rPr>
+          <w:lang w:eastAsia="ja-JP"/>
+        </w:rPr>
+        <w:t>y’know</w:t>
+      </w:r>
+      <w:proofErr w:type="spellEnd"/>
+      <w:r>
+        <w:rPr>
+          <w:lang w:eastAsia="ja-JP"/>
+        </w:rPr>
+        <w:t>, wait and see if anyone else shows up?</w:t>
       </w:r>
       <w:r>
         <w:rPr>
@@ -11342,7 +11427,21 @@
         <w:rPr>
           <w:rFonts w:eastAsia="Times New Roman"/>
         </w:rPr>
-        <w:t xml:space="preserve"> And Cassandra, find somewhere for your friend to sleep. I don’t care where.</w:t>
+        <w:t xml:space="preserve"> And Cassandra, find somewhere for your friend to sleep. I don’t care </w:t>
+      </w:r>
+      <w:proofErr w:type="gramStart"/>
+      <w:r>
+        <w:rPr>
+          <w:rFonts w:eastAsia="Times New Roman"/>
+        </w:rPr>
+        <w:t>where</w:t>
+      </w:r>
+      <w:proofErr w:type="gramEnd"/>
+      <w:r>
+        <w:rPr>
+          <w:rFonts w:eastAsia="Times New Roman"/>
+        </w:rPr>
+        <w:t>.</w:t>
       </w:r>
       <w:r>
         <w:rPr>
@@ -12103,8 +12202,16 @@
         <w:rPr>
           <w:rFonts w:eastAsia="Times New Roman"/>
         </w:rPr>
-        <w:t>‘cept</w:t>
-      </w:r>
+        <w:t>‘</w:t>
+      </w:r>
+      <w:proofErr w:type="spellStart"/>
+      <w:r>
+        <w:rPr>
+          <w:rFonts w:eastAsia="Times New Roman"/>
+        </w:rPr>
+        <w:t>cept</w:t>
+      </w:r>
+      <w:proofErr w:type="spellEnd"/>
       <w:r>
         <w:rPr>
           <w:rFonts w:eastAsia="Times New Roman"/>
@@ -14207,7 +14314,21 @@
         <w:rPr>
           <w:rFonts w:eastAsia="Times New Roman"/>
         </w:rPr>
-        <w:t>who’s gotta head out</w:t>
+        <w:t xml:space="preserve">who’s </w:t>
+      </w:r>
+      <w:proofErr w:type="spellStart"/>
+      <w:r>
+        <w:rPr>
+          <w:rFonts w:eastAsia="Times New Roman"/>
+        </w:rPr>
+        <w:t>gotta</w:t>
+      </w:r>
+      <w:proofErr w:type="spellEnd"/>
+      <w:r>
+        <w:rPr>
+          <w:rFonts w:eastAsia="Times New Roman"/>
+        </w:rPr>
+        <w:t xml:space="preserve"> head out</w:t>
       </w:r>
       <w:r>
         <w:rPr>
@@ -15493,12 +15614,14 @@
         </w:rPr>
         <w:t xml:space="preserve"> luxury airliner did </w:t>
       </w:r>
+      <w:proofErr w:type="gramStart"/>
       <w:r>
         <w:rPr>
           <w:rFonts w:eastAsia="Times New Roman"/>
         </w:rPr>
         <w:t>it</w:t>
       </w:r>
+      <w:proofErr w:type="gramEnd"/>
       <w:r>
         <w:rPr>
           <w:rFonts w:eastAsia="Times New Roman"/>

--- a/Peregrine 2020.docx
+++ b/Peregrine 2020.docx
@@ -2075,28 +2075,7 @@
     </w:p>
     <w:p>
       <w:r>
-        <w:t>As the two women stepped back from each other, Akiko got another look at her</w:t>
-      </w:r>
-      <w:r>
-        <w:t xml:space="preserve">. Between the two of them, </w:t>
-      </w:r>
-      <w:r>
-        <w:t>Cassandra</w:t>
-      </w:r>
-      <w:r>
-        <w:t xml:space="preserve"> was taller by about half a head, with long legs and a slender build. </w:t>
-      </w:r>
-      <w:r>
-        <w:t>She</w:t>
-      </w:r>
-      <w:r>
-        <w:t xml:space="preserve"> even picked up a hint of vanilla perfume, which was a welcome change from the odors that had assailed her </w:t>
-      </w:r>
-      <w:r>
-        <w:t>up until that point</w:t>
-      </w:r>
-      <w:r>
-        <w:t>.</w:t>
+        <w:t>As the two women stepped back from each other, Akiko got another look at her. Between the two of them, Cassandra was taller by about half a head, with long legs and a slender build. She even picked up a hint of vanilla perfume, which was a welcome change from the odors that had assailed her up until that point.</w:t>
       </w:r>
     </w:p>
     <w:p>
@@ -2197,19 +2176,7 @@
         <w:t xml:space="preserve"> </w:t>
       </w:r>
       <w:r>
-        <w:t xml:space="preserve">To the side, </w:t>
-      </w:r>
-      <w:r>
-        <w:t>she</w:t>
-      </w:r>
-      <w:r>
-        <w:t xml:space="preserve"> couldn’t quite tell if Shufen – who was already </w:t>
-      </w:r>
-      <w:r>
-        <w:t>back in the middle of</w:t>
-      </w:r>
-      <w:r>
-        <w:t xml:space="preserve"> her own conversation with Marcus – had heard </w:t>
+        <w:t xml:space="preserve">To the side, she couldn’t quite tell if Shufen – who was already back in the middle of her own conversation with Marcus – had heard </w:t>
       </w:r>
       <w:r>
         <w:t>her daughter’s</w:t>
@@ -2556,12 +2523,24 @@
         <w:t xml:space="preserve">’ corporate drivel. </w:t>
       </w:r>
       <w:r>
-        <w:t>She had almost tuned out the world around her when the door to the observation car slid open, and the silence that ensued pulled her back into reality.</w:t>
-      </w:r>
-    </w:p>
-    <w:p>
-      <w:r>
-        <w:t>That was the first time she lay eyes upon Jacob Lancaster, chairman of the board at Aleph Null Biomedical.</w:t>
+        <w:t xml:space="preserve">She had almost tuned out the world around her when the door to the observation car slid open, and the </w:t>
+      </w:r>
+      <w:r>
+        <w:t>ensuing silence</w:t>
+      </w:r>
+      <w:r>
+        <w:t xml:space="preserve"> pulled her back into reality.</w:t>
+      </w:r>
+    </w:p>
+    <w:p>
+      <w:r>
+        <w:t>That was the first time she la</w:t>
+      </w:r>
+      <w:r>
+        <w:t>id</w:t>
+      </w:r>
+      <w:r>
+        <w:t xml:space="preserve"> eyes upon Jacob Lancaster, chairman of the board at Aleph Null Biomedical.</w:t>
       </w:r>
     </w:p>
     <w:p>
@@ -2574,10 +2553,8 @@
       <w:r>
         <w:t xml:space="preserve"> but, unlike them, not wanting for vigor. </w:t>
       </w:r>
-      <w:r>
-        <w:t xml:space="preserve">The bodyguards that typically accompanied him whenever he appeared on the news were nowhere to be seen. </w:t>
-      </w:r>
-    </w:p>
+    </w:p>
+    <w:p/>
     <w:p>
       <w:r>
         <w:t>“</w:t>

--- a/Peregrine 2020.docx
+++ b/Peregrine 2020.docx
@@ -2517,11 +2517,23 @@
         <w:t xml:space="preserve">full </w:t>
       </w:r>
       <w:r>
-        <w:t>of pretty girls, but even that was a better way of passing time than listening to her colleagues</w:t>
-      </w:r>
-      <w:r>
-        <w:t xml:space="preserve">’ corporate drivel. </w:t>
-      </w:r>
+        <w:t xml:space="preserve">of pretty girls, but even that was a better way of passing time than listening to her </w:t>
+      </w:r>
+      <w:r>
+        <w:t>seniors’</w:t>
+      </w:r>
+      <w:r>
+        <w:t xml:space="preserve"> corporate drivel. </w:t>
+      </w:r>
+    </w:p>
+    <w:p>
+      <w:r>
+        <w:t>Cassandra had, at least, proven an adequate conversation partner. They’d continued to talk</w:t>
+      </w:r>
+    </w:p>
+    <w:p/>
+    <w:p/>
+    <w:p>
       <w:r>
         <w:t xml:space="preserve">She had almost tuned out the world around her when the door to the observation car slid open, and the </w:t>
       </w:r>
@@ -2612,6 +2624,7 @@
     </w:p>
     <w:p>
       <w:r>
+        <w:lastRenderedPageBreak/>
         <w:t xml:space="preserve">Lancaster’s mirth immediately gave way to malice. </w:t>
       </w:r>
       <w:r>
@@ -2651,6 +2664,371 @@
       </w:r>
       <w:r>
         <w:t>”</w:t>
+      </w:r>
+    </w:p>
+    <w:p>
+      <w:r>
+        <w:t>“</w:t>
+      </w:r>
+      <w:r>
+        <w:t xml:space="preserve">Campus security? </w:t>
+      </w:r>
+      <w:r>
+        <w:t xml:space="preserve">The </w:t>
+      </w:r>
+      <w:r>
+        <w:t>greenhorns</w:t>
+      </w:r>
+      <w:r>
+        <w:t xml:space="preserve"> led by a mewling child still at her mother’s teat</w:t>
+      </w:r>
+      <w:r>
+        <w:t>?</w:t>
+      </w:r>
+      <w:r>
+        <w:t xml:space="preserve"> </w:t>
+      </w:r>
+      <w:r>
+        <w:t xml:space="preserve">I’m sure </w:t>
+      </w:r>
+      <w:r>
+        <w:t>they would have saved the day.”</w:t>
+      </w:r>
+    </w:p>
+    <w:p>
+      <w:r>
+        <w:t xml:space="preserve">“At least </w:t>
+      </w:r>
+      <w:r>
+        <w:t>they’re</w:t>
+      </w:r>
+      <w:r>
+        <w:t xml:space="preserve"> </w:t>
+      </w:r>
+      <w:r>
+        <w:t>actually</w:t>
+      </w:r>
+      <w:r>
+        <w:t xml:space="preserve"> </w:t>
+      </w:r>
+      <w:r>
+        <w:rPr>
+          <w:i/>
+          <w:iCs/>
+        </w:rPr>
+        <w:t>from</w:t>
+      </w:r>
+      <w:r>
+        <w:t xml:space="preserve"> </w:t>
+      </w:r>
+      <w:r>
+        <w:t>Montreal</w:t>
+      </w:r>
+      <w:r>
+        <w:t xml:space="preserve">, </w:t>
+      </w:r>
+      <w:r>
+        <w:t>not foreign occupiers like the</w:t>
+      </w:r>
+      <w:r>
+        <w:t xml:space="preserve"> Skywatch</w:t>
+      </w:r>
+      <w:r>
+        <w:t>.”</w:t>
+      </w:r>
+    </w:p>
+    <w:p>
+      <w:r>
+        <w:t>“</w:t>
+      </w:r>
+      <w:r>
+        <w:t>Those two aren’t</w:t>
+      </w:r>
+      <w:r>
+        <w:t xml:space="preserve">,” Lancaster said, gesturing towards </w:t>
+      </w:r>
+      <w:r>
+        <w:t>the Hao family</w:t>
+      </w:r>
+      <w:r>
+        <w:t>.</w:t>
+      </w:r>
+    </w:p>
+    <w:p>
+      <w:r>
+        <w:t xml:space="preserve">“I was born </w:t>
+      </w:r>
+      <w:r>
+        <w:t xml:space="preserve">and raised </w:t>
+      </w:r>
+      <w:r>
+        <w:t>there</w:t>
+      </w:r>
+      <w:r>
+        <w:t xml:space="preserve">, actually,” </w:t>
+      </w:r>
+      <w:r>
+        <w:t>Cassandra</w:t>
+      </w:r>
+      <w:r>
+        <w:t xml:space="preserve"> said in perfect</w:t>
+      </w:r>
+      <w:r>
+        <w:t>ly indignant</w:t>
+      </w:r>
+      <w:r>
+        <w:t xml:space="preserve"> French.</w:t>
+      </w:r>
+    </w:p>
+    <w:p>
+      <w:r>
+        <w:t>Lancaster</w:t>
+      </w:r>
+      <w:r>
+        <w:t xml:space="preserve"> </w:t>
+      </w:r>
+      <w:r>
+        <w:t>ignored her and stepped back</w:t>
+      </w:r>
+      <w:r>
+        <w:t xml:space="preserve">, </w:t>
+      </w:r>
+      <w:r>
+        <w:t>letting</w:t>
+      </w:r>
+      <w:r>
+        <w:t xml:space="preserve"> the tension in the room </w:t>
+      </w:r>
+      <w:r>
+        <w:t>fall</w:t>
+      </w:r>
+      <w:r>
+        <w:t xml:space="preserve"> to a low simmer.</w:t>
+      </w:r>
+      <w:r>
+        <w:t xml:space="preserve"> </w:t>
+      </w:r>
+      <w:r>
+        <w:t>A</w:t>
+      </w:r>
+      <w:r>
+        <w:t xml:space="preserve">fter a pregnant pause, the </w:t>
+      </w:r>
+      <w:r>
+        <w:t>chairman</w:t>
+      </w:r>
+      <w:r>
+        <w:t xml:space="preserve"> turned to Akiko</w:t>
+      </w:r>
+      <w:r>
+        <w:t>,</w:t>
+      </w:r>
+      <w:r>
+        <w:t xml:space="preserve"> of all people</w:t>
+      </w:r>
+      <w:r>
+        <w:t>, and spoke.</w:t>
+      </w:r>
+    </w:p>
+    <w:p>
+      <w:r>
+        <w:t xml:space="preserve">“You, </w:t>
+      </w:r>
+      <w:r>
+        <w:t>stewardess</w:t>
+      </w:r>
+      <w:r>
+        <w:t xml:space="preserve">,” he said, pointing at her. “Remind Mr. </w:t>
+      </w:r>
+      <w:r>
+        <w:t>Fairchild</w:t>
+      </w:r>
+      <w:r>
+        <w:t xml:space="preserve"> here why the protests began in the first place.</w:t>
+      </w:r>
+      <w:r>
+        <w:t>”</w:t>
+      </w:r>
+      <w:r>
+        <w:t xml:space="preserve"> </w:t>
+      </w:r>
+    </w:p>
+    <w:p>
+      <w:r>
+        <w:t>Her old master</w:t>
+      </w:r>
+      <w:r>
+        <w:t xml:space="preserve"> scoffed. “She hardly needs to be involved in this </w:t>
+      </w:r>
+      <w:r>
+        <w:t>–”</w:t>
+      </w:r>
+    </w:p>
+    <w:p>
+      <w:r>
+        <w:t xml:space="preserve">“Remind. </w:t>
+      </w:r>
+      <w:r>
+        <w:t>Marcus</w:t>
+      </w:r>
+      <w:r>
+        <w:t>. Why the protests started.”</w:t>
+      </w:r>
+    </w:p>
+    <w:p>
+      <w:r>
+        <w:t xml:space="preserve">Caught off guard, Akiko thought back to </w:t>
+      </w:r>
+      <w:r>
+        <w:t xml:space="preserve">her conversation with Cassandra at the </w:t>
+      </w:r>
+      <w:r>
+        <w:t>station</w:t>
+      </w:r>
+      <w:r>
+        <w:t>. “U</w:t>
+      </w:r>
+      <w:r>
+        <w:t>h</w:t>
+      </w:r>
+      <w:r>
+        <w:t xml:space="preserve">, they’re </w:t>
+      </w:r>
+      <w:r>
+        <w:t>striking because</w:t>
+      </w:r>
+      <w:r>
+        <w:t xml:space="preserve"> –”</w:t>
+      </w:r>
+      <w:r>
+        <w:t xml:space="preserve"> </w:t>
+      </w:r>
+    </w:p>
+    <w:p>
+      <w:r>
+        <w:t>“For God’s sake</w:t>
+      </w:r>
+      <w:r>
+        <w:t xml:space="preserve">, </w:t>
+      </w:r>
+      <w:r>
+        <w:t>girl, speak up.”</w:t>
+      </w:r>
+    </w:p>
+    <w:p>
+      <w:r>
+        <w:t>Akiko looked at Marcus</w:t>
+      </w:r>
+      <w:r>
+        <w:t xml:space="preserve"> for reassurance, and then back to Lancaster</w:t>
+      </w:r>
+      <w:r>
+        <w:t xml:space="preserve">. “They’re striking because </w:t>
+      </w:r>
+      <w:r>
+        <w:t xml:space="preserve">of </w:t>
+      </w:r>
+      <w:r>
+        <w:t>the recent arrests</w:t>
+      </w:r>
+      <w:r>
+        <w:t xml:space="preserve">,” she </w:t>
+      </w:r>
+      <w:r>
+        <w:t>continued</w:t>
+      </w:r>
+      <w:r>
+        <w:t xml:space="preserve"> in a clear voice</w:t>
+      </w:r>
+      <w:r>
+        <w:t xml:space="preserve">. “They don’t </w:t>
+      </w:r>
+      <w:r>
+        <w:t xml:space="preserve">much </w:t>
+      </w:r>
+      <w:r>
+        <w:t xml:space="preserve">like </w:t>
+      </w:r>
+      <w:r>
+        <w:t xml:space="preserve">having their friends taken away by </w:t>
+      </w:r>
+      <w:r>
+        <w:t>mercenaries</w:t>
+      </w:r>
+      <w:r>
+        <w:t>.”</w:t>
+      </w:r>
+    </w:p>
+    <w:p>
+      <w:r>
+        <w:t xml:space="preserve">“And we have a winner!” Lancaster </w:t>
+      </w:r>
+      <w:r>
+        <w:t>said</w:t>
+      </w:r>
+      <w:r>
+        <w:t xml:space="preserve"> in a mocking tone. </w:t>
+      </w:r>
+      <w:r>
+        <w:t>“</w:t>
+      </w:r>
+      <w:r>
+        <w:t>They</w:t>
+      </w:r>
+      <w:r>
+        <w:t xml:space="preserve"> hate</w:t>
+      </w:r>
+      <w:r>
+        <w:t xml:space="preserve"> </w:t>
+      </w:r>
+      <w:r>
+        <w:t>Rose House</w:t>
+      </w:r>
+      <w:r>
+        <w:t xml:space="preserve">. With that in mind, I’m sure you see why your retreat from the </w:t>
+      </w:r>
+      <w:r>
+        <w:t>station</w:t>
+      </w:r>
+      <w:r>
+        <w:t xml:space="preserve">, a facility owned and operated </w:t>
+      </w:r>
+      <w:r>
+        <w:rPr>
+          <w:i/>
+          <w:iCs/>
+        </w:rPr>
+        <w:t>by</w:t>
+      </w:r>
+      <w:r>
+        <w:t xml:space="preserve"> </w:t>
+      </w:r>
+      <w:r>
+        <w:t>Rose House</w:t>
+      </w:r>
+      <w:r>
+        <w:t>,</w:t>
+      </w:r>
+      <w:r>
+        <w:t xml:space="preserve"> made it necessary for my </w:t>
+      </w:r>
+      <w:r>
+        <w:t>allies</w:t>
+      </w:r>
+      <w:r>
+        <w:t xml:space="preserve"> to defend themselves.</w:t>
+      </w:r>
+      <w:r>
+        <w:t xml:space="preserve"> I know you’re not stupid</w:t>
+      </w:r>
+      <w:r>
+        <w:t xml:space="preserve"> enough for </w:t>
+      </w:r>
+      <w:r>
+        <w:t>that</w:t>
+      </w:r>
+      <w:r>
+        <w:t xml:space="preserve"> to escape your notice, Marcus, which makes me worry that this was an intentional act of sabotage. Tell me I’m wrong.”</w:t>
       </w:r>
     </w:p>
     <w:p>
@@ -2659,42 +3037,155 @@
         <w:t>“</w:t>
       </w:r>
       <w:r>
-        <w:t xml:space="preserve">Campus security? </w:t>
-      </w:r>
-      <w:r>
-        <w:t xml:space="preserve">The </w:t>
-      </w:r>
-      <w:r>
-        <w:t>greenhorns</w:t>
-      </w:r>
-      <w:r>
-        <w:t xml:space="preserve"> led by a mewling child still at her mother’s teat</w:t>
-      </w:r>
-      <w:r>
-        <w:t>?</w:t>
+        <w:t xml:space="preserve">You’re one to talk about sabotage, </w:t>
+      </w:r>
+      <w:r>
+        <w:t>given your transparent attempt to delay us so that you could prepare this ridiculous excuse for an ambush</w:t>
+      </w:r>
+      <w:r>
+        <w:t>.</w:t>
       </w:r>
       <w:r>
         <w:t xml:space="preserve"> </w:t>
       </w:r>
       <w:r>
-        <w:t xml:space="preserve">I’m sure </w:t>
-      </w:r>
-      <w:r>
-        <w:t>they would have saved the day.”</w:t>
-      </w:r>
-    </w:p>
-    <w:p>
-      <w:r>
-        <w:t xml:space="preserve">“At least </w:t>
-      </w:r>
-      <w:r>
-        <w:t>they’re</w:t>
+        <w:t xml:space="preserve">This isn’t </w:t>
+      </w:r>
+      <w:r>
+        <w:t xml:space="preserve">really </w:t>
+      </w:r>
+      <w:r>
+        <w:t xml:space="preserve">about the </w:t>
+      </w:r>
+      <w:r>
+        <w:t>protest</w:t>
       </w:r>
       <w:r>
         <w:t xml:space="preserve"> </w:t>
       </w:r>
       <w:r>
-        <w:t>actually</w:t>
+        <w:t>or anything</w:t>
+      </w:r>
+      <w:r>
+        <w:t xml:space="preserve"> else</w:t>
+      </w:r>
+      <w:r>
+        <w:t xml:space="preserve"> so </w:t>
+      </w:r>
+      <w:r>
+        <w:t>mundane</w:t>
+      </w:r>
+      <w:r>
+        <w:t xml:space="preserve">, </w:t>
+      </w:r>
+      <w:r>
+        <w:t>is it?</w:t>
+      </w:r>
+      <w:r>
+        <w:t xml:space="preserve"> </w:t>
+      </w:r>
+      <w:r>
+        <w:t>If it were, you wouldn’t have made your move</w:t>
+      </w:r>
+      <w:r>
+        <w:t xml:space="preserve"> way out here</w:t>
+      </w:r>
+      <w:r>
+        <w:t xml:space="preserve">, where </w:t>
+      </w:r>
+      <w:r>
+        <w:t>no prying eyes can see</w:t>
+      </w:r>
+      <w:r>
+        <w:t>.</w:t>
+      </w:r>
+      <w:r>
+        <w:t xml:space="preserve"> I can guess as to why, </w:t>
+      </w:r>
+      <w:r>
+        <w:t xml:space="preserve">but </w:t>
+      </w:r>
+      <w:r>
+        <w:t>it’s my turn to say I’d like to hear it from your mouth.</w:t>
+      </w:r>
+      <w:r>
+        <w:t>”</w:t>
+      </w:r>
+    </w:p>
+    <w:p>
+      <w:r>
+        <w:t xml:space="preserve"> “</w:t>
+      </w:r>
+      <w:r>
+        <w:t>I can’t fault your intuition</w:t>
+      </w:r>
+      <w:r>
+        <w:t xml:space="preserve">,” </w:t>
+      </w:r>
+      <w:r>
+        <w:t xml:space="preserve">the </w:t>
+      </w:r>
+      <w:r>
+        <w:t>chairman</w:t>
+      </w:r>
+      <w:r>
+        <w:t xml:space="preserve"> replied</w:t>
+      </w:r>
+      <w:r>
+        <w:t>. “</w:t>
+      </w:r>
+      <w:r>
+        <w:t xml:space="preserve">See, my friends in </w:t>
+      </w:r>
+      <w:r>
+        <w:t>accounting</w:t>
+      </w:r>
+      <w:r>
+        <w:t xml:space="preserve"> </w:t>
+      </w:r>
+      <w:r>
+        <w:t xml:space="preserve">have been keeping an eye </w:t>
+      </w:r>
+      <w:r>
+        <w:t>on your books, and they found</w:t>
+      </w:r>
+      <w:r>
+        <w:t xml:space="preserve"> </w:t>
+      </w:r>
+      <w:r>
+        <w:t>impressively large</w:t>
+      </w:r>
+      <w:r>
+        <w:t xml:space="preserve"> holes in your expenditure reports. </w:t>
+      </w:r>
+      <w:r>
+        <w:t xml:space="preserve">Millions of </w:t>
+      </w:r>
+      <w:r>
+        <w:t>dollars</w:t>
+      </w:r>
+      <w:r>
+        <w:t xml:space="preserve"> gone, just like that.”</w:t>
+      </w:r>
+    </w:p>
+    <w:p>
+      <w:r>
+        <w:t>“</w:t>
+      </w:r>
+      <w:r>
+        <w:t xml:space="preserve">You’ve </w:t>
+      </w:r>
+      <w:r>
+        <w:t>held up an entire train</w:t>
+      </w:r>
+      <w:r>
+        <w:t xml:space="preserve"> because</w:t>
+      </w:r>
+      <w:r>
+        <w:t xml:space="preserve"> </w:t>
+      </w:r>
+      <w:r>
+        <w:t>of</w:t>
       </w:r>
       <w:r>
         <w:t xml:space="preserve"> </w:t>
@@ -2704,632 +3195,153 @@
           <w:i/>
           <w:iCs/>
         </w:rPr>
-        <w:t>from</w:t>
+        <w:t>tax fraud</w:t>
+      </w:r>
+      <w:r>
+        <w:t>?”</w:t>
+      </w:r>
+    </w:p>
+    <w:p>
+      <w:r>
+        <w:t>“</w:t>
+      </w:r>
+      <w:r>
+        <w:t xml:space="preserve">Because </w:t>
+      </w:r>
+      <w:r>
+        <w:t>we dug into what you were actually buying</w:t>
+      </w:r>
+      <w:r>
+        <w:t xml:space="preserve">. </w:t>
+      </w:r>
+      <w:r>
+        <w:t xml:space="preserve">Enormous quantities of </w:t>
+      </w:r>
+      <w:r>
+        <w:t>d</w:t>
+      </w:r>
+      <w:r>
+        <w:t xml:space="preserve">euterated </w:t>
+      </w:r>
+      <w:r>
+        <w:t>Psyactizine, carbon nanotubes</w:t>
+      </w:r>
+      <w:r>
+        <w:t xml:space="preserve">, a </w:t>
+      </w:r>
+      <w:r>
+        <w:t>‘hospital’ in the outskirts where no patient could ever reach it</w:t>
+      </w:r>
+      <w:r>
+        <w:t xml:space="preserve">? </w:t>
+      </w:r>
+      <w:r>
+        <w:t>You restarted</w:t>
+      </w:r>
+      <w:r>
+        <w:t xml:space="preserve"> the </w:t>
+      </w:r>
+      <w:r>
+        <w:t>mnemonics project</w:t>
+      </w:r>
+      <w:r>
+        <w:t xml:space="preserve"> without authorization </w:t>
+      </w:r>
+      <w:r>
+        <w:t xml:space="preserve">from the board </w:t>
+      </w:r>
+      <w:r>
+        <w:t xml:space="preserve">in order </w:t>
+      </w:r>
+      <w:r>
+        <w:t xml:space="preserve">to </w:t>
+      </w:r>
+      <w:r>
+        <w:t>cut me out of the loop</w:t>
+      </w:r>
+      <w:r>
+        <w:t>, hoping that you could wow the crowd at the conference and all would be forgiven</w:t>
+      </w:r>
+      <w:r>
+        <w:t>.</w:t>
+      </w:r>
+      <w:r>
+        <w:t>”</w:t>
+      </w:r>
+    </w:p>
+    <w:p>
+      <w:r>
+        <w:t xml:space="preserve">“It was your </w:t>
+      </w:r>
+      <w:r>
+        <w:t>meddling that caused</w:t>
       </w:r>
       <w:r>
         <w:t xml:space="preserve"> </w:t>
       </w:r>
       <w:r>
-        <w:t>Montreal</w:t>
-      </w:r>
-      <w:r>
-        <w:t xml:space="preserve">, </w:t>
-      </w:r>
-      <w:r>
-        <w:t>not foreign occupiers like the</w:t>
-      </w:r>
-      <w:r>
-        <w:t xml:space="preserve"> Skywatch</w:t>
-      </w:r>
-      <w:r>
-        <w:t>.”</w:t>
-      </w:r>
-    </w:p>
-    <w:p>
-      <w:r>
-        <w:t>“</w:t>
-      </w:r>
-      <w:r>
-        <w:t>Those two aren’t</w:t>
-      </w:r>
-      <w:r>
-        <w:t xml:space="preserve">,” Lancaster said, gesturing towards </w:t>
-      </w:r>
-      <w:r>
-        <w:t>the Hao family</w:t>
-      </w:r>
-      <w:r>
-        <w:t>.</w:t>
-      </w:r>
-    </w:p>
-    <w:p>
-      <w:r>
-        <w:t xml:space="preserve">“I was born </w:t>
-      </w:r>
-      <w:r>
-        <w:t xml:space="preserve">and raised </w:t>
-      </w:r>
-      <w:r>
-        <w:t>there</w:t>
-      </w:r>
-      <w:r>
-        <w:t xml:space="preserve">, actually,” </w:t>
-      </w:r>
-      <w:r>
-        <w:t>Cassandra</w:t>
-      </w:r>
-      <w:r>
-        <w:t xml:space="preserve"> said in perfect</w:t>
-      </w:r>
-      <w:r>
-        <w:t>ly indignant</w:t>
-      </w:r>
-      <w:r>
-        <w:t xml:space="preserve"> French.</w:t>
-      </w:r>
-    </w:p>
-    <w:p>
-      <w:r>
-        <w:t>Lancaster</w:t>
+        <w:t xml:space="preserve">us </w:t>
+      </w:r>
+      <w:r>
+        <w:t>to fail the first time!” Marcus shouted.</w:t>
       </w:r>
       <w:r>
         <w:t xml:space="preserve"> </w:t>
       </w:r>
-      <w:r>
-        <w:t>ignored her and stepped back</w:t>
-      </w:r>
-      <w:r>
-        <w:t xml:space="preserve">, </w:t>
-      </w:r>
-      <w:r>
-        <w:t>letting</w:t>
-      </w:r>
-      <w:r>
-        <w:t xml:space="preserve"> the tension in the room </w:t>
-      </w:r>
-      <w:r>
-        <w:t>fall</w:t>
-      </w:r>
-      <w:r>
-        <w:t xml:space="preserve"> to a low simmer.</w:t>
+    </w:p>
+    <w:p>
+      <w:r>
+        <w:t xml:space="preserve">A small part of Akiko </w:t>
+      </w:r>
+      <w:r>
+        <w:t xml:space="preserve">wondered </w:t>
+      </w:r>
+      <w:r>
+        <w:t xml:space="preserve">what this </w:t>
+      </w:r>
+      <w:r>
+        <w:t>project</w:t>
+      </w:r>
+      <w:r>
+        <w:t xml:space="preserve"> was that</w:t>
+      </w:r>
+      <w:r>
+        <w:t xml:space="preserve"> so incensed th</w:t>
+      </w:r>
+      <w:r>
+        <w:t>em</w:t>
+      </w:r>
+      <w:r>
+        <w:t>,</w:t>
+      </w:r>
+      <w:r>
+        <w:t xml:space="preserve"> but a much greater part wanted to be as far away from this nonsense as possible.</w:t>
       </w:r>
       <w:r>
         <w:t xml:space="preserve"> </w:t>
-      </w:r>
-      <w:r>
-        <w:t>A</w:t>
-      </w:r>
-      <w:r>
-        <w:t xml:space="preserve">fter a pregnant pause, the </w:t>
-      </w:r>
-      <w:r>
-        <w:t>chairman</w:t>
-      </w:r>
-      <w:r>
-        <w:t xml:space="preserve"> turned to Akiko</w:t>
-      </w:r>
-      <w:r>
-        <w:t>,</w:t>
-      </w:r>
-      <w:r>
-        <w:t xml:space="preserve"> of all people</w:t>
-      </w:r>
-      <w:r>
-        <w:t>, and spoke.</w:t>
-      </w:r>
-    </w:p>
-    <w:p>
-      <w:r>
-        <w:t xml:space="preserve">“You, </w:t>
-      </w:r>
-      <w:r>
-        <w:t>stewardess</w:t>
-      </w:r>
-      <w:r>
-        <w:t xml:space="preserve">,” he said, pointing at her. “Remind Mr. </w:t>
-      </w:r>
-      <w:r>
-        <w:t>Fairchild</w:t>
-      </w:r>
-      <w:r>
-        <w:t xml:space="preserve"> here why the protests began in the first place.</w:t>
-      </w:r>
-      <w:r>
-        <w:t>”</w:t>
-      </w:r>
-      <w:r>
-        <w:t xml:space="preserve"> </w:t>
-      </w:r>
-    </w:p>
-    <w:p>
-      <w:r>
-        <w:t>Her old master</w:t>
-      </w:r>
-      <w:r>
-        <w:t xml:space="preserve"> scoffed. “She hardly needs to be involved in this </w:t>
-      </w:r>
-      <w:r>
-        <w:t>–”</w:t>
-      </w:r>
-    </w:p>
-    <w:p>
-      <w:r>
-        <w:t xml:space="preserve">“Remind. </w:t>
-      </w:r>
-      <w:r>
-        <w:t>Marcus</w:t>
-      </w:r>
-      <w:r>
-        <w:t>. Why the protests started.”</w:t>
-      </w:r>
-    </w:p>
-    <w:p>
-      <w:r>
-        <w:t xml:space="preserve">Caught off guard, Akiko thought back to </w:t>
-      </w:r>
-      <w:r>
-        <w:t xml:space="preserve">her conversation with Cassandra at the </w:t>
-      </w:r>
-      <w:r>
-        <w:t>station</w:t>
-      </w:r>
-      <w:r>
-        <w:t>. “U</w:t>
-      </w:r>
-      <w:r>
-        <w:t>h</w:t>
-      </w:r>
-      <w:r>
-        <w:t xml:space="preserve">, they’re </w:t>
-      </w:r>
-      <w:r>
-        <w:t>striking because</w:t>
-      </w:r>
-      <w:r>
-        <w:t xml:space="preserve"> –”</w:t>
-      </w:r>
-      <w:r>
-        <w:t xml:space="preserve"> </w:t>
-      </w:r>
-    </w:p>
-    <w:p>
-      <w:r>
-        <w:t>“For God’s sake</w:t>
-      </w:r>
-      <w:r>
-        <w:t xml:space="preserve">, </w:t>
-      </w:r>
-      <w:r>
-        <w:t>girl, speak up.”</w:t>
-      </w:r>
-    </w:p>
-    <w:p>
-      <w:r>
-        <w:t>Akiko looked at Marcus</w:t>
-      </w:r>
-      <w:r>
-        <w:t xml:space="preserve"> for reassurance, and then back to Lancaster</w:t>
-      </w:r>
-      <w:r>
-        <w:t xml:space="preserve">. “They’re striking because </w:t>
-      </w:r>
-      <w:r>
-        <w:t xml:space="preserve">of </w:t>
-      </w:r>
-      <w:r>
-        <w:t>the recent arrests</w:t>
-      </w:r>
-      <w:r>
-        <w:t xml:space="preserve">,” she </w:t>
-      </w:r>
-      <w:r>
-        <w:t>continued</w:t>
-      </w:r>
-      <w:r>
-        <w:t xml:space="preserve"> in a clear voice</w:t>
-      </w:r>
-      <w:r>
-        <w:t xml:space="preserve">. “They don’t </w:t>
-      </w:r>
-      <w:r>
-        <w:t xml:space="preserve">much </w:t>
-      </w:r>
-      <w:r>
-        <w:t xml:space="preserve">like </w:t>
-      </w:r>
-      <w:r>
-        <w:t xml:space="preserve">having their friends taken away by </w:t>
-      </w:r>
-      <w:r>
-        <w:t>mercenaries</w:t>
-      </w:r>
-      <w:r>
-        <w:t>.”</w:t>
-      </w:r>
-    </w:p>
-    <w:p>
-      <w:r>
-        <w:t xml:space="preserve">“And we have a winner!” Lancaster </w:t>
-      </w:r>
-      <w:r>
-        <w:t>said</w:t>
-      </w:r>
-      <w:r>
-        <w:t xml:space="preserve"> in a mocking tone. </w:t>
-      </w:r>
-      <w:r>
-        <w:t>“</w:t>
-      </w:r>
-      <w:r>
-        <w:t>They</w:t>
-      </w:r>
-      <w:r>
-        <w:t xml:space="preserve"> hate</w:t>
-      </w:r>
-      <w:r>
-        <w:t xml:space="preserve"> </w:t>
-      </w:r>
-      <w:r>
-        <w:t>Rose House</w:t>
-      </w:r>
-      <w:r>
-        <w:t xml:space="preserve">. With that in mind, I’m sure you see why your retreat from the </w:t>
-      </w:r>
-      <w:r>
-        <w:t>station</w:t>
-      </w:r>
-      <w:r>
-        <w:t xml:space="preserve">, a facility owned and operated </w:t>
       </w:r>
       <w:r>
         <w:rPr>
           <w:i/>
           <w:iCs/>
         </w:rPr>
-        <w:t>by</w:t>
-      </w:r>
-      <w:r>
-        <w:t xml:space="preserve"> </w:t>
-      </w:r>
-      <w:r>
-        <w:t>Rose House</w:t>
-      </w:r>
-      <w:r>
-        <w:t>,</w:t>
-      </w:r>
-      <w:r>
-        <w:t xml:space="preserve"> made it necessary for my </w:t>
-      </w:r>
-      <w:r>
-        <w:t>allies</w:t>
-      </w:r>
-      <w:r>
-        <w:t xml:space="preserve"> to defend themselves.</w:t>
-      </w:r>
-      <w:r>
-        <w:t xml:space="preserve"> I know you’re not stupid</w:t>
-      </w:r>
-      <w:r>
-        <w:t xml:space="preserve"> enough for </w:t>
-      </w:r>
-      <w:r>
-        <w:t>that</w:t>
-      </w:r>
-      <w:r>
-        <w:t xml:space="preserve"> to escape your notice, Marcus, which makes me worry that this was an intentional act of sabotage. Tell me I’m wrong.”</w:t>
-      </w:r>
-    </w:p>
-    <w:p>
-      <w:r>
-        <w:t>“</w:t>
-      </w:r>
-      <w:r>
-        <w:t xml:space="preserve">You’re one to talk about sabotage, </w:t>
-      </w:r>
-      <w:r>
-        <w:t>given your transparent attempt to delay us so that you could prepare this ridiculous excuse for an ambush</w:t>
-      </w:r>
-      <w:r>
-        <w:t>.</w:t>
-      </w:r>
-      <w:r>
-        <w:t xml:space="preserve"> </w:t>
-      </w:r>
-      <w:r>
-        <w:t xml:space="preserve">This isn’t </w:t>
-      </w:r>
-      <w:r>
-        <w:t xml:space="preserve">really </w:t>
-      </w:r>
-      <w:r>
-        <w:t xml:space="preserve">about the </w:t>
-      </w:r>
-      <w:r>
-        <w:t>protest</w:t>
-      </w:r>
-      <w:r>
-        <w:t xml:space="preserve"> </w:t>
-      </w:r>
-      <w:r>
-        <w:t>or anything</w:t>
-      </w:r>
-      <w:r>
-        <w:t xml:space="preserve"> else</w:t>
-      </w:r>
-      <w:r>
-        <w:t xml:space="preserve"> so </w:t>
-      </w:r>
-      <w:r>
-        <w:t>mundane</w:t>
-      </w:r>
-      <w:r>
-        <w:t xml:space="preserve">, </w:t>
-      </w:r>
-      <w:r>
-        <w:t>is it?</w:t>
-      </w:r>
-      <w:r>
-        <w:t xml:space="preserve"> </w:t>
-      </w:r>
-      <w:r>
-        <w:t>If it were, you wouldn’t have made your move</w:t>
-      </w:r>
-      <w:r>
-        <w:t xml:space="preserve"> way out here</w:t>
-      </w:r>
-      <w:r>
-        <w:t xml:space="preserve">, where </w:t>
-      </w:r>
-      <w:r>
-        <w:t>no prying eyes can see</w:t>
-      </w:r>
-      <w:r>
-        <w:t>.</w:t>
-      </w:r>
-      <w:r>
-        <w:t xml:space="preserve"> I can guess as to why, </w:t>
-      </w:r>
-      <w:r>
-        <w:t xml:space="preserve">but </w:t>
-      </w:r>
-      <w:r>
-        <w:t>it’s my turn to say I’d like to hear it from your mouth.</w:t>
-      </w:r>
-      <w:r>
-        <w:t>”</w:t>
-      </w:r>
-    </w:p>
-    <w:p>
-      <w:r>
-        <w:lastRenderedPageBreak/>
-        <w:t xml:space="preserve"> “</w:t>
-      </w:r>
-      <w:r>
-        <w:t>I can’t fault your intuition</w:t>
-      </w:r>
-      <w:r>
-        <w:t xml:space="preserve">,” </w:t>
-      </w:r>
-      <w:r>
-        <w:t xml:space="preserve">the </w:t>
-      </w:r>
-      <w:r>
-        <w:t>chairman</w:t>
-      </w:r>
-      <w:r>
-        <w:t xml:space="preserve"> replied</w:t>
-      </w:r>
-      <w:r>
-        <w:t>. “</w:t>
-      </w:r>
-      <w:r>
-        <w:t xml:space="preserve">See, my friends in </w:t>
-      </w:r>
-      <w:r>
-        <w:t>accounting</w:t>
-      </w:r>
-      <w:r>
-        <w:t xml:space="preserve"> </w:t>
-      </w:r>
-      <w:r>
-        <w:t xml:space="preserve">have been keeping an eye </w:t>
-      </w:r>
-      <w:r>
-        <w:t>on your books, and they found</w:t>
-      </w:r>
-      <w:r>
-        <w:t xml:space="preserve"> </w:t>
-      </w:r>
-      <w:r>
-        <w:t>impressively large</w:t>
-      </w:r>
-      <w:r>
-        <w:t xml:space="preserve"> holes in your expenditure reports. </w:t>
-      </w:r>
-      <w:r>
-        <w:t xml:space="preserve">Millions of </w:t>
-      </w:r>
-      <w:r>
-        <w:t>dollars</w:t>
-      </w:r>
-      <w:r>
-        <w:t xml:space="preserve"> gone, just like that.”</w:t>
-      </w:r>
-    </w:p>
-    <w:p>
-      <w:r>
-        <w:t>“</w:t>
-      </w:r>
-      <w:r>
-        <w:t xml:space="preserve">You’ve </w:t>
-      </w:r>
-      <w:r>
-        <w:t>held up an entire train</w:t>
-      </w:r>
-      <w:r>
-        <w:t xml:space="preserve"> because</w:t>
-      </w:r>
-      <w:r>
-        <w:t xml:space="preserve"> </w:t>
-      </w:r>
-      <w:r>
-        <w:t>of</w:t>
-      </w:r>
-      <w:r>
-        <w:t xml:space="preserve"> </w:t>
+        <w:t>Sit tight</w:t>
       </w:r>
       <w:r>
         <w:rPr>
           <w:i/>
           <w:iCs/>
         </w:rPr>
-        <w:t>tax fraud</w:t>
-      </w:r>
-      <w:r>
-        <w:t>?”</w:t>
-      </w:r>
-    </w:p>
-    <w:p>
-      <w:r>
-        <w:t>“</w:t>
-      </w:r>
-      <w:r>
-        <w:t xml:space="preserve">Because </w:t>
-      </w:r>
-      <w:r>
-        <w:t>we dug into what you were actually buying</w:t>
-      </w:r>
-      <w:r>
-        <w:t xml:space="preserve">. </w:t>
-      </w:r>
-      <w:r>
-        <w:t xml:space="preserve">Enormous quantities of </w:t>
-      </w:r>
-      <w:r>
-        <w:t>d</w:t>
-      </w:r>
-      <w:r>
-        <w:t xml:space="preserve">euterated </w:t>
-      </w:r>
-      <w:r>
-        <w:t>Psyactizine, carbon nanotubes</w:t>
-      </w:r>
-      <w:r>
-        <w:t xml:space="preserve">, a </w:t>
-      </w:r>
-      <w:r>
-        <w:t>‘hospital’ in the outskirts where no patient could ever reach it</w:t>
-      </w:r>
-      <w:r>
-        <w:t xml:space="preserve">? </w:t>
-      </w:r>
-      <w:r>
-        <w:t>You restarted</w:t>
-      </w:r>
-      <w:r>
-        <w:t xml:space="preserve"> the </w:t>
-      </w:r>
-      <w:r>
-        <w:t>mnemonics project</w:t>
-      </w:r>
-      <w:r>
-        <w:t xml:space="preserve"> without authorization </w:t>
-      </w:r>
-      <w:r>
-        <w:t xml:space="preserve">from the board </w:t>
-      </w:r>
-      <w:r>
-        <w:t xml:space="preserve">in order </w:t>
-      </w:r>
-      <w:r>
-        <w:t xml:space="preserve">to </w:t>
-      </w:r>
-      <w:r>
-        <w:t>cut me out of the loop</w:t>
-      </w:r>
-      <w:r>
-        <w:t>, hoping that you could wow the crowd at the conference and all would be forgiven</w:t>
-      </w:r>
-      <w:r>
-        <w:t>.</w:t>
-      </w:r>
-      <w:r>
-        <w:t>”</w:t>
-      </w:r>
-    </w:p>
-    <w:p>
-      <w:r>
-        <w:t xml:space="preserve">“It was your </w:t>
-      </w:r>
-      <w:r>
-        <w:t>meddling that caused</w:t>
-      </w:r>
-      <w:r>
-        <w:t xml:space="preserve"> </w:t>
-      </w:r>
-      <w:r>
-        <w:t xml:space="preserve">us </w:t>
-      </w:r>
-      <w:r>
-        <w:t>to fail the first time!” Marcus shouted.</w:t>
-      </w:r>
-      <w:r>
-        <w:t xml:space="preserve"> </w:t>
-      </w:r>
-    </w:p>
-    <w:p>
-      <w:r>
-        <w:t xml:space="preserve">A small part of Akiko </w:t>
-      </w:r>
-      <w:r>
-        <w:t xml:space="preserve">wondered </w:t>
-      </w:r>
-      <w:r>
-        <w:t xml:space="preserve">what this </w:t>
-      </w:r>
-      <w:r>
-        <w:t>project</w:t>
-      </w:r>
-      <w:r>
-        <w:t xml:space="preserve"> was that</w:t>
-      </w:r>
-      <w:r>
-        <w:t xml:space="preserve"> so incensed th</w:t>
-      </w:r>
-      <w:r>
-        <w:t>em</w:t>
-      </w:r>
-      <w:r>
-        <w:t>,</w:t>
-      </w:r>
-      <w:r>
-        <w:t xml:space="preserve"> but a much greater part wanted to be as far away from this nonsense as possible.</w:t>
-      </w:r>
-      <w:r>
-        <w:t xml:space="preserve"> </w:t>
+        <w:t xml:space="preserve">. Keep your head down. Wait for it all to blow over. </w:t>
+      </w:r>
+      <w:r>
+        <w:t>Just like the man at the airport had told her.</w:t>
       </w:r>
       <w:r>
         <w:rPr>
           <w:i/>
           <w:iCs/>
         </w:rPr>
-        <w:t>Sit tight</w:t>
-      </w:r>
-      <w:r>
-        <w:rPr>
-          <w:i/>
-          <w:iCs/>
-        </w:rPr>
-        <w:t xml:space="preserve">. Keep your head down. Wait for it all to blow over. </w:t>
-      </w:r>
-      <w:r>
-        <w:t>Just like the man at the airport had told her.</w:t>
-      </w:r>
-      <w:r>
-        <w:rPr>
-          <w:i/>
-          <w:iCs/>
-        </w:rPr>
         <w:t xml:space="preserve"> </w:t>
       </w:r>
     </w:p>
@@ -3445,6 +3457,7 @@
     </w:p>
     <w:p>
       <w:r>
+        <w:lastRenderedPageBreak/>
         <w:t xml:space="preserve">With a dramatic flourish, the </w:t>
       </w:r>
       <w:r>
@@ -3516,7 +3529,6 @@
     </w:p>
     <w:p>
       <w:r>
-        <w:lastRenderedPageBreak/>
         <w:t>“</w:t>
       </w:r>
       <w:r>
@@ -4317,6 +4329,7 @@
         <w:rPr>
           <w:lang w:eastAsia="ja-JP"/>
         </w:rPr>
+        <w:lastRenderedPageBreak/>
         <w:t>“I’m sure</w:t>
       </w:r>
       <w:r>
@@ -4432,247 +4445,241 @@
         <w:rPr>
           <w:lang w:eastAsia="ja-JP"/>
         </w:rPr>
-        <w:t xml:space="preserve">Much like </w:t>
-      </w:r>
-      <w:r>
-        <w:rPr>
-          <w:lang w:eastAsia="ja-JP"/>
-        </w:rPr>
+        <w:t>Much like Cassandra, she was dressed in a</w:t>
+      </w:r>
+      <w:r>
+        <w:rPr>
+          <w:lang w:eastAsia="ja-JP"/>
+        </w:rPr>
+        <w:t xml:space="preserve">n </w:t>
+      </w:r>
+      <w:r>
+        <w:rPr>
+          <w:lang w:eastAsia="ja-JP"/>
+        </w:rPr>
+        <w:t xml:space="preserve">opulent </w:t>
+      </w:r>
+      <w:r>
+        <w:rPr>
+          <w:lang w:eastAsia="ja-JP"/>
+        </w:rPr>
+        <w:t xml:space="preserve">amaranthine </w:t>
+      </w:r>
+      <w:r>
+        <w:rPr>
+          <w:lang w:eastAsia="ja-JP"/>
+        </w:rPr>
+        <w:t>qipao,</w:t>
+      </w:r>
+      <w:r>
+        <w:rPr>
+          <w:lang w:eastAsia="ja-JP"/>
+        </w:rPr>
+        <w:t xml:space="preserve"> both of them</w:t>
+      </w:r>
+      <w:r>
+        <w:rPr>
+          <w:lang w:eastAsia="ja-JP"/>
+        </w:rPr>
+        <w:t xml:space="preserve"> standing in stark contrast to Elias’ plain black suit.</w:t>
+      </w:r>
+      <w:r>
+        <w:rPr>
+          <w:lang w:eastAsia="ja-JP"/>
+        </w:rPr>
+        <w:t xml:space="preserve"> </w:t>
+      </w:r>
+    </w:p>
+    <w:p>
+      <w:pPr>
+        <w:rPr>
+          <w:lang w:eastAsia="ja-JP"/>
+        </w:rPr>
+      </w:pPr>
+      <w:r>
+        <w:rPr>
+          <w:lang w:eastAsia="ja-JP"/>
+        </w:rPr>
+        <w:t>“</w:t>
+      </w:r>
+      <w:r>
+        <w:rPr>
+          <w:lang w:eastAsia="ja-JP"/>
+        </w:rPr>
+        <w:t>There you are, girl. You kept me waiting,” Shufen said.</w:t>
+      </w:r>
+      <w:r>
+        <w:rPr>
+          <w:lang w:eastAsia="ja-JP"/>
+        </w:rPr>
+        <w:t xml:space="preserve"> “Please tell me you weren’t off on a tryst with some new paramour.</w:t>
+      </w:r>
+      <w:r>
+        <w:rPr>
+          <w:lang w:eastAsia="ja-JP"/>
+        </w:rPr>
+        <w:t>”</w:t>
+      </w:r>
+    </w:p>
+    <w:p>
+      <w:pPr>
+        <w:rPr>
+          <w:lang w:eastAsia="ja-JP"/>
+        </w:rPr>
+      </w:pPr>
+      <w:r>
+        <w:rPr>
+          <w:lang w:eastAsia="ja-JP"/>
+        </w:rPr>
+        <w:t>“</w:t>
+      </w:r>
+      <w:r>
+        <w:rPr>
+          <w:lang w:eastAsia="ja-JP"/>
+        </w:rPr>
+        <w:t>O</w:t>
+      </w:r>
+      <w:r>
+        <w:rPr>
+          <w:lang w:eastAsia="ja-JP"/>
+        </w:rPr>
+        <w:t>h, i</w:t>
+      </w:r>
+      <w:r>
+        <w:rPr>
+          <w:lang w:eastAsia="ja-JP"/>
+        </w:rPr>
+        <w:t>t’s my fault,” Elias immediately interjected. “I</w:t>
+      </w:r>
+      <w:r>
+        <w:rPr>
+          <w:lang w:eastAsia="ja-JP"/>
+        </w:rPr>
+        <w:t xml:space="preserve"> invited her out for a meal to celebrate our reunion</w:t>
+      </w:r>
+      <w:r>
+        <w:rPr>
+          <w:lang w:eastAsia="ja-JP"/>
+        </w:rPr>
+        <w:t>, and it may have taken a bit longer than I expected.</w:t>
+      </w:r>
+      <w:r>
+        <w:rPr>
+          <w:lang w:eastAsia="ja-JP"/>
+        </w:rPr>
+        <w:t>”</w:t>
+      </w:r>
+    </w:p>
+    <w:p>
+      <w:pPr>
+        <w:pStyle w:val="Novel"/>
+      </w:pPr>
+      <w:r>
+        <w:rPr>
+          <w:lang w:eastAsia="ja-JP"/>
+        </w:rPr>
+        <w:t xml:space="preserve"> “</w:t>
+      </w:r>
+      <w:r>
+        <w:t>That may be so, but I know how your sister operates,” Shufen said, narrowing her eyes at Cassandra. “</w:t>
+      </w:r>
+      <w:r>
+        <w:t>Even if</w:t>
+      </w:r>
+      <w:r>
+        <w:t xml:space="preserve"> your particular brand of recklessness won'</w:t>
+      </w:r>
+      <w:r>
+        <w:t>t result in unexpected children, remember that you represent our company and our family while you’re here</w:t>
+      </w:r>
+      <w:r>
+        <w:t>.”</w:t>
+      </w:r>
+    </w:p>
+    <w:p>
+      <w:pPr>
+        <w:pStyle w:val="Novel"/>
+      </w:pPr>
+      <w:r>
+        <w:t>“</w:t>
+      </w:r>
+      <w:r>
+        <w:t>You’re</w:t>
+      </w:r>
+      <w:r>
+        <w:t xml:space="preserve"> one to talk about recklessness. Or do you mean to say you’ve finally found our father after </w:t>
+      </w:r>
+      <w:r>
+        <w:t>twenty-odd</w:t>
+      </w:r>
+      <w:r>
+        <w:t xml:space="preserve"> years of looking?” Cassandra asked</w:t>
+      </w:r>
+      <w:r>
+        <w:t>.</w:t>
+      </w:r>
+    </w:p>
+    <w:p>
+      <w:pPr>
+        <w:pStyle w:val="Novel"/>
+      </w:pPr>
+      <w:r>
+        <w:t>“We all make mistakes. I’m trying to keep you from repeating mine.”</w:t>
+      </w:r>
+    </w:p>
+    <w:p>
+      <w:pPr>
+        <w:pStyle w:val="Novel"/>
+      </w:pPr>
+      <w:r>
+        <w:t>“</w:t>
+      </w:r>
+      <w:r>
+        <w:t>If you say so</w:t>
+      </w:r>
+      <w:r>
+        <w:t>.”</w:t>
+      </w:r>
+    </w:p>
+    <w:p>
+      <w:pPr>
+        <w:pStyle w:val="Novel"/>
+      </w:pPr>
+      <w:r>
+        <w:t>As usual, Elias hid his feelings on the matter</w:t>
+      </w:r>
+      <w:r>
+        <w:t xml:space="preserve"> beneath an inscrutable smile. </w:t>
+      </w:r>
+      <w:r>
+        <w:t>“You two go ahead without me,” he said. “I’m just going to step out onto the balcony to smoke before the presentation starts.”</w:t>
+      </w:r>
+    </w:p>
+    <w:p>
+      <w:pPr>
+        <w:pStyle w:val="Novel"/>
+      </w:pPr>
+      <w:r>
+        <w:t>“You still smoke?”</w:t>
+      </w:r>
+    </w:p>
+    <w:p>
+      <w:pPr>
+        <w:pStyle w:val="Novel"/>
+      </w:pPr>
+      <w:r>
+        <w:t>“</w:t>
+      </w:r>
+      <w:r>
+        <w:t>Just as you have your vices, I have mine. Now run along, little sis. I’m sure you have lots to do.”</w:t>
+      </w:r>
+    </w:p>
+    <w:p>
+      <w:pPr>
+        <w:pStyle w:val="Novel"/>
+      </w:pPr>
+      <w:r>
         <w:lastRenderedPageBreak/>
-        <w:t>Cassandra, she was dressed in a</w:t>
-      </w:r>
-      <w:r>
-        <w:rPr>
-          <w:lang w:eastAsia="ja-JP"/>
-        </w:rPr>
-        <w:t xml:space="preserve">n </w:t>
-      </w:r>
-      <w:r>
-        <w:rPr>
-          <w:lang w:eastAsia="ja-JP"/>
-        </w:rPr>
-        <w:t xml:space="preserve">opulent </w:t>
-      </w:r>
-      <w:r>
-        <w:rPr>
-          <w:lang w:eastAsia="ja-JP"/>
-        </w:rPr>
-        <w:t xml:space="preserve">amaranthine </w:t>
-      </w:r>
-      <w:r>
-        <w:rPr>
-          <w:lang w:eastAsia="ja-JP"/>
-        </w:rPr>
-        <w:t>qipao,</w:t>
-      </w:r>
-      <w:r>
-        <w:rPr>
-          <w:lang w:eastAsia="ja-JP"/>
-        </w:rPr>
-        <w:t xml:space="preserve"> both of them</w:t>
-      </w:r>
-      <w:r>
-        <w:rPr>
-          <w:lang w:eastAsia="ja-JP"/>
-        </w:rPr>
-        <w:t xml:space="preserve"> standing in stark contrast to Elias’ plain black suit.</w:t>
-      </w:r>
-      <w:r>
-        <w:rPr>
-          <w:lang w:eastAsia="ja-JP"/>
-        </w:rPr>
-        <w:t xml:space="preserve"> </w:t>
-      </w:r>
-    </w:p>
-    <w:p>
-      <w:pPr>
-        <w:rPr>
-          <w:lang w:eastAsia="ja-JP"/>
-        </w:rPr>
-      </w:pPr>
-      <w:r>
-        <w:rPr>
-          <w:lang w:eastAsia="ja-JP"/>
-        </w:rPr>
-        <w:t>“</w:t>
-      </w:r>
-      <w:r>
-        <w:rPr>
-          <w:lang w:eastAsia="ja-JP"/>
-        </w:rPr>
-        <w:t>There you are, girl. You kept me waiting,” Shufen said.</w:t>
-      </w:r>
-      <w:r>
-        <w:rPr>
-          <w:lang w:eastAsia="ja-JP"/>
-        </w:rPr>
-        <w:t xml:space="preserve"> “Please tell me you weren’t off on a tryst with some new paramour.</w:t>
-      </w:r>
-      <w:r>
-        <w:rPr>
-          <w:lang w:eastAsia="ja-JP"/>
-        </w:rPr>
-        <w:t>”</w:t>
-      </w:r>
-    </w:p>
-    <w:p>
-      <w:pPr>
-        <w:rPr>
-          <w:lang w:eastAsia="ja-JP"/>
-        </w:rPr>
-      </w:pPr>
-      <w:r>
-        <w:rPr>
-          <w:lang w:eastAsia="ja-JP"/>
-        </w:rPr>
-        <w:t>“</w:t>
-      </w:r>
-      <w:r>
-        <w:rPr>
-          <w:lang w:eastAsia="ja-JP"/>
-        </w:rPr>
-        <w:t>O</w:t>
-      </w:r>
-      <w:r>
-        <w:rPr>
-          <w:lang w:eastAsia="ja-JP"/>
-        </w:rPr>
-        <w:t>h, i</w:t>
-      </w:r>
-      <w:r>
-        <w:rPr>
-          <w:lang w:eastAsia="ja-JP"/>
-        </w:rPr>
-        <w:t>t’s my fault,” Elias immediately interjected. “I</w:t>
-      </w:r>
-      <w:r>
-        <w:rPr>
-          <w:lang w:eastAsia="ja-JP"/>
-        </w:rPr>
-        <w:t xml:space="preserve"> invited her out for a meal to celebrate our reunion</w:t>
-      </w:r>
-      <w:r>
-        <w:rPr>
-          <w:lang w:eastAsia="ja-JP"/>
-        </w:rPr>
-        <w:t>, and it may have taken a bit longer than I expected.</w:t>
-      </w:r>
-      <w:r>
-        <w:rPr>
-          <w:lang w:eastAsia="ja-JP"/>
-        </w:rPr>
-        <w:t>”</w:t>
-      </w:r>
-    </w:p>
-    <w:p>
-      <w:pPr>
-        <w:pStyle w:val="Novel"/>
-      </w:pPr>
-      <w:r>
-        <w:rPr>
-          <w:lang w:eastAsia="ja-JP"/>
-        </w:rPr>
-        <w:t xml:space="preserve"> “</w:t>
-      </w:r>
-      <w:r>
-        <w:t>That may be so, but I know how your sister operates,” Shufen said, narrowing her eyes at Cassandra. “</w:t>
-      </w:r>
-      <w:r>
-        <w:t>Even if</w:t>
-      </w:r>
-      <w:r>
-        <w:t xml:space="preserve"> your particular brand of recklessness won'</w:t>
-      </w:r>
-      <w:r>
-        <w:t>t result in unexpected children, remember that you represent our company and our family while you’re here</w:t>
-      </w:r>
-      <w:r>
-        <w:t>.”</w:t>
-      </w:r>
-    </w:p>
-    <w:p>
-      <w:pPr>
-        <w:pStyle w:val="Novel"/>
-      </w:pPr>
-      <w:r>
-        <w:t>“</w:t>
-      </w:r>
-      <w:r>
-        <w:t>You’re</w:t>
-      </w:r>
-      <w:r>
-        <w:t xml:space="preserve"> one to talk about recklessness. Or do you mean to say you’ve finally found our father after </w:t>
-      </w:r>
-      <w:r>
-        <w:t>twenty-odd</w:t>
-      </w:r>
-      <w:r>
-        <w:t xml:space="preserve"> years of looking?” Cassandra asked</w:t>
-      </w:r>
-      <w:r>
-        <w:t>.</w:t>
-      </w:r>
-    </w:p>
-    <w:p>
-      <w:pPr>
-        <w:pStyle w:val="Novel"/>
-      </w:pPr>
-      <w:r>
-        <w:t>“We all make mistakes. I’m trying to keep you from repeating mine.”</w:t>
-      </w:r>
-    </w:p>
-    <w:p>
-      <w:pPr>
-        <w:pStyle w:val="Novel"/>
-      </w:pPr>
-      <w:r>
-        <w:t>“</w:t>
-      </w:r>
-      <w:r>
-        <w:t>If you say so</w:t>
-      </w:r>
-      <w:r>
-        <w:t>.”</w:t>
-      </w:r>
-    </w:p>
-    <w:p>
-      <w:pPr>
-        <w:pStyle w:val="Novel"/>
-      </w:pPr>
-      <w:r>
-        <w:t>As usual, Elias hid his feelings on the matter</w:t>
-      </w:r>
-      <w:r>
-        <w:t xml:space="preserve"> beneath an inscrutable smile. </w:t>
-      </w:r>
-      <w:r>
-        <w:t>“You two go ahead without me,” he said. “I’m just going to step out onto the balcony to smoke before the presentation starts.”</w:t>
-      </w:r>
-    </w:p>
-    <w:p>
-      <w:pPr>
-        <w:pStyle w:val="Novel"/>
-      </w:pPr>
-      <w:r>
-        <w:t>“You still smoke?”</w:t>
-      </w:r>
-    </w:p>
-    <w:p>
-      <w:pPr>
-        <w:pStyle w:val="Novel"/>
-      </w:pPr>
-      <w:r>
-        <w:t>“</w:t>
-      </w:r>
-      <w:r>
-        <w:t>Just as you have your vices, I have mine. Now run along, little sis. I’m sure you have lots to do.”</w:t>
-      </w:r>
-    </w:p>
-    <w:p>
-      <w:pPr>
-        <w:pStyle w:val="Novel"/>
-      </w:pPr>
-      <w:r>
         <w:t xml:space="preserve">Before she left, </w:t>
       </w:r>
       <w:r>
@@ -4805,14 +4812,7 @@
         <w:rPr>
           <w:lang w:eastAsia="ja-JP"/>
         </w:rPr>
-        <w:t xml:space="preserve"> to unload whatever goods they had brought </w:t>
-      </w:r>
-      <w:r>
-        <w:rPr>
-          <w:lang w:eastAsia="ja-JP"/>
-        </w:rPr>
-        <w:lastRenderedPageBreak/>
-        <w:t>from distant lands.</w:t>
+        <w:t xml:space="preserve"> to unload whatever goods they had brought from distant lands.</w:t>
       </w:r>
       <w:r>
         <w:rPr>
@@ -5228,6 +5228,7 @@
         <w:rPr>
           <w:lang w:eastAsia="ja-JP"/>
         </w:rPr>
+        <w:lastRenderedPageBreak/>
         <w:t xml:space="preserve">“No, but I also don’t think it matters. They </w:t>
       </w:r>
       <w:r>
@@ -5351,7 +5352,6 @@
         <w:rPr>
           <w:lang w:eastAsia="ja-JP"/>
         </w:rPr>
-        <w:lastRenderedPageBreak/>
         <w:t xml:space="preserve">After Akiko </w:t>
       </w:r>
       <w:r>
@@ -5799,7 +5799,14 @@
         <w:rPr>
           <w:lang w:eastAsia="ja-JP"/>
         </w:rPr>
-        <w:t>Due to financial and political concerns</w:t>
+        <w:t xml:space="preserve">Due to </w:t>
+      </w:r>
+      <w:r>
+        <w:rPr>
+          <w:lang w:eastAsia="ja-JP"/>
+        </w:rPr>
+        <w:lastRenderedPageBreak/>
+        <w:t>financial and political concerns</w:t>
       </w:r>
       <w:r>
         <w:rPr>
@@ -5905,7 +5912,6 @@
         <w:rPr>
           <w:lang w:eastAsia="ja-JP"/>
         </w:rPr>
-        <w:lastRenderedPageBreak/>
         <w:t xml:space="preserve">“It is a testament to the value of </w:t>
       </w:r>
       <w:r>
@@ -6263,6 +6269,7 @@
         <w:rPr>
           <w:lang w:eastAsia="ja-JP"/>
         </w:rPr>
+        <w:lastRenderedPageBreak/>
         <w:t xml:space="preserve">Meanwhile, on the stage, Lancaster finally arrived at </w:t>
       </w:r>
       <w:r>
@@ -6398,7 +6405,6 @@
         <w:rPr>
           <w:lang w:eastAsia="ja-JP"/>
         </w:rPr>
-        <w:lastRenderedPageBreak/>
         <w:t>nothing precludes us from pursuing more profitable angles</w:t>
       </w:r>
       <w:r>
@@ -6742,6 +6748,7 @@
         <w:rPr>
           <w:lang w:eastAsia="ja-JP"/>
         </w:rPr>
+        <w:lastRenderedPageBreak/>
         <w:t xml:space="preserve">While Lancaster prattled </w:t>
       </w:r>
       <w:r>
@@ -6871,182 +6878,381 @@
         <w:rPr>
           <w:lang w:eastAsia="ja-JP"/>
         </w:rPr>
+        <w:t>“Well</w:t>
+      </w:r>
+      <w:r>
+        <w:rPr>
+          <w:lang w:eastAsia="ja-JP"/>
+        </w:rPr>
+        <w:t>,</w:t>
+      </w:r>
+      <w:r>
+        <w:rPr>
+          <w:lang w:eastAsia="ja-JP"/>
+        </w:rPr>
+        <w:t xml:space="preserve"> now I don’t even want to say anything, if you’re really gonna be that lazy.”</w:t>
+      </w:r>
+    </w:p>
+    <w:p>
+      <w:pPr>
+        <w:rPr>
+          <w:lang w:eastAsia="ja-JP"/>
+        </w:rPr>
+      </w:pPr>
+      <w:r>
+        <w:rPr>
+          <w:lang w:eastAsia="ja-JP"/>
+        </w:rPr>
+        <w:t>“</w:t>
+      </w:r>
+      <w:proofErr w:type="spellStart"/>
+      <w:r>
+        <w:rPr>
+          <w:lang w:eastAsia="ja-JP"/>
+        </w:rPr>
+        <w:t>Mmm</w:t>
+      </w:r>
+      <w:proofErr w:type="spellEnd"/>
+      <w:r>
+        <w:rPr>
+          <w:lang w:eastAsia="ja-JP"/>
+        </w:rPr>
+        <w:t>, but you’re still going to, aren’t you?”</w:t>
+      </w:r>
+    </w:p>
+    <w:p>
+      <w:pPr>
+        <w:rPr>
+          <w:lang w:eastAsia="ja-JP"/>
+        </w:rPr>
+      </w:pPr>
+      <w:r>
+        <w:rPr>
+          <w:lang w:eastAsia="ja-JP"/>
+        </w:rPr>
+        <w:t xml:space="preserve">Cassandra sighed. “The long and short of it is that the chairman stole </w:t>
+      </w:r>
+      <w:r>
+        <w:rPr>
+          <w:lang w:eastAsia="ja-JP"/>
+        </w:rPr>
+        <w:t>the mnemonic</w:t>
+      </w:r>
+      <w:r>
+        <w:rPr>
+          <w:lang w:eastAsia="ja-JP"/>
+        </w:rPr>
+        <w:t>s</w:t>
+      </w:r>
+      <w:r>
+        <w:rPr>
+          <w:lang w:eastAsia="ja-JP"/>
+        </w:rPr>
+        <w:t xml:space="preserve"> we intended for medical use, and wants to use </w:t>
+      </w:r>
+      <w:r>
+        <w:rPr>
+          <w:lang w:eastAsia="ja-JP"/>
+        </w:rPr>
+        <w:t>them</w:t>
+      </w:r>
+      <w:r>
+        <w:rPr>
+          <w:lang w:eastAsia="ja-JP"/>
+        </w:rPr>
+        <w:t xml:space="preserve"> to root out </w:t>
+      </w:r>
+      <w:r>
+        <w:rPr>
+          <w:lang w:eastAsia="ja-JP"/>
+        </w:rPr>
+        <w:t>union organizers</w:t>
+      </w:r>
+      <w:r>
+        <w:rPr>
+          <w:lang w:eastAsia="ja-JP"/>
+        </w:rPr>
+        <w:t xml:space="preserve"> because apparently free speech and privacy aren’t rights anymore</w:t>
+      </w:r>
+      <w:r>
+        <w:rPr>
+          <w:lang w:eastAsia="ja-JP"/>
+        </w:rPr>
+        <w:t>.”</w:t>
+      </w:r>
+    </w:p>
+    <w:p>
+      <w:pPr>
+        <w:rPr>
+          <w:lang w:eastAsia="ja-JP"/>
+        </w:rPr>
+      </w:pPr>
+      <w:r>
+        <w:rPr>
+          <w:lang w:eastAsia="ja-JP"/>
+        </w:rPr>
+        <w:t>“Ah, so just the usual corporate bluster.</w:t>
+      </w:r>
+      <w:r>
+        <w:rPr>
+          <w:lang w:eastAsia="ja-JP"/>
+        </w:rPr>
+        <w:t xml:space="preserve"> </w:t>
+      </w:r>
+      <w:r>
+        <w:rPr>
+          <w:lang w:eastAsia="ja-JP"/>
+        </w:rPr>
+        <w:t xml:space="preserve">For all his empty words about fighting </w:t>
+      </w:r>
+      <w:r>
+        <w:rPr>
+          <w:lang w:eastAsia="ja-JP"/>
+        </w:rPr>
+        <w:t>extremism</w:t>
+      </w:r>
+      <w:r>
+        <w:rPr>
+          <w:lang w:eastAsia="ja-JP"/>
+        </w:rPr>
+        <w:t xml:space="preserve">, </w:t>
+      </w:r>
+      <w:r>
+        <w:rPr>
+          <w:lang w:eastAsia="ja-JP"/>
+        </w:rPr>
+        <w:t>Lancaster</w:t>
+      </w:r>
+      <w:r>
+        <w:rPr>
+          <w:lang w:eastAsia="ja-JP"/>
+        </w:rPr>
+        <w:t xml:space="preserve"> </w:t>
+      </w:r>
+      <w:r>
+        <w:rPr>
+          <w:lang w:eastAsia="ja-JP"/>
+        </w:rPr>
+        <w:t>has no qualms selling his wares to governments following the same ideologies he despises. It’s bad for business to pick sides.”</w:t>
+      </w:r>
+    </w:p>
+    <w:p>
+      <w:pPr>
+        <w:rPr>
+          <w:lang w:eastAsia="ja-JP"/>
+        </w:rPr>
+      </w:pPr>
+      <w:r>
+        <w:rPr>
+          <w:lang w:eastAsia="ja-JP"/>
+        </w:rPr>
+        <w:t>“So that’s why you’re out here, is it? Nothing that goes on in there really matters</w:t>
+      </w:r>
+      <w:r>
+        <w:rPr>
+          <w:lang w:eastAsia="ja-JP"/>
+        </w:rPr>
+        <w:t>?</w:t>
+      </w:r>
+      <w:r>
+        <w:rPr>
+          <w:lang w:eastAsia="ja-JP"/>
+        </w:rPr>
+        <w:t>”</w:t>
+      </w:r>
+    </w:p>
+    <w:p>
+      <w:pPr>
+        <w:rPr>
+          <w:lang w:eastAsia="ja-JP"/>
+        </w:rPr>
+      </w:pPr>
+      <w:r>
+        <w:rPr>
+          <w:lang w:eastAsia="ja-JP"/>
+        </w:rPr>
+        <w:t>“Exactly.</w:t>
+      </w:r>
+      <w:r>
+        <w:rPr>
+          <w:lang w:eastAsia="ja-JP"/>
+        </w:rPr>
+        <w:t xml:space="preserve"> So why not stay with me for a bit? It’s a beautiful night.</w:t>
+      </w:r>
+      <w:r>
+        <w:rPr>
+          <w:lang w:eastAsia="ja-JP"/>
+        </w:rPr>
+        <w:t>” Elias patted the</w:t>
+      </w:r>
+      <w:r>
+        <w:rPr>
+          <w:lang w:eastAsia="ja-JP"/>
+        </w:rPr>
+        <w:t xml:space="preserve"> concrete fence he was leaning against.</w:t>
+      </w:r>
+    </w:p>
+    <w:p>
+      <w:pPr>
+        <w:rPr>
+          <w:lang w:eastAsia="ja-JP"/>
+        </w:rPr>
+      </w:pPr>
+      <w:r>
+        <w:rPr>
+          <w:lang w:eastAsia="ja-JP"/>
+        </w:rPr>
+        <w:t xml:space="preserve">Without a word, Cassandra joined her brother at the edge and gazed into the stars. </w:t>
+      </w:r>
+      <w:r>
+        <w:rPr>
+          <w:lang w:eastAsia="ja-JP"/>
+        </w:rPr>
+        <w:t>For a minute, they stood there together, listening to the crashing of waves below and the murmur of the crowd behind them.</w:t>
+      </w:r>
+    </w:p>
+    <w:p>
+      <w:pPr>
+        <w:rPr>
+          <w:lang w:eastAsia="ja-JP"/>
+        </w:rPr>
+      </w:pPr>
+      <w:r>
+        <w:rPr>
+          <w:lang w:eastAsia="ja-JP"/>
+        </w:rPr>
+        <w:t>“I missed having you around,</w:t>
+      </w:r>
+      <w:r>
+        <w:rPr>
+          <w:lang w:eastAsia="ja-JP"/>
+        </w:rPr>
+        <w:t xml:space="preserve"> you know. Losing you, then Chenmei, then Xiang</w:t>
+      </w:r>
+      <w:r>
+        <w:rPr>
+          <w:lang w:eastAsia="ja-JP"/>
+        </w:rPr>
+        <w:t>, all my friends from university</w:t>
+      </w:r>
+      <w:r>
+        <w:rPr>
+          <w:lang w:eastAsia="ja-JP"/>
+        </w:rPr>
+        <w:t xml:space="preserve">…it’s been lonely at home.” She closed her eyes and took a deep breath full of salty sea air, thinking of </w:t>
+      </w:r>
+      <w:r>
+        <w:rPr>
+          <w:lang w:eastAsia="ja-JP"/>
+        </w:rPr>
+        <w:t>all the</w:t>
+      </w:r>
+      <w:r>
+        <w:rPr>
+          <w:lang w:eastAsia="ja-JP"/>
+        </w:rPr>
+        <w:t xml:space="preserve"> loved ones who had exited her life. </w:t>
+      </w:r>
+    </w:p>
+    <w:p>
+      <w:pPr>
+        <w:rPr>
+          <w:lang w:eastAsia="ja-JP"/>
+        </w:rPr>
+      </w:pPr>
+      <w:r>
+        <w:rPr>
+          <w:lang w:eastAsia="ja-JP"/>
+        </w:rPr>
+        <w:t>“And I’m sure mother’s quite busy with all the turmoil around campus.”</w:t>
+      </w:r>
+    </w:p>
+    <w:p>
+      <w:pPr>
+        <w:rPr>
+          <w:lang w:eastAsia="ja-JP"/>
+        </w:rPr>
+      </w:pPr>
+      <w:r>
+        <w:rPr>
+          <w:lang w:eastAsia="ja-JP"/>
+        </w:rPr>
         <w:lastRenderedPageBreak/>
-        <w:t>“Well</w:t>
-      </w:r>
-      <w:r>
-        <w:rPr>
-          <w:lang w:eastAsia="ja-JP"/>
-        </w:rPr>
-        <w:t>,</w:t>
-      </w:r>
-      <w:r>
-        <w:rPr>
-          <w:lang w:eastAsia="ja-JP"/>
-        </w:rPr>
-        <w:t xml:space="preserve"> now I don’t even want to say anything, if you’re really gonna be that lazy.”</w:t>
-      </w:r>
-    </w:p>
-    <w:p>
-      <w:pPr>
-        <w:rPr>
-          <w:lang w:eastAsia="ja-JP"/>
-        </w:rPr>
-      </w:pPr>
-      <w:r>
-        <w:rPr>
-          <w:lang w:eastAsia="ja-JP"/>
-        </w:rPr>
-        <w:t>“</w:t>
-      </w:r>
-      <w:proofErr w:type="spellStart"/>
-      <w:r>
-        <w:rPr>
-          <w:lang w:eastAsia="ja-JP"/>
-        </w:rPr>
-        <w:t>Mmm</w:t>
-      </w:r>
-      <w:proofErr w:type="spellEnd"/>
-      <w:r>
-        <w:rPr>
-          <w:lang w:eastAsia="ja-JP"/>
-        </w:rPr>
-        <w:t>, but you’re still going to, aren’t you?”</w:t>
-      </w:r>
-    </w:p>
-    <w:p>
-      <w:pPr>
-        <w:rPr>
-          <w:lang w:eastAsia="ja-JP"/>
-        </w:rPr>
-      </w:pPr>
-      <w:r>
-        <w:rPr>
-          <w:lang w:eastAsia="ja-JP"/>
-        </w:rPr>
-        <w:t xml:space="preserve">Cassandra sighed. “The long and short of it is that the chairman stole </w:t>
-      </w:r>
-      <w:r>
-        <w:rPr>
-          <w:lang w:eastAsia="ja-JP"/>
-        </w:rPr>
-        <w:t>the mnemonic</w:t>
-      </w:r>
-      <w:r>
-        <w:rPr>
-          <w:lang w:eastAsia="ja-JP"/>
-        </w:rPr>
-        <w:t>s</w:t>
-      </w:r>
-      <w:r>
-        <w:rPr>
-          <w:lang w:eastAsia="ja-JP"/>
-        </w:rPr>
-        <w:t xml:space="preserve"> we intended for medical use, and wants to use </w:t>
-      </w:r>
-      <w:r>
-        <w:rPr>
-          <w:lang w:eastAsia="ja-JP"/>
-        </w:rPr>
-        <w:t>them</w:t>
-      </w:r>
-      <w:r>
-        <w:rPr>
-          <w:lang w:eastAsia="ja-JP"/>
-        </w:rPr>
-        <w:t xml:space="preserve"> to root out </w:t>
-      </w:r>
-      <w:r>
-        <w:rPr>
-          <w:lang w:eastAsia="ja-JP"/>
-        </w:rPr>
-        <w:t>union organizers</w:t>
-      </w:r>
-      <w:r>
-        <w:rPr>
-          <w:lang w:eastAsia="ja-JP"/>
-        </w:rPr>
-        <w:t xml:space="preserve"> because apparently free speech and privacy aren’t rights anymore</w:t>
-      </w:r>
-      <w:r>
-        <w:rPr>
-          <w:lang w:eastAsia="ja-JP"/>
-        </w:rPr>
-        <w:t>.”</w:t>
-      </w:r>
-    </w:p>
-    <w:p>
-      <w:pPr>
-        <w:rPr>
-          <w:lang w:eastAsia="ja-JP"/>
-        </w:rPr>
-      </w:pPr>
-      <w:r>
-        <w:rPr>
-          <w:lang w:eastAsia="ja-JP"/>
-        </w:rPr>
-        <w:t>“Ah, so just the usual corporate bluster.</w:t>
-      </w:r>
-      <w:r>
-        <w:rPr>
-          <w:lang w:eastAsia="ja-JP"/>
-        </w:rPr>
-        <w:t xml:space="preserve"> </w:t>
-      </w:r>
-      <w:r>
-        <w:rPr>
-          <w:lang w:eastAsia="ja-JP"/>
-        </w:rPr>
-        <w:t xml:space="preserve">For all his empty words about fighting </w:t>
-      </w:r>
-      <w:r>
-        <w:rPr>
-          <w:lang w:eastAsia="ja-JP"/>
-        </w:rPr>
-        <w:t>extremism</w:t>
-      </w:r>
-      <w:r>
-        <w:rPr>
-          <w:lang w:eastAsia="ja-JP"/>
-        </w:rPr>
-        <w:t xml:space="preserve">, </w:t>
-      </w:r>
-      <w:r>
-        <w:rPr>
-          <w:lang w:eastAsia="ja-JP"/>
-        </w:rPr>
-        <w:t>Lancaster</w:t>
-      </w:r>
-      <w:r>
-        <w:rPr>
-          <w:lang w:eastAsia="ja-JP"/>
-        </w:rPr>
-        <w:t xml:space="preserve"> </w:t>
-      </w:r>
-      <w:r>
-        <w:rPr>
-          <w:lang w:eastAsia="ja-JP"/>
-        </w:rPr>
-        <w:t>has no qualms selling his wares to governments following the same ideologies he despises. It’s bad for business to pick sides.”</w:t>
-      </w:r>
-    </w:p>
-    <w:p>
-      <w:pPr>
-        <w:rPr>
-          <w:lang w:eastAsia="ja-JP"/>
-        </w:rPr>
-      </w:pPr>
-      <w:r>
-        <w:rPr>
-          <w:lang w:eastAsia="ja-JP"/>
-        </w:rPr>
-        <w:t>“So that’s why you’re out here, is it? Nothing that goes on in there really matters</w:t>
-      </w:r>
-      <w:r>
-        <w:rPr>
-          <w:lang w:eastAsia="ja-JP"/>
-        </w:rPr>
-        <w:t>?</w:t>
+        <w:t>“Turmoil that your people have been stirring up, yes.”</w:t>
+      </w:r>
+    </w:p>
+    <w:p>
+      <w:pPr>
+        <w:rPr>
+          <w:lang w:eastAsia="ja-JP"/>
+        </w:rPr>
+      </w:pPr>
+      <w:r>
+        <w:rPr>
+          <w:lang w:eastAsia="ja-JP"/>
+        </w:rPr>
+        <w:t xml:space="preserve">“Aha, I do admit I have some culpability in the matter, but the sentiment was already there. The Comintern just helped them organize.” Elias paused, taking note of his sister’s frosty demeanor. “Ahem. Still, </w:t>
+      </w:r>
+      <w:r>
+        <w:rPr>
+          <w:lang w:eastAsia="ja-JP"/>
+        </w:rPr>
+        <w:t>I’m sorry</w:t>
+      </w:r>
+      <w:r>
+        <w:rPr>
+          <w:lang w:eastAsia="ja-JP"/>
+        </w:rPr>
+        <w:t xml:space="preserve"> for making your life so </w:t>
+      </w:r>
+      <w:r>
+        <w:rPr>
+          <w:lang w:eastAsia="ja-JP"/>
+        </w:rPr>
+        <w:t>difficult</w:t>
+      </w:r>
+      <w:r>
+        <w:rPr>
+          <w:lang w:eastAsia="ja-JP"/>
+        </w:rPr>
+        <w:t>. In more ways than one</w:t>
+      </w:r>
+      <w:r>
+        <w:rPr>
+          <w:lang w:eastAsia="ja-JP"/>
+        </w:rPr>
+        <w:t>, I’m sure.”</w:t>
+      </w:r>
+    </w:p>
+    <w:p>
+      <w:pPr>
+        <w:rPr>
+          <w:lang w:eastAsia="ja-JP"/>
+        </w:rPr>
+      </w:pPr>
+      <w:r>
+        <w:rPr>
+          <w:lang w:eastAsia="ja-JP"/>
+        </w:rPr>
+        <w:t xml:space="preserve">“You did what you had to. </w:t>
+      </w:r>
+      <w:r>
+        <w:rPr>
+          <w:lang w:eastAsia="ja-JP"/>
+        </w:rPr>
+        <w:t>I c</w:t>
+      </w:r>
+      <w:r>
+        <w:rPr>
+          <w:lang w:eastAsia="ja-JP"/>
+        </w:rPr>
+        <w:t>an hardly blame you for –</w:t>
+      </w:r>
+      <w:r>
+        <w:rPr>
+          <w:lang w:eastAsia="ja-JP"/>
+        </w:rPr>
+        <w:t xml:space="preserve"> wait. What’s that?</w:t>
       </w:r>
       <w:r>
         <w:rPr>
@@ -7065,205 +7271,6 @@
         <w:rPr>
           <w:lang w:eastAsia="ja-JP"/>
         </w:rPr>
-        <w:t>“Exactly.</w:t>
-      </w:r>
-      <w:r>
-        <w:rPr>
-          <w:lang w:eastAsia="ja-JP"/>
-        </w:rPr>
-        <w:t xml:space="preserve"> So why not stay with me for a bit? It’s a beautiful night.</w:t>
-      </w:r>
-      <w:r>
-        <w:rPr>
-          <w:lang w:eastAsia="ja-JP"/>
-        </w:rPr>
-        <w:t>” Elias patted the</w:t>
-      </w:r>
-      <w:r>
-        <w:rPr>
-          <w:lang w:eastAsia="ja-JP"/>
-        </w:rPr>
-        <w:t xml:space="preserve"> concrete fence he was leaning against.</w:t>
-      </w:r>
-    </w:p>
-    <w:p>
-      <w:pPr>
-        <w:rPr>
-          <w:lang w:eastAsia="ja-JP"/>
-        </w:rPr>
-      </w:pPr>
-      <w:r>
-        <w:rPr>
-          <w:lang w:eastAsia="ja-JP"/>
-        </w:rPr>
-        <w:t xml:space="preserve">Without a word, Cassandra joined her brother at the edge and gazed into the stars. </w:t>
-      </w:r>
-      <w:r>
-        <w:rPr>
-          <w:lang w:eastAsia="ja-JP"/>
-        </w:rPr>
-        <w:t>For a minute, they stood there together, listening to the crashing of waves below and the murmur of the crowd behind them.</w:t>
-      </w:r>
-    </w:p>
-    <w:p>
-      <w:pPr>
-        <w:rPr>
-          <w:lang w:eastAsia="ja-JP"/>
-        </w:rPr>
-      </w:pPr>
-      <w:r>
-        <w:rPr>
-          <w:lang w:eastAsia="ja-JP"/>
-        </w:rPr>
-        <w:t>“I missed having you around,</w:t>
-      </w:r>
-      <w:r>
-        <w:rPr>
-          <w:lang w:eastAsia="ja-JP"/>
-        </w:rPr>
-        <w:t xml:space="preserve"> you know. Losing you, then Chenmei, then Xiang</w:t>
-      </w:r>
-      <w:r>
-        <w:rPr>
-          <w:lang w:eastAsia="ja-JP"/>
-        </w:rPr>
-        <w:t>, all my friends from university</w:t>
-      </w:r>
-      <w:r>
-        <w:rPr>
-          <w:lang w:eastAsia="ja-JP"/>
-        </w:rPr>
-        <w:t xml:space="preserve">…it’s been lonely at home.” She closed her eyes and took a deep breath full of salty sea air, thinking of </w:t>
-      </w:r>
-      <w:r>
-        <w:rPr>
-          <w:lang w:eastAsia="ja-JP"/>
-        </w:rPr>
-        <w:t>all the</w:t>
-      </w:r>
-      <w:r>
-        <w:rPr>
-          <w:lang w:eastAsia="ja-JP"/>
-        </w:rPr>
-        <w:t xml:space="preserve"> loved ones who had exited her life. </w:t>
-      </w:r>
-    </w:p>
-    <w:p>
-      <w:pPr>
-        <w:rPr>
-          <w:lang w:eastAsia="ja-JP"/>
-        </w:rPr>
-      </w:pPr>
-      <w:r>
-        <w:rPr>
-          <w:lang w:eastAsia="ja-JP"/>
-        </w:rPr>
-        <w:t>“And I’m sure mother’s quite busy with all the turmoil around campus.”</w:t>
-      </w:r>
-    </w:p>
-    <w:p>
-      <w:pPr>
-        <w:rPr>
-          <w:lang w:eastAsia="ja-JP"/>
-        </w:rPr>
-      </w:pPr>
-      <w:r>
-        <w:rPr>
-          <w:lang w:eastAsia="ja-JP"/>
-        </w:rPr>
-        <w:t>“Turmoil that your people have been stirring up, yes.”</w:t>
-      </w:r>
-    </w:p>
-    <w:p>
-      <w:pPr>
-        <w:rPr>
-          <w:lang w:eastAsia="ja-JP"/>
-        </w:rPr>
-      </w:pPr>
-      <w:r>
-        <w:rPr>
-          <w:lang w:eastAsia="ja-JP"/>
-        </w:rPr>
-        <w:t xml:space="preserve">“Aha, I do admit I have some culpability in the matter, but the sentiment was already there. The Comintern just helped them organize.” Elias paused, taking note of his sister’s frosty demeanor. “Ahem. Still, </w:t>
-      </w:r>
-      <w:r>
-        <w:rPr>
-          <w:lang w:eastAsia="ja-JP"/>
-        </w:rPr>
-        <w:t>I’m sorry</w:t>
-      </w:r>
-      <w:r>
-        <w:rPr>
-          <w:lang w:eastAsia="ja-JP"/>
-        </w:rPr>
-        <w:t xml:space="preserve"> for making your life so </w:t>
-      </w:r>
-      <w:r>
-        <w:rPr>
-          <w:lang w:eastAsia="ja-JP"/>
-        </w:rPr>
-        <w:t>difficult</w:t>
-      </w:r>
-      <w:r>
-        <w:rPr>
-          <w:lang w:eastAsia="ja-JP"/>
-        </w:rPr>
-        <w:t>. In more ways than one</w:t>
-      </w:r>
-      <w:r>
-        <w:rPr>
-          <w:lang w:eastAsia="ja-JP"/>
-        </w:rPr>
-        <w:t>, I’m sure.”</w:t>
-      </w:r>
-    </w:p>
-    <w:p>
-      <w:pPr>
-        <w:rPr>
-          <w:lang w:eastAsia="ja-JP"/>
-        </w:rPr>
-      </w:pPr>
-      <w:r>
-        <w:rPr>
-          <w:lang w:eastAsia="ja-JP"/>
-        </w:rPr>
-        <w:t xml:space="preserve">“You did what you had to. </w:t>
-      </w:r>
-      <w:r>
-        <w:rPr>
-          <w:lang w:eastAsia="ja-JP"/>
-        </w:rPr>
-        <w:t>I c</w:t>
-      </w:r>
-      <w:r>
-        <w:rPr>
-          <w:lang w:eastAsia="ja-JP"/>
-        </w:rPr>
-        <w:t>an hardly blame you for –</w:t>
-      </w:r>
-      <w:r>
-        <w:rPr>
-          <w:lang w:eastAsia="ja-JP"/>
-        </w:rPr>
-        <w:t xml:space="preserve"> wait. What’s that?</w:t>
-      </w:r>
-      <w:r>
-        <w:rPr>
-          <w:lang w:eastAsia="ja-JP"/>
-        </w:rPr>
-        <w:t>”</w:t>
-      </w:r>
-    </w:p>
-    <w:p>
-      <w:pPr>
-        <w:rPr>
-          <w:lang w:eastAsia="ja-JP"/>
-        </w:rPr>
-      </w:pPr>
-      <w:r>
-        <w:rPr>
-          <w:lang w:eastAsia="ja-JP"/>
-        </w:rPr>
         <w:t xml:space="preserve">The first bomb exploded on the far side of the </w:t>
       </w:r>
       <w:r>
@@ -7294,14 +7301,7 @@
         <w:rPr>
           <w:lang w:eastAsia="ja-JP"/>
         </w:rPr>
-        <w:t xml:space="preserve"> on their side, putting to rest that false </w:t>
-      </w:r>
-      <w:r>
-        <w:rPr>
-          <w:lang w:eastAsia="ja-JP"/>
-        </w:rPr>
-        <w:lastRenderedPageBreak/>
-        <w:t xml:space="preserve">assumption with a burst </w:t>
+        <w:t xml:space="preserve"> on their side, putting to rest that false assumption with a burst </w:t>
       </w:r>
       <w:r>
         <w:rPr>
@@ -7618,6 +7618,7 @@
         <w:rPr>
           <w:lang w:eastAsia="ja-JP"/>
         </w:rPr>
+        <w:lastRenderedPageBreak/>
         <w:t>“</w:t>
       </w:r>
       <w:r>
@@ -7788,7 +7789,6 @@
         <w:jc w:val="center"/>
       </w:pPr>
       <w:r>
-        <w:lastRenderedPageBreak/>
         <w:t>*</w:t>
       </w:r>
       <w:r>
@@ -8020,6 +8020,7 @@
         <w:rPr>
           <w:lang w:eastAsia="ja-JP"/>
         </w:rPr>
+        <w:lastRenderedPageBreak/>
         <w:t>“You mean the brother who’s part of the organization currently agitating riots in Montreal? That brother?”</w:t>
       </w:r>
     </w:p>
@@ -8198,7 +8199,6 @@
         <w:rPr>
           <w:lang w:eastAsia="ja-JP"/>
         </w:rPr>
-        <w:lastRenderedPageBreak/>
         <w:t xml:space="preserve">“If this is a rescue attempt, you’re just making things worse,” Cassandra hissed at Elias. </w:t>
       </w:r>
     </w:p>
@@ -8546,6 +8546,7 @@
         <w:rPr>
           <w:lang w:eastAsia="ja-JP"/>
         </w:rPr>
+        <w:lastRenderedPageBreak/>
         <w:t>“I don’t need my own cards when I can just play yours. Seems to me like either side trying to nab us is going to start a fight</w:t>
       </w:r>
       <w:r>
@@ -8711,214 +8712,220 @@
         <w:rPr>
           <w:lang w:eastAsia="ja-JP"/>
         </w:rPr>
+        <w:t>“And if they go into hiding after</w:t>
+      </w:r>
+      <w:r>
+        <w:rPr>
+          <w:lang w:eastAsia="ja-JP"/>
+        </w:rPr>
+        <w:t>wards</w:t>
+      </w:r>
+      <w:r>
+        <w:rPr>
+          <w:lang w:eastAsia="ja-JP"/>
+        </w:rPr>
+        <w:t>?” Lancaster asked.</w:t>
+      </w:r>
+    </w:p>
+    <w:p>
+      <w:pPr>
+        <w:rPr>
+          <w:lang w:eastAsia="ja-JP"/>
+        </w:rPr>
+      </w:pPr>
+      <w:r>
+        <w:rPr>
+          <w:lang w:eastAsia="ja-JP"/>
+        </w:rPr>
+        <w:t>“</w:t>
+      </w:r>
+      <w:r>
+        <w:rPr>
+          <w:lang w:eastAsia="ja-JP"/>
+        </w:rPr>
+        <w:t>Then it’s just like the boy said. We squeeze them back out. Though I’m sure that won’t be necessary, haha.”</w:t>
+      </w:r>
+    </w:p>
+    <w:p>
+      <w:pPr>
+        <w:rPr>
+          <w:lang w:eastAsia="ja-JP"/>
+        </w:rPr>
+      </w:pPr>
+      <w:r>
+        <w:rPr>
+          <w:lang w:eastAsia="ja-JP"/>
+        </w:rPr>
+        <w:t>Lancaster stared at his opponents for a moment, and then gestured for the Skywatch to lower their weapons as well.</w:t>
+      </w:r>
+    </w:p>
+    <w:p>
+      <w:pPr>
+        <w:rPr>
+          <w:lang w:eastAsia="ja-JP"/>
+        </w:rPr>
+      </w:pPr>
+      <w:r>
+        <w:rPr>
+          <w:lang w:eastAsia="ja-JP"/>
+        </w:rPr>
+        <w:t>“See? That was a much happier ending, I think,” Elias said</w:t>
+      </w:r>
+      <w:r>
+        <w:rPr>
+          <w:lang w:eastAsia="ja-JP"/>
+        </w:rPr>
+        <w:t xml:space="preserve"> with a self-satisfied smile</w:t>
+      </w:r>
+      <w:r>
+        <w:rPr>
+          <w:lang w:eastAsia="ja-JP"/>
+        </w:rPr>
+        <w:t>.</w:t>
+      </w:r>
+    </w:p>
+    <w:p>
+      <w:pPr>
+        <w:rPr>
+          <w:lang w:eastAsia="ja-JP"/>
+        </w:rPr>
+      </w:pPr>
+      <w:r>
+        <w:rPr>
+          <w:lang w:eastAsia="ja-JP"/>
+        </w:rPr>
+        <w:t xml:space="preserve">“Tell that to your six dead friends,” </w:t>
+      </w:r>
+      <w:r>
+        <w:rPr>
+          <w:lang w:eastAsia="ja-JP"/>
+        </w:rPr>
+        <w:t>the chairman</w:t>
+      </w:r>
+      <w:r>
+        <w:rPr>
+          <w:lang w:eastAsia="ja-JP"/>
+        </w:rPr>
+        <w:t xml:space="preserve"> replied.</w:t>
+      </w:r>
+    </w:p>
+    <w:p>
+      <w:pPr>
+        <w:rPr>
+          <w:lang w:eastAsia="ja-JP"/>
+        </w:rPr>
+      </w:pPr>
+      <w:r>
+        <w:rPr>
+          <w:lang w:eastAsia="ja-JP"/>
+        </w:rPr>
+        <w:t>“There’ll be time to grieve for them later. Best way to honor them right now is to prevent further deaths, don’t you think?”</w:t>
+      </w:r>
+    </w:p>
+    <w:p>
+      <w:pPr>
+        <w:rPr>
+          <w:lang w:eastAsia="ja-JP"/>
+        </w:rPr>
+      </w:pPr>
+      <w:r>
+        <w:rPr>
+          <w:lang w:eastAsia="ja-JP"/>
+        </w:rPr>
+        <w:t xml:space="preserve">   </w:t>
+      </w:r>
+      <w:r>
+        <w:rPr>
+          <w:lang w:eastAsia="ja-JP"/>
+        </w:rPr>
+        <w:t>“</w:t>
+      </w:r>
+      <w:r>
+        <w:rPr>
+          <w:lang w:eastAsia="ja-JP"/>
+        </w:rPr>
+        <w:t>An odd change of tune</w:t>
+      </w:r>
+      <w:r>
+        <w:rPr>
+          <w:lang w:eastAsia="ja-JP"/>
+        </w:rPr>
+        <w:t xml:space="preserve"> from the ones who started this confrontation</w:t>
+      </w:r>
+      <w:r>
+        <w:rPr>
+          <w:lang w:eastAsia="ja-JP"/>
+        </w:rPr>
+        <w:t>, but fine. Have it your way.</w:t>
+      </w:r>
+      <w:r>
+        <w:rPr>
+          <w:lang w:eastAsia="ja-JP"/>
+        </w:rPr>
+        <w:t>”</w:t>
+      </w:r>
+    </w:p>
+    <w:p>
+      <w:pPr>
+        <w:rPr>
+          <w:lang w:eastAsia="ja-JP"/>
+        </w:rPr>
+      </w:pPr>
+      <w:r>
+        <w:rPr>
+          <w:lang w:eastAsia="ja-JP"/>
+        </w:rPr>
+        <w:t>“In that case, I think we’re done here,” Cassandra said. “Miss Akiko, Jackson, come on. We’re leaving.”</w:t>
+      </w:r>
+      <w:r>
+        <w:rPr>
+          <w:lang w:eastAsia="ja-JP"/>
+        </w:rPr>
+        <w:t xml:space="preserve"> </w:t>
+      </w:r>
+    </w:p>
+    <w:p>
+      <w:pPr>
+        <w:rPr>
+          <w:lang w:eastAsia="ja-JP"/>
+        </w:rPr>
+      </w:pPr>
+      <w:r>
+        <w:rPr>
+          <w:lang w:eastAsia="ja-JP"/>
+        </w:rPr>
+        <w:t>Both the Comintern and Skywatch guards shuffled to the side to make way for the departing trio</w:t>
+      </w:r>
+      <w:r>
+        <w:rPr>
+          <w:lang w:eastAsia="ja-JP"/>
+        </w:rPr>
+        <w:t xml:space="preserve">. </w:t>
+      </w:r>
+      <w:r>
+        <w:rPr>
+          <w:lang w:eastAsia="ja-JP"/>
+        </w:rPr>
+        <w:t>Before they left, Cassanda glanced back towards the broken wing</w:t>
+      </w:r>
+      <w:r>
+        <w:rPr>
+          <w:lang w:eastAsia="ja-JP"/>
+        </w:rPr>
+        <w:t xml:space="preserve">. It was </w:t>
+      </w:r>
+      <w:r>
+        <w:rPr>
+          <w:lang w:eastAsia="ja-JP"/>
+        </w:rPr>
+        <w:t xml:space="preserve">still abuzz with activity, from the ongoing stream of survivors pouring out of every viable exit, to all kinds of watercraft gathering in the harbor to retrieve bodies both living and dead. Clouds had </w:t>
+      </w:r>
+      <w:r>
+        <w:rPr>
+          <w:lang w:eastAsia="ja-JP"/>
+        </w:rPr>
         <w:lastRenderedPageBreak/>
-        <w:t>“And if they go into hiding after</w:t>
-      </w:r>
-      <w:r>
-        <w:rPr>
-          <w:lang w:eastAsia="ja-JP"/>
-        </w:rPr>
-        <w:t>wards</w:t>
-      </w:r>
-      <w:r>
-        <w:rPr>
-          <w:lang w:eastAsia="ja-JP"/>
-        </w:rPr>
-        <w:t>?” Lancaster asked.</w:t>
-      </w:r>
-    </w:p>
-    <w:p>
-      <w:pPr>
-        <w:rPr>
-          <w:lang w:eastAsia="ja-JP"/>
-        </w:rPr>
-      </w:pPr>
-      <w:r>
-        <w:rPr>
-          <w:lang w:eastAsia="ja-JP"/>
-        </w:rPr>
-        <w:t>“</w:t>
-      </w:r>
-      <w:r>
-        <w:rPr>
-          <w:lang w:eastAsia="ja-JP"/>
-        </w:rPr>
-        <w:t>Then it’s just like the boy said. We squeeze them back out. Though I’m sure that won’t be necessary, haha.”</w:t>
-      </w:r>
-    </w:p>
-    <w:p>
-      <w:pPr>
-        <w:rPr>
-          <w:lang w:eastAsia="ja-JP"/>
-        </w:rPr>
-      </w:pPr>
-      <w:r>
-        <w:rPr>
-          <w:lang w:eastAsia="ja-JP"/>
-        </w:rPr>
-        <w:t>Lancaster stared at his opponents for a moment, and then gestured for the Skywatch to lower their weapons as well.</w:t>
-      </w:r>
-    </w:p>
-    <w:p>
-      <w:pPr>
-        <w:rPr>
-          <w:lang w:eastAsia="ja-JP"/>
-        </w:rPr>
-      </w:pPr>
-      <w:r>
-        <w:rPr>
-          <w:lang w:eastAsia="ja-JP"/>
-        </w:rPr>
-        <w:t>“See? That was a much happier ending, I think,” Elias said</w:t>
-      </w:r>
-      <w:r>
-        <w:rPr>
-          <w:lang w:eastAsia="ja-JP"/>
-        </w:rPr>
-        <w:t xml:space="preserve"> with a self-satisfied smile</w:t>
-      </w:r>
-      <w:r>
-        <w:rPr>
-          <w:lang w:eastAsia="ja-JP"/>
-        </w:rPr>
-        <w:t>.</w:t>
-      </w:r>
-    </w:p>
-    <w:p>
-      <w:pPr>
-        <w:rPr>
-          <w:lang w:eastAsia="ja-JP"/>
-        </w:rPr>
-      </w:pPr>
-      <w:r>
-        <w:rPr>
-          <w:lang w:eastAsia="ja-JP"/>
-        </w:rPr>
-        <w:t xml:space="preserve">“Tell that to your six dead friends,” </w:t>
-      </w:r>
-      <w:r>
-        <w:rPr>
-          <w:lang w:eastAsia="ja-JP"/>
-        </w:rPr>
-        <w:t>the chairman</w:t>
-      </w:r>
-      <w:r>
-        <w:rPr>
-          <w:lang w:eastAsia="ja-JP"/>
-        </w:rPr>
-        <w:t xml:space="preserve"> replied.</w:t>
-      </w:r>
-    </w:p>
-    <w:p>
-      <w:pPr>
-        <w:rPr>
-          <w:lang w:eastAsia="ja-JP"/>
-        </w:rPr>
-      </w:pPr>
-      <w:r>
-        <w:rPr>
-          <w:lang w:eastAsia="ja-JP"/>
-        </w:rPr>
-        <w:t>“There’ll be time to grieve for them later. Best way to honor them right now is to prevent further deaths, don’t you think?”</w:t>
-      </w:r>
-    </w:p>
-    <w:p>
-      <w:pPr>
-        <w:rPr>
-          <w:lang w:eastAsia="ja-JP"/>
-        </w:rPr>
-      </w:pPr>
-      <w:r>
-        <w:rPr>
-          <w:lang w:eastAsia="ja-JP"/>
-        </w:rPr>
-        <w:t xml:space="preserve">   </w:t>
-      </w:r>
-      <w:r>
-        <w:rPr>
-          <w:lang w:eastAsia="ja-JP"/>
-        </w:rPr>
-        <w:t>“</w:t>
-      </w:r>
-      <w:r>
-        <w:rPr>
-          <w:lang w:eastAsia="ja-JP"/>
-        </w:rPr>
-        <w:t>An odd change of tune</w:t>
-      </w:r>
-      <w:r>
-        <w:rPr>
-          <w:lang w:eastAsia="ja-JP"/>
-        </w:rPr>
-        <w:t xml:space="preserve"> from the ones who started this confrontation</w:t>
-      </w:r>
-      <w:r>
-        <w:rPr>
-          <w:lang w:eastAsia="ja-JP"/>
-        </w:rPr>
-        <w:t>, but fine. Have it your way.</w:t>
-      </w:r>
-      <w:r>
-        <w:rPr>
-          <w:lang w:eastAsia="ja-JP"/>
-        </w:rPr>
-        <w:t>”</w:t>
-      </w:r>
-    </w:p>
-    <w:p>
-      <w:pPr>
-        <w:rPr>
-          <w:lang w:eastAsia="ja-JP"/>
-        </w:rPr>
-      </w:pPr>
-      <w:r>
-        <w:rPr>
-          <w:lang w:eastAsia="ja-JP"/>
-        </w:rPr>
-        <w:t>“In that case, I think we’re done here,” Cassandra said. “Miss Akiko, Jackson, come on. We’re leaving.”</w:t>
-      </w:r>
-      <w:r>
-        <w:rPr>
-          <w:lang w:eastAsia="ja-JP"/>
-        </w:rPr>
-        <w:t xml:space="preserve"> </w:t>
-      </w:r>
-    </w:p>
-    <w:p>
-      <w:pPr>
-        <w:rPr>
-          <w:lang w:eastAsia="ja-JP"/>
-        </w:rPr>
-      </w:pPr>
-      <w:r>
-        <w:rPr>
-          <w:lang w:eastAsia="ja-JP"/>
-        </w:rPr>
-        <w:t>Both the Comintern and Skywatch guards shuffled to the side to make way for the departing trio</w:t>
-      </w:r>
-      <w:r>
-        <w:rPr>
-          <w:lang w:eastAsia="ja-JP"/>
-        </w:rPr>
-        <w:t xml:space="preserve">. </w:t>
-      </w:r>
-      <w:r>
-        <w:rPr>
-          <w:lang w:eastAsia="ja-JP"/>
-        </w:rPr>
-        <w:t>Before they left, Cassanda glanced back towards the broken wing</w:t>
-      </w:r>
-      <w:r>
-        <w:rPr>
-          <w:lang w:eastAsia="ja-JP"/>
-        </w:rPr>
-        <w:t xml:space="preserve">. It was </w:t>
-      </w:r>
-      <w:r>
-        <w:rPr>
-          <w:lang w:eastAsia="ja-JP"/>
-        </w:rPr>
-        <w:t>still abuzz with activity, from the ongoing stream of survivors pouring out of every viable exit, to all kinds of watercraft gathering in the harbor to retrieve bodies both living and dead. Clouds had rolled in to obscure the stars, and the plume of smoke from the burning building rose upwards to join them.</w:t>
+        <w:t>rolled in to obscure the stars, and the plume of smoke from the burning building rose upwards to join them.</w:t>
       </w:r>
     </w:p>
     <w:p>
@@ -9023,184 +9030,178 @@
         <w:rPr>
           <w:lang w:eastAsia="ja-JP"/>
         </w:rPr>
-        <w:t xml:space="preserve">. Of nearly twenty VIPs that should have been there, fewer than half were present, and many of those she did see were covered in soot or </w:t>
-      </w:r>
+        <w:t xml:space="preserve">. Of nearly twenty VIPs that should have been there, fewer than half were present, and many of those she did see were covered in soot or clutching open wounds. </w:t>
+      </w:r>
+      <w:r>
+        <w:rPr>
+          <w:lang w:eastAsia="ja-JP"/>
+        </w:rPr>
+        <w:t xml:space="preserve">Of some consolation was the fact that her mother was among their number, and seemed to be uninjured. </w:t>
+      </w:r>
+    </w:p>
+    <w:p>
+      <w:pPr>
+        <w:rPr>
+          <w:lang w:eastAsia="ja-JP"/>
+        </w:rPr>
+      </w:pPr>
+      <w:r>
+        <w:rPr>
+          <w:lang w:eastAsia="ja-JP"/>
+        </w:rPr>
+        <w:t xml:space="preserve">“Is this everyone?” Cassandra dared to ask. </w:t>
+      </w:r>
+    </w:p>
+    <w:p>
+      <w:pPr>
+        <w:rPr>
+          <w:lang w:eastAsia="ja-JP"/>
+        </w:rPr>
+      </w:pPr>
+      <w:r>
+        <w:rPr>
+          <w:lang w:eastAsia="ja-JP"/>
+        </w:rPr>
+        <w:t xml:space="preserve">“Yes,” was all </w:t>
+      </w:r>
+      <w:r>
+        <w:rPr>
+          <w:lang w:eastAsia="ja-JP"/>
+        </w:rPr>
+        <w:t>Shufen</w:t>
+      </w:r>
+      <w:r>
+        <w:rPr>
+          <w:lang w:eastAsia="ja-JP"/>
+        </w:rPr>
+        <w:t xml:space="preserve"> said in reply</w:t>
+      </w:r>
+      <w:r>
+        <w:rPr>
+          <w:lang w:eastAsia="ja-JP"/>
+        </w:rPr>
+        <w:t>, rubbing her undoubtedly aching temples</w:t>
+      </w:r>
+      <w:r>
+        <w:rPr>
+          <w:lang w:eastAsia="ja-JP"/>
+        </w:rPr>
+        <w:t xml:space="preserve">. </w:t>
+      </w:r>
+      <w:r>
+        <w:rPr>
+          <w:lang w:eastAsia="ja-JP"/>
+        </w:rPr>
+        <w:t xml:space="preserve">Under ordinary circumstances, Cassandra might have been put off by her mother’s curtness, but the night had clearly taken its toll on the woman’s psyche, and she couldn’t find it in her heart to judge. </w:t>
+      </w:r>
+    </w:p>
+    <w:p>
+      <w:pPr>
+        <w:rPr>
+          <w:lang w:eastAsia="ja-JP"/>
+        </w:rPr>
+      </w:pPr>
+      <w:r>
+        <w:rPr>
+          <w:lang w:eastAsia="ja-JP"/>
+        </w:rPr>
+        <w:t>“Then there’s room for a few extra guests. Let’s get out of here,” Jackson said.</w:t>
+      </w:r>
+    </w:p>
+    <w:p>
+      <w:pPr>
+        <w:rPr>
+          <w:lang w:eastAsia="ja-JP"/>
+        </w:rPr>
+      </w:pPr>
+      <w:r>
+        <w:rPr>
+          <w:lang w:eastAsia="ja-JP"/>
+        </w:rPr>
+        <w:t xml:space="preserve">Akiko spun around to look at him. </w:t>
+      </w:r>
+      <w:r>
+        <w:rPr>
+          <w:lang w:eastAsia="ja-JP"/>
+        </w:rPr>
+        <w:t>“Lancaster is letting us go,”</w:t>
+      </w:r>
+      <w:r>
+        <w:rPr>
+          <w:lang w:eastAsia="ja-JP"/>
+        </w:rPr>
+        <w:t xml:space="preserve"> she said. “</w:t>
+      </w:r>
+      <w:r>
+        <w:rPr>
+          <w:lang w:eastAsia="ja-JP"/>
+        </w:rPr>
+        <w:t xml:space="preserve">We’re not gonna, </w:t>
+      </w:r>
+      <w:proofErr w:type="spellStart"/>
+      <w:r>
+        <w:rPr>
+          <w:lang w:eastAsia="ja-JP"/>
+        </w:rPr>
+        <w:t>y’know</w:t>
+      </w:r>
+      <w:proofErr w:type="spellEnd"/>
+      <w:r>
+        <w:rPr>
+          <w:lang w:eastAsia="ja-JP"/>
+        </w:rPr>
+        <w:t>, wait and see if anyone else shows up?</w:t>
+      </w:r>
+      <w:r>
+        <w:rPr>
+          <w:lang w:eastAsia="ja-JP"/>
+        </w:rPr>
+        <w:t>”</w:t>
+      </w:r>
+    </w:p>
+    <w:p>
+      <w:pPr>
+        <w:rPr>
+          <w:lang w:eastAsia="ja-JP"/>
+        </w:rPr>
+      </w:pPr>
+      <w:r>
+        <w:rPr>
+          <w:lang w:eastAsia="ja-JP"/>
+        </w:rPr>
+        <w:t>“He only let us go at the wings because the Comintern was about to start a shootout. Do you see any of them here now? I guarantee you headquarters already sent goons to snatch us up now that we’re exposed.</w:t>
+      </w:r>
+      <w:r>
+        <w:rPr>
+          <w:lang w:eastAsia="ja-JP"/>
+        </w:rPr>
+        <w:t>”</w:t>
+      </w:r>
+    </w:p>
+    <w:p>
+      <w:pPr>
+        <w:rPr>
+          <w:lang w:eastAsia="ja-JP"/>
+        </w:rPr>
+      </w:pPr>
+      <w:r>
+        <w:rPr>
+          <w:lang w:eastAsia="ja-JP"/>
+        </w:rPr>
+        <w:t>Cassandra opened her mouth to argue, but she knew that he was right. The plan she herself had written called for the corvette to take off if there was any doubt as to the status of any VIPs, trading a few potential hostages for the escape of the rest. However, it was easier by far to write such a plan than it was to execute it.</w:t>
+      </w:r>
+    </w:p>
+    <w:p>
+      <w:pPr>
+        <w:rPr>
+          <w:lang w:eastAsia="ja-JP"/>
+        </w:rPr>
+      </w:pPr>
       <w:r>
         <w:rPr>
           <w:lang w:eastAsia="ja-JP"/>
         </w:rPr>
         <w:lastRenderedPageBreak/>
-        <w:t xml:space="preserve">clutching open wounds. </w:t>
-      </w:r>
-      <w:r>
-        <w:rPr>
-          <w:lang w:eastAsia="ja-JP"/>
-        </w:rPr>
-        <w:t xml:space="preserve">Of some consolation was the fact that her mother was among their number, and seemed to be uninjured. </w:t>
-      </w:r>
-    </w:p>
-    <w:p>
-      <w:pPr>
-        <w:rPr>
-          <w:lang w:eastAsia="ja-JP"/>
-        </w:rPr>
-      </w:pPr>
-      <w:r>
-        <w:rPr>
-          <w:lang w:eastAsia="ja-JP"/>
-        </w:rPr>
-        <w:t xml:space="preserve">“Is this everyone?” Cassandra dared to ask. </w:t>
-      </w:r>
-    </w:p>
-    <w:p>
-      <w:pPr>
-        <w:rPr>
-          <w:lang w:eastAsia="ja-JP"/>
-        </w:rPr>
-      </w:pPr>
-      <w:r>
-        <w:rPr>
-          <w:lang w:eastAsia="ja-JP"/>
-        </w:rPr>
-        <w:t xml:space="preserve">“Yes,” was all </w:t>
-      </w:r>
-      <w:r>
-        <w:rPr>
-          <w:lang w:eastAsia="ja-JP"/>
-        </w:rPr>
-        <w:t>Shufen</w:t>
-      </w:r>
-      <w:r>
-        <w:rPr>
-          <w:lang w:eastAsia="ja-JP"/>
-        </w:rPr>
-        <w:t xml:space="preserve"> said in reply</w:t>
-      </w:r>
-      <w:r>
-        <w:rPr>
-          <w:lang w:eastAsia="ja-JP"/>
-        </w:rPr>
-        <w:t>, rubbing her undoubtedly aching temples</w:t>
-      </w:r>
-      <w:r>
-        <w:rPr>
-          <w:lang w:eastAsia="ja-JP"/>
-        </w:rPr>
-        <w:t xml:space="preserve">. </w:t>
-      </w:r>
-      <w:r>
-        <w:rPr>
-          <w:lang w:eastAsia="ja-JP"/>
-        </w:rPr>
-        <w:t xml:space="preserve">Under ordinary circumstances, Cassandra might have been put off by her mother’s curtness, but the night had clearly taken its toll on the woman’s psyche, and she couldn’t find it in her heart to judge. </w:t>
-      </w:r>
-    </w:p>
-    <w:p>
-      <w:pPr>
-        <w:rPr>
-          <w:lang w:eastAsia="ja-JP"/>
-        </w:rPr>
-      </w:pPr>
-      <w:r>
-        <w:rPr>
-          <w:lang w:eastAsia="ja-JP"/>
-        </w:rPr>
-        <w:t>“Then there’s room for a few extra guests. Let’s get out of here,” Jackson said.</w:t>
-      </w:r>
-    </w:p>
-    <w:p>
-      <w:pPr>
-        <w:rPr>
-          <w:lang w:eastAsia="ja-JP"/>
-        </w:rPr>
-      </w:pPr>
-      <w:r>
-        <w:rPr>
-          <w:lang w:eastAsia="ja-JP"/>
-        </w:rPr>
-        <w:t xml:space="preserve">Akiko spun around to look at him. </w:t>
-      </w:r>
-      <w:r>
-        <w:rPr>
-          <w:lang w:eastAsia="ja-JP"/>
-        </w:rPr>
-        <w:t>“Lancaster is letting us go,”</w:t>
-      </w:r>
-      <w:r>
-        <w:rPr>
-          <w:lang w:eastAsia="ja-JP"/>
-        </w:rPr>
-        <w:t xml:space="preserve"> she said. “</w:t>
-      </w:r>
-      <w:r>
-        <w:rPr>
-          <w:lang w:eastAsia="ja-JP"/>
-        </w:rPr>
-        <w:t xml:space="preserve">We’re not gonna, </w:t>
-      </w:r>
-      <w:proofErr w:type="spellStart"/>
-      <w:r>
-        <w:rPr>
-          <w:lang w:eastAsia="ja-JP"/>
-        </w:rPr>
-        <w:t>y’know</w:t>
-      </w:r>
-      <w:proofErr w:type="spellEnd"/>
-      <w:r>
-        <w:rPr>
-          <w:lang w:eastAsia="ja-JP"/>
-        </w:rPr>
-        <w:t>, wait and see if anyone else shows up?</w:t>
-      </w:r>
-      <w:r>
-        <w:rPr>
-          <w:lang w:eastAsia="ja-JP"/>
-        </w:rPr>
-        <w:t>”</w:t>
-      </w:r>
-    </w:p>
-    <w:p>
-      <w:pPr>
-        <w:rPr>
-          <w:lang w:eastAsia="ja-JP"/>
-        </w:rPr>
-      </w:pPr>
-      <w:r>
-        <w:rPr>
-          <w:lang w:eastAsia="ja-JP"/>
-        </w:rPr>
-        <w:t>“He only let us go at the wings because the Comintern was about to start a shootout. Do you see any of them here now? I guarantee you headquarters already sent goons to snatch us up now that we’re exposed.</w:t>
-      </w:r>
-      <w:r>
-        <w:rPr>
-          <w:lang w:eastAsia="ja-JP"/>
-        </w:rPr>
-        <w:t>”</w:t>
-      </w:r>
-    </w:p>
-    <w:p>
-      <w:pPr>
-        <w:rPr>
-          <w:lang w:eastAsia="ja-JP"/>
-        </w:rPr>
-      </w:pPr>
-      <w:r>
-        <w:rPr>
-          <w:lang w:eastAsia="ja-JP"/>
-        </w:rPr>
-        <w:t>Cassandra opened her mouth to argue, but she knew that he was right. The plan she herself had written called for the corvette to take off if there was any doubt as to the status of any VIPs, trading a few potential hostages for the escape of the rest. However, it was easier by far to write such a plan than it was to execute it.</w:t>
-      </w:r>
-    </w:p>
-    <w:p>
-      <w:pPr>
-        <w:rPr>
-          <w:lang w:eastAsia="ja-JP"/>
-        </w:rPr>
-      </w:pPr>
-      <w:r>
-        <w:rPr>
-          <w:lang w:eastAsia="ja-JP"/>
-        </w:rPr>
         <w:t>“Just get on the ship, everyone,” she muttered</w:t>
       </w:r>
       <w:r>
@@ -9514,12 +9515,19 @@
         <w:rPr>
           <w:rFonts w:eastAsia="Calibri"/>
         </w:rPr>
-        <w:t>, a cohort of scientists, engineers, and support staff worked and lived inside the compound, rarely venturing outside</w:t>
+        <w:t xml:space="preserve">, a </w:t>
       </w:r>
       <w:r>
         <w:rPr>
           <w:rFonts w:eastAsia="Calibri"/>
         </w:rPr>
+        <w:lastRenderedPageBreak/>
+        <w:t>cohort of scientists, engineers, and support staff worked and lived inside the compound, rarely venturing outside</w:t>
+      </w:r>
+      <w:r>
+        <w:rPr>
+          <w:rFonts w:eastAsia="Calibri"/>
+        </w:rPr>
         <w:t>.</w:t>
       </w:r>
     </w:p>
@@ -9696,14 +9704,329 @@
         <w:rPr>
           <w:rFonts w:eastAsia="Calibri"/>
         </w:rPr>
-        <w:t xml:space="preserve">They cleared customs in Newfoundland, where the Skywatch had no presence, then flew </w:t>
+        <w:t>They cleared customs in Newfoundland, where the Skywatch had no presence, then flew straight to</w:t>
       </w:r>
       <w:r>
         <w:rPr>
           <w:rFonts w:eastAsia="Calibri"/>
         </w:rPr>
+        <w:t xml:space="preserve"> </w:t>
+      </w:r>
+      <w:r>
+        <w:rPr>
+          <w:rFonts w:eastAsia="Calibri"/>
+        </w:rPr>
+        <w:t xml:space="preserve">the </w:t>
+      </w:r>
+      <w:r>
+        <w:rPr>
+          <w:rFonts w:eastAsia="Calibri"/>
+        </w:rPr>
+        <w:t>branch campus</w:t>
+      </w:r>
+      <w:r>
+        <w:rPr>
+          <w:rFonts w:eastAsia="Calibri"/>
+        </w:rPr>
+        <w:t xml:space="preserve"> itself, near what had once been Lasalle’s original headquarters</w:t>
+      </w:r>
+      <w:r>
+        <w:rPr>
+          <w:rFonts w:eastAsia="Calibri"/>
+        </w:rPr>
+        <w:t xml:space="preserve">. Cassandra had selected a VTOL </w:t>
+      </w:r>
+      <w:r>
+        <w:rPr>
+          <w:rFonts w:eastAsia="Calibri"/>
+        </w:rPr>
+        <w:t>aircraft</w:t>
+      </w:r>
+      <w:r>
+        <w:rPr>
+          <w:rFonts w:eastAsia="Calibri"/>
+        </w:rPr>
+        <w:t xml:space="preserve"> for exactly that purpose.</w:t>
+      </w:r>
+    </w:p>
+    <w:p>
+      <w:pPr>
+        <w:rPr>
+          <w:rFonts w:eastAsia="Calibri"/>
+        </w:rPr>
+      </w:pPr>
+      <w:r>
+        <w:rPr>
+          <w:rFonts w:eastAsia="Calibri"/>
+        </w:rPr>
+        <w:t xml:space="preserve">As the </w:t>
+      </w:r>
+      <w:r>
+        <w:rPr>
+          <w:rFonts w:eastAsia="Calibri"/>
+        </w:rPr>
+        <w:t>aircraft</w:t>
+      </w:r>
+      <w:r>
+        <w:rPr>
+          <w:rFonts w:eastAsia="Calibri"/>
+        </w:rPr>
+        <w:t xml:space="preserve"> entered </w:t>
+      </w:r>
+      <w:r>
+        <w:rPr>
+          <w:rFonts w:eastAsia="Calibri"/>
+        </w:rPr>
+        <w:t>Montreal</w:t>
+      </w:r>
+      <w:r>
+        <w:rPr>
+          <w:rFonts w:eastAsia="Calibri"/>
+        </w:rPr>
+        <w:t xml:space="preserve"> airspace, Cassandra twitched against the rock-hard seat cushion</w:t>
+      </w:r>
+      <w:r>
+        <w:rPr>
+          <w:rFonts w:eastAsia="Calibri"/>
+        </w:rPr>
+        <w:t xml:space="preserve">. </w:t>
+      </w:r>
+      <w:r>
+        <w:rPr>
+          <w:rFonts w:eastAsia="Calibri"/>
+        </w:rPr>
+        <w:t>Though the flight should have offered plenty of time to rest, h</w:t>
+      </w:r>
+      <w:r>
+        <w:rPr>
+          <w:rFonts w:eastAsia="Calibri"/>
+        </w:rPr>
+        <w:t xml:space="preserve">er memories of the </w:t>
+      </w:r>
+      <w:r>
+        <w:rPr>
+          <w:rFonts w:eastAsia="Calibri"/>
+        </w:rPr>
+        <w:t>disaster and the discomfort of her seat itself had kept her from restful sleep</w:t>
+      </w:r>
+      <w:r>
+        <w:rPr>
+          <w:rFonts w:eastAsia="Calibri"/>
+        </w:rPr>
+        <w:t xml:space="preserve">. </w:t>
+      </w:r>
+      <w:r>
+        <w:rPr>
+          <w:rFonts w:eastAsia="Calibri"/>
+        </w:rPr>
+        <w:t xml:space="preserve">Her skin itched all over. Her </w:t>
+      </w:r>
+      <w:r>
+        <w:rPr>
+          <w:rFonts w:eastAsia="Calibri"/>
+        </w:rPr>
+        <w:t>expensive high heels</w:t>
+      </w:r>
+      <w:r>
+        <w:rPr>
+          <w:rFonts w:eastAsia="Calibri"/>
+        </w:rPr>
+        <w:t xml:space="preserve"> suddenly seemed a size too small, </w:t>
+      </w:r>
+      <w:r>
+        <w:rPr>
+          <w:rFonts w:eastAsia="Calibri"/>
+        </w:rPr>
+        <w:t xml:space="preserve">binding toes that couldn’t so much as wiggle. </w:t>
+      </w:r>
+      <w:r>
+        <w:rPr>
+          <w:rFonts w:eastAsia="Calibri"/>
+        </w:rPr>
+        <w:t>The</w:t>
+      </w:r>
+      <w:r>
+        <w:rPr>
+          <w:rFonts w:eastAsia="Calibri"/>
+        </w:rPr>
+        <w:t xml:space="preserve"> bra </w:t>
+      </w:r>
+      <w:r>
+        <w:rPr>
+          <w:rFonts w:eastAsia="Calibri"/>
+        </w:rPr>
+        <w:t>she rarely noticed anymore</w:t>
+      </w:r>
+      <w:r>
+        <w:rPr>
+          <w:rFonts w:eastAsia="Calibri"/>
+        </w:rPr>
+        <w:t xml:space="preserve"> was now a </w:t>
+      </w:r>
+      <w:r>
+        <w:rPr>
+          <w:rFonts w:eastAsia="Calibri"/>
+        </w:rPr>
+        <w:t>painful</w:t>
+      </w:r>
+      <w:r>
+        <w:rPr>
+          <w:rFonts w:eastAsia="Calibri"/>
+        </w:rPr>
+        <w:t xml:space="preserve"> sensation around her chest that she longed to tear off.</w:t>
+      </w:r>
+    </w:p>
+    <w:p>
+      <w:pPr>
+        <w:rPr>
+          <w:rFonts w:eastAsia="Calibri"/>
+        </w:rPr>
+      </w:pPr>
+      <w:r>
+        <w:rPr>
+          <w:rFonts w:eastAsia="Calibri"/>
+        </w:rPr>
+        <w:t>Home</w:t>
+      </w:r>
+      <w:r>
+        <w:rPr>
+          <w:rFonts w:eastAsia="Calibri"/>
+        </w:rPr>
+        <w:t xml:space="preserve"> was on the horizon, she reminded herself. Only half an hour, give or take, before she would be able to strip herself down and take a much-needed shower</w:t>
+      </w:r>
+      <w:r>
+        <w:rPr>
+          <w:rFonts w:eastAsia="Calibri"/>
+        </w:rPr>
+        <w:t>, or perhaps a bath in her apartment</w:t>
+      </w:r>
+      <w:r>
+        <w:rPr>
+          <w:rFonts w:eastAsia="Calibri"/>
+        </w:rPr>
+        <w:t xml:space="preserve">’s </w:t>
+      </w:r>
+      <w:r>
+        <w:rPr>
+          <w:rFonts w:eastAsia="Calibri"/>
+        </w:rPr>
+        <w:t>hot tub. That sort of leisure</w:t>
+      </w:r>
+      <w:r>
+        <w:rPr>
+          <w:rFonts w:eastAsia="Calibri"/>
+        </w:rPr>
+        <w:t xml:space="preserve"> </w:t>
+      </w:r>
+      <w:r>
+        <w:rPr>
+          <w:rFonts w:eastAsia="Calibri"/>
+        </w:rPr>
+        <w:t xml:space="preserve">was exactly what she needed. </w:t>
+      </w:r>
+      <w:r>
+        <w:rPr>
+          <w:rFonts w:eastAsia="Calibri"/>
+        </w:rPr>
+        <w:t xml:space="preserve">Until then, however, the best she could do was to take deep breaths, scratch the itches </w:t>
+      </w:r>
+      <w:r>
+        <w:rPr>
+          <w:rFonts w:eastAsia="Calibri"/>
+        </w:rPr>
+        <w:t>as</w:t>
+      </w:r>
+      <w:r>
+        <w:rPr>
+          <w:rFonts w:eastAsia="Calibri"/>
+        </w:rPr>
+        <w:t xml:space="preserve"> best she could, and try to situate her mind in a comfortable place, the way her therapist had once </w:t>
+      </w:r>
+      <w:r>
+        <w:rPr>
+          <w:rFonts w:eastAsia="Calibri"/>
+        </w:rPr>
+        <w:t>suggested</w:t>
+      </w:r>
+      <w:r>
+        <w:rPr>
+          <w:rFonts w:eastAsia="Calibri"/>
+        </w:rPr>
+        <w:t>.</w:t>
+      </w:r>
+    </w:p>
+    <w:p>
+      <w:pPr>
+        <w:rPr>
+          <w:rFonts w:eastAsia="Calibri"/>
+        </w:rPr>
+      </w:pPr>
+      <w:r>
+        <w:rPr>
+          <w:rFonts w:eastAsia="Calibri"/>
+        </w:rPr>
+        <w:t xml:space="preserve">For Cassandra, that place was </w:t>
+      </w:r>
+      <w:r>
+        <w:rPr>
+          <w:rFonts w:eastAsia="Calibri"/>
+        </w:rPr>
+        <w:t xml:space="preserve">a café on </w:t>
+      </w:r>
+      <w:r>
+        <w:rPr>
+          <w:rFonts w:eastAsia="Calibri"/>
+        </w:rPr>
+        <w:t>Sherbrooke Street</w:t>
+      </w:r>
+      <w:r>
+        <w:rPr>
+          <w:rFonts w:eastAsia="Calibri"/>
+        </w:rPr>
+        <w:t xml:space="preserve">. </w:t>
+      </w:r>
+      <w:r>
+        <w:rPr>
+          <w:rFonts w:eastAsia="Calibri"/>
+        </w:rPr>
+        <w:t xml:space="preserve">It was a </w:t>
+      </w:r>
+      <w:r>
+        <w:rPr>
+          <w:rFonts w:eastAsia="Calibri"/>
+        </w:rPr>
+        <w:t>kitschy</w:t>
+      </w:r>
+      <w:r>
+        <w:rPr>
+          <w:rFonts w:eastAsia="Calibri"/>
+        </w:rPr>
+        <w:t xml:space="preserve"> little building in the shadow of the upper city</w:t>
+      </w:r>
+      <w:r>
+        <w:rPr>
+          <w:rFonts w:eastAsia="Calibri"/>
+        </w:rPr>
+        <w:t xml:space="preserve"> where she and her high school friends</w:t>
+      </w:r>
+      <w:r>
+        <w:rPr>
+          <w:rFonts w:eastAsia="Calibri"/>
+        </w:rPr>
+        <w:t xml:space="preserve"> liked to eat </w:t>
+      </w:r>
+      <w:r>
+        <w:rPr>
+          <w:rFonts w:eastAsia="Calibri"/>
+        </w:rPr>
+        <w:t xml:space="preserve">in the afternoons. She recalled the smell of poutine and cigarette smoke, the crinkle of other patrons’ newspapers, the laughter of her classmates, and her mother’s disapproving glare whenever she </w:t>
+      </w:r>
+      <w:r>
+        <w:rPr>
+          <w:rFonts w:eastAsia="Calibri"/>
+        </w:rPr>
         <w:lastRenderedPageBreak/>
-        <w:t>straight to</w:t>
+        <w:t>returned from the “dangerous” lower streets.</w:t>
       </w:r>
       <w:r>
         <w:rPr>
@@ -9715,512 +10038,197 @@
         <w:rPr>
           <w:rFonts w:eastAsia="Calibri"/>
         </w:rPr>
-        <w:t xml:space="preserve">the </w:t>
+        <w:t xml:space="preserve">Even though these memories carried with them a </w:t>
       </w:r>
       <w:r>
         <w:rPr>
           <w:rFonts w:eastAsia="Calibri"/>
         </w:rPr>
-        <w:t>branch campus</w:t>
+        <w:t>pang</w:t>
       </w:r>
       <w:r>
         <w:rPr>
           <w:rFonts w:eastAsia="Calibri"/>
         </w:rPr>
-        <w:t xml:space="preserve"> itself, near what had once been Lasalle’s original headquarters</w:t>
+        <w:t xml:space="preserve"> of sorrow for friends she no longer knew, they were also a source of warmth, </w:t>
       </w:r>
       <w:r>
         <w:rPr>
           <w:rFonts w:eastAsia="Calibri"/>
         </w:rPr>
-        <w:t xml:space="preserve">. Cassandra had selected a VTOL </w:t>
+        <w:t>which</w:t>
       </w:r>
       <w:r>
         <w:rPr>
           <w:rFonts w:eastAsia="Calibri"/>
         </w:rPr>
-        <w:t>aircraft</w:t>
-      </w:r>
-      <w:r>
+        <w:t xml:space="preserve"> was enough.</w:t>
+      </w:r>
+    </w:p>
+    <w:p>
+      <w:pPr>
         <w:rPr>
           <w:rFonts w:eastAsia="Calibri"/>
         </w:rPr>
-        <w:t xml:space="preserve"> for exactly that purpose.</w:t>
-      </w:r>
-    </w:p>
-    <w:p>
-      <w:pPr>
+      </w:pPr>
+      <w:r>
         <w:rPr>
           <w:rFonts w:eastAsia="Calibri"/>
         </w:rPr>
-      </w:pPr>
-      <w:r>
+        <w:t xml:space="preserve">That was a lie. It was never enough. </w:t>
+      </w:r>
+    </w:p>
+    <w:p>
+      <w:pPr>
         <w:rPr>
           <w:rFonts w:eastAsia="Calibri"/>
         </w:rPr>
-        <w:t xml:space="preserve">As the </w:t>
-      </w:r>
+      </w:pPr>
       <w:r>
         <w:rPr>
           <w:rFonts w:eastAsia="Calibri"/>
         </w:rPr>
-        <w:t>aircraft</w:t>
+        <w:t>Sensing her distress, Akiko la</w:t>
       </w:r>
       <w:r>
         <w:rPr>
           <w:rFonts w:eastAsia="Calibri"/>
         </w:rPr>
-        <w:t xml:space="preserve"> entered </w:t>
+        <w:t>id</w:t>
       </w:r>
       <w:r>
         <w:rPr>
           <w:rFonts w:eastAsia="Calibri"/>
         </w:rPr>
-        <w:t>Montreal</w:t>
+        <w:t xml:space="preserve"> a sympathetic hand on </w:t>
       </w:r>
       <w:r>
         <w:rPr>
           <w:rFonts w:eastAsia="Calibri"/>
         </w:rPr>
-        <w:t xml:space="preserve"> airspace, Cassandra twitched against the rock-hard seat cushion</w:t>
+        <w:t>her</w:t>
       </w:r>
       <w:r>
         <w:rPr>
           <w:rFonts w:eastAsia="Calibri"/>
         </w:rPr>
-        <w:t xml:space="preserve">. </w:t>
+        <w:t xml:space="preserve"> shoulder. </w:t>
       </w:r>
       <w:r>
         <w:rPr>
           <w:rFonts w:eastAsia="Calibri"/>
         </w:rPr>
-        <w:t>Though the flight should have offered plenty of time to rest, h</w:t>
+        <w:t>Cassandra</w:t>
       </w:r>
       <w:r>
         <w:rPr>
           <w:rFonts w:eastAsia="Calibri"/>
         </w:rPr>
-        <w:t xml:space="preserve">er memories of the </w:t>
+        <w:t xml:space="preserve"> immediately and </w:t>
       </w:r>
       <w:r>
         <w:rPr>
           <w:rFonts w:eastAsia="Calibri"/>
         </w:rPr>
-        <w:t>disaster and the discomfort of her seat itself had kept her from restful sleep</w:t>
+        <w:t>instinctively</w:t>
       </w:r>
       <w:r>
         <w:rPr>
           <w:rFonts w:eastAsia="Calibri"/>
         </w:rPr>
-        <w:t xml:space="preserve">. </w:t>
+        <w:t xml:space="preserve"> swatted it away</w:t>
       </w:r>
       <w:r>
         <w:rPr>
           <w:rFonts w:eastAsia="Calibri"/>
         </w:rPr>
-        <w:t xml:space="preserve">Her skin itched all over. Her </w:t>
-      </w:r>
-      <w:r>
+        <w:t>.</w:t>
+      </w:r>
+    </w:p>
+    <w:p>
+      <w:pPr>
         <w:rPr>
           <w:rFonts w:eastAsia="Calibri"/>
         </w:rPr>
-        <w:t>expensive high heels</w:t>
-      </w:r>
+      </w:pPr>
       <w:r>
         <w:rPr>
           <w:rFonts w:eastAsia="Calibri"/>
         </w:rPr>
-        <w:t xml:space="preserve"> suddenly seemed a size too small, </w:t>
+        <w:t>“</w:t>
       </w:r>
       <w:r>
         <w:rPr>
           <w:rFonts w:eastAsia="Calibri"/>
         </w:rPr>
-        <w:t xml:space="preserve">binding toes that couldn’t so much as wiggle. </w:t>
+        <w:t>Yikes</w:t>
       </w:r>
       <w:r>
         <w:rPr>
           <w:rFonts w:eastAsia="Calibri"/>
         </w:rPr>
-        <w:t>The</w:t>
+        <w:t xml:space="preserve">, </w:t>
       </w:r>
       <w:r>
         <w:rPr>
           <w:rFonts w:eastAsia="Calibri"/>
         </w:rPr>
-        <w:t xml:space="preserve"> bra </w:t>
+        <w:t>alright</w:t>
       </w:r>
       <w:r>
         <w:rPr>
           <w:rFonts w:eastAsia="Calibri"/>
         </w:rPr>
-        <w:t>she rarely noticed anymore</w:t>
-      </w:r>
-      <w:r>
+        <w:t>,” her friend said. “No touching, huh?”</w:t>
+      </w:r>
+    </w:p>
+    <w:p>
+      <w:pPr>
         <w:rPr>
           <w:rFonts w:eastAsia="Calibri"/>
         </w:rPr>
-        <w:t xml:space="preserve"> was now a </w:t>
-      </w:r>
+      </w:pPr>
       <w:r>
         <w:rPr>
           <w:rFonts w:eastAsia="Calibri"/>
         </w:rPr>
-        <w:t>painful</w:t>
-      </w:r>
-      <w:r>
+        <w:t>“Not right now, no. I’m just…I feel dirty, okay? And being packed in here with so many people really isn’t helping.”</w:t>
+      </w:r>
+    </w:p>
+    <w:p>
+      <w:pPr>
         <w:rPr>
           <w:rFonts w:eastAsia="Calibri"/>
         </w:rPr>
-        <w:t xml:space="preserve"> sensation around her chest that she longed to tear off.</w:t>
-      </w:r>
-    </w:p>
-    <w:p>
-      <w:pPr>
+      </w:pPr>
+      <w:r>
         <w:rPr>
           <w:rFonts w:eastAsia="Calibri"/>
         </w:rPr>
-      </w:pPr>
+        <w:t xml:space="preserve">“Yeah, I get it,” Akiko replied in the </w:t>
+      </w:r>
       <w:r>
         <w:rPr>
           <w:rFonts w:eastAsia="Calibri"/>
         </w:rPr>
-        <w:t>Home</w:t>
+        <w:t>hesitant</w:t>
       </w:r>
       <w:r>
         <w:rPr>
           <w:rFonts w:eastAsia="Calibri"/>
         </w:rPr>
-        <w:t xml:space="preserve"> was on the horizon, she reminded herself. Only half an hour, give or take, before she would be able to strip herself down and take a much-needed shower</w:t>
+        <w:t xml:space="preserve"> tone of someone who </w:t>
       </w:r>
       <w:r>
         <w:rPr>
           <w:rFonts w:eastAsia="Calibri"/>
         </w:rPr>
-        <w:t>, or perhaps a bath in her apartment</w:t>
+        <w:t>clearly</w:t>
       </w:r>
       <w:r>
         <w:rPr>
           <w:rFonts w:eastAsia="Calibri"/>
         </w:rPr>
-        <w:t xml:space="preserve">’s </w:t>
-      </w:r>
-      <w:r>
-        <w:rPr>
-          <w:rFonts w:eastAsia="Calibri"/>
-        </w:rPr>
-        <w:t>hot tub. That sort of leisure</w:t>
-      </w:r>
-      <w:r>
-        <w:rPr>
-          <w:rFonts w:eastAsia="Calibri"/>
-        </w:rPr>
-        <w:t xml:space="preserve"> </w:t>
-      </w:r>
-      <w:r>
-        <w:rPr>
-          <w:rFonts w:eastAsia="Calibri"/>
-        </w:rPr>
-        <w:t xml:space="preserve">was exactly what she needed. </w:t>
-      </w:r>
-      <w:r>
-        <w:rPr>
-          <w:rFonts w:eastAsia="Calibri"/>
-        </w:rPr>
-        <w:t xml:space="preserve">Until then, however, the best she could do was to take deep breaths, scratch the itches </w:t>
-      </w:r>
-      <w:r>
-        <w:rPr>
-          <w:rFonts w:eastAsia="Calibri"/>
-        </w:rPr>
-        <w:t>as</w:t>
-      </w:r>
-      <w:r>
-        <w:rPr>
-          <w:rFonts w:eastAsia="Calibri"/>
-        </w:rPr>
-        <w:t xml:space="preserve"> best she could, and try to situate her mind in a comfortable place, the way her therapist had once </w:t>
-      </w:r>
-      <w:r>
-        <w:rPr>
-          <w:rFonts w:eastAsia="Calibri"/>
-        </w:rPr>
-        <w:t>suggested</w:t>
-      </w:r>
-      <w:r>
-        <w:rPr>
-          <w:rFonts w:eastAsia="Calibri"/>
-        </w:rPr>
-        <w:t>.</w:t>
-      </w:r>
-    </w:p>
-    <w:p>
-      <w:pPr>
-        <w:rPr>
-          <w:rFonts w:eastAsia="Calibri"/>
-        </w:rPr>
-      </w:pPr>
-      <w:r>
-        <w:rPr>
-          <w:rFonts w:eastAsia="Calibri"/>
-        </w:rPr>
-        <w:t xml:space="preserve">For Cassandra, that place was </w:t>
-      </w:r>
-      <w:r>
-        <w:rPr>
-          <w:rFonts w:eastAsia="Calibri"/>
-        </w:rPr>
-        <w:t xml:space="preserve">a café on </w:t>
-      </w:r>
-      <w:r>
-        <w:rPr>
-          <w:rFonts w:eastAsia="Calibri"/>
-        </w:rPr>
-        <w:t>Sherbrooke Street</w:t>
-      </w:r>
-      <w:r>
-        <w:rPr>
-          <w:rFonts w:eastAsia="Calibri"/>
-        </w:rPr>
-        <w:t xml:space="preserve">. </w:t>
-      </w:r>
-      <w:r>
-        <w:rPr>
-          <w:rFonts w:eastAsia="Calibri"/>
-        </w:rPr>
-        <w:t xml:space="preserve">It was a </w:t>
-      </w:r>
-      <w:r>
-        <w:rPr>
-          <w:rFonts w:eastAsia="Calibri"/>
-        </w:rPr>
-        <w:t>kitschy</w:t>
-      </w:r>
-      <w:r>
-        <w:rPr>
-          <w:rFonts w:eastAsia="Calibri"/>
-        </w:rPr>
-        <w:t xml:space="preserve"> little building in the shadow of the upper city</w:t>
-      </w:r>
-      <w:r>
-        <w:rPr>
-          <w:rFonts w:eastAsia="Calibri"/>
-        </w:rPr>
-        <w:t xml:space="preserve"> where she and her high school friends</w:t>
-      </w:r>
-      <w:r>
-        <w:rPr>
-          <w:rFonts w:eastAsia="Calibri"/>
-        </w:rPr>
-        <w:t xml:space="preserve"> liked to eat </w:t>
-      </w:r>
-      <w:r>
-        <w:rPr>
-          <w:rFonts w:eastAsia="Calibri"/>
-        </w:rPr>
-        <w:t>in the afternoons. She recalled the smell of poutine and cigarette smoke, the crinkle of other patrons’ newspapers, the laughter of her classmates, and her mother’s disapproving glare whenever she returned from the “dangerous” lower streets.</w:t>
-      </w:r>
-      <w:r>
-        <w:rPr>
-          <w:rFonts w:eastAsia="Calibri"/>
-        </w:rPr>
-        <w:t xml:space="preserve"> </w:t>
-      </w:r>
-      <w:r>
-        <w:rPr>
-          <w:rFonts w:eastAsia="Calibri"/>
-        </w:rPr>
-        <w:t xml:space="preserve">Even though these memories carried with them a </w:t>
-      </w:r>
-      <w:r>
-        <w:rPr>
-          <w:rFonts w:eastAsia="Calibri"/>
-        </w:rPr>
-        <w:t>pang</w:t>
-      </w:r>
-      <w:r>
-        <w:rPr>
-          <w:rFonts w:eastAsia="Calibri"/>
-        </w:rPr>
-        <w:t xml:space="preserve"> of sorrow for friends she no longer knew, they were also a source of warmth, </w:t>
-      </w:r>
-      <w:r>
-        <w:rPr>
-          <w:rFonts w:eastAsia="Calibri"/>
-        </w:rPr>
-        <w:t>which</w:t>
-      </w:r>
-      <w:r>
-        <w:rPr>
-          <w:rFonts w:eastAsia="Calibri"/>
-        </w:rPr>
-        <w:t xml:space="preserve"> was enough.</w:t>
-      </w:r>
-    </w:p>
-    <w:p>
-      <w:pPr>
-        <w:rPr>
-          <w:rFonts w:eastAsia="Calibri"/>
-        </w:rPr>
-      </w:pPr>
-      <w:r>
-        <w:rPr>
-          <w:rFonts w:eastAsia="Calibri"/>
-        </w:rPr>
-        <w:t xml:space="preserve">That was a lie. It was never enough. </w:t>
-      </w:r>
-    </w:p>
-    <w:p>
-      <w:pPr>
-        <w:rPr>
-          <w:rFonts w:eastAsia="Calibri"/>
-        </w:rPr>
-      </w:pPr>
-      <w:r>
-        <w:rPr>
-          <w:rFonts w:eastAsia="Calibri"/>
-        </w:rPr>
-        <w:t>Sensing her distress, Akiko la</w:t>
-      </w:r>
-      <w:r>
-        <w:rPr>
-          <w:rFonts w:eastAsia="Calibri"/>
-        </w:rPr>
-        <w:t>id</w:t>
-      </w:r>
-      <w:r>
-        <w:rPr>
-          <w:rFonts w:eastAsia="Calibri"/>
-        </w:rPr>
-        <w:t xml:space="preserve"> a sympathetic hand on </w:t>
-      </w:r>
-      <w:r>
-        <w:rPr>
-          <w:rFonts w:eastAsia="Calibri"/>
-        </w:rPr>
-        <w:t>her</w:t>
-      </w:r>
-      <w:r>
-        <w:rPr>
-          <w:rFonts w:eastAsia="Calibri"/>
-        </w:rPr>
-        <w:t xml:space="preserve"> shoulder. </w:t>
-      </w:r>
-      <w:r>
-        <w:rPr>
-          <w:rFonts w:eastAsia="Calibri"/>
-        </w:rPr>
-        <w:t>Cassandra</w:t>
-      </w:r>
-      <w:r>
-        <w:rPr>
-          <w:rFonts w:eastAsia="Calibri"/>
-        </w:rPr>
-        <w:t xml:space="preserve"> immediately and </w:t>
-      </w:r>
-      <w:r>
-        <w:rPr>
-          <w:rFonts w:eastAsia="Calibri"/>
-        </w:rPr>
-        <w:t>instinctively</w:t>
-      </w:r>
-      <w:r>
-        <w:rPr>
-          <w:rFonts w:eastAsia="Calibri"/>
-        </w:rPr>
-        <w:t xml:space="preserve"> swatted it away</w:t>
-      </w:r>
-      <w:r>
-        <w:rPr>
-          <w:rFonts w:eastAsia="Calibri"/>
-        </w:rPr>
-        <w:t>.</w:t>
-      </w:r>
-    </w:p>
-    <w:p>
-      <w:pPr>
-        <w:rPr>
-          <w:rFonts w:eastAsia="Calibri"/>
-        </w:rPr>
-      </w:pPr>
-      <w:r>
-        <w:rPr>
-          <w:rFonts w:eastAsia="Calibri"/>
-        </w:rPr>
-        <w:t>“</w:t>
-      </w:r>
-      <w:r>
-        <w:rPr>
-          <w:rFonts w:eastAsia="Calibri"/>
-        </w:rPr>
-        <w:t>Yikes</w:t>
-      </w:r>
-      <w:r>
-        <w:rPr>
-          <w:rFonts w:eastAsia="Calibri"/>
-        </w:rPr>
-        <w:t xml:space="preserve">, </w:t>
-      </w:r>
-      <w:r>
-        <w:rPr>
-          <w:rFonts w:eastAsia="Calibri"/>
-        </w:rPr>
-        <w:t>alright</w:t>
-      </w:r>
-      <w:r>
-        <w:rPr>
-          <w:rFonts w:eastAsia="Calibri"/>
-        </w:rPr>
-        <w:t>,” her friend said. “No touching, huh?”</w:t>
-      </w:r>
-    </w:p>
-    <w:p>
-      <w:pPr>
-        <w:rPr>
-          <w:rFonts w:eastAsia="Calibri"/>
-        </w:rPr>
-      </w:pPr>
-      <w:r>
-        <w:rPr>
-          <w:rFonts w:eastAsia="Calibri"/>
-        </w:rPr>
-        <w:t>“Not right now, no. I’m just…I feel dirty, okay? And being packed in here with so many people really isn’t helping.”</w:t>
-      </w:r>
-    </w:p>
-    <w:p>
-      <w:pPr>
-        <w:rPr>
-          <w:rFonts w:eastAsia="Calibri"/>
-        </w:rPr>
-      </w:pPr>
-      <w:r>
-        <w:rPr>
-          <w:rFonts w:eastAsia="Calibri"/>
-        </w:rPr>
-        <w:t xml:space="preserve">“Yeah, I get it,” Akiko replied in the </w:t>
-      </w:r>
-      <w:r>
-        <w:rPr>
-          <w:rFonts w:eastAsia="Calibri"/>
-        </w:rPr>
-        <w:t>hesitant</w:t>
-      </w:r>
-      <w:r>
-        <w:rPr>
-          <w:rFonts w:eastAsia="Calibri"/>
-        </w:rPr>
-        <w:t xml:space="preserve"> tone of someone who </w:t>
-      </w:r>
-      <w:r>
-        <w:rPr>
-          <w:rFonts w:eastAsia="Calibri"/>
-        </w:rPr>
-        <w:t>clearly</w:t>
-      </w:r>
-      <w:r>
-        <w:rPr>
-          <w:rFonts w:eastAsia="Calibri"/>
-        </w:rPr>
         <w:t xml:space="preserve"> did not. </w:t>
       </w:r>
     </w:p>
@@ -10234,7 +10242,6 @@
         <w:rPr>
           <w:rFonts w:eastAsia="Times New Roman"/>
         </w:rPr>
-        <w:lastRenderedPageBreak/>
         <w:t xml:space="preserve">“Anyway, we’ll be home soon. Then I can wash off all this sweat and ash and sleep in my own bed again. </w:t>
       </w:r>
       <w:r>
@@ -10481,6 +10488,7 @@
         <w:rPr>
           <w:rFonts w:eastAsia="Times New Roman"/>
         </w:rPr>
+        <w:lastRenderedPageBreak/>
         <w:t>“</w:t>
       </w:r>
       <w:r>
@@ -10755,428 +10763,428 @@
         <w:rPr>
           <w:rFonts w:eastAsia="Times New Roman"/>
         </w:rPr>
+        <w:t>The man in front of her</w:t>
+      </w:r>
+      <w:r>
+        <w:rPr>
+          <w:rFonts w:eastAsia="Times New Roman"/>
+        </w:rPr>
+        <w:t xml:space="preserve"> </w:t>
+      </w:r>
+      <w:r>
+        <w:rPr>
+          <w:rFonts w:eastAsia="Times New Roman"/>
+        </w:rPr>
+        <w:t>had been</w:t>
+      </w:r>
+      <w:r>
+        <w:rPr>
+          <w:rFonts w:eastAsia="Times New Roman"/>
+        </w:rPr>
+        <w:t xml:space="preserve"> her first</w:t>
+      </w:r>
+      <w:r>
+        <w:rPr>
+          <w:rFonts w:eastAsia="Times New Roman"/>
+        </w:rPr>
+        <w:t xml:space="preserve"> </w:t>
+      </w:r>
+      <w:r>
+        <w:rPr>
+          <w:rFonts w:eastAsia="Times New Roman"/>
+        </w:rPr>
+        <w:t>and closest friend</w:t>
+      </w:r>
+      <w:r>
+        <w:rPr>
+          <w:rFonts w:eastAsia="Times New Roman"/>
+        </w:rPr>
+        <w:t xml:space="preserve">, up until </w:t>
+      </w:r>
+      <w:r>
+        <w:rPr>
+          <w:rFonts w:eastAsia="Times New Roman"/>
+        </w:rPr>
+        <w:t>his sister</w:t>
+      </w:r>
+      <w:r>
+        <w:rPr>
+          <w:rFonts w:eastAsia="Times New Roman"/>
+        </w:rPr>
+        <w:t xml:space="preserve"> – Cassandra’s partner at the time – abruptly passed away</w:t>
+      </w:r>
+      <w:r>
+        <w:rPr>
+          <w:rFonts w:eastAsia="Times New Roman"/>
+        </w:rPr>
+        <w:t xml:space="preserve">. After too many </w:t>
+      </w:r>
+      <w:r>
+        <w:rPr>
+          <w:rFonts w:eastAsia="Times New Roman"/>
+        </w:rPr>
+        <w:t>grief-fueled arguments</w:t>
+      </w:r>
+      <w:r>
+        <w:rPr>
+          <w:rFonts w:eastAsia="Times New Roman"/>
+        </w:rPr>
+        <w:t xml:space="preserve"> and </w:t>
+      </w:r>
+      <w:r>
+        <w:rPr>
+          <w:rFonts w:eastAsia="Times New Roman"/>
+        </w:rPr>
+        <w:t>accusations</w:t>
+      </w:r>
+      <w:r>
+        <w:rPr>
+          <w:rFonts w:eastAsia="Times New Roman"/>
+        </w:rPr>
+        <w:t>, they’d arrived at the unspoken conclusion that it was better not to interact anymore</w:t>
+      </w:r>
+      <w:r>
+        <w:rPr>
+          <w:rFonts w:eastAsia="Times New Roman"/>
+        </w:rPr>
+        <w:t>,</w:t>
+      </w:r>
+      <w:r>
+        <w:rPr>
+          <w:rFonts w:eastAsia="Times New Roman"/>
+        </w:rPr>
+        <w:t xml:space="preserve"> </w:t>
+      </w:r>
+      <w:r>
+        <w:rPr>
+          <w:rFonts w:eastAsia="Times New Roman"/>
+        </w:rPr>
+        <w:t>a</w:t>
+      </w:r>
+      <w:r>
+        <w:rPr>
+          <w:rFonts w:eastAsia="Times New Roman"/>
+        </w:rPr>
+        <w:t xml:space="preserve">n agreement that remained in place as </w:t>
+      </w:r>
+      <w:r>
+        <w:rPr>
+          <w:rFonts w:eastAsia="Times New Roman"/>
+        </w:rPr>
+        <w:t>he</w:t>
+      </w:r>
+      <w:r>
+        <w:rPr>
+          <w:rFonts w:eastAsia="Times New Roman"/>
+        </w:rPr>
+        <w:t xml:space="preserve"> strode right past Cassandra </w:t>
+      </w:r>
+      <w:r>
+        <w:rPr>
+          <w:rFonts w:eastAsia="Times New Roman"/>
+        </w:rPr>
+        <w:t>to bow</w:t>
+      </w:r>
+      <w:r>
+        <w:rPr>
+          <w:rFonts w:eastAsia="Times New Roman"/>
+        </w:rPr>
+        <w:t xml:space="preserve"> before Shufen. </w:t>
+      </w:r>
+    </w:p>
+    <w:p>
+      <w:pPr>
+        <w:rPr>
+          <w:rFonts w:eastAsia="Times New Roman"/>
+        </w:rPr>
+      </w:pPr>
+      <w:r>
+        <w:rPr>
+          <w:rFonts w:eastAsia="Times New Roman"/>
+        </w:rPr>
+        <w:t>“</w:t>
+      </w:r>
+      <w:r>
+        <w:rPr>
+          <w:rFonts w:eastAsia="Times New Roman"/>
+        </w:rPr>
+        <w:t xml:space="preserve">Welcome back, </w:t>
+      </w:r>
+      <w:r>
+        <w:rPr>
+          <w:rFonts w:eastAsia="Times New Roman"/>
+        </w:rPr>
+        <w:t>Director Hao,” he said.</w:t>
+      </w:r>
+    </w:p>
+    <w:p>
+      <w:pPr>
+        <w:rPr>
+          <w:rFonts w:eastAsia="Times New Roman"/>
+        </w:rPr>
+      </w:pPr>
+      <w:r>
+        <w:rPr>
+          <w:rFonts w:eastAsia="Times New Roman"/>
+        </w:rPr>
+        <w:t>“</w:t>
+      </w:r>
+      <w:r>
+        <w:rPr>
+          <w:rFonts w:eastAsia="Times New Roman"/>
+        </w:rPr>
+        <w:t>This is</w:t>
+      </w:r>
+      <w:r>
+        <w:rPr>
+          <w:rFonts w:eastAsia="Times New Roman"/>
+        </w:rPr>
+        <w:t xml:space="preserve"> a pleasant surprise. </w:t>
+      </w:r>
+      <w:r>
+        <w:rPr>
+          <w:rFonts w:eastAsia="Times New Roman"/>
+        </w:rPr>
+        <w:t>It’s good to see you</w:t>
+      </w:r>
+      <w:r>
+        <w:rPr>
+          <w:rFonts w:eastAsia="Times New Roman"/>
+        </w:rPr>
+        <w:t xml:space="preserve">, Xiang,” Shufen replied. </w:t>
+      </w:r>
+    </w:p>
+    <w:p>
+      <w:pPr>
+        <w:rPr>
+          <w:rFonts w:eastAsia="Times New Roman"/>
+        </w:rPr>
+      </w:pPr>
+      <w:r>
+        <w:rPr>
+          <w:rFonts w:eastAsia="Times New Roman"/>
+        </w:rPr>
+        <w:t xml:space="preserve">It was no secret that her mother liked him. He </w:t>
+      </w:r>
+      <w:r>
+        <w:rPr>
+          <w:rFonts w:eastAsia="Times New Roman"/>
+        </w:rPr>
+        <w:t>was well-groomed, with flawless skin and voluminous hair that must have been the product of an extensive morning routine.</w:t>
+      </w:r>
+      <w:r>
+        <w:rPr>
+          <w:rFonts w:eastAsia="Times New Roman"/>
+        </w:rPr>
+        <w:t xml:space="preserve"> He was adept in etiquette. And now he was </w:t>
+      </w:r>
+      <w:r>
+        <w:rPr>
+          <w:rFonts w:eastAsia="Times New Roman"/>
+        </w:rPr>
+        <w:t>a scholar with a</w:t>
+      </w:r>
+      <w:r>
+        <w:rPr>
+          <w:rFonts w:eastAsia="Times New Roman"/>
+        </w:rPr>
+        <w:t xml:space="preserve"> master’s degree in </w:t>
+      </w:r>
+      <w:r>
+        <w:rPr>
+          <w:rFonts w:eastAsia="Times New Roman"/>
+        </w:rPr>
+        <w:t>political</w:t>
+      </w:r>
+      <w:r>
+        <w:rPr>
+          <w:rFonts w:eastAsia="Times New Roman"/>
+        </w:rPr>
+        <w:t xml:space="preserve"> science</w:t>
+      </w:r>
+      <w:r>
+        <w:rPr>
+          <w:rFonts w:eastAsia="Times New Roman"/>
+        </w:rPr>
+        <w:t>.</w:t>
+      </w:r>
+      <w:r>
+        <w:rPr>
+          <w:rFonts w:eastAsia="Times New Roman"/>
+        </w:rPr>
+        <w:t xml:space="preserve"> </w:t>
+      </w:r>
+      <w:r>
+        <w:rPr>
+          <w:rFonts w:eastAsia="Times New Roman"/>
+        </w:rPr>
+        <w:t xml:space="preserve">Cassandra </w:t>
+      </w:r>
+      <w:r>
+        <w:rPr>
+          <w:rFonts w:eastAsia="Times New Roman"/>
+        </w:rPr>
+        <w:t>considered herself lucky that</w:t>
+      </w:r>
+      <w:r>
+        <w:rPr>
+          <w:rFonts w:eastAsia="Times New Roman"/>
+        </w:rPr>
+        <w:t xml:space="preserve"> time of arranged marriages had long since passed</w:t>
+      </w:r>
+      <w:r>
+        <w:rPr>
+          <w:rFonts w:eastAsia="Times New Roman"/>
+        </w:rPr>
+        <w:t>,</w:t>
+      </w:r>
+      <w:r>
+        <w:rPr>
+          <w:rFonts w:eastAsia="Times New Roman"/>
+        </w:rPr>
+        <w:t xml:space="preserve"> since</w:t>
+      </w:r>
+      <w:r>
+        <w:rPr>
+          <w:rFonts w:eastAsia="Times New Roman"/>
+        </w:rPr>
+        <w:t xml:space="preserve"> </w:t>
+      </w:r>
+      <w:r>
+        <w:rPr>
+          <w:rFonts w:eastAsia="Times New Roman"/>
+        </w:rPr>
+        <w:t>her mother</w:t>
+      </w:r>
+      <w:r>
+        <w:rPr>
+          <w:rFonts w:eastAsia="Times New Roman"/>
+        </w:rPr>
+        <w:t xml:space="preserve"> would </w:t>
+      </w:r>
+      <w:r>
+        <w:rPr>
+          <w:rFonts w:eastAsia="Times New Roman"/>
+        </w:rPr>
+        <w:t>have</w:t>
+      </w:r>
+      <w:r>
+        <w:rPr>
+          <w:rFonts w:eastAsia="Times New Roman"/>
+        </w:rPr>
+        <w:t xml:space="preserve"> certainly</w:t>
+      </w:r>
+      <w:r>
+        <w:rPr>
+          <w:rFonts w:eastAsia="Times New Roman"/>
+        </w:rPr>
+        <w:t xml:space="preserve"> </w:t>
+      </w:r>
+      <w:r>
+        <w:rPr>
+          <w:rFonts w:eastAsia="Times New Roman"/>
+        </w:rPr>
+        <w:t xml:space="preserve">tried to </w:t>
+      </w:r>
+      <w:r>
+        <w:rPr>
+          <w:rFonts w:eastAsia="Times New Roman"/>
+        </w:rPr>
+        <w:t>negotiate one between the two of them</w:t>
+      </w:r>
+      <w:r>
+        <w:rPr>
+          <w:rFonts w:eastAsia="Times New Roman"/>
+        </w:rPr>
+        <w:t xml:space="preserve"> in the days of yore</w:t>
+      </w:r>
+      <w:r>
+        <w:rPr>
+          <w:rFonts w:eastAsia="Times New Roman"/>
+        </w:rPr>
+        <w:t>, and the Sun family would have easily accepted.</w:t>
+      </w:r>
+    </w:p>
+    <w:p>
+      <w:pPr>
+        <w:rPr>
+          <w:rFonts w:eastAsia="Times New Roman"/>
+        </w:rPr>
+      </w:pPr>
+      <w:r>
+        <w:rPr>
+          <w:rFonts w:eastAsia="Times New Roman"/>
+        </w:rPr>
+        <w:t xml:space="preserve">“I </w:t>
+      </w:r>
+      <w:r>
+        <w:rPr>
+          <w:rFonts w:eastAsia="Times New Roman"/>
+        </w:rPr>
+        <w:t xml:space="preserve">have information you’ll find relevant,” Xiang said. “In the ten hours since your departure from Athens, Chairman Lancaster has </w:t>
+      </w:r>
+      <w:r>
+        <w:rPr>
+          <w:rFonts w:eastAsia="Times New Roman"/>
+        </w:rPr>
+        <w:t>called for a vote</w:t>
+      </w:r>
+      <w:r>
+        <w:rPr>
+          <w:rFonts w:eastAsia="Times New Roman"/>
+        </w:rPr>
+        <w:t xml:space="preserve"> before the board of directors.”</w:t>
+      </w:r>
+    </w:p>
+    <w:p>
+      <w:pPr>
+        <w:rPr>
+          <w:rFonts w:eastAsia="Times New Roman"/>
+        </w:rPr>
+      </w:pPr>
+      <w:r>
+        <w:rPr>
+          <w:rFonts w:eastAsia="Times New Roman"/>
+        </w:rPr>
+        <w:t>“A vote? To authorize military contracts for the mnemonic matrix?”</w:t>
+      </w:r>
+    </w:p>
+    <w:p>
+      <w:pPr>
+        <w:rPr>
+          <w:rFonts w:eastAsia="Times New Roman"/>
+        </w:rPr>
+      </w:pPr>
+      <w:r>
+        <w:rPr>
+          <w:rFonts w:eastAsia="Times New Roman"/>
+        </w:rPr>
+        <w:t xml:space="preserve"> “Negative. He’s re-introduced the Montreal </w:t>
+      </w:r>
+      <w:r>
+        <w:rPr>
+          <w:rFonts w:eastAsia="Times New Roman"/>
+        </w:rPr>
+        <w:t>Security</w:t>
+      </w:r>
+      <w:r>
+        <w:rPr>
+          <w:rFonts w:eastAsia="Times New Roman"/>
+        </w:rPr>
+        <w:t xml:space="preserve"> Initiative.”</w:t>
+      </w:r>
+    </w:p>
+    <w:p>
+      <w:pPr>
+        <w:rPr>
+          <w:rFonts w:eastAsia="Times New Roman"/>
+        </w:rPr>
+      </w:pPr>
+      <w:r>
+        <w:rPr>
+          <w:rFonts w:eastAsia="Times New Roman"/>
+        </w:rPr>
         <w:lastRenderedPageBreak/>
-        <w:t>The man in front of her</w:t>
-      </w:r>
-      <w:r>
-        <w:rPr>
-          <w:rFonts w:eastAsia="Times New Roman"/>
-        </w:rPr>
-        <w:t xml:space="preserve"> </w:t>
-      </w:r>
-      <w:r>
-        <w:rPr>
-          <w:rFonts w:eastAsia="Times New Roman"/>
-        </w:rPr>
-        <w:t>had been</w:t>
-      </w:r>
-      <w:r>
-        <w:rPr>
-          <w:rFonts w:eastAsia="Times New Roman"/>
-        </w:rPr>
-        <w:t xml:space="preserve"> her first</w:t>
-      </w:r>
-      <w:r>
-        <w:rPr>
-          <w:rFonts w:eastAsia="Times New Roman"/>
-        </w:rPr>
-        <w:t xml:space="preserve"> </w:t>
-      </w:r>
-      <w:r>
-        <w:rPr>
-          <w:rFonts w:eastAsia="Times New Roman"/>
-        </w:rPr>
-        <w:t>and closest friend</w:t>
-      </w:r>
-      <w:r>
-        <w:rPr>
-          <w:rFonts w:eastAsia="Times New Roman"/>
-        </w:rPr>
-        <w:t xml:space="preserve">, up until </w:t>
-      </w:r>
-      <w:r>
-        <w:rPr>
-          <w:rFonts w:eastAsia="Times New Roman"/>
-        </w:rPr>
-        <w:t>his sister</w:t>
-      </w:r>
-      <w:r>
-        <w:rPr>
-          <w:rFonts w:eastAsia="Times New Roman"/>
-        </w:rPr>
-        <w:t xml:space="preserve"> – Cassandra’s partner at the time – abruptly passed away</w:t>
-      </w:r>
-      <w:r>
-        <w:rPr>
-          <w:rFonts w:eastAsia="Times New Roman"/>
-        </w:rPr>
-        <w:t xml:space="preserve">. After too many </w:t>
-      </w:r>
-      <w:r>
-        <w:rPr>
-          <w:rFonts w:eastAsia="Times New Roman"/>
-        </w:rPr>
-        <w:t>grief-fueled arguments</w:t>
-      </w:r>
-      <w:r>
-        <w:rPr>
-          <w:rFonts w:eastAsia="Times New Roman"/>
-        </w:rPr>
-        <w:t xml:space="preserve"> and </w:t>
-      </w:r>
-      <w:r>
-        <w:rPr>
-          <w:rFonts w:eastAsia="Times New Roman"/>
-        </w:rPr>
-        <w:t>accusations</w:t>
-      </w:r>
-      <w:r>
-        <w:rPr>
-          <w:rFonts w:eastAsia="Times New Roman"/>
-        </w:rPr>
-        <w:t>, they’d arrived at the unspoken conclusion that it was better not to interact anymore</w:t>
-      </w:r>
-      <w:r>
-        <w:rPr>
-          <w:rFonts w:eastAsia="Times New Roman"/>
-        </w:rPr>
-        <w:t>,</w:t>
-      </w:r>
-      <w:r>
-        <w:rPr>
-          <w:rFonts w:eastAsia="Times New Roman"/>
-        </w:rPr>
-        <w:t xml:space="preserve"> </w:t>
-      </w:r>
-      <w:r>
-        <w:rPr>
-          <w:rFonts w:eastAsia="Times New Roman"/>
-        </w:rPr>
-        <w:t>a</w:t>
-      </w:r>
-      <w:r>
-        <w:rPr>
-          <w:rFonts w:eastAsia="Times New Roman"/>
-        </w:rPr>
-        <w:t xml:space="preserve">n agreement that remained in place as </w:t>
-      </w:r>
-      <w:r>
-        <w:rPr>
-          <w:rFonts w:eastAsia="Times New Roman"/>
-        </w:rPr>
-        <w:t>he</w:t>
-      </w:r>
-      <w:r>
-        <w:rPr>
-          <w:rFonts w:eastAsia="Times New Roman"/>
-        </w:rPr>
-        <w:t xml:space="preserve"> strode right past Cassandra </w:t>
-      </w:r>
-      <w:r>
-        <w:rPr>
-          <w:rFonts w:eastAsia="Times New Roman"/>
-        </w:rPr>
-        <w:t>to bow</w:t>
-      </w:r>
-      <w:r>
-        <w:rPr>
-          <w:rFonts w:eastAsia="Times New Roman"/>
-        </w:rPr>
-        <w:t xml:space="preserve"> before Shufen. </w:t>
-      </w:r>
-    </w:p>
-    <w:p>
-      <w:pPr>
-        <w:rPr>
-          <w:rFonts w:eastAsia="Times New Roman"/>
-        </w:rPr>
-      </w:pPr>
-      <w:r>
-        <w:rPr>
-          <w:rFonts w:eastAsia="Times New Roman"/>
-        </w:rPr>
-        <w:t>“</w:t>
-      </w:r>
-      <w:r>
-        <w:rPr>
-          <w:rFonts w:eastAsia="Times New Roman"/>
-        </w:rPr>
-        <w:t xml:space="preserve">Welcome back, </w:t>
-      </w:r>
-      <w:r>
-        <w:rPr>
-          <w:rFonts w:eastAsia="Times New Roman"/>
-        </w:rPr>
-        <w:t>Director Hao,” he said.</w:t>
-      </w:r>
-    </w:p>
-    <w:p>
-      <w:pPr>
-        <w:rPr>
-          <w:rFonts w:eastAsia="Times New Roman"/>
-        </w:rPr>
-      </w:pPr>
-      <w:r>
-        <w:rPr>
-          <w:rFonts w:eastAsia="Times New Roman"/>
-        </w:rPr>
-        <w:t>“</w:t>
-      </w:r>
-      <w:r>
-        <w:rPr>
-          <w:rFonts w:eastAsia="Times New Roman"/>
-        </w:rPr>
-        <w:t>This is</w:t>
-      </w:r>
-      <w:r>
-        <w:rPr>
-          <w:rFonts w:eastAsia="Times New Roman"/>
-        </w:rPr>
-        <w:t xml:space="preserve"> a pleasant surprise. </w:t>
-      </w:r>
-      <w:r>
-        <w:rPr>
-          <w:rFonts w:eastAsia="Times New Roman"/>
-        </w:rPr>
-        <w:t>It’s good to see you</w:t>
-      </w:r>
-      <w:r>
-        <w:rPr>
-          <w:rFonts w:eastAsia="Times New Roman"/>
-        </w:rPr>
-        <w:t xml:space="preserve">, Xiang,” Shufen replied. </w:t>
-      </w:r>
-    </w:p>
-    <w:p>
-      <w:pPr>
-        <w:rPr>
-          <w:rFonts w:eastAsia="Times New Roman"/>
-        </w:rPr>
-      </w:pPr>
-      <w:r>
-        <w:rPr>
-          <w:rFonts w:eastAsia="Times New Roman"/>
-        </w:rPr>
-        <w:t xml:space="preserve">It was no secret that her mother liked him. He </w:t>
-      </w:r>
-      <w:r>
-        <w:rPr>
-          <w:rFonts w:eastAsia="Times New Roman"/>
-        </w:rPr>
-        <w:t>was well-groomed, with flawless skin and voluminous hair that must have been the product of an extensive morning routine.</w:t>
-      </w:r>
-      <w:r>
-        <w:rPr>
-          <w:rFonts w:eastAsia="Times New Roman"/>
-        </w:rPr>
-        <w:t xml:space="preserve"> He was adept in etiquette. And now he was </w:t>
-      </w:r>
-      <w:r>
-        <w:rPr>
-          <w:rFonts w:eastAsia="Times New Roman"/>
-        </w:rPr>
-        <w:t>a scholar with a</w:t>
-      </w:r>
-      <w:r>
-        <w:rPr>
-          <w:rFonts w:eastAsia="Times New Roman"/>
-        </w:rPr>
-        <w:t xml:space="preserve"> master’s degree in </w:t>
-      </w:r>
-      <w:r>
-        <w:rPr>
-          <w:rFonts w:eastAsia="Times New Roman"/>
-        </w:rPr>
-        <w:t>political</w:t>
-      </w:r>
-      <w:r>
-        <w:rPr>
-          <w:rFonts w:eastAsia="Times New Roman"/>
-        </w:rPr>
-        <w:t xml:space="preserve"> science</w:t>
-      </w:r>
-      <w:r>
-        <w:rPr>
-          <w:rFonts w:eastAsia="Times New Roman"/>
-        </w:rPr>
-        <w:t>.</w:t>
-      </w:r>
-      <w:r>
-        <w:rPr>
-          <w:rFonts w:eastAsia="Times New Roman"/>
-        </w:rPr>
-        <w:t xml:space="preserve"> </w:t>
-      </w:r>
-      <w:r>
-        <w:rPr>
-          <w:rFonts w:eastAsia="Times New Roman"/>
-        </w:rPr>
-        <w:t xml:space="preserve">Cassandra </w:t>
-      </w:r>
-      <w:r>
-        <w:rPr>
-          <w:rFonts w:eastAsia="Times New Roman"/>
-        </w:rPr>
-        <w:t>considered herself lucky that</w:t>
-      </w:r>
-      <w:r>
-        <w:rPr>
-          <w:rFonts w:eastAsia="Times New Roman"/>
-        </w:rPr>
-        <w:t xml:space="preserve"> time of arranged marriages had long since passed</w:t>
-      </w:r>
-      <w:r>
-        <w:rPr>
-          <w:rFonts w:eastAsia="Times New Roman"/>
-        </w:rPr>
-        <w:t>,</w:t>
-      </w:r>
-      <w:r>
-        <w:rPr>
-          <w:rFonts w:eastAsia="Times New Roman"/>
-        </w:rPr>
-        <w:t xml:space="preserve"> since</w:t>
-      </w:r>
-      <w:r>
-        <w:rPr>
-          <w:rFonts w:eastAsia="Times New Roman"/>
-        </w:rPr>
-        <w:t xml:space="preserve"> </w:t>
-      </w:r>
-      <w:r>
-        <w:rPr>
-          <w:rFonts w:eastAsia="Times New Roman"/>
-        </w:rPr>
-        <w:t>her mother</w:t>
-      </w:r>
-      <w:r>
-        <w:rPr>
-          <w:rFonts w:eastAsia="Times New Roman"/>
-        </w:rPr>
-        <w:t xml:space="preserve"> would </w:t>
-      </w:r>
-      <w:r>
-        <w:rPr>
-          <w:rFonts w:eastAsia="Times New Roman"/>
-        </w:rPr>
-        <w:t>have</w:t>
-      </w:r>
-      <w:r>
-        <w:rPr>
-          <w:rFonts w:eastAsia="Times New Roman"/>
-        </w:rPr>
-        <w:t xml:space="preserve"> certainly</w:t>
-      </w:r>
-      <w:r>
-        <w:rPr>
-          <w:rFonts w:eastAsia="Times New Roman"/>
-        </w:rPr>
-        <w:t xml:space="preserve"> </w:t>
-      </w:r>
-      <w:r>
-        <w:rPr>
-          <w:rFonts w:eastAsia="Times New Roman"/>
-        </w:rPr>
-        <w:t xml:space="preserve">tried to </w:t>
-      </w:r>
-      <w:r>
-        <w:rPr>
-          <w:rFonts w:eastAsia="Times New Roman"/>
-        </w:rPr>
-        <w:t>negotiate one between the two of them</w:t>
-      </w:r>
-      <w:r>
-        <w:rPr>
-          <w:rFonts w:eastAsia="Times New Roman"/>
-        </w:rPr>
-        <w:t xml:space="preserve"> in the days of yore</w:t>
-      </w:r>
-      <w:r>
-        <w:rPr>
-          <w:rFonts w:eastAsia="Times New Roman"/>
-        </w:rPr>
-        <w:t>, and the Sun family would have easily accepted.</w:t>
-      </w:r>
-    </w:p>
-    <w:p>
-      <w:pPr>
-        <w:rPr>
-          <w:rFonts w:eastAsia="Times New Roman"/>
-        </w:rPr>
-      </w:pPr>
-      <w:r>
-        <w:rPr>
-          <w:rFonts w:eastAsia="Times New Roman"/>
-        </w:rPr>
-        <w:t xml:space="preserve">“I </w:t>
-      </w:r>
-      <w:r>
-        <w:rPr>
-          <w:rFonts w:eastAsia="Times New Roman"/>
-        </w:rPr>
-        <w:t xml:space="preserve">have information you’ll find relevant,” Xiang said. “In the ten hours since your departure from Athens, Chairman Lancaster has </w:t>
-      </w:r>
-      <w:r>
-        <w:rPr>
-          <w:rFonts w:eastAsia="Times New Roman"/>
-        </w:rPr>
-        <w:t>called for a vote</w:t>
-      </w:r>
-      <w:r>
-        <w:rPr>
-          <w:rFonts w:eastAsia="Times New Roman"/>
-        </w:rPr>
-        <w:t xml:space="preserve"> before the board of directors.”</w:t>
-      </w:r>
-    </w:p>
-    <w:p>
-      <w:pPr>
-        <w:rPr>
-          <w:rFonts w:eastAsia="Times New Roman"/>
-        </w:rPr>
-      </w:pPr>
-      <w:r>
-        <w:rPr>
-          <w:rFonts w:eastAsia="Times New Roman"/>
-        </w:rPr>
-        <w:t>“A vote? To authorize military contracts for the mnemonic matrix?”</w:t>
-      </w:r>
-    </w:p>
-    <w:p>
-      <w:pPr>
-        <w:rPr>
-          <w:rFonts w:eastAsia="Times New Roman"/>
-        </w:rPr>
-      </w:pPr>
-      <w:r>
-        <w:rPr>
-          <w:rFonts w:eastAsia="Times New Roman"/>
-        </w:rPr>
-        <w:t xml:space="preserve"> “Negative. He’s re-introduced the Montreal </w:t>
-      </w:r>
-      <w:r>
-        <w:rPr>
-          <w:rFonts w:eastAsia="Times New Roman"/>
-        </w:rPr>
-        <w:t>Security</w:t>
-      </w:r>
-      <w:r>
-        <w:rPr>
-          <w:rFonts w:eastAsia="Times New Roman"/>
-        </w:rPr>
-        <w:t xml:space="preserve"> Initiative.”</w:t>
-      </w:r>
-    </w:p>
-    <w:p>
-      <w:pPr>
-        <w:rPr>
-          <w:rFonts w:eastAsia="Times New Roman"/>
-        </w:rPr>
-      </w:pPr>
-      <w:r>
-        <w:rPr>
-          <w:rFonts w:eastAsia="Times New Roman"/>
-        </w:rPr>
         <w:t xml:space="preserve">A flicker of wrath </w:t>
       </w:r>
       <w:r>
@@ -11454,8 +11462,484 @@
         <w:rPr>
           <w:rFonts w:eastAsia="Times New Roman"/>
         </w:rPr>
+        <w:t>“So, like, what is this ‘initiative’ thing that got your mom all riled up?</w:t>
+      </w:r>
+      <w:r>
+        <w:rPr>
+          <w:rFonts w:eastAsia="Times New Roman"/>
+        </w:rPr>
+        <w:t xml:space="preserve"> </w:t>
+      </w:r>
+      <w:r>
+        <w:rPr>
+          <w:rFonts w:eastAsia="Times New Roman"/>
+        </w:rPr>
+        <w:t xml:space="preserve">She </w:t>
+      </w:r>
+      <w:r>
+        <w:rPr>
+          <w:rFonts w:eastAsia="Times New Roman"/>
+        </w:rPr>
+        <w:t>and Marcus mentioned it at the airport, right?</w:t>
+      </w:r>
+      <w:r>
+        <w:rPr>
+          <w:rFonts w:eastAsia="Times New Roman"/>
+        </w:rPr>
+        <w:t>” Akiko asked on their way back to Cassandra’s suite</w:t>
+      </w:r>
+      <w:r>
+        <w:rPr>
+          <w:rFonts w:eastAsia="Times New Roman"/>
+        </w:rPr>
+        <w:t>, where they’d agreed she would stay</w:t>
+      </w:r>
+      <w:r>
+        <w:rPr>
+          <w:rFonts w:eastAsia="Times New Roman"/>
+        </w:rPr>
+        <w:t xml:space="preserve">. </w:t>
+      </w:r>
+    </w:p>
+    <w:p>
+      <w:pPr>
+        <w:rPr>
+          <w:rFonts w:eastAsia="Times New Roman"/>
+        </w:rPr>
+      </w:pPr>
+      <w:r>
+        <w:rPr>
+          <w:rFonts w:eastAsia="Times New Roman"/>
+        </w:rPr>
+        <w:t xml:space="preserve">“The Montreal </w:t>
+      </w:r>
+      <w:r>
+        <w:rPr>
+          <w:rFonts w:eastAsia="Times New Roman"/>
+        </w:rPr>
+        <w:t>Security</w:t>
+      </w:r>
+      <w:r>
+        <w:rPr>
+          <w:rFonts w:eastAsia="Times New Roman"/>
+        </w:rPr>
+        <w:t xml:space="preserve"> Initiative</w:t>
+      </w:r>
+      <w:r>
+        <w:rPr>
+          <w:rFonts w:eastAsia="Times New Roman"/>
+        </w:rPr>
+        <w:t xml:space="preserve"> was a proposal Lancaster made to the board last </w:t>
+      </w:r>
+      <w:r>
+        <w:rPr>
+          <w:rFonts w:eastAsia="Times New Roman"/>
+        </w:rPr>
+        <w:t>winter</w:t>
+      </w:r>
+      <w:r>
+        <w:rPr>
+          <w:rFonts w:eastAsia="Times New Roman"/>
+        </w:rPr>
+        <w:t>, when the first protests started</w:t>
+      </w:r>
+      <w:r>
+        <w:rPr>
+          <w:rFonts w:eastAsia="Times New Roman"/>
+        </w:rPr>
+        <w:t>,” Cassandra answered.</w:t>
+      </w:r>
+      <w:r>
+        <w:rPr>
+          <w:rFonts w:eastAsia="Times New Roman"/>
+        </w:rPr>
+        <w:t xml:space="preserve"> </w:t>
+      </w:r>
+      <w:r>
+        <w:rPr>
+          <w:rFonts w:eastAsia="Times New Roman"/>
+        </w:rPr>
+        <w:t>“</w:t>
+      </w:r>
+      <w:r>
+        <w:rPr>
+          <w:rFonts w:eastAsia="Times New Roman"/>
+        </w:rPr>
+        <w:t xml:space="preserve">It would have replaced my mother as Director with one of his cronies, and let the Skywatch </w:t>
+      </w:r>
+      <w:r>
+        <w:rPr>
+          <w:rFonts w:eastAsia="Times New Roman"/>
+        </w:rPr>
+        <w:t>move</w:t>
+      </w:r>
+      <w:r>
+        <w:rPr>
+          <w:rFonts w:eastAsia="Times New Roman"/>
+        </w:rPr>
+        <w:t xml:space="preserve"> in to </w:t>
+      </w:r>
+      <w:r>
+        <w:rPr>
+          <w:rFonts w:eastAsia="Times New Roman"/>
+        </w:rPr>
+        <w:t>break</w:t>
+      </w:r>
+      <w:r>
+        <w:rPr>
+          <w:rFonts w:eastAsia="Times New Roman"/>
+        </w:rPr>
+        <w:t xml:space="preserve"> the strike</w:t>
+      </w:r>
+      <w:r>
+        <w:rPr>
+          <w:rFonts w:eastAsia="Times New Roman"/>
+        </w:rPr>
+        <w:t xml:space="preserve">. </w:t>
+      </w:r>
+      <w:r>
+        <w:rPr>
+          <w:rFonts w:eastAsia="Times New Roman"/>
+        </w:rPr>
+        <w:t>I can only guess that he’s bringing it back now because it’ll knock out the strongest opponents to his plans for the mnemonic matrix.</w:t>
+      </w:r>
+      <w:r>
+        <w:rPr>
+          <w:rFonts w:eastAsia="Times New Roman"/>
+        </w:rPr>
+        <w:t>”</w:t>
+      </w:r>
+    </w:p>
+    <w:p>
+      <w:pPr>
+        <w:rPr>
+          <w:rFonts w:eastAsia="Times New Roman"/>
+        </w:rPr>
+      </w:pPr>
+      <w:r>
+        <w:rPr>
+          <w:rFonts w:eastAsia="Times New Roman"/>
+        </w:rPr>
+        <w:t>“So, it got shot down before, but he thinks he can get more votes after that shitshow in Athens?”</w:t>
+      </w:r>
+    </w:p>
+    <w:p>
+      <w:pPr>
+        <w:rPr>
+          <w:rFonts w:eastAsia="Times New Roman"/>
+        </w:rPr>
+      </w:pPr>
+      <w:r>
+        <w:rPr>
+          <w:rFonts w:eastAsia="Times New Roman"/>
+        </w:rPr>
+        <w:t>“</w:t>
+      </w:r>
+      <w:r>
+        <w:rPr>
+          <w:rFonts w:eastAsia="Times New Roman"/>
+        </w:rPr>
+        <w:t>In a nutshell, yeah.</w:t>
+      </w:r>
+      <w:r>
+        <w:rPr>
+          <w:rFonts w:eastAsia="Times New Roman"/>
+        </w:rPr>
+        <w:t xml:space="preserve"> </w:t>
+      </w:r>
+      <w:r>
+        <w:rPr>
+          <w:rFonts w:eastAsia="Times New Roman"/>
+        </w:rPr>
+        <w:t xml:space="preserve">Don’t worry about it, though. </w:t>
+      </w:r>
+      <w:r>
+        <w:rPr>
+          <w:rFonts w:eastAsia="Times New Roman"/>
+        </w:rPr>
+        <w:t>I’m sure my mother and Xiang are already trying to figure out how we can sway this in our favor.”</w:t>
+      </w:r>
+    </w:p>
+    <w:p>
+      <w:pPr>
+        <w:rPr>
+          <w:rFonts w:eastAsia="Times New Roman"/>
+        </w:rPr>
+      </w:pPr>
+      <w:r>
+        <w:rPr>
+          <w:rFonts w:eastAsia="Times New Roman"/>
+        </w:rPr>
+        <w:t>“Oh, I’m not worried</w:t>
+      </w:r>
+      <w:r>
+        <w:rPr>
+          <w:rFonts w:eastAsia="Times New Roman"/>
+        </w:rPr>
+        <w:t>. None of my business, anyway</w:t>
+      </w:r>
+      <w:r>
+        <w:rPr>
+          <w:rFonts w:eastAsia="Times New Roman"/>
+        </w:rPr>
+        <w:t>.”</w:t>
+      </w:r>
+    </w:p>
+    <w:p>
+      <w:pPr>
+        <w:rPr>
+          <w:rFonts w:eastAsia="Times New Roman"/>
+        </w:rPr>
+      </w:pPr>
+      <w:r>
+        <w:rPr>
+          <w:rFonts w:eastAsia="Times New Roman"/>
+        </w:rPr>
+        <w:t>Cassandra stopped in front of a door near the northeastern corner of the Cloud Garden and</w:t>
+      </w:r>
+      <w:r>
+        <w:rPr>
+          <w:rFonts w:eastAsia="Times New Roman"/>
+        </w:rPr>
+        <w:t xml:space="preserve"> pressed her thumb against the sensor by its handle. There was a click, and she pulled the door open, allowing Akiko to enter first.</w:t>
+      </w:r>
+    </w:p>
+    <w:p>
+      <w:pPr>
+        <w:rPr>
+          <w:rFonts w:eastAsia="Times New Roman"/>
+        </w:rPr>
+      </w:pPr>
+      <w:r>
+        <w:rPr>
+          <w:rFonts w:eastAsia="Times New Roman"/>
+        </w:rPr>
         <w:lastRenderedPageBreak/>
-        <w:t>“So, like, what is this ‘initiative’ thing that got your mom all riled up?</w:t>
+        <w:t xml:space="preserve">Her apartment was </w:t>
+      </w:r>
+      <w:r>
+        <w:rPr>
+          <w:rFonts w:eastAsia="Times New Roman"/>
+        </w:rPr>
+        <w:t>spacious</w:t>
+      </w:r>
+      <w:r>
+        <w:rPr>
+          <w:rFonts w:eastAsia="Times New Roman"/>
+        </w:rPr>
+        <w:t>, though modestly decorated</w:t>
+      </w:r>
+      <w:r>
+        <w:rPr>
+          <w:rFonts w:eastAsia="Times New Roman"/>
+        </w:rPr>
+        <w:t xml:space="preserve"> with an assortment of houseplants, statuettes wrought from jade and marble</w:t>
+      </w:r>
+      <w:r>
+        <w:rPr>
+          <w:rFonts w:eastAsia="Times New Roman"/>
+        </w:rPr>
+        <w:t xml:space="preserve">, and a miniature Zen garden </w:t>
+      </w:r>
+      <w:r>
+        <w:rPr>
+          <w:rFonts w:eastAsia="Times New Roman"/>
+        </w:rPr>
+        <w:t>atop the living room table. A handful of clean but unsorted pots and dishes were stacked near the washing machine</w:t>
+      </w:r>
+      <w:r>
+        <w:rPr>
+          <w:rFonts w:eastAsia="Times New Roman"/>
+        </w:rPr>
+        <w:t xml:space="preserve"> and </w:t>
+      </w:r>
+      <w:r>
+        <w:rPr>
+          <w:rFonts w:eastAsia="Times New Roman"/>
+        </w:rPr>
+        <w:t>a pile of</w:t>
+      </w:r>
+      <w:r>
+        <w:rPr>
+          <w:rFonts w:eastAsia="Times New Roman"/>
+        </w:rPr>
+        <w:t xml:space="preserve"> dirty clothes lay on the floor outside the bedroom, </w:t>
+      </w:r>
+      <w:r>
+        <w:rPr>
+          <w:rFonts w:eastAsia="Times New Roman"/>
+        </w:rPr>
+        <w:t>showing</w:t>
+      </w:r>
+      <w:r>
+        <w:rPr>
+          <w:rFonts w:eastAsia="Times New Roman"/>
+        </w:rPr>
+        <w:t xml:space="preserve"> the haste with which Cassandra had </w:t>
+      </w:r>
+      <w:r>
+        <w:rPr>
+          <w:rFonts w:eastAsia="Times New Roman"/>
+        </w:rPr>
+        <w:t>left</w:t>
+      </w:r>
+      <w:r>
+        <w:rPr>
+          <w:rFonts w:eastAsia="Times New Roman"/>
+        </w:rPr>
+        <w:t xml:space="preserve"> for the conference. Had the incident at the airport not forced her to rush, she would </w:t>
+      </w:r>
+      <w:r>
+        <w:rPr>
+          <w:rFonts w:eastAsia="Times New Roman"/>
+        </w:rPr>
+        <w:t>have never</w:t>
+      </w:r>
+      <w:r>
+        <w:rPr>
+          <w:rFonts w:eastAsia="Times New Roman"/>
+        </w:rPr>
+        <w:t xml:space="preserve"> left </w:t>
+      </w:r>
+      <w:r>
+        <w:rPr>
+          <w:rFonts w:eastAsia="Times New Roman"/>
+        </w:rPr>
+        <w:t>such a mess</w:t>
+      </w:r>
+      <w:r>
+        <w:rPr>
+          <w:rFonts w:eastAsia="Times New Roman"/>
+        </w:rPr>
+        <w:t>.</w:t>
+      </w:r>
+    </w:p>
+    <w:p>
+      <w:pPr>
+        <w:rPr>
+          <w:rFonts w:eastAsia="Times New Roman"/>
+        </w:rPr>
+      </w:pPr>
+      <w:r>
+        <w:rPr>
+          <w:rFonts w:eastAsia="Times New Roman"/>
+        </w:rPr>
+        <w:t>“</w:t>
+      </w:r>
+      <w:r>
+        <w:rPr>
+          <w:rFonts w:eastAsia="Times New Roman"/>
+        </w:rPr>
+        <w:t xml:space="preserve">The couch is a </w:t>
+      </w:r>
+      <w:r>
+        <w:rPr>
+          <w:rFonts w:eastAsia="Times New Roman"/>
+        </w:rPr>
+        <w:t>fold</w:t>
+      </w:r>
+      <w:r>
+        <w:rPr>
+          <w:rFonts w:eastAsia="Times New Roman"/>
+        </w:rPr>
+        <w:t xml:space="preserve">-out, so you can sleep there. </w:t>
+      </w:r>
+      <w:r>
+        <w:rPr>
+          <w:rFonts w:eastAsia="Times New Roman"/>
+        </w:rPr>
+        <w:t>Sorry</w:t>
+      </w:r>
+      <w:r>
+        <w:rPr>
+          <w:rFonts w:eastAsia="Times New Roman"/>
+        </w:rPr>
+        <w:t xml:space="preserve"> for the mild state of disarray. I hadn’t expected </w:t>
+      </w:r>
+      <w:r>
+        <w:rPr>
+          <w:rFonts w:eastAsia="Times New Roman"/>
+        </w:rPr>
+        <w:t xml:space="preserve">to </w:t>
+      </w:r>
+      <w:r>
+        <w:rPr>
+          <w:rFonts w:eastAsia="Times New Roman"/>
+        </w:rPr>
+        <w:t>have</w:t>
+      </w:r>
+      <w:r>
+        <w:rPr>
+          <w:rFonts w:eastAsia="Times New Roman"/>
+        </w:rPr>
+        <w:t xml:space="preserve"> guests</w:t>
+      </w:r>
+      <w:r>
+        <w:rPr>
+          <w:rFonts w:eastAsia="Times New Roman"/>
+        </w:rPr>
+        <w:t xml:space="preserve">,” she said. </w:t>
+      </w:r>
+    </w:p>
+    <w:p>
+      <w:pPr>
+        <w:rPr>
+          <w:rFonts w:eastAsia="Times New Roman"/>
+        </w:rPr>
+      </w:pPr>
+      <w:r>
+        <w:rPr>
+          <w:rFonts w:eastAsia="Times New Roman"/>
+        </w:rPr>
+        <w:t xml:space="preserve">“Disarray? You call this disarray?” Akiko </w:t>
+      </w:r>
+      <w:r>
+        <w:rPr>
+          <w:rFonts w:eastAsia="Times New Roman"/>
+        </w:rPr>
+        <w:t>laughed</w:t>
+      </w:r>
+      <w:r>
+        <w:rPr>
+          <w:rFonts w:eastAsia="Times New Roman"/>
+        </w:rPr>
+        <w:t xml:space="preserve">. “Come </w:t>
+      </w:r>
+      <w:r>
+        <w:rPr>
+          <w:rFonts w:eastAsia="Times New Roman"/>
+        </w:rPr>
+        <w:t xml:space="preserve">the fuck </w:t>
+      </w:r>
+      <w:r>
+        <w:rPr>
+          <w:rFonts w:eastAsia="Times New Roman"/>
+        </w:rPr>
+        <w:t>on, this is even cleaner than the dorms I saw</w:t>
+      </w:r>
+      <w:r>
+        <w:rPr>
+          <w:rFonts w:eastAsia="Times New Roman"/>
+        </w:rPr>
+        <w:t xml:space="preserve"> in </w:t>
+      </w:r>
+      <w:r>
+        <w:rPr>
+          <w:rFonts w:eastAsia="Times New Roman"/>
+        </w:rPr>
+        <w:t>uni</w:t>
+      </w:r>
+      <w:r>
+        <w:rPr>
+          <w:rFonts w:eastAsia="Times New Roman"/>
+        </w:rPr>
+        <w:t>,</w:t>
+      </w:r>
+      <w:r>
+        <w:rPr>
+          <w:rFonts w:eastAsia="Times New Roman"/>
+        </w:rPr>
+        <w:t xml:space="preserve"> when guys would invite me over</w:t>
       </w:r>
       <w:r>
         <w:rPr>
@@ -11467,87 +11951,21 @@
         <w:rPr>
           <w:rFonts w:eastAsia="Times New Roman"/>
         </w:rPr>
-        <w:t xml:space="preserve">She </w:t>
-      </w:r>
-      <w:r>
-        <w:rPr>
-          <w:rFonts w:eastAsia="Times New Roman"/>
-        </w:rPr>
-        <w:t>and Marcus mentioned it at the airport, right?</w:t>
-      </w:r>
-      <w:r>
-        <w:rPr>
-          <w:rFonts w:eastAsia="Times New Roman"/>
-        </w:rPr>
-        <w:t>” Akiko asked on their way back to Cassandra’s suite</w:t>
-      </w:r>
-      <w:r>
-        <w:rPr>
-          <w:rFonts w:eastAsia="Times New Roman"/>
-        </w:rPr>
-        <w:t>, where they’d agreed she would stay</w:t>
-      </w:r>
-      <w:r>
-        <w:rPr>
-          <w:rFonts w:eastAsia="Times New Roman"/>
-        </w:rPr>
-        <w:t xml:space="preserve">. </w:t>
-      </w:r>
-    </w:p>
-    <w:p>
-      <w:pPr>
-        <w:rPr>
-          <w:rFonts w:eastAsia="Times New Roman"/>
-        </w:rPr>
-      </w:pPr>
-      <w:r>
-        <w:rPr>
-          <w:rFonts w:eastAsia="Times New Roman"/>
-        </w:rPr>
-        <w:t xml:space="preserve">“The Montreal </w:t>
-      </w:r>
-      <w:r>
-        <w:rPr>
-          <w:rFonts w:eastAsia="Times New Roman"/>
-        </w:rPr>
-        <w:t>Security</w:t>
-      </w:r>
-      <w:r>
-        <w:rPr>
-          <w:rFonts w:eastAsia="Times New Roman"/>
-        </w:rPr>
-        <w:t xml:space="preserve"> Initiative</w:t>
-      </w:r>
-      <w:r>
-        <w:rPr>
-          <w:rFonts w:eastAsia="Times New Roman"/>
-        </w:rPr>
-        <w:t xml:space="preserve"> was a proposal Lancaster made to the board last </w:t>
-      </w:r>
-      <w:r>
-        <w:rPr>
-          <w:rFonts w:eastAsia="Times New Roman"/>
-        </w:rPr>
-        <w:t>winter</w:t>
-      </w:r>
-      <w:r>
-        <w:rPr>
-          <w:rFonts w:eastAsia="Times New Roman"/>
-        </w:rPr>
-        <w:t>, when the first protests started</w:t>
-      </w:r>
-      <w:r>
-        <w:rPr>
-          <w:rFonts w:eastAsia="Times New Roman"/>
-        </w:rPr>
-        <w:t>,” Cassandra answered.</w:t>
-      </w:r>
-      <w:r>
-        <w:rPr>
-          <w:rFonts w:eastAsia="Times New Roman"/>
-        </w:rPr>
-        <w:t xml:space="preserve"> </w:t>
-      </w:r>
+        <w:t>to try and</w:t>
+      </w:r>
+      <w:r>
+        <w:rPr>
+          <w:rFonts w:eastAsia="Times New Roman"/>
+        </w:rPr>
+        <w:t xml:space="preserve"> get laid.”</w:t>
+      </w:r>
+    </w:p>
+    <w:p>
+      <w:pPr>
+        <w:rPr>
+          <w:rFonts w:eastAsia="Times New Roman"/>
+        </w:rPr>
+      </w:pPr>
       <w:r>
         <w:rPr>
           <w:rFonts w:eastAsia="Times New Roman"/>
@@ -11558,118 +11976,7 @@
         <w:rPr>
           <w:rFonts w:eastAsia="Times New Roman"/>
         </w:rPr>
-        <w:t xml:space="preserve">It would have replaced my mother as Director with one of his cronies, and let the Skywatch </w:t>
-      </w:r>
-      <w:r>
-        <w:rPr>
-          <w:rFonts w:eastAsia="Times New Roman"/>
-        </w:rPr>
-        <w:t>move</w:t>
-      </w:r>
-      <w:r>
-        <w:rPr>
-          <w:rFonts w:eastAsia="Times New Roman"/>
-        </w:rPr>
-        <w:t xml:space="preserve"> in to </w:t>
-      </w:r>
-      <w:r>
-        <w:rPr>
-          <w:rFonts w:eastAsia="Times New Roman"/>
-        </w:rPr>
-        <w:t>break</w:t>
-      </w:r>
-      <w:r>
-        <w:rPr>
-          <w:rFonts w:eastAsia="Times New Roman"/>
-        </w:rPr>
-        <w:t xml:space="preserve"> the strike</w:t>
-      </w:r>
-      <w:r>
-        <w:rPr>
-          <w:rFonts w:eastAsia="Times New Roman"/>
-        </w:rPr>
-        <w:t xml:space="preserve">. </w:t>
-      </w:r>
-      <w:r>
-        <w:rPr>
-          <w:rFonts w:eastAsia="Times New Roman"/>
-        </w:rPr>
-        <w:t>I can only guess that he’s bringing it back now because it’ll knock out the strongest opponents to his plans for the mnemonic matrix.</w:t>
-      </w:r>
-      <w:r>
-        <w:rPr>
-          <w:rFonts w:eastAsia="Times New Roman"/>
-        </w:rPr>
-        <w:t>”</w:t>
-      </w:r>
-    </w:p>
-    <w:p>
-      <w:pPr>
-        <w:rPr>
-          <w:rFonts w:eastAsia="Times New Roman"/>
-        </w:rPr>
-      </w:pPr>
-      <w:r>
-        <w:rPr>
-          <w:rFonts w:eastAsia="Times New Roman"/>
-        </w:rPr>
-        <w:t>“So, it got shot down before, but he thinks he can get more votes after that shitshow in Athens?”</w:t>
-      </w:r>
-    </w:p>
-    <w:p>
-      <w:pPr>
-        <w:rPr>
-          <w:rFonts w:eastAsia="Times New Roman"/>
-        </w:rPr>
-      </w:pPr>
-      <w:r>
-        <w:rPr>
-          <w:rFonts w:eastAsia="Times New Roman"/>
-        </w:rPr>
-        <w:t>“</w:t>
-      </w:r>
-      <w:r>
-        <w:rPr>
-          <w:rFonts w:eastAsia="Times New Roman"/>
-        </w:rPr>
-        <w:t>In a nutshell, yeah.</w:t>
-      </w:r>
-      <w:r>
-        <w:rPr>
-          <w:rFonts w:eastAsia="Times New Roman"/>
-        </w:rPr>
-        <w:t xml:space="preserve"> </w:t>
-      </w:r>
-      <w:r>
-        <w:rPr>
-          <w:rFonts w:eastAsia="Times New Roman"/>
-        </w:rPr>
-        <w:t xml:space="preserve">Don’t worry about it, though. </w:t>
-      </w:r>
-      <w:r>
-        <w:rPr>
-          <w:rFonts w:eastAsia="Times New Roman"/>
-        </w:rPr>
-        <w:t>I’m sure my mother and Xiang are already trying to figure out how we can sway this in our favor.”</w:t>
-      </w:r>
-    </w:p>
-    <w:p>
-      <w:pPr>
-        <w:rPr>
-          <w:rFonts w:eastAsia="Times New Roman"/>
-        </w:rPr>
-      </w:pPr>
-      <w:r>
-        <w:rPr>
-          <w:rFonts w:eastAsia="Times New Roman"/>
-        </w:rPr>
-        <w:t>“Oh, I’m not worried</w:t>
-      </w:r>
-      <w:r>
-        <w:rPr>
-          <w:rFonts w:eastAsia="Times New Roman"/>
-        </w:rPr>
-        <w:t>. None of my business, anyway</w:t>
+        <w:t>I’d hope you hold me to a higher standard than a hormone-addled schoolboy</w:t>
       </w:r>
       <w:r>
         <w:rPr>
@@ -11688,306 +11995,6 @@
         <w:rPr>
           <w:rFonts w:eastAsia="Times New Roman"/>
         </w:rPr>
-        <w:t>Cassandra stopped in front of a door near the northeastern corner of the Cloud Garden and</w:t>
-      </w:r>
-      <w:r>
-        <w:rPr>
-          <w:rFonts w:eastAsia="Times New Roman"/>
-        </w:rPr>
-        <w:t xml:space="preserve"> pressed her thumb against the sensor by its handle. There was a click, and she pulled the door open, allowing Akiko to enter first.</w:t>
-      </w:r>
-    </w:p>
-    <w:p>
-      <w:pPr>
-        <w:rPr>
-          <w:rFonts w:eastAsia="Times New Roman"/>
-        </w:rPr>
-      </w:pPr>
-      <w:r>
-        <w:rPr>
-          <w:rFonts w:eastAsia="Times New Roman"/>
-        </w:rPr>
-        <w:t xml:space="preserve">Her apartment was </w:t>
-      </w:r>
-      <w:r>
-        <w:rPr>
-          <w:rFonts w:eastAsia="Times New Roman"/>
-        </w:rPr>
-        <w:t>spacious</w:t>
-      </w:r>
-      <w:r>
-        <w:rPr>
-          <w:rFonts w:eastAsia="Times New Roman"/>
-        </w:rPr>
-        <w:t>, though modestly decorated</w:t>
-      </w:r>
-      <w:r>
-        <w:rPr>
-          <w:rFonts w:eastAsia="Times New Roman"/>
-        </w:rPr>
-        <w:t xml:space="preserve"> with an assortment of houseplants, statuettes wrought from jade and marble</w:t>
-      </w:r>
-      <w:r>
-        <w:rPr>
-          <w:rFonts w:eastAsia="Times New Roman"/>
-        </w:rPr>
-        <w:t xml:space="preserve">, and a miniature Zen garden </w:t>
-      </w:r>
-      <w:r>
-        <w:rPr>
-          <w:rFonts w:eastAsia="Times New Roman"/>
-        </w:rPr>
-        <w:t>atop the living room table. A handful of clean but unsorted pots and dishes were stacked near the washing machine</w:t>
-      </w:r>
-      <w:r>
-        <w:rPr>
-          <w:rFonts w:eastAsia="Times New Roman"/>
-        </w:rPr>
-        <w:t xml:space="preserve"> and </w:t>
-      </w:r>
-      <w:r>
-        <w:rPr>
-          <w:rFonts w:eastAsia="Times New Roman"/>
-        </w:rPr>
-        <w:t>a pile of</w:t>
-      </w:r>
-      <w:r>
-        <w:rPr>
-          <w:rFonts w:eastAsia="Times New Roman"/>
-        </w:rPr>
-        <w:t xml:space="preserve"> dirty clothes lay on the floor outside the bedroom, </w:t>
-      </w:r>
-      <w:r>
-        <w:rPr>
-          <w:rFonts w:eastAsia="Times New Roman"/>
-        </w:rPr>
-        <w:t>showing</w:t>
-      </w:r>
-      <w:r>
-        <w:rPr>
-          <w:rFonts w:eastAsia="Times New Roman"/>
-        </w:rPr>
-        <w:t xml:space="preserve"> the haste with which Cassandra had </w:t>
-      </w:r>
-      <w:r>
-        <w:rPr>
-          <w:rFonts w:eastAsia="Times New Roman"/>
-        </w:rPr>
-        <w:t>left</w:t>
-      </w:r>
-      <w:r>
-        <w:rPr>
-          <w:rFonts w:eastAsia="Times New Roman"/>
-        </w:rPr>
-        <w:t xml:space="preserve"> for the conference. Had the incident at the airport not forced her to rush, she would </w:t>
-      </w:r>
-      <w:r>
-        <w:rPr>
-          <w:rFonts w:eastAsia="Times New Roman"/>
-        </w:rPr>
-        <w:t>have never</w:t>
-      </w:r>
-      <w:r>
-        <w:rPr>
-          <w:rFonts w:eastAsia="Times New Roman"/>
-        </w:rPr>
-        <w:t xml:space="preserve"> left </w:t>
-      </w:r>
-      <w:r>
-        <w:rPr>
-          <w:rFonts w:eastAsia="Times New Roman"/>
-        </w:rPr>
-        <w:t>such a mess</w:t>
-      </w:r>
-      <w:r>
-        <w:rPr>
-          <w:rFonts w:eastAsia="Times New Roman"/>
-        </w:rPr>
-        <w:t>.</w:t>
-      </w:r>
-    </w:p>
-    <w:p>
-      <w:pPr>
-        <w:rPr>
-          <w:rFonts w:eastAsia="Times New Roman"/>
-        </w:rPr>
-      </w:pPr>
-      <w:r>
-        <w:rPr>
-          <w:rFonts w:eastAsia="Times New Roman"/>
-        </w:rPr>
-        <w:t>“</w:t>
-      </w:r>
-      <w:r>
-        <w:rPr>
-          <w:rFonts w:eastAsia="Times New Roman"/>
-        </w:rPr>
-        <w:t xml:space="preserve">The couch is a </w:t>
-      </w:r>
-      <w:r>
-        <w:rPr>
-          <w:rFonts w:eastAsia="Times New Roman"/>
-        </w:rPr>
-        <w:t>fold</w:t>
-      </w:r>
-      <w:r>
-        <w:rPr>
-          <w:rFonts w:eastAsia="Times New Roman"/>
-        </w:rPr>
-        <w:t xml:space="preserve">-out, so you can sleep there. </w:t>
-      </w:r>
-      <w:r>
-        <w:rPr>
-          <w:rFonts w:eastAsia="Times New Roman"/>
-        </w:rPr>
-        <w:t>Sorry</w:t>
-      </w:r>
-      <w:r>
-        <w:rPr>
-          <w:rFonts w:eastAsia="Times New Roman"/>
-        </w:rPr>
-        <w:t xml:space="preserve"> for the mild state of disarray. I hadn’t expected </w:t>
-      </w:r>
-      <w:r>
-        <w:rPr>
-          <w:rFonts w:eastAsia="Times New Roman"/>
-        </w:rPr>
-        <w:t xml:space="preserve">to </w:t>
-      </w:r>
-      <w:r>
-        <w:rPr>
-          <w:rFonts w:eastAsia="Times New Roman"/>
-        </w:rPr>
-        <w:t>have</w:t>
-      </w:r>
-      <w:r>
-        <w:rPr>
-          <w:rFonts w:eastAsia="Times New Roman"/>
-        </w:rPr>
-        <w:t xml:space="preserve"> guests</w:t>
-      </w:r>
-      <w:r>
-        <w:rPr>
-          <w:rFonts w:eastAsia="Times New Roman"/>
-        </w:rPr>
-        <w:t xml:space="preserve">,” she said. </w:t>
-      </w:r>
-    </w:p>
-    <w:p>
-      <w:pPr>
-        <w:rPr>
-          <w:rFonts w:eastAsia="Times New Roman"/>
-        </w:rPr>
-      </w:pPr>
-      <w:r>
-        <w:rPr>
-          <w:rFonts w:eastAsia="Times New Roman"/>
-        </w:rPr>
-        <w:t xml:space="preserve">“Disarray? You call this disarray?” Akiko </w:t>
-      </w:r>
-      <w:r>
-        <w:rPr>
-          <w:rFonts w:eastAsia="Times New Roman"/>
-        </w:rPr>
-        <w:t>laughed</w:t>
-      </w:r>
-      <w:r>
-        <w:rPr>
-          <w:rFonts w:eastAsia="Times New Roman"/>
-        </w:rPr>
-        <w:t xml:space="preserve">. “Come </w:t>
-      </w:r>
-      <w:r>
-        <w:rPr>
-          <w:rFonts w:eastAsia="Times New Roman"/>
-        </w:rPr>
-        <w:t xml:space="preserve">the fuck </w:t>
-      </w:r>
-      <w:r>
-        <w:rPr>
-          <w:rFonts w:eastAsia="Times New Roman"/>
-        </w:rPr>
-        <w:t>on, this is even cleaner than the dorms I saw</w:t>
-      </w:r>
-      <w:r>
-        <w:rPr>
-          <w:rFonts w:eastAsia="Times New Roman"/>
-        </w:rPr>
-        <w:t xml:space="preserve"> in </w:t>
-      </w:r>
-      <w:r>
-        <w:rPr>
-          <w:rFonts w:eastAsia="Times New Roman"/>
-        </w:rPr>
-        <w:t>uni</w:t>
-      </w:r>
-      <w:r>
-        <w:rPr>
-          <w:rFonts w:eastAsia="Times New Roman"/>
-        </w:rPr>
-        <w:t>,</w:t>
-      </w:r>
-      <w:r>
-        <w:rPr>
-          <w:rFonts w:eastAsia="Times New Roman"/>
-        </w:rPr>
-        <w:t xml:space="preserve"> when guys would invite me over</w:t>
-      </w:r>
-      <w:r>
-        <w:rPr>
-          <w:rFonts w:eastAsia="Times New Roman"/>
-        </w:rPr>
-        <w:t xml:space="preserve"> </w:t>
-      </w:r>
-      <w:r>
-        <w:rPr>
-          <w:rFonts w:eastAsia="Times New Roman"/>
-        </w:rPr>
-        <w:t>to try and</w:t>
-      </w:r>
-      <w:r>
-        <w:rPr>
-          <w:rFonts w:eastAsia="Times New Roman"/>
-        </w:rPr>
-        <w:t xml:space="preserve"> get laid.”</w:t>
-      </w:r>
-    </w:p>
-    <w:p>
-      <w:pPr>
-        <w:rPr>
-          <w:rFonts w:eastAsia="Times New Roman"/>
-        </w:rPr>
-      </w:pPr>
-      <w:r>
-        <w:rPr>
-          <w:rFonts w:eastAsia="Times New Roman"/>
-        </w:rPr>
-        <w:t>“</w:t>
-      </w:r>
-      <w:r>
-        <w:rPr>
-          <w:rFonts w:eastAsia="Times New Roman"/>
-        </w:rPr>
-        <w:t>I’d hope you hold me to a higher standard than a hormone-addled schoolboy</w:t>
-      </w:r>
-      <w:r>
-        <w:rPr>
-          <w:rFonts w:eastAsia="Times New Roman"/>
-        </w:rPr>
-        <w:t>.”</w:t>
-      </w:r>
-    </w:p>
-    <w:p>
-      <w:pPr>
-        <w:rPr>
-          <w:rFonts w:eastAsia="Times New Roman"/>
-        </w:rPr>
-      </w:pPr>
-      <w:r>
-        <w:rPr>
-          <w:rFonts w:eastAsia="Times New Roman"/>
-        </w:rPr>
-        <w:lastRenderedPageBreak/>
         <w:t xml:space="preserve"> “</w:t>
       </w:r>
       <w:r>
@@ -12282,6 +12289,7 @@
         <w:rPr>
           <w:rFonts w:eastAsia="Times New Roman"/>
         </w:rPr>
+        <w:lastRenderedPageBreak/>
         <w:t>“Because you grew up on a fleet?”</w:t>
       </w:r>
     </w:p>
@@ -12494,62 +12502,388 @@
         <w:rPr>
           <w:rFonts w:eastAsia="Times New Roman"/>
         </w:rPr>
-        <w:t xml:space="preserve"> morning, which meant Cassandra had to wake up </w:t>
-      </w:r>
+        <w:t xml:space="preserve"> morning, which meant Cassandra had to wake up early. </w:t>
+      </w:r>
+      <w:r>
+        <w:rPr>
+          <w:rFonts w:eastAsia="Times New Roman"/>
+        </w:rPr>
+        <w:t xml:space="preserve">She left Akiko </w:t>
+      </w:r>
+      <w:r>
+        <w:rPr>
+          <w:rFonts w:eastAsia="Times New Roman"/>
+        </w:rPr>
+        <w:t xml:space="preserve">sprawled </w:t>
+      </w:r>
+      <w:r>
+        <w:rPr>
+          <w:rFonts w:eastAsia="Times New Roman"/>
+        </w:rPr>
+        <w:t>upon</w:t>
+      </w:r>
+      <w:r>
+        <w:rPr>
+          <w:rFonts w:eastAsia="Times New Roman"/>
+        </w:rPr>
+        <w:t xml:space="preserve"> on the fold-out bed</w:t>
+      </w:r>
+      <w:r>
+        <w:rPr>
+          <w:rFonts w:eastAsia="Times New Roman"/>
+        </w:rPr>
+        <w:t>, washed her hands in triplicate before leaving the apartment</w:t>
+      </w:r>
+      <w:r>
+        <w:rPr>
+          <w:rFonts w:eastAsia="Times New Roman"/>
+        </w:rPr>
+        <w:t xml:space="preserve"> and walked briskly to the </w:t>
+      </w:r>
+      <w:r>
+        <w:rPr>
+          <w:rFonts w:eastAsia="Times New Roman"/>
+        </w:rPr>
+        <w:t xml:space="preserve">twentieth-floor </w:t>
+      </w:r>
+      <w:r>
+        <w:rPr>
+          <w:rFonts w:eastAsia="Times New Roman"/>
+        </w:rPr>
+        <w:t>boardroom</w:t>
+      </w:r>
+      <w:r>
+        <w:rPr>
+          <w:rFonts w:eastAsia="Times New Roman"/>
+        </w:rPr>
+        <w:t xml:space="preserve"> </w:t>
+      </w:r>
+      <w:r>
+        <w:rPr>
+          <w:rFonts w:eastAsia="Times New Roman"/>
+        </w:rPr>
+        <w:t>without eating breakfast.</w:t>
+      </w:r>
+    </w:p>
+    <w:p>
+      <w:pPr>
+        <w:rPr>
+          <w:rFonts w:eastAsia="Times New Roman"/>
+        </w:rPr>
+      </w:pPr>
+      <w:r>
+        <w:rPr>
+          <w:rFonts w:eastAsia="Times New Roman"/>
+        </w:rPr>
+        <w:t>The meeting was nearly devoid of attende</w:t>
+      </w:r>
+      <w:r>
+        <w:rPr>
+          <w:rFonts w:eastAsia="Times New Roman"/>
+        </w:rPr>
+        <w:t>es</w:t>
+      </w:r>
+      <w:r>
+        <w:rPr>
+          <w:rFonts w:eastAsia="Times New Roman"/>
+        </w:rPr>
+        <w:t xml:space="preserve"> when Cassandra arrived.</w:t>
+      </w:r>
+      <w:r>
+        <w:rPr>
+          <w:rFonts w:eastAsia="Times New Roman"/>
+        </w:rPr>
+        <w:t xml:space="preserve"> Besides herself and her mother, </w:t>
+      </w:r>
+      <w:r>
+        <w:rPr>
+          <w:rFonts w:eastAsia="Times New Roman"/>
+        </w:rPr>
+        <w:t>she</w:t>
+      </w:r>
+      <w:r>
+        <w:rPr>
+          <w:rFonts w:eastAsia="Times New Roman"/>
+        </w:rPr>
+        <w:t xml:space="preserve"> saw </w:t>
+      </w:r>
+      <w:r>
+        <w:rPr>
+          <w:rFonts w:eastAsia="Times New Roman"/>
+        </w:rPr>
+        <w:t>only Xiang and Jackson</w:t>
+      </w:r>
+      <w:r>
+        <w:rPr>
+          <w:rFonts w:eastAsia="Times New Roman"/>
+        </w:rPr>
+        <w:t>. It was far</w:t>
+      </w:r>
+      <w:r>
+        <w:rPr>
+          <w:rFonts w:eastAsia="Times New Roman"/>
+        </w:rPr>
+        <w:t xml:space="preserve"> too few to meet their standard for a quorum, but Shufen had waived the usual requirements</w:t>
+      </w:r>
+      <w:r>
+        <w:rPr>
+          <w:rFonts w:eastAsia="Times New Roman"/>
+        </w:rPr>
+        <w:t xml:space="preserve"> in </w:t>
+      </w:r>
+      <w:r>
+        <w:rPr>
+          <w:rFonts w:eastAsia="Times New Roman"/>
+        </w:rPr>
+        <w:t>light</w:t>
+      </w:r>
+      <w:r>
+        <w:rPr>
+          <w:rFonts w:eastAsia="Times New Roman"/>
+        </w:rPr>
+        <w:t xml:space="preserve"> of their </w:t>
+      </w:r>
+      <w:r>
+        <w:rPr>
+          <w:rFonts w:eastAsia="Times New Roman"/>
+        </w:rPr>
+        <w:t xml:space="preserve">unusual situation. </w:t>
+      </w:r>
+    </w:p>
+    <w:p>
+      <w:pPr>
+        <w:rPr>
+          <w:rFonts w:eastAsia="Times New Roman"/>
+        </w:rPr>
+      </w:pPr>
+      <w:r>
+        <w:rPr>
+          <w:rFonts w:eastAsia="Times New Roman"/>
+        </w:rPr>
+        <w:t xml:space="preserve">“You’re right on time. Have a seat,” Shufen said, gesturing towards the many open spaces at the table. </w:t>
+      </w:r>
+    </w:p>
+    <w:p>
+      <w:pPr>
+        <w:rPr>
+          <w:rFonts w:eastAsia="Times New Roman"/>
+        </w:rPr>
+      </w:pPr>
+      <w:r>
+        <w:rPr>
+          <w:rFonts w:eastAsia="Times New Roman"/>
+        </w:rPr>
+        <w:t>“This is it?”</w:t>
+      </w:r>
+    </w:p>
+    <w:p>
+      <w:pPr>
+        <w:rPr>
+          <w:rFonts w:eastAsia="Times New Roman"/>
+        </w:rPr>
+      </w:pPr>
+      <w:r>
+        <w:rPr>
+          <w:rFonts w:eastAsia="Times New Roman"/>
+        </w:rPr>
+        <w:t xml:space="preserve">“Most </w:t>
+      </w:r>
+      <w:r>
+        <w:rPr>
+          <w:rFonts w:eastAsia="Times New Roman"/>
+        </w:rPr>
+        <w:t>people who made it out</w:t>
+      </w:r>
+      <w:r>
+        <w:rPr>
+          <w:rFonts w:eastAsia="Times New Roman"/>
+        </w:rPr>
+        <w:t xml:space="preserve"> </w:t>
+      </w:r>
+      <w:r>
+        <w:rPr>
+          <w:rFonts w:eastAsia="Times New Roman"/>
+        </w:rPr>
+        <w:t xml:space="preserve">of Athens </w:t>
+      </w:r>
+      <w:r>
+        <w:rPr>
+          <w:rFonts w:eastAsia="Times New Roman"/>
+        </w:rPr>
+        <w:t xml:space="preserve">are </w:t>
+      </w:r>
+      <w:r>
+        <w:rPr>
+          <w:rFonts w:eastAsia="Times New Roman"/>
+        </w:rPr>
+        <w:t>busy running around</w:t>
+      </w:r>
+      <w:r>
+        <w:rPr>
+          <w:rFonts w:eastAsia="Times New Roman"/>
+        </w:rPr>
+        <w:t xml:space="preserve"> putting out fires,” Jackson said, leaning as far back in his chair as he could without falling over. </w:t>
+      </w:r>
+      <w:r>
+        <w:rPr>
+          <w:rFonts w:eastAsia="Times New Roman"/>
+        </w:rPr>
+        <w:t>“As before, I’m filling in for my father, so you lot are going to have to put up with me for a little longer.”</w:t>
+      </w:r>
+    </w:p>
+    <w:p>
+      <w:pPr>
+        <w:rPr>
+          <w:rFonts w:eastAsia="Times New Roman"/>
+        </w:rPr>
+      </w:pPr>
+      <w:r>
+        <w:rPr>
+          <w:rFonts w:eastAsia="Times New Roman"/>
+        </w:rPr>
+        <w:t xml:space="preserve">Cassandra nodded and took a seat at the table, as far from any of her colleagues as possible. “So, Montreal </w:t>
+      </w:r>
+      <w:r>
+        <w:rPr>
+          <w:rFonts w:eastAsia="Times New Roman"/>
+        </w:rPr>
+        <w:t>Security</w:t>
+      </w:r>
+      <w:r>
+        <w:rPr>
+          <w:rFonts w:eastAsia="Times New Roman"/>
+        </w:rPr>
+        <w:t xml:space="preserve"> Initiative, right? Lancaster’s pulling that old thing out of the dust bin?” she asked.</w:t>
+      </w:r>
+    </w:p>
+    <w:p>
+      <w:pPr>
+        <w:rPr>
+          <w:rFonts w:eastAsia="Times New Roman"/>
+        </w:rPr>
+      </w:pPr>
+      <w:r>
+        <w:rPr>
+          <w:rFonts w:eastAsia="Times New Roman"/>
+        </w:rPr>
+        <w:t xml:space="preserve">“Unfortunately, yes. </w:t>
+      </w:r>
+      <w:r>
+        <w:rPr>
+          <w:rFonts w:eastAsia="Times New Roman"/>
+        </w:rPr>
+        <w:t>He’s also tacked on an amendment transferring</w:t>
+      </w:r>
+      <w:r>
+        <w:rPr>
+          <w:rFonts w:eastAsia="Times New Roman"/>
+        </w:rPr>
+        <w:t xml:space="preserve"> the mnemonics project</w:t>
+      </w:r>
+      <w:r>
+        <w:rPr>
+          <w:rFonts w:eastAsia="Times New Roman"/>
+        </w:rPr>
+        <w:t xml:space="preserve"> to headquarters</w:t>
+      </w:r>
+      <w:r>
+        <w:rPr>
+          <w:rFonts w:eastAsia="Times New Roman"/>
+        </w:rPr>
+        <w:t>.”</w:t>
+      </w:r>
+    </w:p>
+    <w:p>
+      <w:pPr>
+        <w:rPr>
+          <w:rFonts w:eastAsia="Times New Roman"/>
+        </w:rPr>
+      </w:pPr>
       <w:r>
         <w:rPr>
           <w:rFonts w:eastAsia="Times New Roman"/>
         </w:rPr>
         <w:lastRenderedPageBreak/>
-        <w:t xml:space="preserve">early. </w:t>
-      </w:r>
-      <w:r>
-        <w:rPr>
-          <w:rFonts w:eastAsia="Times New Roman"/>
-        </w:rPr>
-        <w:t xml:space="preserve">She left Akiko </w:t>
-      </w:r>
-      <w:r>
-        <w:rPr>
-          <w:rFonts w:eastAsia="Times New Roman"/>
-        </w:rPr>
-        <w:t xml:space="preserve">sprawled </w:t>
-      </w:r>
-      <w:r>
-        <w:rPr>
-          <w:rFonts w:eastAsia="Times New Roman"/>
-        </w:rPr>
-        <w:t>upon</w:t>
-      </w:r>
-      <w:r>
-        <w:rPr>
-          <w:rFonts w:eastAsia="Times New Roman"/>
-        </w:rPr>
-        <w:t xml:space="preserve"> on the fold-out bed</w:t>
-      </w:r>
-      <w:r>
-        <w:rPr>
-          <w:rFonts w:eastAsia="Times New Roman"/>
-        </w:rPr>
-        <w:t>, washed her hands in triplicate before leaving the apartment</w:t>
-      </w:r>
-      <w:r>
-        <w:rPr>
-          <w:rFonts w:eastAsia="Times New Roman"/>
-        </w:rPr>
-        <w:t xml:space="preserve"> and walked briskly to the </w:t>
-      </w:r>
-      <w:r>
-        <w:rPr>
-          <w:rFonts w:eastAsia="Times New Roman"/>
-        </w:rPr>
-        <w:t xml:space="preserve">twentieth-floor </w:t>
-      </w:r>
-      <w:r>
-        <w:rPr>
-          <w:rFonts w:eastAsia="Times New Roman"/>
-        </w:rPr>
-        <w:t>boardroom</w:t>
+        <w:t xml:space="preserve">“Which he can then sell to whomever he pleases, </w:t>
+      </w:r>
+      <w:r>
+        <w:rPr>
+          <w:rFonts w:eastAsia="Times New Roman"/>
+        </w:rPr>
+        <w:t>with you</w:t>
+      </w:r>
+      <w:r>
+        <w:rPr>
+          <w:rFonts w:eastAsia="Times New Roman"/>
+        </w:rPr>
+        <w:t xml:space="preserve"> not around to lead the opposition</w:t>
+      </w:r>
+      <w:r>
+        <w:rPr>
+          <w:rFonts w:eastAsia="Times New Roman"/>
+        </w:rPr>
+        <w:t>?</w:t>
+      </w:r>
+      <w:r>
+        <w:rPr>
+          <w:rFonts w:eastAsia="Times New Roman"/>
+        </w:rPr>
+        <w:t xml:space="preserve">” Cassandra said, repeating the </w:t>
+      </w:r>
+      <w:r>
+        <w:rPr>
+          <w:rFonts w:eastAsia="Times New Roman"/>
+        </w:rPr>
+        <w:t>theory</w:t>
+      </w:r>
+      <w:r>
+        <w:rPr>
+          <w:rFonts w:eastAsia="Times New Roman"/>
+        </w:rPr>
+        <w:t xml:space="preserve"> she</w:t>
+      </w:r>
+      <w:r>
+        <w:rPr>
+          <w:rFonts w:eastAsia="Times New Roman"/>
+        </w:rPr>
+        <w:t>’</w:t>
+      </w:r>
+      <w:r>
+        <w:rPr>
+          <w:rFonts w:eastAsia="Times New Roman"/>
+        </w:rPr>
+        <w:t>d</w:t>
+      </w:r>
+      <w:r>
+        <w:rPr>
+          <w:rFonts w:eastAsia="Times New Roman"/>
+        </w:rPr>
+        <w:t xml:space="preserve"> discussed with</w:t>
+      </w:r>
+      <w:r>
+        <w:rPr>
+          <w:rFonts w:eastAsia="Times New Roman"/>
+        </w:rPr>
+        <w:t xml:space="preserve"> Akiko.</w:t>
+      </w:r>
+    </w:p>
+    <w:p>
+      <w:pPr>
+        <w:rPr>
+          <w:rFonts w:eastAsia="Times New Roman"/>
+        </w:rPr>
+      </w:pPr>
+      <w:r>
+        <w:rPr>
+          <w:rFonts w:eastAsia="Times New Roman"/>
+        </w:rPr>
+        <w:t xml:space="preserve">“Right as rain. He may have stolen the prototype, but he can’t start whoring it out to </w:t>
+      </w:r>
+      <w:r>
+        <w:rPr>
+          <w:rFonts w:eastAsia="Times New Roman"/>
+        </w:rPr>
+        <w:t>the feds</w:t>
       </w:r>
       <w:r>
         <w:rPr>
@@ -12561,338 +12895,6 @@
         <w:rPr>
           <w:rFonts w:eastAsia="Times New Roman"/>
         </w:rPr>
-        <w:t>without eating breakfast.</w:t>
-      </w:r>
-    </w:p>
-    <w:p>
-      <w:pPr>
-        <w:rPr>
-          <w:rFonts w:eastAsia="Times New Roman"/>
-        </w:rPr>
-      </w:pPr>
-      <w:r>
-        <w:rPr>
-          <w:rFonts w:eastAsia="Times New Roman"/>
-        </w:rPr>
-        <w:t>The meeting was nearly devoid of attende</w:t>
-      </w:r>
-      <w:r>
-        <w:rPr>
-          <w:rFonts w:eastAsia="Times New Roman"/>
-        </w:rPr>
-        <w:t>es</w:t>
-      </w:r>
-      <w:r>
-        <w:rPr>
-          <w:rFonts w:eastAsia="Times New Roman"/>
-        </w:rPr>
-        <w:t xml:space="preserve"> when Cassandra arrived.</w:t>
-      </w:r>
-      <w:r>
-        <w:rPr>
-          <w:rFonts w:eastAsia="Times New Roman"/>
-        </w:rPr>
-        <w:t xml:space="preserve"> Besides herself and her mother, </w:t>
-      </w:r>
-      <w:r>
-        <w:rPr>
-          <w:rFonts w:eastAsia="Times New Roman"/>
-        </w:rPr>
-        <w:t>she</w:t>
-      </w:r>
-      <w:r>
-        <w:rPr>
-          <w:rFonts w:eastAsia="Times New Roman"/>
-        </w:rPr>
-        <w:t xml:space="preserve"> saw </w:t>
-      </w:r>
-      <w:r>
-        <w:rPr>
-          <w:rFonts w:eastAsia="Times New Roman"/>
-        </w:rPr>
-        <w:t>only Xiang and Jackson</w:t>
-      </w:r>
-      <w:r>
-        <w:rPr>
-          <w:rFonts w:eastAsia="Times New Roman"/>
-        </w:rPr>
-        <w:t>. It was far</w:t>
-      </w:r>
-      <w:r>
-        <w:rPr>
-          <w:rFonts w:eastAsia="Times New Roman"/>
-        </w:rPr>
-        <w:t xml:space="preserve"> too few to meet their standard for a quorum, but Shufen had waived the usual requirements</w:t>
-      </w:r>
-      <w:r>
-        <w:rPr>
-          <w:rFonts w:eastAsia="Times New Roman"/>
-        </w:rPr>
-        <w:t xml:space="preserve"> in </w:t>
-      </w:r>
-      <w:r>
-        <w:rPr>
-          <w:rFonts w:eastAsia="Times New Roman"/>
-        </w:rPr>
-        <w:t>light</w:t>
-      </w:r>
-      <w:r>
-        <w:rPr>
-          <w:rFonts w:eastAsia="Times New Roman"/>
-        </w:rPr>
-        <w:t xml:space="preserve"> of their </w:t>
-      </w:r>
-      <w:r>
-        <w:rPr>
-          <w:rFonts w:eastAsia="Times New Roman"/>
-        </w:rPr>
-        <w:t xml:space="preserve">unusual situation. </w:t>
-      </w:r>
-    </w:p>
-    <w:p>
-      <w:pPr>
-        <w:rPr>
-          <w:rFonts w:eastAsia="Times New Roman"/>
-        </w:rPr>
-      </w:pPr>
-      <w:r>
-        <w:rPr>
-          <w:rFonts w:eastAsia="Times New Roman"/>
-        </w:rPr>
-        <w:t xml:space="preserve">“You’re right on time. Have a seat,” Shufen said, gesturing towards the many open spaces at the table. </w:t>
-      </w:r>
-    </w:p>
-    <w:p>
-      <w:pPr>
-        <w:rPr>
-          <w:rFonts w:eastAsia="Times New Roman"/>
-        </w:rPr>
-      </w:pPr>
-      <w:r>
-        <w:rPr>
-          <w:rFonts w:eastAsia="Times New Roman"/>
-        </w:rPr>
-        <w:t>“This is it?”</w:t>
-      </w:r>
-    </w:p>
-    <w:p>
-      <w:pPr>
-        <w:rPr>
-          <w:rFonts w:eastAsia="Times New Roman"/>
-        </w:rPr>
-      </w:pPr>
-      <w:r>
-        <w:rPr>
-          <w:rFonts w:eastAsia="Times New Roman"/>
-        </w:rPr>
-        <w:t xml:space="preserve">“Most </w:t>
-      </w:r>
-      <w:r>
-        <w:rPr>
-          <w:rFonts w:eastAsia="Times New Roman"/>
-        </w:rPr>
-        <w:t>people who made it out</w:t>
-      </w:r>
-      <w:r>
-        <w:rPr>
-          <w:rFonts w:eastAsia="Times New Roman"/>
-        </w:rPr>
-        <w:t xml:space="preserve"> </w:t>
-      </w:r>
-      <w:r>
-        <w:rPr>
-          <w:rFonts w:eastAsia="Times New Roman"/>
-        </w:rPr>
-        <w:t xml:space="preserve">of Athens </w:t>
-      </w:r>
-      <w:r>
-        <w:rPr>
-          <w:rFonts w:eastAsia="Times New Roman"/>
-        </w:rPr>
-        <w:t xml:space="preserve">are </w:t>
-      </w:r>
-      <w:r>
-        <w:rPr>
-          <w:rFonts w:eastAsia="Times New Roman"/>
-        </w:rPr>
-        <w:t>busy running around</w:t>
-      </w:r>
-      <w:r>
-        <w:rPr>
-          <w:rFonts w:eastAsia="Times New Roman"/>
-        </w:rPr>
-        <w:t xml:space="preserve"> putting out fires,” Jackson said, leaning as far back in his chair as he could without falling over. </w:t>
-      </w:r>
-      <w:r>
-        <w:rPr>
-          <w:rFonts w:eastAsia="Times New Roman"/>
-        </w:rPr>
-        <w:t>“As before, I’m filling in for my father, so you lot are going to have to put up with me for a little longer.”</w:t>
-      </w:r>
-    </w:p>
-    <w:p>
-      <w:pPr>
-        <w:rPr>
-          <w:rFonts w:eastAsia="Times New Roman"/>
-        </w:rPr>
-      </w:pPr>
-      <w:r>
-        <w:rPr>
-          <w:rFonts w:eastAsia="Times New Roman"/>
-        </w:rPr>
-        <w:t xml:space="preserve">Cassandra nodded and took a seat at the table, as far from any of her colleagues as possible. “So, Montreal </w:t>
-      </w:r>
-      <w:r>
-        <w:rPr>
-          <w:rFonts w:eastAsia="Times New Roman"/>
-        </w:rPr>
-        <w:t>Security</w:t>
-      </w:r>
-      <w:r>
-        <w:rPr>
-          <w:rFonts w:eastAsia="Times New Roman"/>
-        </w:rPr>
-        <w:t xml:space="preserve"> Initiative, right? Lancaster’s pulling that old thing out of the dust bin?” she asked.</w:t>
-      </w:r>
-    </w:p>
-    <w:p>
-      <w:pPr>
-        <w:rPr>
-          <w:rFonts w:eastAsia="Times New Roman"/>
-        </w:rPr>
-      </w:pPr>
-      <w:r>
-        <w:rPr>
-          <w:rFonts w:eastAsia="Times New Roman"/>
-        </w:rPr>
-        <w:t xml:space="preserve">“Unfortunately, yes. </w:t>
-      </w:r>
-      <w:r>
-        <w:rPr>
-          <w:rFonts w:eastAsia="Times New Roman"/>
-        </w:rPr>
-        <w:t>He’s also tacked on an amendment transferring</w:t>
-      </w:r>
-      <w:r>
-        <w:rPr>
-          <w:rFonts w:eastAsia="Times New Roman"/>
-        </w:rPr>
-        <w:t xml:space="preserve"> the mnemonics project</w:t>
-      </w:r>
-      <w:r>
-        <w:rPr>
-          <w:rFonts w:eastAsia="Times New Roman"/>
-        </w:rPr>
-        <w:t xml:space="preserve"> to headquarters</w:t>
-      </w:r>
-      <w:r>
-        <w:rPr>
-          <w:rFonts w:eastAsia="Times New Roman"/>
-        </w:rPr>
-        <w:t>.”</w:t>
-      </w:r>
-    </w:p>
-    <w:p>
-      <w:pPr>
-        <w:rPr>
-          <w:rFonts w:eastAsia="Times New Roman"/>
-        </w:rPr>
-      </w:pPr>
-      <w:r>
-        <w:rPr>
-          <w:rFonts w:eastAsia="Times New Roman"/>
-        </w:rPr>
-        <w:t xml:space="preserve">“Which he can then sell to whomever he pleases, </w:t>
-      </w:r>
-      <w:r>
-        <w:rPr>
-          <w:rFonts w:eastAsia="Times New Roman"/>
-        </w:rPr>
-        <w:t>with you</w:t>
-      </w:r>
-      <w:r>
-        <w:rPr>
-          <w:rFonts w:eastAsia="Times New Roman"/>
-        </w:rPr>
-        <w:t xml:space="preserve"> not around to lead the opposition</w:t>
-      </w:r>
-      <w:r>
-        <w:rPr>
-          <w:rFonts w:eastAsia="Times New Roman"/>
-        </w:rPr>
-        <w:t>?</w:t>
-      </w:r>
-      <w:r>
-        <w:rPr>
-          <w:rFonts w:eastAsia="Times New Roman"/>
-        </w:rPr>
-        <w:t xml:space="preserve">” Cassandra said, repeating the </w:t>
-      </w:r>
-      <w:r>
-        <w:rPr>
-          <w:rFonts w:eastAsia="Times New Roman"/>
-        </w:rPr>
-        <w:t>theory</w:t>
-      </w:r>
-      <w:r>
-        <w:rPr>
-          <w:rFonts w:eastAsia="Times New Roman"/>
-        </w:rPr>
-        <w:t xml:space="preserve"> she</w:t>
-      </w:r>
-      <w:r>
-        <w:rPr>
-          <w:rFonts w:eastAsia="Times New Roman"/>
-        </w:rPr>
-        <w:t>’</w:t>
-      </w:r>
-      <w:r>
-        <w:rPr>
-          <w:rFonts w:eastAsia="Times New Roman"/>
-        </w:rPr>
-        <w:t>d</w:t>
-      </w:r>
-      <w:r>
-        <w:rPr>
-          <w:rFonts w:eastAsia="Times New Roman"/>
-        </w:rPr>
-        <w:t xml:space="preserve"> discussed with</w:t>
-      </w:r>
-      <w:r>
-        <w:rPr>
-          <w:rFonts w:eastAsia="Times New Roman"/>
-        </w:rPr>
-        <w:t xml:space="preserve"> Akiko.</w:t>
-      </w:r>
-    </w:p>
-    <w:p>
-      <w:pPr>
-        <w:rPr>
-          <w:rFonts w:eastAsia="Times New Roman"/>
-        </w:rPr>
-      </w:pPr>
-      <w:r>
-        <w:rPr>
-          <w:rFonts w:eastAsia="Times New Roman"/>
-        </w:rPr>
-        <w:t xml:space="preserve">“Right as rain. He may have stolen the prototype, but he can’t start whoring it out to </w:t>
-      </w:r>
-      <w:r>
-        <w:rPr>
-          <w:rFonts w:eastAsia="Times New Roman"/>
-        </w:rPr>
-        <w:t>the feds</w:t>
-      </w:r>
-      <w:r>
-        <w:rPr>
-          <w:rFonts w:eastAsia="Times New Roman"/>
-        </w:rPr>
-        <w:t xml:space="preserve"> </w:t>
-      </w:r>
-      <w:r>
-        <w:rPr>
-          <w:rFonts w:eastAsia="Times New Roman"/>
-        </w:rPr>
         <w:t>until</w:t>
       </w:r>
       <w:r>
@@ -13053,7 +13055,6 @@
         <w:rPr>
           <w:rFonts w:eastAsia="Times New Roman"/>
         </w:rPr>
-        <w:lastRenderedPageBreak/>
         <w:t xml:space="preserve">“If everything else stays the same, that ties up the vote,” Cassandra said after some quick mental math. “And, of course, Lancaster gets to break ties. I’m guessing you </w:t>
       </w:r>
       <w:r>
@@ -13324,6 +13325,7 @@
         <w:rPr>
           <w:rFonts w:eastAsia="Times New Roman"/>
         </w:rPr>
+        <w:lastRenderedPageBreak/>
         <w:t xml:space="preserve">“Call it whatever you like. Just do your jobs.” Shufen slid a folder to each </w:t>
       </w:r>
       <w:r>
@@ -13521,7 +13523,6 @@
         <w:rPr>
           <w:rFonts w:eastAsia="Times New Roman"/>
         </w:rPr>
-        <w:lastRenderedPageBreak/>
         <w:t>“Your concern is noted, but I’m confident my daughter’s personal failings will have no impact on this task,” Shufen said. “Her arrangements for our return home from Athens were more than adequate, and she’s now aware of the threat we face. If you don’t trust her, trust me.”</w:t>
       </w:r>
     </w:p>
@@ -13835,443 +13836,443 @@
       </w:pPr>
       <w:bookmarkStart w:id="9" w:name="_Toc215950805"/>
       <w:r>
+        <w:t xml:space="preserve">Chapter 4 – </w:t>
+      </w:r>
+      <w:r>
+        <w:t>Denial</w:t>
+      </w:r>
+      <w:bookmarkEnd w:id="9"/>
+    </w:p>
+    <w:p>
+      <w:pPr>
+        <w:rPr>
+          <w:rFonts w:eastAsia="Times New Roman"/>
+        </w:rPr>
+      </w:pPr>
+    </w:p>
+    <w:p>
+      <w:pPr>
+        <w:rPr>
+          <w:rFonts w:eastAsia="Times New Roman"/>
+        </w:rPr>
+      </w:pPr>
+      <w:r>
+        <w:rPr>
+          <w:rFonts w:eastAsia="Times New Roman"/>
+        </w:rPr>
+        <w:t xml:space="preserve">The next morning brought a heavy </w:t>
+      </w:r>
+      <w:r>
+        <w:rPr>
+          <w:rFonts w:eastAsia="Times New Roman"/>
+        </w:rPr>
+        <w:t>storm</w:t>
+      </w:r>
+      <w:r>
+        <w:rPr>
+          <w:rFonts w:eastAsia="Times New Roman"/>
+        </w:rPr>
+        <w:t xml:space="preserve"> to the Cloud Garden. Akiko liked </w:t>
+      </w:r>
+      <w:r>
+        <w:rPr>
+          <w:rFonts w:eastAsia="Times New Roman"/>
+        </w:rPr>
+        <w:t>melancholy</w:t>
+      </w:r>
+      <w:r>
+        <w:rPr>
+          <w:rFonts w:eastAsia="Times New Roman"/>
+        </w:rPr>
+        <w:t xml:space="preserve"> weather. She stood by the </w:t>
+      </w:r>
+      <w:r>
+        <w:rPr>
+          <w:rFonts w:eastAsia="Times New Roman"/>
+        </w:rPr>
+        <w:t>apartment window</w:t>
+      </w:r>
+      <w:r>
+        <w:rPr>
+          <w:rFonts w:eastAsia="Times New Roman"/>
+        </w:rPr>
+        <w:t xml:space="preserve"> and immersed herself in the harsh tapping of </w:t>
+      </w:r>
+      <w:r>
+        <w:rPr>
+          <w:rFonts w:eastAsia="Times New Roman"/>
+        </w:rPr>
+        <w:t>water</w:t>
+      </w:r>
+      <w:r>
+        <w:rPr>
+          <w:rFonts w:eastAsia="Times New Roman"/>
+        </w:rPr>
+        <w:t xml:space="preserve"> against </w:t>
+      </w:r>
+      <w:r>
+        <w:rPr>
+          <w:rFonts w:eastAsia="Times New Roman"/>
+        </w:rPr>
+        <w:t>glass</w:t>
+      </w:r>
+      <w:r>
+        <w:rPr>
+          <w:rFonts w:eastAsia="Times New Roman"/>
+        </w:rPr>
+        <w:t>, while the skyscrapers of downtown Montreal lit up with each flash of lightning</w:t>
+      </w:r>
+      <w:r>
+        <w:rPr>
+          <w:rFonts w:eastAsia="Times New Roman"/>
+        </w:rPr>
+        <w:t xml:space="preserve">. </w:t>
+      </w:r>
+      <w:r>
+        <w:rPr>
+          <w:rFonts w:eastAsia="Times New Roman"/>
+        </w:rPr>
+        <w:t>In this sort of weather, she could lose herself amongst the raindrops, each of them as insignificant as she was.</w:t>
+      </w:r>
+    </w:p>
+    <w:p>
+      <w:pPr>
+        <w:rPr>
+          <w:rFonts w:eastAsia="Times New Roman"/>
+        </w:rPr>
+      </w:pPr>
+      <w:r>
+        <w:rPr>
+          <w:rFonts w:eastAsia="Times New Roman"/>
+        </w:rPr>
+        <w:t xml:space="preserve">Through the reflection in the </w:t>
+      </w:r>
+      <w:r>
+        <w:rPr>
+          <w:rFonts w:eastAsia="Times New Roman"/>
+        </w:rPr>
+        <w:t>window</w:t>
+      </w:r>
+      <w:r>
+        <w:rPr>
+          <w:rFonts w:eastAsia="Times New Roman"/>
+        </w:rPr>
+        <w:t xml:space="preserve">, </w:t>
+      </w:r>
+      <w:r>
+        <w:rPr>
+          <w:rFonts w:eastAsia="Times New Roman"/>
+        </w:rPr>
+        <w:t>she</w:t>
+      </w:r>
+      <w:r>
+        <w:rPr>
+          <w:rFonts w:eastAsia="Times New Roman"/>
+        </w:rPr>
+        <w:t xml:space="preserve"> watched Cassandra </w:t>
+      </w:r>
+      <w:r>
+        <w:rPr>
+          <w:rFonts w:eastAsia="Times New Roman"/>
+        </w:rPr>
+        <w:t>stretching on a plain white yoga mat</w:t>
+      </w:r>
+      <w:r>
+        <w:rPr>
+          <w:rFonts w:eastAsia="Times New Roman"/>
+        </w:rPr>
+        <w:t>.</w:t>
+      </w:r>
+      <w:r>
+        <w:rPr>
+          <w:rFonts w:eastAsia="Times New Roman"/>
+        </w:rPr>
+        <w:t xml:space="preserve"> </w:t>
+      </w:r>
+      <w:r>
+        <w:rPr>
+          <w:rFonts w:eastAsia="Times New Roman"/>
+        </w:rPr>
+        <w:t>Her host was remarkably lively for a woman who had woken up early two days in a row, far from the disheveled mess that Akiko expected</w:t>
+      </w:r>
+      <w:r>
+        <w:rPr>
+          <w:rFonts w:eastAsia="Times New Roman"/>
+        </w:rPr>
+        <w:t xml:space="preserve"> </w:t>
+      </w:r>
+      <w:r>
+        <w:rPr>
+          <w:rFonts w:eastAsia="Times New Roman"/>
+        </w:rPr>
+        <w:t>and, quite frankly, resembled</w:t>
+      </w:r>
+      <w:r>
+        <w:rPr>
+          <w:rFonts w:eastAsia="Times New Roman"/>
+        </w:rPr>
+        <w:t>.</w:t>
+      </w:r>
+      <w:r>
+        <w:rPr>
+          <w:rFonts w:eastAsia="Times New Roman"/>
+        </w:rPr>
+        <w:t xml:space="preserve"> </w:t>
+      </w:r>
+      <w:r>
+        <w:rPr>
+          <w:rFonts w:eastAsia="Times New Roman"/>
+        </w:rPr>
+        <w:t xml:space="preserve">There was some temptation to admire her </w:t>
+      </w:r>
+      <w:r>
+        <w:rPr>
+          <w:rFonts w:eastAsia="Times New Roman"/>
+        </w:rPr>
+        <w:t>figure</w:t>
+      </w:r>
+      <w:r>
+        <w:rPr>
+          <w:rFonts w:eastAsia="Times New Roman"/>
+        </w:rPr>
+        <w:t xml:space="preserve">, but she </w:t>
+      </w:r>
+      <w:r>
+        <w:rPr>
+          <w:rFonts w:eastAsia="Times New Roman"/>
+        </w:rPr>
+        <w:t>didn’t dare</w:t>
+      </w:r>
+      <w:r>
+        <w:rPr>
+          <w:rFonts w:eastAsia="Times New Roman"/>
+        </w:rPr>
+        <w:t xml:space="preserve"> risk </w:t>
+      </w:r>
+      <w:r>
+        <w:rPr>
+          <w:rFonts w:eastAsia="Times New Roman"/>
+        </w:rPr>
+        <w:t>crossing a line with</w:t>
+      </w:r>
+      <w:r>
+        <w:rPr>
+          <w:rFonts w:eastAsia="Times New Roman"/>
+        </w:rPr>
+        <w:t xml:space="preserve"> someone whom, she had to admit, she</w:t>
+      </w:r>
+      <w:r>
+        <w:rPr>
+          <w:rFonts w:eastAsia="Times New Roman"/>
+        </w:rPr>
+        <w:t xml:space="preserve"> </w:t>
+      </w:r>
+      <w:r>
+        <w:rPr>
+          <w:rFonts w:eastAsia="Times New Roman"/>
+        </w:rPr>
+        <w:t>barely knew</w:t>
+      </w:r>
+      <w:r>
+        <w:rPr>
+          <w:rFonts w:eastAsia="Times New Roman"/>
+        </w:rPr>
+        <w:t>.</w:t>
+      </w:r>
+    </w:p>
+    <w:p>
+      <w:pPr>
+        <w:rPr>
+          <w:rFonts w:eastAsia="Times New Roman"/>
+        </w:rPr>
+      </w:pPr>
+      <w:r>
+        <w:rPr>
+          <w:rFonts w:eastAsia="Times New Roman"/>
+        </w:rPr>
+        <w:t>Akiko</w:t>
+      </w:r>
+      <w:r>
+        <w:rPr>
+          <w:rFonts w:eastAsia="Times New Roman"/>
+        </w:rPr>
+        <w:t xml:space="preserve"> was, however, struck by just how </w:t>
+      </w:r>
+      <w:r>
+        <w:rPr>
+          <w:rFonts w:eastAsia="Times New Roman"/>
+        </w:rPr>
+        <w:t>thin</w:t>
+      </w:r>
+      <w:r>
+        <w:rPr>
+          <w:rFonts w:eastAsia="Times New Roman"/>
+        </w:rPr>
+        <w:t xml:space="preserve"> </w:t>
+      </w:r>
+      <w:r>
+        <w:rPr>
+          <w:rFonts w:eastAsia="Times New Roman"/>
+        </w:rPr>
+        <w:t>she</w:t>
+      </w:r>
+      <w:r>
+        <w:rPr>
+          <w:rFonts w:eastAsia="Times New Roman"/>
+        </w:rPr>
+        <w:t xml:space="preserve"> was. </w:t>
+      </w:r>
+      <w:r>
+        <w:rPr>
+          <w:rFonts w:eastAsia="Times New Roman"/>
+        </w:rPr>
+        <w:t xml:space="preserve">While it hadn’t been </w:t>
+      </w:r>
+      <w:r>
+        <w:rPr>
+          <w:rFonts w:eastAsia="Times New Roman"/>
+        </w:rPr>
+        <w:t>apparent</w:t>
+      </w:r>
+      <w:r>
+        <w:rPr>
+          <w:rFonts w:eastAsia="Times New Roman"/>
+        </w:rPr>
+        <w:t xml:space="preserve"> at first,</w:t>
+      </w:r>
+      <w:r>
+        <w:rPr>
+          <w:rFonts w:eastAsia="Times New Roman"/>
+        </w:rPr>
+        <w:t xml:space="preserve"> seeing her with most of her clothes off </w:t>
+      </w:r>
+      <w:r>
+        <w:rPr>
+          <w:rFonts w:eastAsia="Times New Roman"/>
+        </w:rPr>
+        <w:t xml:space="preserve">revealed a remarkably </w:t>
+      </w:r>
+      <w:r>
+        <w:rPr>
+          <w:rFonts w:eastAsia="Times New Roman"/>
+        </w:rPr>
+        <w:t>skinny</w:t>
+      </w:r>
+      <w:r>
+        <w:rPr>
+          <w:rFonts w:eastAsia="Times New Roman"/>
+        </w:rPr>
+        <w:t xml:space="preserve"> </w:t>
+      </w:r>
+      <w:r>
+        <w:rPr>
+          <w:rFonts w:eastAsia="Times New Roman"/>
+        </w:rPr>
+        <w:t>body</w:t>
+      </w:r>
+      <w:r>
+        <w:rPr>
+          <w:rFonts w:eastAsia="Times New Roman"/>
+        </w:rPr>
+        <w:t xml:space="preserve"> – not malnourished, but close to it</w:t>
+      </w:r>
+      <w:r>
+        <w:rPr>
+          <w:rFonts w:eastAsia="Times New Roman"/>
+        </w:rPr>
+        <w:t xml:space="preserve">. </w:t>
+      </w:r>
+      <w:r>
+        <w:rPr>
+          <w:rFonts w:eastAsia="Times New Roman"/>
+        </w:rPr>
+        <w:t>Akiko</w:t>
+      </w:r>
+      <w:r>
+        <w:rPr>
+          <w:rFonts w:eastAsia="Times New Roman"/>
+        </w:rPr>
+        <w:t xml:space="preserve"> </w:t>
+      </w:r>
+      <w:r>
+        <w:rPr>
+          <w:rFonts w:eastAsia="Times New Roman"/>
+        </w:rPr>
+        <w:t xml:space="preserve">wondered for a moment if </w:t>
+      </w:r>
+      <w:r>
+        <w:rPr>
+          <w:rFonts w:eastAsia="Times New Roman"/>
+        </w:rPr>
+        <w:t xml:space="preserve">Cassandra had even once eaten </w:t>
+      </w:r>
+      <w:r>
+        <w:rPr>
+          <w:rFonts w:eastAsia="Times New Roman"/>
+        </w:rPr>
+        <w:t>a full meal</w:t>
+      </w:r>
+      <w:r>
+        <w:rPr>
+          <w:rFonts w:eastAsia="Times New Roman"/>
+        </w:rPr>
+        <w:t xml:space="preserve"> in the short time they’d spent together</w:t>
+      </w:r>
+      <w:r>
+        <w:rPr>
+          <w:rFonts w:eastAsia="Times New Roman"/>
+        </w:rPr>
+        <w:t>, and quickly realized she hadn’t.</w:t>
+      </w:r>
+    </w:p>
+    <w:p>
+      <w:pPr>
+        <w:rPr>
+          <w:rFonts w:eastAsia="Times New Roman"/>
+        </w:rPr>
+      </w:pPr>
+      <w:r>
+        <w:rPr>
+          <w:rFonts w:eastAsia="Times New Roman"/>
+        </w:rPr>
+        <w:t xml:space="preserve">That being none of her business, she turned her eyes back to the </w:t>
+      </w:r>
+      <w:r>
+        <w:rPr>
+          <w:rFonts w:eastAsia="Times New Roman"/>
+        </w:rPr>
+        <w:t>world outside</w:t>
+      </w:r>
+      <w:r>
+        <w:rPr>
+          <w:rFonts w:eastAsia="Times New Roman"/>
+        </w:rPr>
+        <w:t xml:space="preserve">, though not without some lingering </w:t>
+      </w:r>
+      <w:r>
+        <w:rPr>
+          <w:rFonts w:eastAsia="Times New Roman"/>
+        </w:rPr>
+        <w:t>worries</w:t>
+      </w:r>
+      <w:r>
+        <w:rPr>
+          <w:rFonts w:eastAsia="Times New Roman"/>
+        </w:rPr>
+        <w:t xml:space="preserve"> that she didn’t dare interrogate.</w:t>
+      </w:r>
+    </w:p>
+    <w:p>
+      <w:pPr>
+        <w:rPr>
+          <w:rFonts w:eastAsia="Times New Roman"/>
+        </w:rPr>
+      </w:pPr>
+      <w:r>
+        <w:rPr>
+          <w:rFonts w:eastAsia="Times New Roman"/>
+        </w:rPr>
         <w:lastRenderedPageBreak/>
-        <w:t xml:space="preserve">Chapter 4 – </w:t>
-      </w:r>
-      <w:r>
-        <w:t>Denial</w:t>
-      </w:r>
-      <w:bookmarkEnd w:id="9"/>
-    </w:p>
-    <w:p>
-      <w:pPr>
-        <w:rPr>
-          <w:rFonts w:eastAsia="Times New Roman"/>
-        </w:rPr>
-      </w:pPr>
-    </w:p>
-    <w:p>
-      <w:pPr>
-        <w:rPr>
-          <w:rFonts w:eastAsia="Times New Roman"/>
-        </w:rPr>
-      </w:pPr>
-      <w:r>
-        <w:rPr>
-          <w:rFonts w:eastAsia="Times New Roman"/>
-        </w:rPr>
-        <w:t xml:space="preserve">The next morning brought a heavy </w:t>
-      </w:r>
-      <w:r>
-        <w:rPr>
-          <w:rFonts w:eastAsia="Times New Roman"/>
-        </w:rPr>
-        <w:t>storm</w:t>
-      </w:r>
-      <w:r>
-        <w:rPr>
-          <w:rFonts w:eastAsia="Times New Roman"/>
-        </w:rPr>
-        <w:t xml:space="preserve"> to the Cloud Garden. Akiko liked </w:t>
-      </w:r>
-      <w:r>
-        <w:rPr>
-          <w:rFonts w:eastAsia="Times New Roman"/>
-        </w:rPr>
-        <w:t>melancholy</w:t>
-      </w:r>
-      <w:r>
-        <w:rPr>
-          <w:rFonts w:eastAsia="Times New Roman"/>
-        </w:rPr>
-        <w:t xml:space="preserve"> weather. She stood by the </w:t>
-      </w:r>
-      <w:r>
-        <w:rPr>
-          <w:rFonts w:eastAsia="Times New Roman"/>
-        </w:rPr>
-        <w:t>apartment window</w:t>
-      </w:r>
-      <w:r>
-        <w:rPr>
-          <w:rFonts w:eastAsia="Times New Roman"/>
-        </w:rPr>
-        <w:t xml:space="preserve"> and immersed herself in the harsh tapping of </w:t>
-      </w:r>
-      <w:r>
-        <w:rPr>
-          <w:rFonts w:eastAsia="Times New Roman"/>
-        </w:rPr>
-        <w:t>water</w:t>
-      </w:r>
-      <w:r>
-        <w:rPr>
-          <w:rFonts w:eastAsia="Times New Roman"/>
-        </w:rPr>
-        <w:t xml:space="preserve"> against </w:t>
-      </w:r>
-      <w:r>
-        <w:rPr>
-          <w:rFonts w:eastAsia="Times New Roman"/>
-        </w:rPr>
-        <w:t>glass</w:t>
-      </w:r>
-      <w:r>
-        <w:rPr>
-          <w:rFonts w:eastAsia="Times New Roman"/>
-        </w:rPr>
-        <w:t>, while the skyscrapers of downtown Montreal lit up with each flash of lightning</w:t>
-      </w:r>
-      <w:r>
-        <w:rPr>
-          <w:rFonts w:eastAsia="Times New Roman"/>
-        </w:rPr>
-        <w:t xml:space="preserve">. </w:t>
-      </w:r>
-      <w:r>
-        <w:rPr>
-          <w:rFonts w:eastAsia="Times New Roman"/>
-        </w:rPr>
-        <w:t>In this sort of weather, she could lose herself amongst the raindrops, each of them as insignificant as she was.</w:t>
-      </w:r>
-    </w:p>
-    <w:p>
-      <w:pPr>
-        <w:rPr>
-          <w:rFonts w:eastAsia="Times New Roman"/>
-        </w:rPr>
-      </w:pPr>
-      <w:r>
-        <w:rPr>
-          <w:rFonts w:eastAsia="Times New Roman"/>
-        </w:rPr>
-        <w:t xml:space="preserve">Through the reflection in the </w:t>
-      </w:r>
-      <w:r>
-        <w:rPr>
-          <w:rFonts w:eastAsia="Times New Roman"/>
-        </w:rPr>
-        <w:t>window</w:t>
-      </w:r>
-      <w:r>
-        <w:rPr>
-          <w:rFonts w:eastAsia="Times New Roman"/>
-        </w:rPr>
-        <w:t xml:space="preserve">, </w:t>
-      </w:r>
-      <w:r>
-        <w:rPr>
-          <w:rFonts w:eastAsia="Times New Roman"/>
-        </w:rPr>
-        <w:t>she</w:t>
-      </w:r>
-      <w:r>
-        <w:rPr>
-          <w:rFonts w:eastAsia="Times New Roman"/>
-        </w:rPr>
-        <w:t xml:space="preserve"> watched Cassandra </w:t>
-      </w:r>
-      <w:r>
-        <w:rPr>
-          <w:rFonts w:eastAsia="Times New Roman"/>
-        </w:rPr>
-        <w:t>stretching on a plain white yoga mat</w:t>
-      </w:r>
-      <w:r>
-        <w:rPr>
-          <w:rFonts w:eastAsia="Times New Roman"/>
-        </w:rPr>
-        <w:t>.</w:t>
-      </w:r>
-      <w:r>
-        <w:rPr>
-          <w:rFonts w:eastAsia="Times New Roman"/>
-        </w:rPr>
-        <w:t xml:space="preserve"> </w:t>
-      </w:r>
-      <w:r>
-        <w:rPr>
-          <w:rFonts w:eastAsia="Times New Roman"/>
-        </w:rPr>
-        <w:t>Her host was remarkably lively for a woman who had woken up early two days in a row, far from the disheveled mess that Akiko expected</w:t>
-      </w:r>
-      <w:r>
-        <w:rPr>
-          <w:rFonts w:eastAsia="Times New Roman"/>
-        </w:rPr>
-        <w:t xml:space="preserve"> </w:t>
-      </w:r>
-      <w:r>
-        <w:rPr>
-          <w:rFonts w:eastAsia="Times New Roman"/>
-        </w:rPr>
-        <w:t>and, quite frankly, resembled</w:t>
-      </w:r>
-      <w:r>
-        <w:rPr>
-          <w:rFonts w:eastAsia="Times New Roman"/>
-        </w:rPr>
-        <w:t>.</w:t>
-      </w:r>
-      <w:r>
-        <w:rPr>
-          <w:rFonts w:eastAsia="Times New Roman"/>
-        </w:rPr>
-        <w:t xml:space="preserve"> </w:t>
-      </w:r>
-      <w:r>
-        <w:rPr>
-          <w:rFonts w:eastAsia="Times New Roman"/>
-        </w:rPr>
-        <w:t xml:space="preserve">There was some temptation to admire her </w:t>
-      </w:r>
-      <w:r>
-        <w:rPr>
-          <w:rFonts w:eastAsia="Times New Roman"/>
-        </w:rPr>
-        <w:t>figure</w:t>
-      </w:r>
-      <w:r>
-        <w:rPr>
-          <w:rFonts w:eastAsia="Times New Roman"/>
-        </w:rPr>
-        <w:t xml:space="preserve">, but she </w:t>
-      </w:r>
-      <w:r>
-        <w:rPr>
-          <w:rFonts w:eastAsia="Times New Roman"/>
-        </w:rPr>
-        <w:t>didn’t dare</w:t>
-      </w:r>
-      <w:r>
-        <w:rPr>
-          <w:rFonts w:eastAsia="Times New Roman"/>
-        </w:rPr>
-        <w:t xml:space="preserve"> risk </w:t>
-      </w:r>
-      <w:r>
-        <w:rPr>
-          <w:rFonts w:eastAsia="Times New Roman"/>
-        </w:rPr>
-        <w:t>crossing a line with</w:t>
-      </w:r>
-      <w:r>
-        <w:rPr>
-          <w:rFonts w:eastAsia="Times New Roman"/>
-        </w:rPr>
-        <w:t xml:space="preserve"> someone whom, she had to admit, she</w:t>
-      </w:r>
-      <w:r>
-        <w:rPr>
-          <w:rFonts w:eastAsia="Times New Roman"/>
-        </w:rPr>
-        <w:t xml:space="preserve"> </w:t>
-      </w:r>
-      <w:r>
-        <w:rPr>
-          <w:rFonts w:eastAsia="Times New Roman"/>
-        </w:rPr>
-        <w:t>barely knew</w:t>
-      </w:r>
-      <w:r>
-        <w:rPr>
-          <w:rFonts w:eastAsia="Times New Roman"/>
-        </w:rPr>
-        <w:t>.</w:t>
-      </w:r>
-    </w:p>
-    <w:p>
-      <w:pPr>
-        <w:rPr>
-          <w:rFonts w:eastAsia="Times New Roman"/>
-        </w:rPr>
-      </w:pPr>
-      <w:r>
-        <w:rPr>
-          <w:rFonts w:eastAsia="Times New Roman"/>
-        </w:rPr>
-        <w:t>Akiko</w:t>
-      </w:r>
-      <w:r>
-        <w:rPr>
-          <w:rFonts w:eastAsia="Times New Roman"/>
-        </w:rPr>
-        <w:t xml:space="preserve"> was, however, struck by just how </w:t>
-      </w:r>
-      <w:r>
-        <w:rPr>
-          <w:rFonts w:eastAsia="Times New Roman"/>
-        </w:rPr>
-        <w:t>thin</w:t>
-      </w:r>
-      <w:r>
-        <w:rPr>
-          <w:rFonts w:eastAsia="Times New Roman"/>
-        </w:rPr>
-        <w:t xml:space="preserve"> </w:t>
-      </w:r>
-      <w:r>
-        <w:rPr>
-          <w:rFonts w:eastAsia="Times New Roman"/>
-        </w:rPr>
-        <w:t>she</w:t>
-      </w:r>
-      <w:r>
-        <w:rPr>
-          <w:rFonts w:eastAsia="Times New Roman"/>
-        </w:rPr>
-        <w:t xml:space="preserve"> was. </w:t>
-      </w:r>
-      <w:r>
-        <w:rPr>
-          <w:rFonts w:eastAsia="Times New Roman"/>
-        </w:rPr>
-        <w:t xml:space="preserve">While it hadn’t been </w:t>
-      </w:r>
-      <w:r>
-        <w:rPr>
-          <w:rFonts w:eastAsia="Times New Roman"/>
-        </w:rPr>
-        <w:t>apparent</w:t>
-      </w:r>
-      <w:r>
-        <w:rPr>
-          <w:rFonts w:eastAsia="Times New Roman"/>
-        </w:rPr>
-        <w:t xml:space="preserve"> at first,</w:t>
-      </w:r>
-      <w:r>
-        <w:rPr>
-          <w:rFonts w:eastAsia="Times New Roman"/>
-        </w:rPr>
-        <w:t xml:space="preserve"> seeing her with most of her clothes off </w:t>
-      </w:r>
-      <w:r>
-        <w:rPr>
-          <w:rFonts w:eastAsia="Times New Roman"/>
-        </w:rPr>
-        <w:t xml:space="preserve">revealed a remarkably </w:t>
-      </w:r>
-      <w:r>
-        <w:rPr>
-          <w:rFonts w:eastAsia="Times New Roman"/>
-        </w:rPr>
-        <w:t>skinny</w:t>
-      </w:r>
-      <w:r>
-        <w:rPr>
-          <w:rFonts w:eastAsia="Times New Roman"/>
-        </w:rPr>
-        <w:t xml:space="preserve"> </w:t>
-      </w:r>
-      <w:r>
-        <w:rPr>
-          <w:rFonts w:eastAsia="Times New Roman"/>
-        </w:rPr>
-        <w:t>body</w:t>
-      </w:r>
-      <w:r>
-        <w:rPr>
-          <w:rFonts w:eastAsia="Times New Roman"/>
-        </w:rPr>
-        <w:t xml:space="preserve"> – not malnourished, but close to it</w:t>
-      </w:r>
-      <w:r>
-        <w:rPr>
-          <w:rFonts w:eastAsia="Times New Roman"/>
-        </w:rPr>
-        <w:t xml:space="preserve">. </w:t>
-      </w:r>
-      <w:r>
-        <w:rPr>
-          <w:rFonts w:eastAsia="Times New Roman"/>
-        </w:rPr>
-        <w:t>Akiko</w:t>
-      </w:r>
-      <w:r>
-        <w:rPr>
-          <w:rFonts w:eastAsia="Times New Roman"/>
-        </w:rPr>
-        <w:t xml:space="preserve"> </w:t>
-      </w:r>
-      <w:r>
-        <w:rPr>
-          <w:rFonts w:eastAsia="Times New Roman"/>
-        </w:rPr>
-        <w:t xml:space="preserve">wondered for a moment if </w:t>
-      </w:r>
-      <w:r>
-        <w:rPr>
-          <w:rFonts w:eastAsia="Times New Roman"/>
-        </w:rPr>
-        <w:t xml:space="preserve">Cassandra had even once eaten </w:t>
-      </w:r>
-      <w:r>
-        <w:rPr>
-          <w:rFonts w:eastAsia="Times New Roman"/>
-        </w:rPr>
-        <w:t>a full meal</w:t>
-      </w:r>
-      <w:r>
-        <w:rPr>
-          <w:rFonts w:eastAsia="Times New Roman"/>
-        </w:rPr>
-        <w:t xml:space="preserve"> in the short time they’d spent together</w:t>
-      </w:r>
-      <w:r>
-        <w:rPr>
-          <w:rFonts w:eastAsia="Times New Roman"/>
-        </w:rPr>
-        <w:t>, and quickly realized she hadn’t.</w:t>
-      </w:r>
-    </w:p>
-    <w:p>
-      <w:pPr>
-        <w:rPr>
-          <w:rFonts w:eastAsia="Times New Roman"/>
-        </w:rPr>
-      </w:pPr>
-      <w:r>
-        <w:rPr>
-          <w:rFonts w:eastAsia="Times New Roman"/>
-        </w:rPr>
-        <w:t xml:space="preserve">That being none of her business, she turned her eyes back to the </w:t>
-      </w:r>
-      <w:r>
-        <w:rPr>
-          <w:rFonts w:eastAsia="Times New Roman"/>
-        </w:rPr>
-        <w:t>world outside</w:t>
-      </w:r>
-      <w:r>
-        <w:rPr>
-          <w:rFonts w:eastAsia="Times New Roman"/>
-        </w:rPr>
-        <w:t xml:space="preserve">, though not without some lingering </w:t>
-      </w:r>
-      <w:r>
-        <w:rPr>
-          <w:rFonts w:eastAsia="Times New Roman"/>
-        </w:rPr>
-        <w:t>worries</w:t>
-      </w:r>
-      <w:r>
-        <w:rPr>
-          <w:rFonts w:eastAsia="Times New Roman"/>
-        </w:rPr>
-        <w:t xml:space="preserve"> that she didn’t dare interrogate.</w:t>
-      </w:r>
-    </w:p>
-    <w:p>
-      <w:pPr>
-        <w:rPr>
-          <w:rFonts w:eastAsia="Times New Roman"/>
-        </w:rPr>
-      </w:pPr>
-      <w:r>
-        <w:rPr>
-          <w:rFonts w:eastAsia="Times New Roman"/>
-        </w:rPr>
         <w:t>“Do you want to shower first, or can I?” Cassandra asked once she had finished stretching.</w:t>
       </w:r>
     </w:p>
@@ -14445,26 +14446,317 @@
         <w:rPr>
           <w:rFonts w:eastAsia="Times New Roman"/>
         </w:rPr>
-        <w:t xml:space="preserve">Things got pretty bad, which is why mom </w:t>
-      </w:r>
+        <w:t>Things got pretty bad, which is why mom and dad sent me to study in Canada.</w:t>
+      </w:r>
+      <w:r>
+        <w:rPr>
+          <w:rFonts w:eastAsia="Times New Roman"/>
+        </w:rPr>
+        <w:t xml:space="preserve"> I’d rather not risk them seeing me and causing, uh, an incident.</w:t>
+      </w:r>
+      <w:r>
+        <w:rPr>
+          <w:rFonts w:eastAsia="Times New Roman"/>
+        </w:rPr>
+        <w:t>”</w:t>
+      </w:r>
+    </w:p>
+    <w:p>
+      <w:pPr>
+        <w:rPr>
+          <w:rFonts w:eastAsia="Times New Roman"/>
+        </w:rPr>
+      </w:pPr>
+      <w:r>
+        <w:rPr>
+          <w:rFonts w:eastAsia="Times New Roman"/>
+        </w:rPr>
+        <w:t>“</w:t>
+      </w:r>
+      <w:r>
+        <w:rPr>
+          <w:rFonts w:eastAsia="Times New Roman"/>
+        </w:rPr>
+        <w:t xml:space="preserve">Whatever you’re comfortable </w:t>
+      </w:r>
+      <w:r>
+        <w:rPr>
+          <w:rFonts w:eastAsia="Times New Roman"/>
+        </w:rPr>
+        <w:t>with.</w:t>
+      </w:r>
+      <w:r>
+        <w:rPr>
+          <w:rFonts w:eastAsia="Times New Roman"/>
+        </w:rPr>
+        <w:t xml:space="preserve"> I’ll try to make it quick all the same.”</w:t>
+      </w:r>
+    </w:p>
+    <w:p>
+      <w:pPr>
+        <w:rPr>
+          <w:rFonts w:eastAsia="Times New Roman"/>
+        </w:rPr>
+      </w:pPr>
+      <w:r>
+        <w:rPr>
+          <w:rFonts w:eastAsia="Times New Roman"/>
+        </w:rPr>
+        <w:t xml:space="preserve">Cassandra’s morning routine, despite her words, was far from short. She </w:t>
+      </w:r>
+      <w:r>
+        <w:rPr>
+          <w:rFonts w:eastAsia="Times New Roman"/>
+        </w:rPr>
+        <w:t>washed herself</w:t>
+      </w:r>
+      <w:r>
+        <w:rPr>
+          <w:rFonts w:eastAsia="Times New Roman"/>
+        </w:rPr>
+        <w:t>, blow-dried her hair</w:t>
+      </w:r>
+      <w:r>
+        <w:rPr>
+          <w:rFonts w:eastAsia="Times New Roman"/>
+        </w:rPr>
+        <w:t xml:space="preserve">, put in contacts, and applied </w:t>
+      </w:r>
+      <w:r>
+        <w:rPr>
+          <w:rFonts w:eastAsia="Times New Roman"/>
+        </w:rPr>
+        <w:t>lotion</w:t>
+      </w:r>
+      <w:r>
+        <w:rPr>
+          <w:rFonts w:eastAsia="Times New Roman"/>
+        </w:rPr>
+        <w:t xml:space="preserve"> as if each act had religious significance. Once everything was done, she rinsed her hands in the sink one last time, and only then was Akiko permitted to use the shower.</w:t>
+      </w:r>
+      <w:r>
+        <w:rPr>
+          <w:rFonts w:eastAsia="Times New Roman"/>
+        </w:rPr>
+        <w:t xml:space="preserve"> </w:t>
+      </w:r>
+      <w:r>
+        <w:rPr>
+          <w:rFonts w:eastAsia="Times New Roman"/>
+        </w:rPr>
+        <w:t xml:space="preserve">She took the day’s clothes in as well, </w:t>
+      </w:r>
+      <w:r>
+        <w:rPr>
+          <w:rFonts w:eastAsia="Times New Roman"/>
+        </w:rPr>
+        <w:t>so that she could change in private.</w:t>
+      </w:r>
+    </w:p>
+    <w:p>
+      <w:pPr>
+        <w:rPr>
+          <w:rFonts w:eastAsia="Times New Roman"/>
+        </w:rPr>
+      </w:pPr>
+      <w:r>
+        <w:rPr>
+          <w:rFonts w:eastAsia="Times New Roman"/>
+        </w:rPr>
+        <w:t xml:space="preserve">By the time she was done, Cassandra had </w:t>
+      </w:r>
+      <w:r>
+        <w:rPr>
+          <w:rFonts w:eastAsia="Times New Roman"/>
+        </w:rPr>
+        <w:t xml:space="preserve">also </w:t>
+      </w:r>
+      <w:r>
+        <w:rPr>
+          <w:rFonts w:eastAsia="Times New Roman"/>
+        </w:rPr>
+        <w:t>dressed herself</w:t>
+      </w:r>
+      <w:r>
+        <w:rPr>
+          <w:rFonts w:eastAsia="Times New Roman"/>
+        </w:rPr>
+        <w:t>,</w:t>
+      </w:r>
+      <w:r>
+        <w:rPr>
+          <w:rFonts w:eastAsia="Times New Roman"/>
+        </w:rPr>
+        <w:t xml:space="preserve"> having selected</w:t>
+      </w:r>
+      <w:r>
+        <w:rPr>
+          <w:rFonts w:eastAsia="Times New Roman"/>
+        </w:rPr>
+        <w:t xml:space="preserve"> a maroon blazer and slacks, and was carefully examining the talisman on the wall </w:t>
+      </w:r>
+      <w:r>
+        <w:rPr>
+          <w:rFonts w:eastAsia="Times New Roman"/>
+        </w:rPr>
+        <w:t>when</w:t>
+      </w:r>
+      <w:r>
+        <w:rPr>
+          <w:rFonts w:eastAsia="Times New Roman"/>
+        </w:rPr>
+        <w:t xml:space="preserve"> she noticed Akiko’s return.</w:t>
+      </w:r>
+    </w:p>
+    <w:p>
+      <w:pPr>
+        <w:rPr>
+          <w:rFonts w:eastAsia="Times New Roman"/>
+        </w:rPr>
+      </w:pPr>
+      <w:r>
+        <w:rPr>
+          <w:rFonts w:eastAsia="Times New Roman"/>
+        </w:rPr>
+        <w:t xml:space="preserve">“Well, don’t you look cute?” she said, gesturing towards Akiko’s </w:t>
+      </w:r>
+      <w:r>
+        <w:rPr>
+          <w:rFonts w:eastAsia="Times New Roman"/>
+        </w:rPr>
+        <w:t>vibrant</w:t>
+      </w:r>
+      <w:r>
+        <w:rPr>
+          <w:rFonts w:eastAsia="Times New Roman"/>
+        </w:rPr>
+        <w:t xml:space="preserve"> </w:t>
+      </w:r>
+      <w:r>
+        <w:rPr>
+          <w:rFonts w:eastAsia="Times New Roman"/>
+        </w:rPr>
+        <w:t>outfit.</w:t>
+      </w:r>
+    </w:p>
+    <w:p>
+      <w:pPr>
+        <w:rPr>
+          <w:rFonts w:eastAsia="Times New Roman"/>
+        </w:rPr>
+      </w:pPr>
+      <w:r>
+        <w:rPr>
+          <w:rFonts w:eastAsia="Times New Roman"/>
+        </w:rPr>
+        <w:t>“What, this? It’s literally just leggings and a tank top.”</w:t>
+      </w:r>
+    </w:p>
+    <w:p>
+      <w:pPr>
+        <w:rPr>
+          <w:rFonts w:eastAsia="Times New Roman"/>
+        </w:rPr>
+      </w:pPr>
+      <w:r>
+        <w:rPr>
+          <w:rFonts w:eastAsia="Times New Roman"/>
+        </w:rPr>
+        <w:t>“Yeah, well, the yellow suits you</w:t>
+      </w:r>
+      <w:r>
+        <w:rPr>
+          <w:rFonts w:eastAsia="Times New Roman"/>
+        </w:rPr>
+        <w:t xml:space="preserve">. </w:t>
+      </w:r>
+      <w:r>
+        <w:rPr>
+          <w:rFonts w:eastAsia="Times New Roman"/>
+        </w:rPr>
+        <w:t>Of course</w:t>
+      </w:r>
+      <w:r>
+        <w:rPr>
+          <w:rFonts w:eastAsia="Times New Roman"/>
+        </w:rPr>
+        <w:t>,</w:t>
+      </w:r>
+      <w:r>
+        <w:rPr>
+          <w:rFonts w:eastAsia="Times New Roman"/>
+        </w:rPr>
+        <w:t xml:space="preserve"> I’m sure you’d look good in anything, but it’s nice to have a little brightness on a day like today.”</w:t>
+      </w:r>
+    </w:p>
+    <w:p>
+      <w:pPr>
+        <w:rPr>
+          <w:rFonts w:eastAsia="Times New Roman"/>
+        </w:rPr>
+      </w:pPr>
+      <w:r>
+        <w:rPr>
+          <w:rFonts w:eastAsia="Times New Roman"/>
+        </w:rPr>
+        <w:t>“Glad you approve, I guess.”</w:t>
+      </w:r>
+    </w:p>
+    <w:p>
+      <w:pPr>
+        <w:rPr>
+          <w:rFonts w:eastAsia="Times New Roman"/>
+        </w:rPr>
+      </w:pPr>
       <w:r>
         <w:rPr>
           <w:rFonts w:eastAsia="Times New Roman"/>
         </w:rPr>
         <w:lastRenderedPageBreak/>
-        <w:t>and dad sent me to study in Canada.</w:t>
-      </w:r>
-      <w:r>
-        <w:rPr>
-          <w:rFonts w:eastAsia="Times New Roman"/>
-        </w:rPr>
-        <w:t xml:space="preserve"> I’d rather not risk them seeing me and causing, uh, an incident.</w:t>
-      </w:r>
-      <w:r>
-        <w:rPr>
-          <w:rFonts w:eastAsia="Times New Roman"/>
-        </w:rPr>
-        <w:t>”</w:t>
+        <w:t>As they spoke, Cassandra carefully removed the talisman from the wall, folded it into a neat square, and slipped it into her pocket. Although Akiko questioned her attachment to a gift from an ex-partner whose power she didn’t even believe in, she knew better than to bring it up.</w:t>
+      </w:r>
+    </w:p>
+    <w:p>
+      <w:pPr>
+        <w:rPr>
+          <w:rFonts w:eastAsia="Times New Roman"/>
+        </w:rPr>
+      </w:pPr>
+      <w:r>
+        <w:rPr>
+          <w:rFonts w:eastAsia="Times New Roman"/>
+        </w:rPr>
+        <w:t>“Anyway, before I leave, there</w:t>
+      </w:r>
+      <w:r>
+        <w:rPr>
+          <w:rFonts w:eastAsia="Times New Roman"/>
+        </w:rPr>
+        <w:t xml:space="preserve">’s something important </w:t>
+      </w:r>
+      <w:r>
+        <w:rPr>
+          <w:rFonts w:eastAsia="Times New Roman"/>
+        </w:rPr>
+        <w:t>I wanted to ask you,” Cassandra continued</w:t>
+      </w:r>
+      <w:r>
+        <w:rPr>
+          <w:rFonts w:eastAsia="Times New Roman"/>
+        </w:rPr>
+        <w:t xml:space="preserve">. The </w:t>
+      </w:r>
+      <w:r>
+        <w:rPr>
+          <w:rFonts w:eastAsia="Times New Roman"/>
+        </w:rPr>
+        <w:t>warmth</w:t>
+      </w:r>
+      <w:r>
+        <w:rPr>
+          <w:rFonts w:eastAsia="Times New Roman"/>
+        </w:rPr>
+        <w:t xml:space="preserve"> on her face had completely vanished. </w:t>
       </w:r>
     </w:p>
     <w:p>
@@ -14483,303 +14775,6 @@
         <w:rPr>
           <w:rFonts w:eastAsia="Times New Roman"/>
         </w:rPr>
-        <w:t xml:space="preserve">Whatever you’re comfortable </w:t>
-      </w:r>
-      <w:r>
-        <w:rPr>
-          <w:rFonts w:eastAsia="Times New Roman"/>
-        </w:rPr>
-        <w:t>with.</w:t>
-      </w:r>
-      <w:r>
-        <w:rPr>
-          <w:rFonts w:eastAsia="Times New Roman"/>
-        </w:rPr>
-        <w:t xml:space="preserve"> I’ll try to make it quick all the same.”</w:t>
-      </w:r>
-    </w:p>
-    <w:p>
-      <w:pPr>
-        <w:rPr>
-          <w:rFonts w:eastAsia="Times New Roman"/>
-        </w:rPr>
-      </w:pPr>
-      <w:r>
-        <w:rPr>
-          <w:rFonts w:eastAsia="Times New Roman"/>
-        </w:rPr>
-        <w:t xml:space="preserve">Cassandra’s morning routine, despite her words, was far from short. She </w:t>
-      </w:r>
-      <w:r>
-        <w:rPr>
-          <w:rFonts w:eastAsia="Times New Roman"/>
-        </w:rPr>
-        <w:t>washed herself</w:t>
-      </w:r>
-      <w:r>
-        <w:rPr>
-          <w:rFonts w:eastAsia="Times New Roman"/>
-        </w:rPr>
-        <w:t>, blow-dried her hair</w:t>
-      </w:r>
-      <w:r>
-        <w:rPr>
-          <w:rFonts w:eastAsia="Times New Roman"/>
-        </w:rPr>
-        <w:t xml:space="preserve">, put in contacts, and applied </w:t>
-      </w:r>
-      <w:r>
-        <w:rPr>
-          <w:rFonts w:eastAsia="Times New Roman"/>
-        </w:rPr>
-        <w:t>lotion</w:t>
-      </w:r>
-      <w:r>
-        <w:rPr>
-          <w:rFonts w:eastAsia="Times New Roman"/>
-        </w:rPr>
-        <w:t xml:space="preserve"> as if each act had religious significance. Once everything was done, she rinsed her hands in the sink one last time, and only then was Akiko permitted to use the shower.</w:t>
-      </w:r>
-      <w:r>
-        <w:rPr>
-          <w:rFonts w:eastAsia="Times New Roman"/>
-        </w:rPr>
-        <w:t xml:space="preserve"> </w:t>
-      </w:r>
-      <w:r>
-        <w:rPr>
-          <w:rFonts w:eastAsia="Times New Roman"/>
-        </w:rPr>
-        <w:t xml:space="preserve">She took the day’s clothes in as well, </w:t>
-      </w:r>
-      <w:r>
-        <w:rPr>
-          <w:rFonts w:eastAsia="Times New Roman"/>
-        </w:rPr>
-        <w:t>so that she could change in private.</w:t>
-      </w:r>
-    </w:p>
-    <w:p>
-      <w:pPr>
-        <w:rPr>
-          <w:rFonts w:eastAsia="Times New Roman"/>
-        </w:rPr>
-      </w:pPr>
-      <w:r>
-        <w:rPr>
-          <w:rFonts w:eastAsia="Times New Roman"/>
-        </w:rPr>
-        <w:t xml:space="preserve">By the time she was done, Cassandra had </w:t>
-      </w:r>
-      <w:r>
-        <w:rPr>
-          <w:rFonts w:eastAsia="Times New Roman"/>
-        </w:rPr>
-        <w:t xml:space="preserve">also </w:t>
-      </w:r>
-      <w:r>
-        <w:rPr>
-          <w:rFonts w:eastAsia="Times New Roman"/>
-        </w:rPr>
-        <w:t>dressed herself</w:t>
-      </w:r>
-      <w:r>
-        <w:rPr>
-          <w:rFonts w:eastAsia="Times New Roman"/>
-        </w:rPr>
-        <w:t>,</w:t>
-      </w:r>
-      <w:r>
-        <w:rPr>
-          <w:rFonts w:eastAsia="Times New Roman"/>
-        </w:rPr>
-        <w:t xml:space="preserve"> having selected</w:t>
-      </w:r>
-      <w:r>
-        <w:rPr>
-          <w:rFonts w:eastAsia="Times New Roman"/>
-        </w:rPr>
-        <w:t xml:space="preserve"> a maroon blazer and slacks, and was carefully examining the talisman on the wall </w:t>
-      </w:r>
-      <w:r>
-        <w:rPr>
-          <w:rFonts w:eastAsia="Times New Roman"/>
-        </w:rPr>
-        <w:t>when</w:t>
-      </w:r>
-      <w:r>
-        <w:rPr>
-          <w:rFonts w:eastAsia="Times New Roman"/>
-        </w:rPr>
-        <w:t xml:space="preserve"> she noticed Akiko’s return.</w:t>
-      </w:r>
-    </w:p>
-    <w:p>
-      <w:pPr>
-        <w:rPr>
-          <w:rFonts w:eastAsia="Times New Roman"/>
-        </w:rPr>
-      </w:pPr>
-      <w:r>
-        <w:rPr>
-          <w:rFonts w:eastAsia="Times New Roman"/>
-        </w:rPr>
-        <w:t xml:space="preserve">“Well, don’t you look cute?” she said, gesturing towards Akiko’s </w:t>
-      </w:r>
-      <w:r>
-        <w:rPr>
-          <w:rFonts w:eastAsia="Times New Roman"/>
-        </w:rPr>
-        <w:t>vibrant</w:t>
-      </w:r>
-      <w:r>
-        <w:rPr>
-          <w:rFonts w:eastAsia="Times New Roman"/>
-        </w:rPr>
-        <w:t xml:space="preserve"> </w:t>
-      </w:r>
-      <w:r>
-        <w:rPr>
-          <w:rFonts w:eastAsia="Times New Roman"/>
-        </w:rPr>
-        <w:t>outfit.</w:t>
-      </w:r>
-    </w:p>
-    <w:p>
-      <w:pPr>
-        <w:rPr>
-          <w:rFonts w:eastAsia="Times New Roman"/>
-        </w:rPr>
-      </w:pPr>
-      <w:r>
-        <w:rPr>
-          <w:rFonts w:eastAsia="Times New Roman"/>
-        </w:rPr>
-        <w:t>“What, this? It’s literally just leggings and a tank top.”</w:t>
-      </w:r>
-    </w:p>
-    <w:p>
-      <w:pPr>
-        <w:rPr>
-          <w:rFonts w:eastAsia="Times New Roman"/>
-        </w:rPr>
-      </w:pPr>
-      <w:r>
-        <w:rPr>
-          <w:rFonts w:eastAsia="Times New Roman"/>
-        </w:rPr>
-        <w:t>“Yeah, well, the yellow suits you</w:t>
-      </w:r>
-      <w:r>
-        <w:rPr>
-          <w:rFonts w:eastAsia="Times New Roman"/>
-        </w:rPr>
-        <w:t xml:space="preserve">. </w:t>
-      </w:r>
-      <w:r>
-        <w:rPr>
-          <w:rFonts w:eastAsia="Times New Roman"/>
-        </w:rPr>
-        <w:t>Of course</w:t>
-      </w:r>
-      <w:r>
-        <w:rPr>
-          <w:rFonts w:eastAsia="Times New Roman"/>
-        </w:rPr>
-        <w:t>,</w:t>
-      </w:r>
-      <w:r>
-        <w:rPr>
-          <w:rFonts w:eastAsia="Times New Roman"/>
-        </w:rPr>
-        <w:t xml:space="preserve"> I’m sure you’d look good in anything, but it’s nice to have a little brightness on a day like today.”</w:t>
-      </w:r>
-    </w:p>
-    <w:p>
-      <w:pPr>
-        <w:rPr>
-          <w:rFonts w:eastAsia="Times New Roman"/>
-        </w:rPr>
-      </w:pPr>
-      <w:r>
-        <w:rPr>
-          <w:rFonts w:eastAsia="Times New Roman"/>
-        </w:rPr>
-        <w:t>“Glad you approve, I guess.”</w:t>
-      </w:r>
-    </w:p>
-    <w:p>
-      <w:pPr>
-        <w:rPr>
-          <w:rFonts w:eastAsia="Times New Roman"/>
-        </w:rPr>
-      </w:pPr>
-      <w:r>
-        <w:rPr>
-          <w:rFonts w:eastAsia="Times New Roman"/>
-        </w:rPr>
-        <w:t>As they spoke, Cassandra carefully removed the talisman from the wall, folded it into a neat square, and slipped it into her pocket. Although Akiko questioned her attachment to a gift from an ex-partner whose power she didn’t even believe in, she knew better than to bring it up.</w:t>
-      </w:r>
-    </w:p>
-    <w:p>
-      <w:pPr>
-        <w:rPr>
-          <w:rFonts w:eastAsia="Times New Roman"/>
-        </w:rPr>
-      </w:pPr>
-      <w:r>
-        <w:rPr>
-          <w:rFonts w:eastAsia="Times New Roman"/>
-        </w:rPr>
-        <w:t>“Anyway, before I leave, there</w:t>
-      </w:r>
-      <w:r>
-        <w:rPr>
-          <w:rFonts w:eastAsia="Times New Roman"/>
-        </w:rPr>
-        <w:t xml:space="preserve">’s something important </w:t>
-      </w:r>
-      <w:r>
-        <w:rPr>
-          <w:rFonts w:eastAsia="Times New Roman"/>
-        </w:rPr>
-        <w:t>I wanted to ask you,” Cassandra continued</w:t>
-      </w:r>
-      <w:r>
-        <w:rPr>
-          <w:rFonts w:eastAsia="Times New Roman"/>
-        </w:rPr>
-        <w:t xml:space="preserve">. The </w:t>
-      </w:r>
-      <w:r>
-        <w:rPr>
-          <w:rFonts w:eastAsia="Times New Roman"/>
-        </w:rPr>
-        <w:t>warmth</w:t>
-      </w:r>
-      <w:r>
-        <w:rPr>
-          <w:rFonts w:eastAsia="Times New Roman"/>
-        </w:rPr>
-        <w:t xml:space="preserve"> on her face had completely vanished. </w:t>
-      </w:r>
-    </w:p>
-    <w:p>
-      <w:pPr>
-        <w:rPr>
-          <w:rFonts w:eastAsia="Times New Roman"/>
-        </w:rPr>
-      </w:pPr>
-      <w:r>
-        <w:rPr>
-          <w:rFonts w:eastAsia="Times New Roman"/>
-        </w:rPr>
-        <w:t>“</w:t>
-      </w:r>
-      <w:r>
-        <w:rPr>
-          <w:rFonts w:eastAsia="Times New Roman"/>
-        </w:rPr>
         <w:t xml:space="preserve">Oh, I see how it is. Buttering me up before you </w:t>
       </w:r>
       <w:r>
@@ -14854,7 +14849,6 @@
         <w:rPr>
           <w:rFonts w:eastAsia="Times New Roman"/>
         </w:rPr>
-        <w:lastRenderedPageBreak/>
         <w:t>“That’s more than a little ominous, but sure. Shoot.”</w:t>
       </w:r>
     </w:p>
@@ -15116,7 +15110,14 @@
         <w:rPr>
           <w:rFonts w:eastAsia="Times New Roman"/>
         </w:rPr>
-        <w:t xml:space="preserve"> get you clearance to enter, then all you have to do is plug a USB drive into their network, and malware will take it from there. If we had more time, we could try a phishing scam to try and get remote access, but we don’t, so…”</w:t>
+        <w:t xml:space="preserve"> get you clearance to enter, then all you have to do is plug a USB drive into their network, </w:t>
+      </w:r>
+      <w:r>
+        <w:rPr>
+          <w:rFonts w:eastAsia="Times New Roman"/>
+        </w:rPr>
+        <w:lastRenderedPageBreak/>
+        <w:t>and malware will take it from there. If we had more time, we could try a phishing scam to try and get remote access, but we don’t, so…”</w:t>
       </w:r>
     </w:p>
     <w:p>
@@ -15204,7 +15205,6 @@
         <w:rPr>
           <w:rFonts w:eastAsia="Times New Roman"/>
         </w:rPr>
-        <w:lastRenderedPageBreak/>
         <w:t xml:space="preserve">She expected Cassandra to be angry, to renege on </w:t>
       </w:r>
       <w:r>
@@ -15543,7 +15543,6 @@
       </w:pPr>
       <w:bookmarkStart w:id="10" w:name="_Toc215950806"/>
       <w:r>
-        <w:lastRenderedPageBreak/>
         <w:t>Chapter 5 – Across the Aisle</w:t>
       </w:r>
       <w:bookmarkEnd w:id="10"/>
@@ -15826,6 +15825,7 @@
         <w:rPr>
           <w:rFonts w:eastAsia="Times New Roman"/>
         </w:rPr>
+        <w:lastRenderedPageBreak/>
         <w:t>“She’s not a toy. I let her stay at my place because she needed a home, not because I’m trying to sleep with her. Besides, I don’t even know if she likes girls.”</w:t>
       </w:r>
     </w:p>
@@ -16007,7 +16007,6 @@
         <w:rPr>
           <w:rFonts w:eastAsia="Times New Roman"/>
         </w:rPr>
-        <w:lastRenderedPageBreak/>
         <w:t xml:space="preserve">“Neither of them </w:t>
       </w:r>
       <w:r>

--- a/Peregrine 2020.docx
+++ b/Peregrine 2020.docx
@@ -691,7 +691,13 @@
         <w:t xml:space="preserve">Akiko </w:t>
       </w:r>
       <w:r>
-        <w:t xml:space="preserve">couldn’t remember </w:t>
+        <w:t xml:space="preserve">couldn’t </w:t>
+      </w:r>
+      <w:r>
+        <w:t xml:space="preserve">quite </w:t>
+      </w:r>
+      <w:r>
+        <w:t xml:space="preserve">remember </w:t>
       </w:r>
       <w:r>
         <w:t>when she began to hate her job</w:t>
@@ -736,10 +742,7 @@
         <w:t xml:space="preserve"> </w:t>
       </w:r>
       <w:r>
-        <w:t xml:space="preserve">As such, </w:t>
-      </w:r>
-      <w:r>
-        <w:t>she almost felt relief</w:t>
+        <w:t>It almost came as a relief</w:t>
       </w:r>
       <w:r>
         <w:t xml:space="preserve"> </w:t>

--- a/Peregrine 2020.docx
+++ b/Peregrine 2020.docx
@@ -674,7 +674,7 @@
         <w:rPr>
           <w:iCs/>
         </w:rPr>
-        <w:t>First and Final Warning</w:t>
+        <w:t>Lethe</w:t>
       </w:r>
     </w:p>
     <w:p>
@@ -709,7 +709,13 @@
         <w:t xml:space="preserve">Though </w:t>
       </w:r>
       <w:r>
-        <w:t>her younger self would have considered it a dream</w:t>
+        <w:t>a career in neuroscience</w:t>
+      </w:r>
+      <w:r>
+        <w:t xml:space="preserve"> </w:t>
+      </w:r>
+      <w:r>
+        <w:t>would have been a dream to her younger self</w:t>
       </w:r>
       <w:r>
         <w:t>,</w:t>
@@ -742,42 +748,39 @@
         <w:t xml:space="preserve"> </w:t>
       </w:r>
       <w:r>
-        <w:t>It almost came as a relief</w:t>
-      </w:r>
+        <w:t xml:space="preserve">Even the doctors with whom she worked could offer no solution, save for a half-joking suggestion that she seek treatment for retrograde amnesia. </w:t>
+      </w:r>
+    </w:p>
+    <w:p>
       <w:r>
         <w:t xml:space="preserve"> </w:t>
       </w:r>
       <w:r>
-        <w:t>when</w:t>
+        <w:t xml:space="preserve">Her agenda </w:t>
+      </w:r>
+      <w:r>
+        <w:t>on the morning of May twenty-eighth</w:t>
       </w:r>
       <w:r>
         <w:t xml:space="preserve"> </w:t>
       </w:r>
       <w:r>
-        <w:t>her</w:t>
-      </w:r>
-      <w:r>
-        <w:t xml:space="preserve"> latest</w:t>
-      </w:r>
-      <w:r>
-        <w:t xml:space="preserve"> business trip turned into such a debacle that she gained at least two new </w:t>
-      </w:r>
-      <w:r>
-        <w:t>ones</w:t>
+        <w:t>was</w:t>
+      </w:r>
+      <w:r>
+        <w:t xml:space="preserve"> </w:t>
+      </w:r>
+      <w:r>
+        <w:t>predictably dull</w:t>
       </w:r>
       <w:r>
         <w:t>.</w:t>
       </w:r>
-    </w:p>
-    <w:p>
       <w:r>
         <w:t xml:space="preserve"> </w:t>
       </w:r>
       <w:r>
-        <w:t xml:space="preserve">Her agenda that morning </w:t>
-      </w:r>
-      <w:r>
-        <w:t>had been</w:t>
+        <w:t>She was</w:t>
       </w:r>
       <w:r>
         <w:t xml:space="preserve"> to </w:t>
@@ -798,7 +801,13 @@
         <w:t xml:space="preserve"> </w:t>
       </w:r>
       <w:r>
-        <w:t xml:space="preserve">at the </w:t>
+        <w:t>at the</w:t>
+      </w:r>
+      <w:r>
+        <w:t xml:space="preserve"> local</w:t>
+      </w:r>
+      <w:r>
+        <w:t xml:space="preserve"> </w:t>
       </w:r>
       <w:r>
         <w:t xml:space="preserve">train </w:t>
@@ -864,7 +873,10 @@
         <w:t xml:space="preserve"> </w:t>
       </w:r>
       <w:r>
-        <w:t>Unfortunately, on the day they were due to depart</w:t>
+        <w:t>However</w:t>
+      </w:r>
+      <w:r>
+        <w:t>, on the day they were due to depart</w:t>
       </w:r>
       <w:r>
         <w:t xml:space="preserve">, a </w:t>
@@ -887,6 +899,21 @@
       <w:r>
         <w:t xml:space="preserve"> smooth travels.</w:t>
       </w:r>
+      <w:r>
+        <w:t xml:space="preserve"> </w:t>
+      </w:r>
+      <w:r>
+        <w:t>T</w:t>
+      </w:r>
+      <w:r>
+        <w:t>he incident</w:t>
+      </w:r>
+      <w:r>
+        <w:t xml:space="preserve"> did little to </w:t>
+      </w:r>
+      <w:r>
+        <w:t>raise her spirits.</w:t>
+      </w:r>
     </w:p>
     <w:p>
       <w:r>
@@ -953,7 +980,13 @@
         <w:t xml:space="preserve"> been brought in </w:t>
       </w:r>
       <w:r>
-        <w:t>question any witnesses</w:t>
+        <w:t xml:space="preserve">question any </w:t>
+      </w:r>
+      <w:r>
+        <w:t xml:space="preserve">potential </w:t>
+      </w:r>
+      <w:r>
+        <w:t>witnesses</w:t>
       </w:r>
       <w:r>
         <w:t xml:space="preserve">, and </w:t>
@@ -1023,7 +1056,13 @@
         <w:t xml:space="preserve">“Very good. </w:t>
       </w:r>
       <w:r>
-        <w:t>So, can you explain to me what brought you to the train station today</w:t>
+        <w:t xml:space="preserve">So, can you explain to me what brought you </w:t>
+      </w:r>
+      <w:r>
+        <w:t>here</w:t>
+      </w:r>
+      <w:r>
+        <w:t xml:space="preserve"> today</w:t>
       </w:r>
       <w:r>
         <w:t>?”</w:t>
@@ -1031,13 +1070,26 @@
     </w:p>
     <w:p>
       <w:r>
-        <w:t xml:space="preserve">“I’m a senior engineer at Aleph Null Biomedical’s Montreal branch campus, and </w:t>
-      </w:r>
-      <w:r>
-        <w:t>I’m leaving on a business trip to NYC</w:t>
-      </w:r>
-      <w:r>
-        <w:t xml:space="preserve">. If you need proof, you can phone </w:t>
+        <w:t>“</w:t>
+      </w:r>
+      <w:r>
+        <w:t xml:space="preserve">Here, like, to the train station? </w:t>
+      </w:r>
+      <w:r>
+        <w:t xml:space="preserve">I’m a senior engineer at Aleph Null Biomedical’s Montreal branch campus, and </w:t>
+      </w:r>
+      <w:r>
+        <w:t xml:space="preserve">I’m leaving on a business trip to </w:t>
+      </w:r>
+      <w:r>
+        <w:t>New York</w:t>
+      </w:r>
+      <w:r>
+        <w:t xml:space="preserve">. If you need proof, you </w:t>
+      </w:r>
+      <w:r>
+        <w:lastRenderedPageBreak/>
+        <w:t xml:space="preserve">can phone </w:t>
       </w:r>
       <w:r>
         <w:t>my boss</w:t>
@@ -1050,6 +1102,1268 @@
       </w:r>
       <w:r>
         <w:t>. He’ll vouch for me.”</w:t>
+      </w:r>
+    </w:p>
+    <w:p>
+      <w:r>
+        <w:t>“</w:t>
+      </w:r>
+      <w:r>
+        <w:t>That won’t be necessary</w:t>
+      </w:r>
+      <w:r>
+        <w:t>.</w:t>
+      </w:r>
+      <w:r>
+        <w:t xml:space="preserve"> I have your files right here.</w:t>
+      </w:r>
+      <w:r>
+        <w:t xml:space="preserve"> </w:t>
+      </w:r>
+      <w:r>
+        <w:t>I see you’re here on a work visa, is that correct</w:t>
+      </w:r>
+      <w:r>
+        <w:t>?</w:t>
+      </w:r>
+      <w:r>
+        <w:t xml:space="preserve"> Where’s home for you?</w:t>
+      </w:r>
+      <w:r>
+        <w:t>”</w:t>
+      </w:r>
+      <w:r>
+        <w:t xml:space="preserve"> </w:t>
+      </w:r>
+    </w:p>
+    <w:p>
+      <w:r>
+        <w:t>“If</w:t>
+      </w:r>
+      <w:r>
+        <w:t xml:space="preserve"> </w:t>
+      </w:r>
+      <w:r>
+        <w:t xml:space="preserve">you </w:t>
+      </w:r>
+      <w:r>
+        <w:t>have my files</w:t>
+      </w:r>
+      <w:r>
+        <w:t xml:space="preserve">, you </w:t>
+      </w:r>
+      <w:r>
+        <w:rPr>
+          <w:i/>
+          <w:iCs/>
+        </w:rPr>
+        <w:t>know</w:t>
+      </w:r>
+      <w:r>
+        <w:t xml:space="preserve"> </w:t>
+      </w:r>
+      <w:r>
+        <w:t>where</w:t>
+      </w:r>
+      <w:r>
+        <w:t>,” she</w:t>
+      </w:r>
+      <w:r>
+        <w:t xml:space="preserve"> snapped</w:t>
+      </w:r>
+      <w:r>
+        <w:t>, immediately regretting it.</w:t>
+      </w:r>
+      <w:r>
+        <w:t xml:space="preserve"> It wouldn’t do to have him think she was anything other than the </w:t>
+      </w:r>
+      <w:r>
+        <w:t>demurest</w:t>
+      </w:r>
+      <w:r>
+        <w:t xml:space="preserve"> of little girls</w:t>
+      </w:r>
+      <w:r>
+        <w:t>.</w:t>
+      </w:r>
+    </w:p>
+    <w:p>
+      <w:r>
+        <w:t>“Humor me</w:t>
+      </w:r>
+      <w:r>
+        <w:t>.”</w:t>
+      </w:r>
+      <w:r>
+        <w:t xml:space="preserve"> </w:t>
+      </w:r>
+    </w:p>
+    <w:p>
+      <w:r>
+        <w:t>Akiko sighed</w:t>
+      </w:r>
+      <w:r>
+        <w:t xml:space="preserve"> and tried to adopt a friendlier posture</w:t>
+      </w:r>
+      <w:r>
+        <w:t>.</w:t>
+      </w:r>
+      <w:r>
+        <w:t xml:space="preserve"> This, she knew, was standard procedure</w:t>
+      </w:r>
+      <w:r>
+        <w:t xml:space="preserve"> –</w:t>
+      </w:r>
+      <w:r>
+        <w:t xml:space="preserve"> </w:t>
+      </w:r>
+      <w:r>
+        <w:t>a</w:t>
+      </w:r>
+      <w:r>
+        <w:t>sk inane questions to try and catch her in a lie.</w:t>
+      </w:r>
+      <w:r>
+        <w:t xml:space="preserve"> “I</w:t>
+      </w:r>
+      <w:r>
+        <w:t xml:space="preserve"> was born in Nagoya, in Aichi prefecture</w:t>
+      </w:r>
+      <w:r>
+        <w:t xml:space="preserve">,” she </w:t>
+      </w:r>
+      <w:r>
+        <w:t>began</w:t>
+      </w:r>
+      <w:r>
+        <w:t>.</w:t>
+      </w:r>
+      <w:r>
+        <w:t xml:space="preserve"> </w:t>
+      </w:r>
+      <w:r>
+        <w:t>“</w:t>
+      </w:r>
+      <w:r>
+        <w:t xml:space="preserve">Came to </w:t>
+      </w:r>
+      <w:r>
+        <w:t>Canada</w:t>
+      </w:r>
+      <w:r>
+        <w:t xml:space="preserve"> aboard a migrant ship</w:t>
+      </w:r>
+      <w:r>
+        <w:t xml:space="preserve"> </w:t>
+      </w:r>
+      <w:r>
+        <w:t>i</w:t>
+      </w:r>
+      <w:r>
+        <w:t>n</w:t>
+      </w:r>
+      <w:r>
+        <w:t xml:space="preserve">, </w:t>
+      </w:r>
+      <w:r>
+        <w:t xml:space="preserve">I </w:t>
+      </w:r>
+      <w:proofErr w:type="spellStart"/>
+      <w:r>
+        <w:t>wanna</w:t>
+      </w:r>
+      <w:proofErr w:type="spellEnd"/>
+      <w:r>
+        <w:t xml:space="preserve"> say, April </w:t>
+      </w:r>
+      <w:r>
+        <w:t>2026</w:t>
+      </w:r>
+      <w:r>
+        <w:t>?</w:t>
+      </w:r>
+      <w:r>
+        <w:t xml:space="preserve"> </w:t>
+      </w:r>
+      <w:r>
+        <w:t>Studied</w:t>
+      </w:r>
+      <w:r>
+        <w:t xml:space="preserve"> at McGill </w:t>
+      </w:r>
+      <w:r>
+        <w:t xml:space="preserve">before getting a job </w:t>
+      </w:r>
+      <w:r>
+        <w:t>in R&amp;D</w:t>
+      </w:r>
+      <w:r>
+        <w:t xml:space="preserve"> </w:t>
+      </w:r>
+      <w:r>
+        <w:t xml:space="preserve">at </w:t>
+      </w:r>
+      <w:r>
+        <w:t>Aleph Null</w:t>
+      </w:r>
+      <w:r>
+        <w:t xml:space="preserve"> Biomedical</w:t>
+      </w:r>
+      <w:r>
+        <w:t xml:space="preserve">, hence why I speak </w:t>
+      </w:r>
+      <w:r>
+        <w:t xml:space="preserve">both English </w:t>
+      </w:r>
+      <w:r>
+        <w:t xml:space="preserve">and </w:t>
+      </w:r>
+      <w:r>
+        <w:t>a little</w:t>
+      </w:r>
+      <w:r>
+        <w:t xml:space="preserve"> French</w:t>
+      </w:r>
+      <w:r>
+        <w:t xml:space="preserve">, although probably not as much </w:t>
+      </w:r>
+      <w:r>
+        <w:t xml:space="preserve">of that second one </w:t>
+      </w:r>
+      <w:r>
+        <w:t>as I should</w:t>
+      </w:r>
+      <w:r>
+        <w:t>.</w:t>
+      </w:r>
+      <w:r>
+        <w:t xml:space="preserve"> Is that enough?</w:t>
+      </w:r>
+      <w:r>
+        <w:t>”</w:t>
+      </w:r>
+    </w:p>
+    <w:p>
+      <w:r>
+        <w:t>“</w:t>
+      </w:r>
+      <w:r>
+        <w:t xml:space="preserve">It’s enough. </w:t>
+      </w:r>
+      <w:r>
+        <w:t>Luckily</w:t>
+      </w:r>
+      <w:r>
+        <w:t xml:space="preserve">, you don’t seem to be suffering from </w:t>
+      </w:r>
+      <w:r>
+        <w:t>memory loss</w:t>
+      </w:r>
+      <w:r>
+        <w:t xml:space="preserve">, because </w:t>
+      </w:r>
+      <w:r>
+        <w:t>i</w:t>
+      </w:r>
+      <w:r>
+        <w:t>f what you said didn’t match what’s on your papers, then we would have had a problem</w:t>
+      </w:r>
+      <w:r>
+        <w:t>.</w:t>
+      </w:r>
+      <w:r>
+        <w:t>”</w:t>
+      </w:r>
+    </w:p>
+    <w:p>
+      <w:r>
+        <w:t xml:space="preserve">Akiko wanted to tell him that he had no idea what was going on inside that </w:t>
+      </w:r>
+      <w:r>
+        <w:t xml:space="preserve">clouded </w:t>
+      </w:r>
+      <w:r>
+        <w:t xml:space="preserve">little head of hers, but all she said was a polite but firm </w:t>
+      </w:r>
+      <w:r>
+        <w:t>“Well, I’m glad we don’t.”</w:t>
+      </w:r>
+    </w:p>
+    <w:p>
+      <w:r>
+        <w:t xml:space="preserve">The rest of the meeting went as smoothly as she could have hoped. He asked her to describe </w:t>
+      </w:r>
+      <w:r>
+        <w:t>what she’d seen before the crime, and she told him to the best of her ability, although she doubted anything she knew would be useful. He asked her if she’d seen the perpetrator’s face, and she said she hadn’t, which was the truth. And then, finally, he asked if she knew the victim.</w:t>
+      </w:r>
+    </w:p>
+    <w:p>
+      <w:r>
+        <w:t xml:space="preserve">“The victim? </w:t>
+      </w:r>
+      <w:r>
+        <w:t>Uh, no, no I didn’t,” Akiko replied after a moment of thought.</w:t>
+      </w:r>
+    </w:p>
+    <w:p>
+      <w:r>
+        <w:t xml:space="preserve">The officer pursed his lips. “Well, he </w:t>
+      </w:r>
+      <w:r>
+        <w:t>was an employee of</w:t>
+      </w:r>
+      <w:r>
+        <w:t xml:space="preserve"> Aleph Null, just like you. An auditor from the finance department over at headquarters.</w:t>
+      </w:r>
+      <w:r>
+        <w:t xml:space="preserve"> It was a long shot, but I was hoping you might have known him.</w:t>
+      </w:r>
+      <w:r>
+        <w:t>”</w:t>
+      </w:r>
+    </w:p>
+    <w:p>
+      <w:r>
+        <w:lastRenderedPageBreak/>
+        <w:t>“Yeah, I</w:t>
+      </w:r>
+      <w:r>
+        <w:t>’ve got no idea, man. Sorry</w:t>
+      </w:r>
+      <w:r>
+        <w:t xml:space="preserve">. </w:t>
+      </w:r>
+      <w:r>
+        <w:t>As long as I’m getting paid and the lab stays stocked, I don’t give – I don’t care much about money</w:t>
+      </w:r>
+      <w:r>
+        <w:t>.”</w:t>
+      </w:r>
+    </w:p>
+    <w:p>
+      <w:r>
+        <w:t>“I understand. Thank you for your time, Ms. Miura.”</w:t>
+      </w:r>
+    </w:p>
+    <w:p>
+      <w:r>
+        <w:t xml:space="preserve">“You’re welcome. </w:t>
+      </w:r>
+      <w:r>
+        <w:t>Listen, c</w:t>
+      </w:r>
+      <w:r>
+        <w:t>an I go now? My train leaves in…about twenty minutes” Akiko said after a quick glance at her watch.</w:t>
+      </w:r>
+    </w:p>
+    <w:p>
+      <w:r>
+        <w:t>“</w:t>
+      </w:r>
+      <w:r>
+        <w:t>Y</w:t>
+      </w:r>
+      <w:r>
+        <w:t>ou won’t be making that train, I can tell you that much</w:t>
+      </w:r>
+      <w:r>
+        <w:t>, but we’ll make sure you get on the next one</w:t>
+      </w:r>
+      <w:r>
+        <w:t>. If you want my advice, just sit tight, keep your head down, and</w:t>
+      </w:r>
+      <w:r>
+        <w:t xml:space="preserve"> w</w:t>
+      </w:r>
+      <w:r>
+        <w:t>ait for it all to blow over</w:t>
+      </w:r>
+      <w:r>
+        <w:t xml:space="preserve">. </w:t>
+      </w:r>
+      <w:r>
+        <w:t>It’s easiest that way</w:t>
+      </w:r>
+      <w:r>
+        <w:t>.</w:t>
+      </w:r>
+      <w:r>
+        <w:t>”</w:t>
+      </w:r>
+    </w:p>
+    <w:p>
+      <w:r>
+        <w:t xml:space="preserve">Akiko closed her eyes and took a deep, resigned breath. </w:t>
+      </w:r>
+      <w:r>
+        <w:t>“…</w:t>
+      </w:r>
+      <w:r>
+        <w:t xml:space="preserve">Well, shit,” she allowed herself to mutter. </w:t>
+      </w:r>
+    </w:p>
+    <w:p>
+      <w:pPr>
+        <w:ind w:firstLine="0"/>
+        <w:jc w:val="center"/>
+      </w:pPr>
+      <w:r>
+        <w:t>*</w:t>
+      </w:r>
+      <w:r>
+        <w:tab/>
+        <w:t xml:space="preserve">* </w:t>
+      </w:r>
+      <w:r>
+        <w:tab/>
+        <w:t>*</w:t>
+      </w:r>
+    </w:p>
+    <w:p>
+      <w:r>
+        <w:t>At the very least, Akiko was not the only one to bear the same of tardiness</w:t>
+      </w:r>
+      <w:r>
+        <w:t>, as</w:t>
+      </w:r>
+      <w:r>
+        <w:t xml:space="preserve"> </w:t>
+      </w:r>
+      <w:r>
+        <w:t xml:space="preserve">Marcus Fairchild and his entourage arrived on the platform at the same time </w:t>
+      </w:r>
+      <w:r>
+        <w:t>she</w:t>
+      </w:r>
+      <w:r>
+        <w:t xml:space="preserve"> did</w:t>
+      </w:r>
+      <w:r>
+        <w:t xml:space="preserve">. Between the two of them </w:t>
+      </w:r>
+      <w:r>
+        <w:t>stood a</w:t>
+      </w:r>
+      <w:r>
+        <w:t xml:space="preserve"> crowd</w:t>
+      </w:r>
+      <w:r>
+        <w:t xml:space="preserve"> so dense</w:t>
+      </w:r>
+      <w:r>
+        <w:t xml:space="preserve"> that</w:t>
+      </w:r>
+      <w:r>
+        <w:t xml:space="preserve"> it</w:t>
+      </w:r>
+      <w:r>
+        <w:t xml:space="preserve"> threatened to smother</w:t>
+      </w:r>
+      <w:r>
+        <w:t xml:space="preserve"> her</w:t>
+      </w:r>
+      <w:r>
+        <w:t xml:space="preserve"> petite frame</w:t>
+      </w:r>
+      <w:r>
+        <w:t xml:space="preserve"> under</w:t>
+      </w:r>
+      <w:r>
+        <w:t>neath</w:t>
+      </w:r>
+      <w:r>
+        <w:t xml:space="preserve"> a </w:t>
+      </w:r>
+      <w:r>
+        <w:t>pile</w:t>
+      </w:r>
+      <w:r>
+        <w:t xml:space="preserve"> of luggage, bodies, and the odor of travelers who had been held up in the summer heat for a few hours too many. </w:t>
+      </w:r>
+    </w:p>
+    <w:p>
+      <w:r>
+        <w:t xml:space="preserve">Short as the distance was, Akiko was panting by the time she reached her </w:t>
+      </w:r>
+      <w:r>
+        <w:t>employer</w:t>
+      </w:r>
+      <w:r>
+        <w:t xml:space="preserve"> </w:t>
+      </w:r>
+      <w:r>
+        <w:t>and the two strangers at his side</w:t>
+      </w:r>
+      <w:r>
+        <w:t xml:space="preserve">. </w:t>
+      </w:r>
+      <w:r>
+        <w:t>He</w:t>
+      </w:r>
+      <w:r>
+        <w:t xml:space="preserve"> </w:t>
+      </w:r>
+      <w:r>
+        <w:t>too was a mess</w:t>
+      </w:r>
+      <w:r>
+        <w:t>, one who bore little resemblance to the esteemed researcher</w:t>
+      </w:r>
+      <w:r>
+        <w:t xml:space="preserve"> she once served.</w:t>
+      </w:r>
+      <w:r>
+        <w:t xml:space="preserve"> </w:t>
+      </w:r>
+      <w:r>
+        <w:t>His skin was pallid, t</w:t>
+      </w:r>
+      <w:r>
+        <w:t>he grey hair on his head</w:t>
+      </w:r>
+      <w:r>
+        <w:t xml:space="preserve"> </w:t>
+      </w:r>
+      <w:r>
+        <w:t>had begun to thin</w:t>
+      </w:r>
+      <w:r>
+        <w:t xml:space="preserve">, and there were deep bags underneath his eyes, as if he hadn’t gotten so much as a minute of sleep in the years since they’d </w:t>
+      </w:r>
+      <w:r>
+        <w:t>first met</w:t>
+      </w:r>
+      <w:r>
+        <w:t>.</w:t>
+      </w:r>
+    </w:p>
+    <w:p>
+      <w:r>
+        <w:t>“</w:t>
+      </w:r>
+      <w:r>
+        <w:t>Good</w:t>
+      </w:r>
+      <w:r>
+        <w:t xml:space="preserve"> to see you again, </w:t>
+      </w:r>
+      <w:r>
+        <w:t>Doctor</w:t>
+      </w:r>
+      <w:r>
+        <w:t xml:space="preserve">. </w:t>
+      </w:r>
+      <w:r>
+        <w:t>Uh, s</w:t>
+      </w:r>
+      <w:r>
+        <w:t>orry for being late,</w:t>
+      </w:r>
+      <w:r>
+        <w:t xml:space="preserve">” Akiko said, </w:t>
+      </w:r>
+      <w:r>
+        <w:t>bowing</w:t>
+      </w:r>
+      <w:r>
+        <w:t xml:space="preserve"> in deference</w:t>
+      </w:r>
+      <w:r>
+        <w:t xml:space="preserve"> to a man that didn’t look like he deserved it.</w:t>
+      </w:r>
+    </w:p>
+    <w:p>
+      <w:r>
+        <w:t>Marcus</w:t>
+      </w:r>
+      <w:r>
+        <w:t xml:space="preserve"> didn’t even turn </w:t>
+      </w:r>
+      <w:r>
+        <w:t>around</w:t>
+      </w:r>
+      <w:r>
+        <w:t xml:space="preserve">. </w:t>
+      </w:r>
+      <w:r>
+        <w:t>“</w:t>
+      </w:r>
+      <w:r>
+        <w:t>All</w:t>
+      </w:r>
+      <w:r>
+        <w:t xml:space="preserve"> of us are behind schedule</w:t>
+      </w:r>
+      <w:r>
+        <w:t xml:space="preserve">,” he </w:t>
+      </w:r>
+      <w:r>
+        <w:t>grumbled</w:t>
+      </w:r>
+      <w:r>
+        <w:t>.</w:t>
+      </w:r>
+      <w:r>
+        <w:t xml:space="preserve"> </w:t>
+      </w:r>
+      <w:r>
+        <w:t>“</w:t>
+      </w:r>
+      <w:r>
+        <w:t xml:space="preserve">I can hardly blame a child for her lack of punctuality when even </w:t>
+      </w:r>
+      <w:r>
+        <w:t>our</w:t>
+      </w:r>
+      <w:r>
+        <w:t xml:space="preserve"> </w:t>
+      </w:r>
+      <w:r>
+        <w:t>executives</w:t>
+      </w:r>
+      <w:r>
+        <w:t xml:space="preserve"> are being waylaid by </w:t>
+      </w:r>
+      <w:r>
+        <w:t>Rose</w:t>
+      </w:r>
+      <w:r>
+        <w:t xml:space="preserve"> House</w:t>
+      </w:r>
+      <w:r>
+        <w:t xml:space="preserve"> thugs</w:t>
+      </w:r>
+      <w:r>
+        <w:t xml:space="preserve"> at every opportunity</w:t>
+      </w:r>
+      <w:r>
+        <w:t>.”</w:t>
+      </w:r>
+    </w:p>
+    <w:p>
+      <w:r>
+        <w:lastRenderedPageBreak/>
+        <w:t xml:space="preserve">Akiko wanted to remind him that she was twenty-seven years old, but </w:t>
+      </w:r>
+      <w:r>
+        <w:t xml:space="preserve">she </w:t>
+      </w:r>
+      <w:r>
+        <w:t>begrudgingly bit her tongue.</w:t>
+      </w:r>
+      <w:r>
+        <w:t xml:space="preserve"> “</w:t>
+      </w:r>
+      <w:r>
+        <w:t>What do you mean?” she asked.</w:t>
+      </w:r>
+    </w:p>
+    <w:p>
+      <w:r>
+        <w:t>“</w:t>
+      </w:r>
+      <w:r>
+        <w:t xml:space="preserve">Everyone you see here was held up in the same way you were,” Marcus </w:t>
+      </w:r>
+      <w:r>
+        <w:t>said</w:t>
+      </w:r>
+      <w:r>
+        <w:t>, gesturing towards the two women at his side. “Pointless question after pointless question</w:t>
+      </w:r>
+      <w:r>
+        <w:t>.</w:t>
+      </w:r>
+      <w:r>
+        <w:t xml:space="preserve"> </w:t>
+      </w:r>
+      <w:r>
+        <w:t xml:space="preserve">Given how close </w:t>
+      </w:r>
+      <w:r>
+        <w:t>Rose House</w:t>
+      </w:r>
+      <w:r>
+        <w:t xml:space="preserve"> is to headquarters,</w:t>
+      </w:r>
+      <w:r>
+        <w:t xml:space="preserve"> o</w:t>
+      </w:r>
+      <w:r>
+        <w:t>ne could be forgiven for thinking</w:t>
+      </w:r>
+      <w:r>
+        <w:t xml:space="preserve"> </w:t>
+      </w:r>
+      <w:r>
+        <w:t xml:space="preserve">this harassment is retaliation for killing </w:t>
+      </w:r>
+      <w:r>
+        <w:t>the</w:t>
+      </w:r>
+      <w:r>
+        <w:t xml:space="preserve"> </w:t>
+      </w:r>
+      <w:r>
+        <w:t>chairman’s new security initiative</w:t>
+      </w:r>
+      <w:r>
+        <w:t>.”</w:t>
+      </w:r>
+    </w:p>
+    <w:p>
+      <w:r>
+        <w:t xml:space="preserve">“Which is why I </w:t>
+      </w:r>
+      <w:r>
+        <w:t>recommended</w:t>
+      </w:r>
+      <w:r>
+        <w:t xml:space="preserve"> you abstain and let someone else take the </w:t>
+      </w:r>
+      <w:r>
+        <w:t>blame</w:t>
+      </w:r>
+      <w:r>
+        <w:t xml:space="preserve">. We had enough votes either way,” </w:t>
+      </w:r>
+      <w:r>
+        <w:t>the older of his two companions</w:t>
+      </w:r>
+      <w:r>
+        <w:t xml:space="preserve"> replied</w:t>
+      </w:r>
+      <w:r>
+        <w:t>.</w:t>
+      </w:r>
+    </w:p>
+    <w:p>
+      <w:r>
+        <w:t>“It would have been too close</w:t>
+      </w:r>
+      <w:r>
+        <w:t>.</w:t>
+      </w:r>
+      <w:r>
+        <w:t xml:space="preserve"> I’m not going to </w:t>
+      </w:r>
+      <w:r>
+        <w:t>gamble on</w:t>
+      </w:r>
+      <w:r>
+        <w:t xml:space="preserve"> </w:t>
+      </w:r>
+      <w:r>
+        <w:t>a</w:t>
+      </w:r>
+      <w:r>
+        <w:t xml:space="preserve"> </w:t>
+      </w:r>
+      <w:r>
+        <w:t>mercenary</w:t>
+      </w:r>
+      <w:r>
+        <w:t xml:space="preserve"> occupation</w:t>
+      </w:r>
+      <w:r>
+        <w:t>.</w:t>
+      </w:r>
+      <w:r>
+        <w:t>”</w:t>
+      </w:r>
+    </w:p>
+    <w:p>
+      <w:r>
+        <w:t>“</w:t>
+      </w:r>
+      <w:r>
+        <w:t xml:space="preserve">And yet </w:t>
+      </w:r>
+      <w:r>
+        <w:t xml:space="preserve">those </w:t>
+      </w:r>
+      <w:r>
+        <w:t>mercenaries</w:t>
+      </w:r>
+      <w:r>
+        <w:t xml:space="preserve"> are patrolling our streets regardless</w:t>
+      </w:r>
+      <w:r>
+        <w:t>.</w:t>
+      </w:r>
+      <w:r>
+        <w:t>”</w:t>
+      </w:r>
+    </w:p>
+    <w:p>
+      <w:r>
+        <w:t>Akiko was already tuning out from their political drivel</w:t>
+      </w:r>
+      <w:r>
+        <w:t xml:space="preserve">, although </w:t>
+      </w:r>
+      <w:r>
+        <w:t>she was curious about the two strangers</w:t>
+      </w:r>
+      <w:r>
+        <w:t xml:space="preserve">. </w:t>
+      </w:r>
+      <w:r>
+        <w:t>Their accents made it clear they</w:t>
+      </w:r>
+      <w:r>
+        <w:t xml:space="preserve"> </w:t>
+      </w:r>
+      <w:r>
+        <w:t>were</w:t>
+      </w:r>
+      <w:r>
+        <w:t xml:space="preserve"> of Chinese </w:t>
+      </w:r>
+      <w:r>
+        <w:t>descent</w:t>
+      </w:r>
+      <w:r>
+        <w:t xml:space="preserve"> – </w:t>
+      </w:r>
+      <w:r>
+        <w:t>perhaps immigrants like herself</w:t>
+      </w:r>
+      <w:r>
+        <w:t xml:space="preserve"> –</w:t>
+      </w:r>
+      <w:r>
+        <w:t xml:space="preserve"> </w:t>
+      </w:r>
+      <w:r>
+        <w:t>and they had</w:t>
+      </w:r>
+      <w:r>
+        <w:t xml:space="preserve"> </w:t>
+      </w:r>
+      <w:r>
+        <w:t>sharp</w:t>
+      </w:r>
+      <w:r>
+        <w:t xml:space="preserve"> features so similar </w:t>
+      </w:r>
+      <w:r>
+        <w:t xml:space="preserve">that </w:t>
+      </w:r>
+      <w:r>
+        <w:t>Akiko was certain they were</w:t>
+      </w:r>
+      <w:r>
+        <w:t xml:space="preserve"> mother and daughter</w:t>
+      </w:r>
+      <w:r>
+        <w:t xml:space="preserve">. </w:t>
+      </w:r>
+      <w:r>
+        <w:t xml:space="preserve">The younger of the two, </w:t>
+      </w:r>
+      <w:r>
+        <w:t>probably close to her own age</w:t>
+      </w:r>
+      <w:r>
+        <w:t>, seemed more interested in the apple she’d brought as a snack than in the conversation</w:t>
+      </w:r>
+      <w:r>
+        <w:t>, tossing it to herself over and over.</w:t>
+      </w:r>
+      <w:r>
+        <w:t xml:space="preserve"> Perhaps they were kindred spirits in boredom.</w:t>
+      </w:r>
+    </w:p>
+    <w:p>
+      <w:r>
+        <w:t xml:space="preserve">“Akiko!” </w:t>
+      </w:r>
+      <w:r>
+        <w:t>Marcus</w:t>
+      </w:r>
+      <w:r>
+        <w:t xml:space="preserve"> </w:t>
+      </w:r>
+      <w:r>
+        <w:t>said</w:t>
+      </w:r>
+      <w:r>
+        <w:t xml:space="preserve">. “Since you’re so keen on staring, I should introduce you to my </w:t>
+      </w:r>
+      <w:r>
+        <w:t>friends</w:t>
+      </w:r>
+      <w:r>
+        <w:t>.</w:t>
+      </w:r>
+      <w:r>
+        <w:t xml:space="preserve"> </w:t>
+      </w:r>
+      <w:r>
+        <w:t xml:space="preserve">This </w:t>
+      </w:r>
+      <w:r>
+        <w:t>esteemed gentlewoman is</w:t>
+      </w:r>
+      <w:r>
+        <w:t xml:space="preserve"> </w:t>
+      </w:r>
+      <w:r>
+        <w:t>Shufen Hao</w:t>
+      </w:r>
+      <w:r>
+        <w:t xml:space="preserve">, the Director of </w:t>
+      </w:r>
+      <w:r>
+        <w:t>the</w:t>
+      </w:r>
+      <w:r>
+        <w:t xml:space="preserve"> </w:t>
+      </w:r>
+      <w:r>
+        <w:t>Montreal</w:t>
+      </w:r>
+      <w:r>
+        <w:t xml:space="preserve"> branch campus</w:t>
+      </w:r>
+      <w:r>
+        <w:t xml:space="preserve">, </w:t>
+      </w:r>
+      <w:r>
+        <w:t xml:space="preserve">and the </w:t>
+      </w:r>
+      <w:r>
+        <w:t>young one here is</w:t>
+      </w:r>
+      <w:r>
+        <w:t xml:space="preserve"> her daughter,</w:t>
+      </w:r>
+      <w:r>
+        <w:t xml:space="preserve"> </w:t>
+      </w:r>
+      <w:r>
+        <w:t>Cassandra</w:t>
+      </w:r>
+      <w:r>
+        <w:t xml:space="preserve">, </w:t>
+      </w:r>
+      <w:r>
+        <w:t>our</w:t>
+      </w:r>
+      <w:r>
+        <w:t xml:space="preserve"> chief of security</w:t>
+      </w:r>
+      <w:r>
+        <w:t>.</w:t>
+      </w:r>
+      <w:r>
+        <w:t>”</w:t>
+      </w:r>
+    </w:p>
+    <w:p>
+      <w:r>
+        <w:t>Cassandra</w:t>
+      </w:r>
+      <w:r>
+        <w:t xml:space="preserve"> caught the apple one last time</w:t>
+      </w:r>
+      <w:r>
+        <w:t>, took a bite, and swallowed</w:t>
+      </w:r>
+      <w:r>
+        <w:t xml:space="preserve"> before</w:t>
+      </w:r>
+      <w:r>
+        <w:t xml:space="preserve"> </w:t>
+      </w:r>
+      <w:r>
+        <w:t>reaching out to shake</w:t>
+      </w:r>
+      <w:r>
+        <w:t xml:space="preserve"> Akiko’s hand. </w:t>
+      </w:r>
+      <w:r>
+        <w:t xml:space="preserve">“Pleased to meet you, miss. </w:t>
+      </w:r>
+      <w:r>
+        <w:t>Marcus spoke highly of you, so I’m glad we’ll be working together at the conference.”</w:t>
+      </w:r>
+    </w:p>
+    <w:p>
+      <w:r>
+        <w:t>“Pleased to meet you, too, chief. And you, director.”</w:t>
+      </w:r>
+    </w:p>
+    <w:p>
+      <w:r>
+        <w:t>As the two</w:t>
+      </w:r>
+      <w:r>
+        <w:t xml:space="preserve"> young</w:t>
+      </w:r>
+      <w:r>
+        <w:t xml:space="preserve"> women stepped back from each other, Akiko </w:t>
+      </w:r>
+      <w:r>
+        <w:t>took a closer</w:t>
+      </w:r>
+      <w:r>
+        <w:t xml:space="preserve"> look at her. Between the two of them, Cassandra was taller by about half a head, with long legs and a slender build. </w:t>
+      </w:r>
+      <w:r>
+        <w:t>Akiko</w:t>
+      </w:r>
+      <w:r>
+        <w:t xml:space="preserve"> even picked up a hint of vanilla perfume, which was a welcome change from the odors that had assailed her up until that point.</w:t>
+      </w:r>
+    </w:p>
+    <w:p>
+      <w:r>
+        <w:lastRenderedPageBreak/>
+        <w:t xml:space="preserve">“That scent you’re wearing is </w:t>
+      </w:r>
+      <w:proofErr w:type="gramStart"/>
+      <w:r>
+        <w:t>real</w:t>
+      </w:r>
+      <w:proofErr w:type="gramEnd"/>
+      <w:r>
+        <w:t xml:space="preserve"> nice,” </w:t>
+      </w:r>
+      <w:r>
+        <w:t>she</w:t>
+      </w:r>
+      <w:r>
+        <w:t xml:space="preserve"> remarked, inhaling deeply.</w:t>
+      </w:r>
+      <w:r>
+        <w:t xml:space="preserve"> </w:t>
+      </w:r>
+    </w:p>
+    <w:p>
+      <w:r>
+        <w:t xml:space="preserve">“I’m glad you think so. </w:t>
+      </w:r>
+      <w:r>
+        <w:t>There’s not usually any reason to get dolled-up in my line of work, but this conference gave me an excuse</w:t>
+      </w:r>
+      <w:r>
+        <w:t>.”</w:t>
+      </w:r>
+    </w:p>
+    <w:p>
+      <w:r>
+        <w:t>“Well, you’ve clearly got a talent for it.”</w:t>
+      </w:r>
+    </w:p>
+    <w:p>
+      <w:r>
+        <w:t>Cassandra smiled. “You’re too kind,” she said.</w:t>
+      </w:r>
+      <w:r>
+        <w:t xml:space="preserve"> To the side, Akiko could not fail to notice the older woman rolling her eyes.</w:t>
+      </w:r>
+    </w:p>
+    <w:p>
+      <w:r>
+        <w:t xml:space="preserve">“How’d you end up in </w:t>
+      </w:r>
+      <w:r>
+        <w:t>your</w:t>
+      </w:r>
+      <w:r>
+        <w:t xml:space="preserve"> position, anyway?” </w:t>
+      </w:r>
+      <w:r>
+        <w:t>she</w:t>
+      </w:r>
+      <w:r>
+        <w:t xml:space="preserve"> asked</w:t>
+      </w:r>
+      <w:r>
+        <w:t>, ignoring the gesture</w:t>
+      </w:r>
+      <w:r>
+        <w:t>. “Chief of security seems like a lofty title for someone so young.”</w:t>
+      </w:r>
+    </w:p>
+    <w:p>
+      <w:r>
+        <w:t xml:space="preserve">“I’m a nepo baby, pure and simple.” </w:t>
+      </w:r>
+    </w:p>
+    <w:p>
+      <w:r>
+        <w:t xml:space="preserve">The bluntness of her answer caught Akiko off guard, and she struggled to formulate a response. </w:t>
+      </w:r>
+    </w:p>
+    <w:p>
+      <w:r>
+        <w:t xml:space="preserve">“Come on, now, don’t act so surprised,” Cassandra continued. “You </w:t>
+      </w:r>
+      <w:r>
+        <w:t>see</w:t>
+      </w:r>
+      <w:r>
+        <w:t xml:space="preserve"> my mother, don’t you? I do what I can to earn my title, but let’s not pretend like having </w:t>
+      </w:r>
+      <w:r>
+        <w:t>an executive at a company like ours</w:t>
+      </w:r>
+      <w:r>
+        <w:t xml:space="preserve"> for a parent isn’t the biggest silver platter life can hand you.”</w:t>
+      </w:r>
+      <w:r>
+        <w:t xml:space="preserve">  </w:t>
+      </w:r>
+    </w:p>
+    <w:p>
+      <w:r>
+        <w:t xml:space="preserve">“I mean, I noticed, but I didn’t </w:t>
+      </w:r>
+      <w:proofErr w:type="spellStart"/>
+      <w:r>
+        <w:t>wanna</w:t>
+      </w:r>
+      <w:proofErr w:type="spellEnd"/>
+      <w:r>
+        <w:t xml:space="preserve"> say anything…”</w:t>
+      </w:r>
+      <w:r>
+        <w:t xml:space="preserve"> Akiko said.</w:t>
+      </w:r>
+      <w:r>
+        <w:t xml:space="preserve"> </w:t>
+      </w:r>
+      <w:r>
+        <w:t>She</w:t>
+      </w:r>
+      <w:r>
+        <w:t xml:space="preserve"> couldn’t quite tell if Shufen – </w:t>
+      </w:r>
+      <w:r>
+        <w:t>already returned</w:t>
+      </w:r>
+      <w:r>
+        <w:t xml:space="preserve"> to</w:t>
+      </w:r>
+      <w:r>
+        <w:t xml:space="preserve"> her own conversation with Marcus – had heard </w:t>
+      </w:r>
+      <w:r>
+        <w:t>her daughter’s</w:t>
+      </w:r>
+      <w:r>
+        <w:t xml:space="preserve"> comment. If she had, she didn’t care to dispute the accusation.</w:t>
+      </w:r>
+    </w:p>
+    <w:p>
+      <w:r>
+        <w:t xml:space="preserve">“Hah, beautiful </w:t>
+      </w:r>
+      <w:r>
+        <w:rPr>
+          <w:i/>
+          <w:iCs/>
+        </w:rPr>
+        <w:t>and</w:t>
+      </w:r>
+      <w:r>
+        <w:t xml:space="preserve"> polite. </w:t>
+      </w:r>
+      <w:r>
+        <w:t>Bet you’re a popular gal.”</w:t>
+      </w:r>
+    </w:p>
+    <w:p>
+      <w:r>
+        <w:t xml:space="preserve">“Maybe I could be, if I had time for a social life anymore. All I do nowadays is work, sleep, repeat. </w:t>
+      </w:r>
+      <w:r>
+        <w:t>It’s…exhausting.</w:t>
+      </w:r>
+      <w:r>
+        <w:t>”</w:t>
+      </w:r>
+    </w:p>
+    <w:p>
+      <w:r>
+        <w:t>Cassandr</w:t>
+      </w:r>
+      <w:r>
+        <w:t>a’s smile wavered just enough for Akiko to notice</w:t>
+      </w:r>
+      <w:r>
+        <w:t>. “</w:t>
+      </w:r>
+      <w:r>
+        <w:t xml:space="preserve">Well, if </w:t>
+      </w:r>
+      <w:r>
+        <w:t>you want to socialize</w:t>
+      </w:r>
+      <w:r>
+        <w:t>,</w:t>
+      </w:r>
+      <w:r>
+        <w:t xml:space="preserve"> I was thinking of gett</w:t>
+      </w:r>
+      <w:r>
+        <w:t>ing a coffee or something at one of the cafés nearby</w:t>
+      </w:r>
+      <w:r>
+        <w:t>,” she said.</w:t>
+      </w:r>
+      <w:r>
+        <w:t xml:space="preserve"> </w:t>
+      </w:r>
+      <w:r>
+        <w:t>“</w:t>
+      </w:r>
+      <w:r>
+        <w:t>Y</w:t>
+      </w:r>
+      <w:r>
+        <w:t xml:space="preserve">ou’re welcome to join me if you’d like. </w:t>
+      </w:r>
+      <w:r>
+        <w:t>Consider it m</w:t>
+      </w:r>
+      <w:r>
+        <w:t>y treat.”</w:t>
+      </w:r>
+    </w:p>
+    <w:p>
+      <w:r>
+        <w:t xml:space="preserve">Before she could respond, Shufen interrupted by laying a hand on her daughter’s shoulder. </w:t>
+      </w:r>
+      <w:r>
+        <w:t>“</w:t>
+      </w:r>
+      <w:r>
+        <w:t>The next train is arriving soon. We’d best not risk missing it</w:t>
+      </w:r>
+      <w:r>
+        <w:t>,</w:t>
+      </w:r>
+      <w:r>
+        <w:t xml:space="preserve">” </w:t>
+      </w:r>
+      <w:r>
+        <w:t>she said</w:t>
+      </w:r>
+      <w:r>
+        <w:t xml:space="preserve">, confirming that she </w:t>
+      </w:r>
+      <w:r>
+        <w:t>was</w:t>
+      </w:r>
+      <w:r>
+        <w:t>, in fact, listening</w:t>
+      </w:r>
+      <w:r>
+        <w:t>.</w:t>
       </w:r>
     </w:p>
     <w:p>
@@ -1058,464 +2372,58 @@
         <w:t>“</w:t>
       </w:r>
       <w:r>
-        <w:t>That won’t be necessary</w:t>
+        <w:t>…</w:t>
+      </w:r>
+      <w:r>
+        <w:t>Yes, mother</w:t>
       </w:r>
       <w:r>
         <w:t>.</w:t>
       </w:r>
       <w:r>
-        <w:t xml:space="preserve"> I have your files right here.</w:t>
+        <w:t xml:space="preserve"> I suppose I’ll </w:t>
+      </w:r>
+      <w:r>
+        <w:t xml:space="preserve">have to </w:t>
+      </w:r>
+      <w:r>
+        <w:t>treat</w:t>
+      </w:r>
+      <w:r>
+        <w:t xml:space="preserve"> you</w:t>
+      </w:r>
+      <w:r>
+        <w:t xml:space="preserve"> some other time,</w:t>
       </w:r>
       <w:r>
         <w:t xml:space="preserve"> </w:t>
       </w:r>
       <w:r>
-        <w:t>I see you’re here on a work visa, is that correct</w:t>
-      </w:r>
-      <w:r>
-        <w:t>?”</w:t>
+        <w:t>miss,</w:t>
+      </w:r>
+      <w:r>
+        <w:t xml:space="preserve">” </w:t>
+      </w:r>
+      <w:r>
+        <w:t>Cassandra</w:t>
+      </w:r>
+      <w:r>
+        <w:t xml:space="preserve"> replied, retreating like a dog with </w:t>
+      </w:r>
+      <w:r>
+        <w:t>her</w:t>
+      </w:r>
+      <w:r>
+        <w:t xml:space="preserve"> tail between </w:t>
+      </w:r>
+      <w:r>
+        <w:t>her</w:t>
+      </w:r>
+      <w:r>
+        <w:t xml:space="preserve"> legs.</w:t>
       </w:r>
       <w:r>
         <w:t xml:space="preserve"> </w:t>
-      </w:r>
-    </w:p>
-    <w:p>
-      <w:r>
-        <w:t>“</w:t>
-      </w:r>
-      <w:r>
-        <w:t>Ye</w:t>
-      </w:r>
-      <w:r>
-        <w:t xml:space="preserve">ah. </w:t>
-      </w:r>
-      <w:r>
-        <w:t xml:space="preserve">I’m from </w:t>
-      </w:r>
-      <w:r>
-        <w:t>Japan</w:t>
-      </w:r>
-      <w:r>
-        <w:t>,</w:t>
-      </w:r>
-      <w:r>
-        <w:t xml:space="preserve"> originally</w:t>
-      </w:r>
-      <w:r>
-        <w:t>.”</w:t>
-      </w:r>
-    </w:p>
-    <w:p>
-      <w:r>
-        <w:t>The officer raised his eyebrows. “</w:t>
-      </w:r>
-      <w:r>
-        <w:t xml:space="preserve">Well, </w:t>
-      </w:r>
-      <w:r>
-        <w:t>your English is quite good. You don’t speak any French</w:t>
-      </w:r>
-      <w:r>
-        <w:t>, though</w:t>
-      </w:r>
-      <w:r>
-        <w:t xml:space="preserve">?” </w:t>
-      </w:r>
-    </w:p>
-    <w:p>
-      <w:r>
-        <w:t xml:space="preserve">“I mean, I’ve picked up some, </w:t>
-      </w:r>
-      <w:r>
-        <w:t>it’s just</w:t>
-      </w:r>
-      <w:r>
-        <w:t xml:space="preserve"> not as good as my English</w:t>
-      </w:r>
-      <w:r>
-        <w:t xml:space="preserve">, </w:t>
-      </w:r>
-      <w:proofErr w:type="spellStart"/>
-      <w:r>
-        <w:t>y’know</w:t>
-      </w:r>
-      <w:proofErr w:type="spellEnd"/>
-      <w:r>
-        <w:t>?</w:t>
-      </w:r>
-      <w:r>
-        <w:t xml:space="preserve">” </w:t>
-      </w:r>
-    </w:p>
-    <w:p>
-      <w:r>
-        <w:t>“I see</w:t>
-      </w:r>
-      <w:r>
-        <w:t xml:space="preserve">. </w:t>
-      </w:r>
-      <w:r>
-        <w:t>Wh</w:t>
-      </w:r>
-      <w:r>
-        <w:t>ere did you live in Japan before this</w:t>
-      </w:r>
-      <w:r>
-        <w:t>?”</w:t>
-      </w:r>
-    </w:p>
-    <w:p>
-      <w:r>
-        <w:t xml:space="preserve"> </w:t>
-      </w:r>
-      <w:r>
-        <w:t>“If</w:t>
-      </w:r>
-      <w:r>
-        <w:t xml:space="preserve"> </w:t>
-      </w:r>
-      <w:r>
-        <w:t xml:space="preserve">you </w:t>
-      </w:r>
-      <w:r>
-        <w:t>have my files</w:t>
-      </w:r>
-      <w:r>
-        <w:t xml:space="preserve">, you </w:t>
-      </w:r>
-      <w:r>
-        <w:rPr>
-          <w:i/>
-          <w:iCs/>
-        </w:rPr>
-        <w:t>know</w:t>
-      </w:r>
-      <w:r>
-        <w:t xml:space="preserve"> </w:t>
-      </w:r>
-      <w:r>
-        <w:t>where</w:t>
-      </w:r>
-      <w:r>
-        <w:t>,” she</w:t>
-      </w:r>
-      <w:r>
-        <w:t xml:space="preserve"> snapped</w:t>
-      </w:r>
-      <w:r>
-        <w:t>, immediately regretting it.</w:t>
-      </w:r>
-      <w:r>
-        <w:t xml:space="preserve"> It wouldn’t do to have him think she was anything other than the </w:t>
-      </w:r>
-      <w:r>
-        <w:t>demurest</w:t>
-      </w:r>
-      <w:r>
-        <w:t xml:space="preserve"> of little girls</w:t>
-      </w:r>
-      <w:r>
-        <w:t>.</w:t>
-      </w:r>
-    </w:p>
-    <w:p>
-      <w:r>
-        <w:t>“Humor me</w:t>
-      </w:r>
-      <w:r>
-        <w:t>.”</w:t>
-      </w:r>
-      <w:r>
-        <w:t xml:space="preserve"> </w:t>
-      </w:r>
-    </w:p>
-    <w:p>
-      <w:r>
-        <w:t>Akiko sighed</w:t>
-      </w:r>
-      <w:r>
-        <w:t xml:space="preserve"> and tried to adopt a friendlier posture</w:t>
-      </w:r>
-      <w:r>
-        <w:t>.</w:t>
-      </w:r>
-      <w:r>
-        <w:t xml:space="preserve"> This, she knew, was standard procedure</w:t>
-      </w:r>
-      <w:r>
-        <w:t xml:space="preserve"> –</w:t>
-      </w:r>
-      <w:r>
-        <w:t xml:space="preserve"> </w:t>
-      </w:r>
-      <w:r>
-        <w:t>a</w:t>
-      </w:r>
-      <w:r>
-        <w:t>sk inane questions to try and catch her in a lie.</w:t>
-      </w:r>
-      <w:r>
-        <w:t xml:space="preserve"> “I</w:t>
-      </w:r>
-      <w:r>
-        <w:t xml:space="preserve"> was born in Nagoya, in Aichi prefecture</w:t>
-      </w:r>
-      <w:r>
-        <w:t xml:space="preserve">,” she </w:t>
-      </w:r>
-      <w:r>
-        <w:t>began</w:t>
-      </w:r>
-      <w:r>
-        <w:t>.</w:t>
-      </w:r>
-      <w:r>
-        <w:t xml:space="preserve"> </w:t>
-      </w:r>
-      <w:r>
-        <w:t>“</w:t>
-      </w:r>
-      <w:r>
-        <w:t>Came to Montreal aboard a migrant ship</w:t>
-      </w:r>
-      <w:r>
-        <w:t xml:space="preserve"> </w:t>
-      </w:r>
-      <w:r>
-        <w:t>i</w:t>
-      </w:r>
-      <w:r>
-        <w:t>n</w:t>
-      </w:r>
-      <w:r>
-        <w:t xml:space="preserve">, </w:t>
-      </w:r>
-      <w:r>
-        <w:t xml:space="preserve">I </w:t>
-      </w:r>
-      <w:proofErr w:type="spellStart"/>
-      <w:r>
-        <w:t>wanna</w:t>
-      </w:r>
-      <w:proofErr w:type="spellEnd"/>
-      <w:r>
-        <w:t xml:space="preserve"> say, April </w:t>
-      </w:r>
-      <w:r>
-        <w:t>2</w:t>
-      </w:r>
-      <w:r>
-        <w:t>0</w:t>
-      </w:r>
-      <w:r>
-        <w:t>8</w:t>
-      </w:r>
-      <w:r>
-        <w:t>5?</w:t>
-      </w:r>
-      <w:r>
-        <w:t xml:space="preserve"> </w:t>
-      </w:r>
-      <w:r>
-        <w:t>Studied</w:t>
-      </w:r>
-      <w:r>
-        <w:t xml:space="preserve"> at McGill </w:t>
-      </w:r>
-      <w:r>
-        <w:t xml:space="preserve">before getting a job </w:t>
-      </w:r>
-      <w:r>
-        <w:t>in R&amp;D</w:t>
-      </w:r>
-      <w:r>
-        <w:t xml:space="preserve"> </w:t>
-      </w:r>
-      <w:r>
-        <w:t xml:space="preserve">at </w:t>
-      </w:r>
-      <w:r>
-        <w:t>Aleph Null</w:t>
-      </w:r>
-      <w:r>
-        <w:t xml:space="preserve"> Biomedical</w:t>
-      </w:r>
-      <w:r>
-        <w:t xml:space="preserve">, hence why I speak </w:t>
-      </w:r>
-      <w:r>
-        <w:t xml:space="preserve">both English </w:t>
-      </w:r>
-      <w:r>
-        <w:t xml:space="preserve">and </w:t>
-      </w:r>
-      <w:r>
-        <w:t>a little</w:t>
-      </w:r>
-      <w:r>
-        <w:t xml:space="preserve"> French</w:t>
-      </w:r>
-      <w:r>
-        <w:t xml:space="preserve">, although probably not as much </w:t>
-      </w:r>
-      <w:r>
-        <w:t xml:space="preserve">of that second one </w:t>
-      </w:r>
-      <w:r>
-        <w:t>as I should</w:t>
-      </w:r>
-      <w:r>
-        <w:t>.</w:t>
-      </w:r>
-      <w:r>
-        <w:t xml:space="preserve"> Is that enough?</w:t>
-      </w:r>
-      <w:r>
-        <w:t>”</w:t>
-      </w:r>
-    </w:p>
-    <w:p>
-      <w:r>
-        <w:t>“</w:t>
-      </w:r>
-      <w:r>
-        <w:t xml:space="preserve">It’s enough. </w:t>
-      </w:r>
-      <w:r>
-        <w:t>Luckily</w:t>
-      </w:r>
-      <w:r>
-        <w:t xml:space="preserve">, you don’t seem to be suffering from amnesia, because </w:t>
-      </w:r>
-      <w:r>
-        <w:t>i</w:t>
-      </w:r>
-      <w:r>
-        <w:t>f what you said didn’t match what’s on your papers, then we would have had a problem</w:t>
-      </w:r>
-      <w:r>
-        <w:t>.</w:t>
-      </w:r>
-      <w:r>
-        <w:t>”</w:t>
-      </w:r>
-    </w:p>
-    <w:p>
-      <w:r>
-        <w:t>“Well, I’m glad we don’t.”</w:t>
-      </w:r>
-    </w:p>
-    <w:p>
-      <w:r>
-        <w:t xml:space="preserve">The rest of the meeting went as smoothly as she could have hoped. He asked her to describe </w:t>
-      </w:r>
-      <w:r>
-        <w:t>what she’d seen before the crime, and she told him to the best of her ability, although she doubted anything she knew would be useful. He asked her if she’d seen the perpetrator’s face, and she said she hadn’t, which was the truth. And then, finally, he asked if she knew the victim.</w:t>
-      </w:r>
-    </w:p>
-    <w:p>
-      <w:r>
-        <w:t xml:space="preserve">“The victim? </w:t>
-      </w:r>
-      <w:r>
-        <w:t>Uh, no, no I didn’t,” Akiko replied after a moment of thought.</w:t>
-      </w:r>
-    </w:p>
-    <w:p>
-      <w:r>
-        <w:lastRenderedPageBreak/>
-        <w:t xml:space="preserve">The officer pursed his lips. “Well, he </w:t>
-      </w:r>
-      <w:r>
-        <w:t>was an employee of</w:t>
-      </w:r>
-      <w:r>
-        <w:t xml:space="preserve"> Aleph Null, just like you. An auditor from the finance department over at headquarters.</w:t>
-      </w:r>
-      <w:r>
-        <w:t xml:space="preserve"> It was a long shot, but I was hoping you might have known him.</w:t>
-      </w:r>
-      <w:r>
-        <w:t>”</w:t>
-      </w:r>
-    </w:p>
-    <w:p>
-      <w:r>
-        <w:t>“Yeah, I</w:t>
-      </w:r>
-      <w:r>
-        <w:t>’ve got no idea, man. Sorry</w:t>
-      </w:r>
-      <w:r>
-        <w:t xml:space="preserve">. </w:t>
-      </w:r>
-      <w:r>
-        <w:t>As long as I’m getting paid and the lab stays stocked, I don’t give – I don’t care much about money</w:t>
-      </w:r>
-      <w:r>
-        <w:t>.”</w:t>
-      </w:r>
-    </w:p>
-    <w:p>
-      <w:r>
-        <w:t>“I understand. Thank you for your time, Ms. Miura.”</w:t>
-      </w:r>
-    </w:p>
-    <w:p>
-      <w:r>
-        <w:t xml:space="preserve">“You’re welcome. </w:t>
-      </w:r>
-      <w:r>
-        <w:t>Listen, c</w:t>
-      </w:r>
-      <w:r>
-        <w:t>an I go now? My train leaves in…about twenty minutes” Akiko said after a quick glance at her watch.</w:t>
-      </w:r>
-    </w:p>
-    <w:p>
-      <w:r>
-        <w:t>“</w:t>
-      </w:r>
-      <w:r>
-        <w:t>Y</w:t>
-      </w:r>
-      <w:r>
-        <w:t>ou won’t be making that train, I can tell you that much</w:t>
-      </w:r>
-      <w:r>
-        <w:t>, but we’ll make sure you get on the next one</w:t>
-      </w:r>
-      <w:r>
-        <w:t>. If you want my advice, just sit tight, keep your head down, and</w:t>
-      </w:r>
-      <w:r>
-        <w:t xml:space="preserve"> w</w:t>
-      </w:r>
-      <w:r>
-        <w:t>ait for it all to blow over</w:t>
-      </w:r>
-      <w:r>
-        <w:t xml:space="preserve">. </w:t>
-      </w:r>
-      <w:r>
-        <w:t>It’s easiest that way</w:t>
-      </w:r>
-      <w:r>
-        <w:t>.</w:t>
-      </w:r>
-      <w:r>
-        <w:t>”</w:t>
-      </w:r>
-    </w:p>
-    <w:p>
-      <w:r>
-        <w:t xml:space="preserve">Akiko closed her eyes and took a deep, resigned breath. </w:t>
-      </w:r>
-      <w:r>
-        <w:t>“…</w:t>
-      </w:r>
-      <w:r>
-        <w:t xml:space="preserve">Well, shit,” she allowed herself to mutter. </w:t>
       </w:r>
     </w:p>
     <w:p>
@@ -1537,1001 +2445,148 @@
     </w:p>
     <w:p>
       <w:r>
-        <w:t xml:space="preserve">At the very least, Akiko was not the only one to bear the same of tardiness. </w:t>
-      </w:r>
-      <w:r>
-        <w:t xml:space="preserve">Marcus Fairchild and his entourage arrived on the platform at the same time </w:t>
-      </w:r>
-      <w:r>
-        <w:t>she</w:t>
-      </w:r>
-      <w:r>
-        <w:t xml:space="preserve"> did</w:t>
-      </w:r>
-      <w:r>
-        <w:t xml:space="preserve">. Between the two of them </w:t>
-      </w:r>
-      <w:r>
-        <w:t>stood a</w:t>
-      </w:r>
-      <w:r>
-        <w:t xml:space="preserve"> crowd</w:t>
-      </w:r>
-      <w:r>
-        <w:t xml:space="preserve"> so dense</w:t>
-      </w:r>
-      <w:r>
-        <w:t xml:space="preserve"> that</w:t>
-      </w:r>
-      <w:r>
-        <w:t xml:space="preserve"> it</w:t>
-      </w:r>
-      <w:r>
-        <w:t xml:space="preserve"> threatened to smother</w:t>
-      </w:r>
-      <w:r>
-        <w:t xml:space="preserve"> her</w:t>
-      </w:r>
-      <w:r>
-        <w:t xml:space="preserve"> petite frame</w:t>
-      </w:r>
-      <w:r>
-        <w:t xml:space="preserve"> under</w:t>
-      </w:r>
-      <w:r>
-        <w:t>neath</w:t>
-      </w:r>
-      <w:r>
-        <w:t xml:space="preserve"> a </w:t>
-      </w:r>
-      <w:r>
-        <w:t>pile</w:t>
-      </w:r>
-      <w:r>
-        <w:t xml:space="preserve"> of luggage, bodies, and the odor of travelers who had been held up in the summer heat for a few hours too many. </w:t>
-      </w:r>
-    </w:p>
-    <w:p>
-      <w:r>
-        <w:t xml:space="preserve">Short as the distance was, Akiko was panting by the time she reached her </w:t>
-      </w:r>
-      <w:r>
-        <w:t>employer</w:t>
+        <w:t>Once they’d</w:t>
+      </w:r>
+      <w:r>
+        <w:t xml:space="preserve"> negotiated passage aboard the next available train, the group set off into the countryside</w:t>
+      </w:r>
+      <w:r>
+        <w:t>, giving</w:t>
+      </w:r>
+      <w:r>
+        <w:t xml:space="preserve"> Akiko </w:t>
+      </w:r>
+      <w:r>
+        <w:t>a full view of</w:t>
       </w:r>
       <w:r>
         <w:t xml:space="preserve"> </w:t>
       </w:r>
       <w:r>
-        <w:t>and the two strangers at his side</w:t>
+        <w:t>Montreal through the windows of the observation car</w:t>
       </w:r>
       <w:r>
         <w:t xml:space="preserve">. </w:t>
       </w:r>
       <w:r>
-        <w:t>He</w:t>
+        <w:t>From such a distance,</w:t>
       </w:r>
       <w:r>
         <w:t xml:space="preserve"> </w:t>
       </w:r>
       <w:r>
-        <w:t>too was a mess</w:t>
-      </w:r>
-      <w:r>
-        <w:t>, one who bore little resemblance to the esteemed researcher</w:t>
-      </w:r>
-      <w:r>
-        <w:t xml:space="preserve"> she once served.</w:t>
+        <w:t xml:space="preserve">the eponymous </w:t>
+      </w:r>
+      <w:r>
+        <w:t>Mount Royal</w:t>
+      </w:r>
+      <w:r>
+        <w:t xml:space="preserve"> was </w:t>
+      </w:r>
+      <w:r>
+        <w:t>already</w:t>
+      </w:r>
+      <w:r>
+        <w:t xml:space="preserve"> obscured by</w:t>
       </w:r>
       <w:r>
         <w:t xml:space="preserve"> </w:t>
       </w:r>
       <w:r>
-        <w:t>His skin was pallid, t</w:t>
-      </w:r>
-      <w:r>
-        <w:t>he grey hair on his head</w:t>
+        <w:t xml:space="preserve">a </w:t>
+      </w:r>
+      <w:r>
+        <w:t>thicket of skyscrapers</w:t>
+      </w:r>
+      <w:r>
+        <w:t xml:space="preserve">, </w:t>
+      </w:r>
+      <w:r>
+        <w:t>not least of which was the tower where she worked</w:t>
+      </w:r>
+      <w:r>
+        <w:t xml:space="preserve">, sticking </w:t>
+      </w:r>
+      <w:r>
+        <w:t>out</w:t>
       </w:r>
       <w:r>
         <w:t xml:space="preserve"> </w:t>
       </w:r>
       <w:r>
-        <w:t>had begun to thin</w:t>
-      </w:r>
-      <w:r>
-        <w:t xml:space="preserve">, and there were deep bags underneath his eyes, as if he hadn’t gotten so much as a minute of sleep in the years since they’d </w:t>
-      </w:r>
-      <w:r>
-        <w:t>first met</w:t>
-      </w:r>
-      <w:r>
-        <w:t>.</w:t>
-      </w:r>
-    </w:p>
-    <w:p>
-      <w:r>
-        <w:t>“</w:t>
-      </w:r>
-      <w:r>
-        <w:t>Good</w:t>
-      </w:r>
-      <w:r>
-        <w:t xml:space="preserve"> to see you again, </w:t>
-      </w:r>
-      <w:r>
-        <w:t>Doctor</w:t>
+        <w:t>as if</w:t>
+      </w:r>
+      <w:r>
+        <w:t xml:space="preserve"> </w:t>
+      </w:r>
+      <w:r>
+        <w:t xml:space="preserve">the </w:t>
+      </w:r>
+      <w:r>
+        <w:t>city itself</w:t>
+      </w:r>
+      <w:r>
+        <w:t xml:space="preserve"> </w:t>
+      </w:r>
+      <w:r>
+        <w:t xml:space="preserve">was </w:t>
+      </w:r>
+      <w:r>
+        <w:t>showing</w:t>
+      </w:r>
+      <w:r>
+        <w:t xml:space="preserve"> her a rude gesture.</w:t>
+      </w:r>
+    </w:p>
+    <w:p>
+      <w:r>
+        <w:t>Looking down at her phone, Akiko scrolled past a host of language and dating apps</w:t>
+      </w:r>
+      <w:r>
+        <w:t>,</w:t>
+      </w:r>
+      <w:r>
+        <w:t xml:space="preserve"> and opened up a game she’d </w:t>
+      </w:r>
+      <w:r>
+        <w:t>once installed on a whim</w:t>
+      </w:r>
+      <w:r>
+        <w:t xml:space="preserve">. It was a stupid little thing </w:t>
+      </w:r>
+      <w:proofErr w:type="gramStart"/>
+      <w:r>
+        <w:t>whose</w:t>
+      </w:r>
+      <w:proofErr w:type="gramEnd"/>
+      <w:r>
+        <w:t xml:space="preserve"> only redeeming quality was a cast </w:t>
+      </w:r>
+      <w:r>
+        <w:t xml:space="preserve">full </w:t>
+      </w:r>
+      <w:r>
+        <w:t xml:space="preserve">of pretty girls, but even that was a better way of passing time than listening to her </w:t>
+      </w:r>
+      <w:r>
+        <w:t>seniors’</w:t>
+      </w:r>
+      <w:r>
+        <w:t xml:space="preserve"> </w:t>
+      </w:r>
+      <w:r>
+        <w:t>blathering</w:t>
       </w:r>
       <w:r>
         <w:t xml:space="preserve">. </w:t>
       </w:r>
-      <w:r>
-        <w:t>Uh, s</w:t>
-      </w:r>
-      <w:r>
-        <w:t>orry for being late,</w:t>
-      </w:r>
-      <w:r>
-        <w:t xml:space="preserve">” Akiko said, </w:t>
-      </w:r>
-      <w:r>
-        <w:t>bowing</w:t>
-      </w:r>
-      <w:r>
-        <w:t xml:space="preserve"> in deference</w:t>
-      </w:r>
-      <w:r>
-        <w:t xml:space="preserve"> to a man that didn’t look like he deserved it.</w:t>
-      </w:r>
-    </w:p>
-    <w:p>
-      <w:r>
-        <w:lastRenderedPageBreak/>
-        <w:t>Marcus</w:t>
-      </w:r>
-      <w:r>
-        <w:t xml:space="preserve"> didn’t even turn </w:t>
-      </w:r>
-      <w:r>
-        <w:t>around</w:t>
-      </w:r>
-      <w:r>
-        <w:t xml:space="preserve">. </w:t>
-      </w:r>
-      <w:r>
-        <w:t>“</w:t>
-      </w:r>
-      <w:r>
-        <w:t>All</w:t>
-      </w:r>
-      <w:r>
-        <w:t xml:space="preserve"> of us are behind schedule</w:t>
-      </w:r>
-      <w:r>
-        <w:t xml:space="preserve">,” he </w:t>
-      </w:r>
-      <w:r>
-        <w:t>grumbled</w:t>
-      </w:r>
-      <w:r>
-        <w:t>.</w:t>
-      </w:r>
-      <w:r>
-        <w:t xml:space="preserve"> </w:t>
-      </w:r>
-      <w:r>
-        <w:t>“</w:t>
-      </w:r>
-      <w:r>
-        <w:t xml:space="preserve">I can hardly blame a child for her lack of punctuality when even </w:t>
-      </w:r>
-      <w:r>
-        <w:t>our</w:t>
-      </w:r>
-      <w:r>
-        <w:t xml:space="preserve"> senior personnel are being waylaid by </w:t>
-      </w:r>
-      <w:r>
-        <w:t>Rose</w:t>
-      </w:r>
-      <w:r>
-        <w:t xml:space="preserve"> House</w:t>
-      </w:r>
-      <w:r>
-        <w:t xml:space="preserve"> thugs</w:t>
-      </w:r>
-      <w:r>
-        <w:t xml:space="preserve"> at every opportunity</w:t>
-      </w:r>
-      <w:r>
-        <w:t>.”</w:t>
-      </w:r>
-    </w:p>
-    <w:p>
-      <w:r>
-        <w:t xml:space="preserve">Akiko wanted to remind him that she was twenty-seven years old, but </w:t>
-      </w:r>
-      <w:r>
-        <w:t xml:space="preserve">she </w:t>
-      </w:r>
-      <w:r>
-        <w:t>begrudgingly bit her tongue.</w:t>
-      </w:r>
-      <w:r>
-        <w:t xml:space="preserve"> “</w:t>
-      </w:r>
-      <w:r>
-        <w:t>What do you mean?” was all she asked.</w:t>
-      </w:r>
-    </w:p>
-    <w:p>
-      <w:r>
-        <w:t>“</w:t>
-      </w:r>
-      <w:r>
-        <w:t>Everyone you see here was held up in the same way you were,” Marcus replied, gesturing towards the two women at his side. “Pointless question after pointless question</w:t>
-      </w:r>
-      <w:r>
-        <w:t>.</w:t>
-      </w:r>
-      <w:r>
-        <w:t xml:space="preserve"> </w:t>
-      </w:r>
-      <w:r>
-        <w:t xml:space="preserve">Given how close </w:t>
-      </w:r>
-      <w:r>
-        <w:t>Rose House</w:t>
-      </w:r>
-      <w:r>
-        <w:t xml:space="preserve"> is to headquarters,</w:t>
-      </w:r>
-      <w:r>
-        <w:t xml:space="preserve"> o</w:t>
-      </w:r>
-      <w:r>
-        <w:t>ne could be forgiven for thinking</w:t>
-      </w:r>
-      <w:r>
-        <w:t xml:space="preserve"> </w:t>
-      </w:r>
-      <w:r>
-        <w:t xml:space="preserve">this harassment is retaliation for killing </w:t>
-      </w:r>
-      <w:r>
-        <w:t>the</w:t>
-      </w:r>
-      <w:r>
-        <w:t xml:space="preserve"> </w:t>
-      </w:r>
-      <w:r>
-        <w:t>chairman’s new security initiative</w:t>
-      </w:r>
-      <w:r>
-        <w:t>.”</w:t>
-      </w:r>
-    </w:p>
-    <w:p>
-      <w:r>
-        <w:t xml:space="preserve">“Which is why I </w:t>
-      </w:r>
-      <w:r>
-        <w:t>recommended</w:t>
-      </w:r>
-      <w:r>
-        <w:t xml:space="preserve"> you abstain and let someone else take the </w:t>
-      </w:r>
-      <w:r>
-        <w:t>blame</w:t>
-      </w:r>
-      <w:r>
-        <w:t xml:space="preserve">. We had enough votes either way,” said </w:t>
-      </w:r>
-      <w:r>
-        <w:t>the older of his two companions</w:t>
-      </w:r>
-      <w:r>
-        <w:t>.</w:t>
-      </w:r>
-    </w:p>
-    <w:p>
-      <w:r>
-        <w:t>“It would have been too close</w:t>
-      </w:r>
-      <w:r>
-        <w:t>.</w:t>
-      </w:r>
-      <w:r>
-        <w:t xml:space="preserve"> I’m not going to </w:t>
-      </w:r>
-      <w:r>
-        <w:t>gamble on</w:t>
-      </w:r>
-      <w:r>
-        <w:t xml:space="preserve"> </w:t>
-      </w:r>
-      <w:r>
-        <w:t>a</w:t>
-      </w:r>
-      <w:r>
-        <w:t xml:space="preserve"> </w:t>
-      </w:r>
-      <w:r>
-        <w:t>mercenary</w:t>
-      </w:r>
-      <w:r>
-        <w:t xml:space="preserve"> occupation</w:t>
-      </w:r>
-      <w:r>
-        <w:t>.</w:t>
-      </w:r>
-      <w:r>
-        <w:t>”</w:t>
-      </w:r>
-    </w:p>
-    <w:p>
-      <w:r>
-        <w:t>“</w:t>
-      </w:r>
-      <w:r>
-        <w:t xml:space="preserve">And yet </w:t>
-      </w:r>
-      <w:r>
-        <w:t xml:space="preserve">those </w:t>
-      </w:r>
-      <w:r>
-        <w:t>mercenaries</w:t>
-      </w:r>
-      <w:r>
-        <w:t xml:space="preserve"> are patrolling our streets regardless</w:t>
-      </w:r>
-      <w:r>
-        <w:t>.</w:t>
-      </w:r>
-      <w:r>
-        <w:t>”</w:t>
-      </w:r>
-    </w:p>
-    <w:p>
-      <w:r>
-        <w:t>Akiko was already tuning out from their political drivel</w:t>
-      </w:r>
-      <w:r>
-        <w:t xml:space="preserve">, although </w:t>
-      </w:r>
-      <w:r>
-        <w:t>she was curious about the two strangers</w:t>
-      </w:r>
-      <w:r>
-        <w:t>. Both</w:t>
-      </w:r>
-      <w:r>
-        <w:t xml:space="preserve"> </w:t>
-      </w:r>
-      <w:r>
-        <w:t>were</w:t>
-      </w:r>
-      <w:r>
-        <w:t xml:space="preserve"> of Chinese </w:t>
-      </w:r>
-      <w:r>
-        <w:t>descent</w:t>
-      </w:r>
-      <w:r>
-        <w:t xml:space="preserve"> – </w:t>
-      </w:r>
-      <w:r>
-        <w:t>perhaps immigrants like herself</w:t>
-      </w:r>
-      <w:r>
-        <w:t xml:space="preserve"> –</w:t>
-      </w:r>
-      <w:r>
-        <w:t xml:space="preserve"> </w:t>
-      </w:r>
-      <w:r>
-        <w:t xml:space="preserve">with </w:t>
-      </w:r>
-      <w:r>
-        <w:t>sharp</w:t>
-      </w:r>
-      <w:r>
-        <w:t xml:space="preserve"> features so similar </w:t>
-      </w:r>
-      <w:r>
-        <w:t xml:space="preserve">that </w:t>
-      </w:r>
-      <w:r>
-        <w:t>Akiko was certain they were</w:t>
-      </w:r>
-      <w:r>
-        <w:t xml:space="preserve"> mother and daughter</w:t>
-      </w:r>
-      <w:r>
-        <w:t xml:space="preserve">. </w:t>
-      </w:r>
-      <w:r>
-        <w:t xml:space="preserve">The younger of the two, </w:t>
-      </w:r>
-      <w:r>
-        <w:t>she noted</w:t>
-      </w:r>
-      <w:r>
-        <w:t>, seemed more interested in the apple she’d brought as a snack than in the conversation</w:t>
-      </w:r>
-      <w:r>
-        <w:t>, tossing it to herself over and over.</w:t>
-      </w:r>
-    </w:p>
-    <w:p>
-      <w:r>
-        <w:t xml:space="preserve">“Akiko!” </w:t>
-      </w:r>
-      <w:r>
-        <w:t>Marcus</w:t>
-      </w:r>
-      <w:r>
-        <w:t xml:space="preserve"> </w:t>
-      </w:r>
-      <w:r>
-        <w:t>said</w:t>
-      </w:r>
-      <w:r>
-        <w:t xml:space="preserve">. “Since you’re so keen on staring, I should introduce you to my </w:t>
-      </w:r>
-      <w:r>
-        <w:t>friends</w:t>
-      </w:r>
-      <w:r>
-        <w:t>.</w:t>
-      </w:r>
-      <w:r>
-        <w:t xml:space="preserve"> </w:t>
-      </w:r>
-      <w:r>
-        <w:t xml:space="preserve">This </w:t>
-      </w:r>
-      <w:r>
-        <w:t>esteemed gentlewoman is</w:t>
-      </w:r>
-      <w:r>
-        <w:t xml:space="preserve"> </w:t>
-      </w:r>
-      <w:r>
-        <w:t>Shufen Hao</w:t>
-      </w:r>
-      <w:r>
-        <w:t xml:space="preserve">, the Director of </w:t>
-      </w:r>
-      <w:r>
-        <w:t>the</w:t>
-      </w:r>
-      <w:r>
-        <w:t xml:space="preserve"> </w:t>
-      </w:r>
-      <w:r>
-        <w:t>Montreal</w:t>
-      </w:r>
-      <w:r>
-        <w:t xml:space="preserve"> branch campus</w:t>
-      </w:r>
-      <w:r>
-        <w:t xml:space="preserve">, </w:t>
-      </w:r>
-      <w:r>
-        <w:t xml:space="preserve">and the </w:t>
-      </w:r>
-      <w:r>
-        <w:t>young one here is</w:t>
-      </w:r>
-      <w:r>
-        <w:t xml:space="preserve"> her daughter,</w:t>
-      </w:r>
-      <w:r>
-        <w:t xml:space="preserve"> </w:t>
-      </w:r>
-      <w:r>
-        <w:t>Cassandra</w:t>
-      </w:r>
-      <w:r>
-        <w:t xml:space="preserve">, </w:t>
-      </w:r>
-      <w:r>
-        <w:t>our</w:t>
-      </w:r>
-      <w:r>
-        <w:t xml:space="preserve"> chief of security</w:t>
-      </w:r>
-      <w:r>
-        <w:t>.</w:t>
-      </w:r>
-      <w:r>
-        <w:t>”</w:t>
-      </w:r>
-    </w:p>
-    <w:p>
-      <w:r>
-        <w:t>Cassandra</w:t>
-      </w:r>
-      <w:r>
-        <w:t xml:space="preserve"> caught the apple one last time</w:t>
-      </w:r>
-      <w:r>
-        <w:t>, took a bite, and swallowed</w:t>
-      </w:r>
-      <w:r>
-        <w:t xml:space="preserve"> before</w:t>
-      </w:r>
-      <w:r>
-        <w:t xml:space="preserve"> </w:t>
-      </w:r>
-      <w:r>
-        <w:t>reaching out to shake</w:t>
-      </w:r>
-      <w:r>
-        <w:t xml:space="preserve"> Akiko’s hand. </w:t>
-      </w:r>
-      <w:r>
-        <w:t xml:space="preserve">“Pleased to meet you, miss. </w:t>
-      </w:r>
-      <w:r>
-        <w:t>Marcus spoke highly of you, so I’m glad we’ll be working together at the conference.”</w:t>
-      </w:r>
-    </w:p>
-    <w:p>
-      <w:r>
-        <w:t>As the two women stepped back from each other, Akiko got another look at her. Between the two of them, Cassandra was taller by about half a head, with long legs and a slender build. She even picked up a hint of vanilla perfume, which was a welcome change from the odors that had assailed her up until that point.</w:t>
-      </w:r>
-    </w:p>
-    <w:p>
-      <w:r>
-        <w:lastRenderedPageBreak/>
-        <w:t xml:space="preserve">“That scent you’re wearing is </w:t>
-      </w:r>
-      <w:proofErr w:type="gramStart"/>
-      <w:r>
-        <w:t>real</w:t>
-      </w:r>
-      <w:proofErr w:type="gramEnd"/>
-      <w:r>
-        <w:t xml:space="preserve"> nice,” Akiko remarked, inhaling deeply.</w:t>
-      </w:r>
-      <w:r>
-        <w:t xml:space="preserve"> </w:t>
-      </w:r>
-    </w:p>
-    <w:p>
-      <w:r>
-        <w:t xml:space="preserve">“I’m glad you think so. </w:t>
-      </w:r>
-      <w:r>
-        <w:t>There’s not usually any reason to get dolled-up in my line of work, but this conference gave me an excuse</w:t>
-      </w:r>
-      <w:r>
-        <w:t>.”</w:t>
-      </w:r>
-    </w:p>
-    <w:p>
-      <w:r>
-        <w:t>“Well, you’ve clearly got a talent for it.”</w:t>
-      </w:r>
-    </w:p>
-    <w:p>
-      <w:r>
-        <w:t>Cassandra smiled. “You’re too kind,” she said.</w:t>
-      </w:r>
-    </w:p>
-    <w:p>
-      <w:r>
-        <w:t xml:space="preserve">“How’d you end up in </w:t>
-      </w:r>
-      <w:r>
-        <w:t>your</w:t>
-      </w:r>
-      <w:r>
-        <w:t xml:space="preserve"> position, anyway?” Akiko asked. “Chief of security seems like a lofty title for someone so young.”</w:t>
-      </w:r>
-    </w:p>
-    <w:p>
-      <w:r>
-        <w:t xml:space="preserve">“I’m a nepo baby, pure and simple.” </w:t>
-      </w:r>
-    </w:p>
-    <w:p>
-      <w:r>
-        <w:t xml:space="preserve">The bluntness of her answer caught Akiko off guard, and she struggled to formulate a response. </w:t>
-      </w:r>
-    </w:p>
-    <w:p>
-      <w:r>
-        <w:t xml:space="preserve">“Come on, now, don’t act so surprised,” Cassandra continued. “You </w:t>
-      </w:r>
-      <w:r>
-        <w:t>see</w:t>
-      </w:r>
-      <w:r>
-        <w:t xml:space="preserve"> my mother, don’t you? I do what I can to earn my title, but let’s not pretend like having </w:t>
-      </w:r>
-      <w:r>
-        <w:t>an executive at a company like ours</w:t>
-      </w:r>
-      <w:r>
-        <w:t xml:space="preserve"> for a parent isn’t the biggest silver platter life can hand you.”</w:t>
-      </w:r>
-      <w:r>
-        <w:t xml:space="preserve">  </w:t>
-      </w:r>
-    </w:p>
-    <w:p>
-      <w:r>
-        <w:t xml:space="preserve">“I mean, I noticed, but I didn’t </w:t>
-      </w:r>
-      <w:proofErr w:type="spellStart"/>
-      <w:r>
-        <w:t>wanna</w:t>
-      </w:r>
-      <w:proofErr w:type="spellEnd"/>
-      <w:r>
-        <w:t xml:space="preserve"> say anything…”</w:t>
-      </w:r>
-      <w:r>
-        <w:t xml:space="preserve"> Akiko said.</w:t>
-      </w:r>
-      <w:r>
-        <w:t xml:space="preserve"> </w:t>
-      </w:r>
-      <w:r>
-        <w:t xml:space="preserve">To the side, she couldn’t quite tell if Shufen – who was already back in the middle of her own conversation with Marcus – had heard </w:t>
-      </w:r>
-      <w:r>
-        <w:t>her daughter’s</w:t>
-      </w:r>
-      <w:r>
-        <w:t xml:space="preserve"> comment. If she had, she didn’t care to dispute the accusation.</w:t>
-      </w:r>
-    </w:p>
-    <w:p>
-      <w:r>
-        <w:t xml:space="preserve">“Hah, beautiful </w:t>
-      </w:r>
-      <w:r>
-        <w:rPr>
-          <w:i/>
-          <w:iCs/>
-        </w:rPr>
-        <w:t>and</w:t>
-      </w:r>
-      <w:r>
-        <w:t xml:space="preserve"> polite. </w:t>
-      </w:r>
-      <w:r>
-        <w:t>Bet you’re a popular gal.”</w:t>
-      </w:r>
-    </w:p>
-    <w:p>
-      <w:r>
-        <w:t xml:space="preserve">“Maybe I could be, if I had time for a social life anymore. All I do nowadays is work, sleep, repeat. </w:t>
-      </w:r>
-      <w:r>
-        <w:t>It’s…exhausting.</w:t>
-      </w:r>
-      <w:r>
-        <w:t>”</w:t>
-      </w:r>
-    </w:p>
-    <w:p>
-      <w:r>
-        <w:t>Cassandr</w:t>
-      </w:r>
-      <w:r>
-        <w:t>a’s smile wavered just enough for Akiko to notice</w:t>
-      </w:r>
-      <w:r>
-        <w:t>. “</w:t>
-      </w:r>
-      <w:r>
-        <w:t xml:space="preserve">Well, if </w:t>
-      </w:r>
-      <w:r>
-        <w:t>you want to socialize</w:t>
-      </w:r>
-      <w:r>
-        <w:t>,</w:t>
-      </w:r>
-      <w:r>
-        <w:t xml:space="preserve"> I was thinking of gett</w:t>
-      </w:r>
-      <w:r>
-        <w:t>ing a coffee or something at one of the cafés nearby</w:t>
-      </w:r>
-      <w:r>
-        <w:t>,” she said.</w:t>
-      </w:r>
-      <w:r>
-        <w:t xml:space="preserve"> </w:t>
-      </w:r>
-      <w:r>
-        <w:t>“</w:t>
-      </w:r>
-      <w:r>
-        <w:t>Y</w:t>
-      </w:r>
-      <w:r>
-        <w:t xml:space="preserve">ou’re welcome to join me if you’d like. </w:t>
-      </w:r>
-      <w:r>
-        <w:t>Consider it m</w:t>
-      </w:r>
-      <w:r>
-        <w:t>y treat.”</w:t>
-      </w:r>
-    </w:p>
-    <w:p>
-      <w:r>
-        <w:t xml:space="preserve">Before she could respond, Shufen interrupted by laying a hand on her daughter’s shoulder. </w:t>
-      </w:r>
-      <w:r>
-        <w:t>“</w:t>
-      </w:r>
-      <w:r>
-        <w:t>The next train is arriving soon. We’d best not risk missing it</w:t>
-      </w:r>
-      <w:r>
-        <w:t>,</w:t>
-      </w:r>
-      <w:r>
-        <w:t xml:space="preserve">” </w:t>
-      </w:r>
-      <w:r>
-        <w:t>she said</w:t>
-      </w:r>
-      <w:r>
-        <w:t>.</w:t>
-      </w:r>
-    </w:p>
-    <w:p>
-      <w:r>
-        <w:lastRenderedPageBreak/>
-        <w:t>“</w:t>
-      </w:r>
-      <w:r>
-        <w:t>…</w:t>
-      </w:r>
-      <w:r>
-        <w:t>Yes, mother</w:t>
-      </w:r>
-      <w:r>
-        <w:t>.</w:t>
-      </w:r>
-      <w:r>
-        <w:t xml:space="preserve"> I suppose I’ll </w:t>
-      </w:r>
-      <w:r>
-        <w:t xml:space="preserve">have to </w:t>
-      </w:r>
-      <w:r>
-        <w:t>treat</w:t>
-      </w:r>
-      <w:r>
-        <w:t xml:space="preserve"> you</w:t>
-      </w:r>
-      <w:r>
-        <w:t xml:space="preserve"> some other time,</w:t>
-      </w:r>
-      <w:r>
-        <w:t xml:space="preserve"> </w:t>
-      </w:r>
-      <w:r>
-        <w:t>miss,</w:t>
-      </w:r>
-      <w:r>
-        <w:t xml:space="preserve">” </w:t>
-      </w:r>
-      <w:r>
-        <w:t>Cassandra</w:t>
-      </w:r>
-      <w:r>
-        <w:t xml:space="preserve"> replied, retreating like a dog with </w:t>
-      </w:r>
-      <w:r>
-        <w:t>her</w:t>
-      </w:r>
-      <w:r>
-        <w:t xml:space="preserve"> tail between </w:t>
-      </w:r>
-      <w:r>
-        <w:t>her</w:t>
-      </w:r>
-      <w:r>
-        <w:t xml:space="preserve"> legs.</w:t>
-      </w:r>
-      <w:r>
-        <w:t xml:space="preserve"> </w:t>
-      </w:r>
-    </w:p>
-    <w:p>
-      <w:pPr>
-        <w:ind w:firstLine="0"/>
-        <w:jc w:val="center"/>
-      </w:pPr>
-      <w:r>
-        <w:t>*</w:t>
-      </w:r>
-      <w:r>
-        <w:tab/>
-        <w:t xml:space="preserve">* </w:t>
-      </w:r>
-      <w:r>
-        <w:tab/>
-        <w:t>*</w:t>
-      </w:r>
-    </w:p>
-    <w:p>
-      <w:r>
-        <w:t>Once they’d</w:t>
-      </w:r>
-      <w:r>
-        <w:t xml:space="preserve"> negotiated passage aboard the next available train, the group set off into the countryside</w:t>
-      </w:r>
-      <w:r>
-        <w:t>, giving</w:t>
-      </w:r>
-      <w:r>
-        <w:t xml:space="preserve"> Akiko </w:t>
-      </w:r>
-      <w:r>
-        <w:t>a full view of</w:t>
-      </w:r>
-      <w:r>
-        <w:t xml:space="preserve"> </w:t>
-      </w:r>
-      <w:r>
-        <w:t>Montreal through the windows of the observation car</w:t>
-      </w:r>
-      <w:r>
-        <w:t xml:space="preserve">. </w:t>
-      </w:r>
-      <w:r>
-        <w:t>From such a distance,</w:t>
-      </w:r>
-      <w:r>
-        <w:t xml:space="preserve"> </w:t>
-      </w:r>
-      <w:r>
-        <w:t xml:space="preserve">the eponymous </w:t>
-      </w:r>
-      <w:r>
-        <w:t>Mount Royal</w:t>
-      </w:r>
-      <w:r>
-        <w:t xml:space="preserve"> was </w:t>
-      </w:r>
-      <w:r>
-        <w:t>already</w:t>
-      </w:r>
-      <w:r>
-        <w:t xml:space="preserve"> obscured by</w:t>
-      </w:r>
-      <w:r>
-        <w:t xml:space="preserve"> </w:t>
-      </w:r>
-      <w:r>
-        <w:t xml:space="preserve">a </w:t>
-      </w:r>
-      <w:r>
-        <w:t>thicket of skyscrapers</w:t>
-      </w:r>
-      <w:r>
-        <w:t xml:space="preserve">, </w:t>
-      </w:r>
-      <w:r>
-        <w:t>though there was no missing</w:t>
-      </w:r>
-      <w:r>
-        <w:t xml:space="preserve"> </w:t>
-      </w:r>
-      <w:r>
-        <w:t xml:space="preserve">the </w:t>
-      </w:r>
-      <w:r>
-        <w:t>spine</w:t>
-      </w:r>
-      <w:r>
-        <w:t xml:space="preserve"> of </w:t>
-      </w:r>
-      <w:r>
-        <w:t>the</w:t>
-      </w:r>
-      <w:r>
-        <w:t xml:space="preserve"> </w:t>
-      </w:r>
-      <w:r>
-        <w:t>St. Elodie</w:t>
-      </w:r>
-      <w:r>
-        <w:t xml:space="preserve"> </w:t>
-      </w:r>
-      <w:r>
-        <w:t>s</w:t>
-      </w:r>
-      <w:r>
-        <w:t xml:space="preserve">pace </w:t>
-      </w:r>
-      <w:r>
-        <w:t>e</w:t>
-      </w:r>
-      <w:r>
-        <w:t xml:space="preserve">levator, sticking </w:t>
-      </w:r>
-      <w:r>
-        <w:t>out</w:t>
-      </w:r>
-      <w:r>
-        <w:t xml:space="preserve"> </w:t>
-      </w:r>
-      <w:r>
-        <w:t>as if</w:t>
-      </w:r>
-      <w:r>
-        <w:t xml:space="preserve"> </w:t>
-      </w:r>
-      <w:r>
-        <w:t xml:space="preserve">the </w:t>
-      </w:r>
-      <w:r>
-        <w:t>city itself</w:t>
-      </w:r>
-      <w:r>
-        <w:t xml:space="preserve"> </w:t>
-      </w:r>
-      <w:r>
-        <w:t xml:space="preserve">was </w:t>
-      </w:r>
-      <w:r>
-        <w:t>showing</w:t>
-      </w:r>
-      <w:r>
-        <w:t xml:space="preserve"> her a rude gesture.</w:t>
-      </w:r>
-    </w:p>
-    <w:p>
-      <w:r>
-        <w:t>Looking down at her phone, Akiko scrolled past a host of language and dating apps that she no longer used</w:t>
-      </w:r>
-      <w:r>
-        <w:t>,</w:t>
-      </w:r>
-      <w:r>
-        <w:t xml:space="preserve"> and opened up a random game she’d </w:t>
-      </w:r>
-      <w:r>
-        <w:t>once installed on a whim</w:t>
-      </w:r>
-      <w:r>
-        <w:t xml:space="preserve">. It was a stupid little thing </w:t>
-      </w:r>
-      <w:proofErr w:type="gramStart"/>
-      <w:r>
-        <w:t>whose</w:t>
-      </w:r>
-      <w:proofErr w:type="gramEnd"/>
-      <w:r>
-        <w:t xml:space="preserve"> only redeeming quality was a cast </w:t>
-      </w:r>
-      <w:r>
-        <w:t xml:space="preserve">full </w:t>
-      </w:r>
-      <w:r>
-        <w:t xml:space="preserve">of pretty girls, but even that was a better way of passing time than listening to her </w:t>
-      </w:r>
-      <w:r>
-        <w:t>seniors’</w:t>
-      </w:r>
-      <w:r>
-        <w:t xml:space="preserve"> corporate drivel. </w:t>
-      </w:r>
     </w:p>
     <w:p>
       <w:r>
         <w:t>Cassandra had, at least, proven an adequate conversation partner. They’d continued to talk</w:t>
+      </w:r>
+      <w:r>
+        <w:t xml:space="preserve"> ever since their departure, during which she’d learned three interesting, but ultimately useless facts. First, that</w:t>
       </w:r>
     </w:p>
     <w:p/>
@@ -2557,8 +2612,9 @@
       <w:r>
         <w:t xml:space="preserve"> eyes upon Jacob Lancaster, chairman of the board at Aleph Null Biomedical.</w:t>
       </w:r>
-    </w:p>
-    <w:p>
+      <w:r>
+        <w:t xml:space="preserve"> </w:t>
+      </w:r>
       <w:r>
         <w:t>He was a tall and imposing man, older than Marcus and Shufen both</w:t>
       </w:r>
@@ -11742,7 +11798,21 @@
         <w:rPr>
           <w:rFonts w:eastAsia="Times New Roman"/>
         </w:rPr>
-        <w:t xml:space="preserve">, and a miniature Zen garden </w:t>
+        <w:t xml:space="preserve">, and a miniature </w:t>
+      </w:r>
+      <w:proofErr w:type="gramStart"/>
+      <w:r>
+        <w:rPr>
+          <w:rFonts w:eastAsia="Times New Roman"/>
+        </w:rPr>
+        <w:t>Zen garden</w:t>
+      </w:r>
+      <w:proofErr w:type="gramEnd"/>
+      <w:r>
+        <w:rPr>
+          <w:rFonts w:eastAsia="Times New Roman"/>
+        </w:rPr>
+        <w:t xml:space="preserve"> </w:t>
       </w:r>
       <w:r>
         <w:rPr>

--- a/Peregrine 2020.docx
+++ b/Peregrine 2020.docx
@@ -2146,7 +2146,15 @@
     </w:p>
     <w:p>
       <w:r>
-        <w:t xml:space="preserve">“That scent you’re wearing is real nice,” </w:t>
+        <w:t xml:space="preserve">“That scent you’re wearing is </w:t>
+      </w:r>
+      <w:proofErr w:type="gramStart"/>
+      <w:r>
+        <w:t>real</w:t>
+      </w:r>
+      <w:proofErr w:type="gramEnd"/>
+      <w:r>
+        <w:t xml:space="preserve"> nice,” </w:t>
       </w:r>
       <w:r>
         <w:t>she</w:t>
@@ -2552,10 +2560,10 @@
         <w:t>“</w:t>
       </w:r>
       <w:r>
-        <w:t>Uh, n</w:t>
-      </w:r>
-      <w:r>
-        <w:t>o thanks,” Akiko said, loath to take further advantage of Cassandra’s generosity.</w:t>
+        <w:t xml:space="preserve">Oh, uh, I’m not hungry, but </w:t>
+      </w:r>
+      <w:r>
+        <w:t>thanks,” Akiko said, loath to take further advantage of Cassandra’s generosity.</w:t>
       </w:r>
     </w:p>
     <w:p/>
@@ -5797,7 +5805,21 @@
         <w:rPr>
           <w:lang w:eastAsia="ja-JP"/>
         </w:rPr>
-        <w:t>“Mmm, but you’re still going to, aren’t you?”</w:t>
+        <w:t>“</w:t>
+      </w:r>
+      <w:proofErr w:type="spellStart"/>
+      <w:r>
+        <w:rPr>
+          <w:lang w:eastAsia="ja-JP"/>
+        </w:rPr>
+        <w:t>Mmm</w:t>
+      </w:r>
+      <w:proofErr w:type="spellEnd"/>
+      <w:r>
+        <w:rPr>
+          <w:lang w:eastAsia="ja-JP"/>
+        </w:rPr>
+        <w:t>, but you’re still going to, aren’t you?”</w:t>
       </w:r>
     </w:p>
     <w:p>
@@ -8016,7 +8038,21 @@
         <w:rPr>
           <w:lang w:eastAsia="ja-JP"/>
         </w:rPr>
-        <w:t>We’re not gonna, y’know, wait and see if anyone else shows up?</w:t>
+        <w:t xml:space="preserve">We’re not gonna, </w:t>
+      </w:r>
+      <w:proofErr w:type="spellStart"/>
+      <w:r>
+        <w:rPr>
+          <w:lang w:eastAsia="ja-JP"/>
+        </w:rPr>
+        <w:t>y’know</w:t>
+      </w:r>
+      <w:proofErr w:type="spellEnd"/>
+      <w:r>
+        <w:rPr>
+          <w:lang w:eastAsia="ja-JP"/>
+        </w:rPr>
+        <w:t>, wait and see if anyone else shows up?</w:t>
       </w:r>
       <w:r>
         <w:rPr>
@@ -10284,7 +10320,21 @@
         <w:rPr>
           <w:rFonts w:eastAsia="Times New Roman"/>
         </w:rPr>
-        <w:t xml:space="preserve"> And Cassandra, find somewhere for your friend to sleep. I don’t care where.</w:t>
+        <w:t xml:space="preserve"> And Cassandra, find somewhere for your friend to sleep. I don’t care </w:t>
+      </w:r>
+      <w:proofErr w:type="gramStart"/>
+      <w:r>
+        <w:rPr>
+          <w:rFonts w:eastAsia="Times New Roman"/>
+        </w:rPr>
+        <w:t>where</w:t>
+      </w:r>
+      <w:proofErr w:type="gramEnd"/>
+      <w:r>
+        <w:rPr>
+          <w:rFonts w:eastAsia="Times New Roman"/>
+        </w:rPr>
+        <w:t>.</w:t>
       </w:r>
       <w:r>
         <w:rPr>
@@ -11044,8 +11094,16 @@
         <w:rPr>
           <w:rFonts w:eastAsia="Times New Roman"/>
         </w:rPr>
-        <w:t>‘cept</w:t>
-      </w:r>
+        <w:t>‘</w:t>
+      </w:r>
+      <w:proofErr w:type="spellStart"/>
+      <w:r>
+        <w:rPr>
+          <w:rFonts w:eastAsia="Times New Roman"/>
+        </w:rPr>
+        <w:t>cept</w:t>
+      </w:r>
+      <w:proofErr w:type="spellEnd"/>
       <w:r>
         <w:rPr>
           <w:rFonts w:eastAsia="Times New Roman"/>
@@ -13155,7 +13213,21 @@
         <w:rPr>
           <w:rFonts w:eastAsia="Times New Roman"/>
         </w:rPr>
-        <w:t>who’s gotta head out</w:t>
+        <w:t xml:space="preserve">who’s </w:t>
+      </w:r>
+      <w:proofErr w:type="spellStart"/>
+      <w:r>
+        <w:rPr>
+          <w:rFonts w:eastAsia="Times New Roman"/>
+        </w:rPr>
+        <w:t>gotta</w:t>
+      </w:r>
+      <w:proofErr w:type="spellEnd"/>
+      <w:r>
+        <w:rPr>
+          <w:rFonts w:eastAsia="Times New Roman"/>
+        </w:rPr>
+        <w:t xml:space="preserve"> head out</w:t>
       </w:r>
       <w:r>
         <w:rPr>
@@ -14434,12 +14506,14 @@
         </w:rPr>
         <w:t xml:space="preserve"> luxury airliner did </w:t>
       </w:r>
+      <w:proofErr w:type="gramStart"/>
       <w:r>
         <w:rPr>
           <w:rFonts w:eastAsia="Times New Roman"/>
         </w:rPr>
         <w:t>it</w:t>
       </w:r>
+      <w:proofErr w:type="gramEnd"/>
       <w:r>
         <w:rPr>
           <w:rFonts w:eastAsia="Times New Roman"/>

--- a/Peregrine 2020.docx
+++ b/Peregrine 2020.docx
@@ -789,13 +789,16 @@
         <w:t xml:space="preserve">s </w:t>
       </w:r>
       <w:r>
-        <w:t>were inconclusive</w:t>
-      </w:r>
-      <w:r>
-        <w:t>, and that there was nothing he could do to help.</w:t>
-      </w:r>
-      <w:r>
-        <w:t xml:space="preserve"> </w:t>
+        <w:t xml:space="preserve">were </w:t>
+      </w:r>
+      <w:r>
+        <w:t>inconsistent</w:t>
+      </w:r>
+      <w:r>
+        <w:t>, and that there was nothing he could do to help</w:t>
+      </w:r>
+      <w:r>
+        <w:t>.</w:t>
       </w:r>
     </w:p>
     <w:p>
@@ -2502,10 +2505,7 @@
         <w:t xml:space="preserve"> polite. Bet you’re </w:t>
       </w:r>
       <w:r>
-        <w:t>popular with the boys</w:t>
-      </w:r>
-      <w:r>
-        <w:t>. Or girls, if that’s your thing</w:t>
+        <w:t>popular</w:t>
       </w:r>
       <w:r>
         <w:t>.”</w:t>
@@ -2560,26 +2560,33 @@
         <w:t>“</w:t>
       </w:r>
       <w:r>
-        <w:t xml:space="preserve">Oh, uh, I’m not hungry, but </w:t>
+        <w:t xml:space="preserve">I’m not hungry, but </w:t>
       </w:r>
       <w:r>
         <w:t>thanks,” Akiko said, loath to take further advantage of Cassandra’s generosity.</w:t>
       </w:r>
     </w:p>
-    <w:p/>
-    <w:p>
+    <w:p>
+      <w:r>
+        <w:t>With her companion gone</w:t>
+      </w:r>
+      <w:r>
+        <w:t xml:space="preserve">, Akiko </w:t>
+      </w:r>
+      <w:r>
+        <w:t xml:space="preserve">turned to her smartphone for entertainment. She scrolled past a menagerie of language, dating, and social media apps that she rarely used and opened up an old game that she had installed on a whim. It was a stupid thing, whose only </w:t>
+      </w:r>
       <w:r>
         <w:lastRenderedPageBreak/>
-        <w:t xml:space="preserve">Before Akiko could respond, the door to the observation car slid open, </w:t>
-      </w:r>
-      <w:r>
-        <w:t>and</w:t>
-      </w:r>
-      <w:r>
-        <w:t xml:space="preserve"> a man </w:t>
-      </w:r>
-      <w:r>
-        <w:t>stepped through whom</w:t>
+        <w:t xml:space="preserve">redeeming quality was a cast full of pretty girls, but watching the scenery fly by had begun to bore her, and this was the best option that occurred to her. </w:t>
+      </w:r>
+    </w:p>
+    <w:p>
+      <w:r>
+        <w:t>When the door the observation car slid open, she looked up from the device with more excitement than even she would have expected, only to see not Cassandra, but a man</w:t>
+      </w:r>
+      <w:r>
+        <w:t xml:space="preserve"> whom</w:t>
       </w:r>
       <w:r>
         <w:t xml:space="preserve"> </w:t>
@@ -2607,6 +2614,9 @@
       </w:r>
       <w:r>
         <w:t>, complete with silver epaulettes, had a patch on the left arm bearing the familiar icon of a rose.</w:t>
+      </w:r>
+      <w:r>
+        <w:t xml:space="preserve"> Another fucking bureaucrat. </w:t>
       </w:r>
     </w:p>
     <w:p/>
@@ -2682,6 +2692,7 @@
         <w:rPr>
           <w:lang w:eastAsia="ja-JP"/>
         </w:rPr>
+        <w:lastRenderedPageBreak/>
         <w:t xml:space="preserve">Cassandra </w:t>
       </w:r>
       <w:r>
@@ -2835,641 +2846,667 @@
         <w:rPr>
           <w:lang w:eastAsia="ja-JP"/>
         </w:rPr>
+        <w:t xml:space="preserve">The </w:t>
+      </w:r>
+      <w:r>
+        <w:rPr>
+          <w:lang w:eastAsia="ja-JP"/>
+        </w:rPr>
+        <w:t xml:space="preserve">thin </w:t>
+      </w:r>
+      <w:r>
+        <w:rPr>
+          <w:lang w:eastAsia="ja-JP"/>
+        </w:rPr>
+        <w:t xml:space="preserve">man at the wheel, the one </w:t>
+      </w:r>
+      <w:r>
+        <w:rPr>
+          <w:lang w:eastAsia="ja-JP"/>
+        </w:rPr>
+        <w:t xml:space="preserve">who </w:t>
+      </w:r>
+      <w:r>
+        <w:rPr>
+          <w:lang w:eastAsia="ja-JP"/>
+        </w:rPr>
+        <w:t xml:space="preserve">had </w:t>
+      </w:r>
+      <w:r>
+        <w:rPr>
+          <w:lang w:eastAsia="ja-JP"/>
+        </w:rPr>
+        <w:t>nearly</w:t>
+      </w:r>
+      <w:r>
+        <w:rPr>
+          <w:lang w:eastAsia="ja-JP"/>
+        </w:rPr>
+        <w:t xml:space="preserve"> </w:t>
+      </w:r>
+      <w:r>
+        <w:rPr>
+          <w:lang w:eastAsia="ja-JP"/>
+        </w:rPr>
+        <w:t>launched</w:t>
+      </w:r>
+      <w:r>
+        <w:rPr>
+          <w:lang w:eastAsia="ja-JP"/>
+        </w:rPr>
+        <w:t xml:space="preserve"> her out of her seat, was her twin brother, Elias. </w:t>
+      </w:r>
+      <w:r>
+        <w:rPr>
+          <w:lang w:eastAsia="ja-JP"/>
+        </w:rPr>
+        <w:t xml:space="preserve">In the years since </w:t>
+      </w:r>
+      <w:r>
+        <w:rPr>
+          <w:lang w:eastAsia="ja-JP"/>
+        </w:rPr>
+        <w:t>they’d last met</w:t>
+      </w:r>
+      <w:r>
+        <w:rPr>
+          <w:lang w:eastAsia="ja-JP"/>
+        </w:rPr>
+        <w:t>, she had forgotten what it was like to ride with him, as much as he insisted that he was in control at all times.</w:t>
+      </w:r>
+    </w:p>
+    <w:p>
+      <w:pPr>
+        <w:rPr>
+          <w:lang w:eastAsia="ja-JP"/>
+        </w:rPr>
+      </w:pPr>
+      <w:r>
+        <w:rPr>
+          <w:lang w:eastAsia="ja-JP"/>
+        </w:rPr>
+        <w:t>“</w:t>
+      </w:r>
+      <w:r>
+        <w:rPr>
+          <w:lang w:eastAsia="ja-JP"/>
+        </w:rPr>
+        <w:t>A</w:t>
+      </w:r>
+      <w:r>
+        <w:rPr>
+          <w:lang w:eastAsia="ja-JP"/>
+        </w:rPr>
+        <w:t>ah</w:t>
+      </w:r>
+      <w:r>
+        <w:rPr>
+          <w:lang w:eastAsia="ja-JP"/>
+        </w:rPr>
+        <w:t>, we’re here</w:t>
+      </w:r>
+      <w:r>
+        <w:rPr>
+          <w:lang w:eastAsia="ja-JP"/>
+        </w:rPr>
+        <w:t>!</w:t>
+      </w:r>
+      <w:r>
+        <w:rPr>
+          <w:lang w:eastAsia="ja-JP"/>
+        </w:rPr>
+        <w:t xml:space="preserve"> Go ahead and get out, </w:t>
+      </w:r>
+      <w:r>
+        <w:rPr>
+          <w:lang w:eastAsia="ja-JP"/>
+        </w:rPr>
+        <w:t>little sis</w:t>
+      </w:r>
+      <w:r>
+        <w:rPr>
+          <w:lang w:eastAsia="ja-JP"/>
+        </w:rPr>
+        <w:t>.</w:t>
+      </w:r>
+      <w:r>
+        <w:rPr>
+          <w:lang w:eastAsia="ja-JP"/>
+        </w:rPr>
+        <w:t xml:space="preserve"> I’ll talk to the valet</w:t>
+      </w:r>
+      <w:r>
+        <w:rPr>
+          <w:lang w:eastAsia="ja-JP"/>
+        </w:rPr>
+        <w:t xml:space="preserve">,” </w:t>
+      </w:r>
+      <w:r>
+        <w:rPr>
+          <w:lang w:eastAsia="ja-JP"/>
+        </w:rPr>
+        <w:t>Elias</w:t>
+      </w:r>
+      <w:r>
+        <w:rPr>
+          <w:lang w:eastAsia="ja-JP"/>
+        </w:rPr>
+        <w:t xml:space="preserve"> said in Mandarin, adjusting his </w:t>
+      </w:r>
+      <w:r>
+        <w:rPr>
+          <w:lang w:eastAsia="ja-JP"/>
+        </w:rPr>
+        <w:t>spectacles</w:t>
+      </w:r>
+      <w:r>
+        <w:rPr>
+          <w:lang w:eastAsia="ja-JP"/>
+        </w:rPr>
+        <w:t xml:space="preserve">. </w:t>
+      </w:r>
+    </w:p>
+    <w:p>
+      <w:pPr>
+        <w:rPr>
+          <w:lang w:eastAsia="ja-JP"/>
+        </w:rPr>
+      </w:pPr>
+      <w:r>
+        <w:rPr>
+          <w:lang w:eastAsia="ja-JP"/>
+        </w:rPr>
+        <w:t>“I’m driving next time,” Cassandra replied</w:t>
+      </w:r>
+      <w:r>
+        <w:rPr>
+          <w:lang w:eastAsia="ja-JP"/>
+        </w:rPr>
+        <w:t>.</w:t>
+      </w:r>
+    </w:p>
+    <w:p>
+      <w:pPr>
+        <w:rPr>
+          <w:lang w:eastAsia="ja-JP"/>
+        </w:rPr>
+      </w:pPr>
+      <w:r>
+        <w:rPr>
+          <w:lang w:eastAsia="ja-JP"/>
+        </w:rPr>
+        <w:t>“</w:t>
+      </w:r>
+      <w:r>
+        <w:rPr>
+          <w:lang w:eastAsia="ja-JP"/>
+        </w:rPr>
+        <w:t>Is</w:t>
+      </w:r>
+      <w:r>
+        <w:rPr>
+          <w:lang w:eastAsia="ja-JP"/>
+        </w:rPr>
+        <w:t xml:space="preserve"> there going to be a next time?</w:t>
+      </w:r>
+      <w:r>
+        <w:rPr>
+          <w:lang w:eastAsia="ja-JP"/>
+        </w:rPr>
+        <w:t xml:space="preserve"> I thought you’ll be heading straight to the hotel with mother after </w:t>
+      </w:r>
+      <w:r>
+        <w:rPr>
+          <w:lang w:eastAsia="ja-JP"/>
+        </w:rPr>
+        <w:t>this</w:t>
+      </w:r>
+      <w:r>
+        <w:rPr>
+          <w:lang w:eastAsia="ja-JP"/>
+        </w:rPr>
+        <w:t xml:space="preserve">. Not that I wouldn’t be happy to treat you </w:t>
+      </w:r>
+      <w:r>
+        <w:rPr>
+          <w:lang w:eastAsia="ja-JP"/>
+        </w:rPr>
+        <w:t>at</w:t>
+      </w:r>
+      <w:r>
+        <w:rPr>
+          <w:lang w:eastAsia="ja-JP"/>
+        </w:rPr>
+        <w:t xml:space="preserve"> another restaurant</w:t>
+      </w:r>
+      <w:r>
+        <w:rPr>
+          <w:lang w:eastAsia="ja-JP"/>
+        </w:rPr>
+        <w:t>, hah</w:t>
+      </w:r>
+      <w:r>
+        <w:rPr>
+          <w:lang w:eastAsia="ja-JP"/>
+        </w:rPr>
+        <w:t>a</w:t>
+      </w:r>
+      <w:r>
+        <w:rPr>
+          <w:lang w:eastAsia="ja-JP"/>
+        </w:rPr>
+        <w:t>.</w:t>
+      </w:r>
+      <w:r>
+        <w:rPr>
+          <w:lang w:eastAsia="ja-JP"/>
+        </w:rPr>
+        <w:t xml:space="preserve"> You barely ate anything tonight.</w:t>
+      </w:r>
+      <w:r>
+        <w:rPr>
+          <w:lang w:eastAsia="ja-JP"/>
+        </w:rPr>
+        <w:t>”</w:t>
+      </w:r>
+    </w:p>
+    <w:p>
+      <w:pPr>
+        <w:rPr>
+          <w:lang w:eastAsia="ja-JP"/>
+        </w:rPr>
+      </w:pPr>
+      <w:r>
+        <w:rPr>
+          <w:lang w:eastAsia="ja-JP"/>
+        </w:rPr>
+        <w:t>“Y</w:t>
+      </w:r>
+      <w:r>
+        <w:rPr>
+          <w:lang w:eastAsia="ja-JP"/>
+        </w:rPr>
+        <w:t>ou say that like</w:t>
+      </w:r>
+      <w:r>
+        <w:rPr>
+          <w:lang w:eastAsia="ja-JP"/>
+        </w:rPr>
+        <w:t xml:space="preserve"> </w:t>
+      </w:r>
+      <w:r>
+        <w:rPr>
+          <w:lang w:eastAsia="ja-JP"/>
+        </w:rPr>
+        <w:t>I’ll</w:t>
+      </w:r>
+      <w:r>
+        <w:rPr>
+          <w:lang w:eastAsia="ja-JP"/>
+        </w:rPr>
+        <w:t xml:space="preserve"> never</w:t>
+      </w:r>
+      <w:r>
+        <w:rPr>
+          <w:lang w:eastAsia="ja-JP"/>
+        </w:rPr>
+        <w:t xml:space="preserve"> see you </w:t>
+      </w:r>
+      <w:r>
+        <w:rPr>
+          <w:lang w:eastAsia="ja-JP"/>
+        </w:rPr>
+        <w:t>again</w:t>
+      </w:r>
+      <w:r>
+        <w:rPr>
+          <w:lang w:eastAsia="ja-JP"/>
+        </w:rPr>
+        <w:t>.</w:t>
+      </w:r>
+      <w:r>
+        <w:rPr>
+          <w:lang w:eastAsia="ja-JP"/>
+        </w:rPr>
+        <w:t xml:space="preserve"> We live in different </w:t>
+      </w:r>
+      <w:r>
+        <w:rPr>
+          <w:lang w:eastAsia="ja-JP"/>
+        </w:rPr>
+        <w:t>countries</w:t>
+      </w:r>
+      <w:r>
+        <w:rPr>
+          <w:lang w:eastAsia="ja-JP"/>
+        </w:rPr>
+        <w:t xml:space="preserve">, not </w:t>
+      </w:r>
+      <w:r>
+        <w:rPr>
+          <w:lang w:eastAsia="ja-JP"/>
+        </w:rPr>
+        <w:t xml:space="preserve">on </w:t>
+      </w:r>
+      <w:r>
+        <w:rPr>
+          <w:lang w:eastAsia="ja-JP"/>
+        </w:rPr>
+        <w:t>different planets.</w:t>
+      </w:r>
+      <w:r>
+        <w:rPr>
+          <w:lang w:eastAsia="ja-JP"/>
+        </w:rPr>
+        <w:t>”</w:t>
+      </w:r>
+    </w:p>
+    <w:p>
+      <w:pPr>
+        <w:rPr>
+          <w:lang w:eastAsia="ja-JP"/>
+        </w:rPr>
+      </w:pPr>
+      <w:r>
+        <w:rPr>
+          <w:lang w:eastAsia="ja-JP"/>
+        </w:rPr>
+        <w:t xml:space="preserve">“Fair enough. Maybe </w:t>
+      </w:r>
+      <w:r>
+        <w:rPr>
+          <w:lang w:eastAsia="ja-JP"/>
+        </w:rPr>
+        <w:t>I can come visit you and mother in Montreal</w:t>
+      </w:r>
+      <w:r>
+        <w:rPr>
+          <w:lang w:eastAsia="ja-JP"/>
+        </w:rPr>
+        <w:t>.</w:t>
+      </w:r>
+      <w:r>
+        <w:rPr>
+          <w:lang w:eastAsia="ja-JP"/>
+        </w:rPr>
+        <w:t>”</w:t>
+      </w:r>
+    </w:p>
+    <w:p>
+      <w:pPr>
+        <w:rPr>
+          <w:lang w:eastAsia="ja-JP"/>
+        </w:rPr>
+      </w:pPr>
+      <w:r>
+        <w:rPr>
+          <w:lang w:eastAsia="ja-JP"/>
+        </w:rPr>
+        <w:t>“I’m sure</w:t>
+      </w:r>
+      <w:r>
+        <w:rPr>
+          <w:lang w:eastAsia="ja-JP"/>
+        </w:rPr>
+        <w:t xml:space="preserve"> she’d </w:t>
+      </w:r>
+      <w:r>
+        <w:rPr>
+          <w:lang w:eastAsia="ja-JP"/>
+        </w:rPr>
+        <w:t>love to see you</w:t>
+      </w:r>
+      <w:r>
+        <w:rPr>
+          <w:lang w:eastAsia="ja-JP"/>
+        </w:rPr>
+        <w:t>,” Cassandra said, lying through her teeth.</w:t>
+      </w:r>
+      <w:r>
+        <w:rPr>
+          <w:lang w:eastAsia="ja-JP"/>
+        </w:rPr>
+        <w:t xml:space="preserve"> The </w:t>
+      </w:r>
+      <w:r>
+        <w:rPr>
+          <w:lang w:eastAsia="ja-JP"/>
+        </w:rPr>
+        <w:t>truth</w:t>
+      </w:r>
+      <w:r>
+        <w:rPr>
+          <w:lang w:eastAsia="ja-JP"/>
+        </w:rPr>
+        <w:t xml:space="preserve"> was that she had no idea what would happen when Elias and Shufen met again after five long years. Her </w:t>
+      </w:r>
+      <w:r>
+        <w:rPr>
+          <w:lang w:eastAsia="ja-JP"/>
+        </w:rPr>
+        <w:t>sibling</w:t>
+      </w:r>
+      <w:r>
+        <w:rPr>
+          <w:lang w:eastAsia="ja-JP"/>
+        </w:rPr>
+        <w:t xml:space="preserve"> had always chafed under their mother’s strict parenting, and </w:t>
+      </w:r>
+      <w:r>
+        <w:rPr>
+          <w:lang w:eastAsia="ja-JP"/>
+        </w:rPr>
+        <w:t xml:space="preserve">leaving </w:t>
+      </w:r>
+      <w:r>
+        <w:rPr>
+          <w:lang w:eastAsia="ja-JP"/>
+        </w:rPr>
+        <w:t xml:space="preserve">for Seattle to </w:t>
+      </w:r>
+      <w:r>
+        <w:rPr>
+          <w:lang w:eastAsia="ja-JP"/>
+        </w:rPr>
+        <w:t xml:space="preserve">help </w:t>
+      </w:r>
+      <w:r>
+        <w:rPr>
+          <w:lang w:eastAsia="ja-JP"/>
+        </w:rPr>
+        <w:t>find allies for the union only further estranged him</w:t>
+      </w:r>
+      <w:r>
+        <w:rPr>
+          <w:lang w:eastAsia="ja-JP"/>
+        </w:rPr>
+        <w:t>.</w:t>
+      </w:r>
+    </w:p>
+    <w:p>
+      <w:pPr>
+        <w:rPr>
+          <w:lang w:eastAsia="ja-JP"/>
+        </w:rPr>
+      </w:pPr>
+      <w:r>
+        <w:rPr>
+          <w:lang w:eastAsia="ja-JP"/>
+        </w:rPr>
+        <w:t>After leaving the valet with a healthy tip,</w:t>
+      </w:r>
+      <w:r>
+        <w:rPr>
+          <w:lang w:eastAsia="ja-JP"/>
+        </w:rPr>
+        <w:t xml:space="preserve"> the </w:t>
+      </w:r>
+      <w:r>
+        <w:rPr>
+          <w:lang w:eastAsia="ja-JP"/>
+        </w:rPr>
+        <w:t>twins walked past rows of poplars to the convention center’s main gat</w:t>
+      </w:r>
+      <w:r>
+        <w:rPr>
+          <w:lang w:eastAsia="ja-JP"/>
+        </w:rPr>
+        <w:t xml:space="preserve">e, where their mother was already waiting for them. </w:t>
+      </w:r>
+      <w:r>
+        <w:rPr>
+          <w:lang w:eastAsia="ja-JP"/>
+        </w:rPr>
+        <w:t>Much like Cassandra, she was dressed in a</w:t>
+      </w:r>
+      <w:r>
+        <w:rPr>
+          <w:lang w:eastAsia="ja-JP"/>
+        </w:rPr>
+        <w:t xml:space="preserve">n </w:t>
+      </w:r>
+      <w:r>
+        <w:rPr>
+          <w:lang w:eastAsia="ja-JP"/>
+        </w:rPr>
+        <w:t xml:space="preserve">opulent </w:t>
+      </w:r>
+      <w:r>
+        <w:rPr>
+          <w:lang w:eastAsia="ja-JP"/>
+        </w:rPr>
+        <w:t xml:space="preserve">amaranthine </w:t>
+      </w:r>
+      <w:r>
+        <w:rPr>
+          <w:lang w:eastAsia="ja-JP"/>
+        </w:rPr>
+        <w:t>qipao,</w:t>
+      </w:r>
+      <w:r>
+        <w:rPr>
+          <w:lang w:eastAsia="ja-JP"/>
+        </w:rPr>
+        <w:t xml:space="preserve"> both of them</w:t>
+      </w:r>
+      <w:r>
+        <w:rPr>
+          <w:lang w:eastAsia="ja-JP"/>
+        </w:rPr>
+        <w:t xml:space="preserve"> standing in stark contrast to Elias’ plain black suit.</w:t>
+      </w:r>
+      <w:r>
+        <w:rPr>
+          <w:lang w:eastAsia="ja-JP"/>
+        </w:rPr>
+        <w:t xml:space="preserve"> </w:t>
+      </w:r>
+    </w:p>
+    <w:p>
+      <w:pPr>
+        <w:rPr>
+          <w:lang w:eastAsia="ja-JP"/>
+        </w:rPr>
+      </w:pPr>
+      <w:r>
+        <w:rPr>
+          <w:lang w:eastAsia="ja-JP"/>
+        </w:rPr>
+        <w:t>“</w:t>
+      </w:r>
+      <w:r>
+        <w:rPr>
+          <w:lang w:eastAsia="ja-JP"/>
+        </w:rPr>
+        <w:t>There you are, girl. You kept me waiting,” Shufen said.</w:t>
+      </w:r>
+      <w:r>
+        <w:rPr>
+          <w:lang w:eastAsia="ja-JP"/>
+        </w:rPr>
+        <w:t xml:space="preserve"> “Please tell me you weren’t off on a tryst with some new paramour.</w:t>
+      </w:r>
+      <w:r>
+        <w:rPr>
+          <w:lang w:eastAsia="ja-JP"/>
+        </w:rPr>
+        <w:t>”</w:t>
+      </w:r>
+    </w:p>
+    <w:p>
+      <w:pPr>
+        <w:rPr>
+          <w:lang w:eastAsia="ja-JP"/>
+        </w:rPr>
+      </w:pPr>
+      <w:r>
+        <w:rPr>
+          <w:lang w:eastAsia="ja-JP"/>
+        </w:rPr>
+        <w:t>“</w:t>
+      </w:r>
+      <w:r>
+        <w:rPr>
+          <w:lang w:eastAsia="ja-JP"/>
+        </w:rPr>
+        <w:t>O</w:t>
+      </w:r>
+      <w:r>
+        <w:rPr>
+          <w:lang w:eastAsia="ja-JP"/>
+        </w:rPr>
+        <w:t>h, i</w:t>
+      </w:r>
+      <w:r>
+        <w:rPr>
+          <w:lang w:eastAsia="ja-JP"/>
+        </w:rPr>
+        <w:t>t’s my fault,” Elias immediately interjected. “I</w:t>
+      </w:r>
+      <w:r>
+        <w:rPr>
+          <w:lang w:eastAsia="ja-JP"/>
+        </w:rPr>
+        <w:t xml:space="preserve"> invited her out for a meal to celebrate our reunion</w:t>
+      </w:r>
+      <w:r>
+        <w:rPr>
+          <w:lang w:eastAsia="ja-JP"/>
+        </w:rPr>
+        <w:t>, and it may have taken a bit longer than I expected.</w:t>
+      </w:r>
+      <w:r>
+        <w:rPr>
+          <w:lang w:eastAsia="ja-JP"/>
+        </w:rPr>
+        <w:t>”</w:t>
+      </w:r>
+    </w:p>
+    <w:p>
+      <w:pPr>
+        <w:pStyle w:val="Novel"/>
+      </w:pPr>
+      <w:r>
+        <w:rPr>
+          <w:lang w:eastAsia="ja-JP"/>
+        </w:rPr>
         <w:lastRenderedPageBreak/>
-        <w:t xml:space="preserve">The </w:t>
-      </w:r>
-      <w:r>
-        <w:rPr>
-          <w:lang w:eastAsia="ja-JP"/>
-        </w:rPr>
-        <w:t xml:space="preserve">thin </w:t>
-      </w:r>
-      <w:r>
-        <w:rPr>
-          <w:lang w:eastAsia="ja-JP"/>
-        </w:rPr>
-        <w:t xml:space="preserve">man at the wheel, the one </w:t>
-      </w:r>
-      <w:r>
-        <w:rPr>
-          <w:lang w:eastAsia="ja-JP"/>
-        </w:rPr>
-        <w:t xml:space="preserve">who </w:t>
-      </w:r>
-      <w:r>
-        <w:rPr>
-          <w:lang w:eastAsia="ja-JP"/>
-        </w:rPr>
-        <w:t xml:space="preserve">had </w:t>
-      </w:r>
-      <w:r>
-        <w:rPr>
-          <w:lang w:eastAsia="ja-JP"/>
-        </w:rPr>
-        <w:t>nearly</w:t>
-      </w:r>
-      <w:r>
-        <w:rPr>
-          <w:lang w:eastAsia="ja-JP"/>
-        </w:rPr>
-        <w:t xml:space="preserve"> </w:t>
-      </w:r>
-      <w:r>
-        <w:rPr>
-          <w:lang w:eastAsia="ja-JP"/>
-        </w:rPr>
-        <w:t>launched</w:t>
-      </w:r>
-      <w:r>
-        <w:rPr>
-          <w:lang w:eastAsia="ja-JP"/>
-        </w:rPr>
-        <w:t xml:space="preserve"> her out of her seat, was her twin brother, Elias. </w:t>
-      </w:r>
-      <w:r>
-        <w:rPr>
-          <w:lang w:eastAsia="ja-JP"/>
-        </w:rPr>
-        <w:t xml:space="preserve">In the years since </w:t>
-      </w:r>
-      <w:r>
-        <w:rPr>
-          <w:lang w:eastAsia="ja-JP"/>
-        </w:rPr>
-        <w:t>they’d last met</w:t>
-      </w:r>
-      <w:r>
-        <w:rPr>
-          <w:lang w:eastAsia="ja-JP"/>
-        </w:rPr>
-        <w:t>, she had forgotten what it was like to ride with him, as much as he insisted that he was in control at all times.</w:t>
-      </w:r>
-    </w:p>
-    <w:p>
-      <w:pPr>
-        <w:rPr>
-          <w:lang w:eastAsia="ja-JP"/>
-        </w:rPr>
-      </w:pPr>
-      <w:r>
-        <w:rPr>
-          <w:lang w:eastAsia="ja-JP"/>
-        </w:rPr>
-        <w:t>“</w:t>
-      </w:r>
-      <w:r>
-        <w:rPr>
-          <w:lang w:eastAsia="ja-JP"/>
-        </w:rPr>
-        <w:t>A</w:t>
-      </w:r>
-      <w:r>
-        <w:rPr>
-          <w:lang w:eastAsia="ja-JP"/>
-        </w:rPr>
-        <w:t>ah</w:t>
-      </w:r>
-      <w:r>
-        <w:rPr>
-          <w:lang w:eastAsia="ja-JP"/>
-        </w:rPr>
-        <w:t>, we’re here</w:t>
-      </w:r>
-      <w:r>
-        <w:rPr>
-          <w:lang w:eastAsia="ja-JP"/>
-        </w:rPr>
-        <w:t>!</w:t>
-      </w:r>
-      <w:r>
-        <w:rPr>
-          <w:lang w:eastAsia="ja-JP"/>
-        </w:rPr>
-        <w:t xml:space="preserve"> Go ahead and get out, </w:t>
-      </w:r>
-      <w:r>
-        <w:rPr>
-          <w:lang w:eastAsia="ja-JP"/>
-        </w:rPr>
-        <w:t>little sis</w:t>
-      </w:r>
-      <w:r>
-        <w:rPr>
-          <w:lang w:eastAsia="ja-JP"/>
-        </w:rPr>
-        <w:t>.</w:t>
-      </w:r>
-      <w:r>
-        <w:rPr>
-          <w:lang w:eastAsia="ja-JP"/>
-        </w:rPr>
-        <w:t xml:space="preserve"> I’ll talk to the valet</w:t>
-      </w:r>
-      <w:r>
-        <w:rPr>
-          <w:lang w:eastAsia="ja-JP"/>
-        </w:rPr>
-        <w:t xml:space="preserve">,” </w:t>
-      </w:r>
-      <w:r>
-        <w:rPr>
-          <w:lang w:eastAsia="ja-JP"/>
-        </w:rPr>
-        <w:t>Elias</w:t>
-      </w:r>
-      <w:r>
-        <w:rPr>
-          <w:lang w:eastAsia="ja-JP"/>
-        </w:rPr>
-        <w:t xml:space="preserve"> said in Mandarin, adjusting his </w:t>
-      </w:r>
-      <w:r>
-        <w:rPr>
-          <w:lang w:eastAsia="ja-JP"/>
-        </w:rPr>
-        <w:t>spectacles</w:t>
-      </w:r>
-      <w:r>
-        <w:rPr>
-          <w:lang w:eastAsia="ja-JP"/>
-        </w:rPr>
-        <w:t xml:space="preserve">. </w:t>
-      </w:r>
-    </w:p>
-    <w:p>
-      <w:pPr>
-        <w:rPr>
-          <w:lang w:eastAsia="ja-JP"/>
-        </w:rPr>
-      </w:pPr>
-      <w:r>
-        <w:rPr>
-          <w:lang w:eastAsia="ja-JP"/>
-        </w:rPr>
-        <w:t>“I’m driving next time,” Cassandra replied</w:t>
-      </w:r>
-      <w:r>
-        <w:rPr>
-          <w:lang w:eastAsia="ja-JP"/>
-        </w:rPr>
-        <w:t>.</w:t>
-      </w:r>
-    </w:p>
-    <w:p>
-      <w:pPr>
-        <w:rPr>
-          <w:lang w:eastAsia="ja-JP"/>
-        </w:rPr>
-      </w:pPr>
-      <w:r>
-        <w:rPr>
-          <w:lang w:eastAsia="ja-JP"/>
-        </w:rPr>
-        <w:t>“</w:t>
-      </w:r>
-      <w:r>
-        <w:rPr>
-          <w:lang w:eastAsia="ja-JP"/>
-        </w:rPr>
-        <w:t>Is</w:t>
-      </w:r>
-      <w:r>
-        <w:rPr>
-          <w:lang w:eastAsia="ja-JP"/>
-        </w:rPr>
-        <w:t xml:space="preserve"> there going to be a next time?</w:t>
-      </w:r>
-      <w:r>
-        <w:rPr>
-          <w:lang w:eastAsia="ja-JP"/>
-        </w:rPr>
-        <w:t xml:space="preserve"> I thought you’ll be heading straight to the hotel with mother after </w:t>
-      </w:r>
-      <w:r>
-        <w:rPr>
-          <w:lang w:eastAsia="ja-JP"/>
-        </w:rPr>
-        <w:t>this</w:t>
-      </w:r>
-      <w:r>
-        <w:rPr>
-          <w:lang w:eastAsia="ja-JP"/>
-        </w:rPr>
-        <w:t xml:space="preserve">. Not that I wouldn’t be happy to treat you </w:t>
-      </w:r>
-      <w:r>
-        <w:rPr>
-          <w:lang w:eastAsia="ja-JP"/>
-        </w:rPr>
-        <w:t>at</w:t>
-      </w:r>
-      <w:r>
-        <w:rPr>
-          <w:lang w:eastAsia="ja-JP"/>
-        </w:rPr>
-        <w:t xml:space="preserve"> another restaurant</w:t>
-      </w:r>
-      <w:r>
-        <w:rPr>
-          <w:lang w:eastAsia="ja-JP"/>
-        </w:rPr>
-        <w:t>, hah</w:t>
-      </w:r>
-      <w:r>
-        <w:rPr>
-          <w:lang w:eastAsia="ja-JP"/>
-        </w:rPr>
-        <w:t>a</w:t>
-      </w:r>
-      <w:r>
-        <w:rPr>
-          <w:lang w:eastAsia="ja-JP"/>
-        </w:rPr>
-        <w:t>.</w:t>
-      </w:r>
-      <w:r>
-        <w:rPr>
-          <w:lang w:eastAsia="ja-JP"/>
-        </w:rPr>
-        <w:t xml:space="preserve"> You barely ate anything tonight.</w:t>
-      </w:r>
-      <w:r>
-        <w:rPr>
-          <w:lang w:eastAsia="ja-JP"/>
-        </w:rPr>
-        <w:t>”</w:t>
-      </w:r>
-    </w:p>
-    <w:p>
-      <w:pPr>
-        <w:rPr>
-          <w:lang w:eastAsia="ja-JP"/>
-        </w:rPr>
-      </w:pPr>
-      <w:r>
-        <w:rPr>
-          <w:lang w:eastAsia="ja-JP"/>
-        </w:rPr>
-        <w:t>“Y</w:t>
-      </w:r>
-      <w:r>
-        <w:rPr>
-          <w:lang w:eastAsia="ja-JP"/>
-        </w:rPr>
-        <w:t>ou say that like</w:t>
-      </w:r>
-      <w:r>
-        <w:rPr>
-          <w:lang w:eastAsia="ja-JP"/>
-        </w:rPr>
-        <w:t xml:space="preserve"> </w:t>
-      </w:r>
-      <w:r>
-        <w:rPr>
-          <w:lang w:eastAsia="ja-JP"/>
-        </w:rPr>
-        <w:t>I’ll</w:t>
-      </w:r>
-      <w:r>
-        <w:rPr>
-          <w:lang w:eastAsia="ja-JP"/>
-        </w:rPr>
-        <w:t xml:space="preserve"> never</w:t>
-      </w:r>
-      <w:r>
-        <w:rPr>
-          <w:lang w:eastAsia="ja-JP"/>
-        </w:rPr>
-        <w:t xml:space="preserve"> see you </w:t>
-      </w:r>
-      <w:r>
-        <w:rPr>
-          <w:lang w:eastAsia="ja-JP"/>
-        </w:rPr>
-        <w:t>again</w:t>
-      </w:r>
-      <w:r>
-        <w:rPr>
-          <w:lang w:eastAsia="ja-JP"/>
-        </w:rPr>
-        <w:t>.</w:t>
-      </w:r>
-      <w:r>
-        <w:rPr>
-          <w:lang w:eastAsia="ja-JP"/>
-        </w:rPr>
-        <w:t xml:space="preserve"> We live in different </w:t>
-      </w:r>
-      <w:r>
-        <w:rPr>
-          <w:lang w:eastAsia="ja-JP"/>
-        </w:rPr>
-        <w:t>countries</w:t>
-      </w:r>
-      <w:r>
-        <w:rPr>
-          <w:lang w:eastAsia="ja-JP"/>
-        </w:rPr>
-        <w:t xml:space="preserve">, not </w:t>
-      </w:r>
-      <w:r>
-        <w:rPr>
-          <w:lang w:eastAsia="ja-JP"/>
-        </w:rPr>
-        <w:t xml:space="preserve">on </w:t>
-      </w:r>
-      <w:r>
-        <w:rPr>
-          <w:lang w:eastAsia="ja-JP"/>
-        </w:rPr>
-        <w:t>different planets.</w:t>
-      </w:r>
-      <w:r>
-        <w:rPr>
-          <w:lang w:eastAsia="ja-JP"/>
-        </w:rPr>
-        <w:t>”</w:t>
-      </w:r>
-    </w:p>
-    <w:p>
-      <w:pPr>
-        <w:rPr>
-          <w:lang w:eastAsia="ja-JP"/>
-        </w:rPr>
-      </w:pPr>
-      <w:r>
-        <w:rPr>
-          <w:lang w:eastAsia="ja-JP"/>
-        </w:rPr>
-        <w:t xml:space="preserve">“Fair enough. Maybe </w:t>
-      </w:r>
-      <w:r>
-        <w:rPr>
-          <w:lang w:eastAsia="ja-JP"/>
-        </w:rPr>
-        <w:t>I can come visit you and mother in Montreal</w:t>
-      </w:r>
-      <w:r>
-        <w:rPr>
-          <w:lang w:eastAsia="ja-JP"/>
-        </w:rPr>
-        <w:t>.</w:t>
-      </w:r>
-      <w:r>
-        <w:rPr>
-          <w:lang w:eastAsia="ja-JP"/>
-        </w:rPr>
-        <w:t>”</w:t>
-      </w:r>
-    </w:p>
-    <w:p>
-      <w:pPr>
-        <w:rPr>
-          <w:lang w:eastAsia="ja-JP"/>
-        </w:rPr>
-      </w:pPr>
-      <w:r>
-        <w:rPr>
-          <w:lang w:eastAsia="ja-JP"/>
-        </w:rPr>
-        <w:t>“I’m sure</w:t>
-      </w:r>
-      <w:r>
-        <w:rPr>
-          <w:lang w:eastAsia="ja-JP"/>
-        </w:rPr>
-        <w:t xml:space="preserve"> she’d </w:t>
-      </w:r>
-      <w:r>
-        <w:rPr>
-          <w:lang w:eastAsia="ja-JP"/>
-        </w:rPr>
-        <w:t>love to see you</w:t>
-      </w:r>
-      <w:r>
-        <w:rPr>
-          <w:lang w:eastAsia="ja-JP"/>
-        </w:rPr>
-        <w:t>,” Cassandra said, lying through her teeth.</w:t>
-      </w:r>
-      <w:r>
-        <w:rPr>
-          <w:lang w:eastAsia="ja-JP"/>
-        </w:rPr>
-        <w:t xml:space="preserve"> The </w:t>
-      </w:r>
-      <w:r>
-        <w:rPr>
-          <w:lang w:eastAsia="ja-JP"/>
-        </w:rPr>
-        <w:t>truth</w:t>
-      </w:r>
-      <w:r>
-        <w:rPr>
-          <w:lang w:eastAsia="ja-JP"/>
-        </w:rPr>
-        <w:t xml:space="preserve"> was that she had no idea what would happen when Elias and Shufen met again after five long years. Her </w:t>
-      </w:r>
-      <w:r>
-        <w:rPr>
-          <w:lang w:eastAsia="ja-JP"/>
-        </w:rPr>
-        <w:t>sibling</w:t>
-      </w:r>
-      <w:r>
-        <w:rPr>
-          <w:lang w:eastAsia="ja-JP"/>
-        </w:rPr>
-        <w:t xml:space="preserve"> had always chafed under their mother’s strict parenting, and </w:t>
-      </w:r>
-      <w:r>
-        <w:rPr>
-          <w:lang w:eastAsia="ja-JP"/>
-        </w:rPr>
-        <w:t xml:space="preserve">leaving </w:t>
-      </w:r>
-      <w:r>
-        <w:rPr>
-          <w:lang w:eastAsia="ja-JP"/>
-        </w:rPr>
-        <w:t xml:space="preserve">for Seattle to </w:t>
-      </w:r>
-      <w:r>
-        <w:rPr>
-          <w:lang w:eastAsia="ja-JP"/>
-        </w:rPr>
-        <w:t xml:space="preserve">help </w:t>
-      </w:r>
-      <w:r>
-        <w:rPr>
-          <w:lang w:eastAsia="ja-JP"/>
-        </w:rPr>
-        <w:t>find allies for the union only further estranged him</w:t>
-      </w:r>
-      <w:r>
-        <w:rPr>
-          <w:lang w:eastAsia="ja-JP"/>
-        </w:rPr>
-        <w:t>.</w:t>
-      </w:r>
-    </w:p>
-    <w:p>
-      <w:pPr>
-        <w:rPr>
-          <w:lang w:eastAsia="ja-JP"/>
-        </w:rPr>
-      </w:pPr>
-      <w:r>
-        <w:rPr>
-          <w:lang w:eastAsia="ja-JP"/>
-        </w:rPr>
-        <w:t>After leaving the valet with a healthy tip,</w:t>
-      </w:r>
-      <w:r>
-        <w:rPr>
-          <w:lang w:eastAsia="ja-JP"/>
-        </w:rPr>
-        <w:t xml:space="preserve"> the </w:t>
-      </w:r>
-      <w:r>
-        <w:rPr>
-          <w:lang w:eastAsia="ja-JP"/>
-        </w:rPr>
-        <w:t>twins walked past rows of poplars to the convention center’s main gat</w:t>
-      </w:r>
-      <w:r>
-        <w:rPr>
-          <w:lang w:eastAsia="ja-JP"/>
-        </w:rPr>
-        <w:t xml:space="preserve">e, where their mother was already waiting for them. </w:t>
-      </w:r>
-      <w:r>
-        <w:rPr>
-          <w:lang w:eastAsia="ja-JP"/>
-        </w:rPr>
-        <w:t>Much like Cassandra, she was dressed in a</w:t>
-      </w:r>
-      <w:r>
-        <w:rPr>
-          <w:lang w:eastAsia="ja-JP"/>
-        </w:rPr>
-        <w:t xml:space="preserve">n </w:t>
-      </w:r>
-      <w:r>
-        <w:rPr>
-          <w:lang w:eastAsia="ja-JP"/>
-        </w:rPr>
-        <w:t xml:space="preserve">opulent </w:t>
-      </w:r>
-      <w:r>
-        <w:rPr>
-          <w:lang w:eastAsia="ja-JP"/>
-        </w:rPr>
-        <w:t xml:space="preserve">amaranthine </w:t>
-      </w:r>
-      <w:r>
-        <w:rPr>
-          <w:lang w:eastAsia="ja-JP"/>
-        </w:rPr>
-        <w:t>qipao,</w:t>
-      </w:r>
-      <w:r>
-        <w:rPr>
-          <w:lang w:eastAsia="ja-JP"/>
-        </w:rPr>
-        <w:t xml:space="preserve"> both of them</w:t>
-      </w:r>
-      <w:r>
-        <w:rPr>
-          <w:lang w:eastAsia="ja-JP"/>
-        </w:rPr>
-        <w:t xml:space="preserve"> standing in stark contrast to Elias’ plain black suit.</w:t>
-      </w:r>
-      <w:r>
-        <w:rPr>
-          <w:lang w:eastAsia="ja-JP"/>
-        </w:rPr>
-        <w:t xml:space="preserve"> </w:t>
-      </w:r>
-    </w:p>
-    <w:p>
-      <w:pPr>
-        <w:rPr>
-          <w:lang w:eastAsia="ja-JP"/>
-        </w:rPr>
-      </w:pPr>
-      <w:r>
-        <w:rPr>
-          <w:lang w:eastAsia="ja-JP"/>
-        </w:rPr>
-        <w:t>“</w:t>
-      </w:r>
-      <w:r>
-        <w:rPr>
-          <w:lang w:eastAsia="ja-JP"/>
-        </w:rPr>
-        <w:t>There you are, girl. You kept me waiting,” Shufen said.</w:t>
-      </w:r>
-      <w:r>
-        <w:rPr>
-          <w:lang w:eastAsia="ja-JP"/>
-        </w:rPr>
-        <w:t xml:space="preserve"> “Please tell me you weren’t off on a tryst with some new paramour.</w:t>
-      </w:r>
-      <w:r>
-        <w:rPr>
-          <w:lang w:eastAsia="ja-JP"/>
-        </w:rPr>
-        <w:t>”</w:t>
-      </w:r>
-    </w:p>
-    <w:p>
-      <w:pPr>
-        <w:rPr>
-          <w:lang w:eastAsia="ja-JP"/>
-        </w:rPr>
-      </w:pPr>
-      <w:r>
-        <w:rPr>
-          <w:lang w:eastAsia="ja-JP"/>
-        </w:rPr>
-        <w:t>“</w:t>
-      </w:r>
-      <w:r>
-        <w:rPr>
-          <w:lang w:eastAsia="ja-JP"/>
-        </w:rPr>
-        <w:t>O</w:t>
-      </w:r>
-      <w:r>
-        <w:rPr>
-          <w:lang w:eastAsia="ja-JP"/>
-        </w:rPr>
-        <w:t>h, i</w:t>
-      </w:r>
-      <w:r>
-        <w:rPr>
-          <w:lang w:eastAsia="ja-JP"/>
-        </w:rPr>
-        <w:t>t’s my fault,” Elias immediately interjected. “I</w:t>
-      </w:r>
-      <w:r>
-        <w:rPr>
-          <w:lang w:eastAsia="ja-JP"/>
-        </w:rPr>
-        <w:t xml:space="preserve"> invited her out for a meal to celebrate our reunion</w:t>
-      </w:r>
-      <w:r>
-        <w:rPr>
-          <w:lang w:eastAsia="ja-JP"/>
-        </w:rPr>
-        <w:t>, and it may have taken a bit longer than I expected.</w:t>
-      </w:r>
-      <w:r>
-        <w:rPr>
-          <w:lang w:eastAsia="ja-JP"/>
-        </w:rPr>
-        <w:t>”</w:t>
+        <w:t xml:space="preserve"> “</w:t>
+      </w:r>
+      <w:r>
+        <w:t>That may be so, but I know how your sister operates,” Shufen said, narrowing her eyes at Cassandra. “</w:t>
+      </w:r>
+      <w:r>
+        <w:t>Even if</w:t>
+      </w:r>
+      <w:r>
+        <w:t xml:space="preserve"> your particular brand of recklessness won'</w:t>
+      </w:r>
+      <w:r>
+        <w:t>t result in unexpected children, remember that you represent our company and our family while you’re here</w:t>
+      </w:r>
+      <w:r>
+        <w:t>.”</w:t>
       </w:r>
     </w:p>
     <w:p>
@@ -3477,33 +3514,6 @@
         <w:pStyle w:val="Novel"/>
       </w:pPr>
       <w:r>
-        <w:rPr>
-          <w:lang w:eastAsia="ja-JP"/>
-        </w:rPr>
-        <w:t xml:space="preserve"> “</w:t>
-      </w:r>
-      <w:r>
-        <w:t>That may be so, but I know how your sister operates,” Shufen said, narrowing her eyes at Cassandra. “</w:t>
-      </w:r>
-      <w:r>
-        <w:t>Even if</w:t>
-      </w:r>
-      <w:r>
-        <w:t xml:space="preserve"> your particular brand of recklessness won'</w:t>
-      </w:r>
-      <w:r>
-        <w:t>t result in unexpected children, remember that you represent our company and our family while you’re here</w:t>
-      </w:r>
-      <w:r>
-        <w:t>.”</w:t>
-      </w:r>
-    </w:p>
-    <w:p>
-      <w:pPr>
-        <w:pStyle w:val="Novel"/>
-      </w:pPr>
-      <w:r>
-        <w:lastRenderedPageBreak/>
         <w:t>“</w:t>
       </w:r>
       <w:r>
@@ -3860,6 +3870,7 @@
         <w:rPr>
           <w:lang w:eastAsia="ja-JP"/>
         </w:rPr>
+        <w:lastRenderedPageBreak/>
         <w:t>“And look who we have here,” Jackson said</w:t>
       </w:r>
       <w:r>
@@ -3934,7 +3945,6 @@
         <w:rPr>
           <w:lang w:eastAsia="ja-JP"/>
         </w:rPr>
-        <w:lastRenderedPageBreak/>
         <w:t xml:space="preserve">“If that’s what you call </w:t>
       </w:r>
       <w:r>
@@ -4450,6 +4460,7 @@
         <w:rPr>
           <w:lang w:eastAsia="ja-JP"/>
         </w:rPr>
+        <w:lastRenderedPageBreak/>
         <w:t xml:space="preserve">There was much fanfare when the sniveling little rat in question stepped on the stage. </w:t>
       </w:r>
       <w:r>
@@ -4507,7 +4518,6 @@
         <w:rPr>
           <w:lang w:eastAsia="ja-JP"/>
         </w:rPr>
-        <w:lastRenderedPageBreak/>
         <w:t>“Ladies and gentlemen,</w:t>
       </w:r>
       <w:r>
@@ -4955,20 +4965,14 @@
         <w:rPr>
           <w:lang w:eastAsia="ja-JP"/>
         </w:rPr>
+        <w:lastRenderedPageBreak/>
         <w:t xml:space="preserve">While her companions conversed across her, and Lancaster continued his introductory speech, Cassandra noticed movement out of the corner of her eye. Several of the security guards standing around the perimeter had left their posts and were making their way outside. </w:t>
       </w:r>
       <w:r>
         <w:rPr>
           <w:lang w:eastAsia="ja-JP"/>
         </w:rPr>
-        <w:t xml:space="preserve">All were </w:t>
-      </w:r>
-      <w:r>
-        <w:rPr>
-          <w:lang w:eastAsia="ja-JP"/>
-        </w:rPr>
-        <w:lastRenderedPageBreak/>
-        <w:t xml:space="preserve">wearing the </w:t>
+        <w:t xml:space="preserve">All were wearing the </w:t>
       </w:r>
       <w:r>
         <w:rPr>
@@ -5432,6 +5436,7 @@
         <w:rPr>
           <w:lang w:eastAsia="ja-JP"/>
         </w:rPr>
+        <w:lastRenderedPageBreak/>
         <w:t>“Does</w:t>
       </w:r>
       <w:r>
@@ -5512,7 +5517,6 @@
         <w:rPr>
           <w:lang w:eastAsia="ja-JP"/>
         </w:rPr>
-        <w:lastRenderedPageBreak/>
         <w:t>“</w:t>
       </w:r>
       <w:r>
@@ -5948,6 +5952,7 @@
         <w:rPr>
           <w:lang w:eastAsia="ja-JP"/>
         </w:rPr>
+        <w:lastRenderedPageBreak/>
         <w:t>“So that’s why you’re out here, is it? Nothing that goes on in there really matters</w:t>
       </w:r>
       <w:r>
@@ -6004,353 +6009,353 @@
         <w:rPr>
           <w:lang w:eastAsia="ja-JP"/>
         </w:rPr>
+        <w:t xml:space="preserve">Without a word, Cassandra joined her brother at the edge and gazed into the stars. </w:t>
+      </w:r>
+      <w:r>
+        <w:rPr>
+          <w:lang w:eastAsia="ja-JP"/>
+        </w:rPr>
+        <w:t>For a minute, they stood there together, listening to the crashing of waves below and the murmur of the crowd behind them.</w:t>
+      </w:r>
+    </w:p>
+    <w:p>
+      <w:pPr>
+        <w:rPr>
+          <w:lang w:eastAsia="ja-JP"/>
+        </w:rPr>
+      </w:pPr>
+      <w:r>
+        <w:rPr>
+          <w:lang w:eastAsia="ja-JP"/>
+        </w:rPr>
+        <w:t>“I missed having you around,</w:t>
+      </w:r>
+      <w:r>
+        <w:rPr>
+          <w:lang w:eastAsia="ja-JP"/>
+        </w:rPr>
+        <w:t xml:space="preserve"> you know. Losing you, then Chenmei, then Xiang</w:t>
+      </w:r>
+      <w:r>
+        <w:rPr>
+          <w:lang w:eastAsia="ja-JP"/>
+        </w:rPr>
+        <w:t>, all my friends from university</w:t>
+      </w:r>
+      <w:r>
+        <w:rPr>
+          <w:lang w:eastAsia="ja-JP"/>
+        </w:rPr>
+        <w:t xml:space="preserve">…it’s been lonely at home.” She closed her eyes and took a deep breath full of salty sea air, thinking of </w:t>
+      </w:r>
+      <w:r>
+        <w:rPr>
+          <w:lang w:eastAsia="ja-JP"/>
+        </w:rPr>
+        <w:t>all the</w:t>
+      </w:r>
+      <w:r>
+        <w:rPr>
+          <w:lang w:eastAsia="ja-JP"/>
+        </w:rPr>
+        <w:t xml:space="preserve"> loved ones who had exited her life. </w:t>
+      </w:r>
+    </w:p>
+    <w:p>
+      <w:pPr>
+        <w:rPr>
+          <w:lang w:eastAsia="ja-JP"/>
+        </w:rPr>
+      </w:pPr>
+      <w:r>
+        <w:rPr>
+          <w:lang w:eastAsia="ja-JP"/>
+        </w:rPr>
+        <w:t>“And I’m sure mother’s quite busy with all the turmoil around campus.”</w:t>
+      </w:r>
+    </w:p>
+    <w:p>
+      <w:pPr>
+        <w:rPr>
+          <w:lang w:eastAsia="ja-JP"/>
+        </w:rPr>
+      </w:pPr>
+      <w:r>
+        <w:rPr>
+          <w:lang w:eastAsia="ja-JP"/>
+        </w:rPr>
+        <w:t>“Turmoil that your people have been stirring up, yes.”</w:t>
+      </w:r>
+    </w:p>
+    <w:p>
+      <w:pPr>
+        <w:rPr>
+          <w:lang w:eastAsia="ja-JP"/>
+        </w:rPr>
+      </w:pPr>
+      <w:r>
+        <w:rPr>
+          <w:lang w:eastAsia="ja-JP"/>
+        </w:rPr>
+        <w:t xml:space="preserve">“Aha, I do admit I have some culpability in the matter, but the sentiment was already there. The Comintern just helped them organize.” Elias paused, taking note of his sister’s frosty demeanor. “Ahem. Still, </w:t>
+      </w:r>
+      <w:r>
+        <w:rPr>
+          <w:lang w:eastAsia="ja-JP"/>
+        </w:rPr>
+        <w:t>I’m sorry</w:t>
+      </w:r>
+      <w:r>
+        <w:rPr>
+          <w:lang w:eastAsia="ja-JP"/>
+        </w:rPr>
+        <w:t xml:space="preserve"> for making your life so </w:t>
+      </w:r>
+      <w:r>
+        <w:rPr>
+          <w:lang w:eastAsia="ja-JP"/>
+        </w:rPr>
+        <w:t>difficult</w:t>
+      </w:r>
+      <w:r>
+        <w:rPr>
+          <w:lang w:eastAsia="ja-JP"/>
+        </w:rPr>
+        <w:t>. In more ways than one</w:t>
+      </w:r>
+      <w:r>
+        <w:rPr>
+          <w:lang w:eastAsia="ja-JP"/>
+        </w:rPr>
+        <w:t>, I’m sure.”</w:t>
+      </w:r>
+    </w:p>
+    <w:p>
+      <w:pPr>
+        <w:rPr>
+          <w:lang w:eastAsia="ja-JP"/>
+        </w:rPr>
+      </w:pPr>
+      <w:r>
+        <w:rPr>
+          <w:lang w:eastAsia="ja-JP"/>
+        </w:rPr>
+        <w:t xml:space="preserve">“You did what you had to. </w:t>
+      </w:r>
+      <w:r>
+        <w:rPr>
+          <w:lang w:eastAsia="ja-JP"/>
+        </w:rPr>
+        <w:t>I c</w:t>
+      </w:r>
+      <w:r>
+        <w:rPr>
+          <w:lang w:eastAsia="ja-JP"/>
+        </w:rPr>
+        <w:t>an hardly blame you for –</w:t>
+      </w:r>
+      <w:r>
+        <w:rPr>
+          <w:lang w:eastAsia="ja-JP"/>
+        </w:rPr>
+        <w:t xml:space="preserve"> wait. What’s that?</w:t>
+      </w:r>
+      <w:r>
+        <w:rPr>
+          <w:lang w:eastAsia="ja-JP"/>
+        </w:rPr>
+        <w:t>”</w:t>
+      </w:r>
+    </w:p>
+    <w:p>
+      <w:pPr>
+        <w:rPr>
+          <w:lang w:eastAsia="ja-JP"/>
+        </w:rPr>
+      </w:pPr>
+      <w:r>
+        <w:rPr>
+          <w:lang w:eastAsia="ja-JP"/>
+        </w:rPr>
+        <w:t xml:space="preserve">The first bomb exploded on the far side of the </w:t>
+      </w:r>
+      <w:r>
+        <w:rPr>
+          <w:lang w:eastAsia="ja-JP"/>
+        </w:rPr>
+        <w:t>w</w:t>
+      </w:r>
+      <w:r>
+        <w:rPr>
+          <w:lang w:eastAsia="ja-JP"/>
+        </w:rPr>
+        <w:t>ing</w:t>
+      </w:r>
+      <w:r>
+        <w:rPr>
+          <w:lang w:eastAsia="ja-JP"/>
+        </w:rPr>
+        <w:t xml:space="preserve">, and so Cassandra at first mistook its tremors for an earthquake. The second bomb </w:t>
+      </w:r>
+      <w:r>
+        <w:rPr>
+          <w:lang w:eastAsia="ja-JP"/>
+        </w:rPr>
+        <w:t>exploded</w:t>
+      </w:r>
+      <w:r>
+        <w:rPr>
+          <w:lang w:eastAsia="ja-JP"/>
+        </w:rPr>
+        <w:t xml:space="preserve"> on their side, putting to rest that false assumption with a burst </w:t>
+      </w:r>
+      <w:r>
+        <w:rPr>
+          <w:lang w:eastAsia="ja-JP"/>
+        </w:rPr>
+        <w:t>of</w:t>
+      </w:r>
+      <w:r>
+        <w:rPr>
+          <w:lang w:eastAsia="ja-JP"/>
+        </w:rPr>
+        <w:t xml:space="preserve"> f</w:t>
+      </w:r>
+      <w:r>
+        <w:rPr>
+          <w:lang w:eastAsia="ja-JP"/>
+        </w:rPr>
+        <w:t>lame</w:t>
+      </w:r>
+      <w:r>
+        <w:rPr>
+          <w:lang w:eastAsia="ja-JP"/>
+        </w:rPr>
+        <w:t xml:space="preserve"> and shrapnel close enough for both brother and sister to feel the heat. </w:t>
+      </w:r>
+    </w:p>
+    <w:p>
+      <w:pPr>
+        <w:rPr>
+          <w:lang w:eastAsia="ja-JP"/>
+        </w:rPr>
+      </w:pPr>
+      <w:r>
+        <w:rPr>
+          <w:lang w:eastAsia="ja-JP"/>
+        </w:rPr>
+        <w:t>Cassandra didn’t react immediately. It took her almost three seconds of staring, listening to the ringing in her ears, before her instincts compelled</w:t>
+      </w:r>
+      <w:r>
+        <w:rPr>
+          <w:lang w:eastAsia="ja-JP"/>
+        </w:rPr>
+        <w:t xml:space="preserve"> her</w:t>
+      </w:r>
+      <w:r>
+        <w:rPr>
+          <w:lang w:eastAsia="ja-JP"/>
+        </w:rPr>
+        <w:t xml:space="preserve"> </w:t>
+      </w:r>
+      <w:r>
+        <w:rPr>
+          <w:lang w:eastAsia="ja-JP"/>
+        </w:rPr>
+        <w:t>towards</w:t>
+      </w:r>
+      <w:r>
+        <w:rPr>
+          <w:lang w:eastAsia="ja-JP"/>
+        </w:rPr>
+        <w:t xml:space="preserve"> the fire.</w:t>
+      </w:r>
+    </w:p>
+    <w:p>
+      <w:pPr>
+        <w:rPr>
+          <w:lang w:eastAsia="ja-JP"/>
+        </w:rPr>
+      </w:pPr>
+      <w:r>
+        <w:rPr>
+          <w:lang w:eastAsia="ja-JP"/>
+        </w:rPr>
+        <w:t xml:space="preserve">“Little sis, wait!” Elias barked. “The </w:t>
+      </w:r>
+      <w:r>
+        <w:rPr>
+          <w:lang w:eastAsia="ja-JP"/>
+        </w:rPr>
+        <w:t>w</w:t>
+      </w:r>
+      <w:r>
+        <w:rPr>
+          <w:lang w:eastAsia="ja-JP"/>
+        </w:rPr>
+        <w:t>ing</w:t>
+      </w:r>
+      <w:r>
+        <w:rPr>
+          <w:lang w:eastAsia="ja-JP"/>
+        </w:rPr>
+        <w:t>, it’s unstable, it’ll –”</w:t>
+      </w:r>
+    </w:p>
+    <w:p>
+      <w:pPr>
+        <w:rPr>
+          <w:lang w:eastAsia="ja-JP"/>
+        </w:rPr>
+      </w:pPr>
+      <w:r>
+        <w:rPr>
+          <w:lang w:eastAsia="ja-JP"/>
+        </w:rPr>
+        <w:t xml:space="preserve">He didn’t need to say what would happen next. </w:t>
+      </w:r>
+      <w:r>
+        <w:rPr>
+          <w:lang w:eastAsia="ja-JP"/>
+        </w:rPr>
+        <w:t xml:space="preserve">The </w:t>
+      </w:r>
+      <w:r>
+        <w:rPr>
+          <w:lang w:eastAsia="ja-JP"/>
+        </w:rPr>
+        <w:t>wing cracked down the middle</w:t>
+      </w:r>
+      <w:r>
+        <w:rPr>
+          <w:lang w:eastAsia="ja-JP"/>
+        </w:rPr>
+        <w:t xml:space="preserve"> and </w:t>
+      </w:r>
+      <w:r>
+        <w:rPr>
+          <w:lang w:eastAsia="ja-JP"/>
+        </w:rPr>
+        <w:t>its tip fell</w:t>
+      </w:r>
+      <w:r>
+        <w:rPr>
+          <w:lang w:eastAsia="ja-JP"/>
+        </w:rPr>
+        <w:t xml:space="preserve"> into the harbor, taking with it a crowd of screaming guests, whose bodies were crushed between the water and an avalanche of rubble. </w:t>
+      </w:r>
+    </w:p>
+    <w:p>
+      <w:pPr>
+        <w:rPr>
+          <w:lang w:eastAsia="ja-JP"/>
+        </w:rPr>
+      </w:pPr>
+      <w:r>
+        <w:rPr>
+          <w:lang w:eastAsia="ja-JP"/>
+        </w:rPr>
         <w:lastRenderedPageBreak/>
-        <w:t xml:space="preserve">Without a word, Cassandra joined her brother at the edge and gazed into the stars. </w:t>
-      </w:r>
-      <w:r>
-        <w:rPr>
-          <w:lang w:eastAsia="ja-JP"/>
-        </w:rPr>
-        <w:t>For a minute, they stood there together, listening to the crashing of waves below and the murmur of the crowd behind them.</w:t>
-      </w:r>
-    </w:p>
-    <w:p>
-      <w:pPr>
-        <w:rPr>
-          <w:lang w:eastAsia="ja-JP"/>
-        </w:rPr>
-      </w:pPr>
-      <w:r>
-        <w:rPr>
-          <w:lang w:eastAsia="ja-JP"/>
-        </w:rPr>
-        <w:t>“I missed having you around,</w:t>
-      </w:r>
-      <w:r>
-        <w:rPr>
-          <w:lang w:eastAsia="ja-JP"/>
-        </w:rPr>
-        <w:t xml:space="preserve"> you know. Losing you, then Chenmei, then Xiang</w:t>
-      </w:r>
-      <w:r>
-        <w:rPr>
-          <w:lang w:eastAsia="ja-JP"/>
-        </w:rPr>
-        <w:t>, all my friends from university</w:t>
-      </w:r>
-      <w:r>
-        <w:rPr>
-          <w:lang w:eastAsia="ja-JP"/>
-        </w:rPr>
-        <w:t xml:space="preserve">…it’s been lonely at home.” She closed her eyes and took a deep breath full of salty sea air, thinking of </w:t>
-      </w:r>
-      <w:r>
-        <w:rPr>
-          <w:lang w:eastAsia="ja-JP"/>
-        </w:rPr>
-        <w:t>all the</w:t>
-      </w:r>
-      <w:r>
-        <w:rPr>
-          <w:lang w:eastAsia="ja-JP"/>
-        </w:rPr>
-        <w:t xml:space="preserve"> loved ones who had exited her life. </w:t>
-      </w:r>
-    </w:p>
-    <w:p>
-      <w:pPr>
-        <w:rPr>
-          <w:lang w:eastAsia="ja-JP"/>
-        </w:rPr>
-      </w:pPr>
-      <w:r>
-        <w:rPr>
-          <w:lang w:eastAsia="ja-JP"/>
-        </w:rPr>
-        <w:t>“And I’m sure mother’s quite busy with all the turmoil around campus.”</w:t>
-      </w:r>
-    </w:p>
-    <w:p>
-      <w:pPr>
-        <w:rPr>
-          <w:lang w:eastAsia="ja-JP"/>
-        </w:rPr>
-      </w:pPr>
-      <w:r>
-        <w:rPr>
-          <w:lang w:eastAsia="ja-JP"/>
-        </w:rPr>
-        <w:t>“Turmoil that your people have been stirring up, yes.”</w:t>
-      </w:r>
-    </w:p>
-    <w:p>
-      <w:pPr>
-        <w:rPr>
-          <w:lang w:eastAsia="ja-JP"/>
-        </w:rPr>
-      </w:pPr>
-      <w:r>
-        <w:rPr>
-          <w:lang w:eastAsia="ja-JP"/>
-        </w:rPr>
-        <w:t xml:space="preserve">“Aha, I do admit I have some culpability in the matter, but the sentiment was already there. The Comintern just helped them organize.” Elias paused, taking note of his sister’s frosty demeanor. “Ahem. Still, </w:t>
-      </w:r>
-      <w:r>
-        <w:rPr>
-          <w:lang w:eastAsia="ja-JP"/>
-        </w:rPr>
-        <w:t>I’m sorry</w:t>
-      </w:r>
-      <w:r>
-        <w:rPr>
-          <w:lang w:eastAsia="ja-JP"/>
-        </w:rPr>
-        <w:t xml:space="preserve"> for making your life so </w:t>
-      </w:r>
-      <w:r>
-        <w:rPr>
-          <w:lang w:eastAsia="ja-JP"/>
-        </w:rPr>
-        <w:t>difficult</w:t>
-      </w:r>
-      <w:r>
-        <w:rPr>
-          <w:lang w:eastAsia="ja-JP"/>
-        </w:rPr>
-        <w:t>. In more ways than one</w:t>
-      </w:r>
-      <w:r>
-        <w:rPr>
-          <w:lang w:eastAsia="ja-JP"/>
-        </w:rPr>
-        <w:t>, I’m sure.”</w:t>
-      </w:r>
-    </w:p>
-    <w:p>
-      <w:pPr>
-        <w:rPr>
-          <w:lang w:eastAsia="ja-JP"/>
-        </w:rPr>
-      </w:pPr>
-      <w:r>
-        <w:rPr>
-          <w:lang w:eastAsia="ja-JP"/>
-        </w:rPr>
-        <w:t xml:space="preserve">“You did what you had to. </w:t>
-      </w:r>
-      <w:r>
-        <w:rPr>
-          <w:lang w:eastAsia="ja-JP"/>
-        </w:rPr>
-        <w:t>I c</w:t>
-      </w:r>
-      <w:r>
-        <w:rPr>
-          <w:lang w:eastAsia="ja-JP"/>
-        </w:rPr>
-        <w:t>an hardly blame you for –</w:t>
-      </w:r>
-      <w:r>
-        <w:rPr>
-          <w:lang w:eastAsia="ja-JP"/>
-        </w:rPr>
-        <w:t xml:space="preserve"> wait. What’s that?</w:t>
-      </w:r>
-      <w:r>
-        <w:rPr>
-          <w:lang w:eastAsia="ja-JP"/>
-        </w:rPr>
-        <w:t>”</w:t>
-      </w:r>
-    </w:p>
-    <w:p>
-      <w:pPr>
-        <w:rPr>
-          <w:lang w:eastAsia="ja-JP"/>
-        </w:rPr>
-      </w:pPr>
-      <w:r>
-        <w:rPr>
-          <w:lang w:eastAsia="ja-JP"/>
-        </w:rPr>
-        <w:t xml:space="preserve">The first bomb exploded on the far side of the </w:t>
-      </w:r>
-      <w:r>
-        <w:rPr>
-          <w:lang w:eastAsia="ja-JP"/>
-        </w:rPr>
-        <w:t>w</w:t>
-      </w:r>
-      <w:r>
-        <w:rPr>
-          <w:lang w:eastAsia="ja-JP"/>
-        </w:rPr>
-        <w:t>ing</w:t>
-      </w:r>
-      <w:r>
-        <w:rPr>
-          <w:lang w:eastAsia="ja-JP"/>
-        </w:rPr>
-        <w:t xml:space="preserve">, and so Cassandra at first mistook its tremors for an earthquake. The second bomb </w:t>
-      </w:r>
-      <w:r>
-        <w:rPr>
-          <w:lang w:eastAsia="ja-JP"/>
-        </w:rPr>
-        <w:t>exploded</w:t>
-      </w:r>
-      <w:r>
-        <w:rPr>
-          <w:lang w:eastAsia="ja-JP"/>
-        </w:rPr>
-        <w:t xml:space="preserve"> on their side, putting to rest that false assumption with a burst </w:t>
-      </w:r>
-      <w:r>
-        <w:rPr>
-          <w:lang w:eastAsia="ja-JP"/>
-        </w:rPr>
-        <w:t>of</w:t>
-      </w:r>
-      <w:r>
-        <w:rPr>
-          <w:lang w:eastAsia="ja-JP"/>
-        </w:rPr>
-        <w:t xml:space="preserve"> f</w:t>
-      </w:r>
-      <w:r>
-        <w:rPr>
-          <w:lang w:eastAsia="ja-JP"/>
-        </w:rPr>
-        <w:t>lame</w:t>
-      </w:r>
-      <w:r>
-        <w:rPr>
-          <w:lang w:eastAsia="ja-JP"/>
-        </w:rPr>
-        <w:t xml:space="preserve"> and shrapnel close enough for both brother and sister to feel the heat. </w:t>
-      </w:r>
-    </w:p>
-    <w:p>
-      <w:pPr>
-        <w:rPr>
-          <w:lang w:eastAsia="ja-JP"/>
-        </w:rPr>
-      </w:pPr>
-      <w:r>
-        <w:rPr>
-          <w:lang w:eastAsia="ja-JP"/>
-        </w:rPr>
-        <w:t>Cassandra didn’t react immediately. It took her almost three seconds of staring, listening to the ringing in her ears, before her instincts compelled</w:t>
-      </w:r>
-      <w:r>
-        <w:rPr>
-          <w:lang w:eastAsia="ja-JP"/>
-        </w:rPr>
-        <w:t xml:space="preserve"> her</w:t>
-      </w:r>
-      <w:r>
-        <w:rPr>
-          <w:lang w:eastAsia="ja-JP"/>
-        </w:rPr>
-        <w:t xml:space="preserve"> </w:t>
-      </w:r>
-      <w:r>
-        <w:rPr>
-          <w:lang w:eastAsia="ja-JP"/>
-        </w:rPr>
-        <w:t>towards</w:t>
-      </w:r>
-      <w:r>
-        <w:rPr>
-          <w:lang w:eastAsia="ja-JP"/>
-        </w:rPr>
-        <w:t xml:space="preserve"> the fire.</w:t>
-      </w:r>
-    </w:p>
-    <w:p>
-      <w:pPr>
-        <w:rPr>
-          <w:lang w:eastAsia="ja-JP"/>
-        </w:rPr>
-      </w:pPr>
-      <w:r>
-        <w:rPr>
-          <w:lang w:eastAsia="ja-JP"/>
-        </w:rPr>
-        <w:t xml:space="preserve">“Little sis, wait!” Elias barked. “The </w:t>
-      </w:r>
-      <w:r>
-        <w:rPr>
-          <w:lang w:eastAsia="ja-JP"/>
-        </w:rPr>
-        <w:t>w</w:t>
-      </w:r>
-      <w:r>
-        <w:rPr>
-          <w:lang w:eastAsia="ja-JP"/>
-        </w:rPr>
-        <w:t>ing</w:t>
-      </w:r>
-      <w:r>
-        <w:rPr>
-          <w:lang w:eastAsia="ja-JP"/>
-        </w:rPr>
-        <w:t>, it’s unstable, it’ll –”</w:t>
-      </w:r>
-    </w:p>
-    <w:p>
-      <w:pPr>
-        <w:rPr>
-          <w:lang w:eastAsia="ja-JP"/>
-        </w:rPr>
-      </w:pPr>
-      <w:r>
-        <w:rPr>
-          <w:lang w:eastAsia="ja-JP"/>
-        </w:rPr>
-        <w:t xml:space="preserve">He didn’t need to say what would happen next. </w:t>
-      </w:r>
-      <w:r>
-        <w:rPr>
-          <w:lang w:eastAsia="ja-JP"/>
-        </w:rPr>
-        <w:t xml:space="preserve">The </w:t>
-      </w:r>
-      <w:r>
-        <w:rPr>
-          <w:lang w:eastAsia="ja-JP"/>
-        </w:rPr>
-        <w:t>wing cracked down the middle</w:t>
-      </w:r>
-      <w:r>
-        <w:rPr>
-          <w:lang w:eastAsia="ja-JP"/>
-        </w:rPr>
-        <w:t xml:space="preserve"> and </w:t>
-      </w:r>
-      <w:r>
-        <w:rPr>
-          <w:lang w:eastAsia="ja-JP"/>
-        </w:rPr>
-        <w:t>its tip fell</w:t>
-      </w:r>
-      <w:r>
-        <w:rPr>
-          <w:lang w:eastAsia="ja-JP"/>
-        </w:rPr>
-        <w:t xml:space="preserve"> into the harbor, taking with it a crowd of screaming guests, whose bodies were crushed between the water and an avalanche of rubble. </w:t>
-      </w:r>
-    </w:p>
-    <w:p>
-      <w:pPr>
-        <w:rPr>
-          <w:lang w:eastAsia="ja-JP"/>
-        </w:rPr>
-      </w:pPr>
-      <w:r>
-        <w:rPr>
-          <w:lang w:eastAsia="ja-JP"/>
-        </w:rPr>
         <w:t xml:space="preserve">If they weren’t </w:t>
       </w:r>
       <w:r>
@@ -6400,7 +6405,6 @@
         <w:rPr>
           <w:lang w:eastAsia="ja-JP"/>
         </w:rPr>
-        <w:lastRenderedPageBreak/>
         <w:t>A single</w:t>
       </w:r>
       <w:r>
@@ -6755,6 +6759,7 @@
         <w:rPr>
           <w:lang w:eastAsia="ja-JP"/>
         </w:rPr>
+        <w:lastRenderedPageBreak/>
         <w:t>In the street, they encountered their first hurdle.</w:t>
       </w:r>
       <w:r>
@@ -6810,7 +6815,6 @@
         <w:rPr>
           <w:lang w:eastAsia="ja-JP"/>
         </w:rPr>
-        <w:lastRenderedPageBreak/>
         <w:t xml:space="preserve">“The fledglings from Montreal made it safely to the ground, I see,” he said as soon as their eyes met. “But where’s </w:t>
       </w:r>
       <w:r>
@@ -7233,6 +7237,7 @@
         <w:rPr>
           <w:lang w:eastAsia="ja-JP"/>
         </w:rPr>
+        <w:lastRenderedPageBreak/>
         <w:t xml:space="preserve">The tone with which </w:t>
       </w:r>
       <w:r>
@@ -7349,384 +7354,378 @@
         <w:rPr>
           <w:lang w:eastAsia="ja-JP"/>
         </w:rPr>
-        <w:t xml:space="preserve">have trusted </w:t>
-      </w:r>
+        <w:t xml:space="preserve">have trusted her profession of innocence. On the other hand, she realized, it had been some time since they’d last met. There was no way to know how he’d changed in the interim, and he could say the same about her. </w:t>
+      </w:r>
+    </w:p>
+    <w:p>
+      <w:pPr>
+        <w:rPr>
+          <w:lang w:eastAsia="ja-JP"/>
+        </w:rPr>
+      </w:pPr>
+      <w:r>
+        <w:rPr>
+          <w:lang w:eastAsia="ja-JP"/>
+        </w:rPr>
+        <w:t>“Look at you two, arguing over who gets to take me home like drunken frat boys</w:t>
+      </w:r>
+      <w:r>
+        <w:rPr>
+          <w:lang w:eastAsia="ja-JP"/>
+        </w:rPr>
+        <w:t>,” Cassandra said, trying to force her voice above the men. “</w:t>
+      </w:r>
+      <w:r>
+        <w:rPr>
+          <w:lang w:eastAsia="ja-JP"/>
+        </w:rPr>
+        <w:t>L</w:t>
+      </w:r>
+      <w:r>
+        <w:rPr>
+          <w:lang w:eastAsia="ja-JP"/>
+        </w:rPr>
+        <w:t>et me</w:t>
+      </w:r>
+      <w:r>
+        <w:rPr>
+          <w:lang w:eastAsia="ja-JP"/>
+        </w:rPr>
+        <w:t xml:space="preserve"> tell you what’s actually </w:t>
+      </w:r>
+      <w:r>
+        <w:rPr>
+          <w:lang w:eastAsia="ja-JP"/>
+        </w:rPr>
+        <w:t>gonna</w:t>
+      </w:r>
+      <w:r>
+        <w:rPr>
+          <w:lang w:eastAsia="ja-JP"/>
+        </w:rPr>
+        <w:t xml:space="preserve"> happen – both of you are going to put down your guns and let us go home without any </w:t>
+      </w:r>
+      <w:r>
+        <w:rPr>
+          <w:lang w:eastAsia="ja-JP"/>
+        </w:rPr>
+        <w:t xml:space="preserve">more </w:t>
+      </w:r>
+      <w:r>
+        <w:rPr>
+          <w:lang w:eastAsia="ja-JP"/>
+        </w:rPr>
+        <w:t>nonsense.”</w:t>
+      </w:r>
+    </w:p>
+    <w:p>
+      <w:pPr>
+        <w:rPr>
+          <w:lang w:eastAsia="ja-JP"/>
+        </w:rPr>
+      </w:pPr>
+      <w:r>
+        <w:rPr>
+          <w:lang w:eastAsia="ja-JP"/>
+        </w:rPr>
+        <w:t xml:space="preserve">“You don’t exactly have many cards to play here, girl,” Lancaster </w:t>
+      </w:r>
+      <w:r>
+        <w:rPr>
+          <w:lang w:eastAsia="ja-JP"/>
+        </w:rPr>
+        <w:t>replied</w:t>
+      </w:r>
+      <w:r>
+        <w:rPr>
+          <w:lang w:eastAsia="ja-JP"/>
+        </w:rPr>
+        <w:t>.</w:t>
+      </w:r>
+    </w:p>
+    <w:p>
+      <w:pPr>
+        <w:rPr>
+          <w:lang w:eastAsia="ja-JP"/>
+        </w:rPr>
+      </w:pPr>
+      <w:r>
+        <w:rPr>
+          <w:lang w:eastAsia="ja-JP"/>
+        </w:rPr>
+        <w:t>“I don’t need my own cards when I can just play yours. Seems to me like either side trying to nab us is going to start a fight</w:t>
+      </w:r>
+      <w:r>
+        <w:rPr>
+          <w:lang w:eastAsia="ja-JP"/>
+        </w:rPr>
+        <w:t xml:space="preserve"> with the other</w:t>
+      </w:r>
+      <w:r>
+        <w:rPr>
+          <w:lang w:eastAsia="ja-JP"/>
+        </w:rPr>
+        <w:t xml:space="preserve">. Maybe you’ll win, but </w:t>
+      </w:r>
+      <w:r>
+        <w:rPr>
+          <w:lang w:eastAsia="ja-JP"/>
+        </w:rPr>
+        <w:t>will either of you take</w:t>
+      </w:r>
+      <w:r>
+        <w:rPr>
+          <w:lang w:eastAsia="ja-JP"/>
+        </w:rPr>
+        <w:t xml:space="preserve"> that risk over suspicion alone?”</w:t>
+      </w:r>
+    </w:p>
+    <w:p>
+      <w:pPr>
+        <w:rPr>
+          <w:lang w:eastAsia="ja-JP"/>
+        </w:rPr>
+      </w:pPr>
+      <w:r>
+        <w:rPr>
+          <w:lang w:eastAsia="ja-JP"/>
+        </w:rPr>
+        <w:t xml:space="preserve">“You’ve got our balls in a vise anyway, what with my father in </w:t>
+      </w:r>
+      <w:r>
+        <w:rPr>
+          <w:lang w:eastAsia="ja-JP"/>
+        </w:rPr>
+        <w:t xml:space="preserve">custody,” Jackson </w:t>
+      </w:r>
+      <w:r>
+        <w:rPr>
+          <w:lang w:eastAsia="ja-JP"/>
+        </w:rPr>
+        <w:t>said</w:t>
+      </w:r>
+      <w:r>
+        <w:rPr>
+          <w:lang w:eastAsia="ja-JP"/>
+        </w:rPr>
+        <w:t xml:space="preserve">. “If you want something from us, why not just </w:t>
+      </w:r>
+      <w:r>
+        <w:rPr>
+          <w:lang w:eastAsia="ja-JP"/>
+        </w:rPr>
+        <w:t>squeeze us later</w:t>
+      </w:r>
+      <w:r>
+        <w:rPr>
+          <w:lang w:eastAsia="ja-JP"/>
+        </w:rPr>
+        <w:t xml:space="preserve">, when tempers aren’t running quite so hot? And you, commies – </w:t>
+      </w:r>
+      <w:r>
+        <w:rPr>
+          <w:lang w:eastAsia="ja-JP"/>
+        </w:rPr>
+        <w:t xml:space="preserve">you’ve got so many </w:t>
+      </w:r>
+      <w:r>
+        <w:rPr>
+          <w:lang w:eastAsia="ja-JP"/>
+        </w:rPr>
+        <w:t>believers</w:t>
+      </w:r>
+      <w:r>
+        <w:rPr>
+          <w:lang w:eastAsia="ja-JP"/>
+        </w:rPr>
+        <w:t xml:space="preserve"> in our city that</w:t>
+      </w:r>
+      <w:r>
+        <w:rPr>
+          <w:lang w:eastAsia="ja-JP"/>
+        </w:rPr>
+        <w:t xml:space="preserve"> </w:t>
+      </w:r>
+      <w:r>
+        <w:rPr>
+          <w:lang w:eastAsia="ja-JP"/>
+        </w:rPr>
+        <w:t>I’m sure there are ways to get what you want without putting your lives on the line.</w:t>
+      </w:r>
+      <w:r>
+        <w:rPr>
+          <w:lang w:eastAsia="ja-JP"/>
+        </w:rPr>
+        <w:t>”</w:t>
+      </w:r>
+    </w:p>
+    <w:p>
+      <w:pPr>
+        <w:rPr>
+          <w:lang w:eastAsia="ja-JP"/>
+        </w:rPr>
+      </w:pPr>
+      <w:r>
+        <w:rPr>
+          <w:lang w:eastAsia="ja-JP"/>
+        </w:rPr>
+        <w:t xml:space="preserve">Elias was the first one to stand down. </w:t>
+      </w:r>
+      <w:r>
+        <w:rPr>
+          <w:lang w:eastAsia="ja-JP"/>
+        </w:rPr>
+        <w:t>“</w:t>
+      </w:r>
+      <w:r>
+        <w:rPr>
+          <w:lang w:eastAsia="ja-JP"/>
+        </w:rPr>
+        <w:t>They</w:t>
+      </w:r>
+      <w:r>
+        <w:rPr>
+          <w:lang w:eastAsia="ja-JP"/>
+        </w:rPr>
+        <w:t xml:space="preserve"> aren’t wrong,” he said. “No reason we need</w:t>
+      </w:r>
+      <w:r>
+        <w:rPr>
+          <w:lang w:eastAsia="ja-JP"/>
+        </w:rPr>
+        <w:t xml:space="preserve"> to </w:t>
+      </w:r>
+      <w:r>
+        <w:rPr>
+          <w:lang w:eastAsia="ja-JP"/>
+        </w:rPr>
+        <w:t>fight</w:t>
+      </w:r>
+      <w:r>
+        <w:rPr>
+          <w:lang w:eastAsia="ja-JP"/>
+        </w:rPr>
+        <w:t xml:space="preserve"> here and now. We all know where to find them if we need them.” </w:t>
+      </w:r>
+    </w:p>
+    <w:p>
+      <w:pPr>
+        <w:rPr>
+          <w:lang w:eastAsia="ja-JP"/>
+        </w:rPr>
+      </w:pPr>
+      <w:r>
+        <w:rPr>
+          <w:lang w:eastAsia="ja-JP"/>
+        </w:rPr>
+        <w:t>“And if they go into hiding after</w:t>
+      </w:r>
+      <w:r>
+        <w:rPr>
+          <w:lang w:eastAsia="ja-JP"/>
+        </w:rPr>
+        <w:t>wards</w:t>
+      </w:r>
+      <w:r>
+        <w:rPr>
+          <w:lang w:eastAsia="ja-JP"/>
+        </w:rPr>
+        <w:t>?” Lancaster asked.</w:t>
+      </w:r>
+    </w:p>
+    <w:p>
+      <w:pPr>
+        <w:rPr>
+          <w:lang w:eastAsia="ja-JP"/>
+        </w:rPr>
+      </w:pPr>
+      <w:r>
+        <w:rPr>
+          <w:lang w:eastAsia="ja-JP"/>
+        </w:rPr>
+        <w:t>“</w:t>
+      </w:r>
+      <w:r>
+        <w:rPr>
+          <w:lang w:eastAsia="ja-JP"/>
+        </w:rPr>
+        <w:t>Then it’s just like the boy said. We squeeze them back out. Though I’m sure that won’t be necessary, haha.”</w:t>
+      </w:r>
+    </w:p>
+    <w:p>
+      <w:pPr>
+        <w:rPr>
+          <w:lang w:eastAsia="ja-JP"/>
+        </w:rPr>
+      </w:pPr>
+      <w:r>
+        <w:rPr>
+          <w:lang w:eastAsia="ja-JP"/>
+        </w:rPr>
+        <w:t>Lancaster stared at his opponents for a moment, and then gestured for the Skywatch to lower their weapons as well.</w:t>
+      </w:r>
+    </w:p>
+    <w:p>
+      <w:pPr>
+        <w:rPr>
+          <w:lang w:eastAsia="ja-JP"/>
+        </w:rPr>
+      </w:pPr>
+      <w:r>
+        <w:rPr>
+          <w:lang w:eastAsia="ja-JP"/>
+        </w:rPr>
+        <w:t>“See? That was a much happier ending, I think,” Elias said</w:t>
+      </w:r>
+      <w:r>
+        <w:rPr>
+          <w:lang w:eastAsia="ja-JP"/>
+        </w:rPr>
+        <w:t xml:space="preserve"> with a self-satisfied smile</w:t>
+      </w:r>
+      <w:r>
+        <w:rPr>
+          <w:lang w:eastAsia="ja-JP"/>
+        </w:rPr>
+        <w:t>.</w:t>
+      </w:r>
+    </w:p>
+    <w:p>
+      <w:pPr>
+        <w:rPr>
+          <w:lang w:eastAsia="ja-JP"/>
+        </w:rPr>
+      </w:pPr>
+      <w:r>
+        <w:rPr>
+          <w:lang w:eastAsia="ja-JP"/>
+        </w:rPr>
+        <w:t xml:space="preserve">“Tell that to your six dead friends,” </w:t>
+      </w:r>
+      <w:r>
+        <w:rPr>
+          <w:lang w:eastAsia="ja-JP"/>
+        </w:rPr>
+        <w:t>the chairman</w:t>
+      </w:r>
+      <w:r>
+        <w:rPr>
+          <w:lang w:eastAsia="ja-JP"/>
+        </w:rPr>
+        <w:t xml:space="preserve"> replied.</w:t>
+      </w:r>
+    </w:p>
+    <w:p>
+      <w:pPr>
+        <w:rPr>
+          <w:lang w:eastAsia="ja-JP"/>
+        </w:rPr>
+      </w:pPr>
       <w:r>
         <w:rPr>
           <w:lang w:eastAsia="ja-JP"/>
         </w:rPr>
         <w:lastRenderedPageBreak/>
-        <w:t xml:space="preserve">her profession of innocence. On the other hand, she realized, it had been some time since they’d last met. There was no way to know how he’d changed in the interim, and he could say the same about her. </w:t>
-      </w:r>
-    </w:p>
-    <w:p>
-      <w:pPr>
-        <w:rPr>
-          <w:lang w:eastAsia="ja-JP"/>
-        </w:rPr>
-      </w:pPr>
-      <w:r>
-        <w:rPr>
-          <w:lang w:eastAsia="ja-JP"/>
-        </w:rPr>
-        <w:t>“Look at you two, arguing over who gets to take me home like drunken frat boys</w:t>
-      </w:r>
-      <w:r>
-        <w:rPr>
-          <w:lang w:eastAsia="ja-JP"/>
-        </w:rPr>
-        <w:t>,” Cassandra said, trying to force her voice above the men. “</w:t>
-      </w:r>
-      <w:r>
-        <w:rPr>
-          <w:lang w:eastAsia="ja-JP"/>
-        </w:rPr>
-        <w:t>L</w:t>
-      </w:r>
-      <w:r>
-        <w:rPr>
-          <w:lang w:eastAsia="ja-JP"/>
-        </w:rPr>
-        <w:t>et me</w:t>
-      </w:r>
-      <w:r>
-        <w:rPr>
-          <w:lang w:eastAsia="ja-JP"/>
-        </w:rPr>
-        <w:t xml:space="preserve"> tell you what’s actually </w:t>
-      </w:r>
-      <w:r>
-        <w:rPr>
-          <w:lang w:eastAsia="ja-JP"/>
-        </w:rPr>
-        <w:t>gonna</w:t>
-      </w:r>
-      <w:r>
-        <w:rPr>
-          <w:lang w:eastAsia="ja-JP"/>
-        </w:rPr>
-        <w:t xml:space="preserve"> happen – both of you are going to put down your guns and let us go home without any </w:t>
-      </w:r>
-      <w:r>
-        <w:rPr>
-          <w:lang w:eastAsia="ja-JP"/>
-        </w:rPr>
-        <w:t xml:space="preserve">more </w:t>
-      </w:r>
-      <w:r>
-        <w:rPr>
-          <w:lang w:eastAsia="ja-JP"/>
-        </w:rPr>
-        <w:t>nonsense.”</w:t>
-      </w:r>
-    </w:p>
-    <w:p>
-      <w:pPr>
-        <w:rPr>
-          <w:lang w:eastAsia="ja-JP"/>
-        </w:rPr>
-      </w:pPr>
-      <w:r>
-        <w:rPr>
-          <w:lang w:eastAsia="ja-JP"/>
-        </w:rPr>
-        <w:t xml:space="preserve">“You don’t exactly have many cards to play here, girl,” Lancaster </w:t>
-      </w:r>
-      <w:r>
-        <w:rPr>
-          <w:lang w:eastAsia="ja-JP"/>
-        </w:rPr>
-        <w:t>replied</w:t>
-      </w:r>
-      <w:r>
-        <w:rPr>
-          <w:lang w:eastAsia="ja-JP"/>
-        </w:rPr>
-        <w:t>.</w:t>
-      </w:r>
-    </w:p>
-    <w:p>
-      <w:pPr>
-        <w:rPr>
-          <w:lang w:eastAsia="ja-JP"/>
-        </w:rPr>
-      </w:pPr>
-      <w:r>
-        <w:rPr>
-          <w:lang w:eastAsia="ja-JP"/>
-        </w:rPr>
-        <w:t>“I don’t need my own cards when I can just play yours. Seems to me like either side trying to nab us is going to start a fight</w:t>
-      </w:r>
-      <w:r>
-        <w:rPr>
-          <w:lang w:eastAsia="ja-JP"/>
-        </w:rPr>
-        <w:t xml:space="preserve"> with the other</w:t>
-      </w:r>
-      <w:r>
-        <w:rPr>
-          <w:lang w:eastAsia="ja-JP"/>
-        </w:rPr>
-        <w:t xml:space="preserve">. Maybe you’ll win, but </w:t>
-      </w:r>
-      <w:r>
-        <w:rPr>
-          <w:lang w:eastAsia="ja-JP"/>
-        </w:rPr>
-        <w:t>will either of you take</w:t>
-      </w:r>
-      <w:r>
-        <w:rPr>
-          <w:lang w:eastAsia="ja-JP"/>
-        </w:rPr>
-        <w:t xml:space="preserve"> that risk over suspicion alone?”</w:t>
-      </w:r>
-    </w:p>
-    <w:p>
-      <w:pPr>
-        <w:rPr>
-          <w:lang w:eastAsia="ja-JP"/>
-        </w:rPr>
-      </w:pPr>
-      <w:r>
-        <w:rPr>
-          <w:lang w:eastAsia="ja-JP"/>
-        </w:rPr>
-        <w:t xml:space="preserve">“You’ve got our balls in a vise anyway, what with my father in </w:t>
-      </w:r>
-      <w:r>
-        <w:rPr>
-          <w:lang w:eastAsia="ja-JP"/>
-        </w:rPr>
-        <w:t xml:space="preserve">custody,” Jackson </w:t>
-      </w:r>
-      <w:r>
-        <w:rPr>
-          <w:lang w:eastAsia="ja-JP"/>
-        </w:rPr>
-        <w:t>said</w:t>
-      </w:r>
-      <w:r>
-        <w:rPr>
-          <w:lang w:eastAsia="ja-JP"/>
-        </w:rPr>
-        <w:t xml:space="preserve">. “If you want something from us, why not just </w:t>
-      </w:r>
-      <w:r>
-        <w:rPr>
-          <w:lang w:eastAsia="ja-JP"/>
-        </w:rPr>
-        <w:t>squeeze us later</w:t>
-      </w:r>
-      <w:r>
-        <w:rPr>
-          <w:lang w:eastAsia="ja-JP"/>
-        </w:rPr>
-        <w:t xml:space="preserve">, when tempers aren’t running quite so hot? And you, commies – </w:t>
-      </w:r>
-      <w:r>
-        <w:rPr>
-          <w:lang w:eastAsia="ja-JP"/>
-        </w:rPr>
-        <w:t xml:space="preserve">you’ve got so many </w:t>
-      </w:r>
-      <w:r>
-        <w:rPr>
-          <w:lang w:eastAsia="ja-JP"/>
-        </w:rPr>
-        <w:t>believers</w:t>
-      </w:r>
-      <w:r>
-        <w:rPr>
-          <w:lang w:eastAsia="ja-JP"/>
-        </w:rPr>
-        <w:t xml:space="preserve"> in our city that</w:t>
-      </w:r>
-      <w:r>
-        <w:rPr>
-          <w:lang w:eastAsia="ja-JP"/>
-        </w:rPr>
-        <w:t xml:space="preserve"> </w:t>
-      </w:r>
-      <w:r>
-        <w:rPr>
-          <w:lang w:eastAsia="ja-JP"/>
-        </w:rPr>
-        <w:t>I’m sure there are ways to get what you want without putting your lives on the line.</w:t>
-      </w:r>
-      <w:r>
-        <w:rPr>
-          <w:lang w:eastAsia="ja-JP"/>
-        </w:rPr>
-        <w:t>”</w:t>
-      </w:r>
-    </w:p>
-    <w:p>
-      <w:pPr>
-        <w:rPr>
-          <w:lang w:eastAsia="ja-JP"/>
-        </w:rPr>
-      </w:pPr>
-      <w:r>
-        <w:rPr>
-          <w:lang w:eastAsia="ja-JP"/>
-        </w:rPr>
-        <w:t xml:space="preserve">Elias was the first one to stand down. </w:t>
-      </w:r>
-      <w:r>
-        <w:rPr>
-          <w:lang w:eastAsia="ja-JP"/>
-        </w:rPr>
-        <w:t>“</w:t>
-      </w:r>
-      <w:r>
-        <w:rPr>
-          <w:lang w:eastAsia="ja-JP"/>
-        </w:rPr>
-        <w:t>They</w:t>
-      </w:r>
-      <w:r>
-        <w:rPr>
-          <w:lang w:eastAsia="ja-JP"/>
-        </w:rPr>
-        <w:t xml:space="preserve"> aren’t wrong,” he said. “No reason we need</w:t>
-      </w:r>
-      <w:r>
-        <w:rPr>
-          <w:lang w:eastAsia="ja-JP"/>
-        </w:rPr>
-        <w:t xml:space="preserve"> to </w:t>
-      </w:r>
-      <w:r>
-        <w:rPr>
-          <w:lang w:eastAsia="ja-JP"/>
-        </w:rPr>
-        <w:t>fight</w:t>
-      </w:r>
-      <w:r>
-        <w:rPr>
-          <w:lang w:eastAsia="ja-JP"/>
-        </w:rPr>
-        <w:t xml:space="preserve"> here and now. We all know where to find them if we need them.” </w:t>
-      </w:r>
-    </w:p>
-    <w:p>
-      <w:pPr>
-        <w:rPr>
-          <w:lang w:eastAsia="ja-JP"/>
-        </w:rPr>
-      </w:pPr>
-      <w:r>
-        <w:rPr>
-          <w:lang w:eastAsia="ja-JP"/>
-        </w:rPr>
-        <w:t>“And if they go into hiding after</w:t>
-      </w:r>
-      <w:r>
-        <w:rPr>
-          <w:lang w:eastAsia="ja-JP"/>
-        </w:rPr>
-        <w:t>wards</w:t>
-      </w:r>
-      <w:r>
-        <w:rPr>
-          <w:lang w:eastAsia="ja-JP"/>
-        </w:rPr>
-        <w:t>?” Lancaster asked.</w:t>
-      </w:r>
-    </w:p>
-    <w:p>
-      <w:pPr>
-        <w:rPr>
-          <w:lang w:eastAsia="ja-JP"/>
-        </w:rPr>
-      </w:pPr>
-      <w:r>
-        <w:rPr>
-          <w:lang w:eastAsia="ja-JP"/>
-        </w:rPr>
-        <w:t>“</w:t>
-      </w:r>
-      <w:r>
-        <w:rPr>
-          <w:lang w:eastAsia="ja-JP"/>
-        </w:rPr>
-        <w:t>Then it’s just like the boy said. We squeeze them back out. Though I’m sure that won’t be necessary, haha.”</w:t>
-      </w:r>
-    </w:p>
-    <w:p>
-      <w:pPr>
-        <w:rPr>
-          <w:lang w:eastAsia="ja-JP"/>
-        </w:rPr>
-      </w:pPr>
-      <w:r>
-        <w:rPr>
-          <w:lang w:eastAsia="ja-JP"/>
-        </w:rPr>
-        <w:t>Lancaster stared at his opponents for a moment, and then gestured for the Skywatch to lower their weapons as well.</w:t>
-      </w:r>
-    </w:p>
-    <w:p>
-      <w:pPr>
-        <w:rPr>
-          <w:lang w:eastAsia="ja-JP"/>
-        </w:rPr>
-      </w:pPr>
-      <w:r>
-        <w:rPr>
-          <w:lang w:eastAsia="ja-JP"/>
-        </w:rPr>
-        <w:t>“See? That was a much happier ending, I think,” Elias said</w:t>
-      </w:r>
-      <w:r>
-        <w:rPr>
-          <w:lang w:eastAsia="ja-JP"/>
-        </w:rPr>
-        <w:t xml:space="preserve"> with a self-satisfied smile</w:t>
-      </w:r>
-      <w:r>
-        <w:rPr>
-          <w:lang w:eastAsia="ja-JP"/>
-        </w:rPr>
-        <w:t>.</w:t>
-      </w:r>
-    </w:p>
-    <w:p>
-      <w:pPr>
-        <w:rPr>
-          <w:lang w:eastAsia="ja-JP"/>
-        </w:rPr>
-      </w:pPr>
-      <w:r>
-        <w:rPr>
-          <w:lang w:eastAsia="ja-JP"/>
-        </w:rPr>
-        <w:t xml:space="preserve">“Tell that to your six dead friends,” </w:t>
-      </w:r>
-      <w:r>
-        <w:rPr>
-          <w:lang w:eastAsia="ja-JP"/>
-        </w:rPr>
-        <w:t>the chairman</w:t>
-      </w:r>
-      <w:r>
-        <w:rPr>
-          <w:lang w:eastAsia="ja-JP"/>
-        </w:rPr>
-        <w:t xml:space="preserve"> replied.</w:t>
-      </w:r>
-    </w:p>
-    <w:p>
-      <w:pPr>
-        <w:rPr>
-          <w:lang w:eastAsia="ja-JP"/>
-        </w:rPr>
-      </w:pPr>
-      <w:r>
-        <w:rPr>
-          <w:lang w:eastAsia="ja-JP"/>
-        </w:rPr>
         <w:t>“There’ll be time to grieve for them later. Best way to honor them right now is to prevent further deaths, don’t you think?”</w:t>
       </w:r>
     </w:p>
@@ -7740,7 +7739,6 @@
         <w:rPr>
           <w:lang w:eastAsia="ja-JP"/>
         </w:rPr>
-        <w:lastRenderedPageBreak/>
         <w:t xml:space="preserve">   </w:t>
       </w:r>
       <w:r>
@@ -8020,6 +8018,7 @@
         <w:rPr>
           <w:lang w:eastAsia="ja-JP"/>
         </w:rPr>
+        <w:lastRenderedPageBreak/>
         <w:t xml:space="preserve">Akiko spun around to look at him. </w:t>
       </w:r>
       <w:r>
@@ -8071,7 +8070,6 @@
         <w:rPr>
           <w:lang w:eastAsia="ja-JP"/>
         </w:rPr>
-        <w:lastRenderedPageBreak/>
         <w:t>“He only let us go at the wings because the Comintern was about to start a shootout. Do you see any of them here now? I guarantee you headquarters already sent goons to snatch us up now that we’re exposed.</w:t>
       </w:r>
       <w:r>
@@ -8229,6 +8227,7 @@
         <w:rPr>
           <w:rFonts w:eastAsia="Calibri"/>
         </w:rPr>
+        <w:lastRenderedPageBreak/>
         <w:t xml:space="preserve">One dreary winter, in </w:t>
       </w:r>
       <w:r>
@@ -8319,930 +8318,924 @@
         <w:rPr>
           <w:rFonts w:eastAsia="Calibri"/>
         </w:rPr>
+        <w:t xml:space="preserve">went quiet following the </w:t>
+      </w:r>
+      <w:r>
+        <w:rPr>
+          <w:rFonts w:eastAsia="Calibri"/>
+        </w:rPr>
+        <w:t>company’s descent into financial ruin</w:t>
+      </w:r>
+      <w:r>
+        <w:rPr>
+          <w:rFonts w:eastAsia="Calibri"/>
+        </w:rPr>
+        <w:t>, hardly anybody noticed. Five years later, its lights turning back on went equally uncelebrated.</w:t>
+      </w:r>
+    </w:p>
+    <w:p>
+      <w:pPr>
+        <w:rPr>
+          <w:rFonts w:eastAsia="Calibri"/>
+        </w:rPr>
+      </w:pPr>
+      <w:r>
+        <w:rPr>
+          <w:rFonts w:eastAsia="Calibri"/>
+        </w:rPr>
+        <w:t xml:space="preserve">That insignificance didn’t last long. </w:t>
+      </w:r>
+    </w:p>
+    <w:p>
+      <w:pPr>
+        <w:rPr>
+          <w:rFonts w:eastAsia="Calibri"/>
+        </w:rPr>
+      </w:pPr>
+      <w:r>
+        <w:rPr>
+          <w:rFonts w:eastAsia="Calibri"/>
+        </w:rPr>
+        <w:t xml:space="preserve">Freed from the directives imposed by </w:t>
+      </w:r>
+      <w:r>
+        <w:rPr>
+          <w:rFonts w:eastAsia="Calibri"/>
+        </w:rPr>
+        <w:t xml:space="preserve">Avalon, the </w:t>
+      </w:r>
+      <w:r>
+        <w:rPr>
+          <w:rFonts w:eastAsia="Calibri"/>
+        </w:rPr>
+        <w:t>factory</w:t>
+      </w:r>
+      <w:r>
+        <w:rPr>
+          <w:rFonts w:eastAsia="Calibri"/>
+        </w:rPr>
+        <w:t xml:space="preserve"> had not sat idle during those years of closure. Its director, </w:t>
+      </w:r>
+      <w:r>
+        <w:rPr>
+          <w:rFonts w:eastAsia="Calibri"/>
+        </w:rPr>
+        <w:t>Emile Lasalle</w:t>
+      </w:r>
+      <w:r>
+        <w:rPr>
+          <w:rFonts w:eastAsia="Calibri"/>
+        </w:rPr>
+        <w:t xml:space="preserve">, </w:t>
+      </w:r>
+      <w:r>
+        <w:rPr>
+          <w:rFonts w:eastAsia="Calibri"/>
+        </w:rPr>
+        <w:t xml:space="preserve">had quietly purchased the site for himself, </w:t>
+      </w:r>
+      <w:r>
+        <w:rPr>
+          <w:rFonts w:eastAsia="Calibri"/>
+        </w:rPr>
+        <w:t>and kept his business afloat by selling medicine that a dying world sorely needed</w:t>
+      </w:r>
+      <w:r>
+        <w:rPr>
+          <w:rFonts w:eastAsia="Calibri"/>
+        </w:rPr>
+        <w:t xml:space="preserve">. For </w:t>
+      </w:r>
+      <w:r>
+        <w:rPr>
+          <w:rFonts w:eastAsia="Calibri"/>
+        </w:rPr>
+        <w:t>that half decade</w:t>
+      </w:r>
+      <w:r>
+        <w:rPr>
+          <w:rFonts w:eastAsia="Calibri"/>
+        </w:rPr>
+        <w:t>, a cohort of scientists, engineers, and support staff worked and lived inside the compound, rarely venturing outside</w:t>
+      </w:r>
+      <w:r>
+        <w:rPr>
+          <w:rFonts w:eastAsia="Calibri"/>
+        </w:rPr>
+        <w:t>.</w:t>
+      </w:r>
+    </w:p>
+    <w:p>
+      <w:pPr>
+        <w:rPr>
+          <w:rFonts w:eastAsia="Calibri"/>
+        </w:rPr>
+      </w:pPr>
+      <w:r>
+        <w:rPr>
+          <w:rFonts w:eastAsia="Calibri"/>
+        </w:rPr>
+        <w:t xml:space="preserve">As soon as everything was ready, </w:t>
+      </w:r>
+      <w:r>
+        <w:rPr>
+          <w:rFonts w:eastAsia="Calibri"/>
+        </w:rPr>
+        <w:t>Lasalle</w:t>
+      </w:r>
+      <w:r>
+        <w:rPr>
+          <w:rFonts w:eastAsia="Calibri"/>
+        </w:rPr>
+        <w:t xml:space="preserve"> threw wide the gates and set his plans into motion. Using the </w:t>
+      </w:r>
+      <w:r>
+        <w:rPr>
+          <w:rFonts w:eastAsia="Calibri"/>
+        </w:rPr>
+        <w:t xml:space="preserve">profit from his </w:t>
+      </w:r>
+      <w:r>
+        <w:rPr>
+          <w:rFonts w:eastAsia="Calibri"/>
+        </w:rPr>
+        <w:t>contracting</w:t>
+      </w:r>
+      <w:r>
+        <w:rPr>
+          <w:rFonts w:eastAsia="Calibri"/>
+        </w:rPr>
+        <w:t xml:space="preserve">, he hired scores of new employees, made deals with local gangs for protection, and purchased a fleet of vehicles to expand the company’s trade network. </w:t>
+      </w:r>
+      <w:r>
+        <w:rPr>
+          <w:rFonts w:eastAsia="Calibri"/>
+        </w:rPr>
+        <w:t xml:space="preserve">The newly-christened Lasalle Industries diversified as it grew, </w:t>
+      </w:r>
+      <w:r>
+        <w:rPr>
+          <w:rFonts w:eastAsia="Calibri"/>
+        </w:rPr>
+        <w:t xml:space="preserve">building facilities for </w:t>
+      </w:r>
+      <w:r>
+        <w:rPr>
+          <w:rFonts w:eastAsia="Calibri"/>
+        </w:rPr>
+        <w:t>neuroscience</w:t>
+      </w:r>
+      <w:r>
+        <w:rPr>
+          <w:rFonts w:eastAsia="Calibri"/>
+        </w:rPr>
+        <w:t xml:space="preserve"> and nanotechnology</w:t>
+      </w:r>
+      <w:r>
+        <w:rPr>
+          <w:rFonts w:eastAsia="Calibri"/>
+        </w:rPr>
+        <w:t xml:space="preserve">. A professional security team replaced the gangs, the old compound </w:t>
+      </w:r>
+      <w:r>
+        <w:rPr>
+          <w:rFonts w:eastAsia="Calibri"/>
+        </w:rPr>
+        <w:t>grew into</w:t>
+      </w:r>
+      <w:r>
+        <w:rPr>
+          <w:rFonts w:eastAsia="Calibri"/>
+        </w:rPr>
+        <w:t xml:space="preserve"> a luxury </w:t>
+      </w:r>
+      <w:r>
+        <w:rPr>
+          <w:rFonts w:eastAsia="Calibri"/>
+        </w:rPr>
+        <w:t>office</w:t>
+      </w:r>
+      <w:r>
+        <w:rPr>
+          <w:rFonts w:eastAsia="Calibri"/>
+        </w:rPr>
+        <w:t xml:space="preserve">, and </w:t>
+      </w:r>
+      <w:r>
+        <w:rPr>
+          <w:rFonts w:eastAsia="Calibri"/>
+        </w:rPr>
+        <w:t>Lasalle became a household name</w:t>
+      </w:r>
+      <w:r>
+        <w:rPr>
+          <w:rFonts w:eastAsia="Calibri"/>
+        </w:rPr>
+        <w:t xml:space="preserve">. </w:t>
+      </w:r>
+      <w:r>
+        <w:rPr>
+          <w:rFonts w:eastAsia="Calibri"/>
+        </w:rPr>
+        <w:t xml:space="preserve">When the man himself retired, he sold his company to Aleph Null to at last extend its reach across the globe, and </w:t>
+      </w:r>
+      <w:r>
+        <w:rPr>
+          <w:rFonts w:eastAsia="Calibri"/>
+        </w:rPr>
+        <w:t>he died</w:t>
+      </w:r>
+      <w:r>
+        <w:rPr>
+          <w:rFonts w:eastAsia="Calibri"/>
+        </w:rPr>
+        <w:t xml:space="preserve"> content that he had made the world a better place.</w:t>
+      </w:r>
+    </w:p>
+    <w:p>
+      <w:pPr>
+        <w:rPr>
+          <w:rFonts w:eastAsia="Calibri"/>
+        </w:rPr>
+      </w:pPr>
+      <w:r>
+        <w:rPr>
+          <w:rFonts w:eastAsia="Calibri"/>
+        </w:rPr>
+        <w:t>C</w:t>
+      </w:r>
+      <w:r>
+        <w:rPr>
+          <w:rFonts w:eastAsia="Calibri"/>
+        </w:rPr>
+        <w:t xml:space="preserve">lose to a century </w:t>
+      </w:r>
+      <w:r>
+        <w:rPr>
+          <w:rFonts w:eastAsia="Calibri"/>
+        </w:rPr>
+        <w:t>later</w:t>
+      </w:r>
+      <w:r>
+        <w:rPr>
+          <w:rFonts w:eastAsia="Calibri"/>
+        </w:rPr>
+        <w:t xml:space="preserve">, the </w:t>
+      </w:r>
+      <w:r>
+        <w:rPr>
+          <w:rFonts w:eastAsia="Calibri"/>
+        </w:rPr>
+        <w:t>shuttle</w:t>
+      </w:r>
+      <w:r>
+        <w:rPr>
+          <w:rFonts w:eastAsia="Calibri"/>
+        </w:rPr>
+        <w:t xml:space="preserve"> carrying Cassandra and her friends returned from Athens. </w:t>
+      </w:r>
+      <w:r>
+        <w:rPr>
+          <w:rFonts w:eastAsia="Calibri"/>
+        </w:rPr>
+        <w:t>They cleared customs in Newfoundland, where the Skywatch had no presence, then flew straight to</w:t>
+      </w:r>
+      <w:r>
+        <w:rPr>
+          <w:rFonts w:eastAsia="Calibri"/>
+        </w:rPr>
+        <w:t xml:space="preserve"> </w:t>
+      </w:r>
+      <w:r>
+        <w:rPr>
+          <w:rFonts w:eastAsia="Calibri"/>
+        </w:rPr>
+        <w:t xml:space="preserve">the </w:t>
+      </w:r>
+      <w:r>
+        <w:rPr>
+          <w:rFonts w:eastAsia="Calibri"/>
+        </w:rPr>
+        <w:t>branch campus</w:t>
+      </w:r>
+      <w:r>
+        <w:rPr>
+          <w:rFonts w:eastAsia="Calibri"/>
+        </w:rPr>
+        <w:t xml:space="preserve"> itself, near what had once been Lasalle’s original headquarters</w:t>
+      </w:r>
+      <w:r>
+        <w:rPr>
+          <w:rFonts w:eastAsia="Calibri"/>
+        </w:rPr>
+        <w:t xml:space="preserve">. Cassandra had selected a VTOL </w:t>
+      </w:r>
+      <w:r>
+        <w:rPr>
+          <w:rFonts w:eastAsia="Calibri"/>
+        </w:rPr>
+        <w:t>aircraft</w:t>
+      </w:r>
+      <w:r>
+        <w:rPr>
+          <w:rFonts w:eastAsia="Calibri"/>
+        </w:rPr>
+        <w:t xml:space="preserve"> for exactly that purpose.</w:t>
+      </w:r>
+    </w:p>
+    <w:p>
+      <w:pPr>
+        <w:rPr>
+          <w:rFonts w:eastAsia="Calibri"/>
+        </w:rPr>
+      </w:pPr>
+      <w:r>
+        <w:rPr>
+          <w:rFonts w:eastAsia="Calibri"/>
+        </w:rPr>
+        <w:t xml:space="preserve">As the </w:t>
+      </w:r>
+      <w:r>
+        <w:rPr>
+          <w:rFonts w:eastAsia="Calibri"/>
+        </w:rPr>
+        <w:t>aircraft</w:t>
+      </w:r>
+      <w:r>
+        <w:rPr>
+          <w:rFonts w:eastAsia="Calibri"/>
+        </w:rPr>
+        <w:t xml:space="preserve"> entered </w:t>
+      </w:r>
+      <w:r>
+        <w:rPr>
+          <w:rFonts w:eastAsia="Calibri"/>
+        </w:rPr>
+        <w:t>Montreal</w:t>
+      </w:r>
+      <w:r>
+        <w:rPr>
+          <w:rFonts w:eastAsia="Calibri"/>
+        </w:rPr>
+        <w:t xml:space="preserve"> airspace, Cassandra twitched against the rock-hard seat cushion</w:t>
+      </w:r>
+      <w:r>
+        <w:rPr>
+          <w:rFonts w:eastAsia="Calibri"/>
+        </w:rPr>
+        <w:t xml:space="preserve">. </w:t>
+      </w:r>
+      <w:r>
+        <w:rPr>
+          <w:rFonts w:eastAsia="Calibri"/>
+        </w:rPr>
+        <w:t>Though the flight should have offered plenty of time to rest, h</w:t>
+      </w:r>
+      <w:r>
+        <w:rPr>
+          <w:rFonts w:eastAsia="Calibri"/>
+        </w:rPr>
+        <w:t xml:space="preserve">er memories of the </w:t>
+      </w:r>
+      <w:r>
+        <w:rPr>
+          <w:rFonts w:eastAsia="Calibri"/>
+        </w:rPr>
+        <w:t>disaster and the discomfort of her seat itself had kept her from restful sleep</w:t>
+      </w:r>
+      <w:r>
+        <w:rPr>
+          <w:rFonts w:eastAsia="Calibri"/>
+        </w:rPr>
+        <w:t xml:space="preserve">. </w:t>
+      </w:r>
+      <w:r>
+        <w:rPr>
+          <w:rFonts w:eastAsia="Calibri"/>
+        </w:rPr>
+        <w:t xml:space="preserve">Her skin itched all over. Her </w:t>
+      </w:r>
+      <w:r>
+        <w:rPr>
+          <w:rFonts w:eastAsia="Calibri"/>
+        </w:rPr>
+        <w:t>expensive high heels</w:t>
+      </w:r>
+      <w:r>
+        <w:rPr>
+          <w:rFonts w:eastAsia="Calibri"/>
+        </w:rPr>
+        <w:t xml:space="preserve"> suddenly seemed a size too small, </w:t>
+      </w:r>
+      <w:r>
+        <w:rPr>
+          <w:rFonts w:eastAsia="Calibri"/>
+        </w:rPr>
+        <w:t xml:space="preserve">binding toes that couldn’t so much as wiggle. </w:t>
+      </w:r>
+      <w:r>
+        <w:rPr>
+          <w:rFonts w:eastAsia="Calibri"/>
+        </w:rPr>
+        <w:t>The</w:t>
+      </w:r>
+      <w:r>
+        <w:rPr>
+          <w:rFonts w:eastAsia="Calibri"/>
+        </w:rPr>
+        <w:t xml:space="preserve"> bra </w:t>
+      </w:r>
+      <w:r>
+        <w:rPr>
+          <w:rFonts w:eastAsia="Calibri"/>
+        </w:rPr>
+        <w:t>she rarely noticed anymore</w:t>
+      </w:r>
+      <w:r>
+        <w:rPr>
+          <w:rFonts w:eastAsia="Calibri"/>
+        </w:rPr>
+        <w:t xml:space="preserve"> was now a </w:t>
+      </w:r>
+      <w:r>
+        <w:rPr>
+          <w:rFonts w:eastAsia="Calibri"/>
+        </w:rPr>
+        <w:t>painful</w:t>
+      </w:r>
+      <w:r>
+        <w:rPr>
+          <w:rFonts w:eastAsia="Calibri"/>
+        </w:rPr>
+        <w:t xml:space="preserve"> sensation around her chest that she longed to tear off.</w:t>
+      </w:r>
+    </w:p>
+    <w:p>
+      <w:pPr>
+        <w:rPr>
+          <w:rFonts w:eastAsia="Calibri"/>
+        </w:rPr>
+      </w:pPr>
+      <w:r>
+        <w:rPr>
+          <w:rFonts w:eastAsia="Calibri"/>
+        </w:rPr>
         <w:lastRenderedPageBreak/>
-        <w:t xml:space="preserve">went quiet following the </w:t>
+        <w:t>Home</w:t>
       </w:r>
       <w:r>
         <w:rPr>
           <w:rFonts w:eastAsia="Calibri"/>
         </w:rPr>
-        <w:t>company’s descent into financial ruin</w:t>
+        <w:t xml:space="preserve"> was on the horizon, she reminded herself. Only half an hour, give or take, before she would be able to strip herself down and take a much-needed shower</w:t>
       </w:r>
       <w:r>
         <w:rPr>
           <w:rFonts w:eastAsia="Calibri"/>
         </w:rPr>
-        <w:t>, hardly anybody noticed. Five years later, its lights turning back on went equally uncelebrated.</w:t>
-      </w:r>
-    </w:p>
-    <w:p>
-      <w:pPr>
+        <w:t>, or perhaps a bath in her apartment</w:t>
+      </w:r>
+      <w:r>
         <w:rPr>
           <w:rFonts w:eastAsia="Calibri"/>
         </w:rPr>
-      </w:pPr>
+        <w:t xml:space="preserve">’s </w:t>
+      </w:r>
       <w:r>
         <w:rPr>
           <w:rFonts w:eastAsia="Calibri"/>
         </w:rPr>
-        <w:t xml:space="preserve">That insignificance didn’t last long. </w:t>
-      </w:r>
-    </w:p>
-    <w:p>
-      <w:pPr>
+        <w:t>hot tub. That sort of leisure</w:t>
+      </w:r>
+      <w:r>
         <w:rPr>
           <w:rFonts w:eastAsia="Calibri"/>
         </w:rPr>
-      </w:pPr>
+        <w:t xml:space="preserve"> </w:t>
+      </w:r>
       <w:r>
         <w:rPr>
           <w:rFonts w:eastAsia="Calibri"/>
         </w:rPr>
-        <w:t xml:space="preserve">Freed from the directives imposed by </w:t>
+        <w:t xml:space="preserve">was exactly what she needed. </w:t>
       </w:r>
       <w:r>
         <w:rPr>
           <w:rFonts w:eastAsia="Calibri"/>
         </w:rPr>
-        <w:t xml:space="preserve">Avalon, the </w:t>
+        <w:t xml:space="preserve">Until then, however, the best she could do was to take deep breaths, scratch the itches </w:t>
       </w:r>
       <w:r>
         <w:rPr>
           <w:rFonts w:eastAsia="Calibri"/>
         </w:rPr>
-        <w:t>factory</w:t>
+        <w:t>as</w:t>
       </w:r>
       <w:r>
         <w:rPr>
           <w:rFonts w:eastAsia="Calibri"/>
         </w:rPr>
-        <w:t xml:space="preserve"> had not sat idle during those years of closure. Its director, </w:t>
+        <w:t xml:space="preserve"> best she could, and try to situate her mind in a comfortable place, the way her therapist had once </w:t>
       </w:r>
       <w:r>
         <w:rPr>
           <w:rFonts w:eastAsia="Calibri"/>
         </w:rPr>
-        <w:t>Emile Lasalle</w:t>
+        <w:t>suggested</w:t>
       </w:r>
       <w:r>
         <w:rPr>
           <w:rFonts w:eastAsia="Calibri"/>
         </w:rPr>
+        <w:t>.</w:t>
+      </w:r>
+    </w:p>
+    <w:p>
+      <w:pPr>
+        <w:rPr>
+          <w:rFonts w:eastAsia="Calibri"/>
+        </w:rPr>
+      </w:pPr>
+      <w:r>
+        <w:rPr>
+          <w:rFonts w:eastAsia="Calibri"/>
+        </w:rPr>
+        <w:t xml:space="preserve">For Cassandra, that place was </w:t>
+      </w:r>
+      <w:r>
+        <w:rPr>
+          <w:rFonts w:eastAsia="Calibri"/>
+        </w:rPr>
+        <w:t xml:space="preserve">a café on </w:t>
+      </w:r>
+      <w:r>
+        <w:rPr>
+          <w:rFonts w:eastAsia="Calibri"/>
+        </w:rPr>
+        <w:t>Sherbrooke Street</w:t>
+      </w:r>
+      <w:r>
+        <w:rPr>
+          <w:rFonts w:eastAsia="Calibri"/>
+        </w:rPr>
+        <w:t xml:space="preserve">. </w:t>
+      </w:r>
+      <w:r>
+        <w:rPr>
+          <w:rFonts w:eastAsia="Calibri"/>
+        </w:rPr>
+        <w:t xml:space="preserve">It was a </w:t>
+      </w:r>
+      <w:r>
+        <w:rPr>
+          <w:rFonts w:eastAsia="Calibri"/>
+        </w:rPr>
+        <w:t>kitschy</w:t>
+      </w:r>
+      <w:r>
+        <w:rPr>
+          <w:rFonts w:eastAsia="Calibri"/>
+        </w:rPr>
+        <w:t xml:space="preserve"> little building in the shadow of the upper city</w:t>
+      </w:r>
+      <w:r>
+        <w:rPr>
+          <w:rFonts w:eastAsia="Calibri"/>
+        </w:rPr>
+        <w:t xml:space="preserve"> where she and her high school friends</w:t>
+      </w:r>
+      <w:r>
+        <w:rPr>
+          <w:rFonts w:eastAsia="Calibri"/>
+        </w:rPr>
+        <w:t xml:space="preserve"> liked to eat </w:t>
+      </w:r>
+      <w:r>
+        <w:rPr>
+          <w:rFonts w:eastAsia="Calibri"/>
+        </w:rPr>
+        <w:t>in the afternoons. She recalled the smell of poutine and cigarette smoke, the crinkle of other patrons’ newspapers, the laughter of her classmates, and her mother’s disapproving glare whenever she returned from the “dangerous” lower streets.</w:t>
+      </w:r>
+      <w:r>
+        <w:rPr>
+          <w:rFonts w:eastAsia="Calibri"/>
+        </w:rPr>
+        <w:t xml:space="preserve"> </w:t>
+      </w:r>
+      <w:r>
+        <w:rPr>
+          <w:rFonts w:eastAsia="Calibri"/>
+        </w:rPr>
+        <w:t xml:space="preserve">Even though these memories carried with them a </w:t>
+      </w:r>
+      <w:r>
+        <w:rPr>
+          <w:rFonts w:eastAsia="Calibri"/>
+        </w:rPr>
+        <w:t>pang</w:t>
+      </w:r>
+      <w:r>
+        <w:rPr>
+          <w:rFonts w:eastAsia="Calibri"/>
+        </w:rPr>
+        <w:t xml:space="preserve"> of sorrow for friends she no longer knew, they were also a source of warmth, </w:t>
+      </w:r>
+      <w:r>
+        <w:rPr>
+          <w:rFonts w:eastAsia="Calibri"/>
+        </w:rPr>
+        <w:t>which</w:t>
+      </w:r>
+      <w:r>
+        <w:rPr>
+          <w:rFonts w:eastAsia="Calibri"/>
+        </w:rPr>
+        <w:t xml:space="preserve"> was enough.</w:t>
+      </w:r>
+    </w:p>
+    <w:p>
+      <w:pPr>
+        <w:rPr>
+          <w:rFonts w:eastAsia="Calibri"/>
+        </w:rPr>
+      </w:pPr>
+      <w:r>
+        <w:rPr>
+          <w:rFonts w:eastAsia="Calibri"/>
+        </w:rPr>
+        <w:t xml:space="preserve">That was a lie. It was never enough. </w:t>
+      </w:r>
+    </w:p>
+    <w:p>
+      <w:pPr>
+        <w:rPr>
+          <w:rFonts w:eastAsia="Calibri"/>
+        </w:rPr>
+      </w:pPr>
+      <w:r>
+        <w:rPr>
+          <w:rFonts w:eastAsia="Calibri"/>
+        </w:rPr>
+        <w:t>Sensing her distress, Akiko la</w:t>
+      </w:r>
+      <w:r>
+        <w:rPr>
+          <w:rFonts w:eastAsia="Calibri"/>
+        </w:rPr>
+        <w:t>id</w:t>
+      </w:r>
+      <w:r>
+        <w:rPr>
+          <w:rFonts w:eastAsia="Calibri"/>
+        </w:rPr>
+        <w:t xml:space="preserve"> a sympathetic hand on </w:t>
+      </w:r>
+      <w:r>
+        <w:rPr>
+          <w:rFonts w:eastAsia="Calibri"/>
+        </w:rPr>
+        <w:t>her</w:t>
+      </w:r>
+      <w:r>
+        <w:rPr>
+          <w:rFonts w:eastAsia="Calibri"/>
+        </w:rPr>
+        <w:t xml:space="preserve"> shoulder. </w:t>
+      </w:r>
+      <w:r>
+        <w:rPr>
+          <w:rFonts w:eastAsia="Calibri"/>
+        </w:rPr>
+        <w:t>Cassandra</w:t>
+      </w:r>
+      <w:r>
+        <w:rPr>
+          <w:rFonts w:eastAsia="Calibri"/>
+        </w:rPr>
+        <w:t xml:space="preserve"> immediately and </w:t>
+      </w:r>
+      <w:r>
+        <w:rPr>
+          <w:rFonts w:eastAsia="Calibri"/>
+        </w:rPr>
+        <w:t>instinctively</w:t>
+      </w:r>
+      <w:r>
+        <w:rPr>
+          <w:rFonts w:eastAsia="Calibri"/>
+        </w:rPr>
+        <w:t xml:space="preserve"> swatted it away</w:t>
+      </w:r>
+      <w:r>
+        <w:rPr>
+          <w:rFonts w:eastAsia="Calibri"/>
+        </w:rPr>
+        <w:t>.</w:t>
+      </w:r>
+    </w:p>
+    <w:p>
+      <w:pPr>
+        <w:rPr>
+          <w:rFonts w:eastAsia="Calibri"/>
+        </w:rPr>
+      </w:pPr>
+      <w:r>
+        <w:rPr>
+          <w:rFonts w:eastAsia="Calibri"/>
+        </w:rPr>
+        <w:t>“</w:t>
+      </w:r>
+      <w:r>
+        <w:rPr>
+          <w:rFonts w:eastAsia="Calibri"/>
+        </w:rPr>
+        <w:t>Yikes</w:t>
+      </w:r>
+      <w:r>
+        <w:rPr>
+          <w:rFonts w:eastAsia="Calibri"/>
+        </w:rPr>
         <w:t xml:space="preserve">, </w:t>
       </w:r>
       <w:r>
         <w:rPr>
           <w:rFonts w:eastAsia="Calibri"/>
         </w:rPr>
-        <w:t xml:space="preserve">had quietly purchased the site for himself, </w:t>
+        <w:t>alright</w:t>
       </w:r>
       <w:r>
         <w:rPr>
           <w:rFonts w:eastAsia="Calibri"/>
         </w:rPr>
-        <w:t>and kept his business afloat by selling medicine that a dying world sorely needed</w:t>
-      </w:r>
-      <w:r>
+        <w:t>,” her friend said. “No touching, huh?”</w:t>
+      </w:r>
+    </w:p>
+    <w:p>
+      <w:pPr>
         <w:rPr>
           <w:rFonts w:eastAsia="Calibri"/>
         </w:rPr>
-        <w:t xml:space="preserve">. For </w:t>
-      </w:r>
+      </w:pPr>
       <w:r>
         <w:rPr>
           <w:rFonts w:eastAsia="Calibri"/>
         </w:rPr>
-        <w:t>that half decade</w:t>
-      </w:r>
-      <w:r>
+        <w:t>“Not right now, no. I’m just…I feel dirty, okay? And being packed in here with so many people really isn’t helping.”</w:t>
+      </w:r>
+    </w:p>
+    <w:p>
+      <w:pPr>
         <w:rPr>
           <w:rFonts w:eastAsia="Calibri"/>
         </w:rPr>
-        <w:t>, a cohort of scientists, engineers, and support staff worked and lived inside the compound, rarely venturing outside</w:t>
-      </w:r>
+      </w:pPr>
       <w:r>
         <w:rPr>
           <w:rFonts w:eastAsia="Calibri"/>
         </w:rPr>
-        <w:t>.</w:t>
-      </w:r>
-    </w:p>
-    <w:p>
-      <w:pPr>
+        <w:t xml:space="preserve">“Yeah, I get it,” Akiko replied in the </w:t>
+      </w:r>
+      <w:r>
         <w:rPr>
           <w:rFonts w:eastAsia="Calibri"/>
         </w:rPr>
-      </w:pPr>
+        <w:t>hesitant</w:t>
+      </w:r>
       <w:r>
         <w:rPr>
           <w:rFonts w:eastAsia="Calibri"/>
         </w:rPr>
-        <w:t xml:space="preserve">As soon as everything was ready, </w:t>
+        <w:t xml:space="preserve"> tone of someone who </w:t>
       </w:r>
       <w:r>
         <w:rPr>
           <w:rFonts w:eastAsia="Calibri"/>
         </w:rPr>
-        <w:t>Lasalle</w:t>
+        <w:t>clearly</w:t>
       </w:r>
       <w:r>
         <w:rPr>
           <w:rFonts w:eastAsia="Calibri"/>
         </w:rPr>
-        <w:t xml:space="preserve"> threw wide the gates and set his plans into motion. Using the </w:t>
-      </w:r>
-      <w:r>
-        <w:rPr>
-          <w:rFonts w:eastAsia="Calibri"/>
-        </w:rPr>
-        <w:t xml:space="preserve">profit from his </w:t>
-      </w:r>
-      <w:r>
-        <w:rPr>
-          <w:rFonts w:eastAsia="Calibri"/>
-        </w:rPr>
-        <w:t>contracting</w:t>
-      </w:r>
-      <w:r>
-        <w:rPr>
-          <w:rFonts w:eastAsia="Calibri"/>
-        </w:rPr>
-        <w:t xml:space="preserve">, he hired scores of new employees, made deals with local gangs for protection, and purchased a fleet of vehicles to expand the company’s trade network. </w:t>
-      </w:r>
-      <w:r>
-        <w:rPr>
-          <w:rFonts w:eastAsia="Calibri"/>
-        </w:rPr>
-        <w:t xml:space="preserve">The newly-christened Lasalle Industries diversified as it grew, </w:t>
-      </w:r>
-      <w:r>
-        <w:rPr>
-          <w:rFonts w:eastAsia="Calibri"/>
-        </w:rPr>
-        <w:t xml:space="preserve">building facilities for </w:t>
-      </w:r>
-      <w:r>
-        <w:rPr>
-          <w:rFonts w:eastAsia="Calibri"/>
-        </w:rPr>
-        <w:t>neuroscience</w:t>
-      </w:r>
-      <w:r>
-        <w:rPr>
-          <w:rFonts w:eastAsia="Calibri"/>
-        </w:rPr>
-        <w:t xml:space="preserve"> and nanotechnology</w:t>
-      </w:r>
-      <w:r>
-        <w:rPr>
-          <w:rFonts w:eastAsia="Calibri"/>
-        </w:rPr>
-        <w:t xml:space="preserve">. A professional security team replaced the gangs, the old compound </w:t>
-      </w:r>
-      <w:r>
-        <w:rPr>
-          <w:rFonts w:eastAsia="Calibri"/>
-        </w:rPr>
-        <w:t>grew into</w:t>
-      </w:r>
-      <w:r>
-        <w:rPr>
-          <w:rFonts w:eastAsia="Calibri"/>
-        </w:rPr>
-        <w:t xml:space="preserve"> a luxury </w:t>
-      </w:r>
-      <w:r>
-        <w:rPr>
-          <w:rFonts w:eastAsia="Calibri"/>
-        </w:rPr>
-        <w:t>office</w:t>
-      </w:r>
-      <w:r>
-        <w:rPr>
-          <w:rFonts w:eastAsia="Calibri"/>
-        </w:rPr>
-        <w:t xml:space="preserve">, and </w:t>
-      </w:r>
-      <w:r>
-        <w:rPr>
-          <w:rFonts w:eastAsia="Calibri"/>
-        </w:rPr>
-        <w:t>Lasalle became a household name</w:t>
-      </w:r>
-      <w:r>
-        <w:rPr>
-          <w:rFonts w:eastAsia="Calibri"/>
-        </w:rPr>
-        <w:t xml:space="preserve">. </w:t>
-      </w:r>
-      <w:r>
-        <w:rPr>
-          <w:rFonts w:eastAsia="Calibri"/>
-        </w:rPr>
-        <w:t xml:space="preserve">When the man himself retired, he sold his company to Aleph Null to at last extend its reach across the globe, and </w:t>
-      </w:r>
-      <w:r>
-        <w:rPr>
-          <w:rFonts w:eastAsia="Calibri"/>
-        </w:rPr>
-        <w:t>he died</w:t>
-      </w:r>
-      <w:r>
-        <w:rPr>
-          <w:rFonts w:eastAsia="Calibri"/>
-        </w:rPr>
-        <w:t xml:space="preserve"> content that he had made the world a better place.</w:t>
-      </w:r>
-    </w:p>
-    <w:p>
-      <w:pPr>
-        <w:rPr>
-          <w:rFonts w:eastAsia="Calibri"/>
-        </w:rPr>
-      </w:pPr>
-      <w:r>
-        <w:rPr>
-          <w:rFonts w:eastAsia="Calibri"/>
-        </w:rPr>
-        <w:t>C</w:t>
-      </w:r>
-      <w:r>
-        <w:rPr>
-          <w:rFonts w:eastAsia="Calibri"/>
-        </w:rPr>
-        <w:t xml:space="preserve">lose to a century </w:t>
-      </w:r>
-      <w:r>
-        <w:rPr>
-          <w:rFonts w:eastAsia="Calibri"/>
-        </w:rPr>
-        <w:t>later</w:t>
-      </w:r>
-      <w:r>
-        <w:rPr>
-          <w:rFonts w:eastAsia="Calibri"/>
-        </w:rPr>
-        <w:t xml:space="preserve">, the </w:t>
-      </w:r>
-      <w:r>
-        <w:rPr>
-          <w:rFonts w:eastAsia="Calibri"/>
-        </w:rPr>
-        <w:t>shuttle</w:t>
-      </w:r>
-      <w:r>
-        <w:rPr>
-          <w:rFonts w:eastAsia="Calibri"/>
-        </w:rPr>
-        <w:t xml:space="preserve"> carrying Cassandra and her friends returned from Athens. </w:t>
-      </w:r>
-      <w:r>
-        <w:rPr>
-          <w:rFonts w:eastAsia="Calibri"/>
-        </w:rPr>
-        <w:t>They cleared customs in Newfoundland, where the Skywatch had no presence, then flew straight to</w:t>
-      </w:r>
-      <w:r>
-        <w:rPr>
-          <w:rFonts w:eastAsia="Calibri"/>
-        </w:rPr>
-        <w:t xml:space="preserve"> </w:t>
-      </w:r>
-      <w:r>
-        <w:rPr>
-          <w:rFonts w:eastAsia="Calibri"/>
-        </w:rPr>
-        <w:t xml:space="preserve">the </w:t>
-      </w:r>
-      <w:r>
-        <w:rPr>
-          <w:rFonts w:eastAsia="Calibri"/>
-        </w:rPr>
-        <w:t>branch campus</w:t>
-      </w:r>
-      <w:r>
-        <w:rPr>
-          <w:rFonts w:eastAsia="Calibri"/>
-        </w:rPr>
-        <w:t xml:space="preserve"> itself, near what had once been Lasalle’s original headquarters</w:t>
-      </w:r>
-      <w:r>
-        <w:rPr>
-          <w:rFonts w:eastAsia="Calibri"/>
-        </w:rPr>
-        <w:t xml:space="preserve">. Cassandra had selected a VTOL </w:t>
-      </w:r>
-      <w:r>
-        <w:rPr>
-          <w:rFonts w:eastAsia="Calibri"/>
-        </w:rPr>
-        <w:t>aircraft</w:t>
-      </w:r>
-      <w:r>
-        <w:rPr>
-          <w:rFonts w:eastAsia="Calibri"/>
-        </w:rPr>
-        <w:t xml:space="preserve"> for exactly that purpose.</w:t>
-      </w:r>
-    </w:p>
-    <w:p>
-      <w:pPr>
-        <w:rPr>
-          <w:rFonts w:eastAsia="Calibri"/>
-        </w:rPr>
-      </w:pPr>
-      <w:r>
-        <w:rPr>
-          <w:rFonts w:eastAsia="Calibri"/>
-        </w:rPr>
-        <w:t xml:space="preserve">As the </w:t>
-      </w:r>
-      <w:r>
-        <w:rPr>
-          <w:rFonts w:eastAsia="Calibri"/>
-        </w:rPr>
-        <w:t>aircraft</w:t>
-      </w:r>
-      <w:r>
-        <w:rPr>
-          <w:rFonts w:eastAsia="Calibri"/>
-        </w:rPr>
-        <w:t xml:space="preserve"> entered </w:t>
-      </w:r>
-      <w:r>
-        <w:rPr>
-          <w:rFonts w:eastAsia="Calibri"/>
-        </w:rPr>
-        <w:t>Montreal</w:t>
-      </w:r>
-      <w:r>
-        <w:rPr>
-          <w:rFonts w:eastAsia="Calibri"/>
-        </w:rPr>
-        <w:t xml:space="preserve"> airspace, Cassandra twitched against the rock-hard seat cushion</w:t>
-      </w:r>
-      <w:r>
-        <w:rPr>
-          <w:rFonts w:eastAsia="Calibri"/>
-        </w:rPr>
-        <w:t xml:space="preserve">. </w:t>
-      </w:r>
-      <w:r>
-        <w:rPr>
-          <w:rFonts w:eastAsia="Calibri"/>
-        </w:rPr>
-        <w:t>Though the flight should have offered plenty of time to rest, h</w:t>
-      </w:r>
-      <w:r>
-        <w:rPr>
-          <w:rFonts w:eastAsia="Calibri"/>
-        </w:rPr>
-        <w:t xml:space="preserve">er memories of the </w:t>
-      </w:r>
-      <w:r>
-        <w:rPr>
-          <w:rFonts w:eastAsia="Calibri"/>
-        </w:rPr>
-        <w:t>disaster and the discomfort of her seat itself had kept her from restful sleep</w:t>
-      </w:r>
-      <w:r>
-        <w:rPr>
-          <w:rFonts w:eastAsia="Calibri"/>
-        </w:rPr>
-        <w:t xml:space="preserve">. </w:t>
-      </w:r>
-      <w:r>
-        <w:rPr>
-          <w:rFonts w:eastAsia="Calibri"/>
-        </w:rPr>
-        <w:t xml:space="preserve">Her skin itched all over. Her </w:t>
-      </w:r>
-      <w:r>
-        <w:rPr>
-          <w:rFonts w:eastAsia="Calibri"/>
-        </w:rPr>
-        <w:t>expensive high heels</w:t>
-      </w:r>
-      <w:r>
-        <w:rPr>
-          <w:rFonts w:eastAsia="Calibri"/>
-        </w:rPr>
-        <w:t xml:space="preserve"> suddenly seemed a size too small, </w:t>
-      </w:r>
-      <w:r>
-        <w:rPr>
-          <w:rFonts w:eastAsia="Calibri"/>
-        </w:rPr>
-        <w:t xml:space="preserve">binding toes that couldn’t so much as wiggle. </w:t>
-      </w:r>
-      <w:r>
-        <w:rPr>
-          <w:rFonts w:eastAsia="Calibri"/>
-        </w:rPr>
-        <w:t>The</w:t>
-      </w:r>
-      <w:r>
-        <w:rPr>
-          <w:rFonts w:eastAsia="Calibri"/>
-        </w:rPr>
-        <w:t xml:space="preserve"> bra </w:t>
-      </w:r>
-      <w:r>
-        <w:rPr>
-          <w:rFonts w:eastAsia="Calibri"/>
-        </w:rPr>
-        <w:t>she rarely noticed anymore</w:t>
-      </w:r>
-      <w:r>
-        <w:rPr>
-          <w:rFonts w:eastAsia="Calibri"/>
-        </w:rPr>
-        <w:t xml:space="preserve"> was now a </w:t>
-      </w:r>
-      <w:r>
-        <w:rPr>
-          <w:rFonts w:eastAsia="Calibri"/>
-        </w:rPr>
-        <w:t>painful</w:t>
-      </w:r>
-      <w:r>
-        <w:rPr>
-          <w:rFonts w:eastAsia="Calibri"/>
-        </w:rPr>
-        <w:t xml:space="preserve"> sensation around her chest that she longed to tear off.</w:t>
-      </w:r>
-    </w:p>
-    <w:p>
-      <w:pPr>
-        <w:rPr>
-          <w:rFonts w:eastAsia="Calibri"/>
-        </w:rPr>
-      </w:pPr>
-      <w:r>
-        <w:rPr>
-          <w:rFonts w:eastAsia="Calibri"/>
-        </w:rPr>
-        <w:t>Home</w:t>
-      </w:r>
-      <w:r>
-        <w:rPr>
-          <w:rFonts w:eastAsia="Calibri"/>
-        </w:rPr>
-        <w:t xml:space="preserve"> was on the horizon, she reminded herself. Only half an hour, give or take, before she would be able to strip herself down and take a much-needed shower</w:t>
-      </w:r>
-      <w:r>
-        <w:rPr>
-          <w:rFonts w:eastAsia="Calibri"/>
-        </w:rPr>
-        <w:t>, or perhaps a bath in her apartment</w:t>
-      </w:r>
-      <w:r>
-        <w:rPr>
-          <w:rFonts w:eastAsia="Calibri"/>
-        </w:rPr>
-        <w:t xml:space="preserve">’s </w:t>
-      </w:r>
-      <w:r>
-        <w:rPr>
-          <w:rFonts w:eastAsia="Calibri"/>
-        </w:rPr>
-        <w:t>hot tub. That sort of leisure</w:t>
-      </w:r>
-      <w:r>
-        <w:rPr>
-          <w:rFonts w:eastAsia="Calibri"/>
-        </w:rPr>
-        <w:t xml:space="preserve"> </w:t>
-      </w:r>
-      <w:r>
-        <w:rPr>
-          <w:rFonts w:eastAsia="Calibri"/>
-        </w:rPr>
-        <w:t xml:space="preserve">was exactly what she needed. </w:t>
-      </w:r>
-      <w:r>
-        <w:rPr>
-          <w:rFonts w:eastAsia="Calibri"/>
-        </w:rPr>
-        <w:t xml:space="preserve">Until then, however, the </w:t>
-      </w:r>
-      <w:r>
-        <w:rPr>
-          <w:rFonts w:eastAsia="Calibri"/>
+        <w:t xml:space="preserve"> did not. </w:t>
+      </w:r>
+    </w:p>
+    <w:p>
+      <w:pPr>
+        <w:rPr>
+          <w:rFonts w:eastAsia="Times New Roman"/>
+        </w:rPr>
+      </w:pPr>
+      <w:r>
+        <w:rPr>
+          <w:rFonts w:eastAsia="Times New Roman"/>
+        </w:rPr>
+        <w:t xml:space="preserve">“Anyway, we’ll be home soon. Then I can wash off all this sweat and ash and sleep in my own bed again. </w:t>
+      </w:r>
+      <w:r>
+        <w:rPr>
+          <w:rFonts w:eastAsia="Times New Roman"/>
+        </w:rPr>
+        <w:t>Maybe spend some time at the gym afterwards.</w:t>
+      </w:r>
+      <w:r>
+        <w:rPr>
+          <w:rFonts w:eastAsia="Times New Roman"/>
+        </w:rPr>
+        <w:t>”</w:t>
+      </w:r>
+    </w:p>
+    <w:p>
+      <w:pPr>
+        <w:rPr>
+          <w:rFonts w:eastAsia="Times New Roman"/>
+        </w:rPr>
+      </w:pPr>
+      <w:r>
+        <w:rPr>
+          <w:rFonts w:eastAsia="Times New Roman"/>
+        </w:rPr>
+        <w:t>“</w:t>
+      </w:r>
+      <w:r>
+        <w:rPr>
+          <w:rFonts w:eastAsia="Times New Roman"/>
+        </w:rPr>
+        <w:t>Well, the good news is we’re just about there. Look</w:t>
+      </w:r>
+      <w:r>
+        <w:rPr>
+          <w:rFonts w:eastAsia="Times New Roman"/>
+        </w:rPr>
+        <w:t xml:space="preserve">.” </w:t>
+      </w:r>
+    </w:p>
+    <w:p>
+      <w:pPr>
+        <w:rPr>
+          <w:rFonts w:eastAsia="Times New Roman"/>
+        </w:rPr>
+      </w:pPr>
+      <w:r>
+        <w:rPr>
+          <w:rFonts w:eastAsia="Times New Roman"/>
+        </w:rPr>
+        <w:t xml:space="preserve">The space elevator had been visible for a while by that point, </w:t>
+      </w:r>
+      <w:r>
+        <w:rPr>
+          <w:rFonts w:eastAsia="Times New Roman"/>
+        </w:rPr>
+        <w:t>but now the shuttle banked into a gentle turn around its axis, bringing into view their final destination</w:t>
+      </w:r>
+      <w:r>
+        <w:rPr>
+          <w:rFonts w:eastAsia="Times New Roman"/>
+        </w:rPr>
+        <w:t xml:space="preserve"> – the Cloud Garden. That was the name that Emile Lasalle’s architects had given their new base of operations, a towering ziggurat topped with greenhouses </w:t>
+      </w:r>
+      <w:r>
+        <w:rPr>
+          <w:rFonts w:eastAsia="Times New Roman"/>
+        </w:rPr>
+        <w:t>that contained</w:t>
+      </w:r>
+      <w:r>
+        <w:rPr>
+          <w:rFonts w:eastAsia="Times New Roman"/>
+        </w:rPr>
+        <w:t xml:space="preserve"> the titular gardens. Cassandra </w:t>
+      </w:r>
+      <w:r>
+        <w:rPr>
+          <w:rFonts w:eastAsia="Times New Roman"/>
+        </w:rPr>
+        <w:t>had spent many afternoons up there, either to relax on her own</w:t>
+      </w:r>
+      <w:r>
+        <w:rPr>
+          <w:rFonts w:eastAsia="Times New Roman"/>
+        </w:rPr>
+        <w:t>,</w:t>
+      </w:r>
+      <w:r>
+        <w:rPr>
+          <w:rFonts w:eastAsia="Times New Roman"/>
+        </w:rPr>
+        <w:t xml:space="preserve"> or for private time with a friend or lover.</w:t>
+      </w:r>
+    </w:p>
+    <w:p>
+      <w:pPr>
+        <w:rPr>
+          <w:rStyle w:val="Strong"/>
+        </w:rPr>
+      </w:pPr>
+      <w:r>
+        <w:rPr>
+          <w:rFonts w:eastAsia="Times New Roman"/>
         </w:rPr>
         <w:lastRenderedPageBreak/>
-        <w:t xml:space="preserve">best she could do was to take deep breaths, scratch the itches </w:t>
-      </w:r>
-      <w:r>
-        <w:rPr>
-          <w:rFonts w:eastAsia="Calibri"/>
-        </w:rPr>
-        <w:t>as</w:t>
-      </w:r>
-      <w:r>
-        <w:rPr>
-          <w:rFonts w:eastAsia="Calibri"/>
-        </w:rPr>
-        <w:t xml:space="preserve"> best she could, and try to situate her mind in a comfortable place, the way her therapist had once </w:t>
-      </w:r>
-      <w:r>
-        <w:rPr>
-          <w:rFonts w:eastAsia="Calibri"/>
-        </w:rPr>
-        <w:t>suggested</w:t>
-      </w:r>
-      <w:r>
-        <w:rPr>
-          <w:rFonts w:eastAsia="Calibri"/>
-        </w:rPr>
-        <w:t>.</w:t>
-      </w:r>
-    </w:p>
-    <w:p>
-      <w:pPr>
-        <w:rPr>
-          <w:rFonts w:eastAsia="Calibri"/>
-        </w:rPr>
-      </w:pPr>
-      <w:r>
-        <w:rPr>
-          <w:rFonts w:eastAsia="Calibri"/>
-        </w:rPr>
-        <w:t xml:space="preserve">For Cassandra, that place was </w:t>
-      </w:r>
-      <w:r>
-        <w:rPr>
-          <w:rFonts w:eastAsia="Calibri"/>
-        </w:rPr>
-        <w:t xml:space="preserve">a café on </w:t>
-      </w:r>
-      <w:r>
-        <w:rPr>
-          <w:rFonts w:eastAsia="Calibri"/>
-        </w:rPr>
-        <w:t>Sherbrooke Street</w:t>
-      </w:r>
-      <w:r>
-        <w:rPr>
-          <w:rFonts w:eastAsia="Calibri"/>
-        </w:rPr>
-        <w:t xml:space="preserve">. </w:t>
-      </w:r>
-      <w:r>
-        <w:rPr>
-          <w:rFonts w:eastAsia="Calibri"/>
-        </w:rPr>
-        <w:t xml:space="preserve">It was a </w:t>
-      </w:r>
-      <w:r>
-        <w:rPr>
-          <w:rFonts w:eastAsia="Calibri"/>
-        </w:rPr>
-        <w:t>kitschy</w:t>
-      </w:r>
-      <w:r>
-        <w:rPr>
-          <w:rFonts w:eastAsia="Calibri"/>
-        </w:rPr>
-        <w:t xml:space="preserve"> little building in the shadow of the upper city</w:t>
-      </w:r>
-      <w:r>
-        <w:rPr>
-          <w:rFonts w:eastAsia="Calibri"/>
-        </w:rPr>
-        <w:t xml:space="preserve"> where she and her high school friends</w:t>
-      </w:r>
-      <w:r>
-        <w:rPr>
-          <w:rFonts w:eastAsia="Calibri"/>
-        </w:rPr>
-        <w:t xml:space="preserve"> liked to eat </w:t>
-      </w:r>
-      <w:r>
-        <w:rPr>
-          <w:rFonts w:eastAsia="Calibri"/>
-        </w:rPr>
-        <w:t>in the afternoons. She recalled the smell of poutine and cigarette smoke, the crinkle of other patrons’ newspapers, the laughter of her classmates, and her mother’s disapproving glare whenever she returned from the “dangerous” lower streets.</w:t>
-      </w:r>
-      <w:r>
-        <w:rPr>
-          <w:rFonts w:eastAsia="Calibri"/>
-        </w:rPr>
-        <w:t xml:space="preserve"> </w:t>
-      </w:r>
-      <w:r>
-        <w:rPr>
-          <w:rFonts w:eastAsia="Calibri"/>
-        </w:rPr>
-        <w:t xml:space="preserve">Even though these memories carried with them a </w:t>
-      </w:r>
-      <w:r>
-        <w:rPr>
-          <w:rFonts w:eastAsia="Calibri"/>
-        </w:rPr>
-        <w:t>pang</w:t>
-      </w:r>
-      <w:r>
-        <w:rPr>
-          <w:rFonts w:eastAsia="Calibri"/>
-        </w:rPr>
-        <w:t xml:space="preserve"> of sorrow for friends she no longer knew, they were also a source of warmth, </w:t>
-      </w:r>
-      <w:r>
-        <w:rPr>
-          <w:rFonts w:eastAsia="Calibri"/>
-        </w:rPr>
-        <w:t>which</w:t>
-      </w:r>
-      <w:r>
-        <w:rPr>
-          <w:rFonts w:eastAsia="Calibri"/>
-        </w:rPr>
-        <w:t xml:space="preserve"> was enough.</w:t>
-      </w:r>
-    </w:p>
-    <w:p>
-      <w:pPr>
-        <w:rPr>
-          <w:rFonts w:eastAsia="Calibri"/>
-        </w:rPr>
-      </w:pPr>
-      <w:r>
-        <w:rPr>
-          <w:rFonts w:eastAsia="Calibri"/>
-        </w:rPr>
-        <w:t xml:space="preserve">That was a lie. It was never enough. </w:t>
-      </w:r>
-    </w:p>
-    <w:p>
-      <w:pPr>
-        <w:rPr>
-          <w:rFonts w:eastAsia="Calibri"/>
-        </w:rPr>
-      </w:pPr>
-      <w:r>
-        <w:rPr>
-          <w:rFonts w:eastAsia="Calibri"/>
-        </w:rPr>
-        <w:t>Sensing her distress, Akiko la</w:t>
-      </w:r>
-      <w:r>
-        <w:rPr>
-          <w:rFonts w:eastAsia="Calibri"/>
-        </w:rPr>
-        <w:t>id</w:t>
-      </w:r>
-      <w:r>
-        <w:rPr>
-          <w:rFonts w:eastAsia="Calibri"/>
-        </w:rPr>
-        <w:t xml:space="preserve"> a sympathetic hand on </w:t>
-      </w:r>
-      <w:r>
-        <w:rPr>
-          <w:rFonts w:eastAsia="Calibri"/>
-        </w:rPr>
-        <w:t>her</w:t>
-      </w:r>
-      <w:r>
-        <w:rPr>
-          <w:rFonts w:eastAsia="Calibri"/>
-        </w:rPr>
-        <w:t xml:space="preserve"> shoulder. </w:t>
-      </w:r>
-      <w:r>
-        <w:rPr>
-          <w:rFonts w:eastAsia="Calibri"/>
-        </w:rPr>
-        <w:t>Cassandra</w:t>
-      </w:r>
-      <w:r>
-        <w:rPr>
-          <w:rFonts w:eastAsia="Calibri"/>
-        </w:rPr>
-        <w:t xml:space="preserve"> immediately and </w:t>
-      </w:r>
-      <w:r>
-        <w:rPr>
-          <w:rFonts w:eastAsia="Calibri"/>
-        </w:rPr>
-        <w:t>instinctively</w:t>
-      </w:r>
-      <w:r>
-        <w:rPr>
-          <w:rFonts w:eastAsia="Calibri"/>
-        </w:rPr>
-        <w:t xml:space="preserve"> swatted it away</w:t>
-      </w:r>
-      <w:r>
-        <w:rPr>
-          <w:rFonts w:eastAsia="Calibri"/>
-        </w:rPr>
-        <w:t>.</w:t>
-      </w:r>
-    </w:p>
-    <w:p>
-      <w:pPr>
-        <w:rPr>
-          <w:rFonts w:eastAsia="Calibri"/>
-        </w:rPr>
-      </w:pPr>
-      <w:r>
-        <w:rPr>
-          <w:rFonts w:eastAsia="Calibri"/>
-        </w:rPr>
-        <w:t>“</w:t>
-      </w:r>
-      <w:r>
-        <w:rPr>
-          <w:rFonts w:eastAsia="Calibri"/>
-        </w:rPr>
-        <w:t>Yikes</w:t>
-      </w:r>
-      <w:r>
-        <w:rPr>
-          <w:rFonts w:eastAsia="Calibri"/>
-        </w:rPr>
-        <w:t xml:space="preserve">, </w:t>
-      </w:r>
-      <w:r>
-        <w:rPr>
-          <w:rFonts w:eastAsia="Calibri"/>
-        </w:rPr>
-        <w:t>alright</w:t>
-      </w:r>
-      <w:r>
-        <w:rPr>
-          <w:rFonts w:eastAsia="Calibri"/>
-        </w:rPr>
-        <w:t>,” her friend said. “No touching, huh?”</w:t>
-      </w:r>
-    </w:p>
-    <w:p>
-      <w:pPr>
-        <w:rPr>
-          <w:rFonts w:eastAsia="Calibri"/>
-        </w:rPr>
-      </w:pPr>
-      <w:r>
-        <w:rPr>
-          <w:rFonts w:eastAsia="Calibri"/>
-        </w:rPr>
-        <w:t>“Not right now, no. I’m just…I feel dirty, okay? And being packed in here with so many people really isn’t helping.”</w:t>
-      </w:r>
-    </w:p>
-    <w:p>
-      <w:pPr>
-        <w:rPr>
-          <w:rFonts w:eastAsia="Calibri"/>
-        </w:rPr>
-      </w:pPr>
-      <w:r>
-        <w:rPr>
-          <w:rFonts w:eastAsia="Calibri"/>
-        </w:rPr>
-        <w:t xml:space="preserve">“Yeah, I get it,” Akiko replied in the </w:t>
-      </w:r>
-      <w:r>
-        <w:rPr>
-          <w:rFonts w:eastAsia="Calibri"/>
-        </w:rPr>
-        <w:t>hesitant</w:t>
-      </w:r>
-      <w:r>
-        <w:rPr>
-          <w:rFonts w:eastAsia="Calibri"/>
-        </w:rPr>
-        <w:t xml:space="preserve"> tone of someone who </w:t>
-      </w:r>
-      <w:r>
-        <w:rPr>
-          <w:rFonts w:eastAsia="Calibri"/>
-        </w:rPr>
-        <w:t>clearly</w:t>
-      </w:r>
-      <w:r>
-        <w:rPr>
-          <w:rFonts w:eastAsia="Calibri"/>
-        </w:rPr>
-        <w:t xml:space="preserve"> did not. </w:t>
-      </w:r>
-    </w:p>
-    <w:p>
-      <w:pPr>
-        <w:rPr>
-          <w:rFonts w:eastAsia="Times New Roman"/>
-        </w:rPr>
-      </w:pPr>
-      <w:r>
-        <w:rPr>
-          <w:rFonts w:eastAsia="Times New Roman"/>
-        </w:rPr>
-        <w:t xml:space="preserve">“Anyway, we’ll be home soon. Then I can wash off all this sweat and ash and sleep in my own bed again. </w:t>
-      </w:r>
-      <w:r>
-        <w:rPr>
-          <w:rFonts w:eastAsia="Times New Roman"/>
-        </w:rPr>
-        <w:t>Maybe spend some time at the gym afterwards.</w:t>
-      </w:r>
-      <w:r>
-        <w:rPr>
-          <w:rFonts w:eastAsia="Times New Roman"/>
-        </w:rPr>
-        <w:t>”</w:t>
-      </w:r>
-    </w:p>
-    <w:p>
-      <w:pPr>
-        <w:rPr>
-          <w:rFonts w:eastAsia="Times New Roman"/>
-        </w:rPr>
-      </w:pPr>
-      <w:r>
-        <w:rPr>
-          <w:rFonts w:eastAsia="Times New Roman"/>
-        </w:rPr>
-        <w:t>“</w:t>
-      </w:r>
-      <w:r>
-        <w:rPr>
-          <w:rFonts w:eastAsia="Times New Roman"/>
-        </w:rPr>
-        <w:t>Well, the good news is we’re just about there. Look</w:t>
-      </w:r>
-      <w:r>
-        <w:rPr>
-          <w:rFonts w:eastAsia="Times New Roman"/>
-        </w:rPr>
-        <w:t xml:space="preserve">.” </w:t>
-      </w:r>
-    </w:p>
-    <w:p>
-      <w:pPr>
-        <w:rPr>
-          <w:rFonts w:eastAsia="Times New Roman"/>
-        </w:rPr>
-      </w:pPr>
-      <w:r>
-        <w:rPr>
-          <w:rFonts w:eastAsia="Times New Roman"/>
-        </w:rPr>
-        <w:t xml:space="preserve">The space elevator had been visible for a while by that point, </w:t>
-      </w:r>
-      <w:r>
-        <w:rPr>
-          <w:rFonts w:eastAsia="Times New Roman"/>
-        </w:rPr>
-        <w:t>but now the shuttle banked into a gentle turn around its axis, bringing into view their final destination</w:t>
-      </w:r>
-      <w:r>
-        <w:rPr>
-          <w:rFonts w:eastAsia="Times New Roman"/>
-        </w:rPr>
-        <w:t xml:space="preserve"> – the Cloud Garden. That was the name that Emile Lasalle’s architects had given their new base of operations, a towering ziggurat topped with greenhouses </w:t>
-      </w:r>
-      <w:r>
-        <w:rPr>
-          <w:rFonts w:eastAsia="Times New Roman"/>
-        </w:rPr>
-        <w:t>that contained</w:t>
-      </w:r>
-      <w:r>
-        <w:rPr>
-          <w:rFonts w:eastAsia="Times New Roman"/>
-        </w:rPr>
-        <w:t xml:space="preserve"> the titular gardens. Cassandra </w:t>
-      </w:r>
-      <w:r>
-        <w:rPr>
-          <w:rFonts w:eastAsia="Times New Roman"/>
-        </w:rPr>
-        <w:t>had spent many afternoons up there, either to relax on her own</w:t>
-      </w:r>
-      <w:r>
-        <w:rPr>
-          <w:rFonts w:eastAsia="Times New Roman"/>
-        </w:rPr>
-        <w:t>,</w:t>
-      </w:r>
-      <w:r>
-        <w:rPr>
-          <w:rFonts w:eastAsia="Times New Roman"/>
-        </w:rPr>
-        <w:t xml:space="preserve"> or for private time with a friend or lover.</w:t>
-      </w:r>
-    </w:p>
-    <w:p>
-      <w:pPr>
-        <w:rPr>
-          <w:rStyle w:val="Strong"/>
-        </w:rPr>
-      </w:pPr>
-      <w:r>
-        <w:rPr>
-          <w:rFonts w:eastAsia="Times New Roman"/>
-        </w:rPr>
         <w:t xml:space="preserve">Akiko was pressed against the window like a child on her first flight, which Cassandra found </w:t>
       </w:r>
       <w:r>
@@ -9255,14 +9248,7 @@
         <w:rPr>
           <w:rFonts w:eastAsia="Times New Roman"/>
         </w:rPr>
-        <w:t xml:space="preserve">. “Even when I worked in engineering, I never got to actually go inside the </w:t>
-      </w:r>
-      <w:r>
-        <w:rPr>
-          <w:rFonts w:eastAsia="Times New Roman"/>
-        </w:rPr>
-        <w:lastRenderedPageBreak/>
-        <w:t>Garden</w:t>
+        <w:t>. “Even when I worked in engineering, I never got to actually go inside the Garden</w:t>
       </w:r>
       <w:r>
         <w:rPr>
@@ -9878,7 +9864,14 @@
         <w:rPr>
           <w:rFonts w:eastAsia="Times New Roman"/>
         </w:rPr>
-        <w:t xml:space="preserve"> He was adept in etiquette. And now he was </w:t>
+        <w:t xml:space="preserve"> He was adept </w:t>
+      </w:r>
+      <w:r>
+        <w:rPr>
+          <w:rFonts w:eastAsia="Times New Roman"/>
+        </w:rPr>
+        <w:lastRenderedPageBreak/>
+        <w:t xml:space="preserve">in etiquette. And now he was </w:t>
       </w:r>
       <w:r>
         <w:rPr>
@@ -9962,14 +9955,7 @@
         <w:rPr>
           <w:rFonts w:eastAsia="Times New Roman"/>
         </w:rPr>
-        <w:t xml:space="preserve"> </w:t>
-      </w:r>
-      <w:r>
-        <w:rPr>
-          <w:rFonts w:eastAsia="Times New Roman"/>
-        </w:rPr>
-        <w:lastRenderedPageBreak/>
-        <w:t xml:space="preserve">would </w:t>
+        <w:t xml:space="preserve"> would </w:t>
       </w:r>
       <w:r>
         <w:rPr>
@@ -10528,6 +10514,7 @@
         <w:rPr>
           <w:rFonts w:eastAsia="Times New Roman"/>
         </w:rPr>
+        <w:lastRenderedPageBreak/>
         <w:t>“So, it got shot down before, but he thinks he can get more votes after that shitshow in Athens?”</w:t>
       </w:r>
     </w:p>
@@ -10541,539 +10528,539 @@
         <w:rPr>
           <w:rFonts w:eastAsia="Times New Roman"/>
         </w:rPr>
+        <w:t>“</w:t>
+      </w:r>
+      <w:r>
+        <w:rPr>
+          <w:rFonts w:eastAsia="Times New Roman"/>
+        </w:rPr>
+        <w:t>In a nutshell, yeah.</w:t>
+      </w:r>
+      <w:r>
+        <w:rPr>
+          <w:rFonts w:eastAsia="Times New Roman"/>
+        </w:rPr>
+        <w:t xml:space="preserve"> </w:t>
+      </w:r>
+      <w:r>
+        <w:rPr>
+          <w:rFonts w:eastAsia="Times New Roman"/>
+        </w:rPr>
+        <w:t xml:space="preserve">Don’t worry about it, though. </w:t>
+      </w:r>
+      <w:r>
+        <w:rPr>
+          <w:rFonts w:eastAsia="Times New Roman"/>
+        </w:rPr>
+        <w:t>I’m sure my mother and Xiang are already trying to figure out how we can sway this in our favor.”</w:t>
+      </w:r>
+    </w:p>
+    <w:p>
+      <w:pPr>
+        <w:rPr>
+          <w:rFonts w:eastAsia="Times New Roman"/>
+        </w:rPr>
+      </w:pPr>
+      <w:r>
+        <w:rPr>
+          <w:rFonts w:eastAsia="Times New Roman"/>
+        </w:rPr>
+        <w:t>“Oh, I’m not worried</w:t>
+      </w:r>
+      <w:r>
+        <w:rPr>
+          <w:rFonts w:eastAsia="Times New Roman"/>
+        </w:rPr>
+        <w:t>. None of my business, anyway</w:t>
+      </w:r>
+      <w:r>
+        <w:rPr>
+          <w:rFonts w:eastAsia="Times New Roman"/>
+        </w:rPr>
+        <w:t>.”</w:t>
+      </w:r>
+    </w:p>
+    <w:p>
+      <w:pPr>
+        <w:rPr>
+          <w:rFonts w:eastAsia="Times New Roman"/>
+        </w:rPr>
+      </w:pPr>
+      <w:r>
+        <w:rPr>
+          <w:rFonts w:eastAsia="Times New Roman"/>
+        </w:rPr>
+        <w:t>Cassandra stopped in front of a door near the northeastern corner of the Cloud Garden and</w:t>
+      </w:r>
+      <w:r>
+        <w:rPr>
+          <w:rFonts w:eastAsia="Times New Roman"/>
+        </w:rPr>
+        <w:t xml:space="preserve"> pressed her thumb against the sensor by its handle. There was a click, and she pulled the door open, allowing Akiko to enter first.</w:t>
+      </w:r>
+    </w:p>
+    <w:p>
+      <w:pPr>
+        <w:rPr>
+          <w:rFonts w:eastAsia="Times New Roman"/>
+        </w:rPr>
+      </w:pPr>
+      <w:r>
+        <w:rPr>
+          <w:rFonts w:eastAsia="Times New Roman"/>
+        </w:rPr>
+        <w:t xml:space="preserve">Her apartment was </w:t>
+      </w:r>
+      <w:r>
+        <w:rPr>
+          <w:rFonts w:eastAsia="Times New Roman"/>
+        </w:rPr>
+        <w:t>spacious</w:t>
+      </w:r>
+      <w:r>
+        <w:rPr>
+          <w:rFonts w:eastAsia="Times New Roman"/>
+        </w:rPr>
+        <w:t>, though modestly decorated</w:t>
+      </w:r>
+      <w:r>
+        <w:rPr>
+          <w:rFonts w:eastAsia="Times New Roman"/>
+        </w:rPr>
+        <w:t xml:space="preserve"> with an assortment of houseplants, statuettes wrought from jade and marble</w:t>
+      </w:r>
+      <w:r>
+        <w:rPr>
+          <w:rFonts w:eastAsia="Times New Roman"/>
+        </w:rPr>
+        <w:t xml:space="preserve">, and a miniature Zen garden </w:t>
+      </w:r>
+      <w:r>
+        <w:rPr>
+          <w:rFonts w:eastAsia="Times New Roman"/>
+        </w:rPr>
+        <w:t>atop the living room table. A handful of clean but unsorted pots and dishes were stacked near the washing machine</w:t>
+      </w:r>
+      <w:r>
+        <w:rPr>
+          <w:rFonts w:eastAsia="Times New Roman"/>
+        </w:rPr>
+        <w:t xml:space="preserve"> and </w:t>
+      </w:r>
+      <w:r>
+        <w:rPr>
+          <w:rFonts w:eastAsia="Times New Roman"/>
+        </w:rPr>
+        <w:t>a pile of</w:t>
+      </w:r>
+      <w:r>
+        <w:rPr>
+          <w:rFonts w:eastAsia="Times New Roman"/>
+        </w:rPr>
+        <w:t xml:space="preserve"> dirty clothes lay on the floor outside the bedroom, </w:t>
+      </w:r>
+      <w:r>
+        <w:rPr>
+          <w:rFonts w:eastAsia="Times New Roman"/>
+        </w:rPr>
+        <w:t>showing</w:t>
+      </w:r>
+      <w:r>
+        <w:rPr>
+          <w:rFonts w:eastAsia="Times New Roman"/>
+        </w:rPr>
+        <w:t xml:space="preserve"> the haste with which Cassandra had </w:t>
+      </w:r>
+      <w:r>
+        <w:rPr>
+          <w:rFonts w:eastAsia="Times New Roman"/>
+        </w:rPr>
+        <w:t>left</w:t>
+      </w:r>
+      <w:r>
+        <w:rPr>
+          <w:rFonts w:eastAsia="Times New Roman"/>
+        </w:rPr>
+        <w:t xml:space="preserve"> for the conference. Had the incident at the airport not forced her to rush, she would </w:t>
+      </w:r>
+      <w:r>
+        <w:rPr>
+          <w:rFonts w:eastAsia="Times New Roman"/>
+        </w:rPr>
+        <w:t>have never</w:t>
+      </w:r>
+      <w:r>
+        <w:rPr>
+          <w:rFonts w:eastAsia="Times New Roman"/>
+        </w:rPr>
+        <w:t xml:space="preserve"> left </w:t>
+      </w:r>
+      <w:r>
+        <w:rPr>
+          <w:rFonts w:eastAsia="Times New Roman"/>
+        </w:rPr>
+        <w:t>such a mess</w:t>
+      </w:r>
+      <w:r>
+        <w:rPr>
+          <w:rFonts w:eastAsia="Times New Roman"/>
+        </w:rPr>
+        <w:t>.</w:t>
+      </w:r>
+    </w:p>
+    <w:p>
+      <w:pPr>
+        <w:rPr>
+          <w:rFonts w:eastAsia="Times New Roman"/>
+        </w:rPr>
+      </w:pPr>
+      <w:r>
+        <w:rPr>
+          <w:rFonts w:eastAsia="Times New Roman"/>
+        </w:rPr>
+        <w:t>“</w:t>
+      </w:r>
+      <w:r>
+        <w:rPr>
+          <w:rFonts w:eastAsia="Times New Roman"/>
+        </w:rPr>
+        <w:t xml:space="preserve">The couch is a </w:t>
+      </w:r>
+      <w:r>
+        <w:rPr>
+          <w:rFonts w:eastAsia="Times New Roman"/>
+        </w:rPr>
+        <w:t>fold</w:t>
+      </w:r>
+      <w:r>
+        <w:rPr>
+          <w:rFonts w:eastAsia="Times New Roman"/>
+        </w:rPr>
+        <w:t xml:space="preserve">-out, so you can sleep there. </w:t>
+      </w:r>
+      <w:r>
+        <w:rPr>
+          <w:rFonts w:eastAsia="Times New Roman"/>
+        </w:rPr>
+        <w:t>Sorry</w:t>
+      </w:r>
+      <w:r>
+        <w:rPr>
+          <w:rFonts w:eastAsia="Times New Roman"/>
+        </w:rPr>
+        <w:t xml:space="preserve"> for the mild state of disarray. I hadn’t expected </w:t>
+      </w:r>
+      <w:r>
+        <w:rPr>
+          <w:rFonts w:eastAsia="Times New Roman"/>
+        </w:rPr>
+        <w:t xml:space="preserve">to </w:t>
+      </w:r>
+      <w:r>
+        <w:rPr>
+          <w:rFonts w:eastAsia="Times New Roman"/>
+        </w:rPr>
+        <w:t>have</w:t>
+      </w:r>
+      <w:r>
+        <w:rPr>
+          <w:rFonts w:eastAsia="Times New Roman"/>
+        </w:rPr>
+        <w:t xml:space="preserve"> guests</w:t>
+      </w:r>
+      <w:r>
+        <w:rPr>
+          <w:rFonts w:eastAsia="Times New Roman"/>
+        </w:rPr>
+        <w:t xml:space="preserve">,” she said. </w:t>
+      </w:r>
+    </w:p>
+    <w:p>
+      <w:pPr>
+        <w:rPr>
+          <w:rFonts w:eastAsia="Times New Roman"/>
+        </w:rPr>
+      </w:pPr>
+      <w:r>
+        <w:rPr>
+          <w:rFonts w:eastAsia="Times New Roman"/>
+        </w:rPr>
+        <w:t xml:space="preserve">“Disarray? You call this disarray?” Akiko </w:t>
+      </w:r>
+      <w:r>
+        <w:rPr>
+          <w:rFonts w:eastAsia="Times New Roman"/>
+        </w:rPr>
+        <w:t>laughed</w:t>
+      </w:r>
+      <w:r>
+        <w:rPr>
+          <w:rFonts w:eastAsia="Times New Roman"/>
+        </w:rPr>
+        <w:t xml:space="preserve">. “Come </w:t>
+      </w:r>
+      <w:r>
+        <w:rPr>
+          <w:rFonts w:eastAsia="Times New Roman"/>
+        </w:rPr>
+        <w:t xml:space="preserve">the fuck </w:t>
+      </w:r>
+      <w:r>
+        <w:rPr>
+          <w:rFonts w:eastAsia="Times New Roman"/>
+        </w:rPr>
+        <w:t>on, this is even cleaner than the dorms I saw</w:t>
+      </w:r>
+      <w:r>
+        <w:rPr>
+          <w:rFonts w:eastAsia="Times New Roman"/>
+        </w:rPr>
+        <w:t xml:space="preserve"> in </w:t>
+      </w:r>
+      <w:r>
+        <w:rPr>
+          <w:rFonts w:eastAsia="Times New Roman"/>
+        </w:rPr>
+        <w:t>uni</w:t>
+      </w:r>
+      <w:r>
+        <w:rPr>
+          <w:rFonts w:eastAsia="Times New Roman"/>
+        </w:rPr>
+        <w:t>,</w:t>
+      </w:r>
+      <w:r>
+        <w:rPr>
+          <w:rFonts w:eastAsia="Times New Roman"/>
+        </w:rPr>
+        <w:t xml:space="preserve"> when guys would invite me over</w:t>
+      </w:r>
+      <w:r>
+        <w:rPr>
+          <w:rFonts w:eastAsia="Times New Roman"/>
+        </w:rPr>
+        <w:t xml:space="preserve"> </w:t>
+      </w:r>
+      <w:r>
+        <w:rPr>
+          <w:rFonts w:eastAsia="Times New Roman"/>
+        </w:rPr>
+        <w:t>to try and</w:t>
+      </w:r>
+      <w:r>
+        <w:rPr>
+          <w:rFonts w:eastAsia="Times New Roman"/>
+        </w:rPr>
+        <w:t xml:space="preserve"> get laid.”</w:t>
+      </w:r>
+    </w:p>
+    <w:p>
+      <w:pPr>
+        <w:rPr>
+          <w:rFonts w:eastAsia="Times New Roman"/>
+        </w:rPr>
+      </w:pPr>
+      <w:r>
+        <w:rPr>
+          <w:rFonts w:eastAsia="Times New Roman"/>
+        </w:rPr>
+        <w:t>“</w:t>
+      </w:r>
+      <w:r>
+        <w:rPr>
+          <w:rFonts w:eastAsia="Times New Roman"/>
+        </w:rPr>
+        <w:t>I’d hope you hold me to a higher standard than a hormone-addled schoolboy</w:t>
+      </w:r>
+      <w:r>
+        <w:rPr>
+          <w:rFonts w:eastAsia="Times New Roman"/>
+        </w:rPr>
+        <w:t>.”</w:t>
+      </w:r>
+    </w:p>
+    <w:p>
+      <w:pPr>
+        <w:rPr>
+          <w:rFonts w:eastAsia="Times New Roman"/>
+        </w:rPr>
+      </w:pPr>
+      <w:r>
+        <w:rPr>
+          <w:rFonts w:eastAsia="Times New Roman"/>
+        </w:rPr>
+        <w:t xml:space="preserve"> “</w:t>
+      </w:r>
+      <w:r>
+        <w:rPr>
+          <w:rFonts w:eastAsia="Times New Roman"/>
+        </w:rPr>
+        <w:t xml:space="preserve">Yeah, </w:t>
+      </w:r>
+      <w:r>
+        <w:rPr>
+          <w:rFonts w:eastAsia="Times New Roman"/>
+        </w:rPr>
+        <w:t xml:space="preserve">I guess. </w:t>
+      </w:r>
+      <w:r>
+        <w:rPr>
+          <w:rFonts w:eastAsia="Times New Roman"/>
+        </w:rPr>
+        <w:t xml:space="preserve">Not like those </w:t>
+      </w:r>
+      <w:r>
+        <w:rPr>
+          <w:rFonts w:eastAsia="Times New Roman"/>
+        </w:rPr>
+        <w:t>dolts</w:t>
+      </w:r>
+      <w:r>
+        <w:rPr>
+          <w:rFonts w:eastAsia="Times New Roman"/>
+        </w:rPr>
+        <w:t xml:space="preserve"> ever</w:t>
+      </w:r>
+      <w:r>
+        <w:rPr>
+          <w:rFonts w:eastAsia="Times New Roman"/>
+        </w:rPr>
+        <w:t xml:space="preserve"> got what they wanted anyway.”</w:t>
+      </w:r>
+    </w:p>
+    <w:p>
+      <w:pPr>
+        <w:rPr>
+          <w:rFonts w:eastAsia="Times New Roman"/>
+        </w:rPr>
+      </w:pPr>
+      <w:r>
+        <w:rPr>
+          <w:rFonts w:eastAsia="Times New Roman"/>
+        </w:rPr>
+        <w:t>Akiko continued to take in the room, until her gaze came to rest on</w:t>
+      </w:r>
+      <w:r>
+        <w:rPr>
+          <w:rFonts w:eastAsia="Times New Roman"/>
+        </w:rPr>
+        <w:t xml:space="preserve"> the </w:t>
+      </w:r>
+      <w:r>
+        <w:rPr>
+          <w:rFonts w:eastAsia="Times New Roman"/>
+        </w:rPr>
+        <w:t>yellow</w:t>
+      </w:r>
+      <w:r>
+        <w:rPr>
+          <w:rFonts w:eastAsia="Times New Roman"/>
+        </w:rPr>
+        <w:t xml:space="preserve"> </w:t>
+      </w:r>
+      <w:r>
+        <w:rPr>
+          <w:rFonts w:eastAsia="Times New Roman"/>
+        </w:rPr>
+        <w:t xml:space="preserve">talisman hanging </w:t>
+      </w:r>
+      <w:r>
+        <w:rPr>
+          <w:rFonts w:eastAsia="Times New Roman"/>
+        </w:rPr>
+        <w:t>on</w:t>
+      </w:r>
+      <w:r>
+        <w:rPr>
+          <w:rFonts w:eastAsia="Times New Roman"/>
+        </w:rPr>
+        <w:t xml:space="preserve"> the front door. “And what’s this?” she asked, stepping closer.</w:t>
+      </w:r>
+    </w:p>
+    <w:p>
+      <w:pPr>
+        <w:rPr>
+          <w:rFonts w:eastAsia="Times New Roman"/>
+        </w:rPr>
+      </w:pPr>
+      <w:r>
+        <w:rPr>
+          <w:rFonts w:eastAsia="Times New Roman"/>
+        </w:rPr>
+        <w:t>“Oh, that?</w:t>
+      </w:r>
+      <w:r>
+        <w:rPr>
+          <w:rFonts w:eastAsia="Times New Roman"/>
+        </w:rPr>
+        <w:t xml:space="preserve"> </w:t>
+      </w:r>
+      <w:r>
+        <w:rPr>
+          <w:rFonts w:eastAsia="Times New Roman"/>
+        </w:rPr>
+        <w:t>It’s just a</w:t>
+      </w:r>
+      <w:r>
+        <w:rPr>
+          <w:rFonts w:eastAsia="Times New Roman"/>
+        </w:rPr>
+        <w:t>…</w:t>
+      </w:r>
+      <w:r>
+        <w:rPr>
+          <w:rFonts w:eastAsia="Times New Roman"/>
+        </w:rPr>
+        <w:t xml:space="preserve">stupid thing my ex gave me. She </w:t>
+      </w:r>
+      <w:r>
+        <w:rPr>
+          <w:rFonts w:eastAsia="Times New Roman"/>
+        </w:rPr>
+        <w:t>was really into spiritual stuff, everything from talismans to tarot cards.</w:t>
+      </w:r>
+      <w:r>
+        <w:rPr>
+          <w:rFonts w:eastAsia="Times New Roman"/>
+        </w:rPr>
+        <w:t xml:space="preserve"> Told me I should put it at the entrance to my </w:t>
+      </w:r>
+      <w:r>
+        <w:rPr>
+          <w:rFonts w:eastAsia="Times New Roman"/>
+        </w:rPr>
+        <w:t>home</w:t>
+      </w:r>
+      <w:r>
+        <w:rPr>
+          <w:rFonts w:eastAsia="Times New Roman"/>
+        </w:rPr>
+        <w:t xml:space="preserve"> and it’ll ward off evil</w:t>
+      </w:r>
+      <w:r>
+        <w:rPr>
+          <w:rFonts w:eastAsia="Times New Roman"/>
+        </w:rPr>
+        <w:t>, or some such.</w:t>
+      </w:r>
+      <w:r>
+        <w:rPr>
+          <w:rFonts w:eastAsia="Times New Roman"/>
+        </w:rPr>
+        <w:t>”</w:t>
+      </w:r>
+    </w:p>
+    <w:p>
+      <w:pPr>
+        <w:rPr>
+          <w:rFonts w:eastAsia="Times New Roman"/>
+        </w:rPr>
+      </w:pPr>
+      <w:r>
+        <w:rPr>
+          <w:rFonts w:eastAsia="Times New Roman"/>
+        </w:rPr>
         <w:lastRenderedPageBreak/>
-        <w:t>“</w:t>
-      </w:r>
-      <w:r>
-        <w:rPr>
-          <w:rFonts w:eastAsia="Times New Roman"/>
-        </w:rPr>
-        <w:t>In a nutshell, yeah.</w:t>
-      </w:r>
-      <w:r>
-        <w:rPr>
-          <w:rFonts w:eastAsia="Times New Roman"/>
-        </w:rPr>
-        <w:t xml:space="preserve"> </w:t>
-      </w:r>
-      <w:r>
-        <w:rPr>
-          <w:rFonts w:eastAsia="Times New Roman"/>
-        </w:rPr>
-        <w:t xml:space="preserve">Don’t worry about it, though. </w:t>
-      </w:r>
-      <w:r>
-        <w:rPr>
-          <w:rFonts w:eastAsia="Times New Roman"/>
-        </w:rPr>
-        <w:t>I’m sure my mother and Xiang are already trying to figure out how we can sway this in our favor.”</w:t>
-      </w:r>
-    </w:p>
-    <w:p>
-      <w:pPr>
-        <w:rPr>
-          <w:rFonts w:eastAsia="Times New Roman"/>
-        </w:rPr>
-      </w:pPr>
-      <w:r>
-        <w:rPr>
-          <w:rFonts w:eastAsia="Times New Roman"/>
-        </w:rPr>
-        <w:t>“Oh, I’m not worried</w:t>
-      </w:r>
-      <w:r>
-        <w:rPr>
-          <w:rFonts w:eastAsia="Times New Roman"/>
-        </w:rPr>
-        <w:t>. None of my business, anyway</w:t>
-      </w:r>
-      <w:r>
-        <w:rPr>
-          <w:rFonts w:eastAsia="Times New Roman"/>
-        </w:rPr>
-        <w:t>.”</w:t>
-      </w:r>
-    </w:p>
-    <w:p>
-      <w:pPr>
-        <w:rPr>
-          <w:rFonts w:eastAsia="Times New Roman"/>
-        </w:rPr>
-      </w:pPr>
-      <w:r>
-        <w:rPr>
-          <w:rFonts w:eastAsia="Times New Roman"/>
-        </w:rPr>
-        <w:t>Cassandra stopped in front of a door near the northeastern corner of the Cloud Garden and</w:t>
-      </w:r>
-      <w:r>
-        <w:rPr>
-          <w:rFonts w:eastAsia="Times New Roman"/>
-        </w:rPr>
-        <w:t xml:space="preserve"> pressed her thumb against the sensor by its handle. There was a click, and she pulled the door open, allowing Akiko to enter first.</w:t>
-      </w:r>
-    </w:p>
-    <w:p>
-      <w:pPr>
-        <w:rPr>
-          <w:rFonts w:eastAsia="Times New Roman"/>
-        </w:rPr>
-      </w:pPr>
-      <w:r>
-        <w:rPr>
-          <w:rFonts w:eastAsia="Times New Roman"/>
-        </w:rPr>
-        <w:t xml:space="preserve">Her apartment was </w:t>
-      </w:r>
-      <w:r>
-        <w:rPr>
-          <w:rFonts w:eastAsia="Times New Roman"/>
-        </w:rPr>
-        <w:t>spacious</w:t>
-      </w:r>
-      <w:r>
-        <w:rPr>
-          <w:rFonts w:eastAsia="Times New Roman"/>
-        </w:rPr>
-        <w:t>, though modestly decorated</w:t>
-      </w:r>
-      <w:r>
-        <w:rPr>
-          <w:rFonts w:eastAsia="Times New Roman"/>
-        </w:rPr>
-        <w:t xml:space="preserve"> with an assortment of houseplants, statuettes wrought from jade and marble</w:t>
-      </w:r>
-      <w:r>
-        <w:rPr>
-          <w:rFonts w:eastAsia="Times New Roman"/>
-        </w:rPr>
-        <w:t xml:space="preserve">, and a miniature Zen garden </w:t>
-      </w:r>
-      <w:r>
-        <w:rPr>
-          <w:rFonts w:eastAsia="Times New Roman"/>
-        </w:rPr>
-        <w:t>atop the living room table. A handful of clean but unsorted pots and dishes were stacked near the washing machine</w:t>
-      </w:r>
-      <w:r>
-        <w:rPr>
-          <w:rFonts w:eastAsia="Times New Roman"/>
-        </w:rPr>
-        <w:t xml:space="preserve"> and </w:t>
-      </w:r>
-      <w:r>
-        <w:rPr>
-          <w:rFonts w:eastAsia="Times New Roman"/>
-        </w:rPr>
-        <w:t>a pile of</w:t>
-      </w:r>
-      <w:r>
-        <w:rPr>
-          <w:rFonts w:eastAsia="Times New Roman"/>
-        </w:rPr>
-        <w:t xml:space="preserve"> dirty clothes lay on the floor outside the bedroom, </w:t>
-      </w:r>
-      <w:r>
-        <w:rPr>
-          <w:rFonts w:eastAsia="Times New Roman"/>
-        </w:rPr>
-        <w:t>showing</w:t>
-      </w:r>
-      <w:r>
-        <w:rPr>
-          <w:rFonts w:eastAsia="Times New Roman"/>
-        </w:rPr>
-        <w:t xml:space="preserve"> the haste with which Cassandra had </w:t>
-      </w:r>
-      <w:r>
-        <w:rPr>
-          <w:rFonts w:eastAsia="Times New Roman"/>
-        </w:rPr>
-        <w:t>left</w:t>
-      </w:r>
-      <w:r>
-        <w:rPr>
-          <w:rFonts w:eastAsia="Times New Roman"/>
-        </w:rPr>
-        <w:t xml:space="preserve"> for the conference. Had the incident at the airport not forced her to rush, she would </w:t>
-      </w:r>
-      <w:r>
-        <w:rPr>
-          <w:rFonts w:eastAsia="Times New Roman"/>
-        </w:rPr>
-        <w:t>have never</w:t>
-      </w:r>
-      <w:r>
-        <w:rPr>
-          <w:rFonts w:eastAsia="Times New Roman"/>
-        </w:rPr>
-        <w:t xml:space="preserve"> left </w:t>
-      </w:r>
-      <w:r>
-        <w:rPr>
-          <w:rFonts w:eastAsia="Times New Roman"/>
-        </w:rPr>
-        <w:t>such a mess</w:t>
-      </w:r>
-      <w:r>
-        <w:rPr>
-          <w:rFonts w:eastAsia="Times New Roman"/>
-        </w:rPr>
-        <w:t>.</w:t>
-      </w:r>
-    </w:p>
-    <w:p>
-      <w:pPr>
-        <w:rPr>
-          <w:rFonts w:eastAsia="Times New Roman"/>
-        </w:rPr>
-      </w:pPr>
-      <w:r>
-        <w:rPr>
-          <w:rFonts w:eastAsia="Times New Roman"/>
-        </w:rPr>
-        <w:t>“</w:t>
-      </w:r>
-      <w:r>
-        <w:rPr>
-          <w:rFonts w:eastAsia="Times New Roman"/>
-        </w:rPr>
-        <w:t xml:space="preserve">The couch is a </w:t>
-      </w:r>
-      <w:r>
-        <w:rPr>
-          <w:rFonts w:eastAsia="Times New Roman"/>
-        </w:rPr>
-        <w:t>fold</w:t>
-      </w:r>
-      <w:r>
-        <w:rPr>
-          <w:rFonts w:eastAsia="Times New Roman"/>
-        </w:rPr>
-        <w:t xml:space="preserve">-out, so you can sleep there. </w:t>
-      </w:r>
-      <w:r>
-        <w:rPr>
-          <w:rFonts w:eastAsia="Times New Roman"/>
-        </w:rPr>
-        <w:t>Sorry</w:t>
-      </w:r>
-      <w:r>
-        <w:rPr>
-          <w:rFonts w:eastAsia="Times New Roman"/>
-        </w:rPr>
-        <w:t xml:space="preserve"> for the mild state of disarray. I hadn’t expected </w:t>
-      </w:r>
-      <w:r>
-        <w:rPr>
-          <w:rFonts w:eastAsia="Times New Roman"/>
-        </w:rPr>
-        <w:t xml:space="preserve">to </w:t>
-      </w:r>
-      <w:r>
-        <w:rPr>
-          <w:rFonts w:eastAsia="Times New Roman"/>
-        </w:rPr>
-        <w:t>have</w:t>
-      </w:r>
-      <w:r>
-        <w:rPr>
-          <w:rFonts w:eastAsia="Times New Roman"/>
-        </w:rPr>
-        <w:t xml:space="preserve"> guests</w:t>
-      </w:r>
-      <w:r>
-        <w:rPr>
-          <w:rFonts w:eastAsia="Times New Roman"/>
-        </w:rPr>
-        <w:t xml:space="preserve">,” she said. </w:t>
-      </w:r>
-    </w:p>
-    <w:p>
-      <w:pPr>
-        <w:rPr>
-          <w:rFonts w:eastAsia="Times New Roman"/>
-        </w:rPr>
-      </w:pPr>
-      <w:r>
-        <w:rPr>
-          <w:rFonts w:eastAsia="Times New Roman"/>
-        </w:rPr>
-        <w:t xml:space="preserve">“Disarray? You call this disarray?” Akiko </w:t>
-      </w:r>
-      <w:r>
-        <w:rPr>
-          <w:rFonts w:eastAsia="Times New Roman"/>
-        </w:rPr>
-        <w:t>laughed</w:t>
-      </w:r>
-      <w:r>
-        <w:rPr>
-          <w:rFonts w:eastAsia="Times New Roman"/>
-        </w:rPr>
-        <w:t xml:space="preserve">. “Come </w:t>
-      </w:r>
-      <w:r>
-        <w:rPr>
-          <w:rFonts w:eastAsia="Times New Roman"/>
-        </w:rPr>
-        <w:t xml:space="preserve">the fuck </w:t>
-      </w:r>
-      <w:r>
-        <w:rPr>
-          <w:rFonts w:eastAsia="Times New Roman"/>
-        </w:rPr>
-        <w:t>on, this is even cleaner than the dorms I saw</w:t>
-      </w:r>
-      <w:r>
-        <w:rPr>
-          <w:rFonts w:eastAsia="Times New Roman"/>
-        </w:rPr>
-        <w:t xml:space="preserve"> in </w:t>
-      </w:r>
-      <w:r>
-        <w:rPr>
-          <w:rFonts w:eastAsia="Times New Roman"/>
-        </w:rPr>
-        <w:t>uni</w:t>
-      </w:r>
-      <w:r>
-        <w:rPr>
-          <w:rFonts w:eastAsia="Times New Roman"/>
-        </w:rPr>
-        <w:t>,</w:t>
-      </w:r>
-      <w:r>
-        <w:rPr>
-          <w:rFonts w:eastAsia="Times New Roman"/>
-        </w:rPr>
-        <w:t xml:space="preserve"> when guys would invite me over</w:t>
-      </w:r>
-      <w:r>
-        <w:rPr>
-          <w:rFonts w:eastAsia="Times New Roman"/>
-        </w:rPr>
-        <w:t xml:space="preserve"> </w:t>
-      </w:r>
-      <w:r>
-        <w:rPr>
-          <w:rFonts w:eastAsia="Times New Roman"/>
-        </w:rPr>
-        <w:t>to try and</w:t>
-      </w:r>
-      <w:r>
-        <w:rPr>
-          <w:rFonts w:eastAsia="Times New Roman"/>
-        </w:rPr>
-        <w:t xml:space="preserve"> get laid.”</w:t>
-      </w:r>
-    </w:p>
-    <w:p>
-      <w:pPr>
-        <w:rPr>
-          <w:rFonts w:eastAsia="Times New Roman"/>
-        </w:rPr>
-      </w:pPr>
-      <w:r>
-        <w:rPr>
-          <w:rFonts w:eastAsia="Times New Roman"/>
-        </w:rPr>
-        <w:t>“</w:t>
-      </w:r>
-      <w:r>
-        <w:rPr>
-          <w:rFonts w:eastAsia="Times New Roman"/>
-        </w:rPr>
-        <w:t>I’d hope you hold me to a higher standard than a hormone-addled schoolboy</w:t>
-      </w:r>
-      <w:r>
-        <w:rPr>
-          <w:rFonts w:eastAsia="Times New Roman"/>
-        </w:rPr>
-        <w:t>.”</w:t>
-      </w:r>
-    </w:p>
-    <w:p>
-      <w:pPr>
-        <w:rPr>
-          <w:rFonts w:eastAsia="Times New Roman"/>
-        </w:rPr>
-      </w:pPr>
-      <w:r>
-        <w:rPr>
-          <w:rFonts w:eastAsia="Times New Roman"/>
-        </w:rPr>
-        <w:t xml:space="preserve"> “</w:t>
-      </w:r>
-      <w:r>
-        <w:rPr>
-          <w:rFonts w:eastAsia="Times New Roman"/>
-        </w:rPr>
-        <w:t xml:space="preserve">Yeah, </w:t>
-      </w:r>
-      <w:r>
-        <w:rPr>
-          <w:rFonts w:eastAsia="Times New Roman"/>
-        </w:rPr>
-        <w:t xml:space="preserve">I guess. </w:t>
-      </w:r>
-      <w:r>
-        <w:rPr>
-          <w:rFonts w:eastAsia="Times New Roman"/>
-        </w:rPr>
-        <w:t xml:space="preserve">Not like those </w:t>
-      </w:r>
-      <w:r>
-        <w:rPr>
-          <w:rFonts w:eastAsia="Times New Roman"/>
-        </w:rPr>
-        <w:t>dolts</w:t>
-      </w:r>
-      <w:r>
-        <w:rPr>
-          <w:rFonts w:eastAsia="Times New Roman"/>
-        </w:rPr>
-        <w:t xml:space="preserve"> ever</w:t>
-      </w:r>
-      <w:r>
-        <w:rPr>
-          <w:rFonts w:eastAsia="Times New Roman"/>
-        </w:rPr>
-        <w:t xml:space="preserve"> got what they wanted anyway.”</w:t>
-      </w:r>
-    </w:p>
-    <w:p>
-      <w:pPr>
-        <w:rPr>
-          <w:rFonts w:eastAsia="Times New Roman"/>
-        </w:rPr>
-      </w:pPr>
-      <w:r>
-        <w:rPr>
-          <w:rFonts w:eastAsia="Times New Roman"/>
-        </w:rPr>
-        <w:t>Akiko continued to take in the room, until her gaze came to rest on</w:t>
-      </w:r>
-      <w:r>
-        <w:rPr>
-          <w:rFonts w:eastAsia="Times New Roman"/>
-        </w:rPr>
-        <w:t xml:space="preserve"> the </w:t>
-      </w:r>
-      <w:r>
-        <w:rPr>
-          <w:rFonts w:eastAsia="Times New Roman"/>
-        </w:rPr>
-        <w:t>yellow</w:t>
-      </w:r>
-      <w:r>
-        <w:rPr>
-          <w:rFonts w:eastAsia="Times New Roman"/>
-        </w:rPr>
-        <w:t xml:space="preserve"> </w:t>
-      </w:r>
-      <w:r>
-        <w:rPr>
-          <w:rFonts w:eastAsia="Times New Roman"/>
-        </w:rPr>
-        <w:t xml:space="preserve">talisman hanging </w:t>
-      </w:r>
-      <w:r>
-        <w:rPr>
-          <w:rFonts w:eastAsia="Times New Roman"/>
-        </w:rPr>
-        <w:t>on</w:t>
-      </w:r>
-      <w:r>
-        <w:rPr>
-          <w:rFonts w:eastAsia="Times New Roman"/>
-        </w:rPr>
-        <w:t xml:space="preserve"> the front door. “And what’s this?” she asked, stepping closer.</w:t>
-      </w:r>
-    </w:p>
-    <w:p>
-      <w:pPr>
-        <w:rPr>
-          <w:rFonts w:eastAsia="Times New Roman"/>
-        </w:rPr>
-      </w:pPr>
-      <w:r>
-        <w:rPr>
-          <w:rFonts w:eastAsia="Times New Roman"/>
-        </w:rPr>
-        <w:t>“Oh, that?</w:t>
-      </w:r>
-      <w:r>
-        <w:rPr>
-          <w:rFonts w:eastAsia="Times New Roman"/>
-        </w:rPr>
-        <w:t xml:space="preserve"> </w:t>
-      </w:r>
-      <w:r>
-        <w:rPr>
-          <w:rFonts w:eastAsia="Times New Roman"/>
-        </w:rPr>
-        <w:t>It’s just a</w:t>
-      </w:r>
-      <w:r>
-        <w:rPr>
-          <w:rFonts w:eastAsia="Times New Roman"/>
-        </w:rPr>
-        <w:t>…</w:t>
-      </w:r>
-      <w:r>
-        <w:rPr>
-          <w:rFonts w:eastAsia="Times New Roman"/>
-        </w:rPr>
-        <w:t xml:space="preserve">stupid thing my ex gave me. She </w:t>
-      </w:r>
-      <w:r>
-        <w:rPr>
-          <w:rFonts w:eastAsia="Times New Roman"/>
-        </w:rPr>
-        <w:t>was really into spiritual stuff, everything from talismans to tarot cards.</w:t>
-      </w:r>
-      <w:r>
-        <w:rPr>
-          <w:rFonts w:eastAsia="Times New Roman"/>
-        </w:rPr>
-        <w:t xml:space="preserve"> Told me I should put it at the entrance to my </w:t>
-      </w:r>
-      <w:r>
-        <w:rPr>
-          <w:rFonts w:eastAsia="Times New Roman"/>
-        </w:rPr>
-        <w:t>home</w:t>
-      </w:r>
-      <w:r>
-        <w:rPr>
-          <w:rFonts w:eastAsia="Times New Roman"/>
-        </w:rPr>
-        <w:t xml:space="preserve"> and it’ll ward off evil</w:t>
-      </w:r>
-      <w:r>
-        <w:rPr>
-          <w:rFonts w:eastAsia="Times New Roman"/>
-        </w:rPr>
-        <w:t>, or some such.</w:t>
-      </w:r>
-      <w:r>
-        <w:rPr>
-          <w:rFonts w:eastAsia="Times New Roman"/>
-        </w:rPr>
-        <w:t>”</w:t>
-      </w:r>
-    </w:p>
-    <w:p>
-      <w:pPr>
-        <w:rPr>
-          <w:rFonts w:eastAsia="Times New Roman"/>
-        </w:rPr>
-      </w:pPr>
-      <w:r>
-        <w:rPr>
-          <w:rFonts w:eastAsia="Times New Roman"/>
-        </w:rPr>
         <w:t xml:space="preserve">“I actually had something similar in my room back on the </w:t>
       </w:r>
       <w:r>
@@ -11121,7 +11108,6 @@
         <w:rPr>
           <w:rFonts w:eastAsia="Times New Roman"/>
         </w:rPr>
-        <w:lastRenderedPageBreak/>
         <w:t>“Right, you lost just about everything, didn’t you?” Cassandra said, eager to change the topic off of her past relationships. “</w:t>
       </w:r>
       <w:r>
@@ -11568,6 +11554,7 @@
         <w:rPr>
           <w:rFonts w:eastAsia="Times New Roman"/>
         </w:rPr>
+        <w:lastRenderedPageBreak/>
         <w:t xml:space="preserve">“You’re right on time. Have a seat,” Shufen said, gesturing towards the many open spaces at the table. </w:t>
       </w:r>
     </w:p>
@@ -11594,7 +11581,6 @@
         <w:rPr>
           <w:rFonts w:eastAsia="Times New Roman"/>
         </w:rPr>
-        <w:lastRenderedPageBreak/>
         <w:t xml:space="preserve">“Most </w:t>
       </w:r>
       <w:r>
@@ -12076,6 +12062,7 @@
         <w:rPr>
           <w:rFonts w:eastAsia="Times New Roman"/>
         </w:rPr>
+        <w:lastRenderedPageBreak/>
         <w:t>“Royce was granted a seat several weeks ago as a way to strengthen our company’s partnership with the Skywatch. The reason we’re talking to him is because t</w:t>
       </w:r>
       <w:r>
@@ -12088,14 +12075,7 @@
         <w:rPr>
           <w:rFonts w:eastAsia="Times New Roman"/>
         </w:rPr>
-        <w:t xml:space="preserve">. Royce, however, </w:t>
-      </w:r>
-      <w:r>
-        <w:rPr>
-          <w:rFonts w:eastAsia="Times New Roman"/>
-        </w:rPr>
-        <w:lastRenderedPageBreak/>
-        <w:t>is motivated by self-interest, meaning we just need to give him a better deal than Lancaster…or make him think that he’ll lose more than he’ll gain.”</w:t>
+        <w:t>. Royce, however, is motivated by self-interest, meaning we just need to give him a better deal than Lancaster…or make him think that he’ll lose more than he’ll gain.”</w:t>
       </w:r>
     </w:p>
     <w:p>
@@ -12517,7 +12497,14 @@
         <w:rPr>
           <w:rFonts w:eastAsia="Times New Roman"/>
         </w:rPr>
-        <w:t xml:space="preserve"> I’ve arranged transport for you aboard the migrant ship </w:t>
+        <w:t xml:space="preserve"> I’ve arranged transport for you </w:t>
+      </w:r>
+      <w:r>
+        <w:rPr>
+          <w:rFonts w:eastAsia="Times New Roman"/>
+        </w:rPr>
+        <w:lastRenderedPageBreak/>
+        <w:t xml:space="preserve">aboard the migrant ship </w:t>
       </w:r>
       <w:r>
         <w:rPr>
@@ -12603,7 +12590,6 @@
         <w:rPr>
           <w:rFonts w:eastAsia="Times New Roman"/>
         </w:rPr>
-        <w:lastRenderedPageBreak/>
         <w:t>“</w:t>
       </w:r>
       <w:r>
@@ -12847,7 +12833,14 @@
         <w:rPr>
           <w:rFonts w:eastAsia="Times New Roman"/>
         </w:rPr>
-        <w:t>In this sort of weather, she could lose herself amongst the raindrops, each of them as insignificant as she was.</w:t>
+        <w:t xml:space="preserve">In </w:t>
+      </w:r>
+      <w:r>
+        <w:rPr>
+          <w:rFonts w:eastAsia="Times New Roman"/>
+        </w:rPr>
+        <w:lastRenderedPageBreak/>
+        <w:t>this sort of weather, she could lose herself amongst the raindrops, each of them as insignificant as she was.</w:t>
       </w:r>
     </w:p>
     <w:p>
@@ -12938,14 +12931,7 @@
         <w:rPr>
           <w:rFonts w:eastAsia="Times New Roman"/>
         </w:rPr>
-        <w:t xml:space="preserve">There was </w:t>
-      </w:r>
-      <w:r>
-        <w:rPr>
-          <w:rFonts w:eastAsia="Times New Roman"/>
-        </w:rPr>
-        <w:lastRenderedPageBreak/>
-        <w:t xml:space="preserve">some temptation to admire her </w:t>
+        <w:t xml:space="preserve">There was some temptation to admire her </w:t>
       </w:r>
       <w:r>
         <w:rPr>
@@ -13453,7 +13439,14 @@
         <w:rPr>
           <w:rFonts w:eastAsia="Times New Roman"/>
         </w:rPr>
-        <w:t xml:space="preserve"> as if each act had religious significance. Once everything was done, she rinsed her hands in the sink one last time, and only then was Akiko permitted to use the shower.</w:t>
+        <w:t xml:space="preserve"> as if each act had religious significance. </w:t>
+      </w:r>
+      <w:r>
+        <w:rPr>
+          <w:rFonts w:eastAsia="Times New Roman"/>
+        </w:rPr>
+        <w:lastRenderedPageBreak/>
+        <w:t>Once everything was done, she rinsed her hands in the sink one last time, and only then was Akiko permitted to use the shower.</w:t>
       </w:r>
       <w:r>
         <w:rPr>
@@ -13484,7 +13477,6 @@
         <w:rPr>
           <w:rFonts w:eastAsia="Times New Roman"/>
         </w:rPr>
-        <w:lastRenderedPageBreak/>
         <w:t xml:space="preserve">By the time she was done, Cassandra had </w:t>
       </w:r>
       <w:r>
@@ -13847,6 +13839,7 @@
         <w:rPr>
           <w:rFonts w:eastAsia="Times New Roman"/>
         </w:rPr>
+        <w:lastRenderedPageBreak/>
         <w:t xml:space="preserve">“You’re not. I’d rather send one of </w:t>
       </w:r>
       <w:r>
@@ -13884,334 +13877,334 @@
         <w:rPr>
           <w:rFonts w:eastAsia="Times New Roman"/>
         </w:rPr>
+        <w:t>“</w:t>
+      </w:r>
+      <w:r>
+        <w:rPr>
+          <w:rFonts w:eastAsia="Times New Roman"/>
+        </w:rPr>
+        <w:t>And you’re</w:t>
+      </w:r>
+      <w:r>
+        <w:rPr>
+          <w:rFonts w:eastAsia="Times New Roman"/>
+        </w:rPr>
+        <w:t xml:space="preserve"> </w:t>
+      </w:r>
+      <w:r>
+        <w:rPr>
+          <w:rFonts w:eastAsia="Times New Roman"/>
+        </w:rPr>
+        <w:t>going against her orders</w:t>
+      </w:r>
+      <w:r>
+        <w:rPr>
+          <w:rFonts w:eastAsia="Times New Roman"/>
+        </w:rPr>
+        <w:t xml:space="preserve">?” </w:t>
+      </w:r>
+    </w:p>
+    <w:p>
+      <w:pPr>
+        <w:rPr>
+          <w:rFonts w:eastAsia="Times New Roman"/>
+        </w:rPr>
+      </w:pPr>
+      <w:r>
+        <w:rPr>
+          <w:rFonts w:eastAsia="Times New Roman"/>
+        </w:rPr>
+        <w:t xml:space="preserve">“Technically, she didn’t say I couldn’t do it, just that I couldn’t use company resources. She said if we’re </w:t>
+      </w:r>
+      <w:r>
+        <w:rPr>
+          <w:rFonts w:eastAsia="Times New Roman"/>
+        </w:rPr>
+        <w:t>found out</w:t>
+      </w:r>
+      <w:r>
+        <w:rPr>
+          <w:rFonts w:eastAsia="Times New Roman"/>
+        </w:rPr>
+        <w:t>, our chances of winning over Director Royce go down the drain.</w:t>
+      </w:r>
+      <w:r>
+        <w:rPr>
+          <w:rFonts w:eastAsia="Times New Roman"/>
+        </w:rPr>
+        <w:t xml:space="preserve"> Which, I admit, is a risk.”</w:t>
+      </w:r>
+    </w:p>
+    <w:p>
+      <w:pPr>
+        <w:rPr>
+          <w:rFonts w:eastAsia="Times New Roman"/>
+        </w:rPr>
+      </w:pPr>
+      <w:r>
+        <w:rPr>
+          <w:rFonts w:eastAsia="Times New Roman"/>
+        </w:rPr>
+        <w:t xml:space="preserve">“So, just don’t get caught? Great plan, and all, but I’m no </w:t>
+      </w:r>
+      <w:r>
+        <w:rPr>
+          <w:rFonts w:eastAsia="Times New Roman"/>
+        </w:rPr>
+        <w:t>cat burglar</w:t>
+      </w:r>
+      <w:r>
+        <w:rPr>
+          <w:rFonts w:eastAsia="Times New Roman"/>
+        </w:rPr>
+        <w:t xml:space="preserve">. I’m </w:t>
+      </w:r>
+      <w:r>
+        <w:rPr>
+          <w:rFonts w:eastAsia="Times New Roman"/>
+        </w:rPr>
+        <w:t>just some nobody you plucked off the street.</w:t>
+      </w:r>
+      <w:r>
+        <w:rPr>
+          <w:rFonts w:eastAsia="Times New Roman"/>
+        </w:rPr>
+        <w:t xml:space="preserve"> </w:t>
+      </w:r>
+      <w:r>
+        <w:rPr>
+          <w:rFonts w:eastAsia="Times New Roman"/>
+        </w:rPr>
+        <w:t>Worse</w:t>
+      </w:r>
+      <w:r>
+        <w:rPr>
+          <w:rFonts w:eastAsia="Times New Roman"/>
+        </w:rPr>
+        <w:t>, I’ve been detained there before, so who knows if they’ll still recognize me?”</w:t>
+      </w:r>
+    </w:p>
+    <w:p>
+      <w:pPr>
+        <w:rPr>
+          <w:rFonts w:eastAsia="Times New Roman"/>
+        </w:rPr>
+      </w:pPr>
+      <w:r>
+        <w:rPr>
+          <w:rFonts w:eastAsia="Times New Roman"/>
+        </w:rPr>
+        <w:t>“</w:t>
+      </w:r>
+      <w:r>
+        <w:rPr>
+          <w:rFonts w:eastAsia="Times New Roman"/>
+        </w:rPr>
+        <w:t xml:space="preserve">The Skywatch office in Montreal is a newer one, and its physical security is </w:t>
+      </w:r>
+      <w:r>
+        <w:rPr>
+          <w:rFonts w:eastAsia="Times New Roman"/>
+        </w:rPr>
+        <w:t xml:space="preserve">still </w:t>
+      </w:r>
+      <w:r>
+        <w:rPr>
+          <w:rFonts w:eastAsia="Times New Roman"/>
+        </w:rPr>
+        <w:t xml:space="preserve">pretty lax. </w:t>
+      </w:r>
+      <w:r>
+        <w:rPr>
+          <w:rFonts w:eastAsia="Times New Roman"/>
+        </w:rPr>
+        <w:t>I’ll</w:t>
+      </w:r>
+      <w:r>
+        <w:rPr>
+          <w:rFonts w:eastAsia="Times New Roman"/>
+        </w:rPr>
+        <w:t xml:space="preserve"> get you clearance to enter, then all you have to do is plug a USB drive into their network, and malware will take it from there. If we had more time, we could try a phishing scam to try and get remote access, but we don’t, so…”</w:t>
+      </w:r>
+    </w:p>
+    <w:p>
+      <w:pPr>
+        <w:rPr>
+          <w:rFonts w:eastAsia="Times New Roman"/>
+        </w:rPr>
+      </w:pPr>
+      <w:r>
+        <w:rPr>
+          <w:rFonts w:eastAsia="Times New Roman"/>
+        </w:rPr>
+        <w:t xml:space="preserve">Her </w:t>
+      </w:r>
+      <w:r>
+        <w:rPr>
+          <w:rFonts w:eastAsia="Times New Roman"/>
+        </w:rPr>
+        <w:t>scheme</w:t>
+      </w:r>
+      <w:r>
+        <w:rPr>
+          <w:rFonts w:eastAsia="Times New Roman"/>
+        </w:rPr>
+        <w:t xml:space="preserve"> sounded deceptively simple. However,</w:t>
+      </w:r>
+      <w:r>
+        <w:rPr>
+          <w:rFonts w:eastAsia="Times New Roman"/>
+        </w:rPr>
+        <w:t xml:space="preserve"> Akiko was not without a sense of self-preservation, and that </w:t>
+      </w:r>
+      <w:r>
+        <w:rPr>
+          <w:rFonts w:eastAsia="Times New Roman"/>
+        </w:rPr>
+        <w:t>sense was keen to remind her that inserting herself into company politics, by committing a crime no less, was the exact opposite of keeping her head down. Much better to live a comfy life at the Cloud Garden for as long as it took her to get back on her feet, and keep a wide berth from this nonsense.</w:t>
+      </w:r>
+    </w:p>
+    <w:p>
+      <w:pPr>
+        <w:rPr>
+          <w:rFonts w:eastAsia="Times New Roman"/>
+        </w:rPr>
+      </w:pPr>
+      <w:r>
+        <w:rPr>
+          <w:rFonts w:eastAsia="Times New Roman"/>
+        </w:rPr>
+        <w:t>It</w:t>
+      </w:r>
+      <w:r>
+        <w:rPr>
+          <w:rFonts w:eastAsia="Times New Roman"/>
+        </w:rPr>
+        <w:t xml:space="preserve"> was time to test Cassandra’s honesty.</w:t>
+      </w:r>
+    </w:p>
+    <w:p>
+      <w:pPr>
+        <w:rPr>
+          <w:rFonts w:eastAsia="Times New Roman"/>
+        </w:rPr>
+      </w:pPr>
+      <w:r>
+        <w:rPr>
+          <w:rFonts w:eastAsia="Times New Roman"/>
+        </w:rPr>
+        <w:t>“I’m sorry, I can’t do that,” Akiko said. “</w:t>
+      </w:r>
+      <w:r>
+        <w:rPr>
+          <w:rFonts w:eastAsia="Times New Roman"/>
+        </w:rPr>
+        <w:t>I’ve nearly been arrested, like, twice in the past week, so I’m not gonna commit an actual crime and give these dickheads another reason to come after me.”</w:t>
+      </w:r>
+    </w:p>
+    <w:p>
+      <w:pPr>
+        <w:rPr>
+          <w:rFonts w:eastAsia="Times New Roman"/>
+        </w:rPr>
+      </w:pPr>
+      <w:r>
+        <w:rPr>
+          <w:rFonts w:eastAsia="Times New Roman"/>
+        </w:rPr>
+        <w:t xml:space="preserve">She expected Cassandra to be angry, to renege on </w:t>
+      </w:r>
+      <w:r>
+        <w:rPr>
+          <w:rFonts w:eastAsia="Times New Roman"/>
+        </w:rPr>
+        <w:t>their agreement</w:t>
+      </w:r>
+      <w:r>
+        <w:rPr>
+          <w:rFonts w:eastAsia="Times New Roman"/>
+        </w:rPr>
+        <w:t xml:space="preserve"> and throw her out on the street, but that didn’t happen. Instead, </w:t>
+      </w:r>
+      <w:r>
+        <w:rPr>
+          <w:rFonts w:eastAsia="Times New Roman"/>
+        </w:rPr>
+        <w:t xml:space="preserve">to her surprise, </w:t>
+      </w:r>
+      <w:r>
+        <w:rPr>
+          <w:rFonts w:eastAsia="Times New Roman"/>
+        </w:rPr>
+        <w:t xml:space="preserve">she was treated with </w:t>
+      </w:r>
+      <w:r>
+        <w:rPr>
+          <w:rFonts w:eastAsia="Times New Roman"/>
+        </w:rPr>
+        <w:t>nothing more than a respectful nod.</w:t>
+      </w:r>
+    </w:p>
+    <w:p>
+      <w:pPr>
+        <w:rPr>
+          <w:rFonts w:eastAsia="Times New Roman"/>
+        </w:rPr>
+      </w:pPr>
+      <w:r>
+        <w:rPr>
+          <w:rFonts w:eastAsia="Times New Roman"/>
+        </w:rPr>
+        <w:t>“Very well. I hope I haven’t overstepped any boundaries by asking,” Cassandra said.</w:t>
+      </w:r>
+      <w:r>
+        <w:rPr>
+          <w:rFonts w:eastAsia="Times New Roman"/>
+        </w:rPr>
+        <w:t xml:space="preserve"> </w:t>
+      </w:r>
+      <w:r>
+        <w:rPr>
+          <w:rFonts w:eastAsia="Times New Roman"/>
+        </w:rPr>
+        <w:t>As she spoke, she</w:t>
+      </w:r>
+      <w:r>
+        <w:rPr>
+          <w:rFonts w:eastAsia="Times New Roman"/>
+        </w:rPr>
+        <w:t xml:space="preserve"> opened a </w:t>
+      </w:r>
+      <w:r>
+        <w:rPr>
+          <w:rFonts w:eastAsia="Times New Roman"/>
+        </w:rPr>
+        <w:t>drawer</w:t>
+      </w:r>
+      <w:r>
+        <w:rPr>
+          <w:rFonts w:eastAsia="Times New Roman"/>
+        </w:rPr>
+        <w:t xml:space="preserve"> and</w:t>
+      </w:r>
+      <w:r>
+        <w:rPr>
+          <w:rFonts w:eastAsia="Times New Roman"/>
+        </w:rPr>
+        <w:t xml:space="preserve"> fished out a keychain in the shape of a violently pink cartoon character, which she tossed to Akiko. </w:t>
+      </w:r>
+    </w:p>
+    <w:p>
+      <w:pPr>
+        <w:rPr>
+          <w:rFonts w:eastAsia="Times New Roman"/>
+        </w:rPr>
+      </w:pPr>
+      <w:r>
+        <w:rPr>
+          <w:rFonts w:eastAsia="Times New Roman"/>
+        </w:rPr>
         <w:lastRenderedPageBreak/>
-        <w:t>“</w:t>
-      </w:r>
-      <w:r>
-        <w:rPr>
-          <w:rFonts w:eastAsia="Times New Roman"/>
-        </w:rPr>
-        <w:t>And you’re</w:t>
-      </w:r>
-      <w:r>
-        <w:rPr>
-          <w:rFonts w:eastAsia="Times New Roman"/>
-        </w:rPr>
-        <w:t xml:space="preserve"> </w:t>
-      </w:r>
-      <w:r>
-        <w:rPr>
-          <w:rFonts w:eastAsia="Times New Roman"/>
-        </w:rPr>
-        <w:t>going against her orders</w:t>
-      </w:r>
-      <w:r>
-        <w:rPr>
-          <w:rFonts w:eastAsia="Times New Roman"/>
-        </w:rPr>
-        <w:t xml:space="preserve">?” </w:t>
-      </w:r>
-    </w:p>
-    <w:p>
-      <w:pPr>
-        <w:rPr>
-          <w:rFonts w:eastAsia="Times New Roman"/>
-        </w:rPr>
-      </w:pPr>
-      <w:r>
-        <w:rPr>
-          <w:rFonts w:eastAsia="Times New Roman"/>
-        </w:rPr>
-        <w:t xml:space="preserve">“Technically, she didn’t say I couldn’t do it, just that I couldn’t use company resources. She said if we’re </w:t>
-      </w:r>
-      <w:r>
-        <w:rPr>
-          <w:rFonts w:eastAsia="Times New Roman"/>
-        </w:rPr>
-        <w:t>found out</w:t>
-      </w:r>
-      <w:r>
-        <w:rPr>
-          <w:rFonts w:eastAsia="Times New Roman"/>
-        </w:rPr>
-        <w:t>, our chances of winning over Director Royce go down the drain.</w:t>
-      </w:r>
-      <w:r>
-        <w:rPr>
-          <w:rFonts w:eastAsia="Times New Roman"/>
-        </w:rPr>
-        <w:t xml:space="preserve"> Which, I admit, is a risk.”</w:t>
-      </w:r>
-    </w:p>
-    <w:p>
-      <w:pPr>
-        <w:rPr>
-          <w:rFonts w:eastAsia="Times New Roman"/>
-        </w:rPr>
-      </w:pPr>
-      <w:r>
-        <w:rPr>
-          <w:rFonts w:eastAsia="Times New Roman"/>
-        </w:rPr>
-        <w:t xml:space="preserve">“So, just don’t get caught? Great plan, and all, but I’m no </w:t>
-      </w:r>
-      <w:r>
-        <w:rPr>
-          <w:rFonts w:eastAsia="Times New Roman"/>
-        </w:rPr>
-        <w:t>cat burglar</w:t>
-      </w:r>
-      <w:r>
-        <w:rPr>
-          <w:rFonts w:eastAsia="Times New Roman"/>
-        </w:rPr>
-        <w:t xml:space="preserve">. I’m </w:t>
-      </w:r>
-      <w:r>
-        <w:rPr>
-          <w:rFonts w:eastAsia="Times New Roman"/>
-        </w:rPr>
-        <w:t>just some nobody you plucked off the street.</w:t>
-      </w:r>
-      <w:r>
-        <w:rPr>
-          <w:rFonts w:eastAsia="Times New Roman"/>
-        </w:rPr>
-        <w:t xml:space="preserve"> </w:t>
-      </w:r>
-      <w:r>
-        <w:rPr>
-          <w:rFonts w:eastAsia="Times New Roman"/>
-        </w:rPr>
-        <w:t>Worse</w:t>
-      </w:r>
-      <w:r>
-        <w:rPr>
-          <w:rFonts w:eastAsia="Times New Roman"/>
-        </w:rPr>
-        <w:t>, I’ve been detained there before, so who knows if they’ll still recognize me?”</w:t>
-      </w:r>
-    </w:p>
-    <w:p>
-      <w:pPr>
-        <w:rPr>
-          <w:rFonts w:eastAsia="Times New Roman"/>
-        </w:rPr>
-      </w:pPr>
-      <w:r>
-        <w:rPr>
-          <w:rFonts w:eastAsia="Times New Roman"/>
-        </w:rPr>
-        <w:t>“</w:t>
-      </w:r>
-      <w:r>
-        <w:rPr>
-          <w:rFonts w:eastAsia="Times New Roman"/>
-        </w:rPr>
-        <w:t xml:space="preserve">The Skywatch office in Montreal is a newer one, and its physical security is </w:t>
-      </w:r>
-      <w:r>
-        <w:rPr>
-          <w:rFonts w:eastAsia="Times New Roman"/>
-        </w:rPr>
-        <w:t xml:space="preserve">still </w:t>
-      </w:r>
-      <w:r>
-        <w:rPr>
-          <w:rFonts w:eastAsia="Times New Roman"/>
-        </w:rPr>
-        <w:t xml:space="preserve">pretty lax. </w:t>
-      </w:r>
-      <w:r>
-        <w:rPr>
-          <w:rFonts w:eastAsia="Times New Roman"/>
-        </w:rPr>
-        <w:t>I’ll</w:t>
-      </w:r>
-      <w:r>
-        <w:rPr>
-          <w:rFonts w:eastAsia="Times New Roman"/>
-        </w:rPr>
-        <w:t xml:space="preserve"> get you clearance to enter, then all you have to do is plug a USB drive into their network, and malware will take it from there. If we had more time, we could try a phishing scam to try and get remote access, but we don’t, so…”</w:t>
-      </w:r>
-    </w:p>
-    <w:p>
-      <w:pPr>
-        <w:rPr>
-          <w:rFonts w:eastAsia="Times New Roman"/>
-        </w:rPr>
-      </w:pPr>
-      <w:r>
-        <w:rPr>
-          <w:rFonts w:eastAsia="Times New Roman"/>
-        </w:rPr>
-        <w:t xml:space="preserve">Her </w:t>
-      </w:r>
-      <w:r>
-        <w:rPr>
-          <w:rFonts w:eastAsia="Times New Roman"/>
-        </w:rPr>
-        <w:t>scheme</w:t>
-      </w:r>
-      <w:r>
-        <w:rPr>
-          <w:rFonts w:eastAsia="Times New Roman"/>
-        </w:rPr>
-        <w:t xml:space="preserve"> sounded deceptively simple. However,</w:t>
-      </w:r>
-      <w:r>
-        <w:rPr>
-          <w:rFonts w:eastAsia="Times New Roman"/>
-        </w:rPr>
-        <w:t xml:space="preserve"> Akiko was not without a sense of self-preservation, and that </w:t>
-      </w:r>
-      <w:r>
-        <w:rPr>
-          <w:rFonts w:eastAsia="Times New Roman"/>
-        </w:rPr>
-        <w:t>sense was keen to remind her that inserting herself into company politics, by committing a crime no less, was the exact opposite of keeping her head down. Much better to live a comfy life at the Cloud Garden for as long as it took her to get back on her feet, and keep a wide berth from this nonsense.</w:t>
-      </w:r>
-    </w:p>
-    <w:p>
-      <w:pPr>
-        <w:rPr>
-          <w:rFonts w:eastAsia="Times New Roman"/>
-        </w:rPr>
-      </w:pPr>
-      <w:r>
-        <w:rPr>
-          <w:rFonts w:eastAsia="Times New Roman"/>
-        </w:rPr>
-        <w:t>It</w:t>
-      </w:r>
-      <w:r>
-        <w:rPr>
-          <w:rFonts w:eastAsia="Times New Roman"/>
-        </w:rPr>
-        <w:t xml:space="preserve"> was time to test Cassandra’s honesty.</w:t>
-      </w:r>
-    </w:p>
-    <w:p>
-      <w:pPr>
-        <w:rPr>
-          <w:rFonts w:eastAsia="Times New Roman"/>
-        </w:rPr>
-      </w:pPr>
-      <w:r>
-        <w:rPr>
-          <w:rFonts w:eastAsia="Times New Roman"/>
-        </w:rPr>
-        <w:t>“I’m sorry, I can’t do that,” Akiko said. “</w:t>
-      </w:r>
-      <w:r>
-        <w:rPr>
-          <w:rFonts w:eastAsia="Times New Roman"/>
-        </w:rPr>
-        <w:t>I’ve nearly been arrested, like, twice in the past week, so I’m not gonna commit an actual crime and give these dickheads another reason to come after me.”</w:t>
-      </w:r>
-    </w:p>
-    <w:p>
-      <w:pPr>
-        <w:rPr>
-          <w:rFonts w:eastAsia="Times New Roman"/>
-        </w:rPr>
-      </w:pPr>
-      <w:r>
-        <w:rPr>
-          <w:rFonts w:eastAsia="Times New Roman"/>
-        </w:rPr>
-        <w:t xml:space="preserve">She expected Cassandra to be angry, to renege on </w:t>
-      </w:r>
-      <w:r>
-        <w:rPr>
-          <w:rFonts w:eastAsia="Times New Roman"/>
-        </w:rPr>
-        <w:t>their agreement</w:t>
-      </w:r>
-      <w:r>
-        <w:rPr>
-          <w:rFonts w:eastAsia="Times New Roman"/>
-        </w:rPr>
-        <w:t xml:space="preserve"> and throw her out on the street, but that didn’t happen. Instead, </w:t>
-      </w:r>
-      <w:r>
-        <w:rPr>
-          <w:rFonts w:eastAsia="Times New Roman"/>
-        </w:rPr>
-        <w:t xml:space="preserve">to her surprise, </w:t>
-      </w:r>
-      <w:r>
-        <w:rPr>
-          <w:rFonts w:eastAsia="Times New Roman"/>
-        </w:rPr>
-        <w:t xml:space="preserve">she was treated with </w:t>
-      </w:r>
-      <w:r>
-        <w:rPr>
-          <w:rFonts w:eastAsia="Times New Roman"/>
-        </w:rPr>
-        <w:t>nothing more than a respectful nod.</w:t>
-      </w:r>
-    </w:p>
-    <w:p>
-      <w:pPr>
-        <w:rPr>
-          <w:rFonts w:eastAsia="Times New Roman"/>
-        </w:rPr>
-      </w:pPr>
-      <w:r>
-        <w:rPr>
-          <w:rFonts w:eastAsia="Times New Roman"/>
-        </w:rPr>
-        <w:t>“Very well. I hope I haven’t overstepped any boundaries by asking,” Cassandra said.</w:t>
-      </w:r>
-      <w:r>
-        <w:rPr>
-          <w:rFonts w:eastAsia="Times New Roman"/>
-        </w:rPr>
-        <w:t xml:space="preserve"> </w:t>
-      </w:r>
-      <w:r>
-        <w:rPr>
-          <w:rFonts w:eastAsia="Times New Roman"/>
-        </w:rPr>
-        <w:t>As she spoke, she</w:t>
-      </w:r>
-      <w:r>
-        <w:rPr>
-          <w:rFonts w:eastAsia="Times New Roman"/>
-        </w:rPr>
-        <w:t xml:space="preserve"> opened a </w:t>
-      </w:r>
-      <w:r>
-        <w:rPr>
-          <w:rFonts w:eastAsia="Times New Roman"/>
-        </w:rPr>
-        <w:t>drawer</w:t>
-      </w:r>
-      <w:r>
-        <w:rPr>
-          <w:rFonts w:eastAsia="Times New Roman"/>
-        </w:rPr>
-        <w:t xml:space="preserve"> and</w:t>
-      </w:r>
-      <w:r>
-        <w:rPr>
-          <w:rFonts w:eastAsia="Times New Roman"/>
-        </w:rPr>
-        <w:t xml:space="preserve"> fished out a keychain in the shape of a violently pink cartoon character, which she tossed to Akiko. </w:t>
-      </w:r>
-    </w:p>
-    <w:p>
-      <w:pPr>
-        <w:rPr>
-          <w:rFonts w:eastAsia="Times New Roman"/>
-        </w:rPr>
-      </w:pPr>
-      <w:r>
-        <w:rPr>
-          <w:rFonts w:eastAsia="Times New Roman"/>
-        </w:rPr>
         <w:t xml:space="preserve">“What’s this?” Akiko asked as </w:t>
       </w:r>
       <w:r>
@@ -14237,7 +14230,6 @@
         <w:rPr>
           <w:rFonts w:eastAsia="Times New Roman"/>
         </w:rPr>
-        <w:lastRenderedPageBreak/>
         <w:t xml:space="preserve">“Spare apartment key. </w:t>
       </w:r>
       <w:r>
@@ -14573,6 +14565,7 @@
         <w:rPr>
           <w:rFonts w:eastAsia="Times New Roman"/>
         </w:rPr>
+        <w:lastRenderedPageBreak/>
         <w:t xml:space="preserve">While the delegation awaited permission to board, they watched the branch staff load supplies onto the </w:t>
       </w:r>
       <w:r>
@@ -14627,14 +14620,7 @@
         <w:rPr>
           <w:rFonts w:eastAsia="Times New Roman"/>
         </w:rPr>
-        <w:t xml:space="preserve"> </w:t>
-      </w:r>
-      <w:r>
-        <w:rPr>
-          <w:rFonts w:eastAsia="Times New Roman"/>
-        </w:rPr>
-        <w:lastRenderedPageBreak/>
-        <w:t xml:space="preserve">prescription drugs, but it could also </w:t>
+        <w:t xml:space="preserve"> prescription drugs, but it could also </w:t>
       </w:r>
       <w:r>
         <w:rPr>

--- a/Peregrine 2020.docx
+++ b/Peregrine 2020.docx
@@ -688,16 +688,10 @@
       </w:pPr>
       <w:bookmarkStart w:id="4" w:name="_Hlk30615735"/>
       <w:r>
-        <w:t xml:space="preserve">With her memory in tatters, </w:t>
-      </w:r>
-      <w:r>
-        <w:t xml:space="preserve">Akiko </w:t>
-      </w:r>
-      <w:r>
-        <w:t xml:space="preserve">couldn’t </w:t>
-      </w:r>
-      <w:r>
-        <w:t xml:space="preserve">quite </w:t>
+        <w:t>Akiko</w:t>
+      </w:r>
+      <w:r>
+        <w:t xml:space="preserve">’s memory was so clouded that she couldn’t even </w:t>
       </w:r>
       <w:r>
         <w:t xml:space="preserve">remember </w:t>
@@ -1018,10 +1012,13 @@
         <w:t>officer</w:t>
       </w:r>
       <w:r>
-        <w:t xml:space="preserve"> had</w:t>
-      </w:r>
-      <w:r>
-        <w:t xml:space="preserve"> been brought in </w:t>
+        <w:t xml:space="preserve"> </w:t>
+      </w:r>
+      <w:r>
+        <w:t>was a pencil-pusher</w:t>
+      </w:r>
+      <w:r>
+        <w:t xml:space="preserve"> brought in </w:t>
       </w:r>
       <w:r>
         <w:t xml:space="preserve">question any </w:t>
@@ -1159,13 +1156,13 @@
         <w:t xml:space="preserve"> </w:t>
       </w:r>
       <w:r>
-        <w:t xml:space="preserve">What do you </w:t>
-      </w:r>
-      <w:r>
-        <w:t>do</w:t>
-      </w:r>
-      <w:r>
-        <w:t xml:space="preserve"> at </w:t>
+        <w:t>What</w:t>
+      </w:r>
+      <w:r>
+        <w:t xml:space="preserve">’s your job </w:t>
+      </w:r>
+      <w:r>
+        <w:t xml:space="preserve">at </w:t>
       </w:r>
       <w:r>
         <w:t>Aleph Null</w:t>
@@ -1204,10 +1201,7 @@
         <w:t xml:space="preserve"> </w:t>
       </w:r>
       <w:r>
-        <w:t xml:space="preserve">what </w:t>
-      </w:r>
-      <w:r>
-        <w:t>I do</w:t>
+        <w:t>what my job is</w:t>
       </w:r>
       <w:r>
         <w:t>,” she</w:t>
@@ -1242,10 +1236,10 @@
         <w:t>o, I don’t think I do,” the officer said. “</w:t>
       </w:r>
       <w:r>
-        <w:t>Your record mentions</w:t>
-      </w:r>
-      <w:r>
-        <w:t xml:space="preserve"> you’ve been employed Aleph Null, but lacks any kind of job description</w:t>
+        <w:t xml:space="preserve">Your record </w:t>
+      </w:r>
+      <w:r>
+        <w:t>lacks any kind of job description</w:t>
       </w:r>
       <w:r>
         <w:t>.”</w:t>
@@ -1385,7 +1379,19 @@
         <w:t xml:space="preserve"> “</w:t>
       </w:r>
       <w:r>
-        <w:t xml:space="preserve">That’s surprising. He was an auditor from Aleph Null’s finance department, here to investigate possible malfeasance </w:t>
+        <w:t xml:space="preserve">That’s surprising. He was </w:t>
+      </w:r>
+      <w:r>
+        <w:t xml:space="preserve">sent here by the board of </w:t>
+      </w:r>
+      <w:r>
+        <w:t>d</w:t>
+      </w:r>
+      <w:r>
+        <w:t>irectors</w:t>
+      </w:r>
+      <w:r>
+        <w:t xml:space="preserve"> to investigate malfeasance </w:t>
       </w:r>
       <w:r>
         <w:t>on the Montreal campus</w:t>
@@ -1421,7 +1427,7 @@
         <w:t xml:space="preserve">As long as I’m getting paid and the lab stays stocked, I don’t give – I don’t care much about </w:t>
       </w:r>
       <w:r>
-        <w:t>that finance stuff</w:t>
+        <w:t>what goes on behind the scenes</w:t>
       </w:r>
       <w:r>
         <w:t>.”</w:t>
@@ -2149,15 +2155,7 @@
     </w:p>
     <w:p>
       <w:r>
-        <w:t xml:space="preserve">“That scent you’re wearing is </w:t>
-      </w:r>
-      <w:proofErr w:type="gramStart"/>
-      <w:r>
-        <w:t>real</w:t>
-      </w:r>
-      <w:proofErr w:type="gramEnd"/>
-      <w:r>
-        <w:t xml:space="preserve"> nice,” </w:t>
+        <w:t xml:space="preserve">“That scent you’re wearing is real nice,” </w:t>
       </w:r>
       <w:r>
         <w:t>she</w:t>
@@ -2574,16 +2572,34 @@
         <w:t xml:space="preserve">, Akiko </w:t>
       </w:r>
       <w:r>
-        <w:t xml:space="preserve">turned to her smartphone for entertainment. She scrolled past a menagerie of language, dating, and social media apps that she rarely used and opened up an old game that she had installed on a whim. It was a stupid thing, whose only </w:t>
+        <w:t>turned to her smartphone for entertainment. She scrolled past a menagerie of language, dating, and social media apps that she rarely used</w:t>
+      </w:r>
+      <w:r>
+        <w:t>,</w:t>
+      </w:r>
+      <w:r>
+        <w:t xml:space="preserve"> and opened up an old game she had installed on a whim. It was a stupid thing, whose only redeeming </w:t>
       </w:r>
       <w:r>
         <w:lastRenderedPageBreak/>
-        <w:t xml:space="preserve">redeeming quality was a cast full of pretty girls, but watching the scenery fly by had begun to bore her, and this was the best option that occurred to her. </w:t>
-      </w:r>
-    </w:p>
-    <w:p>
-      <w:r>
-        <w:t>When the door the observation car slid open, she looked up from the device with more excitement than even she would have expected, only to see not Cassandra, but a man</w:t>
+        <w:t xml:space="preserve">quality was a cast full of pretty girls, but watching the scenery fly by had begun to bore her, and this was the best option </w:t>
+      </w:r>
+      <w:r>
+        <w:t>remaining</w:t>
+      </w:r>
+      <w:r>
+        <w:t xml:space="preserve">. </w:t>
+      </w:r>
+    </w:p>
+    <w:p>
+      <w:r>
+        <w:t xml:space="preserve">When the door </w:t>
+      </w:r>
+      <w:r>
+        <w:t xml:space="preserve">to </w:t>
+      </w:r>
+      <w:r>
+        <w:t>the observation car slid open, she looked up from the device with more excitement than she would have expected, only to see not Cassandra, but a man</w:t>
       </w:r>
       <w:r>
         <w:t xml:space="preserve"> whom</w:t>
@@ -2616,9 +2632,445 @@
         <w:t>, complete with silver epaulettes, had a patch on the left arm bearing the familiar icon of a rose.</w:t>
       </w:r>
       <w:r>
-        <w:t xml:space="preserve"> Another fucking bureaucrat. </w:t>
-      </w:r>
-    </w:p>
+        <w:t xml:space="preserve"> </w:t>
+      </w:r>
+    </w:p>
+    <w:p>
+      <w:r>
+        <w:t xml:space="preserve">Any hopes she had that </w:t>
+      </w:r>
+      <w:r>
+        <w:t xml:space="preserve">the </w:t>
+      </w:r>
+      <w:r>
+        <w:t>man</w:t>
+      </w:r>
+      <w:r>
+        <w:t xml:space="preserve"> was just here to enjoy the </w:t>
+      </w:r>
+      <w:r>
+        <w:t>view</w:t>
+      </w:r>
+      <w:r>
+        <w:t xml:space="preserve"> were dashed when </w:t>
+      </w:r>
+      <w:r>
+        <w:t>the two of them made eye contact</w:t>
+      </w:r>
+      <w:r>
+        <w:t>. Akiko quickly averted her gaze, as if that was going to do anything</w:t>
+      </w:r>
+      <w:r>
+        <w:t>.</w:t>
+      </w:r>
+    </w:p>
+    <w:p>
+      <w:r>
+        <w:t>“</w:t>
+      </w:r>
+      <w:r>
+        <w:t xml:space="preserve">Ms. Miura, </w:t>
+      </w:r>
+      <w:r>
+        <w:t>my good woman!</w:t>
+      </w:r>
+      <w:r>
+        <w:t xml:space="preserve">” </w:t>
+      </w:r>
+      <w:r>
+        <w:t xml:space="preserve">the officer </w:t>
+      </w:r>
+      <w:r>
+        <w:t>said</w:t>
+      </w:r>
+      <w:r>
+        <w:t xml:space="preserve">. “My name is Marshal Lancaster, from Rose House Private Security. Don’t let the </w:t>
+      </w:r>
+      <w:r>
+        <w:t>title</w:t>
+      </w:r>
+      <w:r>
+        <w:t xml:space="preserve"> fool you; it’s a gimmick designed to make you think of us like </w:t>
+      </w:r>
+      <w:r>
+        <w:t>police</w:t>
+      </w:r>
+      <w:r>
+        <w:t>, but we’re as civilian as the rest of you.” He patted his own sides to show he carried no concealed firearms</w:t>
+      </w:r>
+      <w:r>
+        <w:t>.</w:t>
+      </w:r>
+    </w:p>
+    <w:p>
+      <w:r>
+        <w:t>“I</w:t>
+      </w:r>
+      <w:r>
+        <w:t>-I</w:t>
+      </w:r>
+      <w:r>
+        <w:t xml:space="preserve"> understand, sir,” Akiko said. “If this is about that mess at the station, though, I already spoke with one of your men.</w:t>
+      </w:r>
+      <w:r>
+        <w:t>”</w:t>
+      </w:r>
+    </w:p>
+    <w:p>
+      <w:r>
+        <w:t>“This is more of a personal matter, I’m afraid,” Lancaster said, sitting across from Akiko. “The victim, you see, was Marshal Nathaniel Bergstrom, my partner.”</w:t>
+      </w:r>
+    </w:p>
+    <w:p>
+      <w:r>
+        <w:t>“Partner as in…”</w:t>
+      </w:r>
+    </w:p>
+    <w:p>
+      <w:r>
+        <w:t>“As in the Holmes and Watson variety, not whatever you’re thinking. Bergstrom and I were in charge of counter-extremism operations on the Montreal campus, making up for your people’s inability to quell the growing unrest.”</w:t>
+      </w:r>
+    </w:p>
+    <w:p>
+      <w:r>
+        <w:t>“We have campus security, don’t we? Also, like, the regular cops. Are things really that bad?”</w:t>
+      </w:r>
+    </w:p>
+    <w:p>
+      <w:r>
+        <w:t xml:space="preserve">“Campus security? The </w:t>
+      </w:r>
+      <w:r>
+        <w:t>ones</w:t>
+      </w:r>
+      <w:r>
+        <w:t xml:space="preserve"> led by that mewling child I passed on the way here? I think not. Regardless, I’m not here to level accusations. You and your friends claimed to know nothing about the incident during your testimonies, and I believe you, but what I don’t believe is that this was a random crime. See, before he </w:t>
+      </w:r>
+      <w:r>
+        <w:t>died</w:t>
+      </w:r>
+      <w:r>
+        <w:t xml:space="preserve">, my partner found impressively large holes in your </w:t>
+      </w:r>
+      <w:r>
+        <w:lastRenderedPageBreak/>
+        <w:t>financial reports. Millions of dollars gone, just like that</w:t>
+      </w:r>
+      <w:r>
+        <w:t>.</w:t>
+      </w:r>
+      <w:r>
+        <w:t>” Lancaster snapped his fingers</w:t>
+      </w:r>
+      <w:r>
+        <w:t xml:space="preserve"> to emphasize the point</w:t>
+      </w:r>
+      <w:r>
+        <w:t>, which was enough to jolt Akiko’s frayed nerves.</w:t>
+      </w:r>
+      <w:r>
+        <w:t xml:space="preserve"> If the man noticed her twitch, he didn’t indicate it.</w:t>
+      </w:r>
+    </w:p>
+    <w:p>
+      <w:r>
+        <w:t>“</w:t>
+      </w:r>
+      <w:r>
+        <w:t xml:space="preserve">That </w:t>
+      </w:r>
+      <w:r>
+        <w:t xml:space="preserve">sure </w:t>
+      </w:r>
+      <w:r>
+        <w:t>sounds bad, but, with all due respect, what’s it got to do with me? I work in engineering, not accounting</w:t>
+      </w:r>
+      <w:r>
+        <w:t>.”</w:t>
+      </w:r>
+    </w:p>
+    <w:p>
+      <w:r>
+        <w:t>“</w:t>
+      </w:r>
+      <w:r>
+        <w:t>That’s</w:t>
+      </w:r>
+      <w:r>
+        <w:t xml:space="preserve"> exactly why I think </w:t>
+      </w:r>
+      <w:r>
+        <w:t>we might be able to help each other</w:t>
+      </w:r>
+      <w:r>
+        <w:t>. Do you know anything about a device called the mnemonic matrix?”</w:t>
+      </w:r>
+    </w:p>
+    <w:p>
+      <w:r>
+        <w:t>Akiko shook her head</w:t>
+      </w:r>
+      <w:r>
+        <w:t>, wishing she could melt into the seat cushion to avoid the officer’s questioning.</w:t>
+      </w:r>
+    </w:p>
+    <w:p>
+      <w:r>
+        <w:t xml:space="preserve">“I thought not. </w:t>
+      </w:r>
+      <w:r>
+        <w:t>It was an old project developed on the Montreal campus</w:t>
+      </w:r>
+      <w:r>
+        <w:t>,</w:t>
+      </w:r>
+      <w:r>
+        <w:t xml:space="preserve"> a machine that could scan a person’s brain to read, store, and even edit their memories. Intended for therapeutic use, but there’s obvious applications for, say, interrogating prisoners</w:t>
+      </w:r>
+      <w:r>
+        <w:t xml:space="preserve">. It was shut down years ago, before </w:t>
+      </w:r>
+      <w:r>
+        <w:t>your time</w:t>
+      </w:r>
+      <w:r>
+        <w:t>.</w:t>
+      </w:r>
+      <w:r>
+        <w:t>”</w:t>
+      </w:r>
+    </w:p>
+    <w:p>
+      <w:r>
+        <w:t xml:space="preserve">That was enough to get Akiko’s attention. </w:t>
+      </w:r>
+      <w:r>
+        <w:t>If she had turned into a puddle like she wanted, it would have surely reconstituted as soon as he said the word “memory.”</w:t>
+      </w:r>
+    </w:p>
+    <w:p>
+      <w:r>
+        <w:t>“When we looked into what the campus was actually buying</w:t>
+      </w:r>
+      <w:r>
+        <w:t xml:space="preserve"> with that missing money</w:t>
+      </w:r>
+      <w:r>
+        <w:t xml:space="preserve">, we found evidence that </w:t>
+      </w:r>
+      <w:r>
+        <w:t>they’d restarted it in secret</w:t>
+      </w:r>
+      <w:r>
+        <w:t>,” Lancaster continued.</w:t>
+      </w:r>
+      <w:r>
+        <w:t xml:space="preserve"> </w:t>
+      </w:r>
+      <w:r>
+        <w:t>“</w:t>
+      </w:r>
+      <w:r>
+        <w:t xml:space="preserve">Unfortunately, with the situation on campus being what it is, </w:t>
+      </w:r>
+      <w:r>
+        <w:t xml:space="preserve">the cowards over at </w:t>
+      </w:r>
+      <w:r>
+        <w:t xml:space="preserve">headquarters won’t </w:t>
+      </w:r>
+      <w:r>
+        <w:t xml:space="preserve">let us </w:t>
+      </w:r>
+      <w:r>
+        <w:t>onto the grounds</w:t>
+      </w:r>
+      <w:r>
+        <w:t xml:space="preserve"> without concrete </w:t>
+      </w:r>
+      <w:r>
+        <w:t>proof</w:t>
+      </w:r>
+      <w:r>
+        <w:t xml:space="preserve"> of wrongdoing</w:t>
+      </w:r>
+      <w:r>
+        <w:t>.</w:t>
+      </w:r>
+      <w:r>
+        <w:t>”</w:t>
+      </w:r>
+    </w:p>
+    <w:p>
+      <w:r>
+        <w:t xml:space="preserve">“You want me to </w:t>
+      </w:r>
+      <w:r>
+        <w:t>find</w:t>
+      </w:r>
+      <w:r>
+        <w:t xml:space="preserve"> it for you,” Akiko said.</w:t>
+      </w:r>
+    </w:p>
+    <w:p>
+      <w:r>
+        <w:t>“Very perceptive, my friend</w:t>
+      </w:r>
+      <w:r>
+        <w:t xml:space="preserve">. </w:t>
+      </w:r>
+      <w:r>
+        <w:t>Proving the machine’s existence</w:t>
+      </w:r>
+      <w:r>
+        <w:t xml:space="preserve"> </w:t>
+      </w:r>
+      <w:r>
+        <w:t>will be enough for the board to authorize a raid</w:t>
+      </w:r>
+      <w:r>
+        <w:t xml:space="preserve">. </w:t>
+      </w:r>
+      <w:r>
+        <w:t>Once it’s in our hands</w:t>
+      </w:r>
+      <w:r>
+        <w:t>,</w:t>
+      </w:r>
+      <w:r>
+        <w:t xml:space="preserve"> I’ll have a powerful tool to solve this case</w:t>
+      </w:r>
+      <w:r>
+        <w:t>,</w:t>
+      </w:r>
+      <w:r>
+        <w:t xml:space="preserve"> and you’ll be able to use it to restore your missing memories.</w:t>
+      </w:r>
+      <w:r>
+        <w:t>”</w:t>
+      </w:r>
+    </w:p>
+    <w:p>
+      <w:r>
+        <w:t>“</w:t>
+      </w:r>
+      <w:r>
+        <w:t>Wait, how the hell do you know about that</w:t>
+      </w:r>
+      <w:r>
+        <w:t>? Aren’t there, like, laws against handing out medical records?”</w:t>
+      </w:r>
+    </w:p>
+    <w:p>
+      <w:r>
+        <w:t xml:space="preserve">“No one violated your PIPEDA rights, I can assure you that much. You </w:t>
+      </w:r>
+      <w:r>
+        <w:t xml:space="preserve">told </w:t>
+      </w:r>
+      <w:r>
+        <w:t>half</w:t>
+      </w:r>
+      <w:r>
+        <w:t xml:space="preserve"> your colleagues about your condition, so I didn’t have to dig very deep</w:t>
+      </w:r>
+      <w:r>
+        <w:t>.</w:t>
+      </w:r>
+      <w:r>
+        <w:t>”</w:t>
+      </w:r>
+    </w:p>
+    <w:p>
+      <w:r>
+        <w:lastRenderedPageBreak/>
+        <w:t>“Fair enough. How soon do you need this info?”</w:t>
+      </w:r>
+    </w:p>
+    <w:p>
+      <w:r>
+        <w:t>“As soon as you can get it.”</w:t>
+      </w:r>
+    </w:p>
+    <w:p>
+      <w:r>
+        <w:t xml:space="preserve">There was a pregnant pause as </w:t>
+      </w:r>
+      <w:r>
+        <w:t>Akiko</w:t>
+      </w:r>
+      <w:r>
+        <w:t xml:space="preserve"> considered her next words</w:t>
+      </w:r>
+      <w:r>
+        <w:t>. As loath as she was to get involved in the tussle between headquarters and the Montreal branch, the Marshal’s offer was tempting</w:t>
+      </w:r>
+      <w:r>
+        <w:t xml:space="preserve">, </w:t>
+      </w:r>
+      <w:r>
+        <w:t>assuming he could be trusted.</w:t>
+      </w:r>
+    </w:p>
+    <w:p>
+      <w:r>
+        <w:t>“I can’t promise that I can find what you want, even if I accept,” she said</w:t>
+      </w:r>
+      <w:r>
+        <w:t>.</w:t>
+      </w:r>
+      <w:r>
+        <w:t xml:space="preserve"> </w:t>
+      </w:r>
+    </w:p>
+    <w:p>
+      <w:r>
+        <w:t xml:space="preserve">“That’s perfectly understandable. All I ask is that if you do learn something, you send it my way. </w:t>
+      </w:r>
+      <w:r>
+        <w:t xml:space="preserve">Do we have a deal?” </w:t>
+      </w:r>
+    </w:p>
+    <w:p>
+      <w:r>
+        <w:t>Lancaster reached out with one of his callused hands</w:t>
+      </w:r>
+      <w:r>
+        <w:t xml:space="preserve">, which Akiko shook after only a moment’s hesitation. </w:t>
+      </w:r>
+      <w:r>
+        <w:t xml:space="preserve">Given the terms, she could always back out later, she thought. </w:t>
+      </w:r>
+    </w:p>
+    <w:p>
+      <w:r>
+        <w:t>“</w:t>
+      </w:r>
+      <w:r>
+        <w:t>Splendid</w:t>
+      </w:r>
+      <w:r>
+        <w:t>!</w:t>
+      </w:r>
+      <w:r>
+        <w:t xml:space="preserve"> You can reach me at any time at the Rose House office on Sherbrooke</w:t>
+      </w:r>
+      <w:r>
+        <w:t>. I look forward to working with you, Ms. Miura.”</w:t>
+      </w:r>
+    </w:p>
+    <w:p>
+      <w:r>
+        <w:t xml:space="preserve">As he rose from his seat, the door opened for a second time, and Cassandra returned </w:t>
+      </w:r>
+      <w:r>
+        <w:t xml:space="preserve">with a </w:t>
+      </w:r>
+    </w:p>
+    <w:p/>
+    <w:p/>
+    <w:p/>
+    <w:p/>
     <w:p/>
     <w:p/>
     <w:p/>
@@ -2692,7 +3144,6 @@
         <w:rPr>
           <w:lang w:eastAsia="ja-JP"/>
         </w:rPr>
-        <w:lastRenderedPageBreak/>
         <w:t xml:space="preserve">Cassandra </w:t>
       </w:r>
       <w:r>
@@ -3242,6 +3693,7 @@
         <w:rPr>
           <w:lang w:eastAsia="ja-JP"/>
         </w:rPr>
+        <w:lastRenderedPageBreak/>
         <w:t>“I’m sure</w:t>
       </w:r>
       <w:r>
@@ -3490,108 +3942,108 @@
         <w:rPr>
           <w:lang w:eastAsia="ja-JP"/>
         </w:rPr>
+        <w:t xml:space="preserve"> “</w:t>
+      </w:r>
+      <w:r>
+        <w:t>That may be so, but I know how your sister operates,” Shufen said, narrowing her eyes at Cassandra. “</w:t>
+      </w:r>
+      <w:r>
+        <w:t>Even if</w:t>
+      </w:r>
+      <w:r>
+        <w:t xml:space="preserve"> your particular brand of recklessness won'</w:t>
+      </w:r>
+      <w:r>
+        <w:t>t result in unexpected children, remember that you represent our company and our family while you’re here</w:t>
+      </w:r>
+      <w:r>
+        <w:t>.”</w:t>
+      </w:r>
+    </w:p>
+    <w:p>
+      <w:pPr>
+        <w:pStyle w:val="Novel"/>
+      </w:pPr>
+      <w:r>
+        <w:t>“</w:t>
+      </w:r>
+      <w:r>
+        <w:t>You’re</w:t>
+      </w:r>
+      <w:r>
+        <w:t xml:space="preserve"> one to talk about recklessness. Or do you mean to say you’ve finally found our father after </w:t>
+      </w:r>
+      <w:r>
+        <w:t>twenty-odd</w:t>
+      </w:r>
+      <w:r>
+        <w:t xml:space="preserve"> years of looking?” Cassandra asked</w:t>
+      </w:r>
+      <w:r>
+        <w:t>.</w:t>
+      </w:r>
+    </w:p>
+    <w:p>
+      <w:pPr>
+        <w:pStyle w:val="Novel"/>
+      </w:pPr>
+      <w:r>
+        <w:t>“We all make mistakes. I’m trying to keep you from repeating mine.”</w:t>
+      </w:r>
+    </w:p>
+    <w:p>
+      <w:pPr>
+        <w:pStyle w:val="Novel"/>
+      </w:pPr>
+      <w:r>
+        <w:t>“</w:t>
+      </w:r>
+      <w:r>
+        <w:t>If you say so</w:t>
+      </w:r>
+      <w:r>
+        <w:t>.”</w:t>
+      </w:r>
+    </w:p>
+    <w:p>
+      <w:pPr>
+        <w:pStyle w:val="Novel"/>
+      </w:pPr>
+      <w:r>
+        <w:t>As usual, Elias hid his feelings on the matter</w:t>
+      </w:r>
+      <w:r>
+        <w:t xml:space="preserve"> beneath an inscrutable smile. </w:t>
+      </w:r>
+      <w:r>
+        <w:t>“You two go ahead without me,” he said. “I’m just going to step out onto the balcony to smoke before the presentation starts.”</w:t>
+      </w:r>
+    </w:p>
+    <w:p>
+      <w:pPr>
+        <w:pStyle w:val="Novel"/>
+      </w:pPr>
+      <w:r>
+        <w:t>“You still smoke?”</w:t>
+      </w:r>
+    </w:p>
+    <w:p>
+      <w:pPr>
+        <w:pStyle w:val="Novel"/>
+      </w:pPr>
+      <w:r>
+        <w:t>“</w:t>
+      </w:r>
+      <w:r>
+        <w:t>Just as you have your vices, I have mine. Now run along, little sis. I’m sure you have lots to do.”</w:t>
+      </w:r>
+    </w:p>
+    <w:p>
+      <w:pPr>
+        <w:pStyle w:val="Novel"/>
+      </w:pPr>
+      <w:r>
         <w:lastRenderedPageBreak/>
-        <w:t xml:space="preserve"> “</w:t>
-      </w:r>
-      <w:r>
-        <w:t>That may be so, but I know how your sister operates,” Shufen said, narrowing her eyes at Cassandra. “</w:t>
-      </w:r>
-      <w:r>
-        <w:t>Even if</w:t>
-      </w:r>
-      <w:r>
-        <w:t xml:space="preserve"> your particular brand of recklessness won'</w:t>
-      </w:r>
-      <w:r>
-        <w:t>t result in unexpected children, remember that you represent our company and our family while you’re here</w:t>
-      </w:r>
-      <w:r>
-        <w:t>.”</w:t>
-      </w:r>
-    </w:p>
-    <w:p>
-      <w:pPr>
-        <w:pStyle w:val="Novel"/>
-      </w:pPr>
-      <w:r>
-        <w:t>“</w:t>
-      </w:r>
-      <w:r>
-        <w:t>You’re</w:t>
-      </w:r>
-      <w:r>
-        <w:t xml:space="preserve"> one to talk about recklessness. Or do you mean to say you’ve finally found our father after </w:t>
-      </w:r>
-      <w:r>
-        <w:t>twenty-odd</w:t>
-      </w:r>
-      <w:r>
-        <w:t xml:space="preserve"> years of looking?” Cassandra asked</w:t>
-      </w:r>
-      <w:r>
-        <w:t>.</w:t>
-      </w:r>
-    </w:p>
-    <w:p>
-      <w:pPr>
-        <w:pStyle w:val="Novel"/>
-      </w:pPr>
-      <w:r>
-        <w:t>“We all make mistakes. I’m trying to keep you from repeating mine.”</w:t>
-      </w:r>
-    </w:p>
-    <w:p>
-      <w:pPr>
-        <w:pStyle w:val="Novel"/>
-      </w:pPr>
-      <w:r>
-        <w:t>“</w:t>
-      </w:r>
-      <w:r>
-        <w:t>If you say so</w:t>
-      </w:r>
-      <w:r>
-        <w:t>.”</w:t>
-      </w:r>
-    </w:p>
-    <w:p>
-      <w:pPr>
-        <w:pStyle w:val="Novel"/>
-      </w:pPr>
-      <w:r>
-        <w:t>As usual, Elias hid his feelings on the matter</w:t>
-      </w:r>
-      <w:r>
-        <w:t xml:space="preserve"> beneath an inscrutable smile. </w:t>
-      </w:r>
-      <w:r>
-        <w:t>“You two go ahead without me,” he said. “I’m just going to step out onto the balcony to smoke before the presentation starts.”</w:t>
-      </w:r>
-    </w:p>
-    <w:p>
-      <w:pPr>
-        <w:pStyle w:val="Novel"/>
-      </w:pPr>
-      <w:r>
-        <w:t>“You still smoke?”</w:t>
-      </w:r>
-    </w:p>
-    <w:p>
-      <w:pPr>
-        <w:pStyle w:val="Novel"/>
-      </w:pPr>
-      <w:r>
-        <w:t>“</w:t>
-      </w:r>
-      <w:r>
-        <w:t>Just as you have your vices, I have mine. Now run along, little sis. I’m sure you have lots to do.”</w:t>
-      </w:r>
-    </w:p>
-    <w:p>
-      <w:pPr>
-        <w:pStyle w:val="Novel"/>
-      </w:pPr>
-      <w:r>
         <w:t xml:space="preserve">Before she left, </w:t>
       </w:r>
       <w:r>
@@ -3870,7 +4322,6 @@
         <w:rPr>
           <w:lang w:eastAsia="ja-JP"/>
         </w:rPr>
-        <w:lastRenderedPageBreak/>
         <w:t>“And look who we have here,” Jackson said</w:t>
       </w:r>
       <w:r>
@@ -4141,6 +4592,7 @@
         <w:rPr>
           <w:lang w:eastAsia="ja-JP"/>
         </w:rPr>
+        <w:lastRenderedPageBreak/>
         <w:t xml:space="preserve">“No, but I also don’t think it matters. They </w:t>
       </w:r>
       <w:r>
@@ -4460,7 +4912,6 @@
         <w:rPr>
           <w:lang w:eastAsia="ja-JP"/>
         </w:rPr>
-        <w:lastRenderedPageBreak/>
         <w:t xml:space="preserve">There was much fanfare when the sniveling little rat in question stepped on the stage. </w:t>
       </w:r>
       <w:r>
@@ -4712,7 +5163,14 @@
         <w:rPr>
           <w:lang w:eastAsia="ja-JP"/>
         </w:rPr>
-        <w:t>Due to financial and political concerns</w:t>
+        <w:t xml:space="preserve">Due to </w:t>
+      </w:r>
+      <w:r>
+        <w:rPr>
+          <w:lang w:eastAsia="ja-JP"/>
+        </w:rPr>
+        <w:lastRenderedPageBreak/>
+        <w:t>financial and political concerns</w:t>
       </w:r>
       <w:r>
         <w:rPr>
@@ -4965,7 +5423,6 @@
         <w:rPr>
           <w:lang w:eastAsia="ja-JP"/>
         </w:rPr>
-        <w:lastRenderedPageBreak/>
         <w:t xml:space="preserve">While her companions conversed across her, and Lancaster continued his introductory speech, Cassandra noticed movement out of the corner of her eye. Several of the security guards standing around the perimeter had left their posts and were making their way outside. </w:t>
       </w:r>
       <w:r>
@@ -5176,6 +5633,7 @@
         <w:rPr>
           <w:lang w:eastAsia="ja-JP"/>
         </w:rPr>
+        <w:lastRenderedPageBreak/>
         <w:t xml:space="preserve">Meanwhile, on the stage, Lancaster finally arrived at </w:t>
       </w:r>
       <w:r>
@@ -5436,7 +5894,6 @@
         <w:rPr>
           <w:lang w:eastAsia="ja-JP"/>
         </w:rPr>
-        <w:lastRenderedPageBreak/>
         <w:t>“Does</w:t>
       </w:r>
       <w:r>
@@ -5655,6 +6112,7 @@
         <w:rPr>
           <w:lang w:eastAsia="ja-JP"/>
         </w:rPr>
+        <w:lastRenderedPageBreak/>
         <w:t xml:space="preserve">While Lancaster prattled </w:t>
       </w:r>
       <w:r>
@@ -5952,14 +6410,213 @@
         <w:rPr>
           <w:lang w:eastAsia="ja-JP"/>
         </w:rPr>
+        <w:t>“So that’s why you’re out here, is it? Nothing that goes on in there really matters</w:t>
+      </w:r>
+      <w:r>
+        <w:rPr>
+          <w:lang w:eastAsia="ja-JP"/>
+        </w:rPr>
+        <w:t>?</w:t>
+      </w:r>
+      <w:r>
+        <w:rPr>
+          <w:lang w:eastAsia="ja-JP"/>
+        </w:rPr>
+        <w:t>”</w:t>
+      </w:r>
+    </w:p>
+    <w:p>
+      <w:pPr>
+        <w:rPr>
+          <w:lang w:eastAsia="ja-JP"/>
+        </w:rPr>
+      </w:pPr>
+      <w:r>
+        <w:rPr>
+          <w:lang w:eastAsia="ja-JP"/>
+        </w:rPr>
+        <w:t>“Exactly.</w:t>
+      </w:r>
+      <w:r>
+        <w:rPr>
+          <w:lang w:eastAsia="ja-JP"/>
+        </w:rPr>
+        <w:t xml:space="preserve"> So why not stay with me for a bit? It’s a beautiful night.</w:t>
+      </w:r>
+      <w:r>
+        <w:rPr>
+          <w:lang w:eastAsia="ja-JP"/>
+        </w:rPr>
+        <w:t>” Elias patted the</w:t>
+      </w:r>
+      <w:r>
+        <w:rPr>
+          <w:lang w:eastAsia="ja-JP"/>
+        </w:rPr>
+        <w:t xml:space="preserve"> concrete fence he was leaning against.</w:t>
+      </w:r>
+    </w:p>
+    <w:p>
+      <w:pPr>
+        <w:rPr>
+          <w:lang w:eastAsia="ja-JP"/>
+        </w:rPr>
+      </w:pPr>
+      <w:r>
+        <w:rPr>
+          <w:lang w:eastAsia="ja-JP"/>
+        </w:rPr>
+        <w:t xml:space="preserve">Without a word, Cassandra joined her brother at the edge and gazed into the stars. </w:t>
+      </w:r>
+      <w:r>
+        <w:rPr>
+          <w:lang w:eastAsia="ja-JP"/>
+        </w:rPr>
+        <w:t>For a minute, they stood there together, listening to the crashing of waves below and the murmur of the crowd behind them.</w:t>
+      </w:r>
+    </w:p>
+    <w:p>
+      <w:pPr>
+        <w:rPr>
+          <w:lang w:eastAsia="ja-JP"/>
+        </w:rPr>
+      </w:pPr>
+      <w:r>
+        <w:rPr>
+          <w:lang w:eastAsia="ja-JP"/>
+        </w:rPr>
+        <w:t>“I missed having you around,</w:t>
+      </w:r>
+      <w:r>
+        <w:rPr>
+          <w:lang w:eastAsia="ja-JP"/>
+        </w:rPr>
+        <w:t xml:space="preserve"> you know. Losing you, then Chenmei, then Xiang</w:t>
+      </w:r>
+      <w:r>
+        <w:rPr>
+          <w:lang w:eastAsia="ja-JP"/>
+        </w:rPr>
+        <w:t>, all my friends from university</w:t>
+      </w:r>
+      <w:r>
+        <w:rPr>
+          <w:lang w:eastAsia="ja-JP"/>
+        </w:rPr>
+        <w:t xml:space="preserve">…it’s been lonely at home.” She closed her eyes and took a deep breath full of salty sea air, thinking of </w:t>
+      </w:r>
+      <w:r>
+        <w:rPr>
+          <w:lang w:eastAsia="ja-JP"/>
+        </w:rPr>
+        <w:t>all the</w:t>
+      </w:r>
+      <w:r>
+        <w:rPr>
+          <w:lang w:eastAsia="ja-JP"/>
+        </w:rPr>
+        <w:t xml:space="preserve"> loved ones who had exited her life. </w:t>
+      </w:r>
+    </w:p>
+    <w:p>
+      <w:pPr>
+        <w:rPr>
+          <w:lang w:eastAsia="ja-JP"/>
+        </w:rPr>
+      </w:pPr>
+      <w:r>
+        <w:rPr>
+          <w:lang w:eastAsia="ja-JP"/>
+        </w:rPr>
+        <w:t>“And I’m sure mother’s quite busy with all the turmoil around campus.”</w:t>
+      </w:r>
+    </w:p>
+    <w:p>
+      <w:pPr>
+        <w:rPr>
+          <w:lang w:eastAsia="ja-JP"/>
+        </w:rPr>
+      </w:pPr>
+      <w:r>
+        <w:rPr>
+          <w:lang w:eastAsia="ja-JP"/>
+        </w:rPr>
         <w:lastRenderedPageBreak/>
-        <w:t>“So that’s why you’re out here, is it? Nothing that goes on in there really matters</w:t>
-      </w:r>
-      <w:r>
-        <w:rPr>
-          <w:lang w:eastAsia="ja-JP"/>
-        </w:rPr>
-        <w:t>?</w:t>
+        <w:t>“Turmoil that your people have been stirring up, yes.”</w:t>
+      </w:r>
+    </w:p>
+    <w:p>
+      <w:pPr>
+        <w:rPr>
+          <w:lang w:eastAsia="ja-JP"/>
+        </w:rPr>
+      </w:pPr>
+      <w:r>
+        <w:rPr>
+          <w:lang w:eastAsia="ja-JP"/>
+        </w:rPr>
+        <w:t xml:space="preserve">“Aha, I do admit I have some culpability in the matter, but the sentiment was already there. The Comintern just helped them organize.” Elias paused, taking note of his sister’s frosty demeanor. “Ahem. Still, </w:t>
+      </w:r>
+      <w:r>
+        <w:rPr>
+          <w:lang w:eastAsia="ja-JP"/>
+        </w:rPr>
+        <w:t>I’m sorry</w:t>
+      </w:r>
+      <w:r>
+        <w:rPr>
+          <w:lang w:eastAsia="ja-JP"/>
+        </w:rPr>
+        <w:t xml:space="preserve"> for making your life so </w:t>
+      </w:r>
+      <w:r>
+        <w:rPr>
+          <w:lang w:eastAsia="ja-JP"/>
+        </w:rPr>
+        <w:t>difficult</w:t>
+      </w:r>
+      <w:r>
+        <w:rPr>
+          <w:lang w:eastAsia="ja-JP"/>
+        </w:rPr>
+        <w:t>. In more ways than one</w:t>
+      </w:r>
+      <w:r>
+        <w:rPr>
+          <w:lang w:eastAsia="ja-JP"/>
+        </w:rPr>
+        <w:t>, I’m sure.”</w:t>
+      </w:r>
+    </w:p>
+    <w:p>
+      <w:pPr>
+        <w:rPr>
+          <w:lang w:eastAsia="ja-JP"/>
+        </w:rPr>
+      </w:pPr>
+      <w:r>
+        <w:rPr>
+          <w:lang w:eastAsia="ja-JP"/>
+        </w:rPr>
+        <w:t xml:space="preserve">“You did what you had to. </w:t>
+      </w:r>
+      <w:r>
+        <w:rPr>
+          <w:lang w:eastAsia="ja-JP"/>
+        </w:rPr>
+        <w:t>I c</w:t>
+      </w:r>
+      <w:r>
+        <w:rPr>
+          <w:lang w:eastAsia="ja-JP"/>
+        </w:rPr>
+        <w:t>an hardly blame you for –</w:t>
+      </w:r>
+      <w:r>
+        <w:rPr>
+          <w:lang w:eastAsia="ja-JP"/>
+        </w:rPr>
+        <w:t xml:space="preserve"> wait. What’s that?</w:t>
       </w:r>
       <w:r>
         <w:rPr>
@@ -5978,205 +6635,6 @@
         <w:rPr>
           <w:lang w:eastAsia="ja-JP"/>
         </w:rPr>
-        <w:t>“Exactly.</w:t>
-      </w:r>
-      <w:r>
-        <w:rPr>
-          <w:lang w:eastAsia="ja-JP"/>
-        </w:rPr>
-        <w:t xml:space="preserve"> So why not stay with me for a bit? It’s a beautiful night.</w:t>
-      </w:r>
-      <w:r>
-        <w:rPr>
-          <w:lang w:eastAsia="ja-JP"/>
-        </w:rPr>
-        <w:t>” Elias patted the</w:t>
-      </w:r>
-      <w:r>
-        <w:rPr>
-          <w:lang w:eastAsia="ja-JP"/>
-        </w:rPr>
-        <w:t xml:space="preserve"> concrete fence he was leaning against.</w:t>
-      </w:r>
-    </w:p>
-    <w:p>
-      <w:pPr>
-        <w:rPr>
-          <w:lang w:eastAsia="ja-JP"/>
-        </w:rPr>
-      </w:pPr>
-      <w:r>
-        <w:rPr>
-          <w:lang w:eastAsia="ja-JP"/>
-        </w:rPr>
-        <w:t xml:space="preserve">Without a word, Cassandra joined her brother at the edge and gazed into the stars. </w:t>
-      </w:r>
-      <w:r>
-        <w:rPr>
-          <w:lang w:eastAsia="ja-JP"/>
-        </w:rPr>
-        <w:t>For a minute, they stood there together, listening to the crashing of waves below and the murmur of the crowd behind them.</w:t>
-      </w:r>
-    </w:p>
-    <w:p>
-      <w:pPr>
-        <w:rPr>
-          <w:lang w:eastAsia="ja-JP"/>
-        </w:rPr>
-      </w:pPr>
-      <w:r>
-        <w:rPr>
-          <w:lang w:eastAsia="ja-JP"/>
-        </w:rPr>
-        <w:t>“I missed having you around,</w:t>
-      </w:r>
-      <w:r>
-        <w:rPr>
-          <w:lang w:eastAsia="ja-JP"/>
-        </w:rPr>
-        <w:t xml:space="preserve"> you know. Losing you, then Chenmei, then Xiang</w:t>
-      </w:r>
-      <w:r>
-        <w:rPr>
-          <w:lang w:eastAsia="ja-JP"/>
-        </w:rPr>
-        <w:t>, all my friends from university</w:t>
-      </w:r>
-      <w:r>
-        <w:rPr>
-          <w:lang w:eastAsia="ja-JP"/>
-        </w:rPr>
-        <w:t xml:space="preserve">…it’s been lonely at home.” She closed her eyes and took a deep breath full of salty sea air, thinking of </w:t>
-      </w:r>
-      <w:r>
-        <w:rPr>
-          <w:lang w:eastAsia="ja-JP"/>
-        </w:rPr>
-        <w:t>all the</w:t>
-      </w:r>
-      <w:r>
-        <w:rPr>
-          <w:lang w:eastAsia="ja-JP"/>
-        </w:rPr>
-        <w:t xml:space="preserve"> loved ones who had exited her life. </w:t>
-      </w:r>
-    </w:p>
-    <w:p>
-      <w:pPr>
-        <w:rPr>
-          <w:lang w:eastAsia="ja-JP"/>
-        </w:rPr>
-      </w:pPr>
-      <w:r>
-        <w:rPr>
-          <w:lang w:eastAsia="ja-JP"/>
-        </w:rPr>
-        <w:t>“And I’m sure mother’s quite busy with all the turmoil around campus.”</w:t>
-      </w:r>
-    </w:p>
-    <w:p>
-      <w:pPr>
-        <w:rPr>
-          <w:lang w:eastAsia="ja-JP"/>
-        </w:rPr>
-      </w:pPr>
-      <w:r>
-        <w:rPr>
-          <w:lang w:eastAsia="ja-JP"/>
-        </w:rPr>
-        <w:t>“Turmoil that your people have been stirring up, yes.”</w:t>
-      </w:r>
-    </w:p>
-    <w:p>
-      <w:pPr>
-        <w:rPr>
-          <w:lang w:eastAsia="ja-JP"/>
-        </w:rPr>
-      </w:pPr>
-      <w:r>
-        <w:rPr>
-          <w:lang w:eastAsia="ja-JP"/>
-        </w:rPr>
-        <w:t xml:space="preserve">“Aha, I do admit I have some culpability in the matter, but the sentiment was already there. The Comintern just helped them organize.” Elias paused, taking note of his sister’s frosty demeanor. “Ahem. Still, </w:t>
-      </w:r>
-      <w:r>
-        <w:rPr>
-          <w:lang w:eastAsia="ja-JP"/>
-        </w:rPr>
-        <w:t>I’m sorry</w:t>
-      </w:r>
-      <w:r>
-        <w:rPr>
-          <w:lang w:eastAsia="ja-JP"/>
-        </w:rPr>
-        <w:t xml:space="preserve"> for making your life so </w:t>
-      </w:r>
-      <w:r>
-        <w:rPr>
-          <w:lang w:eastAsia="ja-JP"/>
-        </w:rPr>
-        <w:t>difficult</w:t>
-      </w:r>
-      <w:r>
-        <w:rPr>
-          <w:lang w:eastAsia="ja-JP"/>
-        </w:rPr>
-        <w:t>. In more ways than one</w:t>
-      </w:r>
-      <w:r>
-        <w:rPr>
-          <w:lang w:eastAsia="ja-JP"/>
-        </w:rPr>
-        <w:t>, I’m sure.”</w:t>
-      </w:r>
-    </w:p>
-    <w:p>
-      <w:pPr>
-        <w:rPr>
-          <w:lang w:eastAsia="ja-JP"/>
-        </w:rPr>
-      </w:pPr>
-      <w:r>
-        <w:rPr>
-          <w:lang w:eastAsia="ja-JP"/>
-        </w:rPr>
-        <w:t xml:space="preserve">“You did what you had to. </w:t>
-      </w:r>
-      <w:r>
-        <w:rPr>
-          <w:lang w:eastAsia="ja-JP"/>
-        </w:rPr>
-        <w:t>I c</w:t>
-      </w:r>
-      <w:r>
-        <w:rPr>
-          <w:lang w:eastAsia="ja-JP"/>
-        </w:rPr>
-        <w:t>an hardly blame you for –</w:t>
-      </w:r>
-      <w:r>
-        <w:rPr>
-          <w:lang w:eastAsia="ja-JP"/>
-        </w:rPr>
-        <w:t xml:space="preserve"> wait. What’s that?</w:t>
-      </w:r>
-      <w:r>
-        <w:rPr>
-          <w:lang w:eastAsia="ja-JP"/>
-        </w:rPr>
-        <w:t>”</w:t>
-      </w:r>
-    </w:p>
-    <w:p>
-      <w:pPr>
-        <w:rPr>
-          <w:lang w:eastAsia="ja-JP"/>
-        </w:rPr>
-      </w:pPr>
-      <w:r>
-        <w:rPr>
-          <w:lang w:eastAsia="ja-JP"/>
-        </w:rPr>
         <w:t xml:space="preserve">The first bomb exploded on the far side of the </w:t>
       </w:r>
       <w:r>
@@ -6355,7 +6813,6 @@
         <w:rPr>
           <w:lang w:eastAsia="ja-JP"/>
         </w:rPr>
-        <w:lastRenderedPageBreak/>
         <w:t xml:space="preserve">If they weren’t </w:t>
       </w:r>
       <w:r>
@@ -6525,6 +6982,7 @@
         <w:rPr>
           <w:lang w:eastAsia="ja-JP"/>
         </w:rPr>
+        <w:lastRenderedPageBreak/>
         <w:t>“</w:t>
       </w:r>
       <w:r>
@@ -6759,174 +7217,174 @@
         <w:rPr>
           <w:lang w:eastAsia="ja-JP"/>
         </w:rPr>
+        <w:t>In the street, they encountered their first hurdle.</w:t>
+      </w:r>
+      <w:r>
+        <w:rPr>
+          <w:lang w:eastAsia="ja-JP"/>
+        </w:rPr>
+        <w:t xml:space="preserve"> Rather than flee, Chairman Lancaster had taken charge of the evacuation, directing </w:t>
+      </w:r>
+      <w:r>
+        <w:rPr>
+          <w:lang w:eastAsia="ja-JP"/>
+        </w:rPr>
+        <w:t>both the Athenians and a team of Skywatch officers</w:t>
+      </w:r>
+      <w:r>
+        <w:rPr>
+          <w:lang w:eastAsia="ja-JP"/>
+        </w:rPr>
+        <w:t xml:space="preserve"> from a post just outside the building</w:t>
+      </w:r>
+      <w:r>
+        <w:rPr>
+          <w:lang w:eastAsia="ja-JP"/>
+        </w:rPr>
+        <w:t>.</w:t>
+      </w:r>
+      <w:r>
+        <w:rPr>
+          <w:lang w:eastAsia="ja-JP"/>
+        </w:rPr>
+        <w:t xml:space="preserve"> </w:t>
+      </w:r>
+      <w:r>
+        <w:rPr>
+          <w:lang w:eastAsia="ja-JP"/>
+        </w:rPr>
+        <w:t>H</w:t>
+      </w:r>
+      <w:r>
+        <w:rPr>
+          <w:lang w:eastAsia="ja-JP"/>
+        </w:rPr>
+        <w:t xml:space="preserve">e did not fail to notice their arrival. </w:t>
+      </w:r>
+    </w:p>
+    <w:p>
+      <w:pPr>
+        <w:rPr>
+          <w:lang w:eastAsia="ja-JP"/>
+        </w:rPr>
+      </w:pPr>
+      <w:r>
+        <w:rPr>
+          <w:lang w:eastAsia="ja-JP"/>
+        </w:rPr>
+        <w:t xml:space="preserve">“The fledglings from Montreal made it safely to the ground, I see,” he said as soon as their eyes met. “But where’s </w:t>
+      </w:r>
+      <w:r>
+        <w:rPr>
+          <w:lang w:eastAsia="ja-JP"/>
+        </w:rPr>
+        <w:t>your mother</w:t>
+      </w:r>
+      <w:r>
+        <w:rPr>
+          <w:lang w:eastAsia="ja-JP"/>
+        </w:rPr>
+        <w:t xml:space="preserve">? Has she already </w:t>
+      </w:r>
+      <w:r>
+        <w:rPr>
+          <w:lang w:eastAsia="ja-JP"/>
+        </w:rPr>
+        <w:t>left</w:t>
+      </w:r>
+      <w:r>
+        <w:rPr>
+          <w:lang w:eastAsia="ja-JP"/>
+        </w:rPr>
+        <w:t xml:space="preserve"> without you?”</w:t>
+      </w:r>
+    </w:p>
+    <w:p>
+      <w:pPr>
+        <w:rPr>
+          <w:lang w:eastAsia="ja-JP"/>
+        </w:rPr>
+      </w:pPr>
+      <w:r>
+        <w:rPr>
+          <w:lang w:eastAsia="ja-JP"/>
+        </w:rPr>
+        <w:t>“We made our own plan to escape in case you tried anything. Couldn’t be sure you wouldn’t try and ambush us again</w:t>
+      </w:r>
+      <w:r>
+        <w:rPr>
+          <w:lang w:eastAsia="ja-JP"/>
+        </w:rPr>
+        <w:t xml:space="preserve">,” Cassandra </w:t>
+      </w:r>
+      <w:r>
+        <w:rPr>
+          <w:lang w:eastAsia="ja-JP"/>
+        </w:rPr>
+        <w:t>replied</w:t>
+      </w:r>
+      <w:r>
+        <w:rPr>
+          <w:lang w:eastAsia="ja-JP"/>
+        </w:rPr>
+        <w:t xml:space="preserve">. </w:t>
+      </w:r>
+    </w:p>
+    <w:p>
+      <w:pPr>
+        <w:rPr>
+          <w:lang w:eastAsia="ja-JP"/>
+        </w:rPr>
+      </w:pPr>
+      <w:r>
+        <w:rPr>
+          <w:lang w:eastAsia="ja-JP"/>
+        </w:rPr>
+        <w:t>“</w:t>
+      </w:r>
+      <w:r>
+        <w:rPr>
+          <w:lang w:eastAsia="ja-JP"/>
+        </w:rPr>
+        <w:t>A plan that conveniently distances yourselves from the scene of the crime and any authorities who might look into it. Don’t think I didn’t notice you excuse yourself from the exhibition hall right before the bombs went off.”</w:t>
+      </w:r>
+    </w:p>
+    <w:p>
+      <w:pPr>
+        <w:rPr>
+          <w:lang w:eastAsia="ja-JP"/>
+        </w:rPr>
+      </w:pPr>
+      <w:r>
+        <w:rPr>
+          <w:lang w:eastAsia="ja-JP"/>
+        </w:rPr>
+        <w:t xml:space="preserve">“You can’t possibly be – I was </w:t>
+      </w:r>
+      <w:r>
+        <w:rPr>
+          <w:lang w:eastAsia="ja-JP"/>
+        </w:rPr>
+        <w:t>off to look</w:t>
+      </w:r>
+      <w:r>
+        <w:rPr>
+          <w:lang w:eastAsia="ja-JP"/>
+        </w:rPr>
+        <w:t xml:space="preserve"> for my brother!”</w:t>
+      </w:r>
+    </w:p>
+    <w:p>
+      <w:pPr>
+        <w:rPr>
+          <w:lang w:eastAsia="ja-JP"/>
+        </w:rPr>
+      </w:pPr>
+      <w:r>
+        <w:rPr>
+          <w:lang w:eastAsia="ja-JP"/>
+        </w:rPr>
         <w:lastRenderedPageBreak/>
-        <w:t>In the street, they encountered their first hurdle.</w:t>
-      </w:r>
-      <w:r>
-        <w:rPr>
-          <w:lang w:eastAsia="ja-JP"/>
-        </w:rPr>
-        <w:t xml:space="preserve"> Rather than flee, Chairman Lancaster had taken charge of the evacuation, directing </w:t>
-      </w:r>
-      <w:r>
-        <w:rPr>
-          <w:lang w:eastAsia="ja-JP"/>
-        </w:rPr>
-        <w:t>both the Athenians and a team of Skywatch officers</w:t>
-      </w:r>
-      <w:r>
-        <w:rPr>
-          <w:lang w:eastAsia="ja-JP"/>
-        </w:rPr>
-        <w:t xml:space="preserve"> from a post just outside the building</w:t>
-      </w:r>
-      <w:r>
-        <w:rPr>
-          <w:lang w:eastAsia="ja-JP"/>
-        </w:rPr>
-        <w:t>.</w:t>
-      </w:r>
-      <w:r>
-        <w:rPr>
-          <w:lang w:eastAsia="ja-JP"/>
-        </w:rPr>
-        <w:t xml:space="preserve"> </w:t>
-      </w:r>
-      <w:r>
-        <w:rPr>
-          <w:lang w:eastAsia="ja-JP"/>
-        </w:rPr>
-        <w:t>H</w:t>
-      </w:r>
-      <w:r>
-        <w:rPr>
-          <w:lang w:eastAsia="ja-JP"/>
-        </w:rPr>
-        <w:t xml:space="preserve">e did not fail to notice their arrival. </w:t>
-      </w:r>
-    </w:p>
-    <w:p>
-      <w:pPr>
-        <w:rPr>
-          <w:lang w:eastAsia="ja-JP"/>
-        </w:rPr>
-      </w:pPr>
-      <w:r>
-        <w:rPr>
-          <w:lang w:eastAsia="ja-JP"/>
-        </w:rPr>
-        <w:t xml:space="preserve">“The fledglings from Montreal made it safely to the ground, I see,” he said as soon as their eyes met. “But where’s </w:t>
-      </w:r>
-      <w:r>
-        <w:rPr>
-          <w:lang w:eastAsia="ja-JP"/>
-        </w:rPr>
-        <w:t>your mother</w:t>
-      </w:r>
-      <w:r>
-        <w:rPr>
-          <w:lang w:eastAsia="ja-JP"/>
-        </w:rPr>
-        <w:t xml:space="preserve">? Has she already </w:t>
-      </w:r>
-      <w:r>
-        <w:rPr>
-          <w:lang w:eastAsia="ja-JP"/>
-        </w:rPr>
-        <w:t>left</w:t>
-      </w:r>
-      <w:r>
-        <w:rPr>
-          <w:lang w:eastAsia="ja-JP"/>
-        </w:rPr>
-        <w:t xml:space="preserve"> without you?”</w:t>
-      </w:r>
-    </w:p>
-    <w:p>
-      <w:pPr>
-        <w:rPr>
-          <w:lang w:eastAsia="ja-JP"/>
-        </w:rPr>
-      </w:pPr>
-      <w:r>
-        <w:rPr>
-          <w:lang w:eastAsia="ja-JP"/>
-        </w:rPr>
-        <w:t>“We made our own plan to escape in case you tried anything. Couldn’t be sure you wouldn’t try and ambush us again</w:t>
-      </w:r>
-      <w:r>
-        <w:rPr>
-          <w:lang w:eastAsia="ja-JP"/>
-        </w:rPr>
-        <w:t xml:space="preserve">,” Cassandra </w:t>
-      </w:r>
-      <w:r>
-        <w:rPr>
-          <w:lang w:eastAsia="ja-JP"/>
-        </w:rPr>
-        <w:t>replied</w:t>
-      </w:r>
-      <w:r>
-        <w:rPr>
-          <w:lang w:eastAsia="ja-JP"/>
-        </w:rPr>
-        <w:t xml:space="preserve">. </w:t>
-      </w:r>
-    </w:p>
-    <w:p>
-      <w:pPr>
-        <w:rPr>
-          <w:lang w:eastAsia="ja-JP"/>
-        </w:rPr>
-      </w:pPr>
-      <w:r>
-        <w:rPr>
-          <w:lang w:eastAsia="ja-JP"/>
-        </w:rPr>
-        <w:t>“</w:t>
-      </w:r>
-      <w:r>
-        <w:rPr>
-          <w:lang w:eastAsia="ja-JP"/>
-        </w:rPr>
-        <w:t>A plan that conveniently distances yourselves from the scene of the crime and any authorities who might look into it. Don’t think I didn’t notice you excuse yourself from the exhibition hall right before the bombs went off.”</w:t>
-      </w:r>
-    </w:p>
-    <w:p>
-      <w:pPr>
-        <w:rPr>
-          <w:lang w:eastAsia="ja-JP"/>
-        </w:rPr>
-      </w:pPr>
-      <w:r>
-        <w:rPr>
-          <w:lang w:eastAsia="ja-JP"/>
-        </w:rPr>
-        <w:t xml:space="preserve">“You can’t possibly be – I was </w:t>
-      </w:r>
-      <w:r>
-        <w:rPr>
-          <w:lang w:eastAsia="ja-JP"/>
-        </w:rPr>
-        <w:t>off to look</w:t>
-      </w:r>
-      <w:r>
-        <w:rPr>
-          <w:lang w:eastAsia="ja-JP"/>
-        </w:rPr>
-        <w:t xml:space="preserve"> for my brother!”</w:t>
-      </w:r>
-    </w:p>
-    <w:p>
-      <w:pPr>
-        <w:rPr>
-          <w:lang w:eastAsia="ja-JP"/>
-        </w:rPr>
-      </w:pPr>
-      <w:r>
-        <w:rPr>
-          <w:lang w:eastAsia="ja-JP"/>
-        </w:rPr>
         <w:t>“You mean the brother who’s part of the organization currently agitating riots in Montreal? That brother?”</w:t>
       </w:r>
     </w:p>
@@ -7237,7 +7695,6 @@
         <w:rPr>
           <w:lang w:eastAsia="ja-JP"/>
         </w:rPr>
-        <w:lastRenderedPageBreak/>
         <w:t xml:space="preserve">The tone with which </w:t>
       </w:r>
       <w:r>
@@ -7453,6 +7910,7 @@
         <w:rPr>
           <w:lang w:eastAsia="ja-JP"/>
         </w:rPr>
+        <w:lastRenderedPageBreak/>
         <w:t>“I don’t need my own cards when I can just play yours. Seems to me like either side trying to nab us is going to start a fight</w:t>
       </w:r>
       <w:r>
@@ -7725,107 +8183,113 @@
         <w:rPr>
           <w:lang w:eastAsia="ja-JP"/>
         </w:rPr>
+        <w:t>“There’ll be time to grieve for them later. Best way to honor them right now is to prevent further deaths, don’t you think?”</w:t>
+      </w:r>
+    </w:p>
+    <w:p>
+      <w:pPr>
+        <w:rPr>
+          <w:lang w:eastAsia="ja-JP"/>
+        </w:rPr>
+      </w:pPr>
+      <w:r>
+        <w:rPr>
+          <w:lang w:eastAsia="ja-JP"/>
+        </w:rPr>
+        <w:t xml:space="preserve">   </w:t>
+      </w:r>
+      <w:r>
+        <w:rPr>
+          <w:lang w:eastAsia="ja-JP"/>
+        </w:rPr>
+        <w:t>“</w:t>
+      </w:r>
+      <w:r>
+        <w:rPr>
+          <w:lang w:eastAsia="ja-JP"/>
+        </w:rPr>
+        <w:t>An odd change of tune</w:t>
+      </w:r>
+      <w:r>
+        <w:rPr>
+          <w:lang w:eastAsia="ja-JP"/>
+        </w:rPr>
+        <w:t xml:space="preserve"> from the ones who started this confrontation</w:t>
+      </w:r>
+      <w:r>
+        <w:rPr>
+          <w:lang w:eastAsia="ja-JP"/>
+        </w:rPr>
+        <w:t>, but fine. Have it your way.</w:t>
+      </w:r>
+      <w:r>
+        <w:rPr>
+          <w:lang w:eastAsia="ja-JP"/>
+        </w:rPr>
+        <w:t>”</w:t>
+      </w:r>
+    </w:p>
+    <w:p>
+      <w:pPr>
+        <w:rPr>
+          <w:lang w:eastAsia="ja-JP"/>
+        </w:rPr>
+      </w:pPr>
+      <w:r>
+        <w:rPr>
+          <w:lang w:eastAsia="ja-JP"/>
+        </w:rPr>
+        <w:t>“In that case, I think we’re done here,” Cassandra said. “Miss Akiko, Jackson, come on. We’re leaving.”</w:t>
+      </w:r>
+      <w:r>
+        <w:rPr>
+          <w:lang w:eastAsia="ja-JP"/>
+        </w:rPr>
+        <w:t xml:space="preserve"> </w:t>
+      </w:r>
+    </w:p>
+    <w:p>
+      <w:pPr>
+        <w:rPr>
+          <w:lang w:eastAsia="ja-JP"/>
+        </w:rPr>
+      </w:pPr>
+      <w:r>
+        <w:rPr>
+          <w:lang w:eastAsia="ja-JP"/>
+        </w:rPr>
+        <w:t>Both the Comintern and Skywatch guards shuffled to the side to make way for the departing trio</w:t>
+      </w:r>
+      <w:r>
+        <w:rPr>
+          <w:lang w:eastAsia="ja-JP"/>
+        </w:rPr>
+        <w:t xml:space="preserve">. </w:t>
+      </w:r>
+      <w:r>
+        <w:rPr>
+          <w:lang w:eastAsia="ja-JP"/>
+        </w:rPr>
+        <w:t>Before they left, Cassanda glanced back towards the broken wing</w:t>
+      </w:r>
+      <w:r>
+        <w:rPr>
+          <w:lang w:eastAsia="ja-JP"/>
+        </w:rPr>
+        <w:t xml:space="preserve">. It was </w:t>
+      </w:r>
+      <w:r>
+        <w:rPr>
+          <w:lang w:eastAsia="ja-JP"/>
+        </w:rPr>
+        <w:t xml:space="preserve">still abuzz with activity, from the ongoing stream of survivors pouring out of every viable exit, to all kinds of watercraft gathering in the harbor to retrieve bodies both living and dead. Clouds had </w:t>
+      </w:r>
+      <w:r>
+        <w:rPr>
+          <w:lang w:eastAsia="ja-JP"/>
+        </w:rPr>
         <w:lastRenderedPageBreak/>
-        <w:t>“There’ll be time to grieve for them later. Best way to honor them right now is to prevent further deaths, don’t you think?”</w:t>
-      </w:r>
-    </w:p>
-    <w:p>
-      <w:pPr>
-        <w:rPr>
-          <w:lang w:eastAsia="ja-JP"/>
-        </w:rPr>
-      </w:pPr>
-      <w:r>
-        <w:rPr>
-          <w:lang w:eastAsia="ja-JP"/>
-        </w:rPr>
-        <w:t xml:space="preserve">   </w:t>
-      </w:r>
-      <w:r>
-        <w:rPr>
-          <w:lang w:eastAsia="ja-JP"/>
-        </w:rPr>
-        <w:t>“</w:t>
-      </w:r>
-      <w:r>
-        <w:rPr>
-          <w:lang w:eastAsia="ja-JP"/>
-        </w:rPr>
-        <w:t>An odd change of tune</w:t>
-      </w:r>
-      <w:r>
-        <w:rPr>
-          <w:lang w:eastAsia="ja-JP"/>
-        </w:rPr>
-        <w:t xml:space="preserve"> from the ones who started this confrontation</w:t>
-      </w:r>
-      <w:r>
-        <w:rPr>
-          <w:lang w:eastAsia="ja-JP"/>
-        </w:rPr>
-        <w:t>, but fine. Have it your way.</w:t>
-      </w:r>
-      <w:r>
-        <w:rPr>
-          <w:lang w:eastAsia="ja-JP"/>
-        </w:rPr>
-        <w:t>”</w:t>
-      </w:r>
-    </w:p>
-    <w:p>
-      <w:pPr>
-        <w:rPr>
-          <w:lang w:eastAsia="ja-JP"/>
-        </w:rPr>
-      </w:pPr>
-      <w:r>
-        <w:rPr>
-          <w:lang w:eastAsia="ja-JP"/>
-        </w:rPr>
-        <w:t>“In that case, I think we’re done here,” Cassandra said. “Miss Akiko, Jackson, come on. We’re leaving.”</w:t>
-      </w:r>
-      <w:r>
-        <w:rPr>
-          <w:lang w:eastAsia="ja-JP"/>
-        </w:rPr>
-        <w:t xml:space="preserve"> </w:t>
-      </w:r>
-    </w:p>
-    <w:p>
-      <w:pPr>
-        <w:rPr>
-          <w:lang w:eastAsia="ja-JP"/>
-        </w:rPr>
-      </w:pPr>
-      <w:r>
-        <w:rPr>
-          <w:lang w:eastAsia="ja-JP"/>
-        </w:rPr>
-        <w:t>Both the Comintern and Skywatch guards shuffled to the side to make way for the departing trio</w:t>
-      </w:r>
-      <w:r>
-        <w:rPr>
-          <w:lang w:eastAsia="ja-JP"/>
-        </w:rPr>
-        <w:t xml:space="preserve">. </w:t>
-      </w:r>
-      <w:r>
-        <w:rPr>
-          <w:lang w:eastAsia="ja-JP"/>
-        </w:rPr>
-        <w:t>Before they left, Cassanda glanced back towards the broken wing</w:t>
-      </w:r>
-      <w:r>
-        <w:rPr>
-          <w:lang w:eastAsia="ja-JP"/>
-        </w:rPr>
-        <w:t xml:space="preserve">. It was </w:t>
-      </w:r>
-      <w:r>
-        <w:rPr>
-          <w:lang w:eastAsia="ja-JP"/>
-        </w:rPr>
-        <w:t>still abuzz with activity, from the ongoing stream of survivors pouring out of every viable exit, to all kinds of watercraft gathering in the harbor to retrieve bodies both living and dead. Clouds had rolled in to obscure the stars, and the plume of smoke from the burning building rose upwards to join them.</w:t>
+        <w:t>rolled in to obscure the stars, and the plume of smoke from the burning building rose upwards to join them.</w:t>
       </w:r>
     </w:p>
     <w:p>
@@ -8018,90 +8482,90 @@
         <w:rPr>
           <w:lang w:eastAsia="ja-JP"/>
         </w:rPr>
+        <w:t xml:space="preserve">Akiko spun around to look at him. </w:t>
+      </w:r>
+      <w:r>
+        <w:rPr>
+          <w:lang w:eastAsia="ja-JP"/>
+        </w:rPr>
+        <w:t>“Lancaster is letting us go,”</w:t>
+      </w:r>
+      <w:r>
+        <w:rPr>
+          <w:lang w:eastAsia="ja-JP"/>
+        </w:rPr>
+        <w:t xml:space="preserve"> she said. “</w:t>
+      </w:r>
+      <w:r>
+        <w:rPr>
+          <w:lang w:eastAsia="ja-JP"/>
+        </w:rPr>
+        <w:t xml:space="preserve">We’re not gonna, </w:t>
+      </w:r>
+      <w:proofErr w:type="spellStart"/>
+      <w:r>
+        <w:rPr>
+          <w:lang w:eastAsia="ja-JP"/>
+        </w:rPr>
+        <w:t>y’know</w:t>
+      </w:r>
+      <w:proofErr w:type="spellEnd"/>
+      <w:r>
+        <w:rPr>
+          <w:lang w:eastAsia="ja-JP"/>
+        </w:rPr>
+        <w:t>, wait and see if anyone else shows up?</w:t>
+      </w:r>
+      <w:r>
+        <w:rPr>
+          <w:lang w:eastAsia="ja-JP"/>
+        </w:rPr>
+        <w:t>”</w:t>
+      </w:r>
+    </w:p>
+    <w:p>
+      <w:pPr>
+        <w:rPr>
+          <w:lang w:eastAsia="ja-JP"/>
+        </w:rPr>
+      </w:pPr>
+      <w:r>
+        <w:rPr>
+          <w:lang w:eastAsia="ja-JP"/>
+        </w:rPr>
+        <w:t>“He only let us go at the wings because the Comintern was about to start a shootout. Do you see any of them here now? I guarantee you headquarters already sent goons to snatch us up now that we’re exposed.</w:t>
+      </w:r>
+      <w:r>
+        <w:rPr>
+          <w:lang w:eastAsia="ja-JP"/>
+        </w:rPr>
+        <w:t>”</w:t>
+      </w:r>
+    </w:p>
+    <w:p>
+      <w:pPr>
+        <w:rPr>
+          <w:lang w:eastAsia="ja-JP"/>
+        </w:rPr>
+      </w:pPr>
+      <w:r>
+        <w:rPr>
+          <w:lang w:eastAsia="ja-JP"/>
+        </w:rPr>
+        <w:t>Cassandra opened her mouth to argue, but she knew that he was right. The plan she herself had written called for the corvette to take off if there was any doubt as to the status of any VIPs, trading a few potential hostages for the escape of the rest. However, it was easier by far to write such a plan than it was to execute it.</w:t>
+      </w:r>
+    </w:p>
+    <w:p>
+      <w:pPr>
+        <w:rPr>
+          <w:lang w:eastAsia="ja-JP"/>
+        </w:rPr>
+      </w:pPr>
+      <w:r>
+        <w:rPr>
+          <w:lang w:eastAsia="ja-JP"/>
+        </w:rPr>
         <w:lastRenderedPageBreak/>
-        <w:t xml:space="preserve">Akiko spun around to look at him. </w:t>
-      </w:r>
-      <w:r>
-        <w:rPr>
-          <w:lang w:eastAsia="ja-JP"/>
-        </w:rPr>
-        <w:t>“Lancaster is letting us go,”</w:t>
-      </w:r>
-      <w:r>
-        <w:rPr>
-          <w:lang w:eastAsia="ja-JP"/>
-        </w:rPr>
-        <w:t xml:space="preserve"> she said. “</w:t>
-      </w:r>
-      <w:r>
-        <w:rPr>
-          <w:lang w:eastAsia="ja-JP"/>
-        </w:rPr>
-        <w:t xml:space="preserve">We’re not gonna, </w:t>
-      </w:r>
-      <w:proofErr w:type="spellStart"/>
-      <w:r>
-        <w:rPr>
-          <w:lang w:eastAsia="ja-JP"/>
-        </w:rPr>
-        <w:t>y’know</w:t>
-      </w:r>
-      <w:proofErr w:type="spellEnd"/>
-      <w:r>
-        <w:rPr>
-          <w:lang w:eastAsia="ja-JP"/>
-        </w:rPr>
-        <w:t>, wait and see if anyone else shows up?</w:t>
-      </w:r>
-      <w:r>
-        <w:rPr>
-          <w:lang w:eastAsia="ja-JP"/>
-        </w:rPr>
-        <w:t>”</w:t>
-      </w:r>
-    </w:p>
-    <w:p>
-      <w:pPr>
-        <w:rPr>
-          <w:lang w:eastAsia="ja-JP"/>
-        </w:rPr>
-      </w:pPr>
-      <w:r>
-        <w:rPr>
-          <w:lang w:eastAsia="ja-JP"/>
-        </w:rPr>
-        <w:t>“He only let us go at the wings because the Comintern was about to start a shootout. Do you see any of them here now? I guarantee you headquarters already sent goons to snatch us up now that we’re exposed.</w:t>
-      </w:r>
-      <w:r>
-        <w:rPr>
-          <w:lang w:eastAsia="ja-JP"/>
-        </w:rPr>
-        <w:t>”</w:t>
-      </w:r>
-    </w:p>
-    <w:p>
-      <w:pPr>
-        <w:rPr>
-          <w:lang w:eastAsia="ja-JP"/>
-        </w:rPr>
-      </w:pPr>
-      <w:r>
-        <w:rPr>
-          <w:lang w:eastAsia="ja-JP"/>
-        </w:rPr>
-        <w:t>Cassandra opened her mouth to argue, but she knew that he was right. The plan she herself had written called for the corvette to take off if there was any doubt as to the status of any VIPs, trading a few potential hostages for the escape of the rest. However, it was easier by far to write such a plan than it was to execute it.</w:t>
-      </w:r>
-    </w:p>
-    <w:p>
-      <w:pPr>
-        <w:rPr>
-          <w:lang w:eastAsia="ja-JP"/>
-        </w:rPr>
-      </w:pPr>
-      <w:r>
-        <w:rPr>
-          <w:lang w:eastAsia="ja-JP"/>
-        </w:rPr>
         <w:t>“Just get on the ship, everyone,” she muttered</w:t>
       </w:r>
       <w:r>
@@ -8227,938 +8691,950 @@
         <w:rPr>
           <w:rFonts w:eastAsia="Calibri"/>
         </w:rPr>
+        <w:t xml:space="preserve">One dreary winter, in </w:t>
+      </w:r>
+      <w:r>
+        <w:rPr>
+          <w:rFonts w:eastAsia="Calibri"/>
+        </w:rPr>
+        <w:t>a time</w:t>
+      </w:r>
+      <w:r>
+        <w:rPr>
+          <w:rFonts w:eastAsia="Calibri"/>
+        </w:rPr>
+        <w:t xml:space="preserve"> before Cassandra, Akiko, or even Shufen had been born</w:t>
+      </w:r>
+      <w:r>
+        <w:rPr>
+          <w:rFonts w:eastAsia="Calibri"/>
+        </w:rPr>
+        <w:t xml:space="preserve">, a small </w:t>
+      </w:r>
+      <w:r>
+        <w:rPr>
+          <w:rFonts w:eastAsia="Calibri"/>
+        </w:rPr>
+        <w:t>laboratory</w:t>
+      </w:r>
+      <w:r>
+        <w:rPr>
+          <w:rFonts w:eastAsia="Calibri"/>
+        </w:rPr>
+        <w:t xml:space="preserve"> </w:t>
+      </w:r>
+      <w:r>
+        <w:rPr>
+          <w:rFonts w:eastAsia="Calibri"/>
+        </w:rPr>
+        <w:t>on the bank of the Saint Lawrence River</w:t>
+      </w:r>
+      <w:r>
+        <w:rPr>
+          <w:rFonts w:eastAsia="Calibri"/>
+        </w:rPr>
+        <w:t xml:space="preserve"> re-opened its doors. </w:t>
+      </w:r>
+      <w:r>
+        <w:rPr>
+          <w:rFonts w:eastAsia="Calibri"/>
+        </w:rPr>
+        <w:t xml:space="preserve">Once a minor branch of the Avalon </w:t>
+      </w:r>
+      <w:r>
+        <w:rPr>
+          <w:rFonts w:eastAsia="Calibri"/>
+        </w:rPr>
+        <w:t>Pharmaceutical</w:t>
+      </w:r>
+      <w:r>
+        <w:rPr>
+          <w:rFonts w:eastAsia="Calibri"/>
+        </w:rPr>
+        <w:t xml:space="preserve"> company, </w:t>
+      </w:r>
+      <w:r>
+        <w:rPr>
+          <w:rFonts w:eastAsia="Calibri"/>
+        </w:rPr>
+        <w:t>it</w:t>
+      </w:r>
+      <w:r>
+        <w:rPr>
+          <w:rFonts w:eastAsia="Calibri"/>
+        </w:rPr>
+        <w:t xml:space="preserve"> achieved little of note for decades</w:t>
+      </w:r>
+      <w:r>
+        <w:rPr>
+          <w:rFonts w:eastAsia="Calibri"/>
+        </w:rPr>
+        <w:t xml:space="preserve">, and when </w:t>
+      </w:r>
+      <w:r>
+        <w:rPr>
+          <w:rFonts w:eastAsia="Calibri"/>
+        </w:rPr>
+        <w:t xml:space="preserve">it </w:t>
+      </w:r>
+      <w:r>
+        <w:rPr>
+          <w:rFonts w:eastAsia="Calibri"/>
+        </w:rPr>
+        <w:t xml:space="preserve">went quiet following the </w:t>
+      </w:r>
+      <w:r>
+        <w:rPr>
+          <w:rFonts w:eastAsia="Calibri"/>
+        </w:rPr>
+        <w:t>company’s descent into financial ruin</w:t>
+      </w:r>
+      <w:r>
+        <w:rPr>
+          <w:rFonts w:eastAsia="Calibri"/>
+        </w:rPr>
+        <w:t>, hardly anybody noticed. Five years later, its lights turning back on went equally uncelebrated.</w:t>
+      </w:r>
+    </w:p>
+    <w:p>
+      <w:pPr>
+        <w:rPr>
+          <w:rFonts w:eastAsia="Calibri"/>
+        </w:rPr>
+      </w:pPr>
+      <w:r>
+        <w:rPr>
+          <w:rFonts w:eastAsia="Calibri"/>
+        </w:rPr>
+        <w:t xml:space="preserve">That insignificance didn’t last long. </w:t>
+      </w:r>
+    </w:p>
+    <w:p>
+      <w:pPr>
+        <w:rPr>
+          <w:rFonts w:eastAsia="Calibri"/>
+        </w:rPr>
+      </w:pPr>
+      <w:r>
+        <w:rPr>
+          <w:rFonts w:eastAsia="Calibri"/>
+        </w:rPr>
+        <w:t xml:space="preserve">Freed from the directives imposed by </w:t>
+      </w:r>
+      <w:r>
+        <w:rPr>
+          <w:rFonts w:eastAsia="Calibri"/>
+        </w:rPr>
+        <w:t xml:space="preserve">Avalon, the </w:t>
+      </w:r>
+      <w:r>
+        <w:rPr>
+          <w:rFonts w:eastAsia="Calibri"/>
+        </w:rPr>
+        <w:t>factory</w:t>
+      </w:r>
+      <w:r>
+        <w:rPr>
+          <w:rFonts w:eastAsia="Calibri"/>
+        </w:rPr>
+        <w:t xml:space="preserve"> had not sat idle during those years of closure. Its director, </w:t>
+      </w:r>
+      <w:r>
+        <w:rPr>
+          <w:rFonts w:eastAsia="Calibri"/>
+        </w:rPr>
+        <w:t>Emile Lasalle</w:t>
+      </w:r>
+      <w:r>
+        <w:rPr>
+          <w:rFonts w:eastAsia="Calibri"/>
+        </w:rPr>
+        <w:t xml:space="preserve">, </w:t>
+      </w:r>
+      <w:r>
+        <w:rPr>
+          <w:rFonts w:eastAsia="Calibri"/>
+        </w:rPr>
+        <w:t xml:space="preserve">had quietly purchased the site for himself, </w:t>
+      </w:r>
+      <w:r>
+        <w:rPr>
+          <w:rFonts w:eastAsia="Calibri"/>
+        </w:rPr>
+        <w:t>and kept his business afloat by selling medicine that a dying world sorely needed</w:t>
+      </w:r>
+      <w:r>
+        <w:rPr>
+          <w:rFonts w:eastAsia="Calibri"/>
+        </w:rPr>
+        <w:t xml:space="preserve">. For </w:t>
+      </w:r>
+      <w:r>
+        <w:rPr>
+          <w:rFonts w:eastAsia="Calibri"/>
+        </w:rPr>
+        <w:t>that half decade</w:t>
+      </w:r>
+      <w:r>
+        <w:rPr>
+          <w:rFonts w:eastAsia="Calibri"/>
+        </w:rPr>
+        <w:t xml:space="preserve">, a </w:t>
+      </w:r>
+      <w:r>
+        <w:rPr>
+          <w:rFonts w:eastAsia="Calibri"/>
+        </w:rPr>
         <w:lastRenderedPageBreak/>
-        <w:t xml:space="preserve">One dreary winter, in </w:t>
+        <w:t>cohort of scientists, engineers, and support staff worked and lived inside the compound, rarely venturing outside</w:t>
       </w:r>
       <w:r>
         <w:rPr>
           <w:rFonts w:eastAsia="Calibri"/>
         </w:rPr>
-        <w:t>a time</w:t>
-      </w:r>
-      <w:r>
+        <w:t>.</w:t>
+      </w:r>
+    </w:p>
+    <w:p>
+      <w:pPr>
         <w:rPr>
           <w:rFonts w:eastAsia="Calibri"/>
         </w:rPr>
-        <w:t xml:space="preserve"> before Cassandra, Akiko, or even Shufen had been born</w:t>
-      </w:r>
+      </w:pPr>
       <w:r>
         <w:rPr>
           <w:rFonts w:eastAsia="Calibri"/>
         </w:rPr>
-        <w:t xml:space="preserve">, a small </w:t>
+        <w:t xml:space="preserve">As soon as everything was ready, </w:t>
       </w:r>
       <w:r>
         <w:rPr>
           <w:rFonts w:eastAsia="Calibri"/>
         </w:rPr>
-        <w:t>laboratory</w:t>
+        <w:t>Lasalle</w:t>
       </w:r>
       <w:r>
         <w:rPr>
           <w:rFonts w:eastAsia="Calibri"/>
         </w:rPr>
+        <w:t xml:space="preserve"> threw wide the gates and set his plans into motion. Using the </w:t>
+      </w:r>
+      <w:r>
+        <w:rPr>
+          <w:rFonts w:eastAsia="Calibri"/>
+        </w:rPr>
+        <w:t xml:space="preserve">profit from his </w:t>
+      </w:r>
+      <w:r>
+        <w:rPr>
+          <w:rFonts w:eastAsia="Calibri"/>
+        </w:rPr>
+        <w:t>contracting</w:t>
+      </w:r>
+      <w:r>
+        <w:rPr>
+          <w:rFonts w:eastAsia="Calibri"/>
+        </w:rPr>
+        <w:t xml:space="preserve">, he hired scores of new employees, made deals with local gangs for protection, and purchased a fleet of vehicles to expand the company’s trade network. </w:t>
+      </w:r>
+      <w:r>
+        <w:rPr>
+          <w:rFonts w:eastAsia="Calibri"/>
+        </w:rPr>
+        <w:t xml:space="preserve">The newly-christened Lasalle Industries diversified as it grew, </w:t>
+      </w:r>
+      <w:r>
+        <w:rPr>
+          <w:rFonts w:eastAsia="Calibri"/>
+        </w:rPr>
+        <w:t xml:space="preserve">building facilities for </w:t>
+      </w:r>
+      <w:r>
+        <w:rPr>
+          <w:rFonts w:eastAsia="Calibri"/>
+        </w:rPr>
+        <w:t>neuroscience</w:t>
+      </w:r>
+      <w:r>
+        <w:rPr>
+          <w:rFonts w:eastAsia="Calibri"/>
+        </w:rPr>
+        <w:t xml:space="preserve"> and nanotechnology</w:t>
+      </w:r>
+      <w:r>
+        <w:rPr>
+          <w:rFonts w:eastAsia="Calibri"/>
+        </w:rPr>
+        <w:t xml:space="preserve">. A professional security team replaced the gangs, the old compound </w:t>
+      </w:r>
+      <w:r>
+        <w:rPr>
+          <w:rFonts w:eastAsia="Calibri"/>
+        </w:rPr>
+        <w:t>grew into</w:t>
+      </w:r>
+      <w:r>
+        <w:rPr>
+          <w:rFonts w:eastAsia="Calibri"/>
+        </w:rPr>
+        <w:t xml:space="preserve"> a luxury </w:t>
+      </w:r>
+      <w:r>
+        <w:rPr>
+          <w:rFonts w:eastAsia="Calibri"/>
+        </w:rPr>
+        <w:t>office</w:t>
+      </w:r>
+      <w:r>
+        <w:rPr>
+          <w:rFonts w:eastAsia="Calibri"/>
+        </w:rPr>
+        <w:t xml:space="preserve">, and </w:t>
+      </w:r>
+      <w:r>
+        <w:rPr>
+          <w:rFonts w:eastAsia="Calibri"/>
+        </w:rPr>
+        <w:t>Lasalle became a household name</w:t>
+      </w:r>
+      <w:r>
+        <w:rPr>
+          <w:rFonts w:eastAsia="Calibri"/>
+        </w:rPr>
+        <w:t xml:space="preserve">. </w:t>
+      </w:r>
+      <w:r>
+        <w:rPr>
+          <w:rFonts w:eastAsia="Calibri"/>
+        </w:rPr>
+        <w:t xml:space="preserve">When the man himself retired, he sold his company to Aleph Null to at last extend its reach across the globe, and </w:t>
+      </w:r>
+      <w:r>
+        <w:rPr>
+          <w:rFonts w:eastAsia="Calibri"/>
+        </w:rPr>
+        <w:t>he died</w:t>
+      </w:r>
+      <w:r>
+        <w:rPr>
+          <w:rFonts w:eastAsia="Calibri"/>
+        </w:rPr>
+        <w:t xml:space="preserve"> content that he had made the world a better place.</w:t>
+      </w:r>
+    </w:p>
+    <w:p>
+      <w:pPr>
+        <w:rPr>
+          <w:rFonts w:eastAsia="Calibri"/>
+        </w:rPr>
+      </w:pPr>
+      <w:r>
+        <w:rPr>
+          <w:rFonts w:eastAsia="Calibri"/>
+        </w:rPr>
+        <w:t>C</w:t>
+      </w:r>
+      <w:r>
+        <w:rPr>
+          <w:rFonts w:eastAsia="Calibri"/>
+        </w:rPr>
+        <w:t xml:space="preserve">lose to a century </w:t>
+      </w:r>
+      <w:r>
+        <w:rPr>
+          <w:rFonts w:eastAsia="Calibri"/>
+        </w:rPr>
+        <w:t>later</w:t>
+      </w:r>
+      <w:r>
+        <w:rPr>
+          <w:rFonts w:eastAsia="Calibri"/>
+        </w:rPr>
+        <w:t xml:space="preserve">, the </w:t>
+      </w:r>
+      <w:r>
+        <w:rPr>
+          <w:rFonts w:eastAsia="Calibri"/>
+        </w:rPr>
+        <w:t>shuttle</w:t>
+      </w:r>
+      <w:r>
+        <w:rPr>
+          <w:rFonts w:eastAsia="Calibri"/>
+        </w:rPr>
+        <w:t xml:space="preserve"> carrying Cassandra and her friends returned from Athens. </w:t>
+      </w:r>
+      <w:r>
+        <w:rPr>
+          <w:rFonts w:eastAsia="Calibri"/>
+        </w:rPr>
+        <w:t>They cleared customs in Newfoundland, where the Skywatch had no presence, then flew straight to</w:t>
+      </w:r>
+      <w:r>
+        <w:rPr>
+          <w:rFonts w:eastAsia="Calibri"/>
+        </w:rPr>
         <w:t xml:space="preserve"> </w:t>
       </w:r>
       <w:r>
         <w:rPr>
           <w:rFonts w:eastAsia="Calibri"/>
         </w:rPr>
-        <w:t>on the bank of the Saint Lawrence River</w:t>
+        <w:t xml:space="preserve">the </w:t>
       </w:r>
       <w:r>
         <w:rPr>
           <w:rFonts w:eastAsia="Calibri"/>
         </w:rPr>
-        <w:t xml:space="preserve"> re-opened its doors. </w:t>
+        <w:t>branch campus</w:t>
       </w:r>
       <w:r>
         <w:rPr>
           <w:rFonts w:eastAsia="Calibri"/>
         </w:rPr>
-        <w:t xml:space="preserve">Once a minor branch of the Avalon </w:t>
+        <w:t xml:space="preserve"> itself, near what had once been Lasalle’s original headquarters</w:t>
       </w:r>
       <w:r>
         <w:rPr>
           <w:rFonts w:eastAsia="Calibri"/>
         </w:rPr>
-        <w:t>Pharmaceutical</w:t>
+        <w:t xml:space="preserve">. Cassandra had selected a VTOL </w:t>
       </w:r>
       <w:r>
         <w:rPr>
           <w:rFonts w:eastAsia="Calibri"/>
         </w:rPr>
-        <w:t xml:space="preserve"> company, </w:t>
+        <w:t>aircraft</w:t>
       </w:r>
       <w:r>
         <w:rPr>
           <w:rFonts w:eastAsia="Calibri"/>
         </w:rPr>
-        <w:t>it</w:t>
-      </w:r>
-      <w:r>
+        <w:t xml:space="preserve"> for exactly that purpose.</w:t>
+      </w:r>
+    </w:p>
+    <w:p>
+      <w:pPr>
         <w:rPr>
           <w:rFonts w:eastAsia="Calibri"/>
         </w:rPr>
-        <w:t xml:space="preserve"> achieved little of note for decades</w:t>
-      </w:r>
+      </w:pPr>
       <w:r>
         <w:rPr>
           <w:rFonts w:eastAsia="Calibri"/>
         </w:rPr>
-        <w:t xml:space="preserve">, and when </w:t>
+        <w:t xml:space="preserve">As the </w:t>
       </w:r>
       <w:r>
         <w:rPr>
           <w:rFonts w:eastAsia="Calibri"/>
         </w:rPr>
-        <w:t xml:space="preserve">it </w:t>
+        <w:t>aircraft</w:t>
       </w:r>
       <w:r>
         <w:rPr>
           <w:rFonts w:eastAsia="Calibri"/>
         </w:rPr>
-        <w:t xml:space="preserve">went quiet following the </w:t>
+        <w:t xml:space="preserve"> entered </w:t>
       </w:r>
       <w:r>
         <w:rPr>
           <w:rFonts w:eastAsia="Calibri"/>
         </w:rPr>
-        <w:t>company’s descent into financial ruin</w:t>
+        <w:t>Montreal</w:t>
       </w:r>
       <w:r>
         <w:rPr>
           <w:rFonts w:eastAsia="Calibri"/>
         </w:rPr>
-        <w:t>, hardly anybody noticed. Five years later, its lights turning back on went equally uncelebrated.</w:t>
-      </w:r>
-    </w:p>
-    <w:p>
-      <w:pPr>
+        <w:t xml:space="preserve"> airspace, Cassandra twitched against the rock-hard seat cushion</w:t>
+      </w:r>
+      <w:r>
         <w:rPr>
           <w:rFonts w:eastAsia="Calibri"/>
         </w:rPr>
-      </w:pPr>
+        <w:t xml:space="preserve">. </w:t>
+      </w:r>
       <w:r>
         <w:rPr>
           <w:rFonts w:eastAsia="Calibri"/>
         </w:rPr>
-        <w:t xml:space="preserve">That insignificance didn’t last long. </w:t>
-      </w:r>
-    </w:p>
-    <w:p>
-      <w:pPr>
+        <w:t>Though the flight should have offered plenty of time to rest, h</w:t>
+      </w:r>
+      <w:r>
         <w:rPr>
           <w:rFonts w:eastAsia="Calibri"/>
         </w:rPr>
-      </w:pPr>
+        <w:t xml:space="preserve">er memories of the </w:t>
+      </w:r>
       <w:r>
         <w:rPr>
           <w:rFonts w:eastAsia="Calibri"/>
         </w:rPr>
-        <w:t xml:space="preserve">Freed from the directives imposed by </w:t>
+        <w:t>disaster and the discomfort of her seat itself had kept her from restful sleep</w:t>
       </w:r>
       <w:r>
         <w:rPr>
           <w:rFonts w:eastAsia="Calibri"/>
         </w:rPr>
-        <w:t xml:space="preserve">Avalon, the </w:t>
+        <w:t xml:space="preserve">. </w:t>
       </w:r>
       <w:r>
         <w:rPr>
           <w:rFonts w:eastAsia="Calibri"/>
         </w:rPr>
-        <w:t>factory</w:t>
+        <w:t xml:space="preserve">Her skin itched all over. Her </w:t>
       </w:r>
       <w:r>
         <w:rPr>
           <w:rFonts w:eastAsia="Calibri"/>
         </w:rPr>
-        <w:t xml:space="preserve"> had not sat idle during those years of closure. Its director, </w:t>
+        <w:t>expensive high heels</w:t>
       </w:r>
       <w:r>
         <w:rPr>
           <w:rFonts w:eastAsia="Calibri"/>
         </w:rPr>
-        <w:t>Emile Lasalle</w:t>
+        <w:t xml:space="preserve"> suddenly seemed a size too small, </w:t>
       </w:r>
       <w:r>
         <w:rPr>
           <w:rFonts w:eastAsia="Calibri"/>
         </w:rPr>
+        <w:t xml:space="preserve">binding toes that couldn’t so much as wiggle. </w:t>
+      </w:r>
+      <w:r>
+        <w:rPr>
+          <w:rFonts w:eastAsia="Calibri"/>
+        </w:rPr>
+        <w:t>The</w:t>
+      </w:r>
+      <w:r>
+        <w:rPr>
+          <w:rFonts w:eastAsia="Calibri"/>
+        </w:rPr>
+        <w:t xml:space="preserve"> bra </w:t>
+      </w:r>
+      <w:r>
+        <w:rPr>
+          <w:rFonts w:eastAsia="Calibri"/>
+        </w:rPr>
+        <w:t>she rarely noticed anymore</w:t>
+      </w:r>
+      <w:r>
+        <w:rPr>
+          <w:rFonts w:eastAsia="Calibri"/>
+        </w:rPr>
+        <w:t xml:space="preserve"> was now a </w:t>
+      </w:r>
+      <w:r>
+        <w:rPr>
+          <w:rFonts w:eastAsia="Calibri"/>
+        </w:rPr>
+        <w:t>painful</w:t>
+      </w:r>
+      <w:r>
+        <w:rPr>
+          <w:rFonts w:eastAsia="Calibri"/>
+        </w:rPr>
+        <w:t xml:space="preserve"> sensation around her chest that she longed to tear off.</w:t>
+      </w:r>
+    </w:p>
+    <w:p>
+      <w:pPr>
+        <w:rPr>
+          <w:rFonts w:eastAsia="Calibri"/>
+        </w:rPr>
+      </w:pPr>
+      <w:r>
+        <w:rPr>
+          <w:rFonts w:eastAsia="Calibri"/>
+        </w:rPr>
+        <w:t>Home</w:t>
+      </w:r>
+      <w:r>
+        <w:rPr>
+          <w:rFonts w:eastAsia="Calibri"/>
+        </w:rPr>
+        <w:t xml:space="preserve"> was on the horizon, she reminded herself. Only half an hour, give or take, before she would be able to strip herself down and take a much-needed shower</w:t>
+      </w:r>
+      <w:r>
+        <w:rPr>
+          <w:rFonts w:eastAsia="Calibri"/>
+        </w:rPr>
+        <w:t>, or perhaps a bath in her apartment</w:t>
+      </w:r>
+      <w:r>
+        <w:rPr>
+          <w:rFonts w:eastAsia="Calibri"/>
+        </w:rPr>
+        <w:t xml:space="preserve">’s </w:t>
+      </w:r>
+      <w:r>
+        <w:rPr>
+          <w:rFonts w:eastAsia="Calibri"/>
+        </w:rPr>
+        <w:t>hot tub. That sort of leisure</w:t>
+      </w:r>
+      <w:r>
+        <w:rPr>
+          <w:rFonts w:eastAsia="Calibri"/>
+        </w:rPr>
+        <w:t xml:space="preserve"> </w:t>
+      </w:r>
+      <w:r>
+        <w:rPr>
+          <w:rFonts w:eastAsia="Calibri"/>
+        </w:rPr>
+        <w:t xml:space="preserve">was exactly what she needed. </w:t>
+      </w:r>
+      <w:r>
+        <w:rPr>
+          <w:rFonts w:eastAsia="Calibri"/>
+        </w:rPr>
+        <w:t xml:space="preserve">Until then, however, the best she could do was to take deep breaths, scratch the itches </w:t>
+      </w:r>
+      <w:r>
+        <w:rPr>
+          <w:rFonts w:eastAsia="Calibri"/>
+        </w:rPr>
+        <w:t>as</w:t>
+      </w:r>
+      <w:r>
+        <w:rPr>
+          <w:rFonts w:eastAsia="Calibri"/>
+        </w:rPr>
+        <w:t xml:space="preserve"> best she could, and try to situate her mind in a comfortable place, the way her therapist had once </w:t>
+      </w:r>
+      <w:r>
+        <w:rPr>
+          <w:rFonts w:eastAsia="Calibri"/>
+        </w:rPr>
+        <w:t>suggested</w:t>
+      </w:r>
+      <w:r>
+        <w:rPr>
+          <w:rFonts w:eastAsia="Calibri"/>
+        </w:rPr>
+        <w:t>.</w:t>
+      </w:r>
+    </w:p>
+    <w:p>
+      <w:pPr>
+        <w:rPr>
+          <w:rFonts w:eastAsia="Calibri"/>
+        </w:rPr>
+      </w:pPr>
+      <w:r>
+        <w:rPr>
+          <w:rFonts w:eastAsia="Calibri"/>
+        </w:rPr>
+        <w:t xml:space="preserve">For Cassandra, that place was </w:t>
+      </w:r>
+      <w:r>
+        <w:rPr>
+          <w:rFonts w:eastAsia="Calibri"/>
+        </w:rPr>
+        <w:t xml:space="preserve">a café on </w:t>
+      </w:r>
+      <w:r>
+        <w:rPr>
+          <w:rFonts w:eastAsia="Calibri"/>
+        </w:rPr>
+        <w:t>Sherbrooke Street</w:t>
+      </w:r>
+      <w:r>
+        <w:rPr>
+          <w:rFonts w:eastAsia="Calibri"/>
+        </w:rPr>
+        <w:t xml:space="preserve">. </w:t>
+      </w:r>
+      <w:r>
+        <w:rPr>
+          <w:rFonts w:eastAsia="Calibri"/>
+        </w:rPr>
+        <w:t xml:space="preserve">It was a </w:t>
+      </w:r>
+      <w:r>
+        <w:rPr>
+          <w:rFonts w:eastAsia="Calibri"/>
+        </w:rPr>
+        <w:t>kitschy</w:t>
+      </w:r>
+      <w:r>
+        <w:rPr>
+          <w:rFonts w:eastAsia="Calibri"/>
+        </w:rPr>
+        <w:t xml:space="preserve"> little building in the shadow of the upper city</w:t>
+      </w:r>
+      <w:r>
+        <w:rPr>
+          <w:rFonts w:eastAsia="Calibri"/>
+        </w:rPr>
+        <w:t xml:space="preserve"> where she and her high school friends</w:t>
+      </w:r>
+      <w:r>
+        <w:rPr>
+          <w:rFonts w:eastAsia="Calibri"/>
+        </w:rPr>
+        <w:t xml:space="preserve"> liked to eat </w:t>
+      </w:r>
+      <w:r>
+        <w:rPr>
+          <w:rFonts w:eastAsia="Calibri"/>
+        </w:rPr>
+        <w:t xml:space="preserve">in the afternoons. She recalled the smell of poutine and cigarette smoke, the crinkle of other patrons’ newspapers, the laughter of her classmates, and her mother’s disapproving glare whenever she </w:t>
+      </w:r>
+      <w:r>
+        <w:rPr>
+          <w:rFonts w:eastAsia="Calibri"/>
+        </w:rPr>
+        <w:lastRenderedPageBreak/>
+        <w:t>returned from the “dangerous” lower streets.</w:t>
+      </w:r>
+      <w:r>
+        <w:rPr>
+          <w:rFonts w:eastAsia="Calibri"/>
+        </w:rPr>
+        <w:t xml:space="preserve"> </w:t>
+      </w:r>
+      <w:r>
+        <w:rPr>
+          <w:rFonts w:eastAsia="Calibri"/>
+        </w:rPr>
+        <w:t xml:space="preserve">Even though these memories carried with them a </w:t>
+      </w:r>
+      <w:r>
+        <w:rPr>
+          <w:rFonts w:eastAsia="Calibri"/>
+        </w:rPr>
+        <w:t>pang</w:t>
+      </w:r>
+      <w:r>
+        <w:rPr>
+          <w:rFonts w:eastAsia="Calibri"/>
+        </w:rPr>
+        <w:t xml:space="preserve"> of sorrow for friends she no longer knew, they were also a source of warmth, </w:t>
+      </w:r>
+      <w:r>
+        <w:rPr>
+          <w:rFonts w:eastAsia="Calibri"/>
+        </w:rPr>
+        <w:t>which</w:t>
+      </w:r>
+      <w:r>
+        <w:rPr>
+          <w:rFonts w:eastAsia="Calibri"/>
+        </w:rPr>
+        <w:t xml:space="preserve"> was enough.</w:t>
+      </w:r>
+    </w:p>
+    <w:p>
+      <w:pPr>
+        <w:rPr>
+          <w:rFonts w:eastAsia="Calibri"/>
+        </w:rPr>
+      </w:pPr>
+      <w:r>
+        <w:rPr>
+          <w:rFonts w:eastAsia="Calibri"/>
+        </w:rPr>
+        <w:t xml:space="preserve">That was a lie. It was never enough. </w:t>
+      </w:r>
+    </w:p>
+    <w:p>
+      <w:pPr>
+        <w:rPr>
+          <w:rFonts w:eastAsia="Calibri"/>
+        </w:rPr>
+      </w:pPr>
+      <w:r>
+        <w:rPr>
+          <w:rFonts w:eastAsia="Calibri"/>
+        </w:rPr>
+        <w:t>Sensing her distress, Akiko la</w:t>
+      </w:r>
+      <w:r>
+        <w:rPr>
+          <w:rFonts w:eastAsia="Calibri"/>
+        </w:rPr>
+        <w:t>id</w:t>
+      </w:r>
+      <w:r>
+        <w:rPr>
+          <w:rFonts w:eastAsia="Calibri"/>
+        </w:rPr>
+        <w:t xml:space="preserve"> a sympathetic hand on </w:t>
+      </w:r>
+      <w:r>
+        <w:rPr>
+          <w:rFonts w:eastAsia="Calibri"/>
+        </w:rPr>
+        <w:t>her</w:t>
+      </w:r>
+      <w:r>
+        <w:rPr>
+          <w:rFonts w:eastAsia="Calibri"/>
+        </w:rPr>
+        <w:t xml:space="preserve"> shoulder. </w:t>
+      </w:r>
+      <w:r>
+        <w:rPr>
+          <w:rFonts w:eastAsia="Calibri"/>
+        </w:rPr>
+        <w:t>Cassandra</w:t>
+      </w:r>
+      <w:r>
+        <w:rPr>
+          <w:rFonts w:eastAsia="Calibri"/>
+        </w:rPr>
+        <w:t xml:space="preserve"> immediately and </w:t>
+      </w:r>
+      <w:r>
+        <w:rPr>
+          <w:rFonts w:eastAsia="Calibri"/>
+        </w:rPr>
+        <w:t>instinctively</w:t>
+      </w:r>
+      <w:r>
+        <w:rPr>
+          <w:rFonts w:eastAsia="Calibri"/>
+        </w:rPr>
+        <w:t xml:space="preserve"> swatted it away</w:t>
+      </w:r>
+      <w:r>
+        <w:rPr>
+          <w:rFonts w:eastAsia="Calibri"/>
+        </w:rPr>
+        <w:t>.</w:t>
+      </w:r>
+    </w:p>
+    <w:p>
+      <w:pPr>
+        <w:rPr>
+          <w:rFonts w:eastAsia="Calibri"/>
+        </w:rPr>
+      </w:pPr>
+      <w:r>
+        <w:rPr>
+          <w:rFonts w:eastAsia="Calibri"/>
+        </w:rPr>
+        <w:t>“</w:t>
+      </w:r>
+      <w:r>
+        <w:rPr>
+          <w:rFonts w:eastAsia="Calibri"/>
+        </w:rPr>
+        <w:t>Yikes</w:t>
+      </w:r>
+      <w:r>
+        <w:rPr>
+          <w:rFonts w:eastAsia="Calibri"/>
+        </w:rPr>
         <w:t xml:space="preserve">, </w:t>
       </w:r>
       <w:r>
         <w:rPr>
           <w:rFonts w:eastAsia="Calibri"/>
         </w:rPr>
-        <w:t xml:space="preserve">had quietly purchased the site for himself, </w:t>
+        <w:t>alright</w:t>
       </w:r>
       <w:r>
         <w:rPr>
           <w:rFonts w:eastAsia="Calibri"/>
         </w:rPr>
-        <w:t>and kept his business afloat by selling medicine that a dying world sorely needed</w:t>
-      </w:r>
-      <w:r>
+        <w:t>,” her friend said. “No touching, huh?”</w:t>
+      </w:r>
+    </w:p>
+    <w:p>
+      <w:pPr>
         <w:rPr>
           <w:rFonts w:eastAsia="Calibri"/>
         </w:rPr>
-        <w:t xml:space="preserve">. For </w:t>
-      </w:r>
+      </w:pPr>
       <w:r>
         <w:rPr>
           <w:rFonts w:eastAsia="Calibri"/>
         </w:rPr>
-        <w:t>that half decade</w:t>
-      </w:r>
-      <w:r>
+        <w:t>“Not right now, no. I’m just…I feel dirty, okay? And being packed in here with so many people really isn’t helping.”</w:t>
+      </w:r>
+    </w:p>
+    <w:p>
+      <w:pPr>
         <w:rPr>
           <w:rFonts w:eastAsia="Calibri"/>
         </w:rPr>
-        <w:t>, a cohort of scientists, engineers, and support staff worked and lived inside the compound, rarely venturing outside</w:t>
-      </w:r>
+      </w:pPr>
       <w:r>
         <w:rPr>
           <w:rFonts w:eastAsia="Calibri"/>
         </w:rPr>
-        <w:t>.</w:t>
-      </w:r>
-    </w:p>
-    <w:p>
-      <w:pPr>
+        <w:t xml:space="preserve">“Yeah, I get it,” Akiko replied in the </w:t>
+      </w:r>
+      <w:r>
         <w:rPr>
           <w:rFonts w:eastAsia="Calibri"/>
         </w:rPr>
-      </w:pPr>
+        <w:t>hesitant</w:t>
+      </w:r>
       <w:r>
         <w:rPr>
           <w:rFonts w:eastAsia="Calibri"/>
         </w:rPr>
-        <w:t xml:space="preserve">As soon as everything was ready, </w:t>
+        <w:t xml:space="preserve"> tone of someone who </w:t>
       </w:r>
       <w:r>
         <w:rPr>
           <w:rFonts w:eastAsia="Calibri"/>
         </w:rPr>
-        <w:t>Lasalle</w:t>
+        <w:t>clearly</w:t>
       </w:r>
       <w:r>
         <w:rPr>
           <w:rFonts w:eastAsia="Calibri"/>
         </w:rPr>
-        <w:t xml:space="preserve"> threw wide the gates and set his plans into motion. Using the </w:t>
-      </w:r>
-      <w:r>
-        <w:rPr>
-          <w:rFonts w:eastAsia="Calibri"/>
-        </w:rPr>
-        <w:t xml:space="preserve">profit from his </w:t>
-      </w:r>
-      <w:r>
-        <w:rPr>
-          <w:rFonts w:eastAsia="Calibri"/>
-        </w:rPr>
-        <w:t>contracting</w:t>
-      </w:r>
-      <w:r>
-        <w:rPr>
-          <w:rFonts w:eastAsia="Calibri"/>
-        </w:rPr>
-        <w:t xml:space="preserve">, he hired scores of new employees, made deals with local gangs for protection, and purchased a fleet of vehicles to expand the company’s trade network. </w:t>
-      </w:r>
-      <w:r>
-        <w:rPr>
-          <w:rFonts w:eastAsia="Calibri"/>
-        </w:rPr>
-        <w:t xml:space="preserve">The newly-christened Lasalle Industries diversified as it grew, </w:t>
-      </w:r>
-      <w:r>
-        <w:rPr>
-          <w:rFonts w:eastAsia="Calibri"/>
-        </w:rPr>
-        <w:t xml:space="preserve">building facilities for </w:t>
-      </w:r>
-      <w:r>
-        <w:rPr>
-          <w:rFonts w:eastAsia="Calibri"/>
-        </w:rPr>
-        <w:t>neuroscience</w:t>
-      </w:r>
-      <w:r>
-        <w:rPr>
-          <w:rFonts w:eastAsia="Calibri"/>
-        </w:rPr>
-        <w:t xml:space="preserve"> and nanotechnology</w:t>
-      </w:r>
-      <w:r>
-        <w:rPr>
-          <w:rFonts w:eastAsia="Calibri"/>
-        </w:rPr>
-        <w:t xml:space="preserve">. A professional security team replaced the gangs, the old compound </w:t>
-      </w:r>
-      <w:r>
-        <w:rPr>
-          <w:rFonts w:eastAsia="Calibri"/>
-        </w:rPr>
-        <w:t>grew into</w:t>
-      </w:r>
-      <w:r>
-        <w:rPr>
-          <w:rFonts w:eastAsia="Calibri"/>
-        </w:rPr>
-        <w:t xml:space="preserve"> a luxury </w:t>
-      </w:r>
-      <w:r>
-        <w:rPr>
-          <w:rFonts w:eastAsia="Calibri"/>
-        </w:rPr>
-        <w:t>office</w:t>
-      </w:r>
-      <w:r>
-        <w:rPr>
-          <w:rFonts w:eastAsia="Calibri"/>
-        </w:rPr>
-        <w:t xml:space="preserve">, and </w:t>
-      </w:r>
-      <w:r>
-        <w:rPr>
-          <w:rFonts w:eastAsia="Calibri"/>
-        </w:rPr>
-        <w:t>Lasalle became a household name</w:t>
-      </w:r>
-      <w:r>
-        <w:rPr>
-          <w:rFonts w:eastAsia="Calibri"/>
-        </w:rPr>
-        <w:t xml:space="preserve">. </w:t>
-      </w:r>
-      <w:r>
-        <w:rPr>
-          <w:rFonts w:eastAsia="Calibri"/>
-        </w:rPr>
-        <w:t xml:space="preserve">When the man himself retired, he sold his company to Aleph Null to at last extend its reach across the globe, and </w:t>
-      </w:r>
-      <w:r>
-        <w:rPr>
-          <w:rFonts w:eastAsia="Calibri"/>
-        </w:rPr>
-        <w:t>he died</w:t>
-      </w:r>
-      <w:r>
-        <w:rPr>
-          <w:rFonts w:eastAsia="Calibri"/>
-        </w:rPr>
-        <w:t xml:space="preserve"> content that he had made the world a better place.</w:t>
-      </w:r>
-    </w:p>
-    <w:p>
-      <w:pPr>
-        <w:rPr>
-          <w:rFonts w:eastAsia="Calibri"/>
-        </w:rPr>
-      </w:pPr>
-      <w:r>
-        <w:rPr>
-          <w:rFonts w:eastAsia="Calibri"/>
-        </w:rPr>
-        <w:t>C</w:t>
-      </w:r>
-      <w:r>
-        <w:rPr>
-          <w:rFonts w:eastAsia="Calibri"/>
-        </w:rPr>
-        <w:t xml:space="preserve">lose to a century </w:t>
-      </w:r>
-      <w:r>
-        <w:rPr>
-          <w:rFonts w:eastAsia="Calibri"/>
-        </w:rPr>
-        <w:t>later</w:t>
-      </w:r>
-      <w:r>
-        <w:rPr>
-          <w:rFonts w:eastAsia="Calibri"/>
-        </w:rPr>
-        <w:t xml:space="preserve">, the </w:t>
-      </w:r>
-      <w:r>
-        <w:rPr>
-          <w:rFonts w:eastAsia="Calibri"/>
-        </w:rPr>
-        <w:t>shuttle</w:t>
-      </w:r>
-      <w:r>
-        <w:rPr>
-          <w:rFonts w:eastAsia="Calibri"/>
-        </w:rPr>
-        <w:t xml:space="preserve"> carrying Cassandra and her friends returned from Athens. </w:t>
-      </w:r>
-      <w:r>
-        <w:rPr>
-          <w:rFonts w:eastAsia="Calibri"/>
-        </w:rPr>
-        <w:t>They cleared customs in Newfoundland, where the Skywatch had no presence, then flew straight to</w:t>
-      </w:r>
-      <w:r>
-        <w:rPr>
-          <w:rFonts w:eastAsia="Calibri"/>
-        </w:rPr>
-        <w:t xml:space="preserve"> </w:t>
-      </w:r>
-      <w:r>
-        <w:rPr>
-          <w:rFonts w:eastAsia="Calibri"/>
-        </w:rPr>
-        <w:t xml:space="preserve">the </w:t>
-      </w:r>
-      <w:r>
-        <w:rPr>
-          <w:rFonts w:eastAsia="Calibri"/>
-        </w:rPr>
-        <w:t>branch campus</w:t>
-      </w:r>
-      <w:r>
-        <w:rPr>
-          <w:rFonts w:eastAsia="Calibri"/>
-        </w:rPr>
-        <w:t xml:space="preserve"> itself, near what had once been Lasalle’s original headquarters</w:t>
-      </w:r>
-      <w:r>
-        <w:rPr>
-          <w:rFonts w:eastAsia="Calibri"/>
-        </w:rPr>
-        <w:t xml:space="preserve">. Cassandra had selected a VTOL </w:t>
-      </w:r>
-      <w:r>
-        <w:rPr>
-          <w:rFonts w:eastAsia="Calibri"/>
-        </w:rPr>
-        <w:t>aircraft</w:t>
-      </w:r>
-      <w:r>
-        <w:rPr>
-          <w:rFonts w:eastAsia="Calibri"/>
-        </w:rPr>
-        <w:t xml:space="preserve"> for exactly that purpose.</w:t>
-      </w:r>
-    </w:p>
-    <w:p>
-      <w:pPr>
-        <w:rPr>
-          <w:rFonts w:eastAsia="Calibri"/>
-        </w:rPr>
-      </w:pPr>
-      <w:r>
-        <w:rPr>
-          <w:rFonts w:eastAsia="Calibri"/>
-        </w:rPr>
-        <w:t xml:space="preserve">As the </w:t>
-      </w:r>
-      <w:r>
-        <w:rPr>
-          <w:rFonts w:eastAsia="Calibri"/>
-        </w:rPr>
-        <w:t>aircraft</w:t>
-      </w:r>
-      <w:r>
-        <w:rPr>
-          <w:rFonts w:eastAsia="Calibri"/>
-        </w:rPr>
-        <w:t xml:space="preserve"> entered </w:t>
-      </w:r>
-      <w:r>
-        <w:rPr>
-          <w:rFonts w:eastAsia="Calibri"/>
-        </w:rPr>
-        <w:t>Montreal</w:t>
-      </w:r>
-      <w:r>
-        <w:rPr>
-          <w:rFonts w:eastAsia="Calibri"/>
-        </w:rPr>
-        <w:t xml:space="preserve"> airspace, Cassandra twitched against the rock-hard seat cushion</w:t>
-      </w:r>
-      <w:r>
-        <w:rPr>
-          <w:rFonts w:eastAsia="Calibri"/>
-        </w:rPr>
-        <w:t xml:space="preserve">. </w:t>
-      </w:r>
-      <w:r>
-        <w:rPr>
-          <w:rFonts w:eastAsia="Calibri"/>
-        </w:rPr>
-        <w:t>Though the flight should have offered plenty of time to rest, h</w:t>
-      </w:r>
-      <w:r>
-        <w:rPr>
-          <w:rFonts w:eastAsia="Calibri"/>
-        </w:rPr>
-        <w:t xml:space="preserve">er memories of the </w:t>
-      </w:r>
-      <w:r>
-        <w:rPr>
-          <w:rFonts w:eastAsia="Calibri"/>
-        </w:rPr>
-        <w:t>disaster and the discomfort of her seat itself had kept her from restful sleep</w:t>
-      </w:r>
-      <w:r>
-        <w:rPr>
-          <w:rFonts w:eastAsia="Calibri"/>
-        </w:rPr>
-        <w:t xml:space="preserve">. </w:t>
-      </w:r>
-      <w:r>
-        <w:rPr>
-          <w:rFonts w:eastAsia="Calibri"/>
-        </w:rPr>
-        <w:t xml:space="preserve">Her skin itched all over. Her </w:t>
-      </w:r>
-      <w:r>
-        <w:rPr>
-          <w:rFonts w:eastAsia="Calibri"/>
-        </w:rPr>
-        <w:t>expensive high heels</w:t>
-      </w:r>
-      <w:r>
-        <w:rPr>
-          <w:rFonts w:eastAsia="Calibri"/>
-        </w:rPr>
-        <w:t xml:space="preserve"> suddenly seemed a size too small, </w:t>
-      </w:r>
-      <w:r>
-        <w:rPr>
-          <w:rFonts w:eastAsia="Calibri"/>
-        </w:rPr>
-        <w:t xml:space="preserve">binding toes that couldn’t so much as wiggle. </w:t>
-      </w:r>
-      <w:r>
-        <w:rPr>
-          <w:rFonts w:eastAsia="Calibri"/>
-        </w:rPr>
-        <w:t>The</w:t>
-      </w:r>
-      <w:r>
-        <w:rPr>
-          <w:rFonts w:eastAsia="Calibri"/>
-        </w:rPr>
-        <w:t xml:space="preserve"> bra </w:t>
-      </w:r>
-      <w:r>
-        <w:rPr>
-          <w:rFonts w:eastAsia="Calibri"/>
-        </w:rPr>
-        <w:t>she rarely noticed anymore</w:t>
-      </w:r>
-      <w:r>
-        <w:rPr>
-          <w:rFonts w:eastAsia="Calibri"/>
-        </w:rPr>
-        <w:t xml:space="preserve"> was now a </w:t>
-      </w:r>
-      <w:r>
-        <w:rPr>
-          <w:rFonts w:eastAsia="Calibri"/>
-        </w:rPr>
-        <w:t>painful</w:t>
-      </w:r>
-      <w:r>
-        <w:rPr>
-          <w:rFonts w:eastAsia="Calibri"/>
-        </w:rPr>
-        <w:t xml:space="preserve"> sensation around her chest that she longed to tear off.</w:t>
-      </w:r>
-    </w:p>
-    <w:p>
-      <w:pPr>
-        <w:rPr>
-          <w:rFonts w:eastAsia="Calibri"/>
-        </w:rPr>
-      </w:pPr>
-      <w:r>
-        <w:rPr>
-          <w:rFonts w:eastAsia="Calibri"/>
-        </w:rPr>
-        <w:lastRenderedPageBreak/>
-        <w:t>Home</w:t>
-      </w:r>
-      <w:r>
-        <w:rPr>
-          <w:rFonts w:eastAsia="Calibri"/>
-        </w:rPr>
-        <w:t xml:space="preserve"> was on the horizon, she reminded herself. Only half an hour, give or take, before she would be able to strip herself down and take a much-needed shower</w:t>
-      </w:r>
-      <w:r>
-        <w:rPr>
-          <w:rFonts w:eastAsia="Calibri"/>
-        </w:rPr>
-        <w:t>, or perhaps a bath in her apartment</w:t>
-      </w:r>
-      <w:r>
-        <w:rPr>
-          <w:rFonts w:eastAsia="Calibri"/>
-        </w:rPr>
-        <w:t xml:space="preserve">’s </w:t>
-      </w:r>
-      <w:r>
-        <w:rPr>
-          <w:rFonts w:eastAsia="Calibri"/>
-        </w:rPr>
-        <w:t>hot tub. That sort of leisure</w:t>
-      </w:r>
-      <w:r>
-        <w:rPr>
-          <w:rFonts w:eastAsia="Calibri"/>
-        </w:rPr>
-        <w:t xml:space="preserve"> </w:t>
-      </w:r>
-      <w:r>
-        <w:rPr>
-          <w:rFonts w:eastAsia="Calibri"/>
-        </w:rPr>
-        <w:t xml:space="preserve">was exactly what she needed. </w:t>
-      </w:r>
-      <w:r>
-        <w:rPr>
-          <w:rFonts w:eastAsia="Calibri"/>
-        </w:rPr>
-        <w:t xml:space="preserve">Until then, however, the best she could do was to take deep breaths, scratch the itches </w:t>
-      </w:r>
-      <w:r>
-        <w:rPr>
-          <w:rFonts w:eastAsia="Calibri"/>
-        </w:rPr>
-        <w:t>as</w:t>
-      </w:r>
-      <w:r>
-        <w:rPr>
-          <w:rFonts w:eastAsia="Calibri"/>
-        </w:rPr>
-        <w:t xml:space="preserve"> best she could, and try to situate her mind in a comfortable place, the way her therapist had once </w:t>
-      </w:r>
-      <w:r>
-        <w:rPr>
-          <w:rFonts w:eastAsia="Calibri"/>
-        </w:rPr>
-        <w:t>suggested</w:t>
-      </w:r>
-      <w:r>
-        <w:rPr>
-          <w:rFonts w:eastAsia="Calibri"/>
-        </w:rPr>
-        <w:t>.</w:t>
-      </w:r>
-    </w:p>
-    <w:p>
-      <w:pPr>
-        <w:rPr>
-          <w:rFonts w:eastAsia="Calibri"/>
-        </w:rPr>
-      </w:pPr>
-      <w:r>
-        <w:rPr>
-          <w:rFonts w:eastAsia="Calibri"/>
-        </w:rPr>
-        <w:t xml:space="preserve">For Cassandra, that place was </w:t>
-      </w:r>
-      <w:r>
-        <w:rPr>
-          <w:rFonts w:eastAsia="Calibri"/>
-        </w:rPr>
-        <w:t xml:space="preserve">a café on </w:t>
-      </w:r>
-      <w:r>
-        <w:rPr>
-          <w:rFonts w:eastAsia="Calibri"/>
-        </w:rPr>
-        <w:t>Sherbrooke Street</w:t>
-      </w:r>
-      <w:r>
-        <w:rPr>
-          <w:rFonts w:eastAsia="Calibri"/>
-        </w:rPr>
-        <w:t xml:space="preserve">. </w:t>
-      </w:r>
-      <w:r>
-        <w:rPr>
-          <w:rFonts w:eastAsia="Calibri"/>
-        </w:rPr>
-        <w:t xml:space="preserve">It was a </w:t>
-      </w:r>
-      <w:r>
-        <w:rPr>
-          <w:rFonts w:eastAsia="Calibri"/>
-        </w:rPr>
-        <w:t>kitschy</w:t>
-      </w:r>
-      <w:r>
-        <w:rPr>
-          <w:rFonts w:eastAsia="Calibri"/>
-        </w:rPr>
-        <w:t xml:space="preserve"> little building in the shadow of the upper city</w:t>
-      </w:r>
-      <w:r>
-        <w:rPr>
-          <w:rFonts w:eastAsia="Calibri"/>
-        </w:rPr>
-        <w:t xml:space="preserve"> where she and her high school friends</w:t>
-      </w:r>
-      <w:r>
-        <w:rPr>
-          <w:rFonts w:eastAsia="Calibri"/>
-        </w:rPr>
-        <w:t xml:space="preserve"> liked to eat </w:t>
-      </w:r>
-      <w:r>
-        <w:rPr>
-          <w:rFonts w:eastAsia="Calibri"/>
-        </w:rPr>
-        <w:t>in the afternoons. She recalled the smell of poutine and cigarette smoke, the crinkle of other patrons’ newspapers, the laughter of her classmates, and her mother’s disapproving glare whenever she returned from the “dangerous” lower streets.</w:t>
-      </w:r>
-      <w:r>
-        <w:rPr>
-          <w:rFonts w:eastAsia="Calibri"/>
-        </w:rPr>
-        <w:t xml:space="preserve"> </w:t>
-      </w:r>
-      <w:r>
-        <w:rPr>
-          <w:rFonts w:eastAsia="Calibri"/>
-        </w:rPr>
-        <w:t xml:space="preserve">Even though these memories carried with them a </w:t>
-      </w:r>
-      <w:r>
-        <w:rPr>
-          <w:rFonts w:eastAsia="Calibri"/>
-        </w:rPr>
-        <w:t>pang</w:t>
-      </w:r>
-      <w:r>
-        <w:rPr>
-          <w:rFonts w:eastAsia="Calibri"/>
-        </w:rPr>
-        <w:t xml:space="preserve"> of sorrow for friends she no longer knew, they were also a source of warmth, </w:t>
-      </w:r>
-      <w:r>
-        <w:rPr>
-          <w:rFonts w:eastAsia="Calibri"/>
-        </w:rPr>
-        <w:t>which</w:t>
-      </w:r>
-      <w:r>
-        <w:rPr>
-          <w:rFonts w:eastAsia="Calibri"/>
-        </w:rPr>
-        <w:t xml:space="preserve"> was enough.</w:t>
-      </w:r>
-    </w:p>
-    <w:p>
-      <w:pPr>
-        <w:rPr>
-          <w:rFonts w:eastAsia="Calibri"/>
-        </w:rPr>
-      </w:pPr>
-      <w:r>
-        <w:rPr>
-          <w:rFonts w:eastAsia="Calibri"/>
-        </w:rPr>
-        <w:t xml:space="preserve">That was a lie. It was never enough. </w:t>
-      </w:r>
-    </w:p>
-    <w:p>
-      <w:pPr>
-        <w:rPr>
-          <w:rFonts w:eastAsia="Calibri"/>
-        </w:rPr>
-      </w:pPr>
-      <w:r>
-        <w:rPr>
-          <w:rFonts w:eastAsia="Calibri"/>
-        </w:rPr>
-        <w:t>Sensing her distress, Akiko la</w:t>
-      </w:r>
-      <w:r>
-        <w:rPr>
-          <w:rFonts w:eastAsia="Calibri"/>
-        </w:rPr>
-        <w:t>id</w:t>
-      </w:r>
-      <w:r>
-        <w:rPr>
-          <w:rFonts w:eastAsia="Calibri"/>
-        </w:rPr>
-        <w:t xml:space="preserve"> a sympathetic hand on </w:t>
-      </w:r>
-      <w:r>
-        <w:rPr>
-          <w:rFonts w:eastAsia="Calibri"/>
-        </w:rPr>
-        <w:t>her</w:t>
-      </w:r>
-      <w:r>
-        <w:rPr>
-          <w:rFonts w:eastAsia="Calibri"/>
-        </w:rPr>
-        <w:t xml:space="preserve"> shoulder. </w:t>
-      </w:r>
-      <w:r>
-        <w:rPr>
-          <w:rFonts w:eastAsia="Calibri"/>
-        </w:rPr>
-        <w:t>Cassandra</w:t>
-      </w:r>
-      <w:r>
-        <w:rPr>
-          <w:rFonts w:eastAsia="Calibri"/>
-        </w:rPr>
-        <w:t xml:space="preserve"> immediately and </w:t>
-      </w:r>
-      <w:r>
-        <w:rPr>
-          <w:rFonts w:eastAsia="Calibri"/>
-        </w:rPr>
-        <w:t>instinctively</w:t>
-      </w:r>
-      <w:r>
-        <w:rPr>
-          <w:rFonts w:eastAsia="Calibri"/>
-        </w:rPr>
-        <w:t xml:space="preserve"> swatted it away</w:t>
-      </w:r>
-      <w:r>
-        <w:rPr>
-          <w:rFonts w:eastAsia="Calibri"/>
-        </w:rPr>
-        <w:t>.</w:t>
-      </w:r>
-    </w:p>
-    <w:p>
-      <w:pPr>
-        <w:rPr>
-          <w:rFonts w:eastAsia="Calibri"/>
-        </w:rPr>
-      </w:pPr>
-      <w:r>
-        <w:rPr>
-          <w:rFonts w:eastAsia="Calibri"/>
+        <w:t xml:space="preserve"> did not. </w:t>
+      </w:r>
+    </w:p>
+    <w:p>
+      <w:pPr>
+        <w:rPr>
+          <w:rFonts w:eastAsia="Times New Roman"/>
+        </w:rPr>
+      </w:pPr>
+      <w:r>
+        <w:rPr>
+          <w:rFonts w:eastAsia="Times New Roman"/>
+        </w:rPr>
+        <w:t xml:space="preserve">“Anyway, we’ll be home soon. Then I can wash off all this sweat and ash and sleep in my own bed again. </w:t>
+      </w:r>
+      <w:r>
+        <w:rPr>
+          <w:rFonts w:eastAsia="Times New Roman"/>
+        </w:rPr>
+        <w:t>Maybe spend some time at the gym afterwards.</w:t>
+      </w:r>
+      <w:r>
+        <w:rPr>
+          <w:rFonts w:eastAsia="Times New Roman"/>
+        </w:rPr>
+        <w:t>”</w:t>
+      </w:r>
+    </w:p>
+    <w:p>
+      <w:pPr>
+        <w:rPr>
+          <w:rFonts w:eastAsia="Times New Roman"/>
+        </w:rPr>
+      </w:pPr>
+      <w:r>
+        <w:rPr>
+          <w:rFonts w:eastAsia="Times New Roman"/>
         </w:rPr>
         <w:t>“</w:t>
       </w:r>
       <w:r>
         <w:rPr>
-          <w:rFonts w:eastAsia="Calibri"/>
-        </w:rPr>
-        <w:t>Yikes</w:t>
-      </w:r>
-      <w:r>
-        <w:rPr>
-          <w:rFonts w:eastAsia="Calibri"/>
-        </w:rPr>
-        <w:t xml:space="preserve">, </w:t>
-      </w:r>
-      <w:r>
-        <w:rPr>
-          <w:rFonts w:eastAsia="Calibri"/>
-        </w:rPr>
-        <w:t>alright</w:t>
-      </w:r>
-      <w:r>
-        <w:rPr>
-          <w:rFonts w:eastAsia="Calibri"/>
-        </w:rPr>
-        <w:t>,” her friend said. “No touching, huh?”</w:t>
-      </w:r>
-    </w:p>
-    <w:p>
-      <w:pPr>
-        <w:rPr>
-          <w:rFonts w:eastAsia="Calibri"/>
-        </w:rPr>
-      </w:pPr>
-      <w:r>
-        <w:rPr>
-          <w:rFonts w:eastAsia="Calibri"/>
-        </w:rPr>
-        <w:t>“Not right now, no. I’m just…I feel dirty, okay? And being packed in here with so many people really isn’t helping.”</w:t>
-      </w:r>
-    </w:p>
-    <w:p>
-      <w:pPr>
-        <w:rPr>
-          <w:rFonts w:eastAsia="Calibri"/>
-        </w:rPr>
-      </w:pPr>
-      <w:r>
-        <w:rPr>
-          <w:rFonts w:eastAsia="Calibri"/>
-        </w:rPr>
-        <w:t xml:space="preserve">“Yeah, I get it,” Akiko replied in the </w:t>
-      </w:r>
-      <w:r>
-        <w:rPr>
-          <w:rFonts w:eastAsia="Calibri"/>
-        </w:rPr>
-        <w:t>hesitant</w:t>
-      </w:r>
-      <w:r>
-        <w:rPr>
-          <w:rFonts w:eastAsia="Calibri"/>
-        </w:rPr>
-        <w:t xml:space="preserve"> tone of someone who </w:t>
-      </w:r>
-      <w:r>
-        <w:rPr>
-          <w:rFonts w:eastAsia="Calibri"/>
-        </w:rPr>
-        <w:t>clearly</w:t>
-      </w:r>
-      <w:r>
-        <w:rPr>
-          <w:rFonts w:eastAsia="Calibri"/>
-        </w:rPr>
-        <w:t xml:space="preserve"> did not. </w:t>
-      </w:r>
-    </w:p>
-    <w:p>
-      <w:pPr>
-        <w:rPr>
-          <w:rFonts w:eastAsia="Times New Roman"/>
-        </w:rPr>
-      </w:pPr>
-      <w:r>
-        <w:rPr>
-          <w:rFonts w:eastAsia="Times New Roman"/>
-        </w:rPr>
-        <w:t xml:space="preserve">“Anyway, we’ll be home soon. Then I can wash off all this sweat and ash and sleep in my own bed again. </w:t>
-      </w:r>
-      <w:r>
-        <w:rPr>
-          <w:rFonts w:eastAsia="Times New Roman"/>
-        </w:rPr>
-        <w:t>Maybe spend some time at the gym afterwards.</w:t>
-      </w:r>
-      <w:r>
-        <w:rPr>
-          <w:rFonts w:eastAsia="Times New Roman"/>
-        </w:rPr>
-        <w:t>”</w:t>
-      </w:r>
-    </w:p>
-    <w:p>
-      <w:pPr>
-        <w:rPr>
-          <w:rFonts w:eastAsia="Times New Roman"/>
-        </w:rPr>
-      </w:pPr>
-      <w:r>
-        <w:rPr>
-          <w:rFonts w:eastAsia="Times New Roman"/>
-        </w:rPr>
-        <w:t>“</w:t>
-      </w:r>
-      <w:r>
-        <w:rPr>
           <w:rFonts w:eastAsia="Times New Roman"/>
         </w:rPr>
         <w:t>Well, the good news is we’re just about there. Look</w:t>
@@ -9235,7 +9711,6 @@
         <w:rPr>
           <w:rFonts w:eastAsia="Times New Roman"/>
         </w:rPr>
-        <w:lastRenderedPageBreak/>
         <w:t xml:space="preserve">Akiko was pressed against the window like a child on her first flight, which Cassandra found </w:t>
       </w:r>
       <w:r>
@@ -9377,6 +9852,7 @@
         <w:rPr>
           <w:rFonts w:eastAsia="Times New Roman"/>
         </w:rPr>
+        <w:lastRenderedPageBreak/>
         <w:t>“</w:t>
       </w:r>
       <w:r>
@@ -9864,221 +10340,215 @@
         <w:rPr>
           <w:rFonts w:eastAsia="Times New Roman"/>
         </w:rPr>
-        <w:t xml:space="preserve"> He was adept </w:t>
-      </w:r>
+        <w:t xml:space="preserve"> He was adept in etiquette. And now he was </w:t>
+      </w:r>
+      <w:r>
+        <w:rPr>
+          <w:rFonts w:eastAsia="Times New Roman"/>
+        </w:rPr>
+        <w:t>a scholar with a</w:t>
+      </w:r>
+      <w:r>
+        <w:rPr>
+          <w:rFonts w:eastAsia="Times New Roman"/>
+        </w:rPr>
+        <w:t xml:space="preserve"> master’s degree in </w:t>
+      </w:r>
+      <w:r>
+        <w:rPr>
+          <w:rFonts w:eastAsia="Times New Roman"/>
+        </w:rPr>
+        <w:t>political</w:t>
+      </w:r>
+      <w:r>
+        <w:rPr>
+          <w:rFonts w:eastAsia="Times New Roman"/>
+        </w:rPr>
+        <w:t xml:space="preserve"> science</w:t>
+      </w:r>
+      <w:r>
+        <w:rPr>
+          <w:rFonts w:eastAsia="Times New Roman"/>
+        </w:rPr>
+        <w:t>.</w:t>
+      </w:r>
+      <w:r>
+        <w:rPr>
+          <w:rFonts w:eastAsia="Times New Roman"/>
+        </w:rPr>
+        <w:t xml:space="preserve"> </w:t>
+      </w:r>
+      <w:r>
+        <w:rPr>
+          <w:rFonts w:eastAsia="Times New Roman"/>
+        </w:rPr>
+        <w:t xml:space="preserve">Cassandra </w:t>
+      </w:r>
+      <w:r>
+        <w:rPr>
+          <w:rFonts w:eastAsia="Times New Roman"/>
+        </w:rPr>
+        <w:t>considered herself lucky that</w:t>
+      </w:r>
+      <w:r>
+        <w:rPr>
+          <w:rFonts w:eastAsia="Times New Roman"/>
+        </w:rPr>
+        <w:t xml:space="preserve"> time of arranged marriages had long since passed</w:t>
+      </w:r>
+      <w:r>
+        <w:rPr>
+          <w:rFonts w:eastAsia="Times New Roman"/>
+        </w:rPr>
+        <w:t>,</w:t>
+      </w:r>
+      <w:r>
+        <w:rPr>
+          <w:rFonts w:eastAsia="Times New Roman"/>
+        </w:rPr>
+        <w:t xml:space="preserve"> since</w:t>
+      </w:r>
+      <w:r>
+        <w:rPr>
+          <w:rFonts w:eastAsia="Times New Roman"/>
+        </w:rPr>
+        <w:t xml:space="preserve"> </w:t>
+      </w:r>
+      <w:r>
+        <w:rPr>
+          <w:rFonts w:eastAsia="Times New Roman"/>
+        </w:rPr>
+        <w:t>her mother</w:t>
+      </w:r>
+      <w:r>
+        <w:rPr>
+          <w:rFonts w:eastAsia="Times New Roman"/>
+        </w:rPr>
+        <w:t xml:space="preserve"> would </w:t>
+      </w:r>
+      <w:r>
+        <w:rPr>
+          <w:rFonts w:eastAsia="Times New Roman"/>
+        </w:rPr>
+        <w:t>have</w:t>
+      </w:r>
+      <w:r>
+        <w:rPr>
+          <w:rFonts w:eastAsia="Times New Roman"/>
+        </w:rPr>
+        <w:t xml:space="preserve"> certainly</w:t>
+      </w:r>
+      <w:r>
+        <w:rPr>
+          <w:rFonts w:eastAsia="Times New Roman"/>
+        </w:rPr>
+        <w:t xml:space="preserve"> </w:t>
+      </w:r>
+      <w:r>
+        <w:rPr>
+          <w:rFonts w:eastAsia="Times New Roman"/>
+        </w:rPr>
+        <w:t xml:space="preserve">tried to </w:t>
+      </w:r>
+      <w:r>
+        <w:rPr>
+          <w:rFonts w:eastAsia="Times New Roman"/>
+        </w:rPr>
+        <w:t>negotiate one between the two of them</w:t>
+      </w:r>
+      <w:r>
+        <w:rPr>
+          <w:rFonts w:eastAsia="Times New Roman"/>
+        </w:rPr>
+        <w:t xml:space="preserve"> in the days of yore</w:t>
+      </w:r>
+      <w:r>
+        <w:rPr>
+          <w:rFonts w:eastAsia="Times New Roman"/>
+        </w:rPr>
+        <w:t>, and the Sun family would have easily accepted.</w:t>
+      </w:r>
+    </w:p>
+    <w:p>
+      <w:pPr>
+        <w:rPr>
+          <w:rFonts w:eastAsia="Times New Roman"/>
+        </w:rPr>
+      </w:pPr>
+      <w:r>
+        <w:rPr>
+          <w:rFonts w:eastAsia="Times New Roman"/>
+        </w:rPr>
+        <w:t xml:space="preserve">“I </w:t>
+      </w:r>
+      <w:r>
+        <w:rPr>
+          <w:rFonts w:eastAsia="Times New Roman"/>
+        </w:rPr>
+        <w:t xml:space="preserve">have information you’ll find relevant,” Xiang said. “In the ten hours since your departure from Athens, Chairman Lancaster has </w:t>
+      </w:r>
+      <w:r>
+        <w:rPr>
+          <w:rFonts w:eastAsia="Times New Roman"/>
+        </w:rPr>
+        <w:t>called for a vote</w:t>
+      </w:r>
+      <w:r>
+        <w:rPr>
+          <w:rFonts w:eastAsia="Times New Roman"/>
+        </w:rPr>
+        <w:t xml:space="preserve"> before the board of directors.”</w:t>
+      </w:r>
+    </w:p>
+    <w:p>
+      <w:pPr>
+        <w:rPr>
+          <w:rFonts w:eastAsia="Times New Roman"/>
+        </w:rPr>
+      </w:pPr>
+      <w:r>
+        <w:rPr>
+          <w:rFonts w:eastAsia="Times New Roman"/>
+        </w:rPr>
+        <w:t>“A vote? To authorize military contracts for the mnemonic matrix?”</w:t>
+      </w:r>
+    </w:p>
+    <w:p>
+      <w:pPr>
+        <w:rPr>
+          <w:rFonts w:eastAsia="Times New Roman"/>
+        </w:rPr>
+      </w:pPr>
+      <w:r>
+        <w:rPr>
+          <w:rFonts w:eastAsia="Times New Roman"/>
+        </w:rPr>
+        <w:t xml:space="preserve"> “Negative. He’s re-introduced the Montreal </w:t>
+      </w:r>
+      <w:r>
+        <w:rPr>
+          <w:rFonts w:eastAsia="Times New Roman"/>
+        </w:rPr>
+        <w:t>Security</w:t>
+      </w:r>
+      <w:r>
+        <w:rPr>
+          <w:rFonts w:eastAsia="Times New Roman"/>
+        </w:rPr>
+        <w:t xml:space="preserve"> Initiative.”</w:t>
+      </w:r>
+    </w:p>
+    <w:p>
+      <w:pPr>
+        <w:rPr>
+          <w:rFonts w:eastAsia="Times New Roman"/>
+        </w:rPr>
+      </w:pPr>
       <w:r>
         <w:rPr>
           <w:rFonts w:eastAsia="Times New Roman"/>
         </w:rPr>
         <w:lastRenderedPageBreak/>
-        <w:t xml:space="preserve">in etiquette. And now he was </w:t>
-      </w:r>
-      <w:r>
-        <w:rPr>
-          <w:rFonts w:eastAsia="Times New Roman"/>
-        </w:rPr>
-        <w:t>a scholar with a</w:t>
-      </w:r>
-      <w:r>
-        <w:rPr>
-          <w:rFonts w:eastAsia="Times New Roman"/>
-        </w:rPr>
-        <w:t xml:space="preserve"> master’s degree in </w:t>
-      </w:r>
-      <w:r>
-        <w:rPr>
-          <w:rFonts w:eastAsia="Times New Roman"/>
-        </w:rPr>
-        <w:t>political</w:t>
-      </w:r>
-      <w:r>
-        <w:rPr>
-          <w:rFonts w:eastAsia="Times New Roman"/>
-        </w:rPr>
-        <w:t xml:space="preserve"> science</w:t>
-      </w:r>
-      <w:r>
-        <w:rPr>
-          <w:rFonts w:eastAsia="Times New Roman"/>
-        </w:rPr>
-        <w:t>.</w:t>
-      </w:r>
-      <w:r>
-        <w:rPr>
-          <w:rFonts w:eastAsia="Times New Roman"/>
-        </w:rPr>
-        <w:t xml:space="preserve"> </w:t>
-      </w:r>
-      <w:r>
-        <w:rPr>
-          <w:rFonts w:eastAsia="Times New Roman"/>
-        </w:rPr>
-        <w:t xml:space="preserve">Cassandra </w:t>
-      </w:r>
-      <w:r>
-        <w:rPr>
-          <w:rFonts w:eastAsia="Times New Roman"/>
-        </w:rPr>
-        <w:t>considered herself lucky that</w:t>
-      </w:r>
-      <w:r>
-        <w:rPr>
-          <w:rFonts w:eastAsia="Times New Roman"/>
-        </w:rPr>
-        <w:t xml:space="preserve"> time of arranged marriages had long since passed</w:t>
-      </w:r>
-      <w:r>
-        <w:rPr>
-          <w:rFonts w:eastAsia="Times New Roman"/>
-        </w:rPr>
-        <w:t>,</w:t>
-      </w:r>
-      <w:r>
-        <w:rPr>
-          <w:rFonts w:eastAsia="Times New Roman"/>
-        </w:rPr>
-        <w:t xml:space="preserve"> since</w:t>
-      </w:r>
-      <w:r>
-        <w:rPr>
-          <w:rFonts w:eastAsia="Times New Roman"/>
-        </w:rPr>
-        <w:t xml:space="preserve"> </w:t>
-      </w:r>
-      <w:r>
-        <w:rPr>
-          <w:rFonts w:eastAsia="Times New Roman"/>
-        </w:rPr>
-        <w:t>her mother</w:t>
-      </w:r>
-      <w:r>
-        <w:rPr>
-          <w:rFonts w:eastAsia="Times New Roman"/>
-        </w:rPr>
-        <w:t xml:space="preserve"> would </w:t>
-      </w:r>
-      <w:r>
-        <w:rPr>
-          <w:rFonts w:eastAsia="Times New Roman"/>
-        </w:rPr>
-        <w:t>have</w:t>
-      </w:r>
-      <w:r>
-        <w:rPr>
-          <w:rFonts w:eastAsia="Times New Roman"/>
-        </w:rPr>
-        <w:t xml:space="preserve"> certainly</w:t>
-      </w:r>
-      <w:r>
-        <w:rPr>
-          <w:rFonts w:eastAsia="Times New Roman"/>
-        </w:rPr>
-        <w:t xml:space="preserve"> </w:t>
-      </w:r>
-      <w:r>
-        <w:rPr>
-          <w:rFonts w:eastAsia="Times New Roman"/>
-        </w:rPr>
-        <w:t xml:space="preserve">tried to </w:t>
-      </w:r>
-      <w:r>
-        <w:rPr>
-          <w:rFonts w:eastAsia="Times New Roman"/>
-        </w:rPr>
-        <w:t>negotiate one between the two of them</w:t>
-      </w:r>
-      <w:r>
-        <w:rPr>
-          <w:rFonts w:eastAsia="Times New Roman"/>
-        </w:rPr>
-        <w:t xml:space="preserve"> in the days of yore</w:t>
-      </w:r>
-      <w:r>
-        <w:rPr>
-          <w:rFonts w:eastAsia="Times New Roman"/>
-        </w:rPr>
-        <w:t>, and the Sun family would have easily accepted.</w:t>
-      </w:r>
-    </w:p>
-    <w:p>
-      <w:pPr>
-        <w:rPr>
-          <w:rFonts w:eastAsia="Times New Roman"/>
-        </w:rPr>
-      </w:pPr>
-      <w:r>
-        <w:rPr>
-          <w:rFonts w:eastAsia="Times New Roman"/>
-        </w:rPr>
-        <w:t xml:space="preserve">“I </w:t>
-      </w:r>
-      <w:r>
-        <w:rPr>
-          <w:rFonts w:eastAsia="Times New Roman"/>
-        </w:rPr>
-        <w:t xml:space="preserve">have information you’ll find relevant,” Xiang said. “In the ten hours since your departure from Athens, Chairman Lancaster has </w:t>
-      </w:r>
-      <w:r>
-        <w:rPr>
-          <w:rFonts w:eastAsia="Times New Roman"/>
-        </w:rPr>
-        <w:t>called for a vote</w:t>
-      </w:r>
-      <w:r>
-        <w:rPr>
-          <w:rFonts w:eastAsia="Times New Roman"/>
-        </w:rPr>
-        <w:t xml:space="preserve"> before the board of directors.”</w:t>
-      </w:r>
-    </w:p>
-    <w:p>
-      <w:pPr>
-        <w:rPr>
-          <w:rFonts w:eastAsia="Times New Roman"/>
-        </w:rPr>
-      </w:pPr>
-      <w:r>
-        <w:rPr>
-          <w:rFonts w:eastAsia="Times New Roman"/>
-        </w:rPr>
-        <w:t>“A vote? To authorize military contracts for the mnemonic matrix?”</w:t>
-      </w:r>
-    </w:p>
-    <w:p>
-      <w:pPr>
-        <w:rPr>
-          <w:rFonts w:eastAsia="Times New Roman"/>
-        </w:rPr>
-      </w:pPr>
-      <w:r>
-        <w:rPr>
-          <w:rFonts w:eastAsia="Times New Roman"/>
-        </w:rPr>
-        <w:t xml:space="preserve"> “Negative. He’s re-introduced the Montreal </w:t>
-      </w:r>
-      <w:r>
-        <w:rPr>
-          <w:rFonts w:eastAsia="Times New Roman"/>
-        </w:rPr>
-        <w:t>Security</w:t>
-      </w:r>
-      <w:r>
-        <w:rPr>
-          <w:rFonts w:eastAsia="Times New Roman"/>
-        </w:rPr>
-        <w:t xml:space="preserve"> Initiative.”</w:t>
-      </w:r>
-    </w:p>
-    <w:p>
-      <w:pPr>
-        <w:rPr>
-          <w:rFonts w:eastAsia="Times New Roman"/>
-        </w:rPr>
-      </w:pPr>
-      <w:r>
-        <w:rPr>
-          <w:rFonts w:eastAsia="Times New Roman"/>
-        </w:rPr>
         <w:t xml:space="preserve">A flicker of wrath </w:t>
       </w:r>
       <w:r>
@@ -10306,21 +10776,7 @@
         <w:rPr>
           <w:rFonts w:eastAsia="Times New Roman"/>
         </w:rPr>
-        <w:t xml:space="preserve"> And Cassandra, find somewhere for your friend to sleep. I don’t care </w:t>
-      </w:r>
-      <w:proofErr w:type="gramStart"/>
-      <w:r>
-        <w:rPr>
-          <w:rFonts w:eastAsia="Times New Roman"/>
-        </w:rPr>
-        <w:t>where</w:t>
-      </w:r>
-      <w:proofErr w:type="gramEnd"/>
-      <w:r>
-        <w:rPr>
-          <w:rFonts w:eastAsia="Times New Roman"/>
-        </w:rPr>
-        <w:t>.</w:t>
+        <w:t xml:space="preserve"> And Cassandra, find somewhere for your friend to sleep. I don’t care where.</w:t>
       </w:r>
       <w:r>
         <w:rPr>
@@ -10514,8 +10970,198 @@
         <w:rPr>
           <w:rFonts w:eastAsia="Times New Roman"/>
         </w:rPr>
+        <w:t>“So, it got shot down before, but he thinks he can get more votes after that shitshow in Athens?”</w:t>
+      </w:r>
+    </w:p>
+    <w:p>
+      <w:pPr>
+        <w:rPr>
+          <w:rFonts w:eastAsia="Times New Roman"/>
+        </w:rPr>
+      </w:pPr>
+      <w:r>
+        <w:rPr>
+          <w:rFonts w:eastAsia="Times New Roman"/>
+        </w:rPr>
+        <w:t>“</w:t>
+      </w:r>
+      <w:r>
+        <w:rPr>
+          <w:rFonts w:eastAsia="Times New Roman"/>
+        </w:rPr>
+        <w:t>In a nutshell, yeah.</w:t>
+      </w:r>
+      <w:r>
+        <w:rPr>
+          <w:rFonts w:eastAsia="Times New Roman"/>
+        </w:rPr>
+        <w:t xml:space="preserve"> </w:t>
+      </w:r>
+      <w:r>
+        <w:rPr>
+          <w:rFonts w:eastAsia="Times New Roman"/>
+        </w:rPr>
+        <w:t xml:space="preserve">Don’t worry about it, though. </w:t>
+      </w:r>
+      <w:r>
+        <w:rPr>
+          <w:rFonts w:eastAsia="Times New Roman"/>
+        </w:rPr>
+        <w:t>I’m sure my mother and Xiang are already trying to figure out how we can sway this in our favor.”</w:t>
+      </w:r>
+    </w:p>
+    <w:p>
+      <w:pPr>
+        <w:rPr>
+          <w:rFonts w:eastAsia="Times New Roman"/>
+        </w:rPr>
+      </w:pPr>
+      <w:r>
+        <w:rPr>
+          <w:rFonts w:eastAsia="Times New Roman"/>
+        </w:rPr>
+        <w:t>“Oh, I’m not worried</w:t>
+      </w:r>
+      <w:r>
+        <w:rPr>
+          <w:rFonts w:eastAsia="Times New Roman"/>
+        </w:rPr>
+        <w:t>. None of my business, anyway</w:t>
+      </w:r>
+      <w:r>
+        <w:rPr>
+          <w:rFonts w:eastAsia="Times New Roman"/>
+        </w:rPr>
+        <w:t>.”</w:t>
+      </w:r>
+    </w:p>
+    <w:p>
+      <w:pPr>
+        <w:rPr>
+          <w:rFonts w:eastAsia="Times New Roman"/>
+        </w:rPr>
+      </w:pPr>
+      <w:r>
+        <w:rPr>
+          <w:rFonts w:eastAsia="Times New Roman"/>
+        </w:rPr>
+        <w:t>Cassandra stopped in front of a door near the northeastern corner of the Cloud Garden and</w:t>
+      </w:r>
+      <w:r>
+        <w:rPr>
+          <w:rFonts w:eastAsia="Times New Roman"/>
+        </w:rPr>
+        <w:t xml:space="preserve"> pressed her thumb against the sensor by its handle. There was a click, and she pulled the door open, allowing Akiko to enter first.</w:t>
+      </w:r>
+    </w:p>
+    <w:p>
+      <w:pPr>
+        <w:rPr>
+          <w:rFonts w:eastAsia="Times New Roman"/>
+        </w:rPr>
+      </w:pPr>
+      <w:r>
+        <w:rPr>
+          <w:rFonts w:eastAsia="Times New Roman"/>
+        </w:rPr>
         <w:lastRenderedPageBreak/>
-        <w:t>“So, it got shot down before, but he thinks he can get more votes after that shitshow in Athens?”</w:t>
+        <w:t xml:space="preserve">Her apartment was </w:t>
+      </w:r>
+      <w:r>
+        <w:rPr>
+          <w:rFonts w:eastAsia="Times New Roman"/>
+        </w:rPr>
+        <w:t>spacious</w:t>
+      </w:r>
+      <w:r>
+        <w:rPr>
+          <w:rFonts w:eastAsia="Times New Roman"/>
+        </w:rPr>
+        <w:t>, though modestly decorated</w:t>
+      </w:r>
+      <w:r>
+        <w:rPr>
+          <w:rFonts w:eastAsia="Times New Roman"/>
+        </w:rPr>
+        <w:t xml:space="preserve"> with an assortment of houseplants, statuettes wrought from jade and marble</w:t>
+      </w:r>
+      <w:r>
+        <w:rPr>
+          <w:rFonts w:eastAsia="Times New Roman"/>
+        </w:rPr>
+        <w:t xml:space="preserve">, and a miniature Zen garden </w:t>
+      </w:r>
+      <w:r>
+        <w:rPr>
+          <w:rFonts w:eastAsia="Times New Roman"/>
+        </w:rPr>
+        <w:t>atop the living room table. A handful of clean but unsorted pots and dishes were stacked near the washing machine</w:t>
+      </w:r>
+      <w:r>
+        <w:rPr>
+          <w:rFonts w:eastAsia="Times New Roman"/>
+        </w:rPr>
+        <w:t xml:space="preserve"> and </w:t>
+      </w:r>
+      <w:r>
+        <w:rPr>
+          <w:rFonts w:eastAsia="Times New Roman"/>
+        </w:rPr>
+        <w:t>a pile of</w:t>
+      </w:r>
+      <w:r>
+        <w:rPr>
+          <w:rFonts w:eastAsia="Times New Roman"/>
+        </w:rPr>
+        <w:t xml:space="preserve"> dirty clothes lay on the floor outside the bedroom, </w:t>
+      </w:r>
+      <w:r>
+        <w:rPr>
+          <w:rFonts w:eastAsia="Times New Roman"/>
+        </w:rPr>
+        <w:t>showing</w:t>
+      </w:r>
+      <w:r>
+        <w:rPr>
+          <w:rFonts w:eastAsia="Times New Roman"/>
+        </w:rPr>
+        <w:t xml:space="preserve"> the haste with which Cassandra had </w:t>
+      </w:r>
+      <w:r>
+        <w:rPr>
+          <w:rFonts w:eastAsia="Times New Roman"/>
+        </w:rPr>
+        <w:t>left</w:t>
+      </w:r>
+      <w:r>
+        <w:rPr>
+          <w:rFonts w:eastAsia="Times New Roman"/>
+        </w:rPr>
+        <w:t xml:space="preserve"> for the conference. Had the incident at the airport not forced her to rush, she would </w:t>
+      </w:r>
+      <w:r>
+        <w:rPr>
+          <w:rFonts w:eastAsia="Times New Roman"/>
+        </w:rPr>
+        <w:t>have never</w:t>
+      </w:r>
+      <w:r>
+        <w:rPr>
+          <w:rFonts w:eastAsia="Times New Roman"/>
+        </w:rPr>
+        <w:t xml:space="preserve"> left </w:t>
+      </w:r>
+      <w:r>
+        <w:rPr>
+          <w:rFonts w:eastAsia="Times New Roman"/>
+        </w:rPr>
+        <w:t>such a mess</w:t>
+      </w:r>
+      <w:r>
+        <w:rPr>
+          <w:rFonts w:eastAsia="Times New Roman"/>
+        </w:rPr>
+        <w:t>.</w:t>
       </w:r>
     </w:p>
     <w:p>
@@ -10534,7 +11180,116 @@
         <w:rPr>
           <w:rFonts w:eastAsia="Times New Roman"/>
         </w:rPr>
-        <w:t>In a nutshell, yeah.</w:t>
+        <w:t xml:space="preserve">The couch is a </w:t>
+      </w:r>
+      <w:r>
+        <w:rPr>
+          <w:rFonts w:eastAsia="Times New Roman"/>
+        </w:rPr>
+        <w:t>fold</w:t>
+      </w:r>
+      <w:r>
+        <w:rPr>
+          <w:rFonts w:eastAsia="Times New Roman"/>
+        </w:rPr>
+        <w:t xml:space="preserve">-out, so you can sleep there. </w:t>
+      </w:r>
+      <w:r>
+        <w:rPr>
+          <w:rFonts w:eastAsia="Times New Roman"/>
+        </w:rPr>
+        <w:t>Sorry</w:t>
+      </w:r>
+      <w:r>
+        <w:rPr>
+          <w:rFonts w:eastAsia="Times New Roman"/>
+        </w:rPr>
+        <w:t xml:space="preserve"> for the mild state of disarray. I hadn’t expected </w:t>
+      </w:r>
+      <w:r>
+        <w:rPr>
+          <w:rFonts w:eastAsia="Times New Roman"/>
+        </w:rPr>
+        <w:t xml:space="preserve">to </w:t>
+      </w:r>
+      <w:r>
+        <w:rPr>
+          <w:rFonts w:eastAsia="Times New Roman"/>
+        </w:rPr>
+        <w:t>have</w:t>
+      </w:r>
+      <w:r>
+        <w:rPr>
+          <w:rFonts w:eastAsia="Times New Roman"/>
+        </w:rPr>
+        <w:t xml:space="preserve"> guests</w:t>
+      </w:r>
+      <w:r>
+        <w:rPr>
+          <w:rFonts w:eastAsia="Times New Roman"/>
+        </w:rPr>
+        <w:t xml:space="preserve">,” she said. </w:t>
+      </w:r>
+    </w:p>
+    <w:p>
+      <w:pPr>
+        <w:rPr>
+          <w:rFonts w:eastAsia="Times New Roman"/>
+        </w:rPr>
+      </w:pPr>
+      <w:r>
+        <w:rPr>
+          <w:rFonts w:eastAsia="Times New Roman"/>
+        </w:rPr>
+        <w:t xml:space="preserve">“Disarray? You call this disarray?” Akiko </w:t>
+      </w:r>
+      <w:r>
+        <w:rPr>
+          <w:rFonts w:eastAsia="Times New Roman"/>
+        </w:rPr>
+        <w:t>laughed</w:t>
+      </w:r>
+      <w:r>
+        <w:rPr>
+          <w:rFonts w:eastAsia="Times New Roman"/>
+        </w:rPr>
+        <w:t xml:space="preserve">. “Come </w:t>
+      </w:r>
+      <w:r>
+        <w:rPr>
+          <w:rFonts w:eastAsia="Times New Roman"/>
+        </w:rPr>
+        <w:t xml:space="preserve">the fuck </w:t>
+      </w:r>
+      <w:r>
+        <w:rPr>
+          <w:rFonts w:eastAsia="Times New Roman"/>
+        </w:rPr>
+        <w:t>on, this is even cleaner than the dorms I saw</w:t>
+      </w:r>
+      <w:r>
+        <w:rPr>
+          <w:rFonts w:eastAsia="Times New Roman"/>
+        </w:rPr>
+        <w:t xml:space="preserve"> in </w:t>
+      </w:r>
+      <w:r>
+        <w:rPr>
+          <w:rFonts w:eastAsia="Times New Roman"/>
+        </w:rPr>
+        <w:t>uni</w:t>
+      </w:r>
+      <w:r>
+        <w:rPr>
+          <w:rFonts w:eastAsia="Times New Roman"/>
+        </w:rPr>
+        <w:t>,</w:t>
+      </w:r>
+      <w:r>
+        <w:rPr>
+          <w:rFonts w:eastAsia="Times New Roman"/>
+        </w:rPr>
+        <w:t xml:space="preserve"> when guys would invite me over</w:t>
       </w:r>
       <w:r>
         <w:rPr>
@@ -10546,32 +11301,32 @@
         <w:rPr>
           <w:rFonts w:eastAsia="Times New Roman"/>
         </w:rPr>
-        <w:t xml:space="preserve">Don’t worry about it, though. </w:t>
-      </w:r>
-      <w:r>
-        <w:rPr>
-          <w:rFonts w:eastAsia="Times New Roman"/>
-        </w:rPr>
-        <w:t>I’m sure my mother and Xiang are already trying to figure out how we can sway this in our favor.”</w:t>
-      </w:r>
-    </w:p>
-    <w:p>
-      <w:pPr>
-        <w:rPr>
-          <w:rFonts w:eastAsia="Times New Roman"/>
-        </w:rPr>
-      </w:pPr>
-      <w:r>
-        <w:rPr>
-          <w:rFonts w:eastAsia="Times New Roman"/>
-        </w:rPr>
-        <w:t>“Oh, I’m not worried</w:t>
-      </w:r>
-      <w:r>
-        <w:rPr>
-          <w:rFonts w:eastAsia="Times New Roman"/>
-        </w:rPr>
-        <w:t>. None of my business, anyway</w:t>
+        <w:t>to try and</w:t>
+      </w:r>
+      <w:r>
+        <w:rPr>
+          <w:rFonts w:eastAsia="Times New Roman"/>
+        </w:rPr>
+        <w:t xml:space="preserve"> get laid.”</w:t>
+      </w:r>
+    </w:p>
+    <w:p>
+      <w:pPr>
+        <w:rPr>
+          <w:rFonts w:eastAsia="Times New Roman"/>
+        </w:rPr>
+      </w:pPr>
+      <w:r>
+        <w:rPr>
+          <w:rFonts w:eastAsia="Times New Roman"/>
+        </w:rPr>
+        <w:t>“</w:t>
+      </w:r>
+      <w:r>
+        <w:rPr>
+          <w:rFonts w:eastAsia="Times New Roman"/>
+        </w:rPr>
+        <w:t>I’d hope you hold me to a higher standard than a hormone-addled schoolboy</w:t>
       </w:r>
       <w:r>
         <w:rPr>
@@ -10590,250 +11345,68 @@
         <w:rPr>
           <w:rFonts w:eastAsia="Times New Roman"/>
         </w:rPr>
-        <w:t>Cassandra stopped in front of a door near the northeastern corner of the Cloud Garden and</w:t>
-      </w:r>
-      <w:r>
-        <w:rPr>
-          <w:rFonts w:eastAsia="Times New Roman"/>
-        </w:rPr>
-        <w:t xml:space="preserve"> pressed her thumb against the sensor by its handle. There was a click, and she pulled the door open, allowing Akiko to enter first.</w:t>
-      </w:r>
-    </w:p>
-    <w:p>
-      <w:pPr>
-        <w:rPr>
-          <w:rFonts w:eastAsia="Times New Roman"/>
-        </w:rPr>
-      </w:pPr>
-      <w:r>
-        <w:rPr>
-          <w:rFonts w:eastAsia="Times New Roman"/>
-        </w:rPr>
-        <w:t xml:space="preserve">Her apartment was </w:t>
-      </w:r>
-      <w:r>
-        <w:rPr>
-          <w:rFonts w:eastAsia="Times New Roman"/>
-        </w:rPr>
-        <w:t>spacious</w:t>
-      </w:r>
-      <w:r>
-        <w:rPr>
-          <w:rFonts w:eastAsia="Times New Roman"/>
-        </w:rPr>
-        <w:t>, though modestly decorated</w:t>
-      </w:r>
-      <w:r>
-        <w:rPr>
-          <w:rFonts w:eastAsia="Times New Roman"/>
-        </w:rPr>
-        <w:t xml:space="preserve"> with an assortment of houseplants, statuettes wrought from jade and marble</w:t>
-      </w:r>
-      <w:r>
-        <w:rPr>
-          <w:rFonts w:eastAsia="Times New Roman"/>
-        </w:rPr>
-        <w:t xml:space="preserve">, and a miniature Zen garden </w:t>
-      </w:r>
-      <w:r>
-        <w:rPr>
-          <w:rFonts w:eastAsia="Times New Roman"/>
-        </w:rPr>
-        <w:t>atop the living room table. A handful of clean but unsorted pots and dishes were stacked near the washing machine</w:t>
-      </w:r>
-      <w:r>
-        <w:rPr>
-          <w:rFonts w:eastAsia="Times New Roman"/>
-        </w:rPr>
-        <w:t xml:space="preserve"> and </w:t>
-      </w:r>
-      <w:r>
-        <w:rPr>
-          <w:rFonts w:eastAsia="Times New Roman"/>
-        </w:rPr>
-        <w:t>a pile of</w:t>
-      </w:r>
-      <w:r>
-        <w:rPr>
-          <w:rFonts w:eastAsia="Times New Roman"/>
-        </w:rPr>
-        <w:t xml:space="preserve"> dirty clothes lay on the floor outside the bedroom, </w:t>
-      </w:r>
-      <w:r>
-        <w:rPr>
-          <w:rFonts w:eastAsia="Times New Roman"/>
-        </w:rPr>
-        <w:t>showing</w:t>
-      </w:r>
-      <w:r>
-        <w:rPr>
-          <w:rFonts w:eastAsia="Times New Roman"/>
-        </w:rPr>
-        <w:t xml:space="preserve"> the haste with which Cassandra had </w:t>
-      </w:r>
-      <w:r>
-        <w:rPr>
-          <w:rFonts w:eastAsia="Times New Roman"/>
-        </w:rPr>
-        <w:t>left</w:t>
-      </w:r>
-      <w:r>
-        <w:rPr>
-          <w:rFonts w:eastAsia="Times New Roman"/>
-        </w:rPr>
-        <w:t xml:space="preserve"> for the conference. Had the incident at the airport not forced her to rush, she would </w:t>
-      </w:r>
-      <w:r>
-        <w:rPr>
-          <w:rFonts w:eastAsia="Times New Roman"/>
-        </w:rPr>
-        <w:t>have never</w:t>
-      </w:r>
-      <w:r>
-        <w:rPr>
-          <w:rFonts w:eastAsia="Times New Roman"/>
-        </w:rPr>
-        <w:t xml:space="preserve"> left </w:t>
-      </w:r>
-      <w:r>
-        <w:rPr>
-          <w:rFonts w:eastAsia="Times New Roman"/>
-        </w:rPr>
-        <w:t>such a mess</w:t>
-      </w:r>
-      <w:r>
-        <w:rPr>
-          <w:rFonts w:eastAsia="Times New Roman"/>
-        </w:rPr>
-        <w:t>.</w:t>
-      </w:r>
-    </w:p>
-    <w:p>
-      <w:pPr>
-        <w:rPr>
-          <w:rFonts w:eastAsia="Times New Roman"/>
-        </w:rPr>
-      </w:pPr>
-      <w:r>
-        <w:rPr>
-          <w:rFonts w:eastAsia="Times New Roman"/>
-        </w:rPr>
-        <w:t>“</w:t>
-      </w:r>
-      <w:r>
-        <w:rPr>
-          <w:rFonts w:eastAsia="Times New Roman"/>
-        </w:rPr>
-        <w:t xml:space="preserve">The couch is a </w:t>
-      </w:r>
-      <w:r>
-        <w:rPr>
-          <w:rFonts w:eastAsia="Times New Roman"/>
-        </w:rPr>
-        <w:t>fold</w:t>
-      </w:r>
-      <w:r>
-        <w:rPr>
-          <w:rFonts w:eastAsia="Times New Roman"/>
-        </w:rPr>
-        <w:t xml:space="preserve">-out, so you can sleep there. </w:t>
-      </w:r>
-      <w:r>
-        <w:rPr>
-          <w:rFonts w:eastAsia="Times New Roman"/>
-        </w:rPr>
-        <w:t>Sorry</w:t>
-      </w:r>
-      <w:r>
-        <w:rPr>
-          <w:rFonts w:eastAsia="Times New Roman"/>
-        </w:rPr>
-        <w:t xml:space="preserve"> for the mild state of disarray. I hadn’t expected </w:t>
-      </w:r>
-      <w:r>
-        <w:rPr>
-          <w:rFonts w:eastAsia="Times New Roman"/>
-        </w:rPr>
-        <w:t xml:space="preserve">to </w:t>
-      </w:r>
-      <w:r>
-        <w:rPr>
-          <w:rFonts w:eastAsia="Times New Roman"/>
-        </w:rPr>
-        <w:t>have</w:t>
-      </w:r>
-      <w:r>
-        <w:rPr>
-          <w:rFonts w:eastAsia="Times New Roman"/>
-        </w:rPr>
-        <w:t xml:space="preserve"> guests</w:t>
-      </w:r>
-      <w:r>
-        <w:rPr>
-          <w:rFonts w:eastAsia="Times New Roman"/>
-        </w:rPr>
-        <w:t xml:space="preserve">,” she said. </w:t>
-      </w:r>
-    </w:p>
-    <w:p>
-      <w:pPr>
-        <w:rPr>
-          <w:rFonts w:eastAsia="Times New Roman"/>
-        </w:rPr>
-      </w:pPr>
-      <w:r>
-        <w:rPr>
-          <w:rFonts w:eastAsia="Times New Roman"/>
-        </w:rPr>
-        <w:t xml:space="preserve">“Disarray? You call this disarray?” Akiko </w:t>
-      </w:r>
-      <w:r>
-        <w:rPr>
-          <w:rFonts w:eastAsia="Times New Roman"/>
-        </w:rPr>
-        <w:t>laughed</w:t>
-      </w:r>
-      <w:r>
-        <w:rPr>
-          <w:rFonts w:eastAsia="Times New Roman"/>
-        </w:rPr>
-        <w:t xml:space="preserve">. “Come </w:t>
-      </w:r>
-      <w:r>
-        <w:rPr>
-          <w:rFonts w:eastAsia="Times New Roman"/>
-        </w:rPr>
-        <w:t xml:space="preserve">the fuck </w:t>
-      </w:r>
-      <w:r>
-        <w:rPr>
-          <w:rFonts w:eastAsia="Times New Roman"/>
-        </w:rPr>
-        <w:t>on, this is even cleaner than the dorms I saw</w:t>
-      </w:r>
-      <w:r>
-        <w:rPr>
-          <w:rFonts w:eastAsia="Times New Roman"/>
-        </w:rPr>
-        <w:t xml:space="preserve"> in </w:t>
-      </w:r>
-      <w:r>
-        <w:rPr>
-          <w:rFonts w:eastAsia="Times New Roman"/>
-        </w:rPr>
-        <w:t>uni</w:t>
-      </w:r>
-      <w:r>
-        <w:rPr>
-          <w:rFonts w:eastAsia="Times New Roman"/>
-        </w:rPr>
-        <w:t>,</w:t>
-      </w:r>
-      <w:r>
-        <w:rPr>
-          <w:rFonts w:eastAsia="Times New Roman"/>
-        </w:rPr>
-        <w:t xml:space="preserve"> when guys would invite me over</w:t>
+        <w:t xml:space="preserve"> “</w:t>
+      </w:r>
+      <w:r>
+        <w:rPr>
+          <w:rFonts w:eastAsia="Times New Roman"/>
+        </w:rPr>
+        <w:t xml:space="preserve">Yeah, </w:t>
+      </w:r>
+      <w:r>
+        <w:rPr>
+          <w:rFonts w:eastAsia="Times New Roman"/>
+        </w:rPr>
+        <w:t xml:space="preserve">I guess. </w:t>
+      </w:r>
+      <w:r>
+        <w:rPr>
+          <w:rFonts w:eastAsia="Times New Roman"/>
+        </w:rPr>
+        <w:t xml:space="preserve">Not like those </w:t>
+      </w:r>
+      <w:r>
+        <w:rPr>
+          <w:rFonts w:eastAsia="Times New Roman"/>
+        </w:rPr>
+        <w:t>dolts</w:t>
+      </w:r>
+      <w:r>
+        <w:rPr>
+          <w:rFonts w:eastAsia="Times New Roman"/>
+        </w:rPr>
+        <w:t xml:space="preserve"> ever</w:t>
+      </w:r>
+      <w:r>
+        <w:rPr>
+          <w:rFonts w:eastAsia="Times New Roman"/>
+        </w:rPr>
+        <w:t xml:space="preserve"> got what they wanted anyway.”</w:t>
+      </w:r>
+    </w:p>
+    <w:p>
+      <w:pPr>
+        <w:rPr>
+          <w:rFonts w:eastAsia="Times New Roman"/>
+        </w:rPr>
+      </w:pPr>
+      <w:r>
+        <w:rPr>
+          <w:rFonts w:eastAsia="Times New Roman"/>
+        </w:rPr>
+        <w:t>Akiko continued to take in the room, until her gaze came to rest on</w:t>
+      </w:r>
+      <w:r>
+        <w:rPr>
+          <w:rFonts w:eastAsia="Times New Roman"/>
+        </w:rPr>
+        <w:t xml:space="preserve"> the </w:t>
+      </w:r>
+      <w:r>
+        <w:rPr>
+          <w:rFonts w:eastAsia="Times New Roman"/>
+        </w:rPr>
+        <w:t>yellow</w:t>
       </w:r>
       <w:r>
         <w:rPr>
@@ -10845,112 +11418,32 @@
         <w:rPr>
           <w:rFonts w:eastAsia="Times New Roman"/>
         </w:rPr>
-        <w:t>to try and</w:t>
-      </w:r>
-      <w:r>
-        <w:rPr>
-          <w:rFonts w:eastAsia="Times New Roman"/>
-        </w:rPr>
-        <w:t xml:space="preserve"> get laid.”</w:t>
-      </w:r>
-    </w:p>
-    <w:p>
-      <w:pPr>
-        <w:rPr>
-          <w:rFonts w:eastAsia="Times New Roman"/>
-        </w:rPr>
-      </w:pPr>
-      <w:r>
-        <w:rPr>
-          <w:rFonts w:eastAsia="Times New Roman"/>
-        </w:rPr>
-        <w:t>“</w:t>
-      </w:r>
-      <w:r>
-        <w:rPr>
-          <w:rFonts w:eastAsia="Times New Roman"/>
-        </w:rPr>
-        <w:t>I’d hope you hold me to a higher standard than a hormone-addled schoolboy</w:t>
-      </w:r>
-      <w:r>
-        <w:rPr>
-          <w:rFonts w:eastAsia="Times New Roman"/>
-        </w:rPr>
-        <w:t>.”</w:t>
-      </w:r>
-    </w:p>
-    <w:p>
-      <w:pPr>
-        <w:rPr>
-          <w:rFonts w:eastAsia="Times New Roman"/>
-        </w:rPr>
-      </w:pPr>
-      <w:r>
-        <w:rPr>
-          <w:rFonts w:eastAsia="Times New Roman"/>
-        </w:rPr>
-        <w:t xml:space="preserve"> “</w:t>
-      </w:r>
-      <w:r>
-        <w:rPr>
-          <w:rFonts w:eastAsia="Times New Roman"/>
-        </w:rPr>
-        <w:t xml:space="preserve">Yeah, </w:t>
-      </w:r>
-      <w:r>
-        <w:rPr>
-          <w:rFonts w:eastAsia="Times New Roman"/>
-        </w:rPr>
-        <w:t xml:space="preserve">I guess. </w:t>
-      </w:r>
-      <w:r>
-        <w:rPr>
-          <w:rFonts w:eastAsia="Times New Roman"/>
-        </w:rPr>
-        <w:t xml:space="preserve">Not like those </w:t>
-      </w:r>
-      <w:r>
-        <w:rPr>
-          <w:rFonts w:eastAsia="Times New Roman"/>
-        </w:rPr>
-        <w:t>dolts</w:t>
-      </w:r>
-      <w:r>
-        <w:rPr>
-          <w:rFonts w:eastAsia="Times New Roman"/>
-        </w:rPr>
-        <w:t xml:space="preserve"> ever</w:t>
-      </w:r>
-      <w:r>
-        <w:rPr>
-          <w:rFonts w:eastAsia="Times New Roman"/>
-        </w:rPr>
-        <w:t xml:space="preserve"> got what they wanted anyway.”</w:t>
-      </w:r>
-    </w:p>
-    <w:p>
-      <w:pPr>
-        <w:rPr>
-          <w:rFonts w:eastAsia="Times New Roman"/>
-        </w:rPr>
-      </w:pPr>
-      <w:r>
-        <w:rPr>
-          <w:rFonts w:eastAsia="Times New Roman"/>
-        </w:rPr>
-        <w:t>Akiko continued to take in the room, until her gaze came to rest on</w:t>
-      </w:r>
-      <w:r>
-        <w:rPr>
-          <w:rFonts w:eastAsia="Times New Roman"/>
-        </w:rPr>
-        <w:t xml:space="preserve"> the </w:t>
-      </w:r>
-      <w:r>
-        <w:rPr>
-          <w:rFonts w:eastAsia="Times New Roman"/>
-        </w:rPr>
-        <w:t>yellow</w:t>
+        <w:t xml:space="preserve">talisman hanging </w:t>
+      </w:r>
+      <w:r>
+        <w:rPr>
+          <w:rFonts w:eastAsia="Times New Roman"/>
+        </w:rPr>
+        <w:t>on</w:t>
+      </w:r>
+      <w:r>
+        <w:rPr>
+          <w:rFonts w:eastAsia="Times New Roman"/>
+        </w:rPr>
+        <w:t xml:space="preserve"> the front door. “And what’s this?” she asked, stepping closer.</w:t>
+      </w:r>
+    </w:p>
+    <w:p>
+      <w:pPr>
+        <w:rPr>
+          <w:rFonts w:eastAsia="Times New Roman"/>
+        </w:rPr>
+      </w:pPr>
+      <w:r>
+        <w:rPr>
+          <w:rFonts w:eastAsia="Times New Roman"/>
+        </w:rPr>
+        <w:t>“Oh, that?</w:t>
       </w:r>
       <w:r>
         <w:rPr>
@@ -10962,43 +11455,6 @@
         <w:rPr>
           <w:rFonts w:eastAsia="Times New Roman"/>
         </w:rPr>
-        <w:t xml:space="preserve">talisman hanging </w:t>
-      </w:r>
-      <w:r>
-        <w:rPr>
-          <w:rFonts w:eastAsia="Times New Roman"/>
-        </w:rPr>
-        <w:t>on</w:t>
-      </w:r>
-      <w:r>
-        <w:rPr>
-          <w:rFonts w:eastAsia="Times New Roman"/>
-        </w:rPr>
-        <w:t xml:space="preserve"> the front door. “And what’s this?” she asked, stepping closer.</w:t>
-      </w:r>
-    </w:p>
-    <w:p>
-      <w:pPr>
-        <w:rPr>
-          <w:rFonts w:eastAsia="Times New Roman"/>
-        </w:rPr>
-      </w:pPr>
-      <w:r>
-        <w:rPr>
-          <w:rFonts w:eastAsia="Times New Roman"/>
-        </w:rPr>
-        <w:t>“Oh, that?</w:t>
-      </w:r>
-      <w:r>
-        <w:rPr>
-          <w:rFonts w:eastAsia="Times New Roman"/>
-        </w:rPr>
-        <w:t xml:space="preserve"> </w:t>
-      </w:r>
-      <w:r>
-        <w:rPr>
-          <w:rFonts w:eastAsia="Times New Roman"/>
-        </w:rPr>
         <w:t>It’s just a</w:t>
       </w:r>
       <w:r>
@@ -11060,7 +11516,6 @@
         <w:rPr>
           <w:rFonts w:eastAsia="Times New Roman"/>
         </w:rPr>
-        <w:lastRenderedPageBreak/>
         <w:t xml:space="preserve">“I actually had something similar in my room back on the </w:t>
       </w:r>
       <w:r>
@@ -11184,6 +11639,7 @@
         <w:rPr>
           <w:rFonts w:eastAsia="Times New Roman"/>
         </w:rPr>
+        <w:lastRenderedPageBreak/>
         <w:t>“Because you grew up on a fleet?”</w:t>
       </w:r>
     </w:p>
@@ -11554,150 +12010,150 @@
         <w:rPr>
           <w:rFonts w:eastAsia="Times New Roman"/>
         </w:rPr>
+        <w:t xml:space="preserve">“You’re right on time. Have a seat,” Shufen said, gesturing towards the many open spaces at the table. </w:t>
+      </w:r>
+    </w:p>
+    <w:p>
+      <w:pPr>
+        <w:rPr>
+          <w:rFonts w:eastAsia="Times New Roman"/>
+        </w:rPr>
+      </w:pPr>
+      <w:r>
+        <w:rPr>
+          <w:rFonts w:eastAsia="Times New Roman"/>
+        </w:rPr>
+        <w:t>“This is it?”</w:t>
+      </w:r>
+    </w:p>
+    <w:p>
+      <w:pPr>
+        <w:rPr>
+          <w:rFonts w:eastAsia="Times New Roman"/>
+        </w:rPr>
+      </w:pPr>
+      <w:r>
+        <w:rPr>
+          <w:rFonts w:eastAsia="Times New Roman"/>
+        </w:rPr>
+        <w:t xml:space="preserve">“Most </w:t>
+      </w:r>
+      <w:r>
+        <w:rPr>
+          <w:rFonts w:eastAsia="Times New Roman"/>
+        </w:rPr>
+        <w:t>people who made it out</w:t>
+      </w:r>
+      <w:r>
+        <w:rPr>
+          <w:rFonts w:eastAsia="Times New Roman"/>
+        </w:rPr>
+        <w:t xml:space="preserve"> </w:t>
+      </w:r>
+      <w:r>
+        <w:rPr>
+          <w:rFonts w:eastAsia="Times New Roman"/>
+        </w:rPr>
+        <w:t xml:space="preserve">of Athens </w:t>
+      </w:r>
+      <w:r>
+        <w:rPr>
+          <w:rFonts w:eastAsia="Times New Roman"/>
+        </w:rPr>
+        <w:t xml:space="preserve">are </w:t>
+      </w:r>
+      <w:r>
+        <w:rPr>
+          <w:rFonts w:eastAsia="Times New Roman"/>
+        </w:rPr>
+        <w:t>busy running around</w:t>
+      </w:r>
+      <w:r>
+        <w:rPr>
+          <w:rFonts w:eastAsia="Times New Roman"/>
+        </w:rPr>
+        <w:t xml:space="preserve"> putting out fires,” Jackson said, leaning as far back in his chair as he could without falling over. </w:t>
+      </w:r>
+      <w:r>
+        <w:rPr>
+          <w:rFonts w:eastAsia="Times New Roman"/>
+        </w:rPr>
+        <w:t>“As before, I’m filling in for my father, so you lot are going to have to put up with me for a little longer.”</w:t>
+      </w:r>
+    </w:p>
+    <w:p>
+      <w:pPr>
+        <w:rPr>
+          <w:rFonts w:eastAsia="Times New Roman"/>
+        </w:rPr>
+      </w:pPr>
+      <w:r>
+        <w:rPr>
+          <w:rFonts w:eastAsia="Times New Roman"/>
+        </w:rPr>
+        <w:t xml:space="preserve">Cassandra nodded and took a seat at the table, as far from any of her colleagues as possible. “So, Montreal </w:t>
+      </w:r>
+      <w:r>
+        <w:rPr>
+          <w:rFonts w:eastAsia="Times New Roman"/>
+        </w:rPr>
+        <w:t>Security</w:t>
+      </w:r>
+      <w:r>
+        <w:rPr>
+          <w:rFonts w:eastAsia="Times New Roman"/>
+        </w:rPr>
+        <w:t xml:space="preserve"> Initiative, right? Lancaster’s pulling that old thing out of the dust bin?” she asked.</w:t>
+      </w:r>
+    </w:p>
+    <w:p>
+      <w:pPr>
+        <w:rPr>
+          <w:rFonts w:eastAsia="Times New Roman"/>
+        </w:rPr>
+      </w:pPr>
+      <w:r>
+        <w:rPr>
+          <w:rFonts w:eastAsia="Times New Roman"/>
+        </w:rPr>
+        <w:t xml:space="preserve">“Unfortunately, yes. </w:t>
+      </w:r>
+      <w:r>
+        <w:rPr>
+          <w:rFonts w:eastAsia="Times New Roman"/>
+        </w:rPr>
+        <w:t>He’s also tacked on an amendment transferring</w:t>
+      </w:r>
+      <w:r>
+        <w:rPr>
+          <w:rFonts w:eastAsia="Times New Roman"/>
+        </w:rPr>
+        <w:t xml:space="preserve"> the mnemonics project</w:t>
+      </w:r>
+      <w:r>
+        <w:rPr>
+          <w:rFonts w:eastAsia="Times New Roman"/>
+        </w:rPr>
+        <w:t xml:space="preserve"> to headquarters</w:t>
+      </w:r>
+      <w:r>
+        <w:rPr>
+          <w:rFonts w:eastAsia="Times New Roman"/>
+        </w:rPr>
+        <w:t>.”</w:t>
+      </w:r>
+    </w:p>
+    <w:p>
+      <w:pPr>
+        <w:rPr>
+          <w:rFonts w:eastAsia="Times New Roman"/>
+        </w:rPr>
+      </w:pPr>
+      <w:r>
+        <w:rPr>
+          <w:rFonts w:eastAsia="Times New Roman"/>
+        </w:rPr>
         <w:lastRenderedPageBreak/>
-        <w:t xml:space="preserve">“You’re right on time. Have a seat,” Shufen said, gesturing towards the many open spaces at the table. </w:t>
-      </w:r>
-    </w:p>
-    <w:p>
-      <w:pPr>
-        <w:rPr>
-          <w:rFonts w:eastAsia="Times New Roman"/>
-        </w:rPr>
-      </w:pPr>
-      <w:r>
-        <w:rPr>
-          <w:rFonts w:eastAsia="Times New Roman"/>
-        </w:rPr>
-        <w:t>“This is it?”</w:t>
-      </w:r>
-    </w:p>
-    <w:p>
-      <w:pPr>
-        <w:rPr>
-          <w:rFonts w:eastAsia="Times New Roman"/>
-        </w:rPr>
-      </w:pPr>
-      <w:r>
-        <w:rPr>
-          <w:rFonts w:eastAsia="Times New Roman"/>
-        </w:rPr>
-        <w:t xml:space="preserve">“Most </w:t>
-      </w:r>
-      <w:r>
-        <w:rPr>
-          <w:rFonts w:eastAsia="Times New Roman"/>
-        </w:rPr>
-        <w:t>people who made it out</w:t>
-      </w:r>
-      <w:r>
-        <w:rPr>
-          <w:rFonts w:eastAsia="Times New Roman"/>
-        </w:rPr>
-        <w:t xml:space="preserve"> </w:t>
-      </w:r>
-      <w:r>
-        <w:rPr>
-          <w:rFonts w:eastAsia="Times New Roman"/>
-        </w:rPr>
-        <w:t xml:space="preserve">of Athens </w:t>
-      </w:r>
-      <w:r>
-        <w:rPr>
-          <w:rFonts w:eastAsia="Times New Roman"/>
-        </w:rPr>
-        <w:t xml:space="preserve">are </w:t>
-      </w:r>
-      <w:r>
-        <w:rPr>
-          <w:rFonts w:eastAsia="Times New Roman"/>
-        </w:rPr>
-        <w:t>busy running around</w:t>
-      </w:r>
-      <w:r>
-        <w:rPr>
-          <w:rFonts w:eastAsia="Times New Roman"/>
-        </w:rPr>
-        <w:t xml:space="preserve"> putting out fires,” Jackson said, leaning as far back in his chair as he could without falling over. </w:t>
-      </w:r>
-      <w:r>
-        <w:rPr>
-          <w:rFonts w:eastAsia="Times New Roman"/>
-        </w:rPr>
-        <w:t>“As before, I’m filling in for my father, so you lot are going to have to put up with me for a little longer.”</w:t>
-      </w:r>
-    </w:p>
-    <w:p>
-      <w:pPr>
-        <w:rPr>
-          <w:rFonts w:eastAsia="Times New Roman"/>
-        </w:rPr>
-      </w:pPr>
-      <w:r>
-        <w:rPr>
-          <w:rFonts w:eastAsia="Times New Roman"/>
-        </w:rPr>
-        <w:t xml:space="preserve">Cassandra nodded and took a seat at the table, as far from any of her colleagues as possible. “So, Montreal </w:t>
-      </w:r>
-      <w:r>
-        <w:rPr>
-          <w:rFonts w:eastAsia="Times New Roman"/>
-        </w:rPr>
-        <w:t>Security</w:t>
-      </w:r>
-      <w:r>
-        <w:rPr>
-          <w:rFonts w:eastAsia="Times New Roman"/>
-        </w:rPr>
-        <w:t xml:space="preserve"> Initiative, right? Lancaster’s pulling that old thing out of the dust bin?” she asked.</w:t>
-      </w:r>
-    </w:p>
-    <w:p>
-      <w:pPr>
-        <w:rPr>
-          <w:rFonts w:eastAsia="Times New Roman"/>
-        </w:rPr>
-      </w:pPr>
-      <w:r>
-        <w:rPr>
-          <w:rFonts w:eastAsia="Times New Roman"/>
-        </w:rPr>
-        <w:t xml:space="preserve">“Unfortunately, yes. </w:t>
-      </w:r>
-      <w:r>
-        <w:rPr>
-          <w:rFonts w:eastAsia="Times New Roman"/>
-        </w:rPr>
-        <w:t>He’s also tacked on an amendment transferring</w:t>
-      </w:r>
-      <w:r>
-        <w:rPr>
-          <w:rFonts w:eastAsia="Times New Roman"/>
-        </w:rPr>
-        <w:t xml:space="preserve"> the mnemonics project</w:t>
-      </w:r>
-      <w:r>
-        <w:rPr>
-          <w:rFonts w:eastAsia="Times New Roman"/>
-        </w:rPr>
-        <w:t xml:space="preserve"> to headquarters</w:t>
-      </w:r>
-      <w:r>
-        <w:rPr>
-          <w:rFonts w:eastAsia="Times New Roman"/>
-        </w:rPr>
-        <w:t>.”</w:t>
-      </w:r>
-    </w:p>
-    <w:p>
-      <w:pPr>
-        <w:rPr>
-          <w:rFonts w:eastAsia="Times New Roman"/>
-        </w:rPr>
-      </w:pPr>
-      <w:r>
-        <w:rPr>
-          <w:rFonts w:eastAsia="Times New Roman"/>
-        </w:rPr>
         <w:t xml:space="preserve">“Which he can then sell to whomever he pleases, </w:t>
       </w:r>
       <w:r>
@@ -12062,7 +12518,6 @@
         <w:rPr>
           <w:rFonts w:eastAsia="Times New Roman"/>
         </w:rPr>
-        <w:lastRenderedPageBreak/>
         <w:t>“Royce was granted a seat several weeks ago as a way to strengthen our company’s partnership with the Skywatch. The reason we’re talking to him is because t</w:t>
       </w:r>
       <w:r>
@@ -12220,6 +12675,7 @@
         <w:rPr>
           <w:rFonts w:eastAsia="Times New Roman"/>
         </w:rPr>
+        <w:lastRenderedPageBreak/>
         <w:t xml:space="preserve">“Call it whatever you like. Just do your jobs.” Shufen slid a folder to each </w:t>
       </w:r>
       <w:r>
@@ -12497,14 +12953,7 @@
         <w:rPr>
           <w:rFonts w:eastAsia="Times New Roman"/>
         </w:rPr>
-        <w:t xml:space="preserve"> I’ve arranged transport for you </w:t>
-      </w:r>
-      <w:r>
-        <w:rPr>
-          <w:rFonts w:eastAsia="Times New Roman"/>
-        </w:rPr>
-        <w:lastRenderedPageBreak/>
-        <w:t xml:space="preserve">aboard the migrant ship </w:t>
+        <w:t xml:space="preserve"> I’ve arranged transport for you aboard the migrant ship </w:t>
       </w:r>
       <w:r>
         <w:rPr>
@@ -12833,353 +13282,347 @@
         <w:rPr>
           <w:rFonts w:eastAsia="Times New Roman"/>
         </w:rPr>
-        <w:t xml:space="preserve">In </w:t>
-      </w:r>
+        <w:t>In this sort of weather, she could lose herself amongst the raindrops, each of them as insignificant as she was.</w:t>
+      </w:r>
+    </w:p>
+    <w:p>
+      <w:pPr>
+        <w:rPr>
+          <w:rFonts w:eastAsia="Times New Roman"/>
+        </w:rPr>
+      </w:pPr>
+      <w:r>
+        <w:rPr>
+          <w:rFonts w:eastAsia="Times New Roman"/>
+        </w:rPr>
+        <w:t xml:space="preserve">Through the reflection in the </w:t>
+      </w:r>
+      <w:r>
+        <w:rPr>
+          <w:rFonts w:eastAsia="Times New Roman"/>
+        </w:rPr>
+        <w:t>window</w:t>
+      </w:r>
+      <w:r>
+        <w:rPr>
+          <w:rFonts w:eastAsia="Times New Roman"/>
+        </w:rPr>
+        <w:t xml:space="preserve">, </w:t>
+      </w:r>
+      <w:r>
+        <w:rPr>
+          <w:rFonts w:eastAsia="Times New Roman"/>
+        </w:rPr>
+        <w:t>she</w:t>
+      </w:r>
+      <w:r>
+        <w:rPr>
+          <w:rFonts w:eastAsia="Times New Roman"/>
+        </w:rPr>
+        <w:t xml:space="preserve"> watched Cassandra </w:t>
+      </w:r>
+      <w:r>
+        <w:rPr>
+          <w:rFonts w:eastAsia="Times New Roman"/>
+        </w:rPr>
+        <w:t>stretching on a plain white yoga mat</w:t>
+      </w:r>
+      <w:r>
+        <w:rPr>
+          <w:rFonts w:eastAsia="Times New Roman"/>
+        </w:rPr>
+        <w:t>.</w:t>
+      </w:r>
+      <w:r>
+        <w:rPr>
+          <w:rFonts w:eastAsia="Times New Roman"/>
+        </w:rPr>
+        <w:t xml:space="preserve"> </w:t>
+      </w:r>
+      <w:r>
+        <w:rPr>
+          <w:rFonts w:eastAsia="Times New Roman"/>
+        </w:rPr>
+        <w:t>Her host was remarkably lively for a woman who had woken up early two days in a row, far from the disheveled mess that Akiko expected</w:t>
+      </w:r>
+      <w:r>
+        <w:rPr>
+          <w:rFonts w:eastAsia="Times New Roman"/>
+        </w:rPr>
+        <w:t xml:space="preserve"> </w:t>
+      </w:r>
+      <w:r>
+        <w:rPr>
+          <w:rFonts w:eastAsia="Times New Roman"/>
+        </w:rPr>
+        <w:t>and, quite frankly, resembled</w:t>
+      </w:r>
+      <w:r>
+        <w:rPr>
+          <w:rFonts w:eastAsia="Times New Roman"/>
+        </w:rPr>
+        <w:t>.</w:t>
+      </w:r>
+      <w:r>
+        <w:rPr>
+          <w:rFonts w:eastAsia="Times New Roman"/>
+        </w:rPr>
+        <w:t xml:space="preserve"> </w:t>
+      </w:r>
+      <w:r>
+        <w:rPr>
+          <w:rFonts w:eastAsia="Times New Roman"/>
+        </w:rPr>
+        <w:t xml:space="preserve">There was some temptation to admire her </w:t>
+      </w:r>
+      <w:r>
+        <w:rPr>
+          <w:rFonts w:eastAsia="Times New Roman"/>
+        </w:rPr>
+        <w:t>figure</w:t>
+      </w:r>
+      <w:r>
+        <w:rPr>
+          <w:rFonts w:eastAsia="Times New Roman"/>
+        </w:rPr>
+        <w:t xml:space="preserve">, but she </w:t>
+      </w:r>
+      <w:r>
+        <w:rPr>
+          <w:rFonts w:eastAsia="Times New Roman"/>
+        </w:rPr>
+        <w:t>didn’t dare</w:t>
+      </w:r>
+      <w:r>
+        <w:rPr>
+          <w:rFonts w:eastAsia="Times New Roman"/>
+        </w:rPr>
+        <w:t xml:space="preserve"> risk </w:t>
+      </w:r>
+      <w:r>
+        <w:rPr>
+          <w:rFonts w:eastAsia="Times New Roman"/>
+        </w:rPr>
+        <w:t>crossing a line with</w:t>
+      </w:r>
+      <w:r>
+        <w:rPr>
+          <w:rFonts w:eastAsia="Times New Roman"/>
+        </w:rPr>
+        <w:t xml:space="preserve"> someone whom, she had to admit, she</w:t>
+      </w:r>
+      <w:r>
+        <w:rPr>
+          <w:rFonts w:eastAsia="Times New Roman"/>
+        </w:rPr>
+        <w:t xml:space="preserve"> </w:t>
+      </w:r>
+      <w:r>
+        <w:rPr>
+          <w:rFonts w:eastAsia="Times New Roman"/>
+        </w:rPr>
+        <w:t>barely knew</w:t>
+      </w:r>
+      <w:r>
+        <w:rPr>
+          <w:rFonts w:eastAsia="Times New Roman"/>
+        </w:rPr>
+        <w:t>.</w:t>
+      </w:r>
+    </w:p>
+    <w:p>
+      <w:pPr>
+        <w:rPr>
+          <w:rFonts w:eastAsia="Times New Roman"/>
+        </w:rPr>
+      </w:pPr>
+      <w:r>
+        <w:rPr>
+          <w:rFonts w:eastAsia="Times New Roman"/>
+        </w:rPr>
+        <w:t>Akiko</w:t>
+      </w:r>
+      <w:r>
+        <w:rPr>
+          <w:rFonts w:eastAsia="Times New Roman"/>
+        </w:rPr>
+        <w:t xml:space="preserve"> was, however, struck by just how </w:t>
+      </w:r>
+      <w:r>
+        <w:rPr>
+          <w:rFonts w:eastAsia="Times New Roman"/>
+        </w:rPr>
+        <w:t>thin</w:t>
+      </w:r>
+      <w:r>
+        <w:rPr>
+          <w:rFonts w:eastAsia="Times New Roman"/>
+        </w:rPr>
+        <w:t xml:space="preserve"> </w:t>
+      </w:r>
+      <w:r>
+        <w:rPr>
+          <w:rFonts w:eastAsia="Times New Roman"/>
+        </w:rPr>
+        <w:t>she</w:t>
+      </w:r>
+      <w:r>
+        <w:rPr>
+          <w:rFonts w:eastAsia="Times New Roman"/>
+        </w:rPr>
+        <w:t xml:space="preserve"> was. </w:t>
+      </w:r>
+      <w:r>
+        <w:rPr>
+          <w:rFonts w:eastAsia="Times New Roman"/>
+        </w:rPr>
+        <w:t xml:space="preserve">While it hadn’t been </w:t>
+      </w:r>
+      <w:r>
+        <w:rPr>
+          <w:rFonts w:eastAsia="Times New Roman"/>
+        </w:rPr>
+        <w:t>apparent</w:t>
+      </w:r>
+      <w:r>
+        <w:rPr>
+          <w:rFonts w:eastAsia="Times New Roman"/>
+        </w:rPr>
+        <w:t xml:space="preserve"> at first,</w:t>
+      </w:r>
+      <w:r>
+        <w:rPr>
+          <w:rFonts w:eastAsia="Times New Roman"/>
+        </w:rPr>
+        <w:t xml:space="preserve"> seeing her with most of her clothes off </w:t>
+      </w:r>
+      <w:r>
+        <w:rPr>
+          <w:rFonts w:eastAsia="Times New Roman"/>
+        </w:rPr>
+        <w:t xml:space="preserve">revealed a remarkably </w:t>
+      </w:r>
+      <w:r>
+        <w:rPr>
+          <w:rFonts w:eastAsia="Times New Roman"/>
+        </w:rPr>
+        <w:t>skinny</w:t>
+      </w:r>
+      <w:r>
+        <w:rPr>
+          <w:rFonts w:eastAsia="Times New Roman"/>
+        </w:rPr>
+        <w:t xml:space="preserve"> </w:t>
+      </w:r>
+      <w:r>
+        <w:rPr>
+          <w:rFonts w:eastAsia="Times New Roman"/>
+        </w:rPr>
+        <w:t>body</w:t>
+      </w:r>
+      <w:r>
+        <w:rPr>
+          <w:rFonts w:eastAsia="Times New Roman"/>
+        </w:rPr>
+        <w:t xml:space="preserve"> – not malnourished, but close to it</w:t>
+      </w:r>
+      <w:r>
+        <w:rPr>
+          <w:rFonts w:eastAsia="Times New Roman"/>
+        </w:rPr>
+        <w:t xml:space="preserve">. </w:t>
+      </w:r>
+      <w:r>
+        <w:rPr>
+          <w:rFonts w:eastAsia="Times New Roman"/>
+        </w:rPr>
+        <w:t>Akiko</w:t>
+      </w:r>
+      <w:r>
+        <w:rPr>
+          <w:rFonts w:eastAsia="Times New Roman"/>
+        </w:rPr>
+        <w:t xml:space="preserve"> </w:t>
+      </w:r>
+      <w:r>
+        <w:rPr>
+          <w:rFonts w:eastAsia="Times New Roman"/>
+        </w:rPr>
+        <w:t xml:space="preserve">wondered for a moment if </w:t>
+      </w:r>
+      <w:r>
+        <w:rPr>
+          <w:rFonts w:eastAsia="Times New Roman"/>
+        </w:rPr>
+        <w:t xml:space="preserve">Cassandra had even once eaten </w:t>
+      </w:r>
+      <w:r>
+        <w:rPr>
+          <w:rFonts w:eastAsia="Times New Roman"/>
+        </w:rPr>
+        <w:t>a full meal</w:t>
+      </w:r>
+      <w:r>
+        <w:rPr>
+          <w:rFonts w:eastAsia="Times New Roman"/>
+        </w:rPr>
+        <w:t xml:space="preserve"> in the short time they’d spent together</w:t>
+      </w:r>
+      <w:r>
+        <w:rPr>
+          <w:rFonts w:eastAsia="Times New Roman"/>
+        </w:rPr>
+        <w:t>, and quickly realized she hadn’t.</w:t>
+      </w:r>
+    </w:p>
+    <w:p>
+      <w:pPr>
+        <w:rPr>
+          <w:rFonts w:eastAsia="Times New Roman"/>
+        </w:rPr>
+      </w:pPr>
+      <w:r>
+        <w:rPr>
+          <w:rFonts w:eastAsia="Times New Roman"/>
+        </w:rPr>
+        <w:t xml:space="preserve">That being none of her business, she turned her eyes back to the </w:t>
+      </w:r>
+      <w:r>
+        <w:rPr>
+          <w:rFonts w:eastAsia="Times New Roman"/>
+        </w:rPr>
+        <w:t>world outside</w:t>
+      </w:r>
+      <w:r>
+        <w:rPr>
+          <w:rFonts w:eastAsia="Times New Roman"/>
+        </w:rPr>
+        <w:t xml:space="preserve">, though not without some lingering </w:t>
+      </w:r>
+      <w:r>
+        <w:rPr>
+          <w:rFonts w:eastAsia="Times New Roman"/>
+        </w:rPr>
+        <w:t>worries</w:t>
+      </w:r>
+      <w:r>
+        <w:rPr>
+          <w:rFonts w:eastAsia="Times New Roman"/>
+        </w:rPr>
+        <w:t xml:space="preserve"> that she didn’t dare interrogate.</w:t>
+      </w:r>
+    </w:p>
+    <w:p>
+      <w:pPr>
+        <w:rPr>
+          <w:rFonts w:eastAsia="Times New Roman"/>
+        </w:rPr>
+      </w:pPr>
       <w:r>
         <w:rPr>
           <w:rFonts w:eastAsia="Times New Roman"/>
         </w:rPr>
         <w:lastRenderedPageBreak/>
-        <w:t>this sort of weather, she could lose herself amongst the raindrops, each of them as insignificant as she was.</w:t>
-      </w:r>
-    </w:p>
-    <w:p>
-      <w:pPr>
-        <w:rPr>
-          <w:rFonts w:eastAsia="Times New Roman"/>
-        </w:rPr>
-      </w:pPr>
-      <w:r>
-        <w:rPr>
-          <w:rFonts w:eastAsia="Times New Roman"/>
-        </w:rPr>
-        <w:t xml:space="preserve">Through the reflection in the </w:t>
-      </w:r>
-      <w:r>
-        <w:rPr>
-          <w:rFonts w:eastAsia="Times New Roman"/>
-        </w:rPr>
-        <w:t>window</w:t>
-      </w:r>
-      <w:r>
-        <w:rPr>
-          <w:rFonts w:eastAsia="Times New Roman"/>
-        </w:rPr>
-        <w:t xml:space="preserve">, </w:t>
-      </w:r>
-      <w:r>
-        <w:rPr>
-          <w:rFonts w:eastAsia="Times New Roman"/>
-        </w:rPr>
-        <w:t>she</w:t>
-      </w:r>
-      <w:r>
-        <w:rPr>
-          <w:rFonts w:eastAsia="Times New Roman"/>
-        </w:rPr>
-        <w:t xml:space="preserve"> watched Cassandra </w:t>
-      </w:r>
-      <w:r>
-        <w:rPr>
-          <w:rFonts w:eastAsia="Times New Roman"/>
-        </w:rPr>
-        <w:t>stretching on a plain white yoga mat</w:t>
-      </w:r>
-      <w:r>
-        <w:rPr>
-          <w:rFonts w:eastAsia="Times New Roman"/>
-        </w:rPr>
-        <w:t>.</w:t>
-      </w:r>
-      <w:r>
-        <w:rPr>
-          <w:rFonts w:eastAsia="Times New Roman"/>
-        </w:rPr>
-        <w:t xml:space="preserve"> </w:t>
-      </w:r>
-      <w:r>
-        <w:rPr>
-          <w:rFonts w:eastAsia="Times New Roman"/>
-        </w:rPr>
-        <w:t>Her host was remarkably lively for a woman who had woken up early two days in a row, far from the disheveled mess that Akiko expected</w:t>
-      </w:r>
-      <w:r>
-        <w:rPr>
-          <w:rFonts w:eastAsia="Times New Roman"/>
-        </w:rPr>
-        <w:t xml:space="preserve"> </w:t>
-      </w:r>
-      <w:r>
-        <w:rPr>
-          <w:rFonts w:eastAsia="Times New Roman"/>
-        </w:rPr>
-        <w:t>and, quite frankly, resembled</w:t>
-      </w:r>
-      <w:r>
-        <w:rPr>
-          <w:rFonts w:eastAsia="Times New Roman"/>
-        </w:rPr>
-        <w:t>.</w:t>
-      </w:r>
-      <w:r>
-        <w:rPr>
-          <w:rFonts w:eastAsia="Times New Roman"/>
-        </w:rPr>
-        <w:t xml:space="preserve"> </w:t>
-      </w:r>
-      <w:r>
-        <w:rPr>
-          <w:rFonts w:eastAsia="Times New Roman"/>
-        </w:rPr>
-        <w:t xml:space="preserve">There was some temptation to admire her </w:t>
-      </w:r>
-      <w:r>
-        <w:rPr>
-          <w:rFonts w:eastAsia="Times New Roman"/>
-        </w:rPr>
-        <w:t>figure</w:t>
-      </w:r>
-      <w:r>
-        <w:rPr>
-          <w:rFonts w:eastAsia="Times New Roman"/>
-        </w:rPr>
-        <w:t xml:space="preserve">, but she </w:t>
-      </w:r>
-      <w:r>
-        <w:rPr>
-          <w:rFonts w:eastAsia="Times New Roman"/>
-        </w:rPr>
-        <w:t>didn’t dare</w:t>
-      </w:r>
-      <w:r>
-        <w:rPr>
-          <w:rFonts w:eastAsia="Times New Roman"/>
-        </w:rPr>
-        <w:t xml:space="preserve"> risk </w:t>
-      </w:r>
-      <w:r>
-        <w:rPr>
-          <w:rFonts w:eastAsia="Times New Roman"/>
-        </w:rPr>
-        <w:t>crossing a line with</w:t>
-      </w:r>
-      <w:r>
-        <w:rPr>
-          <w:rFonts w:eastAsia="Times New Roman"/>
-        </w:rPr>
-        <w:t xml:space="preserve"> someone whom, she had to admit, she</w:t>
-      </w:r>
-      <w:r>
-        <w:rPr>
-          <w:rFonts w:eastAsia="Times New Roman"/>
-        </w:rPr>
-        <w:t xml:space="preserve"> </w:t>
-      </w:r>
-      <w:r>
-        <w:rPr>
-          <w:rFonts w:eastAsia="Times New Roman"/>
-        </w:rPr>
-        <w:t>barely knew</w:t>
-      </w:r>
-      <w:r>
-        <w:rPr>
-          <w:rFonts w:eastAsia="Times New Roman"/>
-        </w:rPr>
-        <w:t>.</w:t>
-      </w:r>
-    </w:p>
-    <w:p>
-      <w:pPr>
-        <w:rPr>
-          <w:rFonts w:eastAsia="Times New Roman"/>
-        </w:rPr>
-      </w:pPr>
-      <w:r>
-        <w:rPr>
-          <w:rFonts w:eastAsia="Times New Roman"/>
-        </w:rPr>
-        <w:t>Akiko</w:t>
-      </w:r>
-      <w:r>
-        <w:rPr>
-          <w:rFonts w:eastAsia="Times New Roman"/>
-        </w:rPr>
-        <w:t xml:space="preserve"> was, however, struck by just how </w:t>
-      </w:r>
-      <w:r>
-        <w:rPr>
-          <w:rFonts w:eastAsia="Times New Roman"/>
-        </w:rPr>
-        <w:t>thin</w:t>
-      </w:r>
-      <w:r>
-        <w:rPr>
-          <w:rFonts w:eastAsia="Times New Roman"/>
-        </w:rPr>
-        <w:t xml:space="preserve"> </w:t>
-      </w:r>
-      <w:r>
-        <w:rPr>
-          <w:rFonts w:eastAsia="Times New Roman"/>
-        </w:rPr>
-        <w:t>she</w:t>
-      </w:r>
-      <w:r>
-        <w:rPr>
-          <w:rFonts w:eastAsia="Times New Roman"/>
-        </w:rPr>
-        <w:t xml:space="preserve"> was. </w:t>
-      </w:r>
-      <w:r>
-        <w:rPr>
-          <w:rFonts w:eastAsia="Times New Roman"/>
-        </w:rPr>
-        <w:t xml:space="preserve">While it hadn’t been </w:t>
-      </w:r>
-      <w:r>
-        <w:rPr>
-          <w:rFonts w:eastAsia="Times New Roman"/>
-        </w:rPr>
-        <w:t>apparent</w:t>
-      </w:r>
-      <w:r>
-        <w:rPr>
-          <w:rFonts w:eastAsia="Times New Roman"/>
-        </w:rPr>
-        <w:t xml:space="preserve"> at first,</w:t>
-      </w:r>
-      <w:r>
-        <w:rPr>
-          <w:rFonts w:eastAsia="Times New Roman"/>
-        </w:rPr>
-        <w:t xml:space="preserve"> seeing her with most of her clothes off </w:t>
-      </w:r>
-      <w:r>
-        <w:rPr>
-          <w:rFonts w:eastAsia="Times New Roman"/>
-        </w:rPr>
-        <w:t xml:space="preserve">revealed a remarkably </w:t>
-      </w:r>
-      <w:r>
-        <w:rPr>
-          <w:rFonts w:eastAsia="Times New Roman"/>
-        </w:rPr>
-        <w:t>skinny</w:t>
-      </w:r>
-      <w:r>
-        <w:rPr>
-          <w:rFonts w:eastAsia="Times New Roman"/>
-        </w:rPr>
-        <w:t xml:space="preserve"> </w:t>
-      </w:r>
-      <w:r>
-        <w:rPr>
-          <w:rFonts w:eastAsia="Times New Roman"/>
-        </w:rPr>
-        <w:t>body</w:t>
-      </w:r>
-      <w:r>
-        <w:rPr>
-          <w:rFonts w:eastAsia="Times New Roman"/>
-        </w:rPr>
-        <w:t xml:space="preserve"> – not malnourished, but close to it</w:t>
-      </w:r>
-      <w:r>
-        <w:rPr>
-          <w:rFonts w:eastAsia="Times New Roman"/>
-        </w:rPr>
-        <w:t xml:space="preserve">. </w:t>
-      </w:r>
-      <w:r>
-        <w:rPr>
-          <w:rFonts w:eastAsia="Times New Roman"/>
-        </w:rPr>
-        <w:t>Akiko</w:t>
-      </w:r>
-      <w:r>
-        <w:rPr>
-          <w:rFonts w:eastAsia="Times New Roman"/>
-        </w:rPr>
-        <w:t xml:space="preserve"> </w:t>
-      </w:r>
-      <w:r>
-        <w:rPr>
-          <w:rFonts w:eastAsia="Times New Roman"/>
-        </w:rPr>
-        <w:t xml:space="preserve">wondered for a moment if </w:t>
-      </w:r>
-      <w:r>
-        <w:rPr>
-          <w:rFonts w:eastAsia="Times New Roman"/>
-        </w:rPr>
-        <w:t xml:space="preserve">Cassandra had even once eaten </w:t>
-      </w:r>
-      <w:r>
-        <w:rPr>
-          <w:rFonts w:eastAsia="Times New Roman"/>
-        </w:rPr>
-        <w:t>a full meal</w:t>
-      </w:r>
-      <w:r>
-        <w:rPr>
-          <w:rFonts w:eastAsia="Times New Roman"/>
-        </w:rPr>
-        <w:t xml:space="preserve"> in the short time they’d spent together</w:t>
-      </w:r>
-      <w:r>
-        <w:rPr>
-          <w:rFonts w:eastAsia="Times New Roman"/>
-        </w:rPr>
-        <w:t>, and quickly realized she hadn’t.</w:t>
-      </w:r>
-    </w:p>
-    <w:p>
-      <w:pPr>
-        <w:rPr>
-          <w:rFonts w:eastAsia="Times New Roman"/>
-        </w:rPr>
-      </w:pPr>
-      <w:r>
-        <w:rPr>
-          <w:rFonts w:eastAsia="Times New Roman"/>
-        </w:rPr>
-        <w:t xml:space="preserve">That being none of her business, she turned her eyes back to the </w:t>
-      </w:r>
-      <w:r>
-        <w:rPr>
-          <w:rFonts w:eastAsia="Times New Roman"/>
-        </w:rPr>
-        <w:t>world outside</w:t>
-      </w:r>
-      <w:r>
-        <w:rPr>
-          <w:rFonts w:eastAsia="Times New Roman"/>
-        </w:rPr>
-        <w:t xml:space="preserve">, though not without some lingering </w:t>
-      </w:r>
-      <w:r>
-        <w:rPr>
-          <w:rFonts w:eastAsia="Times New Roman"/>
-        </w:rPr>
-        <w:t>worries</w:t>
-      </w:r>
-      <w:r>
-        <w:rPr>
-          <w:rFonts w:eastAsia="Times New Roman"/>
-        </w:rPr>
-        <w:t xml:space="preserve"> that she didn’t dare interrogate.</w:t>
-      </w:r>
-    </w:p>
-    <w:p>
-      <w:pPr>
-        <w:rPr>
-          <w:rFonts w:eastAsia="Times New Roman"/>
-        </w:rPr>
-      </w:pPr>
-      <w:r>
-        <w:rPr>
-          <w:rFonts w:eastAsia="Times New Roman"/>
-        </w:rPr>
         <w:t>“Do you want to shower first, or can I?” Cassandra asked once she had finished stretching.</w:t>
       </w:r>
     </w:p>
@@ -13439,193 +13882,187 @@
         <w:rPr>
           <w:rFonts w:eastAsia="Times New Roman"/>
         </w:rPr>
-        <w:t xml:space="preserve"> as if each act had religious significance. </w:t>
-      </w:r>
+        <w:t xml:space="preserve"> as if each act had religious significance. Once everything was done, she rinsed her hands in the sink one last time, and only then was Akiko permitted to use the shower.</w:t>
+      </w:r>
+      <w:r>
+        <w:rPr>
+          <w:rFonts w:eastAsia="Times New Roman"/>
+        </w:rPr>
+        <w:t xml:space="preserve"> </w:t>
+      </w:r>
+      <w:r>
+        <w:rPr>
+          <w:rFonts w:eastAsia="Times New Roman"/>
+        </w:rPr>
+        <w:t xml:space="preserve">She took the day’s clothes in as well, </w:t>
+      </w:r>
+      <w:r>
+        <w:rPr>
+          <w:rFonts w:eastAsia="Times New Roman"/>
+        </w:rPr>
+        <w:t>so that she could change in private.</w:t>
+      </w:r>
+    </w:p>
+    <w:p>
+      <w:pPr>
+        <w:rPr>
+          <w:rFonts w:eastAsia="Times New Roman"/>
+        </w:rPr>
+      </w:pPr>
+      <w:r>
+        <w:rPr>
+          <w:rFonts w:eastAsia="Times New Roman"/>
+        </w:rPr>
+        <w:t xml:space="preserve">By the time she was done, Cassandra had </w:t>
+      </w:r>
+      <w:r>
+        <w:rPr>
+          <w:rFonts w:eastAsia="Times New Roman"/>
+        </w:rPr>
+        <w:t xml:space="preserve">also </w:t>
+      </w:r>
+      <w:r>
+        <w:rPr>
+          <w:rFonts w:eastAsia="Times New Roman"/>
+        </w:rPr>
+        <w:t>dressed herself</w:t>
+      </w:r>
+      <w:r>
+        <w:rPr>
+          <w:rFonts w:eastAsia="Times New Roman"/>
+        </w:rPr>
+        <w:t>,</w:t>
+      </w:r>
+      <w:r>
+        <w:rPr>
+          <w:rFonts w:eastAsia="Times New Roman"/>
+        </w:rPr>
+        <w:t xml:space="preserve"> having selected</w:t>
+      </w:r>
+      <w:r>
+        <w:rPr>
+          <w:rFonts w:eastAsia="Times New Roman"/>
+        </w:rPr>
+        <w:t xml:space="preserve"> a maroon blazer and slacks, and was carefully examining the talisman on the wall </w:t>
+      </w:r>
+      <w:r>
+        <w:rPr>
+          <w:rFonts w:eastAsia="Times New Roman"/>
+        </w:rPr>
+        <w:t>when</w:t>
+      </w:r>
+      <w:r>
+        <w:rPr>
+          <w:rFonts w:eastAsia="Times New Roman"/>
+        </w:rPr>
+        <w:t xml:space="preserve"> she noticed Akiko’s return.</w:t>
+      </w:r>
+    </w:p>
+    <w:p>
+      <w:pPr>
+        <w:rPr>
+          <w:rFonts w:eastAsia="Times New Roman"/>
+        </w:rPr>
+      </w:pPr>
+      <w:r>
+        <w:rPr>
+          <w:rFonts w:eastAsia="Times New Roman"/>
+        </w:rPr>
+        <w:t xml:space="preserve">“Well, don’t you look cute?” she said, gesturing towards Akiko’s </w:t>
+      </w:r>
+      <w:r>
+        <w:rPr>
+          <w:rFonts w:eastAsia="Times New Roman"/>
+        </w:rPr>
+        <w:t>vibrant</w:t>
+      </w:r>
+      <w:r>
+        <w:rPr>
+          <w:rFonts w:eastAsia="Times New Roman"/>
+        </w:rPr>
+        <w:t xml:space="preserve"> </w:t>
+      </w:r>
+      <w:r>
+        <w:rPr>
+          <w:rFonts w:eastAsia="Times New Roman"/>
+        </w:rPr>
+        <w:t>outfit.</w:t>
+      </w:r>
+    </w:p>
+    <w:p>
+      <w:pPr>
+        <w:rPr>
+          <w:rFonts w:eastAsia="Times New Roman"/>
+        </w:rPr>
+      </w:pPr>
+      <w:r>
+        <w:rPr>
+          <w:rFonts w:eastAsia="Times New Roman"/>
+        </w:rPr>
+        <w:t>“What, this? It’s literally just leggings and a tank top.”</w:t>
+      </w:r>
+    </w:p>
+    <w:p>
+      <w:pPr>
+        <w:rPr>
+          <w:rFonts w:eastAsia="Times New Roman"/>
+        </w:rPr>
+      </w:pPr>
+      <w:r>
+        <w:rPr>
+          <w:rFonts w:eastAsia="Times New Roman"/>
+        </w:rPr>
+        <w:t>“Yeah, well, the yellow suits you</w:t>
+      </w:r>
+      <w:r>
+        <w:rPr>
+          <w:rFonts w:eastAsia="Times New Roman"/>
+        </w:rPr>
+        <w:t xml:space="preserve">. </w:t>
+      </w:r>
+      <w:r>
+        <w:rPr>
+          <w:rFonts w:eastAsia="Times New Roman"/>
+        </w:rPr>
+        <w:t>Of course</w:t>
+      </w:r>
+      <w:r>
+        <w:rPr>
+          <w:rFonts w:eastAsia="Times New Roman"/>
+        </w:rPr>
+        <w:t>,</w:t>
+      </w:r>
+      <w:r>
+        <w:rPr>
+          <w:rFonts w:eastAsia="Times New Roman"/>
+        </w:rPr>
+        <w:t xml:space="preserve"> I’m sure you’d look good in anything, but it’s nice to have a little brightness on a day like today.”</w:t>
+      </w:r>
+    </w:p>
+    <w:p>
+      <w:pPr>
+        <w:rPr>
+          <w:rFonts w:eastAsia="Times New Roman"/>
+        </w:rPr>
+      </w:pPr>
+      <w:r>
+        <w:rPr>
+          <w:rFonts w:eastAsia="Times New Roman"/>
+        </w:rPr>
+        <w:t>“Glad you approve, I guess.”</w:t>
+      </w:r>
+    </w:p>
+    <w:p>
+      <w:pPr>
+        <w:rPr>
+          <w:rFonts w:eastAsia="Times New Roman"/>
+        </w:rPr>
+      </w:pPr>
       <w:r>
         <w:rPr>
           <w:rFonts w:eastAsia="Times New Roman"/>
         </w:rPr>
         <w:lastRenderedPageBreak/>
-        <w:t>Once everything was done, she rinsed her hands in the sink one last time, and only then was Akiko permitted to use the shower.</w:t>
-      </w:r>
-      <w:r>
-        <w:rPr>
-          <w:rFonts w:eastAsia="Times New Roman"/>
-        </w:rPr>
-        <w:t xml:space="preserve"> </w:t>
-      </w:r>
-      <w:r>
-        <w:rPr>
-          <w:rFonts w:eastAsia="Times New Roman"/>
-        </w:rPr>
-        <w:t xml:space="preserve">She took the day’s clothes in as well, </w:t>
-      </w:r>
-      <w:r>
-        <w:rPr>
-          <w:rFonts w:eastAsia="Times New Roman"/>
-        </w:rPr>
-        <w:t>so that she could change in private.</w:t>
-      </w:r>
-    </w:p>
-    <w:p>
-      <w:pPr>
-        <w:rPr>
-          <w:rFonts w:eastAsia="Times New Roman"/>
-        </w:rPr>
-      </w:pPr>
-      <w:r>
-        <w:rPr>
-          <w:rFonts w:eastAsia="Times New Roman"/>
-        </w:rPr>
-        <w:t xml:space="preserve">By the time she was done, Cassandra had </w:t>
-      </w:r>
-      <w:r>
-        <w:rPr>
-          <w:rFonts w:eastAsia="Times New Roman"/>
-        </w:rPr>
-        <w:t xml:space="preserve">also </w:t>
-      </w:r>
-      <w:r>
-        <w:rPr>
-          <w:rFonts w:eastAsia="Times New Roman"/>
-        </w:rPr>
-        <w:t>dressed herself</w:t>
-      </w:r>
-      <w:r>
-        <w:rPr>
-          <w:rFonts w:eastAsia="Times New Roman"/>
-        </w:rPr>
-        <w:t>,</w:t>
-      </w:r>
-      <w:r>
-        <w:rPr>
-          <w:rFonts w:eastAsia="Times New Roman"/>
-        </w:rPr>
-        <w:t xml:space="preserve"> having selected</w:t>
-      </w:r>
-      <w:r>
-        <w:rPr>
-          <w:rFonts w:eastAsia="Times New Roman"/>
-        </w:rPr>
-        <w:t xml:space="preserve"> a maroon blazer and slacks, and was carefully examining the talisman on the wall </w:t>
-      </w:r>
-      <w:r>
-        <w:rPr>
-          <w:rFonts w:eastAsia="Times New Roman"/>
-        </w:rPr>
-        <w:t>when</w:t>
-      </w:r>
-      <w:r>
-        <w:rPr>
-          <w:rFonts w:eastAsia="Times New Roman"/>
-        </w:rPr>
-        <w:t xml:space="preserve"> she noticed Akiko’s return.</w:t>
-      </w:r>
-    </w:p>
-    <w:p>
-      <w:pPr>
-        <w:rPr>
-          <w:rFonts w:eastAsia="Times New Roman"/>
-        </w:rPr>
-      </w:pPr>
-      <w:r>
-        <w:rPr>
-          <w:rFonts w:eastAsia="Times New Roman"/>
-        </w:rPr>
-        <w:t xml:space="preserve">“Well, don’t you look cute?” she said, gesturing towards Akiko’s </w:t>
-      </w:r>
-      <w:r>
-        <w:rPr>
-          <w:rFonts w:eastAsia="Times New Roman"/>
-        </w:rPr>
-        <w:t>vibrant</w:t>
-      </w:r>
-      <w:r>
-        <w:rPr>
-          <w:rFonts w:eastAsia="Times New Roman"/>
-        </w:rPr>
-        <w:t xml:space="preserve"> </w:t>
-      </w:r>
-      <w:r>
-        <w:rPr>
-          <w:rFonts w:eastAsia="Times New Roman"/>
-        </w:rPr>
-        <w:t>outfit.</w:t>
-      </w:r>
-    </w:p>
-    <w:p>
-      <w:pPr>
-        <w:rPr>
-          <w:rFonts w:eastAsia="Times New Roman"/>
-        </w:rPr>
-      </w:pPr>
-      <w:r>
-        <w:rPr>
-          <w:rFonts w:eastAsia="Times New Roman"/>
-        </w:rPr>
-        <w:t>“What, this? It’s literally just leggings and a tank top.”</w:t>
-      </w:r>
-    </w:p>
-    <w:p>
-      <w:pPr>
-        <w:rPr>
-          <w:rFonts w:eastAsia="Times New Roman"/>
-        </w:rPr>
-      </w:pPr>
-      <w:r>
-        <w:rPr>
-          <w:rFonts w:eastAsia="Times New Roman"/>
-        </w:rPr>
-        <w:t>“Yeah, well, the yellow suits you</w:t>
-      </w:r>
-      <w:r>
-        <w:rPr>
-          <w:rFonts w:eastAsia="Times New Roman"/>
-        </w:rPr>
-        <w:t xml:space="preserve">. </w:t>
-      </w:r>
-      <w:r>
-        <w:rPr>
-          <w:rFonts w:eastAsia="Times New Roman"/>
-        </w:rPr>
-        <w:t>Of course</w:t>
-      </w:r>
-      <w:r>
-        <w:rPr>
-          <w:rFonts w:eastAsia="Times New Roman"/>
-        </w:rPr>
-        <w:t>,</w:t>
-      </w:r>
-      <w:r>
-        <w:rPr>
-          <w:rFonts w:eastAsia="Times New Roman"/>
-        </w:rPr>
-        <w:t xml:space="preserve"> I’m sure you’d look good in anything, but it’s nice to have a little brightness on a day like today.”</w:t>
-      </w:r>
-    </w:p>
-    <w:p>
-      <w:pPr>
-        <w:rPr>
-          <w:rFonts w:eastAsia="Times New Roman"/>
-        </w:rPr>
-      </w:pPr>
-      <w:r>
-        <w:rPr>
-          <w:rFonts w:eastAsia="Times New Roman"/>
-        </w:rPr>
-        <w:t>“Glad you approve, I guess.”</w:t>
-      </w:r>
-    </w:p>
-    <w:p>
-      <w:pPr>
-        <w:rPr>
-          <w:rFonts w:eastAsia="Times New Roman"/>
-        </w:rPr>
-      </w:pPr>
-      <w:r>
-        <w:rPr>
-          <w:rFonts w:eastAsia="Times New Roman"/>
-        </w:rPr>
         <w:t>As they spoke, Cassandra carefully removed the talisman from the wall, folded it into a neat square, and slipped it into her pocket. Although Akiko questioned her attachment to a gift from an ex-partner whose power she didn’t even believe in, she knew better than to bring it up.</w:t>
       </w:r>
     </w:p>
@@ -13839,51 +14276,329 @@
         <w:rPr>
           <w:rFonts w:eastAsia="Times New Roman"/>
         </w:rPr>
+        <w:t xml:space="preserve">“You’re not. I’d rather send one of </w:t>
+      </w:r>
+      <w:r>
+        <w:rPr>
+          <w:rFonts w:eastAsia="Times New Roman"/>
+        </w:rPr>
+        <w:t>our</w:t>
+      </w:r>
+      <w:r>
+        <w:rPr>
+          <w:rFonts w:eastAsia="Times New Roman"/>
+        </w:rPr>
+        <w:t xml:space="preserve"> trained guards. Unfortunately, my mother’s afraid of poking the bear, and refused my request</w:t>
+      </w:r>
+      <w:r>
+        <w:rPr>
+          <w:rFonts w:eastAsia="Times New Roman"/>
+        </w:rPr>
+        <w:t xml:space="preserve"> for personnel</w:t>
+      </w:r>
+      <w:r>
+        <w:rPr>
+          <w:rFonts w:eastAsia="Times New Roman"/>
+        </w:rPr>
+        <w:t>.”</w:t>
+      </w:r>
+    </w:p>
+    <w:p>
+      <w:pPr>
+        <w:rPr>
+          <w:rFonts w:eastAsia="Times New Roman"/>
+        </w:rPr>
+      </w:pPr>
+      <w:r>
+        <w:rPr>
+          <w:rFonts w:eastAsia="Times New Roman"/>
+        </w:rPr>
+        <w:t>“</w:t>
+      </w:r>
+      <w:r>
+        <w:rPr>
+          <w:rFonts w:eastAsia="Times New Roman"/>
+        </w:rPr>
+        <w:t>And you’re</w:t>
+      </w:r>
+      <w:r>
+        <w:rPr>
+          <w:rFonts w:eastAsia="Times New Roman"/>
+        </w:rPr>
+        <w:t xml:space="preserve"> </w:t>
+      </w:r>
+      <w:r>
+        <w:rPr>
+          <w:rFonts w:eastAsia="Times New Roman"/>
+        </w:rPr>
+        <w:t>going against her orders</w:t>
+      </w:r>
+      <w:r>
+        <w:rPr>
+          <w:rFonts w:eastAsia="Times New Roman"/>
+        </w:rPr>
+        <w:t xml:space="preserve">?” </w:t>
+      </w:r>
+    </w:p>
+    <w:p>
+      <w:pPr>
+        <w:rPr>
+          <w:rFonts w:eastAsia="Times New Roman"/>
+        </w:rPr>
+      </w:pPr>
+      <w:r>
+        <w:rPr>
+          <w:rFonts w:eastAsia="Times New Roman"/>
+        </w:rPr>
+        <w:t xml:space="preserve">“Technically, she didn’t say I couldn’t do it, just that I couldn’t use company resources. She said if we’re </w:t>
+      </w:r>
+      <w:r>
+        <w:rPr>
+          <w:rFonts w:eastAsia="Times New Roman"/>
+        </w:rPr>
+        <w:t>found out</w:t>
+      </w:r>
+      <w:r>
+        <w:rPr>
+          <w:rFonts w:eastAsia="Times New Roman"/>
+        </w:rPr>
+        <w:t>, our chances of winning over Director Royce go down the drain.</w:t>
+      </w:r>
+      <w:r>
+        <w:rPr>
+          <w:rFonts w:eastAsia="Times New Roman"/>
+        </w:rPr>
+        <w:t xml:space="preserve"> Which, I admit, is a risk.”</w:t>
+      </w:r>
+    </w:p>
+    <w:p>
+      <w:pPr>
+        <w:rPr>
+          <w:rFonts w:eastAsia="Times New Roman"/>
+        </w:rPr>
+      </w:pPr>
+      <w:r>
+        <w:rPr>
+          <w:rFonts w:eastAsia="Times New Roman"/>
+        </w:rPr>
+        <w:t xml:space="preserve">“So, just don’t get caught? Great plan, and all, but I’m no </w:t>
+      </w:r>
+      <w:r>
+        <w:rPr>
+          <w:rFonts w:eastAsia="Times New Roman"/>
+        </w:rPr>
+        <w:t>cat burglar</w:t>
+      </w:r>
+      <w:r>
+        <w:rPr>
+          <w:rFonts w:eastAsia="Times New Roman"/>
+        </w:rPr>
+        <w:t xml:space="preserve">. I’m </w:t>
+      </w:r>
+      <w:r>
+        <w:rPr>
+          <w:rFonts w:eastAsia="Times New Roman"/>
+        </w:rPr>
+        <w:t>just some nobody you plucked off the street.</w:t>
+      </w:r>
+      <w:r>
+        <w:rPr>
+          <w:rFonts w:eastAsia="Times New Roman"/>
+        </w:rPr>
+        <w:t xml:space="preserve"> </w:t>
+      </w:r>
+      <w:r>
+        <w:rPr>
+          <w:rFonts w:eastAsia="Times New Roman"/>
+        </w:rPr>
+        <w:t>Worse</w:t>
+      </w:r>
+      <w:r>
+        <w:rPr>
+          <w:rFonts w:eastAsia="Times New Roman"/>
+        </w:rPr>
+        <w:t>, I’ve been detained there before, so who knows if they’ll still recognize me?”</w:t>
+      </w:r>
+    </w:p>
+    <w:p>
+      <w:pPr>
+        <w:rPr>
+          <w:rFonts w:eastAsia="Times New Roman"/>
+        </w:rPr>
+      </w:pPr>
+      <w:r>
+        <w:rPr>
+          <w:rFonts w:eastAsia="Times New Roman"/>
+        </w:rPr>
+        <w:t>“</w:t>
+      </w:r>
+      <w:r>
+        <w:rPr>
+          <w:rFonts w:eastAsia="Times New Roman"/>
+        </w:rPr>
+        <w:t xml:space="preserve">The Skywatch office in Montreal is a newer one, and its physical security is </w:t>
+      </w:r>
+      <w:r>
+        <w:rPr>
+          <w:rFonts w:eastAsia="Times New Roman"/>
+        </w:rPr>
+        <w:t xml:space="preserve">still </w:t>
+      </w:r>
+      <w:r>
+        <w:rPr>
+          <w:rFonts w:eastAsia="Times New Roman"/>
+        </w:rPr>
+        <w:t xml:space="preserve">pretty lax. </w:t>
+      </w:r>
+      <w:r>
+        <w:rPr>
+          <w:rFonts w:eastAsia="Times New Roman"/>
+        </w:rPr>
+        <w:t>I’ll</w:t>
+      </w:r>
+      <w:r>
+        <w:rPr>
+          <w:rFonts w:eastAsia="Times New Roman"/>
+        </w:rPr>
+        <w:t xml:space="preserve"> get you clearance to enter, then all you have to do is plug a USB drive into their network, </w:t>
+      </w:r>
+      <w:r>
+        <w:rPr>
+          <w:rFonts w:eastAsia="Times New Roman"/>
+        </w:rPr>
         <w:lastRenderedPageBreak/>
-        <w:t xml:space="preserve">“You’re not. I’d rather send one of </w:t>
-      </w:r>
-      <w:r>
-        <w:rPr>
-          <w:rFonts w:eastAsia="Times New Roman"/>
-        </w:rPr>
-        <w:t>our</w:t>
-      </w:r>
-      <w:r>
-        <w:rPr>
-          <w:rFonts w:eastAsia="Times New Roman"/>
-        </w:rPr>
-        <w:t xml:space="preserve"> trained guards. Unfortunately, my mother’s afraid of poking the bear, and refused my request</w:t>
-      </w:r>
-      <w:r>
-        <w:rPr>
-          <w:rFonts w:eastAsia="Times New Roman"/>
-        </w:rPr>
-        <w:t xml:space="preserve"> for personnel</w:t>
-      </w:r>
-      <w:r>
-        <w:rPr>
-          <w:rFonts w:eastAsia="Times New Roman"/>
-        </w:rPr>
-        <w:t>.”</w:t>
-      </w:r>
-    </w:p>
-    <w:p>
-      <w:pPr>
-        <w:rPr>
-          <w:rFonts w:eastAsia="Times New Roman"/>
-        </w:rPr>
-      </w:pPr>
-      <w:r>
-        <w:rPr>
-          <w:rFonts w:eastAsia="Times New Roman"/>
-        </w:rPr>
-        <w:t>“</w:t>
-      </w:r>
-      <w:r>
-        <w:rPr>
-          <w:rFonts w:eastAsia="Times New Roman"/>
-        </w:rPr>
-        <w:t>And you’re</w:t>
+        <w:t>and malware will take it from there. If we had more time, we could try a phishing scam to try and get remote access, but we don’t, so…”</w:t>
+      </w:r>
+    </w:p>
+    <w:p>
+      <w:pPr>
+        <w:rPr>
+          <w:rFonts w:eastAsia="Times New Roman"/>
+        </w:rPr>
+      </w:pPr>
+      <w:r>
+        <w:rPr>
+          <w:rFonts w:eastAsia="Times New Roman"/>
+        </w:rPr>
+        <w:t xml:space="preserve">Her </w:t>
+      </w:r>
+      <w:r>
+        <w:rPr>
+          <w:rFonts w:eastAsia="Times New Roman"/>
+        </w:rPr>
+        <w:t>scheme</w:t>
+      </w:r>
+      <w:r>
+        <w:rPr>
+          <w:rFonts w:eastAsia="Times New Roman"/>
+        </w:rPr>
+        <w:t xml:space="preserve"> sounded deceptively simple. However,</w:t>
+      </w:r>
+      <w:r>
+        <w:rPr>
+          <w:rFonts w:eastAsia="Times New Roman"/>
+        </w:rPr>
+        <w:t xml:space="preserve"> Akiko was not without a sense of self-preservation, and that </w:t>
+      </w:r>
+      <w:r>
+        <w:rPr>
+          <w:rFonts w:eastAsia="Times New Roman"/>
+        </w:rPr>
+        <w:t>sense was keen to remind her that inserting herself into company politics, by committing a crime no less, was the exact opposite of keeping her head down. Much better to live a comfy life at the Cloud Garden for as long as it took her to get back on her feet, and keep a wide berth from this nonsense.</w:t>
+      </w:r>
+    </w:p>
+    <w:p>
+      <w:pPr>
+        <w:rPr>
+          <w:rFonts w:eastAsia="Times New Roman"/>
+        </w:rPr>
+      </w:pPr>
+      <w:r>
+        <w:rPr>
+          <w:rFonts w:eastAsia="Times New Roman"/>
+        </w:rPr>
+        <w:t>It</w:t>
+      </w:r>
+      <w:r>
+        <w:rPr>
+          <w:rFonts w:eastAsia="Times New Roman"/>
+        </w:rPr>
+        <w:t xml:space="preserve"> was time to test Cassandra’s honesty.</w:t>
+      </w:r>
+    </w:p>
+    <w:p>
+      <w:pPr>
+        <w:rPr>
+          <w:rFonts w:eastAsia="Times New Roman"/>
+        </w:rPr>
+      </w:pPr>
+      <w:r>
+        <w:rPr>
+          <w:rFonts w:eastAsia="Times New Roman"/>
+        </w:rPr>
+        <w:t>“I’m sorry, I can’t do that,” Akiko said. “</w:t>
+      </w:r>
+      <w:r>
+        <w:rPr>
+          <w:rFonts w:eastAsia="Times New Roman"/>
+        </w:rPr>
+        <w:t>I’ve nearly been arrested, like, twice in the past week, so I’m not gonna commit an actual crime and give these dickheads another reason to come after me.”</w:t>
+      </w:r>
+    </w:p>
+    <w:p>
+      <w:pPr>
+        <w:rPr>
+          <w:rFonts w:eastAsia="Times New Roman"/>
+        </w:rPr>
+      </w:pPr>
+      <w:r>
+        <w:rPr>
+          <w:rFonts w:eastAsia="Times New Roman"/>
+        </w:rPr>
+        <w:t xml:space="preserve">She expected Cassandra to be angry, to renege on </w:t>
+      </w:r>
+      <w:r>
+        <w:rPr>
+          <w:rFonts w:eastAsia="Times New Roman"/>
+        </w:rPr>
+        <w:t>their agreement</w:t>
+      </w:r>
+      <w:r>
+        <w:rPr>
+          <w:rFonts w:eastAsia="Times New Roman"/>
+        </w:rPr>
+        <w:t xml:space="preserve"> and throw her out on the street, but that didn’t happen. Instead, </w:t>
+      </w:r>
+      <w:r>
+        <w:rPr>
+          <w:rFonts w:eastAsia="Times New Roman"/>
+        </w:rPr>
+        <w:t xml:space="preserve">to her surprise, </w:t>
+      </w:r>
+      <w:r>
+        <w:rPr>
+          <w:rFonts w:eastAsia="Times New Roman"/>
+        </w:rPr>
+        <w:t xml:space="preserve">she was treated with </w:t>
+      </w:r>
+      <w:r>
+        <w:rPr>
+          <w:rFonts w:eastAsia="Times New Roman"/>
+        </w:rPr>
+        <w:t>nothing more than a respectful nod.</w:t>
+      </w:r>
+    </w:p>
+    <w:p>
+      <w:pPr>
+        <w:rPr>
+          <w:rFonts w:eastAsia="Times New Roman"/>
+        </w:rPr>
+      </w:pPr>
+      <w:r>
+        <w:rPr>
+          <w:rFonts w:eastAsia="Times New Roman"/>
+        </w:rPr>
+        <w:t>“Very well. I hope I haven’t overstepped any boundaries by asking,” Cassandra said.</w:t>
       </w:r>
       <w:r>
         <w:rPr>
@@ -13895,278 +14610,6 @@
         <w:rPr>
           <w:rFonts w:eastAsia="Times New Roman"/>
         </w:rPr>
-        <w:t>going against her orders</w:t>
-      </w:r>
-      <w:r>
-        <w:rPr>
-          <w:rFonts w:eastAsia="Times New Roman"/>
-        </w:rPr>
-        <w:t xml:space="preserve">?” </w:t>
-      </w:r>
-    </w:p>
-    <w:p>
-      <w:pPr>
-        <w:rPr>
-          <w:rFonts w:eastAsia="Times New Roman"/>
-        </w:rPr>
-      </w:pPr>
-      <w:r>
-        <w:rPr>
-          <w:rFonts w:eastAsia="Times New Roman"/>
-        </w:rPr>
-        <w:t xml:space="preserve">“Technically, she didn’t say I couldn’t do it, just that I couldn’t use company resources. She said if we’re </w:t>
-      </w:r>
-      <w:r>
-        <w:rPr>
-          <w:rFonts w:eastAsia="Times New Roman"/>
-        </w:rPr>
-        <w:t>found out</w:t>
-      </w:r>
-      <w:r>
-        <w:rPr>
-          <w:rFonts w:eastAsia="Times New Roman"/>
-        </w:rPr>
-        <w:t>, our chances of winning over Director Royce go down the drain.</w:t>
-      </w:r>
-      <w:r>
-        <w:rPr>
-          <w:rFonts w:eastAsia="Times New Roman"/>
-        </w:rPr>
-        <w:t xml:space="preserve"> Which, I admit, is a risk.”</w:t>
-      </w:r>
-    </w:p>
-    <w:p>
-      <w:pPr>
-        <w:rPr>
-          <w:rFonts w:eastAsia="Times New Roman"/>
-        </w:rPr>
-      </w:pPr>
-      <w:r>
-        <w:rPr>
-          <w:rFonts w:eastAsia="Times New Roman"/>
-        </w:rPr>
-        <w:t xml:space="preserve">“So, just don’t get caught? Great plan, and all, but I’m no </w:t>
-      </w:r>
-      <w:r>
-        <w:rPr>
-          <w:rFonts w:eastAsia="Times New Roman"/>
-        </w:rPr>
-        <w:t>cat burglar</w:t>
-      </w:r>
-      <w:r>
-        <w:rPr>
-          <w:rFonts w:eastAsia="Times New Roman"/>
-        </w:rPr>
-        <w:t xml:space="preserve">. I’m </w:t>
-      </w:r>
-      <w:r>
-        <w:rPr>
-          <w:rFonts w:eastAsia="Times New Roman"/>
-        </w:rPr>
-        <w:t>just some nobody you plucked off the street.</w:t>
-      </w:r>
-      <w:r>
-        <w:rPr>
-          <w:rFonts w:eastAsia="Times New Roman"/>
-        </w:rPr>
-        <w:t xml:space="preserve"> </w:t>
-      </w:r>
-      <w:r>
-        <w:rPr>
-          <w:rFonts w:eastAsia="Times New Roman"/>
-        </w:rPr>
-        <w:t>Worse</w:t>
-      </w:r>
-      <w:r>
-        <w:rPr>
-          <w:rFonts w:eastAsia="Times New Roman"/>
-        </w:rPr>
-        <w:t>, I’ve been detained there before, so who knows if they’ll still recognize me?”</w:t>
-      </w:r>
-    </w:p>
-    <w:p>
-      <w:pPr>
-        <w:rPr>
-          <w:rFonts w:eastAsia="Times New Roman"/>
-        </w:rPr>
-      </w:pPr>
-      <w:r>
-        <w:rPr>
-          <w:rFonts w:eastAsia="Times New Roman"/>
-        </w:rPr>
-        <w:t>“</w:t>
-      </w:r>
-      <w:r>
-        <w:rPr>
-          <w:rFonts w:eastAsia="Times New Roman"/>
-        </w:rPr>
-        <w:t xml:space="preserve">The Skywatch office in Montreal is a newer one, and its physical security is </w:t>
-      </w:r>
-      <w:r>
-        <w:rPr>
-          <w:rFonts w:eastAsia="Times New Roman"/>
-        </w:rPr>
-        <w:t xml:space="preserve">still </w:t>
-      </w:r>
-      <w:r>
-        <w:rPr>
-          <w:rFonts w:eastAsia="Times New Roman"/>
-        </w:rPr>
-        <w:t xml:space="preserve">pretty lax. </w:t>
-      </w:r>
-      <w:r>
-        <w:rPr>
-          <w:rFonts w:eastAsia="Times New Roman"/>
-        </w:rPr>
-        <w:t>I’ll</w:t>
-      </w:r>
-      <w:r>
-        <w:rPr>
-          <w:rFonts w:eastAsia="Times New Roman"/>
-        </w:rPr>
-        <w:t xml:space="preserve"> get you clearance to enter, then all you have to do is plug a USB drive into their network, and malware will take it from there. If we had more time, we could try a phishing scam to try and get remote access, but we don’t, so…”</w:t>
-      </w:r>
-    </w:p>
-    <w:p>
-      <w:pPr>
-        <w:rPr>
-          <w:rFonts w:eastAsia="Times New Roman"/>
-        </w:rPr>
-      </w:pPr>
-      <w:r>
-        <w:rPr>
-          <w:rFonts w:eastAsia="Times New Roman"/>
-        </w:rPr>
-        <w:t xml:space="preserve">Her </w:t>
-      </w:r>
-      <w:r>
-        <w:rPr>
-          <w:rFonts w:eastAsia="Times New Roman"/>
-        </w:rPr>
-        <w:t>scheme</w:t>
-      </w:r>
-      <w:r>
-        <w:rPr>
-          <w:rFonts w:eastAsia="Times New Roman"/>
-        </w:rPr>
-        <w:t xml:space="preserve"> sounded deceptively simple. However,</w:t>
-      </w:r>
-      <w:r>
-        <w:rPr>
-          <w:rFonts w:eastAsia="Times New Roman"/>
-        </w:rPr>
-        <w:t xml:space="preserve"> Akiko was not without a sense of self-preservation, and that </w:t>
-      </w:r>
-      <w:r>
-        <w:rPr>
-          <w:rFonts w:eastAsia="Times New Roman"/>
-        </w:rPr>
-        <w:t>sense was keen to remind her that inserting herself into company politics, by committing a crime no less, was the exact opposite of keeping her head down. Much better to live a comfy life at the Cloud Garden for as long as it took her to get back on her feet, and keep a wide berth from this nonsense.</w:t>
-      </w:r>
-    </w:p>
-    <w:p>
-      <w:pPr>
-        <w:rPr>
-          <w:rFonts w:eastAsia="Times New Roman"/>
-        </w:rPr>
-      </w:pPr>
-      <w:r>
-        <w:rPr>
-          <w:rFonts w:eastAsia="Times New Roman"/>
-        </w:rPr>
-        <w:t>It</w:t>
-      </w:r>
-      <w:r>
-        <w:rPr>
-          <w:rFonts w:eastAsia="Times New Roman"/>
-        </w:rPr>
-        <w:t xml:space="preserve"> was time to test Cassandra’s honesty.</w:t>
-      </w:r>
-    </w:p>
-    <w:p>
-      <w:pPr>
-        <w:rPr>
-          <w:rFonts w:eastAsia="Times New Roman"/>
-        </w:rPr>
-      </w:pPr>
-      <w:r>
-        <w:rPr>
-          <w:rFonts w:eastAsia="Times New Roman"/>
-        </w:rPr>
-        <w:t>“I’m sorry, I can’t do that,” Akiko said. “</w:t>
-      </w:r>
-      <w:r>
-        <w:rPr>
-          <w:rFonts w:eastAsia="Times New Roman"/>
-        </w:rPr>
-        <w:t>I’ve nearly been arrested, like, twice in the past week, so I’m not gonna commit an actual crime and give these dickheads another reason to come after me.”</w:t>
-      </w:r>
-    </w:p>
-    <w:p>
-      <w:pPr>
-        <w:rPr>
-          <w:rFonts w:eastAsia="Times New Roman"/>
-        </w:rPr>
-      </w:pPr>
-      <w:r>
-        <w:rPr>
-          <w:rFonts w:eastAsia="Times New Roman"/>
-        </w:rPr>
-        <w:t xml:space="preserve">She expected Cassandra to be angry, to renege on </w:t>
-      </w:r>
-      <w:r>
-        <w:rPr>
-          <w:rFonts w:eastAsia="Times New Roman"/>
-        </w:rPr>
-        <w:t>their agreement</w:t>
-      </w:r>
-      <w:r>
-        <w:rPr>
-          <w:rFonts w:eastAsia="Times New Roman"/>
-        </w:rPr>
-        <w:t xml:space="preserve"> and throw her out on the street, but that didn’t happen. Instead, </w:t>
-      </w:r>
-      <w:r>
-        <w:rPr>
-          <w:rFonts w:eastAsia="Times New Roman"/>
-        </w:rPr>
-        <w:t xml:space="preserve">to her surprise, </w:t>
-      </w:r>
-      <w:r>
-        <w:rPr>
-          <w:rFonts w:eastAsia="Times New Roman"/>
-        </w:rPr>
-        <w:t xml:space="preserve">she was treated with </w:t>
-      </w:r>
-      <w:r>
-        <w:rPr>
-          <w:rFonts w:eastAsia="Times New Roman"/>
-        </w:rPr>
-        <w:t>nothing more than a respectful nod.</w:t>
-      </w:r>
-    </w:p>
-    <w:p>
-      <w:pPr>
-        <w:rPr>
-          <w:rFonts w:eastAsia="Times New Roman"/>
-        </w:rPr>
-      </w:pPr>
-      <w:r>
-        <w:rPr>
-          <w:rFonts w:eastAsia="Times New Roman"/>
-        </w:rPr>
-        <w:t>“Very well. I hope I haven’t overstepped any boundaries by asking,” Cassandra said.</w:t>
-      </w:r>
-      <w:r>
-        <w:rPr>
-          <w:rFonts w:eastAsia="Times New Roman"/>
-        </w:rPr>
-        <w:t xml:space="preserve"> </w:t>
-      </w:r>
-      <w:r>
-        <w:rPr>
-          <w:rFonts w:eastAsia="Times New Roman"/>
-        </w:rPr>
         <w:t>As she spoke, she</w:t>
       </w:r>
       <w:r>
@@ -14204,7 +14647,6 @@
         <w:rPr>
           <w:rFonts w:eastAsia="Times New Roman"/>
         </w:rPr>
-        <w:lastRenderedPageBreak/>
         <w:t xml:space="preserve">“What’s this?” Akiko asked as </w:t>
       </w:r>
       <w:r>
@@ -14498,14 +14940,12 @@
         </w:rPr>
         <w:t xml:space="preserve"> luxury airliner did </w:t>
       </w:r>
-      <w:proofErr w:type="gramStart"/>
       <w:r>
         <w:rPr>
           <w:rFonts w:eastAsia="Times New Roman"/>
         </w:rPr>
         <w:t>it</w:t>
       </w:r>
-      <w:proofErr w:type="gramEnd"/>
       <w:r>
         <w:rPr>
           <w:rFonts w:eastAsia="Times New Roman"/>
@@ -14565,7 +15005,6 @@
         <w:rPr>
           <w:rFonts w:eastAsia="Times New Roman"/>
         </w:rPr>
-        <w:lastRenderedPageBreak/>
         <w:t xml:space="preserve">While the delegation awaited permission to board, they watched the branch staff load supplies onto the </w:t>
       </w:r>
       <w:r>
@@ -14734,6 +15173,7 @@
         <w:rPr>
           <w:rFonts w:eastAsia="Times New Roman"/>
         </w:rPr>
+        <w:lastRenderedPageBreak/>
         <w:t>“She’s not a toy. I let her stay at my place because she needed a home, not because I’m trying to sleep with her. Besides, I don’t even know if she likes girls.”</w:t>
       </w:r>
     </w:p>

--- a/Peregrine 2020.docx
+++ b/Peregrine 2020.docx
@@ -1911,7 +1911,13 @@
     </w:p>
     <w:p>
       <w:r>
-        <w:t>“The streets. Not our campus. If we can keep them out until the vote to unionize, that’s a win</w:t>
+        <w:t xml:space="preserve">“The streets. Not our campus. If we can keep them out until the </w:t>
+      </w:r>
+      <w:r>
+        <w:t>independence vote</w:t>
+      </w:r>
+      <w:r>
+        <w:t>, that’s a win</w:t>
       </w:r>
       <w:r>
         <w:t>.</w:t>
@@ -2155,7 +2161,15 @@
     </w:p>
     <w:p>
       <w:r>
-        <w:t xml:space="preserve">“That scent you’re wearing is real nice,” </w:t>
+        <w:t xml:space="preserve">“That scent you’re wearing is </w:t>
+      </w:r>
+      <w:proofErr w:type="gramStart"/>
+      <w:r>
+        <w:t>real</w:t>
+      </w:r>
+      <w:proofErr w:type="gramEnd"/>
+      <w:r>
+        <w:t xml:space="preserve"> nice,” </w:t>
       </w:r>
       <w:r>
         <w:t>she</w:t>
@@ -2578,7 +2592,15 @@
         <w:t>,</w:t>
       </w:r>
       <w:r>
-        <w:t xml:space="preserve"> and opened up an old game she had installed on a whim. It was a stupid thing, whose only redeeming </w:t>
+        <w:t xml:space="preserve"> and opened up an old game she had installed on a whim. It was a stupid thing, </w:t>
+      </w:r>
+      <w:proofErr w:type="gramStart"/>
+      <w:r>
+        <w:t>whose</w:t>
+      </w:r>
+      <w:proofErr w:type="gramEnd"/>
+      <w:r>
+        <w:t xml:space="preserve"> only redeeming </w:t>
       </w:r>
       <w:r>
         <w:lastRenderedPageBreak/>
@@ -2704,13 +2726,13 @@
     </w:p>
     <w:p>
       <w:r>
-        <w:t>“I</w:t>
-      </w:r>
-      <w:r>
-        <w:t>-I</w:t>
-      </w:r>
-      <w:r>
-        <w:t xml:space="preserve"> understand, sir,” Akiko said. “If this is about that mess at the station, though, I already spoke with one of your men.</w:t>
+        <w:t>“</w:t>
+      </w:r>
+      <w:r>
+        <w:t>Y-yes</w:t>
+      </w:r>
+      <w:r>
+        <w:t>, sir,” Akiko said. “If this is about that mess at the station, though, I already spoke with one of your men.</w:t>
       </w:r>
       <w:r>
         <w:t>”</w:t>
@@ -2733,7 +2755,13 @@
     </w:p>
     <w:p>
       <w:r>
-        <w:t>“We have campus security, don’t we? Also, like, the regular cops. Are things really that bad?”</w:t>
+        <w:t>“We have campus security, don’t we? Also, like, the regular cops</w:t>
+      </w:r>
+      <w:r>
+        <w:t>?</w:t>
+      </w:r>
+      <w:r>
+        <w:t xml:space="preserve"> Are things really that bad?”</w:t>
       </w:r>
     </w:p>
     <w:p>
@@ -2744,32 +2772,23 @@
         <w:t>ones</w:t>
       </w:r>
       <w:r>
-        <w:t xml:space="preserve"> led by that mewling child I passed on the way here? I think not. Regardless, I’m not here to level accusations. You and your friends claimed to know nothing about the incident during your testimonies, and I believe you, but what I don’t believe is that this was a random crime. See, before he </w:t>
+        <w:t xml:space="preserve"> led by that mewling child I passed on the way here? I think not. Regardless, I’m not here to level accusations. You and your friends claimed to know nothing about the incident during your testimonies, and I believe you, but what I don’t believe is that this </w:t>
+      </w:r>
+      <w:r>
+        <w:lastRenderedPageBreak/>
+        <w:t xml:space="preserve">was a random crime. See, before he </w:t>
       </w:r>
       <w:r>
         <w:t>died</w:t>
       </w:r>
       <w:r>
-        <w:t xml:space="preserve">, my partner found impressively large holes in your </w:t>
-      </w:r>
-      <w:r>
-        <w:lastRenderedPageBreak/>
-        <w:t>financial reports. Millions of dollars gone, just like that</w:t>
+        <w:t>, my partner found impressively large holes in your financial reports. Millions of dollars gone, just like that</w:t>
       </w:r>
       <w:r>
         <w:t>.</w:t>
       </w:r>
       <w:r>
-        <w:t>” Lancaster snapped his fingers</w:t>
-      </w:r>
-      <w:r>
-        <w:t xml:space="preserve"> to emphasize the point</w:t>
-      </w:r>
-      <w:r>
-        <w:t>, which was enough to jolt Akiko’s frayed nerves.</w:t>
-      </w:r>
-      <w:r>
-        <w:t xml:space="preserve"> If the man noticed her twitch, he didn’t indicate it.</w:t>
+        <w:t xml:space="preserve">” </w:t>
       </w:r>
     </w:p>
     <w:p>
@@ -2819,7 +2838,7 @@
         <w:t xml:space="preserve">“I thought not. </w:t>
       </w:r>
       <w:r>
-        <w:t>It was an old project developed on the Montreal campus</w:t>
+        <w:t>It was an old project</w:t>
       </w:r>
       <w:r>
         <w:t>,</w:t>
@@ -2850,7 +2869,14 @@
     </w:p>
     <w:p>
       <w:r>
-        <w:t>“When we looked into what the campus was actually buying</w:t>
+        <w:t xml:space="preserve">“When we looked into what the campus was actually </w:t>
+      </w:r>
+      <w:r>
+        <w:rPr>
+          <w:i/>
+          <w:iCs/>
+        </w:rPr>
+        <w:t>buying</w:t>
       </w:r>
       <w:r>
         <w:t xml:space="preserve"> with that missing money</w:t>
@@ -2871,39 +2897,67 @@
         <w:t>“</w:t>
       </w:r>
       <w:r>
-        <w:t xml:space="preserve">Unfortunately, with the situation on campus being what it is, </w:t>
-      </w:r>
-      <w:r>
-        <w:t xml:space="preserve">the cowards over at </w:t>
-      </w:r>
-      <w:r>
-        <w:t xml:space="preserve">headquarters won’t </w:t>
-      </w:r>
-      <w:r>
-        <w:t xml:space="preserve">let us </w:t>
-      </w:r>
-      <w:r>
-        <w:t>onto the grounds</w:t>
-      </w:r>
-      <w:r>
-        <w:t xml:space="preserve"> without concrete </w:t>
-      </w:r>
-      <w:r>
-        <w:t>proof</w:t>
-      </w:r>
-      <w:r>
-        <w:t xml:space="preserve"> of wrongdoing</w:t>
+        <w:t xml:space="preserve">I suspect </w:t>
+      </w:r>
+      <w:r>
+        <w:t>t</w:t>
+      </w:r>
+      <w:r>
+        <w:t xml:space="preserve">he murderer slew my colleague to try and cover it up, not knowing he’d already reported to me. </w:t>
+      </w:r>
+      <w:r>
+        <w:t xml:space="preserve">Unfortunately, </w:t>
+      </w:r>
+      <w:r>
+        <w:t xml:space="preserve">the board of directors doesn’t believe me, and </w:t>
+      </w:r>
+      <w:r>
+        <w:t xml:space="preserve">won’t </w:t>
+      </w:r>
+      <w:r>
+        <w:t xml:space="preserve">let </w:t>
+      </w:r>
+      <w:r>
+        <w:t>investigate</w:t>
+      </w:r>
+      <w:r>
+        <w:t xml:space="preserve"> without </w:t>
+      </w:r>
+      <w:r>
+        <w:t>stronger proof</w:t>
       </w:r>
       <w:r>
         <w:t>.</w:t>
       </w:r>
       <w:r>
-        <w:t>”</w:t>
-      </w:r>
-    </w:p>
-    <w:p>
-      <w:r>
-        <w:t xml:space="preserve">“You want me to </w:t>
+        <w:t xml:space="preserve"> They think it’ll cause an </w:t>
+      </w:r>
+      <w:r>
+        <w:rPr>
+          <w:i/>
+          <w:iCs/>
+        </w:rPr>
+        <w:t>incident</w:t>
+      </w:r>
+      <w:r>
+        <w:t>.”</w:t>
+      </w:r>
+    </w:p>
+    <w:p>
+      <w:r>
+        <w:t>“</w:t>
+      </w:r>
+      <w:r>
+        <w:t>So</w:t>
+      </w:r>
+      <w:r>
+        <w:t>,</w:t>
+      </w:r>
+      <w:r>
+        <w:t xml:space="preserve"> y</w:t>
+      </w:r>
+      <w:r>
+        <w:t xml:space="preserve">ou want me to </w:t>
       </w:r>
       <w:r>
         <w:t>find</w:t>
@@ -2920,31 +2974,43 @@
         <w:t xml:space="preserve">. </w:t>
       </w:r>
       <w:r>
-        <w:t>Proving the machine’s existence</w:t>
+        <w:t>Proving th</w:t>
+      </w:r>
+      <w:r>
+        <w:t xml:space="preserve">at Montreal is conducting </w:t>
+      </w:r>
+      <w:r>
+        <w:t>unauthorized</w:t>
+      </w:r>
+      <w:r>
+        <w:t xml:space="preserve"> research </w:t>
+      </w:r>
+      <w:r>
+        <w:t>should</w:t>
+      </w:r>
+      <w:r>
+        <w:t xml:space="preserve"> be enough for the board to authorize a raid</w:t>
+      </w:r>
+      <w:r>
+        <w:t xml:space="preserve">. </w:t>
+      </w:r>
+      <w:r>
+        <w:t>We’ll move in, clear out the radicals, and solve this case once and for all.</w:t>
       </w:r>
       <w:r>
         <w:t xml:space="preserve"> </w:t>
       </w:r>
       <w:r>
-        <w:t>will be enough for the board to authorize a raid</w:t>
-      </w:r>
-      <w:r>
-        <w:t xml:space="preserve">. </w:t>
-      </w:r>
-      <w:r>
-        <w:t>Once it’s in our hands</w:t>
-      </w:r>
-      <w:r>
-        <w:t>,</w:t>
-      </w:r>
-      <w:r>
-        <w:t xml:space="preserve"> I’ll have a powerful tool to solve this case</w:t>
-      </w:r>
-      <w:r>
-        <w:t>,</w:t>
-      </w:r>
-      <w:r>
-        <w:t xml:space="preserve"> and you’ll be able to use it to restore your missing memories.</w:t>
+        <w:t>Then, with the matrix under our control,</w:t>
+      </w:r>
+      <w:r>
+        <w:t xml:space="preserve"> </w:t>
+      </w:r>
+      <w:r>
+        <w:t>you can</w:t>
+      </w:r>
+      <w:r>
+        <w:t xml:space="preserve"> use it to restore your missing memories.</w:t>
       </w:r>
       <w:r>
         <w:t>”</w:t>
@@ -3003,7 +3069,13 @@
         <w:t xml:space="preserve"> considered her next words</w:t>
       </w:r>
       <w:r>
-        <w:t>. As loath as she was to get involved in the tussle between headquarters and the Montreal branch, the Marshal’s offer was tempting</w:t>
+        <w:t xml:space="preserve">. As loath as she was to get involved in the tussle between headquarters and the Montreal branch, the </w:t>
+      </w:r>
+      <w:r>
+        <w:t>m</w:t>
+      </w:r>
+      <w:r>
+        <w:t>arshal’s offer was tempting</w:t>
       </w:r>
       <w:r>
         <w:t xml:space="preserve">, </w:t>
@@ -3014,57 +3086,107 @@
     </w:p>
     <w:p>
       <w:r>
-        <w:t>“I can’t promise that I can find what you want, even if I accept,” she said</w:t>
+        <w:t>“</w:t>
+      </w:r>
+      <w:r>
+        <w:t>I can see you’re apprehensive</w:t>
       </w:r>
       <w:r>
         <w:t>.</w:t>
       </w:r>
       <w:r>
+        <w:t xml:space="preserve"> Don’t worry, the stakes for you couldn’t be lower.</w:t>
+      </w:r>
+      <w:r>
+        <w:t xml:space="preserve"> All I ask is that if you do learn something, you send it my way. </w:t>
+      </w:r>
+      <w:r>
+        <w:t xml:space="preserve">Do we have a deal?” </w:t>
+      </w:r>
+    </w:p>
+    <w:p>
+      <w:r>
+        <w:t>Lancaster reached out with one of his callused hands</w:t>
+      </w:r>
+      <w:r>
+        <w:t xml:space="preserve">, which Akiko shook after a moment’s hesitation. </w:t>
+      </w:r>
+      <w:r>
+        <w:t xml:space="preserve">Given the terms, she could always back out later, she thought. </w:t>
+      </w:r>
+    </w:p>
+    <w:p>
+      <w:r>
+        <w:t>“</w:t>
+      </w:r>
+      <w:r>
+        <w:t>Splendid</w:t>
+      </w:r>
+      <w:r>
+        <w:t>!</w:t>
+      </w:r>
+      <w:r>
+        <w:t xml:space="preserve"> You can reach me at any time at the Rose House office on Sherbrooke</w:t>
+      </w:r>
+      <w:r>
+        <w:t>. I look forward to working with you, Ms. Miura.”</w:t>
+      </w:r>
+    </w:p>
+    <w:p>
+      <w:r>
+        <w:t xml:space="preserve">As he rose from his seat, the door opened for a second time, </w:t>
+      </w:r>
+      <w:r>
+        <w:t>and Cassandra returned with a steaming paper cup full of coffee and small bag of candy.</w:t>
+      </w:r>
+      <w:r>
+        <w:t xml:space="preserve"> She took a single look at Lancaster and almost dropped both.</w:t>
+      </w:r>
+    </w:p>
+    <w:p>
+      <w:r>
+        <w:t xml:space="preserve">“And you must be </w:t>
+      </w:r>
+      <w:r>
+        <w:t>Ms. Hao</w:t>
+      </w:r>
+      <w:r>
+        <w:t>, yes?” Lancaster said with an inappropriately cheerful smile. “No need to answer – one look is all I need to tell you’re your mother’s daughter. I was just talking with your friend here about that dreadful incident back at the station, but we’re all wrapped up</w:t>
+      </w:r>
+      <w:r>
+        <w:t>, so you two can get back to your chat.”</w:t>
+      </w:r>
+      <w:r>
         <w:t xml:space="preserve"> </w:t>
       </w:r>
     </w:p>
     <w:p>
       <w:r>
-        <w:t xml:space="preserve">“That’s perfectly understandable. All I ask is that if you do learn something, you send it my way. </w:t>
-      </w:r>
-      <w:r>
-        <w:t xml:space="preserve">Do we have a deal?” </w:t>
-      </w:r>
-    </w:p>
-    <w:p>
-      <w:r>
-        <w:t>Lancaster reached out with one of his callused hands</w:t>
-      </w:r>
-      <w:r>
-        <w:t xml:space="preserve">, which Akiko shook after only a moment’s hesitation. </w:t>
-      </w:r>
-      <w:r>
-        <w:t xml:space="preserve">Given the terms, she could always back out later, she thought. </w:t>
-      </w:r>
-    </w:p>
-    <w:p>
-      <w:r>
-        <w:t>“</w:t>
-      </w:r>
-      <w:r>
-        <w:t>Splendid</w:t>
-      </w:r>
-      <w:r>
-        <w:t>!</w:t>
-      </w:r>
-      <w:r>
-        <w:t xml:space="preserve"> You can reach me at any time at the Rose House office on Sherbrooke</w:t>
-      </w:r>
-      <w:r>
-        <w:t>. I look forward to working with you, Ms. Miura.”</w:t>
-      </w:r>
-    </w:p>
-    <w:p>
-      <w:r>
-        <w:t xml:space="preserve">As he rose from his seat, the door opened for a second time, and Cassandra returned </w:t>
-      </w:r>
-      <w:r>
-        <w:t xml:space="preserve">with a </w:t>
+        <w:t>After giving Cassandra an affectionate pat on the shoulder, the marshal disappeared, leaving the two women alone once more.</w:t>
+      </w:r>
+    </w:p>
+    <w:p>
+      <w:r>
+        <w:t>“Are you okay?” Cassandra asked, leaning in close to Akiko like a worried mother inspecting a child who’d just taken a fall.</w:t>
+      </w:r>
+    </w:p>
+    <w:p>
+      <w:r>
+        <w:t>“Yeah. It’s…it’s like he said. We were just talking about the murder</w:t>
+      </w:r>
+      <w:r>
+        <w:t xml:space="preserve">. </w:t>
+      </w:r>
+      <w:r>
+        <w:t xml:space="preserve">I was the only one from our group who saw it happen, so he had a few more questions for me. </w:t>
+      </w:r>
+      <w:r>
+        <w:t xml:space="preserve">May I?” Akiko pointed to the bag of candy, which Cassandra immediately held out to her. </w:t>
+      </w:r>
+    </w:p>
+    <w:p>
+      <w:r>
+        <w:t>“Well, that’s good to hear, at least,” Cassandra said once Akiko had taken a cherry-flavored gummy out of the bag and popped it into her mouth.</w:t>
       </w:r>
     </w:p>
     <w:p/>
@@ -3144,6 +3266,7 @@
         <w:rPr>
           <w:lang w:eastAsia="ja-JP"/>
         </w:rPr>
+        <w:lastRenderedPageBreak/>
         <w:t xml:space="preserve">Cassandra </w:t>
       </w:r>
       <w:r>
@@ -3693,245 +3816,349 @@
         <w:rPr>
           <w:lang w:eastAsia="ja-JP"/>
         </w:rPr>
+        <w:t>“I’m sure</w:t>
+      </w:r>
+      <w:r>
+        <w:rPr>
+          <w:lang w:eastAsia="ja-JP"/>
+        </w:rPr>
+        <w:t xml:space="preserve"> she’d </w:t>
+      </w:r>
+      <w:r>
+        <w:rPr>
+          <w:lang w:eastAsia="ja-JP"/>
+        </w:rPr>
+        <w:t>love to see you</w:t>
+      </w:r>
+      <w:r>
+        <w:rPr>
+          <w:lang w:eastAsia="ja-JP"/>
+        </w:rPr>
+        <w:t>,” Cassandra said, lying through her teeth.</w:t>
+      </w:r>
+      <w:r>
+        <w:rPr>
+          <w:lang w:eastAsia="ja-JP"/>
+        </w:rPr>
+        <w:t xml:space="preserve"> The </w:t>
+      </w:r>
+      <w:r>
+        <w:rPr>
+          <w:lang w:eastAsia="ja-JP"/>
+        </w:rPr>
+        <w:t>truth</w:t>
+      </w:r>
+      <w:r>
+        <w:rPr>
+          <w:lang w:eastAsia="ja-JP"/>
+        </w:rPr>
+        <w:t xml:space="preserve"> was that she had no idea what would happen when Elias and Shufen met again after five long years. Her </w:t>
+      </w:r>
+      <w:r>
+        <w:rPr>
+          <w:lang w:eastAsia="ja-JP"/>
+        </w:rPr>
+        <w:t>sibling</w:t>
+      </w:r>
+      <w:r>
+        <w:rPr>
+          <w:lang w:eastAsia="ja-JP"/>
+        </w:rPr>
+        <w:t xml:space="preserve"> had always chafed under their mother’s strict parenting, and </w:t>
+      </w:r>
+      <w:r>
+        <w:rPr>
+          <w:lang w:eastAsia="ja-JP"/>
+        </w:rPr>
+        <w:t xml:space="preserve">leaving </w:t>
+      </w:r>
+      <w:r>
+        <w:rPr>
+          <w:lang w:eastAsia="ja-JP"/>
+        </w:rPr>
+        <w:t xml:space="preserve">for Seattle to </w:t>
+      </w:r>
+      <w:r>
+        <w:rPr>
+          <w:lang w:eastAsia="ja-JP"/>
+        </w:rPr>
+        <w:t xml:space="preserve">help </w:t>
+      </w:r>
+      <w:r>
+        <w:rPr>
+          <w:lang w:eastAsia="ja-JP"/>
+        </w:rPr>
+        <w:t>find allies for the union only further estranged him</w:t>
+      </w:r>
+      <w:r>
+        <w:rPr>
+          <w:lang w:eastAsia="ja-JP"/>
+        </w:rPr>
+        <w:t>.</w:t>
+      </w:r>
+    </w:p>
+    <w:p>
+      <w:pPr>
+        <w:rPr>
+          <w:lang w:eastAsia="ja-JP"/>
+        </w:rPr>
+      </w:pPr>
+      <w:r>
+        <w:rPr>
+          <w:lang w:eastAsia="ja-JP"/>
+        </w:rPr>
+        <w:t>After leaving the valet with a healthy tip,</w:t>
+      </w:r>
+      <w:r>
+        <w:rPr>
+          <w:lang w:eastAsia="ja-JP"/>
+        </w:rPr>
+        <w:t xml:space="preserve"> the </w:t>
+      </w:r>
+      <w:r>
+        <w:rPr>
+          <w:lang w:eastAsia="ja-JP"/>
+        </w:rPr>
+        <w:t>twins walked past rows of poplars to the convention center’s main gat</w:t>
+      </w:r>
+      <w:r>
+        <w:rPr>
+          <w:lang w:eastAsia="ja-JP"/>
+        </w:rPr>
+        <w:t xml:space="preserve">e, where their mother was already waiting for them. </w:t>
+      </w:r>
+      <w:r>
+        <w:rPr>
+          <w:lang w:eastAsia="ja-JP"/>
+        </w:rPr>
+        <w:t>Much like Cassandra, she was dressed in a</w:t>
+      </w:r>
+      <w:r>
+        <w:rPr>
+          <w:lang w:eastAsia="ja-JP"/>
+        </w:rPr>
+        <w:t xml:space="preserve">n </w:t>
+      </w:r>
+      <w:r>
+        <w:rPr>
+          <w:lang w:eastAsia="ja-JP"/>
+        </w:rPr>
+        <w:t xml:space="preserve">opulent </w:t>
+      </w:r>
+      <w:r>
+        <w:rPr>
+          <w:lang w:eastAsia="ja-JP"/>
+        </w:rPr>
+        <w:t xml:space="preserve">amaranthine </w:t>
+      </w:r>
+      <w:r>
+        <w:rPr>
+          <w:lang w:eastAsia="ja-JP"/>
+        </w:rPr>
+        <w:t>qipao,</w:t>
+      </w:r>
+      <w:r>
+        <w:rPr>
+          <w:lang w:eastAsia="ja-JP"/>
+        </w:rPr>
+        <w:t xml:space="preserve"> both of them</w:t>
+      </w:r>
+      <w:r>
+        <w:rPr>
+          <w:lang w:eastAsia="ja-JP"/>
+        </w:rPr>
+        <w:t xml:space="preserve"> standing in stark contrast to Elias’ plain black suit.</w:t>
+      </w:r>
+      <w:r>
+        <w:rPr>
+          <w:lang w:eastAsia="ja-JP"/>
+        </w:rPr>
+        <w:t xml:space="preserve"> </w:t>
+      </w:r>
+    </w:p>
+    <w:p>
+      <w:pPr>
+        <w:rPr>
+          <w:lang w:eastAsia="ja-JP"/>
+        </w:rPr>
+      </w:pPr>
+      <w:r>
+        <w:rPr>
+          <w:lang w:eastAsia="ja-JP"/>
+        </w:rPr>
+        <w:t>“</w:t>
+      </w:r>
+      <w:r>
+        <w:rPr>
+          <w:lang w:eastAsia="ja-JP"/>
+        </w:rPr>
+        <w:t>There you are, girl. You kept me waiting,” Shufen said.</w:t>
+      </w:r>
+      <w:r>
+        <w:rPr>
+          <w:lang w:eastAsia="ja-JP"/>
+        </w:rPr>
+        <w:t xml:space="preserve"> “Please tell me you weren’t off on a tryst with some new paramour.</w:t>
+      </w:r>
+      <w:r>
+        <w:rPr>
+          <w:lang w:eastAsia="ja-JP"/>
+        </w:rPr>
+        <w:t>”</w:t>
+      </w:r>
+    </w:p>
+    <w:p>
+      <w:pPr>
+        <w:rPr>
+          <w:lang w:eastAsia="ja-JP"/>
+        </w:rPr>
+      </w:pPr>
+      <w:r>
+        <w:rPr>
+          <w:lang w:eastAsia="ja-JP"/>
+        </w:rPr>
+        <w:t>“</w:t>
+      </w:r>
+      <w:r>
+        <w:rPr>
+          <w:lang w:eastAsia="ja-JP"/>
+        </w:rPr>
+        <w:t>O</w:t>
+      </w:r>
+      <w:r>
+        <w:rPr>
+          <w:lang w:eastAsia="ja-JP"/>
+        </w:rPr>
+        <w:t>h, i</w:t>
+      </w:r>
+      <w:r>
+        <w:rPr>
+          <w:lang w:eastAsia="ja-JP"/>
+        </w:rPr>
+        <w:t>t’s my fault,” Elias immediately interjected. “I</w:t>
+      </w:r>
+      <w:r>
+        <w:rPr>
+          <w:lang w:eastAsia="ja-JP"/>
+        </w:rPr>
+        <w:t xml:space="preserve"> invited her out for a meal to celebrate our reunion</w:t>
+      </w:r>
+      <w:r>
+        <w:rPr>
+          <w:lang w:eastAsia="ja-JP"/>
+        </w:rPr>
+        <w:t>, and it may have taken a bit longer than I expected.</w:t>
+      </w:r>
+      <w:r>
+        <w:rPr>
+          <w:lang w:eastAsia="ja-JP"/>
+        </w:rPr>
+        <w:t>”</w:t>
+      </w:r>
+    </w:p>
+    <w:p>
+      <w:pPr>
+        <w:pStyle w:val="Novel"/>
+      </w:pPr>
+      <w:r>
+        <w:rPr>
+          <w:lang w:eastAsia="ja-JP"/>
+        </w:rPr>
         <w:lastRenderedPageBreak/>
-        <w:t>“I’m sure</w:t>
-      </w:r>
-      <w:r>
-        <w:rPr>
-          <w:lang w:eastAsia="ja-JP"/>
-        </w:rPr>
-        <w:t xml:space="preserve"> she’d </w:t>
-      </w:r>
-      <w:r>
-        <w:rPr>
-          <w:lang w:eastAsia="ja-JP"/>
-        </w:rPr>
-        <w:t>love to see you</w:t>
-      </w:r>
-      <w:r>
-        <w:rPr>
-          <w:lang w:eastAsia="ja-JP"/>
-        </w:rPr>
-        <w:t>,” Cassandra said, lying through her teeth.</w:t>
-      </w:r>
-      <w:r>
-        <w:rPr>
-          <w:lang w:eastAsia="ja-JP"/>
-        </w:rPr>
-        <w:t xml:space="preserve"> The </w:t>
-      </w:r>
-      <w:r>
-        <w:rPr>
-          <w:lang w:eastAsia="ja-JP"/>
-        </w:rPr>
-        <w:t>truth</w:t>
-      </w:r>
-      <w:r>
-        <w:rPr>
-          <w:lang w:eastAsia="ja-JP"/>
-        </w:rPr>
-        <w:t xml:space="preserve"> was that she had no idea what would happen when Elias and Shufen met again after five long years. Her </w:t>
-      </w:r>
-      <w:r>
-        <w:rPr>
-          <w:lang w:eastAsia="ja-JP"/>
-        </w:rPr>
-        <w:t>sibling</w:t>
-      </w:r>
-      <w:r>
-        <w:rPr>
-          <w:lang w:eastAsia="ja-JP"/>
-        </w:rPr>
-        <w:t xml:space="preserve"> had always chafed under their mother’s strict parenting, and </w:t>
-      </w:r>
-      <w:r>
-        <w:rPr>
-          <w:lang w:eastAsia="ja-JP"/>
-        </w:rPr>
-        <w:t xml:space="preserve">leaving </w:t>
-      </w:r>
-      <w:r>
-        <w:rPr>
-          <w:lang w:eastAsia="ja-JP"/>
-        </w:rPr>
-        <w:t xml:space="preserve">for Seattle to </w:t>
-      </w:r>
-      <w:r>
-        <w:rPr>
-          <w:lang w:eastAsia="ja-JP"/>
-        </w:rPr>
-        <w:t xml:space="preserve">help </w:t>
-      </w:r>
-      <w:r>
-        <w:rPr>
-          <w:lang w:eastAsia="ja-JP"/>
-        </w:rPr>
-        <w:t>find allies for the union only further estranged him</w:t>
-      </w:r>
-      <w:r>
-        <w:rPr>
-          <w:lang w:eastAsia="ja-JP"/>
-        </w:rPr>
+        <w:t xml:space="preserve"> “</w:t>
+      </w:r>
+      <w:r>
+        <w:t>That may be so, but I know how your sister operates,” Shufen said, narrowing her eyes at Cassandra. “</w:t>
+      </w:r>
+      <w:r>
+        <w:t>Even if</w:t>
+      </w:r>
+      <w:r>
+        <w:t xml:space="preserve"> your particular brand of recklessness won'</w:t>
+      </w:r>
+      <w:r>
+        <w:t>t result in unexpected children, remember that you represent our company and our family while you’re here</w:t>
+      </w:r>
+      <w:r>
+        <w:t>.”</w:t>
+      </w:r>
+    </w:p>
+    <w:p>
+      <w:pPr>
+        <w:pStyle w:val="Novel"/>
+      </w:pPr>
+      <w:r>
+        <w:t>“</w:t>
+      </w:r>
+      <w:r>
+        <w:t>You’re</w:t>
+      </w:r>
+      <w:r>
+        <w:t xml:space="preserve"> one to talk about recklessness. Or do you mean to say you’ve finally found our father after </w:t>
+      </w:r>
+      <w:r>
+        <w:t>twenty-odd</w:t>
+      </w:r>
+      <w:r>
+        <w:t xml:space="preserve"> years of looking?” Cassandra asked</w:t>
+      </w:r>
+      <w:r>
         <w:t>.</w:t>
       </w:r>
     </w:p>
     <w:p>
       <w:pPr>
-        <w:rPr>
-          <w:lang w:eastAsia="ja-JP"/>
-        </w:rPr>
-      </w:pPr>
-      <w:r>
-        <w:rPr>
-          <w:lang w:eastAsia="ja-JP"/>
-        </w:rPr>
-        <w:t>After leaving the valet with a healthy tip,</w:t>
-      </w:r>
-      <w:r>
-        <w:rPr>
-          <w:lang w:eastAsia="ja-JP"/>
-        </w:rPr>
-        <w:t xml:space="preserve"> the </w:t>
-      </w:r>
-      <w:r>
-        <w:rPr>
-          <w:lang w:eastAsia="ja-JP"/>
-        </w:rPr>
-        <w:t>twins walked past rows of poplars to the convention center’s main gat</w:t>
-      </w:r>
-      <w:r>
-        <w:rPr>
-          <w:lang w:eastAsia="ja-JP"/>
-        </w:rPr>
-        <w:t xml:space="preserve">e, where their mother was already waiting for them. </w:t>
-      </w:r>
-      <w:r>
-        <w:rPr>
-          <w:lang w:eastAsia="ja-JP"/>
-        </w:rPr>
-        <w:t>Much like Cassandra, she was dressed in a</w:t>
-      </w:r>
-      <w:r>
-        <w:rPr>
-          <w:lang w:eastAsia="ja-JP"/>
-        </w:rPr>
-        <w:t xml:space="preserve">n </w:t>
-      </w:r>
-      <w:r>
-        <w:rPr>
-          <w:lang w:eastAsia="ja-JP"/>
-        </w:rPr>
-        <w:t xml:space="preserve">opulent </w:t>
-      </w:r>
-      <w:r>
-        <w:rPr>
-          <w:lang w:eastAsia="ja-JP"/>
-        </w:rPr>
-        <w:t xml:space="preserve">amaranthine </w:t>
-      </w:r>
-      <w:r>
-        <w:rPr>
-          <w:lang w:eastAsia="ja-JP"/>
-        </w:rPr>
-        <w:t>qipao,</w:t>
-      </w:r>
-      <w:r>
-        <w:rPr>
-          <w:lang w:eastAsia="ja-JP"/>
-        </w:rPr>
-        <w:t xml:space="preserve"> both of them</w:t>
-      </w:r>
-      <w:r>
-        <w:rPr>
-          <w:lang w:eastAsia="ja-JP"/>
-        </w:rPr>
-        <w:t xml:space="preserve"> standing in stark contrast to Elias’ plain black suit.</w:t>
-      </w:r>
-      <w:r>
-        <w:rPr>
-          <w:lang w:eastAsia="ja-JP"/>
-        </w:rPr>
-        <w:t xml:space="preserve"> </w:t>
-      </w:r>
-    </w:p>
-    <w:p>
-      <w:pPr>
-        <w:rPr>
-          <w:lang w:eastAsia="ja-JP"/>
-        </w:rPr>
-      </w:pPr>
-      <w:r>
-        <w:rPr>
-          <w:lang w:eastAsia="ja-JP"/>
-        </w:rPr>
+        <w:pStyle w:val="Novel"/>
+      </w:pPr>
+      <w:r>
+        <w:t>“We all make mistakes. I’m trying to keep you from repeating mine.”</w:t>
+      </w:r>
+    </w:p>
+    <w:p>
+      <w:pPr>
+        <w:pStyle w:val="Novel"/>
+      </w:pPr>
+      <w:r>
         <w:t>“</w:t>
       </w:r>
       <w:r>
-        <w:rPr>
-          <w:lang w:eastAsia="ja-JP"/>
-        </w:rPr>
-        <w:t>There you are, girl. You kept me waiting,” Shufen said.</w:t>
-      </w:r>
-      <w:r>
-        <w:rPr>
-          <w:lang w:eastAsia="ja-JP"/>
-        </w:rPr>
-        <w:t xml:space="preserve"> “Please tell me you weren’t off on a tryst with some new paramour.</w:t>
-      </w:r>
-      <w:r>
-        <w:rPr>
-          <w:lang w:eastAsia="ja-JP"/>
-        </w:rPr>
-        <w:t>”</w:t>
-      </w:r>
-    </w:p>
-    <w:p>
-      <w:pPr>
-        <w:rPr>
-          <w:lang w:eastAsia="ja-JP"/>
-        </w:rPr>
-      </w:pPr>
-      <w:r>
-        <w:rPr>
-          <w:lang w:eastAsia="ja-JP"/>
-        </w:rPr>
+        <w:t>If you say so</w:t>
+      </w:r>
+      <w:r>
+        <w:t>.”</w:t>
+      </w:r>
+    </w:p>
+    <w:p>
+      <w:pPr>
+        <w:pStyle w:val="Novel"/>
+      </w:pPr>
+      <w:r>
+        <w:t>As usual, Elias hid his feelings on the matter</w:t>
+      </w:r>
+      <w:r>
+        <w:t xml:space="preserve"> beneath an inscrutable smile. </w:t>
+      </w:r>
+      <w:r>
+        <w:t>“You two go ahead without me,” he said. “I’m just going to step out onto the balcony to smoke before the presentation starts.”</w:t>
+      </w:r>
+    </w:p>
+    <w:p>
+      <w:pPr>
+        <w:pStyle w:val="Novel"/>
+      </w:pPr>
+      <w:r>
+        <w:t>“You still smoke?”</w:t>
+      </w:r>
+    </w:p>
+    <w:p>
+      <w:pPr>
+        <w:pStyle w:val="Novel"/>
+      </w:pPr>
+      <w:r>
         <w:t>“</w:t>
       </w:r>
       <w:r>
-        <w:rPr>
-          <w:lang w:eastAsia="ja-JP"/>
-        </w:rPr>
-        <w:t>O</w:t>
-      </w:r>
-      <w:r>
-        <w:rPr>
-          <w:lang w:eastAsia="ja-JP"/>
-        </w:rPr>
-        <w:t>h, i</w:t>
-      </w:r>
-      <w:r>
-        <w:rPr>
-          <w:lang w:eastAsia="ja-JP"/>
-        </w:rPr>
-        <w:t>t’s my fault,” Elias immediately interjected. “I</w:t>
-      </w:r>
-      <w:r>
-        <w:rPr>
-          <w:lang w:eastAsia="ja-JP"/>
-        </w:rPr>
-        <w:t xml:space="preserve"> invited her out for a meal to celebrate our reunion</w:t>
-      </w:r>
-      <w:r>
-        <w:rPr>
-          <w:lang w:eastAsia="ja-JP"/>
-        </w:rPr>
-        <w:t>, and it may have taken a bit longer than I expected.</w:t>
-      </w:r>
-      <w:r>
-        <w:rPr>
-          <w:lang w:eastAsia="ja-JP"/>
-        </w:rPr>
-        <w:t>”</w:t>
+        <w:t>Just as you have your vices, I have mine. Now run along, little sis. I’m sure you have lots to do.”</w:t>
       </w:r>
     </w:p>
     <w:p>
@@ -3939,111 +4166,6 @@
         <w:pStyle w:val="Novel"/>
       </w:pPr>
       <w:r>
-        <w:rPr>
-          <w:lang w:eastAsia="ja-JP"/>
-        </w:rPr>
-        <w:t xml:space="preserve"> “</w:t>
-      </w:r>
-      <w:r>
-        <w:t>That may be so, but I know how your sister operates,” Shufen said, narrowing her eyes at Cassandra. “</w:t>
-      </w:r>
-      <w:r>
-        <w:t>Even if</w:t>
-      </w:r>
-      <w:r>
-        <w:t xml:space="preserve"> your particular brand of recklessness won'</w:t>
-      </w:r>
-      <w:r>
-        <w:t>t result in unexpected children, remember that you represent our company and our family while you’re here</w:t>
-      </w:r>
-      <w:r>
-        <w:t>.”</w:t>
-      </w:r>
-    </w:p>
-    <w:p>
-      <w:pPr>
-        <w:pStyle w:val="Novel"/>
-      </w:pPr>
-      <w:r>
-        <w:t>“</w:t>
-      </w:r>
-      <w:r>
-        <w:t>You’re</w:t>
-      </w:r>
-      <w:r>
-        <w:t xml:space="preserve"> one to talk about recklessness. Or do you mean to say you’ve finally found our father after </w:t>
-      </w:r>
-      <w:r>
-        <w:t>twenty-odd</w:t>
-      </w:r>
-      <w:r>
-        <w:t xml:space="preserve"> years of looking?” Cassandra asked</w:t>
-      </w:r>
-      <w:r>
-        <w:t>.</w:t>
-      </w:r>
-    </w:p>
-    <w:p>
-      <w:pPr>
-        <w:pStyle w:val="Novel"/>
-      </w:pPr>
-      <w:r>
-        <w:t>“We all make mistakes. I’m trying to keep you from repeating mine.”</w:t>
-      </w:r>
-    </w:p>
-    <w:p>
-      <w:pPr>
-        <w:pStyle w:val="Novel"/>
-      </w:pPr>
-      <w:r>
-        <w:t>“</w:t>
-      </w:r>
-      <w:r>
-        <w:t>If you say so</w:t>
-      </w:r>
-      <w:r>
-        <w:t>.”</w:t>
-      </w:r>
-    </w:p>
-    <w:p>
-      <w:pPr>
-        <w:pStyle w:val="Novel"/>
-      </w:pPr>
-      <w:r>
-        <w:t>As usual, Elias hid his feelings on the matter</w:t>
-      </w:r>
-      <w:r>
-        <w:t xml:space="preserve"> beneath an inscrutable smile. </w:t>
-      </w:r>
-      <w:r>
-        <w:t>“You two go ahead without me,” he said. “I’m just going to step out onto the balcony to smoke before the presentation starts.”</w:t>
-      </w:r>
-    </w:p>
-    <w:p>
-      <w:pPr>
-        <w:pStyle w:val="Novel"/>
-      </w:pPr>
-      <w:r>
-        <w:t>“You still smoke?”</w:t>
-      </w:r>
-    </w:p>
-    <w:p>
-      <w:pPr>
-        <w:pStyle w:val="Novel"/>
-      </w:pPr>
-      <w:r>
-        <w:t>“</w:t>
-      </w:r>
-      <w:r>
-        <w:t>Just as you have your vices, I have mine. Now run along, little sis. I’m sure you have lots to do.”</w:t>
-      </w:r>
-    </w:p>
-    <w:p>
-      <w:pPr>
-        <w:pStyle w:val="Novel"/>
-      </w:pPr>
-      <w:r>
-        <w:lastRenderedPageBreak/>
         <w:t xml:space="preserve">Before she left, </w:t>
       </w:r>
       <w:r>
@@ -4322,6 +4444,7 @@
         <w:rPr>
           <w:lang w:eastAsia="ja-JP"/>
         </w:rPr>
+        <w:lastRenderedPageBreak/>
         <w:t>“And look who we have here,” Jackson said</w:t>
       </w:r>
       <w:r>
@@ -4592,7 +4715,6 @@
         <w:rPr>
           <w:lang w:eastAsia="ja-JP"/>
         </w:rPr>
-        <w:lastRenderedPageBreak/>
         <w:t xml:space="preserve">“No, but I also don’t think it matters. They </w:t>
       </w:r>
       <w:r>
@@ -4912,6 +5034,7 @@
         <w:rPr>
           <w:lang w:eastAsia="ja-JP"/>
         </w:rPr>
+        <w:lastRenderedPageBreak/>
         <w:t xml:space="preserve">There was much fanfare when the sniveling little rat in question stepped on the stage. </w:t>
       </w:r>
       <w:r>
@@ -5163,14 +5286,7 @@
         <w:rPr>
           <w:lang w:eastAsia="ja-JP"/>
         </w:rPr>
-        <w:t xml:space="preserve">Due to </w:t>
-      </w:r>
-      <w:r>
-        <w:rPr>
-          <w:lang w:eastAsia="ja-JP"/>
-        </w:rPr>
-        <w:lastRenderedPageBreak/>
-        <w:t>financial and political concerns</w:t>
+        <w:t>Due to financial and political concerns</w:t>
       </w:r>
       <w:r>
         <w:rPr>
@@ -5423,6 +5539,7 @@
         <w:rPr>
           <w:lang w:eastAsia="ja-JP"/>
         </w:rPr>
+        <w:lastRenderedPageBreak/>
         <w:t xml:space="preserve">While her companions conversed across her, and Lancaster continued his introductory speech, Cassandra noticed movement out of the corner of her eye. Several of the security guards standing around the perimeter had left their posts and were making their way outside. </w:t>
       </w:r>
       <w:r>
@@ -5633,7 +5750,6 @@
         <w:rPr>
           <w:lang w:eastAsia="ja-JP"/>
         </w:rPr>
-        <w:lastRenderedPageBreak/>
         <w:t xml:space="preserve">Meanwhile, on the stage, Lancaster finally arrived at </w:t>
       </w:r>
       <w:r>
@@ -5894,6 +6010,7 @@
         <w:rPr>
           <w:lang w:eastAsia="ja-JP"/>
         </w:rPr>
+        <w:lastRenderedPageBreak/>
         <w:t>“Does</w:t>
       </w:r>
       <w:r>
@@ -6112,44 +6229,529 @@
         <w:rPr>
           <w:lang w:eastAsia="ja-JP"/>
         </w:rPr>
+        <w:t xml:space="preserve">While Lancaster prattled </w:t>
+      </w:r>
+      <w:r>
+        <w:rPr>
+          <w:lang w:eastAsia="ja-JP"/>
+        </w:rPr>
+        <w:t>on</w:t>
+      </w:r>
+      <w:r>
+        <w:rPr>
+          <w:lang w:eastAsia="ja-JP"/>
+        </w:rPr>
+        <w:t>, Cassandra politely excused herself from the room</w:t>
+      </w:r>
+      <w:r>
+        <w:rPr>
+          <w:lang w:eastAsia="ja-JP"/>
+        </w:rPr>
+        <w:t xml:space="preserve"> and made her way past the guests who were still perusing other exhibits, or standing in line for refreshments.</w:t>
+      </w:r>
+      <w:r>
+        <w:rPr>
+          <w:lang w:eastAsia="ja-JP"/>
+        </w:rPr>
+        <w:t xml:space="preserve"> Just as expected, she </w:t>
+      </w:r>
+      <w:r>
+        <w:rPr>
+          <w:lang w:eastAsia="ja-JP"/>
+        </w:rPr>
+        <w:t>met</w:t>
+      </w:r>
+      <w:r>
+        <w:rPr>
+          <w:lang w:eastAsia="ja-JP"/>
+        </w:rPr>
+        <w:t xml:space="preserve"> Elias on the </w:t>
+      </w:r>
+      <w:r>
+        <w:rPr>
+          <w:lang w:eastAsia="ja-JP"/>
+        </w:rPr>
+        <w:t>w</w:t>
+      </w:r>
+      <w:r>
+        <w:rPr>
+          <w:lang w:eastAsia="ja-JP"/>
+        </w:rPr>
+        <w:t>ing’s</w:t>
+      </w:r>
+      <w:r>
+        <w:rPr>
+          <w:lang w:eastAsia="ja-JP"/>
+        </w:rPr>
+        <w:t xml:space="preserve"> ivy-coated balcony</w:t>
+      </w:r>
+      <w:r>
+        <w:rPr>
+          <w:lang w:eastAsia="ja-JP"/>
+        </w:rPr>
+        <w:t>, looking out over the coastline with neither cigarette nor drink in his hands.</w:t>
+      </w:r>
+    </w:p>
+    <w:p>
+      <w:pPr>
+        <w:rPr>
+          <w:lang w:eastAsia="ja-JP"/>
+        </w:rPr>
+      </w:pPr>
+      <w:r>
+        <w:rPr>
+          <w:lang w:eastAsia="ja-JP"/>
+        </w:rPr>
+        <w:t>“What are you doing out here, big bro?” she asked in Mandarin. “You’re missing our presentation, even if the chairman’s the one giving it.”</w:t>
+      </w:r>
+    </w:p>
+    <w:p>
+      <w:pPr>
+        <w:rPr>
+          <w:lang w:eastAsia="ja-JP"/>
+        </w:rPr>
+      </w:pPr>
+      <w:r>
+        <w:rPr>
+          <w:lang w:eastAsia="ja-JP"/>
+        </w:rPr>
+        <w:t xml:space="preserve">Elias didn’t even turn to face her. “Oh, it’s okay,” he replied. </w:t>
+      </w:r>
+      <w:r>
+        <w:rPr>
+          <w:lang w:eastAsia="ja-JP"/>
+        </w:rPr>
+        <w:t>“The rest of my delegation will file a proper report later. And now you’re here to tell me everything I’ve missed so far</w:t>
+      </w:r>
+      <w:r>
+        <w:rPr>
+          <w:lang w:eastAsia="ja-JP"/>
+        </w:rPr>
+        <w:t>!</w:t>
+      </w:r>
+      <w:r>
+        <w:rPr>
+          <w:lang w:eastAsia="ja-JP"/>
+        </w:rPr>
+        <w:t xml:space="preserve"> Things do have a way of working out, don’t they</w:t>
+      </w:r>
+      <w:r>
+        <w:rPr>
+          <w:lang w:eastAsia="ja-JP"/>
+        </w:rPr>
+        <w:t>?</w:t>
+      </w:r>
+      <w:r>
+        <w:rPr>
+          <w:lang w:eastAsia="ja-JP"/>
+        </w:rPr>
+        <w:t>”</w:t>
+      </w:r>
+    </w:p>
+    <w:p>
+      <w:pPr>
+        <w:rPr>
+          <w:lang w:eastAsia="ja-JP"/>
+        </w:rPr>
+      </w:pPr>
+      <w:r>
+        <w:rPr>
+          <w:lang w:eastAsia="ja-JP"/>
+        </w:rPr>
+        <w:t>“Well</w:t>
+      </w:r>
+      <w:r>
+        <w:rPr>
+          <w:lang w:eastAsia="ja-JP"/>
+        </w:rPr>
+        <w:t>,</w:t>
+      </w:r>
+      <w:r>
+        <w:rPr>
+          <w:lang w:eastAsia="ja-JP"/>
+        </w:rPr>
+        <w:t xml:space="preserve"> now I don’t even want to say anything, if you’re really gonna be that lazy.”</w:t>
+      </w:r>
+    </w:p>
+    <w:p>
+      <w:pPr>
+        <w:rPr>
+          <w:lang w:eastAsia="ja-JP"/>
+        </w:rPr>
+      </w:pPr>
+      <w:r>
+        <w:rPr>
+          <w:lang w:eastAsia="ja-JP"/>
+        </w:rPr>
+        <w:t>“</w:t>
+      </w:r>
+      <w:proofErr w:type="spellStart"/>
+      <w:r>
+        <w:rPr>
+          <w:lang w:eastAsia="ja-JP"/>
+        </w:rPr>
+        <w:t>Mmm</w:t>
+      </w:r>
+      <w:proofErr w:type="spellEnd"/>
+      <w:r>
+        <w:rPr>
+          <w:lang w:eastAsia="ja-JP"/>
+        </w:rPr>
+        <w:t>, but you’re still going to, aren’t you?”</w:t>
+      </w:r>
+    </w:p>
+    <w:p>
+      <w:pPr>
+        <w:rPr>
+          <w:lang w:eastAsia="ja-JP"/>
+        </w:rPr>
+      </w:pPr>
+      <w:r>
+        <w:rPr>
+          <w:lang w:eastAsia="ja-JP"/>
+        </w:rPr>
+        <w:t xml:space="preserve">Cassandra sighed. “The long and short of it is that the chairman stole </w:t>
+      </w:r>
+      <w:r>
+        <w:rPr>
+          <w:lang w:eastAsia="ja-JP"/>
+        </w:rPr>
+        <w:t>the mnemonic</w:t>
+      </w:r>
+      <w:r>
+        <w:rPr>
+          <w:lang w:eastAsia="ja-JP"/>
+        </w:rPr>
+        <w:t>s</w:t>
+      </w:r>
+      <w:r>
+        <w:rPr>
+          <w:lang w:eastAsia="ja-JP"/>
+        </w:rPr>
+        <w:t xml:space="preserve"> we intended for medical use, and wants to use </w:t>
+      </w:r>
+      <w:r>
+        <w:rPr>
+          <w:lang w:eastAsia="ja-JP"/>
+        </w:rPr>
+        <w:t>them</w:t>
+      </w:r>
+      <w:r>
+        <w:rPr>
+          <w:lang w:eastAsia="ja-JP"/>
+        </w:rPr>
+        <w:t xml:space="preserve"> to root out </w:t>
+      </w:r>
+      <w:r>
+        <w:rPr>
+          <w:lang w:eastAsia="ja-JP"/>
+        </w:rPr>
+        <w:t>union organizers</w:t>
+      </w:r>
+      <w:r>
+        <w:rPr>
+          <w:lang w:eastAsia="ja-JP"/>
+        </w:rPr>
+        <w:t xml:space="preserve"> because apparently free speech and privacy aren’t rights anymore</w:t>
+      </w:r>
+      <w:r>
+        <w:rPr>
+          <w:lang w:eastAsia="ja-JP"/>
+        </w:rPr>
+        <w:t>.”</w:t>
+      </w:r>
+    </w:p>
+    <w:p>
+      <w:pPr>
+        <w:rPr>
+          <w:lang w:eastAsia="ja-JP"/>
+        </w:rPr>
+      </w:pPr>
+      <w:r>
+        <w:rPr>
+          <w:lang w:eastAsia="ja-JP"/>
+        </w:rPr>
+        <w:t>“Ah, so just the usual corporate bluster.</w:t>
+      </w:r>
+      <w:r>
+        <w:rPr>
+          <w:lang w:eastAsia="ja-JP"/>
+        </w:rPr>
+        <w:t xml:space="preserve"> </w:t>
+      </w:r>
+      <w:r>
+        <w:rPr>
+          <w:lang w:eastAsia="ja-JP"/>
+        </w:rPr>
+        <w:t xml:space="preserve">For all his empty words about fighting </w:t>
+      </w:r>
+      <w:r>
+        <w:rPr>
+          <w:lang w:eastAsia="ja-JP"/>
+        </w:rPr>
+        <w:t>extremism</w:t>
+      </w:r>
+      <w:r>
+        <w:rPr>
+          <w:lang w:eastAsia="ja-JP"/>
+        </w:rPr>
+        <w:t xml:space="preserve">, </w:t>
+      </w:r>
+      <w:r>
+        <w:rPr>
+          <w:lang w:eastAsia="ja-JP"/>
+        </w:rPr>
+        <w:t>Lancaster</w:t>
+      </w:r>
+      <w:r>
+        <w:rPr>
+          <w:lang w:eastAsia="ja-JP"/>
+        </w:rPr>
+        <w:t xml:space="preserve"> </w:t>
+      </w:r>
+      <w:r>
+        <w:rPr>
+          <w:lang w:eastAsia="ja-JP"/>
+        </w:rPr>
+        <w:t>has no qualms selling his wares to governments following the same ideologies he despises. It’s bad for business to pick sides.”</w:t>
+      </w:r>
+    </w:p>
+    <w:p>
+      <w:pPr>
+        <w:rPr>
+          <w:lang w:eastAsia="ja-JP"/>
+        </w:rPr>
+      </w:pPr>
+      <w:r>
+        <w:rPr>
+          <w:lang w:eastAsia="ja-JP"/>
+        </w:rPr>
         <w:lastRenderedPageBreak/>
-        <w:t xml:space="preserve">While Lancaster prattled </w:t>
-      </w:r>
-      <w:r>
-        <w:rPr>
-          <w:lang w:eastAsia="ja-JP"/>
-        </w:rPr>
-        <w:t>on</w:t>
-      </w:r>
-      <w:r>
-        <w:rPr>
-          <w:lang w:eastAsia="ja-JP"/>
-        </w:rPr>
-        <w:t>, Cassandra politely excused herself from the room</w:t>
-      </w:r>
-      <w:r>
-        <w:rPr>
-          <w:lang w:eastAsia="ja-JP"/>
-        </w:rPr>
-        <w:t xml:space="preserve"> and made her way past the guests who were still perusing other exhibits, or standing in line for refreshments.</w:t>
-      </w:r>
-      <w:r>
-        <w:rPr>
-          <w:lang w:eastAsia="ja-JP"/>
-        </w:rPr>
-        <w:t xml:space="preserve"> Just as expected, she </w:t>
-      </w:r>
-      <w:r>
-        <w:rPr>
-          <w:lang w:eastAsia="ja-JP"/>
-        </w:rPr>
-        <w:t>met</w:t>
-      </w:r>
-      <w:r>
-        <w:rPr>
-          <w:lang w:eastAsia="ja-JP"/>
-        </w:rPr>
-        <w:t xml:space="preserve"> Elias on the </w:t>
+        <w:t>“So that’s why you’re out here, is it? Nothing that goes on in there really matters</w:t>
+      </w:r>
+      <w:r>
+        <w:rPr>
+          <w:lang w:eastAsia="ja-JP"/>
+        </w:rPr>
+        <w:t>?</w:t>
+      </w:r>
+      <w:r>
+        <w:rPr>
+          <w:lang w:eastAsia="ja-JP"/>
+        </w:rPr>
+        <w:t>”</w:t>
+      </w:r>
+    </w:p>
+    <w:p>
+      <w:pPr>
+        <w:rPr>
+          <w:lang w:eastAsia="ja-JP"/>
+        </w:rPr>
+      </w:pPr>
+      <w:r>
+        <w:rPr>
+          <w:lang w:eastAsia="ja-JP"/>
+        </w:rPr>
+        <w:t>“Exactly.</w:t>
+      </w:r>
+      <w:r>
+        <w:rPr>
+          <w:lang w:eastAsia="ja-JP"/>
+        </w:rPr>
+        <w:t xml:space="preserve"> So why not stay with me for a bit? It’s a beautiful night.</w:t>
+      </w:r>
+      <w:r>
+        <w:rPr>
+          <w:lang w:eastAsia="ja-JP"/>
+        </w:rPr>
+        <w:t>” Elias patted the</w:t>
+      </w:r>
+      <w:r>
+        <w:rPr>
+          <w:lang w:eastAsia="ja-JP"/>
+        </w:rPr>
+        <w:t xml:space="preserve"> concrete fence he was leaning against.</w:t>
+      </w:r>
+    </w:p>
+    <w:p>
+      <w:pPr>
+        <w:rPr>
+          <w:lang w:eastAsia="ja-JP"/>
+        </w:rPr>
+      </w:pPr>
+      <w:r>
+        <w:rPr>
+          <w:lang w:eastAsia="ja-JP"/>
+        </w:rPr>
+        <w:t xml:space="preserve">Without a word, Cassandra joined her brother at the edge and gazed into the stars. </w:t>
+      </w:r>
+      <w:r>
+        <w:rPr>
+          <w:lang w:eastAsia="ja-JP"/>
+        </w:rPr>
+        <w:t>For a minute, they stood there together, listening to the crashing of waves below and the murmur of the crowd behind them.</w:t>
+      </w:r>
+    </w:p>
+    <w:p>
+      <w:pPr>
+        <w:rPr>
+          <w:lang w:eastAsia="ja-JP"/>
+        </w:rPr>
+      </w:pPr>
+      <w:r>
+        <w:rPr>
+          <w:lang w:eastAsia="ja-JP"/>
+        </w:rPr>
+        <w:t>“I missed having you around,</w:t>
+      </w:r>
+      <w:r>
+        <w:rPr>
+          <w:lang w:eastAsia="ja-JP"/>
+        </w:rPr>
+        <w:t xml:space="preserve"> you know. Losing you, then Chenmei, then Xiang</w:t>
+      </w:r>
+      <w:r>
+        <w:rPr>
+          <w:lang w:eastAsia="ja-JP"/>
+        </w:rPr>
+        <w:t>, all my friends from university</w:t>
+      </w:r>
+      <w:r>
+        <w:rPr>
+          <w:lang w:eastAsia="ja-JP"/>
+        </w:rPr>
+        <w:t xml:space="preserve">…it’s been lonely at home.” She closed her eyes and took a deep breath full of salty sea air, thinking of </w:t>
+      </w:r>
+      <w:r>
+        <w:rPr>
+          <w:lang w:eastAsia="ja-JP"/>
+        </w:rPr>
+        <w:t>all the</w:t>
+      </w:r>
+      <w:r>
+        <w:rPr>
+          <w:lang w:eastAsia="ja-JP"/>
+        </w:rPr>
+        <w:t xml:space="preserve"> loved ones who had exited her life. </w:t>
+      </w:r>
+    </w:p>
+    <w:p>
+      <w:pPr>
+        <w:rPr>
+          <w:lang w:eastAsia="ja-JP"/>
+        </w:rPr>
+      </w:pPr>
+      <w:r>
+        <w:rPr>
+          <w:lang w:eastAsia="ja-JP"/>
+        </w:rPr>
+        <w:t>“And I’m sure mother’s quite busy with all the turmoil around campus.”</w:t>
+      </w:r>
+    </w:p>
+    <w:p>
+      <w:pPr>
+        <w:rPr>
+          <w:lang w:eastAsia="ja-JP"/>
+        </w:rPr>
+      </w:pPr>
+      <w:r>
+        <w:rPr>
+          <w:lang w:eastAsia="ja-JP"/>
+        </w:rPr>
+        <w:t>“Turmoil that your people have been stirring up, yes.”</w:t>
+      </w:r>
+    </w:p>
+    <w:p>
+      <w:pPr>
+        <w:rPr>
+          <w:lang w:eastAsia="ja-JP"/>
+        </w:rPr>
+      </w:pPr>
+      <w:r>
+        <w:rPr>
+          <w:lang w:eastAsia="ja-JP"/>
+        </w:rPr>
+        <w:t xml:space="preserve">“Aha, I do admit I have some culpability in the matter, but the sentiment was already there. The Comintern just helped them organize.” Elias paused, taking note of his sister’s frosty demeanor. “Ahem. Still, </w:t>
+      </w:r>
+      <w:r>
+        <w:rPr>
+          <w:lang w:eastAsia="ja-JP"/>
+        </w:rPr>
+        <w:t>I’m sorry</w:t>
+      </w:r>
+      <w:r>
+        <w:rPr>
+          <w:lang w:eastAsia="ja-JP"/>
+        </w:rPr>
+        <w:t xml:space="preserve"> for making your life so </w:t>
+      </w:r>
+      <w:r>
+        <w:rPr>
+          <w:lang w:eastAsia="ja-JP"/>
+        </w:rPr>
+        <w:t>difficult</w:t>
+      </w:r>
+      <w:r>
+        <w:rPr>
+          <w:lang w:eastAsia="ja-JP"/>
+        </w:rPr>
+        <w:t>. In more ways than one</w:t>
+      </w:r>
+      <w:r>
+        <w:rPr>
+          <w:lang w:eastAsia="ja-JP"/>
+        </w:rPr>
+        <w:t>, I’m sure.”</w:t>
+      </w:r>
+    </w:p>
+    <w:p>
+      <w:pPr>
+        <w:rPr>
+          <w:lang w:eastAsia="ja-JP"/>
+        </w:rPr>
+      </w:pPr>
+      <w:r>
+        <w:rPr>
+          <w:lang w:eastAsia="ja-JP"/>
+        </w:rPr>
+        <w:t xml:space="preserve">“You did what you had to. </w:t>
+      </w:r>
+      <w:r>
+        <w:rPr>
+          <w:lang w:eastAsia="ja-JP"/>
+        </w:rPr>
+        <w:t>I c</w:t>
+      </w:r>
+      <w:r>
+        <w:rPr>
+          <w:lang w:eastAsia="ja-JP"/>
+        </w:rPr>
+        <w:t>an hardly blame you for –</w:t>
+      </w:r>
+      <w:r>
+        <w:rPr>
+          <w:lang w:eastAsia="ja-JP"/>
+        </w:rPr>
+        <w:t xml:space="preserve"> wait. What’s that?</w:t>
+      </w:r>
+      <w:r>
+        <w:rPr>
+          <w:lang w:eastAsia="ja-JP"/>
+        </w:rPr>
+        <w:t>”</w:t>
+      </w:r>
+    </w:p>
+    <w:p>
+      <w:pPr>
+        <w:rPr>
+          <w:lang w:eastAsia="ja-JP"/>
+        </w:rPr>
+      </w:pPr>
+      <w:r>
+        <w:rPr>
+          <w:lang w:eastAsia="ja-JP"/>
+        </w:rPr>
+        <w:t xml:space="preserve">The first bomb exploded on the far side of the </w:t>
       </w:r>
       <w:r>
         <w:rPr>
@@ -6161,201 +6763,68 @@
         <w:rPr>
           <w:lang w:eastAsia="ja-JP"/>
         </w:rPr>
-        <w:t>ing’s</w:t>
-      </w:r>
-      <w:r>
-        <w:rPr>
-          <w:lang w:eastAsia="ja-JP"/>
-        </w:rPr>
-        <w:t xml:space="preserve"> ivy-coated balcony</w:t>
-      </w:r>
-      <w:r>
-        <w:rPr>
-          <w:lang w:eastAsia="ja-JP"/>
-        </w:rPr>
-        <w:t>, looking out over the coastline with neither cigarette nor drink in his hands.</w:t>
-      </w:r>
-    </w:p>
-    <w:p>
-      <w:pPr>
-        <w:rPr>
-          <w:lang w:eastAsia="ja-JP"/>
-        </w:rPr>
-      </w:pPr>
-      <w:r>
-        <w:rPr>
-          <w:lang w:eastAsia="ja-JP"/>
-        </w:rPr>
-        <w:t>“What are you doing out here, big bro?” she asked in Mandarin. “You’re missing our presentation, even if the chairman’s the one giving it.”</w:t>
-      </w:r>
-    </w:p>
-    <w:p>
-      <w:pPr>
-        <w:rPr>
-          <w:lang w:eastAsia="ja-JP"/>
-        </w:rPr>
-      </w:pPr>
-      <w:r>
-        <w:rPr>
-          <w:lang w:eastAsia="ja-JP"/>
-        </w:rPr>
-        <w:t xml:space="preserve">Elias didn’t even turn to face her. “Oh, it’s okay,” he replied. </w:t>
-      </w:r>
-      <w:r>
-        <w:rPr>
-          <w:lang w:eastAsia="ja-JP"/>
-        </w:rPr>
-        <w:t>“The rest of my delegation will file a proper report later. And now you’re here to tell me everything I’ve missed so far</w:t>
-      </w:r>
-      <w:r>
-        <w:rPr>
-          <w:lang w:eastAsia="ja-JP"/>
-        </w:rPr>
-        <w:t>!</w:t>
-      </w:r>
-      <w:r>
-        <w:rPr>
-          <w:lang w:eastAsia="ja-JP"/>
-        </w:rPr>
-        <w:t xml:space="preserve"> Things do have a way of working out, don’t they</w:t>
-      </w:r>
-      <w:r>
-        <w:rPr>
-          <w:lang w:eastAsia="ja-JP"/>
-        </w:rPr>
-        <w:t>?</w:t>
-      </w:r>
-      <w:r>
-        <w:rPr>
-          <w:lang w:eastAsia="ja-JP"/>
-        </w:rPr>
-        <w:t>”</w:t>
-      </w:r>
-    </w:p>
-    <w:p>
-      <w:pPr>
-        <w:rPr>
-          <w:lang w:eastAsia="ja-JP"/>
-        </w:rPr>
-      </w:pPr>
-      <w:r>
-        <w:rPr>
-          <w:lang w:eastAsia="ja-JP"/>
-        </w:rPr>
-        <w:t>“Well</w:t>
-      </w:r>
-      <w:r>
-        <w:rPr>
-          <w:lang w:eastAsia="ja-JP"/>
-        </w:rPr>
-        <w:t>,</w:t>
-      </w:r>
-      <w:r>
-        <w:rPr>
-          <w:lang w:eastAsia="ja-JP"/>
-        </w:rPr>
-        <w:t xml:space="preserve"> now I don’t even want to say anything, if you’re really gonna be that lazy.”</w:t>
-      </w:r>
-    </w:p>
-    <w:p>
-      <w:pPr>
-        <w:rPr>
-          <w:lang w:eastAsia="ja-JP"/>
-        </w:rPr>
-      </w:pPr>
-      <w:r>
-        <w:rPr>
-          <w:lang w:eastAsia="ja-JP"/>
-        </w:rPr>
-        <w:t>“</w:t>
-      </w:r>
-      <w:proofErr w:type="spellStart"/>
-      <w:r>
-        <w:rPr>
-          <w:lang w:eastAsia="ja-JP"/>
-        </w:rPr>
-        <w:t>Mmm</w:t>
-      </w:r>
-      <w:proofErr w:type="spellEnd"/>
-      <w:r>
-        <w:rPr>
-          <w:lang w:eastAsia="ja-JP"/>
-        </w:rPr>
-        <w:t>, but you’re still going to, aren’t you?”</w:t>
-      </w:r>
-    </w:p>
-    <w:p>
-      <w:pPr>
-        <w:rPr>
-          <w:lang w:eastAsia="ja-JP"/>
-        </w:rPr>
-      </w:pPr>
-      <w:r>
-        <w:rPr>
-          <w:lang w:eastAsia="ja-JP"/>
-        </w:rPr>
-        <w:t xml:space="preserve">Cassandra sighed. “The long and short of it is that the chairman stole </w:t>
-      </w:r>
-      <w:r>
-        <w:rPr>
-          <w:lang w:eastAsia="ja-JP"/>
-        </w:rPr>
-        <w:t>the mnemonic</w:t>
-      </w:r>
-      <w:r>
-        <w:rPr>
-          <w:lang w:eastAsia="ja-JP"/>
-        </w:rPr>
-        <w:t>s</w:t>
-      </w:r>
-      <w:r>
-        <w:rPr>
-          <w:lang w:eastAsia="ja-JP"/>
-        </w:rPr>
-        <w:t xml:space="preserve"> we intended for medical use, and wants to use </w:t>
-      </w:r>
-      <w:r>
-        <w:rPr>
-          <w:lang w:eastAsia="ja-JP"/>
-        </w:rPr>
-        <w:t>them</w:t>
-      </w:r>
-      <w:r>
-        <w:rPr>
-          <w:lang w:eastAsia="ja-JP"/>
-        </w:rPr>
-        <w:t xml:space="preserve"> to root out </w:t>
-      </w:r>
-      <w:r>
-        <w:rPr>
-          <w:lang w:eastAsia="ja-JP"/>
-        </w:rPr>
-        <w:t>union organizers</w:t>
-      </w:r>
-      <w:r>
-        <w:rPr>
-          <w:lang w:eastAsia="ja-JP"/>
-        </w:rPr>
-        <w:t xml:space="preserve"> because apparently free speech and privacy aren’t rights anymore</w:t>
-      </w:r>
-      <w:r>
-        <w:rPr>
-          <w:lang w:eastAsia="ja-JP"/>
-        </w:rPr>
-        <w:t>.”</w:t>
-      </w:r>
-    </w:p>
-    <w:p>
-      <w:pPr>
-        <w:rPr>
-          <w:lang w:eastAsia="ja-JP"/>
-        </w:rPr>
-      </w:pPr>
-      <w:r>
-        <w:rPr>
-          <w:lang w:eastAsia="ja-JP"/>
-        </w:rPr>
-        <w:t>“Ah, so just the usual corporate bluster.</w:t>
+        <w:t>ing</w:t>
+      </w:r>
+      <w:r>
+        <w:rPr>
+          <w:lang w:eastAsia="ja-JP"/>
+        </w:rPr>
+        <w:t xml:space="preserve">, and so Cassandra at first mistook its tremors for an earthquake. The second bomb </w:t>
+      </w:r>
+      <w:r>
+        <w:rPr>
+          <w:lang w:eastAsia="ja-JP"/>
+        </w:rPr>
+        <w:t>exploded</w:t>
+      </w:r>
+      <w:r>
+        <w:rPr>
+          <w:lang w:eastAsia="ja-JP"/>
+        </w:rPr>
+        <w:t xml:space="preserve"> on their side, putting to rest that false assumption with a burst </w:t>
+      </w:r>
+      <w:r>
+        <w:rPr>
+          <w:lang w:eastAsia="ja-JP"/>
+        </w:rPr>
+        <w:t>of</w:t>
+      </w:r>
+      <w:r>
+        <w:rPr>
+          <w:lang w:eastAsia="ja-JP"/>
+        </w:rPr>
+        <w:t xml:space="preserve"> f</w:t>
+      </w:r>
+      <w:r>
+        <w:rPr>
+          <w:lang w:eastAsia="ja-JP"/>
+        </w:rPr>
+        <w:t>lame</w:t>
+      </w:r>
+      <w:r>
+        <w:rPr>
+          <w:lang w:eastAsia="ja-JP"/>
+        </w:rPr>
+        <w:t xml:space="preserve"> and shrapnel close enough for both brother and sister to feel the heat. </w:t>
+      </w:r>
+    </w:p>
+    <w:p>
+      <w:pPr>
+        <w:rPr>
+          <w:lang w:eastAsia="ja-JP"/>
+        </w:rPr>
+      </w:pPr>
+      <w:r>
+        <w:rPr>
+          <w:lang w:eastAsia="ja-JP"/>
+        </w:rPr>
+        <w:t>Cassandra didn’t react immediately. It took her almost three seconds of staring, listening to the ringing in her ears, before her instincts compelled</w:t>
+      </w:r>
+      <w:r>
+        <w:rPr>
+          <w:lang w:eastAsia="ja-JP"/>
+        </w:rPr>
+        <w:t xml:space="preserve"> her</w:t>
       </w:r>
       <w:r>
         <w:rPr>
@@ -6367,168 +6836,87 @@
         <w:rPr>
           <w:lang w:eastAsia="ja-JP"/>
         </w:rPr>
-        <w:t xml:space="preserve">For all his empty words about fighting </w:t>
-      </w:r>
-      <w:r>
-        <w:rPr>
-          <w:lang w:eastAsia="ja-JP"/>
-        </w:rPr>
-        <w:t>extremism</w:t>
-      </w:r>
-      <w:r>
-        <w:rPr>
-          <w:lang w:eastAsia="ja-JP"/>
-        </w:rPr>
-        <w:t xml:space="preserve">, </w:t>
-      </w:r>
-      <w:r>
-        <w:rPr>
-          <w:lang w:eastAsia="ja-JP"/>
-        </w:rPr>
-        <w:t>Lancaster</w:t>
-      </w:r>
-      <w:r>
-        <w:rPr>
-          <w:lang w:eastAsia="ja-JP"/>
-        </w:rPr>
-        <w:t xml:space="preserve"> </w:t>
-      </w:r>
-      <w:r>
-        <w:rPr>
-          <w:lang w:eastAsia="ja-JP"/>
-        </w:rPr>
-        <w:t>has no qualms selling his wares to governments following the same ideologies he despises. It’s bad for business to pick sides.”</w:t>
-      </w:r>
-    </w:p>
-    <w:p>
-      <w:pPr>
-        <w:rPr>
-          <w:lang w:eastAsia="ja-JP"/>
-        </w:rPr>
-      </w:pPr>
-      <w:r>
-        <w:rPr>
-          <w:lang w:eastAsia="ja-JP"/>
-        </w:rPr>
-        <w:t>“So that’s why you’re out here, is it? Nothing that goes on in there really matters</w:t>
-      </w:r>
-      <w:r>
-        <w:rPr>
-          <w:lang w:eastAsia="ja-JP"/>
-        </w:rPr>
-        <w:t>?</w:t>
-      </w:r>
-      <w:r>
-        <w:rPr>
-          <w:lang w:eastAsia="ja-JP"/>
-        </w:rPr>
-        <w:t>”</w:t>
-      </w:r>
-    </w:p>
-    <w:p>
-      <w:pPr>
-        <w:rPr>
-          <w:lang w:eastAsia="ja-JP"/>
-        </w:rPr>
-      </w:pPr>
-      <w:r>
-        <w:rPr>
-          <w:lang w:eastAsia="ja-JP"/>
-        </w:rPr>
-        <w:t>“Exactly.</w:t>
-      </w:r>
-      <w:r>
-        <w:rPr>
-          <w:lang w:eastAsia="ja-JP"/>
-        </w:rPr>
-        <w:t xml:space="preserve"> So why not stay with me for a bit? It’s a beautiful night.</w:t>
-      </w:r>
-      <w:r>
-        <w:rPr>
-          <w:lang w:eastAsia="ja-JP"/>
-        </w:rPr>
-        <w:t>” Elias patted the</w:t>
-      </w:r>
-      <w:r>
-        <w:rPr>
-          <w:lang w:eastAsia="ja-JP"/>
-        </w:rPr>
-        <w:t xml:space="preserve"> concrete fence he was leaning against.</w:t>
-      </w:r>
-    </w:p>
-    <w:p>
-      <w:pPr>
-        <w:rPr>
-          <w:lang w:eastAsia="ja-JP"/>
-        </w:rPr>
-      </w:pPr>
-      <w:r>
-        <w:rPr>
-          <w:lang w:eastAsia="ja-JP"/>
-        </w:rPr>
-        <w:t xml:space="preserve">Without a word, Cassandra joined her brother at the edge and gazed into the stars. </w:t>
-      </w:r>
-      <w:r>
-        <w:rPr>
-          <w:lang w:eastAsia="ja-JP"/>
-        </w:rPr>
-        <w:t>For a minute, they stood there together, listening to the crashing of waves below and the murmur of the crowd behind them.</w:t>
-      </w:r>
-    </w:p>
-    <w:p>
-      <w:pPr>
-        <w:rPr>
-          <w:lang w:eastAsia="ja-JP"/>
-        </w:rPr>
-      </w:pPr>
-      <w:r>
-        <w:rPr>
-          <w:lang w:eastAsia="ja-JP"/>
-        </w:rPr>
-        <w:t>“I missed having you around,</w:t>
-      </w:r>
-      <w:r>
-        <w:rPr>
-          <w:lang w:eastAsia="ja-JP"/>
-        </w:rPr>
-        <w:t xml:space="preserve"> you know. Losing you, then Chenmei, then Xiang</w:t>
-      </w:r>
-      <w:r>
-        <w:rPr>
-          <w:lang w:eastAsia="ja-JP"/>
-        </w:rPr>
-        <w:t>, all my friends from university</w:t>
-      </w:r>
-      <w:r>
-        <w:rPr>
-          <w:lang w:eastAsia="ja-JP"/>
-        </w:rPr>
-        <w:t xml:space="preserve">…it’s been lonely at home.” She closed her eyes and took a deep breath full of salty sea air, thinking of </w:t>
-      </w:r>
-      <w:r>
-        <w:rPr>
-          <w:lang w:eastAsia="ja-JP"/>
-        </w:rPr>
-        <w:t>all the</w:t>
-      </w:r>
-      <w:r>
-        <w:rPr>
-          <w:lang w:eastAsia="ja-JP"/>
-        </w:rPr>
-        <w:t xml:space="preserve"> loved ones who had exited her life. </w:t>
-      </w:r>
-    </w:p>
-    <w:p>
-      <w:pPr>
-        <w:rPr>
-          <w:lang w:eastAsia="ja-JP"/>
-        </w:rPr>
-      </w:pPr>
-      <w:r>
-        <w:rPr>
-          <w:lang w:eastAsia="ja-JP"/>
-        </w:rPr>
-        <w:t>“And I’m sure mother’s quite busy with all the turmoil around campus.”</w:t>
+        <w:t>towards</w:t>
+      </w:r>
+      <w:r>
+        <w:rPr>
+          <w:lang w:eastAsia="ja-JP"/>
+        </w:rPr>
+        <w:t xml:space="preserve"> the fire.</w:t>
+      </w:r>
+    </w:p>
+    <w:p>
+      <w:pPr>
+        <w:rPr>
+          <w:lang w:eastAsia="ja-JP"/>
+        </w:rPr>
+      </w:pPr>
+      <w:r>
+        <w:rPr>
+          <w:lang w:eastAsia="ja-JP"/>
+        </w:rPr>
+        <w:t xml:space="preserve">“Little sis, wait!” Elias barked. “The </w:t>
+      </w:r>
+      <w:r>
+        <w:rPr>
+          <w:lang w:eastAsia="ja-JP"/>
+        </w:rPr>
+        <w:t>w</w:t>
+      </w:r>
+      <w:r>
+        <w:rPr>
+          <w:lang w:eastAsia="ja-JP"/>
+        </w:rPr>
+        <w:t>ing</w:t>
+      </w:r>
+      <w:r>
+        <w:rPr>
+          <w:lang w:eastAsia="ja-JP"/>
+        </w:rPr>
+        <w:t>, it’s unstable, it’ll –”</w:t>
+      </w:r>
+    </w:p>
+    <w:p>
+      <w:pPr>
+        <w:rPr>
+          <w:lang w:eastAsia="ja-JP"/>
+        </w:rPr>
+      </w:pPr>
+      <w:r>
+        <w:rPr>
+          <w:lang w:eastAsia="ja-JP"/>
+        </w:rPr>
+        <w:t xml:space="preserve">He didn’t need to say what would happen next. </w:t>
+      </w:r>
+      <w:r>
+        <w:rPr>
+          <w:lang w:eastAsia="ja-JP"/>
+        </w:rPr>
+        <w:t xml:space="preserve">The </w:t>
+      </w:r>
+      <w:r>
+        <w:rPr>
+          <w:lang w:eastAsia="ja-JP"/>
+        </w:rPr>
+        <w:t>wing cracked down the middle</w:t>
+      </w:r>
+      <w:r>
+        <w:rPr>
+          <w:lang w:eastAsia="ja-JP"/>
+        </w:rPr>
+        <w:t xml:space="preserve"> and </w:t>
+      </w:r>
+      <w:r>
+        <w:rPr>
+          <w:lang w:eastAsia="ja-JP"/>
+        </w:rPr>
+        <w:t>its tip fell</w:t>
+      </w:r>
+      <w:r>
+        <w:rPr>
+          <w:lang w:eastAsia="ja-JP"/>
+        </w:rPr>
+        <w:t xml:space="preserve"> into the harbor, taking with it a crowd of screaming guests, whose bodies were crushed between the water and an avalanche of rubble. </w:t>
       </w:r>
     </w:p>
     <w:p>
@@ -6542,277 +6930,6 @@
           <w:lang w:eastAsia="ja-JP"/>
         </w:rPr>
         <w:lastRenderedPageBreak/>
-        <w:t>“Turmoil that your people have been stirring up, yes.”</w:t>
-      </w:r>
-    </w:p>
-    <w:p>
-      <w:pPr>
-        <w:rPr>
-          <w:lang w:eastAsia="ja-JP"/>
-        </w:rPr>
-      </w:pPr>
-      <w:r>
-        <w:rPr>
-          <w:lang w:eastAsia="ja-JP"/>
-        </w:rPr>
-        <w:t xml:space="preserve">“Aha, I do admit I have some culpability in the matter, but the sentiment was already there. The Comintern just helped them organize.” Elias paused, taking note of his sister’s frosty demeanor. “Ahem. Still, </w:t>
-      </w:r>
-      <w:r>
-        <w:rPr>
-          <w:lang w:eastAsia="ja-JP"/>
-        </w:rPr>
-        <w:t>I’m sorry</w:t>
-      </w:r>
-      <w:r>
-        <w:rPr>
-          <w:lang w:eastAsia="ja-JP"/>
-        </w:rPr>
-        <w:t xml:space="preserve"> for making your life so </w:t>
-      </w:r>
-      <w:r>
-        <w:rPr>
-          <w:lang w:eastAsia="ja-JP"/>
-        </w:rPr>
-        <w:t>difficult</w:t>
-      </w:r>
-      <w:r>
-        <w:rPr>
-          <w:lang w:eastAsia="ja-JP"/>
-        </w:rPr>
-        <w:t>. In more ways than one</w:t>
-      </w:r>
-      <w:r>
-        <w:rPr>
-          <w:lang w:eastAsia="ja-JP"/>
-        </w:rPr>
-        <w:t>, I’m sure.”</w:t>
-      </w:r>
-    </w:p>
-    <w:p>
-      <w:pPr>
-        <w:rPr>
-          <w:lang w:eastAsia="ja-JP"/>
-        </w:rPr>
-      </w:pPr>
-      <w:r>
-        <w:rPr>
-          <w:lang w:eastAsia="ja-JP"/>
-        </w:rPr>
-        <w:t xml:space="preserve">“You did what you had to. </w:t>
-      </w:r>
-      <w:r>
-        <w:rPr>
-          <w:lang w:eastAsia="ja-JP"/>
-        </w:rPr>
-        <w:t>I c</w:t>
-      </w:r>
-      <w:r>
-        <w:rPr>
-          <w:lang w:eastAsia="ja-JP"/>
-        </w:rPr>
-        <w:t>an hardly blame you for –</w:t>
-      </w:r>
-      <w:r>
-        <w:rPr>
-          <w:lang w:eastAsia="ja-JP"/>
-        </w:rPr>
-        <w:t xml:space="preserve"> wait. What’s that?</w:t>
-      </w:r>
-      <w:r>
-        <w:rPr>
-          <w:lang w:eastAsia="ja-JP"/>
-        </w:rPr>
-        <w:t>”</w:t>
-      </w:r>
-    </w:p>
-    <w:p>
-      <w:pPr>
-        <w:rPr>
-          <w:lang w:eastAsia="ja-JP"/>
-        </w:rPr>
-      </w:pPr>
-      <w:r>
-        <w:rPr>
-          <w:lang w:eastAsia="ja-JP"/>
-        </w:rPr>
-        <w:t xml:space="preserve">The first bomb exploded on the far side of the </w:t>
-      </w:r>
-      <w:r>
-        <w:rPr>
-          <w:lang w:eastAsia="ja-JP"/>
-        </w:rPr>
-        <w:t>w</w:t>
-      </w:r>
-      <w:r>
-        <w:rPr>
-          <w:lang w:eastAsia="ja-JP"/>
-        </w:rPr>
-        <w:t>ing</w:t>
-      </w:r>
-      <w:r>
-        <w:rPr>
-          <w:lang w:eastAsia="ja-JP"/>
-        </w:rPr>
-        <w:t xml:space="preserve">, and so Cassandra at first mistook its tremors for an earthquake. The second bomb </w:t>
-      </w:r>
-      <w:r>
-        <w:rPr>
-          <w:lang w:eastAsia="ja-JP"/>
-        </w:rPr>
-        <w:t>exploded</w:t>
-      </w:r>
-      <w:r>
-        <w:rPr>
-          <w:lang w:eastAsia="ja-JP"/>
-        </w:rPr>
-        <w:t xml:space="preserve"> on their side, putting to rest that false assumption with a burst </w:t>
-      </w:r>
-      <w:r>
-        <w:rPr>
-          <w:lang w:eastAsia="ja-JP"/>
-        </w:rPr>
-        <w:t>of</w:t>
-      </w:r>
-      <w:r>
-        <w:rPr>
-          <w:lang w:eastAsia="ja-JP"/>
-        </w:rPr>
-        <w:t xml:space="preserve"> f</w:t>
-      </w:r>
-      <w:r>
-        <w:rPr>
-          <w:lang w:eastAsia="ja-JP"/>
-        </w:rPr>
-        <w:t>lame</w:t>
-      </w:r>
-      <w:r>
-        <w:rPr>
-          <w:lang w:eastAsia="ja-JP"/>
-        </w:rPr>
-        <w:t xml:space="preserve"> and shrapnel close enough for both brother and sister to feel the heat. </w:t>
-      </w:r>
-    </w:p>
-    <w:p>
-      <w:pPr>
-        <w:rPr>
-          <w:lang w:eastAsia="ja-JP"/>
-        </w:rPr>
-      </w:pPr>
-      <w:r>
-        <w:rPr>
-          <w:lang w:eastAsia="ja-JP"/>
-        </w:rPr>
-        <w:t>Cassandra didn’t react immediately. It took her almost three seconds of staring, listening to the ringing in her ears, before her instincts compelled</w:t>
-      </w:r>
-      <w:r>
-        <w:rPr>
-          <w:lang w:eastAsia="ja-JP"/>
-        </w:rPr>
-        <w:t xml:space="preserve"> her</w:t>
-      </w:r>
-      <w:r>
-        <w:rPr>
-          <w:lang w:eastAsia="ja-JP"/>
-        </w:rPr>
-        <w:t xml:space="preserve"> </w:t>
-      </w:r>
-      <w:r>
-        <w:rPr>
-          <w:lang w:eastAsia="ja-JP"/>
-        </w:rPr>
-        <w:t>towards</w:t>
-      </w:r>
-      <w:r>
-        <w:rPr>
-          <w:lang w:eastAsia="ja-JP"/>
-        </w:rPr>
-        <w:t xml:space="preserve"> the fire.</w:t>
-      </w:r>
-    </w:p>
-    <w:p>
-      <w:pPr>
-        <w:rPr>
-          <w:lang w:eastAsia="ja-JP"/>
-        </w:rPr>
-      </w:pPr>
-      <w:r>
-        <w:rPr>
-          <w:lang w:eastAsia="ja-JP"/>
-        </w:rPr>
-        <w:t xml:space="preserve">“Little sis, wait!” Elias barked. “The </w:t>
-      </w:r>
-      <w:r>
-        <w:rPr>
-          <w:lang w:eastAsia="ja-JP"/>
-        </w:rPr>
-        <w:t>w</w:t>
-      </w:r>
-      <w:r>
-        <w:rPr>
-          <w:lang w:eastAsia="ja-JP"/>
-        </w:rPr>
-        <w:t>ing</w:t>
-      </w:r>
-      <w:r>
-        <w:rPr>
-          <w:lang w:eastAsia="ja-JP"/>
-        </w:rPr>
-        <w:t>, it’s unstable, it’ll –”</w:t>
-      </w:r>
-    </w:p>
-    <w:p>
-      <w:pPr>
-        <w:rPr>
-          <w:lang w:eastAsia="ja-JP"/>
-        </w:rPr>
-      </w:pPr>
-      <w:r>
-        <w:rPr>
-          <w:lang w:eastAsia="ja-JP"/>
-        </w:rPr>
-        <w:t xml:space="preserve">He didn’t need to say what would happen next. </w:t>
-      </w:r>
-      <w:r>
-        <w:rPr>
-          <w:lang w:eastAsia="ja-JP"/>
-        </w:rPr>
-        <w:t xml:space="preserve">The </w:t>
-      </w:r>
-      <w:r>
-        <w:rPr>
-          <w:lang w:eastAsia="ja-JP"/>
-        </w:rPr>
-        <w:t>wing cracked down the middle</w:t>
-      </w:r>
-      <w:r>
-        <w:rPr>
-          <w:lang w:eastAsia="ja-JP"/>
-        </w:rPr>
-        <w:t xml:space="preserve"> and </w:t>
-      </w:r>
-      <w:r>
-        <w:rPr>
-          <w:lang w:eastAsia="ja-JP"/>
-        </w:rPr>
-        <w:t>its tip fell</w:t>
-      </w:r>
-      <w:r>
-        <w:rPr>
-          <w:lang w:eastAsia="ja-JP"/>
-        </w:rPr>
-        <w:t xml:space="preserve"> into the harbor, taking with it a crowd of screaming guests, whose bodies were crushed between the water and an avalanche of rubble. </w:t>
-      </w:r>
-    </w:p>
-    <w:p>
-      <w:pPr>
-        <w:rPr>
-          <w:lang w:eastAsia="ja-JP"/>
-        </w:rPr>
-      </w:pPr>
-      <w:r>
-        <w:rPr>
-          <w:lang w:eastAsia="ja-JP"/>
-        </w:rPr>
         <w:t xml:space="preserve">If they weren’t </w:t>
       </w:r>
       <w:r>
@@ -6982,7 +7099,6 @@
         <w:rPr>
           <w:lang w:eastAsia="ja-JP"/>
         </w:rPr>
-        <w:lastRenderedPageBreak/>
         <w:t>“</w:t>
       </w:r>
       <w:r>
@@ -7217,6 +7333,7 @@
         <w:rPr>
           <w:lang w:eastAsia="ja-JP"/>
         </w:rPr>
+        <w:lastRenderedPageBreak/>
         <w:t>In the street, they encountered their first hurdle.</w:t>
       </w:r>
       <w:r>
@@ -7384,7 +7501,6 @@
         <w:rPr>
           <w:lang w:eastAsia="ja-JP"/>
         </w:rPr>
-        <w:lastRenderedPageBreak/>
         <w:t>“You mean the brother who’s part of the organization currently agitating riots in Montreal? That brother?”</w:t>
       </w:r>
     </w:p>
@@ -7695,6 +7811,7 @@
         <w:rPr>
           <w:lang w:eastAsia="ja-JP"/>
         </w:rPr>
+        <w:lastRenderedPageBreak/>
         <w:t xml:space="preserve">The tone with which </w:t>
       </w:r>
       <w:r>
@@ -7910,93 +8027,336 @@
         <w:rPr>
           <w:lang w:eastAsia="ja-JP"/>
         </w:rPr>
+        <w:t>“I don’t need my own cards when I can just play yours. Seems to me like either side trying to nab us is going to start a fight</w:t>
+      </w:r>
+      <w:r>
+        <w:rPr>
+          <w:lang w:eastAsia="ja-JP"/>
+        </w:rPr>
+        <w:t xml:space="preserve"> with the other</w:t>
+      </w:r>
+      <w:r>
+        <w:rPr>
+          <w:lang w:eastAsia="ja-JP"/>
+        </w:rPr>
+        <w:t xml:space="preserve">. Maybe you’ll win, but </w:t>
+      </w:r>
+      <w:r>
+        <w:rPr>
+          <w:lang w:eastAsia="ja-JP"/>
+        </w:rPr>
+        <w:t>will either of you take</w:t>
+      </w:r>
+      <w:r>
+        <w:rPr>
+          <w:lang w:eastAsia="ja-JP"/>
+        </w:rPr>
+        <w:t xml:space="preserve"> that risk over suspicion alone?”</w:t>
+      </w:r>
+    </w:p>
+    <w:p>
+      <w:pPr>
+        <w:rPr>
+          <w:lang w:eastAsia="ja-JP"/>
+        </w:rPr>
+      </w:pPr>
+      <w:r>
+        <w:rPr>
+          <w:lang w:eastAsia="ja-JP"/>
+        </w:rPr>
+        <w:t xml:space="preserve">“You’ve got our balls in a vise anyway, what with my father in </w:t>
+      </w:r>
+      <w:r>
+        <w:rPr>
+          <w:lang w:eastAsia="ja-JP"/>
+        </w:rPr>
+        <w:t xml:space="preserve">custody,” Jackson </w:t>
+      </w:r>
+      <w:r>
+        <w:rPr>
+          <w:lang w:eastAsia="ja-JP"/>
+        </w:rPr>
+        <w:t>said</w:t>
+      </w:r>
+      <w:r>
+        <w:rPr>
+          <w:lang w:eastAsia="ja-JP"/>
+        </w:rPr>
+        <w:t xml:space="preserve">. “If you want something from us, why not just </w:t>
+      </w:r>
+      <w:r>
+        <w:rPr>
+          <w:lang w:eastAsia="ja-JP"/>
+        </w:rPr>
+        <w:t>squeeze us later</w:t>
+      </w:r>
+      <w:r>
+        <w:rPr>
+          <w:lang w:eastAsia="ja-JP"/>
+        </w:rPr>
+        <w:t xml:space="preserve">, when tempers aren’t running quite so hot? And you, commies – </w:t>
+      </w:r>
+      <w:r>
+        <w:rPr>
+          <w:lang w:eastAsia="ja-JP"/>
+        </w:rPr>
+        <w:t xml:space="preserve">you’ve got so many </w:t>
+      </w:r>
+      <w:r>
+        <w:rPr>
+          <w:lang w:eastAsia="ja-JP"/>
+        </w:rPr>
+        <w:t>believers</w:t>
+      </w:r>
+      <w:r>
+        <w:rPr>
+          <w:lang w:eastAsia="ja-JP"/>
+        </w:rPr>
+        <w:t xml:space="preserve"> in our city that</w:t>
+      </w:r>
+      <w:r>
+        <w:rPr>
+          <w:lang w:eastAsia="ja-JP"/>
+        </w:rPr>
+        <w:t xml:space="preserve"> </w:t>
+      </w:r>
+      <w:r>
+        <w:rPr>
+          <w:lang w:eastAsia="ja-JP"/>
+        </w:rPr>
+        <w:t>I’m sure there are ways to get what you want without putting your lives on the line.</w:t>
+      </w:r>
+      <w:r>
+        <w:rPr>
+          <w:lang w:eastAsia="ja-JP"/>
+        </w:rPr>
+        <w:t>”</w:t>
+      </w:r>
+    </w:p>
+    <w:p>
+      <w:pPr>
+        <w:rPr>
+          <w:lang w:eastAsia="ja-JP"/>
+        </w:rPr>
+      </w:pPr>
+      <w:r>
+        <w:rPr>
+          <w:lang w:eastAsia="ja-JP"/>
+        </w:rPr>
+        <w:t xml:space="preserve">Elias was the first one to stand down. </w:t>
+      </w:r>
+      <w:r>
+        <w:rPr>
+          <w:lang w:eastAsia="ja-JP"/>
+        </w:rPr>
+        <w:t>“</w:t>
+      </w:r>
+      <w:r>
+        <w:rPr>
+          <w:lang w:eastAsia="ja-JP"/>
+        </w:rPr>
+        <w:t>They</w:t>
+      </w:r>
+      <w:r>
+        <w:rPr>
+          <w:lang w:eastAsia="ja-JP"/>
+        </w:rPr>
+        <w:t xml:space="preserve"> aren’t wrong,” he said. “No reason we need</w:t>
+      </w:r>
+      <w:r>
+        <w:rPr>
+          <w:lang w:eastAsia="ja-JP"/>
+        </w:rPr>
+        <w:t xml:space="preserve"> to </w:t>
+      </w:r>
+      <w:r>
+        <w:rPr>
+          <w:lang w:eastAsia="ja-JP"/>
+        </w:rPr>
+        <w:t>fight</w:t>
+      </w:r>
+      <w:r>
+        <w:rPr>
+          <w:lang w:eastAsia="ja-JP"/>
+        </w:rPr>
+        <w:t xml:space="preserve"> here and now. We all know where to find them if we need them.” </w:t>
+      </w:r>
+    </w:p>
+    <w:p>
+      <w:pPr>
+        <w:rPr>
+          <w:lang w:eastAsia="ja-JP"/>
+        </w:rPr>
+      </w:pPr>
+      <w:r>
+        <w:rPr>
+          <w:lang w:eastAsia="ja-JP"/>
+        </w:rPr>
+        <w:t>“And if they go into hiding after</w:t>
+      </w:r>
+      <w:r>
+        <w:rPr>
+          <w:lang w:eastAsia="ja-JP"/>
+        </w:rPr>
+        <w:t>wards</w:t>
+      </w:r>
+      <w:r>
+        <w:rPr>
+          <w:lang w:eastAsia="ja-JP"/>
+        </w:rPr>
+        <w:t>?” Lancaster asked.</w:t>
+      </w:r>
+    </w:p>
+    <w:p>
+      <w:pPr>
+        <w:rPr>
+          <w:lang w:eastAsia="ja-JP"/>
+        </w:rPr>
+      </w:pPr>
+      <w:r>
+        <w:rPr>
+          <w:lang w:eastAsia="ja-JP"/>
+        </w:rPr>
+        <w:t>“</w:t>
+      </w:r>
+      <w:r>
+        <w:rPr>
+          <w:lang w:eastAsia="ja-JP"/>
+        </w:rPr>
+        <w:t>Then it’s just like the boy said. We squeeze them back out. Though I’m sure that won’t be necessary, haha.”</w:t>
+      </w:r>
+    </w:p>
+    <w:p>
+      <w:pPr>
+        <w:rPr>
+          <w:lang w:eastAsia="ja-JP"/>
+        </w:rPr>
+      </w:pPr>
+      <w:r>
+        <w:rPr>
+          <w:lang w:eastAsia="ja-JP"/>
+        </w:rPr>
+        <w:t>Lancaster stared at his opponents for a moment, and then gestured for the Skywatch to lower their weapons as well.</w:t>
+      </w:r>
+    </w:p>
+    <w:p>
+      <w:pPr>
+        <w:rPr>
+          <w:lang w:eastAsia="ja-JP"/>
+        </w:rPr>
+      </w:pPr>
+      <w:r>
+        <w:rPr>
+          <w:lang w:eastAsia="ja-JP"/>
+        </w:rPr>
+        <w:t>“See? That was a much happier ending, I think,” Elias said</w:t>
+      </w:r>
+      <w:r>
+        <w:rPr>
+          <w:lang w:eastAsia="ja-JP"/>
+        </w:rPr>
+        <w:t xml:space="preserve"> with a self-satisfied smile</w:t>
+      </w:r>
+      <w:r>
+        <w:rPr>
+          <w:lang w:eastAsia="ja-JP"/>
+        </w:rPr>
+        <w:t>.</w:t>
+      </w:r>
+    </w:p>
+    <w:p>
+      <w:pPr>
+        <w:rPr>
+          <w:lang w:eastAsia="ja-JP"/>
+        </w:rPr>
+      </w:pPr>
+      <w:r>
+        <w:rPr>
+          <w:lang w:eastAsia="ja-JP"/>
+        </w:rPr>
+        <w:t xml:space="preserve">“Tell that to your six dead friends,” </w:t>
+      </w:r>
+      <w:r>
+        <w:rPr>
+          <w:lang w:eastAsia="ja-JP"/>
+        </w:rPr>
+        <w:t>the chairman</w:t>
+      </w:r>
+      <w:r>
+        <w:rPr>
+          <w:lang w:eastAsia="ja-JP"/>
+        </w:rPr>
+        <w:t xml:space="preserve"> replied.</w:t>
+      </w:r>
+    </w:p>
+    <w:p>
+      <w:pPr>
+        <w:rPr>
+          <w:lang w:eastAsia="ja-JP"/>
+        </w:rPr>
+      </w:pPr>
+      <w:r>
+        <w:rPr>
+          <w:lang w:eastAsia="ja-JP"/>
+        </w:rPr>
         <w:lastRenderedPageBreak/>
-        <w:t>“I don’t need my own cards when I can just play yours. Seems to me like either side trying to nab us is going to start a fight</w:t>
-      </w:r>
-      <w:r>
-        <w:rPr>
-          <w:lang w:eastAsia="ja-JP"/>
-        </w:rPr>
-        <w:t xml:space="preserve"> with the other</w:t>
-      </w:r>
-      <w:r>
-        <w:rPr>
-          <w:lang w:eastAsia="ja-JP"/>
-        </w:rPr>
-        <w:t xml:space="preserve">. Maybe you’ll win, but </w:t>
-      </w:r>
-      <w:r>
-        <w:rPr>
-          <w:lang w:eastAsia="ja-JP"/>
-        </w:rPr>
-        <w:t>will either of you take</w:t>
-      </w:r>
-      <w:r>
-        <w:rPr>
-          <w:lang w:eastAsia="ja-JP"/>
-        </w:rPr>
-        <w:t xml:space="preserve"> that risk over suspicion alone?”</w:t>
-      </w:r>
-    </w:p>
-    <w:p>
-      <w:pPr>
-        <w:rPr>
-          <w:lang w:eastAsia="ja-JP"/>
-        </w:rPr>
-      </w:pPr>
-      <w:r>
-        <w:rPr>
-          <w:lang w:eastAsia="ja-JP"/>
-        </w:rPr>
-        <w:t xml:space="preserve">“You’ve got our balls in a vise anyway, what with my father in </w:t>
-      </w:r>
-      <w:r>
-        <w:rPr>
-          <w:lang w:eastAsia="ja-JP"/>
-        </w:rPr>
-        <w:t xml:space="preserve">custody,” Jackson </w:t>
-      </w:r>
-      <w:r>
-        <w:rPr>
-          <w:lang w:eastAsia="ja-JP"/>
-        </w:rPr>
-        <w:t>said</w:t>
-      </w:r>
-      <w:r>
-        <w:rPr>
-          <w:lang w:eastAsia="ja-JP"/>
-        </w:rPr>
-        <w:t xml:space="preserve">. “If you want something from us, why not just </w:t>
-      </w:r>
-      <w:r>
-        <w:rPr>
-          <w:lang w:eastAsia="ja-JP"/>
-        </w:rPr>
-        <w:t>squeeze us later</w:t>
-      </w:r>
-      <w:r>
-        <w:rPr>
-          <w:lang w:eastAsia="ja-JP"/>
-        </w:rPr>
-        <w:t xml:space="preserve">, when tempers aren’t running quite so hot? And you, commies – </w:t>
-      </w:r>
-      <w:r>
-        <w:rPr>
-          <w:lang w:eastAsia="ja-JP"/>
-        </w:rPr>
-        <w:t xml:space="preserve">you’ve got so many </w:t>
-      </w:r>
-      <w:r>
-        <w:rPr>
-          <w:lang w:eastAsia="ja-JP"/>
-        </w:rPr>
-        <w:t>believers</w:t>
-      </w:r>
-      <w:r>
-        <w:rPr>
-          <w:lang w:eastAsia="ja-JP"/>
-        </w:rPr>
-        <w:t xml:space="preserve"> in our city that</w:t>
+        <w:t>“There’ll be time to grieve for them later. Best way to honor them right now is to prevent further deaths, don’t you think?”</w:t>
+      </w:r>
+    </w:p>
+    <w:p>
+      <w:pPr>
+        <w:rPr>
+          <w:lang w:eastAsia="ja-JP"/>
+        </w:rPr>
+      </w:pPr>
+      <w:r>
+        <w:rPr>
+          <w:lang w:eastAsia="ja-JP"/>
+        </w:rPr>
+        <w:t xml:space="preserve">   </w:t>
+      </w:r>
+      <w:r>
+        <w:rPr>
+          <w:lang w:eastAsia="ja-JP"/>
+        </w:rPr>
+        <w:t>“</w:t>
+      </w:r>
+      <w:r>
+        <w:rPr>
+          <w:lang w:eastAsia="ja-JP"/>
+        </w:rPr>
+        <w:t>An odd change of tune</w:t>
+      </w:r>
+      <w:r>
+        <w:rPr>
+          <w:lang w:eastAsia="ja-JP"/>
+        </w:rPr>
+        <w:t xml:space="preserve"> from the ones who started this confrontation</w:t>
+      </w:r>
+      <w:r>
+        <w:rPr>
+          <w:lang w:eastAsia="ja-JP"/>
+        </w:rPr>
+        <w:t>, but fine. Have it your way.</w:t>
+      </w:r>
+      <w:r>
+        <w:rPr>
+          <w:lang w:eastAsia="ja-JP"/>
+        </w:rPr>
+        <w:t>”</w:t>
+      </w:r>
+    </w:p>
+    <w:p>
+      <w:pPr>
+        <w:rPr>
+          <w:lang w:eastAsia="ja-JP"/>
+        </w:rPr>
+      </w:pPr>
+      <w:r>
+        <w:rPr>
+          <w:lang w:eastAsia="ja-JP"/>
+        </w:rPr>
+        <w:t>“In that case, I think we’re done here,” Cassandra said. “Miss Akiko, Jackson, come on. We’re leaving.”</w:t>
       </w:r>
       <w:r>
         <w:rPr>
@@ -8004,249 +8364,6 @@
         </w:rPr>
         <w:t xml:space="preserve"> </w:t>
       </w:r>
-      <w:r>
-        <w:rPr>
-          <w:lang w:eastAsia="ja-JP"/>
-        </w:rPr>
-        <w:t>I’m sure there are ways to get what you want without putting your lives on the line.</w:t>
-      </w:r>
-      <w:r>
-        <w:rPr>
-          <w:lang w:eastAsia="ja-JP"/>
-        </w:rPr>
-        <w:t>”</w:t>
-      </w:r>
-    </w:p>
-    <w:p>
-      <w:pPr>
-        <w:rPr>
-          <w:lang w:eastAsia="ja-JP"/>
-        </w:rPr>
-      </w:pPr>
-      <w:r>
-        <w:rPr>
-          <w:lang w:eastAsia="ja-JP"/>
-        </w:rPr>
-        <w:t xml:space="preserve">Elias was the first one to stand down. </w:t>
-      </w:r>
-      <w:r>
-        <w:rPr>
-          <w:lang w:eastAsia="ja-JP"/>
-        </w:rPr>
-        <w:t>“</w:t>
-      </w:r>
-      <w:r>
-        <w:rPr>
-          <w:lang w:eastAsia="ja-JP"/>
-        </w:rPr>
-        <w:t>They</w:t>
-      </w:r>
-      <w:r>
-        <w:rPr>
-          <w:lang w:eastAsia="ja-JP"/>
-        </w:rPr>
-        <w:t xml:space="preserve"> aren’t wrong,” he said. “No reason we need</w:t>
-      </w:r>
-      <w:r>
-        <w:rPr>
-          <w:lang w:eastAsia="ja-JP"/>
-        </w:rPr>
-        <w:t xml:space="preserve"> to </w:t>
-      </w:r>
-      <w:r>
-        <w:rPr>
-          <w:lang w:eastAsia="ja-JP"/>
-        </w:rPr>
-        <w:t>fight</w:t>
-      </w:r>
-      <w:r>
-        <w:rPr>
-          <w:lang w:eastAsia="ja-JP"/>
-        </w:rPr>
-        <w:t xml:space="preserve"> here and now. We all know where to find them if we need them.” </w:t>
-      </w:r>
-    </w:p>
-    <w:p>
-      <w:pPr>
-        <w:rPr>
-          <w:lang w:eastAsia="ja-JP"/>
-        </w:rPr>
-      </w:pPr>
-      <w:r>
-        <w:rPr>
-          <w:lang w:eastAsia="ja-JP"/>
-        </w:rPr>
-        <w:t>“And if they go into hiding after</w:t>
-      </w:r>
-      <w:r>
-        <w:rPr>
-          <w:lang w:eastAsia="ja-JP"/>
-        </w:rPr>
-        <w:t>wards</w:t>
-      </w:r>
-      <w:r>
-        <w:rPr>
-          <w:lang w:eastAsia="ja-JP"/>
-        </w:rPr>
-        <w:t>?” Lancaster asked.</w:t>
-      </w:r>
-    </w:p>
-    <w:p>
-      <w:pPr>
-        <w:rPr>
-          <w:lang w:eastAsia="ja-JP"/>
-        </w:rPr>
-      </w:pPr>
-      <w:r>
-        <w:rPr>
-          <w:lang w:eastAsia="ja-JP"/>
-        </w:rPr>
-        <w:t>“</w:t>
-      </w:r>
-      <w:r>
-        <w:rPr>
-          <w:lang w:eastAsia="ja-JP"/>
-        </w:rPr>
-        <w:t>Then it’s just like the boy said. We squeeze them back out. Though I’m sure that won’t be necessary, haha.”</w:t>
-      </w:r>
-    </w:p>
-    <w:p>
-      <w:pPr>
-        <w:rPr>
-          <w:lang w:eastAsia="ja-JP"/>
-        </w:rPr>
-      </w:pPr>
-      <w:r>
-        <w:rPr>
-          <w:lang w:eastAsia="ja-JP"/>
-        </w:rPr>
-        <w:t>Lancaster stared at his opponents for a moment, and then gestured for the Skywatch to lower their weapons as well.</w:t>
-      </w:r>
-    </w:p>
-    <w:p>
-      <w:pPr>
-        <w:rPr>
-          <w:lang w:eastAsia="ja-JP"/>
-        </w:rPr>
-      </w:pPr>
-      <w:r>
-        <w:rPr>
-          <w:lang w:eastAsia="ja-JP"/>
-        </w:rPr>
-        <w:t>“See? That was a much happier ending, I think,” Elias said</w:t>
-      </w:r>
-      <w:r>
-        <w:rPr>
-          <w:lang w:eastAsia="ja-JP"/>
-        </w:rPr>
-        <w:t xml:space="preserve"> with a self-satisfied smile</w:t>
-      </w:r>
-      <w:r>
-        <w:rPr>
-          <w:lang w:eastAsia="ja-JP"/>
-        </w:rPr>
-        <w:t>.</w:t>
-      </w:r>
-    </w:p>
-    <w:p>
-      <w:pPr>
-        <w:rPr>
-          <w:lang w:eastAsia="ja-JP"/>
-        </w:rPr>
-      </w:pPr>
-      <w:r>
-        <w:rPr>
-          <w:lang w:eastAsia="ja-JP"/>
-        </w:rPr>
-        <w:t xml:space="preserve">“Tell that to your six dead friends,” </w:t>
-      </w:r>
-      <w:r>
-        <w:rPr>
-          <w:lang w:eastAsia="ja-JP"/>
-        </w:rPr>
-        <w:t>the chairman</w:t>
-      </w:r>
-      <w:r>
-        <w:rPr>
-          <w:lang w:eastAsia="ja-JP"/>
-        </w:rPr>
-        <w:t xml:space="preserve"> replied.</w:t>
-      </w:r>
-    </w:p>
-    <w:p>
-      <w:pPr>
-        <w:rPr>
-          <w:lang w:eastAsia="ja-JP"/>
-        </w:rPr>
-      </w:pPr>
-      <w:r>
-        <w:rPr>
-          <w:lang w:eastAsia="ja-JP"/>
-        </w:rPr>
-        <w:t>“There’ll be time to grieve for them later. Best way to honor them right now is to prevent further deaths, don’t you think?”</w:t>
-      </w:r>
-    </w:p>
-    <w:p>
-      <w:pPr>
-        <w:rPr>
-          <w:lang w:eastAsia="ja-JP"/>
-        </w:rPr>
-      </w:pPr>
-      <w:r>
-        <w:rPr>
-          <w:lang w:eastAsia="ja-JP"/>
-        </w:rPr>
-        <w:t xml:space="preserve">   </w:t>
-      </w:r>
-      <w:r>
-        <w:rPr>
-          <w:lang w:eastAsia="ja-JP"/>
-        </w:rPr>
-        <w:t>“</w:t>
-      </w:r>
-      <w:r>
-        <w:rPr>
-          <w:lang w:eastAsia="ja-JP"/>
-        </w:rPr>
-        <w:t>An odd change of tune</w:t>
-      </w:r>
-      <w:r>
-        <w:rPr>
-          <w:lang w:eastAsia="ja-JP"/>
-        </w:rPr>
-        <w:t xml:space="preserve"> from the ones who started this confrontation</w:t>
-      </w:r>
-      <w:r>
-        <w:rPr>
-          <w:lang w:eastAsia="ja-JP"/>
-        </w:rPr>
-        <w:t>, but fine. Have it your way.</w:t>
-      </w:r>
-      <w:r>
-        <w:rPr>
-          <w:lang w:eastAsia="ja-JP"/>
-        </w:rPr>
-        <w:t>”</w:t>
-      </w:r>
-    </w:p>
-    <w:p>
-      <w:pPr>
-        <w:rPr>
-          <w:lang w:eastAsia="ja-JP"/>
-        </w:rPr>
-      </w:pPr>
-      <w:r>
-        <w:rPr>
-          <w:lang w:eastAsia="ja-JP"/>
-        </w:rPr>
-        <w:t>“In that case, I think we’re done here,” Cassandra said. “Miss Akiko, Jackson, come on. We’re leaving.”</w:t>
-      </w:r>
-      <w:r>
-        <w:rPr>
-          <w:lang w:eastAsia="ja-JP"/>
-        </w:rPr>
-        <w:t xml:space="preserve"> </w:t>
-      </w:r>
     </w:p>
     <w:p>
       <w:pPr>
@@ -8282,14 +8399,7 @@
         <w:rPr>
           <w:lang w:eastAsia="ja-JP"/>
         </w:rPr>
-        <w:t xml:space="preserve">still abuzz with activity, from the ongoing stream of survivors pouring out of every viable exit, to all kinds of watercraft gathering in the harbor to retrieve bodies both living and dead. Clouds had </w:t>
-      </w:r>
-      <w:r>
-        <w:rPr>
-          <w:lang w:eastAsia="ja-JP"/>
-        </w:rPr>
-        <w:lastRenderedPageBreak/>
-        <w:t>rolled in to obscure the stars, and the plume of smoke from the burning building rose upwards to join them.</w:t>
+        <w:t>still abuzz with activity, from the ongoing stream of survivors pouring out of every viable exit, to all kinds of watercraft gathering in the harbor to retrieve bodies both living and dead. Clouds had rolled in to obscure the stars, and the plume of smoke from the burning building rose upwards to join them.</w:t>
       </w:r>
     </w:p>
     <w:p>
@@ -8482,6 +8592,7 @@
         <w:rPr>
           <w:lang w:eastAsia="ja-JP"/>
         </w:rPr>
+        <w:lastRenderedPageBreak/>
         <w:t xml:space="preserve">Akiko spun around to look at him. </w:t>
       </w:r>
       <w:r>
@@ -8565,7 +8676,6 @@
         <w:rPr>
           <w:lang w:eastAsia="ja-JP"/>
         </w:rPr>
-        <w:lastRenderedPageBreak/>
         <w:t>“Just get on the ship, everyone,” she muttered</w:t>
       </w:r>
       <w:r>
@@ -8691,6 +8801,7 @@
         <w:rPr>
           <w:rFonts w:eastAsia="Calibri"/>
         </w:rPr>
+        <w:lastRenderedPageBreak/>
         <w:t xml:space="preserve">One dreary winter, in </w:t>
       </w:r>
       <w:r>
@@ -8879,19 +8990,437 @@
         <w:rPr>
           <w:rFonts w:eastAsia="Calibri"/>
         </w:rPr>
-        <w:t xml:space="preserve">, a </w:t>
+        <w:t>, a cohort of scientists, engineers, and support staff worked and lived inside the compound, rarely venturing outside</w:t>
       </w:r>
       <w:r>
         <w:rPr>
           <w:rFonts w:eastAsia="Calibri"/>
         </w:rPr>
+        <w:t>.</w:t>
+      </w:r>
+    </w:p>
+    <w:p>
+      <w:pPr>
+        <w:rPr>
+          <w:rFonts w:eastAsia="Calibri"/>
+        </w:rPr>
+      </w:pPr>
+      <w:r>
+        <w:rPr>
+          <w:rFonts w:eastAsia="Calibri"/>
+        </w:rPr>
+        <w:t xml:space="preserve">As soon as everything was ready, </w:t>
+      </w:r>
+      <w:r>
+        <w:rPr>
+          <w:rFonts w:eastAsia="Calibri"/>
+        </w:rPr>
+        <w:t>Lasalle</w:t>
+      </w:r>
+      <w:r>
+        <w:rPr>
+          <w:rFonts w:eastAsia="Calibri"/>
+        </w:rPr>
+        <w:t xml:space="preserve"> threw wide the gates and set his plans into motion. Using the </w:t>
+      </w:r>
+      <w:r>
+        <w:rPr>
+          <w:rFonts w:eastAsia="Calibri"/>
+        </w:rPr>
+        <w:t xml:space="preserve">profit from his </w:t>
+      </w:r>
+      <w:r>
+        <w:rPr>
+          <w:rFonts w:eastAsia="Calibri"/>
+        </w:rPr>
+        <w:t>contracting</w:t>
+      </w:r>
+      <w:r>
+        <w:rPr>
+          <w:rFonts w:eastAsia="Calibri"/>
+        </w:rPr>
+        <w:t xml:space="preserve">, he hired scores of new employees, made deals with local gangs for protection, and purchased a fleet of vehicles to expand the company’s trade network. </w:t>
+      </w:r>
+      <w:r>
+        <w:rPr>
+          <w:rFonts w:eastAsia="Calibri"/>
+        </w:rPr>
+        <w:t xml:space="preserve">The newly-christened Lasalle Industries diversified as it grew, </w:t>
+      </w:r>
+      <w:r>
+        <w:rPr>
+          <w:rFonts w:eastAsia="Calibri"/>
+        </w:rPr>
+        <w:t xml:space="preserve">building facilities for </w:t>
+      </w:r>
+      <w:r>
+        <w:rPr>
+          <w:rFonts w:eastAsia="Calibri"/>
+        </w:rPr>
+        <w:t>neuroscience</w:t>
+      </w:r>
+      <w:r>
+        <w:rPr>
+          <w:rFonts w:eastAsia="Calibri"/>
+        </w:rPr>
+        <w:t xml:space="preserve"> and nanotechnology</w:t>
+      </w:r>
+      <w:r>
+        <w:rPr>
+          <w:rFonts w:eastAsia="Calibri"/>
+        </w:rPr>
+        <w:t xml:space="preserve">. A professional security team replaced the gangs, the old compound </w:t>
+      </w:r>
+      <w:r>
+        <w:rPr>
+          <w:rFonts w:eastAsia="Calibri"/>
+        </w:rPr>
+        <w:t>grew into</w:t>
+      </w:r>
+      <w:r>
+        <w:rPr>
+          <w:rFonts w:eastAsia="Calibri"/>
+        </w:rPr>
+        <w:t xml:space="preserve"> a luxury </w:t>
+      </w:r>
+      <w:r>
+        <w:rPr>
+          <w:rFonts w:eastAsia="Calibri"/>
+        </w:rPr>
+        <w:t>office</w:t>
+      </w:r>
+      <w:r>
+        <w:rPr>
+          <w:rFonts w:eastAsia="Calibri"/>
+        </w:rPr>
+        <w:t xml:space="preserve">, and </w:t>
+      </w:r>
+      <w:r>
+        <w:rPr>
+          <w:rFonts w:eastAsia="Calibri"/>
+        </w:rPr>
+        <w:t>Lasalle became a household name</w:t>
+      </w:r>
+      <w:r>
+        <w:rPr>
+          <w:rFonts w:eastAsia="Calibri"/>
+        </w:rPr>
+        <w:t xml:space="preserve">. </w:t>
+      </w:r>
+      <w:r>
+        <w:rPr>
+          <w:rFonts w:eastAsia="Calibri"/>
+        </w:rPr>
+        <w:t xml:space="preserve">When the man himself retired, he sold his company to Aleph Null to at last extend its reach across the globe, and </w:t>
+      </w:r>
+      <w:r>
+        <w:rPr>
+          <w:rFonts w:eastAsia="Calibri"/>
+        </w:rPr>
+        <w:t>he died</w:t>
+      </w:r>
+      <w:r>
+        <w:rPr>
+          <w:rFonts w:eastAsia="Calibri"/>
+        </w:rPr>
+        <w:t xml:space="preserve"> content that he had made the world a better place.</w:t>
+      </w:r>
+    </w:p>
+    <w:p>
+      <w:pPr>
+        <w:rPr>
+          <w:rFonts w:eastAsia="Calibri"/>
+        </w:rPr>
+      </w:pPr>
+      <w:r>
+        <w:rPr>
+          <w:rFonts w:eastAsia="Calibri"/>
+        </w:rPr>
+        <w:t>C</w:t>
+      </w:r>
+      <w:r>
+        <w:rPr>
+          <w:rFonts w:eastAsia="Calibri"/>
+        </w:rPr>
+        <w:t xml:space="preserve">lose to a century </w:t>
+      </w:r>
+      <w:r>
+        <w:rPr>
+          <w:rFonts w:eastAsia="Calibri"/>
+        </w:rPr>
+        <w:t>later</w:t>
+      </w:r>
+      <w:r>
+        <w:rPr>
+          <w:rFonts w:eastAsia="Calibri"/>
+        </w:rPr>
+        <w:t xml:space="preserve">, the </w:t>
+      </w:r>
+      <w:r>
+        <w:rPr>
+          <w:rFonts w:eastAsia="Calibri"/>
+        </w:rPr>
+        <w:t>shuttle</w:t>
+      </w:r>
+      <w:r>
+        <w:rPr>
+          <w:rFonts w:eastAsia="Calibri"/>
+        </w:rPr>
+        <w:t xml:space="preserve"> carrying Cassandra and her friends returned from Athens. </w:t>
+      </w:r>
+      <w:r>
+        <w:rPr>
+          <w:rFonts w:eastAsia="Calibri"/>
+        </w:rPr>
+        <w:t>They cleared customs in Newfoundland, where the Skywatch had no presence, then flew straight to</w:t>
+      </w:r>
+      <w:r>
+        <w:rPr>
+          <w:rFonts w:eastAsia="Calibri"/>
+        </w:rPr>
+        <w:t xml:space="preserve"> </w:t>
+      </w:r>
+      <w:r>
+        <w:rPr>
+          <w:rFonts w:eastAsia="Calibri"/>
+        </w:rPr>
+        <w:t xml:space="preserve">the </w:t>
+      </w:r>
+      <w:r>
+        <w:rPr>
+          <w:rFonts w:eastAsia="Calibri"/>
+        </w:rPr>
+        <w:t>branch campus</w:t>
+      </w:r>
+      <w:r>
+        <w:rPr>
+          <w:rFonts w:eastAsia="Calibri"/>
+        </w:rPr>
+        <w:t xml:space="preserve"> itself, near what had once been Lasalle’s original headquarters</w:t>
+      </w:r>
+      <w:r>
+        <w:rPr>
+          <w:rFonts w:eastAsia="Calibri"/>
+        </w:rPr>
+        <w:t xml:space="preserve">. Cassandra had selected a VTOL </w:t>
+      </w:r>
+      <w:r>
+        <w:rPr>
+          <w:rFonts w:eastAsia="Calibri"/>
+        </w:rPr>
+        <w:t>aircraft</w:t>
+      </w:r>
+      <w:r>
+        <w:rPr>
+          <w:rFonts w:eastAsia="Calibri"/>
+        </w:rPr>
+        <w:t xml:space="preserve"> for exactly that purpose.</w:t>
+      </w:r>
+    </w:p>
+    <w:p>
+      <w:pPr>
+        <w:rPr>
+          <w:rFonts w:eastAsia="Calibri"/>
+        </w:rPr>
+      </w:pPr>
+      <w:r>
+        <w:rPr>
+          <w:rFonts w:eastAsia="Calibri"/>
+        </w:rPr>
+        <w:t xml:space="preserve">As the </w:t>
+      </w:r>
+      <w:r>
+        <w:rPr>
+          <w:rFonts w:eastAsia="Calibri"/>
+        </w:rPr>
+        <w:t>aircraft</w:t>
+      </w:r>
+      <w:r>
+        <w:rPr>
+          <w:rFonts w:eastAsia="Calibri"/>
+        </w:rPr>
+        <w:t xml:space="preserve"> entered </w:t>
+      </w:r>
+      <w:r>
+        <w:rPr>
+          <w:rFonts w:eastAsia="Calibri"/>
+        </w:rPr>
+        <w:t>Montreal</w:t>
+      </w:r>
+      <w:r>
+        <w:rPr>
+          <w:rFonts w:eastAsia="Calibri"/>
+        </w:rPr>
+        <w:t xml:space="preserve"> airspace, Cassandra twitched against the rock-hard seat cushion</w:t>
+      </w:r>
+      <w:r>
+        <w:rPr>
+          <w:rFonts w:eastAsia="Calibri"/>
+        </w:rPr>
+        <w:t xml:space="preserve">. </w:t>
+      </w:r>
+      <w:r>
+        <w:rPr>
+          <w:rFonts w:eastAsia="Calibri"/>
+        </w:rPr>
+        <w:t>Though the flight should have offered plenty of time to rest, h</w:t>
+      </w:r>
+      <w:r>
+        <w:rPr>
+          <w:rFonts w:eastAsia="Calibri"/>
+        </w:rPr>
+        <w:t xml:space="preserve">er memories of the </w:t>
+      </w:r>
+      <w:r>
+        <w:rPr>
+          <w:rFonts w:eastAsia="Calibri"/>
+        </w:rPr>
+        <w:t>disaster and the discomfort of her seat itself had kept her from restful sleep</w:t>
+      </w:r>
+      <w:r>
+        <w:rPr>
+          <w:rFonts w:eastAsia="Calibri"/>
+        </w:rPr>
+        <w:t xml:space="preserve">. </w:t>
+      </w:r>
+      <w:r>
+        <w:rPr>
+          <w:rFonts w:eastAsia="Calibri"/>
+        </w:rPr>
+        <w:t xml:space="preserve">Her skin itched all over. Her </w:t>
+      </w:r>
+      <w:r>
+        <w:rPr>
+          <w:rFonts w:eastAsia="Calibri"/>
+        </w:rPr>
+        <w:t>expensive high heels</w:t>
+      </w:r>
+      <w:r>
+        <w:rPr>
+          <w:rFonts w:eastAsia="Calibri"/>
+        </w:rPr>
+        <w:t xml:space="preserve"> suddenly seemed a size too small, </w:t>
+      </w:r>
+      <w:r>
+        <w:rPr>
+          <w:rFonts w:eastAsia="Calibri"/>
+        </w:rPr>
+        <w:t xml:space="preserve">binding toes that couldn’t so much as wiggle. </w:t>
+      </w:r>
+      <w:r>
+        <w:rPr>
+          <w:rFonts w:eastAsia="Calibri"/>
+        </w:rPr>
+        <w:t>The</w:t>
+      </w:r>
+      <w:r>
+        <w:rPr>
+          <w:rFonts w:eastAsia="Calibri"/>
+        </w:rPr>
+        <w:t xml:space="preserve"> bra </w:t>
+      </w:r>
+      <w:r>
+        <w:rPr>
+          <w:rFonts w:eastAsia="Calibri"/>
+        </w:rPr>
+        <w:t>she rarely noticed anymore</w:t>
+      </w:r>
+      <w:r>
+        <w:rPr>
+          <w:rFonts w:eastAsia="Calibri"/>
+        </w:rPr>
+        <w:t xml:space="preserve"> was now a </w:t>
+      </w:r>
+      <w:r>
+        <w:rPr>
+          <w:rFonts w:eastAsia="Calibri"/>
+        </w:rPr>
+        <w:t>painful</w:t>
+      </w:r>
+      <w:r>
+        <w:rPr>
+          <w:rFonts w:eastAsia="Calibri"/>
+        </w:rPr>
+        <w:t xml:space="preserve"> sensation around her chest that she longed to tear off.</w:t>
+      </w:r>
+    </w:p>
+    <w:p>
+      <w:pPr>
+        <w:rPr>
+          <w:rFonts w:eastAsia="Calibri"/>
+        </w:rPr>
+      </w:pPr>
+      <w:r>
+        <w:rPr>
+          <w:rFonts w:eastAsia="Calibri"/>
+        </w:rPr>
         <w:lastRenderedPageBreak/>
-        <w:t>cohort of scientists, engineers, and support staff worked and lived inside the compound, rarely venturing outside</w:t>
+        <w:t>Home</w:t>
       </w:r>
       <w:r>
         <w:rPr>
           <w:rFonts w:eastAsia="Calibri"/>
         </w:rPr>
+        <w:t xml:space="preserve"> was on the horizon, she reminded herself. Only half an hour, give or take, before she would be able to strip herself down and take a much-needed shower</w:t>
+      </w:r>
+      <w:r>
+        <w:rPr>
+          <w:rFonts w:eastAsia="Calibri"/>
+        </w:rPr>
+        <w:t>, or perhaps a bath in her apartment</w:t>
+      </w:r>
+      <w:r>
+        <w:rPr>
+          <w:rFonts w:eastAsia="Calibri"/>
+        </w:rPr>
+        <w:t xml:space="preserve">’s </w:t>
+      </w:r>
+      <w:r>
+        <w:rPr>
+          <w:rFonts w:eastAsia="Calibri"/>
+        </w:rPr>
+        <w:t>hot tub. That sort of leisure</w:t>
+      </w:r>
+      <w:r>
+        <w:rPr>
+          <w:rFonts w:eastAsia="Calibri"/>
+        </w:rPr>
+        <w:t xml:space="preserve"> </w:t>
+      </w:r>
+      <w:r>
+        <w:rPr>
+          <w:rFonts w:eastAsia="Calibri"/>
+        </w:rPr>
+        <w:t xml:space="preserve">was exactly what she needed. </w:t>
+      </w:r>
+      <w:r>
+        <w:rPr>
+          <w:rFonts w:eastAsia="Calibri"/>
+        </w:rPr>
+        <w:t xml:space="preserve">Until then, however, the best she could do was to take deep breaths, scratch the itches </w:t>
+      </w:r>
+      <w:r>
+        <w:rPr>
+          <w:rFonts w:eastAsia="Calibri"/>
+        </w:rPr>
+        <w:t>as</w:t>
+      </w:r>
+      <w:r>
+        <w:rPr>
+          <w:rFonts w:eastAsia="Calibri"/>
+        </w:rPr>
+        <w:t xml:space="preserve"> best she could, and try to situate her mind in a comfortable place, the way her therapist had once </w:t>
+      </w:r>
+      <w:r>
+        <w:rPr>
+          <w:rFonts w:eastAsia="Calibri"/>
+        </w:rPr>
+        <w:t>suggested</w:t>
+      </w:r>
+      <w:r>
+        <w:rPr>
+          <w:rFonts w:eastAsia="Calibri"/>
+        </w:rPr>
         <w:t>.</w:t>
       </w:r>
     </w:p>
@@ -8905,212 +9434,214 @@
         <w:rPr>
           <w:rFonts w:eastAsia="Calibri"/>
         </w:rPr>
-        <w:t xml:space="preserve">As soon as everything was ready, </w:t>
+        <w:t xml:space="preserve">For Cassandra, that place was </w:t>
       </w:r>
       <w:r>
         <w:rPr>
           <w:rFonts w:eastAsia="Calibri"/>
         </w:rPr>
-        <w:t>Lasalle</w:t>
+        <w:t xml:space="preserve">a café on </w:t>
       </w:r>
       <w:r>
         <w:rPr>
           <w:rFonts w:eastAsia="Calibri"/>
         </w:rPr>
-        <w:t xml:space="preserve"> threw wide the gates and set his plans into motion. Using the </w:t>
+        <w:t>Sherbrooke Street</w:t>
       </w:r>
       <w:r>
         <w:rPr>
           <w:rFonts w:eastAsia="Calibri"/>
         </w:rPr>
-        <w:t xml:space="preserve">profit from his </w:t>
+        <w:t xml:space="preserve">. </w:t>
       </w:r>
       <w:r>
         <w:rPr>
           <w:rFonts w:eastAsia="Calibri"/>
         </w:rPr>
-        <w:t>contracting</w:t>
+        <w:t xml:space="preserve">It was a </w:t>
       </w:r>
       <w:r>
         <w:rPr>
           <w:rFonts w:eastAsia="Calibri"/>
         </w:rPr>
-        <w:t xml:space="preserve">, he hired scores of new employees, made deals with local gangs for protection, and purchased a fleet of vehicles to expand the company’s trade network. </w:t>
+        <w:t>kitschy</w:t>
       </w:r>
       <w:r>
         <w:rPr>
           <w:rFonts w:eastAsia="Calibri"/>
         </w:rPr>
-        <w:t xml:space="preserve">The newly-christened Lasalle Industries diversified as it grew, </w:t>
+        <w:t xml:space="preserve"> little building in the shadow of the upper city</w:t>
       </w:r>
       <w:r>
         <w:rPr>
           <w:rFonts w:eastAsia="Calibri"/>
         </w:rPr>
-        <w:t xml:space="preserve">building facilities for </w:t>
+        <w:t xml:space="preserve"> where she and her high school friends</w:t>
       </w:r>
       <w:r>
         <w:rPr>
           <w:rFonts w:eastAsia="Calibri"/>
         </w:rPr>
-        <w:t>neuroscience</w:t>
+        <w:t xml:space="preserve"> liked to eat </w:t>
       </w:r>
       <w:r>
         <w:rPr>
           <w:rFonts w:eastAsia="Calibri"/>
         </w:rPr>
-        <w:t xml:space="preserve"> and nanotechnology</w:t>
+        <w:t>in the afternoons. She recalled the smell of poutine and cigarette smoke, the crinkle of other patrons’ newspapers, the laughter of her classmates, and her mother’s disapproving glare whenever she returned from the “dangerous” lower streets.</w:t>
       </w:r>
       <w:r>
         <w:rPr>
           <w:rFonts w:eastAsia="Calibri"/>
         </w:rPr>
-        <w:t xml:space="preserve">. A professional security team replaced the gangs, the old compound </w:t>
+        <w:t xml:space="preserve"> </w:t>
       </w:r>
       <w:r>
         <w:rPr>
           <w:rFonts w:eastAsia="Calibri"/>
         </w:rPr>
-        <w:t>grew into</w:t>
+        <w:t xml:space="preserve">Even though these memories carried with them a </w:t>
       </w:r>
       <w:r>
         <w:rPr>
           <w:rFonts w:eastAsia="Calibri"/>
         </w:rPr>
-        <w:t xml:space="preserve"> a luxury </w:t>
+        <w:t>pang</w:t>
       </w:r>
       <w:r>
         <w:rPr>
           <w:rFonts w:eastAsia="Calibri"/>
         </w:rPr>
-        <w:t>office</w:t>
+        <w:t xml:space="preserve"> of sorrow for friends she no longer knew, they were also a source of warmth, </w:t>
       </w:r>
       <w:r>
         <w:rPr>
           <w:rFonts w:eastAsia="Calibri"/>
         </w:rPr>
-        <w:t xml:space="preserve">, and </w:t>
+        <w:t>which</w:t>
       </w:r>
       <w:r>
         <w:rPr>
           <w:rFonts w:eastAsia="Calibri"/>
         </w:rPr>
-        <w:t>Lasalle became a household name</w:t>
-      </w:r>
-      <w:r>
+        <w:t xml:space="preserve"> was enough.</w:t>
+      </w:r>
+    </w:p>
+    <w:p>
+      <w:pPr>
         <w:rPr>
           <w:rFonts w:eastAsia="Calibri"/>
         </w:rPr>
-        <w:t xml:space="preserve">. </w:t>
-      </w:r>
+      </w:pPr>
       <w:r>
         <w:rPr>
           <w:rFonts w:eastAsia="Calibri"/>
         </w:rPr>
-        <w:t xml:space="preserve">When the man himself retired, he sold his company to Aleph Null to at last extend its reach across the globe, and </w:t>
-      </w:r>
-      <w:r>
+        <w:t xml:space="preserve">That was a lie. It was never enough. </w:t>
+      </w:r>
+    </w:p>
+    <w:p>
+      <w:pPr>
         <w:rPr>
           <w:rFonts w:eastAsia="Calibri"/>
         </w:rPr>
-        <w:t>he died</w:t>
-      </w:r>
+      </w:pPr>
       <w:r>
         <w:rPr>
           <w:rFonts w:eastAsia="Calibri"/>
         </w:rPr>
-        <w:t xml:space="preserve"> content that he had made the world a better place.</w:t>
-      </w:r>
-    </w:p>
-    <w:p>
-      <w:pPr>
+        <w:t>Sensing her distress, Akiko la</w:t>
+      </w:r>
+      <w:r>
         <w:rPr>
           <w:rFonts w:eastAsia="Calibri"/>
         </w:rPr>
-      </w:pPr>
+        <w:t>id</w:t>
+      </w:r>
       <w:r>
         <w:rPr>
           <w:rFonts w:eastAsia="Calibri"/>
         </w:rPr>
-        <w:t>C</w:t>
+        <w:t xml:space="preserve"> a sympathetic hand on </w:t>
       </w:r>
       <w:r>
         <w:rPr>
           <w:rFonts w:eastAsia="Calibri"/>
         </w:rPr>
-        <w:t xml:space="preserve">lose to a century </w:t>
+        <w:t>her</w:t>
       </w:r>
       <w:r>
         <w:rPr>
           <w:rFonts w:eastAsia="Calibri"/>
         </w:rPr>
-        <w:t>later</w:t>
+        <w:t xml:space="preserve"> shoulder. </w:t>
       </w:r>
       <w:r>
         <w:rPr>
           <w:rFonts w:eastAsia="Calibri"/>
         </w:rPr>
-        <w:t xml:space="preserve">, the </w:t>
+        <w:t>Cassandra</w:t>
       </w:r>
       <w:r>
         <w:rPr>
           <w:rFonts w:eastAsia="Calibri"/>
         </w:rPr>
-        <w:t>shuttle</w:t>
+        <w:t xml:space="preserve"> immediately and </w:t>
       </w:r>
       <w:r>
         <w:rPr>
           <w:rFonts w:eastAsia="Calibri"/>
         </w:rPr>
-        <w:t xml:space="preserve"> carrying Cassandra and her friends returned from Athens. </w:t>
+        <w:t>instinctively</w:t>
       </w:r>
       <w:r>
         <w:rPr>
           <w:rFonts w:eastAsia="Calibri"/>
         </w:rPr>
-        <w:t>They cleared customs in Newfoundland, where the Skywatch had no presence, then flew straight to</w:t>
+        <w:t xml:space="preserve"> swatted it away</w:t>
       </w:r>
       <w:r>
         <w:rPr>
           <w:rFonts w:eastAsia="Calibri"/>
         </w:rPr>
-        <w:t xml:space="preserve"> </w:t>
-      </w:r>
-      <w:r>
+        <w:t>.</w:t>
+      </w:r>
+    </w:p>
+    <w:p>
+      <w:pPr>
         <w:rPr>
           <w:rFonts w:eastAsia="Calibri"/>
         </w:rPr>
-        <w:t xml:space="preserve">the </w:t>
-      </w:r>
+      </w:pPr>
       <w:r>
         <w:rPr>
           <w:rFonts w:eastAsia="Calibri"/>
         </w:rPr>
-        <w:t>branch campus</w:t>
+        <w:t>“</w:t>
       </w:r>
       <w:r>
         <w:rPr>
           <w:rFonts w:eastAsia="Calibri"/>
         </w:rPr>
-        <w:t xml:space="preserve"> itself, near what had once been Lasalle’s original headquarters</w:t>
+        <w:t>Yikes</w:t>
       </w:r>
       <w:r>
         <w:rPr>
           <w:rFonts w:eastAsia="Calibri"/>
         </w:rPr>
-        <w:t xml:space="preserve">. Cassandra had selected a VTOL </w:t>
+        <w:t xml:space="preserve">, </w:t>
       </w:r>
       <w:r>
         <w:rPr>
           <w:rFonts w:eastAsia="Calibri"/>
         </w:rPr>
-        <w:t>aircraft</w:t>
+        <w:t>alright</w:t>
       </w:r>
       <w:r>
         <w:rPr>
           <w:rFonts w:eastAsia="Calibri"/>
         </w:rPr>
-        <w:t xml:space="preserve"> for exactly that purpose.</w:t>
+        <w:t>,” her friend said. “No touching, huh?”</w:t>
       </w:r>
     </w:p>
     <w:p>
@@ -9123,594 +9654,162 @@
         <w:rPr>
           <w:rFonts w:eastAsia="Calibri"/>
         </w:rPr>
-        <w:t xml:space="preserve">As the </w:t>
-      </w:r>
-      <w:r>
+        <w:t>“Not right now, no. I’m just…I feel dirty, okay? And being packed in here with so many people really isn’t helping.”</w:t>
+      </w:r>
+    </w:p>
+    <w:p>
+      <w:pPr>
         <w:rPr>
           <w:rFonts w:eastAsia="Calibri"/>
         </w:rPr>
-        <w:t>aircraft</w:t>
-      </w:r>
+      </w:pPr>
       <w:r>
         <w:rPr>
           <w:rFonts w:eastAsia="Calibri"/>
         </w:rPr>
-        <w:t xml:space="preserve"> entered </w:t>
+        <w:t xml:space="preserve">“Yeah, I get it,” Akiko replied in the </w:t>
       </w:r>
       <w:r>
         <w:rPr>
           <w:rFonts w:eastAsia="Calibri"/>
         </w:rPr>
-        <w:t>Montreal</w:t>
+        <w:t>hesitant</w:t>
       </w:r>
       <w:r>
         <w:rPr>
           <w:rFonts w:eastAsia="Calibri"/>
         </w:rPr>
-        <w:t xml:space="preserve"> airspace, Cassandra twitched against the rock-hard seat cushion</w:t>
+        <w:t xml:space="preserve"> tone of someone who </w:t>
       </w:r>
       <w:r>
         <w:rPr>
           <w:rFonts w:eastAsia="Calibri"/>
         </w:rPr>
-        <w:t xml:space="preserve">. </w:t>
+        <w:t>clearly</w:t>
       </w:r>
       <w:r>
         <w:rPr>
           <w:rFonts w:eastAsia="Calibri"/>
         </w:rPr>
-        <w:t>Though the flight should have offered plenty of time to rest, h</w:t>
-      </w:r>
-      <w:r>
-        <w:rPr>
-          <w:rFonts w:eastAsia="Calibri"/>
-        </w:rPr>
-        <w:t xml:space="preserve">er memories of the </w:t>
-      </w:r>
-      <w:r>
-        <w:rPr>
-          <w:rFonts w:eastAsia="Calibri"/>
-        </w:rPr>
-        <w:t>disaster and the discomfort of her seat itself had kept her from restful sleep</w:t>
-      </w:r>
-      <w:r>
-        <w:rPr>
-          <w:rFonts w:eastAsia="Calibri"/>
-        </w:rPr>
-        <w:t xml:space="preserve">. </w:t>
-      </w:r>
-      <w:r>
-        <w:rPr>
-          <w:rFonts w:eastAsia="Calibri"/>
-        </w:rPr>
-        <w:t xml:space="preserve">Her skin itched all over. Her </w:t>
-      </w:r>
-      <w:r>
-        <w:rPr>
-          <w:rFonts w:eastAsia="Calibri"/>
-        </w:rPr>
-        <w:t>expensive high heels</w:t>
-      </w:r>
-      <w:r>
-        <w:rPr>
-          <w:rFonts w:eastAsia="Calibri"/>
-        </w:rPr>
-        <w:t xml:space="preserve"> suddenly seemed a size too small, </w:t>
-      </w:r>
-      <w:r>
-        <w:rPr>
-          <w:rFonts w:eastAsia="Calibri"/>
-        </w:rPr>
-        <w:t xml:space="preserve">binding toes that couldn’t so much as wiggle. </w:t>
-      </w:r>
-      <w:r>
-        <w:rPr>
-          <w:rFonts w:eastAsia="Calibri"/>
-        </w:rPr>
-        <w:t>The</w:t>
-      </w:r>
-      <w:r>
-        <w:rPr>
-          <w:rFonts w:eastAsia="Calibri"/>
-        </w:rPr>
-        <w:t xml:space="preserve"> bra </w:t>
-      </w:r>
-      <w:r>
-        <w:rPr>
-          <w:rFonts w:eastAsia="Calibri"/>
-        </w:rPr>
-        <w:t>she rarely noticed anymore</w:t>
-      </w:r>
-      <w:r>
-        <w:rPr>
-          <w:rFonts w:eastAsia="Calibri"/>
-        </w:rPr>
-        <w:t xml:space="preserve"> was now a </w:t>
-      </w:r>
-      <w:r>
-        <w:rPr>
-          <w:rFonts w:eastAsia="Calibri"/>
-        </w:rPr>
-        <w:t>painful</w:t>
-      </w:r>
-      <w:r>
-        <w:rPr>
-          <w:rFonts w:eastAsia="Calibri"/>
-        </w:rPr>
-        <w:t xml:space="preserve"> sensation around her chest that she longed to tear off.</w:t>
-      </w:r>
-    </w:p>
-    <w:p>
-      <w:pPr>
-        <w:rPr>
-          <w:rFonts w:eastAsia="Calibri"/>
-        </w:rPr>
-      </w:pPr>
-      <w:r>
-        <w:rPr>
-          <w:rFonts w:eastAsia="Calibri"/>
-        </w:rPr>
-        <w:t>Home</w:t>
-      </w:r>
-      <w:r>
-        <w:rPr>
-          <w:rFonts w:eastAsia="Calibri"/>
-        </w:rPr>
-        <w:t xml:space="preserve"> was on the horizon, she reminded herself. Only half an hour, give or take, before she would be able to strip herself down and take a much-needed shower</w:t>
-      </w:r>
-      <w:r>
-        <w:rPr>
-          <w:rFonts w:eastAsia="Calibri"/>
-        </w:rPr>
-        <w:t>, or perhaps a bath in her apartment</w:t>
-      </w:r>
-      <w:r>
-        <w:rPr>
-          <w:rFonts w:eastAsia="Calibri"/>
-        </w:rPr>
-        <w:t xml:space="preserve">’s </w:t>
-      </w:r>
-      <w:r>
-        <w:rPr>
-          <w:rFonts w:eastAsia="Calibri"/>
-        </w:rPr>
-        <w:t>hot tub. That sort of leisure</w:t>
-      </w:r>
-      <w:r>
-        <w:rPr>
-          <w:rFonts w:eastAsia="Calibri"/>
-        </w:rPr>
-        <w:t xml:space="preserve"> </w:t>
-      </w:r>
-      <w:r>
-        <w:rPr>
-          <w:rFonts w:eastAsia="Calibri"/>
-        </w:rPr>
-        <w:t xml:space="preserve">was exactly what she needed. </w:t>
-      </w:r>
-      <w:r>
-        <w:rPr>
-          <w:rFonts w:eastAsia="Calibri"/>
-        </w:rPr>
-        <w:t xml:space="preserve">Until then, however, the best she could do was to take deep breaths, scratch the itches </w:t>
-      </w:r>
-      <w:r>
-        <w:rPr>
-          <w:rFonts w:eastAsia="Calibri"/>
-        </w:rPr>
-        <w:t>as</w:t>
-      </w:r>
-      <w:r>
-        <w:rPr>
-          <w:rFonts w:eastAsia="Calibri"/>
-        </w:rPr>
-        <w:t xml:space="preserve"> best she could, and try to situate her mind in a comfortable place, the way her therapist had once </w:t>
-      </w:r>
-      <w:r>
-        <w:rPr>
-          <w:rFonts w:eastAsia="Calibri"/>
-        </w:rPr>
-        <w:t>suggested</w:t>
-      </w:r>
-      <w:r>
-        <w:rPr>
-          <w:rFonts w:eastAsia="Calibri"/>
-        </w:rPr>
-        <w:t>.</w:t>
-      </w:r>
-    </w:p>
-    <w:p>
-      <w:pPr>
-        <w:rPr>
-          <w:rFonts w:eastAsia="Calibri"/>
-        </w:rPr>
-      </w:pPr>
-      <w:r>
-        <w:rPr>
-          <w:rFonts w:eastAsia="Calibri"/>
-        </w:rPr>
-        <w:t xml:space="preserve">For Cassandra, that place was </w:t>
-      </w:r>
-      <w:r>
-        <w:rPr>
-          <w:rFonts w:eastAsia="Calibri"/>
-        </w:rPr>
-        <w:t xml:space="preserve">a café on </w:t>
-      </w:r>
-      <w:r>
-        <w:rPr>
-          <w:rFonts w:eastAsia="Calibri"/>
-        </w:rPr>
-        <w:t>Sherbrooke Street</w:t>
-      </w:r>
-      <w:r>
-        <w:rPr>
-          <w:rFonts w:eastAsia="Calibri"/>
-        </w:rPr>
-        <w:t xml:space="preserve">. </w:t>
-      </w:r>
-      <w:r>
-        <w:rPr>
-          <w:rFonts w:eastAsia="Calibri"/>
-        </w:rPr>
-        <w:t xml:space="preserve">It was a </w:t>
-      </w:r>
-      <w:r>
-        <w:rPr>
-          <w:rFonts w:eastAsia="Calibri"/>
-        </w:rPr>
-        <w:t>kitschy</w:t>
-      </w:r>
-      <w:r>
-        <w:rPr>
-          <w:rFonts w:eastAsia="Calibri"/>
-        </w:rPr>
-        <w:t xml:space="preserve"> little building in the shadow of the upper city</w:t>
-      </w:r>
-      <w:r>
-        <w:rPr>
-          <w:rFonts w:eastAsia="Calibri"/>
-        </w:rPr>
-        <w:t xml:space="preserve"> where she and her high school friends</w:t>
-      </w:r>
-      <w:r>
-        <w:rPr>
-          <w:rFonts w:eastAsia="Calibri"/>
-        </w:rPr>
-        <w:t xml:space="preserve"> liked to eat </w:t>
-      </w:r>
-      <w:r>
-        <w:rPr>
-          <w:rFonts w:eastAsia="Calibri"/>
-        </w:rPr>
-        <w:t xml:space="preserve">in the afternoons. She recalled the smell of poutine and cigarette smoke, the crinkle of other patrons’ newspapers, the laughter of her classmates, and her mother’s disapproving glare whenever she </w:t>
-      </w:r>
-      <w:r>
-        <w:rPr>
-          <w:rFonts w:eastAsia="Calibri"/>
+        <w:t xml:space="preserve"> did not. </w:t>
+      </w:r>
+    </w:p>
+    <w:p>
+      <w:pPr>
+        <w:rPr>
+          <w:rFonts w:eastAsia="Times New Roman"/>
+        </w:rPr>
+      </w:pPr>
+      <w:r>
+        <w:rPr>
+          <w:rFonts w:eastAsia="Times New Roman"/>
+        </w:rPr>
+        <w:t xml:space="preserve">“Anyway, we’ll be home soon. Then I can wash off all this sweat and ash and sleep in my own bed again. </w:t>
+      </w:r>
+      <w:r>
+        <w:rPr>
+          <w:rFonts w:eastAsia="Times New Roman"/>
+        </w:rPr>
+        <w:t>Maybe spend some time at the gym afterwards.</w:t>
+      </w:r>
+      <w:r>
+        <w:rPr>
+          <w:rFonts w:eastAsia="Times New Roman"/>
+        </w:rPr>
+        <w:t>”</w:t>
+      </w:r>
+    </w:p>
+    <w:p>
+      <w:pPr>
+        <w:rPr>
+          <w:rFonts w:eastAsia="Times New Roman"/>
+        </w:rPr>
+      </w:pPr>
+      <w:r>
+        <w:rPr>
+          <w:rFonts w:eastAsia="Times New Roman"/>
+        </w:rPr>
+        <w:t>“</w:t>
+      </w:r>
+      <w:r>
+        <w:rPr>
+          <w:rFonts w:eastAsia="Times New Roman"/>
+        </w:rPr>
+        <w:t>Well, the good news is we’re just about there. Look</w:t>
+      </w:r>
+      <w:r>
+        <w:rPr>
+          <w:rFonts w:eastAsia="Times New Roman"/>
+        </w:rPr>
+        <w:t xml:space="preserve">.” </w:t>
+      </w:r>
+    </w:p>
+    <w:p>
+      <w:pPr>
+        <w:rPr>
+          <w:rFonts w:eastAsia="Times New Roman"/>
+        </w:rPr>
+      </w:pPr>
+      <w:r>
+        <w:rPr>
+          <w:rFonts w:eastAsia="Times New Roman"/>
+        </w:rPr>
+        <w:t xml:space="preserve">The space elevator had been visible for a while by that point, </w:t>
+      </w:r>
+      <w:r>
+        <w:rPr>
+          <w:rFonts w:eastAsia="Times New Roman"/>
+        </w:rPr>
+        <w:t>but now the shuttle banked into a gentle turn around its axis, bringing into view their final destination</w:t>
+      </w:r>
+      <w:r>
+        <w:rPr>
+          <w:rFonts w:eastAsia="Times New Roman"/>
+        </w:rPr>
+        <w:t xml:space="preserve"> – the Cloud Garden. That was the name that Emile Lasalle’s architects had given their new base of operations, a towering ziggurat topped with greenhouses </w:t>
+      </w:r>
+      <w:r>
+        <w:rPr>
+          <w:rFonts w:eastAsia="Times New Roman"/>
+        </w:rPr>
+        <w:t>that contained</w:t>
+      </w:r>
+      <w:r>
+        <w:rPr>
+          <w:rFonts w:eastAsia="Times New Roman"/>
+        </w:rPr>
+        <w:t xml:space="preserve"> the titular gardens. Cassandra </w:t>
+      </w:r>
+      <w:r>
+        <w:rPr>
+          <w:rFonts w:eastAsia="Times New Roman"/>
+        </w:rPr>
+        <w:t>had spent many afternoons up there, either to relax on her own</w:t>
+      </w:r>
+      <w:r>
+        <w:rPr>
+          <w:rFonts w:eastAsia="Times New Roman"/>
+        </w:rPr>
+        <w:t>,</w:t>
+      </w:r>
+      <w:r>
+        <w:rPr>
+          <w:rFonts w:eastAsia="Times New Roman"/>
+        </w:rPr>
+        <w:t xml:space="preserve"> or for private time with a friend or lover.</w:t>
+      </w:r>
+    </w:p>
+    <w:p>
+      <w:pPr>
+        <w:rPr>
+          <w:rStyle w:val="Strong"/>
+        </w:rPr>
+      </w:pPr>
+      <w:r>
+        <w:rPr>
+          <w:rFonts w:eastAsia="Times New Roman"/>
         </w:rPr>
         <w:lastRenderedPageBreak/>
-        <w:t>returned from the “dangerous” lower streets.</w:t>
-      </w:r>
-      <w:r>
-        <w:rPr>
-          <w:rFonts w:eastAsia="Calibri"/>
-        </w:rPr>
-        <w:t xml:space="preserve"> </w:t>
-      </w:r>
-      <w:r>
-        <w:rPr>
-          <w:rFonts w:eastAsia="Calibri"/>
-        </w:rPr>
-        <w:t xml:space="preserve">Even though these memories carried with them a </w:t>
-      </w:r>
-      <w:r>
-        <w:rPr>
-          <w:rFonts w:eastAsia="Calibri"/>
-        </w:rPr>
-        <w:t>pang</w:t>
-      </w:r>
-      <w:r>
-        <w:rPr>
-          <w:rFonts w:eastAsia="Calibri"/>
-        </w:rPr>
-        <w:t xml:space="preserve"> of sorrow for friends she no longer knew, they were also a source of warmth, </w:t>
-      </w:r>
-      <w:r>
-        <w:rPr>
-          <w:rFonts w:eastAsia="Calibri"/>
-        </w:rPr>
-        <w:t>which</w:t>
-      </w:r>
-      <w:r>
-        <w:rPr>
-          <w:rFonts w:eastAsia="Calibri"/>
-        </w:rPr>
-        <w:t xml:space="preserve"> was enough.</w:t>
-      </w:r>
-    </w:p>
-    <w:p>
-      <w:pPr>
-        <w:rPr>
-          <w:rFonts w:eastAsia="Calibri"/>
-        </w:rPr>
-      </w:pPr>
-      <w:r>
-        <w:rPr>
-          <w:rFonts w:eastAsia="Calibri"/>
-        </w:rPr>
-        <w:t xml:space="preserve">That was a lie. It was never enough. </w:t>
-      </w:r>
-    </w:p>
-    <w:p>
-      <w:pPr>
-        <w:rPr>
-          <w:rFonts w:eastAsia="Calibri"/>
-        </w:rPr>
-      </w:pPr>
-      <w:r>
-        <w:rPr>
-          <w:rFonts w:eastAsia="Calibri"/>
-        </w:rPr>
-        <w:t>Sensing her distress, Akiko la</w:t>
-      </w:r>
-      <w:r>
-        <w:rPr>
-          <w:rFonts w:eastAsia="Calibri"/>
-        </w:rPr>
-        <w:t>id</w:t>
-      </w:r>
-      <w:r>
-        <w:rPr>
-          <w:rFonts w:eastAsia="Calibri"/>
-        </w:rPr>
-        <w:t xml:space="preserve"> a sympathetic hand on </w:t>
-      </w:r>
-      <w:r>
-        <w:rPr>
-          <w:rFonts w:eastAsia="Calibri"/>
-        </w:rPr>
-        <w:t>her</w:t>
-      </w:r>
-      <w:r>
-        <w:rPr>
-          <w:rFonts w:eastAsia="Calibri"/>
-        </w:rPr>
-        <w:t xml:space="preserve"> shoulder. </w:t>
-      </w:r>
-      <w:r>
-        <w:rPr>
-          <w:rFonts w:eastAsia="Calibri"/>
-        </w:rPr>
-        <w:t>Cassandra</w:t>
-      </w:r>
-      <w:r>
-        <w:rPr>
-          <w:rFonts w:eastAsia="Calibri"/>
-        </w:rPr>
-        <w:t xml:space="preserve"> immediately and </w:t>
-      </w:r>
-      <w:r>
-        <w:rPr>
-          <w:rFonts w:eastAsia="Calibri"/>
-        </w:rPr>
-        <w:t>instinctively</w:t>
-      </w:r>
-      <w:r>
-        <w:rPr>
-          <w:rFonts w:eastAsia="Calibri"/>
-        </w:rPr>
-        <w:t xml:space="preserve"> swatted it away</w:t>
-      </w:r>
-      <w:r>
-        <w:rPr>
-          <w:rFonts w:eastAsia="Calibri"/>
-        </w:rPr>
-        <w:t>.</w:t>
-      </w:r>
-    </w:p>
-    <w:p>
-      <w:pPr>
-        <w:rPr>
-          <w:rFonts w:eastAsia="Calibri"/>
-        </w:rPr>
-      </w:pPr>
-      <w:r>
-        <w:rPr>
-          <w:rFonts w:eastAsia="Calibri"/>
-        </w:rPr>
-        <w:t>“</w:t>
-      </w:r>
-      <w:r>
-        <w:rPr>
-          <w:rFonts w:eastAsia="Calibri"/>
-        </w:rPr>
-        <w:t>Yikes</w:t>
-      </w:r>
-      <w:r>
-        <w:rPr>
-          <w:rFonts w:eastAsia="Calibri"/>
-        </w:rPr>
-        <w:t xml:space="preserve">, </w:t>
-      </w:r>
-      <w:r>
-        <w:rPr>
-          <w:rFonts w:eastAsia="Calibri"/>
-        </w:rPr>
-        <w:t>alright</w:t>
-      </w:r>
-      <w:r>
-        <w:rPr>
-          <w:rFonts w:eastAsia="Calibri"/>
-        </w:rPr>
-        <w:t>,” her friend said. “No touching, huh?”</w:t>
-      </w:r>
-    </w:p>
-    <w:p>
-      <w:pPr>
-        <w:rPr>
-          <w:rFonts w:eastAsia="Calibri"/>
-        </w:rPr>
-      </w:pPr>
-      <w:r>
-        <w:rPr>
-          <w:rFonts w:eastAsia="Calibri"/>
-        </w:rPr>
-        <w:t>“Not right now, no. I’m just…I feel dirty, okay? And being packed in here with so many people really isn’t helping.”</w:t>
-      </w:r>
-    </w:p>
-    <w:p>
-      <w:pPr>
-        <w:rPr>
-          <w:rFonts w:eastAsia="Calibri"/>
-        </w:rPr>
-      </w:pPr>
-      <w:r>
-        <w:rPr>
-          <w:rFonts w:eastAsia="Calibri"/>
-        </w:rPr>
-        <w:t xml:space="preserve">“Yeah, I get it,” Akiko replied in the </w:t>
-      </w:r>
-      <w:r>
-        <w:rPr>
-          <w:rFonts w:eastAsia="Calibri"/>
-        </w:rPr>
-        <w:t>hesitant</w:t>
-      </w:r>
-      <w:r>
-        <w:rPr>
-          <w:rFonts w:eastAsia="Calibri"/>
-        </w:rPr>
-        <w:t xml:space="preserve"> tone of someone who </w:t>
-      </w:r>
-      <w:r>
-        <w:rPr>
-          <w:rFonts w:eastAsia="Calibri"/>
-        </w:rPr>
-        <w:t>clearly</w:t>
-      </w:r>
-      <w:r>
-        <w:rPr>
-          <w:rFonts w:eastAsia="Calibri"/>
-        </w:rPr>
-        <w:t xml:space="preserve"> did not. </w:t>
-      </w:r>
-    </w:p>
-    <w:p>
-      <w:pPr>
-        <w:rPr>
-          <w:rFonts w:eastAsia="Times New Roman"/>
-        </w:rPr>
-      </w:pPr>
-      <w:r>
-        <w:rPr>
-          <w:rFonts w:eastAsia="Times New Roman"/>
-        </w:rPr>
-        <w:t xml:space="preserve">“Anyway, we’ll be home soon. Then I can wash off all this sweat and ash and sleep in my own bed again. </w:t>
-      </w:r>
-      <w:r>
-        <w:rPr>
-          <w:rFonts w:eastAsia="Times New Roman"/>
-        </w:rPr>
-        <w:t>Maybe spend some time at the gym afterwards.</w:t>
-      </w:r>
-      <w:r>
-        <w:rPr>
-          <w:rFonts w:eastAsia="Times New Roman"/>
-        </w:rPr>
-        <w:t>”</w:t>
-      </w:r>
-    </w:p>
-    <w:p>
-      <w:pPr>
-        <w:rPr>
-          <w:rFonts w:eastAsia="Times New Roman"/>
-        </w:rPr>
-      </w:pPr>
-      <w:r>
-        <w:rPr>
-          <w:rFonts w:eastAsia="Times New Roman"/>
-        </w:rPr>
-        <w:t>“</w:t>
-      </w:r>
-      <w:r>
-        <w:rPr>
-          <w:rFonts w:eastAsia="Times New Roman"/>
-        </w:rPr>
-        <w:t>Well, the good news is we’re just about there. Look</w:t>
-      </w:r>
-      <w:r>
-        <w:rPr>
-          <w:rFonts w:eastAsia="Times New Roman"/>
-        </w:rPr>
-        <w:t xml:space="preserve">.” </w:t>
-      </w:r>
-    </w:p>
-    <w:p>
-      <w:pPr>
-        <w:rPr>
-          <w:rFonts w:eastAsia="Times New Roman"/>
-        </w:rPr>
-      </w:pPr>
-      <w:r>
-        <w:rPr>
-          <w:rFonts w:eastAsia="Times New Roman"/>
-        </w:rPr>
-        <w:t xml:space="preserve">The space elevator had been visible for a while by that point, </w:t>
-      </w:r>
-      <w:r>
-        <w:rPr>
-          <w:rFonts w:eastAsia="Times New Roman"/>
-        </w:rPr>
-        <w:t>but now the shuttle banked into a gentle turn around its axis, bringing into view their final destination</w:t>
-      </w:r>
-      <w:r>
-        <w:rPr>
-          <w:rFonts w:eastAsia="Times New Roman"/>
-        </w:rPr>
-        <w:t xml:space="preserve"> – the Cloud Garden. That was the name that Emile Lasalle’s architects had given their new base of operations, a towering ziggurat topped with greenhouses </w:t>
-      </w:r>
-      <w:r>
-        <w:rPr>
-          <w:rFonts w:eastAsia="Times New Roman"/>
-        </w:rPr>
-        <w:t>that contained</w:t>
-      </w:r>
-      <w:r>
-        <w:rPr>
-          <w:rFonts w:eastAsia="Times New Roman"/>
-        </w:rPr>
-        <w:t xml:space="preserve"> the titular gardens. Cassandra </w:t>
-      </w:r>
-      <w:r>
-        <w:rPr>
-          <w:rFonts w:eastAsia="Times New Roman"/>
-        </w:rPr>
-        <w:t>had spent many afternoons up there, either to relax on her own</w:t>
-      </w:r>
-      <w:r>
-        <w:rPr>
-          <w:rFonts w:eastAsia="Times New Roman"/>
-        </w:rPr>
-        <w:t>,</w:t>
-      </w:r>
-      <w:r>
-        <w:rPr>
-          <w:rFonts w:eastAsia="Times New Roman"/>
-        </w:rPr>
-        <w:t xml:space="preserve"> or for private time with a friend or lover.</w:t>
-      </w:r>
-    </w:p>
-    <w:p>
-      <w:pPr>
-        <w:rPr>
-          <w:rStyle w:val="Strong"/>
-        </w:rPr>
-      </w:pPr>
-      <w:r>
-        <w:rPr>
-          <w:rFonts w:eastAsia="Times New Roman"/>
-        </w:rPr>
         <w:t xml:space="preserve">Akiko was pressed against the window like a child on her first flight, which Cassandra found </w:t>
       </w:r>
       <w:r>
@@ -9852,7 +9951,6 @@
         <w:rPr>
           <w:rFonts w:eastAsia="Times New Roman"/>
         </w:rPr>
-        <w:lastRenderedPageBreak/>
         <w:t>“</w:t>
       </w:r>
       <w:r>
@@ -10340,7 +10438,14 @@
         <w:rPr>
           <w:rFonts w:eastAsia="Times New Roman"/>
         </w:rPr>
-        <w:t xml:space="preserve"> He was adept in etiquette. And now he was </w:t>
+        <w:t xml:space="preserve"> He was adept </w:t>
+      </w:r>
+      <w:r>
+        <w:rPr>
+          <w:rFonts w:eastAsia="Times New Roman"/>
+        </w:rPr>
+        <w:lastRenderedPageBreak/>
+        <w:t xml:space="preserve">in etiquette. And now he was </w:t>
       </w:r>
       <w:r>
         <w:rPr>
@@ -10548,7 +10653,6 @@
         <w:rPr>
           <w:rFonts w:eastAsia="Times New Roman"/>
         </w:rPr>
-        <w:lastRenderedPageBreak/>
         <w:t xml:space="preserve">A flicker of wrath </w:t>
       </w:r>
       <w:r>
@@ -10776,7 +10880,21 @@
         <w:rPr>
           <w:rFonts w:eastAsia="Times New Roman"/>
         </w:rPr>
-        <w:t xml:space="preserve"> And Cassandra, find somewhere for your friend to sleep. I don’t care where.</w:t>
+        <w:t xml:space="preserve"> And Cassandra, find somewhere for your friend to sleep. I don’t care </w:t>
+      </w:r>
+      <w:proofErr w:type="gramStart"/>
+      <w:r>
+        <w:rPr>
+          <w:rFonts w:eastAsia="Times New Roman"/>
+        </w:rPr>
+        <w:t>where</w:t>
+      </w:r>
+      <w:proofErr w:type="gramEnd"/>
+      <w:r>
+        <w:rPr>
+          <w:rFonts w:eastAsia="Times New Roman"/>
+        </w:rPr>
+        <w:t>.</w:t>
       </w:r>
       <w:r>
         <w:rPr>
@@ -10970,6 +11088,7 @@
         <w:rPr>
           <w:rFonts w:eastAsia="Times New Roman"/>
         </w:rPr>
+        <w:lastRenderedPageBreak/>
         <w:t>“So, it got shot down before, but he thinks he can get more votes after that shitshow in Athens?”</w:t>
       </w:r>
     </w:p>
@@ -11064,458 +11183,472 @@
         <w:rPr>
           <w:rFonts w:eastAsia="Times New Roman"/>
         </w:rPr>
+        <w:t xml:space="preserve">Her apartment was </w:t>
+      </w:r>
+      <w:r>
+        <w:rPr>
+          <w:rFonts w:eastAsia="Times New Roman"/>
+        </w:rPr>
+        <w:t>spacious</w:t>
+      </w:r>
+      <w:r>
+        <w:rPr>
+          <w:rFonts w:eastAsia="Times New Roman"/>
+        </w:rPr>
+        <w:t>, though modestly decorated</w:t>
+      </w:r>
+      <w:r>
+        <w:rPr>
+          <w:rFonts w:eastAsia="Times New Roman"/>
+        </w:rPr>
+        <w:t xml:space="preserve"> with an assortment of houseplants, statuettes wrought from jade and marble</w:t>
+      </w:r>
+      <w:r>
+        <w:rPr>
+          <w:rFonts w:eastAsia="Times New Roman"/>
+        </w:rPr>
+        <w:t xml:space="preserve">, and a miniature </w:t>
+      </w:r>
+      <w:proofErr w:type="gramStart"/>
+      <w:r>
+        <w:rPr>
+          <w:rFonts w:eastAsia="Times New Roman"/>
+        </w:rPr>
+        <w:t>Zen garden</w:t>
+      </w:r>
+      <w:proofErr w:type="gramEnd"/>
+      <w:r>
+        <w:rPr>
+          <w:rFonts w:eastAsia="Times New Roman"/>
+        </w:rPr>
+        <w:t xml:space="preserve"> </w:t>
+      </w:r>
+      <w:r>
+        <w:rPr>
+          <w:rFonts w:eastAsia="Times New Roman"/>
+        </w:rPr>
+        <w:t>atop the living room table. A handful of clean but unsorted pots and dishes were stacked near the washing machine</w:t>
+      </w:r>
+      <w:r>
+        <w:rPr>
+          <w:rFonts w:eastAsia="Times New Roman"/>
+        </w:rPr>
+        <w:t xml:space="preserve"> and </w:t>
+      </w:r>
+      <w:r>
+        <w:rPr>
+          <w:rFonts w:eastAsia="Times New Roman"/>
+        </w:rPr>
+        <w:t>a pile of</w:t>
+      </w:r>
+      <w:r>
+        <w:rPr>
+          <w:rFonts w:eastAsia="Times New Roman"/>
+        </w:rPr>
+        <w:t xml:space="preserve"> dirty clothes lay on the floor outside the bedroom, </w:t>
+      </w:r>
+      <w:r>
+        <w:rPr>
+          <w:rFonts w:eastAsia="Times New Roman"/>
+        </w:rPr>
+        <w:t>showing</w:t>
+      </w:r>
+      <w:r>
+        <w:rPr>
+          <w:rFonts w:eastAsia="Times New Roman"/>
+        </w:rPr>
+        <w:t xml:space="preserve"> the haste with which Cassandra had </w:t>
+      </w:r>
+      <w:r>
+        <w:rPr>
+          <w:rFonts w:eastAsia="Times New Roman"/>
+        </w:rPr>
+        <w:t>left</w:t>
+      </w:r>
+      <w:r>
+        <w:rPr>
+          <w:rFonts w:eastAsia="Times New Roman"/>
+        </w:rPr>
+        <w:t xml:space="preserve"> for the conference. Had the incident at the airport not forced her to rush, she would </w:t>
+      </w:r>
+      <w:r>
+        <w:rPr>
+          <w:rFonts w:eastAsia="Times New Roman"/>
+        </w:rPr>
+        <w:t>have never</w:t>
+      </w:r>
+      <w:r>
+        <w:rPr>
+          <w:rFonts w:eastAsia="Times New Roman"/>
+        </w:rPr>
+        <w:t xml:space="preserve"> left </w:t>
+      </w:r>
+      <w:r>
+        <w:rPr>
+          <w:rFonts w:eastAsia="Times New Roman"/>
+        </w:rPr>
+        <w:t>such a mess</w:t>
+      </w:r>
+      <w:r>
+        <w:rPr>
+          <w:rFonts w:eastAsia="Times New Roman"/>
+        </w:rPr>
+        <w:t>.</w:t>
+      </w:r>
+    </w:p>
+    <w:p>
+      <w:pPr>
+        <w:rPr>
+          <w:rFonts w:eastAsia="Times New Roman"/>
+        </w:rPr>
+      </w:pPr>
+      <w:r>
+        <w:rPr>
+          <w:rFonts w:eastAsia="Times New Roman"/>
+        </w:rPr>
+        <w:t>“</w:t>
+      </w:r>
+      <w:r>
+        <w:rPr>
+          <w:rFonts w:eastAsia="Times New Roman"/>
+        </w:rPr>
+        <w:t xml:space="preserve">The couch is a </w:t>
+      </w:r>
+      <w:r>
+        <w:rPr>
+          <w:rFonts w:eastAsia="Times New Roman"/>
+        </w:rPr>
+        <w:t>fold</w:t>
+      </w:r>
+      <w:r>
+        <w:rPr>
+          <w:rFonts w:eastAsia="Times New Roman"/>
+        </w:rPr>
+        <w:t xml:space="preserve">-out, so you can sleep there. </w:t>
+      </w:r>
+      <w:r>
+        <w:rPr>
+          <w:rFonts w:eastAsia="Times New Roman"/>
+        </w:rPr>
+        <w:t>Sorry</w:t>
+      </w:r>
+      <w:r>
+        <w:rPr>
+          <w:rFonts w:eastAsia="Times New Roman"/>
+        </w:rPr>
+        <w:t xml:space="preserve"> for the mild state of disarray. I hadn’t expected </w:t>
+      </w:r>
+      <w:r>
+        <w:rPr>
+          <w:rFonts w:eastAsia="Times New Roman"/>
+        </w:rPr>
+        <w:t xml:space="preserve">to </w:t>
+      </w:r>
+      <w:r>
+        <w:rPr>
+          <w:rFonts w:eastAsia="Times New Roman"/>
+        </w:rPr>
+        <w:t>have</w:t>
+      </w:r>
+      <w:r>
+        <w:rPr>
+          <w:rFonts w:eastAsia="Times New Roman"/>
+        </w:rPr>
+        <w:t xml:space="preserve"> guests</w:t>
+      </w:r>
+      <w:r>
+        <w:rPr>
+          <w:rFonts w:eastAsia="Times New Roman"/>
+        </w:rPr>
+        <w:t xml:space="preserve">,” she said. </w:t>
+      </w:r>
+    </w:p>
+    <w:p>
+      <w:pPr>
+        <w:rPr>
+          <w:rFonts w:eastAsia="Times New Roman"/>
+        </w:rPr>
+      </w:pPr>
+      <w:r>
+        <w:rPr>
+          <w:rFonts w:eastAsia="Times New Roman"/>
+        </w:rPr>
+        <w:t xml:space="preserve">“Disarray? You call this disarray?” Akiko </w:t>
+      </w:r>
+      <w:r>
+        <w:rPr>
+          <w:rFonts w:eastAsia="Times New Roman"/>
+        </w:rPr>
+        <w:t>laughed</w:t>
+      </w:r>
+      <w:r>
+        <w:rPr>
+          <w:rFonts w:eastAsia="Times New Roman"/>
+        </w:rPr>
+        <w:t xml:space="preserve">. “Come </w:t>
+      </w:r>
+      <w:r>
+        <w:rPr>
+          <w:rFonts w:eastAsia="Times New Roman"/>
+        </w:rPr>
+        <w:t xml:space="preserve">the fuck </w:t>
+      </w:r>
+      <w:r>
+        <w:rPr>
+          <w:rFonts w:eastAsia="Times New Roman"/>
+        </w:rPr>
+        <w:t>on, this is even cleaner than the dorms I saw</w:t>
+      </w:r>
+      <w:r>
+        <w:rPr>
+          <w:rFonts w:eastAsia="Times New Roman"/>
+        </w:rPr>
+        <w:t xml:space="preserve"> in </w:t>
+      </w:r>
+      <w:r>
+        <w:rPr>
+          <w:rFonts w:eastAsia="Times New Roman"/>
+        </w:rPr>
+        <w:t>uni</w:t>
+      </w:r>
+      <w:r>
+        <w:rPr>
+          <w:rFonts w:eastAsia="Times New Roman"/>
+        </w:rPr>
+        <w:t>,</w:t>
+      </w:r>
+      <w:r>
+        <w:rPr>
+          <w:rFonts w:eastAsia="Times New Roman"/>
+        </w:rPr>
+        <w:t xml:space="preserve"> when guys would invite me over</w:t>
+      </w:r>
+      <w:r>
+        <w:rPr>
+          <w:rFonts w:eastAsia="Times New Roman"/>
+        </w:rPr>
+        <w:t xml:space="preserve"> </w:t>
+      </w:r>
+      <w:r>
+        <w:rPr>
+          <w:rFonts w:eastAsia="Times New Roman"/>
+        </w:rPr>
+        <w:t>to try and</w:t>
+      </w:r>
+      <w:r>
+        <w:rPr>
+          <w:rFonts w:eastAsia="Times New Roman"/>
+        </w:rPr>
+        <w:t xml:space="preserve"> get laid.”</w:t>
+      </w:r>
+    </w:p>
+    <w:p>
+      <w:pPr>
+        <w:rPr>
+          <w:rFonts w:eastAsia="Times New Roman"/>
+        </w:rPr>
+      </w:pPr>
+      <w:r>
+        <w:rPr>
+          <w:rFonts w:eastAsia="Times New Roman"/>
+        </w:rPr>
+        <w:t>“</w:t>
+      </w:r>
+      <w:r>
+        <w:rPr>
+          <w:rFonts w:eastAsia="Times New Roman"/>
+        </w:rPr>
+        <w:t>I’d hope you hold me to a higher standard than a hormone-addled schoolboy</w:t>
+      </w:r>
+      <w:r>
+        <w:rPr>
+          <w:rFonts w:eastAsia="Times New Roman"/>
+        </w:rPr>
+        <w:t>.”</w:t>
+      </w:r>
+    </w:p>
+    <w:p>
+      <w:pPr>
+        <w:rPr>
+          <w:rFonts w:eastAsia="Times New Roman"/>
+        </w:rPr>
+      </w:pPr>
+      <w:r>
+        <w:rPr>
+          <w:rFonts w:eastAsia="Times New Roman"/>
+        </w:rPr>
+        <w:t xml:space="preserve"> “</w:t>
+      </w:r>
+      <w:r>
+        <w:rPr>
+          <w:rFonts w:eastAsia="Times New Roman"/>
+        </w:rPr>
+        <w:t xml:space="preserve">Yeah, </w:t>
+      </w:r>
+      <w:r>
+        <w:rPr>
+          <w:rFonts w:eastAsia="Times New Roman"/>
+        </w:rPr>
+        <w:t xml:space="preserve">I guess. </w:t>
+      </w:r>
+      <w:r>
+        <w:rPr>
+          <w:rFonts w:eastAsia="Times New Roman"/>
+        </w:rPr>
+        <w:t xml:space="preserve">Not like those </w:t>
+      </w:r>
+      <w:r>
+        <w:rPr>
+          <w:rFonts w:eastAsia="Times New Roman"/>
+        </w:rPr>
+        <w:t>dolts</w:t>
+      </w:r>
+      <w:r>
+        <w:rPr>
+          <w:rFonts w:eastAsia="Times New Roman"/>
+        </w:rPr>
+        <w:t xml:space="preserve"> ever</w:t>
+      </w:r>
+      <w:r>
+        <w:rPr>
+          <w:rFonts w:eastAsia="Times New Roman"/>
+        </w:rPr>
+        <w:t xml:space="preserve"> got what they wanted anyway.”</w:t>
+      </w:r>
+    </w:p>
+    <w:p>
+      <w:pPr>
+        <w:rPr>
+          <w:rFonts w:eastAsia="Times New Roman"/>
+        </w:rPr>
+      </w:pPr>
+      <w:r>
+        <w:rPr>
+          <w:rFonts w:eastAsia="Times New Roman"/>
+        </w:rPr>
+        <w:t>Akiko continued to take in the room, until her gaze came to rest on</w:t>
+      </w:r>
+      <w:r>
+        <w:rPr>
+          <w:rFonts w:eastAsia="Times New Roman"/>
+        </w:rPr>
+        <w:t xml:space="preserve"> the </w:t>
+      </w:r>
+      <w:r>
+        <w:rPr>
+          <w:rFonts w:eastAsia="Times New Roman"/>
+        </w:rPr>
+        <w:t>yellow</w:t>
+      </w:r>
+      <w:r>
+        <w:rPr>
+          <w:rFonts w:eastAsia="Times New Roman"/>
+        </w:rPr>
+        <w:t xml:space="preserve"> </w:t>
+      </w:r>
+      <w:r>
+        <w:rPr>
+          <w:rFonts w:eastAsia="Times New Roman"/>
+        </w:rPr>
+        <w:t xml:space="preserve">talisman hanging </w:t>
+      </w:r>
+      <w:r>
+        <w:rPr>
+          <w:rFonts w:eastAsia="Times New Roman"/>
+        </w:rPr>
+        <w:t>on</w:t>
+      </w:r>
+      <w:r>
+        <w:rPr>
+          <w:rFonts w:eastAsia="Times New Roman"/>
+        </w:rPr>
+        <w:t xml:space="preserve"> the front door. “And what’s this?” she asked, stepping closer.</w:t>
+      </w:r>
+    </w:p>
+    <w:p>
+      <w:pPr>
+        <w:rPr>
+          <w:rFonts w:eastAsia="Times New Roman"/>
+        </w:rPr>
+      </w:pPr>
+      <w:r>
+        <w:rPr>
+          <w:rFonts w:eastAsia="Times New Roman"/>
+        </w:rPr>
+        <w:t>“Oh, that?</w:t>
+      </w:r>
+      <w:r>
+        <w:rPr>
+          <w:rFonts w:eastAsia="Times New Roman"/>
+        </w:rPr>
+        <w:t xml:space="preserve"> </w:t>
+      </w:r>
+      <w:r>
+        <w:rPr>
+          <w:rFonts w:eastAsia="Times New Roman"/>
+        </w:rPr>
+        <w:t>It’s just a</w:t>
+      </w:r>
+      <w:r>
+        <w:rPr>
+          <w:rFonts w:eastAsia="Times New Roman"/>
+        </w:rPr>
+        <w:t>…</w:t>
+      </w:r>
+      <w:r>
+        <w:rPr>
+          <w:rFonts w:eastAsia="Times New Roman"/>
+        </w:rPr>
+        <w:t xml:space="preserve">stupid thing my ex gave me. She </w:t>
+      </w:r>
+      <w:r>
+        <w:rPr>
+          <w:rFonts w:eastAsia="Times New Roman"/>
+        </w:rPr>
+        <w:t>was really into spiritual stuff, everything from talismans to tarot cards.</w:t>
+      </w:r>
+      <w:r>
+        <w:rPr>
+          <w:rFonts w:eastAsia="Times New Roman"/>
+        </w:rPr>
+        <w:t xml:space="preserve"> Told me I should put it at the entrance to my </w:t>
+      </w:r>
+      <w:r>
+        <w:rPr>
+          <w:rFonts w:eastAsia="Times New Roman"/>
+        </w:rPr>
+        <w:t>home</w:t>
+      </w:r>
+      <w:r>
+        <w:rPr>
+          <w:rFonts w:eastAsia="Times New Roman"/>
+        </w:rPr>
+        <w:t xml:space="preserve"> and it’ll ward off evil</w:t>
+      </w:r>
+      <w:r>
+        <w:rPr>
+          <w:rFonts w:eastAsia="Times New Roman"/>
+        </w:rPr>
+        <w:t>, or some such.</w:t>
+      </w:r>
+      <w:r>
+        <w:rPr>
+          <w:rFonts w:eastAsia="Times New Roman"/>
+        </w:rPr>
+        <w:t>”</w:t>
+      </w:r>
+    </w:p>
+    <w:p>
+      <w:pPr>
+        <w:rPr>
+          <w:rFonts w:eastAsia="Times New Roman"/>
+        </w:rPr>
+      </w:pPr>
+      <w:r>
+        <w:rPr>
+          <w:rFonts w:eastAsia="Times New Roman"/>
+        </w:rPr>
         <w:lastRenderedPageBreak/>
-        <w:t xml:space="preserve">Her apartment was </w:t>
-      </w:r>
-      <w:r>
-        <w:rPr>
-          <w:rFonts w:eastAsia="Times New Roman"/>
-        </w:rPr>
-        <w:t>spacious</w:t>
-      </w:r>
-      <w:r>
-        <w:rPr>
-          <w:rFonts w:eastAsia="Times New Roman"/>
-        </w:rPr>
-        <w:t>, though modestly decorated</w:t>
-      </w:r>
-      <w:r>
-        <w:rPr>
-          <w:rFonts w:eastAsia="Times New Roman"/>
-        </w:rPr>
-        <w:t xml:space="preserve"> with an assortment of houseplants, statuettes wrought from jade and marble</w:t>
-      </w:r>
-      <w:r>
-        <w:rPr>
-          <w:rFonts w:eastAsia="Times New Roman"/>
-        </w:rPr>
-        <w:t xml:space="preserve">, and a miniature Zen garden </w:t>
-      </w:r>
-      <w:r>
-        <w:rPr>
-          <w:rFonts w:eastAsia="Times New Roman"/>
-        </w:rPr>
-        <w:t>atop the living room table. A handful of clean but unsorted pots and dishes were stacked near the washing machine</w:t>
-      </w:r>
-      <w:r>
-        <w:rPr>
-          <w:rFonts w:eastAsia="Times New Roman"/>
-        </w:rPr>
-        <w:t xml:space="preserve"> and </w:t>
-      </w:r>
-      <w:r>
-        <w:rPr>
-          <w:rFonts w:eastAsia="Times New Roman"/>
-        </w:rPr>
-        <w:t>a pile of</w:t>
-      </w:r>
-      <w:r>
-        <w:rPr>
-          <w:rFonts w:eastAsia="Times New Roman"/>
-        </w:rPr>
-        <w:t xml:space="preserve"> dirty clothes lay on the floor outside the bedroom, </w:t>
-      </w:r>
-      <w:r>
-        <w:rPr>
-          <w:rFonts w:eastAsia="Times New Roman"/>
-        </w:rPr>
-        <w:t>showing</w:t>
-      </w:r>
-      <w:r>
-        <w:rPr>
-          <w:rFonts w:eastAsia="Times New Roman"/>
-        </w:rPr>
-        <w:t xml:space="preserve"> the haste with which Cassandra had </w:t>
-      </w:r>
-      <w:r>
-        <w:rPr>
-          <w:rFonts w:eastAsia="Times New Roman"/>
-        </w:rPr>
-        <w:t>left</w:t>
-      </w:r>
-      <w:r>
-        <w:rPr>
-          <w:rFonts w:eastAsia="Times New Roman"/>
-        </w:rPr>
-        <w:t xml:space="preserve"> for the conference. Had the incident at the airport not forced her to rush, she would </w:t>
-      </w:r>
-      <w:r>
-        <w:rPr>
-          <w:rFonts w:eastAsia="Times New Roman"/>
-        </w:rPr>
-        <w:t>have never</w:t>
-      </w:r>
-      <w:r>
-        <w:rPr>
-          <w:rFonts w:eastAsia="Times New Roman"/>
-        </w:rPr>
-        <w:t xml:space="preserve"> left </w:t>
-      </w:r>
-      <w:r>
-        <w:rPr>
-          <w:rFonts w:eastAsia="Times New Roman"/>
-        </w:rPr>
-        <w:t>such a mess</w:t>
-      </w:r>
-      <w:r>
-        <w:rPr>
-          <w:rFonts w:eastAsia="Times New Roman"/>
-        </w:rPr>
-        <w:t>.</w:t>
-      </w:r>
-    </w:p>
-    <w:p>
-      <w:pPr>
-        <w:rPr>
-          <w:rFonts w:eastAsia="Times New Roman"/>
-        </w:rPr>
-      </w:pPr>
-      <w:r>
-        <w:rPr>
-          <w:rFonts w:eastAsia="Times New Roman"/>
-        </w:rPr>
-        <w:t>“</w:t>
-      </w:r>
-      <w:r>
-        <w:rPr>
-          <w:rFonts w:eastAsia="Times New Roman"/>
-        </w:rPr>
-        <w:t xml:space="preserve">The couch is a </w:t>
-      </w:r>
-      <w:r>
-        <w:rPr>
-          <w:rFonts w:eastAsia="Times New Roman"/>
-        </w:rPr>
-        <w:t>fold</w:t>
-      </w:r>
-      <w:r>
-        <w:rPr>
-          <w:rFonts w:eastAsia="Times New Roman"/>
-        </w:rPr>
-        <w:t xml:space="preserve">-out, so you can sleep there. </w:t>
-      </w:r>
-      <w:r>
-        <w:rPr>
-          <w:rFonts w:eastAsia="Times New Roman"/>
-        </w:rPr>
-        <w:t>Sorry</w:t>
-      </w:r>
-      <w:r>
-        <w:rPr>
-          <w:rFonts w:eastAsia="Times New Roman"/>
-        </w:rPr>
-        <w:t xml:space="preserve"> for the mild state of disarray. I hadn’t expected </w:t>
-      </w:r>
-      <w:r>
-        <w:rPr>
-          <w:rFonts w:eastAsia="Times New Roman"/>
-        </w:rPr>
-        <w:t xml:space="preserve">to </w:t>
-      </w:r>
-      <w:r>
-        <w:rPr>
-          <w:rFonts w:eastAsia="Times New Roman"/>
-        </w:rPr>
-        <w:t>have</w:t>
-      </w:r>
-      <w:r>
-        <w:rPr>
-          <w:rFonts w:eastAsia="Times New Roman"/>
-        </w:rPr>
-        <w:t xml:space="preserve"> guests</w:t>
-      </w:r>
-      <w:r>
-        <w:rPr>
-          <w:rFonts w:eastAsia="Times New Roman"/>
-        </w:rPr>
-        <w:t xml:space="preserve">,” she said. </w:t>
-      </w:r>
-    </w:p>
-    <w:p>
-      <w:pPr>
-        <w:rPr>
-          <w:rFonts w:eastAsia="Times New Roman"/>
-        </w:rPr>
-      </w:pPr>
-      <w:r>
-        <w:rPr>
-          <w:rFonts w:eastAsia="Times New Roman"/>
-        </w:rPr>
-        <w:t xml:space="preserve">“Disarray? You call this disarray?” Akiko </w:t>
-      </w:r>
-      <w:r>
-        <w:rPr>
-          <w:rFonts w:eastAsia="Times New Roman"/>
-        </w:rPr>
-        <w:t>laughed</w:t>
-      </w:r>
-      <w:r>
-        <w:rPr>
-          <w:rFonts w:eastAsia="Times New Roman"/>
-        </w:rPr>
-        <w:t xml:space="preserve">. “Come </w:t>
-      </w:r>
-      <w:r>
-        <w:rPr>
-          <w:rFonts w:eastAsia="Times New Roman"/>
-        </w:rPr>
-        <w:t xml:space="preserve">the fuck </w:t>
-      </w:r>
-      <w:r>
-        <w:rPr>
-          <w:rFonts w:eastAsia="Times New Roman"/>
-        </w:rPr>
-        <w:t>on, this is even cleaner than the dorms I saw</w:t>
-      </w:r>
-      <w:r>
-        <w:rPr>
-          <w:rFonts w:eastAsia="Times New Roman"/>
-        </w:rPr>
-        <w:t xml:space="preserve"> in </w:t>
-      </w:r>
-      <w:r>
-        <w:rPr>
-          <w:rFonts w:eastAsia="Times New Roman"/>
-        </w:rPr>
-        <w:t>uni</w:t>
-      </w:r>
-      <w:r>
-        <w:rPr>
-          <w:rFonts w:eastAsia="Times New Roman"/>
-        </w:rPr>
-        <w:t>,</w:t>
-      </w:r>
-      <w:r>
-        <w:rPr>
-          <w:rFonts w:eastAsia="Times New Roman"/>
-        </w:rPr>
-        <w:t xml:space="preserve"> when guys would invite me over</w:t>
-      </w:r>
-      <w:r>
-        <w:rPr>
-          <w:rFonts w:eastAsia="Times New Roman"/>
-        </w:rPr>
-        <w:t xml:space="preserve"> </w:t>
-      </w:r>
-      <w:r>
-        <w:rPr>
-          <w:rFonts w:eastAsia="Times New Roman"/>
-        </w:rPr>
-        <w:t>to try and</w:t>
-      </w:r>
-      <w:r>
-        <w:rPr>
-          <w:rFonts w:eastAsia="Times New Roman"/>
-        </w:rPr>
-        <w:t xml:space="preserve"> get laid.”</w:t>
-      </w:r>
-    </w:p>
-    <w:p>
-      <w:pPr>
-        <w:rPr>
-          <w:rFonts w:eastAsia="Times New Roman"/>
-        </w:rPr>
-      </w:pPr>
-      <w:r>
-        <w:rPr>
-          <w:rFonts w:eastAsia="Times New Roman"/>
-        </w:rPr>
-        <w:t>“</w:t>
-      </w:r>
-      <w:r>
-        <w:rPr>
-          <w:rFonts w:eastAsia="Times New Roman"/>
-        </w:rPr>
-        <w:t>I’d hope you hold me to a higher standard than a hormone-addled schoolboy</w:t>
-      </w:r>
-      <w:r>
-        <w:rPr>
-          <w:rFonts w:eastAsia="Times New Roman"/>
-        </w:rPr>
-        <w:t>.”</w:t>
-      </w:r>
-    </w:p>
-    <w:p>
-      <w:pPr>
-        <w:rPr>
-          <w:rFonts w:eastAsia="Times New Roman"/>
-        </w:rPr>
-      </w:pPr>
-      <w:r>
-        <w:rPr>
-          <w:rFonts w:eastAsia="Times New Roman"/>
-        </w:rPr>
-        <w:t xml:space="preserve"> “</w:t>
-      </w:r>
-      <w:r>
-        <w:rPr>
-          <w:rFonts w:eastAsia="Times New Roman"/>
-        </w:rPr>
-        <w:t xml:space="preserve">Yeah, </w:t>
-      </w:r>
-      <w:r>
-        <w:rPr>
-          <w:rFonts w:eastAsia="Times New Roman"/>
-        </w:rPr>
-        <w:t xml:space="preserve">I guess. </w:t>
-      </w:r>
-      <w:r>
-        <w:rPr>
-          <w:rFonts w:eastAsia="Times New Roman"/>
-        </w:rPr>
-        <w:t xml:space="preserve">Not like those </w:t>
-      </w:r>
-      <w:r>
-        <w:rPr>
-          <w:rFonts w:eastAsia="Times New Roman"/>
-        </w:rPr>
-        <w:t>dolts</w:t>
-      </w:r>
-      <w:r>
-        <w:rPr>
-          <w:rFonts w:eastAsia="Times New Roman"/>
-        </w:rPr>
-        <w:t xml:space="preserve"> ever</w:t>
-      </w:r>
-      <w:r>
-        <w:rPr>
-          <w:rFonts w:eastAsia="Times New Roman"/>
-        </w:rPr>
-        <w:t xml:space="preserve"> got what they wanted anyway.”</w:t>
-      </w:r>
-    </w:p>
-    <w:p>
-      <w:pPr>
-        <w:rPr>
-          <w:rFonts w:eastAsia="Times New Roman"/>
-        </w:rPr>
-      </w:pPr>
-      <w:r>
-        <w:rPr>
-          <w:rFonts w:eastAsia="Times New Roman"/>
-        </w:rPr>
-        <w:t>Akiko continued to take in the room, until her gaze came to rest on</w:t>
-      </w:r>
-      <w:r>
-        <w:rPr>
-          <w:rFonts w:eastAsia="Times New Roman"/>
-        </w:rPr>
-        <w:t xml:space="preserve"> the </w:t>
-      </w:r>
-      <w:r>
-        <w:rPr>
-          <w:rFonts w:eastAsia="Times New Roman"/>
-        </w:rPr>
-        <w:t>yellow</w:t>
-      </w:r>
-      <w:r>
-        <w:rPr>
-          <w:rFonts w:eastAsia="Times New Roman"/>
-        </w:rPr>
-        <w:t xml:space="preserve"> </w:t>
-      </w:r>
-      <w:r>
-        <w:rPr>
-          <w:rFonts w:eastAsia="Times New Roman"/>
-        </w:rPr>
-        <w:t xml:space="preserve">talisman hanging </w:t>
-      </w:r>
-      <w:r>
-        <w:rPr>
-          <w:rFonts w:eastAsia="Times New Roman"/>
-        </w:rPr>
-        <w:t>on</w:t>
-      </w:r>
-      <w:r>
-        <w:rPr>
-          <w:rFonts w:eastAsia="Times New Roman"/>
-        </w:rPr>
-        <w:t xml:space="preserve"> the front door. “And what’s this?” she asked, stepping closer.</w:t>
-      </w:r>
-    </w:p>
-    <w:p>
-      <w:pPr>
-        <w:rPr>
-          <w:rFonts w:eastAsia="Times New Roman"/>
-        </w:rPr>
-      </w:pPr>
-      <w:r>
-        <w:rPr>
-          <w:rFonts w:eastAsia="Times New Roman"/>
-        </w:rPr>
-        <w:t>“Oh, that?</w:t>
-      </w:r>
-      <w:r>
-        <w:rPr>
-          <w:rFonts w:eastAsia="Times New Roman"/>
-        </w:rPr>
-        <w:t xml:space="preserve"> </w:t>
-      </w:r>
-      <w:r>
-        <w:rPr>
-          <w:rFonts w:eastAsia="Times New Roman"/>
-        </w:rPr>
-        <w:t>It’s just a</w:t>
-      </w:r>
-      <w:r>
-        <w:rPr>
-          <w:rFonts w:eastAsia="Times New Roman"/>
-        </w:rPr>
-        <w:t>…</w:t>
-      </w:r>
-      <w:r>
-        <w:rPr>
-          <w:rFonts w:eastAsia="Times New Roman"/>
-        </w:rPr>
-        <w:t xml:space="preserve">stupid thing my ex gave me. She </w:t>
-      </w:r>
-      <w:r>
-        <w:rPr>
-          <w:rFonts w:eastAsia="Times New Roman"/>
-        </w:rPr>
-        <w:t>was really into spiritual stuff, everything from talismans to tarot cards.</w:t>
-      </w:r>
-      <w:r>
-        <w:rPr>
-          <w:rFonts w:eastAsia="Times New Roman"/>
-        </w:rPr>
-        <w:t xml:space="preserve"> Told me I should put it at the entrance to my </w:t>
-      </w:r>
-      <w:r>
-        <w:rPr>
-          <w:rFonts w:eastAsia="Times New Roman"/>
-        </w:rPr>
-        <w:t>home</w:t>
-      </w:r>
-      <w:r>
-        <w:rPr>
-          <w:rFonts w:eastAsia="Times New Roman"/>
-        </w:rPr>
-        <w:t xml:space="preserve"> and it’ll ward off evil</w:t>
-      </w:r>
-      <w:r>
-        <w:rPr>
-          <w:rFonts w:eastAsia="Times New Roman"/>
-        </w:rPr>
-        <w:t>, or some such.</w:t>
-      </w:r>
-      <w:r>
-        <w:rPr>
-          <w:rFonts w:eastAsia="Times New Roman"/>
-        </w:rPr>
-        <w:t>”</w:t>
-      </w:r>
-    </w:p>
-    <w:p>
-      <w:pPr>
-        <w:rPr>
-          <w:rFonts w:eastAsia="Times New Roman"/>
-        </w:rPr>
-      </w:pPr>
-      <w:r>
-        <w:rPr>
-          <w:rFonts w:eastAsia="Times New Roman"/>
-        </w:rPr>
         <w:t xml:space="preserve">“I actually had something similar in my room back on the </w:t>
       </w:r>
       <w:r>
@@ -11639,7 +11772,6 @@
         <w:rPr>
           <w:rFonts w:eastAsia="Times New Roman"/>
         </w:rPr>
-        <w:lastRenderedPageBreak/>
         <w:t>“Because you grew up on a fleet?”</w:t>
       </w:r>
     </w:p>
@@ -12010,6 +12142,7 @@
         <w:rPr>
           <w:rFonts w:eastAsia="Times New Roman"/>
         </w:rPr>
+        <w:lastRenderedPageBreak/>
         <w:t xml:space="preserve">“You’re right on time. Have a seat,” Shufen said, gesturing towards the many open spaces at the table. </w:t>
       </w:r>
     </w:p>
@@ -12153,7 +12286,6 @@
         <w:rPr>
           <w:rFonts w:eastAsia="Times New Roman"/>
         </w:rPr>
-        <w:lastRenderedPageBreak/>
         <w:t xml:space="preserve">“Which he can then sell to whomever he pleases, </w:t>
       </w:r>
       <w:r>
@@ -12518,6 +12650,7 @@
         <w:rPr>
           <w:rFonts w:eastAsia="Times New Roman"/>
         </w:rPr>
+        <w:lastRenderedPageBreak/>
         <w:t>“Royce was granted a seat several weeks ago as a way to strengthen our company’s partnership with the Skywatch. The reason we’re talking to him is because t</w:t>
       </w:r>
       <w:r>
@@ -12675,7 +12808,6 @@
         <w:rPr>
           <w:rFonts w:eastAsia="Times New Roman"/>
         </w:rPr>
-        <w:lastRenderedPageBreak/>
         <w:t xml:space="preserve">“Call it whatever you like. Just do your jobs.” Shufen slid a folder to each </w:t>
       </w:r>
       <w:r>
@@ -12953,7 +13085,14 @@
         <w:rPr>
           <w:rFonts w:eastAsia="Times New Roman"/>
         </w:rPr>
-        <w:t xml:space="preserve"> I’ve arranged transport for you aboard the migrant ship </w:t>
+        <w:t xml:space="preserve"> I’ve arranged transport for you </w:t>
+      </w:r>
+      <w:r>
+        <w:rPr>
+          <w:rFonts w:eastAsia="Times New Roman"/>
+        </w:rPr>
+        <w:lastRenderedPageBreak/>
+        <w:t xml:space="preserve">aboard the migrant ship </w:t>
       </w:r>
       <w:r>
         <w:rPr>
@@ -13282,7 +13421,14 @@
         <w:rPr>
           <w:rFonts w:eastAsia="Times New Roman"/>
         </w:rPr>
-        <w:t>In this sort of weather, she could lose herself amongst the raindrops, each of them as insignificant as she was.</w:t>
+        <w:t xml:space="preserve">In </w:t>
+      </w:r>
+      <w:r>
+        <w:rPr>
+          <w:rFonts w:eastAsia="Times New Roman"/>
+        </w:rPr>
+        <w:lastRenderedPageBreak/>
+        <w:t>this sort of weather, she could lose herself amongst the raindrops, each of them as insignificant as she was.</w:t>
       </w:r>
     </w:p>
     <w:p>
@@ -13622,7 +13768,6 @@
         <w:rPr>
           <w:rFonts w:eastAsia="Times New Roman"/>
         </w:rPr>
-        <w:lastRenderedPageBreak/>
         <w:t>“Do you want to shower first, or can I?” Cassandra asked once she had finished stretching.</w:t>
       </w:r>
     </w:p>
@@ -13882,7 +14027,14 @@
         <w:rPr>
           <w:rFonts w:eastAsia="Times New Roman"/>
         </w:rPr>
-        <w:t xml:space="preserve"> as if each act had religious significance. Once everything was done, she rinsed her hands in the sink one last time, and only then was Akiko permitted to use the shower.</w:t>
+        <w:t xml:space="preserve"> as if each act had religious significance. </w:t>
+      </w:r>
+      <w:r>
+        <w:rPr>
+          <w:rFonts w:eastAsia="Times New Roman"/>
+        </w:rPr>
+        <w:lastRenderedPageBreak/>
+        <w:t>Once everything was done, she rinsed her hands in the sink one last time, and only then was Akiko permitted to use the shower.</w:t>
       </w:r>
       <w:r>
         <w:rPr>
@@ -14062,7 +14214,6 @@
         <w:rPr>
           <w:rFonts w:eastAsia="Times New Roman"/>
         </w:rPr>
-        <w:lastRenderedPageBreak/>
         <w:t>As they spoke, Cassandra carefully removed the talisman from the wall, folded it into a neat square, and slipped it into her pocket. Although Akiko questioned her attachment to a gift from an ex-partner whose power she didn’t even believe in, she knew better than to bring it up.</w:t>
       </w:r>
     </w:p>
@@ -14276,6 +14427,7 @@
         <w:rPr>
           <w:rFonts w:eastAsia="Times New Roman"/>
         </w:rPr>
+        <w:lastRenderedPageBreak/>
         <w:t xml:space="preserve">“You’re not. I’d rather send one of </w:t>
       </w:r>
       <w:r>
@@ -14460,193 +14612,187 @@
         <w:rPr>
           <w:rFonts w:eastAsia="Times New Roman"/>
         </w:rPr>
-        <w:t xml:space="preserve"> get you clearance to enter, then all you have to do is plug a USB drive into their network, </w:t>
-      </w:r>
+        <w:t xml:space="preserve"> get you clearance to enter, then all you have to do is plug a USB drive into their network, and malware will take it from there. If we had more time, we could try a phishing scam to try and get remote access, but we don’t, so…”</w:t>
+      </w:r>
+    </w:p>
+    <w:p>
+      <w:pPr>
+        <w:rPr>
+          <w:rFonts w:eastAsia="Times New Roman"/>
+        </w:rPr>
+      </w:pPr>
+      <w:r>
+        <w:rPr>
+          <w:rFonts w:eastAsia="Times New Roman"/>
+        </w:rPr>
+        <w:t xml:space="preserve">Her </w:t>
+      </w:r>
+      <w:r>
+        <w:rPr>
+          <w:rFonts w:eastAsia="Times New Roman"/>
+        </w:rPr>
+        <w:t>scheme</w:t>
+      </w:r>
+      <w:r>
+        <w:rPr>
+          <w:rFonts w:eastAsia="Times New Roman"/>
+        </w:rPr>
+        <w:t xml:space="preserve"> sounded deceptively simple. However,</w:t>
+      </w:r>
+      <w:r>
+        <w:rPr>
+          <w:rFonts w:eastAsia="Times New Roman"/>
+        </w:rPr>
+        <w:t xml:space="preserve"> Akiko was not without a sense of self-preservation, and that </w:t>
+      </w:r>
+      <w:r>
+        <w:rPr>
+          <w:rFonts w:eastAsia="Times New Roman"/>
+        </w:rPr>
+        <w:t>sense was keen to remind her that inserting herself into company politics, by committing a crime no less, was the exact opposite of keeping her head down. Much better to live a comfy life at the Cloud Garden for as long as it took her to get back on her feet, and keep a wide berth from this nonsense.</w:t>
+      </w:r>
+    </w:p>
+    <w:p>
+      <w:pPr>
+        <w:rPr>
+          <w:rFonts w:eastAsia="Times New Roman"/>
+        </w:rPr>
+      </w:pPr>
+      <w:r>
+        <w:rPr>
+          <w:rFonts w:eastAsia="Times New Roman"/>
+        </w:rPr>
+        <w:t>It</w:t>
+      </w:r>
+      <w:r>
+        <w:rPr>
+          <w:rFonts w:eastAsia="Times New Roman"/>
+        </w:rPr>
+        <w:t xml:space="preserve"> was time to test Cassandra’s honesty.</w:t>
+      </w:r>
+    </w:p>
+    <w:p>
+      <w:pPr>
+        <w:rPr>
+          <w:rFonts w:eastAsia="Times New Roman"/>
+        </w:rPr>
+      </w:pPr>
+      <w:r>
+        <w:rPr>
+          <w:rFonts w:eastAsia="Times New Roman"/>
+        </w:rPr>
+        <w:t>“I’m sorry, I can’t do that,” Akiko said. “</w:t>
+      </w:r>
+      <w:r>
+        <w:rPr>
+          <w:rFonts w:eastAsia="Times New Roman"/>
+        </w:rPr>
+        <w:t>I’ve nearly been arrested, like, twice in the past week, so I’m not gonna commit an actual crime and give these dickheads another reason to come after me.”</w:t>
+      </w:r>
+    </w:p>
+    <w:p>
+      <w:pPr>
+        <w:rPr>
+          <w:rFonts w:eastAsia="Times New Roman"/>
+        </w:rPr>
+      </w:pPr>
+      <w:r>
+        <w:rPr>
+          <w:rFonts w:eastAsia="Times New Roman"/>
+        </w:rPr>
+        <w:t xml:space="preserve">She expected Cassandra to be angry, to renege on </w:t>
+      </w:r>
+      <w:r>
+        <w:rPr>
+          <w:rFonts w:eastAsia="Times New Roman"/>
+        </w:rPr>
+        <w:t>their agreement</w:t>
+      </w:r>
+      <w:r>
+        <w:rPr>
+          <w:rFonts w:eastAsia="Times New Roman"/>
+        </w:rPr>
+        <w:t xml:space="preserve"> and throw her out on the street, but that didn’t happen. Instead, </w:t>
+      </w:r>
+      <w:r>
+        <w:rPr>
+          <w:rFonts w:eastAsia="Times New Roman"/>
+        </w:rPr>
+        <w:t xml:space="preserve">to her surprise, </w:t>
+      </w:r>
+      <w:r>
+        <w:rPr>
+          <w:rFonts w:eastAsia="Times New Roman"/>
+        </w:rPr>
+        <w:t xml:space="preserve">she was treated with </w:t>
+      </w:r>
+      <w:r>
+        <w:rPr>
+          <w:rFonts w:eastAsia="Times New Roman"/>
+        </w:rPr>
+        <w:t>nothing more than a respectful nod.</w:t>
+      </w:r>
+    </w:p>
+    <w:p>
+      <w:pPr>
+        <w:rPr>
+          <w:rFonts w:eastAsia="Times New Roman"/>
+        </w:rPr>
+      </w:pPr>
+      <w:r>
+        <w:rPr>
+          <w:rFonts w:eastAsia="Times New Roman"/>
+        </w:rPr>
+        <w:t>“Very well. I hope I haven’t overstepped any boundaries by asking,” Cassandra said.</w:t>
+      </w:r>
+      <w:r>
+        <w:rPr>
+          <w:rFonts w:eastAsia="Times New Roman"/>
+        </w:rPr>
+        <w:t xml:space="preserve"> </w:t>
+      </w:r>
+      <w:r>
+        <w:rPr>
+          <w:rFonts w:eastAsia="Times New Roman"/>
+        </w:rPr>
+        <w:t>As she spoke, she</w:t>
+      </w:r>
+      <w:r>
+        <w:rPr>
+          <w:rFonts w:eastAsia="Times New Roman"/>
+        </w:rPr>
+        <w:t xml:space="preserve"> opened a </w:t>
+      </w:r>
+      <w:r>
+        <w:rPr>
+          <w:rFonts w:eastAsia="Times New Roman"/>
+        </w:rPr>
+        <w:t>drawer</w:t>
+      </w:r>
+      <w:r>
+        <w:rPr>
+          <w:rFonts w:eastAsia="Times New Roman"/>
+        </w:rPr>
+        <w:t xml:space="preserve"> and</w:t>
+      </w:r>
+      <w:r>
+        <w:rPr>
+          <w:rFonts w:eastAsia="Times New Roman"/>
+        </w:rPr>
+        <w:t xml:space="preserve"> fished out a keychain in the shape of a violently pink cartoon character, which she tossed to Akiko. </w:t>
+      </w:r>
+    </w:p>
+    <w:p>
+      <w:pPr>
+        <w:rPr>
+          <w:rFonts w:eastAsia="Times New Roman"/>
+        </w:rPr>
+      </w:pPr>
       <w:r>
         <w:rPr>
           <w:rFonts w:eastAsia="Times New Roman"/>
         </w:rPr>
         <w:lastRenderedPageBreak/>
-        <w:t>and malware will take it from there. If we had more time, we could try a phishing scam to try and get remote access, but we don’t, so…”</w:t>
-      </w:r>
-    </w:p>
-    <w:p>
-      <w:pPr>
-        <w:rPr>
-          <w:rFonts w:eastAsia="Times New Roman"/>
-        </w:rPr>
-      </w:pPr>
-      <w:r>
-        <w:rPr>
-          <w:rFonts w:eastAsia="Times New Roman"/>
-        </w:rPr>
-        <w:t xml:space="preserve">Her </w:t>
-      </w:r>
-      <w:r>
-        <w:rPr>
-          <w:rFonts w:eastAsia="Times New Roman"/>
-        </w:rPr>
-        <w:t>scheme</w:t>
-      </w:r>
-      <w:r>
-        <w:rPr>
-          <w:rFonts w:eastAsia="Times New Roman"/>
-        </w:rPr>
-        <w:t xml:space="preserve"> sounded deceptively simple. However,</w:t>
-      </w:r>
-      <w:r>
-        <w:rPr>
-          <w:rFonts w:eastAsia="Times New Roman"/>
-        </w:rPr>
-        <w:t xml:space="preserve"> Akiko was not without a sense of self-preservation, and that </w:t>
-      </w:r>
-      <w:r>
-        <w:rPr>
-          <w:rFonts w:eastAsia="Times New Roman"/>
-        </w:rPr>
-        <w:t>sense was keen to remind her that inserting herself into company politics, by committing a crime no less, was the exact opposite of keeping her head down. Much better to live a comfy life at the Cloud Garden for as long as it took her to get back on her feet, and keep a wide berth from this nonsense.</w:t>
-      </w:r>
-    </w:p>
-    <w:p>
-      <w:pPr>
-        <w:rPr>
-          <w:rFonts w:eastAsia="Times New Roman"/>
-        </w:rPr>
-      </w:pPr>
-      <w:r>
-        <w:rPr>
-          <w:rFonts w:eastAsia="Times New Roman"/>
-        </w:rPr>
-        <w:t>It</w:t>
-      </w:r>
-      <w:r>
-        <w:rPr>
-          <w:rFonts w:eastAsia="Times New Roman"/>
-        </w:rPr>
-        <w:t xml:space="preserve"> was time to test Cassandra’s honesty.</w:t>
-      </w:r>
-    </w:p>
-    <w:p>
-      <w:pPr>
-        <w:rPr>
-          <w:rFonts w:eastAsia="Times New Roman"/>
-        </w:rPr>
-      </w:pPr>
-      <w:r>
-        <w:rPr>
-          <w:rFonts w:eastAsia="Times New Roman"/>
-        </w:rPr>
-        <w:t>“I’m sorry, I can’t do that,” Akiko said. “</w:t>
-      </w:r>
-      <w:r>
-        <w:rPr>
-          <w:rFonts w:eastAsia="Times New Roman"/>
-        </w:rPr>
-        <w:t>I’ve nearly been arrested, like, twice in the past week, so I’m not gonna commit an actual crime and give these dickheads another reason to come after me.”</w:t>
-      </w:r>
-    </w:p>
-    <w:p>
-      <w:pPr>
-        <w:rPr>
-          <w:rFonts w:eastAsia="Times New Roman"/>
-        </w:rPr>
-      </w:pPr>
-      <w:r>
-        <w:rPr>
-          <w:rFonts w:eastAsia="Times New Roman"/>
-        </w:rPr>
-        <w:t xml:space="preserve">She expected Cassandra to be angry, to renege on </w:t>
-      </w:r>
-      <w:r>
-        <w:rPr>
-          <w:rFonts w:eastAsia="Times New Roman"/>
-        </w:rPr>
-        <w:t>their agreement</w:t>
-      </w:r>
-      <w:r>
-        <w:rPr>
-          <w:rFonts w:eastAsia="Times New Roman"/>
-        </w:rPr>
-        <w:t xml:space="preserve"> and throw her out on the street, but that didn’t happen. Instead, </w:t>
-      </w:r>
-      <w:r>
-        <w:rPr>
-          <w:rFonts w:eastAsia="Times New Roman"/>
-        </w:rPr>
-        <w:t xml:space="preserve">to her surprise, </w:t>
-      </w:r>
-      <w:r>
-        <w:rPr>
-          <w:rFonts w:eastAsia="Times New Roman"/>
-        </w:rPr>
-        <w:t xml:space="preserve">she was treated with </w:t>
-      </w:r>
-      <w:r>
-        <w:rPr>
-          <w:rFonts w:eastAsia="Times New Roman"/>
-        </w:rPr>
-        <w:t>nothing more than a respectful nod.</w:t>
-      </w:r>
-    </w:p>
-    <w:p>
-      <w:pPr>
-        <w:rPr>
-          <w:rFonts w:eastAsia="Times New Roman"/>
-        </w:rPr>
-      </w:pPr>
-      <w:r>
-        <w:rPr>
-          <w:rFonts w:eastAsia="Times New Roman"/>
-        </w:rPr>
-        <w:t>“Very well. I hope I haven’t overstepped any boundaries by asking,” Cassandra said.</w:t>
-      </w:r>
-      <w:r>
-        <w:rPr>
-          <w:rFonts w:eastAsia="Times New Roman"/>
-        </w:rPr>
-        <w:t xml:space="preserve"> </w:t>
-      </w:r>
-      <w:r>
-        <w:rPr>
-          <w:rFonts w:eastAsia="Times New Roman"/>
-        </w:rPr>
-        <w:t>As she spoke, she</w:t>
-      </w:r>
-      <w:r>
-        <w:rPr>
-          <w:rFonts w:eastAsia="Times New Roman"/>
-        </w:rPr>
-        <w:t xml:space="preserve"> opened a </w:t>
-      </w:r>
-      <w:r>
-        <w:rPr>
-          <w:rFonts w:eastAsia="Times New Roman"/>
-        </w:rPr>
-        <w:t>drawer</w:t>
-      </w:r>
-      <w:r>
-        <w:rPr>
-          <w:rFonts w:eastAsia="Times New Roman"/>
-        </w:rPr>
-        <w:t xml:space="preserve"> and</w:t>
-      </w:r>
-      <w:r>
-        <w:rPr>
-          <w:rFonts w:eastAsia="Times New Roman"/>
-        </w:rPr>
-        <w:t xml:space="preserve"> fished out a keychain in the shape of a violently pink cartoon character, which she tossed to Akiko. </w:t>
-      </w:r>
-    </w:p>
-    <w:p>
-      <w:pPr>
-        <w:rPr>
-          <w:rFonts w:eastAsia="Times New Roman"/>
-        </w:rPr>
-      </w:pPr>
-      <w:r>
-        <w:rPr>
-          <w:rFonts w:eastAsia="Times New Roman"/>
-        </w:rPr>
         <w:t xml:space="preserve">“What’s this?” Akiko asked as </w:t>
       </w:r>
       <w:r>
@@ -14940,12 +15086,14 @@
         </w:rPr>
         <w:t xml:space="preserve"> luxury airliner did </w:t>
       </w:r>
+      <w:proofErr w:type="gramStart"/>
       <w:r>
         <w:rPr>
           <w:rFonts w:eastAsia="Times New Roman"/>
         </w:rPr>
         <w:t>it</w:t>
       </w:r>
+      <w:proofErr w:type="gramEnd"/>
       <w:r>
         <w:rPr>
           <w:rFonts w:eastAsia="Times New Roman"/>
@@ -15005,6 +15153,7 @@
         <w:rPr>
           <w:rFonts w:eastAsia="Times New Roman"/>
         </w:rPr>
+        <w:lastRenderedPageBreak/>
         <w:t xml:space="preserve">While the delegation awaited permission to board, they watched the branch staff load supplies onto the </w:t>
       </w:r>
       <w:r>
@@ -15173,7 +15322,6 @@
         <w:rPr>
           <w:rFonts w:eastAsia="Times New Roman"/>
         </w:rPr>
-        <w:lastRenderedPageBreak/>
         <w:t>“She’s not a toy. I let her stay at my place because she needed a home, not because I’m trying to sleep with her. Besides, I don’t even know if she likes girls.”</w:t>
       </w:r>
     </w:p>

--- a/Peregrine 2020.docx
+++ b/Peregrine 2020.docx
@@ -1914,7 +1914,7 @@
         <w:t xml:space="preserve">“The streets. Not our campus. If we can keep them out until the </w:t>
       </w:r>
       <w:r>
-        <w:t>independence vote</w:t>
+        <w:t>vote</w:t>
       </w:r>
       <w:r>
         <w:t>, that’s a win</w:t>
@@ -2161,15 +2161,7 @@
     </w:p>
     <w:p>
       <w:r>
-        <w:t xml:space="preserve">“That scent you’re wearing is </w:t>
-      </w:r>
-      <w:proofErr w:type="gramStart"/>
-      <w:r>
-        <w:t>real</w:t>
-      </w:r>
-      <w:proofErr w:type="gramEnd"/>
-      <w:r>
-        <w:t xml:space="preserve"> nice,” </w:t>
+        <w:t xml:space="preserve">“That scent you’re wearing is real nice,” </w:t>
       </w:r>
       <w:r>
         <w:t>she</w:t>
@@ -2283,10 +2275,19 @@
         <w:t xml:space="preserve"> </w:t>
       </w:r>
       <w:r>
-        <w:t xml:space="preserve">There had been tension between the Montreal campus and the company’s leadership </w:t>
-      </w:r>
-      <w:r>
-        <w:t>ever since the former started to talk about unionizing</w:t>
+        <w:t xml:space="preserve">There had </w:t>
+      </w:r>
+      <w:r>
+        <w:t xml:space="preserve">always </w:t>
+      </w:r>
+      <w:r>
+        <w:t>been tension between the Montreal campus and the company’s leadership</w:t>
+      </w:r>
+      <w:r>
+        <w:t xml:space="preserve">, </w:t>
+      </w:r>
+      <w:r>
+        <w:t>which has begotten the current talk of a union</w:t>
       </w:r>
       <w:r>
         <w:t>, but this was the first time she could remember that it had led to violence</w:t>
@@ -2592,15 +2593,7 @@
         <w:t>,</w:t>
       </w:r>
       <w:r>
-        <w:t xml:space="preserve"> and opened up an old game she had installed on a whim. It was a stupid thing, </w:t>
-      </w:r>
-      <w:proofErr w:type="gramStart"/>
-      <w:r>
-        <w:t>whose</w:t>
-      </w:r>
-      <w:proofErr w:type="gramEnd"/>
-      <w:r>
-        <w:t xml:space="preserve"> only redeeming </w:t>
+        <w:t xml:space="preserve"> and opened up an old game she had installed on a whim. It was a stupid thing whose only redeeming </w:t>
       </w:r>
       <w:r>
         <w:lastRenderedPageBreak/>
@@ -3167,7 +3160,19 @@
     </w:p>
     <w:p>
       <w:r>
-        <w:t>“Are you okay?” Cassandra asked, leaning in close to Akiko like a worried mother inspecting a child who’d just taken a fall.</w:t>
+        <w:t>“Are you okay</w:t>
+      </w:r>
+      <w:r>
+        <w:t>, miss</w:t>
+      </w:r>
+      <w:r>
+        <w:t xml:space="preserve">?” Cassandra asked, leaning in close to Akiko like a worried mother </w:t>
+      </w:r>
+      <w:r>
+        <w:t xml:space="preserve">whose child had just </w:t>
+      </w:r>
+      <w:r>
+        <w:t>taken a fall.</w:t>
       </w:r>
     </w:p>
     <w:p>
@@ -3175,19 +3180,86 @@
         <w:t>“Yeah. It’s…it’s like he said. We were just talking about the murder</w:t>
       </w:r>
       <w:r>
-        <w:t xml:space="preserve">. </w:t>
-      </w:r>
-      <w:r>
-        <w:t xml:space="preserve">I was the only one from our group who saw it happen, so he had a few more questions for me. </w:t>
-      </w:r>
-      <w:r>
-        <w:t xml:space="preserve">May I?” Akiko pointed to the bag of candy, which Cassandra immediately held out to her. </w:t>
-      </w:r>
-    </w:p>
-    <w:p>
-      <w:r>
-        <w:t>“Well, that’s good to hear, at least,” Cassandra said once Akiko had taken a cherry-flavored gummy out of the bag and popped it into her mouth.</w:t>
-      </w:r>
+        <w:t xml:space="preserve">. May I?” Akiko pointed to the bag of candy, which </w:t>
+      </w:r>
+      <w:r>
+        <w:t xml:space="preserve">her </w:t>
+      </w:r>
+      <w:r>
+        <w:t>companion</w:t>
+      </w:r>
+      <w:r>
+        <w:t xml:space="preserve"> immediately held out to her. </w:t>
+      </w:r>
+    </w:p>
+    <w:p>
+      <w:r>
+        <w:t xml:space="preserve">“Well, that’s good to hear, at least,” Cassandra said </w:t>
+      </w:r>
+      <w:r>
+        <w:t xml:space="preserve">while </w:t>
+      </w:r>
+      <w:r>
+        <w:t xml:space="preserve">Akiko </w:t>
+      </w:r>
+      <w:r>
+        <w:t>plucked a</w:t>
+      </w:r>
+      <w:r>
+        <w:t xml:space="preserve"> cherry-flavored gummy out of the bag and </w:t>
+      </w:r>
+      <w:r>
+        <w:t>popped</w:t>
+      </w:r>
+      <w:r>
+        <w:t xml:space="preserve"> it into her mouth.</w:t>
+      </w:r>
+      <w:r>
+        <w:t xml:space="preserve"> “If anyone else harasses you in the </w:t>
+      </w:r>
+      <w:r>
+        <w:lastRenderedPageBreak/>
+        <w:t xml:space="preserve">future, though, </w:t>
+      </w:r>
+      <w:r>
+        <w:t xml:space="preserve">just come to me. </w:t>
+      </w:r>
+      <w:r>
+        <w:t>Those thugs need to learn that we won’t stand for their bullying.”</w:t>
+      </w:r>
+    </w:p>
+    <w:p>
+      <w:r>
+        <w:t xml:space="preserve">Akiko </w:t>
+      </w:r>
+      <w:r>
+        <w:t>chewed on the candy in an unflatteringly bovine fashion, mulling over Lancaster’s offer</w:t>
+      </w:r>
+      <w:r>
+        <w:t xml:space="preserve"> while Cassandra spoke</w:t>
+      </w:r>
+      <w:r>
+        <w:t xml:space="preserve">. Perhaps, she thought, the man was lying. There was nothing stopping him from reneging if she gave him what he wanted, nor was there any proof that the treatment would even work on her. Still, this was </w:t>
+      </w:r>
+      <w:r>
+        <w:t>the</w:t>
+      </w:r>
+      <w:r>
+        <w:t xml:space="preserve"> </w:t>
+      </w:r>
+      <w:r>
+        <w:t xml:space="preserve">best, and perhaps only chance she had of restoring her memories, and that alone was </w:t>
+      </w:r>
+      <w:r>
+        <w:t>reason for excitement.</w:t>
+      </w:r>
+    </w:p>
+    <w:p>
+      <w:bookmarkStart w:id="5" w:name="_Toc437822484"/>
+      <w:bookmarkStart w:id="6" w:name="_Toc437823166"/>
+      <w:bookmarkEnd w:id="0"/>
+      <w:bookmarkEnd w:id="3"/>
+      <w:bookmarkEnd w:id="4"/>
     </w:p>
     <w:p/>
     <w:p/>
@@ -3197,36 +3269,11 @@
     <w:p/>
     <w:p/>
     <w:p/>
-    <w:p>
-      <w:r>
-        <w:t xml:space="preserve">“Right. </w:t>
-      </w:r>
-      <w:r>
-        <w:t>So,</w:t>
-      </w:r>
-      <w:r>
-        <w:t xml:space="preserve"> try and enjoy the trip.” Cassandra smiled and winked at </w:t>
-      </w:r>
-      <w:r>
-        <w:t>Akiko</w:t>
-      </w:r>
-      <w:r>
-        <w:t>. “I do still owe you that drink, after all.”</w:t>
-      </w:r>
-      <w:bookmarkStart w:id="5" w:name="_Toc437822484"/>
-      <w:bookmarkStart w:id="6" w:name="_Toc437823166"/>
-      <w:bookmarkEnd w:id="0"/>
-      <w:bookmarkEnd w:id="4"/>
-    </w:p>
-    <w:bookmarkEnd w:id="3"/>
     <w:p/>
     <w:p/>
     <w:p/>
     <w:p/>
     <w:p/>
-    <w:p/>
-    <w:p/>
-    <w:p/>
     <w:p>
       <w:pPr>
         <w:ind w:firstLine="0"/>
@@ -6383,21 +6430,7 @@
         <w:rPr>
           <w:lang w:eastAsia="ja-JP"/>
         </w:rPr>
-        <w:t>“</w:t>
-      </w:r>
-      <w:proofErr w:type="spellStart"/>
-      <w:r>
-        <w:rPr>
-          <w:lang w:eastAsia="ja-JP"/>
-        </w:rPr>
-        <w:t>Mmm</w:t>
-      </w:r>
-      <w:proofErr w:type="spellEnd"/>
-      <w:r>
-        <w:rPr>
-          <w:lang w:eastAsia="ja-JP"/>
-        </w:rPr>
-        <w:t>, but you’re still going to, aren’t you?”</w:t>
+        <w:t>“Mmm, but you’re still going to, aren’t you?”</w:t>
       </w:r>
     </w:p>
     <w:p>
@@ -8611,21 +8644,7 @@
         <w:rPr>
           <w:lang w:eastAsia="ja-JP"/>
         </w:rPr>
-        <w:t xml:space="preserve">We’re not gonna, </w:t>
-      </w:r>
-      <w:proofErr w:type="spellStart"/>
-      <w:r>
-        <w:rPr>
-          <w:lang w:eastAsia="ja-JP"/>
-        </w:rPr>
-        <w:t>y’know</w:t>
-      </w:r>
-      <w:proofErr w:type="spellEnd"/>
-      <w:r>
-        <w:rPr>
-          <w:lang w:eastAsia="ja-JP"/>
-        </w:rPr>
-        <w:t>, wait and see if anyone else shows up?</w:t>
+        <w:t>We’re not gonna, y’know, wait and see if anyone else shows up?</w:t>
       </w:r>
       <w:r>
         <w:rPr>
@@ -10880,21 +10899,7 @@
         <w:rPr>
           <w:rFonts w:eastAsia="Times New Roman"/>
         </w:rPr>
-        <w:t xml:space="preserve"> And Cassandra, find somewhere for your friend to sleep. I don’t care </w:t>
-      </w:r>
-      <w:proofErr w:type="gramStart"/>
-      <w:r>
-        <w:rPr>
-          <w:rFonts w:eastAsia="Times New Roman"/>
-        </w:rPr>
-        <w:t>where</w:t>
-      </w:r>
-      <w:proofErr w:type="gramEnd"/>
-      <w:r>
-        <w:rPr>
-          <w:rFonts w:eastAsia="Times New Roman"/>
-        </w:rPr>
-        <w:t>.</w:t>
+        <w:t xml:space="preserve"> And Cassandra, find somewhere for your friend to sleep. I don’t care where.</w:t>
       </w:r>
       <w:r>
         <w:rPr>
@@ -11207,21 +11212,7 @@
         <w:rPr>
           <w:rFonts w:eastAsia="Times New Roman"/>
         </w:rPr>
-        <w:t xml:space="preserve">, and a miniature </w:t>
-      </w:r>
-      <w:proofErr w:type="gramStart"/>
-      <w:r>
-        <w:rPr>
-          <w:rFonts w:eastAsia="Times New Roman"/>
-        </w:rPr>
-        <w:t>Zen garden</w:t>
-      </w:r>
-      <w:proofErr w:type="gramEnd"/>
-      <w:r>
-        <w:rPr>
-          <w:rFonts w:eastAsia="Times New Roman"/>
-        </w:rPr>
-        <w:t xml:space="preserve"> </w:t>
+        <w:t xml:space="preserve">, and a miniature Zen garden </w:t>
       </w:r>
       <w:r>
         <w:rPr>
@@ -11669,16 +11660,8 @@
         <w:rPr>
           <w:rFonts w:eastAsia="Times New Roman"/>
         </w:rPr>
-        <w:t>‘</w:t>
-      </w:r>
-      <w:proofErr w:type="spellStart"/>
-      <w:r>
-        <w:rPr>
-          <w:rFonts w:eastAsia="Times New Roman"/>
-        </w:rPr>
-        <w:t>cept</w:t>
-      </w:r>
-      <w:proofErr w:type="spellEnd"/>
+        <w:t>‘cept</w:t>
+      </w:r>
       <w:r>
         <w:rPr>
           <w:rFonts w:eastAsia="Times New Roman"/>
@@ -13787,21 +13770,7 @@
         <w:rPr>
           <w:rFonts w:eastAsia="Times New Roman"/>
         </w:rPr>
-        <w:t xml:space="preserve">who’s </w:t>
-      </w:r>
-      <w:proofErr w:type="spellStart"/>
-      <w:r>
-        <w:rPr>
-          <w:rFonts w:eastAsia="Times New Roman"/>
-        </w:rPr>
-        <w:t>gotta</w:t>
-      </w:r>
-      <w:proofErr w:type="spellEnd"/>
-      <w:r>
-        <w:rPr>
-          <w:rFonts w:eastAsia="Times New Roman"/>
-        </w:rPr>
-        <w:t xml:space="preserve"> head out</w:t>
+        <w:t>who’s gotta head out</w:t>
       </w:r>
       <w:r>
         <w:rPr>
@@ -15086,14 +15055,12 @@
         </w:rPr>
         <w:t xml:space="preserve"> luxury airliner did </w:t>
       </w:r>
-      <w:proofErr w:type="gramStart"/>
       <w:r>
         <w:rPr>
           <w:rFonts w:eastAsia="Times New Roman"/>
         </w:rPr>
         <w:t>it</w:t>
       </w:r>
-      <w:proofErr w:type="gramEnd"/>
       <w:r>
         <w:rPr>
           <w:rFonts w:eastAsia="Times New Roman"/>

--- a/Peregrine 2020.docx
+++ b/Peregrine 2020.docx
@@ -3384,7 +3384,19 @@
         <w:rPr>
           <w:lang w:eastAsia="ja-JP"/>
         </w:rPr>
-        <w:t>convertible, feeling the fresh air against her skin</w:t>
+        <w:t xml:space="preserve">convertible, feeling the </w:t>
+      </w:r>
+      <w:r>
+        <w:rPr>
+          <w:lang w:eastAsia="ja-JP"/>
+        </w:rPr>
+        <w:t>evening breeze</w:t>
+      </w:r>
+      <w:r>
+        <w:rPr>
+          <w:lang w:eastAsia="ja-JP"/>
+        </w:rPr>
+        <w:t xml:space="preserve"> against her skin</w:t>
       </w:r>
       <w:r>
         <w:rPr>
@@ -3421,6 +3433,12 @@
           <w:lang w:eastAsia="ja-JP"/>
         </w:rPr>
         <w:t xml:space="preserve"> in time with the </w:t>
+      </w:r>
+      <w:r>
+        <w:rPr>
+          <w:lang w:eastAsia="ja-JP"/>
+        </w:rPr>
+        <w:t xml:space="preserve">kitschy pop </w:t>
       </w:r>
       <w:r>
         <w:rPr>
@@ -3446,13 +3464,7 @@
         <w:rPr>
           <w:lang w:eastAsia="ja-JP"/>
         </w:rPr>
-        <w:t>,</w:t>
-      </w:r>
-      <w:r>
-        <w:rPr>
-          <w:lang w:eastAsia="ja-JP"/>
-        </w:rPr>
-        <w:t xml:space="preserve"> </w:t>
+        <w:t xml:space="preserve">, </w:t>
       </w:r>
       <w:r>
         <w:rPr>
@@ -4424,7 +4436,187 @@
         <w:rPr>
           <w:lang w:eastAsia="ja-JP"/>
         </w:rPr>
-        <w:t>It was</w:t>
+        <w:t>While Elias and the other less-important members of their group enjoyed the opening ceremony, Cassandra and her seniors</w:t>
+      </w:r>
+      <w:r>
+        <w:rPr>
+          <w:lang w:eastAsia="ja-JP"/>
+        </w:rPr>
+        <w:t xml:space="preserve"> </w:t>
+      </w:r>
+      <w:r>
+        <w:rPr>
+          <w:lang w:eastAsia="ja-JP"/>
+        </w:rPr>
+        <w:t xml:space="preserve">split off towards </w:t>
+      </w:r>
+      <w:r>
+        <w:rPr>
+          <w:lang w:eastAsia="ja-JP"/>
+        </w:rPr>
+        <w:t xml:space="preserve">a meeting room on a higher floor. Waiting for them there, </w:t>
+      </w:r>
+      <w:r>
+        <w:rPr>
+          <w:lang w:eastAsia="ja-JP"/>
+        </w:rPr>
+        <w:t>leaning back with his legs on the cheap wooden table</w:t>
+      </w:r>
+      <w:r>
+        <w:rPr>
+          <w:lang w:eastAsia="ja-JP"/>
+        </w:rPr>
+        <w:t>, was their contact from headquarters – Marcus’ son, Jackson Fairchild.</w:t>
+      </w:r>
+      <w:r>
+        <w:rPr>
+          <w:lang w:eastAsia="ja-JP"/>
+        </w:rPr>
+        <w:t xml:space="preserve"> </w:t>
+      </w:r>
+      <w:r>
+        <w:rPr>
+          <w:lang w:eastAsia="ja-JP"/>
+        </w:rPr>
+        <w:t>With his free hand, the one not carrying a half-empty glass of wine, he beckoned the trio into the room.</w:t>
+      </w:r>
+    </w:p>
+    <w:p>
+      <w:pPr>
+        <w:rPr>
+          <w:lang w:eastAsia="ja-JP"/>
+        </w:rPr>
+      </w:pPr>
+      <w:r>
+        <w:rPr>
+          <w:lang w:eastAsia="ja-JP"/>
+        </w:rPr>
+        <w:lastRenderedPageBreak/>
+        <w:t>“Have you had the stuff they’re serving down there?” he asked, wiggling the cup. “It’s remarkably good. Pairs well with the, ah, the Camembert.”</w:t>
+      </w:r>
+    </w:p>
+    <w:p>
+      <w:pPr>
+        <w:rPr>
+          <w:lang w:eastAsia="ja-JP"/>
+        </w:rPr>
+      </w:pPr>
+      <w:r>
+        <w:rPr>
+          <w:lang w:eastAsia="ja-JP"/>
+        </w:rPr>
+        <w:t>“You don’t have a clue what you’re talking about</w:t>
+      </w:r>
+      <w:r>
+        <w:rPr>
+          <w:lang w:eastAsia="ja-JP"/>
+        </w:rPr>
+        <w:t>. They aren’t even serving Camembert at the buffet,</w:t>
+      </w:r>
+      <w:r>
+        <w:rPr>
+          <w:lang w:eastAsia="ja-JP"/>
+        </w:rPr>
+        <w:t>” Marcus said.</w:t>
+      </w:r>
+    </w:p>
+    <w:p>
+      <w:pPr>
+        <w:rPr>
+          <w:lang w:eastAsia="ja-JP"/>
+        </w:rPr>
+      </w:pPr>
+      <w:r>
+        <w:rPr>
+          <w:lang w:eastAsia="ja-JP"/>
+        </w:rPr>
+        <w:t xml:space="preserve">Jackson put down the cup and threw up his hands. </w:t>
+      </w:r>
+      <w:r>
+        <w:rPr>
+          <w:lang w:eastAsia="ja-JP"/>
+        </w:rPr>
+        <w:t>“</w:t>
+      </w:r>
+      <w:r>
+        <w:rPr>
+          <w:lang w:eastAsia="ja-JP"/>
+        </w:rPr>
+        <w:t>Guess there’s no point trying to convince you my time here has made me any more sophisticated, is there?</w:t>
+      </w:r>
+      <w:r>
+        <w:rPr>
+          <w:lang w:eastAsia="ja-JP"/>
+        </w:rPr>
+        <w:t xml:space="preserve"> This swill is disgusting, anyway. I hope you lot brought me something actually good, because, from where I’m sitting, </w:t>
+      </w:r>
+      <w:r>
+        <w:rPr>
+          <w:lang w:eastAsia="ja-JP"/>
+        </w:rPr>
+        <w:t xml:space="preserve">it looks like </w:t>
+      </w:r>
+      <w:r>
+        <w:rPr>
+          <w:lang w:eastAsia="ja-JP"/>
+        </w:rPr>
+        <w:t>headquarters has our balls in a vise.</w:t>
+      </w:r>
+      <w:r>
+        <w:rPr>
+          <w:lang w:eastAsia="ja-JP"/>
+        </w:rPr>
+        <w:t>”</w:t>
+      </w:r>
+    </w:p>
+    <w:p>
+      <w:pPr>
+        <w:rPr>
+          <w:lang w:eastAsia="ja-JP"/>
+        </w:rPr>
+      </w:pPr>
+      <w:r>
+        <w:rPr>
+          <w:lang w:eastAsia="ja-JP"/>
+        </w:rPr>
+        <w:t xml:space="preserve">“Elaborate.” </w:t>
+      </w:r>
+    </w:p>
+    <w:p>
+      <w:pPr>
+        <w:rPr>
+          <w:lang w:eastAsia="ja-JP"/>
+        </w:rPr>
+      </w:pPr>
+      <w:r>
+        <w:rPr>
+          <w:lang w:eastAsia="ja-JP"/>
+        </w:rPr>
+        <w:t>“What, you really need me to explain it?</w:t>
+      </w:r>
+      <w:r>
+        <w:rPr>
+          <w:lang w:eastAsia="ja-JP"/>
+        </w:rPr>
+        <w:t xml:space="preserve"> One of their fucking </w:t>
+      </w:r>
+      <w:r>
+        <w:rPr>
+          <w:lang w:eastAsia="ja-JP"/>
+        </w:rPr>
+        <w:t xml:space="preserve">rent-a-cops got whacked on our watch. They’ve yet to outright accuse us of anything, but </w:t>
+      </w:r>
+      <w:r>
+        <w:rPr>
+          <w:lang w:eastAsia="ja-JP"/>
+        </w:rPr>
+        <w:t>if the Union doesn’t look like it can keep the peace on its own turf, nobody will trust us with independence.</w:t>
+      </w:r>
+      <w:r>
+        <w:rPr>
+          <w:lang w:eastAsia="ja-JP"/>
+        </w:rPr>
+        <w:t xml:space="preserve"> </w:t>
       </w:r>
     </w:p>
     <w:p>
@@ -4469,32 +4661,497 @@
         <w:rPr>
           <w:lang w:eastAsia="ja-JP"/>
         </w:rPr>
-        <w:t xml:space="preserve"> and made her way past the guests who were still perusing other exhibits, or standing in line for </w:t>
-      </w:r>
+        <w:t xml:space="preserve"> and made her way past the guests who were still perusing other exhibits, or standing in line for refreshments.</w:t>
+      </w:r>
+      <w:r>
+        <w:rPr>
+          <w:lang w:eastAsia="ja-JP"/>
+        </w:rPr>
+        <w:t xml:space="preserve"> Just as expected, she </w:t>
+      </w:r>
+      <w:r>
+        <w:rPr>
+          <w:lang w:eastAsia="ja-JP"/>
+        </w:rPr>
+        <w:t>met</w:t>
+      </w:r>
+      <w:r>
+        <w:rPr>
+          <w:lang w:eastAsia="ja-JP"/>
+        </w:rPr>
+        <w:t xml:space="preserve"> Elias on the </w:t>
+      </w:r>
+      <w:r>
+        <w:rPr>
+          <w:lang w:eastAsia="ja-JP"/>
+        </w:rPr>
+        <w:t>w</w:t>
+      </w:r>
+      <w:r>
+        <w:rPr>
+          <w:lang w:eastAsia="ja-JP"/>
+        </w:rPr>
+        <w:t>ing’s</w:t>
+      </w:r>
+      <w:r>
+        <w:rPr>
+          <w:lang w:eastAsia="ja-JP"/>
+        </w:rPr>
+        <w:t xml:space="preserve"> ivy-coated balcony</w:t>
+      </w:r>
+      <w:r>
+        <w:rPr>
+          <w:lang w:eastAsia="ja-JP"/>
+        </w:rPr>
+        <w:t>, looking out over the coastline with neither cigarette nor drink in his hands.</w:t>
+      </w:r>
+    </w:p>
+    <w:p>
+      <w:pPr>
+        <w:rPr>
+          <w:lang w:eastAsia="ja-JP"/>
+        </w:rPr>
+      </w:pPr>
+      <w:r>
+        <w:rPr>
+          <w:lang w:eastAsia="ja-JP"/>
+        </w:rPr>
+        <w:t>“What are you doing out here, big bro?” she asked in Mandarin. “You’re missing our presentation, even if the chairman’s the one giving it.”</w:t>
+      </w:r>
+    </w:p>
+    <w:p>
+      <w:pPr>
+        <w:rPr>
+          <w:lang w:eastAsia="ja-JP"/>
+        </w:rPr>
+      </w:pPr>
+      <w:r>
+        <w:rPr>
+          <w:lang w:eastAsia="ja-JP"/>
+        </w:rPr>
+        <w:t xml:space="preserve">Elias didn’t even turn to face her. “Oh, it’s okay,” he replied. </w:t>
+      </w:r>
+      <w:r>
+        <w:rPr>
+          <w:lang w:eastAsia="ja-JP"/>
+        </w:rPr>
+        <w:t>“The rest of my delegation will file a proper report later. And now you’re here to tell me everything I’ve missed so far</w:t>
+      </w:r>
+      <w:r>
+        <w:rPr>
+          <w:lang w:eastAsia="ja-JP"/>
+        </w:rPr>
+        <w:t>!</w:t>
+      </w:r>
+      <w:r>
+        <w:rPr>
+          <w:lang w:eastAsia="ja-JP"/>
+        </w:rPr>
+        <w:t xml:space="preserve"> Things do have a way of working out, don’t they</w:t>
+      </w:r>
+      <w:r>
+        <w:rPr>
+          <w:lang w:eastAsia="ja-JP"/>
+        </w:rPr>
+        <w:t>?</w:t>
+      </w:r>
+      <w:r>
+        <w:rPr>
+          <w:lang w:eastAsia="ja-JP"/>
+        </w:rPr>
+        <w:t>”</w:t>
+      </w:r>
+    </w:p>
+    <w:p>
+      <w:pPr>
+        <w:rPr>
+          <w:lang w:eastAsia="ja-JP"/>
+        </w:rPr>
+      </w:pPr>
+      <w:r>
+        <w:rPr>
+          <w:lang w:eastAsia="ja-JP"/>
+        </w:rPr>
+        <w:t>“Well</w:t>
+      </w:r>
+      <w:r>
+        <w:rPr>
+          <w:lang w:eastAsia="ja-JP"/>
+        </w:rPr>
+        <w:t>,</w:t>
+      </w:r>
+      <w:r>
+        <w:rPr>
+          <w:lang w:eastAsia="ja-JP"/>
+        </w:rPr>
+        <w:t xml:space="preserve"> now I don’t even want to say anything, if you’re really gonna be that lazy.”</w:t>
+      </w:r>
+    </w:p>
+    <w:p>
+      <w:pPr>
+        <w:rPr>
+          <w:lang w:eastAsia="ja-JP"/>
+        </w:rPr>
+      </w:pPr>
+      <w:r>
+        <w:rPr>
+          <w:lang w:eastAsia="ja-JP"/>
+        </w:rPr>
+        <w:t>“Mmm, but you’re still going to, aren’t you?”</w:t>
+      </w:r>
+    </w:p>
+    <w:p>
+      <w:pPr>
+        <w:rPr>
+          <w:lang w:eastAsia="ja-JP"/>
+        </w:rPr>
+      </w:pPr>
       <w:r>
         <w:rPr>
           <w:lang w:eastAsia="ja-JP"/>
         </w:rPr>
         <w:lastRenderedPageBreak/>
-        <w:t>refreshments.</w:t>
-      </w:r>
-      <w:r>
-        <w:rPr>
-          <w:lang w:eastAsia="ja-JP"/>
-        </w:rPr>
-        <w:t xml:space="preserve"> Just as expected, she </w:t>
-      </w:r>
-      <w:r>
-        <w:rPr>
-          <w:lang w:eastAsia="ja-JP"/>
-        </w:rPr>
-        <w:t>met</w:t>
-      </w:r>
-      <w:r>
-        <w:rPr>
-          <w:lang w:eastAsia="ja-JP"/>
-        </w:rPr>
-        <w:t xml:space="preserve"> Elias on the </w:t>
+        <w:t xml:space="preserve">Cassandra sighed. “The long and short of it is that the chairman stole </w:t>
+      </w:r>
+      <w:r>
+        <w:rPr>
+          <w:lang w:eastAsia="ja-JP"/>
+        </w:rPr>
+        <w:t>the mnemonic</w:t>
+      </w:r>
+      <w:r>
+        <w:rPr>
+          <w:lang w:eastAsia="ja-JP"/>
+        </w:rPr>
+        <w:t>s</w:t>
+      </w:r>
+      <w:r>
+        <w:rPr>
+          <w:lang w:eastAsia="ja-JP"/>
+        </w:rPr>
+        <w:t xml:space="preserve"> we intended for medical use, and wants to use </w:t>
+      </w:r>
+      <w:r>
+        <w:rPr>
+          <w:lang w:eastAsia="ja-JP"/>
+        </w:rPr>
+        <w:t>them</w:t>
+      </w:r>
+      <w:r>
+        <w:rPr>
+          <w:lang w:eastAsia="ja-JP"/>
+        </w:rPr>
+        <w:t xml:space="preserve"> to root out </w:t>
+      </w:r>
+      <w:r>
+        <w:rPr>
+          <w:lang w:eastAsia="ja-JP"/>
+        </w:rPr>
+        <w:t>union organizers</w:t>
+      </w:r>
+      <w:r>
+        <w:rPr>
+          <w:lang w:eastAsia="ja-JP"/>
+        </w:rPr>
+        <w:t xml:space="preserve"> because apparently free speech and privacy aren’t rights anymore</w:t>
+      </w:r>
+      <w:r>
+        <w:rPr>
+          <w:lang w:eastAsia="ja-JP"/>
+        </w:rPr>
+        <w:t>.”</w:t>
+      </w:r>
+    </w:p>
+    <w:p>
+      <w:pPr>
+        <w:rPr>
+          <w:lang w:eastAsia="ja-JP"/>
+        </w:rPr>
+      </w:pPr>
+      <w:r>
+        <w:rPr>
+          <w:lang w:eastAsia="ja-JP"/>
+        </w:rPr>
+        <w:t>“Ah, so just the usual corporate bluster.</w:t>
+      </w:r>
+      <w:r>
+        <w:rPr>
+          <w:lang w:eastAsia="ja-JP"/>
+        </w:rPr>
+        <w:t xml:space="preserve"> </w:t>
+      </w:r>
+      <w:r>
+        <w:rPr>
+          <w:lang w:eastAsia="ja-JP"/>
+        </w:rPr>
+        <w:t xml:space="preserve">For all his empty words about fighting </w:t>
+      </w:r>
+      <w:r>
+        <w:rPr>
+          <w:lang w:eastAsia="ja-JP"/>
+        </w:rPr>
+        <w:t>extremism</w:t>
+      </w:r>
+      <w:r>
+        <w:rPr>
+          <w:lang w:eastAsia="ja-JP"/>
+        </w:rPr>
+        <w:t xml:space="preserve">, </w:t>
+      </w:r>
+      <w:r>
+        <w:rPr>
+          <w:lang w:eastAsia="ja-JP"/>
+        </w:rPr>
+        <w:t>Lancaster</w:t>
+      </w:r>
+      <w:r>
+        <w:rPr>
+          <w:lang w:eastAsia="ja-JP"/>
+        </w:rPr>
+        <w:t xml:space="preserve"> </w:t>
+      </w:r>
+      <w:r>
+        <w:rPr>
+          <w:lang w:eastAsia="ja-JP"/>
+        </w:rPr>
+        <w:t>has no qualms selling his wares to governments following the same ideologies he despises. It’s bad for business to pick sides.”</w:t>
+      </w:r>
+    </w:p>
+    <w:p>
+      <w:pPr>
+        <w:rPr>
+          <w:lang w:eastAsia="ja-JP"/>
+        </w:rPr>
+      </w:pPr>
+      <w:r>
+        <w:rPr>
+          <w:lang w:eastAsia="ja-JP"/>
+        </w:rPr>
+        <w:t>“So that’s why you’re out here, is it? Nothing that goes on in there really matters</w:t>
+      </w:r>
+      <w:r>
+        <w:rPr>
+          <w:lang w:eastAsia="ja-JP"/>
+        </w:rPr>
+        <w:t>?</w:t>
+      </w:r>
+      <w:r>
+        <w:rPr>
+          <w:lang w:eastAsia="ja-JP"/>
+        </w:rPr>
+        <w:t>”</w:t>
+      </w:r>
+    </w:p>
+    <w:p>
+      <w:pPr>
+        <w:rPr>
+          <w:lang w:eastAsia="ja-JP"/>
+        </w:rPr>
+      </w:pPr>
+      <w:r>
+        <w:rPr>
+          <w:lang w:eastAsia="ja-JP"/>
+        </w:rPr>
+        <w:t>“Exactly.</w:t>
+      </w:r>
+      <w:r>
+        <w:rPr>
+          <w:lang w:eastAsia="ja-JP"/>
+        </w:rPr>
+        <w:t xml:space="preserve"> So why not stay with me for a bit? It’s a beautiful night.</w:t>
+      </w:r>
+      <w:r>
+        <w:rPr>
+          <w:lang w:eastAsia="ja-JP"/>
+        </w:rPr>
+        <w:t>” Elias patted the</w:t>
+      </w:r>
+      <w:r>
+        <w:rPr>
+          <w:lang w:eastAsia="ja-JP"/>
+        </w:rPr>
+        <w:t xml:space="preserve"> concrete fence he was leaning against.</w:t>
+      </w:r>
+    </w:p>
+    <w:p>
+      <w:pPr>
+        <w:rPr>
+          <w:lang w:eastAsia="ja-JP"/>
+        </w:rPr>
+      </w:pPr>
+      <w:r>
+        <w:rPr>
+          <w:lang w:eastAsia="ja-JP"/>
+        </w:rPr>
+        <w:t xml:space="preserve">Without a word, Cassandra joined her brother at the edge and gazed into the stars. </w:t>
+      </w:r>
+      <w:r>
+        <w:rPr>
+          <w:lang w:eastAsia="ja-JP"/>
+        </w:rPr>
+        <w:t>For a minute, they stood there together, listening to the crashing of waves below and the murmur of the crowd behind them.</w:t>
+      </w:r>
+    </w:p>
+    <w:p>
+      <w:pPr>
+        <w:rPr>
+          <w:lang w:eastAsia="ja-JP"/>
+        </w:rPr>
+      </w:pPr>
+      <w:r>
+        <w:rPr>
+          <w:lang w:eastAsia="ja-JP"/>
+        </w:rPr>
+        <w:t>“I missed having you around,</w:t>
+      </w:r>
+      <w:r>
+        <w:rPr>
+          <w:lang w:eastAsia="ja-JP"/>
+        </w:rPr>
+        <w:t xml:space="preserve"> you know. Losing you, then Chenmei, then Xiang</w:t>
+      </w:r>
+      <w:r>
+        <w:rPr>
+          <w:lang w:eastAsia="ja-JP"/>
+        </w:rPr>
+        <w:t>, all my friends from university</w:t>
+      </w:r>
+      <w:r>
+        <w:rPr>
+          <w:lang w:eastAsia="ja-JP"/>
+        </w:rPr>
+        <w:t xml:space="preserve">…it’s been lonely at home.” She closed her eyes and took a deep breath full of salty sea air, thinking of </w:t>
+      </w:r>
+      <w:r>
+        <w:rPr>
+          <w:lang w:eastAsia="ja-JP"/>
+        </w:rPr>
+        <w:t>all the</w:t>
+      </w:r>
+      <w:r>
+        <w:rPr>
+          <w:lang w:eastAsia="ja-JP"/>
+        </w:rPr>
+        <w:t xml:space="preserve"> loved ones who had exited her life. </w:t>
+      </w:r>
+    </w:p>
+    <w:p>
+      <w:pPr>
+        <w:rPr>
+          <w:lang w:eastAsia="ja-JP"/>
+        </w:rPr>
+      </w:pPr>
+      <w:r>
+        <w:rPr>
+          <w:lang w:eastAsia="ja-JP"/>
+        </w:rPr>
+        <w:t>“And I’m sure mother’s quite busy with all the turmoil around campus.”</w:t>
+      </w:r>
+    </w:p>
+    <w:p>
+      <w:pPr>
+        <w:rPr>
+          <w:lang w:eastAsia="ja-JP"/>
+        </w:rPr>
+      </w:pPr>
+      <w:r>
+        <w:rPr>
+          <w:lang w:eastAsia="ja-JP"/>
+        </w:rPr>
+        <w:t>“Turmoil that your people have been stirring up, yes.”</w:t>
+      </w:r>
+    </w:p>
+    <w:p>
+      <w:pPr>
+        <w:rPr>
+          <w:lang w:eastAsia="ja-JP"/>
+        </w:rPr>
+      </w:pPr>
+      <w:r>
+        <w:rPr>
+          <w:lang w:eastAsia="ja-JP"/>
+        </w:rPr>
+        <w:t xml:space="preserve">“Aha, I do admit I have some culpability in the matter, but the sentiment was already there. The Comintern just helped them organize.” Elias paused, taking note of his sister’s frosty demeanor. “Ahem. Still, </w:t>
+      </w:r>
+      <w:r>
+        <w:rPr>
+          <w:lang w:eastAsia="ja-JP"/>
+        </w:rPr>
+        <w:t>I’m sorry</w:t>
+      </w:r>
+      <w:r>
+        <w:rPr>
+          <w:lang w:eastAsia="ja-JP"/>
+        </w:rPr>
+        <w:t xml:space="preserve"> for making your life so </w:t>
+      </w:r>
+      <w:r>
+        <w:rPr>
+          <w:lang w:eastAsia="ja-JP"/>
+        </w:rPr>
+        <w:t>difficult</w:t>
+      </w:r>
+      <w:r>
+        <w:rPr>
+          <w:lang w:eastAsia="ja-JP"/>
+        </w:rPr>
+        <w:t>. In more ways than one</w:t>
+      </w:r>
+      <w:r>
+        <w:rPr>
+          <w:lang w:eastAsia="ja-JP"/>
+        </w:rPr>
+        <w:t>, I’m sure.”</w:t>
+      </w:r>
+    </w:p>
+    <w:p>
+      <w:pPr>
+        <w:rPr>
+          <w:lang w:eastAsia="ja-JP"/>
+        </w:rPr>
+      </w:pPr>
+      <w:r>
+        <w:rPr>
+          <w:lang w:eastAsia="ja-JP"/>
+        </w:rPr>
+        <w:t xml:space="preserve">“You did what you had to. </w:t>
+      </w:r>
+      <w:r>
+        <w:rPr>
+          <w:lang w:eastAsia="ja-JP"/>
+        </w:rPr>
+        <w:t>I c</w:t>
+      </w:r>
+      <w:r>
+        <w:rPr>
+          <w:lang w:eastAsia="ja-JP"/>
+        </w:rPr>
+        <w:t>an hardly blame you for –</w:t>
+      </w:r>
+      <w:r>
+        <w:rPr>
+          <w:lang w:eastAsia="ja-JP"/>
+        </w:rPr>
+        <w:t xml:space="preserve"> wait. What’s that?</w:t>
+      </w:r>
+      <w:r>
+        <w:rPr>
+          <w:lang w:eastAsia="ja-JP"/>
+        </w:rPr>
+        <w:t>”</w:t>
+      </w:r>
+    </w:p>
+    <w:p>
+      <w:pPr>
+        <w:rPr>
+          <w:lang w:eastAsia="ja-JP"/>
+        </w:rPr>
+      </w:pPr>
+      <w:r>
+        <w:rPr>
+          <w:lang w:eastAsia="ja-JP"/>
+        </w:rPr>
+        <w:t xml:space="preserve">The first bomb exploded on the far side of the </w:t>
       </w:r>
       <w:r>
         <w:rPr>
@@ -4506,373 +5163,49 @@
         <w:rPr>
           <w:lang w:eastAsia="ja-JP"/>
         </w:rPr>
-        <w:t>ing’s</w:t>
-      </w:r>
-      <w:r>
-        <w:rPr>
-          <w:lang w:eastAsia="ja-JP"/>
-        </w:rPr>
-        <w:t xml:space="preserve"> ivy-coated balcony</w:t>
-      </w:r>
-      <w:r>
-        <w:rPr>
-          <w:lang w:eastAsia="ja-JP"/>
-        </w:rPr>
-        <w:t>, looking out over the coastline with neither cigarette nor drink in his hands.</w:t>
-      </w:r>
-    </w:p>
-    <w:p>
-      <w:pPr>
-        <w:rPr>
-          <w:lang w:eastAsia="ja-JP"/>
-        </w:rPr>
-      </w:pPr>
-      <w:r>
-        <w:rPr>
-          <w:lang w:eastAsia="ja-JP"/>
-        </w:rPr>
-        <w:t>“What are you doing out here, big bro?” she asked in Mandarin. “You’re missing our presentation, even if the chairman’s the one giving it.”</w:t>
-      </w:r>
-    </w:p>
-    <w:p>
-      <w:pPr>
-        <w:rPr>
-          <w:lang w:eastAsia="ja-JP"/>
-        </w:rPr>
-      </w:pPr>
-      <w:r>
-        <w:rPr>
-          <w:lang w:eastAsia="ja-JP"/>
-        </w:rPr>
-        <w:t xml:space="preserve">Elias didn’t even turn to face her. “Oh, it’s okay,” he replied. </w:t>
-      </w:r>
-      <w:r>
-        <w:rPr>
-          <w:lang w:eastAsia="ja-JP"/>
-        </w:rPr>
-        <w:t>“The rest of my delegation will file a proper report later. And now you’re here to tell me everything I’ve missed so far</w:t>
-      </w:r>
-      <w:r>
-        <w:rPr>
-          <w:lang w:eastAsia="ja-JP"/>
-        </w:rPr>
-        <w:t>!</w:t>
-      </w:r>
-      <w:r>
-        <w:rPr>
-          <w:lang w:eastAsia="ja-JP"/>
-        </w:rPr>
-        <w:t xml:space="preserve"> Things do have a way of working out, don’t they</w:t>
-      </w:r>
-      <w:r>
-        <w:rPr>
-          <w:lang w:eastAsia="ja-JP"/>
-        </w:rPr>
-        <w:t>?</w:t>
-      </w:r>
-      <w:r>
-        <w:rPr>
-          <w:lang w:eastAsia="ja-JP"/>
-        </w:rPr>
-        <w:t>”</w:t>
-      </w:r>
-    </w:p>
-    <w:p>
-      <w:pPr>
-        <w:rPr>
-          <w:lang w:eastAsia="ja-JP"/>
-        </w:rPr>
-      </w:pPr>
-      <w:r>
-        <w:rPr>
-          <w:lang w:eastAsia="ja-JP"/>
-        </w:rPr>
-        <w:t>“Well</w:t>
-      </w:r>
-      <w:r>
-        <w:rPr>
-          <w:lang w:eastAsia="ja-JP"/>
-        </w:rPr>
-        <w:t>,</w:t>
-      </w:r>
-      <w:r>
-        <w:rPr>
-          <w:lang w:eastAsia="ja-JP"/>
-        </w:rPr>
-        <w:t xml:space="preserve"> now I don’t even want to say anything, if you’re really gonna be that lazy.”</w:t>
-      </w:r>
-    </w:p>
-    <w:p>
-      <w:pPr>
-        <w:rPr>
-          <w:lang w:eastAsia="ja-JP"/>
-        </w:rPr>
-      </w:pPr>
-      <w:r>
-        <w:rPr>
-          <w:lang w:eastAsia="ja-JP"/>
-        </w:rPr>
-        <w:t>“Mmm, but you’re still going to, aren’t you?”</w:t>
-      </w:r>
-    </w:p>
-    <w:p>
-      <w:pPr>
-        <w:rPr>
-          <w:lang w:eastAsia="ja-JP"/>
-        </w:rPr>
-      </w:pPr>
-      <w:r>
-        <w:rPr>
-          <w:lang w:eastAsia="ja-JP"/>
-        </w:rPr>
-        <w:t xml:space="preserve">Cassandra sighed. “The long and short of it is that the chairman stole </w:t>
-      </w:r>
-      <w:r>
-        <w:rPr>
-          <w:lang w:eastAsia="ja-JP"/>
-        </w:rPr>
-        <w:t>the mnemonic</w:t>
-      </w:r>
-      <w:r>
-        <w:rPr>
-          <w:lang w:eastAsia="ja-JP"/>
-        </w:rPr>
-        <w:t>s</w:t>
-      </w:r>
-      <w:r>
-        <w:rPr>
-          <w:lang w:eastAsia="ja-JP"/>
-        </w:rPr>
-        <w:t xml:space="preserve"> we intended for medical use, and wants to use </w:t>
-      </w:r>
-      <w:r>
-        <w:rPr>
-          <w:lang w:eastAsia="ja-JP"/>
-        </w:rPr>
-        <w:t>them</w:t>
-      </w:r>
-      <w:r>
-        <w:rPr>
-          <w:lang w:eastAsia="ja-JP"/>
-        </w:rPr>
-        <w:t xml:space="preserve"> to root out </w:t>
-      </w:r>
-      <w:r>
-        <w:rPr>
-          <w:lang w:eastAsia="ja-JP"/>
-        </w:rPr>
-        <w:t>union organizers</w:t>
-      </w:r>
-      <w:r>
-        <w:rPr>
-          <w:lang w:eastAsia="ja-JP"/>
-        </w:rPr>
-        <w:t xml:space="preserve"> because apparently free speech and privacy aren’t rights anymore</w:t>
-      </w:r>
-      <w:r>
-        <w:rPr>
-          <w:lang w:eastAsia="ja-JP"/>
-        </w:rPr>
-        <w:t>.”</w:t>
-      </w:r>
-    </w:p>
-    <w:p>
-      <w:pPr>
-        <w:rPr>
-          <w:lang w:eastAsia="ja-JP"/>
-        </w:rPr>
-      </w:pPr>
-      <w:r>
-        <w:rPr>
-          <w:lang w:eastAsia="ja-JP"/>
-        </w:rPr>
-        <w:t>“Ah, so just the usual corporate bluster.</w:t>
-      </w:r>
-      <w:r>
-        <w:rPr>
-          <w:lang w:eastAsia="ja-JP"/>
-        </w:rPr>
-        <w:t xml:space="preserve"> </w:t>
-      </w:r>
-      <w:r>
-        <w:rPr>
-          <w:lang w:eastAsia="ja-JP"/>
-        </w:rPr>
-        <w:t xml:space="preserve">For all his empty words about fighting </w:t>
-      </w:r>
-      <w:r>
-        <w:rPr>
-          <w:lang w:eastAsia="ja-JP"/>
-        </w:rPr>
-        <w:t>extremism</w:t>
-      </w:r>
-      <w:r>
-        <w:rPr>
-          <w:lang w:eastAsia="ja-JP"/>
-        </w:rPr>
-        <w:t xml:space="preserve">, </w:t>
-      </w:r>
-      <w:r>
-        <w:rPr>
-          <w:lang w:eastAsia="ja-JP"/>
-        </w:rPr>
-        <w:t>Lancaster</w:t>
-      </w:r>
-      <w:r>
-        <w:rPr>
-          <w:lang w:eastAsia="ja-JP"/>
-        </w:rPr>
-        <w:t xml:space="preserve"> </w:t>
-      </w:r>
-      <w:r>
-        <w:rPr>
-          <w:lang w:eastAsia="ja-JP"/>
-        </w:rPr>
-        <w:t>has no qualms selling his wares to governments following the same ideologies he despises. It’s bad for business to pick sides.”</w:t>
-      </w:r>
-    </w:p>
-    <w:p>
-      <w:pPr>
-        <w:rPr>
-          <w:lang w:eastAsia="ja-JP"/>
-        </w:rPr>
-      </w:pPr>
-      <w:r>
-        <w:rPr>
-          <w:lang w:eastAsia="ja-JP"/>
-        </w:rPr>
-        <w:t>“So that’s why you’re out here, is it? Nothing that goes on in there really matters</w:t>
-      </w:r>
-      <w:r>
-        <w:rPr>
-          <w:lang w:eastAsia="ja-JP"/>
-        </w:rPr>
-        <w:t>?</w:t>
-      </w:r>
-      <w:r>
-        <w:rPr>
-          <w:lang w:eastAsia="ja-JP"/>
-        </w:rPr>
-        <w:t>”</w:t>
-      </w:r>
-    </w:p>
-    <w:p>
-      <w:pPr>
-        <w:rPr>
-          <w:lang w:eastAsia="ja-JP"/>
-        </w:rPr>
-      </w:pPr>
-      <w:r>
-        <w:rPr>
-          <w:lang w:eastAsia="ja-JP"/>
-        </w:rPr>
-        <w:t>“Exactly.</w:t>
-      </w:r>
-      <w:r>
-        <w:rPr>
-          <w:lang w:eastAsia="ja-JP"/>
-        </w:rPr>
-        <w:t xml:space="preserve"> So why not stay with me for a bit? It’s a beautiful night.</w:t>
-      </w:r>
-      <w:r>
-        <w:rPr>
-          <w:lang w:eastAsia="ja-JP"/>
-        </w:rPr>
-        <w:t>” Elias patted the</w:t>
-      </w:r>
-      <w:r>
-        <w:rPr>
-          <w:lang w:eastAsia="ja-JP"/>
-        </w:rPr>
-        <w:t xml:space="preserve"> concrete fence he was leaning against.</w:t>
-      </w:r>
-    </w:p>
-    <w:p>
-      <w:pPr>
-        <w:rPr>
-          <w:lang w:eastAsia="ja-JP"/>
-        </w:rPr>
-      </w:pPr>
-      <w:r>
-        <w:rPr>
-          <w:lang w:eastAsia="ja-JP"/>
-        </w:rPr>
-        <w:t xml:space="preserve">Without a word, Cassandra joined her brother at the edge and gazed into the stars. </w:t>
-      </w:r>
-      <w:r>
-        <w:rPr>
-          <w:lang w:eastAsia="ja-JP"/>
-        </w:rPr>
-        <w:t>For a minute, they stood there together, listening to the crashing of waves below and the murmur of the crowd behind them.</w:t>
-      </w:r>
-    </w:p>
-    <w:p>
-      <w:pPr>
-        <w:rPr>
-          <w:lang w:eastAsia="ja-JP"/>
-        </w:rPr>
-      </w:pPr>
-      <w:r>
-        <w:rPr>
-          <w:lang w:eastAsia="ja-JP"/>
-        </w:rPr>
-        <w:t>“I missed having you around,</w:t>
-      </w:r>
-      <w:r>
-        <w:rPr>
-          <w:lang w:eastAsia="ja-JP"/>
-        </w:rPr>
-        <w:t xml:space="preserve"> you know. Losing you, then Chenmei, then Xiang</w:t>
-      </w:r>
-      <w:r>
-        <w:rPr>
-          <w:lang w:eastAsia="ja-JP"/>
-        </w:rPr>
-        <w:t>, all my friends from university</w:t>
-      </w:r>
-      <w:r>
-        <w:rPr>
-          <w:lang w:eastAsia="ja-JP"/>
-        </w:rPr>
-        <w:t xml:space="preserve">…it’s been lonely at home.” She closed her eyes and took a deep breath full of salty sea air, thinking of </w:t>
-      </w:r>
-      <w:r>
-        <w:rPr>
-          <w:lang w:eastAsia="ja-JP"/>
-        </w:rPr>
-        <w:t>all the</w:t>
-      </w:r>
-      <w:r>
-        <w:rPr>
-          <w:lang w:eastAsia="ja-JP"/>
-        </w:rPr>
-        <w:t xml:space="preserve"> loved ones who had exited her life. </w:t>
-      </w:r>
-    </w:p>
-    <w:p>
-      <w:pPr>
-        <w:rPr>
-          <w:lang w:eastAsia="ja-JP"/>
-        </w:rPr>
-      </w:pPr>
-      <w:r>
-        <w:rPr>
-          <w:lang w:eastAsia="ja-JP"/>
-        </w:rPr>
-        <w:t>“And I’m sure mother’s quite busy with all the turmoil around campus.”</w:t>
-      </w:r>
-    </w:p>
-    <w:p>
-      <w:pPr>
-        <w:rPr>
-          <w:lang w:eastAsia="ja-JP"/>
-        </w:rPr>
-      </w:pPr>
-      <w:r>
-        <w:rPr>
-          <w:lang w:eastAsia="ja-JP"/>
-        </w:rPr>
-        <w:t>“Turmoil that your people have been stirring up, yes.”</w:t>
+        <w:t>ing</w:t>
+      </w:r>
+      <w:r>
+        <w:rPr>
+          <w:lang w:eastAsia="ja-JP"/>
+        </w:rPr>
+        <w:t xml:space="preserve">, and so Cassandra at first mistook its tremors for an earthquake. The second bomb </w:t>
+      </w:r>
+      <w:r>
+        <w:rPr>
+          <w:lang w:eastAsia="ja-JP"/>
+        </w:rPr>
+        <w:t>exploded</w:t>
+      </w:r>
+      <w:r>
+        <w:rPr>
+          <w:lang w:eastAsia="ja-JP"/>
+        </w:rPr>
+        <w:t xml:space="preserve"> on their side, putting to rest that false assumption with a burst </w:t>
+      </w:r>
+      <w:r>
+        <w:rPr>
+          <w:lang w:eastAsia="ja-JP"/>
+        </w:rPr>
+        <w:t>of</w:t>
+      </w:r>
+      <w:r>
+        <w:rPr>
+          <w:lang w:eastAsia="ja-JP"/>
+        </w:rPr>
+        <w:t xml:space="preserve"> f</w:t>
+      </w:r>
+      <w:r>
+        <w:rPr>
+          <w:lang w:eastAsia="ja-JP"/>
+        </w:rPr>
+        <w:t>lame</w:t>
+      </w:r>
+      <w:r>
+        <w:rPr>
+          <w:lang w:eastAsia="ja-JP"/>
+        </w:rPr>
+        <w:t xml:space="preserve"> and shrapnel close enough for both brother and sister to feel the heat. </w:t>
       </w:r>
     </w:p>
     <w:p>
@@ -4886,153 +5219,6 @@
           <w:lang w:eastAsia="ja-JP"/>
         </w:rPr>
         <w:lastRenderedPageBreak/>
-        <w:t xml:space="preserve">“Aha, I do admit I have some culpability in the matter, but the sentiment was already there. The Comintern just helped them organize.” Elias paused, taking note of his sister’s frosty demeanor. “Ahem. Still, </w:t>
-      </w:r>
-      <w:r>
-        <w:rPr>
-          <w:lang w:eastAsia="ja-JP"/>
-        </w:rPr>
-        <w:t>I’m sorry</w:t>
-      </w:r>
-      <w:r>
-        <w:rPr>
-          <w:lang w:eastAsia="ja-JP"/>
-        </w:rPr>
-        <w:t xml:space="preserve"> for making your life so </w:t>
-      </w:r>
-      <w:r>
-        <w:rPr>
-          <w:lang w:eastAsia="ja-JP"/>
-        </w:rPr>
-        <w:t>difficult</w:t>
-      </w:r>
-      <w:r>
-        <w:rPr>
-          <w:lang w:eastAsia="ja-JP"/>
-        </w:rPr>
-        <w:t>. In more ways than one</w:t>
-      </w:r>
-      <w:r>
-        <w:rPr>
-          <w:lang w:eastAsia="ja-JP"/>
-        </w:rPr>
-        <w:t>, I’m sure.”</w:t>
-      </w:r>
-    </w:p>
-    <w:p>
-      <w:pPr>
-        <w:rPr>
-          <w:lang w:eastAsia="ja-JP"/>
-        </w:rPr>
-      </w:pPr>
-      <w:r>
-        <w:rPr>
-          <w:lang w:eastAsia="ja-JP"/>
-        </w:rPr>
-        <w:t xml:space="preserve">“You did what you had to. </w:t>
-      </w:r>
-      <w:r>
-        <w:rPr>
-          <w:lang w:eastAsia="ja-JP"/>
-        </w:rPr>
-        <w:t>I c</w:t>
-      </w:r>
-      <w:r>
-        <w:rPr>
-          <w:lang w:eastAsia="ja-JP"/>
-        </w:rPr>
-        <w:t>an hardly blame you for –</w:t>
-      </w:r>
-      <w:r>
-        <w:rPr>
-          <w:lang w:eastAsia="ja-JP"/>
-        </w:rPr>
-        <w:t xml:space="preserve"> wait. What’s that?</w:t>
-      </w:r>
-      <w:r>
-        <w:rPr>
-          <w:lang w:eastAsia="ja-JP"/>
-        </w:rPr>
-        <w:t>”</w:t>
-      </w:r>
-    </w:p>
-    <w:p>
-      <w:pPr>
-        <w:rPr>
-          <w:lang w:eastAsia="ja-JP"/>
-        </w:rPr>
-      </w:pPr>
-      <w:r>
-        <w:rPr>
-          <w:lang w:eastAsia="ja-JP"/>
-        </w:rPr>
-        <w:t xml:space="preserve">The first bomb exploded on the far side of the </w:t>
-      </w:r>
-      <w:r>
-        <w:rPr>
-          <w:lang w:eastAsia="ja-JP"/>
-        </w:rPr>
-        <w:t>w</w:t>
-      </w:r>
-      <w:r>
-        <w:rPr>
-          <w:lang w:eastAsia="ja-JP"/>
-        </w:rPr>
-        <w:t>ing</w:t>
-      </w:r>
-      <w:r>
-        <w:rPr>
-          <w:lang w:eastAsia="ja-JP"/>
-        </w:rPr>
-        <w:t xml:space="preserve">, and so Cassandra at first mistook its tremors for an earthquake. The second bomb </w:t>
-      </w:r>
-      <w:r>
-        <w:rPr>
-          <w:lang w:eastAsia="ja-JP"/>
-        </w:rPr>
-        <w:t>exploded</w:t>
-      </w:r>
-      <w:r>
-        <w:rPr>
-          <w:lang w:eastAsia="ja-JP"/>
-        </w:rPr>
-        <w:t xml:space="preserve"> on their side, putting to rest that false assumption with a burst </w:t>
-      </w:r>
-      <w:r>
-        <w:rPr>
-          <w:lang w:eastAsia="ja-JP"/>
-        </w:rPr>
-        <w:t>of</w:t>
-      </w:r>
-      <w:r>
-        <w:rPr>
-          <w:lang w:eastAsia="ja-JP"/>
-        </w:rPr>
-        <w:t xml:space="preserve"> f</w:t>
-      </w:r>
-      <w:r>
-        <w:rPr>
-          <w:lang w:eastAsia="ja-JP"/>
-        </w:rPr>
-        <w:t>lame</w:t>
-      </w:r>
-      <w:r>
-        <w:rPr>
-          <w:lang w:eastAsia="ja-JP"/>
-        </w:rPr>
-        <w:t xml:space="preserve"> and shrapnel close enough for both brother and sister to feel the heat. </w:t>
-      </w:r>
-    </w:p>
-    <w:p>
-      <w:pPr>
-        <w:rPr>
-          <w:lang w:eastAsia="ja-JP"/>
-        </w:rPr>
-      </w:pPr>
-      <w:r>
-        <w:rPr>
-          <w:lang w:eastAsia="ja-JP"/>
-        </w:rPr>
         <w:t>Cassandra didn’t react immediately. It took her almost three seconds of staring, listening to the ringing in her ears, before her instincts compelled</w:t>
       </w:r>
       <w:r>
@@ -5338,7 +5524,6 @@
         <w:rPr>
           <w:lang w:eastAsia="ja-JP"/>
         </w:rPr>
-        <w:lastRenderedPageBreak/>
         <w:t>“Cass? What the hell are you doing back in here?</w:t>
       </w:r>
       <w:r>
@@ -5505,6 +5690,7 @@
         <w:rPr>
           <w:lang w:eastAsia="ja-JP"/>
         </w:rPr>
+        <w:lastRenderedPageBreak/>
         <w:t xml:space="preserve">Only after they’d left the building would Cassandra’s charted route diverge from the crowd flowing into the streets. To the credit of the Athenian branch staff, they had done a remarkable job of preventing a stampede. With the help of local first responders, they corralled the frightened guests into </w:t>
       </w:r>
       <w:r>
@@ -5728,185 +5914,185 @@
         <w:rPr>
           <w:lang w:eastAsia="ja-JP"/>
         </w:rPr>
+        <w:t>“Ther</w:t>
+      </w:r>
+      <w:r>
+        <w:rPr>
+          <w:lang w:eastAsia="ja-JP"/>
+        </w:rPr>
+        <w:t xml:space="preserve">e’s </w:t>
+      </w:r>
+      <w:r>
+        <w:rPr>
+          <w:lang w:eastAsia="ja-JP"/>
+        </w:rPr>
+        <w:t xml:space="preserve">a </w:t>
+      </w:r>
+      <w:r>
+        <w:rPr>
+          <w:lang w:eastAsia="ja-JP"/>
+        </w:rPr>
+        <w:t>wide</w:t>
+      </w:r>
+      <w:r>
+        <w:rPr>
+          <w:lang w:eastAsia="ja-JP"/>
+        </w:rPr>
+        <w:t xml:space="preserve"> gulf between a</w:t>
+      </w:r>
+      <w:r>
+        <w:rPr>
+          <w:lang w:eastAsia="ja-JP"/>
+        </w:rPr>
+        <w:t xml:space="preserve"> rowdy</w:t>
+      </w:r>
+      <w:r>
+        <w:rPr>
+          <w:lang w:eastAsia="ja-JP"/>
+        </w:rPr>
+        <w:t xml:space="preserve"> </w:t>
+      </w:r>
+      <w:r>
+        <w:rPr>
+          <w:lang w:eastAsia="ja-JP"/>
+        </w:rPr>
+        <w:t>protest</w:t>
+      </w:r>
+      <w:r>
+        <w:rPr>
+          <w:lang w:eastAsia="ja-JP"/>
+        </w:rPr>
+        <w:t xml:space="preserve"> and an act</w:t>
+      </w:r>
+      <w:r>
+        <w:rPr>
+          <w:lang w:eastAsia="ja-JP"/>
+        </w:rPr>
+        <w:t xml:space="preserve"> of</w:t>
+      </w:r>
+      <w:r>
+        <w:rPr>
+          <w:lang w:eastAsia="ja-JP"/>
+        </w:rPr>
+        <w:t xml:space="preserve"> terrorism, and you know it. My brother and I had nothing to do with any of this.”</w:t>
+      </w:r>
+    </w:p>
+    <w:p>
+      <w:pPr>
+        <w:rPr>
+          <w:lang w:eastAsia="ja-JP"/>
+        </w:rPr>
+      </w:pPr>
+      <w:r>
+        <w:rPr>
+          <w:lang w:eastAsia="ja-JP"/>
+        </w:rPr>
+        <w:t>“That remains to be seen, which is why I can’t let you go free just yet. Even if you didn’t plant the bombs yourself, you may know something about who did.”</w:t>
+      </w:r>
+    </w:p>
+    <w:p>
+      <w:pPr>
+        <w:rPr>
+          <w:lang w:eastAsia="ja-JP"/>
+        </w:rPr>
+      </w:pPr>
+      <w:r>
+        <w:rPr>
+          <w:lang w:eastAsia="ja-JP"/>
+        </w:rPr>
+        <w:t>“</w:t>
+      </w:r>
+      <w:r>
+        <w:rPr>
+          <w:lang w:eastAsia="ja-JP"/>
+        </w:rPr>
+        <w:t>Ah</w:t>
+      </w:r>
+      <w:r>
+        <w:rPr>
+          <w:lang w:eastAsia="ja-JP"/>
+        </w:rPr>
+        <w:t xml:space="preserve">, </w:t>
+      </w:r>
+      <w:r>
+        <w:rPr>
+          <w:lang w:eastAsia="ja-JP"/>
+        </w:rPr>
+        <w:t>those three will</w:t>
+      </w:r>
+      <w:r>
+        <w:rPr>
+          <w:lang w:eastAsia="ja-JP"/>
+        </w:rPr>
+        <w:t xml:space="preserve"> be leaving with us,” Elias said, arriving unannounced from behind Cassandra. </w:t>
+      </w:r>
+      <w:r>
+        <w:rPr>
+          <w:lang w:eastAsia="ja-JP"/>
+        </w:rPr>
+        <w:t xml:space="preserve">She whirled around to see not just </w:t>
+      </w:r>
+      <w:r>
+        <w:rPr>
+          <w:lang w:eastAsia="ja-JP"/>
+        </w:rPr>
+        <w:t>the man himself</w:t>
+      </w:r>
+      <w:r>
+        <w:rPr>
+          <w:lang w:eastAsia="ja-JP"/>
+        </w:rPr>
+        <w:t xml:space="preserve">, but a small group of armed </w:t>
+      </w:r>
+      <w:r>
+        <w:rPr>
+          <w:lang w:eastAsia="ja-JP"/>
+        </w:rPr>
+        <w:t>men</w:t>
+      </w:r>
+      <w:r>
+        <w:rPr>
+          <w:lang w:eastAsia="ja-JP"/>
+        </w:rPr>
+        <w:t xml:space="preserve">. Lancaster’s </w:t>
+      </w:r>
+      <w:r>
+        <w:rPr>
+          <w:lang w:eastAsia="ja-JP"/>
+        </w:rPr>
+        <w:t>mercenaries</w:t>
+      </w:r>
+      <w:r>
+        <w:rPr>
+          <w:lang w:eastAsia="ja-JP"/>
+        </w:rPr>
+        <w:t xml:space="preserve"> drew their own weapons in anticipation of a fight. </w:t>
+      </w:r>
+    </w:p>
+    <w:p>
+      <w:pPr>
+        <w:rPr>
+          <w:lang w:eastAsia="ja-JP"/>
+        </w:rPr>
+      </w:pPr>
+      <w:r>
+        <w:rPr>
+          <w:lang w:eastAsia="ja-JP"/>
+        </w:rPr>
+        <w:t xml:space="preserve">“If this is a rescue attempt, you’re just making things worse,” Cassandra hissed at Elias. </w:t>
+      </w:r>
+    </w:p>
+    <w:p>
+      <w:pPr>
+        <w:rPr>
+          <w:lang w:eastAsia="ja-JP"/>
+        </w:rPr>
+      </w:pPr>
+      <w:r>
+        <w:rPr>
+          <w:lang w:eastAsia="ja-JP"/>
+        </w:rPr>
         <w:lastRenderedPageBreak/>
-        <w:t>“Ther</w:t>
-      </w:r>
-      <w:r>
-        <w:rPr>
-          <w:lang w:eastAsia="ja-JP"/>
-        </w:rPr>
-        <w:t xml:space="preserve">e’s </w:t>
-      </w:r>
-      <w:r>
-        <w:rPr>
-          <w:lang w:eastAsia="ja-JP"/>
-        </w:rPr>
-        <w:t xml:space="preserve">a </w:t>
-      </w:r>
-      <w:r>
-        <w:rPr>
-          <w:lang w:eastAsia="ja-JP"/>
-        </w:rPr>
-        <w:t>wide</w:t>
-      </w:r>
-      <w:r>
-        <w:rPr>
-          <w:lang w:eastAsia="ja-JP"/>
-        </w:rPr>
-        <w:t xml:space="preserve"> gulf between a</w:t>
-      </w:r>
-      <w:r>
-        <w:rPr>
-          <w:lang w:eastAsia="ja-JP"/>
-        </w:rPr>
-        <w:t xml:space="preserve"> rowdy</w:t>
-      </w:r>
-      <w:r>
-        <w:rPr>
-          <w:lang w:eastAsia="ja-JP"/>
-        </w:rPr>
-        <w:t xml:space="preserve"> </w:t>
-      </w:r>
-      <w:r>
-        <w:rPr>
-          <w:lang w:eastAsia="ja-JP"/>
-        </w:rPr>
-        <w:t>protest</w:t>
-      </w:r>
-      <w:r>
-        <w:rPr>
-          <w:lang w:eastAsia="ja-JP"/>
-        </w:rPr>
-        <w:t xml:space="preserve"> and an act</w:t>
-      </w:r>
-      <w:r>
-        <w:rPr>
-          <w:lang w:eastAsia="ja-JP"/>
-        </w:rPr>
-        <w:t xml:space="preserve"> of</w:t>
-      </w:r>
-      <w:r>
-        <w:rPr>
-          <w:lang w:eastAsia="ja-JP"/>
-        </w:rPr>
-        <w:t xml:space="preserve"> terrorism, and you know it. My brother and I had nothing to do with any of this.”</w:t>
-      </w:r>
-    </w:p>
-    <w:p>
-      <w:pPr>
-        <w:rPr>
-          <w:lang w:eastAsia="ja-JP"/>
-        </w:rPr>
-      </w:pPr>
-      <w:r>
-        <w:rPr>
-          <w:lang w:eastAsia="ja-JP"/>
-        </w:rPr>
-        <w:t>“That remains to be seen, which is why I can’t let you go free just yet. Even if you didn’t plant the bombs yourself, you may know something about who did.”</w:t>
-      </w:r>
-    </w:p>
-    <w:p>
-      <w:pPr>
-        <w:rPr>
-          <w:lang w:eastAsia="ja-JP"/>
-        </w:rPr>
-      </w:pPr>
-      <w:r>
-        <w:rPr>
-          <w:lang w:eastAsia="ja-JP"/>
-        </w:rPr>
-        <w:t>“</w:t>
-      </w:r>
-      <w:r>
-        <w:rPr>
-          <w:lang w:eastAsia="ja-JP"/>
-        </w:rPr>
-        <w:t>Ah</w:t>
-      </w:r>
-      <w:r>
-        <w:rPr>
-          <w:lang w:eastAsia="ja-JP"/>
-        </w:rPr>
-        <w:t xml:space="preserve">, </w:t>
-      </w:r>
-      <w:r>
-        <w:rPr>
-          <w:lang w:eastAsia="ja-JP"/>
-        </w:rPr>
-        <w:t>those three will</w:t>
-      </w:r>
-      <w:r>
-        <w:rPr>
-          <w:lang w:eastAsia="ja-JP"/>
-        </w:rPr>
-        <w:t xml:space="preserve"> be leaving with us,” Elias said, arriving unannounced from behind Cassandra. </w:t>
-      </w:r>
-      <w:r>
-        <w:rPr>
-          <w:lang w:eastAsia="ja-JP"/>
-        </w:rPr>
-        <w:t xml:space="preserve">She whirled around to see not just </w:t>
-      </w:r>
-      <w:r>
-        <w:rPr>
-          <w:lang w:eastAsia="ja-JP"/>
-        </w:rPr>
-        <w:t>the man himself</w:t>
-      </w:r>
-      <w:r>
-        <w:rPr>
-          <w:lang w:eastAsia="ja-JP"/>
-        </w:rPr>
-        <w:t xml:space="preserve">, but a small group of armed </w:t>
-      </w:r>
-      <w:r>
-        <w:rPr>
-          <w:lang w:eastAsia="ja-JP"/>
-        </w:rPr>
-        <w:t>men</w:t>
-      </w:r>
-      <w:r>
-        <w:rPr>
-          <w:lang w:eastAsia="ja-JP"/>
-        </w:rPr>
-        <w:t xml:space="preserve">. Lancaster’s </w:t>
-      </w:r>
-      <w:r>
-        <w:rPr>
-          <w:lang w:eastAsia="ja-JP"/>
-        </w:rPr>
-        <w:t>mercenaries</w:t>
-      </w:r>
-      <w:r>
-        <w:rPr>
-          <w:lang w:eastAsia="ja-JP"/>
-        </w:rPr>
-        <w:t xml:space="preserve"> drew their own weapons in anticipation of a fight. </w:t>
-      </w:r>
-    </w:p>
-    <w:p>
-      <w:pPr>
-        <w:rPr>
-          <w:lang w:eastAsia="ja-JP"/>
-        </w:rPr>
-      </w:pPr>
-      <w:r>
-        <w:rPr>
-          <w:lang w:eastAsia="ja-JP"/>
-        </w:rPr>
-        <w:t xml:space="preserve">“If this is a rescue attempt, you’re just making things worse,” Cassandra hissed at Elias. </w:t>
-      </w:r>
-    </w:p>
-    <w:p>
-      <w:pPr>
-        <w:rPr>
-          <w:lang w:eastAsia="ja-JP"/>
-        </w:rPr>
-      </w:pPr>
-      <w:r>
-        <w:rPr>
-          <w:lang w:eastAsia="ja-JP"/>
-        </w:rPr>
         <w:t xml:space="preserve">“The </w:t>
       </w:r>
       <w:r>
@@ -6241,93 +6427,336 @@
         <w:rPr>
           <w:lang w:eastAsia="ja-JP"/>
         </w:rPr>
+        <w:t>“I don’t need my own cards when I can just play yours. Seems to me like either side trying to nab us is going to start a fight</w:t>
+      </w:r>
+      <w:r>
+        <w:rPr>
+          <w:lang w:eastAsia="ja-JP"/>
+        </w:rPr>
+        <w:t xml:space="preserve"> with the other</w:t>
+      </w:r>
+      <w:r>
+        <w:rPr>
+          <w:lang w:eastAsia="ja-JP"/>
+        </w:rPr>
+        <w:t xml:space="preserve">. Maybe you’ll win, but </w:t>
+      </w:r>
+      <w:r>
+        <w:rPr>
+          <w:lang w:eastAsia="ja-JP"/>
+        </w:rPr>
+        <w:t>will either of you take</w:t>
+      </w:r>
+      <w:r>
+        <w:rPr>
+          <w:lang w:eastAsia="ja-JP"/>
+        </w:rPr>
+        <w:t xml:space="preserve"> that risk over suspicion alone?”</w:t>
+      </w:r>
+    </w:p>
+    <w:p>
+      <w:pPr>
+        <w:rPr>
+          <w:lang w:eastAsia="ja-JP"/>
+        </w:rPr>
+      </w:pPr>
+      <w:r>
+        <w:rPr>
+          <w:lang w:eastAsia="ja-JP"/>
+        </w:rPr>
+        <w:t xml:space="preserve">“You’ve got our balls in a vise anyway, what with my father in </w:t>
+      </w:r>
+      <w:r>
+        <w:rPr>
+          <w:lang w:eastAsia="ja-JP"/>
+        </w:rPr>
+        <w:t xml:space="preserve">custody,” Jackson </w:t>
+      </w:r>
+      <w:r>
+        <w:rPr>
+          <w:lang w:eastAsia="ja-JP"/>
+        </w:rPr>
+        <w:t>said</w:t>
+      </w:r>
+      <w:r>
+        <w:rPr>
+          <w:lang w:eastAsia="ja-JP"/>
+        </w:rPr>
+        <w:t xml:space="preserve">. “If you want something from us, why not just </w:t>
+      </w:r>
+      <w:r>
+        <w:rPr>
+          <w:lang w:eastAsia="ja-JP"/>
+        </w:rPr>
+        <w:t>squeeze us later</w:t>
+      </w:r>
+      <w:r>
+        <w:rPr>
+          <w:lang w:eastAsia="ja-JP"/>
+        </w:rPr>
+        <w:t xml:space="preserve">, when tempers aren’t running quite so hot? And you, commies – </w:t>
+      </w:r>
+      <w:r>
+        <w:rPr>
+          <w:lang w:eastAsia="ja-JP"/>
+        </w:rPr>
+        <w:t xml:space="preserve">you’ve got so many </w:t>
+      </w:r>
+      <w:r>
+        <w:rPr>
+          <w:lang w:eastAsia="ja-JP"/>
+        </w:rPr>
+        <w:t>believers</w:t>
+      </w:r>
+      <w:r>
+        <w:rPr>
+          <w:lang w:eastAsia="ja-JP"/>
+        </w:rPr>
+        <w:t xml:space="preserve"> in our city that</w:t>
+      </w:r>
+      <w:r>
+        <w:rPr>
+          <w:lang w:eastAsia="ja-JP"/>
+        </w:rPr>
+        <w:t xml:space="preserve"> </w:t>
+      </w:r>
+      <w:r>
+        <w:rPr>
+          <w:lang w:eastAsia="ja-JP"/>
+        </w:rPr>
+        <w:t>I’m sure there are ways to get what you want without putting your lives on the line.</w:t>
+      </w:r>
+      <w:r>
+        <w:rPr>
+          <w:lang w:eastAsia="ja-JP"/>
+        </w:rPr>
+        <w:t>”</w:t>
+      </w:r>
+    </w:p>
+    <w:p>
+      <w:pPr>
+        <w:rPr>
+          <w:lang w:eastAsia="ja-JP"/>
+        </w:rPr>
+      </w:pPr>
+      <w:r>
+        <w:rPr>
+          <w:lang w:eastAsia="ja-JP"/>
+        </w:rPr>
+        <w:t xml:space="preserve">Elias was the first one to stand down. </w:t>
+      </w:r>
+      <w:r>
+        <w:rPr>
+          <w:lang w:eastAsia="ja-JP"/>
+        </w:rPr>
+        <w:t>“</w:t>
+      </w:r>
+      <w:r>
+        <w:rPr>
+          <w:lang w:eastAsia="ja-JP"/>
+        </w:rPr>
+        <w:t>They</w:t>
+      </w:r>
+      <w:r>
+        <w:rPr>
+          <w:lang w:eastAsia="ja-JP"/>
+        </w:rPr>
+        <w:t xml:space="preserve"> aren’t wrong,” he said. “No reason we need</w:t>
+      </w:r>
+      <w:r>
+        <w:rPr>
+          <w:lang w:eastAsia="ja-JP"/>
+        </w:rPr>
+        <w:t xml:space="preserve"> to </w:t>
+      </w:r>
+      <w:r>
+        <w:rPr>
+          <w:lang w:eastAsia="ja-JP"/>
+        </w:rPr>
+        <w:t>fight</w:t>
+      </w:r>
+      <w:r>
+        <w:rPr>
+          <w:lang w:eastAsia="ja-JP"/>
+        </w:rPr>
+        <w:t xml:space="preserve"> here and now. We all know where to find them if we need them.” </w:t>
+      </w:r>
+    </w:p>
+    <w:p>
+      <w:pPr>
+        <w:rPr>
+          <w:lang w:eastAsia="ja-JP"/>
+        </w:rPr>
+      </w:pPr>
+      <w:r>
+        <w:rPr>
+          <w:lang w:eastAsia="ja-JP"/>
+        </w:rPr>
+        <w:t>“And if they go into hiding after</w:t>
+      </w:r>
+      <w:r>
+        <w:rPr>
+          <w:lang w:eastAsia="ja-JP"/>
+        </w:rPr>
+        <w:t>wards</w:t>
+      </w:r>
+      <w:r>
+        <w:rPr>
+          <w:lang w:eastAsia="ja-JP"/>
+        </w:rPr>
+        <w:t>?” Lancaster asked.</w:t>
+      </w:r>
+    </w:p>
+    <w:p>
+      <w:pPr>
+        <w:rPr>
+          <w:lang w:eastAsia="ja-JP"/>
+        </w:rPr>
+      </w:pPr>
+      <w:r>
+        <w:rPr>
+          <w:lang w:eastAsia="ja-JP"/>
+        </w:rPr>
         <w:lastRenderedPageBreak/>
-        <w:t>“I don’t need my own cards when I can just play yours. Seems to me like either side trying to nab us is going to start a fight</w:t>
-      </w:r>
-      <w:r>
-        <w:rPr>
-          <w:lang w:eastAsia="ja-JP"/>
-        </w:rPr>
-        <w:t xml:space="preserve"> with the other</w:t>
-      </w:r>
-      <w:r>
-        <w:rPr>
-          <w:lang w:eastAsia="ja-JP"/>
-        </w:rPr>
-        <w:t xml:space="preserve">. Maybe you’ll win, but </w:t>
-      </w:r>
-      <w:r>
-        <w:rPr>
-          <w:lang w:eastAsia="ja-JP"/>
-        </w:rPr>
-        <w:t>will either of you take</w:t>
-      </w:r>
-      <w:r>
-        <w:rPr>
-          <w:lang w:eastAsia="ja-JP"/>
-        </w:rPr>
-        <w:t xml:space="preserve"> that risk over suspicion alone?”</w:t>
-      </w:r>
-    </w:p>
-    <w:p>
-      <w:pPr>
-        <w:rPr>
-          <w:lang w:eastAsia="ja-JP"/>
-        </w:rPr>
-      </w:pPr>
-      <w:r>
-        <w:rPr>
-          <w:lang w:eastAsia="ja-JP"/>
-        </w:rPr>
-        <w:t xml:space="preserve">“You’ve got our balls in a vise anyway, what with my father in </w:t>
-      </w:r>
-      <w:r>
-        <w:rPr>
-          <w:lang w:eastAsia="ja-JP"/>
-        </w:rPr>
-        <w:t xml:space="preserve">custody,” Jackson </w:t>
-      </w:r>
-      <w:r>
-        <w:rPr>
-          <w:lang w:eastAsia="ja-JP"/>
-        </w:rPr>
-        <w:t>said</w:t>
-      </w:r>
-      <w:r>
-        <w:rPr>
-          <w:lang w:eastAsia="ja-JP"/>
-        </w:rPr>
-        <w:t xml:space="preserve">. “If you want something from us, why not just </w:t>
-      </w:r>
-      <w:r>
-        <w:rPr>
-          <w:lang w:eastAsia="ja-JP"/>
-        </w:rPr>
-        <w:t>squeeze us later</w:t>
-      </w:r>
-      <w:r>
-        <w:rPr>
-          <w:lang w:eastAsia="ja-JP"/>
-        </w:rPr>
-        <w:t xml:space="preserve">, when tempers aren’t running quite so hot? And you, commies – </w:t>
-      </w:r>
-      <w:r>
-        <w:rPr>
-          <w:lang w:eastAsia="ja-JP"/>
-        </w:rPr>
-        <w:t xml:space="preserve">you’ve got so many </w:t>
-      </w:r>
-      <w:r>
-        <w:rPr>
-          <w:lang w:eastAsia="ja-JP"/>
-        </w:rPr>
-        <w:t>believers</w:t>
-      </w:r>
-      <w:r>
-        <w:rPr>
-          <w:lang w:eastAsia="ja-JP"/>
-        </w:rPr>
-        <w:t xml:space="preserve"> in our city that</w:t>
+        <w:t>“</w:t>
+      </w:r>
+      <w:r>
+        <w:rPr>
+          <w:lang w:eastAsia="ja-JP"/>
+        </w:rPr>
+        <w:t>Then it’s just like the boy said. We squeeze them back out. Though I’m sure that won’t be necessary, haha.”</w:t>
+      </w:r>
+    </w:p>
+    <w:p>
+      <w:pPr>
+        <w:rPr>
+          <w:lang w:eastAsia="ja-JP"/>
+        </w:rPr>
+      </w:pPr>
+      <w:r>
+        <w:rPr>
+          <w:lang w:eastAsia="ja-JP"/>
+        </w:rPr>
+        <w:t>Lancaster stared at his opponents for a moment, and then gestured for the Skywatch to lower their weapons as well.</w:t>
+      </w:r>
+    </w:p>
+    <w:p>
+      <w:pPr>
+        <w:rPr>
+          <w:lang w:eastAsia="ja-JP"/>
+        </w:rPr>
+      </w:pPr>
+      <w:r>
+        <w:rPr>
+          <w:lang w:eastAsia="ja-JP"/>
+        </w:rPr>
+        <w:t>“See? That was a much happier ending, I think,” Elias said</w:t>
+      </w:r>
+      <w:r>
+        <w:rPr>
+          <w:lang w:eastAsia="ja-JP"/>
+        </w:rPr>
+        <w:t xml:space="preserve"> with a self-satisfied smile</w:t>
+      </w:r>
+      <w:r>
+        <w:rPr>
+          <w:lang w:eastAsia="ja-JP"/>
+        </w:rPr>
+        <w:t>.</w:t>
+      </w:r>
+    </w:p>
+    <w:p>
+      <w:pPr>
+        <w:rPr>
+          <w:lang w:eastAsia="ja-JP"/>
+        </w:rPr>
+      </w:pPr>
+      <w:r>
+        <w:rPr>
+          <w:lang w:eastAsia="ja-JP"/>
+        </w:rPr>
+        <w:t xml:space="preserve">“Tell that to your six dead friends,” </w:t>
+      </w:r>
+      <w:r>
+        <w:rPr>
+          <w:lang w:eastAsia="ja-JP"/>
+        </w:rPr>
+        <w:t>the chairman</w:t>
+      </w:r>
+      <w:r>
+        <w:rPr>
+          <w:lang w:eastAsia="ja-JP"/>
+        </w:rPr>
+        <w:t xml:space="preserve"> replied.</w:t>
+      </w:r>
+    </w:p>
+    <w:p>
+      <w:pPr>
+        <w:rPr>
+          <w:lang w:eastAsia="ja-JP"/>
+        </w:rPr>
+      </w:pPr>
+      <w:r>
+        <w:rPr>
+          <w:lang w:eastAsia="ja-JP"/>
+        </w:rPr>
+        <w:t>“There’ll be time to grieve for them later. Best way to honor them right now is to prevent further deaths, don’t you think?”</w:t>
+      </w:r>
+    </w:p>
+    <w:p>
+      <w:pPr>
+        <w:rPr>
+          <w:lang w:eastAsia="ja-JP"/>
+        </w:rPr>
+      </w:pPr>
+      <w:r>
+        <w:rPr>
+          <w:lang w:eastAsia="ja-JP"/>
+        </w:rPr>
+        <w:t xml:space="preserve">   </w:t>
+      </w:r>
+      <w:r>
+        <w:rPr>
+          <w:lang w:eastAsia="ja-JP"/>
+        </w:rPr>
+        <w:t>“</w:t>
+      </w:r>
+      <w:r>
+        <w:rPr>
+          <w:lang w:eastAsia="ja-JP"/>
+        </w:rPr>
+        <w:t>An odd change of tune</w:t>
+      </w:r>
+      <w:r>
+        <w:rPr>
+          <w:lang w:eastAsia="ja-JP"/>
+        </w:rPr>
+        <w:t xml:space="preserve"> from the ones who started this confrontation</w:t>
+      </w:r>
+      <w:r>
+        <w:rPr>
+          <w:lang w:eastAsia="ja-JP"/>
+        </w:rPr>
+        <w:t>, but fine. Have it your way.</w:t>
+      </w:r>
+      <w:r>
+        <w:rPr>
+          <w:lang w:eastAsia="ja-JP"/>
+        </w:rPr>
+        <w:t>”</w:t>
+      </w:r>
+    </w:p>
+    <w:p>
+      <w:pPr>
+        <w:rPr>
+          <w:lang w:eastAsia="ja-JP"/>
+        </w:rPr>
+      </w:pPr>
+      <w:r>
+        <w:rPr>
+          <w:lang w:eastAsia="ja-JP"/>
+        </w:rPr>
+        <w:t>“In that case, I think we’re done here,” Cassandra said. “Miss Akiko, Jackson, come on. We’re leaving.”</w:t>
       </w:r>
       <w:r>
         <w:rPr>
@@ -6335,249 +6764,6 @@
         </w:rPr>
         <w:t xml:space="preserve"> </w:t>
       </w:r>
-      <w:r>
-        <w:rPr>
-          <w:lang w:eastAsia="ja-JP"/>
-        </w:rPr>
-        <w:t>I’m sure there are ways to get what you want without putting your lives on the line.</w:t>
-      </w:r>
-      <w:r>
-        <w:rPr>
-          <w:lang w:eastAsia="ja-JP"/>
-        </w:rPr>
-        <w:t>”</w:t>
-      </w:r>
-    </w:p>
-    <w:p>
-      <w:pPr>
-        <w:rPr>
-          <w:lang w:eastAsia="ja-JP"/>
-        </w:rPr>
-      </w:pPr>
-      <w:r>
-        <w:rPr>
-          <w:lang w:eastAsia="ja-JP"/>
-        </w:rPr>
-        <w:t xml:space="preserve">Elias was the first one to stand down. </w:t>
-      </w:r>
-      <w:r>
-        <w:rPr>
-          <w:lang w:eastAsia="ja-JP"/>
-        </w:rPr>
-        <w:t>“</w:t>
-      </w:r>
-      <w:r>
-        <w:rPr>
-          <w:lang w:eastAsia="ja-JP"/>
-        </w:rPr>
-        <w:t>They</w:t>
-      </w:r>
-      <w:r>
-        <w:rPr>
-          <w:lang w:eastAsia="ja-JP"/>
-        </w:rPr>
-        <w:t xml:space="preserve"> aren’t wrong,” he said. “No reason we need</w:t>
-      </w:r>
-      <w:r>
-        <w:rPr>
-          <w:lang w:eastAsia="ja-JP"/>
-        </w:rPr>
-        <w:t xml:space="preserve"> to </w:t>
-      </w:r>
-      <w:r>
-        <w:rPr>
-          <w:lang w:eastAsia="ja-JP"/>
-        </w:rPr>
-        <w:t>fight</w:t>
-      </w:r>
-      <w:r>
-        <w:rPr>
-          <w:lang w:eastAsia="ja-JP"/>
-        </w:rPr>
-        <w:t xml:space="preserve"> here and now. We all know where to find them if we need them.” </w:t>
-      </w:r>
-    </w:p>
-    <w:p>
-      <w:pPr>
-        <w:rPr>
-          <w:lang w:eastAsia="ja-JP"/>
-        </w:rPr>
-      </w:pPr>
-      <w:r>
-        <w:rPr>
-          <w:lang w:eastAsia="ja-JP"/>
-        </w:rPr>
-        <w:t>“And if they go into hiding after</w:t>
-      </w:r>
-      <w:r>
-        <w:rPr>
-          <w:lang w:eastAsia="ja-JP"/>
-        </w:rPr>
-        <w:t>wards</w:t>
-      </w:r>
-      <w:r>
-        <w:rPr>
-          <w:lang w:eastAsia="ja-JP"/>
-        </w:rPr>
-        <w:t>?” Lancaster asked.</w:t>
-      </w:r>
-    </w:p>
-    <w:p>
-      <w:pPr>
-        <w:rPr>
-          <w:lang w:eastAsia="ja-JP"/>
-        </w:rPr>
-      </w:pPr>
-      <w:r>
-        <w:rPr>
-          <w:lang w:eastAsia="ja-JP"/>
-        </w:rPr>
-        <w:t>“</w:t>
-      </w:r>
-      <w:r>
-        <w:rPr>
-          <w:lang w:eastAsia="ja-JP"/>
-        </w:rPr>
-        <w:t>Then it’s just like the boy said. We squeeze them back out. Though I’m sure that won’t be necessary, haha.”</w:t>
-      </w:r>
-    </w:p>
-    <w:p>
-      <w:pPr>
-        <w:rPr>
-          <w:lang w:eastAsia="ja-JP"/>
-        </w:rPr>
-      </w:pPr>
-      <w:r>
-        <w:rPr>
-          <w:lang w:eastAsia="ja-JP"/>
-        </w:rPr>
-        <w:t>Lancaster stared at his opponents for a moment, and then gestured for the Skywatch to lower their weapons as well.</w:t>
-      </w:r>
-    </w:p>
-    <w:p>
-      <w:pPr>
-        <w:rPr>
-          <w:lang w:eastAsia="ja-JP"/>
-        </w:rPr>
-      </w:pPr>
-      <w:r>
-        <w:rPr>
-          <w:lang w:eastAsia="ja-JP"/>
-        </w:rPr>
-        <w:t>“See? That was a much happier ending, I think,” Elias said</w:t>
-      </w:r>
-      <w:r>
-        <w:rPr>
-          <w:lang w:eastAsia="ja-JP"/>
-        </w:rPr>
-        <w:t xml:space="preserve"> with a self-satisfied smile</w:t>
-      </w:r>
-      <w:r>
-        <w:rPr>
-          <w:lang w:eastAsia="ja-JP"/>
-        </w:rPr>
-        <w:t>.</w:t>
-      </w:r>
-    </w:p>
-    <w:p>
-      <w:pPr>
-        <w:rPr>
-          <w:lang w:eastAsia="ja-JP"/>
-        </w:rPr>
-      </w:pPr>
-      <w:r>
-        <w:rPr>
-          <w:lang w:eastAsia="ja-JP"/>
-        </w:rPr>
-        <w:t xml:space="preserve">“Tell that to your six dead friends,” </w:t>
-      </w:r>
-      <w:r>
-        <w:rPr>
-          <w:lang w:eastAsia="ja-JP"/>
-        </w:rPr>
-        <w:t>the chairman</w:t>
-      </w:r>
-      <w:r>
-        <w:rPr>
-          <w:lang w:eastAsia="ja-JP"/>
-        </w:rPr>
-        <w:t xml:space="preserve"> replied.</w:t>
-      </w:r>
-    </w:p>
-    <w:p>
-      <w:pPr>
-        <w:rPr>
-          <w:lang w:eastAsia="ja-JP"/>
-        </w:rPr>
-      </w:pPr>
-      <w:r>
-        <w:rPr>
-          <w:lang w:eastAsia="ja-JP"/>
-        </w:rPr>
-        <w:t>“There’ll be time to grieve for them later. Best way to honor them right now is to prevent further deaths, don’t you think?”</w:t>
-      </w:r>
-    </w:p>
-    <w:p>
-      <w:pPr>
-        <w:rPr>
-          <w:lang w:eastAsia="ja-JP"/>
-        </w:rPr>
-      </w:pPr>
-      <w:r>
-        <w:rPr>
-          <w:lang w:eastAsia="ja-JP"/>
-        </w:rPr>
-        <w:t xml:space="preserve">   </w:t>
-      </w:r>
-      <w:r>
-        <w:rPr>
-          <w:lang w:eastAsia="ja-JP"/>
-        </w:rPr>
-        <w:t>“</w:t>
-      </w:r>
-      <w:r>
-        <w:rPr>
-          <w:lang w:eastAsia="ja-JP"/>
-        </w:rPr>
-        <w:t>An odd change of tune</w:t>
-      </w:r>
-      <w:r>
-        <w:rPr>
-          <w:lang w:eastAsia="ja-JP"/>
-        </w:rPr>
-        <w:t xml:space="preserve"> from the ones who started this confrontation</w:t>
-      </w:r>
-      <w:r>
-        <w:rPr>
-          <w:lang w:eastAsia="ja-JP"/>
-        </w:rPr>
-        <w:t>, but fine. Have it your way.</w:t>
-      </w:r>
-      <w:r>
-        <w:rPr>
-          <w:lang w:eastAsia="ja-JP"/>
-        </w:rPr>
-        <w:t>”</w:t>
-      </w:r>
-    </w:p>
-    <w:p>
-      <w:pPr>
-        <w:rPr>
-          <w:lang w:eastAsia="ja-JP"/>
-        </w:rPr>
-      </w:pPr>
-      <w:r>
-        <w:rPr>
-          <w:lang w:eastAsia="ja-JP"/>
-        </w:rPr>
-        <w:t>“In that case, I think we’re done here,” Cassandra said. “Miss Akiko, Jackson, come on. We’re leaving.”</w:t>
-      </w:r>
-      <w:r>
-        <w:rPr>
-          <w:lang w:eastAsia="ja-JP"/>
-        </w:rPr>
-        <w:t xml:space="preserve"> </w:t>
-      </w:r>
     </w:p>
     <w:p>
       <w:pPr>
@@ -6613,14 +6799,7 @@
         <w:rPr>
           <w:lang w:eastAsia="ja-JP"/>
         </w:rPr>
-        <w:t xml:space="preserve">still abuzz with activity, from the ongoing stream of survivors pouring out of every viable exit, to all kinds of watercraft gathering in the harbor to retrieve bodies both living and dead. Clouds had </w:t>
-      </w:r>
-      <w:r>
-        <w:rPr>
-          <w:lang w:eastAsia="ja-JP"/>
-        </w:rPr>
-        <w:lastRenderedPageBreak/>
-        <w:t>rolled in to obscure the stars, and the plume of smoke from the burning building rose upwards to join them.</w:t>
+        <w:t>still abuzz with activity, from the ongoing stream of survivors pouring out of every viable exit, to all kinds of watercraft gathering in the harbor to retrieve bodies both living and dead. Clouds had rolled in to obscure the stars, and the plume of smoke from the burning building rose upwards to join them.</w:t>
       </w:r>
     </w:p>
     <w:p>
@@ -6725,7 +6904,14 @@
         <w:rPr>
           <w:lang w:eastAsia="ja-JP"/>
         </w:rPr>
-        <w:t xml:space="preserve">. Of nearly twenty VIPs that should have been there, fewer than half were present, and many of those she did see were covered in soot or clutching open wounds. </w:t>
+        <w:t xml:space="preserve">. Of nearly twenty VIPs that should have been there, fewer than half were present, and many of those she did see were covered in soot or </w:t>
+      </w:r>
+      <w:r>
+        <w:rPr>
+          <w:lang w:eastAsia="ja-JP"/>
+        </w:rPr>
+        <w:lastRenderedPageBreak/>
+        <w:t xml:space="preserve">clutching open wounds. </w:t>
       </w:r>
       <w:r>
         <w:rPr>
@@ -6882,7 +7068,6 @@
         <w:rPr>
           <w:lang w:eastAsia="ja-JP"/>
         </w:rPr>
-        <w:lastRenderedPageBreak/>
         <w:t>“Just get on the ship, everyone,” she muttered</w:t>
       </w:r>
       <w:r>
@@ -7196,19 +7381,443 @@
         <w:rPr>
           <w:rFonts w:eastAsia="Calibri"/>
         </w:rPr>
-        <w:t xml:space="preserve">, a </w:t>
+        <w:t>, a cohort of scientists, engineers, and support staff worked and lived inside the compound, rarely venturing outside</w:t>
       </w:r>
       <w:r>
         <w:rPr>
           <w:rFonts w:eastAsia="Calibri"/>
         </w:rPr>
+        <w:t>.</w:t>
+      </w:r>
+    </w:p>
+    <w:p>
+      <w:pPr>
+        <w:rPr>
+          <w:rFonts w:eastAsia="Calibri"/>
+        </w:rPr>
+      </w:pPr>
+      <w:r>
+        <w:rPr>
+          <w:rFonts w:eastAsia="Calibri"/>
+        </w:rPr>
+        <w:t xml:space="preserve">As soon as everything was ready, </w:t>
+      </w:r>
+      <w:r>
+        <w:rPr>
+          <w:rFonts w:eastAsia="Calibri"/>
+        </w:rPr>
+        <w:t>Lasalle</w:t>
+      </w:r>
+      <w:r>
+        <w:rPr>
+          <w:rFonts w:eastAsia="Calibri"/>
+        </w:rPr>
+        <w:t xml:space="preserve"> threw wide the gates and set his plans into motion. Using the </w:t>
+      </w:r>
+      <w:r>
+        <w:rPr>
+          <w:rFonts w:eastAsia="Calibri"/>
+        </w:rPr>
+        <w:t xml:space="preserve">profit from his </w:t>
+      </w:r>
+      <w:r>
+        <w:rPr>
+          <w:rFonts w:eastAsia="Calibri"/>
+        </w:rPr>
+        <w:t>contracting</w:t>
+      </w:r>
+      <w:r>
+        <w:rPr>
+          <w:rFonts w:eastAsia="Calibri"/>
+        </w:rPr>
+        <w:t xml:space="preserve">, he hired scores of new employees, made deals with local gangs for protection, and purchased a fleet of vehicles to expand the company’s trade network. </w:t>
+      </w:r>
+      <w:r>
+        <w:rPr>
+          <w:rFonts w:eastAsia="Calibri"/>
+        </w:rPr>
+        <w:t xml:space="preserve">The newly-christened Lasalle Industries diversified as it grew, </w:t>
+      </w:r>
+      <w:r>
+        <w:rPr>
+          <w:rFonts w:eastAsia="Calibri"/>
+        </w:rPr>
+        <w:t xml:space="preserve">building facilities for </w:t>
+      </w:r>
+      <w:r>
+        <w:rPr>
+          <w:rFonts w:eastAsia="Calibri"/>
+        </w:rPr>
+        <w:t>neuroscience</w:t>
+      </w:r>
+      <w:r>
+        <w:rPr>
+          <w:rFonts w:eastAsia="Calibri"/>
+        </w:rPr>
+        <w:t xml:space="preserve"> and nanotechnology</w:t>
+      </w:r>
+      <w:r>
+        <w:rPr>
+          <w:rFonts w:eastAsia="Calibri"/>
+        </w:rPr>
+        <w:t xml:space="preserve">. A professional security team replaced the gangs, the old compound </w:t>
+      </w:r>
+      <w:r>
+        <w:rPr>
+          <w:rFonts w:eastAsia="Calibri"/>
+        </w:rPr>
+        <w:t>grew into</w:t>
+      </w:r>
+      <w:r>
+        <w:rPr>
+          <w:rFonts w:eastAsia="Calibri"/>
+        </w:rPr>
+        <w:t xml:space="preserve"> a luxury </w:t>
+      </w:r>
+      <w:r>
+        <w:rPr>
+          <w:rFonts w:eastAsia="Calibri"/>
+        </w:rPr>
+        <w:t>office</w:t>
+      </w:r>
+      <w:r>
+        <w:rPr>
+          <w:rFonts w:eastAsia="Calibri"/>
+        </w:rPr>
+        <w:t xml:space="preserve">, and </w:t>
+      </w:r>
+      <w:r>
+        <w:rPr>
+          <w:rFonts w:eastAsia="Calibri"/>
+        </w:rPr>
+        <w:t>Lasalle became a household name</w:t>
+      </w:r>
+      <w:r>
+        <w:rPr>
+          <w:rFonts w:eastAsia="Calibri"/>
+        </w:rPr>
+        <w:t xml:space="preserve">. </w:t>
+      </w:r>
+      <w:r>
+        <w:rPr>
+          <w:rFonts w:eastAsia="Calibri"/>
+        </w:rPr>
+        <w:t xml:space="preserve">When the man himself retired, he sold his company to Aleph Null to at last extend its reach across the globe, and </w:t>
+      </w:r>
+      <w:r>
+        <w:rPr>
+          <w:rFonts w:eastAsia="Calibri"/>
+        </w:rPr>
+        <w:t>he died</w:t>
+      </w:r>
+      <w:r>
+        <w:rPr>
+          <w:rFonts w:eastAsia="Calibri"/>
+        </w:rPr>
+        <w:t xml:space="preserve"> content that he had made the world a better place.</w:t>
+      </w:r>
+    </w:p>
+    <w:p>
+      <w:pPr>
+        <w:rPr>
+          <w:rFonts w:eastAsia="Calibri"/>
+        </w:rPr>
+      </w:pPr>
+      <w:r>
+        <w:rPr>
+          <w:rFonts w:eastAsia="Calibri"/>
+        </w:rPr>
+        <w:t>C</w:t>
+      </w:r>
+      <w:r>
+        <w:rPr>
+          <w:rFonts w:eastAsia="Calibri"/>
+        </w:rPr>
+        <w:t xml:space="preserve">lose to a century </w:t>
+      </w:r>
+      <w:r>
+        <w:rPr>
+          <w:rFonts w:eastAsia="Calibri"/>
+        </w:rPr>
+        <w:t>later</w:t>
+      </w:r>
+      <w:r>
+        <w:rPr>
+          <w:rFonts w:eastAsia="Calibri"/>
+        </w:rPr>
+        <w:t xml:space="preserve">, the </w:t>
+      </w:r>
+      <w:r>
+        <w:rPr>
+          <w:rFonts w:eastAsia="Calibri"/>
+        </w:rPr>
+        <w:t>shuttle</w:t>
+      </w:r>
+      <w:r>
+        <w:rPr>
+          <w:rFonts w:eastAsia="Calibri"/>
+        </w:rPr>
+        <w:t xml:space="preserve"> carrying Cassandra and her friends returned from Athens. </w:t>
+      </w:r>
+      <w:r>
+        <w:rPr>
+          <w:rFonts w:eastAsia="Calibri"/>
+        </w:rPr>
+        <w:t xml:space="preserve">They cleared customs in Newfoundland, where the Skywatch had no presence, then flew </w:t>
+      </w:r>
+      <w:r>
+        <w:rPr>
+          <w:rFonts w:eastAsia="Calibri"/>
+        </w:rPr>
         <w:lastRenderedPageBreak/>
-        <w:t>cohort of scientists, engineers, and support staff worked and lived inside the compound, rarely venturing outside</w:t>
+        <w:t>straight to</w:t>
       </w:r>
       <w:r>
         <w:rPr>
           <w:rFonts w:eastAsia="Calibri"/>
         </w:rPr>
+        <w:t xml:space="preserve"> </w:t>
+      </w:r>
+      <w:r>
+        <w:rPr>
+          <w:rFonts w:eastAsia="Calibri"/>
+        </w:rPr>
+        <w:t xml:space="preserve">the </w:t>
+      </w:r>
+      <w:r>
+        <w:rPr>
+          <w:rFonts w:eastAsia="Calibri"/>
+        </w:rPr>
+        <w:t>branch campus</w:t>
+      </w:r>
+      <w:r>
+        <w:rPr>
+          <w:rFonts w:eastAsia="Calibri"/>
+        </w:rPr>
+        <w:t xml:space="preserve"> itself, near what had once been Lasalle’s original headquarters</w:t>
+      </w:r>
+      <w:r>
+        <w:rPr>
+          <w:rFonts w:eastAsia="Calibri"/>
+        </w:rPr>
+        <w:t xml:space="preserve">. Cassandra had selected a VTOL </w:t>
+      </w:r>
+      <w:r>
+        <w:rPr>
+          <w:rFonts w:eastAsia="Calibri"/>
+        </w:rPr>
+        <w:t>aircraft</w:t>
+      </w:r>
+      <w:r>
+        <w:rPr>
+          <w:rFonts w:eastAsia="Calibri"/>
+        </w:rPr>
+        <w:t xml:space="preserve"> for exactly that purpose.</w:t>
+      </w:r>
+    </w:p>
+    <w:p>
+      <w:pPr>
+        <w:rPr>
+          <w:rFonts w:eastAsia="Calibri"/>
+        </w:rPr>
+      </w:pPr>
+      <w:r>
+        <w:rPr>
+          <w:rFonts w:eastAsia="Calibri"/>
+        </w:rPr>
+        <w:t xml:space="preserve">As the </w:t>
+      </w:r>
+      <w:r>
+        <w:rPr>
+          <w:rFonts w:eastAsia="Calibri"/>
+        </w:rPr>
+        <w:t>aircraft</w:t>
+      </w:r>
+      <w:r>
+        <w:rPr>
+          <w:rFonts w:eastAsia="Calibri"/>
+        </w:rPr>
+        <w:t xml:space="preserve"> entered </w:t>
+      </w:r>
+      <w:r>
+        <w:rPr>
+          <w:rFonts w:eastAsia="Calibri"/>
+        </w:rPr>
+        <w:t>Montreal</w:t>
+      </w:r>
+      <w:r>
+        <w:rPr>
+          <w:rFonts w:eastAsia="Calibri"/>
+        </w:rPr>
+        <w:t xml:space="preserve"> airspace, Cassandra twitched against the rock-hard seat cushion</w:t>
+      </w:r>
+      <w:r>
+        <w:rPr>
+          <w:rFonts w:eastAsia="Calibri"/>
+        </w:rPr>
+        <w:t xml:space="preserve">. </w:t>
+      </w:r>
+      <w:r>
+        <w:rPr>
+          <w:rFonts w:eastAsia="Calibri"/>
+        </w:rPr>
+        <w:t>Though the flight should have offered plenty of time to rest, h</w:t>
+      </w:r>
+      <w:r>
+        <w:rPr>
+          <w:rFonts w:eastAsia="Calibri"/>
+        </w:rPr>
+        <w:t xml:space="preserve">er memories of the </w:t>
+      </w:r>
+      <w:r>
+        <w:rPr>
+          <w:rFonts w:eastAsia="Calibri"/>
+        </w:rPr>
+        <w:t>disaster and the discomfort of her seat itself had kept her from restful sleep</w:t>
+      </w:r>
+      <w:r>
+        <w:rPr>
+          <w:rFonts w:eastAsia="Calibri"/>
+        </w:rPr>
+        <w:t xml:space="preserve">. </w:t>
+      </w:r>
+      <w:r>
+        <w:rPr>
+          <w:rFonts w:eastAsia="Calibri"/>
+        </w:rPr>
+        <w:t xml:space="preserve">Her skin itched all over. Her </w:t>
+      </w:r>
+      <w:r>
+        <w:rPr>
+          <w:rFonts w:eastAsia="Calibri"/>
+        </w:rPr>
+        <w:t>expensive high heels</w:t>
+      </w:r>
+      <w:r>
+        <w:rPr>
+          <w:rFonts w:eastAsia="Calibri"/>
+        </w:rPr>
+        <w:t xml:space="preserve"> suddenly seemed a size too small, </w:t>
+      </w:r>
+      <w:r>
+        <w:rPr>
+          <w:rFonts w:eastAsia="Calibri"/>
+        </w:rPr>
+        <w:t xml:space="preserve">binding toes that couldn’t so much as wiggle. </w:t>
+      </w:r>
+      <w:r>
+        <w:rPr>
+          <w:rFonts w:eastAsia="Calibri"/>
+        </w:rPr>
+        <w:t>The</w:t>
+      </w:r>
+      <w:r>
+        <w:rPr>
+          <w:rFonts w:eastAsia="Calibri"/>
+        </w:rPr>
+        <w:t xml:space="preserve"> bra </w:t>
+      </w:r>
+      <w:r>
+        <w:rPr>
+          <w:rFonts w:eastAsia="Calibri"/>
+        </w:rPr>
+        <w:t>she rarely noticed anymore</w:t>
+      </w:r>
+      <w:r>
+        <w:rPr>
+          <w:rFonts w:eastAsia="Calibri"/>
+        </w:rPr>
+        <w:t xml:space="preserve"> was now a </w:t>
+      </w:r>
+      <w:r>
+        <w:rPr>
+          <w:rFonts w:eastAsia="Calibri"/>
+        </w:rPr>
+        <w:t>painful</w:t>
+      </w:r>
+      <w:r>
+        <w:rPr>
+          <w:rFonts w:eastAsia="Calibri"/>
+        </w:rPr>
+        <w:t xml:space="preserve"> sensation around her chest that she longed to tear off.</w:t>
+      </w:r>
+    </w:p>
+    <w:p>
+      <w:pPr>
+        <w:rPr>
+          <w:rFonts w:eastAsia="Calibri"/>
+        </w:rPr>
+      </w:pPr>
+      <w:r>
+        <w:rPr>
+          <w:rFonts w:eastAsia="Calibri"/>
+        </w:rPr>
+        <w:t>Home</w:t>
+      </w:r>
+      <w:r>
+        <w:rPr>
+          <w:rFonts w:eastAsia="Calibri"/>
+        </w:rPr>
+        <w:t xml:space="preserve"> was on the horizon, she reminded herself. Only half an hour, give or take, before she would be able to strip herself down and take a much-needed shower</w:t>
+      </w:r>
+      <w:r>
+        <w:rPr>
+          <w:rFonts w:eastAsia="Calibri"/>
+        </w:rPr>
+        <w:t>, or perhaps a bath in her apartment</w:t>
+      </w:r>
+      <w:r>
+        <w:rPr>
+          <w:rFonts w:eastAsia="Calibri"/>
+        </w:rPr>
+        <w:t xml:space="preserve">’s </w:t>
+      </w:r>
+      <w:r>
+        <w:rPr>
+          <w:rFonts w:eastAsia="Calibri"/>
+        </w:rPr>
+        <w:t>hot tub. That sort of leisure</w:t>
+      </w:r>
+      <w:r>
+        <w:rPr>
+          <w:rFonts w:eastAsia="Calibri"/>
+        </w:rPr>
+        <w:t xml:space="preserve"> </w:t>
+      </w:r>
+      <w:r>
+        <w:rPr>
+          <w:rFonts w:eastAsia="Calibri"/>
+        </w:rPr>
+        <w:t xml:space="preserve">was exactly what she needed. </w:t>
+      </w:r>
+      <w:r>
+        <w:rPr>
+          <w:rFonts w:eastAsia="Calibri"/>
+        </w:rPr>
+        <w:t xml:space="preserve">Until then, however, the best she could do was to take deep breaths, scratch the itches </w:t>
+      </w:r>
+      <w:r>
+        <w:rPr>
+          <w:rFonts w:eastAsia="Calibri"/>
+        </w:rPr>
+        <w:t>as</w:t>
+      </w:r>
+      <w:r>
+        <w:rPr>
+          <w:rFonts w:eastAsia="Calibri"/>
+        </w:rPr>
+        <w:t xml:space="preserve"> best she could, and try to situate her mind in a comfortable place, the way her therapist had once </w:t>
+      </w:r>
+      <w:r>
+        <w:rPr>
+          <w:rFonts w:eastAsia="Calibri"/>
+        </w:rPr>
+        <w:t>suggested</w:t>
+      </w:r>
+      <w:r>
+        <w:rPr>
+          <w:rFonts w:eastAsia="Calibri"/>
+        </w:rPr>
         <w:t>.</w:t>
       </w:r>
     </w:p>
@@ -7222,212 +7831,214 @@
         <w:rPr>
           <w:rFonts w:eastAsia="Calibri"/>
         </w:rPr>
-        <w:t xml:space="preserve">As soon as everything was ready, </w:t>
+        <w:t xml:space="preserve">For Cassandra, that place was </w:t>
       </w:r>
       <w:r>
         <w:rPr>
           <w:rFonts w:eastAsia="Calibri"/>
         </w:rPr>
-        <w:t>Lasalle</w:t>
+        <w:t xml:space="preserve">a café on </w:t>
       </w:r>
       <w:r>
         <w:rPr>
           <w:rFonts w:eastAsia="Calibri"/>
         </w:rPr>
-        <w:t xml:space="preserve"> threw wide the gates and set his plans into motion. Using the </w:t>
+        <w:t>Sherbrooke Street</w:t>
       </w:r>
       <w:r>
         <w:rPr>
           <w:rFonts w:eastAsia="Calibri"/>
         </w:rPr>
-        <w:t xml:space="preserve">profit from his </w:t>
+        <w:t xml:space="preserve">. </w:t>
       </w:r>
       <w:r>
         <w:rPr>
           <w:rFonts w:eastAsia="Calibri"/>
         </w:rPr>
-        <w:t>contracting</w:t>
+        <w:t xml:space="preserve">It was a </w:t>
       </w:r>
       <w:r>
         <w:rPr>
           <w:rFonts w:eastAsia="Calibri"/>
         </w:rPr>
-        <w:t xml:space="preserve">, he hired scores of new employees, made deals with local gangs for protection, and purchased a fleet of vehicles to expand the company’s trade network. </w:t>
+        <w:t>kitschy</w:t>
       </w:r>
       <w:r>
         <w:rPr>
           <w:rFonts w:eastAsia="Calibri"/>
         </w:rPr>
-        <w:t xml:space="preserve">The newly-christened Lasalle Industries diversified as it grew, </w:t>
+        <w:t xml:space="preserve"> little building in the shadow of the upper city</w:t>
       </w:r>
       <w:r>
         <w:rPr>
           <w:rFonts w:eastAsia="Calibri"/>
         </w:rPr>
-        <w:t xml:space="preserve">building facilities for </w:t>
+        <w:t xml:space="preserve"> where she and her high school friends</w:t>
       </w:r>
       <w:r>
         <w:rPr>
           <w:rFonts w:eastAsia="Calibri"/>
         </w:rPr>
-        <w:t>neuroscience</w:t>
+        <w:t xml:space="preserve"> liked to eat </w:t>
       </w:r>
       <w:r>
         <w:rPr>
           <w:rFonts w:eastAsia="Calibri"/>
         </w:rPr>
-        <w:t xml:space="preserve"> and nanotechnology</w:t>
+        <w:t>in the afternoons. She recalled the smell of poutine and cigarette smoke, the crinkle of other patrons’ newspapers, the laughter of her classmates, and her mother’s disapproving glare whenever she returned from the “dangerous” lower streets.</w:t>
       </w:r>
       <w:r>
         <w:rPr>
           <w:rFonts w:eastAsia="Calibri"/>
         </w:rPr>
-        <w:t xml:space="preserve">. A professional security team replaced the gangs, the old compound </w:t>
+        <w:t xml:space="preserve"> </w:t>
       </w:r>
       <w:r>
         <w:rPr>
           <w:rFonts w:eastAsia="Calibri"/>
         </w:rPr>
-        <w:t>grew into</w:t>
+        <w:t xml:space="preserve">Even though these memories carried with them a </w:t>
       </w:r>
       <w:r>
         <w:rPr>
           <w:rFonts w:eastAsia="Calibri"/>
         </w:rPr>
-        <w:t xml:space="preserve"> a luxury </w:t>
+        <w:t>pang</w:t>
       </w:r>
       <w:r>
         <w:rPr>
           <w:rFonts w:eastAsia="Calibri"/>
         </w:rPr>
-        <w:t>office</w:t>
+        <w:t xml:space="preserve"> of sorrow for friends she no longer knew, they were also a source of warmth, </w:t>
       </w:r>
       <w:r>
         <w:rPr>
           <w:rFonts w:eastAsia="Calibri"/>
         </w:rPr>
-        <w:t xml:space="preserve">, and </w:t>
+        <w:t>which</w:t>
       </w:r>
       <w:r>
         <w:rPr>
           <w:rFonts w:eastAsia="Calibri"/>
         </w:rPr>
-        <w:t>Lasalle became a household name</w:t>
-      </w:r>
-      <w:r>
+        <w:t xml:space="preserve"> was enough.</w:t>
+      </w:r>
+    </w:p>
+    <w:p>
+      <w:pPr>
         <w:rPr>
           <w:rFonts w:eastAsia="Calibri"/>
         </w:rPr>
-        <w:t xml:space="preserve">. </w:t>
-      </w:r>
+      </w:pPr>
       <w:r>
         <w:rPr>
           <w:rFonts w:eastAsia="Calibri"/>
         </w:rPr>
-        <w:t xml:space="preserve">When the man himself retired, he sold his company to Aleph Null to at last extend its reach across the globe, and </w:t>
-      </w:r>
-      <w:r>
+        <w:t xml:space="preserve">That was a lie. It was never enough. </w:t>
+      </w:r>
+    </w:p>
+    <w:p>
+      <w:pPr>
         <w:rPr>
           <w:rFonts w:eastAsia="Calibri"/>
         </w:rPr>
-        <w:t>he died</w:t>
-      </w:r>
+      </w:pPr>
       <w:r>
         <w:rPr>
           <w:rFonts w:eastAsia="Calibri"/>
         </w:rPr>
-        <w:t xml:space="preserve"> content that he had made the world a better place.</w:t>
-      </w:r>
-    </w:p>
-    <w:p>
-      <w:pPr>
+        <w:t>Sensing her distress, Akiko la</w:t>
+      </w:r>
+      <w:r>
         <w:rPr>
           <w:rFonts w:eastAsia="Calibri"/>
         </w:rPr>
-      </w:pPr>
+        <w:t>id</w:t>
+      </w:r>
       <w:r>
         <w:rPr>
           <w:rFonts w:eastAsia="Calibri"/>
         </w:rPr>
-        <w:t>C</w:t>
+        <w:t xml:space="preserve"> a sympathetic hand on </w:t>
       </w:r>
       <w:r>
         <w:rPr>
           <w:rFonts w:eastAsia="Calibri"/>
         </w:rPr>
-        <w:t xml:space="preserve">lose to a century </w:t>
+        <w:t>her</w:t>
       </w:r>
       <w:r>
         <w:rPr>
           <w:rFonts w:eastAsia="Calibri"/>
         </w:rPr>
-        <w:t>later</w:t>
+        <w:t xml:space="preserve"> shoulder. </w:t>
       </w:r>
       <w:r>
         <w:rPr>
           <w:rFonts w:eastAsia="Calibri"/>
         </w:rPr>
-        <w:t xml:space="preserve">, the </w:t>
+        <w:t>Cassandra</w:t>
       </w:r>
       <w:r>
         <w:rPr>
           <w:rFonts w:eastAsia="Calibri"/>
         </w:rPr>
-        <w:t>shuttle</w:t>
+        <w:t xml:space="preserve"> immediately and </w:t>
       </w:r>
       <w:r>
         <w:rPr>
           <w:rFonts w:eastAsia="Calibri"/>
         </w:rPr>
-        <w:t xml:space="preserve"> carrying Cassandra and her friends returned from Athens. </w:t>
+        <w:t>instinctively</w:t>
       </w:r>
       <w:r>
         <w:rPr>
           <w:rFonts w:eastAsia="Calibri"/>
         </w:rPr>
-        <w:t>They cleared customs in Newfoundland, where the Skywatch had no presence, then flew straight to</w:t>
+        <w:t xml:space="preserve"> swatted it away</w:t>
       </w:r>
       <w:r>
         <w:rPr>
           <w:rFonts w:eastAsia="Calibri"/>
         </w:rPr>
-        <w:t xml:space="preserve"> </w:t>
-      </w:r>
-      <w:r>
+        <w:t>.</w:t>
+      </w:r>
+    </w:p>
+    <w:p>
+      <w:pPr>
         <w:rPr>
           <w:rFonts w:eastAsia="Calibri"/>
         </w:rPr>
-        <w:t xml:space="preserve">the </w:t>
-      </w:r>
+      </w:pPr>
       <w:r>
         <w:rPr>
           <w:rFonts w:eastAsia="Calibri"/>
         </w:rPr>
-        <w:t>branch campus</w:t>
+        <w:t>“</w:t>
       </w:r>
       <w:r>
         <w:rPr>
           <w:rFonts w:eastAsia="Calibri"/>
         </w:rPr>
-        <w:t xml:space="preserve"> itself, near what had once been Lasalle’s original headquarters</w:t>
+        <w:t>Yikes</w:t>
       </w:r>
       <w:r>
         <w:rPr>
           <w:rFonts w:eastAsia="Calibri"/>
         </w:rPr>
-        <w:t xml:space="preserve">. Cassandra had selected a VTOL </w:t>
+        <w:t xml:space="preserve">, </w:t>
       </w:r>
       <w:r>
         <w:rPr>
           <w:rFonts w:eastAsia="Calibri"/>
         </w:rPr>
-        <w:t>aircraft</w:t>
+        <w:t>alright</w:t>
       </w:r>
       <w:r>
         <w:rPr>
           <w:rFonts w:eastAsia="Calibri"/>
         </w:rPr>
-        <w:t xml:space="preserve"> for exactly that purpose.</w:t>
+        <w:t>,” her friend said. “No touching, huh?”</w:t>
       </w:r>
     </w:p>
     <w:p>
@@ -7440,489 +8051,57 @@
         <w:rPr>
           <w:rFonts w:eastAsia="Calibri"/>
         </w:rPr>
-        <w:t xml:space="preserve">As the </w:t>
-      </w:r>
-      <w:r>
+        <w:t>“Not right now, no. I’m just…I feel dirty, okay? And being packed in here with so many people really isn’t helping.”</w:t>
+      </w:r>
+    </w:p>
+    <w:p>
+      <w:pPr>
         <w:rPr>
           <w:rFonts w:eastAsia="Calibri"/>
         </w:rPr>
-        <w:t>aircraft</w:t>
-      </w:r>
+      </w:pPr>
       <w:r>
         <w:rPr>
           <w:rFonts w:eastAsia="Calibri"/>
         </w:rPr>
-        <w:t xml:space="preserve"> entered </w:t>
+        <w:t xml:space="preserve">“Yeah, I get it,” Akiko replied in the </w:t>
       </w:r>
       <w:r>
         <w:rPr>
           <w:rFonts w:eastAsia="Calibri"/>
         </w:rPr>
-        <w:t>Montreal</w:t>
+        <w:t>hesitant</w:t>
       </w:r>
       <w:r>
         <w:rPr>
           <w:rFonts w:eastAsia="Calibri"/>
         </w:rPr>
-        <w:t xml:space="preserve"> airspace, Cassandra twitched against the rock-hard seat cushion</w:t>
+        <w:t xml:space="preserve"> tone of someone who </w:t>
       </w:r>
       <w:r>
         <w:rPr>
           <w:rFonts w:eastAsia="Calibri"/>
         </w:rPr>
-        <w:t xml:space="preserve">. </w:t>
+        <w:t>clearly</w:t>
       </w:r>
       <w:r>
         <w:rPr>
           <w:rFonts w:eastAsia="Calibri"/>
         </w:rPr>
-        <w:t>Though the flight should have offered plenty of time to rest, h</w:t>
-      </w:r>
-      <w:r>
-        <w:rPr>
-          <w:rFonts w:eastAsia="Calibri"/>
-        </w:rPr>
-        <w:t xml:space="preserve">er memories of the </w:t>
-      </w:r>
-      <w:r>
-        <w:rPr>
-          <w:rFonts w:eastAsia="Calibri"/>
-        </w:rPr>
-        <w:t>disaster and the discomfort of her seat itself had kept her from restful sleep</w:t>
-      </w:r>
-      <w:r>
-        <w:rPr>
-          <w:rFonts w:eastAsia="Calibri"/>
-        </w:rPr>
-        <w:t xml:space="preserve">. </w:t>
-      </w:r>
-      <w:r>
-        <w:rPr>
-          <w:rFonts w:eastAsia="Calibri"/>
-        </w:rPr>
-        <w:t xml:space="preserve">Her skin itched all over. Her </w:t>
-      </w:r>
-      <w:r>
-        <w:rPr>
-          <w:rFonts w:eastAsia="Calibri"/>
-        </w:rPr>
-        <w:t>expensive high heels</w:t>
-      </w:r>
-      <w:r>
-        <w:rPr>
-          <w:rFonts w:eastAsia="Calibri"/>
-        </w:rPr>
-        <w:t xml:space="preserve"> suddenly seemed a size too small, </w:t>
-      </w:r>
-      <w:r>
-        <w:rPr>
-          <w:rFonts w:eastAsia="Calibri"/>
-        </w:rPr>
-        <w:t xml:space="preserve">binding toes that couldn’t so much as wiggle. </w:t>
-      </w:r>
-      <w:r>
-        <w:rPr>
-          <w:rFonts w:eastAsia="Calibri"/>
-        </w:rPr>
-        <w:t>The</w:t>
-      </w:r>
-      <w:r>
-        <w:rPr>
-          <w:rFonts w:eastAsia="Calibri"/>
-        </w:rPr>
-        <w:t xml:space="preserve"> bra </w:t>
-      </w:r>
-      <w:r>
-        <w:rPr>
-          <w:rFonts w:eastAsia="Calibri"/>
-        </w:rPr>
-        <w:t>she rarely noticed anymore</w:t>
-      </w:r>
-      <w:r>
-        <w:rPr>
-          <w:rFonts w:eastAsia="Calibri"/>
-        </w:rPr>
-        <w:t xml:space="preserve"> was now a </w:t>
-      </w:r>
-      <w:r>
-        <w:rPr>
-          <w:rFonts w:eastAsia="Calibri"/>
-        </w:rPr>
-        <w:t>painful</w:t>
-      </w:r>
-      <w:r>
-        <w:rPr>
-          <w:rFonts w:eastAsia="Calibri"/>
-        </w:rPr>
-        <w:t xml:space="preserve"> sensation around her chest that she longed to tear off.</w:t>
-      </w:r>
-    </w:p>
-    <w:p>
-      <w:pPr>
-        <w:rPr>
-          <w:rFonts w:eastAsia="Calibri"/>
-        </w:rPr>
-      </w:pPr>
-      <w:r>
-        <w:rPr>
-          <w:rFonts w:eastAsia="Calibri"/>
-        </w:rPr>
-        <w:t>Home</w:t>
-      </w:r>
-      <w:r>
-        <w:rPr>
-          <w:rFonts w:eastAsia="Calibri"/>
-        </w:rPr>
-        <w:t xml:space="preserve"> was on the horizon, she reminded herself. Only half an hour, give or take, before she would be able to strip herself down and take a much-needed shower</w:t>
-      </w:r>
-      <w:r>
-        <w:rPr>
-          <w:rFonts w:eastAsia="Calibri"/>
-        </w:rPr>
-        <w:t>, or perhaps a bath in her apartment</w:t>
-      </w:r>
-      <w:r>
-        <w:rPr>
-          <w:rFonts w:eastAsia="Calibri"/>
-        </w:rPr>
-        <w:t xml:space="preserve">’s </w:t>
-      </w:r>
-      <w:r>
-        <w:rPr>
-          <w:rFonts w:eastAsia="Calibri"/>
-        </w:rPr>
-        <w:t>hot tub. That sort of leisure</w:t>
-      </w:r>
-      <w:r>
-        <w:rPr>
-          <w:rFonts w:eastAsia="Calibri"/>
-        </w:rPr>
-        <w:t xml:space="preserve"> </w:t>
-      </w:r>
-      <w:r>
-        <w:rPr>
-          <w:rFonts w:eastAsia="Calibri"/>
-        </w:rPr>
-        <w:t xml:space="preserve">was exactly what she needed. </w:t>
-      </w:r>
-      <w:r>
-        <w:rPr>
-          <w:rFonts w:eastAsia="Calibri"/>
-        </w:rPr>
-        <w:t xml:space="preserve">Until then, however, the best she could do was to take deep breaths, scratch the itches </w:t>
-      </w:r>
-      <w:r>
-        <w:rPr>
-          <w:rFonts w:eastAsia="Calibri"/>
-        </w:rPr>
-        <w:t>as</w:t>
-      </w:r>
-      <w:r>
-        <w:rPr>
-          <w:rFonts w:eastAsia="Calibri"/>
-        </w:rPr>
-        <w:t xml:space="preserve"> best she could, and try to situate her mind in a comfortable place, the way her therapist had once </w:t>
-      </w:r>
-      <w:r>
-        <w:rPr>
-          <w:rFonts w:eastAsia="Calibri"/>
-        </w:rPr>
-        <w:t>suggested</w:t>
-      </w:r>
-      <w:r>
-        <w:rPr>
-          <w:rFonts w:eastAsia="Calibri"/>
-        </w:rPr>
-        <w:t>.</w:t>
-      </w:r>
-    </w:p>
-    <w:p>
-      <w:pPr>
-        <w:rPr>
-          <w:rFonts w:eastAsia="Calibri"/>
-        </w:rPr>
-      </w:pPr>
-      <w:r>
-        <w:rPr>
-          <w:rFonts w:eastAsia="Calibri"/>
-        </w:rPr>
-        <w:t xml:space="preserve">For Cassandra, that place was </w:t>
-      </w:r>
-      <w:r>
-        <w:rPr>
-          <w:rFonts w:eastAsia="Calibri"/>
-        </w:rPr>
-        <w:t xml:space="preserve">a café on </w:t>
-      </w:r>
-      <w:r>
-        <w:rPr>
-          <w:rFonts w:eastAsia="Calibri"/>
-        </w:rPr>
-        <w:t>Sherbrooke Street</w:t>
-      </w:r>
-      <w:r>
-        <w:rPr>
-          <w:rFonts w:eastAsia="Calibri"/>
-        </w:rPr>
-        <w:t xml:space="preserve">. </w:t>
-      </w:r>
-      <w:r>
-        <w:rPr>
-          <w:rFonts w:eastAsia="Calibri"/>
-        </w:rPr>
-        <w:t xml:space="preserve">It was a </w:t>
-      </w:r>
-      <w:r>
-        <w:rPr>
-          <w:rFonts w:eastAsia="Calibri"/>
-        </w:rPr>
-        <w:t>kitschy</w:t>
-      </w:r>
-      <w:r>
-        <w:rPr>
-          <w:rFonts w:eastAsia="Calibri"/>
-        </w:rPr>
-        <w:t xml:space="preserve"> little building in the shadow of the upper city</w:t>
-      </w:r>
-      <w:r>
-        <w:rPr>
-          <w:rFonts w:eastAsia="Calibri"/>
-        </w:rPr>
-        <w:t xml:space="preserve"> where she and her high school friends</w:t>
-      </w:r>
-      <w:r>
-        <w:rPr>
-          <w:rFonts w:eastAsia="Calibri"/>
-        </w:rPr>
-        <w:t xml:space="preserve"> liked to eat </w:t>
-      </w:r>
-      <w:r>
-        <w:rPr>
-          <w:rFonts w:eastAsia="Calibri"/>
-        </w:rPr>
-        <w:t xml:space="preserve">in the afternoons. She recalled the smell of poutine and cigarette smoke, the crinkle of other patrons’ newspapers, the laughter of her classmates, and her mother’s disapproving glare whenever she </w:t>
-      </w:r>
-      <w:r>
-        <w:rPr>
-          <w:rFonts w:eastAsia="Calibri"/>
+        <w:t xml:space="preserve"> did not. </w:t>
+      </w:r>
+    </w:p>
+    <w:p>
+      <w:pPr>
+        <w:rPr>
+          <w:rFonts w:eastAsia="Times New Roman"/>
+        </w:rPr>
+      </w:pPr>
+      <w:r>
+        <w:rPr>
+          <w:rFonts w:eastAsia="Times New Roman"/>
         </w:rPr>
         <w:lastRenderedPageBreak/>
-        <w:t>returned from the “dangerous” lower streets.</w:t>
-      </w:r>
-      <w:r>
-        <w:rPr>
-          <w:rFonts w:eastAsia="Calibri"/>
-        </w:rPr>
-        <w:t xml:space="preserve"> </w:t>
-      </w:r>
-      <w:r>
-        <w:rPr>
-          <w:rFonts w:eastAsia="Calibri"/>
-        </w:rPr>
-        <w:t xml:space="preserve">Even though these memories carried with them a </w:t>
-      </w:r>
-      <w:r>
-        <w:rPr>
-          <w:rFonts w:eastAsia="Calibri"/>
-        </w:rPr>
-        <w:t>pang</w:t>
-      </w:r>
-      <w:r>
-        <w:rPr>
-          <w:rFonts w:eastAsia="Calibri"/>
-        </w:rPr>
-        <w:t xml:space="preserve"> of sorrow for friends she no longer knew, they were also a source of warmth, </w:t>
-      </w:r>
-      <w:r>
-        <w:rPr>
-          <w:rFonts w:eastAsia="Calibri"/>
-        </w:rPr>
-        <w:t>which</w:t>
-      </w:r>
-      <w:r>
-        <w:rPr>
-          <w:rFonts w:eastAsia="Calibri"/>
-        </w:rPr>
-        <w:t xml:space="preserve"> was enough.</w:t>
-      </w:r>
-    </w:p>
-    <w:p>
-      <w:pPr>
-        <w:rPr>
-          <w:rFonts w:eastAsia="Calibri"/>
-        </w:rPr>
-      </w:pPr>
-      <w:r>
-        <w:rPr>
-          <w:rFonts w:eastAsia="Calibri"/>
-        </w:rPr>
-        <w:t xml:space="preserve">That was a lie. It was never enough. </w:t>
-      </w:r>
-    </w:p>
-    <w:p>
-      <w:pPr>
-        <w:rPr>
-          <w:rFonts w:eastAsia="Calibri"/>
-        </w:rPr>
-      </w:pPr>
-      <w:r>
-        <w:rPr>
-          <w:rFonts w:eastAsia="Calibri"/>
-        </w:rPr>
-        <w:t>Sensing her distress, Akiko la</w:t>
-      </w:r>
-      <w:r>
-        <w:rPr>
-          <w:rFonts w:eastAsia="Calibri"/>
-        </w:rPr>
-        <w:t>id</w:t>
-      </w:r>
-      <w:r>
-        <w:rPr>
-          <w:rFonts w:eastAsia="Calibri"/>
-        </w:rPr>
-        <w:t xml:space="preserve"> a sympathetic hand on </w:t>
-      </w:r>
-      <w:r>
-        <w:rPr>
-          <w:rFonts w:eastAsia="Calibri"/>
-        </w:rPr>
-        <w:t>her</w:t>
-      </w:r>
-      <w:r>
-        <w:rPr>
-          <w:rFonts w:eastAsia="Calibri"/>
-        </w:rPr>
-        <w:t xml:space="preserve"> shoulder. </w:t>
-      </w:r>
-      <w:r>
-        <w:rPr>
-          <w:rFonts w:eastAsia="Calibri"/>
-        </w:rPr>
-        <w:t>Cassandra</w:t>
-      </w:r>
-      <w:r>
-        <w:rPr>
-          <w:rFonts w:eastAsia="Calibri"/>
-        </w:rPr>
-        <w:t xml:space="preserve"> immediately and </w:t>
-      </w:r>
-      <w:r>
-        <w:rPr>
-          <w:rFonts w:eastAsia="Calibri"/>
-        </w:rPr>
-        <w:t>instinctively</w:t>
-      </w:r>
-      <w:r>
-        <w:rPr>
-          <w:rFonts w:eastAsia="Calibri"/>
-        </w:rPr>
-        <w:t xml:space="preserve"> swatted it away</w:t>
-      </w:r>
-      <w:r>
-        <w:rPr>
-          <w:rFonts w:eastAsia="Calibri"/>
-        </w:rPr>
-        <w:t>.</w:t>
-      </w:r>
-    </w:p>
-    <w:p>
-      <w:pPr>
-        <w:rPr>
-          <w:rFonts w:eastAsia="Calibri"/>
-        </w:rPr>
-      </w:pPr>
-      <w:r>
-        <w:rPr>
-          <w:rFonts w:eastAsia="Calibri"/>
-        </w:rPr>
-        <w:t>“</w:t>
-      </w:r>
-      <w:r>
-        <w:rPr>
-          <w:rFonts w:eastAsia="Calibri"/>
-        </w:rPr>
-        <w:t>Yikes</w:t>
-      </w:r>
-      <w:r>
-        <w:rPr>
-          <w:rFonts w:eastAsia="Calibri"/>
-        </w:rPr>
-        <w:t xml:space="preserve">, </w:t>
-      </w:r>
-      <w:r>
-        <w:rPr>
-          <w:rFonts w:eastAsia="Calibri"/>
-        </w:rPr>
-        <w:t>alright</w:t>
-      </w:r>
-      <w:r>
-        <w:rPr>
-          <w:rFonts w:eastAsia="Calibri"/>
-        </w:rPr>
-        <w:t>,” her friend said. “No touching, huh?”</w:t>
-      </w:r>
-    </w:p>
-    <w:p>
-      <w:pPr>
-        <w:rPr>
-          <w:rFonts w:eastAsia="Calibri"/>
-        </w:rPr>
-      </w:pPr>
-      <w:r>
-        <w:rPr>
-          <w:rFonts w:eastAsia="Calibri"/>
-        </w:rPr>
-        <w:t>“Not right now, no. I’m just…I feel dirty, okay? And being packed in here with so many people really isn’t helping.”</w:t>
-      </w:r>
-    </w:p>
-    <w:p>
-      <w:pPr>
-        <w:rPr>
-          <w:rFonts w:eastAsia="Calibri"/>
-        </w:rPr>
-      </w:pPr>
-      <w:r>
-        <w:rPr>
-          <w:rFonts w:eastAsia="Calibri"/>
-        </w:rPr>
-        <w:t xml:space="preserve">“Yeah, I get it,” Akiko replied in the </w:t>
-      </w:r>
-      <w:r>
-        <w:rPr>
-          <w:rFonts w:eastAsia="Calibri"/>
-        </w:rPr>
-        <w:t>hesitant</w:t>
-      </w:r>
-      <w:r>
-        <w:rPr>
-          <w:rFonts w:eastAsia="Calibri"/>
-        </w:rPr>
-        <w:t xml:space="preserve"> tone of someone who </w:t>
-      </w:r>
-      <w:r>
-        <w:rPr>
-          <w:rFonts w:eastAsia="Calibri"/>
-        </w:rPr>
-        <w:t>clearly</w:t>
-      </w:r>
-      <w:r>
-        <w:rPr>
-          <w:rFonts w:eastAsia="Calibri"/>
-        </w:rPr>
-        <w:t xml:space="preserve"> did not. </w:t>
-      </w:r>
-    </w:p>
-    <w:p>
-      <w:pPr>
-        <w:rPr>
-          <w:rFonts w:eastAsia="Times New Roman"/>
-        </w:rPr>
-      </w:pPr>
-      <w:r>
-        <w:rPr>
-          <w:rFonts w:eastAsia="Times New Roman"/>
-        </w:rPr>
         <w:t xml:space="preserve">“Anyway, we’ll be home soon. Then I can wash off all this sweat and ash and sleep in my own bed again. </w:t>
       </w:r>
       <w:r>
@@ -8169,7 +8348,6 @@
         <w:rPr>
           <w:rFonts w:eastAsia="Times New Roman"/>
         </w:rPr>
-        <w:lastRenderedPageBreak/>
         <w:t>“</w:t>
       </w:r>
       <w:r>
@@ -8444,6 +8622,7 @@
         <w:rPr>
           <w:rFonts w:eastAsia="Times New Roman"/>
         </w:rPr>
+        <w:lastRenderedPageBreak/>
         <w:t>The man in front of her</w:t>
       </w:r>
       <w:r>
@@ -8865,7 +9044,6 @@
         <w:rPr>
           <w:rFonts w:eastAsia="Times New Roman"/>
         </w:rPr>
-        <w:lastRenderedPageBreak/>
         <w:t xml:space="preserve">A flicker of wrath </w:t>
       </w:r>
       <w:r>
@@ -9129,6 +9307,7 @@
         <w:rPr>
           <w:rFonts w:eastAsia="Times New Roman"/>
         </w:rPr>
+        <w:lastRenderedPageBreak/>
         <w:t>“So, like, what is this ‘initiative’ thing that got your mom all riled up?</w:t>
       </w:r>
       <w:r>
@@ -9381,287 +9560,287 @@
         <w:rPr>
           <w:rFonts w:eastAsia="Times New Roman"/>
         </w:rPr>
+        <w:t xml:space="preserve">Her apartment was </w:t>
+      </w:r>
+      <w:r>
+        <w:rPr>
+          <w:rFonts w:eastAsia="Times New Roman"/>
+        </w:rPr>
+        <w:t>spacious</w:t>
+      </w:r>
+      <w:r>
+        <w:rPr>
+          <w:rFonts w:eastAsia="Times New Roman"/>
+        </w:rPr>
+        <w:t>, though modestly decorated</w:t>
+      </w:r>
+      <w:r>
+        <w:rPr>
+          <w:rFonts w:eastAsia="Times New Roman"/>
+        </w:rPr>
+        <w:t xml:space="preserve"> with an assortment of houseplants, statuettes wrought from jade and marble</w:t>
+      </w:r>
+      <w:r>
+        <w:rPr>
+          <w:rFonts w:eastAsia="Times New Roman"/>
+        </w:rPr>
+        <w:t xml:space="preserve">, and a miniature Zen garden </w:t>
+      </w:r>
+      <w:r>
+        <w:rPr>
+          <w:rFonts w:eastAsia="Times New Roman"/>
+        </w:rPr>
+        <w:t>atop the living room table. A handful of clean but unsorted pots and dishes were stacked near the washing machine</w:t>
+      </w:r>
+      <w:r>
+        <w:rPr>
+          <w:rFonts w:eastAsia="Times New Roman"/>
+        </w:rPr>
+        <w:t xml:space="preserve"> and </w:t>
+      </w:r>
+      <w:r>
+        <w:rPr>
+          <w:rFonts w:eastAsia="Times New Roman"/>
+        </w:rPr>
+        <w:t>a pile of</w:t>
+      </w:r>
+      <w:r>
+        <w:rPr>
+          <w:rFonts w:eastAsia="Times New Roman"/>
+        </w:rPr>
+        <w:t xml:space="preserve"> dirty clothes lay on the floor outside the bedroom, </w:t>
+      </w:r>
+      <w:r>
+        <w:rPr>
+          <w:rFonts w:eastAsia="Times New Roman"/>
+        </w:rPr>
+        <w:t>showing</w:t>
+      </w:r>
+      <w:r>
+        <w:rPr>
+          <w:rFonts w:eastAsia="Times New Roman"/>
+        </w:rPr>
+        <w:t xml:space="preserve"> the haste with which Cassandra had </w:t>
+      </w:r>
+      <w:r>
+        <w:rPr>
+          <w:rFonts w:eastAsia="Times New Roman"/>
+        </w:rPr>
+        <w:t>left</w:t>
+      </w:r>
+      <w:r>
+        <w:rPr>
+          <w:rFonts w:eastAsia="Times New Roman"/>
+        </w:rPr>
+        <w:t xml:space="preserve"> for the conference. Had the incident at the airport not forced her to rush, she would </w:t>
+      </w:r>
+      <w:r>
+        <w:rPr>
+          <w:rFonts w:eastAsia="Times New Roman"/>
+        </w:rPr>
+        <w:t>have never</w:t>
+      </w:r>
+      <w:r>
+        <w:rPr>
+          <w:rFonts w:eastAsia="Times New Roman"/>
+        </w:rPr>
+        <w:t xml:space="preserve"> left </w:t>
+      </w:r>
+      <w:r>
+        <w:rPr>
+          <w:rFonts w:eastAsia="Times New Roman"/>
+        </w:rPr>
+        <w:t>such a mess</w:t>
+      </w:r>
+      <w:r>
+        <w:rPr>
+          <w:rFonts w:eastAsia="Times New Roman"/>
+        </w:rPr>
+        <w:t>.</w:t>
+      </w:r>
+    </w:p>
+    <w:p>
+      <w:pPr>
+        <w:rPr>
+          <w:rFonts w:eastAsia="Times New Roman"/>
+        </w:rPr>
+      </w:pPr>
+      <w:r>
+        <w:rPr>
+          <w:rFonts w:eastAsia="Times New Roman"/>
+        </w:rPr>
+        <w:t>“</w:t>
+      </w:r>
+      <w:r>
+        <w:rPr>
+          <w:rFonts w:eastAsia="Times New Roman"/>
+        </w:rPr>
+        <w:t xml:space="preserve">The couch is a </w:t>
+      </w:r>
+      <w:r>
+        <w:rPr>
+          <w:rFonts w:eastAsia="Times New Roman"/>
+        </w:rPr>
+        <w:t>fold</w:t>
+      </w:r>
+      <w:r>
+        <w:rPr>
+          <w:rFonts w:eastAsia="Times New Roman"/>
+        </w:rPr>
+        <w:t xml:space="preserve">-out, so you can sleep there. </w:t>
+      </w:r>
+      <w:r>
+        <w:rPr>
+          <w:rFonts w:eastAsia="Times New Roman"/>
+        </w:rPr>
+        <w:t>Sorry</w:t>
+      </w:r>
+      <w:r>
+        <w:rPr>
+          <w:rFonts w:eastAsia="Times New Roman"/>
+        </w:rPr>
+        <w:t xml:space="preserve"> for the mild state of disarray. I hadn’t expected </w:t>
+      </w:r>
+      <w:r>
+        <w:rPr>
+          <w:rFonts w:eastAsia="Times New Roman"/>
+        </w:rPr>
+        <w:t xml:space="preserve">to </w:t>
+      </w:r>
+      <w:r>
+        <w:rPr>
+          <w:rFonts w:eastAsia="Times New Roman"/>
+        </w:rPr>
+        <w:t>have</w:t>
+      </w:r>
+      <w:r>
+        <w:rPr>
+          <w:rFonts w:eastAsia="Times New Roman"/>
+        </w:rPr>
+        <w:t xml:space="preserve"> guests</w:t>
+      </w:r>
+      <w:r>
+        <w:rPr>
+          <w:rFonts w:eastAsia="Times New Roman"/>
+        </w:rPr>
+        <w:t xml:space="preserve">,” she said. </w:t>
+      </w:r>
+    </w:p>
+    <w:p>
+      <w:pPr>
+        <w:rPr>
+          <w:rFonts w:eastAsia="Times New Roman"/>
+        </w:rPr>
+      </w:pPr>
+      <w:r>
+        <w:rPr>
+          <w:rFonts w:eastAsia="Times New Roman"/>
+        </w:rPr>
+        <w:t xml:space="preserve">“Disarray? You call this disarray?” Akiko </w:t>
+      </w:r>
+      <w:r>
+        <w:rPr>
+          <w:rFonts w:eastAsia="Times New Roman"/>
+        </w:rPr>
+        <w:t>laughed</w:t>
+      </w:r>
+      <w:r>
+        <w:rPr>
+          <w:rFonts w:eastAsia="Times New Roman"/>
+        </w:rPr>
+        <w:t xml:space="preserve">. “Come </w:t>
+      </w:r>
+      <w:r>
+        <w:rPr>
+          <w:rFonts w:eastAsia="Times New Roman"/>
+        </w:rPr>
+        <w:t xml:space="preserve">the fuck </w:t>
+      </w:r>
+      <w:r>
+        <w:rPr>
+          <w:rFonts w:eastAsia="Times New Roman"/>
+        </w:rPr>
+        <w:t>on, this is even cleaner than the dorms I saw</w:t>
+      </w:r>
+      <w:r>
+        <w:rPr>
+          <w:rFonts w:eastAsia="Times New Roman"/>
+        </w:rPr>
+        <w:t xml:space="preserve"> in </w:t>
+      </w:r>
+      <w:r>
+        <w:rPr>
+          <w:rFonts w:eastAsia="Times New Roman"/>
+        </w:rPr>
+        <w:t>uni</w:t>
+      </w:r>
+      <w:r>
+        <w:rPr>
+          <w:rFonts w:eastAsia="Times New Roman"/>
+        </w:rPr>
+        <w:t>,</w:t>
+      </w:r>
+      <w:r>
+        <w:rPr>
+          <w:rFonts w:eastAsia="Times New Roman"/>
+        </w:rPr>
+        <w:t xml:space="preserve"> when guys would invite me over</w:t>
+      </w:r>
+      <w:r>
+        <w:rPr>
+          <w:rFonts w:eastAsia="Times New Roman"/>
+        </w:rPr>
+        <w:t xml:space="preserve"> </w:t>
+      </w:r>
+      <w:r>
+        <w:rPr>
+          <w:rFonts w:eastAsia="Times New Roman"/>
+        </w:rPr>
+        <w:t>to try and</w:t>
+      </w:r>
+      <w:r>
+        <w:rPr>
+          <w:rFonts w:eastAsia="Times New Roman"/>
+        </w:rPr>
+        <w:t xml:space="preserve"> get laid.”</w:t>
+      </w:r>
+    </w:p>
+    <w:p>
+      <w:pPr>
+        <w:rPr>
+          <w:rFonts w:eastAsia="Times New Roman"/>
+        </w:rPr>
+      </w:pPr>
+      <w:r>
+        <w:rPr>
+          <w:rFonts w:eastAsia="Times New Roman"/>
+        </w:rPr>
+        <w:t>“</w:t>
+      </w:r>
+      <w:r>
+        <w:rPr>
+          <w:rFonts w:eastAsia="Times New Roman"/>
+        </w:rPr>
+        <w:t>I’d hope you hold me to a higher standard than a hormone-addled schoolboy</w:t>
+      </w:r>
+      <w:r>
+        <w:rPr>
+          <w:rFonts w:eastAsia="Times New Roman"/>
+        </w:rPr>
+        <w:t>.”</w:t>
+      </w:r>
+    </w:p>
+    <w:p>
+      <w:pPr>
+        <w:rPr>
+          <w:rFonts w:eastAsia="Times New Roman"/>
+        </w:rPr>
+      </w:pPr>
+      <w:r>
+        <w:rPr>
+          <w:rFonts w:eastAsia="Times New Roman"/>
+        </w:rPr>
         <w:lastRenderedPageBreak/>
-        <w:t xml:space="preserve">Her apartment was </w:t>
-      </w:r>
-      <w:r>
-        <w:rPr>
-          <w:rFonts w:eastAsia="Times New Roman"/>
-        </w:rPr>
-        <w:t>spacious</w:t>
-      </w:r>
-      <w:r>
-        <w:rPr>
-          <w:rFonts w:eastAsia="Times New Roman"/>
-        </w:rPr>
-        <w:t>, though modestly decorated</w:t>
-      </w:r>
-      <w:r>
-        <w:rPr>
-          <w:rFonts w:eastAsia="Times New Roman"/>
-        </w:rPr>
-        <w:t xml:space="preserve"> with an assortment of houseplants, statuettes wrought from jade and marble</w:t>
-      </w:r>
-      <w:r>
-        <w:rPr>
-          <w:rFonts w:eastAsia="Times New Roman"/>
-        </w:rPr>
-        <w:t xml:space="preserve">, and a miniature Zen garden </w:t>
-      </w:r>
-      <w:r>
-        <w:rPr>
-          <w:rFonts w:eastAsia="Times New Roman"/>
-        </w:rPr>
-        <w:t>atop the living room table. A handful of clean but unsorted pots and dishes were stacked near the washing machine</w:t>
-      </w:r>
-      <w:r>
-        <w:rPr>
-          <w:rFonts w:eastAsia="Times New Roman"/>
-        </w:rPr>
-        <w:t xml:space="preserve"> and </w:t>
-      </w:r>
-      <w:r>
-        <w:rPr>
-          <w:rFonts w:eastAsia="Times New Roman"/>
-        </w:rPr>
-        <w:t>a pile of</w:t>
-      </w:r>
-      <w:r>
-        <w:rPr>
-          <w:rFonts w:eastAsia="Times New Roman"/>
-        </w:rPr>
-        <w:t xml:space="preserve"> dirty clothes lay on the floor outside the bedroom, </w:t>
-      </w:r>
-      <w:r>
-        <w:rPr>
-          <w:rFonts w:eastAsia="Times New Roman"/>
-        </w:rPr>
-        <w:t>showing</w:t>
-      </w:r>
-      <w:r>
-        <w:rPr>
-          <w:rFonts w:eastAsia="Times New Roman"/>
-        </w:rPr>
-        <w:t xml:space="preserve"> the haste with which Cassandra had </w:t>
-      </w:r>
-      <w:r>
-        <w:rPr>
-          <w:rFonts w:eastAsia="Times New Roman"/>
-        </w:rPr>
-        <w:t>left</w:t>
-      </w:r>
-      <w:r>
-        <w:rPr>
-          <w:rFonts w:eastAsia="Times New Roman"/>
-        </w:rPr>
-        <w:t xml:space="preserve"> for the conference. Had the incident at the airport not forced her to rush, she would </w:t>
-      </w:r>
-      <w:r>
-        <w:rPr>
-          <w:rFonts w:eastAsia="Times New Roman"/>
-        </w:rPr>
-        <w:t>have never</w:t>
-      </w:r>
-      <w:r>
-        <w:rPr>
-          <w:rFonts w:eastAsia="Times New Roman"/>
-        </w:rPr>
-        <w:t xml:space="preserve"> left </w:t>
-      </w:r>
-      <w:r>
-        <w:rPr>
-          <w:rFonts w:eastAsia="Times New Roman"/>
-        </w:rPr>
-        <w:t>such a mess</w:t>
-      </w:r>
-      <w:r>
-        <w:rPr>
-          <w:rFonts w:eastAsia="Times New Roman"/>
-        </w:rPr>
-        <w:t>.</w:t>
-      </w:r>
-    </w:p>
-    <w:p>
-      <w:pPr>
-        <w:rPr>
-          <w:rFonts w:eastAsia="Times New Roman"/>
-        </w:rPr>
-      </w:pPr>
-      <w:r>
-        <w:rPr>
-          <w:rFonts w:eastAsia="Times New Roman"/>
-        </w:rPr>
-        <w:t>“</w:t>
-      </w:r>
-      <w:r>
-        <w:rPr>
-          <w:rFonts w:eastAsia="Times New Roman"/>
-        </w:rPr>
-        <w:t xml:space="preserve">The couch is a </w:t>
-      </w:r>
-      <w:r>
-        <w:rPr>
-          <w:rFonts w:eastAsia="Times New Roman"/>
-        </w:rPr>
-        <w:t>fold</w:t>
-      </w:r>
-      <w:r>
-        <w:rPr>
-          <w:rFonts w:eastAsia="Times New Roman"/>
-        </w:rPr>
-        <w:t xml:space="preserve">-out, so you can sleep there. </w:t>
-      </w:r>
-      <w:r>
-        <w:rPr>
-          <w:rFonts w:eastAsia="Times New Roman"/>
-        </w:rPr>
-        <w:t>Sorry</w:t>
-      </w:r>
-      <w:r>
-        <w:rPr>
-          <w:rFonts w:eastAsia="Times New Roman"/>
-        </w:rPr>
-        <w:t xml:space="preserve"> for the mild state of disarray. I hadn’t expected </w:t>
-      </w:r>
-      <w:r>
-        <w:rPr>
-          <w:rFonts w:eastAsia="Times New Roman"/>
-        </w:rPr>
-        <w:t xml:space="preserve">to </w:t>
-      </w:r>
-      <w:r>
-        <w:rPr>
-          <w:rFonts w:eastAsia="Times New Roman"/>
-        </w:rPr>
-        <w:t>have</w:t>
-      </w:r>
-      <w:r>
-        <w:rPr>
-          <w:rFonts w:eastAsia="Times New Roman"/>
-        </w:rPr>
-        <w:t xml:space="preserve"> guests</w:t>
-      </w:r>
-      <w:r>
-        <w:rPr>
-          <w:rFonts w:eastAsia="Times New Roman"/>
-        </w:rPr>
-        <w:t xml:space="preserve">,” she said. </w:t>
-      </w:r>
-    </w:p>
-    <w:p>
-      <w:pPr>
-        <w:rPr>
-          <w:rFonts w:eastAsia="Times New Roman"/>
-        </w:rPr>
-      </w:pPr>
-      <w:r>
-        <w:rPr>
-          <w:rFonts w:eastAsia="Times New Roman"/>
-        </w:rPr>
-        <w:t xml:space="preserve">“Disarray? You call this disarray?” Akiko </w:t>
-      </w:r>
-      <w:r>
-        <w:rPr>
-          <w:rFonts w:eastAsia="Times New Roman"/>
-        </w:rPr>
-        <w:t>laughed</w:t>
-      </w:r>
-      <w:r>
-        <w:rPr>
-          <w:rFonts w:eastAsia="Times New Roman"/>
-        </w:rPr>
-        <w:t xml:space="preserve">. “Come </w:t>
-      </w:r>
-      <w:r>
-        <w:rPr>
-          <w:rFonts w:eastAsia="Times New Roman"/>
-        </w:rPr>
-        <w:t xml:space="preserve">the fuck </w:t>
-      </w:r>
-      <w:r>
-        <w:rPr>
-          <w:rFonts w:eastAsia="Times New Roman"/>
-        </w:rPr>
-        <w:t>on, this is even cleaner than the dorms I saw</w:t>
-      </w:r>
-      <w:r>
-        <w:rPr>
-          <w:rFonts w:eastAsia="Times New Roman"/>
-        </w:rPr>
-        <w:t xml:space="preserve"> in </w:t>
-      </w:r>
-      <w:r>
-        <w:rPr>
-          <w:rFonts w:eastAsia="Times New Roman"/>
-        </w:rPr>
-        <w:t>uni</w:t>
-      </w:r>
-      <w:r>
-        <w:rPr>
-          <w:rFonts w:eastAsia="Times New Roman"/>
-        </w:rPr>
-        <w:t>,</w:t>
-      </w:r>
-      <w:r>
-        <w:rPr>
-          <w:rFonts w:eastAsia="Times New Roman"/>
-        </w:rPr>
-        <w:t xml:space="preserve"> when guys would invite me over</w:t>
-      </w:r>
-      <w:r>
-        <w:rPr>
-          <w:rFonts w:eastAsia="Times New Roman"/>
-        </w:rPr>
-        <w:t xml:space="preserve"> </w:t>
-      </w:r>
-      <w:r>
-        <w:rPr>
-          <w:rFonts w:eastAsia="Times New Roman"/>
-        </w:rPr>
-        <w:t>to try and</w:t>
-      </w:r>
-      <w:r>
-        <w:rPr>
-          <w:rFonts w:eastAsia="Times New Roman"/>
-        </w:rPr>
-        <w:t xml:space="preserve"> get laid.”</w:t>
-      </w:r>
-    </w:p>
-    <w:p>
-      <w:pPr>
-        <w:rPr>
-          <w:rFonts w:eastAsia="Times New Roman"/>
-        </w:rPr>
-      </w:pPr>
-      <w:r>
-        <w:rPr>
-          <w:rFonts w:eastAsia="Times New Roman"/>
-        </w:rPr>
-        <w:t>“</w:t>
-      </w:r>
-      <w:r>
-        <w:rPr>
-          <w:rFonts w:eastAsia="Times New Roman"/>
-        </w:rPr>
-        <w:t>I’d hope you hold me to a higher standard than a hormone-addled schoolboy</w:t>
-      </w:r>
-      <w:r>
-        <w:rPr>
-          <w:rFonts w:eastAsia="Times New Roman"/>
-        </w:rPr>
-        <w:t>.”</w:t>
-      </w:r>
-    </w:p>
-    <w:p>
-      <w:pPr>
-        <w:rPr>
-          <w:rFonts w:eastAsia="Times New Roman"/>
-        </w:rPr>
-      </w:pPr>
-      <w:r>
-        <w:rPr>
-          <w:rFonts w:eastAsia="Times New Roman"/>
-        </w:rPr>
         <w:t xml:space="preserve"> “</w:t>
       </w:r>
       <w:r>
@@ -9948,7 +10127,6 @@
         <w:rPr>
           <w:rFonts w:eastAsia="Times New Roman"/>
         </w:rPr>
-        <w:lastRenderedPageBreak/>
         <w:t>“Because you grew up on a fleet?”</w:t>
       </w:r>
     </w:p>
@@ -10161,7 +10339,14 @@
         <w:rPr>
           <w:rFonts w:eastAsia="Times New Roman"/>
         </w:rPr>
-        <w:t xml:space="preserve"> morning, which meant Cassandra had to wake up early. </w:t>
+        <w:t xml:space="preserve"> morning, which meant Cassandra had to wake up </w:t>
+      </w:r>
+      <w:r>
+        <w:rPr>
+          <w:rFonts w:eastAsia="Times New Roman"/>
+        </w:rPr>
+        <w:lastRenderedPageBreak/>
+        <w:t xml:space="preserve">early. </w:t>
       </w:r>
       <w:r>
         <w:rPr>
@@ -10462,258 +10647,258 @@
         <w:rPr>
           <w:rFonts w:eastAsia="Times New Roman"/>
         </w:rPr>
+        <w:t xml:space="preserve">“Which he can then sell to whomever he pleases, </w:t>
+      </w:r>
+      <w:r>
+        <w:rPr>
+          <w:rFonts w:eastAsia="Times New Roman"/>
+        </w:rPr>
+        <w:t>with you</w:t>
+      </w:r>
+      <w:r>
+        <w:rPr>
+          <w:rFonts w:eastAsia="Times New Roman"/>
+        </w:rPr>
+        <w:t xml:space="preserve"> not around to lead the opposition</w:t>
+      </w:r>
+      <w:r>
+        <w:rPr>
+          <w:rFonts w:eastAsia="Times New Roman"/>
+        </w:rPr>
+        <w:t>?</w:t>
+      </w:r>
+      <w:r>
+        <w:rPr>
+          <w:rFonts w:eastAsia="Times New Roman"/>
+        </w:rPr>
+        <w:t xml:space="preserve">” Cassandra said, repeating the </w:t>
+      </w:r>
+      <w:r>
+        <w:rPr>
+          <w:rFonts w:eastAsia="Times New Roman"/>
+        </w:rPr>
+        <w:t>theory</w:t>
+      </w:r>
+      <w:r>
+        <w:rPr>
+          <w:rFonts w:eastAsia="Times New Roman"/>
+        </w:rPr>
+        <w:t xml:space="preserve"> she</w:t>
+      </w:r>
+      <w:r>
+        <w:rPr>
+          <w:rFonts w:eastAsia="Times New Roman"/>
+        </w:rPr>
+        <w:t>’</w:t>
+      </w:r>
+      <w:r>
+        <w:rPr>
+          <w:rFonts w:eastAsia="Times New Roman"/>
+        </w:rPr>
+        <w:t>d</w:t>
+      </w:r>
+      <w:r>
+        <w:rPr>
+          <w:rFonts w:eastAsia="Times New Roman"/>
+        </w:rPr>
+        <w:t xml:space="preserve"> discussed with</w:t>
+      </w:r>
+      <w:r>
+        <w:rPr>
+          <w:rFonts w:eastAsia="Times New Roman"/>
+        </w:rPr>
+        <w:t xml:space="preserve"> Akiko.</w:t>
+      </w:r>
+    </w:p>
+    <w:p>
+      <w:pPr>
+        <w:rPr>
+          <w:rFonts w:eastAsia="Times New Roman"/>
+        </w:rPr>
+      </w:pPr>
+      <w:r>
+        <w:rPr>
+          <w:rFonts w:eastAsia="Times New Roman"/>
+        </w:rPr>
+        <w:t xml:space="preserve">“Right as rain. He may have stolen the prototype, but he can’t start whoring it out to </w:t>
+      </w:r>
+      <w:r>
+        <w:rPr>
+          <w:rFonts w:eastAsia="Times New Roman"/>
+        </w:rPr>
+        <w:t>the feds</w:t>
+      </w:r>
+      <w:r>
+        <w:rPr>
+          <w:rFonts w:eastAsia="Times New Roman"/>
+        </w:rPr>
+        <w:t xml:space="preserve"> </w:t>
+      </w:r>
+      <w:r>
+        <w:rPr>
+          <w:rFonts w:eastAsia="Times New Roman"/>
+        </w:rPr>
+        <w:t>until</w:t>
+      </w:r>
+      <w:r>
+        <w:rPr>
+          <w:rFonts w:eastAsia="Times New Roman"/>
+        </w:rPr>
+        <w:t xml:space="preserve"> the board approves it</w:t>
+      </w:r>
+      <w:r>
+        <w:rPr>
+          <w:rFonts w:eastAsia="Times New Roman"/>
+        </w:rPr>
+        <w:t>,” Jackson replied.</w:t>
+      </w:r>
+    </w:p>
+    <w:p>
+      <w:pPr>
+        <w:rPr>
+          <w:rFonts w:eastAsia="Times New Roman"/>
+        </w:rPr>
+      </w:pPr>
+      <w:r>
+        <w:rPr>
+          <w:rFonts w:eastAsia="Times New Roman"/>
+        </w:rPr>
+        <w:t>Xiang now straightened his back and began to speak. “</w:t>
+      </w:r>
+      <w:r>
+        <w:rPr>
+          <w:rFonts w:eastAsia="Times New Roman"/>
+        </w:rPr>
+        <w:t>There will be a debate prior to the vote</w:t>
+      </w:r>
+      <w:r>
+        <w:rPr>
+          <w:rFonts w:eastAsia="Times New Roman"/>
+        </w:rPr>
+        <w:t>,</w:t>
+      </w:r>
+      <w:r>
+        <w:rPr>
+          <w:rFonts w:eastAsia="Times New Roman"/>
+        </w:rPr>
+        <w:t xml:space="preserve"> but</w:t>
+      </w:r>
+      <w:r>
+        <w:rPr>
+          <w:rFonts w:eastAsia="Times New Roman"/>
+        </w:rPr>
+        <w:t xml:space="preserve"> we expect less support than we received last time.</w:t>
+      </w:r>
+      <w:r>
+        <w:rPr>
+          <w:rFonts w:eastAsia="Times New Roman"/>
+        </w:rPr>
+        <w:t xml:space="preserve"> At least three</w:t>
+      </w:r>
+      <w:r>
+        <w:rPr>
+          <w:rFonts w:eastAsia="Times New Roman"/>
+        </w:rPr>
+        <w:t xml:space="preserve"> more</w:t>
+      </w:r>
+      <w:r>
+        <w:rPr>
+          <w:rFonts w:eastAsia="Times New Roman"/>
+        </w:rPr>
+        <w:t xml:space="preserve"> board members are now solidly in the </w:t>
+      </w:r>
+      <w:r>
+        <w:rPr>
+          <w:rFonts w:eastAsia="Times New Roman"/>
+        </w:rPr>
+        <w:t>chairman’s</w:t>
+      </w:r>
+      <w:r>
+        <w:rPr>
+          <w:rFonts w:eastAsia="Times New Roman"/>
+        </w:rPr>
+        <w:t xml:space="preserve"> faction</w:t>
+      </w:r>
+      <w:r>
+        <w:rPr>
+          <w:rFonts w:eastAsia="Times New Roman"/>
+        </w:rPr>
+        <w:t xml:space="preserve">, fearing </w:t>
+      </w:r>
+      <w:r>
+        <w:rPr>
+          <w:rFonts w:eastAsia="Times New Roman"/>
+        </w:rPr>
+        <w:t xml:space="preserve">that the unrest in Montreal contributed to the </w:t>
+      </w:r>
+      <w:r>
+        <w:rPr>
+          <w:rFonts w:eastAsia="Times New Roman"/>
+        </w:rPr>
+        <w:t>attack</w:t>
+      </w:r>
+      <w:r>
+        <w:rPr>
+          <w:rFonts w:eastAsia="Times New Roman"/>
+        </w:rPr>
+        <w:t>.</w:t>
+      </w:r>
+      <w:r>
+        <w:rPr>
+          <w:rFonts w:eastAsia="Times New Roman"/>
+        </w:rPr>
+        <w:t>”</w:t>
+      </w:r>
+    </w:p>
+    <w:p>
+      <w:pPr>
+        <w:rPr>
+          <w:rFonts w:eastAsia="Times New Roman"/>
+        </w:rPr>
+      </w:pPr>
+      <w:r>
+        <w:rPr>
+          <w:rFonts w:eastAsia="Times New Roman"/>
+        </w:rPr>
+        <w:t xml:space="preserve">“Even though there’s </w:t>
+      </w:r>
+      <w:r>
+        <w:rPr>
+          <w:rFonts w:eastAsia="Times New Roman"/>
+        </w:rPr>
+        <w:t>no evidence of that whatsoever</w:t>
+      </w:r>
+      <w:r>
+        <w:rPr>
+          <w:rFonts w:eastAsia="Times New Roman"/>
+        </w:rPr>
+        <w:t xml:space="preserve">?” </w:t>
+      </w:r>
+    </w:p>
+    <w:p>
+      <w:pPr>
+        <w:rPr>
+          <w:rFonts w:eastAsia="Times New Roman"/>
+        </w:rPr>
+      </w:pPr>
+      <w:r>
+        <w:rPr>
+          <w:rFonts w:eastAsia="Times New Roman"/>
+        </w:rPr>
+        <w:t>“Even so.”</w:t>
+      </w:r>
+    </w:p>
+    <w:p>
+      <w:pPr>
+        <w:rPr>
+          <w:rFonts w:eastAsia="Times New Roman"/>
+        </w:rPr>
+      </w:pPr>
+      <w:r>
+        <w:rPr>
+          <w:rFonts w:eastAsia="Times New Roman"/>
+        </w:rPr>
         <w:lastRenderedPageBreak/>
-        <w:t xml:space="preserve">“Which he can then sell to whomever he pleases, </w:t>
-      </w:r>
-      <w:r>
-        <w:rPr>
-          <w:rFonts w:eastAsia="Times New Roman"/>
-        </w:rPr>
-        <w:t>with you</w:t>
-      </w:r>
-      <w:r>
-        <w:rPr>
-          <w:rFonts w:eastAsia="Times New Roman"/>
-        </w:rPr>
-        <w:t xml:space="preserve"> not around to lead the opposition</w:t>
-      </w:r>
-      <w:r>
-        <w:rPr>
-          <w:rFonts w:eastAsia="Times New Roman"/>
-        </w:rPr>
-        <w:t>?</w:t>
-      </w:r>
-      <w:r>
-        <w:rPr>
-          <w:rFonts w:eastAsia="Times New Roman"/>
-        </w:rPr>
-        <w:t xml:space="preserve">” Cassandra said, repeating the </w:t>
-      </w:r>
-      <w:r>
-        <w:rPr>
-          <w:rFonts w:eastAsia="Times New Roman"/>
-        </w:rPr>
-        <w:t>theory</w:t>
-      </w:r>
-      <w:r>
-        <w:rPr>
-          <w:rFonts w:eastAsia="Times New Roman"/>
-        </w:rPr>
-        <w:t xml:space="preserve"> she</w:t>
-      </w:r>
-      <w:r>
-        <w:rPr>
-          <w:rFonts w:eastAsia="Times New Roman"/>
-        </w:rPr>
-        <w:t>’</w:t>
-      </w:r>
-      <w:r>
-        <w:rPr>
-          <w:rFonts w:eastAsia="Times New Roman"/>
-        </w:rPr>
-        <w:t>d</w:t>
-      </w:r>
-      <w:r>
-        <w:rPr>
-          <w:rFonts w:eastAsia="Times New Roman"/>
-        </w:rPr>
-        <w:t xml:space="preserve"> discussed with</w:t>
-      </w:r>
-      <w:r>
-        <w:rPr>
-          <w:rFonts w:eastAsia="Times New Roman"/>
-        </w:rPr>
-        <w:t xml:space="preserve"> Akiko.</w:t>
-      </w:r>
-    </w:p>
-    <w:p>
-      <w:pPr>
-        <w:rPr>
-          <w:rFonts w:eastAsia="Times New Roman"/>
-        </w:rPr>
-      </w:pPr>
-      <w:r>
-        <w:rPr>
-          <w:rFonts w:eastAsia="Times New Roman"/>
-        </w:rPr>
-        <w:t xml:space="preserve">“Right as rain. He may have stolen the prototype, but he can’t start whoring it out to </w:t>
-      </w:r>
-      <w:r>
-        <w:rPr>
-          <w:rFonts w:eastAsia="Times New Roman"/>
-        </w:rPr>
-        <w:t>the feds</w:t>
-      </w:r>
-      <w:r>
-        <w:rPr>
-          <w:rFonts w:eastAsia="Times New Roman"/>
-        </w:rPr>
-        <w:t xml:space="preserve"> </w:t>
-      </w:r>
-      <w:r>
-        <w:rPr>
-          <w:rFonts w:eastAsia="Times New Roman"/>
-        </w:rPr>
-        <w:t>until</w:t>
-      </w:r>
-      <w:r>
-        <w:rPr>
-          <w:rFonts w:eastAsia="Times New Roman"/>
-        </w:rPr>
-        <w:t xml:space="preserve"> the board approves it</w:t>
-      </w:r>
-      <w:r>
-        <w:rPr>
-          <w:rFonts w:eastAsia="Times New Roman"/>
-        </w:rPr>
-        <w:t>,” Jackson replied.</w:t>
-      </w:r>
-    </w:p>
-    <w:p>
-      <w:pPr>
-        <w:rPr>
-          <w:rFonts w:eastAsia="Times New Roman"/>
-        </w:rPr>
-      </w:pPr>
-      <w:r>
-        <w:rPr>
-          <w:rFonts w:eastAsia="Times New Roman"/>
-        </w:rPr>
-        <w:t>Xiang now straightened his back and began to speak. “</w:t>
-      </w:r>
-      <w:r>
-        <w:rPr>
-          <w:rFonts w:eastAsia="Times New Roman"/>
-        </w:rPr>
-        <w:t>There will be a debate prior to the vote</w:t>
-      </w:r>
-      <w:r>
-        <w:rPr>
-          <w:rFonts w:eastAsia="Times New Roman"/>
-        </w:rPr>
-        <w:t>,</w:t>
-      </w:r>
-      <w:r>
-        <w:rPr>
-          <w:rFonts w:eastAsia="Times New Roman"/>
-        </w:rPr>
-        <w:t xml:space="preserve"> but</w:t>
-      </w:r>
-      <w:r>
-        <w:rPr>
-          <w:rFonts w:eastAsia="Times New Roman"/>
-        </w:rPr>
-        <w:t xml:space="preserve"> we expect less support than we received last time.</w:t>
-      </w:r>
-      <w:r>
-        <w:rPr>
-          <w:rFonts w:eastAsia="Times New Roman"/>
-        </w:rPr>
-        <w:t xml:space="preserve"> At least three</w:t>
-      </w:r>
-      <w:r>
-        <w:rPr>
-          <w:rFonts w:eastAsia="Times New Roman"/>
-        </w:rPr>
-        <w:t xml:space="preserve"> more</w:t>
-      </w:r>
-      <w:r>
-        <w:rPr>
-          <w:rFonts w:eastAsia="Times New Roman"/>
-        </w:rPr>
-        <w:t xml:space="preserve"> board members are now solidly in the </w:t>
-      </w:r>
-      <w:r>
-        <w:rPr>
-          <w:rFonts w:eastAsia="Times New Roman"/>
-        </w:rPr>
-        <w:t>chairman’s</w:t>
-      </w:r>
-      <w:r>
-        <w:rPr>
-          <w:rFonts w:eastAsia="Times New Roman"/>
-        </w:rPr>
-        <w:t xml:space="preserve"> faction</w:t>
-      </w:r>
-      <w:r>
-        <w:rPr>
-          <w:rFonts w:eastAsia="Times New Roman"/>
-        </w:rPr>
-        <w:t xml:space="preserve">, fearing </w:t>
-      </w:r>
-      <w:r>
-        <w:rPr>
-          <w:rFonts w:eastAsia="Times New Roman"/>
-        </w:rPr>
-        <w:t xml:space="preserve">that the unrest in Montreal contributed to the </w:t>
-      </w:r>
-      <w:r>
-        <w:rPr>
-          <w:rFonts w:eastAsia="Times New Roman"/>
-        </w:rPr>
-        <w:t>attack</w:t>
-      </w:r>
-      <w:r>
-        <w:rPr>
-          <w:rFonts w:eastAsia="Times New Roman"/>
-        </w:rPr>
-        <w:t>.</w:t>
-      </w:r>
-      <w:r>
-        <w:rPr>
-          <w:rFonts w:eastAsia="Times New Roman"/>
-        </w:rPr>
-        <w:t>”</w:t>
-      </w:r>
-    </w:p>
-    <w:p>
-      <w:pPr>
-        <w:rPr>
-          <w:rFonts w:eastAsia="Times New Roman"/>
-        </w:rPr>
-      </w:pPr>
-      <w:r>
-        <w:rPr>
-          <w:rFonts w:eastAsia="Times New Roman"/>
-        </w:rPr>
-        <w:t xml:space="preserve">“Even though there’s </w:t>
-      </w:r>
-      <w:r>
-        <w:rPr>
-          <w:rFonts w:eastAsia="Times New Roman"/>
-        </w:rPr>
-        <w:t>no evidence of that whatsoever</w:t>
-      </w:r>
-      <w:r>
-        <w:rPr>
-          <w:rFonts w:eastAsia="Times New Roman"/>
-        </w:rPr>
-        <w:t xml:space="preserve">?” </w:t>
-      </w:r>
-    </w:p>
-    <w:p>
-      <w:pPr>
-        <w:rPr>
-          <w:rFonts w:eastAsia="Times New Roman"/>
-        </w:rPr>
-      </w:pPr>
-      <w:r>
-        <w:rPr>
-          <w:rFonts w:eastAsia="Times New Roman"/>
-        </w:rPr>
-        <w:t>“Even so.”</w:t>
-      </w:r>
-    </w:p>
-    <w:p>
-      <w:pPr>
-        <w:rPr>
-          <w:rFonts w:eastAsia="Times New Roman"/>
-        </w:rPr>
-      </w:pPr>
-      <w:r>
-        <w:rPr>
-          <w:rFonts w:eastAsia="Times New Roman"/>
-        </w:rPr>
         <w:t xml:space="preserve">“If everything else stays the same, that ties up the vote,” Cassandra said after some quick mental math. “And, of course, Lancaster gets to break ties. I’m guessing you </w:t>
       </w:r>
       <w:r>
@@ -10984,7 +11169,6 @@
         <w:rPr>
           <w:rFonts w:eastAsia="Times New Roman"/>
         </w:rPr>
-        <w:lastRenderedPageBreak/>
         <w:t xml:space="preserve">“Call it whatever you like. Just do your jobs.” Shufen slid a folder to each </w:t>
       </w:r>
       <w:r>
@@ -11182,6 +11366,7 @@
         <w:rPr>
           <w:rFonts w:eastAsia="Times New Roman"/>
         </w:rPr>
+        <w:lastRenderedPageBreak/>
         <w:t>“Your concern is noted, but I’m confident my daughter’s personal failings will have no impact on this task,” Shufen said. “Her arrangements for our return home from Athens were more than adequate, and she’s now aware of the threat we face. If you don’t trust her, trust me.”</w:t>
       </w:r>
     </w:p>
@@ -11495,6 +11680,7 @@
       </w:pPr>
       <w:bookmarkStart w:id="9" w:name="_Toc226238185"/>
       <w:r>
+        <w:lastRenderedPageBreak/>
         <w:t xml:space="preserve">Chapter 4 – </w:t>
       </w:r>
       <w:r>
@@ -11931,7 +12117,6 @@
         <w:rPr>
           <w:rFonts w:eastAsia="Times New Roman"/>
         </w:rPr>
-        <w:lastRenderedPageBreak/>
         <w:t>“Do you want to shower first, or can I?” Cassandra asked once she had finished stretching.</w:t>
       </w:r>
     </w:p>
@@ -12091,7 +12276,14 @@
         <w:rPr>
           <w:rFonts w:eastAsia="Times New Roman"/>
         </w:rPr>
-        <w:t>Things got pretty bad, which is why mom and dad sent me to study in Canada.</w:t>
+        <w:t xml:space="preserve">Things got pretty bad, which is why mom </w:t>
+      </w:r>
+      <w:r>
+        <w:rPr>
+          <w:rFonts w:eastAsia="Times New Roman"/>
+        </w:rPr>
+        <w:lastRenderedPageBreak/>
+        <w:t>and dad sent me to study in Canada.</w:t>
       </w:r>
       <w:r>
         <w:rPr>
@@ -12357,143 +12549,143 @@
         <w:rPr>
           <w:rFonts w:eastAsia="Times New Roman"/>
         </w:rPr>
+        <w:t>As they spoke, Cassandra carefully removed the talisman from the wall, folded it into a neat square, and slipped it into her pocket. Although Akiko questioned her attachment to a gift from an ex-partner whose power she didn’t even believe in, she knew better than to bring it up.</w:t>
+      </w:r>
+    </w:p>
+    <w:p>
+      <w:pPr>
+        <w:rPr>
+          <w:rFonts w:eastAsia="Times New Roman"/>
+        </w:rPr>
+      </w:pPr>
+      <w:r>
+        <w:rPr>
+          <w:rFonts w:eastAsia="Times New Roman"/>
+        </w:rPr>
+        <w:t>“Anyway, before I leave, there</w:t>
+      </w:r>
+      <w:r>
+        <w:rPr>
+          <w:rFonts w:eastAsia="Times New Roman"/>
+        </w:rPr>
+        <w:t xml:space="preserve">’s something important </w:t>
+      </w:r>
+      <w:r>
+        <w:rPr>
+          <w:rFonts w:eastAsia="Times New Roman"/>
+        </w:rPr>
+        <w:t>I wanted to ask you,” Cassandra continued</w:t>
+      </w:r>
+      <w:r>
+        <w:rPr>
+          <w:rFonts w:eastAsia="Times New Roman"/>
+        </w:rPr>
+        <w:t xml:space="preserve">. The </w:t>
+      </w:r>
+      <w:r>
+        <w:rPr>
+          <w:rFonts w:eastAsia="Times New Roman"/>
+        </w:rPr>
+        <w:t>warmth</w:t>
+      </w:r>
+      <w:r>
+        <w:rPr>
+          <w:rFonts w:eastAsia="Times New Roman"/>
+        </w:rPr>
+        <w:t xml:space="preserve"> on her face had completely vanished. </w:t>
+      </w:r>
+    </w:p>
+    <w:p>
+      <w:pPr>
+        <w:rPr>
+          <w:rFonts w:eastAsia="Times New Roman"/>
+        </w:rPr>
+      </w:pPr>
+      <w:r>
+        <w:rPr>
+          <w:rFonts w:eastAsia="Times New Roman"/>
+        </w:rPr>
+        <w:t>“</w:t>
+      </w:r>
+      <w:r>
+        <w:rPr>
+          <w:rFonts w:eastAsia="Times New Roman"/>
+        </w:rPr>
+        <w:t xml:space="preserve">Oh, I see how it is. Buttering me up before you </w:t>
+      </w:r>
+      <w:r>
+        <w:rPr>
+          <w:rFonts w:eastAsia="Times New Roman"/>
+        </w:rPr>
+        <w:t>call in</w:t>
+      </w:r>
+      <w:r>
+        <w:rPr>
+          <w:rFonts w:eastAsia="Times New Roman"/>
+        </w:rPr>
+        <w:t xml:space="preserve"> a favor, huh</w:t>
+      </w:r>
+      <w:r>
+        <w:rPr>
+          <w:rFonts w:eastAsia="Times New Roman"/>
+        </w:rPr>
+        <w:t>?” Akiko</w:t>
+      </w:r>
+      <w:r>
+        <w:rPr>
+          <w:rFonts w:eastAsia="Times New Roman"/>
+        </w:rPr>
+        <w:t xml:space="preserve"> joked, trying to hide her apprehension.</w:t>
+      </w:r>
+    </w:p>
+    <w:p>
+      <w:pPr>
+        <w:rPr>
+          <w:rFonts w:eastAsia="Times New Roman"/>
+        </w:rPr>
+      </w:pPr>
+      <w:r>
+        <w:rPr>
+          <w:rFonts w:eastAsia="Times New Roman"/>
+        </w:rPr>
+        <w:t xml:space="preserve">Cassandra seemed </w:t>
+      </w:r>
+      <w:r>
+        <w:rPr>
+          <w:rFonts w:eastAsia="Times New Roman"/>
+        </w:rPr>
+        <w:t>outright</w:t>
+      </w:r>
+      <w:r>
+        <w:rPr>
+          <w:rFonts w:eastAsia="Times New Roman"/>
+        </w:rPr>
+        <w:t xml:space="preserve"> offended. “Of course not. Everything I’ve said to you has been genuine.</w:t>
+      </w:r>
+      <w:r>
+        <w:rPr>
+          <w:rFonts w:eastAsia="Times New Roman"/>
+        </w:rPr>
+        <w:t xml:space="preserve"> And I want to be clear that what I’m about to ask isn’t an order, nor does it have any bearing on your stay at the Cloud Garden.</w:t>
+      </w:r>
+      <w:r>
+        <w:rPr>
+          <w:rFonts w:eastAsia="Times New Roman"/>
+        </w:rPr>
+        <w:t xml:space="preserve"> You can say no and we’ll forget this ever happened.”</w:t>
+      </w:r>
+    </w:p>
+    <w:p>
+      <w:pPr>
+        <w:rPr>
+          <w:rFonts w:eastAsia="Times New Roman"/>
+        </w:rPr>
+      </w:pPr>
+      <w:r>
+        <w:rPr>
+          <w:rFonts w:eastAsia="Times New Roman"/>
+        </w:rPr>
         <w:lastRenderedPageBreak/>
-        <w:t>As they spoke, Cassandra carefully removed the talisman from the wall, folded it into a neat square, and slipped it into her pocket. Although Akiko questioned her attachment to a gift from an ex-partner whose power she didn’t even believe in, she knew better than to bring it up.</w:t>
-      </w:r>
-    </w:p>
-    <w:p>
-      <w:pPr>
-        <w:rPr>
-          <w:rFonts w:eastAsia="Times New Roman"/>
-        </w:rPr>
-      </w:pPr>
-      <w:r>
-        <w:rPr>
-          <w:rFonts w:eastAsia="Times New Roman"/>
-        </w:rPr>
-        <w:t>“Anyway, before I leave, there</w:t>
-      </w:r>
-      <w:r>
-        <w:rPr>
-          <w:rFonts w:eastAsia="Times New Roman"/>
-        </w:rPr>
-        <w:t xml:space="preserve">’s something important </w:t>
-      </w:r>
-      <w:r>
-        <w:rPr>
-          <w:rFonts w:eastAsia="Times New Roman"/>
-        </w:rPr>
-        <w:t>I wanted to ask you,” Cassandra continued</w:t>
-      </w:r>
-      <w:r>
-        <w:rPr>
-          <w:rFonts w:eastAsia="Times New Roman"/>
-        </w:rPr>
-        <w:t xml:space="preserve">. The </w:t>
-      </w:r>
-      <w:r>
-        <w:rPr>
-          <w:rFonts w:eastAsia="Times New Roman"/>
-        </w:rPr>
-        <w:t>warmth</w:t>
-      </w:r>
-      <w:r>
-        <w:rPr>
-          <w:rFonts w:eastAsia="Times New Roman"/>
-        </w:rPr>
-        <w:t xml:space="preserve"> on her face had completely vanished. </w:t>
-      </w:r>
-    </w:p>
-    <w:p>
-      <w:pPr>
-        <w:rPr>
-          <w:rFonts w:eastAsia="Times New Roman"/>
-        </w:rPr>
-      </w:pPr>
-      <w:r>
-        <w:rPr>
-          <w:rFonts w:eastAsia="Times New Roman"/>
-        </w:rPr>
-        <w:t>“</w:t>
-      </w:r>
-      <w:r>
-        <w:rPr>
-          <w:rFonts w:eastAsia="Times New Roman"/>
-        </w:rPr>
-        <w:t xml:space="preserve">Oh, I see how it is. Buttering me up before you </w:t>
-      </w:r>
-      <w:r>
-        <w:rPr>
-          <w:rFonts w:eastAsia="Times New Roman"/>
-        </w:rPr>
-        <w:t>call in</w:t>
-      </w:r>
-      <w:r>
-        <w:rPr>
-          <w:rFonts w:eastAsia="Times New Roman"/>
-        </w:rPr>
-        <w:t xml:space="preserve"> a favor, huh</w:t>
-      </w:r>
-      <w:r>
-        <w:rPr>
-          <w:rFonts w:eastAsia="Times New Roman"/>
-        </w:rPr>
-        <w:t>?” Akiko</w:t>
-      </w:r>
-      <w:r>
-        <w:rPr>
-          <w:rFonts w:eastAsia="Times New Roman"/>
-        </w:rPr>
-        <w:t xml:space="preserve"> joked, trying to hide her apprehension.</w:t>
-      </w:r>
-    </w:p>
-    <w:p>
-      <w:pPr>
-        <w:rPr>
-          <w:rFonts w:eastAsia="Times New Roman"/>
-        </w:rPr>
-      </w:pPr>
-      <w:r>
-        <w:rPr>
-          <w:rFonts w:eastAsia="Times New Roman"/>
-        </w:rPr>
-        <w:t xml:space="preserve">Cassandra seemed </w:t>
-      </w:r>
-      <w:r>
-        <w:rPr>
-          <w:rFonts w:eastAsia="Times New Roman"/>
-        </w:rPr>
-        <w:t>outright</w:t>
-      </w:r>
-      <w:r>
-        <w:rPr>
-          <w:rFonts w:eastAsia="Times New Roman"/>
-        </w:rPr>
-        <w:t xml:space="preserve"> offended. “Of course not. Everything I’ve said to you has been genuine.</w:t>
-      </w:r>
-      <w:r>
-        <w:rPr>
-          <w:rFonts w:eastAsia="Times New Roman"/>
-        </w:rPr>
-        <w:t xml:space="preserve"> And I want to be clear that what I’m about to ask isn’t an order, nor does it have any bearing on your stay at the Cloud Garden.</w:t>
-      </w:r>
-      <w:r>
-        <w:rPr>
-          <w:rFonts w:eastAsia="Times New Roman"/>
-        </w:rPr>
-        <w:t xml:space="preserve"> You can say no and we’ll forget this ever happened.”</w:t>
-      </w:r>
-    </w:p>
-    <w:p>
-      <w:pPr>
-        <w:rPr>
-          <w:rFonts w:eastAsia="Times New Roman"/>
-        </w:rPr>
-      </w:pPr>
-      <w:r>
-        <w:rPr>
-          <w:rFonts w:eastAsia="Times New Roman"/>
-        </w:rPr>
         <w:t>“That’s more than a little ominous, but sure. Shoot.”</w:t>
       </w:r>
     </w:p>
@@ -12755,101 +12947,95 @@
         <w:rPr>
           <w:rFonts w:eastAsia="Times New Roman"/>
         </w:rPr>
-        <w:t xml:space="preserve"> get you clearance to enter, then all you have to do is plug a USB drive into their network, </w:t>
-      </w:r>
+        <w:t xml:space="preserve"> get you clearance to enter, then all you have to do is plug a USB drive into their network, and malware will take it from there. If we had more time, we could try a phishing scam to try and get remote access, but we don’t, so…”</w:t>
+      </w:r>
+    </w:p>
+    <w:p>
+      <w:pPr>
+        <w:rPr>
+          <w:rFonts w:eastAsia="Times New Roman"/>
+        </w:rPr>
+      </w:pPr>
+      <w:r>
+        <w:rPr>
+          <w:rFonts w:eastAsia="Times New Roman"/>
+        </w:rPr>
+        <w:t xml:space="preserve">Her </w:t>
+      </w:r>
+      <w:r>
+        <w:rPr>
+          <w:rFonts w:eastAsia="Times New Roman"/>
+        </w:rPr>
+        <w:t>scheme</w:t>
+      </w:r>
+      <w:r>
+        <w:rPr>
+          <w:rFonts w:eastAsia="Times New Roman"/>
+        </w:rPr>
+        <w:t xml:space="preserve"> sounded deceptively simple. However,</w:t>
+      </w:r>
+      <w:r>
+        <w:rPr>
+          <w:rFonts w:eastAsia="Times New Roman"/>
+        </w:rPr>
+        <w:t xml:space="preserve"> Akiko was not without a sense of self-preservation, and that </w:t>
+      </w:r>
+      <w:r>
+        <w:rPr>
+          <w:rFonts w:eastAsia="Times New Roman"/>
+        </w:rPr>
+        <w:t>sense was keen to remind her that inserting herself into company politics, by committing a crime no less, was the exact opposite of keeping her head down. Much better to live a comfy life at the Cloud Garden for as long as it took her to get back on her feet, and keep a wide berth from this nonsense.</w:t>
+      </w:r>
+    </w:p>
+    <w:p>
+      <w:pPr>
+        <w:rPr>
+          <w:rFonts w:eastAsia="Times New Roman"/>
+        </w:rPr>
+      </w:pPr>
+      <w:r>
+        <w:rPr>
+          <w:rFonts w:eastAsia="Times New Roman"/>
+        </w:rPr>
+        <w:t>It</w:t>
+      </w:r>
+      <w:r>
+        <w:rPr>
+          <w:rFonts w:eastAsia="Times New Roman"/>
+        </w:rPr>
+        <w:t xml:space="preserve"> was time to test Cassandra’s honesty.</w:t>
+      </w:r>
+    </w:p>
+    <w:p>
+      <w:pPr>
+        <w:rPr>
+          <w:rFonts w:eastAsia="Times New Roman"/>
+        </w:rPr>
+      </w:pPr>
+      <w:r>
+        <w:rPr>
+          <w:rFonts w:eastAsia="Times New Roman"/>
+        </w:rPr>
+        <w:t>“I’m sorry, I can’t do that,” Akiko said. “</w:t>
+      </w:r>
+      <w:r>
+        <w:rPr>
+          <w:rFonts w:eastAsia="Times New Roman"/>
+        </w:rPr>
+        <w:t>I’ve nearly been arrested, like, twice in the past week, so I’m not gonna commit an actual crime and give these dickheads another reason to come after me.”</w:t>
+      </w:r>
+    </w:p>
+    <w:p>
+      <w:pPr>
+        <w:rPr>
+          <w:rFonts w:eastAsia="Times New Roman"/>
+        </w:rPr>
+      </w:pPr>
       <w:r>
         <w:rPr>
           <w:rFonts w:eastAsia="Times New Roman"/>
         </w:rPr>
         <w:lastRenderedPageBreak/>
-        <w:t>and malware will take it from there. If we had more time, we could try a phishing scam to try and get remote access, but we don’t, so…”</w:t>
-      </w:r>
-    </w:p>
-    <w:p>
-      <w:pPr>
-        <w:rPr>
-          <w:rFonts w:eastAsia="Times New Roman"/>
-        </w:rPr>
-      </w:pPr>
-      <w:r>
-        <w:rPr>
-          <w:rFonts w:eastAsia="Times New Roman"/>
-        </w:rPr>
-        <w:t xml:space="preserve">Her </w:t>
-      </w:r>
-      <w:r>
-        <w:rPr>
-          <w:rFonts w:eastAsia="Times New Roman"/>
-        </w:rPr>
-        <w:t>scheme</w:t>
-      </w:r>
-      <w:r>
-        <w:rPr>
-          <w:rFonts w:eastAsia="Times New Roman"/>
-        </w:rPr>
-        <w:t xml:space="preserve"> sounded deceptively simple. However,</w:t>
-      </w:r>
-      <w:r>
-        <w:rPr>
-          <w:rFonts w:eastAsia="Times New Roman"/>
-        </w:rPr>
-        <w:t xml:space="preserve"> Akiko was not without a sense of self-preservation, and that </w:t>
-      </w:r>
-      <w:r>
-        <w:rPr>
-          <w:rFonts w:eastAsia="Times New Roman"/>
-        </w:rPr>
-        <w:t>sense was keen to remind her that inserting herself into company politics, by committing a crime no less, was the exact opposite of keeping her head down. Much better to live a comfy life at the Cloud Garden for as long as it took her to get back on her feet, and keep a wide berth from this nonsense.</w:t>
-      </w:r>
-    </w:p>
-    <w:p>
-      <w:pPr>
-        <w:rPr>
-          <w:rFonts w:eastAsia="Times New Roman"/>
-        </w:rPr>
-      </w:pPr>
-      <w:r>
-        <w:rPr>
-          <w:rFonts w:eastAsia="Times New Roman"/>
-        </w:rPr>
-        <w:t>It</w:t>
-      </w:r>
-      <w:r>
-        <w:rPr>
-          <w:rFonts w:eastAsia="Times New Roman"/>
-        </w:rPr>
-        <w:t xml:space="preserve"> was time to test Cassandra’s honesty.</w:t>
-      </w:r>
-    </w:p>
-    <w:p>
-      <w:pPr>
-        <w:rPr>
-          <w:rFonts w:eastAsia="Times New Roman"/>
-        </w:rPr>
-      </w:pPr>
-      <w:r>
-        <w:rPr>
-          <w:rFonts w:eastAsia="Times New Roman"/>
-        </w:rPr>
-        <w:t>“I’m sorry, I can’t do that,” Akiko said. “</w:t>
-      </w:r>
-      <w:r>
-        <w:rPr>
-          <w:rFonts w:eastAsia="Times New Roman"/>
-        </w:rPr>
-        <w:t>I’ve nearly been arrested, like, twice in the past week, so I’m not gonna commit an actual crime and give these dickheads another reason to come after me.”</w:t>
-      </w:r>
-    </w:p>
-    <w:p>
-      <w:pPr>
-        <w:rPr>
-          <w:rFonts w:eastAsia="Times New Roman"/>
-        </w:rPr>
-      </w:pPr>
-      <w:r>
-        <w:rPr>
-          <w:rFonts w:eastAsia="Times New Roman"/>
-        </w:rPr>
         <w:t xml:space="preserve">She expected Cassandra to be angry, to renege on </w:t>
       </w:r>
       <w:r>
@@ -13188,6 +13374,7 @@
       </w:pPr>
       <w:bookmarkStart w:id="10" w:name="_Toc226238186"/>
       <w:r>
+        <w:lastRenderedPageBreak/>
         <w:t>Chapter 5 – Across the Aisle</w:t>
       </w:r>
       <w:bookmarkEnd w:id="10"/>
@@ -13468,7 +13655,6 @@
         <w:rPr>
           <w:rFonts w:eastAsia="Times New Roman"/>
         </w:rPr>
-        <w:lastRenderedPageBreak/>
         <w:t>“She’s not a toy. I let her stay at my place because she needed a home, not because I’m trying to sleep with her. Besides, I don’t even know if she likes girls.”</w:t>
       </w:r>
     </w:p>
@@ -13650,6 +13836,7 @@
         <w:rPr>
           <w:rFonts w:eastAsia="Times New Roman"/>
         </w:rPr>
+        <w:lastRenderedPageBreak/>
         <w:t xml:space="preserve">“Neither of them </w:t>
       </w:r>
       <w:r>

--- a/Peregrine 2020.docx
+++ b/Peregrine 2020.docx
@@ -939,7 +939,10 @@
         <w:t>shot</w:t>
       </w:r>
       <w:r>
-        <w:t xml:space="preserve"> dead on the streets outside the station</w:t>
+        <w:t xml:space="preserve"> dead on the </w:t>
+      </w:r>
+      <w:r>
+        <w:t>campus streets</w:t>
       </w:r>
       <w:r>
         <w:t xml:space="preserve">, and that put an end to any hopes she had </w:t>
@@ -983,25 +986,52 @@
         <w:t>.</w:t>
       </w:r>
       <w:r>
-        <w:t xml:space="preserve"> Nominally the enforcement arm that </w:t>
-      </w:r>
-      <w:r>
-        <w:t>her company employed</w:t>
-      </w:r>
-      <w:r>
-        <w:t xml:space="preserve"> to keep </w:t>
+        <w:t xml:space="preserve"> </w:t>
+      </w:r>
+      <w:r>
+        <w:t>While the police busied themselves with the body, her company</w:t>
+      </w:r>
+      <w:r>
+        <w:t xml:space="preserve"> had</w:t>
+      </w:r>
+      <w:r>
+        <w:t xml:space="preserve"> </w:t>
+      </w:r>
+      <w:r>
+        <w:t>dispatched</w:t>
+      </w:r>
+      <w:r>
+        <w:t xml:space="preserve"> </w:t>
       </w:r>
       <w:r>
         <w:t>its</w:t>
       </w:r>
       <w:r>
-        <w:t xml:space="preserve"> branches in line, </w:t>
-      </w:r>
-      <w:r>
-        <w:t>Rose</w:t>
-      </w:r>
-      <w:r>
-        <w:t xml:space="preserve"> House had since wormed their way into all kinds of functions. </w:t>
+        <w:t xml:space="preserve"> own enforcers to “restore order</w:t>
+      </w:r>
+      <w:r>
+        <w:t>,</w:t>
+      </w:r>
+      <w:r>
+        <w:t>”</w:t>
+      </w:r>
+      <w:r>
+        <w:t xml:space="preserve"> much to the </w:t>
+      </w:r>
+      <w:r>
+        <w:t>dismay</w:t>
+      </w:r>
+      <w:r>
+        <w:t xml:space="preserve"> </w:t>
+      </w:r>
+      <w:r>
+        <w:t>of</w:t>
+      </w:r>
+      <w:r>
+        <w:t xml:space="preserve"> the workers detained.</w:t>
+      </w:r>
+      <w:r>
+        <w:t xml:space="preserve"> </w:t>
       </w:r>
       <w:r>
         <w:t xml:space="preserve">This </w:t>
@@ -1022,10 +1052,10 @@
         <w:t xml:space="preserve"> brought in </w:t>
       </w:r>
       <w:r>
-        <w:t xml:space="preserve">question any </w:t>
-      </w:r>
-      <w:r>
-        <w:t xml:space="preserve">potential </w:t>
+        <w:t>in to interrogate</w:t>
+      </w:r>
+      <w:r>
+        <w:t xml:space="preserve"> </w:t>
       </w:r>
       <w:r>
         <w:t>witnesses</w:t>
@@ -1459,7 +1489,13 @@
         <w:t>Listen, c</w:t>
       </w:r>
       <w:r>
-        <w:t xml:space="preserve">an I go now? My train leaves in…about twenty minutes” </w:t>
+        <w:t>an I go now? My train leaves in…about twenty minutes</w:t>
+      </w:r>
+      <w:r>
+        <w:t>.</w:t>
+      </w:r>
+      <w:r>
+        <w:t xml:space="preserve">” </w:t>
       </w:r>
     </w:p>
     <w:p>
@@ -2284,16 +2320,7 @@
         <w:t xml:space="preserve">always </w:t>
       </w:r>
       <w:r>
-        <w:t>been tension between the Montreal campus and the company’s leadership</w:t>
-      </w:r>
-      <w:r>
-        <w:t xml:space="preserve">, </w:t>
-      </w:r>
-      <w:r>
-        <w:t>which has begotten the current talk of a union</w:t>
-      </w:r>
-      <w:r>
-        <w:t>, but this was the first time she could remember that it had led to violence</w:t>
+        <w:t>been tension between the Montreal campus and the company’s leadership, but this was the first time she could remember that it had led to violence</w:t>
       </w:r>
       <w:r>
         <w:t>.</w:t>
@@ -4037,31 +4064,43 @@
         <w:rPr>
           <w:lang w:eastAsia="ja-JP"/>
         </w:rPr>
-        <w:t xml:space="preserve">for </w:t>
-      </w:r>
-      <w:r>
-        <w:rPr>
-          <w:lang w:eastAsia="ja-JP"/>
-        </w:rPr>
-        <w:t>New York</w:t>
-      </w:r>
-      <w:r>
-        <w:rPr>
-          <w:lang w:eastAsia="ja-JP"/>
-        </w:rPr>
-        <w:t xml:space="preserve"> to </w:t>
-      </w:r>
-      <w:r>
-        <w:rPr>
-          <w:lang w:eastAsia="ja-JP"/>
-        </w:rPr>
-        <w:t>promote</w:t>
-      </w:r>
-      <w:r>
-        <w:rPr>
-          <w:lang w:eastAsia="ja-JP"/>
-        </w:rPr>
-        <w:t xml:space="preserve"> the union only further estranged him</w:t>
+        <w:t xml:space="preserve">the company to </w:t>
+      </w:r>
+      <w:r>
+        <w:rPr>
+          <w:lang w:eastAsia="ja-JP"/>
+        </w:rPr>
+        <w:t>start a restaurant</w:t>
+      </w:r>
+      <w:r>
+        <w:rPr>
+          <w:lang w:eastAsia="ja-JP"/>
+        </w:rPr>
+        <w:t xml:space="preserve"> only further estranged him</w:t>
+      </w:r>
+      <w:r>
+        <w:rPr>
+          <w:lang w:eastAsia="ja-JP"/>
+        </w:rPr>
+        <w:t>.</w:t>
+      </w:r>
+      <w:r>
+        <w:rPr>
+          <w:lang w:eastAsia="ja-JP"/>
+        </w:rPr>
+        <w:t xml:space="preserve"> Last she’d heard, </w:t>
+      </w:r>
+      <w:r>
+        <w:rPr>
+          <w:lang w:eastAsia="ja-JP"/>
+        </w:rPr>
+        <w:t>the business</w:t>
+      </w:r>
+      <w:r>
+        <w:rPr>
+          <w:lang w:eastAsia="ja-JP"/>
+        </w:rPr>
+        <w:t xml:space="preserve"> was doing well</w:t>
       </w:r>
       <w:r>
         <w:rPr>
@@ -4560,7 +4599,81 @@
         <w:rPr>
           <w:lang w:eastAsia="ja-JP"/>
         </w:rPr>
-        <w:t xml:space="preserve">“Have you had the </w:t>
+        <w:t>“</w:t>
+      </w:r>
+      <w:r>
+        <w:rPr>
+          <w:lang w:eastAsia="ja-JP"/>
+        </w:rPr>
+        <w:t>Come on in. I already swept the place for bugs,” he said.</w:t>
+      </w:r>
+    </w:p>
+    <w:p>
+      <w:pPr>
+        <w:rPr>
+          <w:lang w:eastAsia="ja-JP"/>
+        </w:rPr>
+      </w:pPr>
+      <w:r>
+        <w:rPr>
+          <w:lang w:eastAsia="ja-JP"/>
+        </w:rPr>
+        <w:t>“</w:t>
+      </w:r>
+      <w:r>
+        <w:rPr>
+          <w:lang w:eastAsia="ja-JP"/>
+        </w:rPr>
+        <w:t>You’ll forgive me if I don’t take your word for it,” Cassandra replied</w:t>
+      </w:r>
+      <w:r>
+        <w:rPr>
+          <w:lang w:eastAsia="ja-JP"/>
+        </w:rPr>
+        <w:t>, immediately beginning her own check for listening devices.</w:t>
+      </w:r>
+    </w:p>
+    <w:p>
+      <w:pPr>
+        <w:rPr>
+          <w:lang w:eastAsia="ja-JP"/>
+        </w:rPr>
+      </w:pPr>
+      <w:r>
+        <w:rPr>
+          <w:lang w:eastAsia="ja-JP"/>
+        </w:rPr>
+        <w:t>“Suit yourself.” He turned to the rest of the group</w:t>
+      </w:r>
+      <w:r>
+        <w:rPr>
+          <w:lang w:eastAsia="ja-JP"/>
+        </w:rPr>
+        <w:t xml:space="preserve"> and wiggled the cup, letting a bit of wine spill onto </w:t>
+      </w:r>
+      <w:r>
+        <w:rPr>
+          <w:lang w:eastAsia="ja-JP"/>
+        </w:rPr>
+        <w:t>the black</w:t>
+      </w:r>
+      <w:r>
+        <w:rPr>
+          <w:lang w:eastAsia="ja-JP"/>
+        </w:rPr>
+        <w:t xml:space="preserve"> hoodie he considered formal wear</w:t>
+      </w:r>
+      <w:r>
+        <w:rPr>
+          <w:lang w:eastAsia="ja-JP"/>
+        </w:rPr>
+        <w:t>. “While we’re waiting, h</w:t>
+      </w:r>
+      <w:r>
+        <w:rPr>
+          <w:lang w:eastAsia="ja-JP"/>
+        </w:rPr>
+        <w:t xml:space="preserve">ave you had the </w:t>
       </w:r>
       <w:r>
         <w:rPr>
@@ -4572,7 +4685,25 @@
         <w:rPr>
           <w:lang w:eastAsia="ja-JP"/>
         </w:rPr>
-        <w:t xml:space="preserve"> they’re serving down there?” he asked. “</w:t>
+        <w:t xml:space="preserve"> they’re serving </w:t>
+      </w:r>
+      <w:r>
+        <w:rPr>
+          <w:lang w:eastAsia="ja-JP"/>
+        </w:rPr>
+        <w:t>in the main hall</w:t>
+      </w:r>
+      <w:r>
+        <w:rPr>
+          <w:lang w:eastAsia="ja-JP"/>
+        </w:rPr>
+        <w:t>?</w:t>
+      </w:r>
+      <w:r>
+        <w:rPr>
+          <w:lang w:eastAsia="ja-JP"/>
+        </w:rPr>
+        <w:t xml:space="preserve"> </w:t>
       </w:r>
       <w:r>
         <w:rPr>
@@ -4603,7 +4734,19 @@
         <w:rPr>
           <w:lang w:eastAsia="ja-JP"/>
         </w:rPr>
-        <w:t>. They aren’t even serving Camembert at the buffet,</w:t>
+        <w:t xml:space="preserve">. They </w:t>
+      </w:r>
+      <w:r>
+        <w:rPr>
+          <w:lang w:eastAsia="ja-JP"/>
+        </w:rPr>
+        <w:t>don’t even have</w:t>
+      </w:r>
+      <w:r>
+        <w:rPr>
+          <w:lang w:eastAsia="ja-JP"/>
+        </w:rPr>
+        <w:t xml:space="preserve"> Camembert at the buffet,</w:t>
       </w:r>
       <w:r>
         <w:rPr>
@@ -4726,74 +4869,38 @@
         <w:rPr>
           <w:lang w:eastAsia="ja-JP"/>
         </w:rPr>
-        <w:t xml:space="preserve"> we’re responsible. </w:t>
-      </w:r>
-      <w:r>
-        <w:rPr>
-          <w:lang w:eastAsia="ja-JP"/>
-        </w:rPr>
-        <w:t xml:space="preserve">If we can’t prove that we have </w:t>
-      </w:r>
-      <w:r>
-        <w:rPr>
-          <w:lang w:eastAsia="ja-JP"/>
-        </w:rPr>
-        <w:t>things</w:t>
-      </w:r>
-      <w:r>
-        <w:rPr>
-          <w:lang w:eastAsia="ja-JP"/>
-        </w:rPr>
-        <w:t xml:space="preserve"> under control, </w:t>
-      </w:r>
-      <w:r>
-        <w:rPr>
-          <w:lang w:eastAsia="ja-JP"/>
-        </w:rPr>
-        <w:t>all of us are</w:t>
-      </w:r>
-      <w:r>
-        <w:rPr>
-          <w:lang w:eastAsia="ja-JP"/>
-        </w:rPr>
-        <w:t xml:space="preserve"> getting sacked</w:t>
-      </w:r>
-      <w:r>
-        <w:rPr>
-          <w:lang w:eastAsia="ja-JP"/>
-        </w:rPr>
-        <w:t xml:space="preserve"> or worse</w:t>
-      </w:r>
-      <w:r>
-        <w:rPr>
-          <w:lang w:eastAsia="ja-JP"/>
-        </w:rPr>
-        <w:t xml:space="preserve">, and your dreams of </w:t>
-      </w:r>
-      <w:r>
-        <w:rPr>
-          <w:lang w:eastAsia="ja-JP"/>
-        </w:rPr>
-        <w:t>independence</w:t>
-      </w:r>
-      <w:r>
-        <w:rPr>
-          <w:lang w:eastAsia="ja-JP"/>
-        </w:rPr>
-        <w:t xml:space="preserve"> are going bye-bye.”</w:t>
-      </w:r>
-    </w:p>
-    <w:p>
-      <w:pPr>
-        <w:rPr>
-          <w:lang w:eastAsia="ja-JP"/>
-        </w:rPr>
-      </w:pPr>
-      <w:r>
-        <w:rPr>
-          <w:lang w:eastAsia="ja-JP"/>
-        </w:rPr>
-        <w:t xml:space="preserve">“They suspect us? None of us were anywhere near the crime when it happened, except for one of our engineers, and she was already cleared by Rose House,” Cassandra said. </w:t>
+        <w:t xml:space="preserve"> we’re responsible.</w:t>
+      </w:r>
+      <w:r>
+        <w:rPr>
+          <w:lang w:eastAsia="ja-JP"/>
+        </w:rPr>
+        <w:t>”</w:t>
+      </w:r>
+    </w:p>
+    <w:p>
+      <w:pPr>
+        <w:rPr>
+          <w:lang w:eastAsia="ja-JP"/>
+        </w:rPr>
+      </w:pPr>
+      <w:r>
+        <w:rPr>
+          <w:lang w:eastAsia="ja-JP"/>
+        </w:rPr>
+        <w:t>“They suspect us? None of us were anywhere near the crime when it happened, except for one of our engineers, and she was already cleared by Rose House,” Cassandra said</w:t>
+      </w:r>
+      <w:r>
+        <w:rPr>
+          <w:lang w:eastAsia="ja-JP"/>
+        </w:rPr>
+        <w:t xml:space="preserve"> from underneath the table</w:t>
+      </w:r>
+      <w:r>
+        <w:rPr>
+          <w:lang w:eastAsia="ja-JP"/>
+        </w:rPr>
+        <w:t xml:space="preserve">. </w:t>
       </w:r>
     </w:p>
     <w:p>
@@ -4813,6 +4920,12 @@
           <w:lang w:eastAsia="ja-JP"/>
         </w:rPr>
         <w:t xml:space="preserve">that we </w:t>
+      </w:r>
+      <w:r>
+        <w:rPr>
+          <w:lang w:eastAsia="ja-JP"/>
+        </w:rPr>
+        <w:t>literally</w:t>
       </w:r>
       <w:r>
         <w:rPr>
@@ -4820,13 +4933,13 @@
           <w:iCs/>
           <w:lang w:eastAsia="ja-JP"/>
         </w:rPr>
-        <w:t xml:space="preserve">literally </w:t>
-      </w:r>
-      <w:r>
-        <w:rPr>
-          <w:lang w:eastAsia="ja-JP"/>
-        </w:rPr>
-        <w:t>did it</w:t>
+        <w:t xml:space="preserve"> </w:t>
+      </w:r>
+      <w:r>
+        <w:rPr>
+          <w:lang w:eastAsia="ja-JP"/>
+        </w:rPr>
+        <w:t>pulled the trigger</w:t>
       </w:r>
       <w:r>
         <w:rPr>
@@ -4869,7 +4982,19 @@
         <w:rPr>
           <w:lang w:eastAsia="ja-JP"/>
         </w:rPr>
-        <w:t>“Watertight is never gonna happen, but we’ve covered as many bases as we can. Dr. Fairchild, if you would?”</w:t>
+        <w:t xml:space="preserve">“Watertight is never gonna happen, but we’ve covered as many bases as we can. </w:t>
+      </w:r>
+      <w:r>
+        <w:rPr>
+          <w:lang w:eastAsia="ja-JP"/>
+        </w:rPr>
+        <w:t xml:space="preserve">Anyway, I’m not seeing anything suspicious, so </w:t>
+      </w:r>
+      <w:r>
+        <w:rPr>
+          <w:lang w:eastAsia="ja-JP"/>
+        </w:rPr>
+        <w:t>Dr. Fairchild, if you would?”</w:t>
       </w:r>
     </w:p>
     <w:p>
@@ -4907,6 +5032,7 @@
         <w:rPr>
           <w:lang w:eastAsia="ja-JP"/>
         </w:rPr>
+        <w:lastRenderedPageBreak/>
         <w:t>“</w:t>
       </w:r>
       <w:r>
@@ -4982,7 +5108,6 @@
         <w:rPr>
           <w:lang w:eastAsia="ja-JP"/>
         </w:rPr>
-        <w:lastRenderedPageBreak/>
         <w:t xml:space="preserve">That information was news to Cassandra. She knew the project had been troubled, but not that it had a body count attached, much less Marcus’ own daughter. Though she understood why he might </w:t>
       </w:r>
       <w:r>
@@ -5040,7 +5165,37 @@
         <w:rPr>
           <w:lang w:eastAsia="ja-JP"/>
         </w:rPr>
-        <w:t xml:space="preserve"> its prior cancellation gives us an advantage.</w:t>
+        <w:t xml:space="preserve"> </w:t>
+      </w:r>
+      <w:r>
+        <w:rPr>
+          <w:lang w:eastAsia="ja-JP"/>
+        </w:rPr>
+        <w:t>restarting a cancelled project</w:t>
+      </w:r>
+      <w:r>
+        <w:rPr>
+          <w:lang w:eastAsia="ja-JP"/>
+        </w:rPr>
+        <w:t xml:space="preserve"> gives us an advantage</w:t>
+      </w:r>
+      <w:r>
+        <w:rPr>
+          <w:lang w:eastAsia="ja-JP"/>
+        </w:rPr>
+        <w:t xml:space="preserve">, because that means we can </w:t>
+      </w:r>
+      <w:r>
+        <w:rPr>
+          <w:lang w:eastAsia="ja-JP"/>
+        </w:rPr>
+        <w:t>reuse leftover assets</w:t>
+      </w:r>
+      <w:r>
+        <w:rPr>
+          <w:lang w:eastAsia="ja-JP"/>
+        </w:rPr>
+        <w:t>.</w:t>
       </w:r>
       <w:r>
         <w:rPr>
@@ -5108,6 +5263,12 @@
         <w:rPr>
           <w:lang w:eastAsia="ja-JP"/>
         </w:rPr>
+        <w:t xml:space="preserve"> Of course, Headquarters can’t know, or they’ll shut the whole thing down.</w:t>
+      </w:r>
+      <w:r>
+        <w:rPr>
+          <w:lang w:eastAsia="ja-JP"/>
+        </w:rPr>
         <w:t>”</w:t>
       </w:r>
     </w:p>
@@ -5121,158 +5282,563 @@
         <w:rPr>
           <w:lang w:eastAsia="ja-JP"/>
         </w:rPr>
+        <w:t xml:space="preserve">Jackson let out a scornful laugh. </w:t>
+      </w:r>
+      <w:r>
+        <w:rPr>
+          <w:lang w:eastAsia="ja-JP"/>
+        </w:rPr>
+        <w:t xml:space="preserve">“That’s cool, except it’s not going to work. </w:t>
+      </w:r>
+      <w:r>
+        <w:rPr>
+          <w:lang w:eastAsia="ja-JP"/>
+        </w:rPr>
+        <w:t xml:space="preserve">HQ isn’t going to sell or negotiate. </w:t>
+      </w:r>
+      <w:r>
+        <w:rPr>
+          <w:lang w:eastAsia="ja-JP"/>
+        </w:rPr>
+        <w:t>As soon as one of their own died, their policy for dealing with the union shifted from appeasement to extermination.</w:t>
+      </w:r>
+      <w:r>
+        <w:rPr>
+          <w:lang w:eastAsia="ja-JP"/>
+        </w:rPr>
+        <w:t xml:space="preserve"> I’ve picked up chatter from the board about how they’ve let things get out of hand in Montreal, and that they need wipe the slate clean, meaning everyone in this room is getting sacked</w:t>
+      </w:r>
+      <w:r>
+        <w:rPr>
+          <w:lang w:eastAsia="ja-JP"/>
+        </w:rPr>
+        <w:t>, or worse</w:t>
+      </w:r>
+      <w:r>
+        <w:rPr>
+          <w:lang w:eastAsia="ja-JP"/>
+        </w:rPr>
+        <w:t>.</w:t>
+      </w:r>
+      <w:r>
+        <w:rPr>
+          <w:lang w:eastAsia="ja-JP"/>
+        </w:rPr>
+        <w:t>”</w:t>
+      </w:r>
+    </w:p>
+    <w:p>
+      <w:pPr>
+        <w:rPr>
+          <w:lang w:eastAsia="ja-JP"/>
+        </w:rPr>
+      </w:pPr>
+      <w:r>
+        <w:rPr>
+          <w:lang w:eastAsia="ja-JP"/>
+        </w:rPr>
+        <w:t xml:space="preserve">“There’d be a general strike if they </w:t>
+      </w:r>
+      <w:r>
+        <w:rPr>
+          <w:lang w:eastAsia="ja-JP"/>
+        </w:rPr>
+        <w:t>tried</w:t>
+      </w:r>
+      <w:r>
+        <w:rPr>
+          <w:lang w:eastAsia="ja-JP"/>
+        </w:rPr>
+        <w:t>,” Cassandra said.</w:t>
+      </w:r>
+    </w:p>
+    <w:p>
+      <w:pPr>
+        <w:rPr>
+          <w:lang w:eastAsia="ja-JP"/>
+        </w:rPr>
+      </w:pPr>
+      <w:r>
+        <w:rPr>
+          <w:lang w:eastAsia="ja-JP"/>
+        </w:rPr>
+        <w:t>“And they’re willing to pay that cost if it gets our heads on pikes.</w:t>
+      </w:r>
+      <w:r>
+        <w:rPr>
+          <w:lang w:eastAsia="ja-JP"/>
+        </w:rPr>
+        <w:t>”</w:t>
+      </w:r>
+    </w:p>
+    <w:p>
+      <w:pPr>
+        <w:rPr>
+          <w:lang w:eastAsia="ja-JP"/>
+        </w:rPr>
+      </w:pPr>
+      <w:r>
+        <w:rPr>
+          <w:lang w:eastAsia="ja-JP"/>
+        </w:rPr>
+        <w:t xml:space="preserve">The room fell into silence as they considered Jackson’s words. </w:t>
+      </w:r>
+    </w:p>
+    <w:p>
+      <w:pPr>
+        <w:rPr>
+          <w:lang w:eastAsia="ja-JP"/>
+        </w:rPr>
+      </w:pPr>
+    </w:p>
+    <w:p>
+      <w:pPr>
+        <w:rPr>
+          <w:lang w:eastAsia="ja-JP"/>
+        </w:rPr>
+      </w:pPr>
+    </w:p>
+    <w:p>
+      <w:pPr>
+        <w:rPr>
+          <w:lang w:eastAsia="ja-JP"/>
+        </w:rPr>
+      </w:pPr>
+    </w:p>
+    <w:p>
+      <w:pPr>
+        <w:rPr>
+          <w:lang w:eastAsia="ja-JP"/>
+        </w:rPr>
+      </w:pPr>
+    </w:p>
+    <w:p>
+      <w:pPr>
+        <w:rPr>
+          <w:lang w:eastAsia="ja-JP"/>
+        </w:rPr>
+      </w:pPr>
+      <w:r>
+        <w:rPr>
+          <w:lang w:eastAsia="ja-JP"/>
+        </w:rPr>
+        <w:lastRenderedPageBreak/>
+        <w:t xml:space="preserve">While Lancaster prattled </w:t>
+      </w:r>
+      <w:r>
+        <w:rPr>
+          <w:lang w:eastAsia="ja-JP"/>
+        </w:rPr>
+        <w:t>on</w:t>
+      </w:r>
+      <w:r>
+        <w:rPr>
+          <w:lang w:eastAsia="ja-JP"/>
+        </w:rPr>
+        <w:t>, Cassandra politely excused herself from the room</w:t>
+      </w:r>
+      <w:r>
+        <w:rPr>
+          <w:lang w:eastAsia="ja-JP"/>
+        </w:rPr>
+        <w:t xml:space="preserve"> and made her way past the guests who were still perusing other exhibits, or standing in line for refreshments.</w:t>
+      </w:r>
+      <w:r>
+        <w:rPr>
+          <w:lang w:eastAsia="ja-JP"/>
+        </w:rPr>
+        <w:t xml:space="preserve"> Just as expected, she </w:t>
+      </w:r>
+      <w:r>
+        <w:rPr>
+          <w:lang w:eastAsia="ja-JP"/>
+        </w:rPr>
+        <w:t>met</w:t>
+      </w:r>
+      <w:r>
+        <w:rPr>
+          <w:lang w:eastAsia="ja-JP"/>
+        </w:rPr>
+        <w:t xml:space="preserve"> Elias on the </w:t>
+      </w:r>
+      <w:r>
+        <w:rPr>
+          <w:lang w:eastAsia="ja-JP"/>
+        </w:rPr>
+        <w:t>w</w:t>
+      </w:r>
+      <w:r>
+        <w:rPr>
+          <w:lang w:eastAsia="ja-JP"/>
+        </w:rPr>
+        <w:t>ing’s</w:t>
+      </w:r>
+      <w:r>
+        <w:rPr>
+          <w:lang w:eastAsia="ja-JP"/>
+        </w:rPr>
+        <w:t xml:space="preserve"> ivy-coated balcony</w:t>
+      </w:r>
+      <w:r>
+        <w:rPr>
+          <w:lang w:eastAsia="ja-JP"/>
+        </w:rPr>
+        <w:t>, looking out over the coastline with neither cigarette nor drink in his hands.</w:t>
+      </w:r>
+    </w:p>
+    <w:p>
+      <w:pPr>
+        <w:rPr>
+          <w:lang w:eastAsia="ja-JP"/>
+        </w:rPr>
+      </w:pPr>
+      <w:r>
+        <w:rPr>
+          <w:lang w:eastAsia="ja-JP"/>
+        </w:rPr>
+        <w:t>“What are you doing out here, big bro?” she asked in Mandarin. “You’re missing our presentation, even if the chairman’s the one giving it.”</w:t>
+      </w:r>
+    </w:p>
+    <w:p>
+      <w:pPr>
+        <w:rPr>
+          <w:lang w:eastAsia="ja-JP"/>
+        </w:rPr>
+      </w:pPr>
+      <w:r>
+        <w:rPr>
+          <w:lang w:eastAsia="ja-JP"/>
+        </w:rPr>
+        <w:t xml:space="preserve">Elias didn’t even turn to face her. “Oh, it’s okay,” he replied. </w:t>
+      </w:r>
+      <w:r>
+        <w:rPr>
+          <w:lang w:eastAsia="ja-JP"/>
+        </w:rPr>
+        <w:t>“The rest of my delegation will file a proper report later. And now you’re here to tell me everything I’ve missed so far</w:t>
+      </w:r>
+      <w:r>
+        <w:rPr>
+          <w:lang w:eastAsia="ja-JP"/>
+        </w:rPr>
+        <w:t>!</w:t>
+      </w:r>
+      <w:r>
+        <w:rPr>
+          <w:lang w:eastAsia="ja-JP"/>
+        </w:rPr>
+        <w:t xml:space="preserve"> Things do have a way of working out, don’t they</w:t>
+      </w:r>
+      <w:r>
+        <w:rPr>
+          <w:lang w:eastAsia="ja-JP"/>
+        </w:rPr>
+        <w:t>?</w:t>
+      </w:r>
+      <w:r>
+        <w:rPr>
+          <w:lang w:eastAsia="ja-JP"/>
+        </w:rPr>
+        <w:t>”</w:t>
+      </w:r>
+    </w:p>
+    <w:p>
+      <w:pPr>
+        <w:rPr>
+          <w:lang w:eastAsia="ja-JP"/>
+        </w:rPr>
+      </w:pPr>
+      <w:r>
+        <w:rPr>
+          <w:lang w:eastAsia="ja-JP"/>
+        </w:rPr>
+        <w:t>“Well</w:t>
+      </w:r>
+      <w:r>
+        <w:rPr>
+          <w:lang w:eastAsia="ja-JP"/>
+        </w:rPr>
+        <w:t>,</w:t>
+      </w:r>
+      <w:r>
+        <w:rPr>
+          <w:lang w:eastAsia="ja-JP"/>
+        </w:rPr>
+        <w:t xml:space="preserve"> now I don’t even want to say anything, if you’re really gonna be that lazy.”</w:t>
+      </w:r>
+    </w:p>
+    <w:p>
+      <w:pPr>
+        <w:rPr>
+          <w:lang w:eastAsia="ja-JP"/>
+        </w:rPr>
+      </w:pPr>
+      <w:r>
+        <w:rPr>
+          <w:lang w:eastAsia="ja-JP"/>
+        </w:rPr>
         <w:t>“</w:t>
       </w:r>
-      <w:r>
-        <w:rPr>
-          <w:lang w:eastAsia="ja-JP"/>
-        </w:rPr>
-        <w:t xml:space="preserve">Headquarters legally owns all our patents, so, if they learn </w:t>
-      </w:r>
-      <w:r>
-        <w:rPr>
-          <w:lang w:eastAsia="ja-JP"/>
-        </w:rPr>
-        <w:t>what we’re making</w:t>
-      </w:r>
-      <w:r>
-        <w:rPr>
-          <w:lang w:eastAsia="ja-JP"/>
-        </w:rPr>
-        <w:t>, they’ll take it for themselves and ruin us.</w:t>
-      </w:r>
-      <w:r>
-        <w:rPr>
-          <w:lang w:eastAsia="ja-JP"/>
-        </w:rPr>
-        <w:t xml:space="preserve"> That is why we chose the Matrix. Most of the ground work is already done, </w:t>
-      </w:r>
-      <w:r>
-        <w:rPr>
-          <w:lang w:eastAsia="ja-JP"/>
-        </w:rPr>
-        <w:t>but no patents were ever filed, which saves us some time and makes it easier to hide</w:t>
-      </w:r>
-      <w:r>
-        <w:rPr>
-          <w:lang w:eastAsia="ja-JP"/>
-        </w:rPr>
-        <w:t>,” Marcus finished.</w:t>
-      </w:r>
-    </w:p>
-    <w:p>
-      <w:pPr>
-        <w:rPr>
-          <w:lang w:eastAsia="ja-JP"/>
-        </w:rPr>
-      </w:pPr>
-    </w:p>
-    <w:p>
-      <w:pPr>
-        <w:rPr>
-          <w:lang w:eastAsia="ja-JP"/>
-        </w:rPr>
-      </w:pPr>
-    </w:p>
-    <w:p>
-      <w:pPr>
-        <w:rPr>
-          <w:lang w:eastAsia="ja-JP"/>
-        </w:rPr>
-      </w:pPr>
-    </w:p>
-    <w:p>
-      <w:pPr>
-        <w:rPr>
-          <w:lang w:eastAsia="ja-JP"/>
-        </w:rPr>
-      </w:pPr>
-    </w:p>
-    <w:p>
-      <w:pPr>
-        <w:rPr>
-          <w:lang w:eastAsia="ja-JP"/>
-        </w:rPr>
-      </w:pPr>
-    </w:p>
-    <w:p>
-      <w:pPr>
-        <w:rPr>
-          <w:lang w:eastAsia="ja-JP"/>
-        </w:rPr>
-      </w:pPr>
-    </w:p>
-    <w:p>
-      <w:pPr>
-        <w:rPr>
-          <w:lang w:eastAsia="ja-JP"/>
-        </w:rPr>
-      </w:pPr>
-      <w:r>
-        <w:rPr>
-          <w:lang w:eastAsia="ja-JP"/>
-        </w:rPr>
-        <w:t xml:space="preserve">While Lancaster prattled </w:t>
-      </w:r>
-      <w:r>
-        <w:rPr>
-          <w:lang w:eastAsia="ja-JP"/>
-        </w:rPr>
-        <w:t>on</w:t>
-      </w:r>
-      <w:r>
-        <w:rPr>
-          <w:lang w:eastAsia="ja-JP"/>
-        </w:rPr>
-        <w:t>, Cassandra politely excused herself from the room</w:t>
-      </w:r>
-      <w:r>
-        <w:rPr>
-          <w:lang w:eastAsia="ja-JP"/>
-        </w:rPr>
-        <w:t xml:space="preserve"> and made her way past the guests who were still perusing other exhibits, or standing in line for refreshments.</w:t>
-      </w:r>
-      <w:r>
-        <w:rPr>
-          <w:lang w:eastAsia="ja-JP"/>
-        </w:rPr>
-        <w:t xml:space="preserve"> Just as expected, she </w:t>
-      </w:r>
-      <w:r>
-        <w:rPr>
-          <w:lang w:eastAsia="ja-JP"/>
-        </w:rPr>
-        <w:t>met</w:t>
-      </w:r>
-      <w:r>
-        <w:rPr>
-          <w:lang w:eastAsia="ja-JP"/>
-        </w:rPr>
-        <w:t xml:space="preserve"> Elias on the </w:t>
-      </w:r>
-      <w:r>
-        <w:rPr>
-          <w:lang w:eastAsia="ja-JP"/>
-        </w:rPr>
-        <w:t>w</w:t>
-      </w:r>
-      <w:r>
-        <w:rPr>
-          <w:lang w:eastAsia="ja-JP"/>
-        </w:rPr>
-        <w:t>ing’s</w:t>
-      </w:r>
-      <w:r>
-        <w:rPr>
-          <w:lang w:eastAsia="ja-JP"/>
-        </w:rPr>
-        <w:t xml:space="preserve"> ivy-coated balcony</w:t>
-      </w:r>
-      <w:r>
-        <w:rPr>
-          <w:lang w:eastAsia="ja-JP"/>
-        </w:rPr>
-        <w:t>, looking out over the coastline with neither cigarette nor drink in his hands.</w:t>
+      <w:proofErr w:type="spellStart"/>
+      <w:r>
+        <w:rPr>
+          <w:lang w:eastAsia="ja-JP"/>
+        </w:rPr>
+        <w:t>Mmm</w:t>
+      </w:r>
+      <w:proofErr w:type="spellEnd"/>
+      <w:r>
+        <w:rPr>
+          <w:lang w:eastAsia="ja-JP"/>
+        </w:rPr>
+        <w:t>, but you’re still going to, aren’t you?”</w:t>
+      </w:r>
+    </w:p>
+    <w:p>
+      <w:pPr>
+        <w:rPr>
+          <w:lang w:eastAsia="ja-JP"/>
+        </w:rPr>
+      </w:pPr>
+      <w:r>
+        <w:rPr>
+          <w:lang w:eastAsia="ja-JP"/>
+        </w:rPr>
+        <w:t xml:space="preserve">Cassandra sighed. “The long and short of it is that the chairman stole </w:t>
+      </w:r>
+      <w:r>
+        <w:rPr>
+          <w:lang w:eastAsia="ja-JP"/>
+        </w:rPr>
+        <w:t>the mnemonic</w:t>
+      </w:r>
+      <w:r>
+        <w:rPr>
+          <w:lang w:eastAsia="ja-JP"/>
+        </w:rPr>
+        <w:t>s</w:t>
+      </w:r>
+      <w:r>
+        <w:rPr>
+          <w:lang w:eastAsia="ja-JP"/>
+        </w:rPr>
+        <w:t xml:space="preserve"> we intended for medical use, and wants to use </w:t>
+      </w:r>
+      <w:r>
+        <w:rPr>
+          <w:lang w:eastAsia="ja-JP"/>
+        </w:rPr>
+        <w:t>them</w:t>
+      </w:r>
+      <w:r>
+        <w:rPr>
+          <w:lang w:eastAsia="ja-JP"/>
+        </w:rPr>
+        <w:t xml:space="preserve"> to root out </w:t>
+      </w:r>
+      <w:r>
+        <w:rPr>
+          <w:lang w:eastAsia="ja-JP"/>
+        </w:rPr>
+        <w:t>union organizers</w:t>
+      </w:r>
+      <w:r>
+        <w:rPr>
+          <w:lang w:eastAsia="ja-JP"/>
+        </w:rPr>
+        <w:t xml:space="preserve"> because apparently free speech and privacy aren’t rights anymore</w:t>
+      </w:r>
+      <w:r>
+        <w:rPr>
+          <w:lang w:eastAsia="ja-JP"/>
+        </w:rPr>
+        <w:t>.”</w:t>
+      </w:r>
+    </w:p>
+    <w:p>
+      <w:pPr>
+        <w:rPr>
+          <w:lang w:eastAsia="ja-JP"/>
+        </w:rPr>
+      </w:pPr>
+      <w:r>
+        <w:rPr>
+          <w:lang w:eastAsia="ja-JP"/>
+        </w:rPr>
+        <w:t>“Ah, so just the usual corporate bluster.</w:t>
+      </w:r>
+      <w:r>
+        <w:rPr>
+          <w:lang w:eastAsia="ja-JP"/>
+        </w:rPr>
+        <w:t xml:space="preserve"> </w:t>
+      </w:r>
+      <w:r>
+        <w:rPr>
+          <w:lang w:eastAsia="ja-JP"/>
+        </w:rPr>
+        <w:t xml:space="preserve">For all his empty words about fighting </w:t>
+      </w:r>
+      <w:r>
+        <w:rPr>
+          <w:lang w:eastAsia="ja-JP"/>
+        </w:rPr>
+        <w:t>extremism</w:t>
+      </w:r>
+      <w:r>
+        <w:rPr>
+          <w:lang w:eastAsia="ja-JP"/>
+        </w:rPr>
+        <w:t xml:space="preserve">, </w:t>
+      </w:r>
+      <w:r>
+        <w:rPr>
+          <w:lang w:eastAsia="ja-JP"/>
+        </w:rPr>
+        <w:t>Lancaster</w:t>
+      </w:r>
+      <w:r>
+        <w:rPr>
+          <w:lang w:eastAsia="ja-JP"/>
+        </w:rPr>
+        <w:t xml:space="preserve"> </w:t>
+      </w:r>
+      <w:r>
+        <w:rPr>
+          <w:lang w:eastAsia="ja-JP"/>
+        </w:rPr>
+        <w:t>has no qualms selling his wares to governments following the same ideologies he despises. It’s bad for business to pick sides.”</w:t>
+      </w:r>
+    </w:p>
+    <w:p>
+      <w:pPr>
+        <w:rPr>
+          <w:lang w:eastAsia="ja-JP"/>
+        </w:rPr>
+      </w:pPr>
+      <w:r>
+        <w:rPr>
+          <w:lang w:eastAsia="ja-JP"/>
+        </w:rPr>
+        <w:t>“So that’s why you’re out here, is it? Nothing that goes on in there really matters</w:t>
+      </w:r>
+      <w:r>
+        <w:rPr>
+          <w:lang w:eastAsia="ja-JP"/>
+        </w:rPr>
+        <w:t>?</w:t>
+      </w:r>
+      <w:r>
+        <w:rPr>
+          <w:lang w:eastAsia="ja-JP"/>
+        </w:rPr>
+        <w:t>”</w:t>
+      </w:r>
+    </w:p>
+    <w:p>
+      <w:pPr>
+        <w:rPr>
+          <w:lang w:eastAsia="ja-JP"/>
+        </w:rPr>
+      </w:pPr>
+      <w:r>
+        <w:rPr>
+          <w:lang w:eastAsia="ja-JP"/>
+        </w:rPr>
+        <w:t>“Exactly.</w:t>
+      </w:r>
+      <w:r>
+        <w:rPr>
+          <w:lang w:eastAsia="ja-JP"/>
+        </w:rPr>
+        <w:t xml:space="preserve"> So why not stay with me for a bit? It’s a beautiful night.</w:t>
+      </w:r>
+      <w:r>
+        <w:rPr>
+          <w:lang w:eastAsia="ja-JP"/>
+        </w:rPr>
+        <w:t>” Elias patted the</w:t>
+      </w:r>
+      <w:r>
+        <w:rPr>
+          <w:lang w:eastAsia="ja-JP"/>
+        </w:rPr>
+        <w:t xml:space="preserve"> concrete fence he was leaning against.</w:t>
+      </w:r>
+    </w:p>
+    <w:p>
+      <w:pPr>
+        <w:rPr>
+          <w:lang w:eastAsia="ja-JP"/>
+        </w:rPr>
+      </w:pPr>
+      <w:r>
+        <w:rPr>
+          <w:lang w:eastAsia="ja-JP"/>
+        </w:rPr>
+        <w:t xml:space="preserve">Without a word, Cassandra joined her brother at the edge and gazed into the stars. </w:t>
+      </w:r>
+      <w:r>
+        <w:rPr>
+          <w:lang w:eastAsia="ja-JP"/>
+        </w:rPr>
+        <w:t>For a minute, they stood there together, listening to the crashing of waves below and the murmur of the crowd behind them.</w:t>
+      </w:r>
+    </w:p>
+    <w:p>
+      <w:pPr>
+        <w:rPr>
+          <w:lang w:eastAsia="ja-JP"/>
+        </w:rPr>
+      </w:pPr>
+      <w:r>
+        <w:rPr>
+          <w:lang w:eastAsia="ja-JP"/>
+        </w:rPr>
+        <w:t>“I missed having you around,</w:t>
+      </w:r>
+      <w:r>
+        <w:rPr>
+          <w:lang w:eastAsia="ja-JP"/>
+        </w:rPr>
+        <w:t xml:space="preserve"> you know. Losing you, then Chenmei, then Xiang</w:t>
+      </w:r>
+      <w:r>
+        <w:rPr>
+          <w:lang w:eastAsia="ja-JP"/>
+        </w:rPr>
+        <w:t>, all my friends from university</w:t>
+      </w:r>
+      <w:r>
+        <w:rPr>
+          <w:lang w:eastAsia="ja-JP"/>
+        </w:rPr>
+        <w:t xml:space="preserve">…it’s been lonely at home.” She closed her eyes and took a deep breath full of salty sea air, thinking of </w:t>
+      </w:r>
+      <w:r>
+        <w:rPr>
+          <w:lang w:eastAsia="ja-JP"/>
+        </w:rPr>
+        <w:t>all the</w:t>
+      </w:r>
+      <w:r>
+        <w:rPr>
+          <w:lang w:eastAsia="ja-JP"/>
+        </w:rPr>
+        <w:t xml:space="preserve"> loved ones who had exited her life. </w:t>
+      </w:r>
+    </w:p>
+    <w:p>
+      <w:pPr>
+        <w:rPr>
+          <w:lang w:eastAsia="ja-JP"/>
+        </w:rPr>
+      </w:pPr>
+      <w:r>
+        <w:rPr>
+          <w:lang w:eastAsia="ja-JP"/>
+        </w:rPr>
+        <w:t>“And I’m sure mother’s quite busy with all the turmoil around campus.”</w:t>
       </w:r>
     </w:p>
     <w:p>
@@ -5286,361 +5852,6 @@
           <w:lang w:eastAsia="ja-JP"/>
         </w:rPr>
         <w:lastRenderedPageBreak/>
-        <w:t>“What are you doing out here, big bro?” she asked in Mandarin. “You’re missing our presentation, even if the chairman’s the one giving it.”</w:t>
-      </w:r>
-    </w:p>
-    <w:p>
-      <w:pPr>
-        <w:rPr>
-          <w:lang w:eastAsia="ja-JP"/>
-        </w:rPr>
-      </w:pPr>
-      <w:r>
-        <w:rPr>
-          <w:lang w:eastAsia="ja-JP"/>
-        </w:rPr>
-        <w:t xml:space="preserve">Elias didn’t even turn to face her. “Oh, it’s okay,” he replied. </w:t>
-      </w:r>
-      <w:r>
-        <w:rPr>
-          <w:lang w:eastAsia="ja-JP"/>
-        </w:rPr>
-        <w:t>“The rest of my delegation will file a proper report later. And now you’re here to tell me everything I’ve missed so far</w:t>
-      </w:r>
-      <w:r>
-        <w:rPr>
-          <w:lang w:eastAsia="ja-JP"/>
-        </w:rPr>
-        <w:t>!</w:t>
-      </w:r>
-      <w:r>
-        <w:rPr>
-          <w:lang w:eastAsia="ja-JP"/>
-        </w:rPr>
-        <w:t xml:space="preserve"> Things do have a way of working out, don’t they</w:t>
-      </w:r>
-      <w:r>
-        <w:rPr>
-          <w:lang w:eastAsia="ja-JP"/>
-        </w:rPr>
-        <w:t>?</w:t>
-      </w:r>
-      <w:r>
-        <w:rPr>
-          <w:lang w:eastAsia="ja-JP"/>
-        </w:rPr>
-        <w:t>”</w:t>
-      </w:r>
-    </w:p>
-    <w:p>
-      <w:pPr>
-        <w:rPr>
-          <w:lang w:eastAsia="ja-JP"/>
-        </w:rPr>
-      </w:pPr>
-      <w:r>
-        <w:rPr>
-          <w:lang w:eastAsia="ja-JP"/>
-        </w:rPr>
-        <w:t>“Well</w:t>
-      </w:r>
-      <w:r>
-        <w:rPr>
-          <w:lang w:eastAsia="ja-JP"/>
-        </w:rPr>
-        <w:t>,</w:t>
-      </w:r>
-      <w:r>
-        <w:rPr>
-          <w:lang w:eastAsia="ja-JP"/>
-        </w:rPr>
-        <w:t xml:space="preserve"> now I don’t even want to say anything, if you’re really gonna be that lazy.”</w:t>
-      </w:r>
-    </w:p>
-    <w:p>
-      <w:pPr>
-        <w:rPr>
-          <w:lang w:eastAsia="ja-JP"/>
-        </w:rPr>
-      </w:pPr>
-      <w:r>
-        <w:rPr>
-          <w:lang w:eastAsia="ja-JP"/>
-        </w:rPr>
-        <w:t>“</w:t>
-      </w:r>
-      <w:proofErr w:type="spellStart"/>
-      <w:r>
-        <w:rPr>
-          <w:lang w:eastAsia="ja-JP"/>
-        </w:rPr>
-        <w:t>Mmm</w:t>
-      </w:r>
-      <w:proofErr w:type="spellEnd"/>
-      <w:r>
-        <w:rPr>
-          <w:lang w:eastAsia="ja-JP"/>
-        </w:rPr>
-        <w:t>, but you’re still going to, aren’t you?”</w:t>
-      </w:r>
-    </w:p>
-    <w:p>
-      <w:pPr>
-        <w:rPr>
-          <w:lang w:eastAsia="ja-JP"/>
-        </w:rPr>
-      </w:pPr>
-      <w:r>
-        <w:rPr>
-          <w:lang w:eastAsia="ja-JP"/>
-        </w:rPr>
-        <w:t xml:space="preserve">Cassandra sighed. “The long and short of it is that the chairman stole </w:t>
-      </w:r>
-      <w:r>
-        <w:rPr>
-          <w:lang w:eastAsia="ja-JP"/>
-        </w:rPr>
-        <w:t>the mnemonic</w:t>
-      </w:r>
-      <w:r>
-        <w:rPr>
-          <w:lang w:eastAsia="ja-JP"/>
-        </w:rPr>
-        <w:t>s</w:t>
-      </w:r>
-      <w:r>
-        <w:rPr>
-          <w:lang w:eastAsia="ja-JP"/>
-        </w:rPr>
-        <w:t xml:space="preserve"> we intended for medical use, and wants to use </w:t>
-      </w:r>
-      <w:r>
-        <w:rPr>
-          <w:lang w:eastAsia="ja-JP"/>
-        </w:rPr>
-        <w:t>them</w:t>
-      </w:r>
-      <w:r>
-        <w:rPr>
-          <w:lang w:eastAsia="ja-JP"/>
-        </w:rPr>
-        <w:t xml:space="preserve"> to root out </w:t>
-      </w:r>
-      <w:r>
-        <w:rPr>
-          <w:lang w:eastAsia="ja-JP"/>
-        </w:rPr>
-        <w:t>union organizers</w:t>
-      </w:r>
-      <w:r>
-        <w:rPr>
-          <w:lang w:eastAsia="ja-JP"/>
-        </w:rPr>
-        <w:t xml:space="preserve"> because apparently free speech and privacy aren’t rights anymore</w:t>
-      </w:r>
-      <w:r>
-        <w:rPr>
-          <w:lang w:eastAsia="ja-JP"/>
-        </w:rPr>
-        <w:t>.”</w:t>
-      </w:r>
-    </w:p>
-    <w:p>
-      <w:pPr>
-        <w:rPr>
-          <w:lang w:eastAsia="ja-JP"/>
-        </w:rPr>
-      </w:pPr>
-      <w:r>
-        <w:rPr>
-          <w:lang w:eastAsia="ja-JP"/>
-        </w:rPr>
-        <w:t>“Ah, so just the usual corporate bluster.</w:t>
-      </w:r>
-      <w:r>
-        <w:rPr>
-          <w:lang w:eastAsia="ja-JP"/>
-        </w:rPr>
-        <w:t xml:space="preserve"> </w:t>
-      </w:r>
-      <w:r>
-        <w:rPr>
-          <w:lang w:eastAsia="ja-JP"/>
-        </w:rPr>
-        <w:t xml:space="preserve">For all his empty words about fighting </w:t>
-      </w:r>
-      <w:r>
-        <w:rPr>
-          <w:lang w:eastAsia="ja-JP"/>
-        </w:rPr>
-        <w:t>extremism</w:t>
-      </w:r>
-      <w:r>
-        <w:rPr>
-          <w:lang w:eastAsia="ja-JP"/>
-        </w:rPr>
-        <w:t xml:space="preserve">, </w:t>
-      </w:r>
-      <w:r>
-        <w:rPr>
-          <w:lang w:eastAsia="ja-JP"/>
-        </w:rPr>
-        <w:t>Lancaster</w:t>
-      </w:r>
-      <w:r>
-        <w:rPr>
-          <w:lang w:eastAsia="ja-JP"/>
-        </w:rPr>
-        <w:t xml:space="preserve"> </w:t>
-      </w:r>
-      <w:r>
-        <w:rPr>
-          <w:lang w:eastAsia="ja-JP"/>
-        </w:rPr>
-        <w:t>has no qualms selling his wares to governments following the same ideologies he despises. It’s bad for business to pick sides.”</w:t>
-      </w:r>
-    </w:p>
-    <w:p>
-      <w:pPr>
-        <w:rPr>
-          <w:lang w:eastAsia="ja-JP"/>
-        </w:rPr>
-      </w:pPr>
-      <w:r>
-        <w:rPr>
-          <w:lang w:eastAsia="ja-JP"/>
-        </w:rPr>
-        <w:t>“So that’s why you’re out here, is it? Nothing that goes on in there really matters</w:t>
-      </w:r>
-      <w:r>
-        <w:rPr>
-          <w:lang w:eastAsia="ja-JP"/>
-        </w:rPr>
-        <w:t>?</w:t>
-      </w:r>
-      <w:r>
-        <w:rPr>
-          <w:lang w:eastAsia="ja-JP"/>
-        </w:rPr>
-        <w:t>”</w:t>
-      </w:r>
-    </w:p>
-    <w:p>
-      <w:pPr>
-        <w:rPr>
-          <w:lang w:eastAsia="ja-JP"/>
-        </w:rPr>
-      </w:pPr>
-      <w:r>
-        <w:rPr>
-          <w:lang w:eastAsia="ja-JP"/>
-        </w:rPr>
-        <w:t>“Exactly.</w:t>
-      </w:r>
-      <w:r>
-        <w:rPr>
-          <w:lang w:eastAsia="ja-JP"/>
-        </w:rPr>
-        <w:t xml:space="preserve"> So why not stay with me for a bit? It’s a beautiful night.</w:t>
-      </w:r>
-      <w:r>
-        <w:rPr>
-          <w:lang w:eastAsia="ja-JP"/>
-        </w:rPr>
-        <w:t>” Elias patted the</w:t>
-      </w:r>
-      <w:r>
-        <w:rPr>
-          <w:lang w:eastAsia="ja-JP"/>
-        </w:rPr>
-        <w:t xml:space="preserve"> concrete fence he was leaning against.</w:t>
-      </w:r>
-    </w:p>
-    <w:p>
-      <w:pPr>
-        <w:rPr>
-          <w:lang w:eastAsia="ja-JP"/>
-        </w:rPr>
-      </w:pPr>
-      <w:r>
-        <w:rPr>
-          <w:lang w:eastAsia="ja-JP"/>
-        </w:rPr>
-        <w:t xml:space="preserve">Without a word, Cassandra joined her brother at the edge and gazed into the stars. </w:t>
-      </w:r>
-      <w:r>
-        <w:rPr>
-          <w:lang w:eastAsia="ja-JP"/>
-        </w:rPr>
-        <w:t>For a minute, they stood there together, listening to the crashing of waves below and the murmur of the crowd behind them.</w:t>
-      </w:r>
-    </w:p>
-    <w:p>
-      <w:pPr>
-        <w:rPr>
-          <w:lang w:eastAsia="ja-JP"/>
-        </w:rPr>
-      </w:pPr>
-      <w:r>
-        <w:rPr>
-          <w:lang w:eastAsia="ja-JP"/>
-        </w:rPr>
-        <w:t>“I missed having you around,</w:t>
-      </w:r>
-      <w:r>
-        <w:rPr>
-          <w:lang w:eastAsia="ja-JP"/>
-        </w:rPr>
-        <w:t xml:space="preserve"> you know. Losing you, then Chenmei, then Xiang</w:t>
-      </w:r>
-      <w:r>
-        <w:rPr>
-          <w:lang w:eastAsia="ja-JP"/>
-        </w:rPr>
-        <w:t>, all my friends from university</w:t>
-      </w:r>
-      <w:r>
-        <w:rPr>
-          <w:lang w:eastAsia="ja-JP"/>
-        </w:rPr>
-        <w:t xml:space="preserve">…it’s been lonely at home.” She closed her eyes and took a deep breath full of salty sea air, thinking of </w:t>
-      </w:r>
-      <w:r>
-        <w:rPr>
-          <w:lang w:eastAsia="ja-JP"/>
-        </w:rPr>
-        <w:t>all the</w:t>
-      </w:r>
-      <w:r>
-        <w:rPr>
-          <w:lang w:eastAsia="ja-JP"/>
-        </w:rPr>
-        <w:t xml:space="preserve"> loved ones who had exited her life. </w:t>
-      </w:r>
-    </w:p>
-    <w:p>
-      <w:pPr>
-        <w:rPr>
-          <w:lang w:eastAsia="ja-JP"/>
-        </w:rPr>
-      </w:pPr>
-      <w:r>
-        <w:rPr>
-          <w:lang w:eastAsia="ja-JP"/>
-        </w:rPr>
-        <w:t>“And I’m sure mother’s quite busy with all the turmoil around campus.”</w:t>
-      </w:r>
-    </w:p>
-    <w:p>
-      <w:pPr>
-        <w:rPr>
-          <w:lang w:eastAsia="ja-JP"/>
-        </w:rPr>
-      </w:pPr>
-      <w:r>
-        <w:rPr>
-          <w:lang w:eastAsia="ja-JP"/>
-        </w:rPr>
         <w:t>“Turmoil that your people have been stirring up, yes.”</w:t>
       </w:r>
     </w:p>
@@ -5654,14 +5865,7 @@
         <w:rPr>
           <w:lang w:eastAsia="ja-JP"/>
         </w:rPr>
-        <w:t xml:space="preserve">“Aha, I do admit I have some culpability in the matter, but the sentiment was already there. The Comintern just helped them organize.” Elias paused, taking note of his sister’s frosty </w:t>
-      </w:r>
-      <w:r>
-        <w:rPr>
-          <w:lang w:eastAsia="ja-JP"/>
-        </w:rPr>
-        <w:lastRenderedPageBreak/>
-        <w:t xml:space="preserve">demeanor. “Ahem. Still, </w:t>
+        <w:t xml:space="preserve">“Aha, I do admit I have some culpability in the matter, but the sentiment was already there. The Comintern just helped them organize.” Elias paused, taking note of his sister’s frosty demeanor. “Ahem. Still, </w:t>
       </w:r>
       <w:r>
         <w:rPr>
@@ -6088,6 +6292,7 @@
         <w:rPr>
           <w:lang w:eastAsia="ja-JP"/>
         </w:rPr>
+        <w:lastRenderedPageBreak/>
         <w:t>“</w:t>
       </w:r>
       <w:r>
@@ -6169,7 +6374,6 @@
         <w:rPr>
           <w:lang w:eastAsia="ja-JP"/>
         </w:rPr>
-        <w:lastRenderedPageBreak/>
         <w:t xml:space="preserve">“Bringing us along with your little escape plan? </w:t>
       </w:r>
       <w:r>
@@ -6490,6 +6694,7 @@
         <w:rPr>
           <w:lang w:eastAsia="ja-JP"/>
         </w:rPr>
+        <w:lastRenderedPageBreak/>
         <w:t>“You mean the brother who’s part of the organization currently agitating riots in Montreal? That brother?”</w:t>
       </w:r>
     </w:p>
@@ -6576,7 +6781,6 @@
         <w:rPr>
           <w:lang w:eastAsia="ja-JP"/>
         </w:rPr>
-        <w:lastRenderedPageBreak/>
         <w:t>“That remains to be seen, which is why I can’t let you go free just yet. Even if you didn’t plant the bombs yourself, you may know something about who did.”</w:t>
       </w:r>
     </w:p>
@@ -7016,6 +7220,7 @@
         <w:rPr>
           <w:lang w:eastAsia="ja-JP"/>
         </w:rPr>
+        <w:lastRenderedPageBreak/>
         <w:t>“I don’t need my own cards when I can just play yours. Seems to me like either side trying to nab us is going to start a fight</w:t>
       </w:r>
       <w:r>
@@ -7053,342 +7258,348 @@
         <w:rPr>
           <w:lang w:eastAsia="ja-JP"/>
         </w:rPr>
+        <w:t xml:space="preserve">“You’ve got our balls in a vise anyway, what with my father in </w:t>
+      </w:r>
+      <w:r>
+        <w:rPr>
+          <w:lang w:eastAsia="ja-JP"/>
+        </w:rPr>
+        <w:t xml:space="preserve">custody,” Jackson </w:t>
+      </w:r>
+      <w:r>
+        <w:rPr>
+          <w:lang w:eastAsia="ja-JP"/>
+        </w:rPr>
+        <w:t>said</w:t>
+      </w:r>
+      <w:r>
+        <w:rPr>
+          <w:lang w:eastAsia="ja-JP"/>
+        </w:rPr>
+        <w:t xml:space="preserve">. “If you want something from us, why not just </w:t>
+      </w:r>
+      <w:r>
+        <w:rPr>
+          <w:lang w:eastAsia="ja-JP"/>
+        </w:rPr>
+        <w:t>squeeze us later</w:t>
+      </w:r>
+      <w:r>
+        <w:rPr>
+          <w:lang w:eastAsia="ja-JP"/>
+        </w:rPr>
+        <w:t xml:space="preserve">, when tempers aren’t running quite so hot? And you, commies – </w:t>
+      </w:r>
+      <w:r>
+        <w:rPr>
+          <w:lang w:eastAsia="ja-JP"/>
+        </w:rPr>
+        <w:t xml:space="preserve">you’ve got so many </w:t>
+      </w:r>
+      <w:r>
+        <w:rPr>
+          <w:lang w:eastAsia="ja-JP"/>
+        </w:rPr>
+        <w:t>believers</w:t>
+      </w:r>
+      <w:r>
+        <w:rPr>
+          <w:lang w:eastAsia="ja-JP"/>
+        </w:rPr>
+        <w:t xml:space="preserve"> in our city that</w:t>
+      </w:r>
+      <w:r>
+        <w:rPr>
+          <w:lang w:eastAsia="ja-JP"/>
+        </w:rPr>
+        <w:t xml:space="preserve"> </w:t>
+      </w:r>
+      <w:r>
+        <w:rPr>
+          <w:lang w:eastAsia="ja-JP"/>
+        </w:rPr>
+        <w:t>I’m sure there are ways to get what you want without putting your lives on the line.</w:t>
+      </w:r>
+      <w:r>
+        <w:rPr>
+          <w:lang w:eastAsia="ja-JP"/>
+        </w:rPr>
+        <w:t>”</w:t>
+      </w:r>
+    </w:p>
+    <w:p>
+      <w:pPr>
+        <w:rPr>
+          <w:lang w:eastAsia="ja-JP"/>
+        </w:rPr>
+      </w:pPr>
+      <w:r>
+        <w:rPr>
+          <w:lang w:eastAsia="ja-JP"/>
+        </w:rPr>
+        <w:t xml:space="preserve">Elias was the first one to stand down. </w:t>
+      </w:r>
+      <w:r>
+        <w:rPr>
+          <w:lang w:eastAsia="ja-JP"/>
+        </w:rPr>
+        <w:t>“</w:t>
+      </w:r>
+      <w:r>
+        <w:rPr>
+          <w:lang w:eastAsia="ja-JP"/>
+        </w:rPr>
+        <w:t>They</w:t>
+      </w:r>
+      <w:r>
+        <w:rPr>
+          <w:lang w:eastAsia="ja-JP"/>
+        </w:rPr>
+        <w:t xml:space="preserve"> aren’t wrong,” he said. “No reason we need</w:t>
+      </w:r>
+      <w:r>
+        <w:rPr>
+          <w:lang w:eastAsia="ja-JP"/>
+        </w:rPr>
+        <w:t xml:space="preserve"> to </w:t>
+      </w:r>
+      <w:r>
+        <w:rPr>
+          <w:lang w:eastAsia="ja-JP"/>
+        </w:rPr>
+        <w:t>fight</w:t>
+      </w:r>
+      <w:r>
+        <w:rPr>
+          <w:lang w:eastAsia="ja-JP"/>
+        </w:rPr>
+        <w:t xml:space="preserve"> here and now. We all know where to find them if we need them.” </w:t>
+      </w:r>
+    </w:p>
+    <w:p>
+      <w:pPr>
+        <w:rPr>
+          <w:lang w:eastAsia="ja-JP"/>
+        </w:rPr>
+      </w:pPr>
+      <w:r>
+        <w:rPr>
+          <w:lang w:eastAsia="ja-JP"/>
+        </w:rPr>
+        <w:t>“And if they go into hiding after</w:t>
+      </w:r>
+      <w:r>
+        <w:rPr>
+          <w:lang w:eastAsia="ja-JP"/>
+        </w:rPr>
+        <w:t>wards</w:t>
+      </w:r>
+      <w:r>
+        <w:rPr>
+          <w:lang w:eastAsia="ja-JP"/>
+        </w:rPr>
+        <w:t>?” Lancaster asked.</w:t>
+      </w:r>
+    </w:p>
+    <w:p>
+      <w:pPr>
+        <w:rPr>
+          <w:lang w:eastAsia="ja-JP"/>
+        </w:rPr>
+      </w:pPr>
+      <w:r>
+        <w:rPr>
+          <w:lang w:eastAsia="ja-JP"/>
+        </w:rPr>
+        <w:t>“</w:t>
+      </w:r>
+      <w:r>
+        <w:rPr>
+          <w:lang w:eastAsia="ja-JP"/>
+        </w:rPr>
+        <w:t>Then it’s just like the boy said. We squeeze them back out. Though I’m sure that won’t be necessary, haha.”</w:t>
+      </w:r>
+    </w:p>
+    <w:p>
+      <w:pPr>
+        <w:rPr>
+          <w:lang w:eastAsia="ja-JP"/>
+        </w:rPr>
+      </w:pPr>
+      <w:r>
+        <w:rPr>
+          <w:lang w:eastAsia="ja-JP"/>
+        </w:rPr>
+        <w:t>Lancaster stared at his opponents for a moment, and then gestured for the Skywatch to lower their weapons as well.</w:t>
+      </w:r>
+    </w:p>
+    <w:p>
+      <w:pPr>
+        <w:rPr>
+          <w:lang w:eastAsia="ja-JP"/>
+        </w:rPr>
+      </w:pPr>
+      <w:r>
+        <w:rPr>
+          <w:lang w:eastAsia="ja-JP"/>
+        </w:rPr>
+        <w:t>“See? That was a much happier ending, I think,” Elias said</w:t>
+      </w:r>
+      <w:r>
+        <w:rPr>
+          <w:lang w:eastAsia="ja-JP"/>
+        </w:rPr>
+        <w:t xml:space="preserve"> with a self-satisfied smile</w:t>
+      </w:r>
+      <w:r>
+        <w:rPr>
+          <w:lang w:eastAsia="ja-JP"/>
+        </w:rPr>
+        <w:t>.</w:t>
+      </w:r>
+    </w:p>
+    <w:p>
+      <w:pPr>
+        <w:rPr>
+          <w:lang w:eastAsia="ja-JP"/>
+        </w:rPr>
+      </w:pPr>
+      <w:r>
+        <w:rPr>
+          <w:lang w:eastAsia="ja-JP"/>
+        </w:rPr>
+        <w:t xml:space="preserve">“Tell that to your six dead friends,” </w:t>
+      </w:r>
+      <w:r>
+        <w:rPr>
+          <w:lang w:eastAsia="ja-JP"/>
+        </w:rPr>
+        <w:t>the chairman</w:t>
+      </w:r>
+      <w:r>
+        <w:rPr>
+          <w:lang w:eastAsia="ja-JP"/>
+        </w:rPr>
+        <w:t xml:space="preserve"> replied.</w:t>
+      </w:r>
+    </w:p>
+    <w:p>
+      <w:pPr>
+        <w:rPr>
+          <w:lang w:eastAsia="ja-JP"/>
+        </w:rPr>
+      </w:pPr>
+      <w:r>
+        <w:rPr>
+          <w:lang w:eastAsia="ja-JP"/>
+        </w:rPr>
+        <w:t>“There’ll be time to grieve for them later. Best way to honor them right now is to prevent further deaths, don’t you think?”</w:t>
+      </w:r>
+    </w:p>
+    <w:p>
+      <w:pPr>
+        <w:rPr>
+          <w:lang w:eastAsia="ja-JP"/>
+        </w:rPr>
+      </w:pPr>
+      <w:r>
+        <w:rPr>
+          <w:lang w:eastAsia="ja-JP"/>
+        </w:rPr>
+        <w:t xml:space="preserve">   </w:t>
+      </w:r>
+      <w:r>
+        <w:rPr>
+          <w:lang w:eastAsia="ja-JP"/>
+        </w:rPr>
+        <w:t>“</w:t>
+      </w:r>
+      <w:r>
+        <w:rPr>
+          <w:lang w:eastAsia="ja-JP"/>
+        </w:rPr>
+        <w:t>An odd change of tune</w:t>
+      </w:r>
+      <w:r>
+        <w:rPr>
+          <w:lang w:eastAsia="ja-JP"/>
+        </w:rPr>
+        <w:t xml:space="preserve"> from the ones who started this confrontation</w:t>
+      </w:r>
+      <w:r>
+        <w:rPr>
+          <w:lang w:eastAsia="ja-JP"/>
+        </w:rPr>
+        <w:t>, but fine. Have it your way.</w:t>
+      </w:r>
+      <w:r>
+        <w:rPr>
+          <w:lang w:eastAsia="ja-JP"/>
+        </w:rPr>
+        <w:t>”</w:t>
+      </w:r>
+    </w:p>
+    <w:p>
+      <w:pPr>
+        <w:rPr>
+          <w:lang w:eastAsia="ja-JP"/>
+        </w:rPr>
+      </w:pPr>
+      <w:r>
+        <w:rPr>
+          <w:lang w:eastAsia="ja-JP"/>
+        </w:rPr>
+        <w:t>“In that case, I think we’re done here,” Cassandra said. “Miss Akiko, Jackson, come on. We’re leaving.”</w:t>
+      </w:r>
+      <w:r>
+        <w:rPr>
+          <w:lang w:eastAsia="ja-JP"/>
+        </w:rPr>
+        <w:t xml:space="preserve"> </w:t>
+      </w:r>
+    </w:p>
+    <w:p>
+      <w:pPr>
+        <w:rPr>
+          <w:lang w:eastAsia="ja-JP"/>
+        </w:rPr>
+      </w:pPr>
+      <w:r>
+        <w:rPr>
+          <w:lang w:eastAsia="ja-JP"/>
+        </w:rPr>
+        <w:t>Both the Comintern and Skywatch guards shuffled to the side to make way for the departing trio</w:t>
+      </w:r>
+      <w:r>
+        <w:rPr>
+          <w:lang w:eastAsia="ja-JP"/>
+        </w:rPr>
+        <w:t xml:space="preserve">. </w:t>
+      </w:r>
+      <w:r>
+        <w:rPr>
+          <w:lang w:eastAsia="ja-JP"/>
+        </w:rPr>
+        <w:t>Before they left, Cassanda glanced back towards the broken wing</w:t>
+      </w:r>
+      <w:r>
+        <w:rPr>
+          <w:lang w:eastAsia="ja-JP"/>
+        </w:rPr>
+        <w:t xml:space="preserve">. It was </w:t>
+      </w:r>
+      <w:r>
+        <w:rPr>
+          <w:lang w:eastAsia="ja-JP"/>
+        </w:rPr>
+        <w:t xml:space="preserve">still abuzz with activity, from the ongoing stream of survivors pouring out of every viable exit, to all kinds of watercraft gathering in the harbor to retrieve bodies both living and dead. Clouds had </w:t>
+      </w:r>
+      <w:r>
+        <w:rPr>
+          <w:lang w:eastAsia="ja-JP"/>
+        </w:rPr>
         <w:lastRenderedPageBreak/>
-        <w:t xml:space="preserve">“You’ve got our balls in a vise anyway, what with my father in </w:t>
-      </w:r>
-      <w:r>
-        <w:rPr>
-          <w:lang w:eastAsia="ja-JP"/>
-        </w:rPr>
-        <w:t xml:space="preserve">custody,” Jackson </w:t>
-      </w:r>
-      <w:r>
-        <w:rPr>
-          <w:lang w:eastAsia="ja-JP"/>
-        </w:rPr>
-        <w:t>said</w:t>
-      </w:r>
-      <w:r>
-        <w:rPr>
-          <w:lang w:eastAsia="ja-JP"/>
-        </w:rPr>
-        <w:t xml:space="preserve">. “If you want something from us, why not just </w:t>
-      </w:r>
-      <w:r>
-        <w:rPr>
-          <w:lang w:eastAsia="ja-JP"/>
-        </w:rPr>
-        <w:t>squeeze us later</w:t>
-      </w:r>
-      <w:r>
-        <w:rPr>
-          <w:lang w:eastAsia="ja-JP"/>
-        </w:rPr>
-        <w:t xml:space="preserve">, when tempers aren’t running quite so hot? And you, commies – </w:t>
-      </w:r>
-      <w:r>
-        <w:rPr>
-          <w:lang w:eastAsia="ja-JP"/>
-        </w:rPr>
-        <w:t xml:space="preserve">you’ve got so many </w:t>
-      </w:r>
-      <w:r>
-        <w:rPr>
-          <w:lang w:eastAsia="ja-JP"/>
-        </w:rPr>
-        <w:t>believers</w:t>
-      </w:r>
-      <w:r>
-        <w:rPr>
-          <w:lang w:eastAsia="ja-JP"/>
-        </w:rPr>
-        <w:t xml:space="preserve"> in our city that</w:t>
-      </w:r>
-      <w:r>
-        <w:rPr>
-          <w:lang w:eastAsia="ja-JP"/>
-        </w:rPr>
-        <w:t xml:space="preserve"> </w:t>
-      </w:r>
-      <w:r>
-        <w:rPr>
-          <w:lang w:eastAsia="ja-JP"/>
-        </w:rPr>
-        <w:t>I’m sure there are ways to get what you want without putting your lives on the line.</w:t>
-      </w:r>
-      <w:r>
-        <w:rPr>
-          <w:lang w:eastAsia="ja-JP"/>
-        </w:rPr>
-        <w:t>”</w:t>
-      </w:r>
-    </w:p>
-    <w:p>
-      <w:pPr>
-        <w:rPr>
-          <w:lang w:eastAsia="ja-JP"/>
-        </w:rPr>
-      </w:pPr>
-      <w:r>
-        <w:rPr>
-          <w:lang w:eastAsia="ja-JP"/>
-        </w:rPr>
-        <w:t xml:space="preserve">Elias was the first one to stand down. </w:t>
-      </w:r>
-      <w:r>
-        <w:rPr>
-          <w:lang w:eastAsia="ja-JP"/>
-        </w:rPr>
-        <w:t>“</w:t>
-      </w:r>
-      <w:r>
-        <w:rPr>
-          <w:lang w:eastAsia="ja-JP"/>
-        </w:rPr>
-        <w:t>They</w:t>
-      </w:r>
-      <w:r>
-        <w:rPr>
-          <w:lang w:eastAsia="ja-JP"/>
-        </w:rPr>
-        <w:t xml:space="preserve"> aren’t wrong,” he said. “No reason we need</w:t>
-      </w:r>
-      <w:r>
-        <w:rPr>
-          <w:lang w:eastAsia="ja-JP"/>
-        </w:rPr>
-        <w:t xml:space="preserve"> to </w:t>
-      </w:r>
-      <w:r>
-        <w:rPr>
-          <w:lang w:eastAsia="ja-JP"/>
-        </w:rPr>
-        <w:t>fight</w:t>
-      </w:r>
-      <w:r>
-        <w:rPr>
-          <w:lang w:eastAsia="ja-JP"/>
-        </w:rPr>
-        <w:t xml:space="preserve"> here and now. We all know where to find them if we need them.” </w:t>
-      </w:r>
-    </w:p>
-    <w:p>
-      <w:pPr>
-        <w:rPr>
-          <w:lang w:eastAsia="ja-JP"/>
-        </w:rPr>
-      </w:pPr>
-      <w:r>
-        <w:rPr>
-          <w:lang w:eastAsia="ja-JP"/>
-        </w:rPr>
-        <w:t>“And if they go into hiding after</w:t>
-      </w:r>
-      <w:r>
-        <w:rPr>
-          <w:lang w:eastAsia="ja-JP"/>
-        </w:rPr>
-        <w:t>wards</w:t>
-      </w:r>
-      <w:r>
-        <w:rPr>
-          <w:lang w:eastAsia="ja-JP"/>
-        </w:rPr>
-        <w:t>?” Lancaster asked.</w:t>
-      </w:r>
-    </w:p>
-    <w:p>
-      <w:pPr>
-        <w:rPr>
-          <w:lang w:eastAsia="ja-JP"/>
-        </w:rPr>
-      </w:pPr>
-      <w:r>
-        <w:rPr>
-          <w:lang w:eastAsia="ja-JP"/>
-        </w:rPr>
-        <w:t>“</w:t>
-      </w:r>
-      <w:r>
-        <w:rPr>
-          <w:lang w:eastAsia="ja-JP"/>
-        </w:rPr>
-        <w:t>Then it’s just like the boy said. We squeeze them back out. Though I’m sure that won’t be necessary, haha.”</w:t>
-      </w:r>
-    </w:p>
-    <w:p>
-      <w:pPr>
-        <w:rPr>
-          <w:lang w:eastAsia="ja-JP"/>
-        </w:rPr>
-      </w:pPr>
-      <w:r>
-        <w:rPr>
-          <w:lang w:eastAsia="ja-JP"/>
-        </w:rPr>
-        <w:t>Lancaster stared at his opponents for a moment, and then gestured for the Skywatch to lower their weapons as well.</w:t>
-      </w:r>
-    </w:p>
-    <w:p>
-      <w:pPr>
-        <w:rPr>
-          <w:lang w:eastAsia="ja-JP"/>
-        </w:rPr>
-      </w:pPr>
-      <w:r>
-        <w:rPr>
-          <w:lang w:eastAsia="ja-JP"/>
-        </w:rPr>
-        <w:t>“See? That was a much happier ending, I think,” Elias said</w:t>
-      </w:r>
-      <w:r>
-        <w:rPr>
-          <w:lang w:eastAsia="ja-JP"/>
-        </w:rPr>
-        <w:t xml:space="preserve"> with a self-satisfied smile</w:t>
-      </w:r>
-      <w:r>
-        <w:rPr>
-          <w:lang w:eastAsia="ja-JP"/>
-        </w:rPr>
-        <w:t>.</w:t>
-      </w:r>
-    </w:p>
-    <w:p>
-      <w:pPr>
-        <w:rPr>
-          <w:lang w:eastAsia="ja-JP"/>
-        </w:rPr>
-      </w:pPr>
-      <w:r>
-        <w:rPr>
-          <w:lang w:eastAsia="ja-JP"/>
-        </w:rPr>
-        <w:t xml:space="preserve">“Tell that to your six dead friends,” </w:t>
-      </w:r>
-      <w:r>
-        <w:rPr>
-          <w:lang w:eastAsia="ja-JP"/>
-        </w:rPr>
-        <w:t>the chairman</w:t>
-      </w:r>
-      <w:r>
-        <w:rPr>
-          <w:lang w:eastAsia="ja-JP"/>
-        </w:rPr>
-        <w:t xml:space="preserve"> replied.</w:t>
-      </w:r>
-    </w:p>
-    <w:p>
-      <w:pPr>
-        <w:rPr>
-          <w:lang w:eastAsia="ja-JP"/>
-        </w:rPr>
-      </w:pPr>
-      <w:r>
-        <w:rPr>
-          <w:lang w:eastAsia="ja-JP"/>
-        </w:rPr>
-        <w:t>“There’ll be time to grieve for them later. Best way to honor them right now is to prevent further deaths, don’t you think?”</w:t>
-      </w:r>
-    </w:p>
-    <w:p>
-      <w:pPr>
-        <w:rPr>
-          <w:lang w:eastAsia="ja-JP"/>
-        </w:rPr>
-      </w:pPr>
-      <w:r>
-        <w:rPr>
-          <w:lang w:eastAsia="ja-JP"/>
-        </w:rPr>
-        <w:t xml:space="preserve">   </w:t>
-      </w:r>
-      <w:r>
-        <w:rPr>
-          <w:lang w:eastAsia="ja-JP"/>
-        </w:rPr>
-        <w:t>“</w:t>
-      </w:r>
-      <w:r>
-        <w:rPr>
-          <w:lang w:eastAsia="ja-JP"/>
-        </w:rPr>
-        <w:t>An odd change of tune</w:t>
-      </w:r>
-      <w:r>
-        <w:rPr>
-          <w:lang w:eastAsia="ja-JP"/>
-        </w:rPr>
-        <w:t xml:space="preserve"> from the ones who started this confrontation</w:t>
-      </w:r>
-      <w:r>
-        <w:rPr>
-          <w:lang w:eastAsia="ja-JP"/>
-        </w:rPr>
-        <w:t>, but fine. Have it your way.</w:t>
-      </w:r>
-      <w:r>
-        <w:rPr>
-          <w:lang w:eastAsia="ja-JP"/>
-        </w:rPr>
-        <w:t>”</w:t>
-      </w:r>
-    </w:p>
-    <w:p>
-      <w:pPr>
-        <w:rPr>
-          <w:lang w:eastAsia="ja-JP"/>
-        </w:rPr>
-      </w:pPr>
-      <w:r>
-        <w:rPr>
-          <w:lang w:eastAsia="ja-JP"/>
-        </w:rPr>
-        <w:t>“In that case, I think we’re done here,” Cassandra said. “Miss Akiko, Jackson, come on. We’re leaving.”</w:t>
-      </w:r>
-      <w:r>
-        <w:rPr>
-          <w:lang w:eastAsia="ja-JP"/>
-        </w:rPr>
-        <w:t xml:space="preserve"> </w:t>
-      </w:r>
-    </w:p>
-    <w:p>
-      <w:pPr>
-        <w:rPr>
-          <w:lang w:eastAsia="ja-JP"/>
-        </w:rPr>
-      </w:pPr>
-      <w:r>
-        <w:rPr>
-          <w:lang w:eastAsia="ja-JP"/>
-        </w:rPr>
-        <w:t>Both the Comintern and Skywatch guards shuffled to the side to make way for the departing trio</w:t>
-      </w:r>
-      <w:r>
-        <w:rPr>
-          <w:lang w:eastAsia="ja-JP"/>
-        </w:rPr>
-        <w:t xml:space="preserve">. </w:t>
-      </w:r>
-      <w:r>
-        <w:rPr>
-          <w:lang w:eastAsia="ja-JP"/>
-        </w:rPr>
-        <w:t>Before they left, Cassanda glanced back towards the broken wing</w:t>
-      </w:r>
-      <w:r>
-        <w:rPr>
-          <w:lang w:eastAsia="ja-JP"/>
-        </w:rPr>
-        <w:t xml:space="preserve">. It was </w:t>
-      </w:r>
-      <w:r>
-        <w:rPr>
-          <w:lang w:eastAsia="ja-JP"/>
-        </w:rPr>
-        <w:t>still abuzz with activity, from the ongoing stream of survivors pouring out of every viable exit, to all kinds of watercraft gathering in the harbor to retrieve bodies both living and dead. Clouds had rolled in to obscure the stars, and the plume of smoke from the burning building rose upwards to join them.</w:t>
+        <w:t>rolled in to obscure the stars, and the plume of smoke from the burning building rose upwards to join them.</w:t>
       </w:r>
     </w:p>
     <w:p>
@@ -7418,7 +7629,6 @@
         <w:rPr>
           <w:lang w:eastAsia="ja-JP"/>
         </w:rPr>
-        <w:lastRenderedPageBreak/>
         <w:t>Survivors</w:t>
       </w:r>
       <w:r>
@@ -7665,6 +7875,7 @@
         <w:rPr>
           <w:lang w:eastAsia="ja-JP"/>
         </w:rPr>
+        <w:lastRenderedPageBreak/>
         <w:t>“Just get on the ship, everyone,” she muttered</w:t>
       </w:r>
       <w:r>
@@ -7978,12 +8189,19 @@
         <w:rPr>
           <w:rFonts w:eastAsia="Calibri"/>
         </w:rPr>
-        <w:t>, a cohort of scientists, engineers, and support staff worked and lived inside the compound, rarely venturing outside</w:t>
+        <w:t xml:space="preserve">, a </w:t>
       </w:r>
       <w:r>
         <w:rPr>
           <w:rFonts w:eastAsia="Calibri"/>
         </w:rPr>
+        <w:lastRenderedPageBreak/>
+        <w:t>cohort of scientists, engineers, and support staff worked and lived inside the compound, rarely venturing outside</w:t>
+      </w:r>
+      <w:r>
+        <w:rPr>
+          <w:rFonts w:eastAsia="Calibri"/>
+        </w:rPr>
         <w:t>.</w:t>
       </w:r>
     </w:p>
@@ -8027,524 +8245,523 @@
         <w:rPr>
           <w:rFonts w:eastAsia="Calibri"/>
         </w:rPr>
-        <w:t xml:space="preserve">, he hired scores of new employees, made deals </w:t>
+        <w:t xml:space="preserve">, he hired scores of new employees, made deals with local gangs for protection, and purchased a fleet of vehicles to expand the company’s trade network. </w:t>
       </w:r>
       <w:r>
         <w:rPr>
           <w:rFonts w:eastAsia="Calibri"/>
         </w:rPr>
+        <w:t xml:space="preserve">The newly-christened Lasalle Industries diversified as it grew, </w:t>
+      </w:r>
+      <w:r>
+        <w:rPr>
+          <w:rFonts w:eastAsia="Calibri"/>
+        </w:rPr>
+        <w:t xml:space="preserve">building facilities for </w:t>
+      </w:r>
+      <w:r>
+        <w:rPr>
+          <w:rFonts w:eastAsia="Calibri"/>
+        </w:rPr>
+        <w:t>neuroscience</w:t>
+      </w:r>
+      <w:r>
+        <w:rPr>
+          <w:rFonts w:eastAsia="Calibri"/>
+        </w:rPr>
+        <w:t xml:space="preserve"> and nanotechnology</w:t>
+      </w:r>
+      <w:r>
+        <w:rPr>
+          <w:rFonts w:eastAsia="Calibri"/>
+        </w:rPr>
+        <w:t xml:space="preserve">. A professional security team replaced the gangs, the old compound </w:t>
+      </w:r>
+      <w:r>
+        <w:rPr>
+          <w:rFonts w:eastAsia="Calibri"/>
+        </w:rPr>
+        <w:t>grew into</w:t>
+      </w:r>
+      <w:r>
+        <w:rPr>
+          <w:rFonts w:eastAsia="Calibri"/>
+        </w:rPr>
+        <w:t xml:space="preserve"> a luxury </w:t>
+      </w:r>
+      <w:r>
+        <w:rPr>
+          <w:rFonts w:eastAsia="Calibri"/>
+        </w:rPr>
+        <w:t>office</w:t>
+      </w:r>
+      <w:r>
+        <w:rPr>
+          <w:rFonts w:eastAsia="Calibri"/>
+        </w:rPr>
+        <w:t xml:space="preserve">, and </w:t>
+      </w:r>
+      <w:r>
+        <w:rPr>
+          <w:rFonts w:eastAsia="Calibri"/>
+        </w:rPr>
+        <w:t>Lasalle became a household name</w:t>
+      </w:r>
+      <w:r>
+        <w:rPr>
+          <w:rFonts w:eastAsia="Calibri"/>
+        </w:rPr>
+        <w:t xml:space="preserve">. </w:t>
+      </w:r>
+      <w:r>
+        <w:rPr>
+          <w:rFonts w:eastAsia="Calibri"/>
+        </w:rPr>
+        <w:t xml:space="preserve">When the man himself retired, he sold his company to Aleph Null to at last extend its reach across the globe, and </w:t>
+      </w:r>
+      <w:r>
+        <w:rPr>
+          <w:rFonts w:eastAsia="Calibri"/>
+        </w:rPr>
+        <w:t>he died</w:t>
+      </w:r>
+      <w:r>
+        <w:rPr>
+          <w:rFonts w:eastAsia="Calibri"/>
+        </w:rPr>
+        <w:t xml:space="preserve"> content that he had made the world a better place.</w:t>
+      </w:r>
+    </w:p>
+    <w:p>
+      <w:pPr>
+        <w:rPr>
+          <w:rFonts w:eastAsia="Calibri"/>
+        </w:rPr>
+      </w:pPr>
+      <w:r>
+        <w:rPr>
+          <w:rFonts w:eastAsia="Calibri"/>
+        </w:rPr>
+        <w:t>C</w:t>
+      </w:r>
+      <w:r>
+        <w:rPr>
+          <w:rFonts w:eastAsia="Calibri"/>
+        </w:rPr>
+        <w:t xml:space="preserve">lose to a century </w:t>
+      </w:r>
+      <w:r>
+        <w:rPr>
+          <w:rFonts w:eastAsia="Calibri"/>
+        </w:rPr>
+        <w:t>later</w:t>
+      </w:r>
+      <w:r>
+        <w:rPr>
+          <w:rFonts w:eastAsia="Calibri"/>
+        </w:rPr>
+        <w:t xml:space="preserve">, the </w:t>
+      </w:r>
+      <w:r>
+        <w:rPr>
+          <w:rFonts w:eastAsia="Calibri"/>
+        </w:rPr>
+        <w:t>shuttle</w:t>
+      </w:r>
+      <w:r>
+        <w:rPr>
+          <w:rFonts w:eastAsia="Calibri"/>
+        </w:rPr>
+        <w:t xml:space="preserve"> carrying Cassandra and her friends returned from Athens. </w:t>
+      </w:r>
+      <w:r>
+        <w:rPr>
+          <w:rFonts w:eastAsia="Calibri"/>
+        </w:rPr>
+        <w:t>They cleared customs in Newfoundland, where the Skywatch had no presence, then flew straight to</w:t>
+      </w:r>
+      <w:r>
+        <w:rPr>
+          <w:rFonts w:eastAsia="Calibri"/>
+        </w:rPr>
+        <w:t xml:space="preserve"> </w:t>
+      </w:r>
+      <w:r>
+        <w:rPr>
+          <w:rFonts w:eastAsia="Calibri"/>
+        </w:rPr>
+        <w:t xml:space="preserve">the </w:t>
+      </w:r>
+      <w:r>
+        <w:rPr>
+          <w:rFonts w:eastAsia="Calibri"/>
+        </w:rPr>
+        <w:t>branch campus</w:t>
+      </w:r>
+      <w:r>
+        <w:rPr>
+          <w:rFonts w:eastAsia="Calibri"/>
+        </w:rPr>
+        <w:t xml:space="preserve"> itself, near what had once been Lasalle’s original headquarters</w:t>
+      </w:r>
+      <w:r>
+        <w:rPr>
+          <w:rFonts w:eastAsia="Calibri"/>
+        </w:rPr>
+        <w:t xml:space="preserve">. Cassandra had selected a VTOL </w:t>
+      </w:r>
+      <w:r>
+        <w:rPr>
+          <w:rFonts w:eastAsia="Calibri"/>
+        </w:rPr>
+        <w:t>aircraft</w:t>
+      </w:r>
+      <w:r>
+        <w:rPr>
+          <w:rFonts w:eastAsia="Calibri"/>
+        </w:rPr>
+        <w:t xml:space="preserve"> for exactly that purpose.</w:t>
+      </w:r>
+    </w:p>
+    <w:p>
+      <w:pPr>
+        <w:rPr>
+          <w:rFonts w:eastAsia="Calibri"/>
+        </w:rPr>
+      </w:pPr>
+      <w:r>
+        <w:rPr>
+          <w:rFonts w:eastAsia="Calibri"/>
+        </w:rPr>
+        <w:t xml:space="preserve">As the </w:t>
+      </w:r>
+      <w:r>
+        <w:rPr>
+          <w:rFonts w:eastAsia="Calibri"/>
+        </w:rPr>
+        <w:t>aircraft</w:t>
+      </w:r>
+      <w:r>
+        <w:rPr>
+          <w:rFonts w:eastAsia="Calibri"/>
+        </w:rPr>
+        <w:t xml:space="preserve"> entered </w:t>
+      </w:r>
+      <w:r>
+        <w:rPr>
+          <w:rFonts w:eastAsia="Calibri"/>
+        </w:rPr>
+        <w:t>Montreal</w:t>
+      </w:r>
+      <w:r>
+        <w:rPr>
+          <w:rFonts w:eastAsia="Calibri"/>
+        </w:rPr>
+        <w:t xml:space="preserve"> airspace, Cassandra twitched against the rock-hard seat cushion</w:t>
+      </w:r>
+      <w:r>
+        <w:rPr>
+          <w:rFonts w:eastAsia="Calibri"/>
+        </w:rPr>
+        <w:t xml:space="preserve">. </w:t>
+      </w:r>
+      <w:r>
+        <w:rPr>
+          <w:rFonts w:eastAsia="Calibri"/>
+        </w:rPr>
+        <w:t>Though the flight should have offered plenty of time to rest, h</w:t>
+      </w:r>
+      <w:r>
+        <w:rPr>
+          <w:rFonts w:eastAsia="Calibri"/>
+        </w:rPr>
+        <w:t xml:space="preserve">er memories of the </w:t>
+      </w:r>
+      <w:r>
+        <w:rPr>
+          <w:rFonts w:eastAsia="Calibri"/>
+        </w:rPr>
+        <w:t>disaster and the discomfort of her seat itself had kept her from restful sleep</w:t>
+      </w:r>
+      <w:r>
+        <w:rPr>
+          <w:rFonts w:eastAsia="Calibri"/>
+        </w:rPr>
+        <w:t xml:space="preserve">. </w:t>
+      </w:r>
+      <w:r>
+        <w:rPr>
+          <w:rFonts w:eastAsia="Calibri"/>
+        </w:rPr>
+        <w:t xml:space="preserve">Her skin itched all over. Her </w:t>
+      </w:r>
+      <w:r>
+        <w:rPr>
+          <w:rFonts w:eastAsia="Calibri"/>
+        </w:rPr>
+        <w:t>expensive high heels</w:t>
+      </w:r>
+      <w:r>
+        <w:rPr>
+          <w:rFonts w:eastAsia="Calibri"/>
+        </w:rPr>
+        <w:t xml:space="preserve"> suddenly seemed a size too small, </w:t>
+      </w:r>
+      <w:r>
+        <w:rPr>
+          <w:rFonts w:eastAsia="Calibri"/>
+        </w:rPr>
+        <w:t xml:space="preserve">binding toes that couldn’t so much as wiggle. </w:t>
+      </w:r>
+      <w:r>
+        <w:rPr>
+          <w:rFonts w:eastAsia="Calibri"/>
+        </w:rPr>
+        <w:t>The</w:t>
+      </w:r>
+      <w:r>
+        <w:rPr>
+          <w:rFonts w:eastAsia="Calibri"/>
+        </w:rPr>
+        <w:t xml:space="preserve"> bra </w:t>
+      </w:r>
+      <w:r>
+        <w:rPr>
+          <w:rFonts w:eastAsia="Calibri"/>
+        </w:rPr>
+        <w:t>she rarely noticed anymore</w:t>
+      </w:r>
+      <w:r>
+        <w:rPr>
+          <w:rFonts w:eastAsia="Calibri"/>
+        </w:rPr>
+        <w:t xml:space="preserve"> was now a </w:t>
+      </w:r>
+      <w:r>
+        <w:rPr>
+          <w:rFonts w:eastAsia="Calibri"/>
+        </w:rPr>
+        <w:t>painful</w:t>
+      </w:r>
+      <w:r>
+        <w:rPr>
+          <w:rFonts w:eastAsia="Calibri"/>
+        </w:rPr>
+        <w:t xml:space="preserve"> sensation around her chest that she longed to tear off.</w:t>
+      </w:r>
+    </w:p>
+    <w:p>
+      <w:pPr>
+        <w:rPr>
+          <w:rFonts w:eastAsia="Calibri"/>
+        </w:rPr>
+      </w:pPr>
+      <w:r>
+        <w:rPr>
+          <w:rFonts w:eastAsia="Calibri"/>
+        </w:rPr>
+        <w:t>Home</w:t>
+      </w:r>
+      <w:r>
+        <w:rPr>
+          <w:rFonts w:eastAsia="Calibri"/>
+        </w:rPr>
+        <w:t xml:space="preserve"> was on the horizon, she reminded herself. Only half an hour, give or take, before she would be able to strip herself down and take a much-needed shower</w:t>
+      </w:r>
+      <w:r>
+        <w:rPr>
+          <w:rFonts w:eastAsia="Calibri"/>
+        </w:rPr>
+        <w:t>, or perhaps a bath in her apartment</w:t>
+      </w:r>
+      <w:r>
+        <w:rPr>
+          <w:rFonts w:eastAsia="Calibri"/>
+        </w:rPr>
+        <w:t xml:space="preserve">’s </w:t>
+      </w:r>
+      <w:r>
+        <w:rPr>
+          <w:rFonts w:eastAsia="Calibri"/>
+        </w:rPr>
+        <w:t>hot tub. That sort of leisure</w:t>
+      </w:r>
+      <w:r>
+        <w:rPr>
+          <w:rFonts w:eastAsia="Calibri"/>
+        </w:rPr>
+        <w:t xml:space="preserve"> </w:t>
+      </w:r>
+      <w:r>
+        <w:rPr>
+          <w:rFonts w:eastAsia="Calibri"/>
+        </w:rPr>
+        <w:t xml:space="preserve">was exactly what she needed. </w:t>
+      </w:r>
+      <w:r>
+        <w:rPr>
+          <w:rFonts w:eastAsia="Calibri"/>
+        </w:rPr>
+        <w:t xml:space="preserve">Until then, however, the best she could do was to take deep breaths, scratch the itches </w:t>
+      </w:r>
+      <w:r>
+        <w:rPr>
+          <w:rFonts w:eastAsia="Calibri"/>
+        </w:rPr>
+        <w:t>as</w:t>
+      </w:r>
+      <w:r>
+        <w:rPr>
+          <w:rFonts w:eastAsia="Calibri"/>
+        </w:rPr>
+        <w:t xml:space="preserve"> best she could, and try to situate her mind in a comfortable place, the way her therapist had once </w:t>
+      </w:r>
+      <w:r>
+        <w:rPr>
+          <w:rFonts w:eastAsia="Calibri"/>
+        </w:rPr>
+        <w:t>suggested</w:t>
+      </w:r>
+      <w:r>
+        <w:rPr>
+          <w:rFonts w:eastAsia="Calibri"/>
+        </w:rPr>
+        <w:t>.</w:t>
+      </w:r>
+    </w:p>
+    <w:p>
+      <w:pPr>
+        <w:rPr>
+          <w:rFonts w:eastAsia="Calibri"/>
+        </w:rPr>
+      </w:pPr>
+      <w:r>
+        <w:rPr>
+          <w:rFonts w:eastAsia="Calibri"/>
+        </w:rPr>
+        <w:t xml:space="preserve">For Cassandra, that place was </w:t>
+      </w:r>
+      <w:r>
+        <w:rPr>
+          <w:rFonts w:eastAsia="Calibri"/>
+        </w:rPr>
+        <w:t xml:space="preserve">a café on </w:t>
+      </w:r>
+      <w:r>
+        <w:rPr>
+          <w:rFonts w:eastAsia="Calibri"/>
+        </w:rPr>
+        <w:t>Sherbrooke Street</w:t>
+      </w:r>
+      <w:r>
+        <w:rPr>
+          <w:rFonts w:eastAsia="Calibri"/>
+        </w:rPr>
+        <w:t xml:space="preserve">. </w:t>
+      </w:r>
+      <w:r>
+        <w:rPr>
+          <w:rFonts w:eastAsia="Calibri"/>
+        </w:rPr>
+        <w:t xml:space="preserve">It was a </w:t>
+      </w:r>
+      <w:r>
+        <w:rPr>
+          <w:rFonts w:eastAsia="Calibri"/>
+        </w:rPr>
+        <w:t>kitschy</w:t>
+      </w:r>
+      <w:r>
+        <w:rPr>
+          <w:rFonts w:eastAsia="Calibri"/>
+        </w:rPr>
+        <w:t xml:space="preserve"> little building in the shadow of the upper city</w:t>
+      </w:r>
+      <w:r>
+        <w:rPr>
+          <w:rFonts w:eastAsia="Calibri"/>
+        </w:rPr>
+        <w:t xml:space="preserve"> where she and her high school friends</w:t>
+      </w:r>
+      <w:r>
+        <w:rPr>
+          <w:rFonts w:eastAsia="Calibri"/>
+        </w:rPr>
+        <w:t xml:space="preserve"> liked to eat </w:t>
+      </w:r>
+      <w:r>
+        <w:rPr>
+          <w:rFonts w:eastAsia="Calibri"/>
+        </w:rPr>
+        <w:t xml:space="preserve">in the afternoons. She recalled the smell of poutine and cigarette smoke, the crinkle of other patrons’ newspapers, the laughter of her classmates, and her mother’s disapproving glare whenever she </w:t>
+      </w:r>
+      <w:r>
+        <w:rPr>
+          <w:rFonts w:eastAsia="Calibri"/>
+        </w:rPr>
         <w:lastRenderedPageBreak/>
-        <w:t xml:space="preserve">with local gangs for protection, and purchased a fleet of vehicles to expand the company’s trade network. </w:t>
+        <w:t>returned from the “dangerous” lower streets.</w:t>
       </w:r>
       <w:r>
         <w:rPr>
           <w:rFonts w:eastAsia="Calibri"/>
         </w:rPr>
-        <w:t xml:space="preserve">The newly-christened Lasalle Industries diversified as it grew, </w:t>
+        <w:t xml:space="preserve"> </w:t>
       </w:r>
       <w:r>
         <w:rPr>
           <w:rFonts w:eastAsia="Calibri"/>
         </w:rPr>
-        <w:t xml:space="preserve">building facilities for </w:t>
+        <w:t xml:space="preserve">Even though these memories carried with them a </w:t>
       </w:r>
       <w:r>
         <w:rPr>
           <w:rFonts w:eastAsia="Calibri"/>
         </w:rPr>
-        <w:t>neuroscience</w:t>
+        <w:t>pang</w:t>
       </w:r>
       <w:r>
         <w:rPr>
           <w:rFonts w:eastAsia="Calibri"/>
         </w:rPr>
-        <w:t xml:space="preserve"> and nanotechnology</w:t>
+        <w:t xml:space="preserve"> of sorrow for friends she no longer knew, they were also a source of warmth, </w:t>
       </w:r>
       <w:r>
         <w:rPr>
           <w:rFonts w:eastAsia="Calibri"/>
         </w:rPr>
-        <w:t xml:space="preserve">. A professional security team replaced the gangs, the old compound </w:t>
+        <w:t>which</w:t>
       </w:r>
       <w:r>
         <w:rPr>
           <w:rFonts w:eastAsia="Calibri"/>
         </w:rPr>
-        <w:t>grew into</w:t>
-      </w:r>
-      <w:r>
+        <w:t xml:space="preserve"> was enough.</w:t>
+      </w:r>
+    </w:p>
+    <w:p>
+      <w:pPr>
         <w:rPr>
           <w:rFonts w:eastAsia="Calibri"/>
         </w:rPr>
-        <w:t xml:space="preserve"> a luxury </w:t>
-      </w:r>
+      </w:pPr>
       <w:r>
         <w:rPr>
           <w:rFonts w:eastAsia="Calibri"/>
         </w:rPr>
-        <w:t>office</w:t>
-      </w:r>
-      <w:r>
+        <w:t xml:space="preserve">That was a lie. It was never enough. </w:t>
+      </w:r>
+    </w:p>
+    <w:p>
+      <w:pPr>
         <w:rPr>
           <w:rFonts w:eastAsia="Calibri"/>
         </w:rPr>
-        <w:t xml:space="preserve">, and </w:t>
-      </w:r>
+      </w:pPr>
       <w:r>
         <w:rPr>
           <w:rFonts w:eastAsia="Calibri"/>
         </w:rPr>
-        <w:t>Lasalle became a household name</w:t>
-      </w:r>
-      <w:r>
-        <w:rPr>
-          <w:rFonts w:eastAsia="Calibri"/>
-        </w:rPr>
-        <w:t xml:space="preserve">. </w:t>
-      </w:r>
-      <w:r>
-        <w:rPr>
-          <w:rFonts w:eastAsia="Calibri"/>
-        </w:rPr>
-        <w:t xml:space="preserve">When the man himself retired, he sold his company to Aleph Null to at last extend its reach across the globe, and </w:t>
-      </w:r>
-      <w:r>
-        <w:rPr>
-          <w:rFonts w:eastAsia="Calibri"/>
-        </w:rPr>
-        <w:t>he died</w:t>
-      </w:r>
-      <w:r>
-        <w:rPr>
-          <w:rFonts w:eastAsia="Calibri"/>
-        </w:rPr>
-        <w:t xml:space="preserve"> content that he had made the world a better place.</w:t>
-      </w:r>
-    </w:p>
-    <w:p>
-      <w:pPr>
-        <w:rPr>
-          <w:rFonts w:eastAsia="Calibri"/>
-        </w:rPr>
-      </w:pPr>
-      <w:r>
-        <w:rPr>
-          <w:rFonts w:eastAsia="Calibri"/>
-        </w:rPr>
-        <w:t>C</w:t>
-      </w:r>
-      <w:r>
-        <w:rPr>
-          <w:rFonts w:eastAsia="Calibri"/>
-        </w:rPr>
-        <w:t xml:space="preserve">lose to a century </w:t>
-      </w:r>
-      <w:r>
-        <w:rPr>
-          <w:rFonts w:eastAsia="Calibri"/>
-        </w:rPr>
-        <w:t>later</w:t>
-      </w:r>
-      <w:r>
-        <w:rPr>
-          <w:rFonts w:eastAsia="Calibri"/>
-        </w:rPr>
-        <w:t xml:space="preserve">, the </w:t>
-      </w:r>
-      <w:r>
-        <w:rPr>
-          <w:rFonts w:eastAsia="Calibri"/>
-        </w:rPr>
-        <w:t>shuttle</w:t>
-      </w:r>
-      <w:r>
-        <w:rPr>
-          <w:rFonts w:eastAsia="Calibri"/>
-        </w:rPr>
-        <w:t xml:space="preserve"> carrying Cassandra and her friends returned from Athens. </w:t>
-      </w:r>
-      <w:r>
-        <w:rPr>
-          <w:rFonts w:eastAsia="Calibri"/>
-        </w:rPr>
-        <w:t>They cleared customs in Newfoundland, where the Skywatch had no presence, then flew straight to</w:t>
-      </w:r>
-      <w:r>
-        <w:rPr>
-          <w:rFonts w:eastAsia="Calibri"/>
-        </w:rPr>
-        <w:t xml:space="preserve"> </w:t>
-      </w:r>
-      <w:r>
-        <w:rPr>
-          <w:rFonts w:eastAsia="Calibri"/>
-        </w:rPr>
-        <w:t xml:space="preserve">the </w:t>
-      </w:r>
-      <w:r>
-        <w:rPr>
-          <w:rFonts w:eastAsia="Calibri"/>
-        </w:rPr>
-        <w:t>branch campus</w:t>
-      </w:r>
-      <w:r>
-        <w:rPr>
-          <w:rFonts w:eastAsia="Calibri"/>
-        </w:rPr>
-        <w:t xml:space="preserve"> itself, near what had once been Lasalle’s original headquarters</w:t>
-      </w:r>
-      <w:r>
-        <w:rPr>
-          <w:rFonts w:eastAsia="Calibri"/>
-        </w:rPr>
-        <w:t xml:space="preserve">. Cassandra had selected a VTOL </w:t>
-      </w:r>
-      <w:r>
-        <w:rPr>
-          <w:rFonts w:eastAsia="Calibri"/>
-        </w:rPr>
-        <w:t>aircraft</w:t>
-      </w:r>
-      <w:r>
-        <w:rPr>
-          <w:rFonts w:eastAsia="Calibri"/>
-        </w:rPr>
-        <w:t xml:space="preserve"> for exactly that purpose.</w:t>
-      </w:r>
-    </w:p>
-    <w:p>
-      <w:pPr>
-        <w:rPr>
-          <w:rFonts w:eastAsia="Calibri"/>
-        </w:rPr>
-      </w:pPr>
-      <w:r>
-        <w:rPr>
-          <w:rFonts w:eastAsia="Calibri"/>
-        </w:rPr>
-        <w:t xml:space="preserve">As the </w:t>
-      </w:r>
-      <w:r>
-        <w:rPr>
-          <w:rFonts w:eastAsia="Calibri"/>
-        </w:rPr>
-        <w:t>aircraft</w:t>
-      </w:r>
-      <w:r>
-        <w:rPr>
-          <w:rFonts w:eastAsia="Calibri"/>
-        </w:rPr>
-        <w:t xml:space="preserve"> entered </w:t>
-      </w:r>
-      <w:r>
-        <w:rPr>
-          <w:rFonts w:eastAsia="Calibri"/>
-        </w:rPr>
-        <w:t>Montreal</w:t>
-      </w:r>
-      <w:r>
-        <w:rPr>
-          <w:rFonts w:eastAsia="Calibri"/>
-        </w:rPr>
-        <w:t xml:space="preserve"> airspace, Cassandra twitched against the rock-hard seat cushion</w:t>
-      </w:r>
-      <w:r>
-        <w:rPr>
-          <w:rFonts w:eastAsia="Calibri"/>
-        </w:rPr>
-        <w:t xml:space="preserve">. </w:t>
-      </w:r>
-      <w:r>
-        <w:rPr>
-          <w:rFonts w:eastAsia="Calibri"/>
-        </w:rPr>
-        <w:t>Though the flight should have offered plenty of time to rest, h</w:t>
-      </w:r>
-      <w:r>
-        <w:rPr>
-          <w:rFonts w:eastAsia="Calibri"/>
-        </w:rPr>
-        <w:t xml:space="preserve">er memories of the </w:t>
-      </w:r>
-      <w:r>
-        <w:rPr>
-          <w:rFonts w:eastAsia="Calibri"/>
-        </w:rPr>
-        <w:t>disaster and the discomfort of her seat itself had kept her from restful sleep</w:t>
-      </w:r>
-      <w:r>
-        <w:rPr>
-          <w:rFonts w:eastAsia="Calibri"/>
-        </w:rPr>
-        <w:t xml:space="preserve">. </w:t>
-      </w:r>
-      <w:r>
-        <w:rPr>
-          <w:rFonts w:eastAsia="Calibri"/>
-        </w:rPr>
-        <w:t xml:space="preserve">Her skin itched all over. Her </w:t>
-      </w:r>
-      <w:r>
-        <w:rPr>
-          <w:rFonts w:eastAsia="Calibri"/>
-        </w:rPr>
-        <w:t>expensive high heels</w:t>
-      </w:r>
-      <w:r>
-        <w:rPr>
-          <w:rFonts w:eastAsia="Calibri"/>
-        </w:rPr>
-        <w:t xml:space="preserve"> suddenly seemed a size too small, </w:t>
-      </w:r>
-      <w:r>
-        <w:rPr>
-          <w:rFonts w:eastAsia="Calibri"/>
-        </w:rPr>
-        <w:t xml:space="preserve">binding toes that couldn’t so much as wiggle. </w:t>
-      </w:r>
-      <w:r>
-        <w:rPr>
-          <w:rFonts w:eastAsia="Calibri"/>
-        </w:rPr>
-        <w:t>The</w:t>
-      </w:r>
-      <w:r>
-        <w:rPr>
-          <w:rFonts w:eastAsia="Calibri"/>
-        </w:rPr>
-        <w:t xml:space="preserve"> bra </w:t>
-      </w:r>
-      <w:r>
-        <w:rPr>
-          <w:rFonts w:eastAsia="Calibri"/>
-        </w:rPr>
-        <w:t>she rarely noticed anymore</w:t>
-      </w:r>
-      <w:r>
-        <w:rPr>
-          <w:rFonts w:eastAsia="Calibri"/>
-        </w:rPr>
-        <w:t xml:space="preserve"> was now a </w:t>
-      </w:r>
-      <w:r>
-        <w:rPr>
-          <w:rFonts w:eastAsia="Calibri"/>
-        </w:rPr>
-        <w:t>painful</w:t>
-      </w:r>
-      <w:r>
-        <w:rPr>
-          <w:rFonts w:eastAsia="Calibri"/>
-        </w:rPr>
-        <w:t xml:space="preserve"> sensation around her chest that she longed to tear off.</w:t>
-      </w:r>
-    </w:p>
-    <w:p>
-      <w:pPr>
-        <w:rPr>
-          <w:rFonts w:eastAsia="Calibri"/>
-        </w:rPr>
-      </w:pPr>
-      <w:r>
-        <w:rPr>
-          <w:rFonts w:eastAsia="Calibri"/>
-        </w:rPr>
-        <w:t>Home</w:t>
-      </w:r>
-      <w:r>
-        <w:rPr>
-          <w:rFonts w:eastAsia="Calibri"/>
-        </w:rPr>
-        <w:t xml:space="preserve"> was on the horizon, she reminded herself. Only half an hour, give or take, before she would be able to strip herself down and take a much-needed shower</w:t>
-      </w:r>
-      <w:r>
-        <w:rPr>
-          <w:rFonts w:eastAsia="Calibri"/>
-        </w:rPr>
-        <w:t>, or perhaps a bath in her apartment</w:t>
-      </w:r>
-      <w:r>
-        <w:rPr>
-          <w:rFonts w:eastAsia="Calibri"/>
-        </w:rPr>
-        <w:t xml:space="preserve">’s </w:t>
-      </w:r>
-      <w:r>
-        <w:rPr>
-          <w:rFonts w:eastAsia="Calibri"/>
-        </w:rPr>
-        <w:t>hot tub. That sort of leisure</w:t>
-      </w:r>
-      <w:r>
-        <w:rPr>
-          <w:rFonts w:eastAsia="Calibri"/>
-        </w:rPr>
-        <w:t xml:space="preserve"> </w:t>
-      </w:r>
-      <w:r>
-        <w:rPr>
-          <w:rFonts w:eastAsia="Calibri"/>
-        </w:rPr>
-        <w:t xml:space="preserve">was exactly what she needed. </w:t>
-      </w:r>
-      <w:r>
-        <w:rPr>
-          <w:rFonts w:eastAsia="Calibri"/>
-        </w:rPr>
-        <w:t xml:space="preserve">Until then, however, the best she could do was to take deep breaths, scratch the itches </w:t>
-      </w:r>
-      <w:r>
-        <w:rPr>
-          <w:rFonts w:eastAsia="Calibri"/>
-        </w:rPr>
-        <w:t>as</w:t>
-      </w:r>
-      <w:r>
-        <w:rPr>
-          <w:rFonts w:eastAsia="Calibri"/>
-        </w:rPr>
-        <w:t xml:space="preserve"> best she could, and try to situate her mind in a comfortable place, the way her therapist had once </w:t>
-      </w:r>
-      <w:r>
-        <w:rPr>
-          <w:rFonts w:eastAsia="Calibri"/>
-        </w:rPr>
-        <w:t>suggested</w:t>
-      </w:r>
-      <w:r>
-        <w:rPr>
-          <w:rFonts w:eastAsia="Calibri"/>
-        </w:rPr>
-        <w:t>.</w:t>
-      </w:r>
-    </w:p>
-    <w:p>
-      <w:pPr>
-        <w:rPr>
-          <w:rFonts w:eastAsia="Calibri"/>
-        </w:rPr>
-      </w:pPr>
-      <w:r>
-        <w:rPr>
-          <w:rFonts w:eastAsia="Calibri"/>
-        </w:rPr>
-        <w:t xml:space="preserve">For Cassandra, that place was </w:t>
-      </w:r>
-      <w:r>
-        <w:rPr>
-          <w:rFonts w:eastAsia="Calibri"/>
-        </w:rPr>
-        <w:t xml:space="preserve">a café on </w:t>
-      </w:r>
-      <w:r>
-        <w:rPr>
-          <w:rFonts w:eastAsia="Calibri"/>
-        </w:rPr>
-        <w:t>Sherbrooke Street</w:t>
-      </w:r>
-      <w:r>
-        <w:rPr>
-          <w:rFonts w:eastAsia="Calibri"/>
-        </w:rPr>
-        <w:t xml:space="preserve">. </w:t>
-      </w:r>
-      <w:r>
-        <w:rPr>
-          <w:rFonts w:eastAsia="Calibri"/>
-        </w:rPr>
-        <w:t xml:space="preserve">It was a </w:t>
-      </w:r>
-      <w:r>
-        <w:rPr>
-          <w:rFonts w:eastAsia="Calibri"/>
-        </w:rPr>
-        <w:t>kitschy</w:t>
-      </w:r>
-      <w:r>
-        <w:rPr>
-          <w:rFonts w:eastAsia="Calibri"/>
-        </w:rPr>
-        <w:t xml:space="preserve"> little building in the shadow of the upper city</w:t>
-      </w:r>
-      <w:r>
-        <w:rPr>
-          <w:rFonts w:eastAsia="Calibri"/>
-        </w:rPr>
-        <w:t xml:space="preserve"> where she and her high school friends</w:t>
-      </w:r>
-      <w:r>
-        <w:rPr>
-          <w:rFonts w:eastAsia="Calibri"/>
-        </w:rPr>
-        <w:t xml:space="preserve"> liked to eat </w:t>
-      </w:r>
-      <w:r>
-        <w:rPr>
-          <w:rFonts w:eastAsia="Calibri"/>
-        </w:rPr>
-        <w:t>in the afternoons. She recalled the smell of poutine and cigarette smoke, the crinkle of other patrons’ newspapers, the laughter of her classmates, and her mother’s disapproving glare whenever she returned from the “dangerous” lower streets.</w:t>
-      </w:r>
-      <w:r>
-        <w:rPr>
-          <w:rFonts w:eastAsia="Calibri"/>
-        </w:rPr>
-        <w:t xml:space="preserve"> </w:t>
-      </w:r>
-      <w:r>
-        <w:rPr>
-          <w:rFonts w:eastAsia="Calibri"/>
-        </w:rPr>
-        <w:t xml:space="preserve">Even though these memories carried with them a </w:t>
-      </w:r>
-      <w:r>
-        <w:rPr>
-          <w:rFonts w:eastAsia="Calibri"/>
-        </w:rPr>
-        <w:t>pang</w:t>
-      </w:r>
-      <w:r>
-        <w:rPr>
-          <w:rFonts w:eastAsia="Calibri"/>
-        </w:rPr>
-        <w:t xml:space="preserve"> of sorrow for friends she no longer knew, they were also a source of warmth, </w:t>
-      </w:r>
-      <w:r>
-        <w:rPr>
-          <w:rFonts w:eastAsia="Calibri"/>
-        </w:rPr>
-        <w:t>which</w:t>
-      </w:r>
-      <w:r>
-        <w:rPr>
-          <w:rFonts w:eastAsia="Calibri"/>
-        </w:rPr>
-        <w:t xml:space="preserve"> was enough.</w:t>
-      </w:r>
-    </w:p>
-    <w:p>
-      <w:pPr>
-        <w:rPr>
-          <w:rFonts w:eastAsia="Calibri"/>
-        </w:rPr>
-      </w:pPr>
-      <w:r>
-        <w:rPr>
-          <w:rFonts w:eastAsia="Calibri"/>
-        </w:rPr>
-        <w:t xml:space="preserve">That was a lie. It was never enough. </w:t>
-      </w:r>
-    </w:p>
-    <w:p>
-      <w:pPr>
-        <w:rPr>
-          <w:rFonts w:eastAsia="Calibri"/>
-        </w:rPr>
-      </w:pPr>
-      <w:r>
-        <w:rPr>
-          <w:rFonts w:eastAsia="Calibri"/>
-        </w:rPr>
-        <w:lastRenderedPageBreak/>
         <w:t>Sensing her distress, Akiko la</w:t>
       </w:r>
       <w:r>
@@ -8945,6 +9162,7 @@
         <w:rPr>
           <w:rFonts w:eastAsia="Times New Roman"/>
         </w:rPr>
+        <w:lastRenderedPageBreak/>
         <w:t>“</w:t>
       </w:r>
       <w:r>
@@ -9064,7 +9282,6 @@
         <w:jc w:val="center"/>
       </w:pPr>
       <w:r>
-        <w:lastRenderedPageBreak/>
         <w:t>*</w:t>
       </w:r>
       <w:r>
@@ -9641,6 +9858,7 @@
         <w:rPr>
           <w:rFonts w:eastAsia="Times New Roman"/>
         </w:rPr>
+        <w:lastRenderedPageBreak/>
         <w:t xml:space="preserve">A flicker of wrath </w:t>
       </w:r>
       <w:r>
@@ -9709,14 +9927,7 @@
         <w:rPr>
           <w:rFonts w:eastAsia="Times New Roman"/>
         </w:rPr>
-        <w:t xml:space="preserve">Though her own work rarely concerned affairs outside the Cloud Garden, Cassandra had some inkling of what Xiang did for the company. He was the Montreal branch’s liaison to </w:t>
-      </w:r>
-      <w:r>
-        <w:rPr>
-          <w:rFonts w:eastAsia="Times New Roman"/>
-        </w:rPr>
-        <w:lastRenderedPageBreak/>
-        <w:t>headquarters</w:t>
+        <w:t>Though her own work rarely concerned affairs outside the Cloud Garden, Cassandra had some inkling of what Xiang did for the company. He was the Montreal branch’s liaison to headquarters</w:t>
       </w:r>
       <w:r>
         <w:rPr>
@@ -10177,6 +10388,7 @@
         <w:rPr>
           <w:rFonts w:eastAsia="Times New Roman"/>
         </w:rPr>
+        <w:lastRenderedPageBreak/>
         <w:t xml:space="preserve">Her apartment was </w:t>
       </w:r>
       <w:r>
@@ -10201,7 +10413,21 @@
         <w:rPr>
           <w:rFonts w:eastAsia="Times New Roman"/>
         </w:rPr>
-        <w:t xml:space="preserve">, and a miniature Zen garden </w:t>
+        <w:t xml:space="preserve">, and a miniature </w:t>
+      </w:r>
+      <w:proofErr w:type="gramStart"/>
+      <w:r>
+        <w:rPr>
+          <w:rFonts w:eastAsia="Times New Roman"/>
+        </w:rPr>
+        <w:t>Zen garden</w:t>
+      </w:r>
+      <w:proofErr w:type="gramEnd"/>
+      <w:r>
+        <w:rPr>
+          <w:rFonts w:eastAsia="Times New Roman"/>
+        </w:rPr>
+        <w:t xml:space="preserve"> </w:t>
       </w:r>
       <w:r>
         <w:rPr>
@@ -10286,7 +10512,6 @@
         <w:rPr>
           <w:rFonts w:eastAsia="Times New Roman"/>
         </w:rPr>
-        <w:lastRenderedPageBreak/>
         <w:t>“</w:t>
       </w:r>
       <w:r>
@@ -10752,6 +10977,7 @@
         <w:rPr>
           <w:rFonts w:eastAsia="Times New Roman"/>
         </w:rPr>
+        <w:lastRenderedPageBreak/>
         <w:t>“Because you grew up on a fleet?”</w:t>
       </w:r>
     </w:p>
@@ -10892,14 +11118,7 @@
         <w:rPr>
           <w:rFonts w:eastAsia="Times New Roman"/>
         </w:rPr>
-        <w:t xml:space="preserve">descended like </w:t>
-      </w:r>
-      <w:r>
-        <w:rPr>
-          <w:rFonts w:eastAsia="Times New Roman"/>
-        </w:rPr>
-        <w:lastRenderedPageBreak/>
-        <w:t>tourists</w:t>
+        <w:t>descended like tourists</w:t>
       </w:r>
       <w:r>
         <w:rPr>
@@ -11272,6 +11491,7 @@
         <w:rPr>
           <w:rFonts w:eastAsia="Times New Roman"/>
         </w:rPr>
+        <w:lastRenderedPageBreak/>
         <w:t xml:space="preserve">“Which he can then sell to whomever he pleases, </w:t>
       </w:r>
       <w:r>
@@ -11388,7 +11608,6 @@
         <w:rPr>
           <w:rFonts w:eastAsia="Times New Roman"/>
         </w:rPr>
-        <w:lastRenderedPageBreak/>
         <w:t>Xiang now straightened his back and began to speak. “</w:t>
       </w:r>
       <w:r>
@@ -11794,6 +12013,7 @@
         <w:rPr>
           <w:rFonts w:eastAsia="Times New Roman"/>
         </w:rPr>
+        <w:lastRenderedPageBreak/>
         <w:t xml:space="preserve">“Call it whatever you like. Just do your jobs.” Shufen slid a folder to each </w:t>
       </w:r>
       <w:r>
@@ -11842,14 +12062,7 @@
         <w:rPr>
           <w:rFonts w:eastAsia="Times New Roman"/>
         </w:rPr>
-        <w:t xml:space="preserve"> head </w:t>
-      </w:r>
-      <w:r>
-        <w:rPr>
-          <w:rFonts w:eastAsia="Times New Roman"/>
-        </w:rPr>
-        <w:lastRenderedPageBreak/>
-        <w:t>to Boston to</w:t>
+        <w:t xml:space="preserve"> head to Boston to</w:t>
       </w:r>
       <w:r>
         <w:rPr>
@@ -12747,6 +12960,7 @@
         <w:rPr>
           <w:rFonts w:eastAsia="Times New Roman"/>
         </w:rPr>
+        <w:lastRenderedPageBreak/>
         <w:t>“Do you want to shower first, or can I?” Cassandra asked once she had finished stretching.</w:t>
       </w:r>
     </w:p>
@@ -12799,7 +13013,6 @@
         <w:rPr>
           <w:rFonts w:eastAsia="Times New Roman"/>
         </w:rPr>
-        <w:lastRenderedPageBreak/>
         <w:t>“I thought you said you</w:t>
       </w:r>
       <w:r>
@@ -13187,6 +13400,7 @@
         <w:rPr>
           <w:rFonts w:eastAsia="Times New Roman"/>
         </w:rPr>
+        <w:lastRenderedPageBreak/>
         <w:t>As they spoke, Cassandra carefully removed the talisman from the wall, folded it into a neat square, and slipped it into her pocket. Although Akiko questioned her attachment to a gift from an ex-partner whose power she didn’t even believe in, she knew better than to bring it up.</w:t>
       </w:r>
     </w:p>
@@ -13243,7 +13457,6 @@
         <w:rPr>
           <w:rFonts w:eastAsia="Times New Roman"/>
         </w:rPr>
-        <w:lastRenderedPageBreak/>
         <w:t>“</w:t>
       </w:r>
       <w:r>
@@ -13585,7 +13798,14 @@
         <w:rPr>
           <w:rFonts w:eastAsia="Times New Roman"/>
         </w:rPr>
-        <w:t xml:space="preserve"> get you clearance to enter, then all you have to do is plug a USB drive into their network, and malware will take it from there. If we had more time, we could try a phishing scam to try and get remote access, but we don’t, so…”</w:t>
+        <w:t xml:space="preserve"> get you clearance to enter, then all you have to do is plug a USB drive into their network, </w:t>
+      </w:r>
+      <w:r>
+        <w:rPr>
+          <w:rFonts w:eastAsia="Times New Roman"/>
+        </w:rPr>
+        <w:lastRenderedPageBreak/>
+        <w:t>and malware will take it from there. If we had more time, we could try a phishing scam to try and get remote access, but we don’t, so…”</w:t>
       </w:r>
     </w:p>
     <w:p>
@@ -13622,14 +13842,7 @@
         <w:rPr>
           <w:rFonts w:eastAsia="Times New Roman"/>
         </w:rPr>
-        <w:t xml:space="preserve">sense was keen to remind her that inserting herself into company politics, by committing a crime no less, was the exact opposite of keeping her head down. Much </w:t>
-      </w:r>
-      <w:r>
-        <w:rPr>
-          <w:rFonts w:eastAsia="Times New Roman"/>
-        </w:rPr>
-        <w:lastRenderedPageBreak/>
-        <w:t>better to live a comfy life at the Cloud Garden for as long as it took her to get back on her feet, and keep a wide berth from this nonsense.</w:t>
+        <w:t>sense was keen to remind her that inserting herself into company politics, by committing a crime no less, was the exact opposite of keeping her head down. Much better to live a comfy life at the Cloud Garden for as long as it took her to get back on her feet, and keep a wide berth from this nonsense.</w:t>
       </w:r>
     </w:p>
     <w:p>
@@ -14300,6 +14513,7 @@
         <w:rPr>
           <w:rFonts w:eastAsia="Times New Roman"/>
         </w:rPr>
+        <w:lastRenderedPageBreak/>
         <w:t>“She’s not a toy. I let her stay at my place because she needed a home, not because I’m trying to sleep with her. Besides, I don’t even know if she likes girls.”</w:t>
       </w:r>
     </w:p>
@@ -14339,7 +14553,6 @@
         <w:rPr>
           <w:rFonts w:eastAsia="Times New Roman"/>
         </w:rPr>
-        <w:lastRenderedPageBreak/>
         <w:t>“I searched her record</w:t>
       </w:r>
       <w:r>

--- a/Peregrine 2020.docx
+++ b/Peregrine 2020.docx
@@ -4327,7 +4327,7 @@
         <w:rPr>
           <w:lang w:eastAsia="ja-JP"/>
         </w:rPr>
-        <w:t>women</w:t>
+        <w:t>pair</w:t>
       </w:r>
       <w:r>
         <w:rPr>
@@ -4756,37 +4756,31 @@
         <w:rPr>
           <w:lang w:eastAsia="ja-JP"/>
         </w:rPr>
-        <w:t xml:space="preserve">As </w:t>
-      </w:r>
-      <w:r>
-        <w:rPr>
-          <w:lang w:eastAsia="ja-JP"/>
-        </w:rPr>
-        <w:t>soon as one of their own died, their policy for dealing with the union shifted from appeasement to extermination</w:t>
-      </w:r>
-      <w:r>
-        <w:rPr>
-          <w:lang w:eastAsia="ja-JP"/>
-        </w:rPr>
-        <w:t>, and they</w:t>
-      </w:r>
-      <w:r>
-        <w:rPr>
-          <w:lang w:eastAsia="ja-JP"/>
-        </w:rPr>
-        <w:t>’re forming a plan to make that happen</w:t>
-      </w:r>
-      <w:r>
-        <w:rPr>
-          <w:lang w:eastAsia="ja-JP"/>
-        </w:rPr>
-        <w:t>.</w:t>
-      </w:r>
-      <w:r>
-        <w:rPr>
-          <w:lang w:eastAsia="ja-JP"/>
-        </w:rPr>
-        <w:t xml:space="preserve"> In a couple of weeks, a proposal will be submitted to the board for the MSI – the Montreal Security Initiative. They’re still ironing out the details, but the gist of it is that they’ll replace all campus security with Rose House and purge everyone with ties to ‘extremism,’ which I shouldn’t need to explain will include all of us.”</w:t>
+        <w:t xml:space="preserve">In a couple of weeks, a proposal will be submitted to the board for the MSI – the Montreal Security Initiative. They’re still ironing out the details, but the gist of it is that </w:t>
+      </w:r>
+      <w:r>
+        <w:rPr>
+          <w:lang w:eastAsia="ja-JP"/>
+        </w:rPr>
+        <w:t>they’re sending Rose House to replace campus security and</w:t>
+      </w:r>
+      <w:r>
+        <w:rPr>
+          <w:lang w:eastAsia="ja-JP"/>
+        </w:rPr>
+        <w:t xml:space="preserve"> </w:t>
+      </w:r>
+      <w:r>
+        <w:rPr>
+          <w:lang w:eastAsia="ja-JP"/>
+        </w:rPr>
+        <w:t>purging</w:t>
+      </w:r>
+      <w:r>
+        <w:rPr>
+          <w:lang w:eastAsia="ja-JP"/>
+        </w:rPr>
+        <w:t xml:space="preserve"> everyone with ties to ‘extremism,’ which I shouldn’t need to explain will include all of us.”</w:t>
       </w:r>
     </w:p>
     <w:p>
@@ -4830,42 +4824,96 @@
         <w:rPr>
           <w:lang w:eastAsia="ja-JP"/>
         </w:rPr>
-        <w:t xml:space="preserve"> Wouldn’t be the first time a place got shut down just after unionizing.</w:t>
-      </w:r>
-      <w:r>
-        <w:rPr>
-          <w:lang w:eastAsia="ja-JP"/>
-        </w:rPr>
-        <w:t>”</w:t>
-      </w:r>
-    </w:p>
-    <w:p>
-      <w:pPr>
-        <w:rPr>
-          <w:lang w:eastAsia="ja-JP"/>
-        </w:rPr>
-      </w:pPr>
-    </w:p>
-    <w:p>
-      <w:pPr>
-        <w:rPr>
-          <w:lang w:eastAsia="ja-JP"/>
-        </w:rPr>
-      </w:pPr>
-    </w:p>
-    <w:p>
-      <w:pPr>
-        <w:rPr>
-          <w:lang w:eastAsia="ja-JP"/>
-        </w:rPr>
-      </w:pPr>
-    </w:p>
-    <w:p>
-      <w:pPr>
-        <w:rPr>
-          <w:lang w:eastAsia="ja-JP"/>
-        </w:rPr>
-      </w:pPr>
+        <w:t xml:space="preserve"> Wouldn’t be the first time a place got shut down just after unionizing</w:t>
+      </w:r>
+      <w:r>
+        <w:rPr>
+          <w:lang w:eastAsia="ja-JP"/>
+        </w:rPr>
+        <w:t>.”</w:t>
+      </w:r>
+    </w:p>
+    <w:p>
+      <w:pPr>
+        <w:rPr>
+          <w:lang w:eastAsia="ja-JP"/>
+        </w:rPr>
+      </w:pPr>
+      <w:r>
+        <w:rPr>
+          <w:lang w:eastAsia="ja-JP"/>
+        </w:rPr>
+        <w:t xml:space="preserve">The two women were silent for a moment as they considered Jackson’s words. </w:t>
+      </w:r>
+    </w:p>
+    <w:p>
+      <w:pPr>
+        <w:rPr>
+          <w:lang w:eastAsia="ja-JP"/>
+        </w:rPr>
+      </w:pPr>
+      <w:r>
+        <w:rPr>
+          <w:lang w:eastAsia="ja-JP"/>
+        </w:rPr>
+        <w:t xml:space="preserve">“I can name a few of my fellow directors who we can convince to oppose this initiative,” Shufen finally said. </w:t>
+      </w:r>
+    </w:p>
+    <w:p>
+      <w:pPr>
+        <w:rPr>
+          <w:lang w:eastAsia="ja-JP"/>
+        </w:rPr>
+      </w:pPr>
+      <w:r>
+        <w:rPr>
+          <w:lang w:eastAsia="ja-JP"/>
+        </w:rPr>
+        <w:t xml:space="preserve">“You’ll need more than a few. </w:t>
+      </w:r>
+      <w:r>
+        <w:rPr>
+          <w:lang w:eastAsia="ja-JP"/>
+        </w:rPr>
+        <w:t>The mood here at HQ seems to be that Montreal should be punished like a naughty child</w:t>
+      </w:r>
+      <w:r>
+        <w:rPr>
+          <w:lang w:eastAsia="ja-JP"/>
+        </w:rPr>
+        <w:t>, so I expect a lot of support for the MSI.</w:t>
+      </w:r>
+      <w:r>
+        <w:rPr>
+          <w:lang w:eastAsia="ja-JP"/>
+        </w:rPr>
+        <w:t xml:space="preserve">” </w:t>
+      </w:r>
+    </w:p>
+    <w:p>
+      <w:pPr>
+        <w:rPr>
+          <w:lang w:eastAsia="ja-JP"/>
+        </w:rPr>
+      </w:pPr>
+      <w:r>
+        <w:rPr>
+          <w:lang w:eastAsia="ja-JP"/>
+        </w:rPr>
+        <w:t>“</w:t>
+      </w:r>
+      <w:r>
+        <w:rPr>
+          <w:lang w:eastAsia="ja-JP"/>
+        </w:rPr>
+        <w:t>That’s fine. I’ll get the people we need.</w:t>
+      </w:r>
+      <w:r>
+        <w:rPr>
+          <w:lang w:eastAsia="ja-JP"/>
+        </w:rPr>
+        <w:t xml:space="preserve"> Cassandra, you should bolster security around campus. We need to at least give the appearance that we’re doing something about this.</w:t>
+      </w:r>
     </w:p>
     <w:p>
       <w:pPr>

--- a/Peregrine 2020.docx
+++ b/Peregrine 2020.docx
@@ -2618,15 +2618,7 @@
         <w:t>,</w:t>
       </w:r>
       <w:r>
-        <w:t xml:space="preserve"> and opened up an old game she had installed on a whim. It was a stupid thing whose only redeeming quality was a cast full of pretty girls, but watching the scenery </w:t>
-      </w:r>
-      <w:proofErr w:type="spellStart"/>
-      <w:r>
-        <w:t>fly by</w:t>
-      </w:r>
-      <w:proofErr w:type="spellEnd"/>
-      <w:r>
-        <w:t xml:space="preserve"> had begun to bore her, and this was the best option </w:t>
+        <w:t xml:space="preserve"> and opened up an old game she had installed on a whim. It was a stupid thing whose only redeeming quality was a cast full of pretty girls, but watching the scenery fly by had begun to bore her, and this was the best option </w:t>
       </w:r>
       <w:r>
         <w:t>remaining</w:t>
@@ -4782,7 +4774,19 @@
         <w:rPr>
           <w:lang w:eastAsia="ja-JP"/>
         </w:rPr>
-        <w:t xml:space="preserve"> everyone with ties to ‘extremism,’ which I shouldn’t need to explain will include all of us.”</w:t>
+        <w:t xml:space="preserve"> everyone with ties to ‘extremism,’ which I shouldn’t need to explain will include all of us</w:t>
+      </w:r>
+      <w:r>
+        <w:rPr>
+          <w:lang w:eastAsia="ja-JP"/>
+        </w:rPr>
+        <w:t>, along with any other poor SOBs they want gone.</w:t>
+      </w:r>
+      <w:r>
+        <w:rPr>
+          <w:lang w:eastAsia="ja-JP"/>
+        </w:rPr>
+        <w:t>”</w:t>
       </w:r>
     </w:p>
     <w:p>
@@ -4957,13 +4961,13 @@
         <w:rPr>
           <w:lang w:eastAsia="ja-JP"/>
         </w:rPr>
-        <w:t xml:space="preserve">“Can do. Is there anywhere you want </w:t>
-      </w:r>
-      <w:r>
-        <w:rPr>
-          <w:lang w:eastAsia="ja-JP"/>
-        </w:rPr>
-        <w:t>me to prioritize</w:t>
+        <w:t xml:space="preserve">“Can do. Is there anywhere you </w:t>
+      </w:r>
+      <w:r>
+        <w:rPr>
+          <w:lang w:eastAsia="ja-JP"/>
+        </w:rPr>
+        <w:t>want prioritized</w:t>
       </w:r>
       <w:r>
         <w:rPr>
@@ -8128,16 +8132,8 @@
         <w:rPr>
           <w:rFonts w:eastAsia="Times New Roman"/>
         </w:rPr>
-        <w:t>‘</w:t>
-      </w:r>
-      <w:proofErr w:type="spellStart"/>
-      <w:r>
-        <w:rPr>
-          <w:rFonts w:eastAsia="Times New Roman"/>
-        </w:rPr>
-        <w:t>cept</w:t>
-      </w:r>
-      <w:proofErr w:type="spellEnd"/>
+        <w:t>‘cept</w:t>
+      </w:r>
       <w:r>
         <w:rPr>
           <w:rFonts w:eastAsia="Times New Roman"/>
@@ -10234,21 +10230,7 @@
         <w:rPr>
           <w:rFonts w:eastAsia="Times New Roman"/>
         </w:rPr>
-        <w:t xml:space="preserve">who’s </w:t>
-      </w:r>
-      <w:proofErr w:type="spellStart"/>
-      <w:r>
-        <w:rPr>
-          <w:rFonts w:eastAsia="Times New Roman"/>
-        </w:rPr>
-        <w:t>gotta</w:t>
-      </w:r>
-      <w:proofErr w:type="spellEnd"/>
-      <w:r>
-        <w:rPr>
-          <w:rFonts w:eastAsia="Times New Roman"/>
-        </w:rPr>
-        <w:t xml:space="preserve"> head out</w:t>
+        <w:t>who’s gotta head out</w:t>
       </w:r>
       <w:r>
         <w:rPr>

--- a/Peregrine 2020.docx
+++ b/Peregrine 2020.docx
@@ -2200,7 +2200,15 @@
     </w:p>
     <w:p>
       <w:r>
-        <w:t xml:space="preserve">“That scent you’re wearing is real nice,” </w:t>
+        <w:t xml:space="preserve">“That scent you’re wearing is </w:t>
+      </w:r>
+      <w:proofErr w:type="gramStart"/>
+      <w:r>
+        <w:t>real</w:t>
+      </w:r>
+      <w:proofErr w:type="gramEnd"/>
+      <w:r>
+        <w:t xml:space="preserve"> nice,” </w:t>
       </w:r>
       <w:r>
         <w:t>she</w:t>
@@ -2618,7 +2626,23 @@
         <w:t>,</w:t>
       </w:r>
       <w:r>
-        <w:t xml:space="preserve"> and opened up an old game she had installed on a whim. It was a stupid thing whose only redeeming quality was a cast full of pretty girls, but watching the scenery fly by had begun to bore her, and this was the best option </w:t>
+        <w:t xml:space="preserve"> and opened up an old game she had installed on a whim. It was a stupid thing </w:t>
+      </w:r>
+      <w:proofErr w:type="gramStart"/>
+      <w:r>
+        <w:t>whose</w:t>
+      </w:r>
+      <w:proofErr w:type="gramEnd"/>
+      <w:r>
+        <w:t xml:space="preserve"> only redeeming quality was a cast full of pretty girls, but watching the scenery </w:t>
+      </w:r>
+      <w:proofErr w:type="spellStart"/>
+      <w:r>
+        <w:t>fly by</w:t>
+      </w:r>
+      <w:proofErr w:type="spellEnd"/>
+      <w:r>
+        <w:t xml:space="preserve"> had begun to bore her, and this was the best option </w:t>
       </w:r>
       <w:r>
         <w:t>remaining</w:t>
@@ -2758,7 +2782,13 @@
     </w:p>
     <w:p>
       <w:r>
-        <w:t>“This is more of a personal matter, I’m afraid,” Lancaster said, sitting across from Akiko. “The victim, you see, was Marshal Nathaniel Bergstrom, my partner.”</w:t>
+        <w:t>“</w:t>
+      </w:r>
+      <w:r>
+        <w:t>It is, and it isn’t</w:t>
+      </w:r>
+      <w:r>
+        <w:t>,” Lancaster said, sitting across from Akiko. “The victim, you see, was Marshal Nathaniel Bergstrom, my partner.”</w:t>
       </w:r>
     </w:p>
     <w:p>
@@ -2784,19 +2814,77 @@
         <w:t>ones</w:t>
       </w:r>
       <w:r>
-        <w:t xml:space="preserve"> led by that mewling child I passed on the way here? I think not. Regardless, I’m not here to level accusations. You and your friends claimed to know nothing about the incident during your testimonies, and I believe you, but what I don’t believe is that this was a random crime. See, before he </w:t>
+        <w:t xml:space="preserve"> led by that mewling child I passed on the way here? I think not. Regardless, I’m not here to level accusations. </w:t>
+      </w:r>
+      <w:r>
+        <w:t>See</w:t>
+      </w:r>
+      <w:r>
+        <w:t xml:space="preserve">, before he </w:t>
       </w:r>
       <w:r>
         <w:t>died</w:t>
       </w:r>
       <w:r>
-        <w:t>, my partner found impressively large holes in your financial reports. Millions of dollars gone, just like that</w:t>
+        <w:t xml:space="preserve">, my partner </w:t>
+      </w:r>
+      <w:r>
+        <w:t xml:space="preserve">reported something interesting to me. Have you ever heard </w:t>
+      </w:r>
+      <w:r>
+        <w:t>about a device called the mnemonic matrix?”</w:t>
+      </w:r>
+    </w:p>
+    <w:p>
+      <w:r>
+        <w:t>Akiko shook her head</w:t>
+      </w:r>
+      <w:r>
+        <w:t>, wishing she could melt into the seat cushion to avoid the officer’s questioning.</w:t>
+      </w:r>
+    </w:p>
+    <w:p>
+      <w:r>
+        <w:t xml:space="preserve">“I thought not. </w:t>
+      </w:r>
+      <w:r>
+        <w:t>It was an old project</w:t>
+      </w:r>
+      <w:r>
+        <w:t>,</w:t>
+      </w:r>
+      <w:r>
+        <w:t xml:space="preserve"> a machine that could scan a person’s brain to read, store, and even edit their memories. Intended for therapeutic use, but there’s obvious applications for, say, interrogating prisoners</w:t>
+      </w:r>
+      <w:r>
+        <w:t xml:space="preserve">. </w:t>
+      </w:r>
+      <w:r>
+        <w:t>The project was shut down after an accident</w:t>
+      </w:r>
+      <w:r>
+        <w:t>,</w:t>
+      </w:r>
+      <w:r>
+        <w:t xml:space="preserve"> back</w:t>
+      </w:r>
+      <w:r>
+        <w:t xml:space="preserve"> before </w:t>
+      </w:r>
+      <w:r>
+        <w:t>your time</w:t>
       </w:r>
       <w:r>
         <w:t>.</w:t>
       </w:r>
       <w:r>
-        <w:t xml:space="preserve">” </w:t>
+        <w:t>”</w:t>
+      </w:r>
+    </w:p>
+    <w:p>
+      <w:r>
+        <w:lastRenderedPageBreak/>
+        <w:t xml:space="preserve">That was enough to get Akiko’s attention. </w:t>
       </w:r>
     </w:p>
     <w:p>
@@ -2804,13 +2892,31 @@
         <w:t>“</w:t>
       </w:r>
       <w:r>
-        <w:t xml:space="preserve">That </w:t>
-      </w:r>
-      <w:r>
-        <w:t xml:space="preserve">sure </w:t>
-      </w:r>
-      <w:r>
-        <w:t>sounds bad, but, with all due respect, what’s it got to do with me? I work in engineering, not accounting</w:t>
+        <w:t>Marshal Bergstrom</w:t>
+      </w:r>
+      <w:r>
+        <w:t xml:space="preserve"> </w:t>
+      </w:r>
+      <w:r>
+        <w:t>believes…believed that the device is still in storage somewhere on campus, likely in a sub-level of the Cloud Garden</w:t>
+      </w:r>
+      <w:r>
+        <w:t>,” Lancaster continued.</w:t>
+      </w:r>
+      <w:r>
+        <w:t xml:space="preserve"> </w:t>
+      </w:r>
+      <w:r>
+        <w:t>“</w:t>
+      </w:r>
+      <w:r>
+        <w:t>If he’s correct, the machine may be of some use to my investigation, but</w:t>
+      </w:r>
+      <w:r>
+        <w:t xml:space="preserve"> with the situation on campus</w:t>
+      </w:r>
+      <w:r>
+        <w:t xml:space="preserve"> being what it is, I can’t search the place without causing an incident</w:t>
       </w:r>
       <w:r>
         <w:t>.”</w:t>
@@ -2821,334 +2927,220 @@
         <w:t>“</w:t>
       </w:r>
       <w:r>
-        <w:t>That’s</w:t>
-      </w:r>
-      <w:r>
-        <w:t xml:space="preserve"> exactly why I think </w:t>
-      </w:r>
-      <w:r>
-        <w:t>we might be able to help each other</w:t>
-      </w:r>
-      <w:r>
-        <w:t>. Do you know anything about a device called the mnemonic matrix?”</w:t>
+        <w:t>So</w:t>
+      </w:r>
+      <w:r>
+        <w:t>,</w:t>
+      </w:r>
+      <w:r>
+        <w:t xml:space="preserve"> y</w:t>
+      </w:r>
+      <w:r>
+        <w:t xml:space="preserve">ou want me to </w:t>
+      </w:r>
+      <w:r>
+        <w:t>get</w:t>
+      </w:r>
+      <w:r>
+        <w:t xml:space="preserve"> it for you,” Akiko said.</w:t>
+      </w:r>
+    </w:p>
+    <w:p>
+      <w:r>
+        <w:t>“</w:t>
+      </w:r>
+      <w:r>
+        <w:t xml:space="preserve">All I need from you is its location. My people will handle getting it off campus after that. </w:t>
+      </w:r>
+      <w:r>
+        <w:t>Then, with the matrix under our control,</w:t>
+      </w:r>
+      <w:r>
+        <w:t xml:space="preserve"> </w:t>
+      </w:r>
+      <w:r>
+        <w:t>you can</w:t>
+      </w:r>
+      <w:r>
+        <w:t xml:space="preserve"> use it to restore your missing memories.</w:t>
+      </w:r>
+      <w:r>
+        <w:t>”</w:t>
+      </w:r>
+    </w:p>
+    <w:p>
+      <w:r>
+        <w:t>“</w:t>
+      </w:r>
+      <w:r>
+        <w:t>Wait, how the hell do you know about that</w:t>
+      </w:r>
+      <w:r>
+        <w:t>? Aren’t there, like, laws against handing out medical records?”</w:t>
+      </w:r>
+    </w:p>
+    <w:p>
+      <w:r>
+        <w:t xml:space="preserve">“No one violated your rights, I can assure you that much. You </w:t>
+      </w:r>
+      <w:r>
+        <w:t xml:space="preserve">told </w:t>
+      </w:r>
+      <w:r>
+        <w:t>half</w:t>
+      </w:r>
+      <w:r>
+        <w:t xml:space="preserve"> your colleagues about your condition</w:t>
+      </w:r>
+      <w:r>
+        <w:t>. Made it easy to peg you as a</w:t>
+      </w:r>
+      <w:r>
+        <w:t xml:space="preserve">n </w:t>
+      </w:r>
+      <w:r>
+        <w:t>ally</w:t>
+      </w:r>
+      <w:r>
+        <w:t xml:space="preserve"> – someone </w:t>
+      </w:r>
+      <w:r>
+        <w:t xml:space="preserve">who doesn’t give a damn about </w:t>
+      </w:r>
+      <w:r>
+        <w:t>corporate</w:t>
+      </w:r>
+      <w:r>
+        <w:t xml:space="preserve"> politics</w:t>
+      </w:r>
+      <w:r>
+        <w:t>, but whom I actually had something to offer</w:t>
+      </w:r>
+      <w:r>
+        <w:t>.</w:t>
+      </w:r>
+      <w:r>
+        <w:t>”</w:t>
+      </w:r>
+    </w:p>
+    <w:p>
+      <w:r>
+        <w:t>“</w:t>
+      </w:r>
+      <w:r>
+        <w:t>…</w:t>
+      </w:r>
+      <w:r>
+        <w:t>Yeah, I guess that checks out</w:t>
+      </w:r>
+      <w:r>
+        <w:t>. How soon do you need this info?”</w:t>
+      </w:r>
+    </w:p>
+    <w:p>
+      <w:r>
+        <w:t>“As soon as you can get it.”</w:t>
+      </w:r>
+    </w:p>
+    <w:p>
+      <w:r>
+        <w:t xml:space="preserve">There was a pregnant pause as </w:t>
+      </w:r>
+      <w:r>
+        <w:t>Akiko</w:t>
+      </w:r>
+      <w:r>
+        <w:t xml:space="preserve"> considered her next words</w:t>
+      </w:r>
+      <w:r>
+        <w:t xml:space="preserve">. As loath as she was to get involved in the tussle between headquarters and the Montreal branch, the </w:t>
+      </w:r>
+      <w:r>
+        <w:t>m</w:t>
+      </w:r>
+      <w:r>
+        <w:t>arshal’s offer was tempting</w:t>
+      </w:r>
+      <w:r>
+        <w:t xml:space="preserve">, </w:t>
+      </w:r>
+      <w:r>
+        <w:t>assuming he could be trusted.</w:t>
+      </w:r>
+    </w:p>
+    <w:p>
+      <w:r>
+        <w:t>“</w:t>
+      </w:r>
+      <w:r>
+        <w:t>I can see you’re apprehensive</w:t>
+      </w:r>
+      <w:r>
+        <w:t>.</w:t>
+      </w:r>
+      <w:r>
+        <w:t xml:space="preserve"> Don’t worry, the stakes for you couldn’t be lower.</w:t>
+      </w:r>
+      <w:r>
+        <w:t xml:space="preserve"> All I ask is that if you do learn something, you send it my way. </w:t>
+      </w:r>
+      <w:r>
+        <w:t xml:space="preserve">Do we have a deal?” </w:t>
+      </w:r>
+    </w:p>
+    <w:p>
+      <w:r>
+        <w:t>Lancaster reached out with one of his callused hands</w:t>
+      </w:r>
+      <w:r>
+        <w:t xml:space="preserve">, which Akiko shook after a moment’s hesitation. </w:t>
+      </w:r>
+      <w:r>
+        <w:t xml:space="preserve">Given the terms, she could always back out later, she thought. </w:t>
+      </w:r>
+    </w:p>
+    <w:p>
+      <w:r>
+        <w:t>“</w:t>
+      </w:r>
+      <w:r>
+        <w:t>Splendid</w:t>
+      </w:r>
+      <w:r>
+        <w:t>!</w:t>
+      </w:r>
+      <w:r>
+        <w:t xml:space="preserve"> You can reach me at any time at the Rose House office on Sherbrooke</w:t>
+      </w:r>
+      <w:r>
+        <w:t xml:space="preserve">. And it goes without saying that </w:t>
+      </w:r>
+      <w:r>
+        <w:t>this stays between you and me</w:t>
+      </w:r>
+      <w:r>
+        <w:t xml:space="preserve"> – I’m sure </w:t>
+      </w:r>
+      <w:r>
+        <w:t>your friends are</w:t>
+      </w:r>
+      <w:r>
+        <w:t xml:space="preserve"> good people, but </w:t>
+      </w:r>
+      <w:r>
+        <w:t>they’re understandably suspicious of Rose House. They might try and get in the way if they knew.”</w:t>
       </w:r>
     </w:p>
     <w:p>
       <w:r>
         <w:lastRenderedPageBreak/>
-        <w:t>Akiko shook her head</w:t>
-      </w:r>
-      <w:r>
-        <w:t>, wishing she could melt into the seat cushion to avoid the officer’s questioning.</w:t>
-      </w:r>
-    </w:p>
-    <w:p>
-      <w:r>
-        <w:t xml:space="preserve">“I thought not. </w:t>
-      </w:r>
-      <w:r>
-        <w:t>It was an old project</w:t>
-      </w:r>
-      <w:r>
-        <w:t>,</w:t>
-      </w:r>
-      <w:r>
-        <w:t xml:space="preserve"> a machine that could scan a person’s brain to read, store, and even edit their memories. Intended for therapeutic use, but there’s obvious applications for, say, interrogating prisoners</w:t>
-      </w:r>
-      <w:r>
-        <w:t xml:space="preserve">. </w:t>
-      </w:r>
-      <w:r>
-        <w:t>The project was shut down after an accident</w:t>
-      </w:r>
-      <w:r>
-        <w:t>,</w:t>
-      </w:r>
-      <w:r>
-        <w:t xml:space="preserve"> back</w:t>
-      </w:r>
-      <w:r>
-        <w:t xml:space="preserve"> before </w:t>
-      </w:r>
-      <w:r>
-        <w:t>your time</w:t>
-      </w:r>
-      <w:r>
-        <w:t>.</w:t>
-      </w:r>
-      <w:r>
-        <w:t>”</w:t>
-      </w:r>
-    </w:p>
-    <w:p>
-      <w:r>
-        <w:t xml:space="preserve">That was enough to get Akiko’s attention. </w:t>
-      </w:r>
-      <w:r>
-        <w:t>If she had turned into a puddle like she wanted, it would have surely reconstituted as soon as he said the word “memory.”</w:t>
-      </w:r>
-    </w:p>
-    <w:p>
-      <w:r>
-        <w:t xml:space="preserve">“When we looked into what the campus was actually </w:t>
-      </w:r>
-      <w:r>
-        <w:rPr>
-          <w:i/>
-          <w:iCs/>
-        </w:rPr>
-        <w:t>buying</w:t>
-      </w:r>
-      <w:r>
-        <w:t xml:space="preserve"> with that missing money</w:t>
-      </w:r>
-      <w:r>
-        <w:t xml:space="preserve">, we found evidence that </w:t>
-      </w:r>
-      <w:r>
-        <w:t>they’d restarted it in secret</w:t>
-      </w:r>
-      <w:r>
-        <w:t>,” Lancaster continued.</w:t>
-      </w:r>
-      <w:r>
-        <w:t xml:space="preserve"> </w:t>
-      </w:r>
-      <w:r>
-        <w:t>“</w:t>
-      </w:r>
-      <w:r>
-        <w:t xml:space="preserve">Headquarters suspects he was killed to cover it up, </w:t>
-      </w:r>
-      <w:r>
-        <w:t>but</w:t>
-      </w:r>
-      <w:r>
-        <w:t xml:space="preserve"> with the situation on campus being rather tense, they want concrete proof before they take action</w:t>
-      </w:r>
-      <w:r>
-        <w:t>.”</w:t>
-      </w:r>
-    </w:p>
-    <w:p>
-      <w:r>
-        <w:t>“</w:t>
-      </w:r>
-      <w:r>
-        <w:t>So</w:t>
-      </w:r>
-      <w:r>
-        <w:t>,</w:t>
-      </w:r>
-      <w:r>
-        <w:t xml:space="preserve"> y</w:t>
-      </w:r>
-      <w:r>
-        <w:t xml:space="preserve">ou want me to </w:t>
-      </w:r>
-      <w:r>
-        <w:t>find</w:t>
-      </w:r>
-      <w:r>
-        <w:t xml:space="preserve"> it for you,” Akiko said.</w:t>
-      </w:r>
-    </w:p>
-    <w:p>
-      <w:r>
-        <w:t>“Very perceptive</w:t>
-      </w:r>
-      <w:r>
-        <w:t xml:space="preserve">. </w:t>
-      </w:r>
-      <w:r>
-        <w:t>Proving th</w:t>
-      </w:r>
-      <w:r>
-        <w:t xml:space="preserve">at Montreal is conducting </w:t>
-      </w:r>
-      <w:r>
-        <w:t>unauthorized</w:t>
-      </w:r>
-      <w:r>
-        <w:t xml:space="preserve"> research </w:t>
-      </w:r>
-      <w:r>
-        <w:t>should</w:t>
-      </w:r>
-      <w:r>
-        <w:t xml:space="preserve"> be enough for the board to authorize a raid</w:t>
-      </w:r>
-      <w:r>
-        <w:t xml:space="preserve">. </w:t>
-      </w:r>
-      <w:r>
-        <w:t>We’ll move in, clear out the radicals, and solve this case once and for all.</w:t>
-      </w:r>
-      <w:r>
-        <w:t xml:space="preserve"> </w:t>
-      </w:r>
-      <w:r>
-        <w:t>Then, with the matrix under our control,</w:t>
-      </w:r>
-      <w:r>
-        <w:t xml:space="preserve"> </w:t>
-      </w:r>
-      <w:r>
-        <w:t>you can</w:t>
-      </w:r>
-      <w:r>
-        <w:t xml:space="preserve"> use it to restore your missing memories.</w:t>
-      </w:r>
-      <w:r>
-        <w:t>”</w:t>
-      </w:r>
-    </w:p>
-    <w:p>
-      <w:r>
-        <w:t>“</w:t>
-      </w:r>
-      <w:r>
-        <w:t>Wait, how the hell do you know about that</w:t>
-      </w:r>
-      <w:r>
-        <w:t>? Aren’t there, like, laws against handing out medical records?”</w:t>
-      </w:r>
-    </w:p>
-    <w:p>
-      <w:r>
-        <w:t xml:space="preserve">“No one violated your rights, I can assure you that much. You </w:t>
-      </w:r>
-      <w:r>
-        <w:t xml:space="preserve">told </w:t>
-      </w:r>
-      <w:r>
-        <w:t>half</w:t>
-      </w:r>
-      <w:r>
-        <w:t xml:space="preserve"> your colleagues about your condition</w:t>
-      </w:r>
-      <w:r>
-        <w:t>. Made it easy to peg you as a</w:t>
-      </w:r>
-      <w:r>
-        <w:t xml:space="preserve">n </w:t>
-      </w:r>
-      <w:r>
-        <w:t>ally</w:t>
-      </w:r>
-      <w:r>
-        <w:t xml:space="preserve"> – someone </w:t>
-      </w:r>
-      <w:r>
-        <w:t>politically neutral</w:t>
-      </w:r>
-      <w:r>
-        <w:t>, but whom I actually had something to offer</w:t>
-      </w:r>
-      <w:r>
-        <w:t>.</w:t>
-      </w:r>
-      <w:r>
-        <w:t>”</w:t>
-      </w:r>
-    </w:p>
-    <w:p>
-      <w:r>
-        <w:t>“</w:t>
-      </w:r>
-      <w:r>
-        <w:t>…</w:t>
-      </w:r>
-      <w:r>
-        <w:t>Yeah, I guess that checks out</w:t>
-      </w:r>
-      <w:r>
-        <w:t>. How soon do you need this info?”</w:t>
-      </w:r>
-    </w:p>
-    <w:p>
-      <w:r>
-        <w:t>“As soon as you can get it.”</w:t>
-      </w:r>
-    </w:p>
-    <w:p>
-      <w:r>
-        <w:t xml:space="preserve">There was a pregnant pause as </w:t>
-      </w:r>
-      <w:r>
-        <w:t>Akiko</w:t>
-      </w:r>
-      <w:r>
-        <w:t xml:space="preserve"> considered her next words</w:t>
-      </w:r>
-      <w:r>
-        <w:t xml:space="preserve">. As loath as she was to get involved in the tussle between headquarters and the Montreal branch, the </w:t>
-      </w:r>
-      <w:r>
-        <w:t>m</w:t>
-      </w:r>
-      <w:r>
-        <w:t>arshal’s offer was tempting</w:t>
-      </w:r>
-      <w:r>
-        <w:t xml:space="preserve">, </w:t>
-      </w:r>
-      <w:r>
-        <w:t>assuming he could be trusted.</w:t>
-      </w:r>
-    </w:p>
-    <w:p>
-      <w:r>
-        <w:lastRenderedPageBreak/>
-        <w:t>“</w:t>
-      </w:r>
-      <w:r>
-        <w:t>I can see you’re apprehensive</w:t>
-      </w:r>
-      <w:r>
-        <w:t>.</w:t>
-      </w:r>
-      <w:r>
-        <w:t xml:space="preserve"> Don’t worry, the stakes for you couldn’t be lower.</w:t>
-      </w:r>
-      <w:r>
-        <w:t xml:space="preserve"> All I ask is that if you do learn something, you send it my way. </w:t>
-      </w:r>
-      <w:r>
-        <w:t xml:space="preserve">Do we have a deal?” </w:t>
-      </w:r>
-    </w:p>
-    <w:p>
-      <w:r>
-        <w:t>Lancaster reached out with one of his callused hands</w:t>
-      </w:r>
-      <w:r>
-        <w:t xml:space="preserve">, which Akiko shook after a moment’s hesitation. </w:t>
-      </w:r>
-      <w:r>
-        <w:t xml:space="preserve">Given the terms, she could always back out later, she thought. </w:t>
-      </w:r>
-    </w:p>
-    <w:p>
-      <w:r>
-        <w:t>“</w:t>
-      </w:r>
-      <w:r>
-        <w:t>Splendid</w:t>
-      </w:r>
-      <w:r>
-        <w:t>!</w:t>
-      </w:r>
-      <w:r>
-        <w:t xml:space="preserve"> You can reach me at any time at the Rose House office on Sherbrooke</w:t>
-      </w:r>
-      <w:r>
-        <w:t>. I look forward to working with you, Ms. Miura.”</w:t>
-      </w:r>
-    </w:p>
-    <w:p>
-      <w:r>
-        <w:t xml:space="preserve">As he rose from his seat, the door opened for a second time, </w:t>
+        <w:t xml:space="preserve">As </w:t>
+      </w:r>
+      <w:r>
+        <w:t>the Marshal</w:t>
+      </w:r>
+      <w:r>
+        <w:t xml:space="preserve"> rose from his seat, the door opened for a second time, </w:t>
       </w:r>
       <w:r>
         <w:t>and Cassandra returned with a steaming paper cup full of coffee and small bag of candy.</w:t>
@@ -3290,23 +3282,6 @@
     <w:p/>
     <w:p/>
     <w:p/>
-    <w:p/>
-    <w:p/>
-    <w:p/>
-    <w:p/>
-    <w:p/>
-    <w:p/>
-    <w:p/>
-    <w:p/>
-    <w:p/>
-    <w:p/>
-    <w:p/>
-    <w:p/>
-    <w:p/>
-    <w:p/>
-    <w:p/>
-    <w:p/>
-    <w:p/>
     <w:p>
       <w:pPr>
         <w:ind w:firstLine="0"/>
@@ -3546,14 +3521,33 @@
         <w:rPr>
           <w:lang w:eastAsia="ja-JP"/>
         </w:rPr>
-        <w:t>In the absence of other stimuli, fantasies flashed through Cassandra’s mind about what she might say to her partner if there was a chance she might still hear. “Their” conversations always started cordial or cutesy, but quickly turned bitter</w:t>
-      </w:r>
-      <w:r>
-        <w:rPr>
-          <w:lang w:eastAsia="ja-JP"/>
-        </w:rPr>
-        <w:t xml:space="preserve">. </w:t>
-      </w:r>
+        <w:t xml:space="preserve">In the absence of </w:t>
+      </w:r>
+      <w:r>
+        <w:rPr>
+          <w:lang w:eastAsia="ja-JP"/>
+        </w:rPr>
+        <w:t>conversation</w:t>
+      </w:r>
+      <w:r>
+        <w:rPr>
+          <w:lang w:eastAsia="ja-JP"/>
+        </w:rPr>
+        <w:t xml:space="preserve">, </w:t>
+      </w:r>
+      <w:r>
+        <w:rPr>
+          <w:lang w:eastAsia="ja-JP"/>
+        </w:rPr>
+        <w:t>Cassandra began to daydream.</w:t>
+      </w:r>
+    </w:p>
+    <w:p>
+      <w:pPr>
+        <w:rPr>
+          <w:lang w:eastAsia="ja-JP"/>
+        </w:rPr>
+      </w:pPr>
     </w:p>
     <w:p>
       <w:pPr>
@@ -3763,20 +3757,20 @@
         <w:rPr>
           <w:lang w:eastAsia="ja-JP"/>
         </w:rPr>
+        <w:t>“You say that like I’ll never see you again. We live on different streets, not different planets.”</w:t>
+      </w:r>
+    </w:p>
+    <w:p>
+      <w:pPr>
+        <w:rPr>
+          <w:lang w:eastAsia="ja-JP"/>
+        </w:rPr>
+      </w:pPr>
+      <w:r>
+        <w:rPr>
+          <w:lang w:eastAsia="ja-JP"/>
+        </w:rPr>
         <w:lastRenderedPageBreak/>
-        <w:t>“You say that like I’ll never see you again. We live on different streets, not different planets.”</w:t>
-      </w:r>
-    </w:p>
-    <w:p>
-      <w:pPr>
-        <w:rPr>
-          <w:lang w:eastAsia="ja-JP"/>
-        </w:rPr>
-      </w:pPr>
-      <w:r>
-        <w:rPr>
-          <w:lang w:eastAsia="ja-JP"/>
-        </w:rPr>
         <w:t>“True enough! Maybe I can come visit you and mother, then. It’s been a while since I’ve been home</w:t>
       </w:r>
       <w:r>
@@ -4147,15 +4141,15 @@
         <w:pStyle w:val="Novel"/>
       </w:pPr>
       <w:r>
+        <w:t>“You still smoke?”</w:t>
+      </w:r>
+    </w:p>
+    <w:p>
+      <w:pPr>
+        <w:pStyle w:val="Novel"/>
+      </w:pPr>
+      <w:r>
         <w:lastRenderedPageBreak/>
-        <w:t>“You still smoke?”</w:t>
-      </w:r>
-    </w:p>
-    <w:p>
-      <w:pPr>
-        <w:pStyle w:val="Novel"/>
-      </w:pPr>
-      <w:r>
         <w:t>“</w:t>
       </w:r>
       <w:r>
@@ -4756,6 +4750,7 @@
         <w:rPr>
           <w:lang w:eastAsia="ja-JP"/>
         </w:rPr>
+        <w:lastRenderedPageBreak/>
         <w:t xml:space="preserve">“Do I ever! </w:t>
       </w:r>
       <w:r>
@@ -5457,37 +5452,461 @@
         <w:rPr>
           <w:rFonts w:eastAsia="Calibri"/>
         </w:rPr>
-        <w:t xml:space="preserve">and kept </w:t>
+        <w:t>and kept his business afloat by selling medicine that a dying world sorely needed</w:t>
       </w:r>
       <w:r>
         <w:rPr>
           <w:rFonts w:eastAsia="Calibri"/>
         </w:rPr>
+        <w:t xml:space="preserve">. For </w:t>
+      </w:r>
+      <w:r>
+        <w:rPr>
+          <w:rFonts w:eastAsia="Calibri"/>
+        </w:rPr>
+        <w:t>that half decade</w:t>
+      </w:r>
+      <w:r>
+        <w:rPr>
+          <w:rFonts w:eastAsia="Calibri"/>
+        </w:rPr>
+        <w:t xml:space="preserve">, a </w:t>
+      </w:r>
+      <w:r>
+        <w:rPr>
+          <w:rFonts w:eastAsia="Calibri"/>
+        </w:rPr>
         <w:lastRenderedPageBreak/>
-        <w:t>his business afloat by selling medicine that a dying world sorely needed</w:t>
+        <w:t>cohort of scientists, engineers, and support staff worked and lived inside the compound, rarely venturing outside</w:t>
       </w:r>
       <w:r>
         <w:rPr>
           <w:rFonts w:eastAsia="Calibri"/>
         </w:rPr>
-        <w:t xml:space="preserve">. For </w:t>
-      </w:r>
-      <w:r>
+        <w:t>.</w:t>
+      </w:r>
+    </w:p>
+    <w:p>
+      <w:pPr>
         <w:rPr>
           <w:rFonts w:eastAsia="Calibri"/>
         </w:rPr>
-        <w:t>that half decade</w:t>
-      </w:r>
+      </w:pPr>
       <w:r>
         <w:rPr>
           <w:rFonts w:eastAsia="Calibri"/>
         </w:rPr>
-        <w:t>, a cohort of scientists, engineers, and support staff worked and lived inside the compound, rarely venturing outside</w:t>
+        <w:t xml:space="preserve">As soon as everything was ready, </w:t>
       </w:r>
       <w:r>
         <w:rPr>
           <w:rFonts w:eastAsia="Calibri"/>
         </w:rPr>
+        <w:t>Lasalle</w:t>
+      </w:r>
+      <w:r>
+        <w:rPr>
+          <w:rFonts w:eastAsia="Calibri"/>
+        </w:rPr>
+        <w:t xml:space="preserve"> threw wide the gates and set his plans into motion. Using the </w:t>
+      </w:r>
+      <w:r>
+        <w:rPr>
+          <w:rFonts w:eastAsia="Calibri"/>
+        </w:rPr>
+        <w:t xml:space="preserve">profit from his </w:t>
+      </w:r>
+      <w:r>
+        <w:rPr>
+          <w:rFonts w:eastAsia="Calibri"/>
+        </w:rPr>
+        <w:t>contracting</w:t>
+      </w:r>
+      <w:r>
+        <w:rPr>
+          <w:rFonts w:eastAsia="Calibri"/>
+        </w:rPr>
+        <w:t xml:space="preserve">, he hired scores of new employees, made deals with local gangs for protection, and purchased a fleet of vehicles to expand the company’s trade network. </w:t>
+      </w:r>
+      <w:r>
+        <w:rPr>
+          <w:rFonts w:eastAsia="Calibri"/>
+        </w:rPr>
+        <w:t xml:space="preserve">The newly-christened Lasalle Industries diversified as it grew, </w:t>
+      </w:r>
+      <w:r>
+        <w:rPr>
+          <w:rFonts w:eastAsia="Calibri"/>
+        </w:rPr>
+        <w:t xml:space="preserve">building facilities for </w:t>
+      </w:r>
+      <w:r>
+        <w:rPr>
+          <w:rFonts w:eastAsia="Calibri"/>
+        </w:rPr>
+        <w:t>neuroscience</w:t>
+      </w:r>
+      <w:r>
+        <w:rPr>
+          <w:rFonts w:eastAsia="Calibri"/>
+        </w:rPr>
+        <w:t xml:space="preserve"> and nanotechnology</w:t>
+      </w:r>
+      <w:r>
+        <w:rPr>
+          <w:rFonts w:eastAsia="Calibri"/>
+        </w:rPr>
+        <w:t xml:space="preserve">. A professional security team replaced the gangs, the old compound </w:t>
+      </w:r>
+      <w:r>
+        <w:rPr>
+          <w:rFonts w:eastAsia="Calibri"/>
+        </w:rPr>
+        <w:t>grew into</w:t>
+      </w:r>
+      <w:r>
+        <w:rPr>
+          <w:rFonts w:eastAsia="Calibri"/>
+        </w:rPr>
+        <w:t xml:space="preserve"> a luxury </w:t>
+      </w:r>
+      <w:r>
+        <w:rPr>
+          <w:rFonts w:eastAsia="Calibri"/>
+        </w:rPr>
+        <w:t>office</w:t>
+      </w:r>
+      <w:r>
+        <w:rPr>
+          <w:rFonts w:eastAsia="Calibri"/>
+        </w:rPr>
+        <w:t xml:space="preserve">, and </w:t>
+      </w:r>
+      <w:r>
+        <w:rPr>
+          <w:rFonts w:eastAsia="Calibri"/>
+        </w:rPr>
+        <w:t>Lasalle became a household name</w:t>
+      </w:r>
+      <w:r>
+        <w:rPr>
+          <w:rFonts w:eastAsia="Calibri"/>
+        </w:rPr>
+        <w:t xml:space="preserve">. </w:t>
+      </w:r>
+      <w:r>
+        <w:rPr>
+          <w:rFonts w:eastAsia="Calibri"/>
+        </w:rPr>
+        <w:t xml:space="preserve">When the man himself retired, he sold his company to Aleph Null to at last extend its reach across the globe, and </w:t>
+      </w:r>
+      <w:r>
+        <w:rPr>
+          <w:rFonts w:eastAsia="Calibri"/>
+        </w:rPr>
+        <w:t>he died</w:t>
+      </w:r>
+      <w:r>
+        <w:rPr>
+          <w:rFonts w:eastAsia="Calibri"/>
+        </w:rPr>
+        <w:t xml:space="preserve"> content that he had made the world a better place.</w:t>
+      </w:r>
+    </w:p>
+    <w:p>
+      <w:pPr>
+        <w:rPr>
+          <w:rFonts w:eastAsia="Calibri"/>
+        </w:rPr>
+      </w:pPr>
+      <w:r>
+        <w:rPr>
+          <w:rFonts w:eastAsia="Calibri"/>
+        </w:rPr>
+        <w:t>C</w:t>
+      </w:r>
+      <w:r>
+        <w:rPr>
+          <w:rFonts w:eastAsia="Calibri"/>
+        </w:rPr>
+        <w:t xml:space="preserve">lose to a century </w:t>
+      </w:r>
+      <w:r>
+        <w:rPr>
+          <w:rFonts w:eastAsia="Calibri"/>
+        </w:rPr>
+        <w:t>later</w:t>
+      </w:r>
+      <w:r>
+        <w:rPr>
+          <w:rFonts w:eastAsia="Calibri"/>
+        </w:rPr>
+        <w:t xml:space="preserve">, the </w:t>
+      </w:r>
+      <w:r>
+        <w:rPr>
+          <w:rFonts w:eastAsia="Calibri"/>
+        </w:rPr>
+        <w:t>shuttle</w:t>
+      </w:r>
+      <w:r>
+        <w:rPr>
+          <w:rFonts w:eastAsia="Calibri"/>
+        </w:rPr>
+        <w:t xml:space="preserve"> carrying Cassandra and her friends returned from Athens. </w:t>
+      </w:r>
+      <w:r>
+        <w:rPr>
+          <w:rFonts w:eastAsia="Calibri"/>
+        </w:rPr>
+        <w:t>They cleared customs in Newfoundland, where the Skywatch had no presence, then flew straight to</w:t>
+      </w:r>
+      <w:r>
+        <w:rPr>
+          <w:rFonts w:eastAsia="Calibri"/>
+        </w:rPr>
+        <w:t xml:space="preserve"> </w:t>
+      </w:r>
+      <w:r>
+        <w:rPr>
+          <w:rFonts w:eastAsia="Calibri"/>
+        </w:rPr>
+        <w:t xml:space="preserve">the </w:t>
+      </w:r>
+      <w:r>
+        <w:rPr>
+          <w:rFonts w:eastAsia="Calibri"/>
+        </w:rPr>
+        <w:t>branch campus</w:t>
+      </w:r>
+      <w:r>
+        <w:rPr>
+          <w:rFonts w:eastAsia="Calibri"/>
+        </w:rPr>
+        <w:t xml:space="preserve"> itself, near what had once been Lasalle’s original headquarters</w:t>
+      </w:r>
+      <w:r>
+        <w:rPr>
+          <w:rFonts w:eastAsia="Calibri"/>
+        </w:rPr>
+        <w:t xml:space="preserve">. Cassandra had selected a VTOL </w:t>
+      </w:r>
+      <w:r>
+        <w:rPr>
+          <w:rFonts w:eastAsia="Calibri"/>
+        </w:rPr>
+        <w:t>aircraft</w:t>
+      </w:r>
+      <w:r>
+        <w:rPr>
+          <w:rFonts w:eastAsia="Calibri"/>
+        </w:rPr>
+        <w:t xml:space="preserve"> for exactly that purpose.</w:t>
+      </w:r>
+    </w:p>
+    <w:p>
+      <w:pPr>
+        <w:rPr>
+          <w:rFonts w:eastAsia="Calibri"/>
+        </w:rPr>
+      </w:pPr>
+      <w:r>
+        <w:rPr>
+          <w:rFonts w:eastAsia="Calibri"/>
+        </w:rPr>
+        <w:t xml:space="preserve">As the </w:t>
+      </w:r>
+      <w:r>
+        <w:rPr>
+          <w:rFonts w:eastAsia="Calibri"/>
+        </w:rPr>
+        <w:t>aircraft</w:t>
+      </w:r>
+      <w:r>
+        <w:rPr>
+          <w:rFonts w:eastAsia="Calibri"/>
+        </w:rPr>
+        <w:t xml:space="preserve"> entered </w:t>
+      </w:r>
+      <w:r>
+        <w:rPr>
+          <w:rFonts w:eastAsia="Calibri"/>
+        </w:rPr>
+        <w:t>Montreal</w:t>
+      </w:r>
+      <w:r>
+        <w:rPr>
+          <w:rFonts w:eastAsia="Calibri"/>
+        </w:rPr>
+        <w:t xml:space="preserve"> airspace, Cassandra twitched against the rock-hard seat cushion</w:t>
+      </w:r>
+      <w:r>
+        <w:rPr>
+          <w:rFonts w:eastAsia="Calibri"/>
+        </w:rPr>
+        <w:t xml:space="preserve">. </w:t>
+      </w:r>
+      <w:r>
+        <w:rPr>
+          <w:rFonts w:eastAsia="Calibri"/>
+        </w:rPr>
+        <w:t>Though the flight should have offered plenty of time to rest, h</w:t>
+      </w:r>
+      <w:r>
+        <w:rPr>
+          <w:rFonts w:eastAsia="Calibri"/>
+        </w:rPr>
+        <w:t xml:space="preserve">er memories of the </w:t>
+      </w:r>
+      <w:r>
+        <w:rPr>
+          <w:rFonts w:eastAsia="Calibri"/>
+        </w:rPr>
+        <w:t>disaster and the discomfort of her seat itself had kept her from restful sleep</w:t>
+      </w:r>
+      <w:r>
+        <w:rPr>
+          <w:rFonts w:eastAsia="Calibri"/>
+        </w:rPr>
+        <w:t xml:space="preserve">. </w:t>
+      </w:r>
+      <w:r>
+        <w:rPr>
+          <w:rFonts w:eastAsia="Calibri"/>
+        </w:rPr>
+        <w:t xml:space="preserve">Her skin itched all over. Her </w:t>
+      </w:r>
+      <w:r>
+        <w:rPr>
+          <w:rFonts w:eastAsia="Calibri"/>
+        </w:rPr>
+        <w:t>expensive high heels</w:t>
+      </w:r>
+      <w:r>
+        <w:rPr>
+          <w:rFonts w:eastAsia="Calibri"/>
+        </w:rPr>
+        <w:t xml:space="preserve"> suddenly seemed a size too small, </w:t>
+      </w:r>
+      <w:r>
+        <w:rPr>
+          <w:rFonts w:eastAsia="Calibri"/>
+        </w:rPr>
+        <w:t xml:space="preserve">binding toes that couldn’t so much as wiggle. </w:t>
+      </w:r>
+      <w:r>
+        <w:rPr>
+          <w:rFonts w:eastAsia="Calibri"/>
+        </w:rPr>
+        <w:t>The</w:t>
+      </w:r>
+      <w:r>
+        <w:rPr>
+          <w:rFonts w:eastAsia="Calibri"/>
+        </w:rPr>
+        <w:t xml:space="preserve"> bra </w:t>
+      </w:r>
+      <w:r>
+        <w:rPr>
+          <w:rFonts w:eastAsia="Calibri"/>
+        </w:rPr>
+        <w:t>she rarely noticed anymore</w:t>
+      </w:r>
+      <w:r>
+        <w:rPr>
+          <w:rFonts w:eastAsia="Calibri"/>
+        </w:rPr>
+        <w:t xml:space="preserve"> was now a </w:t>
+      </w:r>
+      <w:r>
+        <w:rPr>
+          <w:rFonts w:eastAsia="Calibri"/>
+        </w:rPr>
+        <w:t>painful</w:t>
+      </w:r>
+      <w:r>
+        <w:rPr>
+          <w:rFonts w:eastAsia="Calibri"/>
+        </w:rPr>
+        <w:t xml:space="preserve"> sensation around her chest that she longed to tear off.</w:t>
+      </w:r>
+    </w:p>
+    <w:p>
+      <w:pPr>
+        <w:rPr>
+          <w:rFonts w:eastAsia="Calibri"/>
+        </w:rPr>
+      </w:pPr>
+      <w:r>
+        <w:rPr>
+          <w:rFonts w:eastAsia="Calibri"/>
+        </w:rPr>
+        <w:t>Home</w:t>
+      </w:r>
+      <w:r>
+        <w:rPr>
+          <w:rFonts w:eastAsia="Calibri"/>
+        </w:rPr>
+        <w:t xml:space="preserve"> was on the horizon, she reminded herself. Only half an hour, give or take, before she would be able to strip herself down and take a much-needed shower</w:t>
+      </w:r>
+      <w:r>
+        <w:rPr>
+          <w:rFonts w:eastAsia="Calibri"/>
+        </w:rPr>
+        <w:t>, or perhaps a bath in her apartment</w:t>
+      </w:r>
+      <w:r>
+        <w:rPr>
+          <w:rFonts w:eastAsia="Calibri"/>
+        </w:rPr>
+        <w:t xml:space="preserve">’s </w:t>
+      </w:r>
+      <w:r>
+        <w:rPr>
+          <w:rFonts w:eastAsia="Calibri"/>
+        </w:rPr>
+        <w:t>hot tub. That sort of leisure</w:t>
+      </w:r>
+      <w:r>
+        <w:rPr>
+          <w:rFonts w:eastAsia="Calibri"/>
+        </w:rPr>
+        <w:t xml:space="preserve"> </w:t>
+      </w:r>
+      <w:r>
+        <w:rPr>
+          <w:rFonts w:eastAsia="Calibri"/>
+        </w:rPr>
+        <w:t xml:space="preserve">was exactly what she needed. </w:t>
+      </w:r>
+      <w:r>
+        <w:rPr>
+          <w:rFonts w:eastAsia="Calibri"/>
+        </w:rPr>
+        <w:t xml:space="preserve">Until then, however, the best she could do was to take deep breaths, scratch the itches </w:t>
+      </w:r>
+      <w:r>
+        <w:rPr>
+          <w:rFonts w:eastAsia="Calibri"/>
+        </w:rPr>
+        <w:t>as</w:t>
+      </w:r>
+      <w:r>
+        <w:rPr>
+          <w:rFonts w:eastAsia="Calibri"/>
+        </w:rPr>
+        <w:t xml:space="preserve"> best she could, and try to situate her mind in a comfortable place, the way her therapist had once </w:t>
+      </w:r>
+      <w:r>
+        <w:rPr>
+          <w:rFonts w:eastAsia="Calibri"/>
+        </w:rPr>
+        <w:t>suggested</w:t>
+      </w:r>
+      <w:r>
+        <w:rPr>
+          <w:rFonts w:eastAsia="Calibri"/>
+        </w:rPr>
         <w:t>.</w:t>
       </w:r>
     </w:p>
@@ -5501,492 +5920,68 @@
         <w:rPr>
           <w:rFonts w:eastAsia="Calibri"/>
         </w:rPr>
-        <w:t xml:space="preserve">As soon as everything was ready, </w:t>
+        <w:t xml:space="preserve">For Cassandra, that place was </w:t>
       </w:r>
       <w:r>
         <w:rPr>
           <w:rFonts w:eastAsia="Calibri"/>
         </w:rPr>
-        <w:t>Lasalle</w:t>
+        <w:t xml:space="preserve">a café on </w:t>
       </w:r>
       <w:r>
         <w:rPr>
           <w:rFonts w:eastAsia="Calibri"/>
         </w:rPr>
-        <w:t xml:space="preserve"> threw wide the gates and set his plans into motion. Using the </w:t>
+        <w:t>Sherbrooke Street</w:t>
       </w:r>
       <w:r>
         <w:rPr>
           <w:rFonts w:eastAsia="Calibri"/>
         </w:rPr>
-        <w:t xml:space="preserve">profit from his </w:t>
+        <w:t xml:space="preserve">. </w:t>
       </w:r>
       <w:r>
         <w:rPr>
           <w:rFonts w:eastAsia="Calibri"/>
         </w:rPr>
-        <w:t>contracting</w:t>
+        <w:t xml:space="preserve">It was a </w:t>
       </w:r>
       <w:r>
         <w:rPr>
           <w:rFonts w:eastAsia="Calibri"/>
         </w:rPr>
-        <w:t xml:space="preserve">, he hired scores of new employees, made deals with local gangs for protection, and purchased a fleet of vehicles to expand the company’s trade network. </w:t>
+        <w:t>kitschy</w:t>
       </w:r>
       <w:r>
         <w:rPr>
           <w:rFonts w:eastAsia="Calibri"/>
         </w:rPr>
-        <w:t xml:space="preserve">The newly-christened Lasalle Industries diversified as it grew, </w:t>
+        <w:t xml:space="preserve"> little building in the shadow of the upper city</w:t>
       </w:r>
       <w:r>
         <w:rPr>
           <w:rFonts w:eastAsia="Calibri"/>
         </w:rPr>
-        <w:t xml:space="preserve">building facilities for </w:t>
+        <w:t xml:space="preserve"> where she and her high school friends</w:t>
       </w:r>
       <w:r>
         <w:rPr>
           <w:rFonts w:eastAsia="Calibri"/>
         </w:rPr>
-        <w:t>neuroscience</w:t>
+        <w:t xml:space="preserve"> liked to eat </w:t>
       </w:r>
       <w:r>
         <w:rPr>
           <w:rFonts w:eastAsia="Calibri"/>
         </w:rPr>
-        <w:t xml:space="preserve"> and nanotechnology</w:t>
+        <w:t xml:space="preserve">in the afternoons. She recalled the smell of poutine and cigarette smoke, the crinkle of other patrons’ newspapers, the laughter of her classmates, and her mother’s disapproving glare whenever she </w:t>
       </w:r>
       <w:r>
         <w:rPr>
           <w:rFonts w:eastAsia="Calibri"/>
         </w:rPr>
-        <w:t xml:space="preserve">. A professional security team replaced the gangs, the old compound </w:t>
-      </w:r>
-      <w:r>
-        <w:rPr>
-          <w:rFonts w:eastAsia="Calibri"/>
-        </w:rPr>
-        <w:t>grew into</w:t>
-      </w:r>
-      <w:r>
-        <w:rPr>
-          <w:rFonts w:eastAsia="Calibri"/>
-        </w:rPr>
-        <w:t xml:space="preserve"> a luxury </w:t>
-      </w:r>
-      <w:r>
-        <w:rPr>
-          <w:rFonts w:eastAsia="Calibri"/>
-        </w:rPr>
-        <w:t>office</w:t>
-      </w:r>
-      <w:r>
-        <w:rPr>
-          <w:rFonts w:eastAsia="Calibri"/>
-        </w:rPr>
-        <w:t xml:space="preserve">, and </w:t>
-      </w:r>
-      <w:r>
-        <w:rPr>
-          <w:rFonts w:eastAsia="Calibri"/>
-        </w:rPr>
-        <w:t>Lasalle became a household name</w:t>
-      </w:r>
-      <w:r>
-        <w:rPr>
-          <w:rFonts w:eastAsia="Calibri"/>
-        </w:rPr>
-        <w:t xml:space="preserve">. </w:t>
-      </w:r>
-      <w:r>
-        <w:rPr>
-          <w:rFonts w:eastAsia="Calibri"/>
-        </w:rPr>
-        <w:t xml:space="preserve">When the man himself retired, he sold his company to Aleph Null to at last extend its reach across the globe, and </w:t>
-      </w:r>
-      <w:r>
-        <w:rPr>
-          <w:rFonts w:eastAsia="Calibri"/>
-        </w:rPr>
-        <w:t>he died</w:t>
-      </w:r>
-      <w:r>
-        <w:rPr>
-          <w:rFonts w:eastAsia="Calibri"/>
-        </w:rPr>
-        <w:t xml:space="preserve"> content that he had made the world a better place.</w:t>
-      </w:r>
-    </w:p>
-    <w:p>
-      <w:pPr>
-        <w:rPr>
-          <w:rFonts w:eastAsia="Calibri"/>
-        </w:rPr>
-      </w:pPr>
-      <w:r>
-        <w:rPr>
-          <w:rFonts w:eastAsia="Calibri"/>
-        </w:rPr>
-        <w:t>C</w:t>
-      </w:r>
-      <w:r>
-        <w:rPr>
-          <w:rFonts w:eastAsia="Calibri"/>
-        </w:rPr>
-        <w:t xml:space="preserve">lose to a century </w:t>
-      </w:r>
-      <w:r>
-        <w:rPr>
-          <w:rFonts w:eastAsia="Calibri"/>
-        </w:rPr>
-        <w:t>later</w:t>
-      </w:r>
-      <w:r>
-        <w:rPr>
-          <w:rFonts w:eastAsia="Calibri"/>
-        </w:rPr>
-        <w:t xml:space="preserve">, the </w:t>
-      </w:r>
-      <w:r>
-        <w:rPr>
-          <w:rFonts w:eastAsia="Calibri"/>
-        </w:rPr>
-        <w:t>shuttle</w:t>
-      </w:r>
-      <w:r>
-        <w:rPr>
-          <w:rFonts w:eastAsia="Calibri"/>
-        </w:rPr>
-        <w:t xml:space="preserve"> carrying Cassandra and her friends returned from Athens. </w:t>
-      </w:r>
-      <w:r>
-        <w:rPr>
-          <w:rFonts w:eastAsia="Calibri"/>
-        </w:rPr>
-        <w:t>They cleared customs in Newfoundland, where the Skywatch had no presence, then flew straight to</w:t>
-      </w:r>
-      <w:r>
-        <w:rPr>
-          <w:rFonts w:eastAsia="Calibri"/>
-        </w:rPr>
-        <w:t xml:space="preserve"> </w:t>
-      </w:r>
-      <w:r>
-        <w:rPr>
-          <w:rFonts w:eastAsia="Calibri"/>
-        </w:rPr>
-        <w:t xml:space="preserve">the </w:t>
-      </w:r>
-      <w:r>
-        <w:rPr>
-          <w:rFonts w:eastAsia="Calibri"/>
-        </w:rPr>
-        <w:t>branch campus</w:t>
-      </w:r>
-      <w:r>
-        <w:rPr>
-          <w:rFonts w:eastAsia="Calibri"/>
-        </w:rPr>
-        <w:t xml:space="preserve"> itself, near what had once been Lasalle’s original headquarters</w:t>
-      </w:r>
-      <w:r>
-        <w:rPr>
-          <w:rFonts w:eastAsia="Calibri"/>
-        </w:rPr>
-        <w:t xml:space="preserve">. Cassandra had selected a VTOL </w:t>
-      </w:r>
-      <w:r>
-        <w:rPr>
-          <w:rFonts w:eastAsia="Calibri"/>
-        </w:rPr>
-        <w:t>aircraft</w:t>
-      </w:r>
-      <w:r>
-        <w:rPr>
-          <w:rFonts w:eastAsia="Calibri"/>
-        </w:rPr>
-        <w:t xml:space="preserve"> for exactly that purpose.</w:t>
-      </w:r>
-    </w:p>
-    <w:p>
-      <w:pPr>
-        <w:rPr>
-          <w:rFonts w:eastAsia="Calibri"/>
-        </w:rPr>
-      </w:pPr>
-      <w:r>
-        <w:rPr>
-          <w:rFonts w:eastAsia="Calibri"/>
-        </w:rPr>
-        <w:t xml:space="preserve">As the </w:t>
-      </w:r>
-      <w:r>
-        <w:rPr>
-          <w:rFonts w:eastAsia="Calibri"/>
-        </w:rPr>
-        <w:t>aircraft</w:t>
-      </w:r>
-      <w:r>
-        <w:rPr>
-          <w:rFonts w:eastAsia="Calibri"/>
-        </w:rPr>
-        <w:t xml:space="preserve"> entered </w:t>
-      </w:r>
-      <w:r>
-        <w:rPr>
-          <w:rFonts w:eastAsia="Calibri"/>
-        </w:rPr>
-        <w:t>Montreal</w:t>
-      </w:r>
-      <w:r>
-        <w:rPr>
-          <w:rFonts w:eastAsia="Calibri"/>
-        </w:rPr>
-        <w:t xml:space="preserve"> airspace, Cassandra twitched against the rock-hard seat cushion</w:t>
-      </w:r>
-      <w:r>
-        <w:rPr>
-          <w:rFonts w:eastAsia="Calibri"/>
-        </w:rPr>
-        <w:t xml:space="preserve">. </w:t>
-      </w:r>
-      <w:r>
-        <w:rPr>
-          <w:rFonts w:eastAsia="Calibri"/>
-        </w:rPr>
-        <w:t>Though the flight should have offered plenty of time to rest, h</w:t>
-      </w:r>
-      <w:r>
-        <w:rPr>
-          <w:rFonts w:eastAsia="Calibri"/>
-        </w:rPr>
-        <w:t xml:space="preserve">er memories of the </w:t>
-      </w:r>
-      <w:r>
-        <w:rPr>
-          <w:rFonts w:eastAsia="Calibri"/>
-        </w:rPr>
-        <w:t>disaster and the discomfort of her seat itself had kept her from restful sleep</w:t>
-      </w:r>
-      <w:r>
-        <w:rPr>
-          <w:rFonts w:eastAsia="Calibri"/>
-        </w:rPr>
-        <w:t xml:space="preserve">. </w:t>
-      </w:r>
-      <w:r>
-        <w:rPr>
-          <w:rFonts w:eastAsia="Calibri"/>
-        </w:rPr>
-        <w:t xml:space="preserve">Her skin itched all over. Her </w:t>
-      </w:r>
-      <w:r>
-        <w:rPr>
-          <w:rFonts w:eastAsia="Calibri"/>
-        </w:rPr>
-        <w:t>expensive high heels</w:t>
-      </w:r>
-      <w:r>
-        <w:rPr>
-          <w:rFonts w:eastAsia="Calibri"/>
-        </w:rPr>
-        <w:t xml:space="preserve"> suddenly seemed a size too small, </w:t>
-      </w:r>
-      <w:r>
-        <w:rPr>
-          <w:rFonts w:eastAsia="Calibri"/>
-        </w:rPr>
-        <w:t xml:space="preserve">binding toes that couldn’t so much as wiggle. </w:t>
-      </w:r>
-      <w:r>
-        <w:rPr>
-          <w:rFonts w:eastAsia="Calibri"/>
-        </w:rPr>
-        <w:t>The</w:t>
-      </w:r>
-      <w:r>
-        <w:rPr>
-          <w:rFonts w:eastAsia="Calibri"/>
-        </w:rPr>
-        <w:t xml:space="preserve"> bra </w:t>
-      </w:r>
-      <w:r>
-        <w:rPr>
-          <w:rFonts w:eastAsia="Calibri"/>
-        </w:rPr>
-        <w:t>she rarely noticed anymore</w:t>
-      </w:r>
-      <w:r>
-        <w:rPr>
-          <w:rFonts w:eastAsia="Calibri"/>
-        </w:rPr>
-        <w:t xml:space="preserve"> was now a </w:t>
-      </w:r>
-      <w:r>
-        <w:rPr>
-          <w:rFonts w:eastAsia="Calibri"/>
-        </w:rPr>
-        <w:t>painful</w:t>
-      </w:r>
-      <w:r>
-        <w:rPr>
-          <w:rFonts w:eastAsia="Calibri"/>
-        </w:rPr>
-        <w:t xml:space="preserve"> sensation around her chest that she longed to tear off.</w:t>
-      </w:r>
-    </w:p>
-    <w:p>
-      <w:pPr>
-        <w:rPr>
-          <w:rFonts w:eastAsia="Calibri"/>
-        </w:rPr>
-      </w:pPr>
-      <w:r>
-        <w:rPr>
-          <w:rFonts w:eastAsia="Calibri"/>
-        </w:rPr>
-        <w:t>Home</w:t>
-      </w:r>
-      <w:r>
-        <w:rPr>
-          <w:rFonts w:eastAsia="Calibri"/>
-        </w:rPr>
-        <w:t xml:space="preserve"> was on the horizon, she reminded herself. Only half an hour, give or take, before she would be able to strip herself down and take a much-needed shower</w:t>
-      </w:r>
-      <w:r>
-        <w:rPr>
-          <w:rFonts w:eastAsia="Calibri"/>
-        </w:rPr>
-        <w:t>, or perhaps a bath in her apartment</w:t>
-      </w:r>
-      <w:r>
-        <w:rPr>
-          <w:rFonts w:eastAsia="Calibri"/>
-        </w:rPr>
-        <w:t xml:space="preserve">’s </w:t>
-      </w:r>
-      <w:r>
-        <w:rPr>
-          <w:rFonts w:eastAsia="Calibri"/>
-        </w:rPr>
-        <w:t>hot tub. That sort of leisure</w:t>
-      </w:r>
-      <w:r>
-        <w:rPr>
-          <w:rFonts w:eastAsia="Calibri"/>
-        </w:rPr>
-        <w:t xml:space="preserve"> </w:t>
-      </w:r>
-      <w:r>
-        <w:rPr>
-          <w:rFonts w:eastAsia="Calibri"/>
-        </w:rPr>
-        <w:t xml:space="preserve">was exactly what she needed. </w:t>
-      </w:r>
-      <w:r>
-        <w:rPr>
-          <w:rFonts w:eastAsia="Calibri"/>
-        </w:rPr>
-        <w:t xml:space="preserve">Until then, however, the best she could do was to take deep breaths, scratch the itches </w:t>
-      </w:r>
-      <w:r>
-        <w:rPr>
-          <w:rFonts w:eastAsia="Calibri"/>
-        </w:rPr>
-        <w:t>as</w:t>
-      </w:r>
-      <w:r>
-        <w:rPr>
-          <w:rFonts w:eastAsia="Calibri"/>
-        </w:rPr>
-        <w:t xml:space="preserve"> best she could, and try to situate her mind in a comfortable place, the way her therapist had once </w:t>
-      </w:r>
-      <w:r>
-        <w:rPr>
-          <w:rFonts w:eastAsia="Calibri"/>
-        </w:rPr>
-        <w:t>suggested</w:t>
-      </w:r>
-      <w:r>
-        <w:rPr>
-          <w:rFonts w:eastAsia="Calibri"/>
-        </w:rPr>
-        <w:t>.</w:t>
-      </w:r>
-    </w:p>
-    <w:p>
-      <w:pPr>
-        <w:rPr>
-          <w:rFonts w:eastAsia="Calibri"/>
-        </w:rPr>
-      </w:pPr>
-      <w:r>
-        <w:rPr>
-          <w:rFonts w:eastAsia="Calibri"/>
-        </w:rPr>
-        <w:t xml:space="preserve">For Cassandra, that place was </w:t>
-      </w:r>
-      <w:r>
-        <w:rPr>
-          <w:rFonts w:eastAsia="Calibri"/>
-        </w:rPr>
-        <w:t xml:space="preserve">a café on </w:t>
-      </w:r>
-      <w:r>
-        <w:rPr>
-          <w:rFonts w:eastAsia="Calibri"/>
-        </w:rPr>
-        <w:t>Sherbrooke Street</w:t>
-      </w:r>
-      <w:r>
-        <w:rPr>
-          <w:rFonts w:eastAsia="Calibri"/>
-        </w:rPr>
-        <w:t xml:space="preserve">. </w:t>
-      </w:r>
-      <w:r>
-        <w:rPr>
-          <w:rFonts w:eastAsia="Calibri"/>
-        </w:rPr>
-        <w:t xml:space="preserve">It was a </w:t>
-      </w:r>
-      <w:r>
-        <w:rPr>
-          <w:rFonts w:eastAsia="Calibri"/>
-        </w:rPr>
-        <w:t>kitschy</w:t>
-      </w:r>
-      <w:r>
-        <w:rPr>
-          <w:rFonts w:eastAsia="Calibri"/>
-        </w:rPr>
-        <w:t xml:space="preserve"> little building in the shadow of the upper city</w:t>
-      </w:r>
-      <w:r>
-        <w:rPr>
-          <w:rFonts w:eastAsia="Calibri"/>
-        </w:rPr>
-        <w:t xml:space="preserve"> where she and her high school friends</w:t>
-      </w:r>
-      <w:r>
-        <w:rPr>
-          <w:rFonts w:eastAsia="Calibri"/>
-        </w:rPr>
-        <w:t xml:space="preserve"> liked to eat </w:t>
-      </w:r>
-      <w:r>
-        <w:rPr>
-          <w:rFonts w:eastAsia="Calibri"/>
-        </w:rPr>
-        <w:t xml:space="preserve">in the afternoons. She recalled the smell of poutine and cigarette smoke, the crinkle of other patrons’ </w:t>
-      </w:r>
-      <w:r>
-        <w:rPr>
-          <w:rFonts w:eastAsia="Calibri"/>
-        </w:rPr>
         <w:lastRenderedPageBreak/>
-        <w:t>newspapers, the laughter of her classmates, and her mother’s disapproving glare whenever she returned from the “dangerous” lower streets.</w:t>
+        <w:t>returned from the “dangerous” lower streets.</w:t>
       </w:r>
       <w:r>
         <w:rPr>
@@ -6423,32 +6418,32 @@
         <w:rPr>
           <w:rFonts w:eastAsia="Times New Roman"/>
         </w:rPr>
+        <w:t xml:space="preserve">“That’s </w:t>
+      </w:r>
+      <w:r>
+        <w:rPr>
+          <w:rFonts w:eastAsia="Times New Roman"/>
+        </w:rPr>
+        <w:t>allowed</w:t>
+      </w:r>
+      <w:r>
+        <w:rPr>
+          <w:rFonts w:eastAsia="Times New Roman"/>
+        </w:rPr>
+        <w:t>?”</w:t>
+      </w:r>
+    </w:p>
+    <w:p>
+      <w:pPr>
+        <w:rPr>
+          <w:rFonts w:eastAsia="Times New Roman"/>
+        </w:rPr>
+      </w:pPr>
+      <w:r>
+        <w:rPr>
+          <w:rFonts w:eastAsia="Times New Roman"/>
+        </w:rPr>
         <w:lastRenderedPageBreak/>
-        <w:t xml:space="preserve">“That’s </w:t>
-      </w:r>
-      <w:r>
-        <w:rPr>
-          <w:rFonts w:eastAsia="Times New Roman"/>
-        </w:rPr>
-        <w:t>allowed</w:t>
-      </w:r>
-      <w:r>
-        <w:rPr>
-          <w:rFonts w:eastAsia="Times New Roman"/>
-        </w:rPr>
-        <w:t>?”</w:t>
-      </w:r>
-    </w:p>
-    <w:p>
-      <w:pPr>
-        <w:rPr>
-          <w:rFonts w:eastAsia="Times New Roman"/>
-        </w:rPr>
-      </w:pPr>
-      <w:r>
-        <w:rPr>
-          <w:rFonts w:eastAsia="Times New Roman"/>
-        </w:rPr>
         <w:t>“</w:t>
       </w:r>
       <w:r>
@@ -7119,32 +7114,32 @@
         <w:rPr>
           <w:rFonts w:eastAsia="Times New Roman"/>
         </w:rPr>
+        <w:t xml:space="preserve"> “Negative. He’s re-introduced the Montreal </w:t>
+      </w:r>
+      <w:r>
+        <w:rPr>
+          <w:rFonts w:eastAsia="Times New Roman"/>
+        </w:rPr>
+        <w:t>Security</w:t>
+      </w:r>
+      <w:r>
+        <w:rPr>
+          <w:rFonts w:eastAsia="Times New Roman"/>
+        </w:rPr>
+        <w:t xml:space="preserve"> Initiative.”</w:t>
+      </w:r>
+    </w:p>
+    <w:p>
+      <w:pPr>
+        <w:rPr>
+          <w:rFonts w:eastAsia="Times New Roman"/>
+        </w:rPr>
+      </w:pPr>
+      <w:r>
+        <w:rPr>
+          <w:rFonts w:eastAsia="Times New Roman"/>
+        </w:rPr>
         <w:lastRenderedPageBreak/>
-        <w:t xml:space="preserve"> “Negative. He’s re-introduced the Montreal </w:t>
-      </w:r>
-      <w:r>
-        <w:rPr>
-          <w:rFonts w:eastAsia="Times New Roman"/>
-        </w:rPr>
-        <w:t>Security</w:t>
-      </w:r>
-      <w:r>
-        <w:rPr>
-          <w:rFonts w:eastAsia="Times New Roman"/>
-        </w:rPr>
-        <w:t xml:space="preserve"> Initiative.”</w:t>
-      </w:r>
-    </w:p>
-    <w:p>
-      <w:pPr>
-        <w:rPr>
-          <w:rFonts w:eastAsia="Times New Roman"/>
-        </w:rPr>
-      </w:pPr>
-      <w:r>
-        <w:rPr>
-          <w:rFonts w:eastAsia="Times New Roman"/>
-        </w:rPr>
         <w:t xml:space="preserve">A flicker of wrath </w:t>
       </w:r>
       <w:r>
@@ -7372,7 +7367,21 @@
         <w:rPr>
           <w:rFonts w:eastAsia="Times New Roman"/>
         </w:rPr>
-        <w:t xml:space="preserve"> And Cassandra, find somewhere for your friend to sleep. I don’t care where.</w:t>
+        <w:t xml:space="preserve"> And Cassandra, find somewhere for your friend to sleep. I don’t care </w:t>
+      </w:r>
+      <w:proofErr w:type="gramStart"/>
+      <w:r>
+        <w:rPr>
+          <w:rFonts w:eastAsia="Times New Roman"/>
+        </w:rPr>
+        <w:t>where</w:t>
+      </w:r>
+      <w:proofErr w:type="gramEnd"/>
+      <w:r>
+        <w:rPr>
+          <w:rFonts w:eastAsia="Times New Roman"/>
+        </w:rPr>
+        <w:t>.</w:t>
       </w:r>
       <w:r>
         <w:rPr>
@@ -7685,7 +7694,21 @@
         <w:rPr>
           <w:rFonts w:eastAsia="Times New Roman"/>
         </w:rPr>
-        <w:t xml:space="preserve">, and a miniature Zen garden </w:t>
+        <w:t xml:space="preserve">, and a miniature </w:t>
+      </w:r>
+      <w:proofErr w:type="gramStart"/>
+      <w:r>
+        <w:rPr>
+          <w:rFonts w:eastAsia="Times New Roman"/>
+        </w:rPr>
+        <w:t>Zen garden</w:t>
+      </w:r>
+      <w:proofErr w:type="gramEnd"/>
+      <w:r>
+        <w:rPr>
+          <w:rFonts w:eastAsia="Times New Roman"/>
+        </w:rPr>
+        <w:t xml:space="preserve"> </w:t>
       </w:r>
       <w:r>
         <w:rPr>
@@ -8132,8 +8155,16 @@
         <w:rPr>
           <w:rFonts w:eastAsia="Times New Roman"/>
         </w:rPr>
-        <w:t>‘cept</w:t>
-      </w:r>
+        <w:t>‘</w:t>
+      </w:r>
+      <w:proofErr w:type="spellStart"/>
+      <w:r>
+        <w:rPr>
+          <w:rFonts w:eastAsia="Times New Roman"/>
+        </w:rPr>
+        <w:t>cept</w:t>
+      </w:r>
+      <w:proofErr w:type="spellEnd"/>
       <w:r>
         <w:rPr>
           <w:rFonts w:eastAsia="Times New Roman"/>
@@ -10230,7 +10261,21 @@
         <w:rPr>
           <w:rFonts w:eastAsia="Times New Roman"/>
         </w:rPr>
-        <w:t>who’s gotta head out</w:t>
+        <w:t xml:space="preserve">who’s </w:t>
+      </w:r>
+      <w:proofErr w:type="spellStart"/>
+      <w:r>
+        <w:rPr>
+          <w:rFonts w:eastAsia="Times New Roman"/>
+        </w:rPr>
+        <w:t>gotta</w:t>
+      </w:r>
+      <w:proofErr w:type="spellEnd"/>
+      <w:r>
+        <w:rPr>
+          <w:rFonts w:eastAsia="Times New Roman"/>
+        </w:rPr>
+        <w:t xml:space="preserve"> head out</w:t>
       </w:r>
       <w:r>
         <w:rPr>
@@ -11514,12 +11559,14 @@
         </w:rPr>
         <w:t xml:space="preserve"> luxury airliner did </w:t>
       </w:r>
+      <w:proofErr w:type="gramStart"/>
       <w:r>
         <w:rPr>
           <w:rFonts w:eastAsia="Times New Roman"/>
         </w:rPr>
         <w:t>it</w:t>
       </w:r>
+      <w:proofErr w:type="gramEnd"/>
       <w:r>
         <w:rPr>
           <w:rFonts w:eastAsia="Times New Roman"/>

--- a/Peregrine 2020.docx
+++ b/Peregrine 2020.docx
@@ -2200,15 +2200,7 @@
     </w:p>
     <w:p>
       <w:r>
-        <w:t xml:space="preserve">“That scent you’re wearing is </w:t>
-      </w:r>
-      <w:proofErr w:type="gramStart"/>
-      <w:r>
-        <w:t>real</w:t>
-      </w:r>
-      <w:proofErr w:type="gramEnd"/>
-      <w:r>
-        <w:t xml:space="preserve"> nice,” </w:t>
+        <w:t xml:space="preserve">“That scent you’re wearing is real nice,” </w:t>
       </w:r>
       <w:r>
         <w:t>she</w:t>
@@ -2626,23 +2618,7 @@
         <w:t>,</w:t>
       </w:r>
       <w:r>
-        <w:t xml:space="preserve"> and opened up an old game she had installed on a whim. It was a stupid thing </w:t>
-      </w:r>
-      <w:proofErr w:type="gramStart"/>
-      <w:r>
-        <w:t>whose</w:t>
-      </w:r>
-      <w:proofErr w:type="gramEnd"/>
-      <w:r>
-        <w:t xml:space="preserve"> only redeeming quality was a cast full of pretty girls, but watching the scenery </w:t>
-      </w:r>
-      <w:proofErr w:type="spellStart"/>
-      <w:r>
-        <w:t>fly by</w:t>
-      </w:r>
-      <w:proofErr w:type="spellEnd"/>
-      <w:r>
-        <w:t xml:space="preserve"> had begun to bore her, and this was the best option </w:t>
+        <w:t xml:space="preserve"> and opened up an old game she had installed on a whim. It was a stupid thing whose only redeeming quality was a cast full of pretty girls, but watching the scenery fly by had begun to bore her, and this was the best option </w:t>
       </w:r>
       <w:r>
         <w:t>remaining</w:t>
@@ -3521,82 +3497,37 @@
         <w:rPr>
           <w:lang w:eastAsia="ja-JP"/>
         </w:rPr>
-        <w:t xml:space="preserve">In the absence of </w:t>
-      </w:r>
-      <w:r>
-        <w:rPr>
-          <w:lang w:eastAsia="ja-JP"/>
-        </w:rPr>
-        <w:t>conversation</w:t>
-      </w:r>
-      <w:r>
-        <w:rPr>
-          <w:lang w:eastAsia="ja-JP"/>
-        </w:rPr>
-        <w:t xml:space="preserve">, </w:t>
-      </w:r>
-      <w:r>
-        <w:rPr>
-          <w:lang w:eastAsia="ja-JP"/>
-        </w:rPr>
-        <w:t>Cassandra began to daydream.</w:t>
-      </w:r>
-    </w:p>
-    <w:p>
-      <w:pPr>
-        <w:rPr>
-          <w:lang w:eastAsia="ja-JP"/>
-        </w:rPr>
-      </w:pPr>
-    </w:p>
-    <w:p>
-      <w:pPr>
-        <w:rPr>
-          <w:lang w:eastAsia="ja-JP"/>
-        </w:rPr>
-      </w:pPr>
-      <w:r>
-        <w:rPr>
-          <w:lang w:eastAsia="ja-JP"/>
-        </w:rPr>
-        <w:t>“</w:t>
-      </w:r>
-      <w:r>
-        <w:rPr>
-          <w:lang w:eastAsia="ja-JP"/>
-        </w:rPr>
-        <w:t>Didn’t take you long to move on to other girls after I died, so h</w:t>
-      </w:r>
-      <w:r>
-        <w:rPr>
-          <w:lang w:eastAsia="ja-JP"/>
-        </w:rPr>
-        <w:t>ow are you still hung up over a little music?</w:t>
-      </w:r>
-      <w:r>
-        <w:rPr>
-          <w:lang w:eastAsia="ja-JP"/>
-        </w:rPr>
-        <w:t>” she imagined Chenmei asking</w:t>
-      </w:r>
-      <w:r>
-        <w:rPr>
-          <w:lang w:eastAsia="ja-JP"/>
-        </w:rPr>
-        <w:t>.</w:t>
-      </w:r>
-    </w:p>
-    <w:p>
-      <w:pPr>
-        <w:rPr>
-          <w:lang w:eastAsia="ja-JP"/>
-        </w:rPr>
-      </w:pPr>
-      <w:r>
-        <w:rPr>
-          <w:lang w:eastAsia="ja-JP"/>
-        </w:rPr>
-        <w:t>“That was just a coping mechanism, and you know it. If I’d moved on already, I wouldn’t be pretending to talk to you now, would I?” Cassandra retorted in her mind.</w:t>
+        <w:t xml:space="preserve">Since the neon flashes outside the window seemed </w:t>
+      </w:r>
+      <w:r>
+        <w:rPr>
+          <w:lang w:eastAsia="ja-JP"/>
+        </w:rPr>
+        <w:t>ill-</w:t>
+      </w:r>
+      <w:r>
+        <w:rPr>
+          <w:lang w:eastAsia="ja-JP"/>
+        </w:rPr>
+        <w:t>worthy of her attention, Cassandra began to daydream. She often imagined what she’d say to Chenmei if given the chance</w:t>
+      </w:r>
+      <w:r>
+        <w:rPr>
+          <w:lang w:eastAsia="ja-JP"/>
+        </w:rPr>
+        <w:t>. Sometimes, this involved convoluted scenarios wherein it was revealed that Chenmei had faked her death, and Cassandra would say that she should be furious, but was just happy to find her alive. Other times, she imagined her partner’s ghost heaping scorn upon her for moving on too quickly, an accusation she found difficult to refute. After all, she’d already</w:t>
+      </w:r>
+      <w:r>
+        <w:rPr>
+          <w:lang w:eastAsia="ja-JP"/>
+        </w:rPr>
+        <w:t xml:space="preserve"> had</w:t>
+      </w:r>
+      <w:r>
+        <w:rPr>
+          <w:lang w:eastAsia="ja-JP"/>
+        </w:rPr>
+        <w:t xml:space="preserve"> several new lovers since the incident.</w:t>
       </w:r>
     </w:p>
     <w:p>
@@ -4110,7 +4041,7 @@
         <w:t>“</w:t>
       </w:r>
       <w:r>
-        <w:t>Yeah, fair enough</w:t>
+        <w:t>Hmph. Perhaps</w:t>
       </w:r>
       <w:r>
         <w:t>.”</w:t>
@@ -4739,13 +4670,6 @@
           <w:lang w:eastAsia="ja-JP"/>
         </w:rPr>
       </w:pPr>
-    </w:p>
-    <w:p>
-      <w:pPr>
-        <w:rPr>
-          <w:lang w:eastAsia="ja-JP"/>
-        </w:rPr>
-      </w:pPr>
       <w:r>
         <w:rPr>
           <w:lang w:eastAsia="ja-JP"/>
@@ -7367,21 +7291,7 @@
         <w:rPr>
           <w:rFonts w:eastAsia="Times New Roman"/>
         </w:rPr>
-        <w:t xml:space="preserve"> And Cassandra, find somewhere for your friend to sleep. I don’t care </w:t>
-      </w:r>
-      <w:proofErr w:type="gramStart"/>
-      <w:r>
-        <w:rPr>
-          <w:rFonts w:eastAsia="Times New Roman"/>
-        </w:rPr>
-        <w:t>where</w:t>
-      </w:r>
-      <w:proofErr w:type="gramEnd"/>
-      <w:r>
-        <w:rPr>
-          <w:rFonts w:eastAsia="Times New Roman"/>
-        </w:rPr>
-        <w:t>.</w:t>
+        <w:t xml:space="preserve"> And Cassandra, find somewhere for your friend to sleep. I don’t care where.</w:t>
       </w:r>
       <w:r>
         <w:rPr>
@@ -7694,21 +7604,7 @@
         <w:rPr>
           <w:rFonts w:eastAsia="Times New Roman"/>
         </w:rPr>
-        <w:t xml:space="preserve">, and a miniature </w:t>
-      </w:r>
-      <w:proofErr w:type="gramStart"/>
-      <w:r>
-        <w:rPr>
-          <w:rFonts w:eastAsia="Times New Roman"/>
-        </w:rPr>
-        <w:t>Zen garden</w:t>
-      </w:r>
-      <w:proofErr w:type="gramEnd"/>
-      <w:r>
-        <w:rPr>
-          <w:rFonts w:eastAsia="Times New Roman"/>
-        </w:rPr>
-        <w:t xml:space="preserve"> </w:t>
+        <w:t xml:space="preserve">, and a miniature Zen garden </w:t>
       </w:r>
       <w:r>
         <w:rPr>
@@ -8155,16 +8051,8 @@
         <w:rPr>
           <w:rFonts w:eastAsia="Times New Roman"/>
         </w:rPr>
-        <w:t>‘</w:t>
-      </w:r>
-      <w:proofErr w:type="spellStart"/>
-      <w:r>
-        <w:rPr>
-          <w:rFonts w:eastAsia="Times New Roman"/>
-        </w:rPr>
-        <w:t>cept</w:t>
-      </w:r>
-      <w:proofErr w:type="spellEnd"/>
+        <w:t>‘cept</w:t>
+      </w:r>
       <w:r>
         <w:rPr>
           <w:rFonts w:eastAsia="Times New Roman"/>
@@ -10261,21 +10149,7 @@
         <w:rPr>
           <w:rFonts w:eastAsia="Times New Roman"/>
         </w:rPr>
-        <w:t xml:space="preserve">who’s </w:t>
-      </w:r>
-      <w:proofErr w:type="spellStart"/>
-      <w:r>
-        <w:rPr>
-          <w:rFonts w:eastAsia="Times New Roman"/>
-        </w:rPr>
-        <w:t>gotta</w:t>
-      </w:r>
-      <w:proofErr w:type="spellEnd"/>
-      <w:r>
-        <w:rPr>
-          <w:rFonts w:eastAsia="Times New Roman"/>
-        </w:rPr>
-        <w:t xml:space="preserve"> head out</w:t>
+        <w:t>who’s gotta head out</w:t>
       </w:r>
       <w:r>
         <w:rPr>
@@ -11559,14 +11433,12 @@
         </w:rPr>
         <w:t xml:space="preserve"> luxury airliner did </w:t>
       </w:r>
-      <w:proofErr w:type="gramStart"/>
       <w:r>
         <w:rPr>
           <w:rFonts w:eastAsia="Times New Roman"/>
         </w:rPr>
         <w:t>it</w:t>
       </w:r>
-      <w:proofErr w:type="gramEnd"/>
       <w:r>
         <w:rPr>
           <w:rFonts w:eastAsia="Times New Roman"/>

--- a/Peregrine 2020.docx
+++ b/Peregrine 2020.docx
@@ -3334,7 +3334,19 @@
         <w:rPr>
           <w:lang w:eastAsia="ja-JP"/>
         </w:rPr>
-        <w:t xml:space="preserve">lay back, nearly catatonic, against </w:t>
+        <w:t>lay back</w:t>
+      </w:r>
+      <w:r>
+        <w:rPr>
+          <w:lang w:eastAsia="ja-JP"/>
+        </w:rPr>
+        <w:t xml:space="preserve"> </w:t>
+      </w:r>
+      <w:r>
+        <w:rPr>
+          <w:lang w:eastAsia="ja-JP"/>
+        </w:rPr>
+        <w:t xml:space="preserve">against </w:t>
       </w:r>
       <w:r>
         <w:rPr>
@@ -3358,31 +3370,49 @@
         <w:rPr>
           <w:lang w:eastAsia="ja-JP"/>
         </w:rPr>
+        <w:t>, watching city lights fly by and hearing – but not really listening to –</w:t>
+      </w:r>
+      <w:r>
+        <w:rPr>
+          <w:lang w:eastAsia="ja-JP"/>
+        </w:rPr>
+        <w:t xml:space="preserve"> the</w:t>
+      </w:r>
+      <w:r>
+        <w:rPr>
+          <w:lang w:eastAsia="ja-JP"/>
+        </w:rPr>
+        <w:t xml:space="preserve"> </w:t>
+      </w:r>
+      <w:r>
+        <w:rPr>
+          <w:lang w:eastAsia="ja-JP"/>
+        </w:rPr>
+        <w:t>K-</w:t>
+      </w:r>
+      <w:r>
+        <w:rPr>
+          <w:lang w:eastAsia="ja-JP"/>
+        </w:rPr>
+        <w:t>pop on</w:t>
+      </w:r>
+      <w:r>
+        <w:rPr>
+          <w:lang w:eastAsia="ja-JP"/>
+        </w:rPr>
+        <w:t xml:space="preserve"> the radio</w:t>
+      </w:r>
+      <w:r>
+        <w:rPr>
+          <w:lang w:eastAsia="ja-JP"/>
+        </w:rPr>
         <w:t xml:space="preserve">. </w:t>
       </w:r>
       <w:r>
         <w:rPr>
           <w:lang w:eastAsia="ja-JP"/>
         </w:rPr>
-        <w:t>As the</w:t>
-      </w:r>
-      <w:r>
-        <w:rPr>
-          <w:lang w:eastAsia="ja-JP"/>
-        </w:rPr>
-        <w:t xml:space="preserve"> city</w:t>
-      </w:r>
-      <w:r>
-        <w:rPr>
-          <w:lang w:eastAsia="ja-JP"/>
-        </w:rPr>
-        <w:t xml:space="preserve"> lights flew by</w:t>
-      </w:r>
-      <w:r>
-        <w:rPr>
-          <w:lang w:eastAsia="ja-JP"/>
-        </w:rPr>
-        <w:t>, she</w:t>
+        <w:t>Her</w:t>
       </w:r>
       <w:r>
         <w:rPr>
@@ -3394,13 +3424,93 @@
         <w:rPr>
           <w:lang w:eastAsia="ja-JP"/>
         </w:rPr>
-        <w:t>closed her eyes and swayed</w:t>
-      </w:r>
-      <w:r>
-        <w:rPr>
-          <w:lang w:eastAsia="ja-JP"/>
-        </w:rPr>
-        <w:t xml:space="preserve"> in time with the</w:t>
+        <w:t>former</w:t>
+      </w:r>
+      <w:r>
+        <w:rPr>
+          <w:lang w:eastAsia="ja-JP"/>
+        </w:rPr>
+        <w:t xml:space="preserve"> girlfriend, a young woman named Chenmei, had introduced her to the genre, but had passed away two years prior. A suicide, they’d told her. Now, </w:t>
+      </w:r>
+      <w:r>
+        <w:rPr>
+          <w:lang w:eastAsia="ja-JP"/>
+        </w:rPr>
+        <w:t xml:space="preserve">those same energetic beats they’d once enjoyed </w:t>
+      </w:r>
+      <w:r>
+        <w:rPr>
+          <w:lang w:eastAsia="ja-JP"/>
+        </w:rPr>
+        <w:t>only brought her grief</w:t>
+      </w:r>
+      <w:r>
+        <w:rPr>
+          <w:lang w:eastAsia="ja-JP"/>
+        </w:rPr>
+        <w:t>.</w:t>
+      </w:r>
+    </w:p>
+    <w:p>
+      <w:pPr>
+        <w:rPr>
+          <w:lang w:eastAsia="ja-JP"/>
+        </w:rPr>
+      </w:pPr>
+      <w:r>
+        <w:rPr>
+          <w:lang w:eastAsia="ja-JP"/>
+        </w:rPr>
+        <w:t xml:space="preserve">Since the neon flashes outside the window seemed </w:t>
+      </w:r>
+      <w:r>
+        <w:rPr>
+          <w:lang w:eastAsia="ja-JP"/>
+        </w:rPr>
+        <w:t>ill-</w:t>
+      </w:r>
+      <w:r>
+        <w:rPr>
+          <w:lang w:eastAsia="ja-JP"/>
+        </w:rPr>
+        <w:t>worthy of her attention, Cassandra began to daydream. She often imagined what she’d say to Chenmei if given the chance</w:t>
+      </w:r>
+      <w:r>
+        <w:rPr>
+          <w:lang w:eastAsia="ja-JP"/>
+        </w:rPr>
+        <w:t xml:space="preserve">. Sometimes, this involved convoluted scenarios wherein it was revealed that Chenmei had faked her death, and Cassandra would say that she should be furious, but was just happy to find her alive. Other times, she imagined her partner’s ghost heaping scorn upon her for moving on </w:t>
+      </w:r>
+      <w:r>
+        <w:rPr>
+          <w:lang w:eastAsia="ja-JP"/>
+        </w:rPr>
+        <w:t>to other girls so quickly</w:t>
+      </w:r>
+      <w:r>
+        <w:rPr>
+          <w:lang w:eastAsia="ja-JP"/>
+        </w:rPr>
+        <w:t xml:space="preserve">, an accusation she found difficult to refute. </w:t>
+      </w:r>
+    </w:p>
+    <w:p>
+      <w:pPr>
+        <w:rPr>
+          <w:lang w:eastAsia="ja-JP"/>
+        </w:rPr>
+      </w:pPr>
+      <w:r>
+        <w:rPr>
+          <w:lang w:eastAsia="ja-JP"/>
+        </w:rPr>
+        <w:t xml:space="preserve">Her </w:t>
+      </w:r>
+      <w:r>
+        <w:rPr>
+          <w:lang w:eastAsia="ja-JP"/>
+        </w:rPr>
+        <w:t>less-than-healthy ritual</w:t>
       </w:r>
       <w:r>
         <w:rPr>
@@ -3412,73 +3522,25 @@
         <w:rPr>
           <w:lang w:eastAsia="ja-JP"/>
         </w:rPr>
-        <w:t>K-</w:t>
-      </w:r>
-      <w:r>
-        <w:rPr>
-          <w:lang w:eastAsia="ja-JP"/>
-        </w:rPr>
-        <w:t xml:space="preserve">pop </w:t>
-      </w:r>
-      <w:r>
-        <w:rPr>
-          <w:lang w:eastAsia="ja-JP"/>
-        </w:rPr>
-        <w:t>playi</w:t>
-      </w:r>
-      <w:r>
-        <w:rPr>
-          <w:lang w:eastAsia="ja-JP"/>
-        </w:rPr>
-        <w:t xml:space="preserve">ng </w:t>
-      </w:r>
-      <w:r>
-        <w:rPr>
-          <w:lang w:eastAsia="ja-JP"/>
-        </w:rPr>
-        <w:t>on</w:t>
-      </w:r>
-      <w:r>
-        <w:rPr>
-          <w:lang w:eastAsia="ja-JP"/>
-        </w:rPr>
-        <w:t xml:space="preserve"> the radio</w:t>
-      </w:r>
-      <w:r>
-        <w:rPr>
-          <w:lang w:eastAsia="ja-JP"/>
-        </w:rPr>
-        <w:t xml:space="preserve">. </w:t>
-      </w:r>
-      <w:r>
-        <w:rPr>
-          <w:lang w:eastAsia="ja-JP"/>
-        </w:rPr>
-        <w:t>Her</w:t>
-      </w:r>
-      <w:r>
-        <w:rPr>
-          <w:lang w:eastAsia="ja-JP"/>
-        </w:rPr>
-        <w:t xml:space="preserve"> last</w:t>
-      </w:r>
-      <w:r>
-        <w:rPr>
-          <w:lang w:eastAsia="ja-JP"/>
-        </w:rPr>
-        <w:t xml:space="preserve"> girlfriend, a young woman named Chenmei, had introduced her to the genre, but had passed away two years prior. A suicide, they’d told her. Now, </w:t>
-      </w:r>
-      <w:r>
-        <w:rPr>
-          <w:lang w:eastAsia="ja-JP"/>
-        </w:rPr>
-        <w:t xml:space="preserve">those same energetic beats they’d once enjoyed </w:t>
-      </w:r>
-      <w:r>
-        <w:rPr>
-          <w:lang w:eastAsia="ja-JP"/>
-        </w:rPr>
-        <w:t>only brought her grief</w:t>
+        <w:t>was interrupted</w:t>
+      </w:r>
+      <w:r>
+        <w:rPr>
+          <w:lang w:eastAsia="ja-JP"/>
+        </w:rPr>
+        <w:t xml:space="preserve"> when</w:t>
+      </w:r>
+      <w:r>
+        <w:rPr>
+          <w:lang w:eastAsia="ja-JP"/>
+        </w:rPr>
+        <w:t xml:space="preserve"> the car came to a stop abruptly </w:t>
+      </w:r>
+      <w:r>
+        <w:rPr>
+          <w:lang w:eastAsia="ja-JP"/>
+        </w:rPr>
+        <w:t>enough to fail any driving test</w:t>
       </w:r>
       <w:r>
         <w:rPr>
@@ -3486,68 +3548,6 @@
         </w:rPr>
         <w:t>.</w:t>
       </w:r>
-    </w:p>
-    <w:p>
-      <w:pPr>
-        <w:rPr>
-          <w:lang w:eastAsia="ja-JP"/>
-        </w:rPr>
-      </w:pPr>
-      <w:r>
-        <w:rPr>
-          <w:lang w:eastAsia="ja-JP"/>
-        </w:rPr>
-        <w:t xml:space="preserve">Since the neon flashes outside the window seemed </w:t>
-      </w:r>
-      <w:r>
-        <w:rPr>
-          <w:lang w:eastAsia="ja-JP"/>
-        </w:rPr>
-        <w:t>ill-</w:t>
-      </w:r>
-      <w:r>
-        <w:rPr>
-          <w:lang w:eastAsia="ja-JP"/>
-        </w:rPr>
-        <w:t>worthy of her attention, Cassandra began to daydream. She often imagined what she’d say to Chenmei if given the chance</w:t>
-      </w:r>
-      <w:r>
-        <w:rPr>
-          <w:lang w:eastAsia="ja-JP"/>
-        </w:rPr>
-        <w:t>. Sometimes, this involved convoluted scenarios wherein it was revealed that Chenmei had faked her death, and Cassandra would say that she should be furious, but was just happy to find her alive. Other times, she imagined her partner’s ghost heaping scorn upon her for moving on too quickly, an accusation she found difficult to refute. After all, she’d already</w:t>
-      </w:r>
-      <w:r>
-        <w:rPr>
-          <w:lang w:eastAsia="ja-JP"/>
-        </w:rPr>
-        <w:t xml:space="preserve"> had</w:t>
-      </w:r>
-      <w:r>
-        <w:rPr>
-          <w:lang w:eastAsia="ja-JP"/>
-        </w:rPr>
-        <w:t xml:space="preserve"> several new lovers since the incident.</w:t>
-      </w:r>
-    </w:p>
-    <w:p>
-      <w:pPr>
-        <w:rPr>
-          <w:lang w:eastAsia="ja-JP"/>
-        </w:rPr>
-      </w:pPr>
-      <w:r>
-        <w:rPr>
-          <w:lang w:eastAsia="ja-JP"/>
-        </w:rPr>
-        <w:t xml:space="preserve">Her </w:t>
-      </w:r>
-      <w:r>
-        <w:rPr>
-          <w:lang w:eastAsia="ja-JP"/>
-        </w:rPr>
-        <w:t>less-than-healthy ritual</w:t>
-      </w:r>
       <w:r>
         <w:rPr>
           <w:lang w:eastAsia="ja-JP"/>
@@ -3558,42 +3558,6 @@
         <w:rPr>
           <w:lang w:eastAsia="ja-JP"/>
         </w:rPr>
-        <w:t>was interrupted</w:t>
-      </w:r>
-      <w:r>
-        <w:rPr>
-          <w:lang w:eastAsia="ja-JP"/>
-        </w:rPr>
-        <w:t xml:space="preserve"> when</w:t>
-      </w:r>
-      <w:r>
-        <w:rPr>
-          <w:lang w:eastAsia="ja-JP"/>
-        </w:rPr>
-        <w:t xml:space="preserve"> the car came to a stop abruptly </w:t>
-      </w:r>
-      <w:r>
-        <w:rPr>
-          <w:lang w:eastAsia="ja-JP"/>
-        </w:rPr>
-        <w:t>enough to fail any driving test</w:t>
-      </w:r>
-      <w:r>
-        <w:rPr>
-          <w:lang w:eastAsia="ja-JP"/>
-        </w:rPr>
-        <w:t>.</w:t>
-      </w:r>
-      <w:r>
-        <w:rPr>
-          <w:lang w:eastAsia="ja-JP"/>
-        </w:rPr>
-        <w:t xml:space="preserve"> </w:t>
-      </w:r>
-      <w:r>
-        <w:rPr>
-          <w:lang w:eastAsia="ja-JP"/>
-        </w:rPr>
         <w:t>The thin man at the wheel, the one who had nearly launched her out of her seat, was her twin brother, Elias.</w:t>
       </w:r>
       <w:r>
@@ -3688,7 +3652,31 @@
         <w:rPr>
           <w:lang w:eastAsia="ja-JP"/>
         </w:rPr>
-        <w:t>“You say that like I’ll never see you again. We live on different streets, not different planets.”</w:t>
+        <w:t xml:space="preserve">“You say that like I’ll never see you again. </w:t>
+      </w:r>
+      <w:r>
+        <w:rPr>
+          <w:lang w:eastAsia="ja-JP"/>
+        </w:rPr>
+        <w:t xml:space="preserve">You moved to a different </w:t>
+      </w:r>
+      <w:r>
+        <w:rPr>
+          <w:lang w:eastAsia="ja-JP"/>
+        </w:rPr>
+        <w:t>neighborhood</w:t>
+      </w:r>
+      <w:r>
+        <w:rPr>
+          <w:lang w:eastAsia="ja-JP"/>
+        </w:rPr>
+        <w:t>, not a different planet</w:t>
+      </w:r>
+      <w:r>
+        <w:rPr>
+          <w:lang w:eastAsia="ja-JP"/>
+        </w:rPr>
+        <w:t>.”</w:t>
       </w:r>
     </w:p>
     <w:p>
@@ -3966,7 +3954,13 @@
         <w:t xml:space="preserve"> “</w:t>
       </w:r>
       <w:r>
-        <w:t>That may be so, but I know how your sister operates,” Shufen said, narrowing her eyes at Cassandra. “</w:t>
+        <w:t xml:space="preserve">That may be so, but I know how your sister operates,” Shufen said, </w:t>
+      </w:r>
+      <w:r>
+        <w:t>turning her gaze to</w:t>
+      </w:r>
+      <w:r>
+        <w:t xml:space="preserve"> Cassandra. “</w:t>
       </w:r>
       <w:r>
         <w:t>Even if</w:t>
@@ -4681,7 +4675,19 @@
         <w:rPr>
           <w:lang w:eastAsia="ja-JP"/>
         </w:rPr>
-        <w:t xml:space="preserve">In a couple of weeks, a proposal will be submitted to the board for the MSI – the Montreal Security Initiative. They’re still ironing out the details, but the gist of it is that </w:t>
+        <w:t xml:space="preserve">In a couple of weeks, a proposal will be submitted to the board for the MSI – the Montreal Security Initiative. </w:t>
+      </w:r>
+      <w:r>
+        <w:rPr>
+          <w:lang w:eastAsia="ja-JP"/>
+        </w:rPr>
+        <w:t>The</w:t>
+      </w:r>
+      <w:r>
+        <w:rPr>
+          <w:lang w:eastAsia="ja-JP"/>
+        </w:rPr>
+        <w:t xml:space="preserve"> gist of it is that </w:t>
       </w:r>
       <w:r>
         <w:rPr>
@@ -4705,6 +4711,12 @@
         <w:rPr>
           <w:lang w:eastAsia="ja-JP"/>
         </w:rPr>
+        <w:t xml:space="preserve"> Our saving grace is that those stuffy bureaucrats are taking their sweet time ironing out the details.</w:t>
+      </w:r>
+      <w:r>
+        <w:rPr>
+          <w:lang w:eastAsia="ja-JP"/>
+        </w:rPr>
         <w:t>”</w:t>
       </w:r>
     </w:p>
@@ -4787,7 +4799,13 @@
         <w:rPr>
           <w:lang w:eastAsia="ja-JP"/>
         </w:rPr>
-        <w:t>think of a few other directors</w:t>
+        <w:t xml:space="preserve">think of a few other </w:t>
+      </w:r>
+      <w:r>
+        <w:rPr>
+          <w:lang w:eastAsia="ja-JP"/>
+        </w:rPr>
+        <w:t>board members</w:t>
       </w:r>
       <w:r>
         <w:rPr>
@@ -4880,7 +4898,7 @@
         <w:rPr>
           <w:lang w:eastAsia="ja-JP"/>
         </w:rPr>
-        <w:t xml:space="preserve">“Can do. Is there anywhere you </w:t>
+        <w:t xml:space="preserve">“Is there anywhere you </w:t>
       </w:r>
       <w:r>
         <w:rPr>

--- a/Peregrine 2020.docx
+++ b/Peregrine 2020.docx
@@ -2200,7 +2200,15 @@
     </w:p>
     <w:p>
       <w:r>
-        <w:t xml:space="preserve">“That scent you’re wearing is real nice,” </w:t>
+        <w:t xml:space="preserve">“That scent you’re wearing is </w:t>
+      </w:r>
+      <w:proofErr w:type="gramStart"/>
+      <w:r>
+        <w:t>real</w:t>
+      </w:r>
+      <w:proofErr w:type="gramEnd"/>
+      <w:r>
+        <w:t xml:space="preserve"> nice,” </w:t>
       </w:r>
       <w:r>
         <w:t>she</w:t>
@@ -2618,7 +2626,23 @@
         <w:t>,</w:t>
       </w:r>
       <w:r>
-        <w:t xml:space="preserve"> and opened up an old game she had installed on a whim. It was a stupid thing whose only redeeming quality was a cast full of pretty girls, but watching the scenery fly by had begun to bore her, and this was the best option </w:t>
+        <w:t xml:space="preserve"> and opened up an old game she had installed on a whim. It was a stupid thing </w:t>
+      </w:r>
+      <w:proofErr w:type="gramStart"/>
+      <w:r>
+        <w:t>whose</w:t>
+      </w:r>
+      <w:proofErr w:type="gramEnd"/>
+      <w:r>
+        <w:t xml:space="preserve"> only redeeming quality was a cast full of pretty girls, but watching the scenery </w:t>
+      </w:r>
+      <w:proofErr w:type="spellStart"/>
+      <w:r>
+        <w:t>fly by</w:t>
+      </w:r>
+      <w:proofErr w:type="spellEnd"/>
+      <w:r>
+        <w:t xml:space="preserve"> had begun to bore her, and this was the best option </w:t>
       </w:r>
       <w:r>
         <w:t>remaining</w:t>
@@ -4711,7 +4735,19 @@
         <w:rPr>
           <w:lang w:eastAsia="ja-JP"/>
         </w:rPr>
-        <w:t xml:space="preserve"> Our saving grace is that those stuffy bureaucrats are taking their sweet time ironing out the details.</w:t>
+        <w:t xml:space="preserve"> </w:t>
+      </w:r>
+      <w:r>
+        <w:rPr>
+          <w:lang w:eastAsia="ja-JP"/>
+        </w:rPr>
+        <w:t>Our saving grace is that those bureaucratic assholes are taking their sweet time building a case against us, but once they do, they’ll drop the hammer</w:t>
+      </w:r>
+      <w:r>
+        <w:rPr>
+          <w:lang w:eastAsia="ja-JP"/>
+        </w:rPr>
+        <w:t>.</w:t>
       </w:r>
       <w:r>
         <w:rPr>
@@ -5016,19 +5052,7 @@
         <w:rPr>
           <w:lang w:eastAsia="ja-JP"/>
         </w:rPr>
-        <w:t>“By all means</w:t>
-      </w:r>
-      <w:r>
-        <w:rPr>
-          <w:lang w:eastAsia="ja-JP"/>
-        </w:rPr>
-        <w:t>; n</w:t>
-      </w:r>
-      <w:r>
-        <w:rPr>
-          <w:lang w:eastAsia="ja-JP"/>
-        </w:rPr>
-        <w:t>othing will be decided tonight.</w:t>
+        <w:t>“By all means.</w:t>
       </w:r>
       <w:r>
         <w:rPr>
@@ -7309,7 +7333,21 @@
         <w:rPr>
           <w:rFonts w:eastAsia="Times New Roman"/>
         </w:rPr>
-        <w:t xml:space="preserve"> And Cassandra, find somewhere for your friend to sleep. I don’t care where.</w:t>
+        <w:t xml:space="preserve"> And Cassandra, find somewhere for your friend to sleep. I don’t care </w:t>
+      </w:r>
+      <w:proofErr w:type="gramStart"/>
+      <w:r>
+        <w:rPr>
+          <w:rFonts w:eastAsia="Times New Roman"/>
+        </w:rPr>
+        <w:t>where</w:t>
+      </w:r>
+      <w:proofErr w:type="gramEnd"/>
+      <w:r>
+        <w:rPr>
+          <w:rFonts w:eastAsia="Times New Roman"/>
+        </w:rPr>
+        <w:t>.</w:t>
       </w:r>
       <w:r>
         <w:rPr>
@@ -7622,7 +7660,21 @@
         <w:rPr>
           <w:rFonts w:eastAsia="Times New Roman"/>
         </w:rPr>
-        <w:t xml:space="preserve">, and a miniature Zen garden </w:t>
+        <w:t xml:space="preserve">, and a miniature </w:t>
+      </w:r>
+      <w:proofErr w:type="gramStart"/>
+      <w:r>
+        <w:rPr>
+          <w:rFonts w:eastAsia="Times New Roman"/>
+        </w:rPr>
+        <w:t>Zen garden</w:t>
+      </w:r>
+      <w:proofErr w:type="gramEnd"/>
+      <w:r>
+        <w:rPr>
+          <w:rFonts w:eastAsia="Times New Roman"/>
+        </w:rPr>
+        <w:t xml:space="preserve"> </w:t>
       </w:r>
       <w:r>
         <w:rPr>
@@ -8069,8 +8121,16 @@
         <w:rPr>
           <w:rFonts w:eastAsia="Times New Roman"/>
         </w:rPr>
-        <w:t>‘cept</w:t>
-      </w:r>
+        <w:t>‘</w:t>
+      </w:r>
+      <w:proofErr w:type="spellStart"/>
+      <w:r>
+        <w:rPr>
+          <w:rFonts w:eastAsia="Times New Roman"/>
+        </w:rPr>
+        <w:t>cept</w:t>
+      </w:r>
+      <w:proofErr w:type="spellEnd"/>
       <w:r>
         <w:rPr>
           <w:rFonts w:eastAsia="Times New Roman"/>
@@ -10167,7 +10227,21 @@
         <w:rPr>
           <w:rFonts w:eastAsia="Times New Roman"/>
         </w:rPr>
-        <w:t>who’s gotta head out</w:t>
+        <w:t xml:space="preserve">who’s </w:t>
+      </w:r>
+      <w:proofErr w:type="spellStart"/>
+      <w:r>
+        <w:rPr>
+          <w:rFonts w:eastAsia="Times New Roman"/>
+        </w:rPr>
+        <w:t>gotta</w:t>
+      </w:r>
+      <w:proofErr w:type="spellEnd"/>
+      <w:r>
+        <w:rPr>
+          <w:rFonts w:eastAsia="Times New Roman"/>
+        </w:rPr>
+        <w:t xml:space="preserve"> head out</w:t>
       </w:r>
       <w:r>
         <w:rPr>
@@ -11451,12 +11525,14 @@
         </w:rPr>
         <w:t xml:space="preserve"> luxury airliner did </w:t>
       </w:r>
+      <w:proofErr w:type="gramStart"/>
       <w:r>
         <w:rPr>
           <w:rFonts w:eastAsia="Times New Roman"/>
         </w:rPr>
         <w:t>it</w:t>
       </w:r>
+      <w:proofErr w:type="gramEnd"/>
       <w:r>
         <w:rPr>
           <w:rFonts w:eastAsia="Times New Roman"/>

--- a/Peregrine 2020.docx
+++ b/Peregrine 2020.docx
@@ -718,10 +718,10 @@
         <w:t>a</w:t>
       </w:r>
       <w:r>
-        <w:t xml:space="preserve"> rather ironic</w:t>
-      </w:r>
-      <w:r>
-        <w:t xml:space="preserve"> career in neuroscience</w:t>
+        <w:t xml:space="preserve"> </w:t>
+      </w:r>
+      <w:r>
+        <w:t>career in neuroscience</w:t>
       </w:r>
       <w:r>
         <w:t xml:space="preserve"> </w:t>
@@ -3034,12 +3034,24 @@
         <w:t>Yeah, I guess that checks out</w:t>
       </w:r>
       <w:r>
-        <w:t>. How soon do you need this info?”</w:t>
-      </w:r>
-    </w:p>
-    <w:p>
-      <w:r>
-        <w:t>“As soon as you can get it.”</w:t>
+        <w:t xml:space="preserve">. </w:t>
+      </w:r>
+      <w:r>
+        <w:t>One question, though. What will you actually do with the machine once you have it</w:t>
+      </w:r>
+      <w:r>
+        <w:t>?”</w:t>
+      </w:r>
+    </w:p>
+    <w:p>
+      <w:r>
+        <w:t>“</w:t>
+      </w:r>
+      <w:r>
+        <w:t>You don’t really care about that, do you?</w:t>
+      </w:r>
+      <w:r>
+        <w:t>”</w:t>
       </w:r>
     </w:p>
     <w:p>
@@ -3070,6 +3082,11 @@
     </w:p>
     <w:p>
       <w:r>
+        <w:t>“No, I guess not,” she answered.</w:t>
+      </w:r>
+    </w:p>
+    <w:p>
+      <w:r>
         <w:t>“</w:t>
       </w:r>
       <w:r>
@@ -3125,7 +3142,11 @@
         <w:t>your friends are</w:t>
       </w:r>
       <w:r>
-        <w:t xml:space="preserve"> good people, but </w:t>
+        <w:t xml:space="preserve"> good people, </w:t>
+      </w:r>
+      <w:r>
+        <w:lastRenderedPageBreak/>
+        <w:t xml:space="preserve">but </w:t>
       </w:r>
       <w:r>
         <w:t>they’re understandably suspicious of Rose House. They might try and get in the way if they knew.”</w:t>
@@ -3133,7 +3154,6 @@
     </w:p>
     <w:p>
       <w:r>
-        <w:lastRenderedPageBreak/>
         <w:t xml:space="preserve">As </w:t>
       </w:r>
       <w:r>
@@ -3279,9 +3299,11 @@
       <w:bookmarkEnd w:id="3"/>
       <w:bookmarkEnd w:id="4"/>
     </w:p>
-    <w:p/>
-    <w:p/>
-    <w:p/>
+    <w:p>
+      <w:pPr>
+        <w:ind w:firstLine="0"/>
+      </w:pPr>
+    </w:p>
     <w:p>
       <w:pPr>
         <w:ind w:firstLine="0"/>
@@ -5123,6 +5145,64 @@
           <w:lang w:eastAsia="ja-JP"/>
         </w:rPr>
       </w:pPr>
+      <w:r>
+        <w:rPr>
+          <w:lang w:eastAsia="ja-JP"/>
+        </w:rPr>
+        <w:lastRenderedPageBreak/>
+        <w:t xml:space="preserve">Once armed with a full glass of champagne, she made her way to the balcony for some fresh air. The concrete was still damp and the air was still humid from the </w:t>
+      </w:r>
+      <w:r>
+        <w:rPr>
+          <w:lang w:eastAsia="ja-JP"/>
+        </w:rPr>
+        <w:t xml:space="preserve">recent storm, but the clouds had cleared. Were it not for the urban light pollution, Cassandra could have seen the stars. </w:t>
+      </w:r>
+    </w:p>
+    <w:p>
+      <w:pPr>
+        <w:rPr>
+          <w:lang w:eastAsia="ja-JP"/>
+        </w:rPr>
+      </w:pPr>
+      <w:r>
+        <w:rPr>
+          <w:lang w:eastAsia="ja-JP"/>
+        </w:rPr>
+        <w:t>Elias and Akiko were already leaning against the railing together, having a chat while they watched ships pass in the harbor.</w:t>
+      </w:r>
+      <w:r>
+        <w:rPr>
+          <w:lang w:eastAsia="ja-JP"/>
+        </w:rPr>
+        <w:t xml:space="preserve"> </w:t>
+      </w:r>
+      <w:r>
+        <w:rPr>
+          <w:lang w:eastAsia="ja-JP"/>
+        </w:rPr>
+        <w:t xml:space="preserve">Their faces were alight both with smiles and the glow of people who’d downed a few drinks already. </w:t>
+      </w:r>
+      <w:r>
+        <w:rPr>
+          <w:lang w:eastAsia="ja-JP"/>
+        </w:rPr>
+        <w:t xml:space="preserve">Neither of them had yet noticed her presence. </w:t>
+      </w:r>
+    </w:p>
+    <w:p>
+      <w:pPr>
+        <w:rPr>
+          <w:lang w:eastAsia="ja-JP"/>
+        </w:rPr>
+      </w:pPr>
+    </w:p>
+    <w:p>
+      <w:pPr>
+        <w:rPr>
+          <w:lang w:eastAsia="ja-JP"/>
+        </w:rPr>
+      </w:pPr>
     </w:p>
     <w:p>
       <w:pPr>
@@ -5248,6 +5328,7 @@
         <w:rPr>
           <w:rFonts w:eastAsia="Calibri"/>
         </w:rPr>
+        <w:lastRenderedPageBreak/>
         <w:t xml:space="preserve">One dreary winter, in </w:t>
       </w:r>
       <w:r>
@@ -5436,19 +5517,437 @@
         <w:rPr>
           <w:rFonts w:eastAsia="Calibri"/>
         </w:rPr>
-        <w:t xml:space="preserve">, a </w:t>
+        <w:t>, a cohort of scientists, engineers, and support staff worked and lived inside the compound, rarely venturing outside</w:t>
       </w:r>
       <w:r>
         <w:rPr>
           <w:rFonts w:eastAsia="Calibri"/>
         </w:rPr>
+        <w:t>.</w:t>
+      </w:r>
+    </w:p>
+    <w:p>
+      <w:pPr>
+        <w:rPr>
+          <w:rFonts w:eastAsia="Calibri"/>
+        </w:rPr>
+      </w:pPr>
+      <w:r>
+        <w:rPr>
+          <w:rFonts w:eastAsia="Calibri"/>
+        </w:rPr>
+        <w:t xml:space="preserve">As soon as everything was ready, </w:t>
+      </w:r>
+      <w:r>
+        <w:rPr>
+          <w:rFonts w:eastAsia="Calibri"/>
+        </w:rPr>
+        <w:t>Lasalle</w:t>
+      </w:r>
+      <w:r>
+        <w:rPr>
+          <w:rFonts w:eastAsia="Calibri"/>
+        </w:rPr>
+        <w:t xml:space="preserve"> threw wide the gates and set his plans into motion. Using the </w:t>
+      </w:r>
+      <w:r>
+        <w:rPr>
+          <w:rFonts w:eastAsia="Calibri"/>
+        </w:rPr>
+        <w:t xml:space="preserve">profit from his </w:t>
+      </w:r>
+      <w:r>
+        <w:rPr>
+          <w:rFonts w:eastAsia="Calibri"/>
+        </w:rPr>
+        <w:t>contracting</w:t>
+      </w:r>
+      <w:r>
+        <w:rPr>
+          <w:rFonts w:eastAsia="Calibri"/>
+        </w:rPr>
+        <w:t xml:space="preserve">, he hired scores of new employees, made deals with local gangs for protection, and purchased a fleet of vehicles to expand the company’s trade network. </w:t>
+      </w:r>
+      <w:r>
+        <w:rPr>
+          <w:rFonts w:eastAsia="Calibri"/>
+        </w:rPr>
+        <w:t xml:space="preserve">The newly-christened Lasalle Industries diversified as it grew, </w:t>
+      </w:r>
+      <w:r>
+        <w:rPr>
+          <w:rFonts w:eastAsia="Calibri"/>
+        </w:rPr>
+        <w:t xml:space="preserve">building facilities for </w:t>
+      </w:r>
+      <w:r>
+        <w:rPr>
+          <w:rFonts w:eastAsia="Calibri"/>
+        </w:rPr>
+        <w:t>neuroscience</w:t>
+      </w:r>
+      <w:r>
+        <w:rPr>
+          <w:rFonts w:eastAsia="Calibri"/>
+        </w:rPr>
+        <w:t xml:space="preserve"> and nanotechnology</w:t>
+      </w:r>
+      <w:r>
+        <w:rPr>
+          <w:rFonts w:eastAsia="Calibri"/>
+        </w:rPr>
+        <w:t xml:space="preserve">. A professional security team replaced the gangs, the old compound </w:t>
+      </w:r>
+      <w:r>
+        <w:rPr>
+          <w:rFonts w:eastAsia="Calibri"/>
+        </w:rPr>
+        <w:t>grew into</w:t>
+      </w:r>
+      <w:r>
+        <w:rPr>
+          <w:rFonts w:eastAsia="Calibri"/>
+        </w:rPr>
+        <w:t xml:space="preserve"> a luxury </w:t>
+      </w:r>
+      <w:r>
+        <w:rPr>
+          <w:rFonts w:eastAsia="Calibri"/>
+        </w:rPr>
+        <w:t>office</w:t>
+      </w:r>
+      <w:r>
+        <w:rPr>
+          <w:rFonts w:eastAsia="Calibri"/>
+        </w:rPr>
+        <w:t xml:space="preserve">, and </w:t>
+      </w:r>
+      <w:r>
+        <w:rPr>
+          <w:rFonts w:eastAsia="Calibri"/>
+        </w:rPr>
+        <w:t>Lasalle became a household name</w:t>
+      </w:r>
+      <w:r>
+        <w:rPr>
+          <w:rFonts w:eastAsia="Calibri"/>
+        </w:rPr>
+        <w:t xml:space="preserve">. </w:t>
+      </w:r>
+      <w:r>
+        <w:rPr>
+          <w:rFonts w:eastAsia="Calibri"/>
+        </w:rPr>
+        <w:t xml:space="preserve">When the man himself retired, he sold his company to Aleph Null to at last extend its reach across the globe, and </w:t>
+      </w:r>
+      <w:r>
+        <w:rPr>
+          <w:rFonts w:eastAsia="Calibri"/>
+        </w:rPr>
+        <w:t>he died</w:t>
+      </w:r>
+      <w:r>
+        <w:rPr>
+          <w:rFonts w:eastAsia="Calibri"/>
+        </w:rPr>
+        <w:t xml:space="preserve"> content that he had made the world a better place.</w:t>
+      </w:r>
+    </w:p>
+    <w:p>
+      <w:pPr>
+        <w:rPr>
+          <w:rFonts w:eastAsia="Calibri"/>
+        </w:rPr>
+      </w:pPr>
+      <w:r>
+        <w:rPr>
+          <w:rFonts w:eastAsia="Calibri"/>
+        </w:rPr>
+        <w:t>C</w:t>
+      </w:r>
+      <w:r>
+        <w:rPr>
+          <w:rFonts w:eastAsia="Calibri"/>
+        </w:rPr>
+        <w:t xml:space="preserve">lose to a century </w:t>
+      </w:r>
+      <w:r>
+        <w:rPr>
+          <w:rFonts w:eastAsia="Calibri"/>
+        </w:rPr>
+        <w:t>later</w:t>
+      </w:r>
+      <w:r>
+        <w:rPr>
+          <w:rFonts w:eastAsia="Calibri"/>
+        </w:rPr>
+        <w:t xml:space="preserve">, the </w:t>
+      </w:r>
+      <w:r>
+        <w:rPr>
+          <w:rFonts w:eastAsia="Calibri"/>
+        </w:rPr>
+        <w:t>shuttle</w:t>
+      </w:r>
+      <w:r>
+        <w:rPr>
+          <w:rFonts w:eastAsia="Calibri"/>
+        </w:rPr>
+        <w:t xml:space="preserve"> carrying Cassandra and her friends returned from Athens. </w:t>
+      </w:r>
+      <w:r>
+        <w:rPr>
+          <w:rFonts w:eastAsia="Calibri"/>
+        </w:rPr>
+        <w:t>They cleared customs in Newfoundland, where the Skywatch had no presence, then flew straight to</w:t>
+      </w:r>
+      <w:r>
+        <w:rPr>
+          <w:rFonts w:eastAsia="Calibri"/>
+        </w:rPr>
+        <w:t xml:space="preserve"> </w:t>
+      </w:r>
+      <w:r>
+        <w:rPr>
+          <w:rFonts w:eastAsia="Calibri"/>
+        </w:rPr>
+        <w:t xml:space="preserve">the </w:t>
+      </w:r>
+      <w:r>
+        <w:rPr>
+          <w:rFonts w:eastAsia="Calibri"/>
+        </w:rPr>
+        <w:t>branch campus</w:t>
+      </w:r>
+      <w:r>
+        <w:rPr>
+          <w:rFonts w:eastAsia="Calibri"/>
+        </w:rPr>
+        <w:t xml:space="preserve"> itself, near what had once been Lasalle’s original headquarters</w:t>
+      </w:r>
+      <w:r>
+        <w:rPr>
+          <w:rFonts w:eastAsia="Calibri"/>
+        </w:rPr>
+        <w:t xml:space="preserve">. Cassandra had selected a VTOL </w:t>
+      </w:r>
+      <w:r>
+        <w:rPr>
+          <w:rFonts w:eastAsia="Calibri"/>
+        </w:rPr>
+        <w:t>aircraft</w:t>
+      </w:r>
+      <w:r>
+        <w:rPr>
+          <w:rFonts w:eastAsia="Calibri"/>
+        </w:rPr>
+        <w:t xml:space="preserve"> for exactly that purpose.</w:t>
+      </w:r>
+    </w:p>
+    <w:p>
+      <w:pPr>
+        <w:rPr>
+          <w:rFonts w:eastAsia="Calibri"/>
+        </w:rPr>
+      </w:pPr>
+      <w:r>
+        <w:rPr>
+          <w:rFonts w:eastAsia="Calibri"/>
+        </w:rPr>
+        <w:t xml:space="preserve">As the </w:t>
+      </w:r>
+      <w:r>
+        <w:rPr>
+          <w:rFonts w:eastAsia="Calibri"/>
+        </w:rPr>
+        <w:t>aircraft</w:t>
+      </w:r>
+      <w:r>
+        <w:rPr>
+          <w:rFonts w:eastAsia="Calibri"/>
+        </w:rPr>
+        <w:t xml:space="preserve"> entered </w:t>
+      </w:r>
+      <w:r>
+        <w:rPr>
+          <w:rFonts w:eastAsia="Calibri"/>
+        </w:rPr>
+        <w:t>Montreal</w:t>
+      </w:r>
+      <w:r>
+        <w:rPr>
+          <w:rFonts w:eastAsia="Calibri"/>
+        </w:rPr>
+        <w:t xml:space="preserve"> airspace, Cassandra twitched against the rock-hard seat cushion</w:t>
+      </w:r>
+      <w:r>
+        <w:rPr>
+          <w:rFonts w:eastAsia="Calibri"/>
+        </w:rPr>
+        <w:t xml:space="preserve">. </w:t>
+      </w:r>
+      <w:r>
+        <w:rPr>
+          <w:rFonts w:eastAsia="Calibri"/>
+        </w:rPr>
+        <w:t>Though the flight should have offered plenty of time to rest, h</w:t>
+      </w:r>
+      <w:r>
+        <w:rPr>
+          <w:rFonts w:eastAsia="Calibri"/>
+        </w:rPr>
+        <w:t xml:space="preserve">er memories of the </w:t>
+      </w:r>
+      <w:r>
+        <w:rPr>
+          <w:rFonts w:eastAsia="Calibri"/>
+        </w:rPr>
+        <w:t>disaster and the discomfort of her seat itself had kept her from restful sleep</w:t>
+      </w:r>
+      <w:r>
+        <w:rPr>
+          <w:rFonts w:eastAsia="Calibri"/>
+        </w:rPr>
+        <w:t xml:space="preserve">. </w:t>
+      </w:r>
+      <w:r>
+        <w:rPr>
+          <w:rFonts w:eastAsia="Calibri"/>
+        </w:rPr>
+        <w:t xml:space="preserve">Her skin itched all over. Her </w:t>
+      </w:r>
+      <w:r>
+        <w:rPr>
+          <w:rFonts w:eastAsia="Calibri"/>
+        </w:rPr>
+        <w:t>expensive high heels</w:t>
+      </w:r>
+      <w:r>
+        <w:rPr>
+          <w:rFonts w:eastAsia="Calibri"/>
+        </w:rPr>
+        <w:t xml:space="preserve"> suddenly seemed a size too small, </w:t>
+      </w:r>
+      <w:r>
+        <w:rPr>
+          <w:rFonts w:eastAsia="Calibri"/>
+        </w:rPr>
+        <w:t xml:space="preserve">binding toes that couldn’t so much as wiggle. </w:t>
+      </w:r>
+      <w:r>
+        <w:rPr>
+          <w:rFonts w:eastAsia="Calibri"/>
+        </w:rPr>
+        <w:t>The</w:t>
+      </w:r>
+      <w:r>
+        <w:rPr>
+          <w:rFonts w:eastAsia="Calibri"/>
+        </w:rPr>
+        <w:t xml:space="preserve"> bra </w:t>
+      </w:r>
+      <w:r>
+        <w:rPr>
+          <w:rFonts w:eastAsia="Calibri"/>
+        </w:rPr>
+        <w:t>she rarely noticed anymore</w:t>
+      </w:r>
+      <w:r>
+        <w:rPr>
+          <w:rFonts w:eastAsia="Calibri"/>
+        </w:rPr>
+        <w:t xml:space="preserve"> was now a </w:t>
+      </w:r>
+      <w:r>
+        <w:rPr>
+          <w:rFonts w:eastAsia="Calibri"/>
+        </w:rPr>
+        <w:t>painful</w:t>
+      </w:r>
+      <w:r>
+        <w:rPr>
+          <w:rFonts w:eastAsia="Calibri"/>
+        </w:rPr>
+        <w:t xml:space="preserve"> sensation around her chest that she longed to tear off.</w:t>
+      </w:r>
+    </w:p>
+    <w:p>
+      <w:pPr>
+        <w:rPr>
+          <w:rFonts w:eastAsia="Calibri"/>
+        </w:rPr>
+      </w:pPr>
+      <w:r>
+        <w:rPr>
+          <w:rFonts w:eastAsia="Calibri"/>
+        </w:rPr>
         <w:lastRenderedPageBreak/>
-        <w:t>cohort of scientists, engineers, and support staff worked and lived inside the compound, rarely venturing outside</w:t>
+        <w:t>Home</w:t>
       </w:r>
       <w:r>
         <w:rPr>
           <w:rFonts w:eastAsia="Calibri"/>
         </w:rPr>
+        <w:t xml:space="preserve"> was on the horizon, she reminded herself. Only half an hour, give or take, before she would be able to strip herself down and take a much-needed shower</w:t>
+      </w:r>
+      <w:r>
+        <w:rPr>
+          <w:rFonts w:eastAsia="Calibri"/>
+        </w:rPr>
+        <w:t>, or perhaps a bath in her apartment</w:t>
+      </w:r>
+      <w:r>
+        <w:rPr>
+          <w:rFonts w:eastAsia="Calibri"/>
+        </w:rPr>
+        <w:t xml:space="preserve">’s </w:t>
+      </w:r>
+      <w:r>
+        <w:rPr>
+          <w:rFonts w:eastAsia="Calibri"/>
+        </w:rPr>
+        <w:t>hot tub. That sort of leisure</w:t>
+      </w:r>
+      <w:r>
+        <w:rPr>
+          <w:rFonts w:eastAsia="Calibri"/>
+        </w:rPr>
+        <w:t xml:space="preserve"> </w:t>
+      </w:r>
+      <w:r>
+        <w:rPr>
+          <w:rFonts w:eastAsia="Calibri"/>
+        </w:rPr>
+        <w:t xml:space="preserve">was exactly what she needed. </w:t>
+      </w:r>
+      <w:r>
+        <w:rPr>
+          <w:rFonts w:eastAsia="Calibri"/>
+        </w:rPr>
+        <w:t xml:space="preserve">Until then, however, the best she could do was to take deep breaths, scratch the itches </w:t>
+      </w:r>
+      <w:r>
+        <w:rPr>
+          <w:rFonts w:eastAsia="Calibri"/>
+        </w:rPr>
+        <w:t>as</w:t>
+      </w:r>
+      <w:r>
+        <w:rPr>
+          <w:rFonts w:eastAsia="Calibri"/>
+        </w:rPr>
+        <w:t xml:space="preserve"> best she could, and try to situate her mind in a comfortable place, the way her therapist had once </w:t>
+      </w:r>
+      <w:r>
+        <w:rPr>
+          <w:rFonts w:eastAsia="Calibri"/>
+        </w:rPr>
+        <w:t>suggested</w:t>
+      </w:r>
+      <w:r>
+        <w:rPr>
+          <w:rFonts w:eastAsia="Calibri"/>
+        </w:rPr>
         <w:t>.</w:t>
       </w:r>
     </w:p>
@@ -5462,212 +5961,214 @@
         <w:rPr>
           <w:rFonts w:eastAsia="Calibri"/>
         </w:rPr>
-        <w:t xml:space="preserve">As soon as everything was ready, </w:t>
+        <w:t xml:space="preserve">For Cassandra, that place was </w:t>
       </w:r>
       <w:r>
         <w:rPr>
           <w:rFonts w:eastAsia="Calibri"/>
         </w:rPr>
-        <w:t>Lasalle</w:t>
+        <w:t xml:space="preserve">a café on </w:t>
       </w:r>
       <w:r>
         <w:rPr>
           <w:rFonts w:eastAsia="Calibri"/>
         </w:rPr>
-        <w:t xml:space="preserve"> threw wide the gates and set his plans into motion. Using the </w:t>
+        <w:t>Sherbrooke Street</w:t>
       </w:r>
       <w:r>
         <w:rPr>
           <w:rFonts w:eastAsia="Calibri"/>
         </w:rPr>
-        <w:t xml:space="preserve">profit from his </w:t>
+        <w:t xml:space="preserve">. </w:t>
       </w:r>
       <w:r>
         <w:rPr>
           <w:rFonts w:eastAsia="Calibri"/>
         </w:rPr>
-        <w:t>contracting</w:t>
+        <w:t xml:space="preserve">It was a </w:t>
       </w:r>
       <w:r>
         <w:rPr>
           <w:rFonts w:eastAsia="Calibri"/>
         </w:rPr>
-        <w:t xml:space="preserve">, he hired scores of new employees, made deals with local gangs for protection, and purchased a fleet of vehicles to expand the company’s trade network. </w:t>
+        <w:t>kitschy</w:t>
       </w:r>
       <w:r>
         <w:rPr>
           <w:rFonts w:eastAsia="Calibri"/>
         </w:rPr>
-        <w:t xml:space="preserve">The newly-christened Lasalle Industries diversified as it grew, </w:t>
+        <w:t xml:space="preserve"> little building in the shadow of the upper city</w:t>
       </w:r>
       <w:r>
         <w:rPr>
           <w:rFonts w:eastAsia="Calibri"/>
         </w:rPr>
-        <w:t xml:space="preserve">building facilities for </w:t>
+        <w:t xml:space="preserve"> where she and her high school friends</w:t>
       </w:r>
       <w:r>
         <w:rPr>
           <w:rFonts w:eastAsia="Calibri"/>
         </w:rPr>
-        <w:t>neuroscience</w:t>
+        <w:t xml:space="preserve"> liked to eat </w:t>
       </w:r>
       <w:r>
         <w:rPr>
           <w:rFonts w:eastAsia="Calibri"/>
         </w:rPr>
-        <w:t xml:space="preserve"> and nanotechnology</w:t>
+        <w:t>in the afternoons. She recalled the smell of poutine and cigarette smoke, the crinkle of other patrons’ newspapers, the laughter of her classmates, and her mother’s disapproving glare whenever she returned from the “dangerous” lower streets.</w:t>
       </w:r>
       <w:r>
         <w:rPr>
           <w:rFonts w:eastAsia="Calibri"/>
         </w:rPr>
-        <w:t xml:space="preserve">. A professional security team replaced the gangs, the old compound </w:t>
+        <w:t xml:space="preserve"> </w:t>
       </w:r>
       <w:r>
         <w:rPr>
           <w:rFonts w:eastAsia="Calibri"/>
         </w:rPr>
-        <w:t>grew into</w:t>
+        <w:t xml:space="preserve">Even though these memories carried with them a </w:t>
       </w:r>
       <w:r>
         <w:rPr>
           <w:rFonts w:eastAsia="Calibri"/>
         </w:rPr>
-        <w:t xml:space="preserve"> a luxury </w:t>
+        <w:t>pang</w:t>
       </w:r>
       <w:r>
         <w:rPr>
           <w:rFonts w:eastAsia="Calibri"/>
         </w:rPr>
-        <w:t>office</w:t>
+        <w:t xml:space="preserve"> of sorrow for friends she no longer knew, they were also a source of warmth, </w:t>
       </w:r>
       <w:r>
         <w:rPr>
           <w:rFonts w:eastAsia="Calibri"/>
         </w:rPr>
-        <w:t xml:space="preserve">, and </w:t>
+        <w:t>which</w:t>
       </w:r>
       <w:r>
         <w:rPr>
           <w:rFonts w:eastAsia="Calibri"/>
         </w:rPr>
-        <w:t>Lasalle became a household name</w:t>
-      </w:r>
-      <w:r>
+        <w:t xml:space="preserve"> was enough.</w:t>
+      </w:r>
+    </w:p>
+    <w:p>
+      <w:pPr>
         <w:rPr>
           <w:rFonts w:eastAsia="Calibri"/>
         </w:rPr>
-        <w:t xml:space="preserve">. </w:t>
-      </w:r>
+      </w:pPr>
       <w:r>
         <w:rPr>
           <w:rFonts w:eastAsia="Calibri"/>
         </w:rPr>
-        <w:t xml:space="preserve">When the man himself retired, he sold his company to Aleph Null to at last extend its reach across the globe, and </w:t>
-      </w:r>
-      <w:r>
+        <w:t xml:space="preserve">That was a lie. It was never enough. </w:t>
+      </w:r>
+    </w:p>
+    <w:p>
+      <w:pPr>
         <w:rPr>
           <w:rFonts w:eastAsia="Calibri"/>
         </w:rPr>
-        <w:t>he died</w:t>
-      </w:r>
+      </w:pPr>
       <w:r>
         <w:rPr>
           <w:rFonts w:eastAsia="Calibri"/>
         </w:rPr>
-        <w:t xml:space="preserve"> content that he had made the world a better place.</w:t>
-      </w:r>
-    </w:p>
-    <w:p>
-      <w:pPr>
+        <w:t>Sensing her distress, Akiko la</w:t>
+      </w:r>
+      <w:r>
         <w:rPr>
           <w:rFonts w:eastAsia="Calibri"/>
         </w:rPr>
-      </w:pPr>
+        <w:t>id</w:t>
+      </w:r>
       <w:r>
         <w:rPr>
           <w:rFonts w:eastAsia="Calibri"/>
         </w:rPr>
-        <w:t>C</w:t>
+        <w:t xml:space="preserve"> a sympathetic hand on </w:t>
       </w:r>
       <w:r>
         <w:rPr>
           <w:rFonts w:eastAsia="Calibri"/>
         </w:rPr>
-        <w:t xml:space="preserve">lose to a century </w:t>
+        <w:t>her</w:t>
       </w:r>
       <w:r>
         <w:rPr>
           <w:rFonts w:eastAsia="Calibri"/>
         </w:rPr>
-        <w:t>later</w:t>
+        <w:t xml:space="preserve"> shoulder. </w:t>
       </w:r>
       <w:r>
         <w:rPr>
           <w:rFonts w:eastAsia="Calibri"/>
         </w:rPr>
-        <w:t xml:space="preserve">, the </w:t>
+        <w:t>Cassandra</w:t>
       </w:r>
       <w:r>
         <w:rPr>
           <w:rFonts w:eastAsia="Calibri"/>
         </w:rPr>
-        <w:t>shuttle</w:t>
+        <w:t xml:space="preserve"> immediately and </w:t>
       </w:r>
       <w:r>
         <w:rPr>
           <w:rFonts w:eastAsia="Calibri"/>
         </w:rPr>
-        <w:t xml:space="preserve"> carrying Cassandra and her friends returned from Athens. </w:t>
+        <w:t>instinctively</w:t>
       </w:r>
       <w:r>
         <w:rPr>
           <w:rFonts w:eastAsia="Calibri"/>
         </w:rPr>
-        <w:t>They cleared customs in Newfoundland, where the Skywatch had no presence, then flew straight to</w:t>
+        <w:t xml:space="preserve"> swatted it away</w:t>
       </w:r>
       <w:r>
         <w:rPr>
           <w:rFonts w:eastAsia="Calibri"/>
         </w:rPr>
-        <w:t xml:space="preserve"> </w:t>
-      </w:r>
-      <w:r>
+        <w:t>.</w:t>
+      </w:r>
+    </w:p>
+    <w:p>
+      <w:pPr>
         <w:rPr>
           <w:rFonts w:eastAsia="Calibri"/>
         </w:rPr>
-        <w:t xml:space="preserve">the </w:t>
-      </w:r>
+      </w:pPr>
       <w:r>
         <w:rPr>
           <w:rFonts w:eastAsia="Calibri"/>
         </w:rPr>
-        <w:t>branch campus</w:t>
+        <w:t>“</w:t>
       </w:r>
       <w:r>
         <w:rPr>
           <w:rFonts w:eastAsia="Calibri"/>
         </w:rPr>
-        <w:t xml:space="preserve"> itself, near what had once been Lasalle’s original headquarters</w:t>
+        <w:t>Yikes</w:t>
       </w:r>
       <w:r>
         <w:rPr>
           <w:rFonts w:eastAsia="Calibri"/>
         </w:rPr>
-        <w:t xml:space="preserve">. Cassandra had selected a VTOL </w:t>
+        <w:t xml:space="preserve">, </w:t>
       </w:r>
       <w:r>
         <w:rPr>
           <w:rFonts w:eastAsia="Calibri"/>
         </w:rPr>
-        <w:t>aircraft</w:t>
+        <w:t>alright</w:t>
       </w:r>
       <w:r>
         <w:rPr>
           <w:rFonts w:eastAsia="Calibri"/>
         </w:rPr>
-        <w:t xml:space="preserve"> for exactly that purpose.</w:t>
+        <w:t>,” her friend said. “No touching, huh?”</w:t>
       </w:r>
     </w:p>
     <w:p>
@@ -5680,594 +6181,162 @@
         <w:rPr>
           <w:rFonts w:eastAsia="Calibri"/>
         </w:rPr>
-        <w:t xml:space="preserve">As the </w:t>
-      </w:r>
-      <w:r>
+        <w:t>“Not right now, no. I’m just…I feel dirty, okay? And being packed in here with so many people really isn’t helping.”</w:t>
+      </w:r>
+    </w:p>
+    <w:p>
+      <w:pPr>
         <w:rPr>
           <w:rFonts w:eastAsia="Calibri"/>
         </w:rPr>
-        <w:t>aircraft</w:t>
-      </w:r>
+      </w:pPr>
       <w:r>
         <w:rPr>
           <w:rFonts w:eastAsia="Calibri"/>
         </w:rPr>
-        <w:t xml:space="preserve"> entered </w:t>
+        <w:t xml:space="preserve">“Yeah, I get it,” Akiko replied in the </w:t>
       </w:r>
       <w:r>
         <w:rPr>
           <w:rFonts w:eastAsia="Calibri"/>
         </w:rPr>
-        <w:t>Montreal</w:t>
+        <w:t>hesitant</w:t>
       </w:r>
       <w:r>
         <w:rPr>
           <w:rFonts w:eastAsia="Calibri"/>
         </w:rPr>
-        <w:t xml:space="preserve"> airspace, Cassandra twitched against the rock-hard seat cushion</w:t>
+        <w:t xml:space="preserve"> tone of someone who </w:t>
       </w:r>
       <w:r>
         <w:rPr>
           <w:rFonts w:eastAsia="Calibri"/>
         </w:rPr>
-        <w:t xml:space="preserve">. </w:t>
+        <w:t>clearly</w:t>
       </w:r>
       <w:r>
         <w:rPr>
           <w:rFonts w:eastAsia="Calibri"/>
         </w:rPr>
-        <w:t>Though the flight should have offered plenty of time to rest, h</w:t>
-      </w:r>
-      <w:r>
-        <w:rPr>
-          <w:rFonts w:eastAsia="Calibri"/>
-        </w:rPr>
-        <w:t xml:space="preserve">er memories of the </w:t>
-      </w:r>
-      <w:r>
-        <w:rPr>
-          <w:rFonts w:eastAsia="Calibri"/>
-        </w:rPr>
-        <w:t>disaster and the discomfort of her seat itself had kept her from restful sleep</w:t>
-      </w:r>
-      <w:r>
-        <w:rPr>
-          <w:rFonts w:eastAsia="Calibri"/>
-        </w:rPr>
-        <w:t xml:space="preserve">. </w:t>
-      </w:r>
-      <w:r>
-        <w:rPr>
-          <w:rFonts w:eastAsia="Calibri"/>
-        </w:rPr>
-        <w:t xml:space="preserve">Her skin itched all over. Her </w:t>
-      </w:r>
-      <w:r>
-        <w:rPr>
-          <w:rFonts w:eastAsia="Calibri"/>
-        </w:rPr>
-        <w:t>expensive high heels</w:t>
-      </w:r>
-      <w:r>
-        <w:rPr>
-          <w:rFonts w:eastAsia="Calibri"/>
-        </w:rPr>
-        <w:t xml:space="preserve"> suddenly seemed a size too small, </w:t>
-      </w:r>
-      <w:r>
-        <w:rPr>
-          <w:rFonts w:eastAsia="Calibri"/>
-        </w:rPr>
-        <w:t xml:space="preserve">binding toes that couldn’t so much as wiggle. </w:t>
-      </w:r>
-      <w:r>
-        <w:rPr>
-          <w:rFonts w:eastAsia="Calibri"/>
-        </w:rPr>
-        <w:t>The</w:t>
-      </w:r>
-      <w:r>
-        <w:rPr>
-          <w:rFonts w:eastAsia="Calibri"/>
-        </w:rPr>
-        <w:t xml:space="preserve"> bra </w:t>
-      </w:r>
-      <w:r>
-        <w:rPr>
-          <w:rFonts w:eastAsia="Calibri"/>
-        </w:rPr>
-        <w:t>she rarely noticed anymore</w:t>
-      </w:r>
-      <w:r>
-        <w:rPr>
-          <w:rFonts w:eastAsia="Calibri"/>
-        </w:rPr>
-        <w:t xml:space="preserve"> was now a </w:t>
-      </w:r>
-      <w:r>
-        <w:rPr>
-          <w:rFonts w:eastAsia="Calibri"/>
-        </w:rPr>
-        <w:t>painful</w:t>
-      </w:r>
-      <w:r>
-        <w:rPr>
-          <w:rFonts w:eastAsia="Calibri"/>
-        </w:rPr>
-        <w:t xml:space="preserve"> sensation around her chest that she longed to tear off.</w:t>
-      </w:r>
-    </w:p>
-    <w:p>
-      <w:pPr>
-        <w:rPr>
-          <w:rFonts w:eastAsia="Calibri"/>
-        </w:rPr>
-      </w:pPr>
-      <w:r>
-        <w:rPr>
-          <w:rFonts w:eastAsia="Calibri"/>
-        </w:rPr>
-        <w:t>Home</w:t>
-      </w:r>
-      <w:r>
-        <w:rPr>
-          <w:rFonts w:eastAsia="Calibri"/>
-        </w:rPr>
-        <w:t xml:space="preserve"> was on the horizon, she reminded herself. Only half an hour, give or take, before she would be able to strip herself down and take a much-needed shower</w:t>
-      </w:r>
-      <w:r>
-        <w:rPr>
-          <w:rFonts w:eastAsia="Calibri"/>
-        </w:rPr>
-        <w:t>, or perhaps a bath in her apartment</w:t>
-      </w:r>
-      <w:r>
-        <w:rPr>
-          <w:rFonts w:eastAsia="Calibri"/>
-        </w:rPr>
-        <w:t xml:space="preserve">’s </w:t>
-      </w:r>
-      <w:r>
-        <w:rPr>
-          <w:rFonts w:eastAsia="Calibri"/>
-        </w:rPr>
-        <w:t>hot tub. That sort of leisure</w:t>
-      </w:r>
-      <w:r>
-        <w:rPr>
-          <w:rFonts w:eastAsia="Calibri"/>
-        </w:rPr>
-        <w:t xml:space="preserve"> </w:t>
-      </w:r>
-      <w:r>
-        <w:rPr>
-          <w:rFonts w:eastAsia="Calibri"/>
-        </w:rPr>
-        <w:t xml:space="preserve">was exactly what she needed. </w:t>
-      </w:r>
-      <w:r>
-        <w:rPr>
-          <w:rFonts w:eastAsia="Calibri"/>
-        </w:rPr>
-        <w:t xml:space="preserve">Until then, however, the best she could do was to take deep breaths, scratch the itches </w:t>
-      </w:r>
-      <w:r>
-        <w:rPr>
-          <w:rFonts w:eastAsia="Calibri"/>
-        </w:rPr>
-        <w:t>as</w:t>
-      </w:r>
-      <w:r>
-        <w:rPr>
-          <w:rFonts w:eastAsia="Calibri"/>
-        </w:rPr>
-        <w:t xml:space="preserve"> best she could, and try to situate her mind in a comfortable place, the way her therapist had once </w:t>
-      </w:r>
-      <w:r>
-        <w:rPr>
-          <w:rFonts w:eastAsia="Calibri"/>
-        </w:rPr>
-        <w:t>suggested</w:t>
-      </w:r>
-      <w:r>
-        <w:rPr>
-          <w:rFonts w:eastAsia="Calibri"/>
-        </w:rPr>
-        <w:t>.</w:t>
-      </w:r>
-    </w:p>
-    <w:p>
-      <w:pPr>
-        <w:rPr>
-          <w:rFonts w:eastAsia="Calibri"/>
-        </w:rPr>
-      </w:pPr>
-      <w:r>
-        <w:rPr>
-          <w:rFonts w:eastAsia="Calibri"/>
-        </w:rPr>
-        <w:t xml:space="preserve">For Cassandra, that place was </w:t>
-      </w:r>
-      <w:r>
-        <w:rPr>
-          <w:rFonts w:eastAsia="Calibri"/>
-        </w:rPr>
-        <w:t xml:space="preserve">a café on </w:t>
-      </w:r>
-      <w:r>
-        <w:rPr>
-          <w:rFonts w:eastAsia="Calibri"/>
-        </w:rPr>
-        <w:t>Sherbrooke Street</w:t>
-      </w:r>
-      <w:r>
-        <w:rPr>
-          <w:rFonts w:eastAsia="Calibri"/>
-        </w:rPr>
-        <w:t xml:space="preserve">. </w:t>
-      </w:r>
-      <w:r>
-        <w:rPr>
-          <w:rFonts w:eastAsia="Calibri"/>
-        </w:rPr>
-        <w:t xml:space="preserve">It was a </w:t>
-      </w:r>
-      <w:r>
-        <w:rPr>
-          <w:rFonts w:eastAsia="Calibri"/>
-        </w:rPr>
-        <w:t>kitschy</w:t>
-      </w:r>
-      <w:r>
-        <w:rPr>
-          <w:rFonts w:eastAsia="Calibri"/>
-        </w:rPr>
-        <w:t xml:space="preserve"> little building in the shadow of the upper city</w:t>
-      </w:r>
-      <w:r>
-        <w:rPr>
-          <w:rFonts w:eastAsia="Calibri"/>
-        </w:rPr>
-        <w:t xml:space="preserve"> where she and her high school friends</w:t>
-      </w:r>
-      <w:r>
-        <w:rPr>
-          <w:rFonts w:eastAsia="Calibri"/>
-        </w:rPr>
-        <w:t xml:space="preserve"> liked to eat </w:t>
-      </w:r>
-      <w:r>
-        <w:rPr>
-          <w:rFonts w:eastAsia="Calibri"/>
-        </w:rPr>
-        <w:t xml:space="preserve">in the afternoons. She recalled the smell of poutine and cigarette smoke, the crinkle of other patrons’ newspapers, the laughter of her classmates, and her mother’s disapproving glare whenever she </w:t>
-      </w:r>
-      <w:r>
-        <w:rPr>
-          <w:rFonts w:eastAsia="Calibri"/>
+        <w:t xml:space="preserve"> did not. </w:t>
+      </w:r>
+    </w:p>
+    <w:p>
+      <w:pPr>
+        <w:rPr>
+          <w:rFonts w:eastAsia="Times New Roman"/>
+        </w:rPr>
+      </w:pPr>
+      <w:r>
+        <w:rPr>
+          <w:rFonts w:eastAsia="Times New Roman"/>
+        </w:rPr>
+        <w:t xml:space="preserve">“Anyway, we’ll be home soon. Then I can wash off all this sweat and ash and sleep in my own bed again. </w:t>
+      </w:r>
+      <w:r>
+        <w:rPr>
+          <w:rFonts w:eastAsia="Times New Roman"/>
+        </w:rPr>
+        <w:t>Maybe spend some time at the gym afterwards.</w:t>
+      </w:r>
+      <w:r>
+        <w:rPr>
+          <w:rFonts w:eastAsia="Times New Roman"/>
+        </w:rPr>
+        <w:t>”</w:t>
+      </w:r>
+    </w:p>
+    <w:p>
+      <w:pPr>
+        <w:rPr>
+          <w:rFonts w:eastAsia="Times New Roman"/>
+        </w:rPr>
+      </w:pPr>
+      <w:r>
+        <w:rPr>
+          <w:rFonts w:eastAsia="Times New Roman"/>
+        </w:rPr>
+        <w:t>“</w:t>
+      </w:r>
+      <w:r>
+        <w:rPr>
+          <w:rFonts w:eastAsia="Times New Roman"/>
+        </w:rPr>
+        <w:t>Well, the good news is we’re just about there. Look</w:t>
+      </w:r>
+      <w:r>
+        <w:rPr>
+          <w:rFonts w:eastAsia="Times New Roman"/>
+        </w:rPr>
+        <w:t xml:space="preserve">.” </w:t>
+      </w:r>
+    </w:p>
+    <w:p>
+      <w:pPr>
+        <w:rPr>
+          <w:rFonts w:eastAsia="Times New Roman"/>
+        </w:rPr>
+      </w:pPr>
+      <w:r>
+        <w:rPr>
+          <w:rFonts w:eastAsia="Times New Roman"/>
+        </w:rPr>
+        <w:t xml:space="preserve">The space elevator had been visible for a while by that point, </w:t>
+      </w:r>
+      <w:r>
+        <w:rPr>
+          <w:rFonts w:eastAsia="Times New Roman"/>
+        </w:rPr>
+        <w:t>but now the shuttle banked into a gentle turn around its axis, bringing into view their final destination</w:t>
+      </w:r>
+      <w:r>
+        <w:rPr>
+          <w:rFonts w:eastAsia="Times New Roman"/>
+        </w:rPr>
+        <w:t xml:space="preserve"> – the Cloud Garden. That was the name that Emile Lasalle’s architects had given their new base of operations, a towering ziggurat topped with greenhouses </w:t>
+      </w:r>
+      <w:r>
+        <w:rPr>
+          <w:rFonts w:eastAsia="Times New Roman"/>
+        </w:rPr>
+        <w:t>that contained</w:t>
+      </w:r>
+      <w:r>
+        <w:rPr>
+          <w:rFonts w:eastAsia="Times New Roman"/>
+        </w:rPr>
+        <w:t xml:space="preserve"> the titular gardens. Cassandra </w:t>
+      </w:r>
+      <w:r>
+        <w:rPr>
+          <w:rFonts w:eastAsia="Times New Roman"/>
+        </w:rPr>
+        <w:t>had spent many afternoons up there, either to relax on her own</w:t>
+      </w:r>
+      <w:r>
+        <w:rPr>
+          <w:rFonts w:eastAsia="Times New Roman"/>
+        </w:rPr>
+        <w:t>,</w:t>
+      </w:r>
+      <w:r>
+        <w:rPr>
+          <w:rFonts w:eastAsia="Times New Roman"/>
+        </w:rPr>
+        <w:t xml:space="preserve"> or for private time with a friend or lover.</w:t>
+      </w:r>
+    </w:p>
+    <w:p>
+      <w:pPr>
+        <w:rPr>
+          <w:rStyle w:val="Strong"/>
+        </w:rPr>
+      </w:pPr>
+      <w:r>
+        <w:rPr>
+          <w:rFonts w:eastAsia="Times New Roman"/>
         </w:rPr>
         <w:lastRenderedPageBreak/>
-        <w:t>returned from the “dangerous” lower streets.</w:t>
-      </w:r>
-      <w:r>
-        <w:rPr>
-          <w:rFonts w:eastAsia="Calibri"/>
-        </w:rPr>
-        <w:t xml:space="preserve"> </w:t>
-      </w:r>
-      <w:r>
-        <w:rPr>
-          <w:rFonts w:eastAsia="Calibri"/>
-        </w:rPr>
-        <w:t xml:space="preserve">Even though these memories carried with them a </w:t>
-      </w:r>
-      <w:r>
-        <w:rPr>
-          <w:rFonts w:eastAsia="Calibri"/>
-        </w:rPr>
-        <w:t>pang</w:t>
-      </w:r>
-      <w:r>
-        <w:rPr>
-          <w:rFonts w:eastAsia="Calibri"/>
-        </w:rPr>
-        <w:t xml:space="preserve"> of sorrow for friends she no longer knew, they were also a source of warmth, </w:t>
-      </w:r>
-      <w:r>
-        <w:rPr>
-          <w:rFonts w:eastAsia="Calibri"/>
-        </w:rPr>
-        <w:t>which</w:t>
-      </w:r>
-      <w:r>
-        <w:rPr>
-          <w:rFonts w:eastAsia="Calibri"/>
-        </w:rPr>
-        <w:t xml:space="preserve"> was enough.</w:t>
-      </w:r>
-    </w:p>
-    <w:p>
-      <w:pPr>
-        <w:rPr>
-          <w:rFonts w:eastAsia="Calibri"/>
-        </w:rPr>
-      </w:pPr>
-      <w:r>
-        <w:rPr>
-          <w:rFonts w:eastAsia="Calibri"/>
-        </w:rPr>
-        <w:t xml:space="preserve">That was a lie. It was never enough. </w:t>
-      </w:r>
-    </w:p>
-    <w:p>
-      <w:pPr>
-        <w:rPr>
-          <w:rFonts w:eastAsia="Calibri"/>
-        </w:rPr>
-      </w:pPr>
-      <w:r>
-        <w:rPr>
-          <w:rFonts w:eastAsia="Calibri"/>
-        </w:rPr>
-        <w:t>Sensing her distress, Akiko la</w:t>
-      </w:r>
-      <w:r>
-        <w:rPr>
-          <w:rFonts w:eastAsia="Calibri"/>
-        </w:rPr>
-        <w:t>id</w:t>
-      </w:r>
-      <w:r>
-        <w:rPr>
-          <w:rFonts w:eastAsia="Calibri"/>
-        </w:rPr>
-        <w:t xml:space="preserve"> a sympathetic hand on </w:t>
-      </w:r>
-      <w:r>
-        <w:rPr>
-          <w:rFonts w:eastAsia="Calibri"/>
-        </w:rPr>
-        <w:t>her</w:t>
-      </w:r>
-      <w:r>
-        <w:rPr>
-          <w:rFonts w:eastAsia="Calibri"/>
-        </w:rPr>
-        <w:t xml:space="preserve"> shoulder. </w:t>
-      </w:r>
-      <w:r>
-        <w:rPr>
-          <w:rFonts w:eastAsia="Calibri"/>
-        </w:rPr>
-        <w:t>Cassandra</w:t>
-      </w:r>
-      <w:r>
-        <w:rPr>
-          <w:rFonts w:eastAsia="Calibri"/>
-        </w:rPr>
-        <w:t xml:space="preserve"> immediately and </w:t>
-      </w:r>
-      <w:r>
-        <w:rPr>
-          <w:rFonts w:eastAsia="Calibri"/>
-        </w:rPr>
-        <w:t>instinctively</w:t>
-      </w:r>
-      <w:r>
-        <w:rPr>
-          <w:rFonts w:eastAsia="Calibri"/>
-        </w:rPr>
-        <w:t xml:space="preserve"> swatted it away</w:t>
-      </w:r>
-      <w:r>
-        <w:rPr>
-          <w:rFonts w:eastAsia="Calibri"/>
-        </w:rPr>
-        <w:t>.</w:t>
-      </w:r>
-    </w:p>
-    <w:p>
-      <w:pPr>
-        <w:rPr>
-          <w:rFonts w:eastAsia="Calibri"/>
-        </w:rPr>
-      </w:pPr>
-      <w:r>
-        <w:rPr>
-          <w:rFonts w:eastAsia="Calibri"/>
-        </w:rPr>
-        <w:t>“</w:t>
-      </w:r>
-      <w:r>
-        <w:rPr>
-          <w:rFonts w:eastAsia="Calibri"/>
-        </w:rPr>
-        <w:t>Yikes</w:t>
-      </w:r>
-      <w:r>
-        <w:rPr>
-          <w:rFonts w:eastAsia="Calibri"/>
-        </w:rPr>
-        <w:t xml:space="preserve">, </w:t>
-      </w:r>
-      <w:r>
-        <w:rPr>
-          <w:rFonts w:eastAsia="Calibri"/>
-        </w:rPr>
-        <w:t>alright</w:t>
-      </w:r>
-      <w:r>
-        <w:rPr>
-          <w:rFonts w:eastAsia="Calibri"/>
-        </w:rPr>
-        <w:t>,” her friend said. “No touching, huh?”</w:t>
-      </w:r>
-    </w:p>
-    <w:p>
-      <w:pPr>
-        <w:rPr>
-          <w:rFonts w:eastAsia="Calibri"/>
-        </w:rPr>
-      </w:pPr>
-      <w:r>
-        <w:rPr>
-          <w:rFonts w:eastAsia="Calibri"/>
-        </w:rPr>
-        <w:t>“Not right now, no. I’m just…I feel dirty, okay? And being packed in here with so many people really isn’t helping.”</w:t>
-      </w:r>
-    </w:p>
-    <w:p>
-      <w:pPr>
-        <w:rPr>
-          <w:rFonts w:eastAsia="Calibri"/>
-        </w:rPr>
-      </w:pPr>
-      <w:r>
-        <w:rPr>
-          <w:rFonts w:eastAsia="Calibri"/>
-        </w:rPr>
-        <w:t xml:space="preserve">“Yeah, I get it,” Akiko replied in the </w:t>
-      </w:r>
-      <w:r>
-        <w:rPr>
-          <w:rFonts w:eastAsia="Calibri"/>
-        </w:rPr>
-        <w:t>hesitant</w:t>
-      </w:r>
-      <w:r>
-        <w:rPr>
-          <w:rFonts w:eastAsia="Calibri"/>
-        </w:rPr>
-        <w:t xml:space="preserve"> tone of someone who </w:t>
-      </w:r>
-      <w:r>
-        <w:rPr>
-          <w:rFonts w:eastAsia="Calibri"/>
-        </w:rPr>
-        <w:t>clearly</w:t>
-      </w:r>
-      <w:r>
-        <w:rPr>
-          <w:rFonts w:eastAsia="Calibri"/>
-        </w:rPr>
-        <w:t xml:space="preserve"> did not. </w:t>
-      </w:r>
-    </w:p>
-    <w:p>
-      <w:pPr>
-        <w:rPr>
-          <w:rFonts w:eastAsia="Times New Roman"/>
-        </w:rPr>
-      </w:pPr>
-      <w:r>
-        <w:rPr>
-          <w:rFonts w:eastAsia="Times New Roman"/>
-        </w:rPr>
-        <w:t xml:space="preserve">“Anyway, we’ll be home soon. Then I can wash off all this sweat and ash and sleep in my own bed again. </w:t>
-      </w:r>
-      <w:r>
-        <w:rPr>
-          <w:rFonts w:eastAsia="Times New Roman"/>
-        </w:rPr>
-        <w:t>Maybe spend some time at the gym afterwards.</w:t>
-      </w:r>
-      <w:r>
-        <w:rPr>
-          <w:rFonts w:eastAsia="Times New Roman"/>
-        </w:rPr>
-        <w:t>”</w:t>
-      </w:r>
-    </w:p>
-    <w:p>
-      <w:pPr>
-        <w:rPr>
-          <w:rFonts w:eastAsia="Times New Roman"/>
-        </w:rPr>
-      </w:pPr>
-      <w:r>
-        <w:rPr>
-          <w:rFonts w:eastAsia="Times New Roman"/>
-        </w:rPr>
-        <w:t>“</w:t>
-      </w:r>
-      <w:r>
-        <w:rPr>
-          <w:rFonts w:eastAsia="Times New Roman"/>
-        </w:rPr>
-        <w:t>Well, the good news is we’re just about there. Look</w:t>
-      </w:r>
-      <w:r>
-        <w:rPr>
-          <w:rFonts w:eastAsia="Times New Roman"/>
-        </w:rPr>
-        <w:t xml:space="preserve">.” </w:t>
-      </w:r>
-    </w:p>
-    <w:p>
-      <w:pPr>
-        <w:rPr>
-          <w:rFonts w:eastAsia="Times New Roman"/>
-        </w:rPr>
-      </w:pPr>
-      <w:r>
-        <w:rPr>
-          <w:rFonts w:eastAsia="Times New Roman"/>
-        </w:rPr>
-        <w:t xml:space="preserve">The space elevator had been visible for a while by that point, </w:t>
-      </w:r>
-      <w:r>
-        <w:rPr>
-          <w:rFonts w:eastAsia="Times New Roman"/>
-        </w:rPr>
-        <w:t>but now the shuttle banked into a gentle turn around its axis, bringing into view their final destination</w:t>
-      </w:r>
-      <w:r>
-        <w:rPr>
-          <w:rFonts w:eastAsia="Times New Roman"/>
-        </w:rPr>
-        <w:t xml:space="preserve"> – the Cloud Garden. That was the name that Emile Lasalle’s architects had given their new base of operations, a towering ziggurat topped with greenhouses </w:t>
-      </w:r>
-      <w:r>
-        <w:rPr>
-          <w:rFonts w:eastAsia="Times New Roman"/>
-        </w:rPr>
-        <w:t>that contained</w:t>
-      </w:r>
-      <w:r>
-        <w:rPr>
-          <w:rFonts w:eastAsia="Times New Roman"/>
-        </w:rPr>
-        <w:t xml:space="preserve"> the titular gardens. Cassandra </w:t>
-      </w:r>
-      <w:r>
-        <w:rPr>
-          <w:rFonts w:eastAsia="Times New Roman"/>
-        </w:rPr>
-        <w:t>had spent many afternoons up there, either to relax on her own</w:t>
-      </w:r>
-      <w:r>
-        <w:rPr>
-          <w:rFonts w:eastAsia="Times New Roman"/>
-        </w:rPr>
-        <w:t>,</w:t>
-      </w:r>
-      <w:r>
-        <w:rPr>
-          <w:rFonts w:eastAsia="Times New Roman"/>
-        </w:rPr>
-        <w:t xml:space="preserve"> or for private time with a friend or lover.</w:t>
-      </w:r>
-    </w:p>
-    <w:p>
-      <w:pPr>
-        <w:rPr>
-          <w:rStyle w:val="Strong"/>
-        </w:rPr>
-      </w:pPr>
-      <w:r>
-        <w:rPr>
-          <w:rFonts w:eastAsia="Times New Roman"/>
-        </w:rPr>
         <w:t xml:space="preserve">Akiko was pressed against the window like a child on her first flight, which Cassandra found </w:t>
       </w:r>
       <w:r>
@@ -6409,7 +6478,6 @@
         <w:rPr>
           <w:rFonts w:eastAsia="Times New Roman"/>
         </w:rPr>
-        <w:lastRenderedPageBreak/>
         <w:t>“</w:t>
       </w:r>
       <w:r>
@@ -6897,7 +6965,14 @@
         <w:rPr>
           <w:rFonts w:eastAsia="Times New Roman"/>
         </w:rPr>
-        <w:t xml:space="preserve"> He was adept in etiquette. And now he was </w:t>
+        <w:t xml:space="preserve"> He was adept </w:t>
+      </w:r>
+      <w:r>
+        <w:rPr>
+          <w:rFonts w:eastAsia="Times New Roman"/>
+        </w:rPr>
+        <w:lastRenderedPageBreak/>
+        <w:t xml:space="preserve">in etiquette. And now he was </w:t>
       </w:r>
       <w:r>
         <w:rPr>
@@ -7105,7 +7180,6 @@
         <w:rPr>
           <w:rFonts w:eastAsia="Times New Roman"/>
         </w:rPr>
-        <w:lastRenderedPageBreak/>
         <w:t xml:space="preserve">A flicker of wrath </w:t>
       </w:r>
       <w:r>
@@ -7541,6 +7615,7 @@
         <w:rPr>
           <w:rFonts w:eastAsia="Times New Roman"/>
         </w:rPr>
+        <w:lastRenderedPageBreak/>
         <w:t>“So, it got shot down before, but he thinks he can get more votes after that shitshow in Athens?”</w:t>
       </w:r>
     </w:p>
@@ -7635,472 +7710,458 @@
         <w:rPr>
           <w:rFonts w:eastAsia="Times New Roman"/>
         </w:rPr>
+        <w:t xml:space="preserve">Her apartment was </w:t>
+      </w:r>
+      <w:r>
+        <w:rPr>
+          <w:rFonts w:eastAsia="Times New Roman"/>
+        </w:rPr>
+        <w:t>spacious</w:t>
+      </w:r>
+      <w:r>
+        <w:rPr>
+          <w:rFonts w:eastAsia="Times New Roman"/>
+        </w:rPr>
+        <w:t>, though modestly decorated</w:t>
+      </w:r>
+      <w:r>
+        <w:rPr>
+          <w:rFonts w:eastAsia="Times New Roman"/>
+        </w:rPr>
+        <w:t xml:space="preserve"> with an assortment of houseplants, statuettes wrought from jade and marble</w:t>
+      </w:r>
+      <w:r>
+        <w:rPr>
+          <w:rFonts w:eastAsia="Times New Roman"/>
+        </w:rPr>
+        <w:t xml:space="preserve">, and a miniature Zen garden </w:t>
+      </w:r>
+      <w:r>
+        <w:rPr>
+          <w:rFonts w:eastAsia="Times New Roman"/>
+        </w:rPr>
+        <w:t>atop the living room table. A handful of clean but unsorted pots and dishes were stacked near the washing machine</w:t>
+      </w:r>
+      <w:r>
+        <w:rPr>
+          <w:rFonts w:eastAsia="Times New Roman"/>
+        </w:rPr>
+        <w:t xml:space="preserve"> and </w:t>
+      </w:r>
+      <w:r>
+        <w:rPr>
+          <w:rFonts w:eastAsia="Times New Roman"/>
+        </w:rPr>
+        <w:t>a pile of</w:t>
+      </w:r>
+      <w:r>
+        <w:rPr>
+          <w:rFonts w:eastAsia="Times New Roman"/>
+        </w:rPr>
+        <w:t xml:space="preserve"> dirty clothes lay on the floor outside the bedroom, </w:t>
+      </w:r>
+      <w:r>
+        <w:rPr>
+          <w:rFonts w:eastAsia="Times New Roman"/>
+        </w:rPr>
+        <w:t>showing</w:t>
+      </w:r>
+      <w:r>
+        <w:rPr>
+          <w:rFonts w:eastAsia="Times New Roman"/>
+        </w:rPr>
+        <w:t xml:space="preserve"> the haste with which Cassandra had </w:t>
+      </w:r>
+      <w:r>
+        <w:rPr>
+          <w:rFonts w:eastAsia="Times New Roman"/>
+        </w:rPr>
+        <w:t>left</w:t>
+      </w:r>
+      <w:r>
+        <w:rPr>
+          <w:rFonts w:eastAsia="Times New Roman"/>
+        </w:rPr>
+        <w:t xml:space="preserve"> for the conference. Had the incident at the airport not forced her to rush, she would </w:t>
+      </w:r>
+      <w:r>
+        <w:rPr>
+          <w:rFonts w:eastAsia="Times New Roman"/>
+        </w:rPr>
+        <w:t>have never</w:t>
+      </w:r>
+      <w:r>
+        <w:rPr>
+          <w:rFonts w:eastAsia="Times New Roman"/>
+        </w:rPr>
+        <w:t xml:space="preserve"> left </w:t>
+      </w:r>
+      <w:r>
+        <w:rPr>
+          <w:rFonts w:eastAsia="Times New Roman"/>
+        </w:rPr>
+        <w:t>such a mess</w:t>
+      </w:r>
+      <w:r>
+        <w:rPr>
+          <w:rFonts w:eastAsia="Times New Roman"/>
+        </w:rPr>
+        <w:t>.</w:t>
+      </w:r>
+    </w:p>
+    <w:p>
+      <w:pPr>
+        <w:rPr>
+          <w:rFonts w:eastAsia="Times New Roman"/>
+        </w:rPr>
+      </w:pPr>
+      <w:r>
+        <w:rPr>
+          <w:rFonts w:eastAsia="Times New Roman"/>
+        </w:rPr>
+        <w:t>“</w:t>
+      </w:r>
+      <w:r>
+        <w:rPr>
+          <w:rFonts w:eastAsia="Times New Roman"/>
+        </w:rPr>
+        <w:t xml:space="preserve">The couch is a </w:t>
+      </w:r>
+      <w:r>
+        <w:rPr>
+          <w:rFonts w:eastAsia="Times New Roman"/>
+        </w:rPr>
+        <w:t>fold</w:t>
+      </w:r>
+      <w:r>
+        <w:rPr>
+          <w:rFonts w:eastAsia="Times New Roman"/>
+        </w:rPr>
+        <w:t xml:space="preserve">-out, so you can sleep there. </w:t>
+      </w:r>
+      <w:r>
+        <w:rPr>
+          <w:rFonts w:eastAsia="Times New Roman"/>
+        </w:rPr>
+        <w:t>Sorry</w:t>
+      </w:r>
+      <w:r>
+        <w:rPr>
+          <w:rFonts w:eastAsia="Times New Roman"/>
+        </w:rPr>
+        <w:t xml:space="preserve"> for the mild state of disarray. I hadn’t expected </w:t>
+      </w:r>
+      <w:r>
+        <w:rPr>
+          <w:rFonts w:eastAsia="Times New Roman"/>
+        </w:rPr>
+        <w:t xml:space="preserve">to </w:t>
+      </w:r>
+      <w:r>
+        <w:rPr>
+          <w:rFonts w:eastAsia="Times New Roman"/>
+        </w:rPr>
+        <w:t>have</w:t>
+      </w:r>
+      <w:r>
+        <w:rPr>
+          <w:rFonts w:eastAsia="Times New Roman"/>
+        </w:rPr>
+        <w:t xml:space="preserve"> guests</w:t>
+      </w:r>
+      <w:r>
+        <w:rPr>
+          <w:rFonts w:eastAsia="Times New Roman"/>
+        </w:rPr>
+        <w:t xml:space="preserve">,” she said. </w:t>
+      </w:r>
+    </w:p>
+    <w:p>
+      <w:pPr>
+        <w:rPr>
+          <w:rFonts w:eastAsia="Times New Roman"/>
+        </w:rPr>
+      </w:pPr>
+      <w:r>
+        <w:rPr>
+          <w:rFonts w:eastAsia="Times New Roman"/>
+        </w:rPr>
+        <w:t xml:space="preserve">“Disarray? You call this disarray?” Akiko </w:t>
+      </w:r>
+      <w:r>
+        <w:rPr>
+          <w:rFonts w:eastAsia="Times New Roman"/>
+        </w:rPr>
+        <w:t>laughed</w:t>
+      </w:r>
+      <w:r>
+        <w:rPr>
+          <w:rFonts w:eastAsia="Times New Roman"/>
+        </w:rPr>
+        <w:t xml:space="preserve">. “Come </w:t>
+      </w:r>
+      <w:r>
+        <w:rPr>
+          <w:rFonts w:eastAsia="Times New Roman"/>
+        </w:rPr>
+        <w:t xml:space="preserve">the fuck </w:t>
+      </w:r>
+      <w:r>
+        <w:rPr>
+          <w:rFonts w:eastAsia="Times New Roman"/>
+        </w:rPr>
+        <w:t>on, this is even cleaner than the dorms I saw</w:t>
+      </w:r>
+      <w:r>
+        <w:rPr>
+          <w:rFonts w:eastAsia="Times New Roman"/>
+        </w:rPr>
+        <w:t xml:space="preserve"> in </w:t>
+      </w:r>
+      <w:r>
+        <w:rPr>
+          <w:rFonts w:eastAsia="Times New Roman"/>
+        </w:rPr>
+        <w:t>uni</w:t>
+      </w:r>
+      <w:r>
+        <w:rPr>
+          <w:rFonts w:eastAsia="Times New Roman"/>
+        </w:rPr>
+        <w:t>,</w:t>
+      </w:r>
+      <w:r>
+        <w:rPr>
+          <w:rFonts w:eastAsia="Times New Roman"/>
+        </w:rPr>
+        <w:t xml:space="preserve"> when guys would invite me over</w:t>
+      </w:r>
+      <w:r>
+        <w:rPr>
+          <w:rFonts w:eastAsia="Times New Roman"/>
+        </w:rPr>
+        <w:t xml:space="preserve"> </w:t>
+      </w:r>
+      <w:r>
+        <w:rPr>
+          <w:rFonts w:eastAsia="Times New Roman"/>
+        </w:rPr>
+        <w:t>to try and</w:t>
+      </w:r>
+      <w:r>
+        <w:rPr>
+          <w:rFonts w:eastAsia="Times New Roman"/>
+        </w:rPr>
+        <w:t xml:space="preserve"> get laid.”</w:t>
+      </w:r>
+    </w:p>
+    <w:p>
+      <w:pPr>
+        <w:rPr>
+          <w:rFonts w:eastAsia="Times New Roman"/>
+        </w:rPr>
+      </w:pPr>
+      <w:r>
+        <w:rPr>
+          <w:rFonts w:eastAsia="Times New Roman"/>
+        </w:rPr>
+        <w:t>“</w:t>
+      </w:r>
+      <w:r>
+        <w:rPr>
+          <w:rFonts w:eastAsia="Times New Roman"/>
+        </w:rPr>
+        <w:t>I’d hope you hold me to a higher standard than a hormone-addled schoolboy</w:t>
+      </w:r>
+      <w:r>
+        <w:rPr>
+          <w:rFonts w:eastAsia="Times New Roman"/>
+        </w:rPr>
+        <w:t>.”</w:t>
+      </w:r>
+    </w:p>
+    <w:p>
+      <w:pPr>
+        <w:rPr>
+          <w:rFonts w:eastAsia="Times New Roman"/>
+        </w:rPr>
+      </w:pPr>
+      <w:r>
+        <w:rPr>
+          <w:rFonts w:eastAsia="Times New Roman"/>
+        </w:rPr>
+        <w:t xml:space="preserve"> “</w:t>
+      </w:r>
+      <w:r>
+        <w:rPr>
+          <w:rFonts w:eastAsia="Times New Roman"/>
+        </w:rPr>
+        <w:t xml:space="preserve">Yeah, </w:t>
+      </w:r>
+      <w:r>
+        <w:rPr>
+          <w:rFonts w:eastAsia="Times New Roman"/>
+        </w:rPr>
+        <w:t xml:space="preserve">I guess. </w:t>
+      </w:r>
+      <w:r>
+        <w:rPr>
+          <w:rFonts w:eastAsia="Times New Roman"/>
+        </w:rPr>
+        <w:t xml:space="preserve">Not like those </w:t>
+      </w:r>
+      <w:r>
+        <w:rPr>
+          <w:rFonts w:eastAsia="Times New Roman"/>
+        </w:rPr>
+        <w:t>dolts</w:t>
+      </w:r>
+      <w:r>
+        <w:rPr>
+          <w:rFonts w:eastAsia="Times New Roman"/>
+        </w:rPr>
+        <w:t xml:space="preserve"> ever</w:t>
+      </w:r>
+      <w:r>
+        <w:rPr>
+          <w:rFonts w:eastAsia="Times New Roman"/>
+        </w:rPr>
+        <w:t xml:space="preserve"> got what they wanted anyway.”</w:t>
+      </w:r>
+    </w:p>
+    <w:p>
+      <w:pPr>
+        <w:rPr>
+          <w:rFonts w:eastAsia="Times New Roman"/>
+        </w:rPr>
+      </w:pPr>
+      <w:r>
+        <w:rPr>
+          <w:rFonts w:eastAsia="Times New Roman"/>
+        </w:rPr>
+        <w:t>Akiko continued to take in the room, until her gaze came to rest on</w:t>
+      </w:r>
+      <w:r>
+        <w:rPr>
+          <w:rFonts w:eastAsia="Times New Roman"/>
+        </w:rPr>
+        <w:t xml:space="preserve"> the </w:t>
+      </w:r>
+      <w:r>
+        <w:rPr>
+          <w:rFonts w:eastAsia="Times New Roman"/>
+        </w:rPr>
+        <w:t>yellow</w:t>
+      </w:r>
+      <w:r>
+        <w:rPr>
+          <w:rFonts w:eastAsia="Times New Roman"/>
+        </w:rPr>
+        <w:t xml:space="preserve"> </w:t>
+      </w:r>
+      <w:r>
+        <w:rPr>
+          <w:rFonts w:eastAsia="Times New Roman"/>
+        </w:rPr>
+        <w:t xml:space="preserve">talisman hanging </w:t>
+      </w:r>
+      <w:r>
+        <w:rPr>
+          <w:rFonts w:eastAsia="Times New Roman"/>
+        </w:rPr>
+        <w:t>on</w:t>
+      </w:r>
+      <w:r>
+        <w:rPr>
+          <w:rFonts w:eastAsia="Times New Roman"/>
+        </w:rPr>
+        <w:t xml:space="preserve"> the front door. “And what’s this?” she asked, stepping closer.</w:t>
+      </w:r>
+    </w:p>
+    <w:p>
+      <w:pPr>
+        <w:rPr>
+          <w:rFonts w:eastAsia="Times New Roman"/>
+        </w:rPr>
+      </w:pPr>
+      <w:r>
+        <w:rPr>
+          <w:rFonts w:eastAsia="Times New Roman"/>
+        </w:rPr>
+        <w:t>“Oh, that?</w:t>
+      </w:r>
+      <w:r>
+        <w:rPr>
+          <w:rFonts w:eastAsia="Times New Roman"/>
+        </w:rPr>
+        <w:t xml:space="preserve"> </w:t>
+      </w:r>
+      <w:r>
+        <w:rPr>
+          <w:rFonts w:eastAsia="Times New Roman"/>
+        </w:rPr>
+        <w:t>It’s just a</w:t>
+      </w:r>
+      <w:r>
+        <w:rPr>
+          <w:rFonts w:eastAsia="Times New Roman"/>
+        </w:rPr>
+        <w:t>…</w:t>
+      </w:r>
+      <w:r>
+        <w:rPr>
+          <w:rFonts w:eastAsia="Times New Roman"/>
+        </w:rPr>
+        <w:t xml:space="preserve">stupid thing my ex gave me. She </w:t>
+      </w:r>
+      <w:r>
+        <w:rPr>
+          <w:rFonts w:eastAsia="Times New Roman"/>
+        </w:rPr>
+        <w:t>was really into spiritual stuff, everything from talismans to tarot cards.</w:t>
+      </w:r>
+      <w:r>
+        <w:rPr>
+          <w:rFonts w:eastAsia="Times New Roman"/>
+        </w:rPr>
+        <w:t xml:space="preserve"> Told me I should put it at the entrance to my </w:t>
+      </w:r>
+      <w:r>
+        <w:rPr>
+          <w:rFonts w:eastAsia="Times New Roman"/>
+        </w:rPr>
+        <w:t>home</w:t>
+      </w:r>
+      <w:r>
+        <w:rPr>
+          <w:rFonts w:eastAsia="Times New Roman"/>
+        </w:rPr>
+        <w:t xml:space="preserve"> and it’ll ward off evil</w:t>
+      </w:r>
+      <w:r>
+        <w:rPr>
+          <w:rFonts w:eastAsia="Times New Roman"/>
+        </w:rPr>
+        <w:t>, or some such.</w:t>
+      </w:r>
+      <w:r>
+        <w:rPr>
+          <w:rFonts w:eastAsia="Times New Roman"/>
+        </w:rPr>
+        <w:t>”</w:t>
+      </w:r>
+    </w:p>
+    <w:p>
+      <w:pPr>
+        <w:rPr>
+          <w:rFonts w:eastAsia="Times New Roman"/>
+        </w:rPr>
+      </w:pPr>
+      <w:r>
+        <w:rPr>
+          <w:rFonts w:eastAsia="Times New Roman"/>
+        </w:rPr>
         <w:lastRenderedPageBreak/>
-        <w:t xml:space="preserve">Her apartment was </w:t>
-      </w:r>
-      <w:r>
-        <w:rPr>
-          <w:rFonts w:eastAsia="Times New Roman"/>
-        </w:rPr>
-        <w:t>spacious</w:t>
-      </w:r>
-      <w:r>
-        <w:rPr>
-          <w:rFonts w:eastAsia="Times New Roman"/>
-        </w:rPr>
-        <w:t>, though modestly decorated</w:t>
-      </w:r>
-      <w:r>
-        <w:rPr>
-          <w:rFonts w:eastAsia="Times New Roman"/>
-        </w:rPr>
-        <w:t xml:space="preserve"> with an assortment of houseplants, statuettes wrought from jade and marble</w:t>
-      </w:r>
-      <w:r>
-        <w:rPr>
-          <w:rFonts w:eastAsia="Times New Roman"/>
-        </w:rPr>
-        <w:t xml:space="preserve">, and a miniature </w:t>
-      </w:r>
-      <w:proofErr w:type="gramStart"/>
-      <w:r>
-        <w:rPr>
-          <w:rFonts w:eastAsia="Times New Roman"/>
-        </w:rPr>
-        <w:t>Zen garden</w:t>
-      </w:r>
-      <w:proofErr w:type="gramEnd"/>
-      <w:r>
-        <w:rPr>
-          <w:rFonts w:eastAsia="Times New Roman"/>
-        </w:rPr>
-        <w:t xml:space="preserve"> </w:t>
-      </w:r>
-      <w:r>
-        <w:rPr>
-          <w:rFonts w:eastAsia="Times New Roman"/>
-        </w:rPr>
-        <w:t>atop the living room table. A handful of clean but unsorted pots and dishes were stacked near the washing machine</w:t>
-      </w:r>
-      <w:r>
-        <w:rPr>
-          <w:rFonts w:eastAsia="Times New Roman"/>
-        </w:rPr>
-        <w:t xml:space="preserve"> and </w:t>
-      </w:r>
-      <w:r>
-        <w:rPr>
-          <w:rFonts w:eastAsia="Times New Roman"/>
-        </w:rPr>
-        <w:t>a pile of</w:t>
-      </w:r>
-      <w:r>
-        <w:rPr>
-          <w:rFonts w:eastAsia="Times New Roman"/>
-        </w:rPr>
-        <w:t xml:space="preserve"> dirty clothes lay on the floor outside the bedroom, </w:t>
-      </w:r>
-      <w:r>
-        <w:rPr>
-          <w:rFonts w:eastAsia="Times New Roman"/>
-        </w:rPr>
-        <w:t>showing</w:t>
-      </w:r>
-      <w:r>
-        <w:rPr>
-          <w:rFonts w:eastAsia="Times New Roman"/>
-        </w:rPr>
-        <w:t xml:space="preserve"> the haste with which Cassandra had </w:t>
-      </w:r>
-      <w:r>
-        <w:rPr>
-          <w:rFonts w:eastAsia="Times New Roman"/>
-        </w:rPr>
-        <w:t>left</w:t>
-      </w:r>
-      <w:r>
-        <w:rPr>
-          <w:rFonts w:eastAsia="Times New Roman"/>
-        </w:rPr>
-        <w:t xml:space="preserve"> for the conference. Had the incident at the airport not forced her to rush, she would </w:t>
-      </w:r>
-      <w:r>
-        <w:rPr>
-          <w:rFonts w:eastAsia="Times New Roman"/>
-        </w:rPr>
-        <w:t>have never</w:t>
-      </w:r>
-      <w:r>
-        <w:rPr>
-          <w:rFonts w:eastAsia="Times New Roman"/>
-        </w:rPr>
-        <w:t xml:space="preserve"> left </w:t>
-      </w:r>
-      <w:r>
-        <w:rPr>
-          <w:rFonts w:eastAsia="Times New Roman"/>
-        </w:rPr>
-        <w:t>such a mess</w:t>
-      </w:r>
-      <w:r>
-        <w:rPr>
-          <w:rFonts w:eastAsia="Times New Roman"/>
-        </w:rPr>
-        <w:t>.</w:t>
-      </w:r>
-    </w:p>
-    <w:p>
-      <w:pPr>
-        <w:rPr>
-          <w:rFonts w:eastAsia="Times New Roman"/>
-        </w:rPr>
-      </w:pPr>
-      <w:r>
-        <w:rPr>
-          <w:rFonts w:eastAsia="Times New Roman"/>
-        </w:rPr>
-        <w:t>“</w:t>
-      </w:r>
-      <w:r>
-        <w:rPr>
-          <w:rFonts w:eastAsia="Times New Roman"/>
-        </w:rPr>
-        <w:t xml:space="preserve">The couch is a </w:t>
-      </w:r>
-      <w:r>
-        <w:rPr>
-          <w:rFonts w:eastAsia="Times New Roman"/>
-        </w:rPr>
-        <w:t>fold</w:t>
-      </w:r>
-      <w:r>
-        <w:rPr>
-          <w:rFonts w:eastAsia="Times New Roman"/>
-        </w:rPr>
-        <w:t xml:space="preserve">-out, so you can sleep there. </w:t>
-      </w:r>
-      <w:r>
-        <w:rPr>
-          <w:rFonts w:eastAsia="Times New Roman"/>
-        </w:rPr>
-        <w:t>Sorry</w:t>
-      </w:r>
-      <w:r>
-        <w:rPr>
-          <w:rFonts w:eastAsia="Times New Roman"/>
-        </w:rPr>
-        <w:t xml:space="preserve"> for the mild state of disarray. I hadn’t expected </w:t>
-      </w:r>
-      <w:r>
-        <w:rPr>
-          <w:rFonts w:eastAsia="Times New Roman"/>
-        </w:rPr>
-        <w:t xml:space="preserve">to </w:t>
-      </w:r>
-      <w:r>
-        <w:rPr>
-          <w:rFonts w:eastAsia="Times New Roman"/>
-        </w:rPr>
-        <w:t>have</w:t>
-      </w:r>
-      <w:r>
-        <w:rPr>
-          <w:rFonts w:eastAsia="Times New Roman"/>
-        </w:rPr>
-        <w:t xml:space="preserve"> guests</w:t>
-      </w:r>
-      <w:r>
-        <w:rPr>
-          <w:rFonts w:eastAsia="Times New Roman"/>
-        </w:rPr>
-        <w:t xml:space="preserve">,” she said. </w:t>
-      </w:r>
-    </w:p>
-    <w:p>
-      <w:pPr>
-        <w:rPr>
-          <w:rFonts w:eastAsia="Times New Roman"/>
-        </w:rPr>
-      </w:pPr>
-      <w:r>
-        <w:rPr>
-          <w:rFonts w:eastAsia="Times New Roman"/>
-        </w:rPr>
-        <w:t xml:space="preserve">“Disarray? You call this disarray?” Akiko </w:t>
-      </w:r>
-      <w:r>
-        <w:rPr>
-          <w:rFonts w:eastAsia="Times New Roman"/>
-        </w:rPr>
-        <w:t>laughed</w:t>
-      </w:r>
-      <w:r>
-        <w:rPr>
-          <w:rFonts w:eastAsia="Times New Roman"/>
-        </w:rPr>
-        <w:t xml:space="preserve">. “Come </w:t>
-      </w:r>
-      <w:r>
-        <w:rPr>
-          <w:rFonts w:eastAsia="Times New Roman"/>
-        </w:rPr>
-        <w:t xml:space="preserve">the fuck </w:t>
-      </w:r>
-      <w:r>
-        <w:rPr>
-          <w:rFonts w:eastAsia="Times New Roman"/>
-        </w:rPr>
-        <w:t>on, this is even cleaner than the dorms I saw</w:t>
-      </w:r>
-      <w:r>
-        <w:rPr>
-          <w:rFonts w:eastAsia="Times New Roman"/>
-        </w:rPr>
-        <w:t xml:space="preserve"> in </w:t>
-      </w:r>
-      <w:r>
-        <w:rPr>
-          <w:rFonts w:eastAsia="Times New Roman"/>
-        </w:rPr>
-        <w:t>uni</w:t>
-      </w:r>
-      <w:r>
-        <w:rPr>
-          <w:rFonts w:eastAsia="Times New Roman"/>
-        </w:rPr>
-        <w:t>,</w:t>
-      </w:r>
-      <w:r>
-        <w:rPr>
-          <w:rFonts w:eastAsia="Times New Roman"/>
-        </w:rPr>
-        <w:t xml:space="preserve"> when guys would invite me over</w:t>
-      </w:r>
-      <w:r>
-        <w:rPr>
-          <w:rFonts w:eastAsia="Times New Roman"/>
-        </w:rPr>
-        <w:t xml:space="preserve"> </w:t>
-      </w:r>
-      <w:r>
-        <w:rPr>
-          <w:rFonts w:eastAsia="Times New Roman"/>
-        </w:rPr>
-        <w:t>to try and</w:t>
-      </w:r>
-      <w:r>
-        <w:rPr>
-          <w:rFonts w:eastAsia="Times New Roman"/>
-        </w:rPr>
-        <w:t xml:space="preserve"> get laid.”</w:t>
-      </w:r>
-    </w:p>
-    <w:p>
-      <w:pPr>
-        <w:rPr>
-          <w:rFonts w:eastAsia="Times New Roman"/>
-        </w:rPr>
-      </w:pPr>
-      <w:r>
-        <w:rPr>
-          <w:rFonts w:eastAsia="Times New Roman"/>
-        </w:rPr>
-        <w:t>“</w:t>
-      </w:r>
-      <w:r>
-        <w:rPr>
-          <w:rFonts w:eastAsia="Times New Roman"/>
-        </w:rPr>
-        <w:t>I’d hope you hold me to a higher standard than a hormone-addled schoolboy</w:t>
-      </w:r>
-      <w:r>
-        <w:rPr>
-          <w:rFonts w:eastAsia="Times New Roman"/>
-        </w:rPr>
-        <w:t>.”</w:t>
-      </w:r>
-    </w:p>
-    <w:p>
-      <w:pPr>
-        <w:rPr>
-          <w:rFonts w:eastAsia="Times New Roman"/>
-        </w:rPr>
-      </w:pPr>
-      <w:r>
-        <w:rPr>
-          <w:rFonts w:eastAsia="Times New Roman"/>
-        </w:rPr>
-        <w:t xml:space="preserve"> “</w:t>
-      </w:r>
-      <w:r>
-        <w:rPr>
-          <w:rFonts w:eastAsia="Times New Roman"/>
-        </w:rPr>
-        <w:t xml:space="preserve">Yeah, </w:t>
-      </w:r>
-      <w:r>
-        <w:rPr>
-          <w:rFonts w:eastAsia="Times New Roman"/>
-        </w:rPr>
-        <w:t xml:space="preserve">I guess. </w:t>
-      </w:r>
-      <w:r>
-        <w:rPr>
-          <w:rFonts w:eastAsia="Times New Roman"/>
-        </w:rPr>
-        <w:t xml:space="preserve">Not like those </w:t>
-      </w:r>
-      <w:r>
-        <w:rPr>
-          <w:rFonts w:eastAsia="Times New Roman"/>
-        </w:rPr>
-        <w:t>dolts</w:t>
-      </w:r>
-      <w:r>
-        <w:rPr>
-          <w:rFonts w:eastAsia="Times New Roman"/>
-        </w:rPr>
-        <w:t xml:space="preserve"> ever</w:t>
-      </w:r>
-      <w:r>
-        <w:rPr>
-          <w:rFonts w:eastAsia="Times New Roman"/>
-        </w:rPr>
-        <w:t xml:space="preserve"> got what they wanted anyway.”</w:t>
-      </w:r>
-    </w:p>
-    <w:p>
-      <w:pPr>
-        <w:rPr>
-          <w:rFonts w:eastAsia="Times New Roman"/>
-        </w:rPr>
-      </w:pPr>
-      <w:r>
-        <w:rPr>
-          <w:rFonts w:eastAsia="Times New Roman"/>
-        </w:rPr>
-        <w:t>Akiko continued to take in the room, until her gaze came to rest on</w:t>
-      </w:r>
-      <w:r>
-        <w:rPr>
-          <w:rFonts w:eastAsia="Times New Roman"/>
-        </w:rPr>
-        <w:t xml:space="preserve"> the </w:t>
-      </w:r>
-      <w:r>
-        <w:rPr>
-          <w:rFonts w:eastAsia="Times New Roman"/>
-        </w:rPr>
-        <w:t>yellow</w:t>
-      </w:r>
-      <w:r>
-        <w:rPr>
-          <w:rFonts w:eastAsia="Times New Roman"/>
-        </w:rPr>
-        <w:t xml:space="preserve"> </w:t>
-      </w:r>
-      <w:r>
-        <w:rPr>
-          <w:rFonts w:eastAsia="Times New Roman"/>
-        </w:rPr>
-        <w:t xml:space="preserve">talisman hanging </w:t>
-      </w:r>
-      <w:r>
-        <w:rPr>
-          <w:rFonts w:eastAsia="Times New Roman"/>
-        </w:rPr>
-        <w:t>on</w:t>
-      </w:r>
-      <w:r>
-        <w:rPr>
-          <w:rFonts w:eastAsia="Times New Roman"/>
-        </w:rPr>
-        <w:t xml:space="preserve"> the front door. “And what’s this?” she asked, stepping closer.</w:t>
-      </w:r>
-    </w:p>
-    <w:p>
-      <w:pPr>
-        <w:rPr>
-          <w:rFonts w:eastAsia="Times New Roman"/>
-        </w:rPr>
-      </w:pPr>
-      <w:r>
-        <w:rPr>
-          <w:rFonts w:eastAsia="Times New Roman"/>
-        </w:rPr>
-        <w:t>“Oh, that?</w:t>
-      </w:r>
-      <w:r>
-        <w:rPr>
-          <w:rFonts w:eastAsia="Times New Roman"/>
-        </w:rPr>
-        <w:t xml:space="preserve"> </w:t>
-      </w:r>
-      <w:r>
-        <w:rPr>
-          <w:rFonts w:eastAsia="Times New Roman"/>
-        </w:rPr>
-        <w:t>It’s just a</w:t>
-      </w:r>
-      <w:r>
-        <w:rPr>
-          <w:rFonts w:eastAsia="Times New Roman"/>
-        </w:rPr>
-        <w:t>…</w:t>
-      </w:r>
-      <w:r>
-        <w:rPr>
-          <w:rFonts w:eastAsia="Times New Roman"/>
-        </w:rPr>
-        <w:t xml:space="preserve">stupid thing my ex gave me. She </w:t>
-      </w:r>
-      <w:r>
-        <w:rPr>
-          <w:rFonts w:eastAsia="Times New Roman"/>
-        </w:rPr>
-        <w:t>was really into spiritual stuff, everything from talismans to tarot cards.</w:t>
-      </w:r>
-      <w:r>
-        <w:rPr>
-          <w:rFonts w:eastAsia="Times New Roman"/>
-        </w:rPr>
-        <w:t xml:space="preserve"> Told me I should put it at the entrance to my </w:t>
-      </w:r>
-      <w:r>
-        <w:rPr>
-          <w:rFonts w:eastAsia="Times New Roman"/>
-        </w:rPr>
-        <w:t>home</w:t>
-      </w:r>
-      <w:r>
-        <w:rPr>
-          <w:rFonts w:eastAsia="Times New Roman"/>
-        </w:rPr>
-        <w:t xml:space="preserve"> and it’ll ward off evil</w:t>
-      </w:r>
-      <w:r>
-        <w:rPr>
-          <w:rFonts w:eastAsia="Times New Roman"/>
-        </w:rPr>
-        <w:t>, or some such.</w:t>
-      </w:r>
-      <w:r>
-        <w:rPr>
-          <w:rFonts w:eastAsia="Times New Roman"/>
-        </w:rPr>
-        <w:t>”</w:t>
-      </w:r>
-    </w:p>
-    <w:p>
-      <w:pPr>
-        <w:rPr>
-          <w:rFonts w:eastAsia="Times New Roman"/>
-        </w:rPr>
-      </w:pPr>
-      <w:r>
-        <w:rPr>
-          <w:rFonts w:eastAsia="Times New Roman"/>
-        </w:rPr>
         <w:t xml:space="preserve">“I actually had something similar in my room back on the </w:t>
       </w:r>
       <w:r>
@@ -8224,7 +8285,6 @@
         <w:rPr>
           <w:rFonts w:eastAsia="Times New Roman"/>
         </w:rPr>
-        <w:lastRenderedPageBreak/>
         <w:t>“Because you grew up on a fleet?”</w:t>
       </w:r>
     </w:p>
@@ -8595,6 +8655,7 @@
         <w:rPr>
           <w:rFonts w:eastAsia="Times New Roman"/>
         </w:rPr>
+        <w:lastRenderedPageBreak/>
         <w:t xml:space="preserve">“You’re right on time. Have a seat,” Shufen said, gesturing towards the many open spaces at the table. </w:t>
       </w:r>
     </w:p>
@@ -8738,7 +8799,6 @@
         <w:rPr>
           <w:rFonts w:eastAsia="Times New Roman"/>
         </w:rPr>
-        <w:lastRenderedPageBreak/>
         <w:t xml:space="preserve">“Which he can then sell to whomever he pleases, </w:t>
       </w:r>
       <w:r>
@@ -9103,6 +9163,7 @@
         <w:rPr>
           <w:rFonts w:eastAsia="Times New Roman"/>
         </w:rPr>
+        <w:lastRenderedPageBreak/>
         <w:t>“Royce was granted a seat several weeks ago as a way to strengthen our company’s partnership with the Skywatch. The reason we’re talking to him is because t</w:t>
       </w:r>
       <w:r>
@@ -9260,7 +9321,6 @@
         <w:rPr>
           <w:rFonts w:eastAsia="Times New Roman"/>
         </w:rPr>
-        <w:lastRenderedPageBreak/>
         <w:t xml:space="preserve">“Call it whatever you like. Just do your jobs.” Shufen slid a folder to each </w:t>
       </w:r>
       <w:r>
@@ -9538,7 +9598,14 @@
         <w:rPr>
           <w:rFonts w:eastAsia="Times New Roman"/>
         </w:rPr>
-        <w:t xml:space="preserve"> I’ve arranged transport for you aboard the migrant ship </w:t>
+        <w:t xml:space="preserve"> I’ve arranged transport for you </w:t>
+      </w:r>
+      <w:r>
+        <w:rPr>
+          <w:rFonts w:eastAsia="Times New Roman"/>
+        </w:rPr>
+        <w:lastRenderedPageBreak/>
+        <w:t xml:space="preserve">aboard the migrant ship </w:t>
       </w:r>
       <w:r>
         <w:rPr>
@@ -9867,7 +9934,14 @@
         <w:rPr>
           <w:rFonts w:eastAsia="Times New Roman"/>
         </w:rPr>
-        <w:t>In this sort of weather, she could lose herself amongst the raindrops, each of them as insignificant as she was.</w:t>
+        <w:t xml:space="preserve">In </w:t>
+      </w:r>
+      <w:r>
+        <w:rPr>
+          <w:rFonts w:eastAsia="Times New Roman"/>
+        </w:rPr>
+        <w:lastRenderedPageBreak/>
+        <w:t>this sort of weather, she could lose herself amongst the raindrops, each of them as insignificant as she was.</w:t>
       </w:r>
     </w:p>
     <w:p>
@@ -10207,7 +10281,6 @@
         <w:rPr>
           <w:rFonts w:eastAsia="Times New Roman"/>
         </w:rPr>
-        <w:lastRenderedPageBreak/>
         <w:t>“Do you want to shower first, or can I?” Cassandra asked once she had finished stretching.</w:t>
       </w:r>
     </w:p>
@@ -10467,7 +10540,14 @@
         <w:rPr>
           <w:rFonts w:eastAsia="Times New Roman"/>
         </w:rPr>
-        <w:t xml:space="preserve"> as if each act had religious significance. Once everything was done, she rinsed her hands in the sink one last time, and only then was Akiko permitted to use the shower.</w:t>
+        <w:t xml:space="preserve"> as if each act had religious significance. </w:t>
+      </w:r>
+      <w:r>
+        <w:rPr>
+          <w:rFonts w:eastAsia="Times New Roman"/>
+        </w:rPr>
+        <w:lastRenderedPageBreak/>
+        <w:t>Once everything was done, she rinsed her hands in the sink one last time, and only then was Akiko permitted to use the shower.</w:t>
       </w:r>
       <w:r>
         <w:rPr>
@@ -10647,7 +10727,6 @@
         <w:rPr>
           <w:rFonts w:eastAsia="Times New Roman"/>
         </w:rPr>
-        <w:lastRenderedPageBreak/>
         <w:t>As they spoke, Cassandra carefully removed the talisman from the wall, folded it into a neat square, and slipped it into her pocket. Although Akiko questioned her attachment to a gift from an ex-partner whose power she didn’t even believe in, she knew better than to bring it up.</w:t>
       </w:r>
     </w:p>
@@ -10861,6 +10940,7 @@
         <w:rPr>
           <w:rFonts w:eastAsia="Times New Roman"/>
         </w:rPr>
+        <w:lastRenderedPageBreak/>
         <w:t xml:space="preserve">“You’re not. I’d rather send one of </w:t>
       </w:r>
       <w:r>
@@ -11045,193 +11125,187 @@
         <w:rPr>
           <w:rFonts w:eastAsia="Times New Roman"/>
         </w:rPr>
-        <w:t xml:space="preserve"> get you clearance to enter, then all you have to do is plug a USB drive into their network, </w:t>
-      </w:r>
+        <w:t xml:space="preserve"> get you clearance to enter, then all you have to do is plug a USB drive into their network, and malware will take it from there. If we had more time, we could try a phishing scam to try and get remote access, but we don’t, so…”</w:t>
+      </w:r>
+    </w:p>
+    <w:p>
+      <w:pPr>
+        <w:rPr>
+          <w:rFonts w:eastAsia="Times New Roman"/>
+        </w:rPr>
+      </w:pPr>
+      <w:r>
+        <w:rPr>
+          <w:rFonts w:eastAsia="Times New Roman"/>
+        </w:rPr>
+        <w:t xml:space="preserve">Her </w:t>
+      </w:r>
+      <w:r>
+        <w:rPr>
+          <w:rFonts w:eastAsia="Times New Roman"/>
+        </w:rPr>
+        <w:t>scheme</w:t>
+      </w:r>
+      <w:r>
+        <w:rPr>
+          <w:rFonts w:eastAsia="Times New Roman"/>
+        </w:rPr>
+        <w:t xml:space="preserve"> sounded deceptively simple. However,</w:t>
+      </w:r>
+      <w:r>
+        <w:rPr>
+          <w:rFonts w:eastAsia="Times New Roman"/>
+        </w:rPr>
+        <w:t xml:space="preserve"> Akiko was not without a sense of self-preservation, and that </w:t>
+      </w:r>
+      <w:r>
+        <w:rPr>
+          <w:rFonts w:eastAsia="Times New Roman"/>
+        </w:rPr>
+        <w:t>sense was keen to remind her that inserting herself into company politics, by committing a crime no less, was the exact opposite of keeping her head down. Much better to live a comfy life at the Cloud Garden for as long as it took her to get back on her feet, and keep a wide berth from this nonsense.</w:t>
+      </w:r>
+    </w:p>
+    <w:p>
+      <w:pPr>
+        <w:rPr>
+          <w:rFonts w:eastAsia="Times New Roman"/>
+        </w:rPr>
+      </w:pPr>
+      <w:r>
+        <w:rPr>
+          <w:rFonts w:eastAsia="Times New Roman"/>
+        </w:rPr>
+        <w:t>It</w:t>
+      </w:r>
+      <w:r>
+        <w:rPr>
+          <w:rFonts w:eastAsia="Times New Roman"/>
+        </w:rPr>
+        <w:t xml:space="preserve"> was time to test Cassandra’s honesty.</w:t>
+      </w:r>
+    </w:p>
+    <w:p>
+      <w:pPr>
+        <w:rPr>
+          <w:rFonts w:eastAsia="Times New Roman"/>
+        </w:rPr>
+      </w:pPr>
+      <w:r>
+        <w:rPr>
+          <w:rFonts w:eastAsia="Times New Roman"/>
+        </w:rPr>
+        <w:t>“I’m sorry, I can’t do that,” Akiko said. “</w:t>
+      </w:r>
+      <w:r>
+        <w:rPr>
+          <w:rFonts w:eastAsia="Times New Roman"/>
+        </w:rPr>
+        <w:t>I’ve nearly been arrested, like, twice in the past week, so I’m not gonna commit an actual crime and give these dickheads another reason to come after me.”</w:t>
+      </w:r>
+    </w:p>
+    <w:p>
+      <w:pPr>
+        <w:rPr>
+          <w:rFonts w:eastAsia="Times New Roman"/>
+        </w:rPr>
+      </w:pPr>
+      <w:r>
+        <w:rPr>
+          <w:rFonts w:eastAsia="Times New Roman"/>
+        </w:rPr>
+        <w:t xml:space="preserve">She expected Cassandra to be angry, to renege on </w:t>
+      </w:r>
+      <w:r>
+        <w:rPr>
+          <w:rFonts w:eastAsia="Times New Roman"/>
+        </w:rPr>
+        <w:t>their agreement</w:t>
+      </w:r>
+      <w:r>
+        <w:rPr>
+          <w:rFonts w:eastAsia="Times New Roman"/>
+        </w:rPr>
+        <w:t xml:space="preserve"> and throw her out on the street, but that didn’t happen. Instead, </w:t>
+      </w:r>
+      <w:r>
+        <w:rPr>
+          <w:rFonts w:eastAsia="Times New Roman"/>
+        </w:rPr>
+        <w:t xml:space="preserve">to her surprise, </w:t>
+      </w:r>
+      <w:r>
+        <w:rPr>
+          <w:rFonts w:eastAsia="Times New Roman"/>
+        </w:rPr>
+        <w:t xml:space="preserve">she was treated with </w:t>
+      </w:r>
+      <w:r>
+        <w:rPr>
+          <w:rFonts w:eastAsia="Times New Roman"/>
+        </w:rPr>
+        <w:t>nothing more than a respectful nod.</w:t>
+      </w:r>
+    </w:p>
+    <w:p>
+      <w:pPr>
+        <w:rPr>
+          <w:rFonts w:eastAsia="Times New Roman"/>
+        </w:rPr>
+      </w:pPr>
+      <w:r>
+        <w:rPr>
+          <w:rFonts w:eastAsia="Times New Roman"/>
+        </w:rPr>
+        <w:t>“Very well. I hope I haven’t overstepped any boundaries by asking,” Cassandra said.</w:t>
+      </w:r>
+      <w:r>
+        <w:rPr>
+          <w:rFonts w:eastAsia="Times New Roman"/>
+        </w:rPr>
+        <w:t xml:space="preserve"> </w:t>
+      </w:r>
+      <w:r>
+        <w:rPr>
+          <w:rFonts w:eastAsia="Times New Roman"/>
+        </w:rPr>
+        <w:t>As she spoke, she</w:t>
+      </w:r>
+      <w:r>
+        <w:rPr>
+          <w:rFonts w:eastAsia="Times New Roman"/>
+        </w:rPr>
+        <w:t xml:space="preserve"> opened a </w:t>
+      </w:r>
+      <w:r>
+        <w:rPr>
+          <w:rFonts w:eastAsia="Times New Roman"/>
+        </w:rPr>
+        <w:t>drawer</w:t>
+      </w:r>
+      <w:r>
+        <w:rPr>
+          <w:rFonts w:eastAsia="Times New Roman"/>
+        </w:rPr>
+        <w:t xml:space="preserve"> and</w:t>
+      </w:r>
+      <w:r>
+        <w:rPr>
+          <w:rFonts w:eastAsia="Times New Roman"/>
+        </w:rPr>
+        <w:t xml:space="preserve"> fished out a keychain in the shape of a violently pink cartoon character, which she tossed to Akiko. </w:t>
+      </w:r>
+    </w:p>
+    <w:p>
+      <w:pPr>
+        <w:rPr>
+          <w:rFonts w:eastAsia="Times New Roman"/>
+        </w:rPr>
+      </w:pPr>
       <w:r>
         <w:rPr>
           <w:rFonts w:eastAsia="Times New Roman"/>
         </w:rPr>
         <w:lastRenderedPageBreak/>
-        <w:t>and malware will take it from there. If we had more time, we could try a phishing scam to try and get remote access, but we don’t, so…”</w:t>
-      </w:r>
-    </w:p>
-    <w:p>
-      <w:pPr>
-        <w:rPr>
-          <w:rFonts w:eastAsia="Times New Roman"/>
-        </w:rPr>
-      </w:pPr>
-      <w:r>
-        <w:rPr>
-          <w:rFonts w:eastAsia="Times New Roman"/>
-        </w:rPr>
-        <w:t xml:space="preserve">Her </w:t>
-      </w:r>
-      <w:r>
-        <w:rPr>
-          <w:rFonts w:eastAsia="Times New Roman"/>
-        </w:rPr>
-        <w:t>scheme</w:t>
-      </w:r>
-      <w:r>
-        <w:rPr>
-          <w:rFonts w:eastAsia="Times New Roman"/>
-        </w:rPr>
-        <w:t xml:space="preserve"> sounded deceptively simple. However,</w:t>
-      </w:r>
-      <w:r>
-        <w:rPr>
-          <w:rFonts w:eastAsia="Times New Roman"/>
-        </w:rPr>
-        <w:t xml:space="preserve"> Akiko was not without a sense of self-preservation, and that </w:t>
-      </w:r>
-      <w:r>
-        <w:rPr>
-          <w:rFonts w:eastAsia="Times New Roman"/>
-        </w:rPr>
-        <w:t>sense was keen to remind her that inserting herself into company politics, by committing a crime no less, was the exact opposite of keeping her head down. Much better to live a comfy life at the Cloud Garden for as long as it took her to get back on her feet, and keep a wide berth from this nonsense.</w:t>
-      </w:r>
-    </w:p>
-    <w:p>
-      <w:pPr>
-        <w:rPr>
-          <w:rFonts w:eastAsia="Times New Roman"/>
-        </w:rPr>
-      </w:pPr>
-      <w:r>
-        <w:rPr>
-          <w:rFonts w:eastAsia="Times New Roman"/>
-        </w:rPr>
-        <w:t>It</w:t>
-      </w:r>
-      <w:r>
-        <w:rPr>
-          <w:rFonts w:eastAsia="Times New Roman"/>
-        </w:rPr>
-        <w:t xml:space="preserve"> was time to test Cassandra’s honesty.</w:t>
-      </w:r>
-    </w:p>
-    <w:p>
-      <w:pPr>
-        <w:rPr>
-          <w:rFonts w:eastAsia="Times New Roman"/>
-        </w:rPr>
-      </w:pPr>
-      <w:r>
-        <w:rPr>
-          <w:rFonts w:eastAsia="Times New Roman"/>
-        </w:rPr>
-        <w:t>“I’m sorry, I can’t do that,” Akiko said. “</w:t>
-      </w:r>
-      <w:r>
-        <w:rPr>
-          <w:rFonts w:eastAsia="Times New Roman"/>
-        </w:rPr>
-        <w:t>I’ve nearly been arrested, like, twice in the past week, so I’m not gonna commit an actual crime and give these dickheads another reason to come after me.”</w:t>
-      </w:r>
-    </w:p>
-    <w:p>
-      <w:pPr>
-        <w:rPr>
-          <w:rFonts w:eastAsia="Times New Roman"/>
-        </w:rPr>
-      </w:pPr>
-      <w:r>
-        <w:rPr>
-          <w:rFonts w:eastAsia="Times New Roman"/>
-        </w:rPr>
-        <w:t xml:space="preserve">She expected Cassandra to be angry, to renege on </w:t>
-      </w:r>
-      <w:r>
-        <w:rPr>
-          <w:rFonts w:eastAsia="Times New Roman"/>
-        </w:rPr>
-        <w:t>their agreement</w:t>
-      </w:r>
-      <w:r>
-        <w:rPr>
-          <w:rFonts w:eastAsia="Times New Roman"/>
-        </w:rPr>
-        <w:t xml:space="preserve"> and throw her out on the street, but that didn’t happen. Instead, </w:t>
-      </w:r>
-      <w:r>
-        <w:rPr>
-          <w:rFonts w:eastAsia="Times New Roman"/>
-        </w:rPr>
-        <w:t xml:space="preserve">to her surprise, </w:t>
-      </w:r>
-      <w:r>
-        <w:rPr>
-          <w:rFonts w:eastAsia="Times New Roman"/>
-        </w:rPr>
-        <w:t xml:space="preserve">she was treated with </w:t>
-      </w:r>
-      <w:r>
-        <w:rPr>
-          <w:rFonts w:eastAsia="Times New Roman"/>
-        </w:rPr>
-        <w:t>nothing more than a respectful nod.</w:t>
-      </w:r>
-    </w:p>
-    <w:p>
-      <w:pPr>
-        <w:rPr>
-          <w:rFonts w:eastAsia="Times New Roman"/>
-        </w:rPr>
-      </w:pPr>
-      <w:r>
-        <w:rPr>
-          <w:rFonts w:eastAsia="Times New Roman"/>
-        </w:rPr>
-        <w:t>“Very well. I hope I haven’t overstepped any boundaries by asking,” Cassandra said.</w:t>
-      </w:r>
-      <w:r>
-        <w:rPr>
-          <w:rFonts w:eastAsia="Times New Roman"/>
-        </w:rPr>
-        <w:t xml:space="preserve"> </w:t>
-      </w:r>
-      <w:r>
-        <w:rPr>
-          <w:rFonts w:eastAsia="Times New Roman"/>
-        </w:rPr>
-        <w:t>As she spoke, she</w:t>
-      </w:r>
-      <w:r>
-        <w:rPr>
-          <w:rFonts w:eastAsia="Times New Roman"/>
-        </w:rPr>
-        <w:t xml:space="preserve"> opened a </w:t>
-      </w:r>
-      <w:r>
-        <w:rPr>
-          <w:rFonts w:eastAsia="Times New Roman"/>
-        </w:rPr>
-        <w:t>drawer</w:t>
-      </w:r>
-      <w:r>
-        <w:rPr>
-          <w:rFonts w:eastAsia="Times New Roman"/>
-        </w:rPr>
-        <w:t xml:space="preserve"> and</w:t>
-      </w:r>
-      <w:r>
-        <w:rPr>
-          <w:rFonts w:eastAsia="Times New Roman"/>
-        </w:rPr>
-        <w:t xml:space="preserve"> fished out a keychain in the shape of a violently pink cartoon character, which she tossed to Akiko. </w:t>
-      </w:r>
-    </w:p>
-    <w:p>
-      <w:pPr>
-        <w:rPr>
-          <w:rFonts w:eastAsia="Times New Roman"/>
-        </w:rPr>
-      </w:pPr>
-      <w:r>
-        <w:rPr>
-          <w:rFonts w:eastAsia="Times New Roman"/>
-        </w:rPr>
         <w:t xml:space="preserve">“What’s this?” Akiko asked as </w:t>
       </w:r>
       <w:r>
@@ -11592,6 +11666,7 @@
         <w:rPr>
           <w:rFonts w:eastAsia="Times New Roman"/>
         </w:rPr>
+        <w:lastRenderedPageBreak/>
         <w:t xml:space="preserve">While the delegation awaited permission to board, they watched the branch staff load supplies onto the </w:t>
       </w:r>
       <w:r>
@@ -11760,7 +11835,6 @@
         <w:rPr>
           <w:rFonts w:eastAsia="Times New Roman"/>
         </w:rPr>
-        <w:lastRenderedPageBreak/>
         <w:t>“She’s not a toy. I let her stay at my place because she needed a home, not because I’m trying to sleep with her. Besides, I don’t even know if she likes girls.”</w:t>
       </w:r>
     </w:p>

--- a/Peregrine 2020.docx
+++ b/Peregrine 2020.docx
@@ -4346,6 +4346,24 @@
         <w:rPr>
           <w:lang w:eastAsia="ja-JP"/>
         </w:rPr>
+        <w:t xml:space="preserve"> in </w:t>
+      </w:r>
+      <w:r>
+        <w:rPr>
+          <w:lang w:eastAsia="ja-JP"/>
+        </w:rPr>
+        <w:t>his characteristic</w:t>
+      </w:r>
+      <w:r>
+        <w:rPr>
+          <w:lang w:eastAsia="ja-JP"/>
+        </w:rPr>
+        <w:t xml:space="preserve"> drawl</w:t>
+      </w:r>
+      <w:r>
+        <w:rPr>
+          <w:lang w:eastAsia="ja-JP"/>
+        </w:rPr>
         <w:t>,</w:t>
       </w:r>
       <w:r>
@@ -5169,33 +5187,181 @@
         <w:rPr>
           <w:lang w:eastAsia="ja-JP"/>
         </w:rPr>
-        <w:t>Elias and Akiko were already leaning against the railing together, having a chat while they watched ships pass in the harbor.</w:t>
-      </w:r>
-      <w:r>
-        <w:rPr>
-          <w:lang w:eastAsia="ja-JP"/>
-        </w:rPr>
-        <w:t xml:space="preserve"> </w:t>
-      </w:r>
-      <w:r>
-        <w:rPr>
-          <w:lang w:eastAsia="ja-JP"/>
-        </w:rPr>
-        <w:t xml:space="preserve">Their faces were alight both with smiles and the glow of people who’d downed a few drinks already. </w:t>
-      </w:r>
-      <w:r>
-        <w:rPr>
-          <w:lang w:eastAsia="ja-JP"/>
-        </w:rPr>
-        <w:t xml:space="preserve">Neither of them had yet noticed her presence. </w:t>
-      </w:r>
-    </w:p>
-    <w:p>
-      <w:pPr>
-        <w:rPr>
-          <w:lang w:eastAsia="ja-JP"/>
-        </w:rPr>
-      </w:pPr>
+        <w:t xml:space="preserve">Akiko was already </w:t>
+      </w:r>
+      <w:r>
+        <w:rPr>
+          <w:lang w:eastAsia="ja-JP"/>
+        </w:rPr>
+        <w:t>there</w:t>
+      </w:r>
+      <w:r>
+        <w:rPr>
+          <w:lang w:eastAsia="ja-JP"/>
+        </w:rPr>
+        <w:t>, engrossed in conversation with another group of guests. Her cheeks were red with the glow of a woman who’d had her fair share of drinks already</w:t>
+      </w:r>
+      <w:r>
+        <w:rPr>
+          <w:lang w:eastAsia="ja-JP"/>
+        </w:rPr>
+        <w:t>, and her posture could be charitably described as relaxed, unbefitting the smart grey jacket and pencil skirt she wore.</w:t>
+      </w:r>
+    </w:p>
+    <w:p>
+      <w:pPr>
+        <w:rPr>
+          <w:lang w:eastAsia="ja-JP"/>
+        </w:rPr>
+      </w:pPr>
+      <w:r>
+        <w:rPr>
+          <w:lang w:eastAsia="ja-JP"/>
+        </w:rPr>
+        <w:t>“You’ve got your eye on her too, eh?</w:t>
+      </w:r>
+      <w:r>
+        <w:rPr>
+          <w:lang w:eastAsia="ja-JP"/>
+        </w:rPr>
+        <w:t xml:space="preserve"> Don’t think I don’t see </w:t>
+      </w:r>
+      <w:r>
+        <w:rPr>
+          <w:lang w:eastAsia="ja-JP"/>
+        </w:rPr>
+        <w:t>you looking at</w:t>
+      </w:r>
+      <w:r>
+        <w:rPr>
+          <w:lang w:eastAsia="ja-JP"/>
+        </w:rPr>
+        <w:t xml:space="preserve"> her chest,</w:t>
+      </w:r>
+      <w:r>
+        <w:rPr>
+          <w:lang w:eastAsia="ja-JP"/>
+        </w:rPr>
+        <w:t xml:space="preserve">” Jackson said from behind </w:t>
+      </w:r>
+      <w:r>
+        <w:rPr>
+          <w:lang w:eastAsia="ja-JP"/>
+        </w:rPr>
+        <w:t>Cassandra</w:t>
+      </w:r>
+      <w:r>
+        <w:rPr>
+          <w:lang w:eastAsia="ja-JP"/>
+        </w:rPr>
+        <w:t xml:space="preserve">. </w:t>
+      </w:r>
+    </w:p>
+    <w:p>
+      <w:pPr>
+        <w:rPr>
+          <w:lang w:eastAsia="ja-JP"/>
+        </w:rPr>
+      </w:pPr>
+      <w:r>
+        <w:rPr>
+          <w:lang w:eastAsia="ja-JP"/>
+        </w:rPr>
+        <w:t>“My mother already accuses me of being a pervert. I don’t need you doing it too,” she replied.</w:t>
+      </w:r>
+    </w:p>
+    <w:p>
+      <w:pPr>
+        <w:rPr>
+          <w:lang w:eastAsia="ja-JP"/>
+        </w:rPr>
+      </w:pPr>
+      <w:r>
+        <w:rPr>
+          <w:lang w:eastAsia="ja-JP"/>
+        </w:rPr>
+        <w:t xml:space="preserve">“Tch, you know that’s not what I meant. </w:t>
+      </w:r>
+      <w:r>
+        <w:rPr>
+          <w:lang w:eastAsia="ja-JP"/>
+        </w:rPr>
+        <w:t>Gal</w:t>
+      </w:r>
+      <w:r>
+        <w:rPr>
+          <w:lang w:eastAsia="ja-JP"/>
+        </w:rPr>
+        <w:t xml:space="preserve"> might be a nice slice of T and A, sure, but I know you see what I see.”</w:t>
+      </w:r>
+    </w:p>
+    <w:p>
+      <w:pPr>
+        <w:rPr>
+          <w:lang w:eastAsia="ja-JP"/>
+        </w:rPr>
+      </w:pPr>
+      <w:r>
+        <w:rPr>
+          <w:lang w:eastAsia="ja-JP"/>
+        </w:rPr>
+        <w:t>“</w:t>
+      </w:r>
+      <w:r>
+        <w:rPr>
+          <w:lang w:eastAsia="ja-JP"/>
+        </w:rPr>
+        <w:t>…</w:t>
+      </w:r>
+      <w:r>
+        <w:rPr>
+          <w:lang w:eastAsia="ja-JP"/>
+        </w:rPr>
+        <w:t>The ID card on her lanyard</w:t>
+      </w:r>
+      <w:r>
+        <w:rPr>
+          <w:lang w:eastAsia="ja-JP"/>
+        </w:rPr>
+        <w:t>.</w:t>
+      </w:r>
+      <w:r>
+        <w:rPr>
+          <w:lang w:eastAsia="ja-JP"/>
+        </w:rPr>
+        <w:t>”</w:t>
+      </w:r>
+    </w:p>
+    <w:p>
+      <w:pPr>
+        <w:rPr>
+          <w:lang w:eastAsia="ja-JP"/>
+        </w:rPr>
+      </w:pPr>
+      <w:r>
+        <w:rPr>
+          <w:lang w:eastAsia="ja-JP"/>
+        </w:rPr>
+        <w:t xml:space="preserve">“Blue </w:t>
+      </w:r>
+      <w:r>
+        <w:rPr>
+          <w:lang w:eastAsia="ja-JP"/>
+        </w:rPr>
+        <w:t>as the ocean. Probably bluer, what with all the toxic shit our corporate masters are dumping in the water these days.</w:t>
+      </w:r>
+      <w:r>
+        <w:rPr>
+          <w:lang w:eastAsia="ja-JP"/>
+        </w:rPr>
+        <w:t xml:space="preserve"> You aren’t staring because you want to fuck her, you’re staring because </w:t>
+      </w:r>
+      <w:r>
+        <w:rPr>
+          <w:lang w:eastAsia="ja-JP"/>
+        </w:rPr>
+        <w:t>you need someone who works at Site B for your little project.</w:t>
+      </w:r>
     </w:p>
     <w:p>
       <w:pPr>
@@ -5328,938 +5494,938 @@
         <w:rPr>
           <w:rFonts w:eastAsia="Calibri"/>
         </w:rPr>
+        <w:t xml:space="preserve">One dreary winter, in </w:t>
+      </w:r>
+      <w:r>
+        <w:rPr>
+          <w:rFonts w:eastAsia="Calibri"/>
+        </w:rPr>
+        <w:t>a time</w:t>
+      </w:r>
+      <w:r>
+        <w:rPr>
+          <w:rFonts w:eastAsia="Calibri"/>
+        </w:rPr>
+        <w:t xml:space="preserve"> before Cassandra, Akiko, or even Shufen had been born</w:t>
+      </w:r>
+      <w:r>
+        <w:rPr>
+          <w:rFonts w:eastAsia="Calibri"/>
+        </w:rPr>
+        <w:t xml:space="preserve">, a small </w:t>
+      </w:r>
+      <w:r>
+        <w:rPr>
+          <w:rFonts w:eastAsia="Calibri"/>
+        </w:rPr>
+        <w:t>laboratory</w:t>
+      </w:r>
+      <w:r>
+        <w:rPr>
+          <w:rFonts w:eastAsia="Calibri"/>
+        </w:rPr>
+        <w:t xml:space="preserve"> </w:t>
+      </w:r>
+      <w:r>
+        <w:rPr>
+          <w:rFonts w:eastAsia="Calibri"/>
+        </w:rPr>
+        <w:t>on the bank of the Saint Lawrence River</w:t>
+      </w:r>
+      <w:r>
+        <w:rPr>
+          <w:rFonts w:eastAsia="Calibri"/>
+        </w:rPr>
+        <w:t xml:space="preserve"> re-opened its doors. </w:t>
+      </w:r>
+      <w:r>
+        <w:rPr>
+          <w:rFonts w:eastAsia="Calibri"/>
+        </w:rPr>
+        <w:t xml:space="preserve">Once a minor branch of the Avalon </w:t>
+      </w:r>
+      <w:r>
+        <w:rPr>
+          <w:rFonts w:eastAsia="Calibri"/>
+        </w:rPr>
+        <w:t>Pharmaceutical</w:t>
+      </w:r>
+      <w:r>
+        <w:rPr>
+          <w:rFonts w:eastAsia="Calibri"/>
+        </w:rPr>
+        <w:t xml:space="preserve"> company, </w:t>
+      </w:r>
+      <w:r>
+        <w:rPr>
+          <w:rFonts w:eastAsia="Calibri"/>
+        </w:rPr>
+        <w:t>it</w:t>
+      </w:r>
+      <w:r>
+        <w:rPr>
+          <w:rFonts w:eastAsia="Calibri"/>
+        </w:rPr>
+        <w:t xml:space="preserve"> achieved little of note for decades</w:t>
+      </w:r>
+      <w:r>
+        <w:rPr>
+          <w:rFonts w:eastAsia="Calibri"/>
+        </w:rPr>
+        <w:t xml:space="preserve">, and when </w:t>
+      </w:r>
+      <w:r>
+        <w:rPr>
+          <w:rFonts w:eastAsia="Calibri"/>
+        </w:rPr>
+        <w:t xml:space="preserve">it </w:t>
+      </w:r>
+      <w:r>
+        <w:rPr>
+          <w:rFonts w:eastAsia="Calibri"/>
+        </w:rPr>
+        <w:t xml:space="preserve">went quiet following the </w:t>
+      </w:r>
+      <w:r>
+        <w:rPr>
+          <w:rFonts w:eastAsia="Calibri"/>
+        </w:rPr>
+        <w:t>company’s descent into financial ruin</w:t>
+      </w:r>
+      <w:r>
+        <w:rPr>
+          <w:rFonts w:eastAsia="Calibri"/>
+        </w:rPr>
+        <w:t>, hardly anybody noticed. Five years later, its lights turning back on went equally uncelebrated.</w:t>
+      </w:r>
+    </w:p>
+    <w:p>
+      <w:pPr>
+        <w:rPr>
+          <w:rFonts w:eastAsia="Calibri"/>
+        </w:rPr>
+      </w:pPr>
+      <w:r>
+        <w:rPr>
+          <w:rFonts w:eastAsia="Calibri"/>
+        </w:rPr>
+        <w:t xml:space="preserve">That insignificance didn’t last long. </w:t>
+      </w:r>
+    </w:p>
+    <w:p>
+      <w:pPr>
+        <w:rPr>
+          <w:rFonts w:eastAsia="Calibri"/>
+        </w:rPr>
+      </w:pPr>
+      <w:r>
+        <w:rPr>
+          <w:rFonts w:eastAsia="Calibri"/>
+        </w:rPr>
+        <w:t xml:space="preserve">Freed from the directives imposed by </w:t>
+      </w:r>
+      <w:r>
+        <w:rPr>
+          <w:rFonts w:eastAsia="Calibri"/>
+        </w:rPr>
+        <w:t xml:space="preserve">Avalon, the </w:t>
+      </w:r>
+      <w:r>
+        <w:rPr>
+          <w:rFonts w:eastAsia="Calibri"/>
+        </w:rPr>
+        <w:t>factory</w:t>
+      </w:r>
+      <w:r>
+        <w:rPr>
+          <w:rFonts w:eastAsia="Calibri"/>
+        </w:rPr>
+        <w:t xml:space="preserve"> had not sat idle during those years of closure. Its director, </w:t>
+      </w:r>
+      <w:r>
+        <w:rPr>
+          <w:rFonts w:eastAsia="Calibri"/>
+        </w:rPr>
+        <w:t>Emile Lasalle</w:t>
+      </w:r>
+      <w:r>
+        <w:rPr>
+          <w:rFonts w:eastAsia="Calibri"/>
+        </w:rPr>
+        <w:t xml:space="preserve">, </w:t>
+      </w:r>
+      <w:r>
+        <w:rPr>
+          <w:rFonts w:eastAsia="Calibri"/>
+        </w:rPr>
+        <w:t xml:space="preserve">had quietly purchased the site for himself, </w:t>
+      </w:r>
+      <w:r>
+        <w:rPr>
+          <w:rFonts w:eastAsia="Calibri"/>
+        </w:rPr>
+        <w:t>and kept his business afloat by selling medicine that a dying world sorely needed</w:t>
+      </w:r>
+      <w:r>
+        <w:rPr>
+          <w:rFonts w:eastAsia="Calibri"/>
+        </w:rPr>
+        <w:t xml:space="preserve">. For </w:t>
+      </w:r>
+      <w:r>
+        <w:rPr>
+          <w:rFonts w:eastAsia="Calibri"/>
+        </w:rPr>
+        <w:t>that half decade</w:t>
+      </w:r>
+      <w:r>
+        <w:rPr>
+          <w:rFonts w:eastAsia="Calibri"/>
+        </w:rPr>
+        <w:t>, a cohort of scientists, engineers, and support staff worked and lived inside the compound, rarely venturing outside</w:t>
+      </w:r>
+      <w:r>
+        <w:rPr>
+          <w:rFonts w:eastAsia="Calibri"/>
+        </w:rPr>
+        <w:t>.</w:t>
+      </w:r>
+    </w:p>
+    <w:p>
+      <w:pPr>
+        <w:rPr>
+          <w:rFonts w:eastAsia="Calibri"/>
+        </w:rPr>
+      </w:pPr>
+      <w:r>
+        <w:rPr>
+          <w:rFonts w:eastAsia="Calibri"/>
+        </w:rPr>
+        <w:t xml:space="preserve">As soon as everything was ready, </w:t>
+      </w:r>
+      <w:r>
+        <w:rPr>
+          <w:rFonts w:eastAsia="Calibri"/>
+        </w:rPr>
+        <w:t>Lasalle</w:t>
+      </w:r>
+      <w:r>
+        <w:rPr>
+          <w:rFonts w:eastAsia="Calibri"/>
+        </w:rPr>
+        <w:t xml:space="preserve"> threw wide the gates and set his plans into motion. Using the </w:t>
+      </w:r>
+      <w:r>
+        <w:rPr>
+          <w:rFonts w:eastAsia="Calibri"/>
+        </w:rPr>
+        <w:t xml:space="preserve">profit from his </w:t>
+      </w:r>
+      <w:r>
+        <w:rPr>
+          <w:rFonts w:eastAsia="Calibri"/>
+        </w:rPr>
+        <w:t>contracting</w:t>
+      </w:r>
+      <w:r>
+        <w:rPr>
+          <w:rFonts w:eastAsia="Calibri"/>
+        </w:rPr>
+        <w:t xml:space="preserve">, he hired scores of new employees, made deals with local gangs for protection, and purchased a fleet of vehicles to expand the company’s trade network. </w:t>
+      </w:r>
+      <w:r>
+        <w:rPr>
+          <w:rFonts w:eastAsia="Calibri"/>
+        </w:rPr>
+        <w:t xml:space="preserve">The newly-christened Lasalle Industries diversified as it grew, </w:t>
+      </w:r>
+      <w:r>
+        <w:rPr>
+          <w:rFonts w:eastAsia="Calibri"/>
+        </w:rPr>
+        <w:t xml:space="preserve">building facilities for </w:t>
+      </w:r>
+      <w:r>
+        <w:rPr>
+          <w:rFonts w:eastAsia="Calibri"/>
+        </w:rPr>
+        <w:t>neuroscience</w:t>
+      </w:r>
+      <w:r>
+        <w:rPr>
+          <w:rFonts w:eastAsia="Calibri"/>
+        </w:rPr>
+        <w:t xml:space="preserve"> and nanotechnology</w:t>
+      </w:r>
+      <w:r>
+        <w:rPr>
+          <w:rFonts w:eastAsia="Calibri"/>
+        </w:rPr>
+        <w:t xml:space="preserve">. A professional security team replaced the gangs, the old compound </w:t>
+      </w:r>
+      <w:r>
+        <w:rPr>
+          <w:rFonts w:eastAsia="Calibri"/>
+        </w:rPr>
+        <w:t>grew into</w:t>
+      </w:r>
+      <w:r>
+        <w:rPr>
+          <w:rFonts w:eastAsia="Calibri"/>
+        </w:rPr>
+        <w:t xml:space="preserve"> a luxury </w:t>
+      </w:r>
+      <w:r>
+        <w:rPr>
+          <w:rFonts w:eastAsia="Calibri"/>
+        </w:rPr>
+        <w:t>office</w:t>
+      </w:r>
+      <w:r>
+        <w:rPr>
+          <w:rFonts w:eastAsia="Calibri"/>
+        </w:rPr>
+        <w:t xml:space="preserve">, and </w:t>
+      </w:r>
+      <w:r>
+        <w:rPr>
+          <w:rFonts w:eastAsia="Calibri"/>
+        </w:rPr>
+        <w:t>Lasalle became a household name</w:t>
+      </w:r>
+      <w:r>
+        <w:rPr>
+          <w:rFonts w:eastAsia="Calibri"/>
+        </w:rPr>
+        <w:t xml:space="preserve">. </w:t>
+      </w:r>
+      <w:r>
+        <w:rPr>
+          <w:rFonts w:eastAsia="Calibri"/>
+        </w:rPr>
+        <w:t xml:space="preserve">When the man himself retired, he sold his company to Aleph Null to at last extend its reach across the globe, and </w:t>
+      </w:r>
+      <w:r>
+        <w:rPr>
+          <w:rFonts w:eastAsia="Calibri"/>
+        </w:rPr>
+        <w:t>he died</w:t>
+      </w:r>
+      <w:r>
+        <w:rPr>
+          <w:rFonts w:eastAsia="Calibri"/>
+        </w:rPr>
+        <w:t xml:space="preserve"> content that he had made the world a better place.</w:t>
+      </w:r>
+    </w:p>
+    <w:p>
+      <w:pPr>
+        <w:rPr>
+          <w:rFonts w:eastAsia="Calibri"/>
+        </w:rPr>
+      </w:pPr>
+      <w:r>
+        <w:rPr>
+          <w:rFonts w:eastAsia="Calibri"/>
+        </w:rPr>
         <w:lastRenderedPageBreak/>
-        <w:t xml:space="preserve">One dreary winter, in </w:t>
+        <w:t>C</w:t>
       </w:r>
       <w:r>
         <w:rPr>
           <w:rFonts w:eastAsia="Calibri"/>
         </w:rPr>
-        <w:t>a time</w:t>
+        <w:t xml:space="preserve">lose to a century </w:t>
       </w:r>
       <w:r>
         <w:rPr>
           <w:rFonts w:eastAsia="Calibri"/>
         </w:rPr>
-        <w:t xml:space="preserve"> before Cassandra, Akiko, or even Shufen had been born</w:t>
+        <w:t>later</w:t>
       </w:r>
       <w:r>
         <w:rPr>
           <w:rFonts w:eastAsia="Calibri"/>
         </w:rPr>
-        <w:t xml:space="preserve">, a small </w:t>
+        <w:t xml:space="preserve">, the </w:t>
       </w:r>
       <w:r>
         <w:rPr>
           <w:rFonts w:eastAsia="Calibri"/>
         </w:rPr>
-        <w:t>laboratory</w:t>
+        <w:t>shuttle</w:t>
       </w:r>
       <w:r>
         <w:rPr>
           <w:rFonts w:eastAsia="Calibri"/>
         </w:rPr>
+        <w:t xml:space="preserve"> carrying Cassandra and her friends returned from Athens. </w:t>
+      </w:r>
+      <w:r>
+        <w:rPr>
+          <w:rFonts w:eastAsia="Calibri"/>
+        </w:rPr>
+        <w:t>They cleared customs in Newfoundland, where the Skywatch had no presence, then flew straight to</w:t>
+      </w:r>
+      <w:r>
+        <w:rPr>
+          <w:rFonts w:eastAsia="Calibri"/>
+        </w:rPr>
         <w:t xml:space="preserve"> </w:t>
       </w:r>
       <w:r>
         <w:rPr>
           <w:rFonts w:eastAsia="Calibri"/>
         </w:rPr>
-        <w:t>on the bank of the Saint Lawrence River</w:t>
+        <w:t xml:space="preserve">the </w:t>
       </w:r>
       <w:r>
         <w:rPr>
           <w:rFonts w:eastAsia="Calibri"/>
         </w:rPr>
-        <w:t xml:space="preserve"> re-opened its doors. </w:t>
+        <w:t>branch campus</w:t>
       </w:r>
       <w:r>
         <w:rPr>
           <w:rFonts w:eastAsia="Calibri"/>
         </w:rPr>
-        <w:t xml:space="preserve">Once a minor branch of the Avalon </w:t>
+        <w:t xml:space="preserve"> itself, near what had once been Lasalle’s original headquarters</w:t>
       </w:r>
       <w:r>
         <w:rPr>
           <w:rFonts w:eastAsia="Calibri"/>
         </w:rPr>
-        <w:t>Pharmaceutical</w:t>
+        <w:t xml:space="preserve">. Cassandra had selected a VTOL </w:t>
       </w:r>
       <w:r>
         <w:rPr>
           <w:rFonts w:eastAsia="Calibri"/>
         </w:rPr>
-        <w:t xml:space="preserve"> company, </w:t>
+        <w:t>aircraft</w:t>
       </w:r>
       <w:r>
         <w:rPr>
           <w:rFonts w:eastAsia="Calibri"/>
         </w:rPr>
-        <w:t>it</w:t>
-      </w:r>
-      <w:r>
+        <w:t xml:space="preserve"> for exactly that purpose.</w:t>
+      </w:r>
+    </w:p>
+    <w:p>
+      <w:pPr>
         <w:rPr>
           <w:rFonts w:eastAsia="Calibri"/>
         </w:rPr>
-        <w:t xml:space="preserve"> achieved little of note for decades</w:t>
-      </w:r>
+      </w:pPr>
       <w:r>
         <w:rPr>
           <w:rFonts w:eastAsia="Calibri"/>
         </w:rPr>
-        <w:t xml:space="preserve">, and when </w:t>
+        <w:t xml:space="preserve">As the </w:t>
       </w:r>
       <w:r>
         <w:rPr>
           <w:rFonts w:eastAsia="Calibri"/>
         </w:rPr>
-        <w:t xml:space="preserve">it </w:t>
+        <w:t>aircraft</w:t>
       </w:r>
       <w:r>
         <w:rPr>
           <w:rFonts w:eastAsia="Calibri"/>
         </w:rPr>
-        <w:t xml:space="preserve">went quiet following the </w:t>
+        <w:t xml:space="preserve"> entered </w:t>
       </w:r>
       <w:r>
         <w:rPr>
           <w:rFonts w:eastAsia="Calibri"/>
         </w:rPr>
-        <w:t>company’s descent into financial ruin</w:t>
+        <w:t>Montreal</w:t>
       </w:r>
       <w:r>
         <w:rPr>
           <w:rFonts w:eastAsia="Calibri"/>
         </w:rPr>
-        <w:t>, hardly anybody noticed. Five years later, its lights turning back on went equally uncelebrated.</w:t>
-      </w:r>
-    </w:p>
-    <w:p>
-      <w:pPr>
+        <w:t xml:space="preserve"> airspace, Cassandra twitched against the rock-hard seat cushion</w:t>
+      </w:r>
+      <w:r>
         <w:rPr>
           <w:rFonts w:eastAsia="Calibri"/>
         </w:rPr>
-      </w:pPr>
+        <w:t xml:space="preserve">. </w:t>
+      </w:r>
       <w:r>
         <w:rPr>
           <w:rFonts w:eastAsia="Calibri"/>
         </w:rPr>
-        <w:t xml:space="preserve">That insignificance didn’t last long. </w:t>
-      </w:r>
-    </w:p>
-    <w:p>
-      <w:pPr>
+        <w:t>Though the flight should have offered plenty of time to rest, h</w:t>
+      </w:r>
+      <w:r>
         <w:rPr>
           <w:rFonts w:eastAsia="Calibri"/>
         </w:rPr>
-      </w:pPr>
+        <w:t xml:space="preserve">er memories of the </w:t>
+      </w:r>
       <w:r>
         <w:rPr>
           <w:rFonts w:eastAsia="Calibri"/>
         </w:rPr>
-        <w:t xml:space="preserve">Freed from the directives imposed by </w:t>
+        <w:t>disaster and the discomfort of her seat itself had kept her from restful sleep</w:t>
       </w:r>
       <w:r>
         <w:rPr>
           <w:rFonts w:eastAsia="Calibri"/>
         </w:rPr>
-        <w:t xml:space="preserve">Avalon, the </w:t>
+        <w:t xml:space="preserve">. </w:t>
       </w:r>
       <w:r>
         <w:rPr>
           <w:rFonts w:eastAsia="Calibri"/>
         </w:rPr>
-        <w:t>factory</w:t>
+        <w:t xml:space="preserve">Her skin itched all over. Her </w:t>
       </w:r>
       <w:r>
         <w:rPr>
           <w:rFonts w:eastAsia="Calibri"/>
         </w:rPr>
-        <w:t xml:space="preserve"> had not sat idle during those years of closure. Its director, </w:t>
+        <w:t>expensive high heels</w:t>
       </w:r>
       <w:r>
         <w:rPr>
           <w:rFonts w:eastAsia="Calibri"/>
         </w:rPr>
-        <w:t>Emile Lasalle</w:t>
+        <w:t xml:space="preserve"> suddenly seemed a size too small, </w:t>
       </w:r>
       <w:r>
         <w:rPr>
           <w:rFonts w:eastAsia="Calibri"/>
         </w:rPr>
+        <w:t xml:space="preserve">binding toes that couldn’t so much as wiggle. </w:t>
+      </w:r>
+      <w:r>
+        <w:rPr>
+          <w:rFonts w:eastAsia="Calibri"/>
+        </w:rPr>
+        <w:t>The</w:t>
+      </w:r>
+      <w:r>
+        <w:rPr>
+          <w:rFonts w:eastAsia="Calibri"/>
+        </w:rPr>
+        <w:t xml:space="preserve"> bra </w:t>
+      </w:r>
+      <w:r>
+        <w:rPr>
+          <w:rFonts w:eastAsia="Calibri"/>
+        </w:rPr>
+        <w:t>she rarely noticed anymore</w:t>
+      </w:r>
+      <w:r>
+        <w:rPr>
+          <w:rFonts w:eastAsia="Calibri"/>
+        </w:rPr>
+        <w:t xml:space="preserve"> was now a </w:t>
+      </w:r>
+      <w:r>
+        <w:rPr>
+          <w:rFonts w:eastAsia="Calibri"/>
+        </w:rPr>
+        <w:t>painful</w:t>
+      </w:r>
+      <w:r>
+        <w:rPr>
+          <w:rFonts w:eastAsia="Calibri"/>
+        </w:rPr>
+        <w:t xml:space="preserve"> sensation around her chest that she longed to tear off.</w:t>
+      </w:r>
+    </w:p>
+    <w:p>
+      <w:pPr>
+        <w:rPr>
+          <w:rFonts w:eastAsia="Calibri"/>
+        </w:rPr>
+      </w:pPr>
+      <w:r>
+        <w:rPr>
+          <w:rFonts w:eastAsia="Calibri"/>
+        </w:rPr>
+        <w:t>Home</w:t>
+      </w:r>
+      <w:r>
+        <w:rPr>
+          <w:rFonts w:eastAsia="Calibri"/>
+        </w:rPr>
+        <w:t xml:space="preserve"> was on the horizon, she reminded herself. Only half an hour, give or take, before she would be able to strip herself down and take a much-needed shower</w:t>
+      </w:r>
+      <w:r>
+        <w:rPr>
+          <w:rFonts w:eastAsia="Calibri"/>
+        </w:rPr>
+        <w:t>, or perhaps a bath in her apartment</w:t>
+      </w:r>
+      <w:r>
+        <w:rPr>
+          <w:rFonts w:eastAsia="Calibri"/>
+        </w:rPr>
+        <w:t xml:space="preserve">’s </w:t>
+      </w:r>
+      <w:r>
+        <w:rPr>
+          <w:rFonts w:eastAsia="Calibri"/>
+        </w:rPr>
+        <w:t>hot tub. That sort of leisure</w:t>
+      </w:r>
+      <w:r>
+        <w:rPr>
+          <w:rFonts w:eastAsia="Calibri"/>
+        </w:rPr>
+        <w:t xml:space="preserve"> </w:t>
+      </w:r>
+      <w:r>
+        <w:rPr>
+          <w:rFonts w:eastAsia="Calibri"/>
+        </w:rPr>
+        <w:t xml:space="preserve">was exactly what she needed. </w:t>
+      </w:r>
+      <w:r>
+        <w:rPr>
+          <w:rFonts w:eastAsia="Calibri"/>
+        </w:rPr>
+        <w:t xml:space="preserve">Until then, however, the best she could do was to take deep breaths, scratch the itches </w:t>
+      </w:r>
+      <w:r>
+        <w:rPr>
+          <w:rFonts w:eastAsia="Calibri"/>
+        </w:rPr>
+        <w:t>as</w:t>
+      </w:r>
+      <w:r>
+        <w:rPr>
+          <w:rFonts w:eastAsia="Calibri"/>
+        </w:rPr>
+        <w:t xml:space="preserve"> best she could, and try to situate her mind in a comfortable place, the way her therapist had once </w:t>
+      </w:r>
+      <w:r>
+        <w:rPr>
+          <w:rFonts w:eastAsia="Calibri"/>
+        </w:rPr>
+        <w:t>suggested</w:t>
+      </w:r>
+      <w:r>
+        <w:rPr>
+          <w:rFonts w:eastAsia="Calibri"/>
+        </w:rPr>
+        <w:t>.</w:t>
+      </w:r>
+    </w:p>
+    <w:p>
+      <w:pPr>
+        <w:rPr>
+          <w:rFonts w:eastAsia="Calibri"/>
+        </w:rPr>
+      </w:pPr>
+      <w:r>
+        <w:rPr>
+          <w:rFonts w:eastAsia="Calibri"/>
+        </w:rPr>
+        <w:t xml:space="preserve">For Cassandra, that place was </w:t>
+      </w:r>
+      <w:r>
+        <w:rPr>
+          <w:rFonts w:eastAsia="Calibri"/>
+        </w:rPr>
+        <w:t xml:space="preserve">a café on </w:t>
+      </w:r>
+      <w:r>
+        <w:rPr>
+          <w:rFonts w:eastAsia="Calibri"/>
+        </w:rPr>
+        <w:t>Sherbrooke Street</w:t>
+      </w:r>
+      <w:r>
+        <w:rPr>
+          <w:rFonts w:eastAsia="Calibri"/>
+        </w:rPr>
+        <w:t xml:space="preserve">. </w:t>
+      </w:r>
+      <w:r>
+        <w:rPr>
+          <w:rFonts w:eastAsia="Calibri"/>
+        </w:rPr>
+        <w:t xml:space="preserve">It was a </w:t>
+      </w:r>
+      <w:r>
+        <w:rPr>
+          <w:rFonts w:eastAsia="Calibri"/>
+        </w:rPr>
+        <w:t>kitschy</w:t>
+      </w:r>
+      <w:r>
+        <w:rPr>
+          <w:rFonts w:eastAsia="Calibri"/>
+        </w:rPr>
+        <w:t xml:space="preserve"> little building in the shadow of the upper city</w:t>
+      </w:r>
+      <w:r>
+        <w:rPr>
+          <w:rFonts w:eastAsia="Calibri"/>
+        </w:rPr>
+        <w:t xml:space="preserve"> where she and her high school friends</w:t>
+      </w:r>
+      <w:r>
+        <w:rPr>
+          <w:rFonts w:eastAsia="Calibri"/>
+        </w:rPr>
+        <w:t xml:space="preserve"> liked to eat </w:t>
+      </w:r>
+      <w:r>
+        <w:rPr>
+          <w:rFonts w:eastAsia="Calibri"/>
+        </w:rPr>
+        <w:t>in the afternoons. She recalled the smell of poutine and cigarette smoke, the crinkle of other patrons’ newspapers, the laughter of her classmates, and her mother’s disapproving glare whenever she returned from the “dangerous” lower streets.</w:t>
+      </w:r>
+      <w:r>
+        <w:rPr>
+          <w:rFonts w:eastAsia="Calibri"/>
+        </w:rPr>
+        <w:t xml:space="preserve"> </w:t>
+      </w:r>
+      <w:r>
+        <w:rPr>
+          <w:rFonts w:eastAsia="Calibri"/>
+        </w:rPr>
+        <w:t xml:space="preserve">Even though these memories carried with them a </w:t>
+      </w:r>
+      <w:r>
+        <w:rPr>
+          <w:rFonts w:eastAsia="Calibri"/>
+        </w:rPr>
+        <w:t>pang</w:t>
+      </w:r>
+      <w:r>
+        <w:rPr>
+          <w:rFonts w:eastAsia="Calibri"/>
+        </w:rPr>
+        <w:t xml:space="preserve"> of sorrow for friends she no longer knew, they were also a source of warmth, </w:t>
+      </w:r>
+      <w:r>
+        <w:rPr>
+          <w:rFonts w:eastAsia="Calibri"/>
+        </w:rPr>
+        <w:t>which</w:t>
+      </w:r>
+      <w:r>
+        <w:rPr>
+          <w:rFonts w:eastAsia="Calibri"/>
+        </w:rPr>
+        <w:t xml:space="preserve"> was enough.</w:t>
+      </w:r>
+    </w:p>
+    <w:p>
+      <w:pPr>
+        <w:rPr>
+          <w:rFonts w:eastAsia="Calibri"/>
+        </w:rPr>
+      </w:pPr>
+      <w:r>
+        <w:rPr>
+          <w:rFonts w:eastAsia="Calibri"/>
+        </w:rPr>
+        <w:t xml:space="preserve">That was a lie. It was never enough. </w:t>
+      </w:r>
+    </w:p>
+    <w:p>
+      <w:pPr>
+        <w:rPr>
+          <w:rFonts w:eastAsia="Calibri"/>
+        </w:rPr>
+      </w:pPr>
+      <w:r>
+        <w:rPr>
+          <w:rFonts w:eastAsia="Calibri"/>
+        </w:rPr>
+        <w:t>Sensing her distress, Akiko la</w:t>
+      </w:r>
+      <w:r>
+        <w:rPr>
+          <w:rFonts w:eastAsia="Calibri"/>
+        </w:rPr>
+        <w:t>id</w:t>
+      </w:r>
+      <w:r>
+        <w:rPr>
+          <w:rFonts w:eastAsia="Calibri"/>
+        </w:rPr>
+        <w:t xml:space="preserve"> a sympathetic hand on </w:t>
+      </w:r>
+      <w:r>
+        <w:rPr>
+          <w:rFonts w:eastAsia="Calibri"/>
+        </w:rPr>
+        <w:t>her</w:t>
+      </w:r>
+      <w:r>
+        <w:rPr>
+          <w:rFonts w:eastAsia="Calibri"/>
+        </w:rPr>
+        <w:t xml:space="preserve"> shoulder. </w:t>
+      </w:r>
+      <w:r>
+        <w:rPr>
+          <w:rFonts w:eastAsia="Calibri"/>
+        </w:rPr>
+        <w:t>Cassandra</w:t>
+      </w:r>
+      <w:r>
+        <w:rPr>
+          <w:rFonts w:eastAsia="Calibri"/>
+        </w:rPr>
+        <w:t xml:space="preserve"> immediately and </w:t>
+      </w:r>
+      <w:r>
+        <w:rPr>
+          <w:rFonts w:eastAsia="Calibri"/>
+        </w:rPr>
+        <w:t>instinctively</w:t>
+      </w:r>
+      <w:r>
+        <w:rPr>
+          <w:rFonts w:eastAsia="Calibri"/>
+        </w:rPr>
+        <w:t xml:space="preserve"> swatted it away</w:t>
+      </w:r>
+      <w:r>
+        <w:rPr>
+          <w:rFonts w:eastAsia="Calibri"/>
+        </w:rPr>
+        <w:t>.</w:t>
+      </w:r>
+    </w:p>
+    <w:p>
+      <w:pPr>
+        <w:rPr>
+          <w:rFonts w:eastAsia="Calibri"/>
+        </w:rPr>
+      </w:pPr>
+      <w:r>
+        <w:rPr>
+          <w:rFonts w:eastAsia="Calibri"/>
+        </w:rPr>
+        <w:t>“</w:t>
+      </w:r>
+      <w:r>
+        <w:rPr>
+          <w:rFonts w:eastAsia="Calibri"/>
+        </w:rPr>
+        <w:t>Yikes</w:t>
+      </w:r>
+      <w:r>
+        <w:rPr>
+          <w:rFonts w:eastAsia="Calibri"/>
+        </w:rPr>
         <w:t xml:space="preserve">, </w:t>
       </w:r>
       <w:r>
         <w:rPr>
           <w:rFonts w:eastAsia="Calibri"/>
         </w:rPr>
-        <w:t xml:space="preserve">had quietly purchased the site for himself, </w:t>
+        <w:t>alright</w:t>
       </w:r>
       <w:r>
         <w:rPr>
           <w:rFonts w:eastAsia="Calibri"/>
         </w:rPr>
-        <w:t>and kept his business afloat by selling medicine that a dying world sorely needed</w:t>
-      </w:r>
-      <w:r>
+        <w:t>,” her friend said. “No touching, huh?”</w:t>
+      </w:r>
+    </w:p>
+    <w:p>
+      <w:pPr>
         <w:rPr>
           <w:rFonts w:eastAsia="Calibri"/>
         </w:rPr>
-        <w:t xml:space="preserve">. For </w:t>
-      </w:r>
+      </w:pPr>
       <w:r>
         <w:rPr>
           <w:rFonts w:eastAsia="Calibri"/>
         </w:rPr>
-        <w:t>that half decade</w:t>
-      </w:r>
-      <w:r>
+        <w:t>“Not right now, no. I’m just…I feel dirty, okay? And being packed in here with so many people really isn’t helping.”</w:t>
+      </w:r>
+    </w:p>
+    <w:p>
+      <w:pPr>
         <w:rPr>
           <w:rFonts w:eastAsia="Calibri"/>
         </w:rPr>
-        <w:t>, a cohort of scientists, engineers, and support staff worked and lived inside the compound, rarely venturing outside</w:t>
-      </w:r>
+      </w:pPr>
       <w:r>
         <w:rPr>
           <w:rFonts w:eastAsia="Calibri"/>
         </w:rPr>
-        <w:t>.</w:t>
-      </w:r>
-    </w:p>
-    <w:p>
-      <w:pPr>
+        <w:lastRenderedPageBreak/>
+        <w:t xml:space="preserve">“Yeah, I get it,” Akiko replied in the </w:t>
+      </w:r>
+      <w:r>
         <w:rPr>
           <w:rFonts w:eastAsia="Calibri"/>
         </w:rPr>
-      </w:pPr>
+        <w:t>hesitant</w:t>
+      </w:r>
       <w:r>
         <w:rPr>
           <w:rFonts w:eastAsia="Calibri"/>
         </w:rPr>
-        <w:t xml:space="preserve">As soon as everything was ready, </w:t>
+        <w:t xml:space="preserve"> tone of someone who </w:t>
       </w:r>
       <w:r>
         <w:rPr>
           <w:rFonts w:eastAsia="Calibri"/>
         </w:rPr>
-        <w:t>Lasalle</w:t>
+        <w:t>clearly</w:t>
       </w:r>
       <w:r>
         <w:rPr>
           <w:rFonts w:eastAsia="Calibri"/>
         </w:rPr>
-        <w:t xml:space="preserve"> threw wide the gates and set his plans into motion. Using the </w:t>
-      </w:r>
-      <w:r>
-        <w:rPr>
-          <w:rFonts w:eastAsia="Calibri"/>
-        </w:rPr>
-        <w:t xml:space="preserve">profit from his </w:t>
-      </w:r>
-      <w:r>
-        <w:rPr>
-          <w:rFonts w:eastAsia="Calibri"/>
-        </w:rPr>
-        <w:t>contracting</w:t>
-      </w:r>
-      <w:r>
-        <w:rPr>
-          <w:rFonts w:eastAsia="Calibri"/>
-        </w:rPr>
-        <w:t xml:space="preserve">, he hired scores of new employees, made deals with local gangs for protection, and purchased a fleet of vehicles to expand the company’s trade network. </w:t>
-      </w:r>
-      <w:r>
-        <w:rPr>
-          <w:rFonts w:eastAsia="Calibri"/>
-        </w:rPr>
-        <w:t xml:space="preserve">The newly-christened Lasalle Industries diversified as it grew, </w:t>
-      </w:r>
-      <w:r>
-        <w:rPr>
-          <w:rFonts w:eastAsia="Calibri"/>
-        </w:rPr>
-        <w:t xml:space="preserve">building facilities for </w:t>
-      </w:r>
-      <w:r>
-        <w:rPr>
-          <w:rFonts w:eastAsia="Calibri"/>
-        </w:rPr>
-        <w:t>neuroscience</w:t>
-      </w:r>
-      <w:r>
-        <w:rPr>
-          <w:rFonts w:eastAsia="Calibri"/>
-        </w:rPr>
-        <w:t xml:space="preserve"> and nanotechnology</w:t>
-      </w:r>
-      <w:r>
-        <w:rPr>
-          <w:rFonts w:eastAsia="Calibri"/>
-        </w:rPr>
-        <w:t xml:space="preserve">. A professional security team replaced the gangs, the old compound </w:t>
-      </w:r>
-      <w:r>
-        <w:rPr>
-          <w:rFonts w:eastAsia="Calibri"/>
-        </w:rPr>
-        <w:t>grew into</w:t>
-      </w:r>
-      <w:r>
-        <w:rPr>
-          <w:rFonts w:eastAsia="Calibri"/>
-        </w:rPr>
-        <w:t xml:space="preserve"> a luxury </w:t>
-      </w:r>
-      <w:r>
-        <w:rPr>
-          <w:rFonts w:eastAsia="Calibri"/>
-        </w:rPr>
-        <w:t>office</w:t>
-      </w:r>
-      <w:r>
-        <w:rPr>
-          <w:rFonts w:eastAsia="Calibri"/>
-        </w:rPr>
-        <w:t xml:space="preserve">, and </w:t>
-      </w:r>
-      <w:r>
-        <w:rPr>
-          <w:rFonts w:eastAsia="Calibri"/>
-        </w:rPr>
-        <w:t>Lasalle became a household name</w:t>
-      </w:r>
-      <w:r>
-        <w:rPr>
-          <w:rFonts w:eastAsia="Calibri"/>
-        </w:rPr>
-        <w:t xml:space="preserve">. </w:t>
-      </w:r>
-      <w:r>
-        <w:rPr>
-          <w:rFonts w:eastAsia="Calibri"/>
-        </w:rPr>
-        <w:t xml:space="preserve">When the man himself retired, he sold his company to Aleph Null to at last extend its reach across the globe, and </w:t>
-      </w:r>
-      <w:r>
-        <w:rPr>
-          <w:rFonts w:eastAsia="Calibri"/>
-        </w:rPr>
-        <w:t>he died</w:t>
-      </w:r>
-      <w:r>
-        <w:rPr>
-          <w:rFonts w:eastAsia="Calibri"/>
-        </w:rPr>
-        <w:t xml:space="preserve"> content that he had made the world a better place.</w:t>
-      </w:r>
-    </w:p>
-    <w:p>
-      <w:pPr>
-        <w:rPr>
-          <w:rFonts w:eastAsia="Calibri"/>
-        </w:rPr>
-      </w:pPr>
-      <w:r>
-        <w:rPr>
-          <w:rFonts w:eastAsia="Calibri"/>
-        </w:rPr>
-        <w:t>C</w:t>
-      </w:r>
-      <w:r>
-        <w:rPr>
-          <w:rFonts w:eastAsia="Calibri"/>
-        </w:rPr>
-        <w:t xml:space="preserve">lose to a century </w:t>
-      </w:r>
-      <w:r>
-        <w:rPr>
-          <w:rFonts w:eastAsia="Calibri"/>
-        </w:rPr>
-        <w:t>later</w:t>
-      </w:r>
-      <w:r>
-        <w:rPr>
-          <w:rFonts w:eastAsia="Calibri"/>
-        </w:rPr>
-        <w:t xml:space="preserve">, the </w:t>
-      </w:r>
-      <w:r>
-        <w:rPr>
-          <w:rFonts w:eastAsia="Calibri"/>
-        </w:rPr>
-        <w:t>shuttle</w:t>
-      </w:r>
-      <w:r>
-        <w:rPr>
-          <w:rFonts w:eastAsia="Calibri"/>
-        </w:rPr>
-        <w:t xml:space="preserve"> carrying Cassandra and her friends returned from Athens. </w:t>
-      </w:r>
-      <w:r>
-        <w:rPr>
-          <w:rFonts w:eastAsia="Calibri"/>
-        </w:rPr>
-        <w:t>They cleared customs in Newfoundland, where the Skywatch had no presence, then flew straight to</w:t>
-      </w:r>
-      <w:r>
-        <w:rPr>
-          <w:rFonts w:eastAsia="Calibri"/>
-        </w:rPr>
-        <w:t xml:space="preserve"> </w:t>
-      </w:r>
-      <w:r>
-        <w:rPr>
-          <w:rFonts w:eastAsia="Calibri"/>
-        </w:rPr>
-        <w:t xml:space="preserve">the </w:t>
-      </w:r>
-      <w:r>
-        <w:rPr>
-          <w:rFonts w:eastAsia="Calibri"/>
-        </w:rPr>
-        <w:t>branch campus</w:t>
-      </w:r>
-      <w:r>
-        <w:rPr>
-          <w:rFonts w:eastAsia="Calibri"/>
-        </w:rPr>
-        <w:t xml:space="preserve"> itself, near what had once been Lasalle’s original headquarters</w:t>
-      </w:r>
-      <w:r>
-        <w:rPr>
-          <w:rFonts w:eastAsia="Calibri"/>
-        </w:rPr>
-        <w:t xml:space="preserve">. Cassandra had selected a VTOL </w:t>
-      </w:r>
-      <w:r>
-        <w:rPr>
-          <w:rFonts w:eastAsia="Calibri"/>
-        </w:rPr>
-        <w:t>aircraft</w:t>
-      </w:r>
-      <w:r>
-        <w:rPr>
-          <w:rFonts w:eastAsia="Calibri"/>
-        </w:rPr>
-        <w:t xml:space="preserve"> for exactly that purpose.</w:t>
-      </w:r>
-    </w:p>
-    <w:p>
-      <w:pPr>
-        <w:rPr>
-          <w:rFonts w:eastAsia="Calibri"/>
-        </w:rPr>
-      </w:pPr>
-      <w:r>
-        <w:rPr>
-          <w:rFonts w:eastAsia="Calibri"/>
-        </w:rPr>
-        <w:t xml:space="preserve">As the </w:t>
-      </w:r>
-      <w:r>
-        <w:rPr>
-          <w:rFonts w:eastAsia="Calibri"/>
-        </w:rPr>
-        <w:t>aircraft</w:t>
-      </w:r>
-      <w:r>
-        <w:rPr>
-          <w:rFonts w:eastAsia="Calibri"/>
-        </w:rPr>
-        <w:t xml:space="preserve"> entered </w:t>
-      </w:r>
-      <w:r>
-        <w:rPr>
-          <w:rFonts w:eastAsia="Calibri"/>
-        </w:rPr>
-        <w:t>Montreal</w:t>
-      </w:r>
-      <w:r>
-        <w:rPr>
-          <w:rFonts w:eastAsia="Calibri"/>
-        </w:rPr>
-        <w:t xml:space="preserve"> airspace, Cassandra twitched against the rock-hard seat cushion</w:t>
-      </w:r>
-      <w:r>
-        <w:rPr>
-          <w:rFonts w:eastAsia="Calibri"/>
-        </w:rPr>
-        <w:t xml:space="preserve">. </w:t>
-      </w:r>
-      <w:r>
-        <w:rPr>
-          <w:rFonts w:eastAsia="Calibri"/>
-        </w:rPr>
-        <w:t>Though the flight should have offered plenty of time to rest, h</w:t>
-      </w:r>
-      <w:r>
-        <w:rPr>
-          <w:rFonts w:eastAsia="Calibri"/>
-        </w:rPr>
-        <w:t xml:space="preserve">er memories of the </w:t>
-      </w:r>
-      <w:r>
-        <w:rPr>
-          <w:rFonts w:eastAsia="Calibri"/>
-        </w:rPr>
-        <w:t>disaster and the discomfort of her seat itself had kept her from restful sleep</w:t>
-      </w:r>
-      <w:r>
-        <w:rPr>
-          <w:rFonts w:eastAsia="Calibri"/>
-        </w:rPr>
-        <w:t xml:space="preserve">. </w:t>
-      </w:r>
-      <w:r>
-        <w:rPr>
-          <w:rFonts w:eastAsia="Calibri"/>
-        </w:rPr>
-        <w:t xml:space="preserve">Her skin itched all over. Her </w:t>
-      </w:r>
-      <w:r>
-        <w:rPr>
-          <w:rFonts w:eastAsia="Calibri"/>
-        </w:rPr>
-        <w:t>expensive high heels</w:t>
-      </w:r>
-      <w:r>
-        <w:rPr>
-          <w:rFonts w:eastAsia="Calibri"/>
-        </w:rPr>
-        <w:t xml:space="preserve"> suddenly seemed a size too small, </w:t>
-      </w:r>
-      <w:r>
-        <w:rPr>
-          <w:rFonts w:eastAsia="Calibri"/>
-        </w:rPr>
-        <w:t xml:space="preserve">binding toes that couldn’t so much as wiggle. </w:t>
-      </w:r>
-      <w:r>
-        <w:rPr>
-          <w:rFonts w:eastAsia="Calibri"/>
-        </w:rPr>
-        <w:t>The</w:t>
-      </w:r>
-      <w:r>
-        <w:rPr>
-          <w:rFonts w:eastAsia="Calibri"/>
-        </w:rPr>
-        <w:t xml:space="preserve"> bra </w:t>
-      </w:r>
-      <w:r>
-        <w:rPr>
-          <w:rFonts w:eastAsia="Calibri"/>
-        </w:rPr>
-        <w:t>she rarely noticed anymore</w:t>
-      </w:r>
-      <w:r>
-        <w:rPr>
-          <w:rFonts w:eastAsia="Calibri"/>
-        </w:rPr>
-        <w:t xml:space="preserve"> was now a </w:t>
-      </w:r>
-      <w:r>
-        <w:rPr>
-          <w:rFonts w:eastAsia="Calibri"/>
-        </w:rPr>
-        <w:t>painful</w:t>
-      </w:r>
-      <w:r>
-        <w:rPr>
-          <w:rFonts w:eastAsia="Calibri"/>
-        </w:rPr>
-        <w:t xml:space="preserve"> sensation around her chest that she longed to tear off.</w:t>
-      </w:r>
-    </w:p>
-    <w:p>
-      <w:pPr>
-        <w:rPr>
-          <w:rFonts w:eastAsia="Calibri"/>
-        </w:rPr>
-      </w:pPr>
-      <w:r>
-        <w:rPr>
-          <w:rFonts w:eastAsia="Calibri"/>
-        </w:rPr>
-        <w:lastRenderedPageBreak/>
-        <w:t>Home</w:t>
-      </w:r>
-      <w:r>
-        <w:rPr>
-          <w:rFonts w:eastAsia="Calibri"/>
-        </w:rPr>
-        <w:t xml:space="preserve"> was on the horizon, she reminded herself. Only half an hour, give or take, before she would be able to strip herself down and take a much-needed shower</w:t>
-      </w:r>
-      <w:r>
-        <w:rPr>
-          <w:rFonts w:eastAsia="Calibri"/>
-        </w:rPr>
-        <w:t>, or perhaps a bath in her apartment</w:t>
-      </w:r>
-      <w:r>
-        <w:rPr>
-          <w:rFonts w:eastAsia="Calibri"/>
-        </w:rPr>
-        <w:t xml:space="preserve">’s </w:t>
-      </w:r>
-      <w:r>
-        <w:rPr>
-          <w:rFonts w:eastAsia="Calibri"/>
-        </w:rPr>
-        <w:t>hot tub. That sort of leisure</w:t>
-      </w:r>
-      <w:r>
-        <w:rPr>
-          <w:rFonts w:eastAsia="Calibri"/>
-        </w:rPr>
-        <w:t xml:space="preserve"> </w:t>
-      </w:r>
-      <w:r>
-        <w:rPr>
-          <w:rFonts w:eastAsia="Calibri"/>
-        </w:rPr>
-        <w:t xml:space="preserve">was exactly what she needed. </w:t>
-      </w:r>
-      <w:r>
-        <w:rPr>
-          <w:rFonts w:eastAsia="Calibri"/>
-        </w:rPr>
-        <w:t xml:space="preserve">Until then, however, the best she could do was to take deep breaths, scratch the itches </w:t>
-      </w:r>
-      <w:r>
-        <w:rPr>
-          <w:rFonts w:eastAsia="Calibri"/>
-        </w:rPr>
-        <w:t>as</w:t>
-      </w:r>
-      <w:r>
-        <w:rPr>
-          <w:rFonts w:eastAsia="Calibri"/>
-        </w:rPr>
-        <w:t xml:space="preserve"> best she could, and try to situate her mind in a comfortable place, the way her therapist had once </w:t>
-      </w:r>
-      <w:r>
-        <w:rPr>
-          <w:rFonts w:eastAsia="Calibri"/>
-        </w:rPr>
-        <w:t>suggested</w:t>
-      </w:r>
-      <w:r>
-        <w:rPr>
-          <w:rFonts w:eastAsia="Calibri"/>
-        </w:rPr>
-        <w:t>.</w:t>
-      </w:r>
-    </w:p>
-    <w:p>
-      <w:pPr>
-        <w:rPr>
-          <w:rFonts w:eastAsia="Calibri"/>
-        </w:rPr>
-      </w:pPr>
-      <w:r>
-        <w:rPr>
-          <w:rFonts w:eastAsia="Calibri"/>
-        </w:rPr>
-        <w:t xml:space="preserve">For Cassandra, that place was </w:t>
-      </w:r>
-      <w:r>
-        <w:rPr>
-          <w:rFonts w:eastAsia="Calibri"/>
-        </w:rPr>
-        <w:t xml:space="preserve">a café on </w:t>
-      </w:r>
-      <w:r>
-        <w:rPr>
-          <w:rFonts w:eastAsia="Calibri"/>
-        </w:rPr>
-        <w:t>Sherbrooke Street</w:t>
-      </w:r>
-      <w:r>
-        <w:rPr>
-          <w:rFonts w:eastAsia="Calibri"/>
-        </w:rPr>
-        <w:t xml:space="preserve">. </w:t>
-      </w:r>
-      <w:r>
-        <w:rPr>
-          <w:rFonts w:eastAsia="Calibri"/>
-        </w:rPr>
-        <w:t xml:space="preserve">It was a </w:t>
-      </w:r>
-      <w:r>
-        <w:rPr>
-          <w:rFonts w:eastAsia="Calibri"/>
-        </w:rPr>
-        <w:t>kitschy</w:t>
-      </w:r>
-      <w:r>
-        <w:rPr>
-          <w:rFonts w:eastAsia="Calibri"/>
-        </w:rPr>
-        <w:t xml:space="preserve"> little building in the shadow of the upper city</w:t>
-      </w:r>
-      <w:r>
-        <w:rPr>
-          <w:rFonts w:eastAsia="Calibri"/>
-        </w:rPr>
-        <w:t xml:space="preserve"> where she and her high school friends</w:t>
-      </w:r>
-      <w:r>
-        <w:rPr>
-          <w:rFonts w:eastAsia="Calibri"/>
-        </w:rPr>
-        <w:t xml:space="preserve"> liked to eat </w:t>
-      </w:r>
-      <w:r>
-        <w:rPr>
-          <w:rFonts w:eastAsia="Calibri"/>
-        </w:rPr>
-        <w:t>in the afternoons. She recalled the smell of poutine and cigarette smoke, the crinkle of other patrons’ newspapers, the laughter of her classmates, and her mother’s disapproving glare whenever she returned from the “dangerous” lower streets.</w:t>
-      </w:r>
-      <w:r>
-        <w:rPr>
-          <w:rFonts w:eastAsia="Calibri"/>
-        </w:rPr>
-        <w:t xml:space="preserve"> </w:t>
-      </w:r>
-      <w:r>
-        <w:rPr>
-          <w:rFonts w:eastAsia="Calibri"/>
-        </w:rPr>
-        <w:t xml:space="preserve">Even though these memories carried with them a </w:t>
-      </w:r>
-      <w:r>
-        <w:rPr>
-          <w:rFonts w:eastAsia="Calibri"/>
-        </w:rPr>
-        <w:t>pang</w:t>
-      </w:r>
-      <w:r>
-        <w:rPr>
-          <w:rFonts w:eastAsia="Calibri"/>
-        </w:rPr>
-        <w:t xml:space="preserve"> of sorrow for friends she no longer knew, they were also a source of warmth, </w:t>
-      </w:r>
-      <w:r>
-        <w:rPr>
-          <w:rFonts w:eastAsia="Calibri"/>
-        </w:rPr>
-        <w:t>which</w:t>
-      </w:r>
-      <w:r>
-        <w:rPr>
-          <w:rFonts w:eastAsia="Calibri"/>
-        </w:rPr>
-        <w:t xml:space="preserve"> was enough.</w:t>
-      </w:r>
-    </w:p>
-    <w:p>
-      <w:pPr>
-        <w:rPr>
-          <w:rFonts w:eastAsia="Calibri"/>
-        </w:rPr>
-      </w:pPr>
-      <w:r>
-        <w:rPr>
-          <w:rFonts w:eastAsia="Calibri"/>
-        </w:rPr>
-        <w:t xml:space="preserve">That was a lie. It was never enough. </w:t>
-      </w:r>
-    </w:p>
-    <w:p>
-      <w:pPr>
-        <w:rPr>
-          <w:rFonts w:eastAsia="Calibri"/>
-        </w:rPr>
-      </w:pPr>
-      <w:r>
-        <w:rPr>
-          <w:rFonts w:eastAsia="Calibri"/>
-        </w:rPr>
-        <w:t>Sensing her distress, Akiko la</w:t>
-      </w:r>
-      <w:r>
-        <w:rPr>
-          <w:rFonts w:eastAsia="Calibri"/>
-        </w:rPr>
-        <w:t>id</w:t>
-      </w:r>
-      <w:r>
-        <w:rPr>
-          <w:rFonts w:eastAsia="Calibri"/>
-        </w:rPr>
-        <w:t xml:space="preserve"> a sympathetic hand on </w:t>
-      </w:r>
-      <w:r>
-        <w:rPr>
-          <w:rFonts w:eastAsia="Calibri"/>
-        </w:rPr>
-        <w:t>her</w:t>
-      </w:r>
-      <w:r>
-        <w:rPr>
-          <w:rFonts w:eastAsia="Calibri"/>
-        </w:rPr>
-        <w:t xml:space="preserve"> shoulder. </w:t>
-      </w:r>
-      <w:r>
-        <w:rPr>
-          <w:rFonts w:eastAsia="Calibri"/>
-        </w:rPr>
-        <w:t>Cassandra</w:t>
-      </w:r>
-      <w:r>
-        <w:rPr>
-          <w:rFonts w:eastAsia="Calibri"/>
-        </w:rPr>
-        <w:t xml:space="preserve"> immediately and </w:t>
-      </w:r>
-      <w:r>
-        <w:rPr>
-          <w:rFonts w:eastAsia="Calibri"/>
-        </w:rPr>
-        <w:t>instinctively</w:t>
-      </w:r>
-      <w:r>
-        <w:rPr>
-          <w:rFonts w:eastAsia="Calibri"/>
-        </w:rPr>
-        <w:t xml:space="preserve"> swatted it away</w:t>
-      </w:r>
-      <w:r>
-        <w:rPr>
-          <w:rFonts w:eastAsia="Calibri"/>
-        </w:rPr>
-        <w:t>.</w:t>
-      </w:r>
-    </w:p>
-    <w:p>
-      <w:pPr>
-        <w:rPr>
-          <w:rFonts w:eastAsia="Calibri"/>
-        </w:rPr>
-      </w:pPr>
-      <w:r>
-        <w:rPr>
-          <w:rFonts w:eastAsia="Calibri"/>
+        <w:t xml:space="preserve"> did not. </w:t>
+      </w:r>
+    </w:p>
+    <w:p>
+      <w:pPr>
+        <w:rPr>
+          <w:rFonts w:eastAsia="Times New Roman"/>
+        </w:rPr>
+      </w:pPr>
+      <w:r>
+        <w:rPr>
+          <w:rFonts w:eastAsia="Times New Roman"/>
+        </w:rPr>
+        <w:t xml:space="preserve">“Anyway, we’ll be home soon. Then I can wash off all this sweat and ash and sleep in my own bed again. </w:t>
+      </w:r>
+      <w:r>
+        <w:rPr>
+          <w:rFonts w:eastAsia="Times New Roman"/>
+        </w:rPr>
+        <w:t>Maybe spend some time at the gym afterwards.</w:t>
+      </w:r>
+      <w:r>
+        <w:rPr>
+          <w:rFonts w:eastAsia="Times New Roman"/>
+        </w:rPr>
+        <w:t>”</w:t>
+      </w:r>
+    </w:p>
+    <w:p>
+      <w:pPr>
+        <w:rPr>
+          <w:rFonts w:eastAsia="Times New Roman"/>
+        </w:rPr>
+      </w:pPr>
+      <w:r>
+        <w:rPr>
+          <w:rFonts w:eastAsia="Times New Roman"/>
         </w:rPr>
         <w:t>“</w:t>
       </w:r>
       <w:r>
         <w:rPr>
-          <w:rFonts w:eastAsia="Calibri"/>
-        </w:rPr>
-        <w:t>Yikes</w:t>
-      </w:r>
-      <w:r>
-        <w:rPr>
-          <w:rFonts w:eastAsia="Calibri"/>
-        </w:rPr>
-        <w:t xml:space="preserve">, </w:t>
-      </w:r>
-      <w:r>
-        <w:rPr>
-          <w:rFonts w:eastAsia="Calibri"/>
-        </w:rPr>
-        <w:t>alright</w:t>
-      </w:r>
-      <w:r>
-        <w:rPr>
-          <w:rFonts w:eastAsia="Calibri"/>
-        </w:rPr>
-        <w:t>,” her friend said. “No touching, huh?”</w:t>
-      </w:r>
-    </w:p>
-    <w:p>
-      <w:pPr>
-        <w:rPr>
-          <w:rFonts w:eastAsia="Calibri"/>
-        </w:rPr>
-      </w:pPr>
-      <w:r>
-        <w:rPr>
-          <w:rFonts w:eastAsia="Calibri"/>
-        </w:rPr>
-        <w:t>“Not right now, no. I’m just…I feel dirty, okay? And being packed in here with so many people really isn’t helping.”</w:t>
-      </w:r>
-    </w:p>
-    <w:p>
-      <w:pPr>
-        <w:rPr>
-          <w:rFonts w:eastAsia="Calibri"/>
-        </w:rPr>
-      </w:pPr>
-      <w:r>
-        <w:rPr>
-          <w:rFonts w:eastAsia="Calibri"/>
-        </w:rPr>
-        <w:t xml:space="preserve">“Yeah, I get it,” Akiko replied in the </w:t>
-      </w:r>
-      <w:r>
-        <w:rPr>
-          <w:rFonts w:eastAsia="Calibri"/>
-        </w:rPr>
-        <w:t>hesitant</w:t>
-      </w:r>
-      <w:r>
-        <w:rPr>
-          <w:rFonts w:eastAsia="Calibri"/>
-        </w:rPr>
-        <w:t xml:space="preserve"> tone of someone who </w:t>
-      </w:r>
-      <w:r>
-        <w:rPr>
-          <w:rFonts w:eastAsia="Calibri"/>
-        </w:rPr>
-        <w:t>clearly</w:t>
-      </w:r>
-      <w:r>
-        <w:rPr>
-          <w:rFonts w:eastAsia="Calibri"/>
-        </w:rPr>
-        <w:t xml:space="preserve"> did not. </w:t>
-      </w:r>
-    </w:p>
-    <w:p>
-      <w:pPr>
-        <w:rPr>
-          <w:rFonts w:eastAsia="Times New Roman"/>
-        </w:rPr>
-      </w:pPr>
-      <w:r>
-        <w:rPr>
-          <w:rFonts w:eastAsia="Times New Roman"/>
-        </w:rPr>
-        <w:t xml:space="preserve">“Anyway, we’ll be home soon. Then I can wash off all this sweat and ash and sleep in my own bed again. </w:t>
-      </w:r>
-      <w:r>
-        <w:rPr>
-          <w:rFonts w:eastAsia="Times New Roman"/>
-        </w:rPr>
-        <w:t>Maybe spend some time at the gym afterwards.</w:t>
-      </w:r>
-      <w:r>
-        <w:rPr>
-          <w:rFonts w:eastAsia="Times New Roman"/>
-        </w:rPr>
-        <w:t>”</w:t>
-      </w:r>
-    </w:p>
-    <w:p>
-      <w:pPr>
-        <w:rPr>
-          <w:rFonts w:eastAsia="Times New Roman"/>
-        </w:rPr>
-      </w:pPr>
-      <w:r>
-        <w:rPr>
-          <w:rFonts w:eastAsia="Times New Roman"/>
-        </w:rPr>
-        <w:t>“</w:t>
-      </w:r>
-      <w:r>
-        <w:rPr>
           <w:rFonts w:eastAsia="Times New Roman"/>
         </w:rPr>
         <w:t>Well, the good news is we’re just about there. Look</w:t>
@@ -6336,7 +6502,6 @@
         <w:rPr>
           <w:rFonts w:eastAsia="Times New Roman"/>
         </w:rPr>
-        <w:lastRenderedPageBreak/>
         <w:t xml:space="preserve">Akiko was pressed against the window like a child on her first flight, which Cassandra found </w:t>
       </w:r>
       <w:r>
@@ -6727,6 +6892,7 @@
         <w:rPr>
           <w:rFonts w:eastAsia="Times New Roman"/>
         </w:rPr>
+        <w:lastRenderedPageBreak/>
         <w:t xml:space="preserve">“Xiang,” she </w:t>
       </w:r>
       <w:r>
@@ -6965,14 +7131,7 @@
         <w:rPr>
           <w:rFonts w:eastAsia="Times New Roman"/>
         </w:rPr>
-        <w:t xml:space="preserve"> He was adept </w:t>
-      </w:r>
-      <w:r>
-        <w:rPr>
-          <w:rFonts w:eastAsia="Times New Roman"/>
-        </w:rPr>
-        <w:lastRenderedPageBreak/>
-        <w:t xml:space="preserve">in etiquette. And now he was </w:t>
+        <w:t xml:space="preserve"> He was adept in etiquette. And now he was </w:t>
       </w:r>
       <w:r>
         <w:rPr>
@@ -7436,6 +7595,7 @@
         <w:jc w:val="center"/>
       </w:pPr>
       <w:r>
+        <w:lastRenderedPageBreak/>
         <w:t>*</w:t>
       </w:r>
       <w:r>
@@ -7615,27 +7775,443 @@
         <w:rPr>
           <w:rFonts w:eastAsia="Times New Roman"/>
         </w:rPr>
+        <w:t>“So, it got shot down before, but he thinks he can get more votes after that shitshow in Athens?”</w:t>
+      </w:r>
+    </w:p>
+    <w:p>
+      <w:pPr>
+        <w:rPr>
+          <w:rFonts w:eastAsia="Times New Roman"/>
+        </w:rPr>
+      </w:pPr>
+      <w:r>
+        <w:rPr>
+          <w:rFonts w:eastAsia="Times New Roman"/>
+        </w:rPr>
+        <w:t>“</w:t>
+      </w:r>
+      <w:r>
+        <w:rPr>
+          <w:rFonts w:eastAsia="Times New Roman"/>
+        </w:rPr>
+        <w:t>In a nutshell, yeah.</w:t>
+      </w:r>
+      <w:r>
+        <w:rPr>
+          <w:rFonts w:eastAsia="Times New Roman"/>
+        </w:rPr>
+        <w:t xml:space="preserve"> </w:t>
+      </w:r>
+      <w:r>
+        <w:rPr>
+          <w:rFonts w:eastAsia="Times New Roman"/>
+        </w:rPr>
+        <w:t xml:space="preserve">Don’t worry about it, though. </w:t>
+      </w:r>
+      <w:r>
+        <w:rPr>
+          <w:rFonts w:eastAsia="Times New Roman"/>
+        </w:rPr>
+        <w:t>I’m sure my mother and Xiang are already trying to figure out how we can sway this in our favor.”</w:t>
+      </w:r>
+    </w:p>
+    <w:p>
+      <w:pPr>
+        <w:rPr>
+          <w:rFonts w:eastAsia="Times New Roman"/>
+        </w:rPr>
+      </w:pPr>
+      <w:r>
+        <w:rPr>
+          <w:rFonts w:eastAsia="Times New Roman"/>
+        </w:rPr>
+        <w:t>“Oh, I’m not worried</w:t>
+      </w:r>
+      <w:r>
+        <w:rPr>
+          <w:rFonts w:eastAsia="Times New Roman"/>
+        </w:rPr>
+        <w:t>. None of my business, anyway</w:t>
+      </w:r>
+      <w:r>
+        <w:rPr>
+          <w:rFonts w:eastAsia="Times New Roman"/>
+        </w:rPr>
+        <w:t>.”</w:t>
+      </w:r>
+    </w:p>
+    <w:p>
+      <w:pPr>
+        <w:rPr>
+          <w:rFonts w:eastAsia="Times New Roman"/>
+        </w:rPr>
+      </w:pPr>
+      <w:r>
+        <w:rPr>
+          <w:rFonts w:eastAsia="Times New Roman"/>
+        </w:rPr>
+        <w:t>Cassandra stopped in front of a door near the northeastern corner of the Cloud Garden and</w:t>
+      </w:r>
+      <w:r>
+        <w:rPr>
+          <w:rFonts w:eastAsia="Times New Roman"/>
+        </w:rPr>
+        <w:t xml:space="preserve"> pressed her thumb against the sensor by its handle. There was a click, and she pulled the door open, allowing Akiko to enter first.</w:t>
+      </w:r>
+    </w:p>
+    <w:p>
+      <w:pPr>
+        <w:rPr>
+          <w:rFonts w:eastAsia="Times New Roman"/>
+        </w:rPr>
+      </w:pPr>
+      <w:r>
+        <w:rPr>
+          <w:rFonts w:eastAsia="Times New Roman"/>
+        </w:rPr>
+        <w:t xml:space="preserve">Her apartment was </w:t>
+      </w:r>
+      <w:r>
+        <w:rPr>
+          <w:rFonts w:eastAsia="Times New Roman"/>
+        </w:rPr>
+        <w:t>spacious</w:t>
+      </w:r>
+      <w:r>
+        <w:rPr>
+          <w:rFonts w:eastAsia="Times New Roman"/>
+        </w:rPr>
+        <w:t>, though modestly decorated</w:t>
+      </w:r>
+      <w:r>
+        <w:rPr>
+          <w:rFonts w:eastAsia="Times New Roman"/>
+        </w:rPr>
+        <w:t xml:space="preserve"> with an assortment of houseplants, statuettes wrought from jade and marble</w:t>
+      </w:r>
+      <w:r>
+        <w:rPr>
+          <w:rFonts w:eastAsia="Times New Roman"/>
+        </w:rPr>
+        <w:t xml:space="preserve">, and a miniature Zen garden </w:t>
+      </w:r>
+      <w:r>
+        <w:rPr>
+          <w:rFonts w:eastAsia="Times New Roman"/>
+        </w:rPr>
+        <w:t>atop the living room table. A handful of clean but unsorted pots and dishes were stacked near the washing machine</w:t>
+      </w:r>
+      <w:r>
+        <w:rPr>
+          <w:rFonts w:eastAsia="Times New Roman"/>
+        </w:rPr>
+        <w:t xml:space="preserve"> and </w:t>
+      </w:r>
+      <w:r>
+        <w:rPr>
+          <w:rFonts w:eastAsia="Times New Roman"/>
+        </w:rPr>
+        <w:t>a pile of</w:t>
+      </w:r>
+      <w:r>
+        <w:rPr>
+          <w:rFonts w:eastAsia="Times New Roman"/>
+        </w:rPr>
+        <w:t xml:space="preserve"> dirty clothes lay on the floor outside the bedroom, </w:t>
+      </w:r>
+      <w:r>
+        <w:rPr>
+          <w:rFonts w:eastAsia="Times New Roman"/>
+        </w:rPr>
+        <w:t>showing</w:t>
+      </w:r>
+      <w:r>
+        <w:rPr>
+          <w:rFonts w:eastAsia="Times New Roman"/>
+        </w:rPr>
+        <w:t xml:space="preserve"> the haste with which Cassandra had </w:t>
+      </w:r>
+      <w:r>
+        <w:rPr>
+          <w:rFonts w:eastAsia="Times New Roman"/>
+        </w:rPr>
+        <w:t>left</w:t>
+      </w:r>
+      <w:r>
+        <w:rPr>
+          <w:rFonts w:eastAsia="Times New Roman"/>
+        </w:rPr>
+        <w:t xml:space="preserve"> for the conference. Had the incident at the airport not forced her to rush, she would </w:t>
+      </w:r>
+      <w:r>
+        <w:rPr>
+          <w:rFonts w:eastAsia="Times New Roman"/>
+        </w:rPr>
+        <w:t>have never</w:t>
+      </w:r>
+      <w:r>
+        <w:rPr>
+          <w:rFonts w:eastAsia="Times New Roman"/>
+        </w:rPr>
+        <w:t xml:space="preserve"> left </w:t>
+      </w:r>
+      <w:r>
+        <w:rPr>
+          <w:rFonts w:eastAsia="Times New Roman"/>
+        </w:rPr>
+        <w:t>such a mess</w:t>
+      </w:r>
+      <w:r>
+        <w:rPr>
+          <w:rFonts w:eastAsia="Times New Roman"/>
+        </w:rPr>
+        <w:t>.</w:t>
+      </w:r>
+    </w:p>
+    <w:p>
+      <w:pPr>
+        <w:rPr>
+          <w:rFonts w:eastAsia="Times New Roman"/>
+        </w:rPr>
+      </w:pPr>
+      <w:r>
+        <w:rPr>
+          <w:rFonts w:eastAsia="Times New Roman"/>
+        </w:rPr>
+        <w:t>“</w:t>
+      </w:r>
+      <w:r>
+        <w:rPr>
+          <w:rFonts w:eastAsia="Times New Roman"/>
+        </w:rPr>
+        <w:t xml:space="preserve">The couch is a </w:t>
+      </w:r>
+      <w:r>
+        <w:rPr>
+          <w:rFonts w:eastAsia="Times New Roman"/>
+        </w:rPr>
+        <w:t>fold</w:t>
+      </w:r>
+      <w:r>
+        <w:rPr>
+          <w:rFonts w:eastAsia="Times New Roman"/>
+        </w:rPr>
+        <w:t xml:space="preserve">-out, so you can sleep there. </w:t>
+      </w:r>
+      <w:r>
+        <w:rPr>
+          <w:rFonts w:eastAsia="Times New Roman"/>
+        </w:rPr>
+        <w:t>Sorry</w:t>
+      </w:r>
+      <w:r>
+        <w:rPr>
+          <w:rFonts w:eastAsia="Times New Roman"/>
+        </w:rPr>
+        <w:t xml:space="preserve"> for the mild state of disarray. I hadn’t expected </w:t>
+      </w:r>
+      <w:r>
+        <w:rPr>
+          <w:rFonts w:eastAsia="Times New Roman"/>
+        </w:rPr>
+        <w:t xml:space="preserve">to </w:t>
+      </w:r>
+      <w:r>
+        <w:rPr>
+          <w:rFonts w:eastAsia="Times New Roman"/>
+        </w:rPr>
+        <w:t>have</w:t>
+      </w:r>
+      <w:r>
+        <w:rPr>
+          <w:rFonts w:eastAsia="Times New Roman"/>
+        </w:rPr>
+        <w:t xml:space="preserve"> guests</w:t>
+      </w:r>
+      <w:r>
+        <w:rPr>
+          <w:rFonts w:eastAsia="Times New Roman"/>
+        </w:rPr>
+        <w:t xml:space="preserve">,” she said. </w:t>
+      </w:r>
+    </w:p>
+    <w:p>
+      <w:pPr>
+        <w:rPr>
+          <w:rFonts w:eastAsia="Times New Roman"/>
+        </w:rPr>
+      </w:pPr>
+      <w:r>
+        <w:rPr>
+          <w:rFonts w:eastAsia="Times New Roman"/>
+        </w:rPr>
+        <w:t xml:space="preserve">“Disarray? You call this disarray?” Akiko </w:t>
+      </w:r>
+      <w:r>
+        <w:rPr>
+          <w:rFonts w:eastAsia="Times New Roman"/>
+        </w:rPr>
+        <w:t>laughed</w:t>
+      </w:r>
+      <w:r>
+        <w:rPr>
+          <w:rFonts w:eastAsia="Times New Roman"/>
+        </w:rPr>
+        <w:t xml:space="preserve">. “Come </w:t>
+      </w:r>
+      <w:r>
+        <w:rPr>
+          <w:rFonts w:eastAsia="Times New Roman"/>
+        </w:rPr>
+        <w:t xml:space="preserve">the fuck </w:t>
+      </w:r>
+      <w:r>
+        <w:rPr>
+          <w:rFonts w:eastAsia="Times New Roman"/>
+        </w:rPr>
+        <w:t>on, this is even cleaner than the dorms I saw</w:t>
+      </w:r>
+      <w:r>
+        <w:rPr>
+          <w:rFonts w:eastAsia="Times New Roman"/>
+        </w:rPr>
+        <w:t xml:space="preserve"> in </w:t>
+      </w:r>
+      <w:r>
+        <w:rPr>
+          <w:rFonts w:eastAsia="Times New Roman"/>
+        </w:rPr>
+        <w:t>uni</w:t>
+      </w:r>
+      <w:r>
+        <w:rPr>
+          <w:rFonts w:eastAsia="Times New Roman"/>
+        </w:rPr>
+        <w:t>,</w:t>
+      </w:r>
+      <w:r>
+        <w:rPr>
+          <w:rFonts w:eastAsia="Times New Roman"/>
+        </w:rPr>
+        <w:t xml:space="preserve"> when guys would invite me over</w:t>
+      </w:r>
+      <w:r>
+        <w:rPr>
+          <w:rFonts w:eastAsia="Times New Roman"/>
+        </w:rPr>
+        <w:t xml:space="preserve"> </w:t>
+      </w:r>
+      <w:r>
+        <w:rPr>
+          <w:rFonts w:eastAsia="Times New Roman"/>
+        </w:rPr>
+        <w:t>to try and</w:t>
+      </w:r>
+      <w:r>
+        <w:rPr>
+          <w:rFonts w:eastAsia="Times New Roman"/>
+        </w:rPr>
+        <w:t xml:space="preserve"> get laid.”</w:t>
+      </w:r>
+    </w:p>
+    <w:p>
+      <w:pPr>
+        <w:rPr>
+          <w:rFonts w:eastAsia="Times New Roman"/>
+        </w:rPr>
+      </w:pPr>
+      <w:r>
+        <w:rPr>
+          <w:rFonts w:eastAsia="Times New Roman"/>
+        </w:rPr>
         <w:lastRenderedPageBreak/>
-        <w:t>“So, it got shot down before, but he thinks he can get more votes after that shitshow in Athens?”</w:t>
-      </w:r>
-    </w:p>
-    <w:p>
-      <w:pPr>
-        <w:rPr>
-          <w:rFonts w:eastAsia="Times New Roman"/>
-        </w:rPr>
-      </w:pPr>
-      <w:r>
-        <w:rPr>
-          <w:rFonts w:eastAsia="Times New Roman"/>
-        </w:rPr>
         <w:t>“</w:t>
       </w:r>
       <w:r>
         <w:rPr>
           <w:rFonts w:eastAsia="Times New Roman"/>
         </w:rPr>
-        <w:t>In a nutshell, yeah.</w:t>
+        <w:t>I’d hope you hold me to a higher standard than a hormone-addled schoolboy</w:t>
+      </w:r>
+      <w:r>
+        <w:rPr>
+          <w:rFonts w:eastAsia="Times New Roman"/>
+        </w:rPr>
+        <w:t>.”</w:t>
+      </w:r>
+    </w:p>
+    <w:p>
+      <w:pPr>
+        <w:rPr>
+          <w:rFonts w:eastAsia="Times New Roman"/>
+        </w:rPr>
+      </w:pPr>
+      <w:r>
+        <w:rPr>
+          <w:rFonts w:eastAsia="Times New Roman"/>
+        </w:rPr>
+        <w:t xml:space="preserve"> “</w:t>
+      </w:r>
+      <w:r>
+        <w:rPr>
+          <w:rFonts w:eastAsia="Times New Roman"/>
+        </w:rPr>
+        <w:t xml:space="preserve">Yeah, </w:t>
+      </w:r>
+      <w:r>
+        <w:rPr>
+          <w:rFonts w:eastAsia="Times New Roman"/>
+        </w:rPr>
+        <w:t xml:space="preserve">I guess. </w:t>
+      </w:r>
+      <w:r>
+        <w:rPr>
+          <w:rFonts w:eastAsia="Times New Roman"/>
+        </w:rPr>
+        <w:t xml:space="preserve">Not like those </w:t>
+      </w:r>
+      <w:r>
+        <w:rPr>
+          <w:rFonts w:eastAsia="Times New Roman"/>
+        </w:rPr>
+        <w:t>dolts</w:t>
+      </w:r>
+      <w:r>
+        <w:rPr>
+          <w:rFonts w:eastAsia="Times New Roman"/>
+        </w:rPr>
+        <w:t xml:space="preserve"> ever</w:t>
+      </w:r>
+      <w:r>
+        <w:rPr>
+          <w:rFonts w:eastAsia="Times New Roman"/>
+        </w:rPr>
+        <w:t xml:space="preserve"> got what they wanted anyway.”</w:t>
+      </w:r>
+    </w:p>
+    <w:p>
+      <w:pPr>
+        <w:rPr>
+          <w:rFonts w:eastAsia="Times New Roman"/>
+        </w:rPr>
+      </w:pPr>
+      <w:r>
+        <w:rPr>
+          <w:rFonts w:eastAsia="Times New Roman"/>
+        </w:rPr>
+        <w:t>Akiko continued to take in the room, until her gaze came to rest on</w:t>
+      </w:r>
+      <w:r>
+        <w:rPr>
+          <w:rFonts w:eastAsia="Times New Roman"/>
+        </w:rPr>
+        <w:t xml:space="preserve"> the </w:t>
+      </w:r>
+      <w:r>
+        <w:rPr>
+          <w:rFonts w:eastAsia="Times New Roman"/>
+        </w:rPr>
+        <w:t>yellow</w:t>
       </w:r>
       <w:r>
         <w:rPr>
@@ -7647,294 +8223,32 @@
         <w:rPr>
           <w:rFonts w:eastAsia="Times New Roman"/>
         </w:rPr>
-        <w:t xml:space="preserve">Don’t worry about it, though. </w:t>
-      </w:r>
-      <w:r>
-        <w:rPr>
-          <w:rFonts w:eastAsia="Times New Roman"/>
-        </w:rPr>
-        <w:t>I’m sure my mother and Xiang are already trying to figure out how we can sway this in our favor.”</w:t>
-      </w:r>
-    </w:p>
-    <w:p>
-      <w:pPr>
-        <w:rPr>
-          <w:rFonts w:eastAsia="Times New Roman"/>
-        </w:rPr>
-      </w:pPr>
-      <w:r>
-        <w:rPr>
-          <w:rFonts w:eastAsia="Times New Roman"/>
-        </w:rPr>
-        <w:t>“Oh, I’m not worried</w:t>
-      </w:r>
-      <w:r>
-        <w:rPr>
-          <w:rFonts w:eastAsia="Times New Roman"/>
-        </w:rPr>
-        <w:t>. None of my business, anyway</w:t>
-      </w:r>
-      <w:r>
-        <w:rPr>
-          <w:rFonts w:eastAsia="Times New Roman"/>
-        </w:rPr>
-        <w:t>.”</w:t>
-      </w:r>
-    </w:p>
-    <w:p>
-      <w:pPr>
-        <w:rPr>
-          <w:rFonts w:eastAsia="Times New Roman"/>
-        </w:rPr>
-      </w:pPr>
-      <w:r>
-        <w:rPr>
-          <w:rFonts w:eastAsia="Times New Roman"/>
-        </w:rPr>
-        <w:t>Cassandra stopped in front of a door near the northeastern corner of the Cloud Garden and</w:t>
-      </w:r>
-      <w:r>
-        <w:rPr>
-          <w:rFonts w:eastAsia="Times New Roman"/>
-        </w:rPr>
-        <w:t xml:space="preserve"> pressed her thumb against the sensor by its handle. There was a click, and she pulled the door open, allowing Akiko to enter first.</w:t>
-      </w:r>
-    </w:p>
-    <w:p>
-      <w:pPr>
-        <w:rPr>
-          <w:rFonts w:eastAsia="Times New Roman"/>
-        </w:rPr>
-      </w:pPr>
-      <w:r>
-        <w:rPr>
-          <w:rFonts w:eastAsia="Times New Roman"/>
-        </w:rPr>
-        <w:t xml:space="preserve">Her apartment was </w:t>
-      </w:r>
-      <w:r>
-        <w:rPr>
-          <w:rFonts w:eastAsia="Times New Roman"/>
-        </w:rPr>
-        <w:t>spacious</w:t>
-      </w:r>
-      <w:r>
-        <w:rPr>
-          <w:rFonts w:eastAsia="Times New Roman"/>
-        </w:rPr>
-        <w:t>, though modestly decorated</w:t>
-      </w:r>
-      <w:r>
-        <w:rPr>
-          <w:rFonts w:eastAsia="Times New Roman"/>
-        </w:rPr>
-        <w:t xml:space="preserve"> with an assortment of houseplants, statuettes wrought from jade and marble</w:t>
-      </w:r>
-      <w:r>
-        <w:rPr>
-          <w:rFonts w:eastAsia="Times New Roman"/>
-        </w:rPr>
-        <w:t xml:space="preserve">, and a miniature Zen garden </w:t>
-      </w:r>
-      <w:r>
-        <w:rPr>
-          <w:rFonts w:eastAsia="Times New Roman"/>
-        </w:rPr>
-        <w:t>atop the living room table. A handful of clean but unsorted pots and dishes were stacked near the washing machine</w:t>
-      </w:r>
-      <w:r>
-        <w:rPr>
-          <w:rFonts w:eastAsia="Times New Roman"/>
-        </w:rPr>
-        <w:t xml:space="preserve"> and </w:t>
-      </w:r>
-      <w:r>
-        <w:rPr>
-          <w:rFonts w:eastAsia="Times New Roman"/>
-        </w:rPr>
-        <w:t>a pile of</w:t>
-      </w:r>
-      <w:r>
-        <w:rPr>
-          <w:rFonts w:eastAsia="Times New Roman"/>
-        </w:rPr>
-        <w:t xml:space="preserve"> dirty clothes lay on the floor outside the bedroom, </w:t>
-      </w:r>
-      <w:r>
-        <w:rPr>
-          <w:rFonts w:eastAsia="Times New Roman"/>
-        </w:rPr>
-        <w:t>showing</w:t>
-      </w:r>
-      <w:r>
-        <w:rPr>
-          <w:rFonts w:eastAsia="Times New Roman"/>
-        </w:rPr>
-        <w:t xml:space="preserve"> the haste with which Cassandra had </w:t>
-      </w:r>
-      <w:r>
-        <w:rPr>
-          <w:rFonts w:eastAsia="Times New Roman"/>
-        </w:rPr>
-        <w:t>left</w:t>
-      </w:r>
-      <w:r>
-        <w:rPr>
-          <w:rFonts w:eastAsia="Times New Roman"/>
-        </w:rPr>
-        <w:t xml:space="preserve"> for the conference. Had the incident at the airport not forced her to rush, she would </w:t>
-      </w:r>
-      <w:r>
-        <w:rPr>
-          <w:rFonts w:eastAsia="Times New Roman"/>
-        </w:rPr>
-        <w:t>have never</w:t>
-      </w:r>
-      <w:r>
-        <w:rPr>
-          <w:rFonts w:eastAsia="Times New Roman"/>
-        </w:rPr>
-        <w:t xml:space="preserve"> left </w:t>
-      </w:r>
-      <w:r>
-        <w:rPr>
-          <w:rFonts w:eastAsia="Times New Roman"/>
-        </w:rPr>
-        <w:t>such a mess</w:t>
-      </w:r>
-      <w:r>
-        <w:rPr>
-          <w:rFonts w:eastAsia="Times New Roman"/>
-        </w:rPr>
-        <w:t>.</w:t>
-      </w:r>
-    </w:p>
-    <w:p>
-      <w:pPr>
-        <w:rPr>
-          <w:rFonts w:eastAsia="Times New Roman"/>
-        </w:rPr>
-      </w:pPr>
-      <w:r>
-        <w:rPr>
-          <w:rFonts w:eastAsia="Times New Roman"/>
-        </w:rPr>
-        <w:t>“</w:t>
-      </w:r>
-      <w:r>
-        <w:rPr>
-          <w:rFonts w:eastAsia="Times New Roman"/>
-        </w:rPr>
-        <w:t xml:space="preserve">The couch is a </w:t>
-      </w:r>
-      <w:r>
-        <w:rPr>
-          <w:rFonts w:eastAsia="Times New Roman"/>
-        </w:rPr>
-        <w:t>fold</w:t>
-      </w:r>
-      <w:r>
-        <w:rPr>
-          <w:rFonts w:eastAsia="Times New Roman"/>
-        </w:rPr>
-        <w:t xml:space="preserve">-out, so you can sleep there. </w:t>
-      </w:r>
-      <w:r>
-        <w:rPr>
-          <w:rFonts w:eastAsia="Times New Roman"/>
-        </w:rPr>
-        <w:t>Sorry</w:t>
-      </w:r>
-      <w:r>
-        <w:rPr>
-          <w:rFonts w:eastAsia="Times New Roman"/>
-        </w:rPr>
-        <w:t xml:space="preserve"> for the mild state of disarray. I hadn’t expected </w:t>
-      </w:r>
-      <w:r>
-        <w:rPr>
-          <w:rFonts w:eastAsia="Times New Roman"/>
-        </w:rPr>
-        <w:t xml:space="preserve">to </w:t>
-      </w:r>
-      <w:r>
-        <w:rPr>
-          <w:rFonts w:eastAsia="Times New Roman"/>
-        </w:rPr>
-        <w:t>have</w:t>
-      </w:r>
-      <w:r>
-        <w:rPr>
-          <w:rFonts w:eastAsia="Times New Roman"/>
-        </w:rPr>
-        <w:t xml:space="preserve"> guests</w:t>
-      </w:r>
-      <w:r>
-        <w:rPr>
-          <w:rFonts w:eastAsia="Times New Roman"/>
-        </w:rPr>
-        <w:t xml:space="preserve">,” she said. </w:t>
-      </w:r>
-    </w:p>
-    <w:p>
-      <w:pPr>
-        <w:rPr>
-          <w:rFonts w:eastAsia="Times New Roman"/>
-        </w:rPr>
-      </w:pPr>
-      <w:r>
-        <w:rPr>
-          <w:rFonts w:eastAsia="Times New Roman"/>
-        </w:rPr>
-        <w:t xml:space="preserve">“Disarray? You call this disarray?” Akiko </w:t>
-      </w:r>
-      <w:r>
-        <w:rPr>
-          <w:rFonts w:eastAsia="Times New Roman"/>
-        </w:rPr>
-        <w:t>laughed</w:t>
-      </w:r>
-      <w:r>
-        <w:rPr>
-          <w:rFonts w:eastAsia="Times New Roman"/>
-        </w:rPr>
-        <w:t xml:space="preserve">. “Come </w:t>
-      </w:r>
-      <w:r>
-        <w:rPr>
-          <w:rFonts w:eastAsia="Times New Roman"/>
-        </w:rPr>
-        <w:t xml:space="preserve">the fuck </w:t>
-      </w:r>
-      <w:r>
-        <w:rPr>
-          <w:rFonts w:eastAsia="Times New Roman"/>
-        </w:rPr>
-        <w:t>on, this is even cleaner than the dorms I saw</w:t>
-      </w:r>
-      <w:r>
-        <w:rPr>
-          <w:rFonts w:eastAsia="Times New Roman"/>
-        </w:rPr>
-        <w:t xml:space="preserve"> in </w:t>
-      </w:r>
-      <w:r>
-        <w:rPr>
-          <w:rFonts w:eastAsia="Times New Roman"/>
-        </w:rPr>
-        <w:t>uni</w:t>
-      </w:r>
-      <w:r>
-        <w:rPr>
-          <w:rFonts w:eastAsia="Times New Roman"/>
-        </w:rPr>
-        <w:t>,</w:t>
-      </w:r>
-      <w:r>
-        <w:rPr>
-          <w:rFonts w:eastAsia="Times New Roman"/>
-        </w:rPr>
-        <w:t xml:space="preserve"> when guys would invite me over</w:t>
+        <w:t xml:space="preserve">talisman hanging </w:t>
+      </w:r>
+      <w:r>
+        <w:rPr>
+          <w:rFonts w:eastAsia="Times New Roman"/>
+        </w:rPr>
+        <w:t>on</w:t>
+      </w:r>
+      <w:r>
+        <w:rPr>
+          <w:rFonts w:eastAsia="Times New Roman"/>
+        </w:rPr>
+        <w:t xml:space="preserve"> the front door. “And what’s this?” she asked, stepping closer.</w:t>
+      </w:r>
+    </w:p>
+    <w:p>
+      <w:pPr>
+        <w:rPr>
+          <w:rFonts w:eastAsia="Times New Roman"/>
+        </w:rPr>
+      </w:pPr>
+      <w:r>
+        <w:rPr>
+          <w:rFonts w:eastAsia="Times New Roman"/>
+        </w:rPr>
+        <w:t>“Oh, that?</w:t>
       </w:r>
       <w:r>
         <w:rPr>
@@ -7946,160 +8260,6 @@
         <w:rPr>
           <w:rFonts w:eastAsia="Times New Roman"/>
         </w:rPr>
-        <w:t>to try and</w:t>
-      </w:r>
-      <w:r>
-        <w:rPr>
-          <w:rFonts w:eastAsia="Times New Roman"/>
-        </w:rPr>
-        <w:t xml:space="preserve"> get laid.”</w:t>
-      </w:r>
-    </w:p>
-    <w:p>
-      <w:pPr>
-        <w:rPr>
-          <w:rFonts w:eastAsia="Times New Roman"/>
-        </w:rPr>
-      </w:pPr>
-      <w:r>
-        <w:rPr>
-          <w:rFonts w:eastAsia="Times New Roman"/>
-        </w:rPr>
-        <w:t>“</w:t>
-      </w:r>
-      <w:r>
-        <w:rPr>
-          <w:rFonts w:eastAsia="Times New Roman"/>
-        </w:rPr>
-        <w:t>I’d hope you hold me to a higher standard than a hormone-addled schoolboy</w:t>
-      </w:r>
-      <w:r>
-        <w:rPr>
-          <w:rFonts w:eastAsia="Times New Roman"/>
-        </w:rPr>
-        <w:t>.”</w:t>
-      </w:r>
-    </w:p>
-    <w:p>
-      <w:pPr>
-        <w:rPr>
-          <w:rFonts w:eastAsia="Times New Roman"/>
-        </w:rPr>
-      </w:pPr>
-      <w:r>
-        <w:rPr>
-          <w:rFonts w:eastAsia="Times New Roman"/>
-        </w:rPr>
-        <w:t xml:space="preserve"> “</w:t>
-      </w:r>
-      <w:r>
-        <w:rPr>
-          <w:rFonts w:eastAsia="Times New Roman"/>
-        </w:rPr>
-        <w:t xml:space="preserve">Yeah, </w:t>
-      </w:r>
-      <w:r>
-        <w:rPr>
-          <w:rFonts w:eastAsia="Times New Roman"/>
-        </w:rPr>
-        <w:t xml:space="preserve">I guess. </w:t>
-      </w:r>
-      <w:r>
-        <w:rPr>
-          <w:rFonts w:eastAsia="Times New Roman"/>
-        </w:rPr>
-        <w:t xml:space="preserve">Not like those </w:t>
-      </w:r>
-      <w:r>
-        <w:rPr>
-          <w:rFonts w:eastAsia="Times New Roman"/>
-        </w:rPr>
-        <w:t>dolts</w:t>
-      </w:r>
-      <w:r>
-        <w:rPr>
-          <w:rFonts w:eastAsia="Times New Roman"/>
-        </w:rPr>
-        <w:t xml:space="preserve"> ever</w:t>
-      </w:r>
-      <w:r>
-        <w:rPr>
-          <w:rFonts w:eastAsia="Times New Roman"/>
-        </w:rPr>
-        <w:t xml:space="preserve"> got what they wanted anyway.”</w:t>
-      </w:r>
-    </w:p>
-    <w:p>
-      <w:pPr>
-        <w:rPr>
-          <w:rFonts w:eastAsia="Times New Roman"/>
-        </w:rPr>
-      </w:pPr>
-      <w:r>
-        <w:rPr>
-          <w:rFonts w:eastAsia="Times New Roman"/>
-        </w:rPr>
-        <w:t>Akiko continued to take in the room, until her gaze came to rest on</w:t>
-      </w:r>
-      <w:r>
-        <w:rPr>
-          <w:rFonts w:eastAsia="Times New Roman"/>
-        </w:rPr>
-        <w:t xml:space="preserve"> the </w:t>
-      </w:r>
-      <w:r>
-        <w:rPr>
-          <w:rFonts w:eastAsia="Times New Roman"/>
-        </w:rPr>
-        <w:t>yellow</w:t>
-      </w:r>
-      <w:r>
-        <w:rPr>
-          <w:rFonts w:eastAsia="Times New Roman"/>
-        </w:rPr>
-        <w:t xml:space="preserve"> </w:t>
-      </w:r>
-      <w:r>
-        <w:rPr>
-          <w:rFonts w:eastAsia="Times New Roman"/>
-        </w:rPr>
-        <w:t xml:space="preserve">talisman hanging </w:t>
-      </w:r>
-      <w:r>
-        <w:rPr>
-          <w:rFonts w:eastAsia="Times New Roman"/>
-        </w:rPr>
-        <w:t>on</w:t>
-      </w:r>
-      <w:r>
-        <w:rPr>
-          <w:rFonts w:eastAsia="Times New Roman"/>
-        </w:rPr>
-        <w:t xml:space="preserve"> the front door. “And what’s this?” she asked, stepping closer.</w:t>
-      </w:r>
-    </w:p>
-    <w:p>
-      <w:pPr>
-        <w:rPr>
-          <w:rFonts w:eastAsia="Times New Roman"/>
-        </w:rPr>
-      </w:pPr>
-      <w:r>
-        <w:rPr>
-          <w:rFonts w:eastAsia="Times New Roman"/>
-        </w:rPr>
-        <w:t>“Oh, that?</w:t>
-      </w:r>
-      <w:r>
-        <w:rPr>
-          <w:rFonts w:eastAsia="Times New Roman"/>
-        </w:rPr>
-        <w:t xml:space="preserve"> </w:t>
-      </w:r>
-      <w:r>
-        <w:rPr>
-          <w:rFonts w:eastAsia="Times New Roman"/>
-        </w:rPr>
         <w:t>It’s just a</w:t>
       </w:r>
       <w:r>
@@ -8161,7 +8321,6 @@
         <w:rPr>
           <w:rFonts w:eastAsia="Times New Roman"/>
         </w:rPr>
-        <w:lastRenderedPageBreak/>
         <w:t xml:space="preserve">“I actually had something similar in my room back on the </w:t>
       </w:r>
       <w:r>
@@ -8485,6 +8644,7 @@
         <w:rPr>
           <w:rFonts w:eastAsia="Times New Roman"/>
         </w:rPr>
+        <w:lastRenderedPageBreak/>
         <w:t xml:space="preserve">Chronically unwilling to waste a second of time, Shufen scheduled the leadership from the Montreal branch to meet first thing </w:t>
       </w:r>
       <w:r>
@@ -8655,363 +8815,363 @@
         <w:rPr>
           <w:rFonts w:eastAsia="Times New Roman"/>
         </w:rPr>
+        <w:t xml:space="preserve">“You’re right on time. Have a seat,” Shufen said, gesturing towards the many open spaces at the table. </w:t>
+      </w:r>
+    </w:p>
+    <w:p>
+      <w:pPr>
+        <w:rPr>
+          <w:rFonts w:eastAsia="Times New Roman"/>
+        </w:rPr>
+      </w:pPr>
+      <w:r>
+        <w:rPr>
+          <w:rFonts w:eastAsia="Times New Roman"/>
+        </w:rPr>
+        <w:t>“This is it?”</w:t>
+      </w:r>
+    </w:p>
+    <w:p>
+      <w:pPr>
+        <w:rPr>
+          <w:rFonts w:eastAsia="Times New Roman"/>
+        </w:rPr>
+      </w:pPr>
+      <w:r>
+        <w:rPr>
+          <w:rFonts w:eastAsia="Times New Roman"/>
+        </w:rPr>
+        <w:t xml:space="preserve">“Most </w:t>
+      </w:r>
+      <w:r>
+        <w:rPr>
+          <w:rFonts w:eastAsia="Times New Roman"/>
+        </w:rPr>
+        <w:t>people who made it out</w:t>
+      </w:r>
+      <w:r>
+        <w:rPr>
+          <w:rFonts w:eastAsia="Times New Roman"/>
+        </w:rPr>
+        <w:t xml:space="preserve"> </w:t>
+      </w:r>
+      <w:r>
+        <w:rPr>
+          <w:rFonts w:eastAsia="Times New Roman"/>
+        </w:rPr>
+        <w:t xml:space="preserve">of Athens </w:t>
+      </w:r>
+      <w:r>
+        <w:rPr>
+          <w:rFonts w:eastAsia="Times New Roman"/>
+        </w:rPr>
+        <w:t xml:space="preserve">are </w:t>
+      </w:r>
+      <w:r>
+        <w:rPr>
+          <w:rFonts w:eastAsia="Times New Roman"/>
+        </w:rPr>
+        <w:t>busy running around</w:t>
+      </w:r>
+      <w:r>
+        <w:rPr>
+          <w:rFonts w:eastAsia="Times New Roman"/>
+        </w:rPr>
+        <w:t xml:space="preserve"> putting out fires,” Jackson said, leaning as far back in his chair as he could without falling over. </w:t>
+      </w:r>
+      <w:r>
+        <w:rPr>
+          <w:rFonts w:eastAsia="Times New Roman"/>
+        </w:rPr>
+        <w:t>“As before, I’m filling in for my father, so you lot are going to have to put up with me for a little longer.”</w:t>
+      </w:r>
+    </w:p>
+    <w:p>
+      <w:pPr>
+        <w:rPr>
+          <w:rFonts w:eastAsia="Times New Roman"/>
+        </w:rPr>
+      </w:pPr>
+      <w:r>
+        <w:rPr>
+          <w:rFonts w:eastAsia="Times New Roman"/>
+        </w:rPr>
+        <w:t xml:space="preserve">Cassandra nodded and took a seat at the table, as far from any of her colleagues as possible. “So, Montreal </w:t>
+      </w:r>
+      <w:r>
+        <w:rPr>
+          <w:rFonts w:eastAsia="Times New Roman"/>
+        </w:rPr>
+        <w:t>Security</w:t>
+      </w:r>
+      <w:r>
+        <w:rPr>
+          <w:rFonts w:eastAsia="Times New Roman"/>
+        </w:rPr>
+        <w:t xml:space="preserve"> Initiative, right? Lancaster’s pulling that old thing out of the dust bin?” she asked.</w:t>
+      </w:r>
+    </w:p>
+    <w:p>
+      <w:pPr>
+        <w:rPr>
+          <w:rFonts w:eastAsia="Times New Roman"/>
+        </w:rPr>
+      </w:pPr>
+      <w:r>
+        <w:rPr>
+          <w:rFonts w:eastAsia="Times New Roman"/>
+        </w:rPr>
+        <w:t xml:space="preserve">“Unfortunately, yes. </w:t>
+      </w:r>
+      <w:r>
+        <w:rPr>
+          <w:rFonts w:eastAsia="Times New Roman"/>
+        </w:rPr>
+        <w:t>He’s also tacked on an amendment transferring</w:t>
+      </w:r>
+      <w:r>
+        <w:rPr>
+          <w:rFonts w:eastAsia="Times New Roman"/>
+        </w:rPr>
+        <w:t xml:space="preserve"> the mnemonics project</w:t>
+      </w:r>
+      <w:r>
+        <w:rPr>
+          <w:rFonts w:eastAsia="Times New Roman"/>
+        </w:rPr>
+        <w:t xml:space="preserve"> to headquarters</w:t>
+      </w:r>
+      <w:r>
+        <w:rPr>
+          <w:rFonts w:eastAsia="Times New Roman"/>
+        </w:rPr>
+        <w:t>.”</w:t>
+      </w:r>
+    </w:p>
+    <w:p>
+      <w:pPr>
+        <w:rPr>
+          <w:rFonts w:eastAsia="Times New Roman"/>
+        </w:rPr>
+      </w:pPr>
+      <w:r>
+        <w:rPr>
+          <w:rFonts w:eastAsia="Times New Roman"/>
+        </w:rPr>
+        <w:t xml:space="preserve">“Which he can then sell to whomever he pleases, </w:t>
+      </w:r>
+      <w:r>
+        <w:rPr>
+          <w:rFonts w:eastAsia="Times New Roman"/>
+        </w:rPr>
+        <w:t>with you</w:t>
+      </w:r>
+      <w:r>
+        <w:rPr>
+          <w:rFonts w:eastAsia="Times New Roman"/>
+        </w:rPr>
+        <w:t xml:space="preserve"> not around to lead the opposition</w:t>
+      </w:r>
+      <w:r>
+        <w:rPr>
+          <w:rFonts w:eastAsia="Times New Roman"/>
+        </w:rPr>
+        <w:t>?</w:t>
+      </w:r>
+      <w:r>
+        <w:rPr>
+          <w:rFonts w:eastAsia="Times New Roman"/>
+        </w:rPr>
+        <w:t xml:space="preserve">” Cassandra said, repeating the </w:t>
+      </w:r>
+      <w:r>
+        <w:rPr>
+          <w:rFonts w:eastAsia="Times New Roman"/>
+        </w:rPr>
+        <w:t>theory</w:t>
+      </w:r>
+      <w:r>
+        <w:rPr>
+          <w:rFonts w:eastAsia="Times New Roman"/>
+        </w:rPr>
+        <w:t xml:space="preserve"> she</w:t>
+      </w:r>
+      <w:r>
+        <w:rPr>
+          <w:rFonts w:eastAsia="Times New Roman"/>
+        </w:rPr>
+        <w:t>’</w:t>
+      </w:r>
+      <w:r>
+        <w:rPr>
+          <w:rFonts w:eastAsia="Times New Roman"/>
+        </w:rPr>
+        <w:t>d</w:t>
+      </w:r>
+      <w:r>
+        <w:rPr>
+          <w:rFonts w:eastAsia="Times New Roman"/>
+        </w:rPr>
+        <w:t xml:space="preserve"> discussed with</w:t>
+      </w:r>
+      <w:r>
+        <w:rPr>
+          <w:rFonts w:eastAsia="Times New Roman"/>
+        </w:rPr>
+        <w:t xml:space="preserve"> Akiko.</w:t>
+      </w:r>
+    </w:p>
+    <w:p>
+      <w:pPr>
+        <w:rPr>
+          <w:rFonts w:eastAsia="Times New Roman"/>
+        </w:rPr>
+      </w:pPr>
+      <w:r>
+        <w:rPr>
+          <w:rFonts w:eastAsia="Times New Roman"/>
+        </w:rPr>
+        <w:t xml:space="preserve">“Right as rain. He may have stolen the prototype, but he can’t start whoring it out to </w:t>
+      </w:r>
+      <w:r>
+        <w:rPr>
+          <w:rFonts w:eastAsia="Times New Roman"/>
+        </w:rPr>
+        <w:t>the feds</w:t>
+      </w:r>
+      <w:r>
+        <w:rPr>
+          <w:rFonts w:eastAsia="Times New Roman"/>
+        </w:rPr>
+        <w:t xml:space="preserve"> </w:t>
+      </w:r>
+      <w:r>
+        <w:rPr>
+          <w:rFonts w:eastAsia="Times New Roman"/>
+        </w:rPr>
+        <w:t>until</w:t>
+      </w:r>
+      <w:r>
+        <w:rPr>
+          <w:rFonts w:eastAsia="Times New Roman"/>
+        </w:rPr>
+        <w:t xml:space="preserve"> the board approves it</w:t>
+      </w:r>
+      <w:r>
+        <w:rPr>
+          <w:rFonts w:eastAsia="Times New Roman"/>
+        </w:rPr>
+        <w:t>,” Jackson replied.</w:t>
+      </w:r>
+    </w:p>
+    <w:p>
+      <w:pPr>
+        <w:rPr>
+          <w:rFonts w:eastAsia="Times New Roman"/>
+        </w:rPr>
+      </w:pPr>
+      <w:r>
+        <w:rPr>
+          <w:rFonts w:eastAsia="Times New Roman"/>
+        </w:rPr>
+        <w:t>Xiang now straightened his back and began to speak. “</w:t>
+      </w:r>
+      <w:r>
+        <w:rPr>
+          <w:rFonts w:eastAsia="Times New Roman"/>
+        </w:rPr>
+        <w:t>There will be a debate prior to the vote</w:t>
+      </w:r>
+      <w:r>
+        <w:rPr>
+          <w:rFonts w:eastAsia="Times New Roman"/>
+        </w:rPr>
+        <w:t>,</w:t>
+      </w:r>
+      <w:r>
+        <w:rPr>
+          <w:rFonts w:eastAsia="Times New Roman"/>
+        </w:rPr>
+        <w:t xml:space="preserve"> but</w:t>
+      </w:r>
+      <w:r>
+        <w:rPr>
+          <w:rFonts w:eastAsia="Times New Roman"/>
+        </w:rPr>
+        <w:t xml:space="preserve"> we expect less support than we received last time.</w:t>
+      </w:r>
+      <w:r>
+        <w:rPr>
+          <w:rFonts w:eastAsia="Times New Roman"/>
+        </w:rPr>
+        <w:t xml:space="preserve"> At least three</w:t>
+      </w:r>
+      <w:r>
+        <w:rPr>
+          <w:rFonts w:eastAsia="Times New Roman"/>
+        </w:rPr>
+        <w:t xml:space="preserve"> more</w:t>
+      </w:r>
+      <w:r>
+        <w:rPr>
+          <w:rFonts w:eastAsia="Times New Roman"/>
+        </w:rPr>
+        <w:t xml:space="preserve"> board members are now solidly in the </w:t>
+      </w:r>
+      <w:r>
+        <w:rPr>
+          <w:rFonts w:eastAsia="Times New Roman"/>
+        </w:rPr>
+        <w:t>chairman’s</w:t>
+      </w:r>
+      <w:r>
+        <w:rPr>
+          <w:rFonts w:eastAsia="Times New Roman"/>
+        </w:rPr>
+        <w:t xml:space="preserve"> faction</w:t>
+      </w:r>
+      <w:r>
+        <w:rPr>
+          <w:rFonts w:eastAsia="Times New Roman"/>
+        </w:rPr>
+        <w:t xml:space="preserve">, fearing </w:t>
+      </w:r>
+      <w:r>
+        <w:rPr>
+          <w:rFonts w:eastAsia="Times New Roman"/>
+        </w:rPr>
+        <w:t xml:space="preserve">that the unrest in Montreal contributed to the </w:t>
+      </w:r>
+      <w:r>
+        <w:rPr>
+          <w:rFonts w:eastAsia="Times New Roman"/>
+        </w:rPr>
+        <w:t>attack</w:t>
+      </w:r>
+      <w:r>
+        <w:rPr>
+          <w:rFonts w:eastAsia="Times New Roman"/>
+        </w:rPr>
+        <w:t>.</w:t>
+      </w:r>
+      <w:r>
+        <w:rPr>
+          <w:rFonts w:eastAsia="Times New Roman"/>
+        </w:rPr>
+        <w:t>”</w:t>
+      </w:r>
+    </w:p>
+    <w:p>
+      <w:pPr>
+        <w:rPr>
+          <w:rFonts w:eastAsia="Times New Roman"/>
+        </w:rPr>
+      </w:pPr>
+      <w:r>
+        <w:rPr>
+          <w:rFonts w:eastAsia="Times New Roman"/>
+        </w:rPr>
         <w:lastRenderedPageBreak/>
-        <w:t xml:space="preserve">“You’re right on time. Have a seat,” Shufen said, gesturing towards the many open spaces at the table. </w:t>
-      </w:r>
-    </w:p>
-    <w:p>
-      <w:pPr>
-        <w:rPr>
-          <w:rFonts w:eastAsia="Times New Roman"/>
-        </w:rPr>
-      </w:pPr>
-      <w:r>
-        <w:rPr>
-          <w:rFonts w:eastAsia="Times New Roman"/>
-        </w:rPr>
-        <w:t>“This is it?”</w:t>
-      </w:r>
-    </w:p>
-    <w:p>
-      <w:pPr>
-        <w:rPr>
-          <w:rFonts w:eastAsia="Times New Roman"/>
-        </w:rPr>
-      </w:pPr>
-      <w:r>
-        <w:rPr>
-          <w:rFonts w:eastAsia="Times New Roman"/>
-        </w:rPr>
-        <w:t xml:space="preserve">“Most </w:t>
-      </w:r>
-      <w:r>
-        <w:rPr>
-          <w:rFonts w:eastAsia="Times New Roman"/>
-        </w:rPr>
-        <w:t>people who made it out</w:t>
-      </w:r>
-      <w:r>
-        <w:rPr>
-          <w:rFonts w:eastAsia="Times New Roman"/>
-        </w:rPr>
-        <w:t xml:space="preserve"> </w:t>
-      </w:r>
-      <w:r>
-        <w:rPr>
-          <w:rFonts w:eastAsia="Times New Roman"/>
-        </w:rPr>
-        <w:t xml:space="preserve">of Athens </w:t>
-      </w:r>
-      <w:r>
-        <w:rPr>
-          <w:rFonts w:eastAsia="Times New Roman"/>
-        </w:rPr>
-        <w:t xml:space="preserve">are </w:t>
-      </w:r>
-      <w:r>
-        <w:rPr>
-          <w:rFonts w:eastAsia="Times New Roman"/>
-        </w:rPr>
-        <w:t>busy running around</w:t>
-      </w:r>
-      <w:r>
-        <w:rPr>
-          <w:rFonts w:eastAsia="Times New Roman"/>
-        </w:rPr>
-        <w:t xml:space="preserve"> putting out fires,” Jackson said, leaning as far back in his chair as he could without falling over. </w:t>
-      </w:r>
-      <w:r>
-        <w:rPr>
-          <w:rFonts w:eastAsia="Times New Roman"/>
-        </w:rPr>
-        <w:t>“As before, I’m filling in for my father, so you lot are going to have to put up with me for a little longer.”</w:t>
-      </w:r>
-    </w:p>
-    <w:p>
-      <w:pPr>
-        <w:rPr>
-          <w:rFonts w:eastAsia="Times New Roman"/>
-        </w:rPr>
-      </w:pPr>
-      <w:r>
-        <w:rPr>
-          <w:rFonts w:eastAsia="Times New Roman"/>
-        </w:rPr>
-        <w:t xml:space="preserve">Cassandra nodded and took a seat at the table, as far from any of her colleagues as possible. “So, Montreal </w:t>
-      </w:r>
-      <w:r>
-        <w:rPr>
-          <w:rFonts w:eastAsia="Times New Roman"/>
-        </w:rPr>
-        <w:t>Security</w:t>
-      </w:r>
-      <w:r>
-        <w:rPr>
-          <w:rFonts w:eastAsia="Times New Roman"/>
-        </w:rPr>
-        <w:t xml:space="preserve"> Initiative, right? Lancaster’s pulling that old thing out of the dust bin?” she asked.</w:t>
-      </w:r>
-    </w:p>
-    <w:p>
-      <w:pPr>
-        <w:rPr>
-          <w:rFonts w:eastAsia="Times New Roman"/>
-        </w:rPr>
-      </w:pPr>
-      <w:r>
-        <w:rPr>
-          <w:rFonts w:eastAsia="Times New Roman"/>
-        </w:rPr>
-        <w:t xml:space="preserve">“Unfortunately, yes. </w:t>
-      </w:r>
-      <w:r>
-        <w:rPr>
-          <w:rFonts w:eastAsia="Times New Roman"/>
-        </w:rPr>
-        <w:t>He’s also tacked on an amendment transferring</w:t>
-      </w:r>
-      <w:r>
-        <w:rPr>
-          <w:rFonts w:eastAsia="Times New Roman"/>
-        </w:rPr>
-        <w:t xml:space="preserve"> the mnemonics project</w:t>
-      </w:r>
-      <w:r>
-        <w:rPr>
-          <w:rFonts w:eastAsia="Times New Roman"/>
-        </w:rPr>
-        <w:t xml:space="preserve"> to headquarters</w:t>
-      </w:r>
-      <w:r>
-        <w:rPr>
-          <w:rFonts w:eastAsia="Times New Roman"/>
-        </w:rPr>
-        <w:t>.”</w:t>
-      </w:r>
-    </w:p>
-    <w:p>
-      <w:pPr>
-        <w:rPr>
-          <w:rFonts w:eastAsia="Times New Roman"/>
-        </w:rPr>
-      </w:pPr>
-      <w:r>
-        <w:rPr>
-          <w:rFonts w:eastAsia="Times New Roman"/>
-        </w:rPr>
-        <w:t xml:space="preserve">“Which he can then sell to whomever he pleases, </w:t>
-      </w:r>
-      <w:r>
-        <w:rPr>
-          <w:rFonts w:eastAsia="Times New Roman"/>
-        </w:rPr>
-        <w:t>with you</w:t>
-      </w:r>
-      <w:r>
-        <w:rPr>
-          <w:rFonts w:eastAsia="Times New Roman"/>
-        </w:rPr>
-        <w:t xml:space="preserve"> not around to lead the opposition</w:t>
-      </w:r>
-      <w:r>
-        <w:rPr>
-          <w:rFonts w:eastAsia="Times New Roman"/>
-        </w:rPr>
-        <w:t>?</w:t>
-      </w:r>
-      <w:r>
-        <w:rPr>
-          <w:rFonts w:eastAsia="Times New Roman"/>
-        </w:rPr>
-        <w:t xml:space="preserve">” Cassandra said, repeating the </w:t>
-      </w:r>
-      <w:r>
-        <w:rPr>
-          <w:rFonts w:eastAsia="Times New Roman"/>
-        </w:rPr>
-        <w:t>theory</w:t>
-      </w:r>
-      <w:r>
-        <w:rPr>
-          <w:rFonts w:eastAsia="Times New Roman"/>
-        </w:rPr>
-        <w:t xml:space="preserve"> she</w:t>
-      </w:r>
-      <w:r>
-        <w:rPr>
-          <w:rFonts w:eastAsia="Times New Roman"/>
-        </w:rPr>
-        <w:t>’</w:t>
-      </w:r>
-      <w:r>
-        <w:rPr>
-          <w:rFonts w:eastAsia="Times New Roman"/>
-        </w:rPr>
-        <w:t>d</w:t>
-      </w:r>
-      <w:r>
-        <w:rPr>
-          <w:rFonts w:eastAsia="Times New Roman"/>
-        </w:rPr>
-        <w:t xml:space="preserve"> discussed with</w:t>
-      </w:r>
-      <w:r>
-        <w:rPr>
-          <w:rFonts w:eastAsia="Times New Roman"/>
-        </w:rPr>
-        <w:t xml:space="preserve"> Akiko.</w:t>
-      </w:r>
-    </w:p>
-    <w:p>
-      <w:pPr>
-        <w:rPr>
-          <w:rFonts w:eastAsia="Times New Roman"/>
-        </w:rPr>
-      </w:pPr>
-      <w:r>
-        <w:rPr>
-          <w:rFonts w:eastAsia="Times New Roman"/>
-        </w:rPr>
-        <w:t xml:space="preserve">“Right as rain. He may have stolen the prototype, but he can’t start whoring it out to </w:t>
-      </w:r>
-      <w:r>
-        <w:rPr>
-          <w:rFonts w:eastAsia="Times New Roman"/>
-        </w:rPr>
-        <w:t>the feds</w:t>
-      </w:r>
-      <w:r>
-        <w:rPr>
-          <w:rFonts w:eastAsia="Times New Roman"/>
-        </w:rPr>
-        <w:t xml:space="preserve"> </w:t>
-      </w:r>
-      <w:r>
-        <w:rPr>
-          <w:rFonts w:eastAsia="Times New Roman"/>
-        </w:rPr>
-        <w:t>until</w:t>
-      </w:r>
-      <w:r>
-        <w:rPr>
-          <w:rFonts w:eastAsia="Times New Roman"/>
-        </w:rPr>
-        <w:t xml:space="preserve"> the board approves it</w:t>
-      </w:r>
-      <w:r>
-        <w:rPr>
-          <w:rFonts w:eastAsia="Times New Roman"/>
-        </w:rPr>
-        <w:t>,” Jackson replied.</w:t>
-      </w:r>
-    </w:p>
-    <w:p>
-      <w:pPr>
-        <w:rPr>
-          <w:rFonts w:eastAsia="Times New Roman"/>
-        </w:rPr>
-      </w:pPr>
-      <w:r>
-        <w:rPr>
-          <w:rFonts w:eastAsia="Times New Roman"/>
-        </w:rPr>
-        <w:t>Xiang now straightened his back and began to speak. “</w:t>
-      </w:r>
-      <w:r>
-        <w:rPr>
-          <w:rFonts w:eastAsia="Times New Roman"/>
-        </w:rPr>
-        <w:t>There will be a debate prior to the vote</w:t>
-      </w:r>
-      <w:r>
-        <w:rPr>
-          <w:rFonts w:eastAsia="Times New Roman"/>
-        </w:rPr>
-        <w:t>,</w:t>
-      </w:r>
-      <w:r>
-        <w:rPr>
-          <w:rFonts w:eastAsia="Times New Roman"/>
-        </w:rPr>
-        <w:t xml:space="preserve"> but</w:t>
-      </w:r>
-      <w:r>
-        <w:rPr>
-          <w:rFonts w:eastAsia="Times New Roman"/>
-        </w:rPr>
-        <w:t xml:space="preserve"> we expect less support than we received last time.</w:t>
-      </w:r>
-      <w:r>
-        <w:rPr>
-          <w:rFonts w:eastAsia="Times New Roman"/>
-        </w:rPr>
-        <w:t xml:space="preserve"> At least three</w:t>
-      </w:r>
-      <w:r>
-        <w:rPr>
-          <w:rFonts w:eastAsia="Times New Roman"/>
-        </w:rPr>
-        <w:t xml:space="preserve"> more</w:t>
-      </w:r>
-      <w:r>
-        <w:rPr>
-          <w:rFonts w:eastAsia="Times New Roman"/>
-        </w:rPr>
-        <w:t xml:space="preserve"> board members are now solidly in the </w:t>
-      </w:r>
-      <w:r>
-        <w:rPr>
-          <w:rFonts w:eastAsia="Times New Roman"/>
-        </w:rPr>
-        <w:t>chairman’s</w:t>
-      </w:r>
-      <w:r>
-        <w:rPr>
-          <w:rFonts w:eastAsia="Times New Roman"/>
-        </w:rPr>
-        <w:t xml:space="preserve"> faction</w:t>
-      </w:r>
-      <w:r>
-        <w:rPr>
-          <w:rFonts w:eastAsia="Times New Roman"/>
-        </w:rPr>
-        <w:t xml:space="preserve">, fearing </w:t>
-      </w:r>
-      <w:r>
-        <w:rPr>
-          <w:rFonts w:eastAsia="Times New Roman"/>
-        </w:rPr>
-        <w:t xml:space="preserve">that the unrest in Montreal contributed to the </w:t>
-      </w:r>
-      <w:r>
-        <w:rPr>
-          <w:rFonts w:eastAsia="Times New Roman"/>
-        </w:rPr>
-        <w:t>attack</w:t>
-      </w:r>
-      <w:r>
-        <w:rPr>
-          <w:rFonts w:eastAsia="Times New Roman"/>
-        </w:rPr>
-        <w:t>.</w:t>
-      </w:r>
-      <w:r>
-        <w:rPr>
-          <w:rFonts w:eastAsia="Times New Roman"/>
-        </w:rPr>
-        <w:t>”</w:t>
-      </w:r>
-    </w:p>
-    <w:p>
-      <w:pPr>
-        <w:rPr>
-          <w:rFonts w:eastAsia="Times New Roman"/>
-        </w:rPr>
-      </w:pPr>
-      <w:r>
-        <w:rPr>
-          <w:rFonts w:eastAsia="Times New Roman"/>
-        </w:rPr>
         <w:t xml:space="preserve">“Even though there’s </w:t>
       </w:r>
       <w:r>
@@ -9163,7 +9323,6 @@
         <w:rPr>
           <w:rFonts w:eastAsia="Times New Roman"/>
         </w:rPr>
-        <w:lastRenderedPageBreak/>
         <w:t>“Royce was granted a seat several weeks ago as a way to strengthen our company’s partnership with the Skywatch. The reason we’re talking to him is because t</w:t>
       </w:r>
       <w:r>
@@ -9493,6 +9652,7 @@
         <w:rPr>
           <w:rFonts w:eastAsia="Times New Roman"/>
         </w:rPr>
+        <w:lastRenderedPageBreak/>
         <w:t xml:space="preserve">“If you recall, security at the venue wasn’t my </w:t>
       </w:r>
       <w:r>
@@ -9598,14 +9758,7 @@
         <w:rPr>
           <w:rFonts w:eastAsia="Times New Roman"/>
         </w:rPr>
-        <w:t xml:space="preserve"> I’ve arranged transport for you </w:t>
-      </w:r>
-      <w:r>
-        <w:rPr>
-          <w:rFonts w:eastAsia="Times New Roman"/>
-        </w:rPr>
-        <w:lastRenderedPageBreak/>
-        <w:t xml:space="preserve">aboard the migrant ship </w:t>
+        <w:t xml:space="preserve"> I’ve arranged transport for you aboard the migrant ship </w:t>
       </w:r>
       <w:r>
         <w:rPr>
@@ -9934,14 +10087,7 @@
         <w:rPr>
           <w:rFonts w:eastAsia="Times New Roman"/>
         </w:rPr>
-        <w:t xml:space="preserve">In </w:t>
-      </w:r>
-      <w:r>
-        <w:rPr>
-          <w:rFonts w:eastAsia="Times New Roman"/>
-        </w:rPr>
-        <w:lastRenderedPageBreak/>
-        <w:t>this sort of weather, she could lose herself amongst the raindrops, each of them as insignificant as she was.</w:t>
+        <w:t>In this sort of weather, she could lose herself amongst the raindrops, each of them as insignificant as she was.</w:t>
       </w:r>
     </w:p>
     <w:p>
@@ -10410,6 +10556,7 @@
           <w:i/>
           <w:iCs/>
         </w:rPr>
+        <w:lastRenderedPageBreak/>
         <w:t xml:space="preserve">Katayama </w:t>
       </w:r>
       <w:r>
@@ -10540,311 +10687,311 @@
         <w:rPr>
           <w:rFonts w:eastAsia="Times New Roman"/>
         </w:rPr>
-        <w:t xml:space="preserve"> as if each act had religious significance. </w:t>
+        <w:t xml:space="preserve"> as if each act had religious significance. Once everything was done, she rinsed her hands in the sink one last time, and only then was Akiko permitted to use the shower.</w:t>
+      </w:r>
+      <w:r>
+        <w:rPr>
+          <w:rFonts w:eastAsia="Times New Roman"/>
+        </w:rPr>
+        <w:t xml:space="preserve"> </w:t>
+      </w:r>
+      <w:r>
+        <w:rPr>
+          <w:rFonts w:eastAsia="Times New Roman"/>
+        </w:rPr>
+        <w:t xml:space="preserve">She took the day’s clothes in as well, </w:t>
+      </w:r>
+      <w:r>
+        <w:rPr>
+          <w:rFonts w:eastAsia="Times New Roman"/>
+        </w:rPr>
+        <w:t>so that she could change in private.</w:t>
+      </w:r>
+    </w:p>
+    <w:p>
+      <w:pPr>
+        <w:rPr>
+          <w:rFonts w:eastAsia="Times New Roman"/>
+        </w:rPr>
+      </w:pPr>
+      <w:r>
+        <w:rPr>
+          <w:rFonts w:eastAsia="Times New Roman"/>
+        </w:rPr>
+        <w:t xml:space="preserve">By the time she was done, Cassandra had </w:t>
+      </w:r>
+      <w:r>
+        <w:rPr>
+          <w:rFonts w:eastAsia="Times New Roman"/>
+        </w:rPr>
+        <w:t xml:space="preserve">also </w:t>
+      </w:r>
+      <w:r>
+        <w:rPr>
+          <w:rFonts w:eastAsia="Times New Roman"/>
+        </w:rPr>
+        <w:t>dressed herself</w:t>
+      </w:r>
+      <w:r>
+        <w:rPr>
+          <w:rFonts w:eastAsia="Times New Roman"/>
+        </w:rPr>
+        <w:t>,</w:t>
+      </w:r>
+      <w:r>
+        <w:rPr>
+          <w:rFonts w:eastAsia="Times New Roman"/>
+        </w:rPr>
+        <w:t xml:space="preserve"> having selected</w:t>
+      </w:r>
+      <w:r>
+        <w:rPr>
+          <w:rFonts w:eastAsia="Times New Roman"/>
+        </w:rPr>
+        <w:t xml:space="preserve"> a maroon blazer and slacks, and was carefully examining the talisman on the wall </w:t>
+      </w:r>
+      <w:r>
+        <w:rPr>
+          <w:rFonts w:eastAsia="Times New Roman"/>
+        </w:rPr>
+        <w:t>when</w:t>
+      </w:r>
+      <w:r>
+        <w:rPr>
+          <w:rFonts w:eastAsia="Times New Roman"/>
+        </w:rPr>
+        <w:t xml:space="preserve"> she noticed Akiko’s return.</w:t>
+      </w:r>
+    </w:p>
+    <w:p>
+      <w:pPr>
+        <w:rPr>
+          <w:rFonts w:eastAsia="Times New Roman"/>
+        </w:rPr>
+      </w:pPr>
+      <w:r>
+        <w:rPr>
+          <w:rFonts w:eastAsia="Times New Roman"/>
+        </w:rPr>
+        <w:t xml:space="preserve">“Well, don’t you look cute?” she said, gesturing towards Akiko’s </w:t>
+      </w:r>
+      <w:r>
+        <w:rPr>
+          <w:rFonts w:eastAsia="Times New Roman"/>
+        </w:rPr>
+        <w:t>vibrant</w:t>
+      </w:r>
+      <w:r>
+        <w:rPr>
+          <w:rFonts w:eastAsia="Times New Roman"/>
+        </w:rPr>
+        <w:t xml:space="preserve"> </w:t>
+      </w:r>
+      <w:r>
+        <w:rPr>
+          <w:rFonts w:eastAsia="Times New Roman"/>
+        </w:rPr>
+        <w:t>outfit.</w:t>
+      </w:r>
+    </w:p>
+    <w:p>
+      <w:pPr>
+        <w:rPr>
+          <w:rFonts w:eastAsia="Times New Roman"/>
+        </w:rPr>
+      </w:pPr>
+      <w:r>
+        <w:rPr>
+          <w:rFonts w:eastAsia="Times New Roman"/>
+        </w:rPr>
+        <w:t>“What, this? It’s literally just leggings and a tank top.”</w:t>
+      </w:r>
+    </w:p>
+    <w:p>
+      <w:pPr>
+        <w:rPr>
+          <w:rFonts w:eastAsia="Times New Roman"/>
+        </w:rPr>
+      </w:pPr>
+      <w:r>
+        <w:rPr>
+          <w:rFonts w:eastAsia="Times New Roman"/>
+        </w:rPr>
+        <w:t>“Yeah, well, the yellow suits you</w:t>
+      </w:r>
+      <w:r>
+        <w:rPr>
+          <w:rFonts w:eastAsia="Times New Roman"/>
+        </w:rPr>
+        <w:t xml:space="preserve">. </w:t>
+      </w:r>
+      <w:r>
+        <w:rPr>
+          <w:rFonts w:eastAsia="Times New Roman"/>
+        </w:rPr>
+        <w:t>Of course</w:t>
+      </w:r>
+      <w:r>
+        <w:rPr>
+          <w:rFonts w:eastAsia="Times New Roman"/>
+        </w:rPr>
+        <w:t>,</w:t>
+      </w:r>
+      <w:r>
+        <w:rPr>
+          <w:rFonts w:eastAsia="Times New Roman"/>
+        </w:rPr>
+        <w:t xml:space="preserve"> I’m sure you’d look good in anything, but it’s nice to have a little brightness on a day like today.”</w:t>
+      </w:r>
+    </w:p>
+    <w:p>
+      <w:pPr>
+        <w:rPr>
+          <w:rFonts w:eastAsia="Times New Roman"/>
+        </w:rPr>
+      </w:pPr>
+      <w:r>
+        <w:rPr>
+          <w:rFonts w:eastAsia="Times New Roman"/>
+        </w:rPr>
+        <w:t>“Glad you approve, I guess.”</w:t>
+      </w:r>
+    </w:p>
+    <w:p>
+      <w:pPr>
+        <w:rPr>
+          <w:rFonts w:eastAsia="Times New Roman"/>
+        </w:rPr>
+      </w:pPr>
+      <w:r>
+        <w:rPr>
+          <w:rFonts w:eastAsia="Times New Roman"/>
+        </w:rPr>
+        <w:t>As they spoke, Cassandra carefully removed the talisman from the wall, folded it into a neat square, and slipped it into her pocket. Although Akiko questioned her attachment to a gift from an ex-partner whose power she didn’t even believe in, she knew better than to bring it up.</w:t>
+      </w:r>
+    </w:p>
+    <w:p>
+      <w:pPr>
+        <w:rPr>
+          <w:rFonts w:eastAsia="Times New Roman"/>
+        </w:rPr>
+      </w:pPr>
+      <w:r>
+        <w:rPr>
+          <w:rFonts w:eastAsia="Times New Roman"/>
+        </w:rPr>
+        <w:t>“Anyway, before I leave, there</w:t>
+      </w:r>
+      <w:r>
+        <w:rPr>
+          <w:rFonts w:eastAsia="Times New Roman"/>
+        </w:rPr>
+        <w:t xml:space="preserve">’s something important </w:t>
+      </w:r>
+      <w:r>
+        <w:rPr>
+          <w:rFonts w:eastAsia="Times New Roman"/>
+        </w:rPr>
+        <w:t>I wanted to ask you,” Cassandra continued</w:t>
+      </w:r>
+      <w:r>
+        <w:rPr>
+          <w:rFonts w:eastAsia="Times New Roman"/>
+        </w:rPr>
+        <w:t xml:space="preserve">. The </w:t>
+      </w:r>
+      <w:r>
+        <w:rPr>
+          <w:rFonts w:eastAsia="Times New Roman"/>
+        </w:rPr>
+        <w:t>warmth</w:t>
+      </w:r>
+      <w:r>
+        <w:rPr>
+          <w:rFonts w:eastAsia="Times New Roman"/>
+        </w:rPr>
+        <w:t xml:space="preserve"> on her face had completely vanished. </w:t>
+      </w:r>
+    </w:p>
+    <w:p>
+      <w:pPr>
+        <w:rPr>
+          <w:rFonts w:eastAsia="Times New Roman"/>
+        </w:rPr>
+      </w:pPr>
+      <w:r>
+        <w:rPr>
+          <w:rFonts w:eastAsia="Times New Roman"/>
+        </w:rPr>
+        <w:t>“</w:t>
+      </w:r>
+      <w:r>
+        <w:rPr>
+          <w:rFonts w:eastAsia="Times New Roman"/>
+        </w:rPr>
+        <w:t xml:space="preserve">Oh, I see how it is. Buttering me up before you </w:t>
+      </w:r>
+      <w:r>
+        <w:rPr>
+          <w:rFonts w:eastAsia="Times New Roman"/>
+        </w:rPr>
+        <w:t>call in</w:t>
+      </w:r>
+      <w:r>
+        <w:rPr>
+          <w:rFonts w:eastAsia="Times New Roman"/>
+        </w:rPr>
+        <w:t xml:space="preserve"> a favor, huh</w:t>
+      </w:r>
+      <w:r>
+        <w:rPr>
+          <w:rFonts w:eastAsia="Times New Roman"/>
+        </w:rPr>
+        <w:t>?” Akiko</w:t>
+      </w:r>
+      <w:r>
+        <w:rPr>
+          <w:rFonts w:eastAsia="Times New Roman"/>
+        </w:rPr>
+        <w:t xml:space="preserve"> joked, trying to hide her apprehension.</w:t>
+      </w:r>
+    </w:p>
+    <w:p>
+      <w:pPr>
+        <w:rPr>
+          <w:rFonts w:eastAsia="Times New Roman"/>
+        </w:rPr>
+      </w:pPr>
+      <w:r>
+        <w:rPr>
+          <w:rFonts w:eastAsia="Times New Roman"/>
+        </w:rPr>
+        <w:t xml:space="preserve">Cassandra seemed </w:t>
+      </w:r>
+      <w:r>
+        <w:rPr>
+          <w:rFonts w:eastAsia="Times New Roman"/>
+        </w:rPr>
+        <w:t>outright</w:t>
+      </w:r>
+      <w:r>
+        <w:rPr>
+          <w:rFonts w:eastAsia="Times New Roman"/>
+        </w:rPr>
+        <w:t xml:space="preserve"> offended. “Of course not. Everything I’ve said to you has been genuine.</w:t>
+      </w:r>
+      <w:r>
+        <w:rPr>
+          <w:rFonts w:eastAsia="Times New Roman"/>
+        </w:rPr>
+        <w:t xml:space="preserve"> And I want to be clear that what I’m about to ask isn’t an order, nor does it have </w:t>
       </w:r>
       <w:r>
         <w:rPr>
           <w:rFonts w:eastAsia="Times New Roman"/>
         </w:rPr>
         <w:lastRenderedPageBreak/>
-        <w:t>Once everything was done, she rinsed her hands in the sink one last time, and only then was Akiko permitted to use the shower.</w:t>
-      </w:r>
-      <w:r>
-        <w:rPr>
-          <w:rFonts w:eastAsia="Times New Roman"/>
-        </w:rPr>
-        <w:t xml:space="preserve"> </w:t>
-      </w:r>
-      <w:r>
-        <w:rPr>
-          <w:rFonts w:eastAsia="Times New Roman"/>
-        </w:rPr>
-        <w:t xml:space="preserve">She took the day’s clothes in as well, </w:t>
-      </w:r>
-      <w:r>
-        <w:rPr>
-          <w:rFonts w:eastAsia="Times New Roman"/>
-        </w:rPr>
-        <w:t>so that she could change in private.</w:t>
-      </w:r>
-    </w:p>
-    <w:p>
-      <w:pPr>
-        <w:rPr>
-          <w:rFonts w:eastAsia="Times New Roman"/>
-        </w:rPr>
-      </w:pPr>
-      <w:r>
-        <w:rPr>
-          <w:rFonts w:eastAsia="Times New Roman"/>
-        </w:rPr>
-        <w:t xml:space="preserve">By the time she was done, Cassandra had </w:t>
-      </w:r>
-      <w:r>
-        <w:rPr>
-          <w:rFonts w:eastAsia="Times New Roman"/>
-        </w:rPr>
-        <w:t xml:space="preserve">also </w:t>
-      </w:r>
-      <w:r>
-        <w:rPr>
-          <w:rFonts w:eastAsia="Times New Roman"/>
-        </w:rPr>
-        <w:t>dressed herself</w:t>
-      </w:r>
-      <w:r>
-        <w:rPr>
-          <w:rFonts w:eastAsia="Times New Roman"/>
-        </w:rPr>
-        <w:t>,</w:t>
-      </w:r>
-      <w:r>
-        <w:rPr>
-          <w:rFonts w:eastAsia="Times New Roman"/>
-        </w:rPr>
-        <w:t xml:space="preserve"> having selected</w:t>
-      </w:r>
-      <w:r>
-        <w:rPr>
-          <w:rFonts w:eastAsia="Times New Roman"/>
-        </w:rPr>
-        <w:t xml:space="preserve"> a maroon blazer and slacks, and was carefully examining the talisman on the wall </w:t>
-      </w:r>
-      <w:r>
-        <w:rPr>
-          <w:rFonts w:eastAsia="Times New Roman"/>
-        </w:rPr>
-        <w:t>when</w:t>
-      </w:r>
-      <w:r>
-        <w:rPr>
-          <w:rFonts w:eastAsia="Times New Roman"/>
-        </w:rPr>
-        <w:t xml:space="preserve"> she noticed Akiko’s return.</w:t>
-      </w:r>
-    </w:p>
-    <w:p>
-      <w:pPr>
-        <w:rPr>
-          <w:rFonts w:eastAsia="Times New Roman"/>
-        </w:rPr>
-      </w:pPr>
-      <w:r>
-        <w:rPr>
-          <w:rFonts w:eastAsia="Times New Roman"/>
-        </w:rPr>
-        <w:t xml:space="preserve">“Well, don’t you look cute?” she said, gesturing towards Akiko’s </w:t>
-      </w:r>
-      <w:r>
-        <w:rPr>
-          <w:rFonts w:eastAsia="Times New Roman"/>
-        </w:rPr>
-        <w:t>vibrant</w:t>
-      </w:r>
-      <w:r>
-        <w:rPr>
-          <w:rFonts w:eastAsia="Times New Roman"/>
-        </w:rPr>
-        <w:t xml:space="preserve"> </w:t>
-      </w:r>
-      <w:r>
-        <w:rPr>
-          <w:rFonts w:eastAsia="Times New Roman"/>
-        </w:rPr>
-        <w:t>outfit.</w:t>
-      </w:r>
-    </w:p>
-    <w:p>
-      <w:pPr>
-        <w:rPr>
-          <w:rFonts w:eastAsia="Times New Roman"/>
-        </w:rPr>
-      </w:pPr>
-      <w:r>
-        <w:rPr>
-          <w:rFonts w:eastAsia="Times New Roman"/>
-        </w:rPr>
-        <w:t>“What, this? It’s literally just leggings and a tank top.”</w:t>
-      </w:r>
-    </w:p>
-    <w:p>
-      <w:pPr>
-        <w:rPr>
-          <w:rFonts w:eastAsia="Times New Roman"/>
-        </w:rPr>
-      </w:pPr>
-      <w:r>
-        <w:rPr>
-          <w:rFonts w:eastAsia="Times New Roman"/>
-        </w:rPr>
-        <w:t>“Yeah, well, the yellow suits you</w:t>
-      </w:r>
-      <w:r>
-        <w:rPr>
-          <w:rFonts w:eastAsia="Times New Roman"/>
-        </w:rPr>
-        <w:t xml:space="preserve">. </w:t>
-      </w:r>
-      <w:r>
-        <w:rPr>
-          <w:rFonts w:eastAsia="Times New Roman"/>
-        </w:rPr>
-        <w:t>Of course</w:t>
-      </w:r>
-      <w:r>
-        <w:rPr>
-          <w:rFonts w:eastAsia="Times New Roman"/>
-        </w:rPr>
-        <w:t>,</w:t>
-      </w:r>
-      <w:r>
-        <w:rPr>
-          <w:rFonts w:eastAsia="Times New Roman"/>
-        </w:rPr>
-        <w:t xml:space="preserve"> I’m sure you’d look good in anything, but it’s nice to have a little brightness on a day like today.”</w:t>
-      </w:r>
-    </w:p>
-    <w:p>
-      <w:pPr>
-        <w:rPr>
-          <w:rFonts w:eastAsia="Times New Roman"/>
-        </w:rPr>
-      </w:pPr>
-      <w:r>
-        <w:rPr>
-          <w:rFonts w:eastAsia="Times New Roman"/>
-        </w:rPr>
-        <w:t>“Glad you approve, I guess.”</w:t>
-      </w:r>
-    </w:p>
-    <w:p>
-      <w:pPr>
-        <w:rPr>
-          <w:rFonts w:eastAsia="Times New Roman"/>
-        </w:rPr>
-      </w:pPr>
-      <w:r>
-        <w:rPr>
-          <w:rFonts w:eastAsia="Times New Roman"/>
-        </w:rPr>
-        <w:t>As they spoke, Cassandra carefully removed the talisman from the wall, folded it into a neat square, and slipped it into her pocket. Although Akiko questioned her attachment to a gift from an ex-partner whose power she didn’t even believe in, she knew better than to bring it up.</w:t>
-      </w:r>
-    </w:p>
-    <w:p>
-      <w:pPr>
-        <w:rPr>
-          <w:rFonts w:eastAsia="Times New Roman"/>
-        </w:rPr>
-      </w:pPr>
-      <w:r>
-        <w:rPr>
-          <w:rFonts w:eastAsia="Times New Roman"/>
-        </w:rPr>
-        <w:t>“Anyway, before I leave, there</w:t>
-      </w:r>
-      <w:r>
-        <w:rPr>
-          <w:rFonts w:eastAsia="Times New Roman"/>
-        </w:rPr>
-        <w:t xml:space="preserve">’s something important </w:t>
-      </w:r>
-      <w:r>
-        <w:rPr>
-          <w:rFonts w:eastAsia="Times New Roman"/>
-        </w:rPr>
-        <w:t>I wanted to ask you,” Cassandra continued</w:t>
-      </w:r>
-      <w:r>
-        <w:rPr>
-          <w:rFonts w:eastAsia="Times New Roman"/>
-        </w:rPr>
-        <w:t xml:space="preserve">. The </w:t>
-      </w:r>
-      <w:r>
-        <w:rPr>
-          <w:rFonts w:eastAsia="Times New Roman"/>
-        </w:rPr>
-        <w:t>warmth</w:t>
-      </w:r>
-      <w:r>
-        <w:rPr>
-          <w:rFonts w:eastAsia="Times New Roman"/>
-        </w:rPr>
-        <w:t xml:space="preserve"> on her face had completely vanished. </w:t>
-      </w:r>
-    </w:p>
-    <w:p>
-      <w:pPr>
-        <w:rPr>
-          <w:rFonts w:eastAsia="Times New Roman"/>
-        </w:rPr>
-      </w:pPr>
-      <w:r>
-        <w:rPr>
-          <w:rFonts w:eastAsia="Times New Roman"/>
-        </w:rPr>
-        <w:t>“</w:t>
-      </w:r>
-      <w:r>
-        <w:rPr>
-          <w:rFonts w:eastAsia="Times New Roman"/>
-        </w:rPr>
-        <w:t xml:space="preserve">Oh, I see how it is. Buttering me up before you </w:t>
-      </w:r>
-      <w:r>
-        <w:rPr>
-          <w:rFonts w:eastAsia="Times New Roman"/>
-        </w:rPr>
-        <w:t>call in</w:t>
-      </w:r>
-      <w:r>
-        <w:rPr>
-          <w:rFonts w:eastAsia="Times New Roman"/>
-        </w:rPr>
-        <w:t xml:space="preserve"> a favor, huh</w:t>
-      </w:r>
-      <w:r>
-        <w:rPr>
-          <w:rFonts w:eastAsia="Times New Roman"/>
-        </w:rPr>
-        <w:t>?” Akiko</w:t>
-      </w:r>
-      <w:r>
-        <w:rPr>
-          <w:rFonts w:eastAsia="Times New Roman"/>
-        </w:rPr>
-        <w:t xml:space="preserve"> joked, trying to hide her apprehension.</w:t>
-      </w:r>
-    </w:p>
-    <w:p>
-      <w:pPr>
-        <w:rPr>
-          <w:rFonts w:eastAsia="Times New Roman"/>
-        </w:rPr>
-      </w:pPr>
-      <w:r>
-        <w:rPr>
-          <w:rFonts w:eastAsia="Times New Roman"/>
-        </w:rPr>
-        <w:t xml:space="preserve">Cassandra seemed </w:t>
-      </w:r>
-      <w:r>
-        <w:rPr>
-          <w:rFonts w:eastAsia="Times New Roman"/>
-        </w:rPr>
-        <w:t>outright</w:t>
-      </w:r>
-      <w:r>
-        <w:rPr>
-          <w:rFonts w:eastAsia="Times New Roman"/>
-        </w:rPr>
-        <w:t xml:space="preserve"> offended. “Of course not. Everything I’ve said to you has been genuine.</w:t>
-      </w:r>
-      <w:r>
-        <w:rPr>
-          <w:rFonts w:eastAsia="Times New Roman"/>
-        </w:rPr>
-        <w:t xml:space="preserve"> And I want to be clear that what I’m about to ask isn’t an order, nor does it have any bearing on your stay at the Cloud Garden.</w:t>
+        <w:t>any bearing on your stay at the Cloud Garden.</w:t>
       </w:r>
       <w:r>
         <w:rPr>
@@ -10940,51 +11087,323 @@
         <w:rPr>
           <w:rFonts w:eastAsia="Times New Roman"/>
         </w:rPr>
+        <w:t xml:space="preserve">“You’re not. I’d rather send one of </w:t>
+      </w:r>
+      <w:r>
+        <w:rPr>
+          <w:rFonts w:eastAsia="Times New Roman"/>
+        </w:rPr>
+        <w:t>our</w:t>
+      </w:r>
+      <w:r>
+        <w:rPr>
+          <w:rFonts w:eastAsia="Times New Roman"/>
+        </w:rPr>
+        <w:t xml:space="preserve"> trained guards. Unfortunately, my mother’s afraid of poking the bear, and refused my request</w:t>
+      </w:r>
+      <w:r>
+        <w:rPr>
+          <w:rFonts w:eastAsia="Times New Roman"/>
+        </w:rPr>
+        <w:t xml:space="preserve"> for personnel</w:t>
+      </w:r>
+      <w:r>
+        <w:rPr>
+          <w:rFonts w:eastAsia="Times New Roman"/>
+        </w:rPr>
+        <w:t>.”</w:t>
+      </w:r>
+    </w:p>
+    <w:p>
+      <w:pPr>
+        <w:rPr>
+          <w:rFonts w:eastAsia="Times New Roman"/>
+        </w:rPr>
+      </w:pPr>
+      <w:r>
+        <w:rPr>
+          <w:rFonts w:eastAsia="Times New Roman"/>
+        </w:rPr>
+        <w:t>“</w:t>
+      </w:r>
+      <w:r>
+        <w:rPr>
+          <w:rFonts w:eastAsia="Times New Roman"/>
+        </w:rPr>
+        <w:t>And you’re</w:t>
+      </w:r>
+      <w:r>
+        <w:rPr>
+          <w:rFonts w:eastAsia="Times New Roman"/>
+        </w:rPr>
+        <w:t xml:space="preserve"> </w:t>
+      </w:r>
+      <w:r>
+        <w:rPr>
+          <w:rFonts w:eastAsia="Times New Roman"/>
+        </w:rPr>
+        <w:t>going against her orders</w:t>
+      </w:r>
+      <w:r>
+        <w:rPr>
+          <w:rFonts w:eastAsia="Times New Roman"/>
+        </w:rPr>
+        <w:t xml:space="preserve">?” </w:t>
+      </w:r>
+    </w:p>
+    <w:p>
+      <w:pPr>
+        <w:rPr>
+          <w:rFonts w:eastAsia="Times New Roman"/>
+        </w:rPr>
+      </w:pPr>
+      <w:r>
+        <w:rPr>
+          <w:rFonts w:eastAsia="Times New Roman"/>
+        </w:rPr>
+        <w:t xml:space="preserve">“Technically, she didn’t say I couldn’t do it, just that I couldn’t use company resources. She said if we’re </w:t>
+      </w:r>
+      <w:r>
+        <w:rPr>
+          <w:rFonts w:eastAsia="Times New Roman"/>
+        </w:rPr>
+        <w:t>found out</w:t>
+      </w:r>
+      <w:r>
+        <w:rPr>
+          <w:rFonts w:eastAsia="Times New Roman"/>
+        </w:rPr>
+        <w:t>, our chances of winning over Director Royce go down the drain.</w:t>
+      </w:r>
+      <w:r>
+        <w:rPr>
+          <w:rFonts w:eastAsia="Times New Roman"/>
+        </w:rPr>
+        <w:t xml:space="preserve"> Which, I admit, is a risk.”</w:t>
+      </w:r>
+    </w:p>
+    <w:p>
+      <w:pPr>
+        <w:rPr>
+          <w:rFonts w:eastAsia="Times New Roman"/>
+        </w:rPr>
+      </w:pPr>
+      <w:r>
+        <w:rPr>
+          <w:rFonts w:eastAsia="Times New Roman"/>
+        </w:rPr>
+        <w:t xml:space="preserve">“So, just don’t get caught? Great plan, and all, but I’m no </w:t>
+      </w:r>
+      <w:r>
+        <w:rPr>
+          <w:rFonts w:eastAsia="Times New Roman"/>
+        </w:rPr>
+        <w:t>cat burglar</w:t>
+      </w:r>
+      <w:r>
+        <w:rPr>
+          <w:rFonts w:eastAsia="Times New Roman"/>
+        </w:rPr>
+        <w:t xml:space="preserve">. I’m </w:t>
+      </w:r>
+      <w:r>
+        <w:rPr>
+          <w:rFonts w:eastAsia="Times New Roman"/>
+        </w:rPr>
+        <w:t>just some nobody you plucked off the street.</w:t>
+      </w:r>
+      <w:r>
+        <w:rPr>
+          <w:rFonts w:eastAsia="Times New Roman"/>
+        </w:rPr>
+        <w:t xml:space="preserve"> </w:t>
+      </w:r>
+      <w:r>
+        <w:rPr>
+          <w:rFonts w:eastAsia="Times New Roman"/>
+        </w:rPr>
+        <w:t>Worse</w:t>
+      </w:r>
+      <w:r>
+        <w:rPr>
+          <w:rFonts w:eastAsia="Times New Roman"/>
+        </w:rPr>
+        <w:t>, I’ve been detained there before, so who knows if they’ll still recognize me?”</w:t>
+      </w:r>
+    </w:p>
+    <w:p>
+      <w:pPr>
+        <w:rPr>
+          <w:rFonts w:eastAsia="Times New Roman"/>
+        </w:rPr>
+      </w:pPr>
+      <w:r>
+        <w:rPr>
+          <w:rFonts w:eastAsia="Times New Roman"/>
+        </w:rPr>
+        <w:t>“</w:t>
+      </w:r>
+      <w:r>
+        <w:rPr>
+          <w:rFonts w:eastAsia="Times New Roman"/>
+        </w:rPr>
+        <w:t xml:space="preserve">The Skywatch office in Montreal is a newer one, and its physical security is </w:t>
+      </w:r>
+      <w:r>
+        <w:rPr>
+          <w:rFonts w:eastAsia="Times New Roman"/>
+        </w:rPr>
+        <w:t xml:space="preserve">still </w:t>
+      </w:r>
+      <w:r>
+        <w:rPr>
+          <w:rFonts w:eastAsia="Times New Roman"/>
+        </w:rPr>
+        <w:t xml:space="preserve">pretty lax. </w:t>
+      </w:r>
+      <w:r>
+        <w:rPr>
+          <w:rFonts w:eastAsia="Times New Roman"/>
+        </w:rPr>
+        <w:t>I’ll</w:t>
+      </w:r>
+      <w:r>
+        <w:rPr>
+          <w:rFonts w:eastAsia="Times New Roman"/>
+        </w:rPr>
+        <w:t xml:space="preserve"> get you clearance to enter, then all you have to do is plug a USB drive into their network, and malware will take it from there. If we had more time, we could try a phishing scam to try and get remote access, but we don’t, so…”</w:t>
+      </w:r>
+    </w:p>
+    <w:p>
+      <w:pPr>
+        <w:rPr>
+          <w:rFonts w:eastAsia="Times New Roman"/>
+        </w:rPr>
+      </w:pPr>
+      <w:r>
+        <w:rPr>
+          <w:rFonts w:eastAsia="Times New Roman"/>
+        </w:rPr>
+        <w:t xml:space="preserve">Her </w:t>
+      </w:r>
+      <w:r>
+        <w:rPr>
+          <w:rFonts w:eastAsia="Times New Roman"/>
+        </w:rPr>
+        <w:t>scheme</w:t>
+      </w:r>
+      <w:r>
+        <w:rPr>
+          <w:rFonts w:eastAsia="Times New Roman"/>
+        </w:rPr>
+        <w:t xml:space="preserve"> sounded deceptively simple. However,</w:t>
+      </w:r>
+      <w:r>
+        <w:rPr>
+          <w:rFonts w:eastAsia="Times New Roman"/>
+        </w:rPr>
+        <w:t xml:space="preserve"> Akiko was not without a sense of self-preservation, and that </w:t>
+      </w:r>
+      <w:r>
+        <w:rPr>
+          <w:rFonts w:eastAsia="Times New Roman"/>
+        </w:rPr>
+        <w:t>sense was keen to remind her that inserting herself into company politics, by committing a crime no less, was the exact opposite of keeping her head down. Much better to live a comfy life at the Cloud Garden for as long as it took her to get back on her feet, and keep a wide berth from this nonsense.</w:t>
+      </w:r>
+    </w:p>
+    <w:p>
+      <w:pPr>
+        <w:rPr>
+          <w:rFonts w:eastAsia="Times New Roman"/>
+        </w:rPr>
+      </w:pPr>
+      <w:r>
+        <w:rPr>
+          <w:rFonts w:eastAsia="Times New Roman"/>
+        </w:rPr>
+        <w:t>It</w:t>
+      </w:r>
+      <w:r>
+        <w:rPr>
+          <w:rFonts w:eastAsia="Times New Roman"/>
+        </w:rPr>
+        <w:t xml:space="preserve"> was time to test Cassandra’s honesty.</w:t>
+      </w:r>
+    </w:p>
+    <w:p>
+      <w:pPr>
+        <w:rPr>
+          <w:rFonts w:eastAsia="Times New Roman"/>
+        </w:rPr>
+      </w:pPr>
+      <w:r>
+        <w:rPr>
+          <w:rFonts w:eastAsia="Times New Roman"/>
+        </w:rPr>
         <w:lastRenderedPageBreak/>
-        <w:t xml:space="preserve">“You’re not. I’d rather send one of </w:t>
-      </w:r>
-      <w:r>
-        <w:rPr>
-          <w:rFonts w:eastAsia="Times New Roman"/>
-        </w:rPr>
-        <w:t>our</w:t>
-      </w:r>
-      <w:r>
-        <w:rPr>
-          <w:rFonts w:eastAsia="Times New Roman"/>
-        </w:rPr>
-        <w:t xml:space="preserve"> trained guards. Unfortunately, my mother’s afraid of poking the bear, and refused my request</w:t>
-      </w:r>
-      <w:r>
-        <w:rPr>
-          <w:rFonts w:eastAsia="Times New Roman"/>
-        </w:rPr>
-        <w:t xml:space="preserve"> for personnel</w:t>
-      </w:r>
-      <w:r>
-        <w:rPr>
-          <w:rFonts w:eastAsia="Times New Roman"/>
-        </w:rPr>
-        <w:t>.”</w:t>
-      </w:r>
-    </w:p>
-    <w:p>
-      <w:pPr>
-        <w:rPr>
-          <w:rFonts w:eastAsia="Times New Roman"/>
-        </w:rPr>
-      </w:pPr>
-      <w:r>
-        <w:rPr>
-          <w:rFonts w:eastAsia="Times New Roman"/>
-        </w:rPr>
-        <w:t>“</w:t>
-      </w:r>
-      <w:r>
-        <w:rPr>
-          <w:rFonts w:eastAsia="Times New Roman"/>
-        </w:rPr>
-        <w:t>And you’re</w:t>
+        <w:t>“I’m sorry, I can’t do that,” Akiko said. “</w:t>
+      </w:r>
+      <w:r>
+        <w:rPr>
+          <w:rFonts w:eastAsia="Times New Roman"/>
+        </w:rPr>
+        <w:t>I’ve nearly been arrested, like, twice in the past week, so I’m not gonna commit an actual crime and give these dickheads another reason to come after me.”</w:t>
+      </w:r>
+    </w:p>
+    <w:p>
+      <w:pPr>
+        <w:rPr>
+          <w:rFonts w:eastAsia="Times New Roman"/>
+        </w:rPr>
+      </w:pPr>
+      <w:r>
+        <w:rPr>
+          <w:rFonts w:eastAsia="Times New Roman"/>
+        </w:rPr>
+        <w:t xml:space="preserve">She expected Cassandra to be angry, to renege on </w:t>
+      </w:r>
+      <w:r>
+        <w:rPr>
+          <w:rFonts w:eastAsia="Times New Roman"/>
+        </w:rPr>
+        <w:t>their agreement</w:t>
+      </w:r>
+      <w:r>
+        <w:rPr>
+          <w:rFonts w:eastAsia="Times New Roman"/>
+        </w:rPr>
+        <w:t xml:space="preserve"> and throw her out on the street, but that didn’t happen. Instead, </w:t>
+      </w:r>
+      <w:r>
+        <w:rPr>
+          <w:rFonts w:eastAsia="Times New Roman"/>
+        </w:rPr>
+        <w:t xml:space="preserve">to her surprise, </w:t>
+      </w:r>
+      <w:r>
+        <w:rPr>
+          <w:rFonts w:eastAsia="Times New Roman"/>
+        </w:rPr>
+        <w:t xml:space="preserve">she was treated with </w:t>
+      </w:r>
+      <w:r>
+        <w:rPr>
+          <w:rFonts w:eastAsia="Times New Roman"/>
+        </w:rPr>
+        <w:t>nothing more than a respectful nod.</w:t>
+      </w:r>
+    </w:p>
+    <w:p>
+      <w:pPr>
+        <w:rPr>
+          <w:rFonts w:eastAsia="Times New Roman"/>
+        </w:rPr>
+      </w:pPr>
+      <w:r>
+        <w:rPr>
+          <w:rFonts w:eastAsia="Times New Roman"/>
+        </w:rPr>
+        <w:t>“Very well. I hope I haven’t overstepped any boundaries by asking,” Cassandra said.</w:t>
       </w:r>
       <w:r>
         <w:rPr>
@@ -10996,278 +11415,6 @@
         <w:rPr>
           <w:rFonts w:eastAsia="Times New Roman"/>
         </w:rPr>
-        <w:t>going against her orders</w:t>
-      </w:r>
-      <w:r>
-        <w:rPr>
-          <w:rFonts w:eastAsia="Times New Roman"/>
-        </w:rPr>
-        <w:t xml:space="preserve">?” </w:t>
-      </w:r>
-    </w:p>
-    <w:p>
-      <w:pPr>
-        <w:rPr>
-          <w:rFonts w:eastAsia="Times New Roman"/>
-        </w:rPr>
-      </w:pPr>
-      <w:r>
-        <w:rPr>
-          <w:rFonts w:eastAsia="Times New Roman"/>
-        </w:rPr>
-        <w:t xml:space="preserve">“Technically, she didn’t say I couldn’t do it, just that I couldn’t use company resources. She said if we’re </w:t>
-      </w:r>
-      <w:r>
-        <w:rPr>
-          <w:rFonts w:eastAsia="Times New Roman"/>
-        </w:rPr>
-        <w:t>found out</w:t>
-      </w:r>
-      <w:r>
-        <w:rPr>
-          <w:rFonts w:eastAsia="Times New Roman"/>
-        </w:rPr>
-        <w:t>, our chances of winning over Director Royce go down the drain.</w:t>
-      </w:r>
-      <w:r>
-        <w:rPr>
-          <w:rFonts w:eastAsia="Times New Roman"/>
-        </w:rPr>
-        <w:t xml:space="preserve"> Which, I admit, is a risk.”</w:t>
-      </w:r>
-    </w:p>
-    <w:p>
-      <w:pPr>
-        <w:rPr>
-          <w:rFonts w:eastAsia="Times New Roman"/>
-        </w:rPr>
-      </w:pPr>
-      <w:r>
-        <w:rPr>
-          <w:rFonts w:eastAsia="Times New Roman"/>
-        </w:rPr>
-        <w:t xml:space="preserve">“So, just don’t get caught? Great plan, and all, but I’m no </w:t>
-      </w:r>
-      <w:r>
-        <w:rPr>
-          <w:rFonts w:eastAsia="Times New Roman"/>
-        </w:rPr>
-        <w:t>cat burglar</w:t>
-      </w:r>
-      <w:r>
-        <w:rPr>
-          <w:rFonts w:eastAsia="Times New Roman"/>
-        </w:rPr>
-        <w:t xml:space="preserve">. I’m </w:t>
-      </w:r>
-      <w:r>
-        <w:rPr>
-          <w:rFonts w:eastAsia="Times New Roman"/>
-        </w:rPr>
-        <w:t>just some nobody you plucked off the street.</w:t>
-      </w:r>
-      <w:r>
-        <w:rPr>
-          <w:rFonts w:eastAsia="Times New Roman"/>
-        </w:rPr>
-        <w:t xml:space="preserve"> </w:t>
-      </w:r>
-      <w:r>
-        <w:rPr>
-          <w:rFonts w:eastAsia="Times New Roman"/>
-        </w:rPr>
-        <w:t>Worse</w:t>
-      </w:r>
-      <w:r>
-        <w:rPr>
-          <w:rFonts w:eastAsia="Times New Roman"/>
-        </w:rPr>
-        <w:t>, I’ve been detained there before, so who knows if they’ll still recognize me?”</w:t>
-      </w:r>
-    </w:p>
-    <w:p>
-      <w:pPr>
-        <w:rPr>
-          <w:rFonts w:eastAsia="Times New Roman"/>
-        </w:rPr>
-      </w:pPr>
-      <w:r>
-        <w:rPr>
-          <w:rFonts w:eastAsia="Times New Roman"/>
-        </w:rPr>
-        <w:t>“</w:t>
-      </w:r>
-      <w:r>
-        <w:rPr>
-          <w:rFonts w:eastAsia="Times New Roman"/>
-        </w:rPr>
-        <w:t xml:space="preserve">The Skywatch office in Montreal is a newer one, and its physical security is </w:t>
-      </w:r>
-      <w:r>
-        <w:rPr>
-          <w:rFonts w:eastAsia="Times New Roman"/>
-        </w:rPr>
-        <w:t xml:space="preserve">still </w:t>
-      </w:r>
-      <w:r>
-        <w:rPr>
-          <w:rFonts w:eastAsia="Times New Roman"/>
-        </w:rPr>
-        <w:t xml:space="preserve">pretty lax. </w:t>
-      </w:r>
-      <w:r>
-        <w:rPr>
-          <w:rFonts w:eastAsia="Times New Roman"/>
-        </w:rPr>
-        <w:t>I’ll</w:t>
-      </w:r>
-      <w:r>
-        <w:rPr>
-          <w:rFonts w:eastAsia="Times New Roman"/>
-        </w:rPr>
-        <w:t xml:space="preserve"> get you clearance to enter, then all you have to do is plug a USB drive into their network, and malware will take it from there. If we had more time, we could try a phishing scam to try and get remote access, but we don’t, so…”</w:t>
-      </w:r>
-    </w:p>
-    <w:p>
-      <w:pPr>
-        <w:rPr>
-          <w:rFonts w:eastAsia="Times New Roman"/>
-        </w:rPr>
-      </w:pPr>
-      <w:r>
-        <w:rPr>
-          <w:rFonts w:eastAsia="Times New Roman"/>
-        </w:rPr>
-        <w:t xml:space="preserve">Her </w:t>
-      </w:r>
-      <w:r>
-        <w:rPr>
-          <w:rFonts w:eastAsia="Times New Roman"/>
-        </w:rPr>
-        <w:t>scheme</w:t>
-      </w:r>
-      <w:r>
-        <w:rPr>
-          <w:rFonts w:eastAsia="Times New Roman"/>
-        </w:rPr>
-        <w:t xml:space="preserve"> sounded deceptively simple. However,</w:t>
-      </w:r>
-      <w:r>
-        <w:rPr>
-          <w:rFonts w:eastAsia="Times New Roman"/>
-        </w:rPr>
-        <w:t xml:space="preserve"> Akiko was not without a sense of self-preservation, and that </w:t>
-      </w:r>
-      <w:r>
-        <w:rPr>
-          <w:rFonts w:eastAsia="Times New Roman"/>
-        </w:rPr>
-        <w:t>sense was keen to remind her that inserting herself into company politics, by committing a crime no less, was the exact opposite of keeping her head down. Much better to live a comfy life at the Cloud Garden for as long as it took her to get back on her feet, and keep a wide berth from this nonsense.</w:t>
-      </w:r>
-    </w:p>
-    <w:p>
-      <w:pPr>
-        <w:rPr>
-          <w:rFonts w:eastAsia="Times New Roman"/>
-        </w:rPr>
-      </w:pPr>
-      <w:r>
-        <w:rPr>
-          <w:rFonts w:eastAsia="Times New Roman"/>
-        </w:rPr>
-        <w:t>It</w:t>
-      </w:r>
-      <w:r>
-        <w:rPr>
-          <w:rFonts w:eastAsia="Times New Roman"/>
-        </w:rPr>
-        <w:t xml:space="preserve"> was time to test Cassandra’s honesty.</w:t>
-      </w:r>
-    </w:p>
-    <w:p>
-      <w:pPr>
-        <w:rPr>
-          <w:rFonts w:eastAsia="Times New Roman"/>
-        </w:rPr>
-      </w:pPr>
-      <w:r>
-        <w:rPr>
-          <w:rFonts w:eastAsia="Times New Roman"/>
-        </w:rPr>
-        <w:t>“I’m sorry, I can’t do that,” Akiko said. “</w:t>
-      </w:r>
-      <w:r>
-        <w:rPr>
-          <w:rFonts w:eastAsia="Times New Roman"/>
-        </w:rPr>
-        <w:t>I’ve nearly been arrested, like, twice in the past week, so I’m not gonna commit an actual crime and give these dickheads another reason to come after me.”</w:t>
-      </w:r>
-    </w:p>
-    <w:p>
-      <w:pPr>
-        <w:rPr>
-          <w:rFonts w:eastAsia="Times New Roman"/>
-        </w:rPr>
-      </w:pPr>
-      <w:r>
-        <w:rPr>
-          <w:rFonts w:eastAsia="Times New Roman"/>
-        </w:rPr>
-        <w:t xml:space="preserve">She expected Cassandra to be angry, to renege on </w:t>
-      </w:r>
-      <w:r>
-        <w:rPr>
-          <w:rFonts w:eastAsia="Times New Roman"/>
-        </w:rPr>
-        <w:t>their agreement</w:t>
-      </w:r>
-      <w:r>
-        <w:rPr>
-          <w:rFonts w:eastAsia="Times New Roman"/>
-        </w:rPr>
-        <w:t xml:space="preserve"> and throw her out on the street, but that didn’t happen. Instead, </w:t>
-      </w:r>
-      <w:r>
-        <w:rPr>
-          <w:rFonts w:eastAsia="Times New Roman"/>
-        </w:rPr>
-        <w:t xml:space="preserve">to her surprise, </w:t>
-      </w:r>
-      <w:r>
-        <w:rPr>
-          <w:rFonts w:eastAsia="Times New Roman"/>
-        </w:rPr>
-        <w:t xml:space="preserve">she was treated with </w:t>
-      </w:r>
-      <w:r>
-        <w:rPr>
-          <w:rFonts w:eastAsia="Times New Roman"/>
-        </w:rPr>
-        <w:t>nothing more than a respectful nod.</w:t>
-      </w:r>
-    </w:p>
-    <w:p>
-      <w:pPr>
-        <w:rPr>
-          <w:rFonts w:eastAsia="Times New Roman"/>
-        </w:rPr>
-      </w:pPr>
-      <w:r>
-        <w:rPr>
-          <w:rFonts w:eastAsia="Times New Roman"/>
-        </w:rPr>
-        <w:t>“Very well. I hope I haven’t overstepped any boundaries by asking,” Cassandra said.</w:t>
-      </w:r>
-      <w:r>
-        <w:rPr>
-          <w:rFonts w:eastAsia="Times New Roman"/>
-        </w:rPr>
-        <w:t xml:space="preserve"> </w:t>
-      </w:r>
-      <w:r>
-        <w:rPr>
-          <w:rFonts w:eastAsia="Times New Roman"/>
-        </w:rPr>
         <w:t>As she spoke, she</w:t>
       </w:r>
       <w:r>
@@ -11305,7 +11452,6 @@
         <w:rPr>
           <w:rFonts w:eastAsia="Times New Roman"/>
         </w:rPr>
-        <w:lastRenderedPageBreak/>
         <w:t xml:space="preserve">“What’s this?” Akiko asked as </w:t>
       </w:r>
       <w:r>
@@ -11666,7 +11812,6 @@
         <w:rPr>
           <w:rFonts w:eastAsia="Times New Roman"/>
         </w:rPr>
-        <w:lastRenderedPageBreak/>
         <w:t xml:space="preserve">While the delegation awaited permission to board, they watched the branch staff load supplies onto the </w:t>
       </w:r>
       <w:r>
@@ -11947,6 +12092,7 @@
         <w:rPr>
           <w:rFonts w:eastAsia="Times New Roman"/>
         </w:rPr>
+        <w:lastRenderedPageBreak/>
         <w:t>“</w:t>
       </w:r>
       <w:r>

--- a/Peregrine 2020.docx
+++ b/Peregrine 2020.docx
@@ -2099,7 +2099,7 @@
         <w:t>Montreal</w:t>
       </w:r>
       <w:r>
-        <w:t xml:space="preserve"> branch campus</w:t>
+        <w:t xml:space="preserve"> campus</w:t>
       </w:r>
       <w:r>
         <w:t xml:space="preserve">, </w:t>
@@ -3065,7 +3065,13 @@
         <w:t xml:space="preserve"> considered her next words</w:t>
       </w:r>
       <w:r>
-        <w:t xml:space="preserve">. As loath as she was to get involved in the tussle between headquarters and the Montreal branch, the </w:t>
+        <w:t xml:space="preserve">. As loath as she was to get involved in the tussle between headquarters and the Montreal </w:t>
+      </w:r>
+      <w:r>
+        <w:t>campus</w:t>
+      </w:r>
+      <w:r>
+        <w:t xml:space="preserve">, the </w:t>
       </w:r>
       <w:r>
         <w:t>m</w:t>
@@ -5205,162 +5211,19 @@
         <w:rPr>
           <w:lang w:eastAsia="ja-JP"/>
         </w:rPr>
-        <w:t>, and her posture could be charitably described as relaxed, unbefitting the smart grey jacket and pencil skirt she wore.</w:t>
-      </w:r>
-    </w:p>
-    <w:p>
-      <w:pPr>
-        <w:rPr>
-          <w:lang w:eastAsia="ja-JP"/>
-        </w:rPr>
-      </w:pPr>
-      <w:r>
-        <w:rPr>
-          <w:lang w:eastAsia="ja-JP"/>
-        </w:rPr>
-        <w:t>“You’ve got your eye on her too, eh?</w:t>
-      </w:r>
-      <w:r>
-        <w:rPr>
-          <w:lang w:eastAsia="ja-JP"/>
-        </w:rPr>
-        <w:t xml:space="preserve"> Don’t think I don’t see </w:t>
-      </w:r>
-      <w:r>
-        <w:rPr>
-          <w:lang w:eastAsia="ja-JP"/>
-        </w:rPr>
-        <w:t>you looking at</w:t>
-      </w:r>
-      <w:r>
-        <w:rPr>
-          <w:lang w:eastAsia="ja-JP"/>
-        </w:rPr>
-        <w:t xml:space="preserve"> her chest,</w:t>
-      </w:r>
-      <w:r>
-        <w:rPr>
-          <w:lang w:eastAsia="ja-JP"/>
-        </w:rPr>
-        <w:t xml:space="preserve">” Jackson said from behind </w:t>
-      </w:r>
-      <w:r>
-        <w:rPr>
-          <w:lang w:eastAsia="ja-JP"/>
-        </w:rPr>
-        <w:t>Cassandra</w:t>
-      </w:r>
-      <w:r>
-        <w:rPr>
-          <w:lang w:eastAsia="ja-JP"/>
-        </w:rPr>
-        <w:t xml:space="preserve">. </w:t>
-      </w:r>
-    </w:p>
-    <w:p>
-      <w:pPr>
-        <w:rPr>
-          <w:lang w:eastAsia="ja-JP"/>
-        </w:rPr>
-      </w:pPr>
-      <w:r>
-        <w:rPr>
-          <w:lang w:eastAsia="ja-JP"/>
-        </w:rPr>
-        <w:t>“My mother already accuses me of being a pervert. I don’t need you doing it too,” she replied.</w:t>
-      </w:r>
-    </w:p>
-    <w:p>
-      <w:pPr>
-        <w:rPr>
-          <w:lang w:eastAsia="ja-JP"/>
-        </w:rPr>
-      </w:pPr>
-      <w:r>
-        <w:rPr>
-          <w:lang w:eastAsia="ja-JP"/>
-        </w:rPr>
-        <w:t xml:space="preserve">“Tch, you know that’s not what I meant. </w:t>
-      </w:r>
-      <w:r>
-        <w:rPr>
-          <w:lang w:eastAsia="ja-JP"/>
-        </w:rPr>
-        <w:t>Gal</w:t>
-      </w:r>
-      <w:r>
-        <w:rPr>
-          <w:lang w:eastAsia="ja-JP"/>
-        </w:rPr>
-        <w:t xml:space="preserve"> might be a nice slice of T and A, sure, but I know you see what I see.”</w:t>
-      </w:r>
-    </w:p>
-    <w:p>
-      <w:pPr>
-        <w:rPr>
-          <w:lang w:eastAsia="ja-JP"/>
-        </w:rPr>
-      </w:pPr>
-      <w:r>
-        <w:rPr>
-          <w:lang w:eastAsia="ja-JP"/>
-        </w:rPr>
-        <w:t>“</w:t>
-      </w:r>
-      <w:r>
-        <w:rPr>
-          <w:lang w:eastAsia="ja-JP"/>
-        </w:rPr>
-        <w:t>…</w:t>
-      </w:r>
-      <w:r>
-        <w:rPr>
-          <w:lang w:eastAsia="ja-JP"/>
-        </w:rPr>
-        <w:t>The ID card on her lanyard</w:t>
+        <w:t>, and her posture could be charitably described as relaxed</w:t>
+      </w:r>
+      <w:r>
+        <w:rPr>
+          <w:lang w:eastAsia="ja-JP"/>
+        </w:rPr>
+        <w:t>. When the others were speaking, Akiko idly played with the lanyard around her neck, at the end of which was a navy-blue ID badge that most likely bore an unflattering photograph</w:t>
       </w:r>
       <w:r>
         <w:rPr>
           <w:lang w:eastAsia="ja-JP"/>
         </w:rPr>
         <w:t>.</w:t>
-      </w:r>
-      <w:r>
-        <w:rPr>
-          <w:lang w:eastAsia="ja-JP"/>
-        </w:rPr>
-        <w:t>”</w:t>
-      </w:r>
-    </w:p>
-    <w:p>
-      <w:pPr>
-        <w:rPr>
-          <w:lang w:eastAsia="ja-JP"/>
-        </w:rPr>
-      </w:pPr>
-      <w:r>
-        <w:rPr>
-          <w:lang w:eastAsia="ja-JP"/>
-        </w:rPr>
-        <w:t xml:space="preserve">“Blue </w:t>
-      </w:r>
-      <w:r>
-        <w:rPr>
-          <w:lang w:eastAsia="ja-JP"/>
-        </w:rPr>
-        <w:t>as the ocean. Probably bluer, what with all the toxic shit our corporate masters are dumping in the water these days.</w:t>
-      </w:r>
-      <w:r>
-        <w:rPr>
-          <w:lang w:eastAsia="ja-JP"/>
-        </w:rPr>
-        <w:t xml:space="preserve"> You aren’t staring because you want to fuck her, you’re staring because </w:t>
-      </w:r>
-      <w:r>
-        <w:rPr>
-          <w:lang w:eastAsia="ja-JP"/>
-        </w:rPr>
-        <w:t>you need someone who works at Site B for your little project.</w:t>
       </w:r>
     </w:p>
     <w:p>
@@ -5494,6 +5357,7 @@
         <w:rPr>
           <w:rFonts w:eastAsia="Calibri"/>
         </w:rPr>
+        <w:lastRenderedPageBreak/>
         <w:t xml:space="preserve">One dreary winter, in </w:t>
       </w:r>
       <w:r>
@@ -5828,680 +5692,680 @@
         <w:rPr>
           <w:rFonts w:eastAsia="Calibri"/>
         </w:rPr>
+        <w:t>C</w:t>
+      </w:r>
+      <w:r>
+        <w:rPr>
+          <w:rFonts w:eastAsia="Calibri"/>
+        </w:rPr>
+        <w:t xml:space="preserve">lose to a century </w:t>
+      </w:r>
+      <w:r>
+        <w:rPr>
+          <w:rFonts w:eastAsia="Calibri"/>
+        </w:rPr>
+        <w:t>later</w:t>
+      </w:r>
+      <w:r>
+        <w:rPr>
+          <w:rFonts w:eastAsia="Calibri"/>
+        </w:rPr>
+        <w:t xml:space="preserve">, the </w:t>
+      </w:r>
+      <w:r>
+        <w:rPr>
+          <w:rFonts w:eastAsia="Calibri"/>
+        </w:rPr>
+        <w:t>shuttle</w:t>
+      </w:r>
+      <w:r>
+        <w:rPr>
+          <w:rFonts w:eastAsia="Calibri"/>
+        </w:rPr>
+        <w:t xml:space="preserve"> carrying Cassandra and her friends returned from Athens. </w:t>
+      </w:r>
+      <w:r>
+        <w:rPr>
+          <w:rFonts w:eastAsia="Calibri"/>
+        </w:rPr>
+        <w:t>They cleared customs in Newfoundland, where the Skywatch had no presence, then flew straight to</w:t>
+      </w:r>
+      <w:r>
+        <w:rPr>
+          <w:rFonts w:eastAsia="Calibri"/>
+        </w:rPr>
+        <w:t xml:space="preserve"> </w:t>
+      </w:r>
+      <w:r>
+        <w:rPr>
+          <w:rFonts w:eastAsia="Calibri"/>
+        </w:rPr>
+        <w:t xml:space="preserve">the </w:t>
+      </w:r>
+      <w:r>
+        <w:rPr>
+          <w:rFonts w:eastAsia="Calibri"/>
+        </w:rPr>
+        <w:t>branch campus</w:t>
+      </w:r>
+      <w:r>
+        <w:rPr>
+          <w:rFonts w:eastAsia="Calibri"/>
+        </w:rPr>
+        <w:t xml:space="preserve"> itself, near what had once been Lasalle’s original headquarters</w:t>
+      </w:r>
+      <w:r>
+        <w:rPr>
+          <w:rFonts w:eastAsia="Calibri"/>
+        </w:rPr>
+        <w:t xml:space="preserve">. Cassandra had selected a VTOL </w:t>
+      </w:r>
+      <w:r>
+        <w:rPr>
+          <w:rFonts w:eastAsia="Calibri"/>
+        </w:rPr>
+        <w:t>aircraft</w:t>
+      </w:r>
+      <w:r>
+        <w:rPr>
+          <w:rFonts w:eastAsia="Calibri"/>
+        </w:rPr>
+        <w:t xml:space="preserve"> for exactly that purpose.</w:t>
+      </w:r>
+    </w:p>
+    <w:p>
+      <w:pPr>
+        <w:rPr>
+          <w:rFonts w:eastAsia="Calibri"/>
+        </w:rPr>
+      </w:pPr>
+      <w:r>
+        <w:rPr>
+          <w:rFonts w:eastAsia="Calibri"/>
+        </w:rPr>
+        <w:t xml:space="preserve">As the </w:t>
+      </w:r>
+      <w:r>
+        <w:rPr>
+          <w:rFonts w:eastAsia="Calibri"/>
+        </w:rPr>
+        <w:t>aircraft</w:t>
+      </w:r>
+      <w:r>
+        <w:rPr>
+          <w:rFonts w:eastAsia="Calibri"/>
+        </w:rPr>
+        <w:t xml:space="preserve"> entered </w:t>
+      </w:r>
+      <w:r>
+        <w:rPr>
+          <w:rFonts w:eastAsia="Calibri"/>
+        </w:rPr>
+        <w:t>Montreal</w:t>
+      </w:r>
+      <w:r>
+        <w:rPr>
+          <w:rFonts w:eastAsia="Calibri"/>
+        </w:rPr>
+        <w:t xml:space="preserve"> airspace, Cassandra twitched against the rock-hard seat cushion</w:t>
+      </w:r>
+      <w:r>
+        <w:rPr>
+          <w:rFonts w:eastAsia="Calibri"/>
+        </w:rPr>
+        <w:t xml:space="preserve">. </w:t>
+      </w:r>
+      <w:r>
+        <w:rPr>
+          <w:rFonts w:eastAsia="Calibri"/>
+        </w:rPr>
+        <w:t>Though the flight should have offered plenty of time to rest, h</w:t>
+      </w:r>
+      <w:r>
+        <w:rPr>
+          <w:rFonts w:eastAsia="Calibri"/>
+        </w:rPr>
+        <w:t xml:space="preserve">er memories of the </w:t>
+      </w:r>
+      <w:r>
+        <w:rPr>
+          <w:rFonts w:eastAsia="Calibri"/>
+        </w:rPr>
+        <w:t>disaster and the discomfort of her seat itself had kept her from restful sleep</w:t>
+      </w:r>
+      <w:r>
+        <w:rPr>
+          <w:rFonts w:eastAsia="Calibri"/>
+        </w:rPr>
+        <w:t xml:space="preserve">. </w:t>
+      </w:r>
+      <w:r>
+        <w:rPr>
+          <w:rFonts w:eastAsia="Calibri"/>
+        </w:rPr>
+        <w:t xml:space="preserve">Her skin itched all over. Her </w:t>
+      </w:r>
+      <w:r>
+        <w:rPr>
+          <w:rFonts w:eastAsia="Calibri"/>
+        </w:rPr>
+        <w:t>expensive high heels</w:t>
+      </w:r>
+      <w:r>
+        <w:rPr>
+          <w:rFonts w:eastAsia="Calibri"/>
+        </w:rPr>
+        <w:t xml:space="preserve"> suddenly seemed a size too small, </w:t>
+      </w:r>
+      <w:r>
+        <w:rPr>
+          <w:rFonts w:eastAsia="Calibri"/>
+        </w:rPr>
+        <w:t xml:space="preserve">binding toes that couldn’t so much as wiggle. </w:t>
+      </w:r>
+      <w:r>
+        <w:rPr>
+          <w:rFonts w:eastAsia="Calibri"/>
+        </w:rPr>
+        <w:t>The</w:t>
+      </w:r>
+      <w:r>
+        <w:rPr>
+          <w:rFonts w:eastAsia="Calibri"/>
+        </w:rPr>
+        <w:t xml:space="preserve"> bra </w:t>
+      </w:r>
+      <w:r>
+        <w:rPr>
+          <w:rFonts w:eastAsia="Calibri"/>
+        </w:rPr>
+        <w:t>she rarely noticed anymore</w:t>
+      </w:r>
+      <w:r>
+        <w:rPr>
+          <w:rFonts w:eastAsia="Calibri"/>
+        </w:rPr>
+        <w:t xml:space="preserve"> was now a </w:t>
+      </w:r>
+      <w:r>
+        <w:rPr>
+          <w:rFonts w:eastAsia="Calibri"/>
+        </w:rPr>
+        <w:t>painful</w:t>
+      </w:r>
+      <w:r>
+        <w:rPr>
+          <w:rFonts w:eastAsia="Calibri"/>
+        </w:rPr>
+        <w:t xml:space="preserve"> sensation around her chest that she longed to tear off.</w:t>
+      </w:r>
+    </w:p>
+    <w:p>
+      <w:pPr>
+        <w:rPr>
+          <w:rFonts w:eastAsia="Calibri"/>
+        </w:rPr>
+      </w:pPr>
+      <w:r>
+        <w:rPr>
+          <w:rFonts w:eastAsia="Calibri"/>
+        </w:rPr>
         <w:lastRenderedPageBreak/>
-        <w:t>C</w:t>
+        <w:t>Home</w:t>
       </w:r>
       <w:r>
         <w:rPr>
           <w:rFonts w:eastAsia="Calibri"/>
         </w:rPr>
-        <w:t xml:space="preserve">lose to a century </w:t>
+        <w:t xml:space="preserve"> was on the horizon, she reminded herself. Only half an hour, give or take, before she would be able to strip herself down and take a much-needed shower</w:t>
       </w:r>
       <w:r>
         <w:rPr>
           <w:rFonts w:eastAsia="Calibri"/>
         </w:rPr>
-        <w:t>later</w:t>
+        <w:t>, or perhaps a bath in her apartment</w:t>
       </w:r>
       <w:r>
         <w:rPr>
           <w:rFonts w:eastAsia="Calibri"/>
         </w:rPr>
-        <w:t xml:space="preserve">, the </w:t>
+        <w:t xml:space="preserve">’s </w:t>
       </w:r>
       <w:r>
         <w:rPr>
           <w:rFonts w:eastAsia="Calibri"/>
         </w:rPr>
-        <w:t>shuttle</w:t>
+        <w:t>hot tub. That sort of leisure</w:t>
       </w:r>
       <w:r>
         <w:rPr>
           <w:rFonts w:eastAsia="Calibri"/>
         </w:rPr>
-        <w:t xml:space="preserve"> carrying Cassandra and her friends returned from Athens. </w:t>
+        <w:t xml:space="preserve"> </w:t>
       </w:r>
       <w:r>
         <w:rPr>
           <w:rFonts w:eastAsia="Calibri"/>
         </w:rPr>
-        <w:t>They cleared customs in Newfoundland, where the Skywatch had no presence, then flew straight to</w:t>
+        <w:t xml:space="preserve">was exactly what she needed. </w:t>
       </w:r>
       <w:r>
         <w:rPr>
           <w:rFonts w:eastAsia="Calibri"/>
         </w:rPr>
+        <w:t xml:space="preserve">Until then, however, the best she could do was to take deep breaths, scratch the itches </w:t>
+      </w:r>
+      <w:r>
+        <w:rPr>
+          <w:rFonts w:eastAsia="Calibri"/>
+        </w:rPr>
+        <w:t>as</w:t>
+      </w:r>
+      <w:r>
+        <w:rPr>
+          <w:rFonts w:eastAsia="Calibri"/>
+        </w:rPr>
+        <w:t xml:space="preserve"> best she could, and try to situate her mind in a comfortable place, the way her therapist had once </w:t>
+      </w:r>
+      <w:r>
+        <w:rPr>
+          <w:rFonts w:eastAsia="Calibri"/>
+        </w:rPr>
+        <w:t>suggested</w:t>
+      </w:r>
+      <w:r>
+        <w:rPr>
+          <w:rFonts w:eastAsia="Calibri"/>
+        </w:rPr>
+        <w:t>.</w:t>
+      </w:r>
+    </w:p>
+    <w:p>
+      <w:pPr>
+        <w:rPr>
+          <w:rFonts w:eastAsia="Calibri"/>
+        </w:rPr>
+      </w:pPr>
+      <w:r>
+        <w:rPr>
+          <w:rFonts w:eastAsia="Calibri"/>
+        </w:rPr>
+        <w:t xml:space="preserve">For Cassandra, that place was </w:t>
+      </w:r>
+      <w:r>
+        <w:rPr>
+          <w:rFonts w:eastAsia="Calibri"/>
+        </w:rPr>
+        <w:t xml:space="preserve">a café on </w:t>
+      </w:r>
+      <w:r>
+        <w:rPr>
+          <w:rFonts w:eastAsia="Calibri"/>
+        </w:rPr>
+        <w:t>Sherbrooke Street</w:t>
+      </w:r>
+      <w:r>
+        <w:rPr>
+          <w:rFonts w:eastAsia="Calibri"/>
+        </w:rPr>
+        <w:t xml:space="preserve">. </w:t>
+      </w:r>
+      <w:r>
+        <w:rPr>
+          <w:rFonts w:eastAsia="Calibri"/>
+        </w:rPr>
+        <w:t xml:space="preserve">It was a </w:t>
+      </w:r>
+      <w:r>
+        <w:rPr>
+          <w:rFonts w:eastAsia="Calibri"/>
+        </w:rPr>
+        <w:t>kitschy</w:t>
+      </w:r>
+      <w:r>
+        <w:rPr>
+          <w:rFonts w:eastAsia="Calibri"/>
+        </w:rPr>
+        <w:t xml:space="preserve"> little building in the shadow of the upper city</w:t>
+      </w:r>
+      <w:r>
+        <w:rPr>
+          <w:rFonts w:eastAsia="Calibri"/>
+        </w:rPr>
+        <w:t xml:space="preserve"> where she and her high school friends</w:t>
+      </w:r>
+      <w:r>
+        <w:rPr>
+          <w:rFonts w:eastAsia="Calibri"/>
+        </w:rPr>
+        <w:t xml:space="preserve"> liked to eat </w:t>
+      </w:r>
+      <w:r>
+        <w:rPr>
+          <w:rFonts w:eastAsia="Calibri"/>
+        </w:rPr>
+        <w:t>in the afternoons. She recalled the smell of poutine and cigarette smoke, the crinkle of other patrons’ newspapers, the laughter of her classmates, and her mother’s disapproving glare whenever she returned from the “dangerous” lower streets.</w:t>
+      </w:r>
+      <w:r>
+        <w:rPr>
+          <w:rFonts w:eastAsia="Calibri"/>
+        </w:rPr>
         <w:t xml:space="preserve"> </w:t>
       </w:r>
       <w:r>
         <w:rPr>
           <w:rFonts w:eastAsia="Calibri"/>
         </w:rPr>
-        <w:t xml:space="preserve">the </w:t>
+        <w:t xml:space="preserve">Even though these memories carried with them a </w:t>
       </w:r>
       <w:r>
         <w:rPr>
           <w:rFonts w:eastAsia="Calibri"/>
         </w:rPr>
-        <w:t>branch campus</w:t>
+        <w:t>pang</w:t>
       </w:r>
       <w:r>
         <w:rPr>
           <w:rFonts w:eastAsia="Calibri"/>
         </w:rPr>
-        <w:t xml:space="preserve"> itself, near what had once been Lasalle’s original headquarters</w:t>
+        <w:t xml:space="preserve"> of sorrow for friends she no longer knew, they were also a source of warmth, </w:t>
       </w:r>
       <w:r>
         <w:rPr>
           <w:rFonts w:eastAsia="Calibri"/>
         </w:rPr>
-        <w:t xml:space="preserve">. Cassandra had selected a VTOL </w:t>
+        <w:t>which</w:t>
       </w:r>
       <w:r>
         <w:rPr>
           <w:rFonts w:eastAsia="Calibri"/>
         </w:rPr>
-        <w:t>aircraft</w:t>
-      </w:r>
-      <w:r>
+        <w:t xml:space="preserve"> was enough.</w:t>
+      </w:r>
+    </w:p>
+    <w:p>
+      <w:pPr>
         <w:rPr>
           <w:rFonts w:eastAsia="Calibri"/>
         </w:rPr>
-        <w:t xml:space="preserve"> for exactly that purpose.</w:t>
-      </w:r>
-    </w:p>
-    <w:p>
-      <w:pPr>
+      </w:pPr>
+      <w:r>
         <w:rPr>
           <w:rFonts w:eastAsia="Calibri"/>
         </w:rPr>
-      </w:pPr>
-      <w:r>
+        <w:t xml:space="preserve">That was a lie. It was never enough. </w:t>
+      </w:r>
+    </w:p>
+    <w:p>
+      <w:pPr>
         <w:rPr>
           <w:rFonts w:eastAsia="Calibri"/>
         </w:rPr>
-        <w:t xml:space="preserve">As the </w:t>
-      </w:r>
+      </w:pPr>
       <w:r>
         <w:rPr>
           <w:rFonts w:eastAsia="Calibri"/>
         </w:rPr>
-        <w:t>aircraft</w:t>
+        <w:t>Sensing her distress, Akiko la</w:t>
       </w:r>
       <w:r>
         <w:rPr>
           <w:rFonts w:eastAsia="Calibri"/>
         </w:rPr>
-        <w:t xml:space="preserve"> entered </w:t>
+        <w:t>id</w:t>
       </w:r>
       <w:r>
         <w:rPr>
           <w:rFonts w:eastAsia="Calibri"/>
         </w:rPr>
-        <w:t>Montreal</w:t>
+        <w:t xml:space="preserve"> a sympathetic hand on </w:t>
       </w:r>
       <w:r>
         <w:rPr>
           <w:rFonts w:eastAsia="Calibri"/>
         </w:rPr>
-        <w:t xml:space="preserve"> airspace, Cassandra twitched against the rock-hard seat cushion</w:t>
+        <w:t>her</w:t>
       </w:r>
       <w:r>
         <w:rPr>
           <w:rFonts w:eastAsia="Calibri"/>
         </w:rPr>
-        <w:t xml:space="preserve">. </w:t>
+        <w:t xml:space="preserve"> shoulder. </w:t>
       </w:r>
       <w:r>
         <w:rPr>
           <w:rFonts w:eastAsia="Calibri"/>
         </w:rPr>
-        <w:t>Though the flight should have offered plenty of time to rest, h</w:t>
+        <w:t>Cassandra</w:t>
       </w:r>
       <w:r>
         <w:rPr>
           <w:rFonts w:eastAsia="Calibri"/>
         </w:rPr>
-        <w:t xml:space="preserve">er memories of the </w:t>
+        <w:t xml:space="preserve"> immediately and </w:t>
       </w:r>
       <w:r>
         <w:rPr>
           <w:rFonts w:eastAsia="Calibri"/>
         </w:rPr>
-        <w:t>disaster and the discomfort of her seat itself had kept her from restful sleep</w:t>
+        <w:t>instinctively</w:t>
       </w:r>
       <w:r>
         <w:rPr>
           <w:rFonts w:eastAsia="Calibri"/>
         </w:rPr>
-        <w:t xml:space="preserve">. </w:t>
+        <w:t xml:space="preserve"> swatted it away</w:t>
       </w:r>
       <w:r>
         <w:rPr>
           <w:rFonts w:eastAsia="Calibri"/>
         </w:rPr>
-        <w:t xml:space="preserve">Her skin itched all over. Her </w:t>
-      </w:r>
-      <w:r>
+        <w:t>.</w:t>
+      </w:r>
+    </w:p>
+    <w:p>
+      <w:pPr>
         <w:rPr>
           <w:rFonts w:eastAsia="Calibri"/>
         </w:rPr>
-        <w:t>expensive high heels</w:t>
-      </w:r>
+      </w:pPr>
       <w:r>
         <w:rPr>
           <w:rFonts w:eastAsia="Calibri"/>
         </w:rPr>
-        <w:t xml:space="preserve"> suddenly seemed a size too small, </w:t>
+        <w:t>“</w:t>
       </w:r>
       <w:r>
         <w:rPr>
           <w:rFonts w:eastAsia="Calibri"/>
         </w:rPr>
-        <w:t xml:space="preserve">binding toes that couldn’t so much as wiggle. </w:t>
+        <w:t>Yikes</w:t>
       </w:r>
       <w:r>
         <w:rPr>
           <w:rFonts w:eastAsia="Calibri"/>
         </w:rPr>
-        <w:t>The</w:t>
+        <w:t xml:space="preserve">, </w:t>
       </w:r>
       <w:r>
         <w:rPr>
           <w:rFonts w:eastAsia="Calibri"/>
         </w:rPr>
-        <w:t xml:space="preserve"> bra </w:t>
+        <w:t>alright</w:t>
       </w:r>
       <w:r>
         <w:rPr>
           <w:rFonts w:eastAsia="Calibri"/>
         </w:rPr>
-        <w:t>she rarely noticed anymore</w:t>
-      </w:r>
-      <w:r>
+        <w:t>,” her friend said. “No touching, huh?”</w:t>
+      </w:r>
+    </w:p>
+    <w:p>
+      <w:pPr>
         <w:rPr>
           <w:rFonts w:eastAsia="Calibri"/>
         </w:rPr>
-        <w:t xml:space="preserve"> was now a </w:t>
-      </w:r>
+      </w:pPr>
       <w:r>
         <w:rPr>
           <w:rFonts w:eastAsia="Calibri"/>
         </w:rPr>
-        <w:t>painful</w:t>
-      </w:r>
-      <w:r>
+        <w:t>“Not right now, no. I’m just…I feel dirty, okay? And being packed in here with so many people really isn’t helping.”</w:t>
+      </w:r>
+    </w:p>
+    <w:p>
+      <w:pPr>
         <w:rPr>
           <w:rFonts w:eastAsia="Calibri"/>
         </w:rPr>
-        <w:t xml:space="preserve"> sensation around her chest that she longed to tear off.</w:t>
-      </w:r>
-    </w:p>
-    <w:p>
-      <w:pPr>
+      </w:pPr>
+      <w:r>
         <w:rPr>
           <w:rFonts w:eastAsia="Calibri"/>
         </w:rPr>
-      </w:pPr>
+        <w:t xml:space="preserve">“Yeah, I get it,” Akiko replied in the </w:t>
+      </w:r>
       <w:r>
         <w:rPr>
           <w:rFonts w:eastAsia="Calibri"/>
         </w:rPr>
-        <w:t>Home</w:t>
+        <w:t>hesitant</w:t>
       </w:r>
       <w:r>
         <w:rPr>
           <w:rFonts w:eastAsia="Calibri"/>
         </w:rPr>
-        <w:t xml:space="preserve"> was on the horizon, she reminded herself. Only half an hour, give or take, before she would be able to strip herself down and take a much-needed shower</w:t>
+        <w:t xml:space="preserve"> tone of someone who </w:t>
       </w:r>
       <w:r>
         <w:rPr>
           <w:rFonts w:eastAsia="Calibri"/>
         </w:rPr>
-        <w:t>, or perhaps a bath in her apartment</w:t>
+        <w:t>clearly</w:t>
       </w:r>
       <w:r>
         <w:rPr>
           <w:rFonts w:eastAsia="Calibri"/>
         </w:rPr>
-        <w:t xml:space="preserve">’s </w:t>
-      </w:r>
-      <w:r>
-        <w:rPr>
-          <w:rFonts w:eastAsia="Calibri"/>
-        </w:rPr>
-        <w:t>hot tub. That sort of leisure</w:t>
-      </w:r>
-      <w:r>
-        <w:rPr>
-          <w:rFonts w:eastAsia="Calibri"/>
-        </w:rPr>
-        <w:t xml:space="preserve"> </w:t>
-      </w:r>
-      <w:r>
-        <w:rPr>
-          <w:rFonts w:eastAsia="Calibri"/>
-        </w:rPr>
-        <w:t xml:space="preserve">was exactly what she needed. </w:t>
-      </w:r>
-      <w:r>
-        <w:rPr>
-          <w:rFonts w:eastAsia="Calibri"/>
-        </w:rPr>
-        <w:t xml:space="preserve">Until then, however, the best she could do was to take deep breaths, scratch the itches </w:t>
-      </w:r>
-      <w:r>
-        <w:rPr>
-          <w:rFonts w:eastAsia="Calibri"/>
-        </w:rPr>
-        <w:t>as</w:t>
-      </w:r>
-      <w:r>
-        <w:rPr>
-          <w:rFonts w:eastAsia="Calibri"/>
-        </w:rPr>
-        <w:t xml:space="preserve"> best she could, and try to situate her mind in a comfortable place, the way her therapist had once </w:t>
-      </w:r>
-      <w:r>
-        <w:rPr>
-          <w:rFonts w:eastAsia="Calibri"/>
-        </w:rPr>
-        <w:t>suggested</w:t>
-      </w:r>
-      <w:r>
-        <w:rPr>
-          <w:rFonts w:eastAsia="Calibri"/>
-        </w:rPr>
-        <w:t>.</w:t>
-      </w:r>
-    </w:p>
-    <w:p>
-      <w:pPr>
-        <w:rPr>
-          <w:rFonts w:eastAsia="Calibri"/>
-        </w:rPr>
-      </w:pPr>
-      <w:r>
-        <w:rPr>
-          <w:rFonts w:eastAsia="Calibri"/>
-        </w:rPr>
-        <w:t xml:space="preserve">For Cassandra, that place was </w:t>
-      </w:r>
-      <w:r>
-        <w:rPr>
-          <w:rFonts w:eastAsia="Calibri"/>
-        </w:rPr>
-        <w:t xml:space="preserve">a café on </w:t>
-      </w:r>
-      <w:r>
-        <w:rPr>
-          <w:rFonts w:eastAsia="Calibri"/>
-        </w:rPr>
-        <w:t>Sherbrooke Street</w:t>
-      </w:r>
-      <w:r>
-        <w:rPr>
-          <w:rFonts w:eastAsia="Calibri"/>
-        </w:rPr>
-        <w:t xml:space="preserve">. </w:t>
-      </w:r>
-      <w:r>
-        <w:rPr>
-          <w:rFonts w:eastAsia="Calibri"/>
-        </w:rPr>
-        <w:t xml:space="preserve">It was a </w:t>
-      </w:r>
-      <w:r>
-        <w:rPr>
-          <w:rFonts w:eastAsia="Calibri"/>
-        </w:rPr>
-        <w:t>kitschy</w:t>
-      </w:r>
-      <w:r>
-        <w:rPr>
-          <w:rFonts w:eastAsia="Calibri"/>
-        </w:rPr>
-        <w:t xml:space="preserve"> little building in the shadow of the upper city</w:t>
-      </w:r>
-      <w:r>
-        <w:rPr>
-          <w:rFonts w:eastAsia="Calibri"/>
-        </w:rPr>
-        <w:t xml:space="preserve"> where she and her high school friends</w:t>
-      </w:r>
-      <w:r>
-        <w:rPr>
-          <w:rFonts w:eastAsia="Calibri"/>
-        </w:rPr>
-        <w:t xml:space="preserve"> liked to eat </w:t>
-      </w:r>
-      <w:r>
-        <w:rPr>
-          <w:rFonts w:eastAsia="Calibri"/>
-        </w:rPr>
-        <w:t>in the afternoons. She recalled the smell of poutine and cigarette smoke, the crinkle of other patrons’ newspapers, the laughter of her classmates, and her mother’s disapproving glare whenever she returned from the “dangerous” lower streets.</w:t>
-      </w:r>
-      <w:r>
-        <w:rPr>
-          <w:rFonts w:eastAsia="Calibri"/>
-        </w:rPr>
-        <w:t xml:space="preserve"> </w:t>
-      </w:r>
-      <w:r>
-        <w:rPr>
-          <w:rFonts w:eastAsia="Calibri"/>
-        </w:rPr>
-        <w:t xml:space="preserve">Even though these memories carried with them a </w:t>
-      </w:r>
-      <w:r>
-        <w:rPr>
-          <w:rFonts w:eastAsia="Calibri"/>
-        </w:rPr>
-        <w:t>pang</w:t>
-      </w:r>
-      <w:r>
-        <w:rPr>
-          <w:rFonts w:eastAsia="Calibri"/>
-        </w:rPr>
-        <w:t xml:space="preserve"> of sorrow for friends she no longer knew, they were also a source of warmth, </w:t>
-      </w:r>
-      <w:r>
-        <w:rPr>
-          <w:rFonts w:eastAsia="Calibri"/>
-        </w:rPr>
-        <w:t>which</w:t>
-      </w:r>
-      <w:r>
-        <w:rPr>
-          <w:rFonts w:eastAsia="Calibri"/>
-        </w:rPr>
-        <w:t xml:space="preserve"> was enough.</w:t>
-      </w:r>
-    </w:p>
-    <w:p>
-      <w:pPr>
-        <w:rPr>
-          <w:rFonts w:eastAsia="Calibri"/>
-        </w:rPr>
-      </w:pPr>
-      <w:r>
-        <w:rPr>
-          <w:rFonts w:eastAsia="Calibri"/>
-        </w:rPr>
-        <w:t xml:space="preserve">That was a lie. It was never enough. </w:t>
-      </w:r>
-    </w:p>
-    <w:p>
-      <w:pPr>
-        <w:rPr>
-          <w:rFonts w:eastAsia="Calibri"/>
-        </w:rPr>
-      </w:pPr>
-      <w:r>
-        <w:rPr>
-          <w:rFonts w:eastAsia="Calibri"/>
-        </w:rPr>
-        <w:t>Sensing her distress, Akiko la</w:t>
-      </w:r>
-      <w:r>
-        <w:rPr>
-          <w:rFonts w:eastAsia="Calibri"/>
-        </w:rPr>
-        <w:t>id</w:t>
-      </w:r>
-      <w:r>
-        <w:rPr>
-          <w:rFonts w:eastAsia="Calibri"/>
-        </w:rPr>
-        <w:t xml:space="preserve"> a sympathetic hand on </w:t>
-      </w:r>
-      <w:r>
-        <w:rPr>
-          <w:rFonts w:eastAsia="Calibri"/>
-        </w:rPr>
-        <w:t>her</w:t>
-      </w:r>
-      <w:r>
-        <w:rPr>
-          <w:rFonts w:eastAsia="Calibri"/>
-        </w:rPr>
-        <w:t xml:space="preserve"> shoulder. </w:t>
-      </w:r>
-      <w:r>
-        <w:rPr>
-          <w:rFonts w:eastAsia="Calibri"/>
-        </w:rPr>
-        <w:t>Cassandra</w:t>
-      </w:r>
-      <w:r>
-        <w:rPr>
-          <w:rFonts w:eastAsia="Calibri"/>
-        </w:rPr>
-        <w:t xml:space="preserve"> immediately and </w:t>
-      </w:r>
-      <w:r>
-        <w:rPr>
-          <w:rFonts w:eastAsia="Calibri"/>
-        </w:rPr>
-        <w:t>instinctively</w:t>
-      </w:r>
-      <w:r>
-        <w:rPr>
-          <w:rFonts w:eastAsia="Calibri"/>
-        </w:rPr>
-        <w:t xml:space="preserve"> swatted it away</w:t>
-      </w:r>
-      <w:r>
-        <w:rPr>
-          <w:rFonts w:eastAsia="Calibri"/>
-        </w:rPr>
-        <w:t>.</w:t>
-      </w:r>
-    </w:p>
-    <w:p>
-      <w:pPr>
-        <w:rPr>
-          <w:rFonts w:eastAsia="Calibri"/>
-        </w:rPr>
-      </w:pPr>
-      <w:r>
-        <w:rPr>
-          <w:rFonts w:eastAsia="Calibri"/>
+        <w:t xml:space="preserve"> did not. </w:t>
+      </w:r>
+    </w:p>
+    <w:p>
+      <w:pPr>
+        <w:rPr>
+          <w:rFonts w:eastAsia="Times New Roman"/>
+        </w:rPr>
+      </w:pPr>
+      <w:r>
+        <w:rPr>
+          <w:rFonts w:eastAsia="Times New Roman"/>
+        </w:rPr>
+        <w:t xml:space="preserve">“Anyway, we’ll be home soon. Then I can wash off all this sweat and ash and sleep in my own bed again. </w:t>
+      </w:r>
+      <w:r>
+        <w:rPr>
+          <w:rFonts w:eastAsia="Times New Roman"/>
+        </w:rPr>
+        <w:t>Maybe spend some time at the gym afterwards.</w:t>
+      </w:r>
+      <w:r>
+        <w:rPr>
+          <w:rFonts w:eastAsia="Times New Roman"/>
+        </w:rPr>
+        <w:t>”</w:t>
+      </w:r>
+    </w:p>
+    <w:p>
+      <w:pPr>
+        <w:rPr>
+          <w:rFonts w:eastAsia="Times New Roman"/>
+        </w:rPr>
+      </w:pPr>
+      <w:r>
+        <w:rPr>
+          <w:rFonts w:eastAsia="Times New Roman"/>
         </w:rPr>
         <w:t>“</w:t>
       </w:r>
       <w:r>
         <w:rPr>
-          <w:rFonts w:eastAsia="Calibri"/>
-        </w:rPr>
-        <w:t>Yikes</w:t>
-      </w:r>
-      <w:r>
-        <w:rPr>
-          <w:rFonts w:eastAsia="Calibri"/>
-        </w:rPr>
-        <w:t xml:space="preserve">, </w:t>
-      </w:r>
-      <w:r>
-        <w:rPr>
-          <w:rFonts w:eastAsia="Calibri"/>
-        </w:rPr>
-        <w:t>alright</w:t>
-      </w:r>
-      <w:r>
-        <w:rPr>
-          <w:rFonts w:eastAsia="Calibri"/>
-        </w:rPr>
-        <w:t>,” her friend said. “No touching, huh?”</w:t>
-      </w:r>
-    </w:p>
-    <w:p>
-      <w:pPr>
-        <w:rPr>
-          <w:rFonts w:eastAsia="Calibri"/>
-        </w:rPr>
-      </w:pPr>
-      <w:r>
-        <w:rPr>
-          <w:rFonts w:eastAsia="Calibri"/>
-        </w:rPr>
-        <w:t>“Not right now, no. I’m just…I feel dirty, okay? And being packed in here with so many people really isn’t helping.”</w:t>
-      </w:r>
-    </w:p>
-    <w:p>
-      <w:pPr>
-        <w:rPr>
-          <w:rFonts w:eastAsia="Calibri"/>
-        </w:rPr>
-      </w:pPr>
-      <w:r>
-        <w:rPr>
-          <w:rFonts w:eastAsia="Calibri"/>
+          <w:rFonts w:eastAsia="Times New Roman"/>
+        </w:rPr>
+        <w:t>Well, the good news is we’re just about there. Look</w:t>
+      </w:r>
+      <w:r>
+        <w:rPr>
+          <w:rFonts w:eastAsia="Times New Roman"/>
+        </w:rPr>
+        <w:t xml:space="preserve">.” </w:t>
+      </w:r>
+    </w:p>
+    <w:p>
+      <w:pPr>
+        <w:rPr>
+          <w:rFonts w:eastAsia="Times New Roman"/>
+        </w:rPr>
+      </w:pPr>
+      <w:r>
+        <w:rPr>
+          <w:rFonts w:eastAsia="Times New Roman"/>
+        </w:rPr>
+        <w:t xml:space="preserve">The space elevator had been visible for a while by that point, </w:t>
+      </w:r>
+      <w:r>
+        <w:rPr>
+          <w:rFonts w:eastAsia="Times New Roman"/>
+        </w:rPr>
+        <w:t>but now the shuttle banked into a gentle turn around its axis, bringing into view their final destination</w:t>
+      </w:r>
+      <w:r>
+        <w:rPr>
+          <w:rFonts w:eastAsia="Times New Roman"/>
+        </w:rPr>
+        <w:t xml:space="preserve"> – the Cloud Garden. That was the name that Emile Lasalle’s architects had given their new base of operations, a towering ziggurat topped with greenhouses </w:t>
+      </w:r>
+      <w:r>
+        <w:rPr>
+          <w:rFonts w:eastAsia="Times New Roman"/>
+        </w:rPr>
+        <w:t>that contained</w:t>
+      </w:r>
+      <w:r>
+        <w:rPr>
+          <w:rFonts w:eastAsia="Times New Roman"/>
+        </w:rPr>
+        <w:t xml:space="preserve"> the titular gardens. Cassandra </w:t>
+      </w:r>
+      <w:r>
+        <w:rPr>
+          <w:rFonts w:eastAsia="Times New Roman"/>
+        </w:rPr>
+        <w:t>had spent many afternoons up there, either to relax on her own</w:t>
+      </w:r>
+      <w:r>
+        <w:rPr>
+          <w:rFonts w:eastAsia="Times New Roman"/>
+        </w:rPr>
+        <w:t>,</w:t>
+      </w:r>
+      <w:r>
+        <w:rPr>
+          <w:rFonts w:eastAsia="Times New Roman"/>
+        </w:rPr>
+        <w:t xml:space="preserve"> or for private time with a friend or lover.</w:t>
+      </w:r>
+    </w:p>
+    <w:p>
+      <w:pPr>
+        <w:rPr>
+          <w:rStyle w:val="Strong"/>
+        </w:rPr>
+      </w:pPr>
+      <w:r>
+        <w:rPr>
+          <w:rFonts w:eastAsia="Times New Roman"/>
         </w:rPr>
         <w:lastRenderedPageBreak/>
-        <w:t xml:space="preserve">“Yeah, I get it,” Akiko replied in the </w:t>
-      </w:r>
-      <w:r>
-        <w:rPr>
-          <w:rFonts w:eastAsia="Calibri"/>
-        </w:rPr>
-        <w:t>hesitant</w:t>
-      </w:r>
-      <w:r>
-        <w:rPr>
-          <w:rFonts w:eastAsia="Calibri"/>
-        </w:rPr>
-        <w:t xml:space="preserve"> tone of someone who </w:t>
-      </w:r>
-      <w:r>
-        <w:rPr>
-          <w:rFonts w:eastAsia="Calibri"/>
-        </w:rPr>
-        <w:t>clearly</w:t>
-      </w:r>
-      <w:r>
-        <w:rPr>
-          <w:rFonts w:eastAsia="Calibri"/>
-        </w:rPr>
-        <w:t xml:space="preserve"> did not. </w:t>
-      </w:r>
-    </w:p>
-    <w:p>
-      <w:pPr>
-        <w:rPr>
-          <w:rFonts w:eastAsia="Times New Roman"/>
-        </w:rPr>
-      </w:pPr>
-      <w:r>
-        <w:rPr>
-          <w:rFonts w:eastAsia="Times New Roman"/>
-        </w:rPr>
-        <w:t xml:space="preserve">“Anyway, we’ll be home soon. Then I can wash off all this sweat and ash and sleep in my own bed again. </w:t>
-      </w:r>
-      <w:r>
-        <w:rPr>
-          <w:rFonts w:eastAsia="Times New Roman"/>
-        </w:rPr>
-        <w:t>Maybe spend some time at the gym afterwards.</w:t>
-      </w:r>
-      <w:r>
-        <w:rPr>
-          <w:rFonts w:eastAsia="Times New Roman"/>
-        </w:rPr>
-        <w:t>”</w:t>
-      </w:r>
-    </w:p>
-    <w:p>
-      <w:pPr>
-        <w:rPr>
-          <w:rFonts w:eastAsia="Times New Roman"/>
-        </w:rPr>
-      </w:pPr>
-      <w:r>
-        <w:rPr>
-          <w:rFonts w:eastAsia="Times New Roman"/>
-        </w:rPr>
-        <w:t>“</w:t>
-      </w:r>
-      <w:r>
-        <w:rPr>
-          <w:rFonts w:eastAsia="Times New Roman"/>
-        </w:rPr>
-        <w:t>Well, the good news is we’re just about there. Look</w:t>
-      </w:r>
-      <w:r>
-        <w:rPr>
-          <w:rFonts w:eastAsia="Times New Roman"/>
-        </w:rPr>
-        <w:t xml:space="preserve">.” </w:t>
-      </w:r>
-    </w:p>
-    <w:p>
-      <w:pPr>
-        <w:rPr>
-          <w:rFonts w:eastAsia="Times New Roman"/>
-        </w:rPr>
-      </w:pPr>
-      <w:r>
-        <w:rPr>
-          <w:rFonts w:eastAsia="Times New Roman"/>
-        </w:rPr>
-        <w:t xml:space="preserve">The space elevator had been visible for a while by that point, </w:t>
-      </w:r>
-      <w:r>
-        <w:rPr>
-          <w:rFonts w:eastAsia="Times New Roman"/>
-        </w:rPr>
-        <w:t>but now the shuttle banked into a gentle turn around its axis, bringing into view their final destination</w:t>
-      </w:r>
-      <w:r>
-        <w:rPr>
-          <w:rFonts w:eastAsia="Times New Roman"/>
-        </w:rPr>
-        <w:t xml:space="preserve"> – the Cloud Garden. That was the name that Emile Lasalle’s architects had given their new base of operations, a towering ziggurat topped with greenhouses </w:t>
-      </w:r>
-      <w:r>
-        <w:rPr>
-          <w:rFonts w:eastAsia="Times New Roman"/>
-        </w:rPr>
-        <w:t>that contained</w:t>
-      </w:r>
-      <w:r>
-        <w:rPr>
-          <w:rFonts w:eastAsia="Times New Roman"/>
-        </w:rPr>
-        <w:t xml:space="preserve"> the titular gardens. Cassandra </w:t>
-      </w:r>
-      <w:r>
-        <w:rPr>
-          <w:rFonts w:eastAsia="Times New Roman"/>
-        </w:rPr>
-        <w:t>had spent many afternoons up there, either to relax on her own</w:t>
-      </w:r>
-      <w:r>
-        <w:rPr>
-          <w:rFonts w:eastAsia="Times New Roman"/>
-        </w:rPr>
-        <w:t>,</w:t>
-      </w:r>
-      <w:r>
-        <w:rPr>
-          <w:rFonts w:eastAsia="Times New Roman"/>
-        </w:rPr>
-        <w:t xml:space="preserve"> or for private time with a friend or lover.</w:t>
-      </w:r>
-    </w:p>
-    <w:p>
-      <w:pPr>
-        <w:rPr>
-          <w:rStyle w:val="Strong"/>
-        </w:rPr>
-      </w:pPr>
-      <w:r>
-        <w:rPr>
-          <w:rFonts w:eastAsia="Times New Roman"/>
-        </w:rPr>
         <w:t xml:space="preserve">Akiko was pressed against the window like a child on her first flight, which Cassandra found </w:t>
       </w:r>
       <w:r>
@@ -6892,246 +6756,252 @@
         <w:rPr>
           <w:rFonts w:eastAsia="Times New Roman"/>
         </w:rPr>
+        <w:t xml:space="preserve">“Xiang,” she </w:t>
+      </w:r>
+      <w:r>
+        <w:rPr>
+          <w:rFonts w:eastAsia="Times New Roman"/>
+        </w:rPr>
+        <w:t>muttered</w:t>
+      </w:r>
+      <w:r>
+        <w:rPr>
+          <w:rFonts w:eastAsia="Times New Roman"/>
+        </w:rPr>
+        <w:t xml:space="preserve"> under her breath. </w:t>
+      </w:r>
+    </w:p>
+    <w:p>
+      <w:pPr>
+        <w:rPr>
+          <w:rFonts w:eastAsia="Times New Roman"/>
+        </w:rPr>
+      </w:pPr>
+      <w:r>
+        <w:rPr>
+          <w:rFonts w:eastAsia="Times New Roman"/>
+        </w:rPr>
+        <w:t>The man in front of her</w:t>
+      </w:r>
+      <w:r>
+        <w:rPr>
+          <w:rFonts w:eastAsia="Times New Roman"/>
+        </w:rPr>
+        <w:t xml:space="preserve"> </w:t>
+      </w:r>
+      <w:r>
+        <w:rPr>
+          <w:rFonts w:eastAsia="Times New Roman"/>
+        </w:rPr>
+        <w:t>had been</w:t>
+      </w:r>
+      <w:r>
+        <w:rPr>
+          <w:rFonts w:eastAsia="Times New Roman"/>
+        </w:rPr>
+        <w:t xml:space="preserve"> her first</w:t>
+      </w:r>
+      <w:r>
+        <w:rPr>
+          <w:rFonts w:eastAsia="Times New Roman"/>
+        </w:rPr>
+        <w:t xml:space="preserve"> </w:t>
+      </w:r>
+      <w:r>
+        <w:rPr>
+          <w:rFonts w:eastAsia="Times New Roman"/>
+        </w:rPr>
+        <w:t>and closest friend</w:t>
+      </w:r>
+      <w:r>
+        <w:rPr>
+          <w:rFonts w:eastAsia="Times New Roman"/>
+        </w:rPr>
+        <w:t xml:space="preserve">, up until </w:t>
+      </w:r>
+      <w:r>
+        <w:rPr>
+          <w:rFonts w:eastAsia="Times New Roman"/>
+        </w:rPr>
+        <w:t>his sister</w:t>
+      </w:r>
+      <w:r>
+        <w:rPr>
+          <w:rFonts w:eastAsia="Times New Roman"/>
+        </w:rPr>
+        <w:t xml:space="preserve"> – Cassandra’s partner at the time – abruptly passed away</w:t>
+      </w:r>
+      <w:r>
+        <w:rPr>
+          <w:rFonts w:eastAsia="Times New Roman"/>
+        </w:rPr>
+        <w:t xml:space="preserve">. After too many </w:t>
+      </w:r>
+      <w:r>
+        <w:rPr>
+          <w:rFonts w:eastAsia="Times New Roman"/>
+        </w:rPr>
+        <w:t>grief-fueled arguments</w:t>
+      </w:r>
+      <w:r>
+        <w:rPr>
+          <w:rFonts w:eastAsia="Times New Roman"/>
+        </w:rPr>
+        <w:t xml:space="preserve"> and </w:t>
+      </w:r>
+      <w:r>
+        <w:rPr>
+          <w:rFonts w:eastAsia="Times New Roman"/>
+        </w:rPr>
+        <w:t>accusations</w:t>
+      </w:r>
+      <w:r>
+        <w:rPr>
+          <w:rFonts w:eastAsia="Times New Roman"/>
+        </w:rPr>
+        <w:t>, they’d arrived at the unspoken conclusion that it was better not to interact anymore</w:t>
+      </w:r>
+      <w:r>
+        <w:rPr>
+          <w:rFonts w:eastAsia="Times New Roman"/>
+        </w:rPr>
+        <w:t>,</w:t>
+      </w:r>
+      <w:r>
+        <w:rPr>
+          <w:rFonts w:eastAsia="Times New Roman"/>
+        </w:rPr>
+        <w:t xml:space="preserve"> </w:t>
+      </w:r>
+      <w:r>
+        <w:rPr>
+          <w:rFonts w:eastAsia="Times New Roman"/>
+        </w:rPr>
+        <w:t>a</w:t>
+      </w:r>
+      <w:r>
+        <w:rPr>
+          <w:rFonts w:eastAsia="Times New Roman"/>
+        </w:rPr>
+        <w:t xml:space="preserve">n agreement that remained in place as </w:t>
+      </w:r>
+      <w:r>
+        <w:rPr>
+          <w:rFonts w:eastAsia="Times New Roman"/>
+        </w:rPr>
+        <w:t>he</w:t>
+      </w:r>
+      <w:r>
+        <w:rPr>
+          <w:rFonts w:eastAsia="Times New Roman"/>
+        </w:rPr>
+        <w:t xml:space="preserve"> strode right past Cassandra </w:t>
+      </w:r>
+      <w:r>
+        <w:rPr>
+          <w:rFonts w:eastAsia="Times New Roman"/>
+        </w:rPr>
+        <w:t>to bow</w:t>
+      </w:r>
+      <w:r>
+        <w:rPr>
+          <w:rFonts w:eastAsia="Times New Roman"/>
+        </w:rPr>
+        <w:t xml:space="preserve"> before Shufen. </w:t>
+      </w:r>
+    </w:p>
+    <w:p>
+      <w:pPr>
+        <w:rPr>
+          <w:rFonts w:eastAsia="Times New Roman"/>
+        </w:rPr>
+      </w:pPr>
+      <w:r>
+        <w:rPr>
+          <w:rFonts w:eastAsia="Times New Roman"/>
+        </w:rPr>
+        <w:t>“</w:t>
+      </w:r>
+      <w:r>
+        <w:rPr>
+          <w:rFonts w:eastAsia="Times New Roman"/>
+        </w:rPr>
+        <w:t xml:space="preserve">Welcome back, </w:t>
+      </w:r>
+      <w:r>
+        <w:rPr>
+          <w:rFonts w:eastAsia="Times New Roman"/>
+        </w:rPr>
+        <w:t>Director Hao,” he said.</w:t>
+      </w:r>
+    </w:p>
+    <w:p>
+      <w:pPr>
+        <w:rPr>
+          <w:rFonts w:eastAsia="Times New Roman"/>
+        </w:rPr>
+      </w:pPr>
+      <w:r>
+        <w:rPr>
+          <w:rFonts w:eastAsia="Times New Roman"/>
+        </w:rPr>
+        <w:t>“</w:t>
+      </w:r>
+      <w:r>
+        <w:rPr>
+          <w:rFonts w:eastAsia="Times New Roman"/>
+        </w:rPr>
+        <w:t>This is</w:t>
+      </w:r>
+      <w:r>
+        <w:rPr>
+          <w:rFonts w:eastAsia="Times New Roman"/>
+        </w:rPr>
+        <w:t xml:space="preserve"> a pleasant surprise. </w:t>
+      </w:r>
+      <w:r>
+        <w:rPr>
+          <w:rFonts w:eastAsia="Times New Roman"/>
+        </w:rPr>
+        <w:t>It’s good to see you</w:t>
+      </w:r>
+      <w:r>
+        <w:rPr>
+          <w:rFonts w:eastAsia="Times New Roman"/>
+        </w:rPr>
+        <w:t xml:space="preserve">, Xiang,” Shufen replied. </w:t>
+      </w:r>
+    </w:p>
+    <w:p>
+      <w:pPr>
+        <w:rPr>
+          <w:rFonts w:eastAsia="Times New Roman"/>
+        </w:rPr>
+      </w:pPr>
+      <w:r>
+        <w:rPr>
+          <w:rFonts w:eastAsia="Times New Roman"/>
+        </w:rPr>
+        <w:t xml:space="preserve">It was no secret that her mother liked him. He </w:t>
+      </w:r>
+      <w:r>
+        <w:rPr>
+          <w:rFonts w:eastAsia="Times New Roman"/>
+        </w:rPr>
+        <w:t>was well-groomed, with flawless skin and voluminous hair that must have been the product of an extensive morning routine.</w:t>
+      </w:r>
+      <w:r>
+        <w:rPr>
+          <w:rFonts w:eastAsia="Times New Roman"/>
+        </w:rPr>
+        <w:t xml:space="preserve"> He was adept </w:t>
+      </w:r>
+      <w:r>
+        <w:rPr>
+          <w:rFonts w:eastAsia="Times New Roman"/>
+        </w:rPr>
         <w:lastRenderedPageBreak/>
-        <w:t xml:space="preserve">“Xiang,” she </w:t>
-      </w:r>
-      <w:r>
-        <w:rPr>
-          <w:rFonts w:eastAsia="Times New Roman"/>
-        </w:rPr>
-        <w:t>muttered</w:t>
-      </w:r>
-      <w:r>
-        <w:rPr>
-          <w:rFonts w:eastAsia="Times New Roman"/>
-        </w:rPr>
-        <w:t xml:space="preserve"> under her breath. </w:t>
-      </w:r>
-    </w:p>
-    <w:p>
-      <w:pPr>
-        <w:rPr>
-          <w:rFonts w:eastAsia="Times New Roman"/>
-        </w:rPr>
-      </w:pPr>
-      <w:r>
-        <w:rPr>
-          <w:rFonts w:eastAsia="Times New Roman"/>
-        </w:rPr>
-        <w:t>The man in front of her</w:t>
-      </w:r>
-      <w:r>
-        <w:rPr>
-          <w:rFonts w:eastAsia="Times New Roman"/>
-        </w:rPr>
-        <w:t xml:space="preserve"> </w:t>
-      </w:r>
-      <w:r>
-        <w:rPr>
-          <w:rFonts w:eastAsia="Times New Roman"/>
-        </w:rPr>
-        <w:t>had been</w:t>
-      </w:r>
-      <w:r>
-        <w:rPr>
-          <w:rFonts w:eastAsia="Times New Roman"/>
-        </w:rPr>
-        <w:t xml:space="preserve"> her first</w:t>
-      </w:r>
-      <w:r>
-        <w:rPr>
-          <w:rFonts w:eastAsia="Times New Roman"/>
-        </w:rPr>
-        <w:t xml:space="preserve"> </w:t>
-      </w:r>
-      <w:r>
-        <w:rPr>
-          <w:rFonts w:eastAsia="Times New Roman"/>
-        </w:rPr>
-        <w:t>and closest friend</w:t>
-      </w:r>
-      <w:r>
-        <w:rPr>
-          <w:rFonts w:eastAsia="Times New Roman"/>
-        </w:rPr>
-        <w:t xml:space="preserve">, up until </w:t>
-      </w:r>
-      <w:r>
-        <w:rPr>
-          <w:rFonts w:eastAsia="Times New Roman"/>
-        </w:rPr>
-        <w:t>his sister</w:t>
-      </w:r>
-      <w:r>
-        <w:rPr>
-          <w:rFonts w:eastAsia="Times New Roman"/>
-        </w:rPr>
-        <w:t xml:space="preserve"> – Cassandra’s partner at the time – abruptly passed away</w:t>
-      </w:r>
-      <w:r>
-        <w:rPr>
-          <w:rFonts w:eastAsia="Times New Roman"/>
-        </w:rPr>
-        <w:t xml:space="preserve">. After too many </w:t>
-      </w:r>
-      <w:r>
-        <w:rPr>
-          <w:rFonts w:eastAsia="Times New Roman"/>
-        </w:rPr>
-        <w:t>grief-fueled arguments</w:t>
-      </w:r>
-      <w:r>
-        <w:rPr>
-          <w:rFonts w:eastAsia="Times New Roman"/>
-        </w:rPr>
-        <w:t xml:space="preserve"> and </w:t>
-      </w:r>
-      <w:r>
-        <w:rPr>
-          <w:rFonts w:eastAsia="Times New Roman"/>
-        </w:rPr>
-        <w:t>accusations</w:t>
-      </w:r>
-      <w:r>
-        <w:rPr>
-          <w:rFonts w:eastAsia="Times New Roman"/>
-        </w:rPr>
-        <w:t>, they’d arrived at the unspoken conclusion that it was better not to interact anymore</w:t>
-      </w:r>
-      <w:r>
-        <w:rPr>
-          <w:rFonts w:eastAsia="Times New Roman"/>
-        </w:rPr>
-        <w:t>,</w:t>
-      </w:r>
-      <w:r>
-        <w:rPr>
-          <w:rFonts w:eastAsia="Times New Roman"/>
-        </w:rPr>
-        <w:t xml:space="preserve"> </w:t>
-      </w:r>
-      <w:r>
-        <w:rPr>
-          <w:rFonts w:eastAsia="Times New Roman"/>
-        </w:rPr>
-        <w:t>a</w:t>
-      </w:r>
-      <w:r>
-        <w:rPr>
-          <w:rFonts w:eastAsia="Times New Roman"/>
-        </w:rPr>
-        <w:t xml:space="preserve">n agreement that remained in place as </w:t>
-      </w:r>
-      <w:r>
-        <w:rPr>
-          <w:rFonts w:eastAsia="Times New Roman"/>
-        </w:rPr>
-        <w:t>he</w:t>
-      </w:r>
-      <w:r>
-        <w:rPr>
-          <w:rFonts w:eastAsia="Times New Roman"/>
-        </w:rPr>
-        <w:t xml:space="preserve"> strode right past Cassandra </w:t>
-      </w:r>
-      <w:r>
-        <w:rPr>
-          <w:rFonts w:eastAsia="Times New Roman"/>
-        </w:rPr>
-        <w:t>to bow</w:t>
-      </w:r>
-      <w:r>
-        <w:rPr>
-          <w:rFonts w:eastAsia="Times New Roman"/>
-        </w:rPr>
-        <w:t xml:space="preserve"> before Shufen. </w:t>
-      </w:r>
-    </w:p>
-    <w:p>
-      <w:pPr>
-        <w:rPr>
-          <w:rFonts w:eastAsia="Times New Roman"/>
-        </w:rPr>
-      </w:pPr>
-      <w:r>
-        <w:rPr>
-          <w:rFonts w:eastAsia="Times New Roman"/>
-        </w:rPr>
-        <w:t>“</w:t>
-      </w:r>
-      <w:r>
-        <w:rPr>
-          <w:rFonts w:eastAsia="Times New Roman"/>
-        </w:rPr>
-        <w:t xml:space="preserve">Welcome back, </w:t>
-      </w:r>
-      <w:r>
-        <w:rPr>
-          <w:rFonts w:eastAsia="Times New Roman"/>
-        </w:rPr>
-        <w:t>Director Hao,” he said.</w:t>
-      </w:r>
-    </w:p>
-    <w:p>
-      <w:pPr>
-        <w:rPr>
-          <w:rFonts w:eastAsia="Times New Roman"/>
-        </w:rPr>
-      </w:pPr>
-      <w:r>
-        <w:rPr>
-          <w:rFonts w:eastAsia="Times New Roman"/>
-        </w:rPr>
-        <w:t>“</w:t>
-      </w:r>
-      <w:r>
-        <w:rPr>
-          <w:rFonts w:eastAsia="Times New Roman"/>
-        </w:rPr>
-        <w:t>This is</w:t>
-      </w:r>
-      <w:r>
-        <w:rPr>
-          <w:rFonts w:eastAsia="Times New Roman"/>
-        </w:rPr>
-        <w:t xml:space="preserve"> a pleasant surprise. </w:t>
-      </w:r>
-      <w:r>
-        <w:rPr>
-          <w:rFonts w:eastAsia="Times New Roman"/>
-        </w:rPr>
-        <w:t>It’s good to see you</w:t>
-      </w:r>
-      <w:r>
-        <w:rPr>
-          <w:rFonts w:eastAsia="Times New Roman"/>
-        </w:rPr>
-        <w:t xml:space="preserve">, Xiang,” Shufen replied. </w:t>
-      </w:r>
-    </w:p>
-    <w:p>
-      <w:pPr>
-        <w:rPr>
-          <w:rFonts w:eastAsia="Times New Roman"/>
-        </w:rPr>
-      </w:pPr>
-      <w:r>
-        <w:rPr>
-          <w:rFonts w:eastAsia="Times New Roman"/>
-        </w:rPr>
-        <w:t xml:space="preserve">It was no secret that her mother liked him. He </w:t>
-      </w:r>
-      <w:r>
-        <w:rPr>
-          <w:rFonts w:eastAsia="Times New Roman"/>
-        </w:rPr>
-        <w:t>was well-groomed, with flawless skin and voluminous hair that must have been the product of an extensive morning routine.</w:t>
-      </w:r>
-      <w:r>
-        <w:rPr>
-          <w:rFonts w:eastAsia="Times New Roman"/>
-        </w:rPr>
-        <w:t xml:space="preserve"> He was adept in etiquette. And now he was </w:t>
+        <w:t xml:space="preserve">in etiquette. And now he was </w:t>
       </w:r>
       <w:r>
         <w:rPr>
@@ -7595,7 +7465,6 @@
         <w:jc w:val="center"/>
       </w:pPr>
       <w:r>
-        <w:lastRenderedPageBreak/>
         <w:t>*</w:t>
       </w:r>
       <w:r>
@@ -7775,6 +7644,7 @@
         <w:rPr>
           <w:rFonts w:eastAsia="Times New Roman"/>
         </w:rPr>
+        <w:lastRenderedPageBreak/>
         <w:t>“So, it got shot down before, but he thinks he can get more votes after that shitshow in Athens?”</w:t>
       </w:r>
     </w:p>
@@ -8124,203 +7994,203 @@
         <w:rPr>
           <w:rFonts w:eastAsia="Times New Roman"/>
         </w:rPr>
+        <w:t>“</w:t>
+      </w:r>
+      <w:r>
+        <w:rPr>
+          <w:rFonts w:eastAsia="Times New Roman"/>
+        </w:rPr>
+        <w:t>I’d hope you hold me to a higher standard than a hormone-addled schoolboy</w:t>
+      </w:r>
+      <w:r>
+        <w:rPr>
+          <w:rFonts w:eastAsia="Times New Roman"/>
+        </w:rPr>
+        <w:t>.”</w:t>
+      </w:r>
+    </w:p>
+    <w:p>
+      <w:pPr>
+        <w:rPr>
+          <w:rFonts w:eastAsia="Times New Roman"/>
+        </w:rPr>
+      </w:pPr>
+      <w:r>
+        <w:rPr>
+          <w:rFonts w:eastAsia="Times New Roman"/>
+        </w:rPr>
+        <w:t xml:space="preserve"> “</w:t>
+      </w:r>
+      <w:r>
+        <w:rPr>
+          <w:rFonts w:eastAsia="Times New Roman"/>
+        </w:rPr>
+        <w:t xml:space="preserve">Yeah, </w:t>
+      </w:r>
+      <w:r>
+        <w:rPr>
+          <w:rFonts w:eastAsia="Times New Roman"/>
+        </w:rPr>
+        <w:t xml:space="preserve">I guess. </w:t>
+      </w:r>
+      <w:r>
+        <w:rPr>
+          <w:rFonts w:eastAsia="Times New Roman"/>
+        </w:rPr>
+        <w:t xml:space="preserve">Not like those </w:t>
+      </w:r>
+      <w:r>
+        <w:rPr>
+          <w:rFonts w:eastAsia="Times New Roman"/>
+        </w:rPr>
+        <w:t>dolts</w:t>
+      </w:r>
+      <w:r>
+        <w:rPr>
+          <w:rFonts w:eastAsia="Times New Roman"/>
+        </w:rPr>
+        <w:t xml:space="preserve"> ever</w:t>
+      </w:r>
+      <w:r>
+        <w:rPr>
+          <w:rFonts w:eastAsia="Times New Roman"/>
+        </w:rPr>
+        <w:t xml:space="preserve"> got what they wanted anyway.”</w:t>
+      </w:r>
+    </w:p>
+    <w:p>
+      <w:pPr>
+        <w:rPr>
+          <w:rFonts w:eastAsia="Times New Roman"/>
+        </w:rPr>
+      </w:pPr>
+      <w:r>
+        <w:rPr>
+          <w:rFonts w:eastAsia="Times New Roman"/>
+        </w:rPr>
+        <w:t>Akiko continued to take in the room, until her gaze came to rest on</w:t>
+      </w:r>
+      <w:r>
+        <w:rPr>
+          <w:rFonts w:eastAsia="Times New Roman"/>
+        </w:rPr>
+        <w:t xml:space="preserve"> the </w:t>
+      </w:r>
+      <w:r>
+        <w:rPr>
+          <w:rFonts w:eastAsia="Times New Roman"/>
+        </w:rPr>
+        <w:t>yellow</w:t>
+      </w:r>
+      <w:r>
+        <w:rPr>
+          <w:rFonts w:eastAsia="Times New Roman"/>
+        </w:rPr>
+        <w:t xml:space="preserve"> </w:t>
+      </w:r>
+      <w:r>
+        <w:rPr>
+          <w:rFonts w:eastAsia="Times New Roman"/>
+        </w:rPr>
+        <w:t xml:space="preserve">talisman hanging </w:t>
+      </w:r>
+      <w:r>
+        <w:rPr>
+          <w:rFonts w:eastAsia="Times New Roman"/>
+        </w:rPr>
+        <w:t>on</w:t>
+      </w:r>
+      <w:r>
+        <w:rPr>
+          <w:rFonts w:eastAsia="Times New Roman"/>
+        </w:rPr>
+        <w:t xml:space="preserve"> the front door. “And what’s this?” she asked, stepping closer.</w:t>
+      </w:r>
+    </w:p>
+    <w:p>
+      <w:pPr>
+        <w:rPr>
+          <w:rFonts w:eastAsia="Times New Roman"/>
+        </w:rPr>
+      </w:pPr>
+      <w:r>
+        <w:rPr>
+          <w:rFonts w:eastAsia="Times New Roman"/>
+        </w:rPr>
+        <w:t>“Oh, that?</w:t>
+      </w:r>
+      <w:r>
+        <w:rPr>
+          <w:rFonts w:eastAsia="Times New Roman"/>
+        </w:rPr>
+        <w:t xml:space="preserve"> </w:t>
+      </w:r>
+      <w:r>
+        <w:rPr>
+          <w:rFonts w:eastAsia="Times New Roman"/>
+        </w:rPr>
+        <w:t>It’s just a</w:t>
+      </w:r>
+      <w:r>
+        <w:rPr>
+          <w:rFonts w:eastAsia="Times New Roman"/>
+        </w:rPr>
+        <w:t>…</w:t>
+      </w:r>
+      <w:r>
+        <w:rPr>
+          <w:rFonts w:eastAsia="Times New Roman"/>
+        </w:rPr>
+        <w:t xml:space="preserve">stupid thing my ex gave me. She </w:t>
+      </w:r>
+      <w:r>
+        <w:rPr>
+          <w:rFonts w:eastAsia="Times New Roman"/>
+        </w:rPr>
+        <w:t>was really into spiritual stuff, everything from talismans to tarot cards.</w:t>
+      </w:r>
+      <w:r>
+        <w:rPr>
+          <w:rFonts w:eastAsia="Times New Roman"/>
+        </w:rPr>
+        <w:t xml:space="preserve"> Told me I should put it at the entrance to my </w:t>
+      </w:r>
+      <w:r>
+        <w:rPr>
+          <w:rFonts w:eastAsia="Times New Roman"/>
+        </w:rPr>
+        <w:t>home</w:t>
+      </w:r>
+      <w:r>
+        <w:rPr>
+          <w:rFonts w:eastAsia="Times New Roman"/>
+        </w:rPr>
+        <w:t xml:space="preserve"> and it’ll ward off evil</w:t>
+      </w:r>
+      <w:r>
+        <w:rPr>
+          <w:rFonts w:eastAsia="Times New Roman"/>
+        </w:rPr>
+        <w:t>, or some such.</w:t>
+      </w:r>
+      <w:r>
+        <w:rPr>
+          <w:rFonts w:eastAsia="Times New Roman"/>
+        </w:rPr>
+        <w:t>”</w:t>
+      </w:r>
+    </w:p>
+    <w:p>
+      <w:pPr>
+        <w:rPr>
+          <w:rFonts w:eastAsia="Times New Roman"/>
+        </w:rPr>
+      </w:pPr>
+      <w:r>
+        <w:rPr>
+          <w:rFonts w:eastAsia="Times New Roman"/>
+        </w:rPr>
         <w:lastRenderedPageBreak/>
-        <w:t>“</w:t>
-      </w:r>
-      <w:r>
-        <w:rPr>
-          <w:rFonts w:eastAsia="Times New Roman"/>
-        </w:rPr>
-        <w:t>I’d hope you hold me to a higher standard than a hormone-addled schoolboy</w:t>
-      </w:r>
-      <w:r>
-        <w:rPr>
-          <w:rFonts w:eastAsia="Times New Roman"/>
-        </w:rPr>
-        <w:t>.”</w:t>
-      </w:r>
-    </w:p>
-    <w:p>
-      <w:pPr>
-        <w:rPr>
-          <w:rFonts w:eastAsia="Times New Roman"/>
-        </w:rPr>
-      </w:pPr>
-      <w:r>
-        <w:rPr>
-          <w:rFonts w:eastAsia="Times New Roman"/>
-        </w:rPr>
-        <w:t xml:space="preserve"> “</w:t>
-      </w:r>
-      <w:r>
-        <w:rPr>
-          <w:rFonts w:eastAsia="Times New Roman"/>
-        </w:rPr>
-        <w:t xml:space="preserve">Yeah, </w:t>
-      </w:r>
-      <w:r>
-        <w:rPr>
-          <w:rFonts w:eastAsia="Times New Roman"/>
-        </w:rPr>
-        <w:t xml:space="preserve">I guess. </w:t>
-      </w:r>
-      <w:r>
-        <w:rPr>
-          <w:rFonts w:eastAsia="Times New Roman"/>
-        </w:rPr>
-        <w:t xml:space="preserve">Not like those </w:t>
-      </w:r>
-      <w:r>
-        <w:rPr>
-          <w:rFonts w:eastAsia="Times New Roman"/>
-        </w:rPr>
-        <w:t>dolts</w:t>
-      </w:r>
-      <w:r>
-        <w:rPr>
-          <w:rFonts w:eastAsia="Times New Roman"/>
-        </w:rPr>
-        <w:t xml:space="preserve"> ever</w:t>
-      </w:r>
-      <w:r>
-        <w:rPr>
-          <w:rFonts w:eastAsia="Times New Roman"/>
-        </w:rPr>
-        <w:t xml:space="preserve"> got what they wanted anyway.”</w:t>
-      </w:r>
-    </w:p>
-    <w:p>
-      <w:pPr>
-        <w:rPr>
-          <w:rFonts w:eastAsia="Times New Roman"/>
-        </w:rPr>
-      </w:pPr>
-      <w:r>
-        <w:rPr>
-          <w:rFonts w:eastAsia="Times New Roman"/>
-        </w:rPr>
-        <w:t>Akiko continued to take in the room, until her gaze came to rest on</w:t>
-      </w:r>
-      <w:r>
-        <w:rPr>
-          <w:rFonts w:eastAsia="Times New Roman"/>
-        </w:rPr>
-        <w:t xml:space="preserve"> the </w:t>
-      </w:r>
-      <w:r>
-        <w:rPr>
-          <w:rFonts w:eastAsia="Times New Roman"/>
-        </w:rPr>
-        <w:t>yellow</w:t>
-      </w:r>
-      <w:r>
-        <w:rPr>
-          <w:rFonts w:eastAsia="Times New Roman"/>
-        </w:rPr>
-        <w:t xml:space="preserve"> </w:t>
-      </w:r>
-      <w:r>
-        <w:rPr>
-          <w:rFonts w:eastAsia="Times New Roman"/>
-        </w:rPr>
-        <w:t xml:space="preserve">talisman hanging </w:t>
-      </w:r>
-      <w:r>
-        <w:rPr>
-          <w:rFonts w:eastAsia="Times New Roman"/>
-        </w:rPr>
-        <w:t>on</w:t>
-      </w:r>
-      <w:r>
-        <w:rPr>
-          <w:rFonts w:eastAsia="Times New Roman"/>
-        </w:rPr>
-        <w:t xml:space="preserve"> the front door. “And what’s this?” she asked, stepping closer.</w:t>
-      </w:r>
-    </w:p>
-    <w:p>
-      <w:pPr>
-        <w:rPr>
-          <w:rFonts w:eastAsia="Times New Roman"/>
-        </w:rPr>
-      </w:pPr>
-      <w:r>
-        <w:rPr>
-          <w:rFonts w:eastAsia="Times New Roman"/>
-        </w:rPr>
-        <w:t>“Oh, that?</w:t>
-      </w:r>
-      <w:r>
-        <w:rPr>
-          <w:rFonts w:eastAsia="Times New Roman"/>
-        </w:rPr>
-        <w:t xml:space="preserve"> </w:t>
-      </w:r>
-      <w:r>
-        <w:rPr>
-          <w:rFonts w:eastAsia="Times New Roman"/>
-        </w:rPr>
-        <w:t>It’s just a</w:t>
-      </w:r>
-      <w:r>
-        <w:rPr>
-          <w:rFonts w:eastAsia="Times New Roman"/>
-        </w:rPr>
-        <w:t>…</w:t>
-      </w:r>
-      <w:r>
-        <w:rPr>
-          <w:rFonts w:eastAsia="Times New Roman"/>
-        </w:rPr>
-        <w:t xml:space="preserve">stupid thing my ex gave me. She </w:t>
-      </w:r>
-      <w:r>
-        <w:rPr>
-          <w:rFonts w:eastAsia="Times New Roman"/>
-        </w:rPr>
-        <w:t>was really into spiritual stuff, everything from talismans to tarot cards.</w:t>
-      </w:r>
-      <w:r>
-        <w:rPr>
-          <w:rFonts w:eastAsia="Times New Roman"/>
-        </w:rPr>
-        <w:t xml:space="preserve"> Told me I should put it at the entrance to my </w:t>
-      </w:r>
-      <w:r>
-        <w:rPr>
-          <w:rFonts w:eastAsia="Times New Roman"/>
-        </w:rPr>
-        <w:t>home</w:t>
-      </w:r>
-      <w:r>
-        <w:rPr>
-          <w:rFonts w:eastAsia="Times New Roman"/>
-        </w:rPr>
-        <w:t xml:space="preserve"> and it’ll ward off evil</w:t>
-      </w:r>
-      <w:r>
-        <w:rPr>
-          <w:rFonts w:eastAsia="Times New Roman"/>
-        </w:rPr>
-        <w:t>, or some such.</w:t>
-      </w:r>
-      <w:r>
-        <w:rPr>
-          <w:rFonts w:eastAsia="Times New Roman"/>
-        </w:rPr>
-        <w:t>”</w:t>
-      </w:r>
-    </w:p>
-    <w:p>
-      <w:pPr>
-        <w:rPr>
-          <w:rFonts w:eastAsia="Times New Roman"/>
-        </w:rPr>
-      </w:pPr>
-      <w:r>
-        <w:rPr>
-          <w:rFonts w:eastAsia="Times New Roman"/>
-        </w:rPr>
         <w:t xml:space="preserve">“I actually had something similar in my room back on the </w:t>
       </w:r>
       <w:r>
@@ -8644,68 +8514,210 @@
         <w:rPr>
           <w:rFonts w:eastAsia="Times New Roman"/>
         </w:rPr>
+        <w:t xml:space="preserve">Chronically unwilling to waste a second of time, Shufen scheduled the leadership from the Montreal branch to meet first thing </w:t>
+      </w:r>
+      <w:r>
+        <w:rPr>
+          <w:rFonts w:eastAsia="Times New Roman"/>
+        </w:rPr>
+        <w:t>next</w:t>
+      </w:r>
+      <w:r>
+        <w:rPr>
+          <w:rFonts w:eastAsia="Times New Roman"/>
+        </w:rPr>
+        <w:t xml:space="preserve"> morning, which meant Cassandra had to wake up early. </w:t>
+      </w:r>
+      <w:r>
+        <w:rPr>
+          <w:rFonts w:eastAsia="Times New Roman"/>
+        </w:rPr>
+        <w:t xml:space="preserve">She left Akiko </w:t>
+      </w:r>
+      <w:r>
+        <w:rPr>
+          <w:rFonts w:eastAsia="Times New Roman"/>
+        </w:rPr>
+        <w:t xml:space="preserve">sprawled </w:t>
+      </w:r>
+      <w:r>
+        <w:rPr>
+          <w:rFonts w:eastAsia="Times New Roman"/>
+        </w:rPr>
+        <w:t>upon</w:t>
+      </w:r>
+      <w:r>
+        <w:rPr>
+          <w:rFonts w:eastAsia="Times New Roman"/>
+        </w:rPr>
+        <w:t xml:space="preserve"> on the fold-out bed</w:t>
+      </w:r>
+      <w:r>
+        <w:rPr>
+          <w:rFonts w:eastAsia="Times New Roman"/>
+        </w:rPr>
+        <w:t>, washed her hands in triplicate before leaving the apartment</w:t>
+      </w:r>
+      <w:r>
+        <w:rPr>
+          <w:rFonts w:eastAsia="Times New Roman"/>
+        </w:rPr>
+        <w:t xml:space="preserve"> and walked briskly to the </w:t>
+      </w:r>
+      <w:r>
+        <w:rPr>
+          <w:rFonts w:eastAsia="Times New Roman"/>
+        </w:rPr>
+        <w:t xml:space="preserve">twentieth-floor </w:t>
+      </w:r>
+      <w:r>
+        <w:rPr>
+          <w:rFonts w:eastAsia="Times New Roman"/>
+        </w:rPr>
+        <w:t>boardroom</w:t>
+      </w:r>
+      <w:r>
+        <w:rPr>
+          <w:rFonts w:eastAsia="Times New Roman"/>
+        </w:rPr>
+        <w:t xml:space="preserve"> </w:t>
+      </w:r>
+      <w:r>
+        <w:rPr>
+          <w:rFonts w:eastAsia="Times New Roman"/>
+        </w:rPr>
+        <w:t>without eating breakfast.</w:t>
+      </w:r>
+    </w:p>
+    <w:p>
+      <w:pPr>
+        <w:rPr>
+          <w:rFonts w:eastAsia="Times New Roman"/>
+        </w:rPr>
+      </w:pPr>
+      <w:r>
+        <w:rPr>
+          <w:rFonts w:eastAsia="Times New Roman"/>
+        </w:rPr>
+        <w:t>The meeting was nearly devoid of attende</w:t>
+      </w:r>
+      <w:r>
+        <w:rPr>
+          <w:rFonts w:eastAsia="Times New Roman"/>
+        </w:rPr>
+        <w:t>es</w:t>
+      </w:r>
+      <w:r>
+        <w:rPr>
+          <w:rFonts w:eastAsia="Times New Roman"/>
+        </w:rPr>
+        <w:t xml:space="preserve"> when Cassandra arrived.</w:t>
+      </w:r>
+      <w:r>
+        <w:rPr>
+          <w:rFonts w:eastAsia="Times New Roman"/>
+        </w:rPr>
+        <w:t xml:space="preserve"> Besides herself and her mother, </w:t>
+      </w:r>
+      <w:r>
+        <w:rPr>
+          <w:rFonts w:eastAsia="Times New Roman"/>
+        </w:rPr>
+        <w:t>she</w:t>
+      </w:r>
+      <w:r>
+        <w:rPr>
+          <w:rFonts w:eastAsia="Times New Roman"/>
+        </w:rPr>
+        <w:t xml:space="preserve"> saw </w:t>
+      </w:r>
+      <w:r>
+        <w:rPr>
+          <w:rFonts w:eastAsia="Times New Roman"/>
+        </w:rPr>
+        <w:t>only Xiang and Jackson</w:t>
+      </w:r>
+      <w:r>
+        <w:rPr>
+          <w:rFonts w:eastAsia="Times New Roman"/>
+        </w:rPr>
+        <w:t>. It was far</w:t>
+      </w:r>
+      <w:r>
+        <w:rPr>
+          <w:rFonts w:eastAsia="Times New Roman"/>
+        </w:rPr>
+        <w:t xml:space="preserve"> too few to meet their standard for a quorum, but Shufen had waived the usual requirements</w:t>
+      </w:r>
+      <w:r>
+        <w:rPr>
+          <w:rFonts w:eastAsia="Times New Roman"/>
+        </w:rPr>
+        <w:t xml:space="preserve"> in </w:t>
+      </w:r>
+      <w:r>
+        <w:rPr>
+          <w:rFonts w:eastAsia="Times New Roman"/>
+        </w:rPr>
+        <w:t>light</w:t>
+      </w:r>
+      <w:r>
+        <w:rPr>
+          <w:rFonts w:eastAsia="Times New Roman"/>
+        </w:rPr>
+        <w:t xml:space="preserve"> of their </w:t>
+      </w:r>
+      <w:r>
+        <w:rPr>
+          <w:rFonts w:eastAsia="Times New Roman"/>
+        </w:rPr>
+        <w:t xml:space="preserve">unusual situation. </w:t>
+      </w:r>
+    </w:p>
+    <w:p>
+      <w:pPr>
+        <w:rPr>
+          <w:rFonts w:eastAsia="Times New Roman"/>
+        </w:rPr>
+      </w:pPr>
+      <w:r>
+        <w:rPr>
+          <w:rFonts w:eastAsia="Times New Roman"/>
+        </w:rPr>
         <w:lastRenderedPageBreak/>
-        <w:t xml:space="preserve">Chronically unwilling to waste a second of time, Shufen scheduled the leadership from the Montreal branch to meet first thing </w:t>
-      </w:r>
-      <w:r>
-        <w:rPr>
-          <w:rFonts w:eastAsia="Times New Roman"/>
-        </w:rPr>
-        <w:t>next</w:t>
-      </w:r>
-      <w:r>
-        <w:rPr>
-          <w:rFonts w:eastAsia="Times New Roman"/>
-        </w:rPr>
-        <w:t xml:space="preserve"> morning, which meant Cassandra had to wake up early. </w:t>
-      </w:r>
-      <w:r>
-        <w:rPr>
-          <w:rFonts w:eastAsia="Times New Roman"/>
-        </w:rPr>
-        <w:t xml:space="preserve">She left Akiko </w:t>
-      </w:r>
-      <w:r>
-        <w:rPr>
-          <w:rFonts w:eastAsia="Times New Roman"/>
-        </w:rPr>
-        <w:t xml:space="preserve">sprawled </w:t>
-      </w:r>
-      <w:r>
-        <w:rPr>
-          <w:rFonts w:eastAsia="Times New Roman"/>
-        </w:rPr>
-        <w:t>upon</w:t>
-      </w:r>
-      <w:r>
-        <w:rPr>
-          <w:rFonts w:eastAsia="Times New Roman"/>
-        </w:rPr>
-        <w:t xml:space="preserve"> on the fold-out bed</w:t>
-      </w:r>
-      <w:r>
-        <w:rPr>
-          <w:rFonts w:eastAsia="Times New Roman"/>
-        </w:rPr>
-        <w:t>, washed her hands in triplicate before leaving the apartment</w:t>
-      </w:r>
-      <w:r>
-        <w:rPr>
-          <w:rFonts w:eastAsia="Times New Roman"/>
-        </w:rPr>
-        <w:t xml:space="preserve"> and walked briskly to the </w:t>
-      </w:r>
-      <w:r>
-        <w:rPr>
-          <w:rFonts w:eastAsia="Times New Roman"/>
-        </w:rPr>
-        <w:t xml:space="preserve">twentieth-floor </w:t>
-      </w:r>
-      <w:r>
-        <w:rPr>
-          <w:rFonts w:eastAsia="Times New Roman"/>
-        </w:rPr>
-        <w:t>boardroom</w:t>
+        <w:t xml:space="preserve">“You’re right on time. Have a seat,” Shufen said, gesturing towards the many open spaces at the table. </w:t>
+      </w:r>
+    </w:p>
+    <w:p>
+      <w:pPr>
+        <w:rPr>
+          <w:rFonts w:eastAsia="Times New Roman"/>
+        </w:rPr>
+      </w:pPr>
+      <w:r>
+        <w:rPr>
+          <w:rFonts w:eastAsia="Times New Roman"/>
+        </w:rPr>
+        <w:t>“This is it?”</w:t>
+      </w:r>
+    </w:p>
+    <w:p>
+      <w:pPr>
+        <w:rPr>
+          <w:rFonts w:eastAsia="Times New Roman"/>
+        </w:rPr>
+      </w:pPr>
+      <w:r>
+        <w:rPr>
+          <w:rFonts w:eastAsia="Times New Roman"/>
+        </w:rPr>
+        <w:t xml:space="preserve">“Most </w:t>
+      </w:r>
+      <w:r>
+        <w:rPr>
+          <w:rFonts w:eastAsia="Times New Roman"/>
+        </w:rPr>
+        <w:t>people who made it out</w:t>
       </w:r>
       <w:r>
         <w:rPr>
@@ -8717,137 +8729,185 @@
         <w:rPr>
           <w:rFonts w:eastAsia="Times New Roman"/>
         </w:rPr>
-        <w:t>without eating breakfast.</w:t>
-      </w:r>
-    </w:p>
-    <w:p>
-      <w:pPr>
-        <w:rPr>
-          <w:rFonts w:eastAsia="Times New Roman"/>
-        </w:rPr>
-      </w:pPr>
-      <w:r>
-        <w:rPr>
-          <w:rFonts w:eastAsia="Times New Roman"/>
-        </w:rPr>
-        <w:t>The meeting was nearly devoid of attende</w:t>
-      </w:r>
-      <w:r>
-        <w:rPr>
-          <w:rFonts w:eastAsia="Times New Roman"/>
-        </w:rPr>
-        <w:t>es</w:t>
-      </w:r>
-      <w:r>
-        <w:rPr>
-          <w:rFonts w:eastAsia="Times New Roman"/>
-        </w:rPr>
-        <w:t xml:space="preserve"> when Cassandra arrived.</w:t>
-      </w:r>
-      <w:r>
-        <w:rPr>
-          <w:rFonts w:eastAsia="Times New Roman"/>
-        </w:rPr>
-        <w:t xml:space="preserve"> Besides herself and her mother, </w:t>
-      </w:r>
-      <w:r>
-        <w:rPr>
-          <w:rFonts w:eastAsia="Times New Roman"/>
-        </w:rPr>
-        <w:t>she</w:t>
-      </w:r>
-      <w:r>
-        <w:rPr>
-          <w:rFonts w:eastAsia="Times New Roman"/>
-        </w:rPr>
-        <w:t xml:space="preserve"> saw </w:t>
-      </w:r>
-      <w:r>
-        <w:rPr>
-          <w:rFonts w:eastAsia="Times New Roman"/>
-        </w:rPr>
-        <w:t>only Xiang and Jackson</w:t>
-      </w:r>
-      <w:r>
-        <w:rPr>
-          <w:rFonts w:eastAsia="Times New Roman"/>
-        </w:rPr>
-        <w:t>. It was far</w:t>
-      </w:r>
-      <w:r>
-        <w:rPr>
-          <w:rFonts w:eastAsia="Times New Roman"/>
-        </w:rPr>
-        <w:t xml:space="preserve"> too few to meet their standard for a quorum, but Shufen had waived the usual requirements</w:t>
-      </w:r>
-      <w:r>
-        <w:rPr>
-          <w:rFonts w:eastAsia="Times New Roman"/>
-        </w:rPr>
-        <w:t xml:space="preserve"> in </w:t>
-      </w:r>
-      <w:r>
-        <w:rPr>
-          <w:rFonts w:eastAsia="Times New Roman"/>
-        </w:rPr>
-        <w:t>light</w:t>
-      </w:r>
-      <w:r>
-        <w:rPr>
-          <w:rFonts w:eastAsia="Times New Roman"/>
-        </w:rPr>
-        <w:t xml:space="preserve"> of their </w:t>
-      </w:r>
-      <w:r>
-        <w:rPr>
-          <w:rFonts w:eastAsia="Times New Roman"/>
-        </w:rPr>
-        <w:t xml:space="preserve">unusual situation. </w:t>
-      </w:r>
-    </w:p>
-    <w:p>
-      <w:pPr>
-        <w:rPr>
-          <w:rFonts w:eastAsia="Times New Roman"/>
-        </w:rPr>
-      </w:pPr>
-      <w:r>
-        <w:rPr>
-          <w:rFonts w:eastAsia="Times New Roman"/>
-        </w:rPr>
-        <w:t xml:space="preserve">“You’re right on time. Have a seat,” Shufen said, gesturing towards the many open spaces at the table. </w:t>
-      </w:r>
-    </w:p>
-    <w:p>
-      <w:pPr>
-        <w:rPr>
-          <w:rFonts w:eastAsia="Times New Roman"/>
-        </w:rPr>
-      </w:pPr>
-      <w:r>
-        <w:rPr>
-          <w:rFonts w:eastAsia="Times New Roman"/>
-        </w:rPr>
-        <w:t>“This is it?”</w:t>
-      </w:r>
-    </w:p>
-    <w:p>
-      <w:pPr>
-        <w:rPr>
-          <w:rFonts w:eastAsia="Times New Roman"/>
-        </w:rPr>
-      </w:pPr>
-      <w:r>
-        <w:rPr>
-          <w:rFonts w:eastAsia="Times New Roman"/>
-        </w:rPr>
-        <w:t xml:space="preserve">“Most </w:t>
-      </w:r>
-      <w:r>
-        <w:rPr>
-          <w:rFonts w:eastAsia="Times New Roman"/>
-        </w:rPr>
-        <w:t>people who made it out</w:t>
+        <w:t xml:space="preserve">of Athens </w:t>
+      </w:r>
+      <w:r>
+        <w:rPr>
+          <w:rFonts w:eastAsia="Times New Roman"/>
+        </w:rPr>
+        <w:t xml:space="preserve">are </w:t>
+      </w:r>
+      <w:r>
+        <w:rPr>
+          <w:rFonts w:eastAsia="Times New Roman"/>
+        </w:rPr>
+        <w:t>busy running around</w:t>
+      </w:r>
+      <w:r>
+        <w:rPr>
+          <w:rFonts w:eastAsia="Times New Roman"/>
+        </w:rPr>
+        <w:t xml:space="preserve"> putting out fires,” Jackson said, leaning as far back in his chair as he could without falling over. </w:t>
+      </w:r>
+      <w:r>
+        <w:rPr>
+          <w:rFonts w:eastAsia="Times New Roman"/>
+        </w:rPr>
+        <w:t>“As before, I’m filling in for my father, so you lot are going to have to put up with me for a little longer.”</w:t>
+      </w:r>
+    </w:p>
+    <w:p>
+      <w:pPr>
+        <w:rPr>
+          <w:rFonts w:eastAsia="Times New Roman"/>
+        </w:rPr>
+      </w:pPr>
+      <w:r>
+        <w:rPr>
+          <w:rFonts w:eastAsia="Times New Roman"/>
+        </w:rPr>
+        <w:t xml:space="preserve">Cassandra nodded and took a seat at the table, as far from any of her colleagues as possible. “So, Montreal </w:t>
+      </w:r>
+      <w:r>
+        <w:rPr>
+          <w:rFonts w:eastAsia="Times New Roman"/>
+        </w:rPr>
+        <w:t>Security</w:t>
+      </w:r>
+      <w:r>
+        <w:rPr>
+          <w:rFonts w:eastAsia="Times New Roman"/>
+        </w:rPr>
+        <w:t xml:space="preserve"> Initiative, right? Lancaster’s pulling that old thing out of the dust bin?” she asked.</w:t>
+      </w:r>
+    </w:p>
+    <w:p>
+      <w:pPr>
+        <w:rPr>
+          <w:rFonts w:eastAsia="Times New Roman"/>
+        </w:rPr>
+      </w:pPr>
+      <w:r>
+        <w:rPr>
+          <w:rFonts w:eastAsia="Times New Roman"/>
+        </w:rPr>
+        <w:t xml:space="preserve">“Unfortunately, yes. </w:t>
+      </w:r>
+      <w:r>
+        <w:rPr>
+          <w:rFonts w:eastAsia="Times New Roman"/>
+        </w:rPr>
+        <w:t>He’s also tacked on an amendment transferring</w:t>
+      </w:r>
+      <w:r>
+        <w:rPr>
+          <w:rFonts w:eastAsia="Times New Roman"/>
+        </w:rPr>
+        <w:t xml:space="preserve"> the mnemonics project</w:t>
+      </w:r>
+      <w:r>
+        <w:rPr>
+          <w:rFonts w:eastAsia="Times New Roman"/>
+        </w:rPr>
+        <w:t xml:space="preserve"> to headquarters</w:t>
+      </w:r>
+      <w:r>
+        <w:rPr>
+          <w:rFonts w:eastAsia="Times New Roman"/>
+        </w:rPr>
+        <w:t>.”</w:t>
+      </w:r>
+    </w:p>
+    <w:p>
+      <w:pPr>
+        <w:rPr>
+          <w:rFonts w:eastAsia="Times New Roman"/>
+        </w:rPr>
+      </w:pPr>
+      <w:r>
+        <w:rPr>
+          <w:rFonts w:eastAsia="Times New Roman"/>
+        </w:rPr>
+        <w:t xml:space="preserve">“Which he can then sell to whomever he pleases, </w:t>
+      </w:r>
+      <w:r>
+        <w:rPr>
+          <w:rFonts w:eastAsia="Times New Roman"/>
+        </w:rPr>
+        <w:t>with you</w:t>
+      </w:r>
+      <w:r>
+        <w:rPr>
+          <w:rFonts w:eastAsia="Times New Roman"/>
+        </w:rPr>
+        <w:t xml:space="preserve"> not around to lead the opposition</w:t>
+      </w:r>
+      <w:r>
+        <w:rPr>
+          <w:rFonts w:eastAsia="Times New Roman"/>
+        </w:rPr>
+        <w:t>?</w:t>
+      </w:r>
+      <w:r>
+        <w:rPr>
+          <w:rFonts w:eastAsia="Times New Roman"/>
+        </w:rPr>
+        <w:t xml:space="preserve">” Cassandra said, repeating the </w:t>
+      </w:r>
+      <w:r>
+        <w:rPr>
+          <w:rFonts w:eastAsia="Times New Roman"/>
+        </w:rPr>
+        <w:t>theory</w:t>
+      </w:r>
+      <w:r>
+        <w:rPr>
+          <w:rFonts w:eastAsia="Times New Roman"/>
+        </w:rPr>
+        <w:t xml:space="preserve"> she</w:t>
+      </w:r>
+      <w:r>
+        <w:rPr>
+          <w:rFonts w:eastAsia="Times New Roman"/>
+        </w:rPr>
+        <w:t>’</w:t>
+      </w:r>
+      <w:r>
+        <w:rPr>
+          <w:rFonts w:eastAsia="Times New Roman"/>
+        </w:rPr>
+        <w:t>d</w:t>
+      </w:r>
+      <w:r>
+        <w:rPr>
+          <w:rFonts w:eastAsia="Times New Roman"/>
+        </w:rPr>
+        <w:t xml:space="preserve"> discussed with</w:t>
+      </w:r>
+      <w:r>
+        <w:rPr>
+          <w:rFonts w:eastAsia="Times New Roman"/>
+        </w:rPr>
+        <w:t xml:space="preserve"> Akiko.</w:t>
+      </w:r>
+    </w:p>
+    <w:p>
+      <w:pPr>
+        <w:rPr>
+          <w:rFonts w:eastAsia="Times New Roman"/>
+        </w:rPr>
+      </w:pPr>
+      <w:r>
+        <w:rPr>
+          <w:rFonts w:eastAsia="Times New Roman"/>
+        </w:rPr>
+        <w:t xml:space="preserve">“Right as rain. He may have stolen the prototype, but he can’t start whoring it out to </w:t>
+      </w:r>
+      <w:r>
+        <w:rPr>
+          <w:rFonts w:eastAsia="Times New Roman"/>
+        </w:rPr>
+        <w:t>the feds</w:t>
       </w:r>
       <w:r>
         <w:rPr>
@@ -8859,196 +8919,6 @@
         <w:rPr>
           <w:rFonts w:eastAsia="Times New Roman"/>
         </w:rPr>
-        <w:t xml:space="preserve">of Athens </w:t>
-      </w:r>
-      <w:r>
-        <w:rPr>
-          <w:rFonts w:eastAsia="Times New Roman"/>
-        </w:rPr>
-        <w:t xml:space="preserve">are </w:t>
-      </w:r>
-      <w:r>
-        <w:rPr>
-          <w:rFonts w:eastAsia="Times New Roman"/>
-        </w:rPr>
-        <w:t>busy running around</w:t>
-      </w:r>
-      <w:r>
-        <w:rPr>
-          <w:rFonts w:eastAsia="Times New Roman"/>
-        </w:rPr>
-        <w:t xml:space="preserve"> putting out fires,” Jackson said, leaning as far back in his chair as he could without falling over. </w:t>
-      </w:r>
-      <w:r>
-        <w:rPr>
-          <w:rFonts w:eastAsia="Times New Roman"/>
-        </w:rPr>
-        <w:t>“As before, I’m filling in for my father, so you lot are going to have to put up with me for a little longer.”</w:t>
-      </w:r>
-    </w:p>
-    <w:p>
-      <w:pPr>
-        <w:rPr>
-          <w:rFonts w:eastAsia="Times New Roman"/>
-        </w:rPr>
-      </w:pPr>
-      <w:r>
-        <w:rPr>
-          <w:rFonts w:eastAsia="Times New Roman"/>
-        </w:rPr>
-        <w:t xml:space="preserve">Cassandra nodded and took a seat at the table, as far from any of her colleagues as possible. “So, Montreal </w:t>
-      </w:r>
-      <w:r>
-        <w:rPr>
-          <w:rFonts w:eastAsia="Times New Roman"/>
-        </w:rPr>
-        <w:t>Security</w:t>
-      </w:r>
-      <w:r>
-        <w:rPr>
-          <w:rFonts w:eastAsia="Times New Roman"/>
-        </w:rPr>
-        <w:t xml:space="preserve"> Initiative, right? Lancaster’s pulling that old thing out of the dust bin?” she asked.</w:t>
-      </w:r>
-    </w:p>
-    <w:p>
-      <w:pPr>
-        <w:rPr>
-          <w:rFonts w:eastAsia="Times New Roman"/>
-        </w:rPr>
-      </w:pPr>
-      <w:r>
-        <w:rPr>
-          <w:rFonts w:eastAsia="Times New Roman"/>
-        </w:rPr>
-        <w:t xml:space="preserve">“Unfortunately, yes. </w:t>
-      </w:r>
-      <w:r>
-        <w:rPr>
-          <w:rFonts w:eastAsia="Times New Roman"/>
-        </w:rPr>
-        <w:t>He’s also tacked on an amendment transferring</w:t>
-      </w:r>
-      <w:r>
-        <w:rPr>
-          <w:rFonts w:eastAsia="Times New Roman"/>
-        </w:rPr>
-        <w:t xml:space="preserve"> the mnemonics project</w:t>
-      </w:r>
-      <w:r>
-        <w:rPr>
-          <w:rFonts w:eastAsia="Times New Roman"/>
-        </w:rPr>
-        <w:t xml:space="preserve"> to headquarters</w:t>
-      </w:r>
-      <w:r>
-        <w:rPr>
-          <w:rFonts w:eastAsia="Times New Roman"/>
-        </w:rPr>
-        <w:t>.”</w:t>
-      </w:r>
-    </w:p>
-    <w:p>
-      <w:pPr>
-        <w:rPr>
-          <w:rFonts w:eastAsia="Times New Roman"/>
-        </w:rPr>
-      </w:pPr>
-      <w:r>
-        <w:rPr>
-          <w:rFonts w:eastAsia="Times New Roman"/>
-        </w:rPr>
-        <w:t xml:space="preserve">“Which he can then sell to whomever he pleases, </w:t>
-      </w:r>
-      <w:r>
-        <w:rPr>
-          <w:rFonts w:eastAsia="Times New Roman"/>
-        </w:rPr>
-        <w:t>with you</w:t>
-      </w:r>
-      <w:r>
-        <w:rPr>
-          <w:rFonts w:eastAsia="Times New Roman"/>
-        </w:rPr>
-        <w:t xml:space="preserve"> not around to lead the opposition</w:t>
-      </w:r>
-      <w:r>
-        <w:rPr>
-          <w:rFonts w:eastAsia="Times New Roman"/>
-        </w:rPr>
-        <w:t>?</w:t>
-      </w:r>
-      <w:r>
-        <w:rPr>
-          <w:rFonts w:eastAsia="Times New Roman"/>
-        </w:rPr>
-        <w:t xml:space="preserve">” Cassandra said, repeating the </w:t>
-      </w:r>
-      <w:r>
-        <w:rPr>
-          <w:rFonts w:eastAsia="Times New Roman"/>
-        </w:rPr>
-        <w:t>theory</w:t>
-      </w:r>
-      <w:r>
-        <w:rPr>
-          <w:rFonts w:eastAsia="Times New Roman"/>
-        </w:rPr>
-        <w:t xml:space="preserve"> she</w:t>
-      </w:r>
-      <w:r>
-        <w:rPr>
-          <w:rFonts w:eastAsia="Times New Roman"/>
-        </w:rPr>
-        <w:t>’</w:t>
-      </w:r>
-      <w:r>
-        <w:rPr>
-          <w:rFonts w:eastAsia="Times New Roman"/>
-        </w:rPr>
-        <w:t>d</w:t>
-      </w:r>
-      <w:r>
-        <w:rPr>
-          <w:rFonts w:eastAsia="Times New Roman"/>
-        </w:rPr>
-        <w:t xml:space="preserve"> discussed with</w:t>
-      </w:r>
-      <w:r>
-        <w:rPr>
-          <w:rFonts w:eastAsia="Times New Roman"/>
-        </w:rPr>
-        <w:t xml:space="preserve"> Akiko.</w:t>
-      </w:r>
-    </w:p>
-    <w:p>
-      <w:pPr>
-        <w:rPr>
-          <w:rFonts w:eastAsia="Times New Roman"/>
-        </w:rPr>
-      </w:pPr>
-      <w:r>
-        <w:rPr>
-          <w:rFonts w:eastAsia="Times New Roman"/>
-        </w:rPr>
-        <w:t xml:space="preserve">“Right as rain. He may have stolen the prototype, but he can’t start whoring it out to </w:t>
-      </w:r>
-      <w:r>
-        <w:rPr>
-          <w:rFonts w:eastAsia="Times New Roman"/>
-        </w:rPr>
-        <w:t>the feds</w:t>
-      </w:r>
-      <w:r>
-        <w:rPr>
-          <w:rFonts w:eastAsia="Times New Roman"/>
-        </w:rPr>
-        <w:t xml:space="preserve"> </w:t>
-      </w:r>
-      <w:r>
-        <w:rPr>
-          <w:rFonts w:eastAsia="Times New Roman"/>
-        </w:rPr>
         <w:t>until</w:t>
       </w:r>
       <w:r>
@@ -9171,7 +9041,6 @@
         <w:rPr>
           <w:rFonts w:eastAsia="Times New Roman"/>
         </w:rPr>
-        <w:lastRenderedPageBreak/>
         <w:t xml:space="preserve">“Even though there’s </w:t>
       </w:r>
       <w:r>
@@ -9323,6 +9192,7 @@
         <w:rPr>
           <w:rFonts w:eastAsia="Times New Roman"/>
         </w:rPr>
+        <w:lastRenderedPageBreak/>
         <w:t>“Royce was granted a seat several weeks ago as a way to strengthen our company’s partnership with the Skywatch. The reason we’re talking to him is because t</w:t>
       </w:r>
       <w:r>
@@ -9652,113 +9522,119 @@
         <w:rPr>
           <w:rFonts w:eastAsia="Times New Roman"/>
         </w:rPr>
+        <w:t xml:space="preserve">“If you recall, security at the venue wasn’t my </w:t>
+      </w:r>
+      <w:r>
+        <w:rPr>
+          <w:rFonts w:eastAsia="Times New Roman"/>
+        </w:rPr>
+        <w:t>doing,</w:t>
+      </w:r>
+      <w:r>
+        <w:rPr>
+          <w:rFonts w:eastAsia="Times New Roman"/>
+        </w:rPr>
+        <w:t>” Cassandra retorted, though she knew he wasn’t entirely wrong – she hadn’t earned her position through any kind of merit.</w:t>
+      </w:r>
+    </w:p>
+    <w:p>
+      <w:pPr>
+        <w:rPr>
+          <w:rFonts w:eastAsia="Times New Roman"/>
+        </w:rPr>
+      </w:pPr>
+      <w:r>
+        <w:rPr>
+          <w:rFonts w:eastAsia="Times New Roman"/>
+        </w:rPr>
+        <w:t>“Your concern is noted, but I’m confident my daughter’s personal failings will have no impact on this task,” Shufen said. “Her arrangements for our return home from Athens were more than adequate, and she’s now aware of the threat we face. If you don’t trust her, trust me.”</w:t>
+      </w:r>
+    </w:p>
+    <w:p>
+      <w:pPr>
+        <w:rPr>
+          <w:rFonts w:eastAsia="Times New Roman"/>
+        </w:rPr>
+      </w:pPr>
+      <w:r>
+        <w:rPr>
+          <w:rFonts w:eastAsia="Times New Roman"/>
+        </w:rPr>
+        <w:t>With a stoic nod,</w:t>
+      </w:r>
+      <w:r>
+        <w:rPr>
+          <w:rFonts w:eastAsia="Times New Roman"/>
+        </w:rPr>
+        <w:t xml:space="preserve"> </w:t>
+      </w:r>
+      <w:r>
+        <w:rPr>
+          <w:rFonts w:eastAsia="Times New Roman"/>
+        </w:rPr>
+        <w:t>Xiang</w:t>
+      </w:r>
+      <w:r>
+        <w:rPr>
+          <w:rFonts w:eastAsia="Times New Roman"/>
+        </w:rPr>
+        <w:t xml:space="preserve"> accepted her decre</w:t>
+      </w:r>
+      <w:r>
+        <w:rPr>
+          <w:rFonts w:eastAsia="Times New Roman"/>
+        </w:rPr>
+        <w:t>e, even though he seemed far from satisfied</w:t>
+      </w:r>
+      <w:r>
+        <w:rPr>
+          <w:rFonts w:eastAsia="Times New Roman"/>
+        </w:rPr>
+        <w:t>.</w:t>
+      </w:r>
+    </w:p>
+    <w:p>
+      <w:pPr>
+        <w:rPr>
+          <w:rFonts w:eastAsia="Times New Roman"/>
+        </w:rPr>
+      </w:pPr>
+      <w:r>
+        <w:rPr>
+          <w:rFonts w:eastAsia="Times New Roman"/>
+        </w:rPr>
+        <w:t>“</w:t>
+      </w:r>
+      <w:r>
+        <w:rPr>
+          <w:rFonts w:eastAsia="Times New Roman"/>
+        </w:rPr>
+        <w:t xml:space="preserve">Any more objections? No? Then we’ll adjourn the meeting here. Make sure to finish those dossiers as soon as possible, because you leave </w:t>
+      </w:r>
+      <w:r>
+        <w:rPr>
+          <w:rFonts w:eastAsia="Times New Roman"/>
+        </w:rPr>
+        <w:t>in two days</w:t>
+      </w:r>
+      <w:r>
+        <w:rPr>
+          <w:rFonts w:eastAsia="Times New Roman"/>
+        </w:rPr>
+        <w:t>.</w:t>
+      </w:r>
+      <w:r>
+        <w:rPr>
+          <w:rFonts w:eastAsia="Times New Roman"/>
+        </w:rPr>
+        <w:t xml:space="preserve"> I’ve arranged transport for you </w:t>
+      </w:r>
+      <w:r>
+        <w:rPr>
+          <w:rFonts w:eastAsia="Times New Roman"/>
+        </w:rPr>
         <w:lastRenderedPageBreak/>
-        <w:t xml:space="preserve">“If you recall, security at the venue wasn’t my </w:t>
-      </w:r>
-      <w:r>
-        <w:rPr>
-          <w:rFonts w:eastAsia="Times New Roman"/>
-        </w:rPr>
-        <w:t>doing,</w:t>
-      </w:r>
-      <w:r>
-        <w:rPr>
-          <w:rFonts w:eastAsia="Times New Roman"/>
-        </w:rPr>
-        <w:t>” Cassandra retorted, though she knew he wasn’t entirely wrong – she hadn’t earned her position through any kind of merit.</w:t>
-      </w:r>
-    </w:p>
-    <w:p>
-      <w:pPr>
-        <w:rPr>
-          <w:rFonts w:eastAsia="Times New Roman"/>
-        </w:rPr>
-      </w:pPr>
-      <w:r>
-        <w:rPr>
-          <w:rFonts w:eastAsia="Times New Roman"/>
-        </w:rPr>
-        <w:t>“Your concern is noted, but I’m confident my daughter’s personal failings will have no impact on this task,” Shufen said. “Her arrangements for our return home from Athens were more than adequate, and she’s now aware of the threat we face. If you don’t trust her, trust me.”</w:t>
-      </w:r>
-    </w:p>
-    <w:p>
-      <w:pPr>
-        <w:rPr>
-          <w:rFonts w:eastAsia="Times New Roman"/>
-        </w:rPr>
-      </w:pPr>
-      <w:r>
-        <w:rPr>
-          <w:rFonts w:eastAsia="Times New Roman"/>
-        </w:rPr>
-        <w:t>With a stoic nod,</w:t>
-      </w:r>
-      <w:r>
-        <w:rPr>
-          <w:rFonts w:eastAsia="Times New Roman"/>
-        </w:rPr>
-        <w:t xml:space="preserve"> </w:t>
-      </w:r>
-      <w:r>
-        <w:rPr>
-          <w:rFonts w:eastAsia="Times New Roman"/>
-        </w:rPr>
-        <w:t>Xiang</w:t>
-      </w:r>
-      <w:r>
-        <w:rPr>
-          <w:rFonts w:eastAsia="Times New Roman"/>
-        </w:rPr>
-        <w:t xml:space="preserve"> accepted her decre</w:t>
-      </w:r>
-      <w:r>
-        <w:rPr>
-          <w:rFonts w:eastAsia="Times New Roman"/>
-        </w:rPr>
-        <w:t>e, even though he seemed far from satisfied</w:t>
-      </w:r>
-      <w:r>
-        <w:rPr>
-          <w:rFonts w:eastAsia="Times New Roman"/>
-        </w:rPr>
-        <w:t>.</w:t>
-      </w:r>
-    </w:p>
-    <w:p>
-      <w:pPr>
-        <w:rPr>
-          <w:rFonts w:eastAsia="Times New Roman"/>
-        </w:rPr>
-      </w:pPr>
-      <w:r>
-        <w:rPr>
-          <w:rFonts w:eastAsia="Times New Roman"/>
-        </w:rPr>
-        <w:t>“</w:t>
-      </w:r>
-      <w:r>
-        <w:rPr>
-          <w:rFonts w:eastAsia="Times New Roman"/>
-        </w:rPr>
-        <w:t xml:space="preserve">Any more objections? No? Then we’ll adjourn the meeting here. Make sure to finish those dossiers as soon as possible, because you leave </w:t>
-      </w:r>
-      <w:r>
-        <w:rPr>
-          <w:rFonts w:eastAsia="Times New Roman"/>
-        </w:rPr>
-        <w:t>in two days</w:t>
-      </w:r>
-      <w:r>
-        <w:rPr>
-          <w:rFonts w:eastAsia="Times New Roman"/>
-        </w:rPr>
-        <w:t>.</w:t>
-      </w:r>
-      <w:r>
-        <w:rPr>
-          <w:rFonts w:eastAsia="Times New Roman"/>
-        </w:rPr>
-        <w:t xml:space="preserve"> I’ve arranged transport for you aboard the migrant ship </w:t>
+        <w:t xml:space="preserve">aboard the migrant ship </w:t>
       </w:r>
       <w:r>
         <w:rPr>
@@ -10087,7 +9963,14 @@
         <w:rPr>
           <w:rFonts w:eastAsia="Times New Roman"/>
         </w:rPr>
-        <w:t>In this sort of weather, she could lose herself amongst the raindrops, each of them as insignificant as she was.</w:t>
+        <w:t xml:space="preserve">In </w:t>
+      </w:r>
+      <w:r>
+        <w:rPr>
+          <w:rFonts w:eastAsia="Times New Roman"/>
+        </w:rPr>
+        <w:lastRenderedPageBreak/>
+        <w:t>this sort of weather, she could lose herself amongst the raindrops, each of them as insignificant as she was.</w:t>
       </w:r>
     </w:p>
     <w:p>
@@ -10556,7 +10439,6 @@
           <w:i/>
           <w:iCs/>
         </w:rPr>
-        <w:lastRenderedPageBreak/>
         <w:t xml:space="preserve">Katayama </w:t>
       </w:r>
       <w:r>
@@ -10687,7 +10569,14 @@
         <w:rPr>
           <w:rFonts w:eastAsia="Times New Roman"/>
         </w:rPr>
-        <w:t xml:space="preserve"> as if each act had religious significance. Once everything was done, she rinsed her hands in the sink one last time, and only then was Akiko permitted to use the shower.</w:t>
+        <w:t xml:space="preserve"> as if each act had religious significance. </w:t>
+      </w:r>
+      <w:r>
+        <w:rPr>
+          <w:rFonts w:eastAsia="Times New Roman"/>
+        </w:rPr>
+        <w:lastRenderedPageBreak/>
+        <w:t>Once everything was done, she rinsed her hands in the sink one last time, and only then was Akiko permitted to use the shower.</w:t>
       </w:r>
       <w:r>
         <w:rPr>
@@ -10984,14 +10873,7 @@
         <w:rPr>
           <w:rFonts w:eastAsia="Times New Roman"/>
         </w:rPr>
-        <w:t xml:space="preserve"> And I want to be clear that what I’m about to ask isn’t an order, nor does it have </w:t>
-      </w:r>
-      <w:r>
-        <w:rPr>
-          <w:rFonts w:eastAsia="Times New Roman"/>
-        </w:rPr>
-        <w:lastRenderedPageBreak/>
-        <w:t>any bearing on your stay at the Cloud Garden.</w:t>
+        <w:t xml:space="preserve"> And I want to be clear that what I’m about to ask isn’t an order, nor does it have any bearing on your stay at the Cloud Garden.</w:t>
       </w:r>
       <w:r>
         <w:rPr>
@@ -11087,6 +10969,7 @@
         <w:rPr>
           <w:rFonts w:eastAsia="Times New Roman"/>
         </w:rPr>
+        <w:lastRenderedPageBreak/>
         <w:t xml:space="preserve">“You’re not. I’d rather send one of </w:t>
       </w:r>
       <w:r>
@@ -11340,118 +11223,118 @@
         <w:rPr>
           <w:rFonts w:eastAsia="Times New Roman"/>
         </w:rPr>
+        <w:t>“I’m sorry, I can’t do that,” Akiko said. “</w:t>
+      </w:r>
+      <w:r>
+        <w:rPr>
+          <w:rFonts w:eastAsia="Times New Roman"/>
+        </w:rPr>
+        <w:t>I’ve nearly been arrested, like, twice in the past week, so I’m not gonna commit an actual crime and give these dickheads another reason to come after me.”</w:t>
+      </w:r>
+    </w:p>
+    <w:p>
+      <w:pPr>
+        <w:rPr>
+          <w:rFonts w:eastAsia="Times New Roman"/>
+        </w:rPr>
+      </w:pPr>
+      <w:r>
+        <w:rPr>
+          <w:rFonts w:eastAsia="Times New Roman"/>
+        </w:rPr>
+        <w:t xml:space="preserve">She expected Cassandra to be angry, to renege on </w:t>
+      </w:r>
+      <w:r>
+        <w:rPr>
+          <w:rFonts w:eastAsia="Times New Roman"/>
+        </w:rPr>
+        <w:t>their agreement</w:t>
+      </w:r>
+      <w:r>
+        <w:rPr>
+          <w:rFonts w:eastAsia="Times New Roman"/>
+        </w:rPr>
+        <w:t xml:space="preserve"> and throw her out on the street, but that didn’t happen. Instead, </w:t>
+      </w:r>
+      <w:r>
+        <w:rPr>
+          <w:rFonts w:eastAsia="Times New Roman"/>
+        </w:rPr>
+        <w:t xml:space="preserve">to her surprise, </w:t>
+      </w:r>
+      <w:r>
+        <w:rPr>
+          <w:rFonts w:eastAsia="Times New Roman"/>
+        </w:rPr>
+        <w:t xml:space="preserve">she was treated with </w:t>
+      </w:r>
+      <w:r>
+        <w:rPr>
+          <w:rFonts w:eastAsia="Times New Roman"/>
+        </w:rPr>
+        <w:t>nothing more than a respectful nod.</w:t>
+      </w:r>
+    </w:p>
+    <w:p>
+      <w:pPr>
+        <w:rPr>
+          <w:rFonts w:eastAsia="Times New Roman"/>
+        </w:rPr>
+      </w:pPr>
+      <w:r>
+        <w:rPr>
+          <w:rFonts w:eastAsia="Times New Roman"/>
+        </w:rPr>
+        <w:t>“Very well. I hope I haven’t overstepped any boundaries by asking,” Cassandra said.</w:t>
+      </w:r>
+      <w:r>
+        <w:rPr>
+          <w:rFonts w:eastAsia="Times New Roman"/>
+        </w:rPr>
+        <w:t xml:space="preserve"> </w:t>
+      </w:r>
+      <w:r>
+        <w:rPr>
+          <w:rFonts w:eastAsia="Times New Roman"/>
+        </w:rPr>
+        <w:t>As she spoke, she</w:t>
+      </w:r>
+      <w:r>
+        <w:rPr>
+          <w:rFonts w:eastAsia="Times New Roman"/>
+        </w:rPr>
+        <w:t xml:space="preserve"> opened a </w:t>
+      </w:r>
+      <w:r>
+        <w:rPr>
+          <w:rFonts w:eastAsia="Times New Roman"/>
+        </w:rPr>
+        <w:t>drawer</w:t>
+      </w:r>
+      <w:r>
+        <w:rPr>
+          <w:rFonts w:eastAsia="Times New Roman"/>
+        </w:rPr>
+        <w:t xml:space="preserve"> and</w:t>
+      </w:r>
+      <w:r>
+        <w:rPr>
+          <w:rFonts w:eastAsia="Times New Roman"/>
+        </w:rPr>
+        <w:t xml:space="preserve"> fished out a keychain in the shape of a violently pink cartoon character, which she tossed to Akiko. </w:t>
+      </w:r>
+    </w:p>
+    <w:p>
+      <w:pPr>
+        <w:rPr>
+          <w:rFonts w:eastAsia="Times New Roman"/>
+        </w:rPr>
+      </w:pPr>
+      <w:r>
+        <w:rPr>
+          <w:rFonts w:eastAsia="Times New Roman"/>
+        </w:rPr>
         <w:lastRenderedPageBreak/>
-        <w:t>“I’m sorry, I can’t do that,” Akiko said. “</w:t>
-      </w:r>
-      <w:r>
-        <w:rPr>
-          <w:rFonts w:eastAsia="Times New Roman"/>
-        </w:rPr>
-        <w:t>I’ve nearly been arrested, like, twice in the past week, so I’m not gonna commit an actual crime and give these dickheads another reason to come after me.”</w:t>
-      </w:r>
-    </w:p>
-    <w:p>
-      <w:pPr>
-        <w:rPr>
-          <w:rFonts w:eastAsia="Times New Roman"/>
-        </w:rPr>
-      </w:pPr>
-      <w:r>
-        <w:rPr>
-          <w:rFonts w:eastAsia="Times New Roman"/>
-        </w:rPr>
-        <w:t xml:space="preserve">She expected Cassandra to be angry, to renege on </w:t>
-      </w:r>
-      <w:r>
-        <w:rPr>
-          <w:rFonts w:eastAsia="Times New Roman"/>
-        </w:rPr>
-        <w:t>their agreement</w:t>
-      </w:r>
-      <w:r>
-        <w:rPr>
-          <w:rFonts w:eastAsia="Times New Roman"/>
-        </w:rPr>
-        <w:t xml:space="preserve"> and throw her out on the street, but that didn’t happen. Instead, </w:t>
-      </w:r>
-      <w:r>
-        <w:rPr>
-          <w:rFonts w:eastAsia="Times New Roman"/>
-        </w:rPr>
-        <w:t xml:space="preserve">to her surprise, </w:t>
-      </w:r>
-      <w:r>
-        <w:rPr>
-          <w:rFonts w:eastAsia="Times New Roman"/>
-        </w:rPr>
-        <w:t xml:space="preserve">she was treated with </w:t>
-      </w:r>
-      <w:r>
-        <w:rPr>
-          <w:rFonts w:eastAsia="Times New Roman"/>
-        </w:rPr>
-        <w:t>nothing more than a respectful nod.</w:t>
-      </w:r>
-    </w:p>
-    <w:p>
-      <w:pPr>
-        <w:rPr>
-          <w:rFonts w:eastAsia="Times New Roman"/>
-        </w:rPr>
-      </w:pPr>
-      <w:r>
-        <w:rPr>
-          <w:rFonts w:eastAsia="Times New Roman"/>
-        </w:rPr>
-        <w:t>“Very well. I hope I haven’t overstepped any boundaries by asking,” Cassandra said.</w:t>
-      </w:r>
-      <w:r>
-        <w:rPr>
-          <w:rFonts w:eastAsia="Times New Roman"/>
-        </w:rPr>
-        <w:t xml:space="preserve"> </w:t>
-      </w:r>
-      <w:r>
-        <w:rPr>
-          <w:rFonts w:eastAsia="Times New Roman"/>
-        </w:rPr>
-        <w:t>As she spoke, she</w:t>
-      </w:r>
-      <w:r>
-        <w:rPr>
-          <w:rFonts w:eastAsia="Times New Roman"/>
-        </w:rPr>
-        <w:t xml:space="preserve"> opened a </w:t>
-      </w:r>
-      <w:r>
-        <w:rPr>
-          <w:rFonts w:eastAsia="Times New Roman"/>
-        </w:rPr>
-        <w:t>drawer</w:t>
-      </w:r>
-      <w:r>
-        <w:rPr>
-          <w:rFonts w:eastAsia="Times New Roman"/>
-        </w:rPr>
-        <w:t xml:space="preserve"> and</w:t>
-      </w:r>
-      <w:r>
-        <w:rPr>
-          <w:rFonts w:eastAsia="Times New Roman"/>
-        </w:rPr>
-        <w:t xml:space="preserve"> fished out a keychain in the shape of a violently pink cartoon character, which she tossed to Akiko. </w:t>
-      </w:r>
-    </w:p>
-    <w:p>
-      <w:pPr>
-        <w:rPr>
-          <w:rFonts w:eastAsia="Times New Roman"/>
-        </w:rPr>
-      </w:pPr>
-      <w:r>
-        <w:rPr>
-          <w:rFonts w:eastAsia="Times New Roman"/>
-        </w:rPr>
         <w:t xml:space="preserve">“What’s this?” Akiko asked as </w:t>
       </w:r>
       <w:r>
@@ -11812,6 +11695,7 @@
         <w:rPr>
           <w:rFonts w:eastAsia="Times New Roman"/>
         </w:rPr>
+        <w:lastRenderedPageBreak/>
         <w:t xml:space="preserve">While the delegation awaited permission to board, they watched the branch staff load supplies onto the </w:t>
       </w:r>
       <w:r>
@@ -12092,7 +11976,6 @@
         <w:rPr>
           <w:rFonts w:eastAsia="Times New Roman"/>
         </w:rPr>
-        <w:lastRenderedPageBreak/>
         <w:t>“</w:t>
       </w:r>
       <w:r>

--- a/Peregrine 2020.docx
+++ b/Peregrine 2020.docx
@@ -700,7 +700,7 @@
         <w:t xml:space="preserve"> </w:t>
       </w:r>
       <w:r>
-        <w:t xml:space="preserve">couldn’t even </w:t>
+        <w:t xml:space="preserve">couldn’t </w:t>
       </w:r>
       <w:r>
         <w:t xml:space="preserve">remember </w:t>
@@ -730,16 +730,19 @@
         <w:t>would have been a dream to her</w:t>
       </w:r>
       <w:r>
-        <w:t xml:space="preserve"> ambitious</w:t>
-      </w:r>
-      <w:r>
-        <w:t xml:space="preserve"> younger self</w:t>
+        <w:t xml:space="preserve"> </w:t>
+      </w:r>
+      <w:r>
+        <w:t>younger self</w:t>
       </w:r>
       <w:r>
         <w:t>,</w:t>
       </w:r>
       <w:r>
-        <w:t xml:space="preserve"> she walked into the laboratory</w:t>
+        <w:t xml:space="preserve"> she walked into </w:t>
+      </w:r>
+      <w:r>
+        <w:t>her office</w:t>
       </w:r>
       <w:r>
         <w:t xml:space="preserve"> each day</w:t>
@@ -1451,10 +1454,10 @@
         <w:t>“</w:t>
       </w:r>
       <w:r>
-        <w:t>It’s a big campus, so no</w:t>
-      </w:r>
-      <w:r>
-        <w:t>. Sorry</w:t>
+        <w:t>I work at the Sherbrooke office, so if he was on the main campus, I wouldn’t have met him, s</w:t>
+      </w:r>
+      <w:r>
+        <w:t>orry</w:t>
       </w:r>
       <w:r>
         <w:t xml:space="preserve">. </w:t>
@@ -2200,15 +2203,7 @@
     </w:p>
     <w:p>
       <w:r>
-        <w:t xml:space="preserve">“That scent you’re wearing is </w:t>
-      </w:r>
-      <w:proofErr w:type="gramStart"/>
-      <w:r>
-        <w:t>real</w:t>
-      </w:r>
-      <w:proofErr w:type="gramEnd"/>
-      <w:r>
-        <w:t xml:space="preserve"> nice,” </w:t>
+        <w:t xml:space="preserve">“That scent you’re wearing is real nice,” </w:t>
       </w:r>
       <w:r>
         <w:t>she</w:t>
@@ -2626,21 +2621,11 @@
         <w:t>,</w:t>
       </w:r>
       <w:r>
-        <w:t xml:space="preserve"> and opened up an old game she had installed on a whim. It was a stupid thing </w:t>
-      </w:r>
-      <w:proofErr w:type="gramStart"/>
-      <w:r>
-        <w:t>whose</w:t>
-      </w:r>
-      <w:proofErr w:type="gramEnd"/>
-      <w:r>
-        <w:t xml:space="preserve"> only redeeming quality was a cast full of pretty girls, but watching the scenery </w:t>
-      </w:r>
-      <w:proofErr w:type="spellStart"/>
-      <w:r>
-        <w:t>fly by</w:t>
-      </w:r>
-      <w:proofErr w:type="spellEnd"/>
+        <w:t xml:space="preserve"> and opened up an old game she had installed on a whim. It was a stupid thing whose only redeeming quality was a cast full of pretty girls, but watching the scenery fly </w:t>
+      </w:r>
+      <w:r>
+        <w:t>past</w:t>
+      </w:r>
       <w:r>
         <w:t xml:space="preserve"> had begun to bore her, and this was the best option </w:t>
       </w:r>
@@ -3648,7 +3633,7 @@
         <w:rPr>
           <w:lang w:eastAsia="ja-JP"/>
         </w:rPr>
-        <w:t>mumbled</w:t>
+        <w:t>replied</w:t>
       </w:r>
       <w:r>
         <w:rPr>
@@ -4745,7 +4730,19 @@
         <w:rPr>
           <w:lang w:eastAsia="ja-JP"/>
         </w:rPr>
-        <w:t xml:space="preserve">In a couple of weeks, a proposal will be submitted to the board for the MSI – the Montreal Security Initiative. </w:t>
+        <w:t xml:space="preserve">In a couple of weeks, a </w:t>
+      </w:r>
+      <w:r>
+        <w:rPr>
+          <w:lang w:eastAsia="ja-JP"/>
+        </w:rPr>
+        <w:t>revised version of the Montreal Security Initiative will be put before the board</w:t>
+      </w:r>
+      <w:r>
+        <w:rPr>
+          <w:lang w:eastAsia="ja-JP"/>
+        </w:rPr>
+        <w:t xml:space="preserve">. </w:t>
       </w:r>
       <w:r>
         <w:rPr>
@@ -4793,6 +4790,12 @@
         <w:rPr>
           <w:lang w:eastAsia="ja-JP"/>
         </w:rPr>
+        <w:t xml:space="preserve"> so hard it’ll make your head spin</w:t>
+      </w:r>
+      <w:r>
+        <w:rPr>
+          <w:lang w:eastAsia="ja-JP"/>
+        </w:rPr>
         <w:t>.</w:t>
       </w:r>
       <w:r>
@@ -5154,7 +5157,19 @@
         <w:rPr>
           <w:lang w:eastAsia="ja-JP"/>
         </w:rPr>
-        <w:t>“I think boring is exactly what I need right now, thank you very much,” Cassandra replied</w:t>
+        <w:t xml:space="preserve">“I think boring is exactly what I need right now, thank you </w:t>
+      </w:r>
+      <w:r>
+        <w:rPr>
+          <w:lang w:eastAsia="ja-JP"/>
+        </w:rPr>
+        <w:t>kindly</w:t>
+      </w:r>
+      <w:r>
+        <w:rPr>
+          <w:lang w:eastAsia="ja-JP"/>
+        </w:rPr>
+        <w:t>,” Cassandra replied</w:t>
       </w:r>
       <w:r>
         <w:rPr>
@@ -5180,15 +5195,27 @@
         <w:rPr>
           <w:lang w:eastAsia="ja-JP"/>
         </w:rPr>
-        <w:t xml:space="preserve">recent storm, but the clouds had cleared. Were it not for the urban light pollution, Cassandra could have seen the stars. </w:t>
-      </w:r>
-    </w:p>
-    <w:p>
-      <w:pPr>
-        <w:rPr>
-          <w:lang w:eastAsia="ja-JP"/>
-        </w:rPr>
-      </w:pPr>
+        <w:t xml:space="preserve">recent storm, but the clouds had cleared. </w:t>
+      </w:r>
+      <w:r>
+        <w:rPr>
+          <w:lang w:eastAsia="ja-JP"/>
+        </w:rPr>
+        <w:t>On nights like this, she and Chenmei used to watch the sky together, as if they could see stars past all the light pollution.</w:t>
+      </w:r>
+    </w:p>
+    <w:p>
+      <w:pPr>
+        <w:rPr>
+          <w:lang w:eastAsia="ja-JP"/>
+        </w:rPr>
+      </w:pPr>
+      <w:r>
+        <w:rPr>
+          <w:lang w:eastAsia="ja-JP"/>
+        </w:rPr>
+        <w:t xml:space="preserve">Though Elias was nowhere to be seen, </w:t>
+      </w:r>
       <w:r>
         <w:rPr>
           <w:lang w:eastAsia="ja-JP"/>
@@ -5232,6 +5259,384 @@
           <w:lang w:eastAsia="ja-JP"/>
         </w:rPr>
       </w:pPr>
+      <w:r>
+        <w:rPr>
+          <w:lang w:eastAsia="ja-JP"/>
+        </w:rPr>
+        <w:t xml:space="preserve">“She’s caught your eye too, huh?” came a familiar voice from behind Cassandra. “Don’t think I don’t see you staring.” </w:t>
+      </w:r>
+    </w:p>
+    <w:p>
+      <w:pPr>
+        <w:rPr>
+          <w:lang w:eastAsia="ja-JP"/>
+        </w:rPr>
+      </w:pPr>
+      <w:r>
+        <w:rPr>
+          <w:lang w:eastAsia="ja-JP"/>
+        </w:rPr>
+        <w:t>Cassandra did not deign to look back towards Jackson. “</w:t>
+      </w:r>
+      <w:r>
+        <w:rPr>
+          <w:lang w:eastAsia="ja-JP"/>
+        </w:rPr>
+        <w:t>Did my mother ask you to follow me?</w:t>
+      </w:r>
+      <w:r>
+        <w:rPr>
+          <w:lang w:eastAsia="ja-JP"/>
+        </w:rPr>
+        <w:t xml:space="preserve"> </w:t>
+      </w:r>
+      <w:r>
+        <w:rPr>
+          <w:lang w:eastAsia="ja-JP"/>
+        </w:rPr>
+        <w:t>She</w:t>
+      </w:r>
+      <w:r>
+        <w:rPr>
+          <w:lang w:eastAsia="ja-JP"/>
+        </w:rPr>
+        <w:t xml:space="preserve"> already accused me of being a pervert</w:t>
+      </w:r>
+      <w:r>
+        <w:rPr>
+          <w:lang w:eastAsia="ja-JP"/>
+        </w:rPr>
+        <w:t xml:space="preserve"> once</w:t>
+      </w:r>
+      <w:r>
+        <w:rPr>
+          <w:lang w:eastAsia="ja-JP"/>
+        </w:rPr>
+        <w:t xml:space="preserve"> tonight. I don’t need it from you, too,” she said.</w:t>
+      </w:r>
+    </w:p>
+    <w:p>
+      <w:pPr>
+        <w:rPr>
+          <w:lang w:eastAsia="ja-JP"/>
+        </w:rPr>
+      </w:pPr>
+      <w:r>
+        <w:rPr>
+          <w:lang w:eastAsia="ja-JP"/>
+        </w:rPr>
+        <w:t xml:space="preserve">“Come on, can’t you give me a little credit? I know you better than that. </w:t>
+      </w:r>
+      <w:r>
+        <w:rPr>
+          <w:lang w:eastAsia="ja-JP"/>
+        </w:rPr>
+        <w:t>That chick’s</w:t>
+      </w:r>
+      <w:r>
+        <w:rPr>
+          <w:lang w:eastAsia="ja-JP"/>
+        </w:rPr>
+        <w:t xml:space="preserve"> a </w:t>
+      </w:r>
+      <w:r>
+        <w:rPr>
+          <w:lang w:eastAsia="ja-JP"/>
+        </w:rPr>
+        <w:t>nice</w:t>
+      </w:r>
+      <w:r>
+        <w:rPr>
+          <w:lang w:eastAsia="ja-JP"/>
+        </w:rPr>
+        <w:t xml:space="preserve"> slice of T </w:t>
+      </w:r>
+      <w:r>
+        <w:rPr>
+          <w:lang w:eastAsia="ja-JP"/>
+        </w:rPr>
+        <w:t>an’</w:t>
+      </w:r>
+      <w:r>
+        <w:rPr>
+          <w:lang w:eastAsia="ja-JP"/>
+        </w:rPr>
+        <w:t xml:space="preserve"> A</w:t>
+      </w:r>
+      <w:r>
+        <w:rPr>
+          <w:lang w:eastAsia="ja-JP"/>
+        </w:rPr>
+        <w:t xml:space="preserve"> for </w:t>
+      </w:r>
+      <w:r>
+        <w:rPr>
+          <w:lang w:eastAsia="ja-JP"/>
+        </w:rPr>
+        <w:t xml:space="preserve">sure, but you’re not </w:t>
+      </w:r>
+      <w:r>
+        <w:rPr>
+          <w:lang w:eastAsia="ja-JP"/>
+        </w:rPr>
+        <w:t>ogling</w:t>
+      </w:r>
+      <w:r>
+        <w:rPr>
+          <w:lang w:eastAsia="ja-JP"/>
+        </w:rPr>
+        <w:t xml:space="preserve"> because you want to fuck her. You want to use her for your little project</w:t>
+      </w:r>
+      <w:r>
+        <w:rPr>
+          <w:lang w:eastAsia="ja-JP"/>
+        </w:rPr>
+        <w:t>.</w:t>
+      </w:r>
+      <w:r>
+        <w:rPr>
+          <w:lang w:eastAsia="ja-JP"/>
+        </w:rPr>
+        <w:t>”</w:t>
+      </w:r>
+    </w:p>
+    <w:p>
+      <w:pPr>
+        <w:rPr>
+          <w:lang w:eastAsia="ja-JP"/>
+        </w:rPr>
+      </w:pPr>
+      <w:r>
+        <w:rPr>
+          <w:lang w:eastAsia="ja-JP"/>
+        </w:rPr>
+        <w:t>“Is it that obvious?”</w:t>
+      </w:r>
+    </w:p>
+    <w:p>
+      <w:pPr>
+        <w:rPr>
+          <w:lang w:eastAsia="ja-JP"/>
+        </w:rPr>
+      </w:pPr>
+      <w:r>
+        <w:rPr>
+          <w:lang w:eastAsia="ja-JP"/>
+        </w:rPr>
+        <w:t xml:space="preserve">“To be honest? </w:t>
+      </w:r>
+      <w:r>
+        <w:rPr>
+          <w:lang w:eastAsia="ja-JP"/>
+        </w:rPr>
+        <w:t>It was a lucky guess</w:t>
+      </w:r>
+      <w:r>
+        <w:rPr>
+          <w:lang w:eastAsia="ja-JP"/>
+        </w:rPr>
+        <w:t xml:space="preserve">. But I know you’re on the lookout for a pawn from the Sherbrooke </w:t>
+      </w:r>
+      <w:r>
+        <w:rPr>
+          <w:lang w:eastAsia="ja-JP"/>
+        </w:rPr>
+        <w:t>office</w:t>
+      </w:r>
+      <w:r>
+        <w:rPr>
+          <w:lang w:eastAsia="ja-JP"/>
+        </w:rPr>
+        <w:t xml:space="preserve">, so </w:t>
+      </w:r>
+      <w:r>
+        <w:rPr>
+          <w:lang w:eastAsia="ja-JP"/>
+        </w:rPr>
+        <w:t xml:space="preserve">of course I noticed her </w:t>
+      </w:r>
+      <w:r>
+        <w:rPr>
+          <w:lang w:eastAsia="ja-JP"/>
+        </w:rPr>
+        <w:t>badge</w:t>
+      </w:r>
+      <w:r>
+        <w:rPr>
+          <w:lang w:eastAsia="ja-JP"/>
+        </w:rPr>
+        <w:t xml:space="preserve"> too.”</w:t>
+      </w:r>
+    </w:p>
+    <w:p>
+      <w:pPr>
+        <w:rPr>
+          <w:lang w:eastAsia="ja-JP"/>
+        </w:rPr>
+      </w:pPr>
+      <w:r>
+        <w:rPr>
+          <w:lang w:eastAsia="ja-JP"/>
+        </w:rPr>
+        <w:t xml:space="preserve">Aleph Null’s Montreal branch was divided into two parts. Its main campus, where Cassandra worked, was in the southwestern end of the city, but there was also a smaller </w:t>
+      </w:r>
+      <w:r>
+        <w:rPr>
+          <w:lang w:eastAsia="ja-JP"/>
+        </w:rPr>
+        <w:t xml:space="preserve">site to the northeast. </w:t>
+      </w:r>
+      <w:r>
+        <w:rPr>
+          <w:lang w:eastAsia="ja-JP"/>
+        </w:rPr>
+        <w:t xml:space="preserve">Its employees, marked by blue ID cards to contrast the main campus’ red, were low-ranking support staff, save for the Rose House agents with whom they shared </w:t>
+      </w:r>
+      <w:r>
+        <w:rPr>
+          <w:lang w:eastAsia="ja-JP"/>
+        </w:rPr>
+        <w:t>an office</w:t>
+      </w:r>
+      <w:r>
+        <w:rPr>
+          <w:lang w:eastAsia="ja-JP"/>
+        </w:rPr>
+        <w:t xml:space="preserve">. </w:t>
+      </w:r>
+      <w:r>
+        <w:rPr>
+          <w:lang w:eastAsia="ja-JP"/>
+        </w:rPr>
+        <w:t>Ever since those agents took over security for their own building, Cassandra had been blind to her rivals’ machinations.</w:t>
+      </w:r>
+      <w:r>
+        <w:rPr>
+          <w:lang w:eastAsia="ja-JP"/>
+        </w:rPr>
+        <w:t xml:space="preserve"> </w:t>
+      </w:r>
+      <w:r>
+        <w:rPr>
+          <w:lang w:eastAsia="ja-JP"/>
+        </w:rPr>
+        <w:t>That needed to change.</w:t>
+      </w:r>
+    </w:p>
+    <w:p>
+      <w:pPr>
+        <w:rPr>
+          <w:lang w:eastAsia="ja-JP"/>
+        </w:rPr>
+      </w:pPr>
+      <w:r>
+        <w:rPr>
+          <w:lang w:eastAsia="ja-JP"/>
+        </w:rPr>
+        <w:t xml:space="preserve"> </w:t>
+      </w:r>
+      <w:r>
+        <w:rPr>
+          <w:lang w:eastAsia="ja-JP"/>
+        </w:rPr>
+        <w:t>“</w:t>
+      </w:r>
+      <w:r>
+        <w:rPr>
+          <w:lang w:eastAsia="ja-JP"/>
+        </w:rPr>
+        <w:t>I’m not just using her as a spy</w:t>
+      </w:r>
+      <w:r>
+        <w:rPr>
+          <w:lang w:eastAsia="ja-JP"/>
+        </w:rPr>
+        <w:t>, but yes, you’re right. Congratulations.”</w:t>
+      </w:r>
+    </w:p>
+    <w:p>
+      <w:pPr>
+        <w:rPr>
+          <w:lang w:eastAsia="ja-JP"/>
+        </w:rPr>
+      </w:pPr>
+      <w:r>
+        <w:rPr>
+          <w:lang w:eastAsia="ja-JP"/>
+        </w:rPr>
+        <w:t xml:space="preserve">“Oh, so you </w:t>
+      </w:r>
+      <w:r>
+        <w:rPr>
+          <w:i/>
+          <w:iCs/>
+          <w:lang w:eastAsia="ja-JP"/>
+        </w:rPr>
+        <w:t xml:space="preserve">do </w:t>
+      </w:r>
+      <w:r>
+        <w:rPr>
+          <w:lang w:eastAsia="ja-JP"/>
+        </w:rPr>
+        <w:t>want to fuck her</w:t>
+      </w:r>
+      <w:r>
+        <w:rPr>
+          <w:lang w:eastAsia="ja-JP"/>
+        </w:rPr>
+        <w:t>.</w:t>
+      </w:r>
+      <w:r>
+        <w:rPr>
+          <w:lang w:eastAsia="ja-JP"/>
+        </w:rPr>
+        <w:t>”</w:t>
+      </w:r>
+    </w:p>
+    <w:p>
+      <w:pPr>
+        <w:rPr>
+          <w:lang w:eastAsia="ja-JP"/>
+        </w:rPr>
+      </w:pPr>
+      <w:r>
+        <w:rPr>
+          <w:lang w:eastAsia="ja-JP"/>
+        </w:rPr>
+        <w:lastRenderedPageBreak/>
+        <w:t>“</w:t>
+      </w:r>
+      <w:r>
+        <w:rPr>
+          <w:lang w:eastAsia="ja-JP"/>
+        </w:rPr>
+        <w:t>Didn’t you say your father was almost done at the bar? I’m sure he’s looking for you</w:t>
+      </w:r>
+      <w:r>
+        <w:rPr>
+          <w:lang w:eastAsia="ja-JP"/>
+        </w:rPr>
+        <w:t>.”</w:t>
+      </w:r>
+    </w:p>
+    <w:p>
+      <w:pPr>
+        <w:rPr>
+          <w:lang w:eastAsia="ja-JP"/>
+        </w:rPr>
+      </w:pPr>
+      <w:r>
+        <w:rPr>
+          <w:lang w:eastAsia="ja-JP"/>
+        </w:rPr>
+        <w:t>“Believe me, I’m the last person daddy dearest wants to see.</w:t>
+      </w:r>
+      <w:r>
+        <w:rPr>
+          <w:lang w:eastAsia="ja-JP"/>
+        </w:rPr>
+        <w:t>”</w:t>
+      </w:r>
     </w:p>
     <w:p>
       <w:pPr>
@@ -5357,1052 +5762,1052 @@
         <w:rPr>
           <w:rFonts w:eastAsia="Calibri"/>
         </w:rPr>
+        <w:t xml:space="preserve">One dreary winter, in </w:t>
+      </w:r>
+      <w:r>
+        <w:rPr>
+          <w:rFonts w:eastAsia="Calibri"/>
+        </w:rPr>
+        <w:t>a time</w:t>
+      </w:r>
+      <w:r>
+        <w:rPr>
+          <w:rFonts w:eastAsia="Calibri"/>
+        </w:rPr>
+        <w:t xml:space="preserve"> before Cassandra, Akiko, or even Shufen had been born</w:t>
+      </w:r>
+      <w:r>
+        <w:rPr>
+          <w:rFonts w:eastAsia="Calibri"/>
+        </w:rPr>
+        <w:t xml:space="preserve">, a small </w:t>
+      </w:r>
+      <w:r>
+        <w:rPr>
+          <w:rFonts w:eastAsia="Calibri"/>
+        </w:rPr>
+        <w:t>laboratory</w:t>
+      </w:r>
+      <w:r>
+        <w:rPr>
+          <w:rFonts w:eastAsia="Calibri"/>
+        </w:rPr>
+        <w:t xml:space="preserve"> </w:t>
+      </w:r>
+      <w:r>
+        <w:rPr>
+          <w:rFonts w:eastAsia="Calibri"/>
+        </w:rPr>
+        <w:t>on the bank of the Saint Lawrence River</w:t>
+      </w:r>
+      <w:r>
+        <w:rPr>
+          <w:rFonts w:eastAsia="Calibri"/>
+        </w:rPr>
+        <w:t xml:space="preserve"> re-opened its doors. </w:t>
+      </w:r>
+      <w:r>
+        <w:rPr>
+          <w:rFonts w:eastAsia="Calibri"/>
+        </w:rPr>
+        <w:t xml:space="preserve">Once a minor branch of the Avalon </w:t>
+      </w:r>
+      <w:r>
+        <w:rPr>
+          <w:rFonts w:eastAsia="Calibri"/>
+        </w:rPr>
+        <w:t>Pharmaceutical</w:t>
+      </w:r>
+      <w:r>
+        <w:rPr>
+          <w:rFonts w:eastAsia="Calibri"/>
+        </w:rPr>
+        <w:t xml:space="preserve"> company, </w:t>
+      </w:r>
+      <w:r>
+        <w:rPr>
+          <w:rFonts w:eastAsia="Calibri"/>
+        </w:rPr>
+        <w:t>it</w:t>
+      </w:r>
+      <w:r>
+        <w:rPr>
+          <w:rFonts w:eastAsia="Calibri"/>
+        </w:rPr>
+        <w:t xml:space="preserve"> achieved little of note for decades</w:t>
+      </w:r>
+      <w:r>
+        <w:rPr>
+          <w:rFonts w:eastAsia="Calibri"/>
+        </w:rPr>
+        <w:t xml:space="preserve">, and when </w:t>
+      </w:r>
+      <w:r>
+        <w:rPr>
+          <w:rFonts w:eastAsia="Calibri"/>
+        </w:rPr>
+        <w:t xml:space="preserve">it </w:t>
+      </w:r>
+      <w:r>
+        <w:rPr>
+          <w:rFonts w:eastAsia="Calibri"/>
+        </w:rPr>
+        <w:t xml:space="preserve">went quiet following the </w:t>
+      </w:r>
+      <w:r>
+        <w:rPr>
+          <w:rFonts w:eastAsia="Calibri"/>
+        </w:rPr>
+        <w:t>company’s descent into financial ruin</w:t>
+      </w:r>
+      <w:r>
+        <w:rPr>
+          <w:rFonts w:eastAsia="Calibri"/>
+        </w:rPr>
+        <w:t>, hardly anybody noticed. Five years later, its lights turning back on went equally uncelebrated.</w:t>
+      </w:r>
+    </w:p>
+    <w:p>
+      <w:pPr>
+        <w:rPr>
+          <w:rFonts w:eastAsia="Calibri"/>
+        </w:rPr>
+      </w:pPr>
+      <w:r>
+        <w:rPr>
+          <w:rFonts w:eastAsia="Calibri"/>
+        </w:rPr>
+        <w:t xml:space="preserve">That insignificance didn’t last long. </w:t>
+      </w:r>
+    </w:p>
+    <w:p>
+      <w:pPr>
+        <w:rPr>
+          <w:rFonts w:eastAsia="Calibri"/>
+        </w:rPr>
+      </w:pPr>
+      <w:r>
+        <w:rPr>
+          <w:rFonts w:eastAsia="Calibri"/>
+        </w:rPr>
         <w:lastRenderedPageBreak/>
-        <w:t xml:space="preserve">One dreary winter, in </w:t>
+        <w:t xml:space="preserve">Freed from the directives imposed by </w:t>
       </w:r>
       <w:r>
         <w:rPr>
           <w:rFonts w:eastAsia="Calibri"/>
         </w:rPr>
-        <w:t>a time</w:t>
+        <w:t xml:space="preserve">Avalon, the </w:t>
       </w:r>
       <w:r>
         <w:rPr>
           <w:rFonts w:eastAsia="Calibri"/>
         </w:rPr>
-        <w:t xml:space="preserve"> before Cassandra, Akiko, or even Shufen had been born</w:t>
+        <w:t>factory</w:t>
       </w:r>
       <w:r>
         <w:rPr>
           <w:rFonts w:eastAsia="Calibri"/>
         </w:rPr>
-        <w:t xml:space="preserve">, a small </w:t>
+        <w:t xml:space="preserve"> had not sat idle during those years of closure. Its director, </w:t>
       </w:r>
       <w:r>
         <w:rPr>
           <w:rFonts w:eastAsia="Calibri"/>
         </w:rPr>
-        <w:t>laboratory</w:t>
+        <w:t>Emile Lasalle</w:t>
       </w:r>
       <w:r>
         <w:rPr>
           <w:rFonts w:eastAsia="Calibri"/>
         </w:rPr>
+        <w:t xml:space="preserve">, </w:t>
+      </w:r>
+      <w:r>
+        <w:rPr>
+          <w:rFonts w:eastAsia="Calibri"/>
+        </w:rPr>
+        <w:t xml:space="preserve">had quietly purchased the site for himself, </w:t>
+      </w:r>
+      <w:r>
+        <w:rPr>
+          <w:rFonts w:eastAsia="Calibri"/>
+        </w:rPr>
+        <w:t>and kept his business afloat by selling medicine that a dying world sorely needed</w:t>
+      </w:r>
+      <w:r>
+        <w:rPr>
+          <w:rFonts w:eastAsia="Calibri"/>
+        </w:rPr>
+        <w:t xml:space="preserve">. For </w:t>
+      </w:r>
+      <w:r>
+        <w:rPr>
+          <w:rFonts w:eastAsia="Calibri"/>
+        </w:rPr>
+        <w:t>that half decade</w:t>
+      </w:r>
+      <w:r>
+        <w:rPr>
+          <w:rFonts w:eastAsia="Calibri"/>
+        </w:rPr>
+        <w:t>, a cohort of scientists, engineers, and support staff worked and lived inside the compound, rarely venturing outside</w:t>
+      </w:r>
+      <w:r>
+        <w:rPr>
+          <w:rFonts w:eastAsia="Calibri"/>
+        </w:rPr>
+        <w:t>.</w:t>
+      </w:r>
+    </w:p>
+    <w:p>
+      <w:pPr>
+        <w:rPr>
+          <w:rFonts w:eastAsia="Calibri"/>
+        </w:rPr>
+      </w:pPr>
+      <w:r>
+        <w:rPr>
+          <w:rFonts w:eastAsia="Calibri"/>
+        </w:rPr>
+        <w:t xml:space="preserve">As soon as everything was ready, </w:t>
+      </w:r>
+      <w:r>
+        <w:rPr>
+          <w:rFonts w:eastAsia="Calibri"/>
+        </w:rPr>
+        <w:t>Lasalle</w:t>
+      </w:r>
+      <w:r>
+        <w:rPr>
+          <w:rFonts w:eastAsia="Calibri"/>
+        </w:rPr>
+        <w:t xml:space="preserve"> threw wide the gates and set his plans into motion. Using the </w:t>
+      </w:r>
+      <w:r>
+        <w:rPr>
+          <w:rFonts w:eastAsia="Calibri"/>
+        </w:rPr>
+        <w:t xml:space="preserve">profit from his </w:t>
+      </w:r>
+      <w:r>
+        <w:rPr>
+          <w:rFonts w:eastAsia="Calibri"/>
+        </w:rPr>
+        <w:t>contracting</w:t>
+      </w:r>
+      <w:r>
+        <w:rPr>
+          <w:rFonts w:eastAsia="Calibri"/>
+        </w:rPr>
+        <w:t xml:space="preserve">, he hired scores of new employees, made deals with local gangs for protection, and purchased a fleet of vehicles to expand the company’s trade network. </w:t>
+      </w:r>
+      <w:r>
+        <w:rPr>
+          <w:rFonts w:eastAsia="Calibri"/>
+        </w:rPr>
+        <w:t xml:space="preserve">The newly-christened Lasalle Industries diversified as it grew, </w:t>
+      </w:r>
+      <w:r>
+        <w:rPr>
+          <w:rFonts w:eastAsia="Calibri"/>
+        </w:rPr>
+        <w:t xml:space="preserve">building facilities for </w:t>
+      </w:r>
+      <w:r>
+        <w:rPr>
+          <w:rFonts w:eastAsia="Calibri"/>
+        </w:rPr>
+        <w:t>neuroscience</w:t>
+      </w:r>
+      <w:r>
+        <w:rPr>
+          <w:rFonts w:eastAsia="Calibri"/>
+        </w:rPr>
+        <w:t xml:space="preserve"> and nanotechnology</w:t>
+      </w:r>
+      <w:r>
+        <w:rPr>
+          <w:rFonts w:eastAsia="Calibri"/>
+        </w:rPr>
+        <w:t xml:space="preserve">. A professional security team replaced the gangs, the old compound </w:t>
+      </w:r>
+      <w:r>
+        <w:rPr>
+          <w:rFonts w:eastAsia="Calibri"/>
+        </w:rPr>
+        <w:t>grew into</w:t>
+      </w:r>
+      <w:r>
+        <w:rPr>
+          <w:rFonts w:eastAsia="Calibri"/>
+        </w:rPr>
+        <w:t xml:space="preserve"> a luxury </w:t>
+      </w:r>
+      <w:r>
+        <w:rPr>
+          <w:rFonts w:eastAsia="Calibri"/>
+        </w:rPr>
+        <w:t>office</w:t>
+      </w:r>
+      <w:r>
+        <w:rPr>
+          <w:rFonts w:eastAsia="Calibri"/>
+        </w:rPr>
+        <w:t xml:space="preserve">, and </w:t>
+      </w:r>
+      <w:r>
+        <w:rPr>
+          <w:rFonts w:eastAsia="Calibri"/>
+        </w:rPr>
+        <w:t>Lasalle became a household name</w:t>
+      </w:r>
+      <w:r>
+        <w:rPr>
+          <w:rFonts w:eastAsia="Calibri"/>
+        </w:rPr>
+        <w:t xml:space="preserve">. </w:t>
+      </w:r>
+      <w:r>
+        <w:rPr>
+          <w:rFonts w:eastAsia="Calibri"/>
+        </w:rPr>
+        <w:t xml:space="preserve">When the man himself retired, he sold his company to Aleph Null to at last extend its reach across the globe, and </w:t>
+      </w:r>
+      <w:r>
+        <w:rPr>
+          <w:rFonts w:eastAsia="Calibri"/>
+        </w:rPr>
+        <w:t>he died</w:t>
+      </w:r>
+      <w:r>
+        <w:rPr>
+          <w:rFonts w:eastAsia="Calibri"/>
+        </w:rPr>
+        <w:t xml:space="preserve"> content that he had made the world a better place.</w:t>
+      </w:r>
+    </w:p>
+    <w:p>
+      <w:pPr>
+        <w:rPr>
+          <w:rFonts w:eastAsia="Calibri"/>
+        </w:rPr>
+      </w:pPr>
+      <w:r>
+        <w:rPr>
+          <w:rFonts w:eastAsia="Calibri"/>
+        </w:rPr>
+        <w:t>C</w:t>
+      </w:r>
+      <w:r>
+        <w:rPr>
+          <w:rFonts w:eastAsia="Calibri"/>
+        </w:rPr>
+        <w:t xml:space="preserve">lose to a century </w:t>
+      </w:r>
+      <w:r>
+        <w:rPr>
+          <w:rFonts w:eastAsia="Calibri"/>
+        </w:rPr>
+        <w:t>later</w:t>
+      </w:r>
+      <w:r>
+        <w:rPr>
+          <w:rFonts w:eastAsia="Calibri"/>
+        </w:rPr>
+        <w:t xml:space="preserve">, the </w:t>
+      </w:r>
+      <w:r>
+        <w:rPr>
+          <w:rFonts w:eastAsia="Calibri"/>
+        </w:rPr>
+        <w:t>shuttle</w:t>
+      </w:r>
+      <w:r>
+        <w:rPr>
+          <w:rFonts w:eastAsia="Calibri"/>
+        </w:rPr>
+        <w:t xml:space="preserve"> carrying Cassandra and her friends returned from Athens. </w:t>
+      </w:r>
+      <w:r>
+        <w:rPr>
+          <w:rFonts w:eastAsia="Calibri"/>
+        </w:rPr>
+        <w:t>They cleared customs in Newfoundland, where the Skywatch had no presence, then flew straight to</w:t>
+      </w:r>
+      <w:r>
+        <w:rPr>
+          <w:rFonts w:eastAsia="Calibri"/>
+        </w:rPr>
         <w:t xml:space="preserve"> </w:t>
       </w:r>
       <w:r>
         <w:rPr>
           <w:rFonts w:eastAsia="Calibri"/>
         </w:rPr>
-        <w:t>on the bank of the Saint Lawrence River</w:t>
+        <w:t xml:space="preserve">the </w:t>
       </w:r>
       <w:r>
         <w:rPr>
           <w:rFonts w:eastAsia="Calibri"/>
         </w:rPr>
-        <w:t xml:space="preserve"> re-opened its doors. </w:t>
+        <w:t>branch campus</w:t>
       </w:r>
       <w:r>
         <w:rPr>
           <w:rFonts w:eastAsia="Calibri"/>
         </w:rPr>
-        <w:t xml:space="preserve">Once a minor branch of the Avalon </w:t>
+        <w:t xml:space="preserve"> itself, near what had once been Lasalle’s original headquarters</w:t>
       </w:r>
       <w:r>
         <w:rPr>
           <w:rFonts w:eastAsia="Calibri"/>
         </w:rPr>
-        <w:t>Pharmaceutical</w:t>
+        <w:t xml:space="preserve">. Cassandra had selected a VTOL </w:t>
       </w:r>
       <w:r>
         <w:rPr>
           <w:rFonts w:eastAsia="Calibri"/>
         </w:rPr>
-        <w:t xml:space="preserve"> company, </w:t>
+        <w:t>aircraft</w:t>
       </w:r>
       <w:r>
         <w:rPr>
           <w:rFonts w:eastAsia="Calibri"/>
         </w:rPr>
-        <w:t>it</w:t>
-      </w:r>
-      <w:r>
+        <w:t xml:space="preserve"> for exactly that purpose.</w:t>
+      </w:r>
+    </w:p>
+    <w:p>
+      <w:pPr>
         <w:rPr>
           <w:rFonts w:eastAsia="Calibri"/>
         </w:rPr>
-        <w:t xml:space="preserve"> achieved little of note for decades</w:t>
-      </w:r>
+      </w:pPr>
       <w:r>
         <w:rPr>
           <w:rFonts w:eastAsia="Calibri"/>
         </w:rPr>
-        <w:t xml:space="preserve">, and when </w:t>
+        <w:t xml:space="preserve">As the </w:t>
       </w:r>
       <w:r>
         <w:rPr>
           <w:rFonts w:eastAsia="Calibri"/>
         </w:rPr>
-        <w:t xml:space="preserve">it </w:t>
+        <w:t>aircraft</w:t>
       </w:r>
       <w:r>
         <w:rPr>
           <w:rFonts w:eastAsia="Calibri"/>
         </w:rPr>
-        <w:t xml:space="preserve">went quiet following the </w:t>
+        <w:t xml:space="preserve"> entered </w:t>
       </w:r>
       <w:r>
         <w:rPr>
           <w:rFonts w:eastAsia="Calibri"/>
         </w:rPr>
-        <w:t>company’s descent into financial ruin</w:t>
+        <w:t>Montreal</w:t>
       </w:r>
       <w:r>
         <w:rPr>
           <w:rFonts w:eastAsia="Calibri"/>
         </w:rPr>
-        <w:t>, hardly anybody noticed. Five years later, its lights turning back on went equally uncelebrated.</w:t>
-      </w:r>
-    </w:p>
-    <w:p>
-      <w:pPr>
+        <w:t xml:space="preserve"> airspace, Cassandra twitched against the rock-hard seat cushion</w:t>
+      </w:r>
+      <w:r>
         <w:rPr>
           <w:rFonts w:eastAsia="Calibri"/>
         </w:rPr>
-      </w:pPr>
+        <w:t xml:space="preserve">. </w:t>
+      </w:r>
       <w:r>
         <w:rPr>
           <w:rFonts w:eastAsia="Calibri"/>
         </w:rPr>
-        <w:t xml:space="preserve">That insignificance didn’t last long. </w:t>
-      </w:r>
-    </w:p>
-    <w:p>
-      <w:pPr>
+        <w:t>Though the flight should have offered plenty of time to rest, h</w:t>
+      </w:r>
+      <w:r>
         <w:rPr>
           <w:rFonts w:eastAsia="Calibri"/>
         </w:rPr>
-      </w:pPr>
+        <w:t xml:space="preserve">er memories of the </w:t>
+      </w:r>
       <w:r>
         <w:rPr>
           <w:rFonts w:eastAsia="Calibri"/>
         </w:rPr>
-        <w:t xml:space="preserve">Freed from the directives imposed by </w:t>
+        <w:t>disaster and the discomfort of her seat itself had kept her from restful sleep</w:t>
       </w:r>
       <w:r>
         <w:rPr>
           <w:rFonts w:eastAsia="Calibri"/>
         </w:rPr>
-        <w:t xml:space="preserve">Avalon, the </w:t>
+        <w:t xml:space="preserve">. </w:t>
       </w:r>
       <w:r>
         <w:rPr>
           <w:rFonts w:eastAsia="Calibri"/>
         </w:rPr>
-        <w:t>factory</w:t>
+        <w:t xml:space="preserve">Her skin itched all over. Her </w:t>
       </w:r>
       <w:r>
         <w:rPr>
           <w:rFonts w:eastAsia="Calibri"/>
         </w:rPr>
-        <w:t xml:space="preserve"> had not sat idle during those years of closure. Its director, </w:t>
+        <w:t>expensive high heels</w:t>
       </w:r>
       <w:r>
         <w:rPr>
           <w:rFonts w:eastAsia="Calibri"/>
         </w:rPr>
-        <w:t>Emile Lasalle</w:t>
+        <w:t xml:space="preserve"> suddenly seemed a size too small, </w:t>
       </w:r>
       <w:r>
         <w:rPr>
           <w:rFonts w:eastAsia="Calibri"/>
         </w:rPr>
+        <w:t xml:space="preserve">binding toes that couldn’t so much as wiggle. </w:t>
+      </w:r>
+      <w:r>
+        <w:rPr>
+          <w:rFonts w:eastAsia="Calibri"/>
+        </w:rPr>
+        <w:t>The</w:t>
+      </w:r>
+      <w:r>
+        <w:rPr>
+          <w:rFonts w:eastAsia="Calibri"/>
+        </w:rPr>
+        <w:t xml:space="preserve"> bra </w:t>
+      </w:r>
+      <w:r>
+        <w:rPr>
+          <w:rFonts w:eastAsia="Calibri"/>
+        </w:rPr>
+        <w:t>she rarely noticed anymore</w:t>
+      </w:r>
+      <w:r>
+        <w:rPr>
+          <w:rFonts w:eastAsia="Calibri"/>
+        </w:rPr>
+        <w:t xml:space="preserve"> was now a </w:t>
+      </w:r>
+      <w:r>
+        <w:rPr>
+          <w:rFonts w:eastAsia="Calibri"/>
+        </w:rPr>
+        <w:t>painful</w:t>
+      </w:r>
+      <w:r>
+        <w:rPr>
+          <w:rFonts w:eastAsia="Calibri"/>
+        </w:rPr>
+        <w:t xml:space="preserve"> sensation around her chest that she longed to tear off.</w:t>
+      </w:r>
+    </w:p>
+    <w:p>
+      <w:pPr>
+        <w:rPr>
+          <w:rFonts w:eastAsia="Calibri"/>
+        </w:rPr>
+      </w:pPr>
+      <w:r>
+        <w:rPr>
+          <w:rFonts w:eastAsia="Calibri"/>
+        </w:rPr>
+        <w:t>Home</w:t>
+      </w:r>
+      <w:r>
+        <w:rPr>
+          <w:rFonts w:eastAsia="Calibri"/>
+        </w:rPr>
+        <w:t xml:space="preserve"> was on the horizon, she reminded herself. Only half an hour, give or take, before she would be able to strip herself down and take a much-needed shower</w:t>
+      </w:r>
+      <w:r>
+        <w:rPr>
+          <w:rFonts w:eastAsia="Calibri"/>
+        </w:rPr>
+        <w:t>, or perhaps a bath in her apartment</w:t>
+      </w:r>
+      <w:r>
+        <w:rPr>
+          <w:rFonts w:eastAsia="Calibri"/>
+        </w:rPr>
+        <w:t xml:space="preserve">’s </w:t>
+      </w:r>
+      <w:r>
+        <w:rPr>
+          <w:rFonts w:eastAsia="Calibri"/>
+        </w:rPr>
+        <w:t>hot tub. That sort of leisure</w:t>
+      </w:r>
+      <w:r>
+        <w:rPr>
+          <w:rFonts w:eastAsia="Calibri"/>
+        </w:rPr>
+        <w:t xml:space="preserve"> </w:t>
+      </w:r>
+      <w:r>
+        <w:rPr>
+          <w:rFonts w:eastAsia="Calibri"/>
+        </w:rPr>
+        <w:t xml:space="preserve">was exactly what she needed. </w:t>
+      </w:r>
+      <w:r>
+        <w:rPr>
+          <w:rFonts w:eastAsia="Calibri"/>
+        </w:rPr>
+        <w:t xml:space="preserve">Until then, however, the best she could do was to take deep breaths, scratch the itches </w:t>
+      </w:r>
+      <w:r>
+        <w:rPr>
+          <w:rFonts w:eastAsia="Calibri"/>
+        </w:rPr>
+        <w:t>as</w:t>
+      </w:r>
+      <w:r>
+        <w:rPr>
+          <w:rFonts w:eastAsia="Calibri"/>
+        </w:rPr>
+        <w:t xml:space="preserve"> best she could, and try to situate her mind in a comfortable place, the way her therapist had once </w:t>
+      </w:r>
+      <w:r>
+        <w:rPr>
+          <w:rFonts w:eastAsia="Calibri"/>
+        </w:rPr>
+        <w:t>suggested</w:t>
+      </w:r>
+      <w:r>
+        <w:rPr>
+          <w:rFonts w:eastAsia="Calibri"/>
+        </w:rPr>
+        <w:t>.</w:t>
+      </w:r>
+    </w:p>
+    <w:p>
+      <w:pPr>
+        <w:rPr>
+          <w:rFonts w:eastAsia="Calibri"/>
+        </w:rPr>
+      </w:pPr>
+      <w:r>
+        <w:rPr>
+          <w:rFonts w:eastAsia="Calibri"/>
+        </w:rPr>
+        <w:lastRenderedPageBreak/>
+        <w:t xml:space="preserve">For Cassandra, that place was </w:t>
+      </w:r>
+      <w:r>
+        <w:rPr>
+          <w:rFonts w:eastAsia="Calibri"/>
+        </w:rPr>
+        <w:t xml:space="preserve">a café on </w:t>
+      </w:r>
+      <w:r>
+        <w:rPr>
+          <w:rFonts w:eastAsia="Calibri"/>
+        </w:rPr>
+        <w:t>Sherbrooke Street</w:t>
+      </w:r>
+      <w:r>
+        <w:rPr>
+          <w:rFonts w:eastAsia="Calibri"/>
+        </w:rPr>
+        <w:t xml:space="preserve">. </w:t>
+      </w:r>
+      <w:r>
+        <w:rPr>
+          <w:rFonts w:eastAsia="Calibri"/>
+        </w:rPr>
+        <w:t xml:space="preserve">It was a </w:t>
+      </w:r>
+      <w:r>
+        <w:rPr>
+          <w:rFonts w:eastAsia="Calibri"/>
+        </w:rPr>
+        <w:t>kitschy</w:t>
+      </w:r>
+      <w:r>
+        <w:rPr>
+          <w:rFonts w:eastAsia="Calibri"/>
+        </w:rPr>
+        <w:t xml:space="preserve"> little building in the shadow of the upper city</w:t>
+      </w:r>
+      <w:r>
+        <w:rPr>
+          <w:rFonts w:eastAsia="Calibri"/>
+        </w:rPr>
+        <w:t xml:space="preserve"> where she and her high school friends</w:t>
+      </w:r>
+      <w:r>
+        <w:rPr>
+          <w:rFonts w:eastAsia="Calibri"/>
+        </w:rPr>
+        <w:t xml:space="preserve"> liked to eat </w:t>
+      </w:r>
+      <w:r>
+        <w:rPr>
+          <w:rFonts w:eastAsia="Calibri"/>
+        </w:rPr>
+        <w:t>in the afternoons. She recalled the smell of poutine and cigarette smoke, the crinkle of other patrons’ newspapers, the laughter of her classmates, and her mother’s disapproving glare whenever she returned from the “dangerous” lower streets.</w:t>
+      </w:r>
+      <w:r>
+        <w:rPr>
+          <w:rFonts w:eastAsia="Calibri"/>
+        </w:rPr>
+        <w:t xml:space="preserve"> </w:t>
+      </w:r>
+      <w:r>
+        <w:rPr>
+          <w:rFonts w:eastAsia="Calibri"/>
+        </w:rPr>
+        <w:t xml:space="preserve">Even though these memories carried with them a </w:t>
+      </w:r>
+      <w:r>
+        <w:rPr>
+          <w:rFonts w:eastAsia="Calibri"/>
+        </w:rPr>
+        <w:t>pang</w:t>
+      </w:r>
+      <w:r>
+        <w:rPr>
+          <w:rFonts w:eastAsia="Calibri"/>
+        </w:rPr>
+        <w:t xml:space="preserve"> of sorrow for friends she no longer knew, they were also a source of warmth, </w:t>
+      </w:r>
+      <w:r>
+        <w:rPr>
+          <w:rFonts w:eastAsia="Calibri"/>
+        </w:rPr>
+        <w:t>which</w:t>
+      </w:r>
+      <w:r>
+        <w:rPr>
+          <w:rFonts w:eastAsia="Calibri"/>
+        </w:rPr>
+        <w:t xml:space="preserve"> was enough.</w:t>
+      </w:r>
+    </w:p>
+    <w:p>
+      <w:pPr>
+        <w:rPr>
+          <w:rFonts w:eastAsia="Calibri"/>
+        </w:rPr>
+      </w:pPr>
+      <w:r>
+        <w:rPr>
+          <w:rFonts w:eastAsia="Calibri"/>
+        </w:rPr>
+        <w:t xml:space="preserve">That was a lie. It was never enough. </w:t>
+      </w:r>
+    </w:p>
+    <w:p>
+      <w:pPr>
+        <w:rPr>
+          <w:rFonts w:eastAsia="Calibri"/>
+        </w:rPr>
+      </w:pPr>
+      <w:r>
+        <w:rPr>
+          <w:rFonts w:eastAsia="Calibri"/>
+        </w:rPr>
+        <w:t>Sensing her distress, Akiko la</w:t>
+      </w:r>
+      <w:r>
+        <w:rPr>
+          <w:rFonts w:eastAsia="Calibri"/>
+        </w:rPr>
+        <w:t>id</w:t>
+      </w:r>
+      <w:r>
+        <w:rPr>
+          <w:rFonts w:eastAsia="Calibri"/>
+        </w:rPr>
+        <w:t xml:space="preserve"> a sympathetic hand on </w:t>
+      </w:r>
+      <w:r>
+        <w:rPr>
+          <w:rFonts w:eastAsia="Calibri"/>
+        </w:rPr>
+        <w:t>her</w:t>
+      </w:r>
+      <w:r>
+        <w:rPr>
+          <w:rFonts w:eastAsia="Calibri"/>
+        </w:rPr>
+        <w:t xml:space="preserve"> shoulder. </w:t>
+      </w:r>
+      <w:r>
+        <w:rPr>
+          <w:rFonts w:eastAsia="Calibri"/>
+        </w:rPr>
+        <w:t>Cassandra</w:t>
+      </w:r>
+      <w:r>
+        <w:rPr>
+          <w:rFonts w:eastAsia="Calibri"/>
+        </w:rPr>
+        <w:t xml:space="preserve"> immediately and </w:t>
+      </w:r>
+      <w:r>
+        <w:rPr>
+          <w:rFonts w:eastAsia="Calibri"/>
+        </w:rPr>
+        <w:t>instinctively</w:t>
+      </w:r>
+      <w:r>
+        <w:rPr>
+          <w:rFonts w:eastAsia="Calibri"/>
+        </w:rPr>
+        <w:t xml:space="preserve"> swatted it away</w:t>
+      </w:r>
+      <w:r>
+        <w:rPr>
+          <w:rFonts w:eastAsia="Calibri"/>
+        </w:rPr>
+        <w:t>.</w:t>
+      </w:r>
+    </w:p>
+    <w:p>
+      <w:pPr>
+        <w:rPr>
+          <w:rFonts w:eastAsia="Calibri"/>
+        </w:rPr>
+      </w:pPr>
+      <w:r>
+        <w:rPr>
+          <w:rFonts w:eastAsia="Calibri"/>
+        </w:rPr>
+        <w:t>“</w:t>
+      </w:r>
+      <w:r>
+        <w:rPr>
+          <w:rFonts w:eastAsia="Calibri"/>
+        </w:rPr>
+        <w:t>Yikes</w:t>
+      </w:r>
+      <w:r>
+        <w:rPr>
+          <w:rFonts w:eastAsia="Calibri"/>
+        </w:rPr>
         <w:t xml:space="preserve">, </w:t>
       </w:r>
       <w:r>
         <w:rPr>
           <w:rFonts w:eastAsia="Calibri"/>
         </w:rPr>
-        <w:t xml:space="preserve">had quietly purchased the site for himself, </w:t>
+        <w:t>alright</w:t>
       </w:r>
       <w:r>
         <w:rPr>
           <w:rFonts w:eastAsia="Calibri"/>
         </w:rPr>
-        <w:t>and kept his business afloat by selling medicine that a dying world sorely needed</w:t>
-      </w:r>
-      <w:r>
+        <w:t>,” her friend said. “No touching, huh?”</w:t>
+      </w:r>
+    </w:p>
+    <w:p>
+      <w:pPr>
         <w:rPr>
           <w:rFonts w:eastAsia="Calibri"/>
         </w:rPr>
-        <w:t xml:space="preserve">. For </w:t>
-      </w:r>
+      </w:pPr>
       <w:r>
         <w:rPr>
           <w:rFonts w:eastAsia="Calibri"/>
         </w:rPr>
-        <w:t>that half decade</w:t>
-      </w:r>
-      <w:r>
+        <w:t>“Not right now, no. I’m just…I feel dirty, okay? And being packed in here with so many people really isn’t helping.”</w:t>
+      </w:r>
+    </w:p>
+    <w:p>
+      <w:pPr>
         <w:rPr>
           <w:rFonts w:eastAsia="Calibri"/>
         </w:rPr>
-        <w:t>, a cohort of scientists, engineers, and support staff worked and lived inside the compound, rarely venturing outside</w:t>
-      </w:r>
+      </w:pPr>
       <w:r>
         <w:rPr>
           <w:rFonts w:eastAsia="Calibri"/>
         </w:rPr>
-        <w:t>.</w:t>
-      </w:r>
-    </w:p>
-    <w:p>
-      <w:pPr>
+        <w:t xml:space="preserve">“Yeah, I get it,” Akiko replied in the </w:t>
+      </w:r>
+      <w:r>
         <w:rPr>
           <w:rFonts w:eastAsia="Calibri"/>
         </w:rPr>
-      </w:pPr>
+        <w:t>hesitant</w:t>
+      </w:r>
       <w:r>
         <w:rPr>
           <w:rFonts w:eastAsia="Calibri"/>
         </w:rPr>
-        <w:t xml:space="preserve">As soon as everything was ready, </w:t>
+        <w:t xml:space="preserve"> tone of someone who </w:t>
       </w:r>
       <w:r>
         <w:rPr>
           <w:rFonts w:eastAsia="Calibri"/>
         </w:rPr>
-        <w:t>Lasalle</w:t>
+        <w:t>clearly</w:t>
       </w:r>
       <w:r>
         <w:rPr>
           <w:rFonts w:eastAsia="Calibri"/>
         </w:rPr>
-        <w:t xml:space="preserve"> threw wide the gates and set his plans into motion. Using the </w:t>
-      </w:r>
-      <w:r>
-        <w:rPr>
-          <w:rFonts w:eastAsia="Calibri"/>
-        </w:rPr>
-        <w:t xml:space="preserve">profit from his </w:t>
-      </w:r>
-      <w:r>
-        <w:rPr>
-          <w:rFonts w:eastAsia="Calibri"/>
-        </w:rPr>
-        <w:t>contracting</w:t>
-      </w:r>
-      <w:r>
-        <w:rPr>
-          <w:rFonts w:eastAsia="Calibri"/>
-        </w:rPr>
-        <w:t xml:space="preserve">, he hired scores of new employees, made deals with local gangs for protection, and purchased a fleet of vehicles to expand the company’s trade network. </w:t>
-      </w:r>
-      <w:r>
-        <w:rPr>
-          <w:rFonts w:eastAsia="Calibri"/>
-        </w:rPr>
-        <w:t xml:space="preserve">The newly-christened Lasalle Industries diversified as it grew, </w:t>
-      </w:r>
-      <w:r>
-        <w:rPr>
-          <w:rFonts w:eastAsia="Calibri"/>
-        </w:rPr>
-        <w:t xml:space="preserve">building facilities for </w:t>
-      </w:r>
-      <w:r>
-        <w:rPr>
-          <w:rFonts w:eastAsia="Calibri"/>
-        </w:rPr>
-        <w:t>neuroscience</w:t>
-      </w:r>
-      <w:r>
-        <w:rPr>
-          <w:rFonts w:eastAsia="Calibri"/>
-        </w:rPr>
-        <w:t xml:space="preserve"> and nanotechnology</w:t>
-      </w:r>
-      <w:r>
-        <w:rPr>
-          <w:rFonts w:eastAsia="Calibri"/>
-        </w:rPr>
-        <w:t xml:space="preserve">. A professional security team replaced the gangs, the old compound </w:t>
-      </w:r>
-      <w:r>
-        <w:rPr>
-          <w:rFonts w:eastAsia="Calibri"/>
-        </w:rPr>
-        <w:t>grew into</w:t>
-      </w:r>
-      <w:r>
-        <w:rPr>
-          <w:rFonts w:eastAsia="Calibri"/>
-        </w:rPr>
-        <w:t xml:space="preserve"> a luxury </w:t>
-      </w:r>
-      <w:r>
-        <w:rPr>
-          <w:rFonts w:eastAsia="Calibri"/>
-        </w:rPr>
-        <w:t>office</w:t>
-      </w:r>
-      <w:r>
-        <w:rPr>
-          <w:rFonts w:eastAsia="Calibri"/>
-        </w:rPr>
-        <w:t xml:space="preserve">, and </w:t>
-      </w:r>
-      <w:r>
-        <w:rPr>
-          <w:rFonts w:eastAsia="Calibri"/>
-        </w:rPr>
-        <w:t>Lasalle became a household name</w:t>
-      </w:r>
-      <w:r>
-        <w:rPr>
-          <w:rFonts w:eastAsia="Calibri"/>
+        <w:t xml:space="preserve"> did not. </w:t>
+      </w:r>
+    </w:p>
+    <w:p>
+      <w:pPr>
+        <w:rPr>
+          <w:rFonts w:eastAsia="Times New Roman"/>
+        </w:rPr>
+      </w:pPr>
+      <w:r>
+        <w:rPr>
+          <w:rFonts w:eastAsia="Times New Roman"/>
+        </w:rPr>
+        <w:t xml:space="preserve">“Anyway, we’ll be home soon. Then I can wash off all this sweat and ash and sleep in my own bed again. </w:t>
+      </w:r>
+      <w:r>
+        <w:rPr>
+          <w:rFonts w:eastAsia="Times New Roman"/>
+        </w:rPr>
+        <w:t>Maybe spend some time at the gym afterwards.</w:t>
+      </w:r>
+      <w:r>
+        <w:rPr>
+          <w:rFonts w:eastAsia="Times New Roman"/>
+        </w:rPr>
+        <w:t>”</w:t>
+      </w:r>
+    </w:p>
+    <w:p>
+      <w:pPr>
+        <w:rPr>
+          <w:rFonts w:eastAsia="Times New Roman"/>
+        </w:rPr>
+      </w:pPr>
+      <w:r>
+        <w:rPr>
+          <w:rFonts w:eastAsia="Times New Roman"/>
+        </w:rPr>
+        <w:t>“</w:t>
+      </w:r>
+      <w:r>
+        <w:rPr>
+          <w:rFonts w:eastAsia="Times New Roman"/>
+        </w:rPr>
+        <w:t>Well, the good news is we’re just about there. Look</w:t>
+      </w:r>
+      <w:r>
+        <w:rPr>
+          <w:rFonts w:eastAsia="Times New Roman"/>
+        </w:rPr>
+        <w:t xml:space="preserve">.” </w:t>
+      </w:r>
+    </w:p>
+    <w:p>
+      <w:pPr>
+        <w:rPr>
+          <w:rFonts w:eastAsia="Times New Roman"/>
+        </w:rPr>
+      </w:pPr>
+      <w:r>
+        <w:rPr>
+          <w:rFonts w:eastAsia="Times New Roman"/>
+        </w:rPr>
+        <w:t xml:space="preserve">The space elevator had been visible for a while by that point, </w:t>
+      </w:r>
+      <w:r>
+        <w:rPr>
+          <w:rFonts w:eastAsia="Times New Roman"/>
+        </w:rPr>
+        <w:t>but now the shuttle banked into a gentle turn around its axis, bringing into view their final destination</w:t>
+      </w:r>
+      <w:r>
+        <w:rPr>
+          <w:rFonts w:eastAsia="Times New Roman"/>
+        </w:rPr>
+        <w:t xml:space="preserve"> – the Cloud Garden. That was the name that Emile Lasalle’s architects had given their new base of operations, a towering ziggurat topped with greenhouses </w:t>
+      </w:r>
+      <w:r>
+        <w:rPr>
+          <w:rFonts w:eastAsia="Times New Roman"/>
+        </w:rPr>
+        <w:t>that contained</w:t>
+      </w:r>
+      <w:r>
+        <w:rPr>
+          <w:rFonts w:eastAsia="Times New Roman"/>
+        </w:rPr>
+        <w:t xml:space="preserve"> the titular gardens. Cassandra </w:t>
+      </w:r>
+      <w:r>
+        <w:rPr>
+          <w:rFonts w:eastAsia="Times New Roman"/>
+        </w:rPr>
+        <w:t>had spent many afternoons up there, either to relax on her own</w:t>
+      </w:r>
+      <w:r>
+        <w:rPr>
+          <w:rFonts w:eastAsia="Times New Roman"/>
+        </w:rPr>
+        <w:t>,</w:t>
+      </w:r>
+      <w:r>
+        <w:rPr>
+          <w:rFonts w:eastAsia="Times New Roman"/>
+        </w:rPr>
+        <w:t xml:space="preserve"> or for private time with a friend or lover.</w:t>
+      </w:r>
+    </w:p>
+    <w:p>
+      <w:pPr>
+        <w:rPr>
+          <w:rStyle w:val="Strong"/>
+        </w:rPr>
+      </w:pPr>
+      <w:r>
+        <w:rPr>
+          <w:rFonts w:eastAsia="Times New Roman"/>
+        </w:rPr>
+        <w:t xml:space="preserve">Akiko was pressed against the window like a child on her first flight, which Cassandra found </w:t>
+      </w:r>
+      <w:r>
+        <w:rPr>
+          <w:rFonts w:eastAsia="Times New Roman"/>
+        </w:rPr>
+        <w:t>charming</w:t>
+      </w:r>
+      <w:r>
+        <w:rPr>
+          <w:rFonts w:eastAsia="Times New Roman"/>
+        </w:rPr>
+        <w:t>. “Even when I worked in engineering, I never got to actually go inside the Garden</w:t>
+      </w:r>
+      <w:r>
+        <w:rPr>
+          <w:rFonts w:eastAsia="Times New Roman"/>
         </w:rPr>
         <w:t xml:space="preserve">. </w:t>
       </w:r>
       <w:r>
         <w:rPr>
-          <w:rFonts w:eastAsia="Calibri"/>
-        </w:rPr>
-        <w:t xml:space="preserve">When the man himself retired, he sold his company to Aleph Null to at last extend its reach across the globe, and </w:t>
-      </w:r>
-      <w:r>
-        <w:rPr>
-          <w:rFonts w:eastAsia="Calibri"/>
-        </w:rPr>
-        <w:t>he died</w:t>
-      </w:r>
-      <w:r>
-        <w:rPr>
-          <w:rFonts w:eastAsia="Calibri"/>
-        </w:rPr>
-        <w:t xml:space="preserve"> content that he had made the world a better place.</w:t>
-      </w:r>
-    </w:p>
-    <w:p>
-      <w:pPr>
-        <w:rPr>
-          <w:rFonts w:eastAsia="Calibri"/>
-        </w:rPr>
-      </w:pPr>
-      <w:r>
-        <w:rPr>
-          <w:rFonts w:eastAsia="Calibri"/>
-        </w:rPr>
-        <w:t>C</w:t>
-      </w:r>
-      <w:r>
-        <w:rPr>
-          <w:rFonts w:eastAsia="Calibri"/>
-        </w:rPr>
-        <w:t xml:space="preserve">lose to a century </w:t>
-      </w:r>
-      <w:r>
-        <w:rPr>
-          <w:rFonts w:eastAsia="Calibri"/>
-        </w:rPr>
-        <w:t>later</w:t>
-      </w:r>
-      <w:r>
-        <w:rPr>
-          <w:rFonts w:eastAsia="Calibri"/>
-        </w:rPr>
-        <w:t xml:space="preserve">, the </w:t>
-      </w:r>
-      <w:r>
-        <w:rPr>
-          <w:rFonts w:eastAsia="Calibri"/>
-        </w:rPr>
-        <w:t>shuttle</w:t>
-      </w:r>
-      <w:r>
-        <w:rPr>
-          <w:rFonts w:eastAsia="Calibri"/>
-        </w:rPr>
-        <w:t xml:space="preserve"> carrying Cassandra and her friends returned from Athens. </w:t>
-      </w:r>
-      <w:r>
-        <w:rPr>
-          <w:rFonts w:eastAsia="Calibri"/>
-        </w:rPr>
-        <w:t>They cleared customs in Newfoundland, where the Skywatch had no presence, then flew straight to</w:t>
-      </w:r>
-      <w:r>
-        <w:rPr>
-          <w:rFonts w:eastAsia="Calibri"/>
-        </w:rPr>
-        <w:t xml:space="preserve"> </w:t>
-      </w:r>
-      <w:r>
-        <w:rPr>
-          <w:rFonts w:eastAsia="Calibri"/>
-        </w:rPr>
-        <w:t xml:space="preserve">the </w:t>
-      </w:r>
-      <w:r>
-        <w:rPr>
-          <w:rFonts w:eastAsia="Calibri"/>
-        </w:rPr>
-        <w:t>branch campus</w:t>
-      </w:r>
-      <w:r>
-        <w:rPr>
-          <w:rFonts w:eastAsia="Calibri"/>
-        </w:rPr>
-        <w:t xml:space="preserve"> itself, near what had once been Lasalle’s original headquarters</w:t>
-      </w:r>
-      <w:r>
-        <w:rPr>
-          <w:rFonts w:eastAsia="Calibri"/>
-        </w:rPr>
-        <w:t xml:space="preserve">. Cassandra had selected a VTOL </w:t>
-      </w:r>
-      <w:r>
-        <w:rPr>
-          <w:rFonts w:eastAsia="Calibri"/>
-        </w:rPr>
-        <w:t>aircraft</w:t>
-      </w:r>
-      <w:r>
-        <w:rPr>
-          <w:rFonts w:eastAsia="Calibri"/>
-        </w:rPr>
-        <w:t xml:space="preserve"> for exactly that purpose.</w:t>
-      </w:r>
-    </w:p>
-    <w:p>
-      <w:pPr>
-        <w:rPr>
-          <w:rFonts w:eastAsia="Calibri"/>
-        </w:rPr>
-      </w:pPr>
-      <w:r>
-        <w:rPr>
-          <w:rFonts w:eastAsia="Calibri"/>
-        </w:rPr>
-        <w:t xml:space="preserve">As the </w:t>
-      </w:r>
-      <w:r>
-        <w:rPr>
-          <w:rFonts w:eastAsia="Calibri"/>
-        </w:rPr>
-        <w:t>aircraft</w:t>
-      </w:r>
-      <w:r>
-        <w:rPr>
-          <w:rFonts w:eastAsia="Calibri"/>
-        </w:rPr>
-        <w:t xml:space="preserve"> entered </w:t>
-      </w:r>
-      <w:r>
-        <w:rPr>
-          <w:rFonts w:eastAsia="Calibri"/>
-        </w:rPr>
-        <w:t>Montreal</w:t>
-      </w:r>
-      <w:r>
-        <w:rPr>
-          <w:rFonts w:eastAsia="Calibri"/>
-        </w:rPr>
-        <w:t xml:space="preserve"> airspace, Cassandra twitched against the rock-hard seat cushion</w:t>
-      </w:r>
-      <w:r>
-        <w:rPr>
-          <w:rFonts w:eastAsia="Calibri"/>
-        </w:rPr>
-        <w:t xml:space="preserve">. </w:t>
-      </w:r>
-      <w:r>
-        <w:rPr>
-          <w:rFonts w:eastAsia="Calibri"/>
-        </w:rPr>
-        <w:t>Though the flight should have offered plenty of time to rest, h</w:t>
-      </w:r>
-      <w:r>
-        <w:rPr>
-          <w:rFonts w:eastAsia="Calibri"/>
-        </w:rPr>
-        <w:t xml:space="preserve">er memories of the </w:t>
-      </w:r>
-      <w:r>
-        <w:rPr>
-          <w:rFonts w:eastAsia="Calibri"/>
-        </w:rPr>
-        <w:t>disaster and the discomfort of her seat itself had kept her from restful sleep</w:t>
-      </w:r>
-      <w:r>
-        <w:rPr>
-          <w:rFonts w:eastAsia="Calibri"/>
-        </w:rPr>
-        <w:t xml:space="preserve">. </w:t>
-      </w:r>
-      <w:r>
-        <w:rPr>
-          <w:rFonts w:eastAsia="Calibri"/>
-        </w:rPr>
-        <w:t xml:space="preserve">Her skin itched all over. Her </w:t>
-      </w:r>
-      <w:r>
-        <w:rPr>
-          <w:rFonts w:eastAsia="Calibri"/>
-        </w:rPr>
-        <w:t>expensive high heels</w:t>
-      </w:r>
-      <w:r>
-        <w:rPr>
-          <w:rFonts w:eastAsia="Calibri"/>
-        </w:rPr>
-        <w:t xml:space="preserve"> suddenly seemed a size too small, </w:t>
-      </w:r>
-      <w:r>
-        <w:rPr>
-          <w:rFonts w:eastAsia="Calibri"/>
-        </w:rPr>
-        <w:t xml:space="preserve">binding toes that couldn’t so much as wiggle. </w:t>
-      </w:r>
-      <w:r>
-        <w:rPr>
-          <w:rFonts w:eastAsia="Calibri"/>
-        </w:rPr>
-        <w:t>The</w:t>
-      </w:r>
-      <w:r>
-        <w:rPr>
-          <w:rFonts w:eastAsia="Calibri"/>
-        </w:rPr>
-        <w:t xml:space="preserve"> bra </w:t>
-      </w:r>
-      <w:r>
-        <w:rPr>
-          <w:rFonts w:eastAsia="Calibri"/>
-        </w:rPr>
-        <w:t>she rarely noticed anymore</w:t>
-      </w:r>
-      <w:r>
-        <w:rPr>
-          <w:rFonts w:eastAsia="Calibri"/>
-        </w:rPr>
-        <w:t xml:space="preserve"> was now a </w:t>
-      </w:r>
-      <w:r>
-        <w:rPr>
-          <w:rFonts w:eastAsia="Calibri"/>
-        </w:rPr>
-        <w:t>painful</w:t>
-      </w:r>
-      <w:r>
-        <w:rPr>
-          <w:rFonts w:eastAsia="Calibri"/>
-        </w:rPr>
-        <w:t xml:space="preserve"> sensation around her chest that she longed to tear off.</w:t>
-      </w:r>
-    </w:p>
-    <w:p>
-      <w:pPr>
-        <w:rPr>
-          <w:rFonts w:eastAsia="Calibri"/>
-        </w:rPr>
-      </w:pPr>
-      <w:r>
-        <w:rPr>
-          <w:rFonts w:eastAsia="Calibri"/>
+          <w:rFonts w:eastAsia="Times New Roman"/>
+        </w:rPr>
+        <w:t xml:space="preserve">Guess they saved the nice offices for, uh, what was the term you used again? Key personnel?” </w:t>
+      </w:r>
+    </w:p>
+    <w:p>
+      <w:pPr>
+        <w:rPr>
+          <w:rFonts w:eastAsia="Times New Roman"/>
+        </w:rPr>
+      </w:pPr>
+      <w:r>
+        <w:rPr>
+          <w:rFonts w:eastAsia="Times New Roman"/>
         </w:rPr>
         <w:lastRenderedPageBreak/>
-        <w:t>Home</w:t>
-      </w:r>
-      <w:r>
-        <w:rPr>
-          <w:rFonts w:eastAsia="Calibri"/>
-        </w:rPr>
-        <w:t xml:space="preserve"> was on the horizon, she reminded herself. Only half an hour, give or take, before she would be able to strip herself down and take a much-needed shower</w:t>
-      </w:r>
-      <w:r>
-        <w:rPr>
-          <w:rFonts w:eastAsia="Calibri"/>
-        </w:rPr>
-        <w:t>, or perhaps a bath in her apartment</w:t>
-      </w:r>
-      <w:r>
-        <w:rPr>
-          <w:rFonts w:eastAsia="Calibri"/>
-        </w:rPr>
-        <w:t xml:space="preserve">’s </w:t>
-      </w:r>
-      <w:r>
-        <w:rPr>
-          <w:rFonts w:eastAsia="Calibri"/>
-        </w:rPr>
-        <w:t>hot tub. That sort of leisure</w:t>
-      </w:r>
-      <w:r>
-        <w:rPr>
-          <w:rFonts w:eastAsia="Calibri"/>
-        </w:rPr>
-        <w:t xml:space="preserve"> </w:t>
-      </w:r>
-      <w:r>
-        <w:rPr>
-          <w:rFonts w:eastAsia="Calibri"/>
-        </w:rPr>
-        <w:t xml:space="preserve">was exactly what she needed. </w:t>
-      </w:r>
-      <w:r>
-        <w:rPr>
-          <w:rFonts w:eastAsia="Calibri"/>
-        </w:rPr>
-        <w:t xml:space="preserve">Until then, however, the best she could do was to take deep breaths, scratch the itches </w:t>
-      </w:r>
-      <w:r>
-        <w:rPr>
-          <w:rFonts w:eastAsia="Calibri"/>
-        </w:rPr>
-        <w:t>as</w:t>
-      </w:r>
-      <w:r>
-        <w:rPr>
-          <w:rFonts w:eastAsia="Calibri"/>
-        </w:rPr>
-        <w:t xml:space="preserve"> best she could, and try to situate her mind in a comfortable place, the way her therapist had once </w:t>
-      </w:r>
-      <w:r>
-        <w:rPr>
-          <w:rFonts w:eastAsia="Calibri"/>
-        </w:rPr>
-        <w:t>suggested</w:t>
-      </w:r>
-      <w:r>
-        <w:rPr>
-          <w:rFonts w:eastAsia="Calibri"/>
-        </w:rPr>
-        <w:t>.</w:t>
-      </w:r>
-    </w:p>
-    <w:p>
-      <w:pPr>
-        <w:rPr>
-          <w:rFonts w:eastAsia="Calibri"/>
-        </w:rPr>
-      </w:pPr>
-      <w:r>
-        <w:rPr>
-          <w:rFonts w:eastAsia="Calibri"/>
-        </w:rPr>
-        <w:t xml:space="preserve">For Cassandra, that place was </w:t>
-      </w:r>
-      <w:r>
-        <w:rPr>
-          <w:rFonts w:eastAsia="Calibri"/>
-        </w:rPr>
-        <w:t xml:space="preserve">a café on </w:t>
-      </w:r>
-      <w:r>
-        <w:rPr>
-          <w:rFonts w:eastAsia="Calibri"/>
-        </w:rPr>
-        <w:t>Sherbrooke Street</w:t>
-      </w:r>
-      <w:r>
-        <w:rPr>
-          <w:rFonts w:eastAsia="Calibri"/>
-        </w:rPr>
-        <w:t xml:space="preserve">. </w:t>
-      </w:r>
-      <w:r>
-        <w:rPr>
-          <w:rFonts w:eastAsia="Calibri"/>
-        </w:rPr>
-        <w:t xml:space="preserve">It was a </w:t>
-      </w:r>
-      <w:r>
-        <w:rPr>
-          <w:rFonts w:eastAsia="Calibri"/>
-        </w:rPr>
-        <w:t>kitschy</w:t>
-      </w:r>
-      <w:r>
-        <w:rPr>
-          <w:rFonts w:eastAsia="Calibri"/>
-        </w:rPr>
-        <w:t xml:space="preserve"> little building in the shadow of the upper city</w:t>
-      </w:r>
-      <w:r>
-        <w:rPr>
-          <w:rFonts w:eastAsia="Calibri"/>
-        </w:rPr>
-        <w:t xml:space="preserve"> where she and her high school friends</w:t>
-      </w:r>
-      <w:r>
-        <w:rPr>
-          <w:rFonts w:eastAsia="Calibri"/>
-        </w:rPr>
-        <w:t xml:space="preserve"> liked to eat </w:t>
-      </w:r>
-      <w:r>
-        <w:rPr>
-          <w:rFonts w:eastAsia="Calibri"/>
-        </w:rPr>
-        <w:t>in the afternoons. She recalled the smell of poutine and cigarette smoke, the crinkle of other patrons’ newspapers, the laughter of her classmates, and her mother’s disapproving glare whenever she returned from the “dangerous” lower streets.</w:t>
-      </w:r>
-      <w:r>
-        <w:rPr>
-          <w:rFonts w:eastAsia="Calibri"/>
-        </w:rPr>
-        <w:t xml:space="preserve"> </w:t>
-      </w:r>
-      <w:r>
-        <w:rPr>
-          <w:rFonts w:eastAsia="Calibri"/>
-        </w:rPr>
-        <w:t xml:space="preserve">Even though these memories carried with them a </w:t>
-      </w:r>
-      <w:r>
-        <w:rPr>
-          <w:rFonts w:eastAsia="Calibri"/>
-        </w:rPr>
-        <w:t>pang</w:t>
-      </w:r>
-      <w:r>
-        <w:rPr>
-          <w:rFonts w:eastAsia="Calibri"/>
-        </w:rPr>
-        <w:t xml:space="preserve"> of sorrow for friends she no longer knew, they were also a source of warmth, </w:t>
-      </w:r>
-      <w:r>
-        <w:rPr>
-          <w:rFonts w:eastAsia="Calibri"/>
-        </w:rPr>
-        <w:t>which</w:t>
-      </w:r>
-      <w:r>
-        <w:rPr>
-          <w:rFonts w:eastAsia="Calibri"/>
-        </w:rPr>
-        <w:t xml:space="preserve"> was enough.</w:t>
-      </w:r>
-    </w:p>
-    <w:p>
-      <w:pPr>
-        <w:rPr>
-          <w:rFonts w:eastAsia="Calibri"/>
-        </w:rPr>
-      </w:pPr>
-      <w:r>
-        <w:rPr>
-          <w:rFonts w:eastAsia="Calibri"/>
-        </w:rPr>
-        <w:t xml:space="preserve">That was a lie. It was never enough. </w:t>
-      </w:r>
-    </w:p>
-    <w:p>
-      <w:pPr>
-        <w:rPr>
-          <w:rFonts w:eastAsia="Calibri"/>
-        </w:rPr>
-      </w:pPr>
-      <w:r>
-        <w:rPr>
-          <w:rFonts w:eastAsia="Calibri"/>
-        </w:rPr>
-        <w:t>Sensing her distress, Akiko la</w:t>
-      </w:r>
-      <w:r>
-        <w:rPr>
-          <w:rFonts w:eastAsia="Calibri"/>
-        </w:rPr>
-        <w:t>id</w:t>
-      </w:r>
-      <w:r>
-        <w:rPr>
-          <w:rFonts w:eastAsia="Calibri"/>
-        </w:rPr>
-        <w:t xml:space="preserve"> a sympathetic hand on </w:t>
-      </w:r>
-      <w:r>
-        <w:rPr>
-          <w:rFonts w:eastAsia="Calibri"/>
-        </w:rPr>
-        <w:t>her</w:t>
-      </w:r>
-      <w:r>
-        <w:rPr>
-          <w:rFonts w:eastAsia="Calibri"/>
-        </w:rPr>
-        <w:t xml:space="preserve"> shoulder. </w:t>
-      </w:r>
-      <w:r>
-        <w:rPr>
-          <w:rFonts w:eastAsia="Calibri"/>
-        </w:rPr>
-        <w:t>Cassandra</w:t>
-      </w:r>
-      <w:r>
-        <w:rPr>
-          <w:rFonts w:eastAsia="Calibri"/>
-        </w:rPr>
-        <w:t xml:space="preserve"> immediately and </w:t>
-      </w:r>
-      <w:r>
-        <w:rPr>
-          <w:rFonts w:eastAsia="Calibri"/>
-        </w:rPr>
-        <w:t>instinctively</w:t>
-      </w:r>
-      <w:r>
-        <w:rPr>
-          <w:rFonts w:eastAsia="Calibri"/>
-        </w:rPr>
-        <w:t xml:space="preserve"> swatted it away</w:t>
-      </w:r>
-      <w:r>
-        <w:rPr>
-          <w:rFonts w:eastAsia="Calibri"/>
-        </w:rPr>
-        <w:t>.</w:t>
-      </w:r>
-    </w:p>
-    <w:p>
-      <w:pPr>
-        <w:rPr>
-          <w:rFonts w:eastAsia="Calibri"/>
-        </w:rPr>
-      </w:pPr>
-      <w:r>
-        <w:rPr>
-          <w:rFonts w:eastAsia="Calibri"/>
-        </w:rPr>
-        <w:t>“</w:t>
-      </w:r>
-      <w:r>
-        <w:rPr>
-          <w:rFonts w:eastAsia="Calibri"/>
-        </w:rPr>
-        <w:t>Yikes</w:t>
-      </w:r>
-      <w:r>
-        <w:rPr>
-          <w:rFonts w:eastAsia="Calibri"/>
-        </w:rPr>
-        <w:t xml:space="preserve">, </w:t>
-      </w:r>
-      <w:r>
-        <w:rPr>
-          <w:rFonts w:eastAsia="Calibri"/>
-        </w:rPr>
-        <w:t>alright</w:t>
-      </w:r>
-      <w:r>
-        <w:rPr>
-          <w:rFonts w:eastAsia="Calibri"/>
-        </w:rPr>
-        <w:t>,” her friend said. “No touching, huh?”</w:t>
-      </w:r>
-    </w:p>
-    <w:p>
-      <w:pPr>
-        <w:rPr>
-          <w:rFonts w:eastAsia="Calibri"/>
-        </w:rPr>
-      </w:pPr>
-      <w:r>
-        <w:rPr>
-          <w:rFonts w:eastAsia="Calibri"/>
-        </w:rPr>
-        <w:t>“Not right now, no. I’m just…I feel dirty, okay? And being packed in here with so many people really isn’t helping.”</w:t>
-      </w:r>
-    </w:p>
-    <w:p>
-      <w:pPr>
-        <w:rPr>
-          <w:rFonts w:eastAsia="Calibri"/>
-        </w:rPr>
-      </w:pPr>
-      <w:r>
-        <w:rPr>
-          <w:rFonts w:eastAsia="Calibri"/>
-        </w:rPr>
-        <w:t xml:space="preserve">“Yeah, I get it,” Akiko replied in the </w:t>
-      </w:r>
-      <w:r>
-        <w:rPr>
-          <w:rFonts w:eastAsia="Calibri"/>
-        </w:rPr>
-        <w:t>hesitant</w:t>
-      </w:r>
-      <w:r>
-        <w:rPr>
-          <w:rFonts w:eastAsia="Calibri"/>
-        </w:rPr>
-        <w:t xml:space="preserve"> tone of someone who </w:t>
-      </w:r>
-      <w:r>
-        <w:rPr>
-          <w:rFonts w:eastAsia="Calibri"/>
-        </w:rPr>
-        <w:t>clearly</w:t>
-      </w:r>
-      <w:r>
-        <w:rPr>
-          <w:rFonts w:eastAsia="Calibri"/>
-        </w:rPr>
-        <w:t xml:space="preserve"> did not. </w:t>
-      </w:r>
-    </w:p>
-    <w:p>
-      <w:pPr>
-        <w:rPr>
-          <w:rFonts w:eastAsia="Times New Roman"/>
-        </w:rPr>
-      </w:pPr>
-      <w:r>
-        <w:rPr>
-          <w:rFonts w:eastAsia="Times New Roman"/>
-        </w:rPr>
-        <w:t xml:space="preserve">“Anyway, we’ll be home soon. Then I can wash off all this sweat and ash and sleep in my own bed again. </w:t>
-      </w:r>
-      <w:r>
-        <w:rPr>
-          <w:rFonts w:eastAsia="Times New Roman"/>
-        </w:rPr>
-        <w:t>Maybe spend some time at the gym afterwards.</w:t>
-      </w:r>
-      <w:r>
-        <w:rPr>
-          <w:rFonts w:eastAsia="Times New Roman"/>
-        </w:rPr>
-        <w:t>”</w:t>
-      </w:r>
-    </w:p>
-    <w:p>
-      <w:pPr>
-        <w:rPr>
-          <w:rFonts w:eastAsia="Times New Roman"/>
-        </w:rPr>
-      </w:pPr>
-      <w:r>
-        <w:rPr>
-          <w:rFonts w:eastAsia="Times New Roman"/>
-        </w:rPr>
-        <w:t>“</w:t>
-      </w:r>
-      <w:r>
-        <w:rPr>
-          <w:rFonts w:eastAsia="Times New Roman"/>
-        </w:rPr>
-        <w:t>Well, the good news is we’re just about there. Look</w:t>
-      </w:r>
-      <w:r>
-        <w:rPr>
-          <w:rFonts w:eastAsia="Times New Roman"/>
-        </w:rPr>
-        <w:t xml:space="preserve">.” </w:t>
-      </w:r>
-    </w:p>
-    <w:p>
-      <w:pPr>
-        <w:rPr>
-          <w:rFonts w:eastAsia="Times New Roman"/>
-        </w:rPr>
-      </w:pPr>
-      <w:r>
-        <w:rPr>
-          <w:rFonts w:eastAsia="Times New Roman"/>
-        </w:rPr>
-        <w:t xml:space="preserve">The space elevator had been visible for a while by that point, </w:t>
-      </w:r>
-      <w:r>
-        <w:rPr>
-          <w:rFonts w:eastAsia="Times New Roman"/>
-        </w:rPr>
-        <w:t>but now the shuttle banked into a gentle turn around its axis, bringing into view their final destination</w:t>
-      </w:r>
-      <w:r>
-        <w:rPr>
-          <w:rFonts w:eastAsia="Times New Roman"/>
-        </w:rPr>
-        <w:t xml:space="preserve"> – the Cloud Garden. That was the name that Emile Lasalle’s architects had given their new base of operations, a towering ziggurat topped with greenhouses </w:t>
-      </w:r>
-      <w:r>
-        <w:rPr>
-          <w:rFonts w:eastAsia="Times New Roman"/>
-        </w:rPr>
-        <w:t>that contained</w:t>
-      </w:r>
-      <w:r>
-        <w:rPr>
-          <w:rFonts w:eastAsia="Times New Roman"/>
-        </w:rPr>
-        <w:t xml:space="preserve"> the titular gardens. Cassandra </w:t>
-      </w:r>
-      <w:r>
-        <w:rPr>
-          <w:rFonts w:eastAsia="Times New Roman"/>
-        </w:rPr>
-        <w:t>had spent many afternoons up there, either to relax on her own</w:t>
-      </w:r>
-      <w:r>
-        <w:rPr>
-          <w:rFonts w:eastAsia="Times New Roman"/>
-        </w:rPr>
-        <w:t>,</w:t>
-      </w:r>
-      <w:r>
-        <w:rPr>
-          <w:rFonts w:eastAsia="Times New Roman"/>
-        </w:rPr>
-        <w:t xml:space="preserve"> or for private time with a friend or lover.</w:t>
-      </w:r>
-    </w:p>
-    <w:p>
-      <w:pPr>
-        <w:rPr>
-          <w:rStyle w:val="Strong"/>
-        </w:rPr>
-      </w:pPr>
-      <w:r>
-        <w:rPr>
-          <w:rFonts w:eastAsia="Times New Roman"/>
-        </w:rPr>
-        <w:lastRenderedPageBreak/>
-        <w:t xml:space="preserve">Akiko was pressed against the window like a child on her first flight, which Cassandra found </w:t>
-      </w:r>
-      <w:r>
-        <w:rPr>
-          <w:rFonts w:eastAsia="Times New Roman"/>
-        </w:rPr>
-        <w:t>charming</w:t>
-      </w:r>
-      <w:r>
-        <w:rPr>
-          <w:rFonts w:eastAsia="Times New Roman"/>
-        </w:rPr>
-        <w:t>. “Even when I worked in engineering, I never got to actually go inside the Garden</w:t>
-      </w:r>
-      <w:r>
-        <w:rPr>
-          <w:rFonts w:eastAsia="Times New Roman"/>
-        </w:rPr>
-        <w:t xml:space="preserve">. </w:t>
-      </w:r>
-      <w:r>
-        <w:rPr>
-          <w:rFonts w:eastAsia="Times New Roman"/>
-        </w:rPr>
-        <w:t xml:space="preserve">Guess they saved the nice offices for, uh, what was the term you used again? Key personnel?” </w:t>
-      </w:r>
-    </w:p>
-    <w:p>
-      <w:pPr>
-        <w:rPr>
-          <w:rFonts w:eastAsia="Times New Roman"/>
-        </w:rPr>
-      </w:pPr>
-      <w:r>
-        <w:rPr>
-          <w:rFonts w:eastAsia="Times New Roman"/>
-        </w:rPr>
         <w:t>“</w:t>
       </w:r>
       <w:r>
@@ -6994,152 +7399,146 @@
         <w:rPr>
           <w:rFonts w:eastAsia="Times New Roman"/>
         </w:rPr>
-        <w:t xml:space="preserve"> He was adept </w:t>
-      </w:r>
+        <w:t xml:space="preserve"> He was adept in etiquette. And now he was </w:t>
+      </w:r>
+      <w:r>
+        <w:rPr>
+          <w:rFonts w:eastAsia="Times New Roman"/>
+        </w:rPr>
+        <w:t>a scholar with a</w:t>
+      </w:r>
+      <w:r>
+        <w:rPr>
+          <w:rFonts w:eastAsia="Times New Roman"/>
+        </w:rPr>
+        <w:t xml:space="preserve"> master’s degree in </w:t>
+      </w:r>
+      <w:r>
+        <w:rPr>
+          <w:rFonts w:eastAsia="Times New Roman"/>
+        </w:rPr>
+        <w:t>political</w:t>
+      </w:r>
+      <w:r>
+        <w:rPr>
+          <w:rFonts w:eastAsia="Times New Roman"/>
+        </w:rPr>
+        <w:t xml:space="preserve"> science</w:t>
+      </w:r>
+      <w:r>
+        <w:rPr>
+          <w:rFonts w:eastAsia="Times New Roman"/>
+        </w:rPr>
+        <w:t>.</w:t>
+      </w:r>
+      <w:r>
+        <w:rPr>
+          <w:rFonts w:eastAsia="Times New Roman"/>
+        </w:rPr>
+        <w:t xml:space="preserve"> </w:t>
+      </w:r>
+      <w:r>
+        <w:rPr>
+          <w:rFonts w:eastAsia="Times New Roman"/>
+        </w:rPr>
+        <w:t xml:space="preserve">Cassandra </w:t>
+      </w:r>
+      <w:r>
+        <w:rPr>
+          <w:rFonts w:eastAsia="Times New Roman"/>
+        </w:rPr>
+        <w:t>considered herself lucky that</w:t>
+      </w:r>
+      <w:r>
+        <w:rPr>
+          <w:rFonts w:eastAsia="Times New Roman"/>
+        </w:rPr>
+        <w:t xml:space="preserve"> time of arranged marriages had long since passed</w:t>
+      </w:r>
+      <w:r>
+        <w:rPr>
+          <w:rFonts w:eastAsia="Times New Roman"/>
+        </w:rPr>
+        <w:t>,</w:t>
+      </w:r>
+      <w:r>
+        <w:rPr>
+          <w:rFonts w:eastAsia="Times New Roman"/>
+        </w:rPr>
+        <w:t xml:space="preserve"> since</w:t>
+      </w:r>
+      <w:r>
+        <w:rPr>
+          <w:rFonts w:eastAsia="Times New Roman"/>
+        </w:rPr>
+        <w:t xml:space="preserve"> </w:t>
+      </w:r>
+      <w:r>
+        <w:rPr>
+          <w:rFonts w:eastAsia="Times New Roman"/>
+        </w:rPr>
+        <w:t>her mother</w:t>
+      </w:r>
+      <w:r>
+        <w:rPr>
+          <w:rFonts w:eastAsia="Times New Roman"/>
+        </w:rPr>
+        <w:t xml:space="preserve"> would </w:t>
+      </w:r>
+      <w:r>
+        <w:rPr>
+          <w:rFonts w:eastAsia="Times New Roman"/>
+        </w:rPr>
+        <w:t>have</w:t>
+      </w:r>
+      <w:r>
+        <w:rPr>
+          <w:rFonts w:eastAsia="Times New Roman"/>
+        </w:rPr>
+        <w:t xml:space="preserve"> certainly</w:t>
+      </w:r>
+      <w:r>
+        <w:rPr>
+          <w:rFonts w:eastAsia="Times New Roman"/>
+        </w:rPr>
+        <w:t xml:space="preserve"> </w:t>
+      </w:r>
+      <w:r>
+        <w:rPr>
+          <w:rFonts w:eastAsia="Times New Roman"/>
+        </w:rPr>
+        <w:t xml:space="preserve">tried to </w:t>
+      </w:r>
+      <w:r>
+        <w:rPr>
+          <w:rFonts w:eastAsia="Times New Roman"/>
+        </w:rPr>
+        <w:t>negotiate one between the two of them</w:t>
+      </w:r>
+      <w:r>
+        <w:rPr>
+          <w:rFonts w:eastAsia="Times New Roman"/>
+        </w:rPr>
+        <w:t xml:space="preserve"> in the days of yore</w:t>
+      </w:r>
+      <w:r>
+        <w:rPr>
+          <w:rFonts w:eastAsia="Times New Roman"/>
+        </w:rPr>
+        <w:t>, and the Sun family would have easily accepted.</w:t>
+      </w:r>
+    </w:p>
+    <w:p>
+      <w:pPr>
+        <w:rPr>
+          <w:rFonts w:eastAsia="Times New Roman"/>
+        </w:rPr>
+      </w:pPr>
       <w:r>
         <w:rPr>
           <w:rFonts w:eastAsia="Times New Roman"/>
         </w:rPr>
         <w:lastRenderedPageBreak/>
-        <w:t xml:space="preserve">in etiquette. And now he was </w:t>
-      </w:r>
-      <w:r>
-        <w:rPr>
-          <w:rFonts w:eastAsia="Times New Roman"/>
-        </w:rPr>
-        <w:t>a scholar with a</w:t>
-      </w:r>
-      <w:r>
-        <w:rPr>
-          <w:rFonts w:eastAsia="Times New Roman"/>
-        </w:rPr>
-        <w:t xml:space="preserve"> master’s degree in </w:t>
-      </w:r>
-      <w:r>
-        <w:rPr>
-          <w:rFonts w:eastAsia="Times New Roman"/>
-        </w:rPr>
-        <w:t>political</w:t>
-      </w:r>
-      <w:r>
-        <w:rPr>
-          <w:rFonts w:eastAsia="Times New Roman"/>
-        </w:rPr>
-        <w:t xml:space="preserve"> science</w:t>
-      </w:r>
-      <w:r>
-        <w:rPr>
-          <w:rFonts w:eastAsia="Times New Roman"/>
-        </w:rPr>
-        <w:t>.</w:t>
-      </w:r>
-      <w:r>
-        <w:rPr>
-          <w:rFonts w:eastAsia="Times New Roman"/>
-        </w:rPr>
-        <w:t xml:space="preserve"> </w:t>
-      </w:r>
-      <w:r>
-        <w:rPr>
-          <w:rFonts w:eastAsia="Times New Roman"/>
-        </w:rPr>
-        <w:t xml:space="preserve">Cassandra </w:t>
-      </w:r>
-      <w:r>
-        <w:rPr>
-          <w:rFonts w:eastAsia="Times New Roman"/>
-        </w:rPr>
-        <w:t>considered herself lucky that</w:t>
-      </w:r>
-      <w:r>
-        <w:rPr>
-          <w:rFonts w:eastAsia="Times New Roman"/>
-        </w:rPr>
-        <w:t xml:space="preserve"> time of arranged marriages had long since passed</w:t>
-      </w:r>
-      <w:r>
-        <w:rPr>
-          <w:rFonts w:eastAsia="Times New Roman"/>
-        </w:rPr>
-        <w:t>,</w:t>
-      </w:r>
-      <w:r>
-        <w:rPr>
-          <w:rFonts w:eastAsia="Times New Roman"/>
-        </w:rPr>
-        <w:t xml:space="preserve"> since</w:t>
-      </w:r>
-      <w:r>
-        <w:rPr>
-          <w:rFonts w:eastAsia="Times New Roman"/>
-        </w:rPr>
-        <w:t xml:space="preserve"> </w:t>
-      </w:r>
-      <w:r>
-        <w:rPr>
-          <w:rFonts w:eastAsia="Times New Roman"/>
-        </w:rPr>
-        <w:t>her mother</w:t>
-      </w:r>
-      <w:r>
-        <w:rPr>
-          <w:rFonts w:eastAsia="Times New Roman"/>
-        </w:rPr>
-        <w:t xml:space="preserve"> would </w:t>
-      </w:r>
-      <w:r>
-        <w:rPr>
-          <w:rFonts w:eastAsia="Times New Roman"/>
-        </w:rPr>
-        <w:t>have</w:t>
-      </w:r>
-      <w:r>
-        <w:rPr>
-          <w:rFonts w:eastAsia="Times New Roman"/>
-        </w:rPr>
-        <w:t xml:space="preserve"> certainly</w:t>
-      </w:r>
-      <w:r>
-        <w:rPr>
-          <w:rFonts w:eastAsia="Times New Roman"/>
-        </w:rPr>
-        <w:t xml:space="preserve"> </w:t>
-      </w:r>
-      <w:r>
-        <w:rPr>
-          <w:rFonts w:eastAsia="Times New Roman"/>
-        </w:rPr>
-        <w:t xml:space="preserve">tried to </w:t>
-      </w:r>
-      <w:r>
-        <w:rPr>
-          <w:rFonts w:eastAsia="Times New Roman"/>
-        </w:rPr>
-        <w:t>negotiate one between the two of them</w:t>
-      </w:r>
-      <w:r>
-        <w:rPr>
-          <w:rFonts w:eastAsia="Times New Roman"/>
-        </w:rPr>
-        <w:t xml:space="preserve"> in the days of yore</w:t>
-      </w:r>
-      <w:r>
-        <w:rPr>
-          <w:rFonts w:eastAsia="Times New Roman"/>
-        </w:rPr>
-        <w:t>, and the Sun family would have easily accepted.</w:t>
-      </w:r>
-    </w:p>
-    <w:p>
-      <w:pPr>
-        <w:rPr>
-          <w:rFonts w:eastAsia="Times New Roman"/>
-        </w:rPr>
-      </w:pPr>
-      <w:r>
-        <w:rPr>
-          <w:rFonts w:eastAsia="Times New Roman"/>
-        </w:rPr>
         <w:t xml:space="preserve">“I </w:t>
       </w:r>
       <w:r>
@@ -7436,21 +7835,7 @@
         <w:rPr>
           <w:rFonts w:eastAsia="Times New Roman"/>
         </w:rPr>
-        <w:t xml:space="preserve"> And Cassandra, find somewhere for your friend to sleep. I don’t care </w:t>
-      </w:r>
-      <w:proofErr w:type="gramStart"/>
-      <w:r>
-        <w:rPr>
-          <w:rFonts w:eastAsia="Times New Roman"/>
-        </w:rPr>
-        <w:t>where</w:t>
-      </w:r>
-      <w:proofErr w:type="gramEnd"/>
-      <w:r>
-        <w:rPr>
-          <w:rFonts w:eastAsia="Times New Roman"/>
-        </w:rPr>
-        <w:t>.</w:t>
+        <w:t xml:space="preserve"> And Cassandra, find somewhere for your friend to sleep. I don’t care where.</w:t>
       </w:r>
       <w:r>
         <w:rPr>
@@ -7644,8 +8029,198 @@
         <w:rPr>
           <w:rFonts w:eastAsia="Times New Roman"/>
         </w:rPr>
+        <w:t>“So, it got shot down before, but he thinks he can get more votes after that shitshow in Athens?”</w:t>
+      </w:r>
+    </w:p>
+    <w:p>
+      <w:pPr>
+        <w:rPr>
+          <w:rFonts w:eastAsia="Times New Roman"/>
+        </w:rPr>
+      </w:pPr>
+      <w:r>
+        <w:rPr>
+          <w:rFonts w:eastAsia="Times New Roman"/>
+        </w:rPr>
+        <w:t>“</w:t>
+      </w:r>
+      <w:r>
+        <w:rPr>
+          <w:rFonts w:eastAsia="Times New Roman"/>
+        </w:rPr>
+        <w:t>In a nutshell, yeah.</w:t>
+      </w:r>
+      <w:r>
+        <w:rPr>
+          <w:rFonts w:eastAsia="Times New Roman"/>
+        </w:rPr>
+        <w:t xml:space="preserve"> </w:t>
+      </w:r>
+      <w:r>
+        <w:rPr>
+          <w:rFonts w:eastAsia="Times New Roman"/>
+        </w:rPr>
+        <w:t xml:space="preserve">Don’t worry about it, though. </w:t>
+      </w:r>
+      <w:r>
+        <w:rPr>
+          <w:rFonts w:eastAsia="Times New Roman"/>
+        </w:rPr>
+        <w:t>I’m sure my mother and Xiang are already trying to figure out how we can sway this in our favor.”</w:t>
+      </w:r>
+    </w:p>
+    <w:p>
+      <w:pPr>
+        <w:rPr>
+          <w:rFonts w:eastAsia="Times New Roman"/>
+        </w:rPr>
+      </w:pPr>
+      <w:r>
+        <w:rPr>
+          <w:rFonts w:eastAsia="Times New Roman"/>
+        </w:rPr>
+        <w:t>“Oh, I’m not worried</w:t>
+      </w:r>
+      <w:r>
+        <w:rPr>
+          <w:rFonts w:eastAsia="Times New Roman"/>
+        </w:rPr>
+        <w:t>. None of my business, anyway</w:t>
+      </w:r>
+      <w:r>
+        <w:rPr>
+          <w:rFonts w:eastAsia="Times New Roman"/>
+        </w:rPr>
+        <w:t>.”</w:t>
+      </w:r>
+    </w:p>
+    <w:p>
+      <w:pPr>
+        <w:rPr>
+          <w:rFonts w:eastAsia="Times New Roman"/>
+        </w:rPr>
+      </w:pPr>
+      <w:r>
+        <w:rPr>
+          <w:rFonts w:eastAsia="Times New Roman"/>
+        </w:rPr>
         <w:lastRenderedPageBreak/>
-        <w:t>“So, it got shot down before, but he thinks he can get more votes after that shitshow in Athens?”</w:t>
+        <w:t>Cassandra stopped in front of a door near the northeastern corner of the Cloud Garden and</w:t>
+      </w:r>
+      <w:r>
+        <w:rPr>
+          <w:rFonts w:eastAsia="Times New Roman"/>
+        </w:rPr>
+        <w:t xml:space="preserve"> pressed her thumb against the sensor by its handle. There was a click, and she pulled the door open, allowing Akiko to enter first.</w:t>
+      </w:r>
+    </w:p>
+    <w:p>
+      <w:pPr>
+        <w:rPr>
+          <w:rFonts w:eastAsia="Times New Roman"/>
+        </w:rPr>
+      </w:pPr>
+      <w:r>
+        <w:rPr>
+          <w:rFonts w:eastAsia="Times New Roman"/>
+        </w:rPr>
+        <w:t xml:space="preserve">Her apartment was </w:t>
+      </w:r>
+      <w:r>
+        <w:rPr>
+          <w:rFonts w:eastAsia="Times New Roman"/>
+        </w:rPr>
+        <w:t>spacious</w:t>
+      </w:r>
+      <w:r>
+        <w:rPr>
+          <w:rFonts w:eastAsia="Times New Roman"/>
+        </w:rPr>
+        <w:t>, though modestly decorated</w:t>
+      </w:r>
+      <w:r>
+        <w:rPr>
+          <w:rFonts w:eastAsia="Times New Roman"/>
+        </w:rPr>
+        <w:t xml:space="preserve"> with an assortment of houseplants, statuettes wrought from jade and marble</w:t>
+      </w:r>
+      <w:r>
+        <w:rPr>
+          <w:rFonts w:eastAsia="Times New Roman"/>
+        </w:rPr>
+        <w:t xml:space="preserve">, and a miniature Zen garden </w:t>
+      </w:r>
+      <w:r>
+        <w:rPr>
+          <w:rFonts w:eastAsia="Times New Roman"/>
+        </w:rPr>
+        <w:t>atop the living room table. A handful of clean but unsorted pots and dishes were stacked near the washing machine</w:t>
+      </w:r>
+      <w:r>
+        <w:rPr>
+          <w:rFonts w:eastAsia="Times New Roman"/>
+        </w:rPr>
+        <w:t xml:space="preserve"> and </w:t>
+      </w:r>
+      <w:r>
+        <w:rPr>
+          <w:rFonts w:eastAsia="Times New Roman"/>
+        </w:rPr>
+        <w:t>a pile of</w:t>
+      </w:r>
+      <w:r>
+        <w:rPr>
+          <w:rFonts w:eastAsia="Times New Roman"/>
+        </w:rPr>
+        <w:t xml:space="preserve"> dirty clothes lay on the floor outside the bedroom, </w:t>
+      </w:r>
+      <w:r>
+        <w:rPr>
+          <w:rFonts w:eastAsia="Times New Roman"/>
+        </w:rPr>
+        <w:t>showing</w:t>
+      </w:r>
+      <w:r>
+        <w:rPr>
+          <w:rFonts w:eastAsia="Times New Roman"/>
+        </w:rPr>
+        <w:t xml:space="preserve"> the haste with which Cassandra had </w:t>
+      </w:r>
+      <w:r>
+        <w:rPr>
+          <w:rFonts w:eastAsia="Times New Roman"/>
+        </w:rPr>
+        <w:t>left</w:t>
+      </w:r>
+      <w:r>
+        <w:rPr>
+          <w:rFonts w:eastAsia="Times New Roman"/>
+        </w:rPr>
+        <w:t xml:space="preserve"> for the conference. Had the incident at the airport not forced her to rush, she would </w:t>
+      </w:r>
+      <w:r>
+        <w:rPr>
+          <w:rFonts w:eastAsia="Times New Roman"/>
+        </w:rPr>
+        <w:t>have never</w:t>
+      </w:r>
+      <w:r>
+        <w:rPr>
+          <w:rFonts w:eastAsia="Times New Roman"/>
+        </w:rPr>
+        <w:t xml:space="preserve"> left </w:t>
+      </w:r>
+      <w:r>
+        <w:rPr>
+          <w:rFonts w:eastAsia="Times New Roman"/>
+        </w:rPr>
+        <w:t>such a mess</w:t>
+      </w:r>
+      <w:r>
+        <w:rPr>
+          <w:rFonts w:eastAsia="Times New Roman"/>
+        </w:rPr>
+        <w:t>.</w:t>
       </w:r>
     </w:p>
     <w:p>
@@ -7664,7 +8239,116 @@
         <w:rPr>
           <w:rFonts w:eastAsia="Times New Roman"/>
         </w:rPr>
-        <w:t>In a nutshell, yeah.</w:t>
+        <w:t xml:space="preserve">The couch is a </w:t>
+      </w:r>
+      <w:r>
+        <w:rPr>
+          <w:rFonts w:eastAsia="Times New Roman"/>
+        </w:rPr>
+        <w:t>fold</w:t>
+      </w:r>
+      <w:r>
+        <w:rPr>
+          <w:rFonts w:eastAsia="Times New Roman"/>
+        </w:rPr>
+        <w:t xml:space="preserve">-out, so you can sleep there. </w:t>
+      </w:r>
+      <w:r>
+        <w:rPr>
+          <w:rFonts w:eastAsia="Times New Roman"/>
+        </w:rPr>
+        <w:t>Sorry</w:t>
+      </w:r>
+      <w:r>
+        <w:rPr>
+          <w:rFonts w:eastAsia="Times New Roman"/>
+        </w:rPr>
+        <w:t xml:space="preserve"> for the mild state of disarray. I hadn’t expected </w:t>
+      </w:r>
+      <w:r>
+        <w:rPr>
+          <w:rFonts w:eastAsia="Times New Roman"/>
+        </w:rPr>
+        <w:t xml:space="preserve">to </w:t>
+      </w:r>
+      <w:r>
+        <w:rPr>
+          <w:rFonts w:eastAsia="Times New Roman"/>
+        </w:rPr>
+        <w:t>have</w:t>
+      </w:r>
+      <w:r>
+        <w:rPr>
+          <w:rFonts w:eastAsia="Times New Roman"/>
+        </w:rPr>
+        <w:t xml:space="preserve"> guests</w:t>
+      </w:r>
+      <w:r>
+        <w:rPr>
+          <w:rFonts w:eastAsia="Times New Roman"/>
+        </w:rPr>
+        <w:t xml:space="preserve">,” she said. </w:t>
+      </w:r>
+    </w:p>
+    <w:p>
+      <w:pPr>
+        <w:rPr>
+          <w:rFonts w:eastAsia="Times New Roman"/>
+        </w:rPr>
+      </w:pPr>
+      <w:r>
+        <w:rPr>
+          <w:rFonts w:eastAsia="Times New Roman"/>
+        </w:rPr>
+        <w:t xml:space="preserve">“Disarray? You call this disarray?” Akiko </w:t>
+      </w:r>
+      <w:r>
+        <w:rPr>
+          <w:rFonts w:eastAsia="Times New Roman"/>
+        </w:rPr>
+        <w:t>laughed</w:t>
+      </w:r>
+      <w:r>
+        <w:rPr>
+          <w:rFonts w:eastAsia="Times New Roman"/>
+        </w:rPr>
+        <w:t xml:space="preserve">. “Come </w:t>
+      </w:r>
+      <w:r>
+        <w:rPr>
+          <w:rFonts w:eastAsia="Times New Roman"/>
+        </w:rPr>
+        <w:t xml:space="preserve">the fuck </w:t>
+      </w:r>
+      <w:r>
+        <w:rPr>
+          <w:rFonts w:eastAsia="Times New Roman"/>
+        </w:rPr>
+        <w:t>on, this is even cleaner than the dorms I saw</w:t>
+      </w:r>
+      <w:r>
+        <w:rPr>
+          <w:rFonts w:eastAsia="Times New Roman"/>
+        </w:rPr>
+        <w:t xml:space="preserve"> in </w:t>
+      </w:r>
+      <w:r>
+        <w:rPr>
+          <w:rFonts w:eastAsia="Times New Roman"/>
+        </w:rPr>
+        <w:t>uni</w:t>
+      </w:r>
+      <w:r>
+        <w:rPr>
+          <w:rFonts w:eastAsia="Times New Roman"/>
+        </w:rPr>
+        <w:t>,</w:t>
+      </w:r>
+      <w:r>
+        <w:rPr>
+          <w:rFonts w:eastAsia="Times New Roman"/>
+        </w:rPr>
+        <w:t xml:space="preserve"> when guys would invite me over</w:t>
       </w:r>
       <w:r>
         <w:rPr>
@@ -7676,32 +8360,32 @@
         <w:rPr>
           <w:rFonts w:eastAsia="Times New Roman"/>
         </w:rPr>
-        <w:t xml:space="preserve">Don’t worry about it, though. </w:t>
-      </w:r>
-      <w:r>
-        <w:rPr>
-          <w:rFonts w:eastAsia="Times New Roman"/>
-        </w:rPr>
-        <w:t>I’m sure my mother and Xiang are already trying to figure out how we can sway this in our favor.”</w:t>
-      </w:r>
-    </w:p>
-    <w:p>
-      <w:pPr>
-        <w:rPr>
-          <w:rFonts w:eastAsia="Times New Roman"/>
-        </w:rPr>
-      </w:pPr>
-      <w:r>
-        <w:rPr>
-          <w:rFonts w:eastAsia="Times New Roman"/>
-        </w:rPr>
-        <w:t>“Oh, I’m not worried</w:t>
-      </w:r>
-      <w:r>
-        <w:rPr>
-          <w:rFonts w:eastAsia="Times New Roman"/>
-        </w:rPr>
-        <w:t>. None of my business, anyway</w:t>
+        <w:t>to try and</w:t>
+      </w:r>
+      <w:r>
+        <w:rPr>
+          <w:rFonts w:eastAsia="Times New Roman"/>
+        </w:rPr>
+        <w:t xml:space="preserve"> get laid.”</w:t>
+      </w:r>
+    </w:p>
+    <w:p>
+      <w:pPr>
+        <w:rPr>
+          <w:rFonts w:eastAsia="Times New Roman"/>
+        </w:rPr>
+      </w:pPr>
+      <w:r>
+        <w:rPr>
+          <w:rFonts w:eastAsia="Times New Roman"/>
+        </w:rPr>
+        <w:t>“</w:t>
+      </w:r>
+      <w:r>
+        <w:rPr>
+          <w:rFonts w:eastAsia="Times New Roman"/>
+        </w:rPr>
+        <w:t>I’d hope you hold me to a higher standard than a hormone-addled schoolboy</w:t>
       </w:r>
       <w:r>
         <w:rPr>
@@ -7720,250 +8404,68 @@
         <w:rPr>
           <w:rFonts w:eastAsia="Times New Roman"/>
         </w:rPr>
-        <w:t>Cassandra stopped in front of a door near the northeastern corner of the Cloud Garden and</w:t>
-      </w:r>
-      <w:r>
-        <w:rPr>
-          <w:rFonts w:eastAsia="Times New Roman"/>
-        </w:rPr>
-        <w:t xml:space="preserve"> pressed her thumb against the sensor by its handle. There was a click, and she pulled the door open, allowing Akiko to enter first.</w:t>
-      </w:r>
-    </w:p>
-    <w:p>
-      <w:pPr>
-        <w:rPr>
-          <w:rFonts w:eastAsia="Times New Roman"/>
-        </w:rPr>
-      </w:pPr>
-      <w:r>
-        <w:rPr>
-          <w:rFonts w:eastAsia="Times New Roman"/>
-        </w:rPr>
-        <w:t xml:space="preserve">Her apartment was </w:t>
-      </w:r>
-      <w:r>
-        <w:rPr>
-          <w:rFonts w:eastAsia="Times New Roman"/>
-        </w:rPr>
-        <w:t>spacious</w:t>
-      </w:r>
-      <w:r>
-        <w:rPr>
-          <w:rFonts w:eastAsia="Times New Roman"/>
-        </w:rPr>
-        <w:t>, though modestly decorated</w:t>
-      </w:r>
-      <w:r>
-        <w:rPr>
-          <w:rFonts w:eastAsia="Times New Roman"/>
-        </w:rPr>
-        <w:t xml:space="preserve"> with an assortment of houseplants, statuettes wrought from jade and marble</w:t>
-      </w:r>
-      <w:r>
-        <w:rPr>
-          <w:rFonts w:eastAsia="Times New Roman"/>
-        </w:rPr>
-        <w:t xml:space="preserve">, and a miniature Zen garden </w:t>
-      </w:r>
-      <w:r>
-        <w:rPr>
-          <w:rFonts w:eastAsia="Times New Roman"/>
-        </w:rPr>
-        <w:t>atop the living room table. A handful of clean but unsorted pots and dishes were stacked near the washing machine</w:t>
-      </w:r>
-      <w:r>
-        <w:rPr>
-          <w:rFonts w:eastAsia="Times New Roman"/>
-        </w:rPr>
-        <w:t xml:space="preserve"> and </w:t>
-      </w:r>
-      <w:r>
-        <w:rPr>
-          <w:rFonts w:eastAsia="Times New Roman"/>
-        </w:rPr>
-        <w:t>a pile of</w:t>
-      </w:r>
-      <w:r>
-        <w:rPr>
-          <w:rFonts w:eastAsia="Times New Roman"/>
-        </w:rPr>
-        <w:t xml:space="preserve"> dirty clothes lay on the floor outside the bedroom, </w:t>
-      </w:r>
-      <w:r>
-        <w:rPr>
-          <w:rFonts w:eastAsia="Times New Roman"/>
-        </w:rPr>
-        <w:t>showing</w:t>
-      </w:r>
-      <w:r>
-        <w:rPr>
-          <w:rFonts w:eastAsia="Times New Roman"/>
-        </w:rPr>
-        <w:t xml:space="preserve"> the haste with which Cassandra had </w:t>
-      </w:r>
-      <w:r>
-        <w:rPr>
-          <w:rFonts w:eastAsia="Times New Roman"/>
-        </w:rPr>
-        <w:t>left</w:t>
-      </w:r>
-      <w:r>
-        <w:rPr>
-          <w:rFonts w:eastAsia="Times New Roman"/>
-        </w:rPr>
-        <w:t xml:space="preserve"> for the conference. Had the incident at the airport not forced her to rush, she would </w:t>
-      </w:r>
-      <w:r>
-        <w:rPr>
-          <w:rFonts w:eastAsia="Times New Roman"/>
-        </w:rPr>
-        <w:t>have never</w:t>
-      </w:r>
-      <w:r>
-        <w:rPr>
-          <w:rFonts w:eastAsia="Times New Roman"/>
-        </w:rPr>
-        <w:t xml:space="preserve"> left </w:t>
-      </w:r>
-      <w:r>
-        <w:rPr>
-          <w:rFonts w:eastAsia="Times New Roman"/>
-        </w:rPr>
-        <w:t>such a mess</w:t>
-      </w:r>
-      <w:r>
-        <w:rPr>
-          <w:rFonts w:eastAsia="Times New Roman"/>
-        </w:rPr>
-        <w:t>.</w:t>
-      </w:r>
-    </w:p>
-    <w:p>
-      <w:pPr>
-        <w:rPr>
-          <w:rFonts w:eastAsia="Times New Roman"/>
-        </w:rPr>
-      </w:pPr>
-      <w:r>
-        <w:rPr>
-          <w:rFonts w:eastAsia="Times New Roman"/>
-        </w:rPr>
-        <w:t>“</w:t>
-      </w:r>
-      <w:r>
-        <w:rPr>
-          <w:rFonts w:eastAsia="Times New Roman"/>
-        </w:rPr>
-        <w:t xml:space="preserve">The couch is a </w:t>
-      </w:r>
-      <w:r>
-        <w:rPr>
-          <w:rFonts w:eastAsia="Times New Roman"/>
-        </w:rPr>
-        <w:t>fold</w:t>
-      </w:r>
-      <w:r>
-        <w:rPr>
-          <w:rFonts w:eastAsia="Times New Roman"/>
-        </w:rPr>
-        <w:t xml:space="preserve">-out, so you can sleep there. </w:t>
-      </w:r>
-      <w:r>
-        <w:rPr>
-          <w:rFonts w:eastAsia="Times New Roman"/>
-        </w:rPr>
-        <w:t>Sorry</w:t>
-      </w:r>
-      <w:r>
-        <w:rPr>
-          <w:rFonts w:eastAsia="Times New Roman"/>
-        </w:rPr>
-        <w:t xml:space="preserve"> for the mild state of disarray. I hadn’t expected </w:t>
-      </w:r>
-      <w:r>
-        <w:rPr>
-          <w:rFonts w:eastAsia="Times New Roman"/>
-        </w:rPr>
-        <w:t xml:space="preserve">to </w:t>
-      </w:r>
-      <w:r>
-        <w:rPr>
-          <w:rFonts w:eastAsia="Times New Roman"/>
-        </w:rPr>
-        <w:t>have</w:t>
-      </w:r>
-      <w:r>
-        <w:rPr>
-          <w:rFonts w:eastAsia="Times New Roman"/>
-        </w:rPr>
-        <w:t xml:space="preserve"> guests</w:t>
-      </w:r>
-      <w:r>
-        <w:rPr>
-          <w:rFonts w:eastAsia="Times New Roman"/>
-        </w:rPr>
-        <w:t xml:space="preserve">,” she said. </w:t>
-      </w:r>
-    </w:p>
-    <w:p>
-      <w:pPr>
-        <w:rPr>
-          <w:rFonts w:eastAsia="Times New Roman"/>
-        </w:rPr>
-      </w:pPr>
-      <w:r>
-        <w:rPr>
-          <w:rFonts w:eastAsia="Times New Roman"/>
-        </w:rPr>
-        <w:t xml:space="preserve">“Disarray? You call this disarray?” Akiko </w:t>
-      </w:r>
-      <w:r>
-        <w:rPr>
-          <w:rFonts w:eastAsia="Times New Roman"/>
-        </w:rPr>
-        <w:t>laughed</w:t>
-      </w:r>
-      <w:r>
-        <w:rPr>
-          <w:rFonts w:eastAsia="Times New Roman"/>
-        </w:rPr>
-        <w:t xml:space="preserve">. “Come </w:t>
-      </w:r>
-      <w:r>
-        <w:rPr>
-          <w:rFonts w:eastAsia="Times New Roman"/>
-        </w:rPr>
-        <w:t xml:space="preserve">the fuck </w:t>
-      </w:r>
-      <w:r>
-        <w:rPr>
-          <w:rFonts w:eastAsia="Times New Roman"/>
-        </w:rPr>
-        <w:t>on, this is even cleaner than the dorms I saw</w:t>
-      </w:r>
-      <w:r>
-        <w:rPr>
-          <w:rFonts w:eastAsia="Times New Roman"/>
-        </w:rPr>
-        <w:t xml:space="preserve"> in </w:t>
-      </w:r>
-      <w:r>
-        <w:rPr>
-          <w:rFonts w:eastAsia="Times New Roman"/>
-        </w:rPr>
-        <w:t>uni</w:t>
-      </w:r>
-      <w:r>
-        <w:rPr>
-          <w:rFonts w:eastAsia="Times New Roman"/>
-        </w:rPr>
-        <w:t>,</w:t>
-      </w:r>
-      <w:r>
-        <w:rPr>
-          <w:rFonts w:eastAsia="Times New Roman"/>
-        </w:rPr>
-        <w:t xml:space="preserve"> when guys would invite me over</w:t>
+        <w:t xml:space="preserve"> “</w:t>
+      </w:r>
+      <w:r>
+        <w:rPr>
+          <w:rFonts w:eastAsia="Times New Roman"/>
+        </w:rPr>
+        <w:t xml:space="preserve">Yeah, </w:t>
+      </w:r>
+      <w:r>
+        <w:rPr>
+          <w:rFonts w:eastAsia="Times New Roman"/>
+        </w:rPr>
+        <w:t xml:space="preserve">I guess. </w:t>
+      </w:r>
+      <w:r>
+        <w:rPr>
+          <w:rFonts w:eastAsia="Times New Roman"/>
+        </w:rPr>
+        <w:t xml:space="preserve">Not like those </w:t>
+      </w:r>
+      <w:r>
+        <w:rPr>
+          <w:rFonts w:eastAsia="Times New Roman"/>
+        </w:rPr>
+        <w:t>dolts</w:t>
+      </w:r>
+      <w:r>
+        <w:rPr>
+          <w:rFonts w:eastAsia="Times New Roman"/>
+        </w:rPr>
+        <w:t xml:space="preserve"> ever</w:t>
+      </w:r>
+      <w:r>
+        <w:rPr>
+          <w:rFonts w:eastAsia="Times New Roman"/>
+        </w:rPr>
+        <w:t xml:space="preserve"> got what they wanted anyway.”</w:t>
+      </w:r>
+    </w:p>
+    <w:p>
+      <w:pPr>
+        <w:rPr>
+          <w:rFonts w:eastAsia="Times New Roman"/>
+        </w:rPr>
+      </w:pPr>
+      <w:r>
+        <w:rPr>
+          <w:rFonts w:eastAsia="Times New Roman"/>
+        </w:rPr>
+        <w:t>Akiko continued to take in the room, until her gaze came to rest on</w:t>
+      </w:r>
+      <w:r>
+        <w:rPr>
+          <w:rFonts w:eastAsia="Times New Roman"/>
+        </w:rPr>
+        <w:t xml:space="preserve"> the </w:t>
+      </w:r>
+      <w:r>
+        <w:rPr>
+          <w:rFonts w:eastAsia="Times New Roman"/>
+        </w:rPr>
+        <w:t>yellow</w:t>
       </w:r>
       <w:r>
         <w:rPr>
@@ -7975,112 +8477,32 @@
         <w:rPr>
           <w:rFonts w:eastAsia="Times New Roman"/>
         </w:rPr>
-        <w:t>to try and</w:t>
-      </w:r>
-      <w:r>
-        <w:rPr>
-          <w:rFonts w:eastAsia="Times New Roman"/>
-        </w:rPr>
-        <w:t xml:space="preserve"> get laid.”</w:t>
-      </w:r>
-    </w:p>
-    <w:p>
-      <w:pPr>
-        <w:rPr>
-          <w:rFonts w:eastAsia="Times New Roman"/>
-        </w:rPr>
-      </w:pPr>
-      <w:r>
-        <w:rPr>
-          <w:rFonts w:eastAsia="Times New Roman"/>
-        </w:rPr>
-        <w:t>“</w:t>
-      </w:r>
-      <w:r>
-        <w:rPr>
-          <w:rFonts w:eastAsia="Times New Roman"/>
-        </w:rPr>
-        <w:t>I’d hope you hold me to a higher standard than a hormone-addled schoolboy</w:t>
-      </w:r>
-      <w:r>
-        <w:rPr>
-          <w:rFonts w:eastAsia="Times New Roman"/>
-        </w:rPr>
-        <w:t>.”</w:t>
-      </w:r>
-    </w:p>
-    <w:p>
-      <w:pPr>
-        <w:rPr>
-          <w:rFonts w:eastAsia="Times New Roman"/>
-        </w:rPr>
-      </w:pPr>
-      <w:r>
-        <w:rPr>
-          <w:rFonts w:eastAsia="Times New Roman"/>
-        </w:rPr>
-        <w:t xml:space="preserve"> “</w:t>
-      </w:r>
-      <w:r>
-        <w:rPr>
-          <w:rFonts w:eastAsia="Times New Roman"/>
-        </w:rPr>
-        <w:t xml:space="preserve">Yeah, </w:t>
-      </w:r>
-      <w:r>
-        <w:rPr>
-          <w:rFonts w:eastAsia="Times New Roman"/>
-        </w:rPr>
-        <w:t xml:space="preserve">I guess. </w:t>
-      </w:r>
-      <w:r>
-        <w:rPr>
-          <w:rFonts w:eastAsia="Times New Roman"/>
-        </w:rPr>
-        <w:t xml:space="preserve">Not like those </w:t>
-      </w:r>
-      <w:r>
-        <w:rPr>
-          <w:rFonts w:eastAsia="Times New Roman"/>
-        </w:rPr>
-        <w:t>dolts</w:t>
-      </w:r>
-      <w:r>
-        <w:rPr>
-          <w:rFonts w:eastAsia="Times New Roman"/>
-        </w:rPr>
-        <w:t xml:space="preserve"> ever</w:t>
-      </w:r>
-      <w:r>
-        <w:rPr>
-          <w:rFonts w:eastAsia="Times New Roman"/>
-        </w:rPr>
-        <w:t xml:space="preserve"> got what they wanted anyway.”</w:t>
-      </w:r>
-    </w:p>
-    <w:p>
-      <w:pPr>
-        <w:rPr>
-          <w:rFonts w:eastAsia="Times New Roman"/>
-        </w:rPr>
-      </w:pPr>
-      <w:r>
-        <w:rPr>
-          <w:rFonts w:eastAsia="Times New Roman"/>
-        </w:rPr>
-        <w:t>Akiko continued to take in the room, until her gaze came to rest on</w:t>
-      </w:r>
-      <w:r>
-        <w:rPr>
-          <w:rFonts w:eastAsia="Times New Roman"/>
-        </w:rPr>
-        <w:t xml:space="preserve"> the </w:t>
-      </w:r>
-      <w:r>
-        <w:rPr>
-          <w:rFonts w:eastAsia="Times New Roman"/>
-        </w:rPr>
-        <w:t>yellow</w:t>
+        <w:t xml:space="preserve">talisman hanging </w:t>
+      </w:r>
+      <w:r>
+        <w:rPr>
+          <w:rFonts w:eastAsia="Times New Roman"/>
+        </w:rPr>
+        <w:t>on</w:t>
+      </w:r>
+      <w:r>
+        <w:rPr>
+          <w:rFonts w:eastAsia="Times New Roman"/>
+        </w:rPr>
+        <w:t xml:space="preserve"> the front door. “And what’s this?” she asked, stepping closer.</w:t>
+      </w:r>
+    </w:p>
+    <w:p>
+      <w:pPr>
+        <w:rPr>
+          <w:rFonts w:eastAsia="Times New Roman"/>
+        </w:rPr>
+      </w:pPr>
+      <w:r>
+        <w:rPr>
+          <w:rFonts w:eastAsia="Times New Roman"/>
+        </w:rPr>
+        <w:t>“Oh, that?</w:t>
       </w:r>
       <w:r>
         <w:rPr>
@@ -8092,43 +8514,6 @@
         <w:rPr>
           <w:rFonts w:eastAsia="Times New Roman"/>
         </w:rPr>
-        <w:t xml:space="preserve">talisman hanging </w:t>
-      </w:r>
-      <w:r>
-        <w:rPr>
-          <w:rFonts w:eastAsia="Times New Roman"/>
-        </w:rPr>
-        <w:t>on</w:t>
-      </w:r>
-      <w:r>
-        <w:rPr>
-          <w:rFonts w:eastAsia="Times New Roman"/>
-        </w:rPr>
-        <w:t xml:space="preserve"> the front door. “And what’s this?” she asked, stepping closer.</w:t>
-      </w:r>
-    </w:p>
-    <w:p>
-      <w:pPr>
-        <w:rPr>
-          <w:rFonts w:eastAsia="Times New Roman"/>
-        </w:rPr>
-      </w:pPr>
-      <w:r>
-        <w:rPr>
-          <w:rFonts w:eastAsia="Times New Roman"/>
-        </w:rPr>
-        <w:t>“Oh, that?</w:t>
-      </w:r>
-      <w:r>
-        <w:rPr>
-          <w:rFonts w:eastAsia="Times New Roman"/>
-        </w:rPr>
-        <w:t xml:space="preserve"> </w:t>
-      </w:r>
-      <w:r>
-        <w:rPr>
-          <w:rFonts w:eastAsia="Times New Roman"/>
-        </w:rPr>
         <w:t>It’s just a</w:t>
       </w:r>
       <w:r>
@@ -8190,7 +8575,6 @@
         <w:rPr>
           <w:rFonts w:eastAsia="Times New Roman"/>
         </w:rPr>
-        <w:lastRenderedPageBreak/>
         <w:t xml:space="preserve">“I actually had something similar in my room back on the </w:t>
       </w:r>
       <w:r>
@@ -8211,16 +8595,8 @@
         <w:rPr>
           <w:rFonts w:eastAsia="Times New Roman"/>
         </w:rPr>
-        <w:t>‘</w:t>
-      </w:r>
-      <w:proofErr w:type="spellStart"/>
-      <w:r>
-        <w:rPr>
-          <w:rFonts w:eastAsia="Times New Roman"/>
-        </w:rPr>
-        <w:t>cept</w:t>
-      </w:r>
-      <w:proofErr w:type="spellEnd"/>
+        <w:t>‘cept</w:t>
+      </w:r>
       <w:r>
         <w:rPr>
           <w:rFonts w:eastAsia="Times New Roman"/>
@@ -8275,6 +8651,7 @@
         <w:rPr>
           <w:rFonts w:eastAsia="Times New Roman"/>
         </w:rPr>
+        <w:lastRenderedPageBreak/>
         <w:t xml:space="preserve">“You say that as if I didn’t live here for, like, six years,” Akiko replied. “I’ve been up and down Sainte-Catherine </w:t>
       </w:r>
       <w:r>
@@ -8684,88 +9061,88 @@
         <w:rPr>
           <w:rFonts w:eastAsia="Times New Roman"/>
         </w:rPr>
+        <w:t xml:space="preserve">“You’re right on time. Have a seat,” Shufen said, gesturing towards the many open spaces at the table. </w:t>
+      </w:r>
+    </w:p>
+    <w:p>
+      <w:pPr>
+        <w:rPr>
+          <w:rFonts w:eastAsia="Times New Roman"/>
+        </w:rPr>
+      </w:pPr>
+      <w:r>
+        <w:rPr>
+          <w:rFonts w:eastAsia="Times New Roman"/>
+        </w:rPr>
+        <w:t>“This is it?”</w:t>
+      </w:r>
+    </w:p>
+    <w:p>
+      <w:pPr>
+        <w:rPr>
+          <w:rFonts w:eastAsia="Times New Roman"/>
+        </w:rPr>
+      </w:pPr>
+      <w:r>
+        <w:rPr>
+          <w:rFonts w:eastAsia="Times New Roman"/>
+        </w:rPr>
+        <w:t xml:space="preserve">“Most </w:t>
+      </w:r>
+      <w:r>
+        <w:rPr>
+          <w:rFonts w:eastAsia="Times New Roman"/>
+        </w:rPr>
+        <w:t>people who made it out</w:t>
+      </w:r>
+      <w:r>
+        <w:rPr>
+          <w:rFonts w:eastAsia="Times New Roman"/>
+        </w:rPr>
+        <w:t xml:space="preserve"> </w:t>
+      </w:r>
+      <w:r>
+        <w:rPr>
+          <w:rFonts w:eastAsia="Times New Roman"/>
+        </w:rPr>
+        <w:t xml:space="preserve">of Athens </w:t>
+      </w:r>
+      <w:r>
+        <w:rPr>
+          <w:rFonts w:eastAsia="Times New Roman"/>
+        </w:rPr>
+        <w:t xml:space="preserve">are </w:t>
+      </w:r>
+      <w:r>
+        <w:rPr>
+          <w:rFonts w:eastAsia="Times New Roman"/>
+        </w:rPr>
+        <w:t>busy running around</w:t>
+      </w:r>
+      <w:r>
+        <w:rPr>
+          <w:rFonts w:eastAsia="Times New Roman"/>
+        </w:rPr>
+        <w:t xml:space="preserve"> putting out fires,” Jackson said, leaning as far back in his chair as he could without falling over. </w:t>
+      </w:r>
+      <w:r>
+        <w:rPr>
+          <w:rFonts w:eastAsia="Times New Roman"/>
+        </w:rPr>
+        <w:t>“As before, I’m filling in for my father, so you lot are going to have to put up with me for a little longer.”</w:t>
+      </w:r>
+    </w:p>
+    <w:p>
+      <w:pPr>
+        <w:rPr>
+          <w:rFonts w:eastAsia="Times New Roman"/>
+        </w:rPr>
+      </w:pPr>
+      <w:r>
+        <w:rPr>
+          <w:rFonts w:eastAsia="Times New Roman"/>
+        </w:rPr>
         <w:lastRenderedPageBreak/>
-        <w:t xml:space="preserve">“You’re right on time. Have a seat,” Shufen said, gesturing towards the many open spaces at the table. </w:t>
-      </w:r>
-    </w:p>
-    <w:p>
-      <w:pPr>
-        <w:rPr>
-          <w:rFonts w:eastAsia="Times New Roman"/>
-        </w:rPr>
-      </w:pPr>
-      <w:r>
-        <w:rPr>
-          <w:rFonts w:eastAsia="Times New Roman"/>
-        </w:rPr>
-        <w:t>“This is it?”</w:t>
-      </w:r>
-    </w:p>
-    <w:p>
-      <w:pPr>
-        <w:rPr>
-          <w:rFonts w:eastAsia="Times New Roman"/>
-        </w:rPr>
-      </w:pPr>
-      <w:r>
-        <w:rPr>
-          <w:rFonts w:eastAsia="Times New Roman"/>
-        </w:rPr>
-        <w:t xml:space="preserve">“Most </w:t>
-      </w:r>
-      <w:r>
-        <w:rPr>
-          <w:rFonts w:eastAsia="Times New Roman"/>
-        </w:rPr>
-        <w:t>people who made it out</w:t>
-      </w:r>
-      <w:r>
-        <w:rPr>
-          <w:rFonts w:eastAsia="Times New Roman"/>
-        </w:rPr>
-        <w:t xml:space="preserve"> </w:t>
-      </w:r>
-      <w:r>
-        <w:rPr>
-          <w:rFonts w:eastAsia="Times New Roman"/>
-        </w:rPr>
-        <w:t xml:space="preserve">of Athens </w:t>
-      </w:r>
-      <w:r>
-        <w:rPr>
-          <w:rFonts w:eastAsia="Times New Roman"/>
-        </w:rPr>
-        <w:t xml:space="preserve">are </w:t>
-      </w:r>
-      <w:r>
-        <w:rPr>
-          <w:rFonts w:eastAsia="Times New Roman"/>
-        </w:rPr>
-        <w:t>busy running around</w:t>
-      </w:r>
-      <w:r>
-        <w:rPr>
-          <w:rFonts w:eastAsia="Times New Roman"/>
-        </w:rPr>
-        <w:t xml:space="preserve"> putting out fires,” Jackson said, leaning as far back in his chair as he could without falling over. </w:t>
-      </w:r>
-      <w:r>
-        <w:rPr>
-          <w:rFonts w:eastAsia="Times New Roman"/>
-        </w:rPr>
-        <w:t>“As before, I’m filling in for my father, so you lot are going to have to put up with me for a little longer.”</w:t>
-      </w:r>
-    </w:p>
-    <w:p>
-      <w:pPr>
-        <w:rPr>
-          <w:rFonts w:eastAsia="Times New Roman"/>
-        </w:rPr>
-      </w:pPr>
-      <w:r>
-        <w:rPr>
-          <w:rFonts w:eastAsia="Times New Roman"/>
-        </w:rPr>
         <w:t xml:space="preserve">Cassandra nodded and took a seat at the table, as far from any of her colleagues as possible. “So, Montreal </w:t>
       </w:r>
       <w:r>
@@ -9192,45 +9569,45 @@
         <w:rPr>
           <w:rFonts w:eastAsia="Times New Roman"/>
         </w:rPr>
+        <w:t>“Royce was granted a seat several weeks ago as a way to strengthen our company’s partnership with the Skywatch. The reason we’re talking to him is because t</w:t>
+      </w:r>
+      <w:r>
+        <w:rPr>
+          <w:rFonts w:eastAsia="Times New Roman"/>
+        </w:rPr>
+        <w:t>he three who left us lost friends and family in the bombing. There’s no way we can win them back</w:t>
+      </w:r>
+      <w:r>
+        <w:rPr>
+          <w:rFonts w:eastAsia="Times New Roman"/>
+        </w:rPr>
+        <w:t>. Royce, however, is motivated by self-interest, meaning we just need to give him a better deal than Lancaster…or make him think that he’ll lose more than he’ll gain.”</w:t>
+      </w:r>
+    </w:p>
+    <w:p>
+      <w:pPr>
+        <w:rPr>
+          <w:rFonts w:eastAsia="Times New Roman"/>
+        </w:rPr>
+      </w:pPr>
+      <w:r>
+        <w:rPr>
+          <w:rFonts w:eastAsia="Times New Roman"/>
+        </w:rPr>
+        <w:t xml:space="preserve">“And how exactly are we gonna do that?” </w:t>
+      </w:r>
+    </w:p>
+    <w:p>
+      <w:pPr>
+        <w:rPr>
+          <w:rFonts w:eastAsia="Times New Roman"/>
+        </w:rPr>
+      </w:pPr>
+      <w:r>
+        <w:rPr>
+          <w:rFonts w:eastAsia="Times New Roman"/>
+        </w:rPr>
         <w:lastRenderedPageBreak/>
-        <w:t>“Royce was granted a seat several weeks ago as a way to strengthen our company’s partnership with the Skywatch. The reason we’re talking to him is because t</w:t>
-      </w:r>
-      <w:r>
-        <w:rPr>
-          <w:rFonts w:eastAsia="Times New Roman"/>
-        </w:rPr>
-        <w:t>he three who left us lost friends and family in the bombing. There’s no way we can win them back</w:t>
-      </w:r>
-      <w:r>
-        <w:rPr>
-          <w:rFonts w:eastAsia="Times New Roman"/>
-        </w:rPr>
-        <w:t>. Royce, however, is motivated by self-interest, meaning we just need to give him a better deal than Lancaster…or make him think that he’ll lose more than he’ll gain.”</w:t>
-      </w:r>
-    </w:p>
-    <w:p>
-      <w:pPr>
-        <w:rPr>
-          <w:rFonts w:eastAsia="Times New Roman"/>
-        </w:rPr>
-      </w:pPr>
-      <w:r>
-        <w:rPr>
-          <w:rFonts w:eastAsia="Times New Roman"/>
-        </w:rPr>
-        <w:t xml:space="preserve">“And how exactly are we gonna do that?” </w:t>
-      </w:r>
-    </w:p>
-    <w:p>
-      <w:pPr>
-        <w:rPr>
-          <w:rFonts w:eastAsia="Times New Roman"/>
-        </w:rPr>
-      </w:pPr>
-      <w:r>
-        <w:rPr>
-          <w:rFonts w:eastAsia="Times New Roman"/>
-        </w:rPr>
         <w:t xml:space="preserve">“We lie,” Jackson joked. </w:t>
       </w:r>
     </w:p>
@@ -9627,14 +10004,7 @@
         <w:rPr>
           <w:rFonts w:eastAsia="Times New Roman"/>
         </w:rPr>
-        <w:t xml:space="preserve"> I’ve arranged transport for you </w:t>
-      </w:r>
-      <w:r>
-        <w:rPr>
-          <w:rFonts w:eastAsia="Times New Roman"/>
-        </w:rPr>
-        <w:lastRenderedPageBreak/>
-        <w:t xml:space="preserve">aboard the migrant ship </w:t>
+        <w:t xml:space="preserve"> I’ve arranged transport for you aboard the migrant ship </w:t>
       </w:r>
       <w:r>
         <w:rPr>
@@ -9751,6 +10121,7 @@
         <w:rPr>
           <w:rFonts w:eastAsia="Times New Roman"/>
         </w:rPr>
+        <w:lastRenderedPageBreak/>
         <w:t xml:space="preserve">As everyone filed out of the room, </w:t>
       </w:r>
       <w:r>
@@ -9963,39 +10334,184 @@
         <w:rPr>
           <w:rFonts w:eastAsia="Times New Roman"/>
         </w:rPr>
-        <w:t xml:space="preserve">In </w:t>
-      </w:r>
+        <w:t>In this sort of weather, she could lose herself amongst the raindrops, each of them as insignificant as she was.</w:t>
+      </w:r>
+    </w:p>
+    <w:p>
+      <w:pPr>
+        <w:rPr>
+          <w:rFonts w:eastAsia="Times New Roman"/>
+        </w:rPr>
+      </w:pPr>
+      <w:r>
+        <w:rPr>
+          <w:rFonts w:eastAsia="Times New Roman"/>
+        </w:rPr>
+        <w:t xml:space="preserve">Through the reflection in the </w:t>
+      </w:r>
+      <w:r>
+        <w:rPr>
+          <w:rFonts w:eastAsia="Times New Roman"/>
+        </w:rPr>
+        <w:t>window</w:t>
+      </w:r>
+      <w:r>
+        <w:rPr>
+          <w:rFonts w:eastAsia="Times New Roman"/>
+        </w:rPr>
+        <w:t xml:space="preserve">, </w:t>
+      </w:r>
+      <w:r>
+        <w:rPr>
+          <w:rFonts w:eastAsia="Times New Roman"/>
+        </w:rPr>
+        <w:t>she</w:t>
+      </w:r>
+      <w:r>
+        <w:rPr>
+          <w:rFonts w:eastAsia="Times New Roman"/>
+        </w:rPr>
+        <w:t xml:space="preserve"> watched Cassandra </w:t>
+      </w:r>
+      <w:r>
+        <w:rPr>
+          <w:rFonts w:eastAsia="Times New Roman"/>
+        </w:rPr>
+        <w:t>stretching on a plain white yoga mat</w:t>
+      </w:r>
+      <w:r>
+        <w:rPr>
+          <w:rFonts w:eastAsia="Times New Roman"/>
+        </w:rPr>
+        <w:t>.</w:t>
+      </w:r>
+      <w:r>
+        <w:rPr>
+          <w:rFonts w:eastAsia="Times New Roman"/>
+        </w:rPr>
+        <w:t xml:space="preserve"> </w:t>
+      </w:r>
+      <w:r>
+        <w:rPr>
+          <w:rFonts w:eastAsia="Times New Roman"/>
+        </w:rPr>
+        <w:t>Her host was remarkably lively for a woman who had woken up early two days in a row, far from the disheveled mess that Akiko expected</w:t>
+      </w:r>
+      <w:r>
+        <w:rPr>
+          <w:rFonts w:eastAsia="Times New Roman"/>
+        </w:rPr>
+        <w:t xml:space="preserve"> </w:t>
+      </w:r>
+      <w:r>
+        <w:rPr>
+          <w:rFonts w:eastAsia="Times New Roman"/>
+        </w:rPr>
+        <w:t>and, quite frankly, resembled</w:t>
+      </w:r>
+      <w:r>
+        <w:rPr>
+          <w:rFonts w:eastAsia="Times New Roman"/>
+        </w:rPr>
+        <w:t>.</w:t>
+      </w:r>
+      <w:r>
+        <w:rPr>
+          <w:rFonts w:eastAsia="Times New Roman"/>
+        </w:rPr>
+        <w:t xml:space="preserve"> </w:t>
+      </w:r>
+      <w:r>
+        <w:rPr>
+          <w:rFonts w:eastAsia="Times New Roman"/>
+        </w:rPr>
+        <w:t xml:space="preserve">There was some temptation to admire her </w:t>
+      </w:r>
+      <w:r>
+        <w:rPr>
+          <w:rFonts w:eastAsia="Times New Roman"/>
+        </w:rPr>
+        <w:t>figure</w:t>
+      </w:r>
+      <w:r>
+        <w:rPr>
+          <w:rFonts w:eastAsia="Times New Roman"/>
+        </w:rPr>
+        <w:t xml:space="preserve">, but she </w:t>
+      </w:r>
+      <w:r>
+        <w:rPr>
+          <w:rFonts w:eastAsia="Times New Roman"/>
+        </w:rPr>
+        <w:t>didn’t dare</w:t>
+      </w:r>
+      <w:r>
+        <w:rPr>
+          <w:rFonts w:eastAsia="Times New Roman"/>
+        </w:rPr>
+        <w:t xml:space="preserve"> risk </w:t>
+      </w:r>
+      <w:r>
+        <w:rPr>
+          <w:rFonts w:eastAsia="Times New Roman"/>
+        </w:rPr>
+        <w:t>crossing a line with</w:t>
+      </w:r>
+      <w:r>
+        <w:rPr>
+          <w:rFonts w:eastAsia="Times New Roman"/>
+        </w:rPr>
+        <w:t xml:space="preserve"> someone whom, she had to admit, she</w:t>
+      </w:r>
+      <w:r>
+        <w:rPr>
+          <w:rFonts w:eastAsia="Times New Roman"/>
+        </w:rPr>
+        <w:t xml:space="preserve"> </w:t>
+      </w:r>
+      <w:r>
+        <w:rPr>
+          <w:rFonts w:eastAsia="Times New Roman"/>
+        </w:rPr>
+        <w:t>barely knew</w:t>
+      </w:r>
+      <w:r>
+        <w:rPr>
+          <w:rFonts w:eastAsia="Times New Roman"/>
+        </w:rPr>
+        <w:t>.</w:t>
+      </w:r>
+    </w:p>
+    <w:p>
+      <w:pPr>
+        <w:rPr>
+          <w:rFonts w:eastAsia="Times New Roman"/>
+        </w:rPr>
+      </w:pPr>
       <w:r>
         <w:rPr>
           <w:rFonts w:eastAsia="Times New Roman"/>
         </w:rPr>
         <w:lastRenderedPageBreak/>
-        <w:t>this sort of weather, she could lose herself amongst the raindrops, each of them as insignificant as she was.</w:t>
-      </w:r>
-    </w:p>
-    <w:p>
-      <w:pPr>
-        <w:rPr>
-          <w:rFonts w:eastAsia="Times New Roman"/>
-        </w:rPr>
-      </w:pPr>
-      <w:r>
-        <w:rPr>
-          <w:rFonts w:eastAsia="Times New Roman"/>
-        </w:rPr>
-        <w:t xml:space="preserve">Through the reflection in the </w:t>
-      </w:r>
-      <w:r>
-        <w:rPr>
-          <w:rFonts w:eastAsia="Times New Roman"/>
-        </w:rPr>
-        <w:t>window</w:t>
-      </w:r>
-      <w:r>
-        <w:rPr>
-          <w:rFonts w:eastAsia="Times New Roman"/>
-        </w:rPr>
-        <w:t xml:space="preserve">, </w:t>
+        <w:t>Akiko</w:t>
+      </w:r>
+      <w:r>
+        <w:rPr>
+          <w:rFonts w:eastAsia="Times New Roman"/>
+        </w:rPr>
+        <w:t xml:space="preserve"> was, however, struck by just how </w:t>
+      </w:r>
+      <w:r>
+        <w:rPr>
+          <w:rFonts w:eastAsia="Times New Roman"/>
+        </w:rPr>
+        <w:t>thin</w:t>
+      </w:r>
+      <w:r>
+        <w:rPr>
+          <w:rFonts w:eastAsia="Times New Roman"/>
+        </w:rPr>
+        <w:t xml:space="preserve"> </w:t>
       </w:r>
       <w:r>
         <w:rPr>
@@ -10007,19 +10523,43 @@
         <w:rPr>
           <w:rFonts w:eastAsia="Times New Roman"/>
         </w:rPr>
-        <w:t xml:space="preserve"> watched Cassandra </w:t>
-      </w:r>
-      <w:r>
-        <w:rPr>
-          <w:rFonts w:eastAsia="Times New Roman"/>
-        </w:rPr>
-        <w:t>stretching on a plain white yoga mat</w:t>
-      </w:r>
-      <w:r>
-        <w:rPr>
-          <w:rFonts w:eastAsia="Times New Roman"/>
-        </w:rPr>
-        <w:t>.</w:t>
+        <w:t xml:space="preserve"> was. </w:t>
+      </w:r>
+      <w:r>
+        <w:rPr>
+          <w:rFonts w:eastAsia="Times New Roman"/>
+        </w:rPr>
+        <w:t xml:space="preserve">While it hadn’t been </w:t>
+      </w:r>
+      <w:r>
+        <w:rPr>
+          <w:rFonts w:eastAsia="Times New Roman"/>
+        </w:rPr>
+        <w:t>apparent</w:t>
+      </w:r>
+      <w:r>
+        <w:rPr>
+          <w:rFonts w:eastAsia="Times New Roman"/>
+        </w:rPr>
+        <w:t xml:space="preserve"> at first,</w:t>
+      </w:r>
+      <w:r>
+        <w:rPr>
+          <w:rFonts w:eastAsia="Times New Roman"/>
+        </w:rPr>
+        <w:t xml:space="preserve"> seeing her with most of her clothes off </w:t>
+      </w:r>
+      <w:r>
+        <w:rPr>
+          <w:rFonts w:eastAsia="Times New Roman"/>
+        </w:rPr>
+        <w:t xml:space="preserve">revealed a remarkably </w:t>
+      </w:r>
+      <w:r>
+        <w:rPr>
+          <w:rFonts w:eastAsia="Times New Roman"/>
+        </w:rPr>
+        <w:t>skinny</w:t>
       </w:r>
       <w:r>
         <w:rPr>
@@ -10031,7 +10571,25 @@
         <w:rPr>
           <w:rFonts w:eastAsia="Times New Roman"/>
         </w:rPr>
-        <w:t>Her host was remarkably lively for a woman who had woken up early two days in a row, far from the disheveled mess that Akiko expected</w:t>
+        <w:t>body</w:t>
+      </w:r>
+      <w:r>
+        <w:rPr>
+          <w:rFonts w:eastAsia="Times New Roman"/>
+        </w:rPr>
+        <w:t xml:space="preserve"> – not malnourished, but close to it</w:t>
+      </w:r>
+      <w:r>
+        <w:rPr>
+          <w:rFonts w:eastAsia="Times New Roman"/>
+        </w:rPr>
+        <w:t xml:space="preserve">. </w:t>
+      </w:r>
+      <w:r>
+        <w:rPr>
+          <w:rFonts w:eastAsia="Times New Roman"/>
+        </w:rPr>
+        <w:t>Akiko</w:t>
       </w:r>
       <w:r>
         <w:rPr>
@@ -10043,199 +10601,6 @@
         <w:rPr>
           <w:rFonts w:eastAsia="Times New Roman"/>
         </w:rPr>
-        <w:t>and, quite frankly, resembled</w:t>
-      </w:r>
-      <w:r>
-        <w:rPr>
-          <w:rFonts w:eastAsia="Times New Roman"/>
-        </w:rPr>
-        <w:t>.</w:t>
-      </w:r>
-      <w:r>
-        <w:rPr>
-          <w:rFonts w:eastAsia="Times New Roman"/>
-        </w:rPr>
-        <w:t xml:space="preserve"> </w:t>
-      </w:r>
-      <w:r>
-        <w:rPr>
-          <w:rFonts w:eastAsia="Times New Roman"/>
-        </w:rPr>
-        <w:t xml:space="preserve">There was some temptation to admire her </w:t>
-      </w:r>
-      <w:r>
-        <w:rPr>
-          <w:rFonts w:eastAsia="Times New Roman"/>
-        </w:rPr>
-        <w:t>figure</w:t>
-      </w:r>
-      <w:r>
-        <w:rPr>
-          <w:rFonts w:eastAsia="Times New Roman"/>
-        </w:rPr>
-        <w:t xml:space="preserve">, but she </w:t>
-      </w:r>
-      <w:r>
-        <w:rPr>
-          <w:rFonts w:eastAsia="Times New Roman"/>
-        </w:rPr>
-        <w:t>didn’t dare</w:t>
-      </w:r>
-      <w:r>
-        <w:rPr>
-          <w:rFonts w:eastAsia="Times New Roman"/>
-        </w:rPr>
-        <w:t xml:space="preserve"> risk </w:t>
-      </w:r>
-      <w:r>
-        <w:rPr>
-          <w:rFonts w:eastAsia="Times New Roman"/>
-        </w:rPr>
-        <w:t>crossing a line with</w:t>
-      </w:r>
-      <w:r>
-        <w:rPr>
-          <w:rFonts w:eastAsia="Times New Roman"/>
-        </w:rPr>
-        <w:t xml:space="preserve"> someone whom, she had to admit, she</w:t>
-      </w:r>
-      <w:r>
-        <w:rPr>
-          <w:rFonts w:eastAsia="Times New Roman"/>
-        </w:rPr>
-        <w:t xml:space="preserve"> </w:t>
-      </w:r>
-      <w:r>
-        <w:rPr>
-          <w:rFonts w:eastAsia="Times New Roman"/>
-        </w:rPr>
-        <w:t>barely knew</w:t>
-      </w:r>
-      <w:r>
-        <w:rPr>
-          <w:rFonts w:eastAsia="Times New Roman"/>
-        </w:rPr>
-        <w:t>.</w:t>
-      </w:r>
-    </w:p>
-    <w:p>
-      <w:pPr>
-        <w:rPr>
-          <w:rFonts w:eastAsia="Times New Roman"/>
-        </w:rPr>
-      </w:pPr>
-      <w:r>
-        <w:rPr>
-          <w:rFonts w:eastAsia="Times New Roman"/>
-        </w:rPr>
-        <w:t>Akiko</w:t>
-      </w:r>
-      <w:r>
-        <w:rPr>
-          <w:rFonts w:eastAsia="Times New Roman"/>
-        </w:rPr>
-        <w:t xml:space="preserve"> was, however, struck by just how </w:t>
-      </w:r>
-      <w:r>
-        <w:rPr>
-          <w:rFonts w:eastAsia="Times New Roman"/>
-        </w:rPr>
-        <w:t>thin</w:t>
-      </w:r>
-      <w:r>
-        <w:rPr>
-          <w:rFonts w:eastAsia="Times New Roman"/>
-        </w:rPr>
-        <w:t xml:space="preserve"> </w:t>
-      </w:r>
-      <w:r>
-        <w:rPr>
-          <w:rFonts w:eastAsia="Times New Roman"/>
-        </w:rPr>
-        <w:t>she</w:t>
-      </w:r>
-      <w:r>
-        <w:rPr>
-          <w:rFonts w:eastAsia="Times New Roman"/>
-        </w:rPr>
-        <w:t xml:space="preserve"> was. </w:t>
-      </w:r>
-      <w:r>
-        <w:rPr>
-          <w:rFonts w:eastAsia="Times New Roman"/>
-        </w:rPr>
-        <w:t xml:space="preserve">While it hadn’t been </w:t>
-      </w:r>
-      <w:r>
-        <w:rPr>
-          <w:rFonts w:eastAsia="Times New Roman"/>
-        </w:rPr>
-        <w:t>apparent</w:t>
-      </w:r>
-      <w:r>
-        <w:rPr>
-          <w:rFonts w:eastAsia="Times New Roman"/>
-        </w:rPr>
-        <w:t xml:space="preserve"> at first,</w:t>
-      </w:r>
-      <w:r>
-        <w:rPr>
-          <w:rFonts w:eastAsia="Times New Roman"/>
-        </w:rPr>
-        <w:t xml:space="preserve"> seeing her with most of her clothes off </w:t>
-      </w:r>
-      <w:r>
-        <w:rPr>
-          <w:rFonts w:eastAsia="Times New Roman"/>
-        </w:rPr>
-        <w:t xml:space="preserve">revealed a remarkably </w:t>
-      </w:r>
-      <w:r>
-        <w:rPr>
-          <w:rFonts w:eastAsia="Times New Roman"/>
-        </w:rPr>
-        <w:t>skinny</w:t>
-      </w:r>
-      <w:r>
-        <w:rPr>
-          <w:rFonts w:eastAsia="Times New Roman"/>
-        </w:rPr>
-        <w:t xml:space="preserve"> </w:t>
-      </w:r>
-      <w:r>
-        <w:rPr>
-          <w:rFonts w:eastAsia="Times New Roman"/>
-        </w:rPr>
-        <w:t>body</w:t>
-      </w:r>
-      <w:r>
-        <w:rPr>
-          <w:rFonts w:eastAsia="Times New Roman"/>
-        </w:rPr>
-        <w:t xml:space="preserve"> – not malnourished, but close to it</w:t>
-      </w:r>
-      <w:r>
-        <w:rPr>
-          <w:rFonts w:eastAsia="Times New Roman"/>
-        </w:rPr>
-        <w:t xml:space="preserve">. </w:t>
-      </w:r>
-      <w:r>
-        <w:rPr>
-          <w:rFonts w:eastAsia="Times New Roman"/>
-        </w:rPr>
-        <w:t>Akiko</w:t>
-      </w:r>
-      <w:r>
-        <w:rPr>
-          <w:rFonts w:eastAsia="Times New Roman"/>
-        </w:rPr>
-        <w:t xml:space="preserve"> </w:t>
-      </w:r>
-      <w:r>
-        <w:rPr>
-          <w:rFonts w:eastAsia="Times New Roman"/>
-        </w:rPr>
         <w:t xml:space="preserve">wondered for a moment if </w:t>
       </w:r>
       <w:r>
@@ -10329,21 +10694,7 @@
         <w:rPr>
           <w:rFonts w:eastAsia="Times New Roman"/>
         </w:rPr>
-        <w:t xml:space="preserve">who’s </w:t>
-      </w:r>
-      <w:proofErr w:type="spellStart"/>
-      <w:r>
-        <w:rPr>
-          <w:rFonts w:eastAsia="Times New Roman"/>
-        </w:rPr>
-        <w:t>gotta</w:t>
-      </w:r>
-      <w:proofErr w:type="spellEnd"/>
-      <w:r>
-        <w:rPr>
-          <w:rFonts w:eastAsia="Times New Roman"/>
-        </w:rPr>
-        <w:t xml:space="preserve"> head out</w:t>
+        <w:t>who’s gotta head out</w:t>
       </w:r>
       <w:r>
         <w:rPr>
@@ -10569,130 +10920,124 @@
         <w:rPr>
           <w:rFonts w:eastAsia="Times New Roman"/>
         </w:rPr>
-        <w:t xml:space="preserve"> as if each act had religious significance. </w:t>
-      </w:r>
+        <w:t xml:space="preserve"> as if each act had religious significance. Once everything was done, she rinsed her hands in the sink one last time, and only then was Akiko permitted to use the shower.</w:t>
+      </w:r>
+      <w:r>
+        <w:rPr>
+          <w:rFonts w:eastAsia="Times New Roman"/>
+        </w:rPr>
+        <w:t xml:space="preserve"> </w:t>
+      </w:r>
+      <w:r>
+        <w:rPr>
+          <w:rFonts w:eastAsia="Times New Roman"/>
+        </w:rPr>
+        <w:t xml:space="preserve">She took the day’s clothes in as well, </w:t>
+      </w:r>
+      <w:r>
+        <w:rPr>
+          <w:rFonts w:eastAsia="Times New Roman"/>
+        </w:rPr>
+        <w:t>so that she could change in private.</w:t>
+      </w:r>
+    </w:p>
+    <w:p>
+      <w:pPr>
+        <w:rPr>
+          <w:rFonts w:eastAsia="Times New Roman"/>
+        </w:rPr>
+      </w:pPr>
+      <w:r>
+        <w:rPr>
+          <w:rFonts w:eastAsia="Times New Roman"/>
+        </w:rPr>
+        <w:t xml:space="preserve">By the time she was done, Cassandra had </w:t>
+      </w:r>
+      <w:r>
+        <w:rPr>
+          <w:rFonts w:eastAsia="Times New Roman"/>
+        </w:rPr>
+        <w:t xml:space="preserve">also </w:t>
+      </w:r>
+      <w:r>
+        <w:rPr>
+          <w:rFonts w:eastAsia="Times New Roman"/>
+        </w:rPr>
+        <w:t>dressed herself</w:t>
+      </w:r>
+      <w:r>
+        <w:rPr>
+          <w:rFonts w:eastAsia="Times New Roman"/>
+        </w:rPr>
+        <w:t>,</w:t>
+      </w:r>
+      <w:r>
+        <w:rPr>
+          <w:rFonts w:eastAsia="Times New Roman"/>
+        </w:rPr>
+        <w:t xml:space="preserve"> having selected</w:t>
+      </w:r>
+      <w:r>
+        <w:rPr>
+          <w:rFonts w:eastAsia="Times New Roman"/>
+        </w:rPr>
+        <w:t xml:space="preserve"> a maroon blazer and slacks, and was carefully examining the talisman on the wall </w:t>
+      </w:r>
+      <w:r>
+        <w:rPr>
+          <w:rFonts w:eastAsia="Times New Roman"/>
+        </w:rPr>
+        <w:t>when</w:t>
+      </w:r>
+      <w:r>
+        <w:rPr>
+          <w:rFonts w:eastAsia="Times New Roman"/>
+        </w:rPr>
+        <w:t xml:space="preserve"> she noticed Akiko’s return.</w:t>
+      </w:r>
+    </w:p>
+    <w:p>
+      <w:pPr>
+        <w:rPr>
+          <w:rFonts w:eastAsia="Times New Roman"/>
+        </w:rPr>
+      </w:pPr>
+      <w:r>
+        <w:rPr>
+          <w:rFonts w:eastAsia="Times New Roman"/>
+        </w:rPr>
+        <w:t xml:space="preserve">“Well, don’t you look cute?” she said, gesturing towards Akiko’s </w:t>
+      </w:r>
+      <w:r>
+        <w:rPr>
+          <w:rFonts w:eastAsia="Times New Roman"/>
+        </w:rPr>
+        <w:t>vibrant</w:t>
+      </w:r>
+      <w:r>
+        <w:rPr>
+          <w:rFonts w:eastAsia="Times New Roman"/>
+        </w:rPr>
+        <w:t xml:space="preserve"> </w:t>
+      </w:r>
+      <w:r>
+        <w:rPr>
+          <w:rFonts w:eastAsia="Times New Roman"/>
+        </w:rPr>
+        <w:t>outfit.</w:t>
+      </w:r>
+    </w:p>
+    <w:p>
+      <w:pPr>
+        <w:rPr>
+          <w:rFonts w:eastAsia="Times New Roman"/>
+        </w:rPr>
+      </w:pPr>
       <w:r>
         <w:rPr>
           <w:rFonts w:eastAsia="Times New Roman"/>
         </w:rPr>
         <w:lastRenderedPageBreak/>
-        <w:t>Once everything was done, she rinsed her hands in the sink one last time, and only then was Akiko permitted to use the shower.</w:t>
-      </w:r>
-      <w:r>
-        <w:rPr>
-          <w:rFonts w:eastAsia="Times New Roman"/>
-        </w:rPr>
-        <w:t xml:space="preserve"> </w:t>
-      </w:r>
-      <w:r>
-        <w:rPr>
-          <w:rFonts w:eastAsia="Times New Roman"/>
-        </w:rPr>
-        <w:t xml:space="preserve">She took the day’s clothes in as well, </w:t>
-      </w:r>
-      <w:r>
-        <w:rPr>
-          <w:rFonts w:eastAsia="Times New Roman"/>
-        </w:rPr>
-        <w:t>so that she could change in private.</w:t>
-      </w:r>
-    </w:p>
-    <w:p>
-      <w:pPr>
-        <w:rPr>
-          <w:rFonts w:eastAsia="Times New Roman"/>
-        </w:rPr>
-      </w:pPr>
-      <w:r>
-        <w:rPr>
-          <w:rFonts w:eastAsia="Times New Roman"/>
-        </w:rPr>
-        <w:t xml:space="preserve">By the time she was done, Cassandra had </w:t>
-      </w:r>
-      <w:r>
-        <w:rPr>
-          <w:rFonts w:eastAsia="Times New Roman"/>
-        </w:rPr>
-        <w:t xml:space="preserve">also </w:t>
-      </w:r>
-      <w:r>
-        <w:rPr>
-          <w:rFonts w:eastAsia="Times New Roman"/>
-        </w:rPr>
-        <w:t>dressed herself</w:t>
-      </w:r>
-      <w:r>
-        <w:rPr>
-          <w:rFonts w:eastAsia="Times New Roman"/>
-        </w:rPr>
-        <w:t>,</w:t>
-      </w:r>
-      <w:r>
-        <w:rPr>
-          <w:rFonts w:eastAsia="Times New Roman"/>
-        </w:rPr>
-        <w:t xml:space="preserve"> having selected</w:t>
-      </w:r>
-      <w:r>
-        <w:rPr>
-          <w:rFonts w:eastAsia="Times New Roman"/>
-        </w:rPr>
-        <w:t xml:space="preserve"> a maroon blazer and slacks, and was carefully examining the talisman on the wall </w:t>
-      </w:r>
-      <w:r>
-        <w:rPr>
-          <w:rFonts w:eastAsia="Times New Roman"/>
-        </w:rPr>
-        <w:t>when</w:t>
-      </w:r>
-      <w:r>
-        <w:rPr>
-          <w:rFonts w:eastAsia="Times New Roman"/>
-        </w:rPr>
-        <w:t xml:space="preserve"> she noticed Akiko’s return.</w:t>
-      </w:r>
-    </w:p>
-    <w:p>
-      <w:pPr>
-        <w:rPr>
-          <w:rFonts w:eastAsia="Times New Roman"/>
-        </w:rPr>
-      </w:pPr>
-      <w:r>
-        <w:rPr>
-          <w:rFonts w:eastAsia="Times New Roman"/>
-        </w:rPr>
-        <w:t xml:space="preserve">“Well, don’t you look cute?” she said, gesturing towards Akiko’s </w:t>
-      </w:r>
-      <w:r>
-        <w:rPr>
-          <w:rFonts w:eastAsia="Times New Roman"/>
-        </w:rPr>
-        <w:t>vibrant</w:t>
-      </w:r>
-      <w:r>
-        <w:rPr>
-          <w:rFonts w:eastAsia="Times New Roman"/>
-        </w:rPr>
-        <w:t xml:space="preserve"> </w:t>
-      </w:r>
-      <w:r>
-        <w:rPr>
-          <w:rFonts w:eastAsia="Times New Roman"/>
-        </w:rPr>
-        <w:t>outfit.</w:t>
-      </w:r>
-    </w:p>
-    <w:p>
-      <w:pPr>
-        <w:rPr>
-          <w:rFonts w:eastAsia="Times New Roman"/>
-        </w:rPr>
-      </w:pPr>
-      <w:r>
-        <w:rPr>
-          <w:rFonts w:eastAsia="Times New Roman"/>
-        </w:rPr>
         <w:t>“What, this? It’s literally just leggings and a tank top.”</w:t>
       </w:r>
     </w:p>
@@ -10969,32 +11314,149 @@
         <w:rPr>
           <w:rFonts w:eastAsia="Times New Roman"/>
         </w:rPr>
+        <w:t xml:space="preserve">“You’re not. I’d rather send one of </w:t>
+      </w:r>
+      <w:r>
+        <w:rPr>
+          <w:rFonts w:eastAsia="Times New Roman"/>
+        </w:rPr>
+        <w:t>our</w:t>
+      </w:r>
+      <w:r>
+        <w:rPr>
+          <w:rFonts w:eastAsia="Times New Roman"/>
+        </w:rPr>
+        <w:t xml:space="preserve"> trained guards. Unfortunately, my mother’s afraid of poking the bear, and refused my request</w:t>
+      </w:r>
+      <w:r>
+        <w:rPr>
+          <w:rFonts w:eastAsia="Times New Roman"/>
+        </w:rPr>
+        <w:t xml:space="preserve"> for personnel</w:t>
+      </w:r>
+      <w:r>
+        <w:rPr>
+          <w:rFonts w:eastAsia="Times New Roman"/>
+        </w:rPr>
+        <w:t>.”</w:t>
+      </w:r>
+    </w:p>
+    <w:p>
+      <w:pPr>
+        <w:rPr>
+          <w:rFonts w:eastAsia="Times New Roman"/>
+        </w:rPr>
+      </w:pPr>
+      <w:r>
+        <w:rPr>
+          <w:rFonts w:eastAsia="Times New Roman"/>
+        </w:rPr>
+        <w:t>“</w:t>
+      </w:r>
+      <w:r>
+        <w:rPr>
+          <w:rFonts w:eastAsia="Times New Roman"/>
+        </w:rPr>
+        <w:t>And you’re</w:t>
+      </w:r>
+      <w:r>
+        <w:rPr>
+          <w:rFonts w:eastAsia="Times New Roman"/>
+        </w:rPr>
+        <w:t xml:space="preserve"> </w:t>
+      </w:r>
+      <w:r>
+        <w:rPr>
+          <w:rFonts w:eastAsia="Times New Roman"/>
+        </w:rPr>
+        <w:t>going against her orders</w:t>
+      </w:r>
+      <w:r>
+        <w:rPr>
+          <w:rFonts w:eastAsia="Times New Roman"/>
+        </w:rPr>
+        <w:t xml:space="preserve">?” </w:t>
+      </w:r>
+    </w:p>
+    <w:p>
+      <w:pPr>
+        <w:rPr>
+          <w:rFonts w:eastAsia="Times New Roman"/>
+        </w:rPr>
+      </w:pPr>
+      <w:r>
+        <w:rPr>
+          <w:rFonts w:eastAsia="Times New Roman"/>
+        </w:rPr>
+        <w:t xml:space="preserve">“Technically, she didn’t say I couldn’t do it, just that I couldn’t use company resources. She said if we’re </w:t>
+      </w:r>
+      <w:r>
+        <w:rPr>
+          <w:rFonts w:eastAsia="Times New Roman"/>
+        </w:rPr>
+        <w:t>found out</w:t>
+      </w:r>
+      <w:r>
+        <w:rPr>
+          <w:rFonts w:eastAsia="Times New Roman"/>
+        </w:rPr>
+        <w:t>, our chances of winning over Director Royce go down the drain.</w:t>
+      </w:r>
+      <w:r>
+        <w:rPr>
+          <w:rFonts w:eastAsia="Times New Roman"/>
+        </w:rPr>
+        <w:t xml:space="preserve"> Which, I admit, is a risk.”</w:t>
+      </w:r>
+    </w:p>
+    <w:p>
+      <w:pPr>
+        <w:rPr>
+          <w:rFonts w:eastAsia="Times New Roman"/>
+        </w:rPr>
+      </w:pPr>
+      <w:r>
+        <w:rPr>
+          <w:rFonts w:eastAsia="Times New Roman"/>
+        </w:rPr>
         <w:lastRenderedPageBreak/>
-        <w:t xml:space="preserve">“You’re not. I’d rather send one of </w:t>
-      </w:r>
-      <w:r>
-        <w:rPr>
-          <w:rFonts w:eastAsia="Times New Roman"/>
-        </w:rPr>
-        <w:t>our</w:t>
-      </w:r>
-      <w:r>
-        <w:rPr>
-          <w:rFonts w:eastAsia="Times New Roman"/>
-        </w:rPr>
-        <w:t xml:space="preserve"> trained guards. Unfortunately, my mother’s afraid of poking the bear, and refused my request</w:t>
-      </w:r>
-      <w:r>
-        <w:rPr>
-          <w:rFonts w:eastAsia="Times New Roman"/>
-        </w:rPr>
-        <w:t xml:space="preserve"> for personnel</w:t>
-      </w:r>
-      <w:r>
-        <w:rPr>
-          <w:rFonts w:eastAsia="Times New Roman"/>
-        </w:rPr>
-        <w:t>.”</w:t>
+        <w:t xml:space="preserve">“So, just don’t get caught? Great plan, and all, but I’m no </w:t>
+      </w:r>
+      <w:r>
+        <w:rPr>
+          <w:rFonts w:eastAsia="Times New Roman"/>
+        </w:rPr>
+        <w:t>cat burglar</w:t>
+      </w:r>
+      <w:r>
+        <w:rPr>
+          <w:rFonts w:eastAsia="Times New Roman"/>
+        </w:rPr>
+        <w:t xml:space="preserve">. I’m </w:t>
+      </w:r>
+      <w:r>
+        <w:rPr>
+          <w:rFonts w:eastAsia="Times New Roman"/>
+        </w:rPr>
+        <w:t>just some nobody you plucked off the street.</w:t>
+      </w:r>
+      <w:r>
+        <w:rPr>
+          <w:rFonts w:eastAsia="Times New Roman"/>
+        </w:rPr>
+        <w:t xml:space="preserve"> </w:t>
+      </w:r>
+      <w:r>
+        <w:rPr>
+          <w:rFonts w:eastAsia="Times New Roman"/>
+        </w:rPr>
+        <w:t>Worse</w:t>
+      </w:r>
+      <w:r>
+        <w:rPr>
+          <w:rFonts w:eastAsia="Times New Roman"/>
+        </w:rPr>
+        <w:t>, I’ve been detained there before, so who knows if they’ll still recognize me?”</w:t>
       </w:r>
     </w:p>
     <w:p>
@@ -11013,7 +11475,162 @@
         <w:rPr>
           <w:rFonts w:eastAsia="Times New Roman"/>
         </w:rPr>
-        <w:t>And you’re</w:t>
+        <w:t xml:space="preserve">The Skywatch office in Montreal is a newer one, and its physical security is </w:t>
+      </w:r>
+      <w:r>
+        <w:rPr>
+          <w:rFonts w:eastAsia="Times New Roman"/>
+        </w:rPr>
+        <w:t xml:space="preserve">still </w:t>
+      </w:r>
+      <w:r>
+        <w:rPr>
+          <w:rFonts w:eastAsia="Times New Roman"/>
+        </w:rPr>
+        <w:t xml:space="preserve">pretty lax. </w:t>
+      </w:r>
+      <w:r>
+        <w:rPr>
+          <w:rFonts w:eastAsia="Times New Roman"/>
+        </w:rPr>
+        <w:t>I’ll</w:t>
+      </w:r>
+      <w:r>
+        <w:rPr>
+          <w:rFonts w:eastAsia="Times New Roman"/>
+        </w:rPr>
+        <w:t xml:space="preserve"> get you clearance to enter, then all you have to do is plug a USB drive into their network, and malware will take it from there. If we had more time, we could try a phishing scam to try and get remote access, but we don’t, so…”</w:t>
+      </w:r>
+    </w:p>
+    <w:p>
+      <w:pPr>
+        <w:rPr>
+          <w:rFonts w:eastAsia="Times New Roman"/>
+        </w:rPr>
+      </w:pPr>
+      <w:r>
+        <w:rPr>
+          <w:rFonts w:eastAsia="Times New Roman"/>
+        </w:rPr>
+        <w:t xml:space="preserve">Her </w:t>
+      </w:r>
+      <w:r>
+        <w:rPr>
+          <w:rFonts w:eastAsia="Times New Roman"/>
+        </w:rPr>
+        <w:t>scheme</w:t>
+      </w:r>
+      <w:r>
+        <w:rPr>
+          <w:rFonts w:eastAsia="Times New Roman"/>
+        </w:rPr>
+        <w:t xml:space="preserve"> sounded deceptively simple. However,</w:t>
+      </w:r>
+      <w:r>
+        <w:rPr>
+          <w:rFonts w:eastAsia="Times New Roman"/>
+        </w:rPr>
+        <w:t xml:space="preserve"> Akiko was not without a sense of self-preservation, and that </w:t>
+      </w:r>
+      <w:r>
+        <w:rPr>
+          <w:rFonts w:eastAsia="Times New Roman"/>
+        </w:rPr>
+        <w:t>sense was keen to remind her that inserting herself into company politics, by committing a crime no less, was the exact opposite of keeping her head down. Much better to live a comfy life at the Cloud Garden for as long as it took her to get back on her feet, and keep a wide berth from this nonsense.</w:t>
+      </w:r>
+    </w:p>
+    <w:p>
+      <w:pPr>
+        <w:rPr>
+          <w:rFonts w:eastAsia="Times New Roman"/>
+        </w:rPr>
+      </w:pPr>
+      <w:r>
+        <w:rPr>
+          <w:rFonts w:eastAsia="Times New Roman"/>
+        </w:rPr>
+        <w:t>It</w:t>
+      </w:r>
+      <w:r>
+        <w:rPr>
+          <w:rFonts w:eastAsia="Times New Roman"/>
+        </w:rPr>
+        <w:t xml:space="preserve"> was time to test Cassandra’s honesty.</w:t>
+      </w:r>
+    </w:p>
+    <w:p>
+      <w:pPr>
+        <w:rPr>
+          <w:rFonts w:eastAsia="Times New Roman"/>
+        </w:rPr>
+      </w:pPr>
+      <w:r>
+        <w:rPr>
+          <w:rFonts w:eastAsia="Times New Roman"/>
+        </w:rPr>
+        <w:t>“I’m sorry, I can’t do that,” Akiko said. “</w:t>
+      </w:r>
+      <w:r>
+        <w:rPr>
+          <w:rFonts w:eastAsia="Times New Roman"/>
+        </w:rPr>
+        <w:t>I’ve nearly been arrested, like, twice in the past week, so I’m not gonna commit an actual crime and give these dickheads another reason to come after me.”</w:t>
+      </w:r>
+    </w:p>
+    <w:p>
+      <w:pPr>
+        <w:rPr>
+          <w:rFonts w:eastAsia="Times New Roman"/>
+        </w:rPr>
+      </w:pPr>
+      <w:r>
+        <w:rPr>
+          <w:rFonts w:eastAsia="Times New Roman"/>
+        </w:rPr>
+        <w:t xml:space="preserve">She expected Cassandra to be angry, to renege on </w:t>
+      </w:r>
+      <w:r>
+        <w:rPr>
+          <w:rFonts w:eastAsia="Times New Roman"/>
+        </w:rPr>
+        <w:t>their agreement</w:t>
+      </w:r>
+      <w:r>
+        <w:rPr>
+          <w:rFonts w:eastAsia="Times New Roman"/>
+        </w:rPr>
+        <w:t xml:space="preserve"> and throw her out on the street, but that didn’t happen. Instead, </w:t>
+      </w:r>
+      <w:r>
+        <w:rPr>
+          <w:rFonts w:eastAsia="Times New Roman"/>
+        </w:rPr>
+        <w:t xml:space="preserve">to her surprise, </w:t>
+      </w:r>
+      <w:r>
+        <w:rPr>
+          <w:rFonts w:eastAsia="Times New Roman"/>
+        </w:rPr>
+        <w:t xml:space="preserve">she was treated with </w:t>
+      </w:r>
+      <w:r>
+        <w:rPr>
+          <w:rFonts w:eastAsia="Times New Roman"/>
+        </w:rPr>
+        <w:t>nothing more than a respectful nod.</w:t>
+      </w:r>
+    </w:p>
+    <w:p>
+      <w:pPr>
+        <w:rPr>
+          <w:rFonts w:eastAsia="Times New Roman"/>
+        </w:rPr>
+      </w:pPr>
+      <w:r>
+        <w:rPr>
+          <w:rFonts w:eastAsia="Times New Roman"/>
+        </w:rPr>
+        <w:t>“Very well. I hope I haven’t overstepped any boundaries by asking,” Cassandra said.</w:t>
       </w:r>
       <w:r>
         <w:rPr>
@@ -11025,278 +11642,6 @@
         <w:rPr>
           <w:rFonts w:eastAsia="Times New Roman"/>
         </w:rPr>
-        <w:t>going against her orders</w:t>
-      </w:r>
-      <w:r>
-        <w:rPr>
-          <w:rFonts w:eastAsia="Times New Roman"/>
-        </w:rPr>
-        <w:t xml:space="preserve">?” </w:t>
-      </w:r>
-    </w:p>
-    <w:p>
-      <w:pPr>
-        <w:rPr>
-          <w:rFonts w:eastAsia="Times New Roman"/>
-        </w:rPr>
-      </w:pPr>
-      <w:r>
-        <w:rPr>
-          <w:rFonts w:eastAsia="Times New Roman"/>
-        </w:rPr>
-        <w:t xml:space="preserve">“Technically, she didn’t say I couldn’t do it, just that I couldn’t use company resources. She said if we’re </w:t>
-      </w:r>
-      <w:r>
-        <w:rPr>
-          <w:rFonts w:eastAsia="Times New Roman"/>
-        </w:rPr>
-        <w:t>found out</w:t>
-      </w:r>
-      <w:r>
-        <w:rPr>
-          <w:rFonts w:eastAsia="Times New Roman"/>
-        </w:rPr>
-        <w:t>, our chances of winning over Director Royce go down the drain.</w:t>
-      </w:r>
-      <w:r>
-        <w:rPr>
-          <w:rFonts w:eastAsia="Times New Roman"/>
-        </w:rPr>
-        <w:t xml:space="preserve"> Which, I admit, is a risk.”</w:t>
-      </w:r>
-    </w:p>
-    <w:p>
-      <w:pPr>
-        <w:rPr>
-          <w:rFonts w:eastAsia="Times New Roman"/>
-        </w:rPr>
-      </w:pPr>
-      <w:r>
-        <w:rPr>
-          <w:rFonts w:eastAsia="Times New Roman"/>
-        </w:rPr>
-        <w:t xml:space="preserve">“So, just don’t get caught? Great plan, and all, but I’m no </w:t>
-      </w:r>
-      <w:r>
-        <w:rPr>
-          <w:rFonts w:eastAsia="Times New Roman"/>
-        </w:rPr>
-        <w:t>cat burglar</w:t>
-      </w:r>
-      <w:r>
-        <w:rPr>
-          <w:rFonts w:eastAsia="Times New Roman"/>
-        </w:rPr>
-        <w:t xml:space="preserve">. I’m </w:t>
-      </w:r>
-      <w:r>
-        <w:rPr>
-          <w:rFonts w:eastAsia="Times New Roman"/>
-        </w:rPr>
-        <w:t>just some nobody you plucked off the street.</w:t>
-      </w:r>
-      <w:r>
-        <w:rPr>
-          <w:rFonts w:eastAsia="Times New Roman"/>
-        </w:rPr>
-        <w:t xml:space="preserve"> </w:t>
-      </w:r>
-      <w:r>
-        <w:rPr>
-          <w:rFonts w:eastAsia="Times New Roman"/>
-        </w:rPr>
-        <w:t>Worse</w:t>
-      </w:r>
-      <w:r>
-        <w:rPr>
-          <w:rFonts w:eastAsia="Times New Roman"/>
-        </w:rPr>
-        <w:t>, I’ve been detained there before, so who knows if they’ll still recognize me?”</w:t>
-      </w:r>
-    </w:p>
-    <w:p>
-      <w:pPr>
-        <w:rPr>
-          <w:rFonts w:eastAsia="Times New Roman"/>
-        </w:rPr>
-      </w:pPr>
-      <w:r>
-        <w:rPr>
-          <w:rFonts w:eastAsia="Times New Roman"/>
-        </w:rPr>
-        <w:t>“</w:t>
-      </w:r>
-      <w:r>
-        <w:rPr>
-          <w:rFonts w:eastAsia="Times New Roman"/>
-        </w:rPr>
-        <w:t xml:space="preserve">The Skywatch office in Montreal is a newer one, and its physical security is </w:t>
-      </w:r>
-      <w:r>
-        <w:rPr>
-          <w:rFonts w:eastAsia="Times New Roman"/>
-        </w:rPr>
-        <w:t xml:space="preserve">still </w:t>
-      </w:r>
-      <w:r>
-        <w:rPr>
-          <w:rFonts w:eastAsia="Times New Roman"/>
-        </w:rPr>
-        <w:t xml:space="preserve">pretty lax. </w:t>
-      </w:r>
-      <w:r>
-        <w:rPr>
-          <w:rFonts w:eastAsia="Times New Roman"/>
-        </w:rPr>
-        <w:t>I’ll</w:t>
-      </w:r>
-      <w:r>
-        <w:rPr>
-          <w:rFonts w:eastAsia="Times New Roman"/>
-        </w:rPr>
-        <w:t xml:space="preserve"> get you clearance to enter, then all you have to do is plug a USB drive into their network, and malware will take it from there. If we had more time, we could try a phishing scam to try and get remote access, but we don’t, so…”</w:t>
-      </w:r>
-    </w:p>
-    <w:p>
-      <w:pPr>
-        <w:rPr>
-          <w:rFonts w:eastAsia="Times New Roman"/>
-        </w:rPr>
-      </w:pPr>
-      <w:r>
-        <w:rPr>
-          <w:rFonts w:eastAsia="Times New Roman"/>
-        </w:rPr>
-        <w:t xml:space="preserve">Her </w:t>
-      </w:r>
-      <w:r>
-        <w:rPr>
-          <w:rFonts w:eastAsia="Times New Roman"/>
-        </w:rPr>
-        <w:t>scheme</w:t>
-      </w:r>
-      <w:r>
-        <w:rPr>
-          <w:rFonts w:eastAsia="Times New Roman"/>
-        </w:rPr>
-        <w:t xml:space="preserve"> sounded deceptively simple. However,</w:t>
-      </w:r>
-      <w:r>
-        <w:rPr>
-          <w:rFonts w:eastAsia="Times New Roman"/>
-        </w:rPr>
-        <w:t xml:space="preserve"> Akiko was not without a sense of self-preservation, and that </w:t>
-      </w:r>
-      <w:r>
-        <w:rPr>
-          <w:rFonts w:eastAsia="Times New Roman"/>
-        </w:rPr>
-        <w:t>sense was keen to remind her that inserting herself into company politics, by committing a crime no less, was the exact opposite of keeping her head down. Much better to live a comfy life at the Cloud Garden for as long as it took her to get back on her feet, and keep a wide berth from this nonsense.</w:t>
-      </w:r>
-    </w:p>
-    <w:p>
-      <w:pPr>
-        <w:rPr>
-          <w:rFonts w:eastAsia="Times New Roman"/>
-        </w:rPr>
-      </w:pPr>
-      <w:r>
-        <w:rPr>
-          <w:rFonts w:eastAsia="Times New Roman"/>
-        </w:rPr>
-        <w:t>It</w:t>
-      </w:r>
-      <w:r>
-        <w:rPr>
-          <w:rFonts w:eastAsia="Times New Roman"/>
-        </w:rPr>
-        <w:t xml:space="preserve"> was time to test Cassandra’s honesty.</w:t>
-      </w:r>
-    </w:p>
-    <w:p>
-      <w:pPr>
-        <w:rPr>
-          <w:rFonts w:eastAsia="Times New Roman"/>
-        </w:rPr>
-      </w:pPr>
-      <w:r>
-        <w:rPr>
-          <w:rFonts w:eastAsia="Times New Roman"/>
-        </w:rPr>
-        <w:t>“I’m sorry, I can’t do that,” Akiko said. “</w:t>
-      </w:r>
-      <w:r>
-        <w:rPr>
-          <w:rFonts w:eastAsia="Times New Roman"/>
-        </w:rPr>
-        <w:t>I’ve nearly been arrested, like, twice in the past week, so I’m not gonna commit an actual crime and give these dickheads another reason to come after me.”</w:t>
-      </w:r>
-    </w:p>
-    <w:p>
-      <w:pPr>
-        <w:rPr>
-          <w:rFonts w:eastAsia="Times New Roman"/>
-        </w:rPr>
-      </w:pPr>
-      <w:r>
-        <w:rPr>
-          <w:rFonts w:eastAsia="Times New Roman"/>
-        </w:rPr>
-        <w:t xml:space="preserve">She expected Cassandra to be angry, to renege on </w:t>
-      </w:r>
-      <w:r>
-        <w:rPr>
-          <w:rFonts w:eastAsia="Times New Roman"/>
-        </w:rPr>
-        <w:t>their agreement</w:t>
-      </w:r>
-      <w:r>
-        <w:rPr>
-          <w:rFonts w:eastAsia="Times New Roman"/>
-        </w:rPr>
-        <w:t xml:space="preserve"> and throw her out on the street, but that didn’t happen. Instead, </w:t>
-      </w:r>
-      <w:r>
-        <w:rPr>
-          <w:rFonts w:eastAsia="Times New Roman"/>
-        </w:rPr>
-        <w:t xml:space="preserve">to her surprise, </w:t>
-      </w:r>
-      <w:r>
-        <w:rPr>
-          <w:rFonts w:eastAsia="Times New Roman"/>
-        </w:rPr>
-        <w:t xml:space="preserve">she was treated with </w:t>
-      </w:r>
-      <w:r>
-        <w:rPr>
-          <w:rFonts w:eastAsia="Times New Roman"/>
-        </w:rPr>
-        <w:t>nothing more than a respectful nod.</w:t>
-      </w:r>
-    </w:p>
-    <w:p>
-      <w:pPr>
-        <w:rPr>
-          <w:rFonts w:eastAsia="Times New Roman"/>
-        </w:rPr>
-      </w:pPr>
-      <w:r>
-        <w:rPr>
-          <w:rFonts w:eastAsia="Times New Roman"/>
-        </w:rPr>
-        <w:t>“Very well. I hope I haven’t overstepped any boundaries by asking,” Cassandra said.</w:t>
-      </w:r>
-      <w:r>
-        <w:rPr>
-          <w:rFonts w:eastAsia="Times New Roman"/>
-        </w:rPr>
-        <w:t xml:space="preserve"> </w:t>
-      </w:r>
-      <w:r>
-        <w:rPr>
-          <w:rFonts w:eastAsia="Times New Roman"/>
-        </w:rPr>
         <w:t>As she spoke, she</w:t>
       </w:r>
       <w:r>
@@ -11334,94 +11679,100 @@
         <w:rPr>
           <w:rFonts w:eastAsia="Times New Roman"/>
         </w:rPr>
+        <w:t xml:space="preserve">“What’s this?” Akiko asked as </w:t>
+      </w:r>
+      <w:r>
+        <w:rPr>
+          <w:rFonts w:eastAsia="Times New Roman"/>
+        </w:rPr>
+        <w:t xml:space="preserve">it </w:t>
+      </w:r>
+      <w:r>
+        <w:rPr>
+          <w:rFonts w:eastAsia="Times New Roman"/>
+        </w:rPr>
+        <w:t>landed in her hands.</w:t>
+      </w:r>
+    </w:p>
+    <w:p>
+      <w:pPr>
+        <w:rPr>
+          <w:rFonts w:eastAsia="Times New Roman"/>
+        </w:rPr>
+      </w:pPr>
+      <w:r>
+        <w:rPr>
+          <w:rFonts w:eastAsia="Times New Roman"/>
+        </w:rPr>
+        <w:t xml:space="preserve">“Spare apartment key. </w:t>
+      </w:r>
+      <w:r>
+        <w:rPr>
+          <w:rFonts w:eastAsia="Times New Roman"/>
+        </w:rPr>
+        <w:t xml:space="preserve">Faster than scanning you into the </w:t>
+      </w:r>
+      <w:r>
+        <w:rPr>
+          <w:rFonts w:eastAsia="Times New Roman"/>
+        </w:rPr>
+        <w:t>biometric lock</w:t>
+      </w:r>
+      <w:r>
+        <w:rPr>
+          <w:rFonts w:eastAsia="Times New Roman"/>
+        </w:rPr>
+        <w:t>. Just don’t lose it.”</w:t>
+      </w:r>
+      <w:r>
+        <w:rPr>
+          <w:rFonts w:eastAsia="Times New Roman"/>
+        </w:rPr>
+        <w:t xml:space="preserve"> The young woman winked at her as if, just like she’d promised, the previous conversation never happened.</w:t>
+      </w:r>
+    </w:p>
+    <w:p>
+      <w:pPr>
+        <w:rPr>
+          <w:rFonts w:eastAsia="Times New Roman"/>
+        </w:rPr>
+      </w:pPr>
+      <w:r>
+        <w:rPr>
+          <w:rFonts w:eastAsia="Times New Roman"/>
+        </w:rPr>
+        <w:t xml:space="preserve">Akiko stared </w:t>
+      </w:r>
+      <w:r>
+        <w:rPr>
+          <w:rFonts w:eastAsia="Times New Roman"/>
+        </w:rPr>
+        <w:t>at the weathered trinket she now held. The</w:t>
+      </w:r>
+      <w:r>
+        <w:rPr>
+          <w:rFonts w:eastAsia="Times New Roman"/>
+        </w:rPr>
+        <w:t xml:space="preserve"> cartoon</w:t>
+      </w:r>
+      <w:r>
+        <w:rPr>
+          <w:rFonts w:eastAsia="Times New Roman"/>
+        </w:rPr>
+        <w:t xml:space="preserve"> girl’s cheerful face stared back, still smiling despite </w:t>
+      </w:r>
+      <w:r>
+        <w:rPr>
+          <w:rFonts w:eastAsia="Times New Roman"/>
+        </w:rPr>
+        <w:t xml:space="preserve">her chipped and worn paint from years of resting in someone’s </w:t>
+      </w:r>
+      <w:r>
+        <w:rPr>
+          <w:rFonts w:eastAsia="Times New Roman"/>
+        </w:rPr>
         <w:lastRenderedPageBreak/>
-        <w:t xml:space="preserve">“What’s this?” Akiko asked as </w:t>
-      </w:r>
-      <w:r>
-        <w:rPr>
-          <w:rFonts w:eastAsia="Times New Roman"/>
-        </w:rPr>
-        <w:t xml:space="preserve">it </w:t>
-      </w:r>
-      <w:r>
-        <w:rPr>
-          <w:rFonts w:eastAsia="Times New Roman"/>
-        </w:rPr>
-        <w:t>landed in her hands.</w:t>
-      </w:r>
-    </w:p>
-    <w:p>
-      <w:pPr>
-        <w:rPr>
-          <w:rFonts w:eastAsia="Times New Roman"/>
-        </w:rPr>
-      </w:pPr>
-      <w:r>
-        <w:rPr>
-          <w:rFonts w:eastAsia="Times New Roman"/>
-        </w:rPr>
-        <w:t xml:space="preserve">“Spare apartment key. </w:t>
-      </w:r>
-      <w:r>
-        <w:rPr>
-          <w:rFonts w:eastAsia="Times New Roman"/>
-        </w:rPr>
-        <w:t xml:space="preserve">Faster than scanning you into the </w:t>
-      </w:r>
-      <w:r>
-        <w:rPr>
-          <w:rFonts w:eastAsia="Times New Roman"/>
-        </w:rPr>
-        <w:t>biometric lock</w:t>
-      </w:r>
-      <w:r>
-        <w:rPr>
-          <w:rFonts w:eastAsia="Times New Roman"/>
-        </w:rPr>
-        <w:t>. Just don’t lose it.”</w:t>
-      </w:r>
-      <w:r>
-        <w:rPr>
-          <w:rFonts w:eastAsia="Times New Roman"/>
-        </w:rPr>
-        <w:t xml:space="preserve"> The young woman winked at her as if, just like she’d promised, the previous conversation never happened.</w:t>
-      </w:r>
-    </w:p>
-    <w:p>
-      <w:pPr>
-        <w:rPr>
-          <w:rFonts w:eastAsia="Times New Roman"/>
-        </w:rPr>
-      </w:pPr>
-      <w:r>
-        <w:rPr>
-          <w:rFonts w:eastAsia="Times New Roman"/>
-        </w:rPr>
-        <w:t xml:space="preserve">Akiko stared </w:t>
-      </w:r>
-      <w:r>
-        <w:rPr>
-          <w:rFonts w:eastAsia="Times New Roman"/>
-        </w:rPr>
-        <w:t>at the weathered trinket she now held. The</w:t>
-      </w:r>
-      <w:r>
-        <w:rPr>
-          <w:rFonts w:eastAsia="Times New Roman"/>
-        </w:rPr>
-        <w:t xml:space="preserve"> cartoon</w:t>
-      </w:r>
-      <w:r>
-        <w:rPr>
-          <w:rFonts w:eastAsia="Times New Roman"/>
-        </w:rPr>
-        <w:t xml:space="preserve"> girl’s cheerful face stared back, still smiling despite </w:t>
-      </w:r>
-      <w:r>
-        <w:rPr>
-          <w:rFonts w:eastAsia="Times New Roman"/>
-        </w:rPr>
-        <w:t xml:space="preserve">her chipped and worn paint from years of resting in someone’s pocket. </w:t>
+        <w:t xml:space="preserve">pocket. </w:t>
       </w:r>
       <w:r>
         <w:rPr>
@@ -11628,14 +11979,12 @@
         </w:rPr>
         <w:t xml:space="preserve"> luxury airliner did </w:t>
       </w:r>
-      <w:proofErr w:type="gramStart"/>
       <w:r>
         <w:rPr>
           <w:rFonts w:eastAsia="Times New Roman"/>
         </w:rPr>
         <w:t>it</w:t>
       </w:r>
-      <w:proofErr w:type="gramEnd"/>
       <w:r>
         <w:rPr>
           <w:rFonts w:eastAsia="Times New Roman"/>
@@ -11695,7 +12044,6 @@
         <w:rPr>
           <w:rFonts w:eastAsia="Times New Roman"/>
         </w:rPr>
-        <w:lastRenderedPageBreak/>
         <w:t xml:space="preserve">While the delegation awaited permission to board, they watched the branch staff load supplies onto the </w:t>
       </w:r>
       <w:r>
@@ -11796,6 +12144,7 @@
         <w:rPr>
           <w:rFonts w:eastAsia="Times New Roman"/>
         </w:rPr>
+        <w:lastRenderedPageBreak/>
         <w:t xml:space="preserve">“Before we left, Akiko told me what she knew about the </w:t>
       </w:r>
       <w:r>

--- a/Peregrine 2020.docx
+++ b/Peregrine 2020.docx
@@ -2203,7 +2203,15 @@
     </w:p>
     <w:p>
       <w:r>
-        <w:t xml:space="preserve">“That scent you’re wearing is real nice,” </w:t>
+        <w:t xml:space="preserve">“That scent you’re wearing is </w:t>
+      </w:r>
+      <w:proofErr w:type="gramStart"/>
+      <w:r>
+        <w:t>real</w:t>
+      </w:r>
+      <w:proofErr w:type="gramEnd"/>
+      <w:r>
+        <w:t xml:space="preserve"> nice,” </w:t>
       </w:r>
       <w:r>
         <w:t>she</w:t>
@@ -2621,7 +2629,15 @@
         <w:t>,</w:t>
       </w:r>
       <w:r>
-        <w:t xml:space="preserve"> and opened up an old game she had installed on a whim. It was a stupid thing whose only redeeming quality was a cast full of pretty girls, but watching the scenery fly </w:t>
+        <w:t xml:space="preserve"> and opened up an old game she had installed on a whim. It was a stupid thing </w:t>
+      </w:r>
+      <w:proofErr w:type="gramStart"/>
+      <w:r>
+        <w:t>whose</w:t>
+      </w:r>
+      <w:proofErr w:type="gramEnd"/>
+      <w:r>
+        <w:t xml:space="preserve"> only redeeming quality was a cast full of pretty girls, but watching the scenery fly </w:t>
       </w:r>
       <w:r>
         <w:t>past</w:t>
@@ -5337,13 +5353,25 @@
         <w:rPr>
           <w:lang w:eastAsia="ja-JP"/>
         </w:rPr>
-        <w:t xml:space="preserve"> a </w:t>
-      </w:r>
-      <w:r>
-        <w:rPr>
-          <w:lang w:eastAsia="ja-JP"/>
-        </w:rPr>
-        <w:t>nice</w:t>
+        <w:t xml:space="preserve"> </w:t>
+      </w:r>
+      <w:r>
+        <w:rPr>
+          <w:lang w:eastAsia="ja-JP"/>
+        </w:rPr>
+        <w:t>one</w:t>
+      </w:r>
+      <w:r>
+        <w:rPr>
+          <w:lang w:eastAsia="ja-JP"/>
+        </w:rPr>
+        <w:t xml:space="preserve"> </w:t>
+      </w:r>
+      <w:r>
+        <w:rPr>
+          <w:lang w:eastAsia="ja-JP"/>
+        </w:rPr>
+        <w:t>fine</w:t>
       </w:r>
       <w:r>
         <w:rPr>
@@ -5622,20 +5650,38 @@
     <w:p>
       <w:pPr>
         <w:rPr>
-          <w:lang w:eastAsia="ja-JP"/>
-        </w:rPr>
-      </w:pPr>
-      <w:r>
-        <w:rPr>
-          <w:lang w:eastAsia="ja-JP"/>
-        </w:rPr>
-        <w:t>“Believe me, I’m the last person daddy dearest wants to see.</w:t>
-      </w:r>
-      <w:r>
-        <w:rPr>
-          <w:lang w:eastAsia="ja-JP"/>
-        </w:rPr>
-        <w:t>”</w:t>
+          <w:lang w:val="en-CA" w:eastAsia="ja-JP"/>
+        </w:rPr>
+      </w:pPr>
+      <w:r>
+        <w:rPr>
+          <w:lang w:eastAsia="ja-JP"/>
+        </w:rPr>
+        <w:t>“Believe me, I’m the last person daddy dearest wants to see</w:t>
+      </w:r>
+      <w:r>
+        <w:rPr>
+          <w:lang w:eastAsia="ja-JP"/>
+        </w:rPr>
+        <w:t>,” Jackson said with the slightest tinge of resentment on his breath</w:t>
+      </w:r>
+      <w:r>
+        <w:rPr>
+          <w:lang w:val="en-CA" w:eastAsia="ja-JP"/>
+        </w:rPr>
+        <w:t>. “Don’t worry about me, though. Go talk to your</w:t>
+      </w:r>
+      <w:r>
+        <w:rPr>
+          <w:lang w:val="en-CA" w:eastAsia="ja-JP"/>
+        </w:rPr>
+        <w:t xml:space="preserve"> little</w:t>
+      </w:r>
+      <w:r>
+        <w:rPr>
+          <w:lang w:val="en-CA" w:eastAsia="ja-JP"/>
+        </w:rPr>
+        <w:t xml:space="preserve"> lady friend.”</w:t>
       </w:r>
     </w:p>
     <w:p>
@@ -5877,6 +5923,7 @@
         <w:rPr>
           <w:rFonts w:eastAsia="Calibri"/>
         </w:rPr>
+        <w:lastRenderedPageBreak/>
         <w:t xml:space="preserve">That insignificance didn’t last long. </w:t>
       </w:r>
     </w:p>
@@ -5890,7 +5937,6 @@
         <w:rPr>
           <w:rFonts w:eastAsia="Calibri"/>
         </w:rPr>
-        <w:lastRenderedPageBreak/>
         <w:t xml:space="preserve">Freed from the directives imposed by </w:t>
       </w:r>
       <w:r>
@@ -7835,7 +7881,21 @@
         <w:rPr>
           <w:rFonts w:eastAsia="Times New Roman"/>
         </w:rPr>
-        <w:t xml:space="preserve"> And Cassandra, find somewhere for your friend to sleep. I don’t care where.</w:t>
+        <w:t xml:space="preserve"> And Cassandra, find somewhere for your friend to sleep. I don’t care </w:t>
+      </w:r>
+      <w:proofErr w:type="gramStart"/>
+      <w:r>
+        <w:rPr>
+          <w:rFonts w:eastAsia="Times New Roman"/>
+        </w:rPr>
+        <w:t>where</w:t>
+      </w:r>
+      <w:proofErr w:type="gramEnd"/>
+      <w:r>
+        <w:rPr>
+          <w:rFonts w:eastAsia="Times New Roman"/>
+        </w:rPr>
+        <w:t>.</w:t>
       </w:r>
       <w:r>
         <w:rPr>
@@ -8595,8 +8655,16 @@
         <w:rPr>
           <w:rFonts w:eastAsia="Times New Roman"/>
         </w:rPr>
-        <w:t>‘cept</w:t>
-      </w:r>
+        <w:t>‘</w:t>
+      </w:r>
+      <w:proofErr w:type="spellStart"/>
+      <w:r>
+        <w:rPr>
+          <w:rFonts w:eastAsia="Times New Roman"/>
+        </w:rPr>
+        <w:t>cept</w:t>
+      </w:r>
+      <w:proofErr w:type="spellEnd"/>
       <w:r>
         <w:rPr>
           <w:rFonts w:eastAsia="Times New Roman"/>
@@ -10694,7 +10762,21 @@
         <w:rPr>
           <w:rFonts w:eastAsia="Times New Roman"/>
         </w:rPr>
-        <w:t>who’s gotta head out</w:t>
+        <w:t xml:space="preserve">who’s </w:t>
+      </w:r>
+      <w:proofErr w:type="spellStart"/>
+      <w:r>
+        <w:rPr>
+          <w:rFonts w:eastAsia="Times New Roman"/>
+        </w:rPr>
+        <w:t>gotta</w:t>
+      </w:r>
+      <w:proofErr w:type="spellEnd"/>
+      <w:r>
+        <w:rPr>
+          <w:rFonts w:eastAsia="Times New Roman"/>
+        </w:rPr>
+        <w:t xml:space="preserve"> head out</w:t>
       </w:r>
       <w:r>
         <w:rPr>
@@ -11979,12 +12061,14 @@
         </w:rPr>
         <w:t xml:space="preserve"> luxury airliner did </w:t>
       </w:r>
+      <w:proofErr w:type="gramStart"/>
       <w:r>
         <w:rPr>
           <w:rFonts w:eastAsia="Times New Roman"/>
         </w:rPr>
         <w:t>it</w:t>
       </w:r>
+      <w:proofErr w:type="gramEnd"/>
       <w:r>
         <w:rPr>
           <w:rFonts w:eastAsia="Times New Roman"/>

--- a/Peregrine 2020.docx
+++ b/Peregrine 2020.docx
@@ -5677,6 +5677,12 @@
           <w:lang w:val="en-CA" w:eastAsia="ja-JP"/>
         </w:rPr>
         <w:t>his arm around her and all but dragged her towards Akiko, who finally took notice of her friend’s arrival.</w:t>
+      </w:r>
+      <w:r>
+        <w:rPr>
+          <w:lang w:val="en-CA" w:eastAsia="ja-JP"/>
+        </w:rPr>
+        <w:t xml:space="preserve"> </w:t>
       </w:r>
     </w:p>
     <w:p>

--- a/Peregrine 2020.docx
+++ b/Peregrine 2020.docx
@@ -81,7 +81,6 @@
     <w:p>
       <w:pPr>
         <w:ind w:firstLine="0"/>
-        <w:jc w:val="center"/>
         <w:rPr>
           <w:sz w:val="28"/>
         </w:rPr>
@@ -100,82 +99,6 @@
     <w:p>
       <w:pPr>
         <w:ind w:firstLine="0"/>
-        <w:jc w:val="center"/>
-        <w:rPr>
-          <w:sz w:val="28"/>
-        </w:rPr>
-      </w:pPr>
-    </w:p>
-    <w:p>
-      <w:pPr>
-        <w:ind w:firstLine="0"/>
-        <w:jc w:val="center"/>
-        <w:rPr>
-          <w:sz w:val="28"/>
-        </w:rPr>
-      </w:pPr>
-    </w:p>
-    <w:p>
-      <w:pPr>
-        <w:ind w:firstLine="0"/>
-        <w:jc w:val="center"/>
-        <w:rPr>
-          <w:sz w:val="28"/>
-        </w:rPr>
-      </w:pPr>
-    </w:p>
-    <w:p>
-      <w:pPr>
-        <w:ind w:firstLine="0"/>
-        <w:jc w:val="center"/>
-        <w:rPr>
-          <w:sz w:val="28"/>
-        </w:rPr>
-      </w:pPr>
-    </w:p>
-    <w:p>
-      <w:pPr>
-        <w:ind w:firstLine="0"/>
-        <w:jc w:val="center"/>
-        <w:rPr>
-          <w:sz w:val="28"/>
-        </w:rPr>
-      </w:pPr>
-      <w:r>
-        <w:rPr>
-          <w:sz w:val="28"/>
-        </w:rPr>
-        <w:t>Dedicated to Nari</w:t>
-      </w:r>
-      <w:r>
-        <w:rPr>
-          <w:sz w:val="28"/>
-        </w:rPr>
-        <w:t xml:space="preserve"> and Patty</w:t>
-      </w:r>
-    </w:p>
-    <w:p>
-      <w:pPr>
-        <w:ind w:firstLine="0"/>
-        <w:jc w:val="center"/>
-        <w:rPr>
-          <w:sz w:val="28"/>
-        </w:rPr>
-      </w:pPr>
-    </w:p>
-    <w:p>
-      <w:pPr>
-        <w:ind w:firstLine="0"/>
-        <w:rPr>
-          <w:sz w:val="28"/>
-          <w:szCs w:val="28"/>
-        </w:rPr>
-      </w:pPr>
-    </w:p>
-    <w:p>
-      <w:pPr>
-        <w:ind w:firstLine="0"/>
-        <w:jc w:val="center"/>
         <w:rPr>
           <w:sz w:val="28"/>
           <w:szCs w:val="28"/>
@@ -282,7 +205,7 @@
             </w:rPr>
             <w:fldChar w:fldCharType="separate"/>
           </w:r>
-          <w:hyperlink w:anchor="_Toc226238182" w:history="1">
+          <w:hyperlink w:anchor="_Toc233159043" w:history="1">
             <w:r>
               <w:rPr>
                 <w:rStyle w:val="Hyperlink"/>
@@ -317,7 +240,7 @@
                 <w:noProof/>
                 <w:webHidden/>
               </w:rPr>
-              <w:instrText xml:space="preserve"> PAGEREF _Toc226238182 \h </w:instrText>
+              <w:instrText xml:space="preserve"> PAGEREF _Toc233159043 \h </w:instrText>
             </w:r>
             <w:r>
               <w:rPr>
@@ -361,13 +284,13 @@
               <w14:ligatures w14:val="standardContextual"/>
             </w:rPr>
           </w:pPr>
-          <w:hyperlink w:anchor="_Toc226238183" w:history="1">
+          <w:hyperlink w:anchor="_Toc233159044" w:history="1">
             <w:r>
               <w:rPr>
                 <w:rStyle w:val="Hyperlink"/>
                 <w:noProof/>
               </w:rPr>
-              <w:t>Chapter 2 – Beacon</w:t>
+              <w:t>Chapter 2 – Opening Moves</w:t>
             </w:r>
             <w:r>
               <w:rPr>
@@ -388,7 +311,7 @@
                 <w:noProof/>
                 <w:webHidden/>
               </w:rPr>
-              <w:instrText xml:space="preserve"> PAGEREF _Toc226238183 \h </w:instrText>
+              <w:instrText xml:space="preserve"> PAGEREF _Toc233159044 \h </w:instrText>
             </w:r>
             <w:r>
               <w:rPr>
@@ -408,7 +331,7 @@
                 <w:noProof/>
                 <w:webHidden/>
               </w:rPr>
-              <w:t>11</w:t>
+              <w:t>10</w:t>
             </w:r>
             <w:r>
               <w:rPr>
@@ -432,7 +355,7 @@
               <w14:ligatures w14:val="standardContextual"/>
             </w:rPr>
           </w:pPr>
-          <w:hyperlink w:anchor="_Toc226238184" w:history="1">
+          <w:hyperlink w:anchor="_Toc233159045" w:history="1">
             <w:r>
               <w:rPr>
                 <w:rStyle w:val="Hyperlink"/>
@@ -459,7 +382,7 @@
                 <w:noProof/>
                 <w:webHidden/>
               </w:rPr>
-              <w:instrText xml:space="preserve"> PAGEREF _Toc226238184 \h </w:instrText>
+              <w:instrText xml:space="preserve"> PAGEREF _Toc233159045 \h </w:instrText>
             </w:r>
             <w:r>
               <w:rPr>
@@ -479,7 +402,7 @@
                 <w:noProof/>
                 <w:webHidden/>
               </w:rPr>
-              <w:t>23</w:t>
+              <w:t>18</w:t>
             </w:r>
             <w:r>
               <w:rPr>
@@ -503,7 +426,7 @@
               <w14:ligatures w14:val="standardContextual"/>
             </w:rPr>
           </w:pPr>
-          <w:hyperlink w:anchor="_Toc226238185" w:history="1">
+          <w:hyperlink w:anchor="_Toc233159046" w:history="1">
             <w:r>
               <w:rPr>
                 <w:rStyle w:val="Hyperlink"/>
@@ -530,7 +453,7 @@
                 <w:noProof/>
                 <w:webHidden/>
               </w:rPr>
-              <w:instrText xml:space="preserve"> PAGEREF _Toc226238185 \h </w:instrText>
+              <w:instrText xml:space="preserve"> PAGEREF _Toc233159046 \h </w:instrText>
             </w:r>
             <w:r>
               <w:rPr>
@@ -550,7 +473,7 @@
                 <w:noProof/>
                 <w:webHidden/>
               </w:rPr>
-              <w:t>31</w:t>
+              <w:t>26</w:t>
             </w:r>
             <w:r>
               <w:rPr>
@@ -574,7 +497,7 @@
               <w14:ligatures w14:val="standardContextual"/>
             </w:rPr>
           </w:pPr>
-          <w:hyperlink w:anchor="_Toc226238186" w:history="1">
+          <w:hyperlink w:anchor="_Toc233159047" w:history="1">
             <w:r>
               <w:rPr>
                 <w:rStyle w:val="Hyperlink"/>
@@ -601,7 +524,7 @@
                 <w:noProof/>
                 <w:webHidden/>
               </w:rPr>
-              <w:instrText xml:space="preserve"> PAGEREF _Toc226238186 \h </w:instrText>
+              <w:instrText xml:space="preserve"> PAGEREF _Toc233159047 \h </w:instrText>
             </w:r>
             <w:r>
               <w:rPr>
@@ -621,7 +544,7 @@
                 <w:noProof/>
                 <w:webHidden/>
               </w:rPr>
-              <w:t>36</w:t>
+              <w:t>31</w:t>
             </w:r>
             <w:r>
               <w:rPr>
@@ -660,8 +583,8 @@
         <w:pStyle w:val="Heading2"/>
         <w:ind w:firstLine="0"/>
       </w:pPr>
-      <w:bookmarkStart w:id="2" w:name="_Toc226238182"/>
-      <w:bookmarkStart w:id="3" w:name="_Hlk214664502"/>
+      <w:bookmarkStart w:id="2" w:name="_Hlk214664502"/>
+      <w:bookmarkStart w:id="3" w:name="_Toc233159043"/>
       <w:r>
         <w:lastRenderedPageBreak/>
         <w:t>Chapter 1</w:t>
@@ -681,7 +604,7 @@
         </w:rPr>
         <w:t>Lethe</w:t>
       </w:r>
-      <w:bookmarkEnd w:id="2"/>
+      <w:bookmarkEnd w:id="3"/>
     </w:p>
     <w:p>
       <w:pPr>
@@ -1007,7 +930,7 @@
         <w:t xml:space="preserve"> </w:t>
       </w:r>
       <w:r>
-        <w:t>dispatched</w:t>
+        <w:t>contracted</w:t>
       </w:r>
       <w:r>
         <w:t xml:space="preserve"> </w:t>
@@ -2884,6 +2807,9 @@
         <w:lastRenderedPageBreak/>
         <w:t xml:space="preserve">That was enough to get Akiko’s attention. </w:t>
       </w:r>
+      <w:r>
+        <w:t>Her eyes, which she had previously aimed anywhere except at the man before her, now locked onto his.</w:t>
+      </w:r>
     </w:p>
     <w:p>
       <w:r>
@@ -2948,7 +2874,19 @@
         <w:t>“</w:t>
       </w:r>
       <w:r>
-        <w:t xml:space="preserve">All I need from you is its location. My people will handle getting it off campus after that. </w:t>
+        <w:t xml:space="preserve">All I need from you is its location. </w:t>
+      </w:r>
+      <w:r>
+        <w:t>If we know that, m</w:t>
+      </w:r>
+      <w:r>
+        <w:t xml:space="preserve">y people </w:t>
+      </w:r>
+      <w:r>
+        <w:t>can extract it fast enough that the union won’t have time to respond</w:t>
+      </w:r>
+      <w:r>
+        <w:t xml:space="preserve">. </w:t>
       </w:r>
       <w:r>
         <w:t>Then, with the matrix under our control,</w:t>
@@ -3003,13 +2941,7 @@
         <w:t xml:space="preserve"> – someone </w:t>
       </w:r>
       <w:r>
-        <w:t xml:space="preserve">who doesn’t give a damn about </w:t>
-      </w:r>
-      <w:r>
-        <w:t>corporate</w:t>
-      </w:r>
-      <w:r>
-        <w:t xml:space="preserve"> politics</w:t>
+        <w:t>who doesn’t give a damn about politics</w:t>
       </w:r>
       <w:r>
         <w:t>, but whom I actually had something to offer</w:t>
@@ -3122,6 +3054,7 @@
     </w:p>
     <w:p>
       <w:r>
+        <w:lastRenderedPageBreak/>
         <w:t>“</w:t>
       </w:r>
       <w:r>
@@ -3146,11 +3079,7 @@
         <w:t>your friends are</w:t>
       </w:r>
       <w:r>
-        <w:t xml:space="preserve"> good people, </w:t>
-      </w:r>
-      <w:r>
-        <w:lastRenderedPageBreak/>
-        <w:t xml:space="preserve">but </w:t>
+        <w:t xml:space="preserve"> good people, but </w:t>
       </w:r>
       <w:r>
         <w:t>they’re understandably suspicious of Rose House. They might try and get in the way if they knew.”</w:t>
@@ -3300,13 +3229,8 @@
       <w:bookmarkStart w:id="5" w:name="_Toc437822484"/>
       <w:bookmarkStart w:id="6" w:name="_Toc437823166"/>
       <w:bookmarkEnd w:id="0"/>
-      <w:bookmarkEnd w:id="3"/>
+      <w:bookmarkEnd w:id="2"/>
       <w:bookmarkEnd w:id="4"/>
-    </w:p>
-    <w:p>
-      <w:pPr>
-        <w:ind w:firstLine="0"/>
-      </w:pPr>
     </w:p>
     <w:p>
       <w:pPr>
@@ -3321,7 +3245,7 @@
         <w:pStyle w:val="Heading2"/>
         <w:ind w:firstLine="0"/>
       </w:pPr>
-      <w:bookmarkStart w:id="7" w:name="_Toc226238183"/>
+      <w:bookmarkStart w:id="7" w:name="_Toc233159044"/>
       <w:r>
         <w:lastRenderedPageBreak/>
         <w:t xml:space="preserve">Chapter </w:t>
@@ -3329,10 +3253,10 @@
       <w:r>
         <w:t xml:space="preserve">2 – </w:t>
       </w:r>
+      <w:r>
+        <w:t>Opening Moves</w:t>
+      </w:r>
       <w:bookmarkEnd w:id="7"/>
-      <w:r>
-        <w:t>Prodigal Sons</w:t>
-      </w:r>
     </w:p>
     <w:p>
       <w:pPr>
@@ -4039,6 +3963,9 @@
         <w:t>?” Cassandra asked</w:t>
       </w:r>
       <w:r>
+        <w:t xml:space="preserve"> in a playful tone</w:t>
+      </w:r>
+      <w:r>
         <w:t>.</w:t>
       </w:r>
       <w:r>
@@ -4253,7 +4180,19 @@
         <w:rPr>
           <w:lang w:eastAsia="ja-JP"/>
         </w:rPr>
-        <w:t>Like the Hao twins, his parentage had “earned” him a comfy clerical job</w:t>
+        <w:t xml:space="preserve">Like the </w:t>
+      </w:r>
+      <w:r>
+        <w:rPr>
+          <w:lang w:eastAsia="ja-JP"/>
+        </w:rPr>
+        <w:t>Cassandra</w:t>
+      </w:r>
+      <w:r>
+        <w:rPr>
+          <w:lang w:eastAsia="ja-JP"/>
+        </w:rPr>
+        <w:t>, his parentage had “earned” him a comfy clerical job</w:t>
       </w:r>
       <w:r>
         <w:rPr>
@@ -5392,7 +5331,13 @@
         <w:rPr>
           <w:lang w:eastAsia="ja-JP"/>
         </w:rPr>
-        <w:t xml:space="preserve"> because you want to fuck her. You want to use her for your little project</w:t>
+        <w:t xml:space="preserve"> because you want to fuck her. You want </w:t>
+      </w:r>
+      <w:r>
+        <w:rPr>
+          <w:lang w:eastAsia="ja-JP"/>
+        </w:rPr>
+        <w:t>to use her for your little project</w:t>
       </w:r>
       <w:r>
         <w:rPr>
@@ -5436,13 +5381,162 @@
         <w:rPr>
           <w:lang w:eastAsia="ja-JP"/>
         </w:rPr>
-        <w:t>It was a lucky guess</w:t>
-      </w:r>
-      <w:r>
-        <w:rPr>
-          <w:lang w:eastAsia="ja-JP"/>
-        </w:rPr>
-        <w:t xml:space="preserve">. But I know you’re on the lookout for a pawn from the Sherbrooke </w:t>
+        <w:t>It was a</w:t>
+      </w:r>
+      <w:r>
+        <w:rPr>
+          <w:lang w:eastAsia="ja-JP"/>
+        </w:rPr>
+        <w:t xml:space="preserve">n educated </w:t>
+      </w:r>
+      <w:r>
+        <w:rPr>
+          <w:lang w:eastAsia="ja-JP"/>
+        </w:rPr>
+        <w:t>guess</w:t>
+      </w:r>
+      <w:r>
+        <w:rPr>
+          <w:lang w:eastAsia="ja-JP"/>
+        </w:rPr>
+        <w:t xml:space="preserve">. I know </w:t>
+      </w:r>
+      <w:r>
+        <w:rPr>
+          <w:lang w:eastAsia="ja-JP"/>
+        </w:rPr>
+        <w:t>you’ve been</w:t>
+      </w:r>
+      <w:r>
+        <w:rPr>
+          <w:lang w:eastAsia="ja-JP"/>
+        </w:rPr>
+        <w:t xml:space="preserve"> </w:t>
+      </w:r>
+      <w:r>
+        <w:rPr>
+          <w:lang w:eastAsia="ja-JP"/>
+        </w:rPr>
+        <w:t>trying to get eyes on</w:t>
+      </w:r>
+      <w:r>
+        <w:rPr>
+          <w:lang w:eastAsia="ja-JP"/>
+        </w:rPr>
+        <w:t xml:space="preserve"> </w:t>
+      </w:r>
+      <w:r>
+        <w:rPr>
+          <w:lang w:eastAsia="ja-JP"/>
+        </w:rPr>
+        <w:t>those bastards for a while, so the badge was the first thing I noticed, too.”</w:t>
+      </w:r>
+    </w:p>
+    <w:p>
+      <w:pPr>
+        <w:rPr>
+          <w:lang w:eastAsia="ja-JP"/>
+        </w:rPr>
+      </w:pPr>
+      <w:r>
+        <w:rPr>
+          <w:lang w:eastAsia="ja-JP"/>
+        </w:rPr>
+        <w:t xml:space="preserve">“I find that hard to believe.” </w:t>
+      </w:r>
+    </w:p>
+    <w:p>
+      <w:pPr>
+        <w:rPr>
+          <w:lang w:eastAsia="ja-JP"/>
+        </w:rPr>
+      </w:pPr>
+      <w:r>
+        <w:rPr>
+          <w:lang w:eastAsia="ja-JP"/>
+        </w:rPr>
+        <w:t>“Hey, now who’s calling who a pervert?</w:t>
+      </w:r>
+      <w:r>
+        <w:rPr>
+          <w:lang w:eastAsia="ja-JP"/>
+        </w:rPr>
+        <w:t xml:space="preserve"> </w:t>
+      </w:r>
+      <w:r>
+        <w:rPr>
+          <w:lang w:eastAsia="ja-JP"/>
+        </w:rPr>
+        <w:t>Forget about that, though</w:t>
+      </w:r>
+      <w:r>
+        <w:rPr>
+          <w:lang w:eastAsia="ja-JP"/>
+        </w:rPr>
+        <w:t>.</w:t>
+      </w:r>
+      <w:r>
+        <w:rPr>
+          <w:lang w:eastAsia="ja-JP"/>
+        </w:rPr>
+        <w:t xml:space="preserve"> </w:t>
+      </w:r>
+      <w:r>
+        <w:rPr>
+          <w:lang w:eastAsia="ja-JP"/>
+        </w:rPr>
+        <w:t>W</w:t>
+      </w:r>
+      <w:r>
+        <w:rPr>
+          <w:lang w:eastAsia="ja-JP"/>
+        </w:rPr>
+        <w:t>hat I want to know</w:t>
+      </w:r>
+      <w:r>
+        <w:rPr>
+          <w:lang w:eastAsia="ja-JP"/>
+        </w:rPr>
+        <w:t xml:space="preserve"> is why someone from </w:t>
+      </w:r>
+      <w:r>
+        <w:rPr>
+          <w:i/>
+          <w:iCs/>
+          <w:lang w:eastAsia="ja-JP"/>
+        </w:rPr>
+        <w:t>Sherbrooke</w:t>
+      </w:r>
+      <w:r>
+        <w:rPr>
+          <w:lang w:eastAsia="ja-JP"/>
+        </w:rPr>
+        <w:t xml:space="preserve">’s </w:t>
+      </w:r>
+      <w:r>
+        <w:rPr>
+          <w:lang w:eastAsia="ja-JP"/>
+        </w:rPr>
+        <w:t>here on my father’s personal invitation?</w:t>
+      </w:r>
+      <w:r>
+        <w:rPr>
+          <w:lang w:eastAsia="ja-JP"/>
+        </w:rPr>
+        <w:t>”</w:t>
+      </w:r>
+    </w:p>
+    <w:p>
+      <w:pPr>
+        <w:rPr>
+          <w:lang w:eastAsia="ja-JP"/>
+        </w:rPr>
+      </w:pPr>
+      <w:r>
+        <w:rPr>
+          <w:lang w:eastAsia="ja-JP"/>
+        </w:rPr>
+        <w:t xml:space="preserve">The Sherbrooke </w:t>
       </w:r>
       <w:r>
         <w:rPr>
@@ -5454,92 +5548,25 @@
         <w:rPr>
           <w:lang w:eastAsia="ja-JP"/>
         </w:rPr>
-        <w:t xml:space="preserve">, so </w:t>
-      </w:r>
-      <w:r>
-        <w:rPr>
-          <w:lang w:eastAsia="ja-JP"/>
-        </w:rPr>
-        <w:t xml:space="preserve">of course I noticed her </w:t>
-      </w:r>
-      <w:r>
-        <w:rPr>
-          <w:lang w:eastAsia="ja-JP"/>
-        </w:rPr>
-        <w:t>badge</w:t>
-      </w:r>
-      <w:r>
-        <w:rPr>
-          <w:lang w:eastAsia="ja-JP"/>
-        </w:rPr>
-        <w:t>.</w:t>
-      </w:r>
-      <w:r>
-        <w:rPr>
-          <w:lang w:eastAsia="ja-JP"/>
-        </w:rPr>
-        <w:t xml:space="preserve"> Question is, why is someone from Sherbrooke here on my father’s personal invitation?</w:t>
-      </w:r>
-      <w:r>
-        <w:rPr>
-          <w:lang w:eastAsia="ja-JP"/>
-        </w:rPr>
-        <w:t>”</w:t>
-      </w:r>
-    </w:p>
-    <w:p>
-      <w:pPr>
-        <w:rPr>
-          <w:lang w:eastAsia="ja-JP"/>
-        </w:rPr>
-      </w:pPr>
-      <w:r>
-        <w:rPr>
-          <w:lang w:eastAsia="ja-JP"/>
-        </w:rPr>
-        <w:t xml:space="preserve">Aleph Null’s Montreal branch was divided into two parts. Its main campus, where Cassandra worked, was in the southwestern end of the city, but there was also a smaller </w:t>
-      </w:r>
-      <w:r>
-        <w:rPr>
-          <w:lang w:eastAsia="ja-JP"/>
-        </w:rPr>
-        <w:t xml:space="preserve">site to the northeast. </w:t>
-      </w:r>
-      <w:r>
-        <w:rPr>
-          <w:lang w:eastAsia="ja-JP"/>
-        </w:rPr>
-        <w:t xml:space="preserve">Its employees, marked by </w:t>
-      </w:r>
-      <w:r>
-        <w:rPr>
-          <w:lang w:eastAsia="ja-JP"/>
-        </w:rPr>
-        <w:t xml:space="preserve">distinctive </w:t>
-      </w:r>
-      <w:r>
-        <w:rPr>
-          <w:lang w:eastAsia="ja-JP"/>
-        </w:rPr>
-        <w:t xml:space="preserve">blue ID cards, </w:t>
-      </w:r>
-      <w:r>
-        <w:rPr>
-          <w:lang w:eastAsia="ja-JP"/>
-        </w:rPr>
-        <w:t>shared their space with Rose House’s Montreal department, which had been a compromise to keep them off of the main campus.</w:t>
-      </w:r>
-      <w:r>
-        <w:rPr>
-          <w:lang w:eastAsia="ja-JP"/>
-        </w:rPr>
-        <w:t xml:space="preserve"> </w:t>
-      </w:r>
-      <w:r>
-        <w:rPr>
-          <w:lang w:eastAsia="ja-JP"/>
-        </w:rPr>
-        <w:t>This did, however, mean Cassandra was blind to her rivals’ machinations, as they had lobbied to handle their building’s security on their own.</w:t>
+        <w:t xml:space="preserve"> was a smaller, ancillary site northeast of the main campus. </w:t>
+      </w:r>
+      <w:r>
+        <w:rPr>
+          <w:lang w:eastAsia="ja-JP"/>
+        </w:rPr>
+        <w:t xml:space="preserve">Its employees, marked by blue ID cards, were mostly lower-ranked support staff, but its leadership </w:t>
+      </w:r>
+      <w:r>
+        <w:rPr>
+          <w:lang w:eastAsia="ja-JP"/>
+        </w:rPr>
+        <w:t xml:space="preserve">had always been close to headquarters. </w:t>
+      </w:r>
+      <w:r>
+        <w:rPr>
+          <w:lang w:eastAsia="ja-JP"/>
+        </w:rPr>
+        <w:t>Since Cassandra and her subordinates lacked jurisdiction beyond their own site, and her rivals were expectedly reticent, the goings-on at Sherbrooke were an uncomfortable blind spot. This was something she hoped to remedy.</w:t>
       </w:r>
     </w:p>
     <w:p>
@@ -5713,7 +5740,7 @@
         <w:rPr>
           <w:lang w:eastAsia="ja-JP"/>
         </w:rPr>
-        <w:t xml:space="preserve"> it’s been the same for you, Miss Akiko</w:t>
+        <w:t xml:space="preserve"> it’s been the same for you</w:t>
       </w:r>
       <w:r>
         <w:rPr>
@@ -5744,21 +5771,19 @@
         <w:rPr>
           <w:lang w:eastAsia="ja-JP"/>
         </w:rPr>
-        <w:t xml:space="preserve">“It’s been okay, I guess. The food’s </w:t>
-      </w:r>
-      <w:proofErr w:type="spellStart"/>
-      <w:r>
-        <w:rPr>
-          <w:lang w:eastAsia="ja-JP"/>
-        </w:rPr>
-        <w:t>kinda</w:t>
-      </w:r>
-      <w:proofErr w:type="spellEnd"/>
-      <w:r>
-        <w:rPr>
-          <w:lang w:eastAsia="ja-JP"/>
-        </w:rPr>
-        <w:t xml:space="preserve"> bland for an event this fancy</w:t>
+        <w:t>“</w:t>
+      </w:r>
+      <w:r>
+        <w:rPr>
+          <w:lang w:eastAsia="ja-JP"/>
+        </w:rPr>
+        <w:t>I’m…existing</w:t>
+      </w:r>
+      <w:r>
+        <w:rPr>
+          <w:lang w:eastAsia="ja-JP"/>
+        </w:rPr>
+        <w:t>, I guess. The food’s kinda bland for an event this fancy</w:t>
       </w:r>
       <w:r>
         <w:rPr>
@@ -5851,8 +5876,640 @@
         <w:rPr>
           <w:lang w:eastAsia="ja-JP"/>
         </w:rPr>
-        <w:t xml:space="preserve">The two men – a lanky redhead and a sturdier, bald fellow – nodded politely to Cassandra, who returned the gesture. She couldn’t remember seeing them before, but there were so many employees on the main campus that even the chief of security could hardly be expected to recognize every face. </w:t>
-      </w:r>
+        <w:t xml:space="preserve">The two men – a lanky redhead and a sturdier, bald fellow – nodded politely to Cassandra, who returned the gesture. She couldn’t remember seeing them before, </w:t>
+      </w:r>
+      <w:r>
+        <w:rPr>
+          <w:lang w:eastAsia="ja-JP"/>
+        </w:rPr>
+        <w:t xml:space="preserve">these men who looked like giants next to Akiko, </w:t>
+      </w:r>
+      <w:r>
+        <w:rPr>
+          <w:lang w:eastAsia="ja-JP"/>
+        </w:rPr>
+        <w:t xml:space="preserve">but there were so many employees on the main campus that even the chief of security could hardly recognize every face. </w:t>
+      </w:r>
+    </w:p>
+    <w:p>
+      <w:pPr>
+        <w:rPr>
+          <w:lang w:eastAsia="ja-JP"/>
+        </w:rPr>
+      </w:pPr>
+      <w:r>
+        <w:rPr>
+          <w:lang w:eastAsia="ja-JP"/>
+        </w:rPr>
+        <w:t>“So, you’re from Sherbrooke?</w:t>
+      </w:r>
+      <w:r>
+        <w:rPr>
+          <w:lang w:eastAsia="ja-JP"/>
+        </w:rPr>
+        <w:t xml:space="preserve"> How are things over there?</w:t>
+      </w:r>
+      <w:r>
+        <w:rPr>
+          <w:lang w:eastAsia="ja-JP"/>
+        </w:rPr>
+        <w:t>” Cassandra asked, pretending not to have noticed the badge.</w:t>
+      </w:r>
+    </w:p>
+    <w:p>
+      <w:pPr>
+        <w:rPr>
+          <w:lang w:eastAsia="ja-JP"/>
+        </w:rPr>
+      </w:pPr>
+      <w:r>
+        <w:rPr>
+          <w:lang w:eastAsia="ja-JP"/>
+        </w:rPr>
+        <w:t xml:space="preserve">“Not gonna lie, it’s been </w:t>
+      </w:r>
+      <w:r>
+        <w:rPr>
+          <w:lang w:eastAsia="ja-JP"/>
+        </w:rPr>
+        <w:t>awful</w:t>
+      </w:r>
+      <w:r>
+        <w:rPr>
+          <w:lang w:eastAsia="ja-JP"/>
+        </w:rPr>
+        <w:t xml:space="preserve">. </w:t>
+      </w:r>
+      <w:r>
+        <w:rPr>
+          <w:lang w:eastAsia="ja-JP"/>
+        </w:rPr>
+        <w:t xml:space="preserve">Long hours, tedious work, </w:t>
+      </w:r>
+      <w:r>
+        <w:rPr>
+          <w:lang w:eastAsia="ja-JP"/>
+        </w:rPr>
+        <w:t>bureaucracy</w:t>
+      </w:r>
+      <w:r>
+        <w:rPr>
+          <w:lang w:eastAsia="ja-JP"/>
+        </w:rPr>
+        <w:t>, all the usual shit</w:t>
+      </w:r>
+      <w:r>
+        <w:rPr>
+          <w:lang w:eastAsia="ja-JP"/>
+        </w:rPr>
+        <w:t xml:space="preserve">. </w:t>
+      </w:r>
+      <w:r>
+        <w:rPr>
+          <w:lang w:eastAsia="ja-JP"/>
+        </w:rPr>
+        <w:t>I was thinking of putting in a request for transfer to the main campus</w:t>
+      </w:r>
+      <w:r>
+        <w:rPr>
+          <w:lang w:eastAsia="ja-JP"/>
+        </w:rPr>
+        <w:t>. Maybe to the Cloud Garden, so we could see each other more often.</w:t>
+      </w:r>
+      <w:r>
+        <w:rPr>
+          <w:lang w:eastAsia="ja-JP"/>
+        </w:rPr>
+        <w:t>”</w:t>
+      </w:r>
+    </w:p>
+    <w:p>
+      <w:pPr>
+        <w:rPr>
+          <w:lang w:eastAsia="ja-JP"/>
+        </w:rPr>
+      </w:pPr>
+      <w:r>
+        <w:rPr>
+          <w:lang w:eastAsia="ja-JP"/>
+        </w:rPr>
+        <w:t>“I’m not sure that’s a good idea</w:t>
+      </w:r>
+      <w:r>
+        <w:rPr>
+          <w:lang w:eastAsia="ja-JP"/>
+        </w:rPr>
+        <w:t>.” Cassandra’s knee-jerk response was more forceful than she intended</w:t>
+      </w:r>
+      <w:r>
+        <w:rPr>
+          <w:lang w:eastAsia="ja-JP"/>
+        </w:rPr>
+        <w:t>.</w:t>
+      </w:r>
+    </w:p>
+    <w:p>
+      <w:pPr>
+        <w:rPr>
+          <w:lang w:eastAsia="ja-JP"/>
+        </w:rPr>
+      </w:pPr>
+      <w:r>
+        <w:rPr>
+          <w:lang w:eastAsia="ja-JP"/>
+        </w:rPr>
+        <w:lastRenderedPageBreak/>
+        <w:t>“Oh yeah? Why'</w:t>
+      </w:r>
+      <w:r>
+        <w:rPr>
+          <w:lang w:eastAsia="ja-JP"/>
+        </w:rPr>
+        <w:t>s that?”</w:t>
+      </w:r>
+    </w:p>
+    <w:p>
+      <w:pPr>
+        <w:rPr>
+          <w:lang w:eastAsia="ja-JP"/>
+        </w:rPr>
+      </w:pPr>
+      <w:r>
+        <w:rPr>
+          <w:lang w:eastAsia="ja-JP"/>
+        </w:rPr>
+        <w:t>“The main campus has everything you described</w:t>
+      </w:r>
+      <w:r>
+        <w:rPr>
+          <w:lang w:eastAsia="ja-JP"/>
+        </w:rPr>
+        <w:t xml:space="preserve"> a hundredfold. If </w:t>
+      </w:r>
+      <w:r>
+        <w:rPr>
+          <w:lang w:eastAsia="ja-JP"/>
+        </w:rPr>
+        <w:t>bureaucracy</w:t>
+      </w:r>
+      <w:r>
+        <w:rPr>
+          <w:lang w:eastAsia="ja-JP"/>
+        </w:rPr>
+        <w:t xml:space="preserve"> is the problem, then </w:t>
+      </w:r>
+      <w:r>
+        <w:rPr>
+          <w:lang w:eastAsia="ja-JP"/>
+        </w:rPr>
+        <w:t>it’s better for you to stay put.</w:t>
+      </w:r>
+      <w:r>
+        <w:rPr>
+          <w:lang w:eastAsia="ja-JP"/>
+        </w:rPr>
+        <w:t xml:space="preserve"> There are days I worked twelve hours or more just dealing with paperwork.</w:t>
+      </w:r>
+      <w:r>
+        <w:rPr>
+          <w:lang w:eastAsia="ja-JP"/>
+        </w:rPr>
+        <w:t xml:space="preserve">” </w:t>
+      </w:r>
+    </w:p>
+    <w:p>
+      <w:pPr>
+        <w:rPr>
+          <w:lang w:eastAsia="ja-JP"/>
+        </w:rPr>
+      </w:pPr>
+      <w:r>
+        <w:rPr>
+          <w:lang w:eastAsia="ja-JP"/>
+        </w:rPr>
+        <w:t xml:space="preserve">In her defense, Cassandra thought, that wasn’t a lie. Even if she didn’t need Akiko on Sherbrooke, she would have given the same advice. </w:t>
+      </w:r>
+    </w:p>
+    <w:p>
+      <w:pPr>
+        <w:rPr>
+          <w:lang w:eastAsia="ja-JP"/>
+        </w:rPr>
+      </w:pPr>
+      <w:r>
+        <w:rPr>
+          <w:lang w:eastAsia="ja-JP"/>
+        </w:rPr>
+        <w:t>“</w:t>
+      </w:r>
+      <w:r>
+        <w:rPr>
+          <w:lang w:eastAsia="ja-JP"/>
+        </w:rPr>
+        <w:t>…</w:t>
+      </w:r>
+      <w:r>
+        <w:rPr>
+          <w:lang w:eastAsia="ja-JP"/>
+        </w:rPr>
+        <w:t>Listen, I’m sure you</w:t>
+      </w:r>
+      <w:r>
+        <w:rPr>
+          <w:lang w:eastAsia="ja-JP"/>
+        </w:rPr>
+        <w:t>’re trying to be helpful</w:t>
+      </w:r>
+      <w:r>
+        <w:rPr>
+          <w:lang w:eastAsia="ja-JP"/>
+        </w:rPr>
+        <w:t xml:space="preserve"> and all</w:t>
+      </w:r>
+      <w:r>
+        <w:rPr>
+          <w:lang w:eastAsia="ja-JP"/>
+        </w:rPr>
+        <w:t xml:space="preserve">, but I think I know more than you about what’s best for me,” Akiko </w:t>
+      </w:r>
+      <w:r>
+        <w:rPr>
+          <w:lang w:eastAsia="ja-JP"/>
+        </w:rPr>
+        <w:t>said</w:t>
+      </w:r>
+      <w:r>
+        <w:rPr>
+          <w:lang w:eastAsia="ja-JP"/>
+        </w:rPr>
+        <w:t xml:space="preserve">. </w:t>
+      </w:r>
+      <w:r>
+        <w:rPr>
+          <w:lang w:eastAsia="ja-JP"/>
+        </w:rPr>
+        <w:t>Despite what seemed like a decisive answer, Cassandra noted that she only spoke after a moment of thought.</w:t>
+      </w:r>
+    </w:p>
+    <w:p>
+      <w:pPr>
+        <w:rPr>
+          <w:lang w:eastAsia="ja-JP"/>
+        </w:rPr>
+      </w:pPr>
+      <w:r>
+        <w:rPr>
+          <w:lang w:eastAsia="ja-JP"/>
+        </w:rPr>
+        <w:t xml:space="preserve">“Ah, you’re right, of course. Pardon my presumptiveness.” </w:t>
+      </w:r>
+    </w:p>
+    <w:p>
+      <w:pPr>
+        <w:rPr>
+          <w:lang w:eastAsia="ja-JP"/>
+        </w:rPr>
+      </w:pPr>
+      <w:r>
+        <w:rPr>
+          <w:lang w:eastAsia="ja-JP"/>
+        </w:rPr>
+        <w:t>“Cassie isn’t wrong, though,” Jackson said. “</w:t>
+      </w:r>
+      <w:r>
+        <w:rPr>
+          <w:lang w:eastAsia="ja-JP"/>
+        </w:rPr>
+        <w:t>I used to work on campus myself, so believe me when I say it’ll</w:t>
+      </w:r>
+      <w:r>
+        <w:rPr>
+          <w:lang w:eastAsia="ja-JP"/>
+        </w:rPr>
+        <w:t xml:space="preserve"> have you </w:t>
+      </w:r>
+      <w:r>
+        <w:rPr>
+          <w:lang w:eastAsia="ja-JP"/>
+        </w:rPr>
+        <w:t>drowning in red tape within a week of you joining.”</w:t>
+      </w:r>
+    </w:p>
+    <w:p>
+      <w:pPr>
+        <w:rPr>
+          <w:lang w:eastAsia="ja-JP"/>
+        </w:rPr>
+      </w:pPr>
+      <w:r>
+        <w:rPr>
+          <w:lang w:eastAsia="ja-JP"/>
+        </w:rPr>
+        <w:t xml:space="preserve">“Thank you </w:t>
+      </w:r>
+      <w:r>
+        <w:rPr>
+          <w:i/>
+          <w:iCs/>
+          <w:lang w:eastAsia="ja-JP"/>
+        </w:rPr>
+        <w:t>so</w:t>
+      </w:r>
+      <w:r>
+        <w:rPr>
+          <w:lang w:eastAsia="ja-JP"/>
+        </w:rPr>
+        <w:t xml:space="preserve"> much for your contribution, Jackson,</w:t>
+      </w:r>
+      <w:r>
+        <w:rPr>
+          <w:lang w:eastAsia="ja-JP"/>
+        </w:rPr>
+        <w:t xml:space="preserve"> but I think Miss Akiko would appreciate it if we didn’t push the issue,</w:t>
+      </w:r>
+      <w:r>
+        <w:rPr>
+          <w:lang w:eastAsia="ja-JP"/>
+        </w:rPr>
+        <w:t xml:space="preserve">” Cassandra said. Though the smile never left her face, she felt no need to mask the annoyance in her tone over his </w:t>
+      </w:r>
+      <w:r>
+        <w:rPr>
+          <w:lang w:eastAsia="ja-JP"/>
+        </w:rPr>
+        <w:t>interjection</w:t>
+      </w:r>
+      <w:r>
+        <w:rPr>
+          <w:lang w:eastAsia="ja-JP"/>
+        </w:rPr>
+        <w:t>.</w:t>
+      </w:r>
+    </w:p>
+    <w:p>
+      <w:pPr>
+        <w:rPr>
+          <w:lang w:eastAsia="ja-JP"/>
+        </w:rPr>
+      </w:pPr>
+      <w:r>
+        <w:rPr>
+          <w:lang w:eastAsia="ja-JP"/>
+        </w:rPr>
+        <w:t>“Giving up ground already?</w:t>
+      </w:r>
+      <w:r>
+        <w:rPr>
+          <w:lang w:eastAsia="ja-JP"/>
+        </w:rPr>
+        <w:t xml:space="preserve"> And here I thought you had a spine.”</w:t>
+      </w:r>
+    </w:p>
+    <w:p>
+      <w:pPr>
+        <w:rPr>
+          <w:lang w:eastAsia="ja-JP"/>
+        </w:rPr>
+      </w:pPr>
+      <w:r>
+        <w:rPr>
+          <w:lang w:eastAsia="ja-JP"/>
+        </w:rPr>
+        <w:t>“This isn’t a debate. There’s no ground to give.” Cassandra turned back to Akiko. “I’m sorry for his behavior. If you want to transfer to the Cloud Garden, then you have my support.”</w:t>
+      </w:r>
+    </w:p>
+    <w:p>
+      <w:pPr>
+        <w:rPr>
+          <w:lang w:eastAsia="ja-JP"/>
+        </w:rPr>
+      </w:pPr>
+      <w:r>
+        <w:rPr>
+          <w:lang w:eastAsia="ja-JP"/>
+        </w:rPr>
+        <w:t>“Thank you. I’ll…think about what you said.</w:t>
+      </w:r>
+      <w:r>
+        <w:rPr>
+          <w:lang w:eastAsia="ja-JP"/>
+        </w:rPr>
+        <w:t xml:space="preserve"> It’s not like I’ve made my decision yet, anyway</w:t>
+      </w:r>
+      <w:r>
+        <w:rPr>
+          <w:lang w:eastAsia="ja-JP"/>
+        </w:rPr>
+        <w:t>,” Akiko said.</w:t>
+      </w:r>
+    </w:p>
+    <w:p>
+      <w:pPr>
+        <w:rPr>
+          <w:lang w:eastAsia="ja-JP"/>
+        </w:rPr>
+      </w:pPr>
+      <w:r>
+        <w:rPr>
+          <w:lang w:eastAsia="ja-JP"/>
+        </w:rPr>
+        <w:t>“</w:t>
+      </w:r>
+      <w:r>
+        <w:rPr>
+          <w:lang w:eastAsia="ja-JP"/>
+        </w:rPr>
+        <w:t>Take your time. Like you said, you know your situation better than any of us</w:t>
+      </w:r>
+      <w:r>
+        <w:rPr>
+          <w:lang w:eastAsia="ja-JP"/>
+        </w:rPr>
+        <w:t>.</w:t>
+      </w:r>
+      <w:r>
+        <w:rPr>
+          <w:lang w:eastAsia="ja-JP"/>
+        </w:rPr>
+        <w:t xml:space="preserve"> </w:t>
+      </w:r>
+      <w:r>
+        <w:rPr>
+          <w:lang w:eastAsia="ja-JP"/>
+        </w:rPr>
+        <w:t>D</w:t>
+      </w:r>
+      <w:r>
+        <w:rPr>
+          <w:lang w:eastAsia="ja-JP"/>
+        </w:rPr>
+        <w:t>on’t hesitate to contact me if you need anything.</w:t>
+      </w:r>
+      <w:r>
+        <w:rPr>
+          <w:lang w:eastAsia="ja-JP"/>
+        </w:rPr>
+        <w:t>”</w:t>
+      </w:r>
+    </w:p>
+    <w:p>
+      <w:pPr>
+        <w:rPr>
+          <w:lang w:eastAsia="ja-JP"/>
+        </w:rPr>
+      </w:pPr>
+      <w:r>
+        <w:rPr>
+          <w:lang w:eastAsia="ja-JP"/>
+        </w:rPr>
+        <w:t>“So, like, how should I do that?”</w:t>
+      </w:r>
+    </w:p>
+    <w:p>
+      <w:pPr>
+        <w:rPr>
+          <w:lang w:eastAsia="ja-JP"/>
+        </w:rPr>
+      </w:pPr>
+      <w:r>
+        <w:rPr>
+          <w:lang w:eastAsia="ja-JP"/>
+        </w:rPr>
+        <w:t>“</w:t>
+      </w:r>
+      <w:r>
+        <w:rPr>
+          <w:lang w:eastAsia="ja-JP"/>
+        </w:rPr>
+        <w:t xml:space="preserve">Ah, I never gave you my number, did I? </w:t>
+      </w:r>
+      <w:r>
+        <w:rPr>
+          <w:lang w:eastAsia="ja-JP"/>
+        </w:rPr>
+        <w:t>How silly of me</w:t>
+      </w:r>
+      <w:r>
+        <w:rPr>
+          <w:lang w:eastAsia="ja-JP"/>
+        </w:rPr>
+        <w:t xml:space="preserve">. </w:t>
+      </w:r>
+      <w:r>
+        <w:rPr>
+          <w:lang w:eastAsia="ja-JP"/>
+        </w:rPr>
+        <w:t>Do you have your phone with you?”</w:t>
+      </w:r>
+    </w:p>
+    <w:p>
+      <w:pPr>
+        <w:rPr>
+          <w:lang w:eastAsia="ja-JP"/>
+        </w:rPr>
+      </w:pPr>
+      <w:r>
+        <w:rPr>
+          <w:lang w:eastAsia="ja-JP"/>
+        </w:rPr>
+        <w:lastRenderedPageBreak/>
+        <w:t xml:space="preserve">Akiko nodded and produced an older model smartphone from her purse, which she handed to </w:t>
+      </w:r>
+      <w:r>
+        <w:rPr>
+          <w:lang w:eastAsia="ja-JP"/>
+        </w:rPr>
+        <w:t>her companion, instructing her to type her number into a new contact page.</w:t>
+      </w:r>
+    </w:p>
+    <w:p>
+      <w:pPr>
+        <w:rPr>
+          <w:lang w:eastAsia="ja-JP"/>
+        </w:rPr>
+      </w:pPr>
+      <w:r>
+        <w:rPr>
+          <w:lang w:eastAsia="ja-JP"/>
+        </w:rPr>
+        <w:t>Cassandra did as she was told and handed the phone back to Akiko. “Done,” she said. “I shouldn’t take up any more of your time, so I’ll leave you to your friends. Do enjoy the rest of the evening.”</w:t>
+      </w:r>
+    </w:p>
+    <w:p>
+      <w:pPr>
+        <w:rPr>
+          <w:lang w:eastAsia="ja-JP"/>
+        </w:rPr>
+      </w:pPr>
+      <w:r>
+        <w:rPr>
+          <w:lang w:eastAsia="ja-JP"/>
+        </w:rPr>
+        <w:t xml:space="preserve">“You too, chief,” Akiko replied. </w:t>
+      </w:r>
+    </w:p>
+    <w:p>
+      <w:pPr>
+        <w:rPr>
+          <w:lang w:eastAsia="ja-JP"/>
+        </w:rPr>
+      </w:pPr>
+    </w:p>
+    <w:p>
+      <w:pPr>
+        <w:rPr>
+          <w:lang w:eastAsia="ja-JP"/>
+        </w:rPr>
+      </w:pPr>
+    </w:p>
+    <w:p>
+      <w:pPr>
+        <w:rPr>
+          <w:lang w:eastAsia="ja-JP"/>
+        </w:rPr>
+      </w:pPr>
+    </w:p>
+    <w:p>
+      <w:pPr>
+        <w:rPr>
+          <w:lang w:eastAsia="ja-JP"/>
+        </w:rPr>
+      </w:pPr>
+    </w:p>
+    <w:p>
+      <w:pPr>
+        <w:rPr>
+          <w:lang w:eastAsia="ja-JP"/>
+        </w:rPr>
+      </w:pPr>
+    </w:p>
+    <w:p>
+      <w:pPr>
+        <w:rPr>
+          <w:lang w:eastAsia="ja-JP"/>
+        </w:rPr>
+      </w:pPr>
+    </w:p>
+    <w:p>
+      <w:pPr>
+        <w:rPr>
+          <w:lang w:eastAsia="ja-JP"/>
+        </w:rPr>
+      </w:pPr>
+    </w:p>
+    <w:p>
+      <w:pPr>
+        <w:rPr>
+          <w:lang w:eastAsia="ja-JP"/>
+        </w:rPr>
+      </w:pPr>
+    </w:p>
+    <w:p>
+      <w:pPr>
+        <w:rPr>
+          <w:lang w:eastAsia="ja-JP"/>
+        </w:rPr>
+      </w:pPr>
     </w:p>
     <w:p>
       <w:pPr>
@@ -5945,7 +6602,7 @@
         <w:pStyle w:val="Heading2"/>
         <w:ind w:firstLine="0"/>
       </w:pPr>
-      <w:bookmarkStart w:id="8" w:name="_Toc226238184"/>
+      <w:bookmarkStart w:id="8" w:name="_Toc233159045"/>
       <w:r>
         <w:t>Chapter 3</w:t>
       </w:r>
@@ -6305,86 +6962,298 @@
         <w:rPr>
           <w:rFonts w:eastAsia="Calibri"/>
         </w:rPr>
+        <w:t>C</w:t>
+      </w:r>
+      <w:r>
+        <w:rPr>
+          <w:rFonts w:eastAsia="Calibri"/>
+        </w:rPr>
+        <w:t xml:space="preserve">lose to a century </w:t>
+      </w:r>
+      <w:r>
+        <w:rPr>
+          <w:rFonts w:eastAsia="Calibri"/>
+        </w:rPr>
+        <w:t>later</w:t>
+      </w:r>
+      <w:r>
+        <w:rPr>
+          <w:rFonts w:eastAsia="Calibri"/>
+        </w:rPr>
+        <w:t xml:space="preserve">, the </w:t>
+      </w:r>
+      <w:r>
+        <w:rPr>
+          <w:rFonts w:eastAsia="Calibri"/>
+        </w:rPr>
+        <w:t>shuttle</w:t>
+      </w:r>
+      <w:r>
+        <w:rPr>
+          <w:rFonts w:eastAsia="Calibri"/>
+        </w:rPr>
+        <w:t xml:space="preserve"> carrying Cassandra and her friends returned from Athens. </w:t>
+      </w:r>
+      <w:r>
+        <w:rPr>
+          <w:rFonts w:eastAsia="Calibri"/>
+        </w:rPr>
+        <w:t xml:space="preserve">They cleared customs in Newfoundland, where the Skywatch had no presence, then flew </w:t>
+      </w:r>
+      <w:r>
+        <w:rPr>
+          <w:rFonts w:eastAsia="Calibri"/>
+        </w:rPr>
         <w:lastRenderedPageBreak/>
-        <w:t>C</w:t>
+        <w:t>straight to</w:t>
       </w:r>
       <w:r>
         <w:rPr>
           <w:rFonts w:eastAsia="Calibri"/>
         </w:rPr>
-        <w:t xml:space="preserve">lose to a century </w:t>
+        <w:t xml:space="preserve"> </w:t>
       </w:r>
       <w:r>
         <w:rPr>
           <w:rFonts w:eastAsia="Calibri"/>
         </w:rPr>
-        <w:t>later</w:t>
+        <w:t xml:space="preserve">the </w:t>
       </w:r>
       <w:r>
         <w:rPr>
           <w:rFonts w:eastAsia="Calibri"/>
         </w:rPr>
-        <w:t xml:space="preserve">, the </w:t>
+        <w:t>branch campus</w:t>
       </w:r>
       <w:r>
         <w:rPr>
           <w:rFonts w:eastAsia="Calibri"/>
         </w:rPr>
-        <w:t>shuttle</w:t>
+        <w:t xml:space="preserve"> itself, near what had once been Lasalle’s original headquarters</w:t>
       </w:r>
       <w:r>
         <w:rPr>
           <w:rFonts w:eastAsia="Calibri"/>
         </w:rPr>
-        <w:t xml:space="preserve"> carrying Cassandra and her friends returned from Athens. </w:t>
+        <w:t xml:space="preserve">. Cassandra had selected a VTOL </w:t>
       </w:r>
       <w:r>
         <w:rPr>
           <w:rFonts w:eastAsia="Calibri"/>
         </w:rPr>
-        <w:t>They cleared customs in Newfoundland, where the Skywatch had no presence, then flew straight to</w:t>
+        <w:t>aircraft</w:t>
       </w:r>
       <w:r>
         <w:rPr>
           <w:rFonts w:eastAsia="Calibri"/>
         </w:rPr>
+        <w:t xml:space="preserve"> for exactly that purpose.</w:t>
+      </w:r>
+    </w:p>
+    <w:p>
+      <w:pPr>
+        <w:rPr>
+          <w:rFonts w:eastAsia="Calibri"/>
+        </w:rPr>
+      </w:pPr>
+      <w:r>
+        <w:rPr>
+          <w:rFonts w:eastAsia="Calibri"/>
+        </w:rPr>
+        <w:t xml:space="preserve">As the </w:t>
+      </w:r>
+      <w:r>
+        <w:rPr>
+          <w:rFonts w:eastAsia="Calibri"/>
+        </w:rPr>
+        <w:t>aircraft</w:t>
+      </w:r>
+      <w:r>
+        <w:rPr>
+          <w:rFonts w:eastAsia="Calibri"/>
+        </w:rPr>
+        <w:t xml:space="preserve"> entered </w:t>
+      </w:r>
+      <w:r>
+        <w:rPr>
+          <w:rFonts w:eastAsia="Calibri"/>
+        </w:rPr>
+        <w:t>Montreal</w:t>
+      </w:r>
+      <w:r>
+        <w:rPr>
+          <w:rFonts w:eastAsia="Calibri"/>
+        </w:rPr>
+        <w:t xml:space="preserve"> airspace, Cassandra twitched against the rock-hard seat cushion</w:t>
+      </w:r>
+      <w:r>
+        <w:rPr>
+          <w:rFonts w:eastAsia="Calibri"/>
+        </w:rPr>
+        <w:t xml:space="preserve">. </w:t>
+      </w:r>
+      <w:r>
+        <w:rPr>
+          <w:rFonts w:eastAsia="Calibri"/>
+        </w:rPr>
+        <w:t>Though the flight should have offered plenty of time to rest, h</w:t>
+      </w:r>
+      <w:r>
+        <w:rPr>
+          <w:rFonts w:eastAsia="Calibri"/>
+        </w:rPr>
+        <w:t xml:space="preserve">er memories of the </w:t>
+      </w:r>
+      <w:r>
+        <w:rPr>
+          <w:rFonts w:eastAsia="Calibri"/>
+        </w:rPr>
+        <w:t>disaster and the discomfort of her seat itself had kept her from restful sleep</w:t>
+      </w:r>
+      <w:r>
+        <w:rPr>
+          <w:rFonts w:eastAsia="Calibri"/>
+        </w:rPr>
+        <w:t xml:space="preserve">. </w:t>
+      </w:r>
+      <w:r>
+        <w:rPr>
+          <w:rFonts w:eastAsia="Calibri"/>
+        </w:rPr>
+        <w:t xml:space="preserve">Her skin itched all over. Her </w:t>
+      </w:r>
+      <w:r>
+        <w:rPr>
+          <w:rFonts w:eastAsia="Calibri"/>
+        </w:rPr>
+        <w:t>expensive high heels</w:t>
+      </w:r>
+      <w:r>
+        <w:rPr>
+          <w:rFonts w:eastAsia="Calibri"/>
+        </w:rPr>
+        <w:t xml:space="preserve"> suddenly seemed a size too small, </w:t>
+      </w:r>
+      <w:r>
+        <w:rPr>
+          <w:rFonts w:eastAsia="Calibri"/>
+        </w:rPr>
+        <w:t xml:space="preserve">binding toes that couldn’t so much as wiggle. </w:t>
+      </w:r>
+      <w:r>
+        <w:rPr>
+          <w:rFonts w:eastAsia="Calibri"/>
+        </w:rPr>
+        <w:t>The</w:t>
+      </w:r>
+      <w:r>
+        <w:rPr>
+          <w:rFonts w:eastAsia="Calibri"/>
+        </w:rPr>
+        <w:t xml:space="preserve"> bra </w:t>
+      </w:r>
+      <w:r>
+        <w:rPr>
+          <w:rFonts w:eastAsia="Calibri"/>
+        </w:rPr>
+        <w:t>she rarely noticed anymore</w:t>
+      </w:r>
+      <w:r>
+        <w:rPr>
+          <w:rFonts w:eastAsia="Calibri"/>
+        </w:rPr>
+        <w:t xml:space="preserve"> was now a </w:t>
+      </w:r>
+      <w:r>
+        <w:rPr>
+          <w:rFonts w:eastAsia="Calibri"/>
+        </w:rPr>
+        <w:t>painful</w:t>
+      </w:r>
+      <w:r>
+        <w:rPr>
+          <w:rFonts w:eastAsia="Calibri"/>
+        </w:rPr>
+        <w:t xml:space="preserve"> sensation around her chest that she longed to tear off.</w:t>
+      </w:r>
+    </w:p>
+    <w:p>
+      <w:pPr>
+        <w:rPr>
+          <w:rFonts w:eastAsia="Calibri"/>
+        </w:rPr>
+      </w:pPr>
+      <w:r>
+        <w:rPr>
+          <w:rFonts w:eastAsia="Calibri"/>
+        </w:rPr>
+        <w:t>Home</w:t>
+      </w:r>
+      <w:r>
+        <w:rPr>
+          <w:rFonts w:eastAsia="Calibri"/>
+        </w:rPr>
+        <w:t xml:space="preserve"> was on the horizon, she reminded herself. Only half an hour, give or take, before she would be able to strip herself down and take a much-needed shower</w:t>
+      </w:r>
+      <w:r>
+        <w:rPr>
+          <w:rFonts w:eastAsia="Calibri"/>
+        </w:rPr>
+        <w:t>, or perhaps a bath in her apartment</w:t>
+      </w:r>
+      <w:r>
+        <w:rPr>
+          <w:rFonts w:eastAsia="Calibri"/>
+        </w:rPr>
+        <w:t xml:space="preserve">’s </w:t>
+      </w:r>
+      <w:r>
+        <w:rPr>
+          <w:rFonts w:eastAsia="Calibri"/>
+        </w:rPr>
+        <w:t>hot tub. That sort of leisure</w:t>
+      </w:r>
+      <w:r>
+        <w:rPr>
+          <w:rFonts w:eastAsia="Calibri"/>
+        </w:rPr>
         <w:t xml:space="preserve"> </w:t>
       </w:r>
       <w:r>
         <w:rPr>
           <w:rFonts w:eastAsia="Calibri"/>
         </w:rPr>
-        <w:t xml:space="preserve">the </w:t>
+        <w:t xml:space="preserve">was exactly what she needed. </w:t>
       </w:r>
       <w:r>
         <w:rPr>
           <w:rFonts w:eastAsia="Calibri"/>
         </w:rPr>
-        <w:t>branch campus</w:t>
+        <w:t xml:space="preserve">Until then, however, the best she could do was to take deep breaths, scratch the itches </w:t>
       </w:r>
       <w:r>
         <w:rPr>
           <w:rFonts w:eastAsia="Calibri"/>
         </w:rPr>
-        <w:t xml:space="preserve"> itself, near what had once been Lasalle’s original headquarters</w:t>
+        <w:t>as</w:t>
       </w:r>
       <w:r>
         <w:rPr>
           <w:rFonts w:eastAsia="Calibri"/>
         </w:rPr>
-        <w:t xml:space="preserve">. Cassandra had selected a VTOL </w:t>
+        <w:t xml:space="preserve"> best she could, and try to situate her mind in a comfortable place, the way her therapist had once </w:t>
       </w:r>
       <w:r>
         <w:rPr>
           <w:rFonts w:eastAsia="Calibri"/>
         </w:rPr>
-        <w:t>aircraft</w:t>
+        <w:t>suggested</w:t>
       </w:r>
       <w:r>
         <w:rPr>
           <w:rFonts w:eastAsia="Calibri"/>
         </w:rPr>
-        <w:t xml:space="preserve"> for exactly that purpose.</w:t>
+        <w:t>.</w:t>
       </w:r>
     </w:p>
     <w:p>
@@ -6397,483 +7266,277 @@
         <w:rPr>
           <w:rFonts w:eastAsia="Calibri"/>
         </w:rPr>
-        <w:t xml:space="preserve">As the </w:t>
+        <w:t xml:space="preserve">For Cassandra, that place was </w:t>
       </w:r>
       <w:r>
         <w:rPr>
           <w:rFonts w:eastAsia="Calibri"/>
         </w:rPr>
-        <w:t>aircraft</w:t>
+        <w:t xml:space="preserve">a café on </w:t>
       </w:r>
       <w:r>
         <w:rPr>
           <w:rFonts w:eastAsia="Calibri"/>
         </w:rPr>
-        <w:t xml:space="preserve"> entered </w:t>
+        <w:t>Sherbrooke Street</w:t>
       </w:r>
       <w:r>
         <w:rPr>
           <w:rFonts w:eastAsia="Calibri"/>
         </w:rPr>
-        <w:t>Montreal</w:t>
+        <w:t xml:space="preserve">. </w:t>
       </w:r>
       <w:r>
         <w:rPr>
           <w:rFonts w:eastAsia="Calibri"/>
         </w:rPr>
-        <w:t xml:space="preserve"> airspace, Cassandra twitched against the rock-hard seat cushion</w:t>
+        <w:t xml:space="preserve">It was a </w:t>
       </w:r>
       <w:r>
         <w:rPr>
           <w:rFonts w:eastAsia="Calibri"/>
         </w:rPr>
-        <w:t xml:space="preserve">. </w:t>
+        <w:t>kitschy</w:t>
       </w:r>
       <w:r>
         <w:rPr>
           <w:rFonts w:eastAsia="Calibri"/>
         </w:rPr>
-        <w:t>Though the flight should have offered plenty of time to rest, h</w:t>
+        <w:t xml:space="preserve"> little building in the shadow of the upper city</w:t>
       </w:r>
       <w:r>
         <w:rPr>
           <w:rFonts w:eastAsia="Calibri"/>
         </w:rPr>
-        <w:t xml:space="preserve">er memories of the </w:t>
+        <w:t xml:space="preserve"> where she and her high school friends</w:t>
       </w:r>
       <w:r>
         <w:rPr>
           <w:rFonts w:eastAsia="Calibri"/>
         </w:rPr>
-        <w:t>disaster and the discomfort of her seat itself had kept her from restful sleep</w:t>
+        <w:t xml:space="preserve"> liked to eat </w:t>
       </w:r>
       <w:r>
         <w:rPr>
           <w:rFonts w:eastAsia="Calibri"/>
         </w:rPr>
-        <w:t xml:space="preserve">. </w:t>
+        <w:t>in the afternoons. She recalled the smell of poutine and cigarette smoke, the crinkle of other patrons’ newspapers, the laughter of her classmates, and her mother’s disapproving glare whenever she returned from the “dangerous” lower streets.</w:t>
       </w:r>
       <w:r>
         <w:rPr>
           <w:rFonts w:eastAsia="Calibri"/>
         </w:rPr>
-        <w:t xml:space="preserve">Her skin itched all over. Her </w:t>
+        <w:t xml:space="preserve"> </w:t>
       </w:r>
       <w:r>
         <w:rPr>
           <w:rFonts w:eastAsia="Calibri"/>
         </w:rPr>
-        <w:t>expensive high heels</w:t>
+        <w:t xml:space="preserve">Even though these memories carried with them a </w:t>
       </w:r>
       <w:r>
         <w:rPr>
           <w:rFonts w:eastAsia="Calibri"/>
         </w:rPr>
-        <w:t xml:space="preserve"> suddenly seemed a size too small, </w:t>
+        <w:t>pang</w:t>
       </w:r>
       <w:r>
         <w:rPr>
           <w:rFonts w:eastAsia="Calibri"/>
         </w:rPr>
-        <w:t xml:space="preserve">binding toes that couldn’t so much as wiggle. </w:t>
+        <w:t xml:space="preserve"> of sorrow for friends she no longer knew, they were also a source of warmth, </w:t>
       </w:r>
       <w:r>
         <w:rPr>
           <w:rFonts w:eastAsia="Calibri"/>
         </w:rPr>
-        <w:t>The</w:t>
+        <w:t>which</w:t>
       </w:r>
       <w:r>
         <w:rPr>
           <w:rFonts w:eastAsia="Calibri"/>
         </w:rPr>
-        <w:t xml:space="preserve"> bra </w:t>
-      </w:r>
-      <w:r>
+        <w:t xml:space="preserve"> was enough.</w:t>
+      </w:r>
+    </w:p>
+    <w:p>
+      <w:pPr>
         <w:rPr>
           <w:rFonts w:eastAsia="Calibri"/>
         </w:rPr>
-        <w:t>she rarely noticed anymore</w:t>
-      </w:r>
+      </w:pPr>
       <w:r>
         <w:rPr>
           <w:rFonts w:eastAsia="Calibri"/>
         </w:rPr>
-        <w:t xml:space="preserve"> was now a </w:t>
-      </w:r>
-      <w:r>
+        <w:t xml:space="preserve">That was a lie. It was never enough. </w:t>
+      </w:r>
+    </w:p>
+    <w:p>
+      <w:pPr>
         <w:rPr>
           <w:rFonts w:eastAsia="Calibri"/>
         </w:rPr>
-        <w:t>painful</w:t>
-      </w:r>
+      </w:pPr>
       <w:r>
         <w:rPr>
           <w:rFonts w:eastAsia="Calibri"/>
         </w:rPr>
-        <w:t xml:space="preserve"> sensation around her chest that she longed to tear off.</w:t>
-      </w:r>
-    </w:p>
-    <w:p>
-      <w:pPr>
+        <w:t>Sensing her distress, Akiko la</w:t>
+      </w:r>
+      <w:r>
         <w:rPr>
           <w:rFonts w:eastAsia="Calibri"/>
         </w:rPr>
-      </w:pPr>
+        <w:t>id</w:t>
+      </w:r>
       <w:r>
         <w:rPr>
           <w:rFonts w:eastAsia="Calibri"/>
         </w:rPr>
-        <w:t>Home</w:t>
+        <w:t xml:space="preserve"> a sympathetic hand on </w:t>
       </w:r>
       <w:r>
         <w:rPr>
           <w:rFonts w:eastAsia="Calibri"/>
         </w:rPr>
-        <w:t xml:space="preserve"> was on the horizon, she reminded herself. Only half an hour, give or take, before she would be able to strip herself down and take a much-needed shower</w:t>
+        <w:t>her</w:t>
       </w:r>
       <w:r>
         <w:rPr>
           <w:rFonts w:eastAsia="Calibri"/>
         </w:rPr>
-        <w:t>, or perhaps a bath in her apartment</w:t>
+        <w:t xml:space="preserve"> shoulder. </w:t>
       </w:r>
       <w:r>
         <w:rPr>
           <w:rFonts w:eastAsia="Calibri"/>
         </w:rPr>
-        <w:t xml:space="preserve">’s </w:t>
+        <w:t>Cassandra</w:t>
       </w:r>
       <w:r>
         <w:rPr>
           <w:rFonts w:eastAsia="Calibri"/>
         </w:rPr>
-        <w:t>hot tub. That sort of leisure</w:t>
+        <w:t xml:space="preserve"> immediately and </w:t>
       </w:r>
       <w:r>
         <w:rPr>
           <w:rFonts w:eastAsia="Calibri"/>
         </w:rPr>
-        <w:t xml:space="preserve"> </w:t>
+        <w:t>instinctively</w:t>
       </w:r>
       <w:r>
         <w:rPr>
           <w:rFonts w:eastAsia="Calibri"/>
         </w:rPr>
-        <w:t xml:space="preserve">was exactly what she needed. </w:t>
+        <w:t xml:space="preserve"> swatted it away</w:t>
       </w:r>
       <w:r>
         <w:rPr>
           <w:rFonts w:eastAsia="Calibri"/>
         </w:rPr>
-        <w:t xml:space="preserve">Until then, however, the best she could do was to take deep breaths, scratch the itches </w:t>
-      </w:r>
-      <w:r>
+        <w:t>.</w:t>
+      </w:r>
+    </w:p>
+    <w:p>
+      <w:pPr>
         <w:rPr>
           <w:rFonts w:eastAsia="Calibri"/>
         </w:rPr>
-        <w:t>as</w:t>
-      </w:r>
+      </w:pPr>
       <w:r>
         <w:rPr>
           <w:rFonts w:eastAsia="Calibri"/>
         </w:rPr>
-        <w:t xml:space="preserve"> best she could, and try to situate her mind in a comfortable place, the way her therapist had once </w:t>
+        <w:t>“</w:t>
       </w:r>
       <w:r>
         <w:rPr>
           <w:rFonts w:eastAsia="Calibri"/>
         </w:rPr>
-        <w:t>suggested</w:t>
+        <w:t>Yikes</w:t>
       </w:r>
       <w:r>
         <w:rPr>
           <w:rFonts w:eastAsia="Calibri"/>
         </w:rPr>
-        <w:t>.</w:t>
-      </w:r>
-    </w:p>
-    <w:p>
-      <w:pPr>
+        <w:t xml:space="preserve">, </w:t>
+      </w:r>
+      <w:r>
         <w:rPr>
           <w:rFonts w:eastAsia="Calibri"/>
         </w:rPr>
-      </w:pPr>
+        <w:t>alright</w:t>
+      </w:r>
       <w:r>
         <w:rPr>
           <w:rFonts w:eastAsia="Calibri"/>
         </w:rPr>
-        <w:t xml:space="preserve">For Cassandra, that place was </w:t>
-      </w:r>
-      <w:r>
+        <w:t>,” her friend said. “No touching, huh?”</w:t>
+      </w:r>
+    </w:p>
+    <w:p>
+      <w:pPr>
         <w:rPr>
           <w:rFonts w:eastAsia="Calibri"/>
         </w:rPr>
-        <w:t xml:space="preserve">a café on </w:t>
-      </w:r>
+      </w:pPr>
       <w:r>
         <w:rPr>
           <w:rFonts w:eastAsia="Calibri"/>
         </w:rPr>
-        <w:t>Sherbrooke Street</w:t>
-      </w:r>
-      <w:r>
+        <w:t>“Not right now, no. I’m just…I feel dirty, okay? And being packed in here with so many people really isn’t helping.”</w:t>
+      </w:r>
+    </w:p>
+    <w:p>
+      <w:pPr>
         <w:rPr>
           <w:rFonts w:eastAsia="Calibri"/>
         </w:rPr>
-        <w:t xml:space="preserve">. </w:t>
-      </w:r>
+      </w:pPr>
       <w:r>
         <w:rPr>
           <w:rFonts w:eastAsia="Calibri"/>
         </w:rPr>
-        <w:t xml:space="preserve">It was a </w:t>
+        <w:t xml:space="preserve">“Yeah, I get it,” Akiko replied in the </w:t>
       </w:r>
       <w:r>
         <w:rPr>
           <w:rFonts w:eastAsia="Calibri"/>
         </w:rPr>
-        <w:t>kitschy</w:t>
+        <w:t>hesitant</w:t>
       </w:r>
       <w:r>
         <w:rPr>
           <w:rFonts w:eastAsia="Calibri"/>
         </w:rPr>
-        <w:t xml:space="preserve"> little building in the shadow of the upper city</w:t>
+        <w:t xml:space="preserve"> tone of someone who </w:t>
       </w:r>
       <w:r>
         <w:rPr>
           <w:rFonts w:eastAsia="Calibri"/>
         </w:rPr>
-        <w:t xml:space="preserve"> where she and her high school friends</w:t>
+        <w:t>clearly</w:t>
       </w:r>
       <w:r>
         <w:rPr>
           <w:rFonts w:eastAsia="Calibri"/>
         </w:rPr>
-        <w:t xml:space="preserve"> liked to eat </w:t>
-      </w:r>
-      <w:r>
-        <w:rPr>
-          <w:rFonts w:eastAsia="Calibri"/>
-        </w:rPr>
-        <w:t>in the afternoons. She recalled the smell of poutine and cigarette smoke, the crinkle of other patrons’ newspapers, the laughter of her classmates, and her mother’s disapproving glare whenever she returned from the “dangerous” lower streets.</w:t>
-      </w:r>
-      <w:r>
-        <w:rPr>
-          <w:rFonts w:eastAsia="Calibri"/>
-        </w:rPr>
-        <w:t xml:space="preserve"> </w:t>
-      </w:r>
-      <w:r>
-        <w:rPr>
-          <w:rFonts w:eastAsia="Calibri"/>
-        </w:rPr>
-        <w:t xml:space="preserve">Even though these memories carried with them a </w:t>
-      </w:r>
-      <w:r>
-        <w:rPr>
-          <w:rFonts w:eastAsia="Calibri"/>
-        </w:rPr>
-        <w:t>pang</w:t>
-      </w:r>
-      <w:r>
-        <w:rPr>
-          <w:rFonts w:eastAsia="Calibri"/>
-        </w:rPr>
-        <w:t xml:space="preserve"> of sorrow for friends she no longer knew, they were also a source of warmth, </w:t>
-      </w:r>
-      <w:r>
-        <w:rPr>
-          <w:rFonts w:eastAsia="Calibri"/>
-        </w:rPr>
-        <w:t>which</w:t>
-      </w:r>
-      <w:r>
-        <w:rPr>
-          <w:rFonts w:eastAsia="Calibri"/>
-        </w:rPr>
-        <w:t xml:space="preserve"> was enough.</w:t>
-      </w:r>
-    </w:p>
-    <w:p>
-      <w:pPr>
-        <w:rPr>
-          <w:rFonts w:eastAsia="Calibri"/>
-        </w:rPr>
-      </w:pPr>
-      <w:r>
-        <w:rPr>
-          <w:rFonts w:eastAsia="Calibri"/>
-        </w:rPr>
-        <w:t xml:space="preserve">That was a lie. It was never enough. </w:t>
-      </w:r>
-    </w:p>
-    <w:p>
-      <w:pPr>
-        <w:rPr>
-          <w:rFonts w:eastAsia="Calibri"/>
-        </w:rPr>
-      </w:pPr>
-      <w:r>
-        <w:rPr>
-          <w:rFonts w:eastAsia="Calibri"/>
-        </w:rPr>
-        <w:t>Sensing her distress, Akiko la</w:t>
-      </w:r>
-      <w:r>
-        <w:rPr>
-          <w:rFonts w:eastAsia="Calibri"/>
-        </w:rPr>
-        <w:t>id</w:t>
-      </w:r>
-      <w:r>
-        <w:rPr>
-          <w:rFonts w:eastAsia="Calibri"/>
-        </w:rPr>
-        <w:t xml:space="preserve"> a sympathetic hand on </w:t>
-      </w:r>
-      <w:r>
-        <w:rPr>
-          <w:rFonts w:eastAsia="Calibri"/>
-        </w:rPr>
-        <w:t>her</w:t>
-      </w:r>
-      <w:r>
-        <w:rPr>
-          <w:rFonts w:eastAsia="Calibri"/>
-        </w:rPr>
-        <w:t xml:space="preserve"> shoulder. </w:t>
-      </w:r>
-      <w:r>
-        <w:rPr>
-          <w:rFonts w:eastAsia="Calibri"/>
-        </w:rPr>
-        <w:t>Cassandra</w:t>
-      </w:r>
-      <w:r>
-        <w:rPr>
-          <w:rFonts w:eastAsia="Calibri"/>
-        </w:rPr>
-        <w:t xml:space="preserve"> immediately and </w:t>
-      </w:r>
-      <w:r>
-        <w:rPr>
-          <w:rFonts w:eastAsia="Calibri"/>
-        </w:rPr>
-        <w:t>instinctively</w:t>
-      </w:r>
-      <w:r>
-        <w:rPr>
-          <w:rFonts w:eastAsia="Calibri"/>
-        </w:rPr>
-        <w:t xml:space="preserve"> swatted it away</w:t>
-      </w:r>
-      <w:r>
-        <w:rPr>
-          <w:rFonts w:eastAsia="Calibri"/>
-        </w:rPr>
-        <w:t>.</w:t>
-      </w:r>
-    </w:p>
-    <w:p>
-      <w:pPr>
-        <w:rPr>
-          <w:rFonts w:eastAsia="Calibri"/>
-        </w:rPr>
-      </w:pPr>
-      <w:r>
-        <w:rPr>
-          <w:rFonts w:eastAsia="Calibri"/>
-        </w:rPr>
-        <w:t>“</w:t>
-      </w:r>
-      <w:r>
-        <w:rPr>
-          <w:rFonts w:eastAsia="Calibri"/>
-        </w:rPr>
-        <w:t>Yikes</w:t>
-      </w:r>
-      <w:r>
-        <w:rPr>
-          <w:rFonts w:eastAsia="Calibri"/>
-        </w:rPr>
-        <w:t xml:space="preserve">, </w:t>
-      </w:r>
-      <w:r>
-        <w:rPr>
-          <w:rFonts w:eastAsia="Calibri"/>
-        </w:rPr>
-        <w:t>alright</w:t>
-      </w:r>
-      <w:r>
-        <w:rPr>
-          <w:rFonts w:eastAsia="Calibri"/>
-        </w:rPr>
-        <w:t>,” her friend said. “No touching, huh?”</w:t>
-      </w:r>
-    </w:p>
-    <w:p>
-      <w:pPr>
-        <w:rPr>
-          <w:rFonts w:eastAsia="Calibri"/>
-        </w:rPr>
-      </w:pPr>
-      <w:r>
-        <w:rPr>
-          <w:rFonts w:eastAsia="Calibri"/>
-        </w:rPr>
-        <w:t>“Not right now, no. I’m just…I feel dirty, okay? And being packed in here with so many people really isn’t helping.”</w:t>
-      </w:r>
-    </w:p>
-    <w:p>
-      <w:pPr>
-        <w:rPr>
-          <w:rFonts w:eastAsia="Calibri"/>
-        </w:rPr>
-      </w:pPr>
-      <w:r>
-        <w:rPr>
-          <w:rFonts w:eastAsia="Calibri"/>
+        <w:t xml:space="preserve"> did not. </w:t>
+      </w:r>
+    </w:p>
+    <w:p>
+      <w:pPr>
+        <w:rPr>
+          <w:rFonts w:eastAsia="Times New Roman"/>
+        </w:rPr>
+      </w:pPr>
+      <w:r>
+        <w:rPr>
+          <w:rFonts w:eastAsia="Times New Roman"/>
         </w:rPr>
         <w:lastRenderedPageBreak/>
-        <w:t xml:space="preserve">“Yeah, I get it,” Akiko replied in the </w:t>
-      </w:r>
-      <w:r>
-        <w:rPr>
-          <w:rFonts w:eastAsia="Calibri"/>
-        </w:rPr>
-        <w:t>hesitant</w:t>
-      </w:r>
-      <w:r>
-        <w:rPr>
-          <w:rFonts w:eastAsia="Calibri"/>
-        </w:rPr>
-        <w:t xml:space="preserve"> tone of someone who </w:t>
-      </w:r>
-      <w:r>
-        <w:rPr>
-          <w:rFonts w:eastAsia="Calibri"/>
-        </w:rPr>
-        <w:t>clearly</w:t>
-      </w:r>
-      <w:r>
-        <w:rPr>
-          <w:rFonts w:eastAsia="Calibri"/>
-        </w:rPr>
-        <w:t xml:space="preserve"> did not. </w:t>
-      </w:r>
-    </w:p>
-    <w:p>
-      <w:pPr>
-        <w:rPr>
-          <w:rFonts w:eastAsia="Times New Roman"/>
-        </w:rPr>
-      </w:pPr>
-      <w:r>
-        <w:rPr>
-          <w:rFonts w:eastAsia="Times New Roman"/>
-        </w:rPr>
         <w:t xml:space="preserve">“Anyway, we’ll be home soon. Then I can wash off all this sweat and ash and sleep in my own bed again. </w:t>
       </w:r>
       <w:r>
@@ -7369,32 +8032,32 @@
         <w:rPr>
           <w:rFonts w:eastAsia="Times New Roman"/>
         </w:rPr>
+        <w:t xml:space="preserve">“Xiang,” she </w:t>
+      </w:r>
+      <w:r>
+        <w:rPr>
+          <w:rFonts w:eastAsia="Times New Roman"/>
+        </w:rPr>
+        <w:t>muttered</w:t>
+      </w:r>
+      <w:r>
+        <w:rPr>
+          <w:rFonts w:eastAsia="Times New Roman"/>
+        </w:rPr>
+        <w:t xml:space="preserve"> under her breath. </w:t>
+      </w:r>
+    </w:p>
+    <w:p>
+      <w:pPr>
+        <w:rPr>
+          <w:rFonts w:eastAsia="Times New Roman"/>
+        </w:rPr>
+      </w:pPr>
+      <w:r>
+        <w:rPr>
+          <w:rFonts w:eastAsia="Times New Roman"/>
+        </w:rPr>
         <w:lastRenderedPageBreak/>
-        <w:t xml:space="preserve">“Xiang,” she </w:t>
-      </w:r>
-      <w:r>
-        <w:rPr>
-          <w:rFonts w:eastAsia="Times New Roman"/>
-        </w:rPr>
-        <w:t>muttered</w:t>
-      </w:r>
-      <w:r>
-        <w:rPr>
-          <w:rFonts w:eastAsia="Times New Roman"/>
-        </w:rPr>
-        <w:t xml:space="preserve"> under her breath. </w:t>
-      </w:r>
-    </w:p>
-    <w:p>
-      <w:pPr>
-        <w:rPr>
-          <w:rFonts w:eastAsia="Times New Roman"/>
-        </w:rPr>
-      </w:pPr>
-      <w:r>
-        <w:rPr>
-          <w:rFonts w:eastAsia="Times New Roman"/>
-        </w:rPr>
         <w:t>The man in front of her</w:t>
       </w:r>
       <w:r>
@@ -8072,7 +8735,6 @@
         <w:jc w:val="center"/>
       </w:pPr>
       <w:r>
-        <w:lastRenderedPageBreak/>
         <w:t>*</w:t>
       </w:r>
       <w:r>
@@ -8094,6 +8756,7 @@
         <w:rPr>
           <w:rFonts w:eastAsia="Times New Roman"/>
         </w:rPr>
+        <w:lastRenderedPageBreak/>
         <w:t>“So, like, what is this ‘initiative’ thing that got your mom all riled up?</w:t>
       </w:r>
       <w:r>
@@ -8601,32 +9264,32 @@
         <w:rPr>
           <w:rFonts w:eastAsia="Times New Roman"/>
         </w:rPr>
+        <w:t>“</w:t>
+      </w:r>
+      <w:r>
+        <w:rPr>
+          <w:rFonts w:eastAsia="Times New Roman"/>
+        </w:rPr>
+        <w:t>I’d hope you hold me to a higher standard than a hormone-addled schoolboy</w:t>
+      </w:r>
+      <w:r>
+        <w:rPr>
+          <w:rFonts w:eastAsia="Times New Roman"/>
+        </w:rPr>
+        <w:t>.”</w:t>
+      </w:r>
+    </w:p>
+    <w:p>
+      <w:pPr>
+        <w:rPr>
+          <w:rFonts w:eastAsia="Times New Roman"/>
+        </w:rPr>
+      </w:pPr>
+      <w:r>
+        <w:rPr>
+          <w:rFonts w:eastAsia="Times New Roman"/>
+        </w:rPr>
         <w:lastRenderedPageBreak/>
-        <w:t>“</w:t>
-      </w:r>
-      <w:r>
-        <w:rPr>
-          <w:rFonts w:eastAsia="Times New Roman"/>
-        </w:rPr>
-        <w:t>I’d hope you hold me to a higher standard than a hormone-addled schoolboy</w:t>
-      </w:r>
-      <w:r>
-        <w:rPr>
-          <w:rFonts w:eastAsia="Times New Roman"/>
-        </w:rPr>
-        <w:t>.”</w:t>
-      </w:r>
-    </w:p>
-    <w:p>
-      <w:pPr>
-        <w:rPr>
-          <w:rFonts w:eastAsia="Times New Roman"/>
-        </w:rPr>
-      </w:pPr>
-      <w:r>
-        <w:rPr>
-          <w:rFonts w:eastAsia="Times New Roman"/>
-        </w:rPr>
         <w:t xml:space="preserve"> “</w:t>
       </w:r>
       <w:r>
@@ -9121,20 +9784,26 @@
         <w:rPr>
           <w:rFonts w:eastAsia="Times New Roman"/>
         </w:rPr>
+        <w:t xml:space="preserve">Chronically unwilling to waste a second of time, Shufen scheduled the leadership from the Montreal branch to meet first thing </w:t>
+      </w:r>
+      <w:r>
+        <w:rPr>
+          <w:rFonts w:eastAsia="Times New Roman"/>
+        </w:rPr>
+        <w:t>next</w:t>
+      </w:r>
+      <w:r>
+        <w:rPr>
+          <w:rFonts w:eastAsia="Times New Roman"/>
+        </w:rPr>
+        <w:t xml:space="preserve"> morning, which meant Cassandra had to wake up </w:t>
+      </w:r>
+      <w:r>
+        <w:rPr>
+          <w:rFonts w:eastAsia="Times New Roman"/>
+        </w:rPr>
         <w:lastRenderedPageBreak/>
-        <w:t xml:space="preserve">Chronically unwilling to waste a second of time, Shufen scheduled the leadership from the Montreal branch to meet first thing </w:t>
-      </w:r>
-      <w:r>
-        <w:rPr>
-          <w:rFonts w:eastAsia="Times New Roman"/>
-        </w:rPr>
-        <w:t>next</w:t>
-      </w:r>
-      <w:r>
-        <w:rPr>
-          <w:rFonts w:eastAsia="Times New Roman"/>
-        </w:rPr>
-        <w:t xml:space="preserve"> morning, which meant Cassandra had to wake up early. </w:t>
+        <w:t xml:space="preserve">early. </w:t>
       </w:r>
       <w:r>
         <w:rPr>
@@ -9648,45 +10317,45 @@
         <w:rPr>
           <w:rFonts w:eastAsia="Times New Roman"/>
         </w:rPr>
+        <w:t xml:space="preserve">“Even though there’s </w:t>
+      </w:r>
+      <w:r>
+        <w:rPr>
+          <w:rFonts w:eastAsia="Times New Roman"/>
+        </w:rPr>
+        <w:t>no evidence of that whatsoever</w:t>
+      </w:r>
+      <w:r>
+        <w:rPr>
+          <w:rFonts w:eastAsia="Times New Roman"/>
+        </w:rPr>
+        <w:t xml:space="preserve">?” </w:t>
+      </w:r>
+    </w:p>
+    <w:p>
+      <w:pPr>
+        <w:rPr>
+          <w:rFonts w:eastAsia="Times New Roman"/>
+        </w:rPr>
+      </w:pPr>
+      <w:r>
+        <w:rPr>
+          <w:rFonts w:eastAsia="Times New Roman"/>
+        </w:rPr>
+        <w:t>“Even so.”</w:t>
+      </w:r>
+    </w:p>
+    <w:p>
+      <w:pPr>
+        <w:rPr>
+          <w:rFonts w:eastAsia="Times New Roman"/>
+        </w:rPr>
+      </w:pPr>
+      <w:r>
+        <w:rPr>
+          <w:rFonts w:eastAsia="Times New Roman"/>
+        </w:rPr>
         <w:lastRenderedPageBreak/>
-        <w:t xml:space="preserve">“Even though there’s </w:t>
-      </w:r>
-      <w:r>
-        <w:rPr>
-          <w:rFonts w:eastAsia="Times New Roman"/>
-        </w:rPr>
-        <w:t>no evidence of that whatsoever</w:t>
-      </w:r>
-      <w:r>
-        <w:rPr>
-          <w:rFonts w:eastAsia="Times New Roman"/>
-        </w:rPr>
-        <w:t xml:space="preserve">?” </w:t>
-      </w:r>
-    </w:p>
-    <w:p>
-      <w:pPr>
-        <w:rPr>
-          <w:rFonts w:eastAsia="Times New Roman"/>
-        </w:rPr>
-      </w:pPr>
-      <w:r>
-        <w:rPr>
-          <w:rFonts w:eastAsia="Times New Roman"/>
-        </w:rPr>
-        <w:t>“Even so.”</w:t>
-      </w:r>
-    </w:p>
-    <w:p>
-      <w:pPr>
-        <w:rPr>
-          <w:rFonts w:eastAsia="Times New Roman"/>
-        </w:rPr>
-      </w:pPr>
-      <w:r>
-        <w:rPr>
-          <w:rFonts w:eastAsia="Times New Roman"/>
-        </w:rPr>
         <w:t xml:space="preserve">“If everything else stays the same, that ties up the vote,” Cassandra said after some quick mental math. “And, of course, Lancaster gets to break ties. I’m guessing you </w:t>
       </w:r>
       <w:r>
@@ -10129,32 +10798,32 @@
         <w:rPr>
           <w:rFonts w:eastAsia="Times New Roman"/>
         </w:rPr>
+        <w:t xml:space="preserve">“If you recall, security at the venue wasn’t my </w:t>
+      </w:r>
+      <w:r>
+        <w:rPr>
+          <w:rFonts w:eastAsia="Times New Roman"/>
+        </w:rPr>
+        <w:t>doing,</w:t>
+      </w:r>
+      <w:r>
+        <w:rPr>
+          <w:rFonts w:eastAsia="Times New Roman"/>
+        </w:rPr>
+        <w:t>” Cassandra retorted, though she knew he wasn’t entirely wrong – she hadn’t earned her position through any kind of merit.</w:t>
+      </w:r>
+    </w:p>
+    <w:p>
+      <w:pPr>
+        <w:rPr>
+          <w:rFonts w:eastAsia="Times New Roman"/>
+        </w:rPr>
+      </w:pPr>
+      <w:r>
+        <w:rPr>
+          <w:rFonts w:eastAsia="Times New Roman"/>
+        </w:rPr>
         <w:lastRenderedPageBreak/>
-        <w:t xml:space="preserve">“If you recall, security at the venue wasn’t my </w:t>
-      </w:r>
-      <w:r>
-        <w:rPr>
-          <w:rFonts w:eastAsia="Times New Roman"/>
-        </w:rPr>
-        <w:t>doing,</w:t>
-      </w:r>
-      <w:r>
-        <w:rPr>
-          <w:rFonts w:eastAsia="Times New Roman"/>
-        </w:rPr>
-        <w:t>” Cassandra retorted, though she knew he wasn’t entirely wrong – she hadn’t earned her position through any kind of merit.</w:t>
-      </w:r>
-    </w:p>
-    <w:p>
-      <w:pPr>
-        <w:rPr>
-          <w:rFonts w:eastAsia="Times New Roman"/>
-        </w:rPr>
-      </w:pPr>
-      <w:r>
-        <w:rPr>
-          <w:rFonts w:eastAsia="Times New Roman"/>
-        </w:rPr>
         <w:t>“Your concern is noted, but I’m confident my daughter’s personal failings will have no impact on this task,” Shufen said. “Her arrangements for our return home from Athens were more than adequate, and she’s now aware of the threat we face. If you don’t trust her, trust me.”</w:t>
       </w:r>
     </w:p>
@@ -10466,8 +11135,9 @@
         <w:pStyle w:val="Heading2"/>
         <w:ind w:firstLine="0"/>
       </w:pPr>
-      <w:bookmarkStart w:id="9" w:name="_Toc226238185"/>
-      <w:r>
+      <w:bookmarkStart w:id="9" w:name="_Toc233159046"/>
+      <w:r>
+        <w:lastRenderedPageBreak/>
         <w:t xml:space="preserve">Chapter 4 – </w:t>
       </w:r>
       <w:r>
@@ -11033,7 +11703,6 @@
           <w:i/>
           <w:iCs/>
         </w:rPr>
-        <w:lastRenderedPageBreak/>
         <w:t xml:space="preserve">Katayama </w:t>
       </w:r>
       <w:r>
@@ -11078,7 +11747,14 @@
         <w:rPr>
           <w:rFonts w:eastAsia="Times New Roman"/>
         </w:rPr>
-        <w:t>Things got pretty bad, which is why mom and dad sent me to study in Canada.</w:t>
+        <w:t xml:space="preserve">Things got pretty bad, which is why mom </w:t>
+      </w:r>
+      <w:r>
+        <w:rPr>
+          <w:rFonts w:eastAsia="Times New Roman"/>
+        </w:rPr>
+        <w:lastRenderedPageBreak/>
+        <w:t>and dad sent me to study in Canada.</w:t>
       </w:r>
       <w:r>
         <w:rPr>
@@ -11461,32 +12137,26 @@
         <w:rPr>
           <w:rFonts w:eastAsia="Times New Roman"/>
         </w:rPr>
-        <w:t xml:space="preserve"> And I want to be clear that what I’m about to ask isn’t an order, nor does it have </w:t>
-      </w:r>
+        <w:t xml:space="preserve"> And I want to be clear that what I’m about to ask isn’t an order, nor does it have any bearing on your stay at the Cloud Garden.</w:t>
+      </w:r>
+      <w:r>
+        <w:rPr>
+          <w:rFonts w:eastAsia="Times New Roman"/>
+        </w:rPr>
+        <w:t xml:space="preserve"> You can say no and we’ll forget this ever happened.”</w:t>
+      </w:r>
+    </w:p>
+    <w:p>
+      <w:pPr>
+        <w:rPr>
+          <w:rFonts w:eastAsia="Times New Roman"/>
+        </w:rPr>
+      </w:pPr>
       <w:r>
         <w:rPr>
           <w:rFonts w:eastAsia="Times New Roman"/>
         </w:rPr>
         <w:lastRenderedPageBreak/>
-        <w:t>any bearing on your stay at the Cloud Garden.</w:t>
-      </w:r>
-      <w:r>
-        <w:rPr>
-          <w:rFonts w:eastAsia="Times New Roman"/>
-        </w:rPr>
-        <w:t xml:space="preserve"> You can say no and we’ll forget this ever happened.”</w:t>
-      </w:r>
-    </w:p>
-    <w:p>
-      <w:pPr>
-        <w:rPr>
-          <w:rFonts w:eastAsia="Times New Roman"/>
-        </w:rPr>
-      </w:pPr>
-      <w:r>
-        <w:rPr>
-          <w:rFonts w:eastAsia="Times New Roman"/>
-        </w:rPr>
         <w:t>“That’s more than a little ominous, but sure. Shoot.”</w:t>
       </w:r>
     </w:p>
@@ -11817,26 +12487,26 @@
         <w:rPr>
           <w:rFonts w:eastAsia="Times New Roman"/>
         </w:rPr>
+        <w:t>“I’m sorry, I can’t do that,” Akiko said. “</w:t>
+      </w:r>
+      <w:r>
+        <w:rPr>
+          <w:rFonts w:eastAsia="Times New Roman"/>
+        </w:rPr>
+        <w:t>I’ve nearly been arrested, like, twice in the past week, so I’m not gonna commit an actual crime and give these dickheads another reason to come after me.”</w:t>
+      </w:r>
+    </w:p>
+    <w:p>
+      <w:pPr>
+        <w:rPr>
+          <w:rFonts w:eastAsia="Times New Roman"/>
+        </w:rPr>
+      </w:pPr>
+      <w:r>
+        <w:rPr>
+          <w:rFonts w:eastAsia="Times New Roman"/>
+        </w:rPr>
         <w:lastRenderedPageBreak/>
-        <w:t>“I’m sorry, I can’t do that,” Akiko said. “</w:t>
-      </w:r>
-      <w:r>
-        <w:rPr>
-          <w:rFonts w:eastAsia="Times New Roman"/>
-        </w:rPr>
-        <w:t>I’ve nearly been arrested, like, twice in the past week, so I’m not gonna commit an actual crime and give these dickheads another reason to come after me.”</w:t>
-      </w:r>
-    </w:p>
-    <w:p>
-      <w:pPr>
-        <w:rPr>
-          <w:rFonts w:eastAsia="Times New Roman"/>
-        </w:rPr>
-      </w:pPr>
-      <w:r>
-        <w:rPr>
-          <w:rFonts w:eastAsia="Times New Roman"/>
-        </w:rPr>
         <w:t xml:space="preserve">She expected Cassandra to be angry, to renege on </w:t>
       </w:r>
       <w:r>
@@ -12173,8 +12843,9 @@
         <w:pStyle w:val="Heading2"/>
         <w:ind w:firstLine="0"/>
       </w:pPr>
-      <w:bookmarkStart w:id="10" w:name="_Toc226238186"/>
-      <w:r>
+      <w:bookmarkStart w:id="10" w:name="_Toc233159047"/>
+      <w:r>
+        <w:lastRenderedPageBreak/>
         <w:t>Chapter 5 – Across the Aisle</w:t>
       </w:r>
       <w:bookmarkEnd w:id="10"/>
@@ -12569,7 +13240,6 @@
         <w:rPr>
           <w:rFonts w:eastAsia="Times New Roman"/>
         </w:rPr>
-        <w:lastRenderedPageBreak/>
         <w:t>“</w:t>
       </w:r>
       <w:r>
@@ -12639,6 +13309,7 @@
         <w:rPr>
           <w:rFonts w:eastAsia="Times New Roman"/>
         </w:rPr>
+        <w:lastRenderedPageBreak/>
         <w:t xml:space="preserve">“Neither of them </w:t>
       </w:r>
       <w:r>

--- a/Peregrine 2020.docx
+++ b/Peregrine 2020.docx
@@ -583,8 +583,8 @@
         <w:pStyle w:val="Heading2"/>
         <w:ind w:firstLine="0"/>
       </w:pPr>
-      <w:bookmarkStart w:id="2" w:name="_Hlk214664502"/>
-      <w:bookmarkStart w:id="3" w:name="_Toc233159043"/>
+      <w:bookmarkStart w:id="2" w:name="_Toc233159043"/>
+      <w:bookmarkStart w:id="3" w:name="_Hlk214664502"/>
       <w:r>
         <w:lastRenderedPageBreak/>
         <w:t>Chapter 1</w:t>
@@ -604,7 +604,7 @@
         </w:rPr>
         <w:t>Lethe</w:t>
       </w:r>
-      <w:bookmarkEnd w:id="3"/>
+      <w:bookmarkEnd w:id="2"/>
     </w:p>
     <w:p>
       <w:pPr>
@@ -3229,7 +3229,7 @@
       <w:bookmarkStart w:id="5" w:name="_Toc437822484"/>
       <w:bookmarkStart w:id="6" w:name="_Toc437823166"/>
       <w:bookmarkEnd w:id="0"/>
-      <w:bookmarkEnd w:id="2"/>
+      <w:bookmarkEnd w:id="3"/>
       <w:bookmarkEnd w:id="4"/>
     </w:p>
     <w:p>
@@ -6100,19 +6100,7 @@
         <w:rPr>
           <w:lang w:eastAsia="ja-JP"/>
         </w:rPr>
-        <w:t>“</w:t>
-      </w:r>
-      <w:r>
-        <w:rPr>
-          <w:lang w:eastAsia="ja-JP"/>
-        </w:rPr>
-        <w:t>…</w:t>
-      </w:r>
-      <w:r>
-        <w:rPr>
-          <w:lang w:eastAsia="ja-JP"/>
-        </w:rPr>
-        <w:t>Listen, I’m sure you</w:t>
+        <w:t>“Listen, I’m sure you</w:t>
       </w:r>
       <w:r>
         <w:rPr>
@@ -6192,7 +6180,43 @@
         <w:rPr>
           <w:lang w:eastAsia="ja-JP"/>
         </w:rPr>
-        <w:t>drowning in red tape within a week of you joining.”</w:t>
+        <w:t>drowning in red tape within a week.</w:t>
+      </w:r>
+      <w:r>
+        <w:rPr>
+          <w:lang w:eastAsia="ja-JP"/>
+        </w:rPr>
+        <w:t xml:space="preserve"> I bet </w:t>
+      </w:r>
+      <w:r>
+        <w:rPr>
+          <w:lang w:eastAsia="ja-JP"/>
+        </w:rPr>
+        <w:t>G</w:t>
+      </w:r>
+      <w:r>
+        <w:rPr>
+          <w:lang w:eastAsia="ja-JP"/>
+        </w:rPr>
+        <w:t xml:space="preserve">inger and </w:t>
+      </w:r>
+      <w:r>
+        <w:rPr>
+          <w:lang w:eastAsia="ja-JP"/>
+        </w:rPr>
+        <w:t>Baldy</w:t>
+      </w:r>
+      <w:r>
+        <w:rPr>
+          <w:lang w:eastAsia="ja-JP"/>
+        </w:rPr>
+        <w:t xml:space="preserve"> here would agree.</w:t>
+      </w:r>
+      <w:r>
+        <w:rPr>
+          <w:lang w:eastAsia="ja-JP"/>
+        </w:rPr>
+        <w:t>”</w:t>
       </w:r>
     </w:p>
     <w:p>
@@ -6419,33 +6443,208 @@
         <w:rPr>
           <w:lang w:eastAsia="ja-JP"/>
         </w:rPr>
-        <w:t>her companion, instructing her to type her number into a new contact page.</w:t>
-      </w:r>
-    </w:p>
-    <w:p>
-      <w:pPr>
-        <w:rPr>
-          <w:lang w:eastAsia="ja-JP"/>
-        </w:rPr>
-      </w:pPr>
-      <w:r>
-        <w:rPr>
-          <w:lang w:eastAsia="ja-JP"/>
-        </w:rPr>
-        <w:t>Cassandra did as she was told and handed the phone back to Akiko. “Done,” she said. “I shouldn’t take up any more of your time, so I’ll leave you to your friends. Do enjoy the rest of the evening.”</w:t>
-      </w:r>
-    </w:p>
-    <w:p>
-      <w:pPr>
-        <w:rPr>
-          <w:lang w:eastAsia="ja-JP"/>
-        </w:rPr>
-      </w:pPr>
-      <w:r>
-        <w:rPr>
-          <w:lang w:eastAsia="ja-JP"/>
-        </w:rPr>
-        <w:t xml:space="preserve">“You too, chief,” Akiko replied. </w:t>
+        <w:t>her companion</w:t>
+      </w:r>
+      <w:r>
+        <w:rPr>
+          <w:lang w:eastAsia="ja-JP"/>
+        </w:rPr>
+        <w:t xml:space="preserve">. </w:t>
+      </w:r>
+      <w:r>
+        <w:rPr>
+          <w:lang w:eastAsia="ja-JP"/>
+        </w:rPr>
+        <w:t xml:space="preserve">With a few deft taps, Cassandra entered both her phone number and her full name into the device, including </w:t>
+      </w:r>
+      <w:r>
+        <w:rPr>
+          <w:lang w:eastAsia="ja-JP"/>
+        </w:rPr>
+        <w:t>the</w:t>
+      </w:r>
+      <w:r>
+        <w:rPr>
+          <w:lang w:eastAsia="ja-JP"/>
+        </w:rPr>
+        <w:t xml:space="preserve"> Chinese name that only her mother used at home.</w:t>
+      </w:r>
+      <w:r>
+        <w:rPr>
+          <w:lang w:eastAsia="ja-JP"/>
+        </w:rPr>
+        <w:t xml:space="preserve"> </w:t>
+      </w:r>
+    </w:p>
+    <w:p>
+      <w:pPr>
+        <w:rPr>
+          <w:lang w:eastAsia="ja-JP"/>
+        </w:rPr>
+      </w:pPr>
+      <w:r>
+        <w:rPr>
+          <w:lang w:eastAsia="ja-JP"/>
+        </w:rPr>
+        <w:t>“</w:t>
+      </w:r>
+      <w:r>
+        <w:rPr>
+          <w:lang w:eastAsia="ja-JP"/>
+        </w:rPr>
+        <w:t xml:space="preserve">Zhenyan, hmm?” Akiko asked once Cassandra returned the phone to its owner. </w:t>
+      </w:r>
+    </w:p>
+    <w:p>
+      <w:pPr>
+        <w:rPr>
+          <w:lang w:eastAsia="ja-JP"/>
+        </w:rPr>
+      </w:pPr>
+      <w:r>
+        <w:rPr>
+          <w:lang w:eastAsia="ja-JP"/>
+        </w:rPr>
+        <w:t xml:space="preserve">“Yeah. </w:t>
+      </w:r>
+      <w:r>
+        <w:rPr>
+          <w:lang w:eastAsia="ja-JP"/>
+        </w:rPr>
+        <w:t>My brother’s name also has the</w:t>
+      </w:r>
+      <w:r>
+        <w:rPr>
+          <w:lang w:eastAsia="ja-JP"/>
+        </w:rPr>
+        <w:t xml:space="preserve"> </w:t>
+      </w:r>
+      <w:proofErr w:type="spellStart"/>
+      <w:r>
+        <w:rPr>
+          <w:i/>
+          <w:iCs/>
+          <w:lang w:eastAsia="ja-JP"/>
+        </w:rPr>
+        <w:t>zhēn</w:t>
+      </w:r>
+      <w:proofErr w:type="spellEnd"/>
+      <w:r>
+        <w:rPr>
+          <w:lang w:eastAsia="ja-JP"/>
+        </w:rPr>
+        <w:t xml:space="preserve"> in it, meaning ‘chastity</w:t>
+      </w:r>
+      <w:r>
+        <w:rPr>
+          <w:lang w:eastAsia="ja-JP"/>
+        </w:rPr>
+        <w:t>.</w:t>
+      </w:r>
+      <w:r>
+        <w:rPr>
+          <w:lang w:eastAsia="ja-JP"/>
+        </w:rPr>
+        <w:t>’</w:t>
+      </w:r>
+      <w:r>
+        <w:rPr>
+          <w:lang w:eastAsia="ja-JP"/>
+        </w:rPr>
+        <w:t xml:space="preserve"> </w:t>
+      </w:r>
+      <w:r>
+        <w:rPr>
+          <w:lang w:eastAsia="ja-JP"/>
+        </w:rPr>
+        <w:t>Ironic</w:t>
+      </w:r>
+      <w:r>
+        <w:rPr>
+          <w:lang w:eastAsia="ja-JP"/>
+        </w:rPr>
+        <w:t xml:space="preserve"> for </w:t>
+      </w:r>
+      <w:r>
+        <w:rPr>
+          <w:lang w:eastAsia="ja-JP"/>
+        </w:rPr>
+        <w:t>kids</w:t>
+      </w:r>
+      <w:r>
+        <w:rPr>
+          <w:lang w:eastAsia="ja-JP"/>
+        </w:rPr>
+        <w:t xml:space="preserve"> born out of wedlock, but I assume </w:t>
+      </w:r>
+      <w:r>
+        <w:rPr>
+          <w:lang w:eastAsia="ja-JP"/>
+        </w:rPr>
+        <w:t>my mother was</w:t>
+      </w:r>
+      <w:r>
+        <w:rPr>
+          <w:lang w:eastAsia="ja-JP"/>
+        </w:rPr>
+        <w:t xml:space="preserve"> </w:t>
+      </w:r>
+      <w:r>
+        <w:rPr>
+          <w:lang w:eastAsia="ja-JP"/>
+        </w:rPr>
+        <w:t>was…compensating</w:t>
+      </w:r>
+      <w:r>
+        <w:rPr>
+          <w:lang w:eastAsia="ja-JP"/>
+        </w:rPr>
+        <w:t xml:space="preserve">,” Cassandra said, thinking back to her earlier conversation with Shufen. </w:t>
+      </w:r>
+    </w:p>
+    <w:p>
+      <w:pPr>
+        <w:rPr>
+          <w:lang w:eastAsia="ja-JP"/>
+        </w:rPr>
+      </w:pPr>
+      <w:r>
+        <w:rPr>
+          <w:lang w:eastAsia="ja-JP"/>
+        </w:rPr>
+        <w:t>“Did it work?”</w:t>
+      </w:r>
+    </w:p>
+    <w:p>
+      <w:pPr>
+        <w:rPr>
+          <w:lang w:eastAsia="ja-JP"/>
+        </w:rPr>
+      </w:pPr>
+      <w:r>
+        <w:rPr>
+          <w:lang w:eastAsia="ja-JP"/>
+        </w:rPr>
+        <w:t>“</w:t>
+      </w:r>
+      <w:r>
+        <w:rPr>
+          <w:lang w:eastAsia="ja-JP"/>
+        </w:rPr>
+        <w:t>Not really.”</w:t>
+      </w:r>
+    </w:p>
+    <w:p>
+      <w:pPr>
+        <w:rPr>
+          <w:lang w:eastAsia="ja-JP"/>
+        </w:rPr>
+      </w:pPr>
+      <w:r>
+        <w:rPr>
+          <w:lang w:eastAsia="ja-JP"/>
+        </w:rPr>
+        <w:t xml:space="preserve"> </w:t>
       </w:r>
     </w:p>
     <w:p>
@@ -6937,12 +7136,19 @@
         <w:rPr>
           <w:rFonts w:eastAsia="Calibri"/>
         </w:rPr>
-        <w:t xml:space="preserve">When the man himself retired, he sold his company to Aleph Null to at last extend its reach across the globe, and </w:t>
+        <w:t xml:space="preserve">When the man </w:t>
       </w:r>
       <w:r>
         <w:rPr>
           <w:rFonts w:eastAsia="Calibri"/>
         </w:rPr>
+        <w:lastRenderedPageBreak/>
+        <w:t xml:space="preserve">himself retired, he sold his company to Aleph Null to at last extend its reach across the globe, and </w:t>
+      </w:r>
+      <w:r>
+        <w:rPr>
+          <w:rFonts w:eastAsia="Calibri"/>
+        </w:rPr>
         <w:t>he died</w:t>
       </w:r>
       <w:r>
@@ -6998,531 +7204,525 @@
         <w:rPr>
           <w:rFonts w:eastAsia="Calibri"/>
         </w:rPr>
-        <w:t xml:space="preserve">They cleared customs in Newfoundland, where the Skywatch had no presence, then flew </w:t>
+        <w:t>They cleared customs in Newfoundland, where the Skywatch had no presence, then flew straight to</w:t>
       </w:r>
       <w:r>
         <w:rPr>
           <w:rFonts w:eastAsia="Calibri"/>
         </w:rPr>
+        <w:t xml:space="preserve"> </w:t>
+      </w:r>
+      <w:r>
+        <w:rPr>
+          <w:rFonts w:eastAsia="Calibri"/>
+        </w:rPr>
+        <w:t xml:space="preserve">the </w:t>
+      </w:r>
+      <w:r>
+        <w:rPr>
+          <w:rFonts w:eastAsia="Calibri"/>
+        </w:rPr>
+        <w:t>branch campus</w:t>
+      </w:r>
+      <w:r>
+        <w:rPr>
+          <w:rFonts w:eastAsia="Calibri"/>
+        </w:rPr>
+        <w:t xml:space="preserve"> itself, near what had once been Lasalle’s original headquarters</w:t>
+      </w:r>
+      <w:r>
+        <w:rPr>
+          <w:rFonts w:eastAsia="Calibri"/>
+        </w:rPr>
+        <w:t xml:space="preserve">. Cassandra had selected a VTOL </w:t>
+      </w:r>
+      <w:r>
+        <w:rPr>
+          <w:rFonts w:eastAsia="Calibri"/>
+        </w:rPr>
+        <w:t>aircraft</w:t>
+      </w:r>
+      <w:r>
+        <w:rPr>
+          <w:rFonts w:eastAsia="Calibri"/>
+        </w:rPr>
+        <w:t xml:space="preserve"> for exactly that purpose.</w:t>
+      </w:r>
+    </w:p>
+    <w:p>
+      <w:pPr>
+        <w:rPr>
+          <w:rFonts w:eastAsia="Calibri"/>
+        </w:rPr>
+      </w:pPr>
+      <w:r>
+        <w:rPr>
+          <w:rFonts w:eastAsia="Calibri"/>
+        </w:rPr>
+        <w:t xml:space="preserve">As the </w:t>
+      </w:r>
+      <w:r>
+        <w:rPr>
+          <w:rFonts w:eastAsia="Calibri"/>
+        </w:rPr>
+        <w:t>aircraft</w:t>
+      </w:r>
+      <w:r>
+        <w:rPr>
+          <w:rFonts w:eastAsia="Calibri"/>
+        </w:rPr>
+        <w:t xml:space="preserve"> entered </w:t>
+      </w:r>
+      <w:r>
+        <w:rPr>
+          <w:rFonts w:eastAsia="Calibri"/>
+        </w:rPr>
+        <w:t>Montreal</w:t>
+      </w:r>
+      <w:r>
+        <w:rPr>
+          <w:rFonts w:eastAsia="Calibri"/>
+        </w:rPr>
+        <w:t xml:space="preserve"> airspace, Cassandra twitched against the rock-hard seat cushion</w:t>
+      </w:r>
+      <w:r>
+        <w:rPr>
+          <w:rFonts w:eastAsia="Calibri"/>
+        </w:rPr>
+        <w:t xml:space="preserve">. </w:t>
+      </w:r>
+      <w:r>
+        <w:rPr>
+          <w:rFonts w:eastAsia="Calibri"/>
+        </w:rPr>
+        <w:t>Though the flight should have offered plenty of time to rest, h</w:t>
+      </w:r>
+      <w:r>
+        <w:rPr>
+          <w:rFonts w:eastAsia="Calibri"/>
+        </w:rPr>
+        <w:t xml:space="preserve">er memories of the </w:t>
+      </w:r>
+      <w:r>
+        <w:rPr>
+          <w:rFonts w:eastAsia="Calibri"/>
+        </w:rPr>
+        <w:t>disaster and the discomfort of her seat itself had kept her from restful sleep</w:t>
+      </w:r>
+      <w:r>
+        <w:rPr>
+          <w:rFonts w:eastAsia="Calibri"/>
+        </w:rPr>
+        <w:t xml:space="preserve">. </w:t>
+      </w:r>
+      <w:r>
+        <w:rPr>
+          <w:rFonts w:eastAsia="Calibri"/>
+        </w:rPr>
+        <w:t xml:space="preserve">Her skin itched all over. Her </w:t>
+      </w:r>
+      <w:r>
+        <w:rPr>
+          <w:rFonts w:eastAsia="Calibri"/>
+        </w:rPr>
+        <w:t>expensive high heels</w:t>
+      </w:r>
+      <w:r>
+        <w:rPr>
+          <w:rFonts w:eastAsia="Calibri"/>
+        </w:rPr>
+        <w:t xml:space="preserve"> suddenly seemed a size too small, </w:t>
+      </w:r>
+      <w:r>
+        <w:rPr>
+          <w:rFonts w:eastAsia="Calibri"/>
+        </w:rPr>
+        <w:t xml:space="preserve">binding toes that couldn’t so much as wiggle. </w:t>
+      </w:r>
+      <w:r>
+        <w:rPr>
+          <w:rFonts w:eastAsia="Calibri"/>
+        </w:rPr>
+        <w:t>The</w:t>
+      </w:r>
+      <w:r>
+        <w:rPr>
+          <w:rFonts w:eastAsia="Calibri"/>
+        </w:rPr>
+        <w:t xml:space="preserve"> bra </w:t>
+      </w:r>
+      <w:r>
+        <w:rPr>
+          <w:rFonts w:eastAsia="Calibri"/>
+        </w:rPr>
+        <w:t>she rarely noticed anymore</w:t>
+      </w:r>
+      <w:r>
+        <w:rPr>
+          <w:rFonts w:eastAsia="Calibri"/>
+        </w:rPr>
+        <w:t xml:space="preserve"> was now a </w:t>
+      </w:r>
+      <w:r>
+        <w:rPr>
+          <w:rFonts w:eastAsia="Calibri"/>
+        </w:rPr>
+        <w:t>painful</w:t>
+      </w:r>
+      <w:r>
+        <w:rPr>
+          <w:rFonts w:eastAsia="Calibri"/>
+        </w:rPr>
+        <w:t xml:space="preserve"> sensation around her chest that she longed to tear off.</w:t>
+      </w:r>
+    </w:p>
+    <w:p>
+      <w:pPr>
+        <w:rPr>
+          <w:rFonts w:eastAsia="Calibri"/>
+        </w:rPr>
+      </w:pPr>
+      <w:r>
+        <w:rPr>
+          <w:rFonts w:eastAsia="Calibri"/>
+        </w:rPr>
+        <w:t>Home</w:t>
+      </w:r>
+      <w:r>
+        <w:rPr>
+          <w:rFonts w:eastAsia="Calibri"/>
+        </w:rPr>
+        <w:t xml:space="preserve"> was on the horizon, she reminded herself. Only half an hour, give or take, before she would be able to strip herself down and take a much-needed shower</w:t>
+      </w:r>
+      <w:r>
+        <w:rPr>
+          <w:rFonts w:eastAsia="Calibri"/>
+        </w:rPr>
+        <w:t>, or perhaps a bath in her apartment</w:t>
+      </w:r>
+      <w:r>
+        <w:rPr>
+          <w:rFonts w:eastAsia="Calibri"/>
+        </w:rPr>
+        <w:t xml:space="preserve">’s </w:t>
+      </w:r>
+      <w:r>
+        <w:rPr>
+          <w:rFonts w:eastAsia="Calibri"/>
+        </w:rPr>
+        <w:t>hot tub. That sort of leisure</w:t>
+      </w:r>
+      <w:r>
+        <w:rPr>
+          <w:rFonts w:eastAsia="Calibri"/>
+        </w:rPr>
+        <w:t xml:space="preserve"> </w:t>
+      </w:r>
+      <w:r>
+        <w:rPr>
+          <w:rFonts w:eastAsia="Calibri"/>
+        </w:rPr>
+        <w:t xml:space="preserve">was exactly what she needed. </w:t>
+      </w:r>
+      <w:r>
+        <w:rPr>
+          <w:rFonts w:eastAsia="Calibri"/>
+        </w:rPr>
+        <w:t xml:space="preserve">Until then, however, the best she could do was to take deep breaths, scratch the itches </w:t>
+      </w:r>
+      <w:r>
+        <w:rPr>
+          <w:rFonts w:eastAsia="Calibri"/>
+        </w:rPr>
+        <w:t>as</w:t>
+      </w:r>
+      <w:r>
+        <w:rPr>
+          <w:rFonts w:eastAsia="Calibri"/>
+        </w:rPr>
+        <w:t xml:space="preserve"> best she could, and try to situate her mind in a comfortable place, the way her therapist had once </w:t>
+      </w:r>
+      <w:r>
+        <w:rPr>
+          <w:rFonts w:eastAsia="Calibri"/>
+        </w:rPr>
+        <w:t>suggested</w:t>
+      </w:r>
+      <w:r>
+        <w:rPr>
+          <w:rFonts w:eastAsia="Calibri"/>
+        </w:rPr>
+        <w:t>.</w:t>
+      </w:r>
+    </w:p>
+    <w:p>
+      <w:pPr>
+        <w:rPr>
+          <w:rFonts w:eastAsia="Calibri"/>
+        </w:rPr>
+      </w:pPr>
+      <w:r>
+        <w:rPr>
+          <w:rFonts w:eastAsia="Calibri"/>
+        </w:rPr>
+        <w:t xml:space="preserve">For Cassandra, that place was </w:t>
+      </w:r>
+      <w:r>
+        <w:rPr>
+          <w:rFonts w:eastAsia="Calibri"/>
+        </w:rPr>
+        <w:t xml:space="preserve">a café on </w:t>
+      </w:r>
+      <w:r>
+        <w:rPr>
+          <w:rFonts w:eastAsia="Calibri"/>
+        </w:rPr>
+        <w:t>Sherbrooke Street</w:t>
+      </w:r>
+      <w:r>
+        <w:rPr>
+          <w:rFonts w:eastAsia="Calibri"/>
+        </w:rPr>
+        <w:t xml:space="preserve">. </w:t>
+      </w:r>
+      <w:r>
+        <w:rPr>
+          <w:rFonts w:eastAsia="Calibri"/>
+        </w:rPr>
+        <w:t xml:space="preserve">It was a </w:t>
+      </w:r>
+      <w:r>
+        <w:rPr>
+          <w:rFonts w:eastAsia="Calibri"/>
+        </w:rPr>
+        <w:t>kitschy</w:t>
+      </w:r>
+      <w:r>
+        <w:rPr>
+          <w:rFonts w:eastAsia="Calibri"/>
+        </w:rPr>
+        <w:t xml:space="preserve"> little building in the shadow of the upper city</w:t>
+      </w:r>
+      <w:r>
+        <w:rPr>
+          <w:rFonts w:eastAsia="Calibri"/>
+        </w:rPr>
+        <w:t xml:space="preserve"> where she and her high school friends</w:t>
+      </w:r>
+      <w:r>
+        <w:rPr>
+          <w:rFonts w:eastAsia="Calibri"/>
+        </w:rPr>
+        <w:t xml:space="preserve"> liked to eat </w:t>
+      </w:r>
+      <w:r>
+        <w:rPr>
+          <w:rFonts w:eastAsia="Calibri"/>
+        </w:rPr>
+        <w:t>in the afternoons. She recalled the smell of poutine and cigarette smoke, the crinkle of other patrons’ newspapers, the laughter of her classmates, and her mother’s disapproving glare whenever she returned from the “dangerous” lower streets.</w:t>
+      </w:r>
+      <w:r>
+        <w:rPr>
+          <w:rFonts w:eastAsia="Calibri"/>
+        </w:rPr>
+        <w:t xml:space="preserve"> </w:t>
+      </w:r>
+      <w:r>
+        <w:rPr>
+          <w:rFonts w:eastAsia="Calibri"/>
+        </w:rPr>
+        <w:t xml:space="preserve">Even though these memories carried with them a </w:t>
+      </w:r>
+      <w:r>
+        <w:rPr>
+          <w:rFonts w:eastAsia="Calibri"/>
+        </w:rPr>
+        <w:t>pang</w:t>
+      </w:r>
+      <w:r>
+        <w:rPr>
+          <w:rFonts w:eastAsia="Calibri"/>
+        </w:rPr>
+        <w:t xml:space="preserve"> of sorrow for friends she no longer knew, they were also a source of warmth, </w:t>
+      </w:r>
+      <w:r>
+        <w:rPr>
+          <w:rFonts w:eastAsia="Calibri"/>
+        </w:rPr>
+        <w:t>which</w:t>
+      </w:r>
+      <w:r>
+        <w:rPr>
+          <w:rFonts w:eastAsia="Calibri"/>
+        </w:rPr>
+        <w:t xml:space="preserve"> was enough.</w:t>
+      </w:r>
+    </w:p>
+    <w:p>
+      <w:pPr>
+        <w:rPr>
+          <w:rFonts w:eastAsia="Calibri"/>
+        </w:rPr>
+      </w:pPr>
+      <w:r>
+        <w:rPr>
+          <w:rFonts w:eastAsia="Calibri"/>
+        </w:rPr>
+        <w:t xml:space="preserve">That was a lie. It was never enough. </w:t>
+      </w:r>
+    </w:p>
+    <w:p>
+      <w:pPr>
+        <w:rPr>
+          <w:rFonts w:eastAsia="Calibri"/>
+        </w:rPr>
+      </w:pPr>
+      <w:r>
+        <w:rPr>
+          <w:rFonts w:eastAsia="Calibri"/>
+        </w:rPr>
+        <w:t>Sensing her distress, Akiko la</w:t>
+      </w:r>
+      <w:r>
+        <w:rPr>
+          <w:rFonts w:eastAsia="Calibri"/>
+        </w:rPr>
+        <w:t>id</w:t>
+      </w:r>
+      <w:r>
+        <w:rPr>
+          <w:rFonts w:eastAsia="Calibri"/>
+        </w:rPr>
+        <w:t xml:space="preserve"> a sympathetic hand on </w:t>
+      </w:r>
+      <w:r>
+        <w:rPr>
+          <w:rFonts w:eastAsia="Calibri"/>
+        </w:rPr>
+        <w:t>her</w:t>
+      </w:r>
+      <w:r>
+        <w:rPr>
+          <w:rFonts w:eastAsia="Calibri"/>
+        </w:rPr>
+        <w:t xml:space="preserve"> shoulder. </w:t>
+      </w:r>
+      <w:r>
+        <w:rPr>
+          <w:rFonts w:eastAsia="Calibri"/>
+        </w:rPr>
+        <w:t>Cassandra</w:t>
+      </w:r>
+      <w:r>
+        <w:rPr>
+          <w:rFonts w:eastAsia="Calibri"/>
+        </w:rPr>
+        <w:t xml:space="preserve"> immediately and </w:t>
+      </w:r>
+      <w:r>
+        <w:rPr>
+          <w:rFonts w:eastAsia="Calibri"/>
+        </w:rPr>
+        <w:t>instinctively</w:t>
+      </w:r>
+      <w:r>
+        <w:rPr>
+          <w:rFonts w:eastAsia="Calibri"/>
+        </w:rPr>
+        <w:t xml:space="preserve"> swatted it away</w:t>
+      </w:r>
+      <w:r>
+        <w:rPr>
+          <w:rFonts w:eastAsia="Calibri"/>
+        </w:rPr>
+        <w:t>.</w:t>
+      </w:r>
+    </w:p>
+    <w:p>
+      <w:pPr>
+        <w:rPr>
+          <w:rFonts w:eastAsia="Calibri"/>
+        </w:rPr>
+      </w:pPr>
+      <w:r>
+        <w:rPr>
+          <w:rFonts w:eastAsia="Calibri"/>
+        </w:rPr>
+        <w:t>“</w:t>
+      </w:r>
+      <w:r>
+        <w:rPr>
+          <w:rFonts w:eastAsia="Calibri"/>
+        </w:rPr>
+        <w:t>Yikes</w:t>
+      </w:r>
+      <w:r>
+        <w:rPr>
+          <w:rFonts w:eastAsia="Calibri"/>
+        </w:rPr>
+        <w:t xml:space="preserve">, </w:t>
+      </w:r>
+      <w:r>
+        <w:rPr>
+          <w:rFonts w:eastAsia="Calibri"/>
+        </w:rPr>
+        <w:t>alright</w:t>
+      </w:r>
+      <w:r>
+        <w:rPr>
+          <w:rFonts w:eastAsia="Calibri"/>
+        </w:rPr>
+        <w:t>,” her friend said. “No touching, huh?”</w:t>
+      </w:r>
+    </w:p>
+    <w:p>
+      <w:pPr>
+        <w:rPr>
+          <w:rFonts w:eastAsia="Calibri"/>
+        </w:rPr>
+      </w:pPr>
+      <w:r>
+        <w:rPr>
+          <w:rFonts w:eastAsia="Calibri"/>
+        </w:rPr>
         <w:lastRenderedPageBreak/>
-        <w:t>straight to</w:t>
-      </w:r>
-      <w:r>
+        <w:t>“Not right now, no. I’m just…I feel dirty, okay? And being packed in here with so many people really isn’t helping.”</w:t>
+      </w:r>
+    </w:p>
+    <w:p>
+      <w:pPr>
         <w:rPr>
           <w:rFonts w:eastAsia="Calibri"/>
         </w:rPr>
-        <w:t xml:space="preserve"> </w:t>
-      </w:r>
+      </w:pPr>
       <w:r>
         <w:rPr>
           <w:rFonts w:eastAsia="Calibri"/>
         </w:rPr>
-        <w:t xml:space="preserve">the </w:t>
+        <w:t xml:space="preserve">“Yeah, I get it,” Akiko replied in the </w:t>
       </w:r>
       <w:r>
         <w:rPr>
           <w:rFonts w:eastAsia="Calibri"/>
         </w:rPr>
-        <w:t>branch campus</w:t>
+        <w:t>hesitant</w:t>
       </w:r>
       <w:r>
         <w:rPr>
           <w:rFonts w:eastAsia="Calibri"/>
         </w:rPr>
-        <w:t xml:space="preserve"> itself, near what had once been Lasalle’s original headquarters</w:t>
+        <w:t xml:space="preserve"> tone of someone who </w:t>
       </w:r>
       <w:r>
         <w:rPr>
           <w:rFonts w:eastAsia="Calibri"/>
         </w:rPr>
-        <w:t xml:space="preserve">. Cassandra had selected a VTOL </w:t>
+        <w:t>clearly</w:t>
       </w:r>
       <w:r>
         <w:rPr>
           <w:rFonts w:eastAsia="Calibri"/>
         </w:rPr>
-        <w:t>aircraft</w:t>
-      </w:r>
-      <w:r>
-        <w:rPr>
-          <w:rFonts w:eastAsia="Calibri"/>
-        </w:rPr>
-        <w:t xml:space="preserve"> for exactly that purpose.</w:t>
-      </w:r>
-    </w:p>
-    <w:p>
-      <w:pPr>
-        <w:rPr>
-          <w:rFonts w:eastAsia="Calibri"/>
-        </w:rPr>
-      </w:pPr>
-      <w:r>
-        <w:rPr>
-          <w:rFonts w:eastAsia="Calibri"/>
-        </w:rPr>
-        <w:t xml:space="preserve">As the </w:t>
-      </w:r>
-      <w:r>
-        <w:rPr>
-          <w:rFonts w:eastAsia="Calibri"/>
-        </w:rPr>
-        <w:t>aircraft</w:t>
-      </w:r>
-      <w:r>
-        <w:rPr>
-          <w:rFonts w:eastAsia="Calibri"/>
-        </w:rPr>
-        <w:t xml:space="preserve"> entered </w:t>
-      </w:r>
-      <w:r>
-        <w:rPr>
-          <w:rFonts w:eastAsia="Calibri"/>
-        </w:rPr>
-        <w:t>Montreal</w:t>
-      </w:r>
-      <w:r>
-        <w:rPr>
-          <w:rFonts w:eastAsia="Calibri"/>
-        </w:rPr>
-        <w:t xml:space="preserve"> airspace, Cassandra twitched against the rock-hard seat cushion</w:t>
-      </w:r>
-      <w:r>
-        <w:rPr>
-          <w:rFonts w:eastAsia="Calibri"/>
-        </w:rPr>
-        <w:t xml:space="preserve">. </w:t>
-      </w:r>
-      <w:r>
-        <w:rPr>
-          <w:rFonts w:eastAsia="Calibri"/>
-        </w:rPr>
-        <w:t>Though the flight should have offered plenty of time to rest, h</w:t>
-      </w:r>
-      <w:r>
-        <w:rPr>
-          <w:rFonts w:eastAsia="Calibri"/>
-        </w:rPr>
-        <w:t xml:space="preserve">er memories of the </w:t>
-      </w:r>
-      <w:r>
-        <w:rPr>
-          <w:rFonts w:eastAsia="Calibri"/>
-        </w:rPr>
-        <w:t>disaster and the discomfort of her seat itself had kept her from restful sleep</w:t>
-      </w:r>
-      <w:r>
-        <w:rPr>
-          <w:rFonts w:eastAsia="Calibri"/>
-        </w:rPr>
-        <w:t xml:space="preserve">. </w:t>
-      </w:r>
-      <w:r>
-        <w:rPr>
-          <w:rFonts w:eastAsia="Calibri"/>
-        </w:rPr>
-        <w:t xml:space="preserve">Her skin itched all over. Her </w:t>
-      </w:r>
-      <w:r>
-        <w:rPr>
-          <w:rFonts w:eastAsia="Calibri"/>
-        </w:rPr>
-        <w:t>expensive high heels</w:t>
-      </w:r>
-      <w:r>
-        <w:rPr>
-          <w:rFonts w:eastAsia="Calibri"/>
-        </w:rPr>
-        <w:t xml:space="preserve"> suddenly seemed a size too small, </w:t>
-      </w:r>
-      <w:r>
-        <w:rPr>
-          <w:rFonts w:eastAsia="Calibri"/>
-        </w:rPr>
-        <w:t xml:space="preserve">binding toes that couldn’t so much as wiggle. </w:t>
-      </w:r>
-      <w:r>
-        <w:rPr>
-          <w:rFonts w:eastAsia="Calibri"/>
-        </w:rPr>
-        <w:t>The</w:t>
-      </w:r>
-      <w:r>
-        <w:rPr>
-          <w:rFonts w:eastAsia="Calibri"/>
-        </w:rPr>
-        <w:t xml:space="preserve"> bra </w:t>
-      </w:r>
-      <w:r>
-        <w:rPr>
-          <w:rFonts w:eastAsia="Calibri"/>
-        </w:rPr>
-        <w:t>she rarely noticed anymore</w:t>
-      </w:r>
-      <w:r>
-        <w:rPr>
-          <w:rFonts w:eastAsia="Calibri"/>
-        </w:rPr>
-        <w:t xml:space="preserve"> was now a </w:t>
-      </w:r>
-      <w:r>
-        <w:rPr>
-          <w:rFonts w:eastAsia="Calibri"/>
-        </w:rPr>
-        <w:t>painful</w:t>
-      </w:r>
-      <w:r>
-        <w:rPr>
-          <w:rFonts w:eastAsia="Calibri"/>
-        </w:rPr>
-        <w:t xml:space="preserve"> sensation around her chest that she longed to tear off.</w:t>
-      </w:r>
-    </w:p>
-    <w:p>
-      <w:pPr>
-        <w:rPr>
-          <w:rFonts w:eastAsia="Calibri"/>
-        </w:rPr>
-      </w:pPr>
-      <w:r>
-        <w:rPr>
-          <w:rFonts w:eastAsia="Calibri"/>
-        </w:rPr>
-        <w:t>Home</w:t>
-      </w:r>
-      <w:r>
-        <w:rPr>
-          <w:rFonts w:eastAsia="Calibri"/>
-        </w:rPr>
-        <w:t xml:space="preserve"> was on the horizon, she reminded herself. Only half an hour, give or take, before she would be able to strip herself down and take a much-needed shower</w:t>
-      </w:r>
-      <w:r>
-        <w:rPr>
-          <w:rFonts w:eastAsia="Calibri"/>
-        </w:rPr>
-        <w:t>, or perhaps a bath in her apartment</w:t>
-      </w:r>
-      <w:r>
-        <w:rPr>
-          <w:rFonts w:eastAsia="Calibri"/>
-        </w:rPr>
-        <w:t xml:space="preserve">’s </w:t>
-      </w:r>
-      <w:r>
-        <w:rPr>
-          <w:rFonts w:eastAsia="Calibri"/>
-        </w:rPr>
-        <w:t>hot tub. That sort of leisure</w:t>
-      </w:r>
-      <w:r>
-        <w:rPr>
-          <w:rFonts w:eastAsia="Calibri"/>
-        </w:rPr>
-        <w:t xml:space="preserve"> </w:t>
-      </w:r>
-      <w:r>
-        <w:rPr>
-          <w:rFonts w:eastAsia="Calibri"/>
-        </w:rPr>
-        <w:t xml:space="preserve">was exactly what she needed. </w:t>
-      </w:r>
-      <w:r>
-        <w:rPr>
-          <w:rFonts w:eastAsia="Calibri"/>
-        </w:rPr>
-        <w:t xml:space="preserve">Until then, however, the best she could do was to take deep breaths, scratch the itches </w:t>
-      </w:r>
-      <w:r>
-        <w:rPr>
-          <w:rFonts w:eastAsia="Calibri"/>
-        </w:rPr>
-        <w:t>as</w:t>
-      </w:r>
-      <w:r>
-        <w:rPr>
-          <w:rFonts w:eastAsia="Calibri"/>
-        </w:rPr>
-        <w:t xml:space="preserve"> best she could, and try to situate her mind in a comfortable place, the way her therapist had once </w:t>
-      </w:r>
-      <w:r>
-        <w:rPr>
-          <w:rFonts w:eastAsia="Calibri"/>
-        </w:rPr>
-        <w:t>suggested</w:t>
-      </w:r>
-      <w:r>
-        <w:rPr>
-          <w:rFonts w:eastAsia="Calibri"/>
-        </w:rPr>
-        <w:t>.</w:t>
-      </w:r>
-    </w:p>
-    <w:p>
-      <w:pPr>
-        <w:rPr>
-          <w:rFonts w:eastAsia="Calibri"/>
-        </w:rPr>
-      </w:pPr>
-      <w:r>
-        <w:rPr>
-          <w:rFonts w:eastAsia="Calibri"/>
-        </w:rPr>
-        <w:t xml:space="preserve">For Cassandra, that place was </w:t>
-      </w:r>
-      <w:r>
-        <w:rPr>
-          <w:rFonts w:eastAsia="Calibri"/>
-        </w:rPr>
-        <w:t xml:space="preserve">a café on </w:t>
-      </w:r>
-      <w:r>
-        <w:rPr>
-          <w:rFonts w:eastAsia="Calibri"/>
-        </w:rPr>
-        <w:t>Sherbrooke Street</w:t>
-      </w:r>
-      <w:r>
-        <w:rPr>
-          <w:rFonts w:eastAsia="Calibri"/>
-        </w:rPr>
-        <w:t xml:space="preserve">. </w:t>
-      </w:r>
-      <w:r>
-        <w:rPr>
-          <w:rFonts w:eastAsia="Calibri"/>
-        </w:rPr>
-        <w:t xml:space="preserve">It was a </w:t>
-      </w:r>
-      <w:r>
-        <w:rPr>
-          <w:rFonts w:eastAsia="Calibri"/>
-        </w:rPr>
-        <w:t>kitschy</w:t>
-      </w:r>
-      <w:r>
-        <w:rPr>
-          <w:rFonts w:eastAsia="Calibri"/>
-        </w:rPr>
-        <w:t xml:space="preserve"> little building in the shadow of the upper city</w:t>
-      </w:r>
-      <w:r>
-        <w:rPr>
-          <w:rFonts w:eastAsia="Calibri"/>
-        </w:rPr>
-        <w:t xml:space="preserve"> where she and her high school friends</w:t>
-      </w:r>
-      <w:r>
-        <w:rPr>
-          <w:rFonts w:eastAsia="Calibri"/>
-        </w:rPr>
-        <w:t xml:space="preserve"> liked to eat </w:t>
-      </w:r>
-      <w:r>
-        <w:rPr>
-          <w:rFonts w:eastAsia="Calibri"/>
-        </w:rPr>
-        <w:t>in the afternoons. She recalled the smell of poutine and cigarette smoke, the crinkle of other patrons’ newspapers, the laughter of her classmates, and her mother’s disapproving glare whenever she returned from the “dangerous” lower streets.</w:t>
-      </w:r>
-      <w:r>
-        <w:rPr>
-          <w:rFonts w:eastAsia="Calibri"/>
-        </w:rPr>
-        <w:t xml:space="preserve"> </w:t>
-      </w:r>
-      <w:r>
-        <w:rPr>
-          <w:rFonts w:eastAsia="Calibri"/>
-        </w:rPr>
-        <w:t xml:space="preserve">Even though these memories carried with them a </w:t>
-      </w:r>
-      <w:r>
-        <w:rPr>
-          <w:rFonts w:eastAsia="Calibri"/>
-        </w:rPr>
-        <w:t>pang</w:t>
-      </w:r>
-      <w:r>
-        <w:rPr>
-          <w:rFonts w:eastAsia="Calibri"/>
-        </w:rPr>
-        <w:t xml:space="preserve"> of sorrow for friends she no longer knew, they were also a source of warmth, </w:t>
-      </w:r>
-      <w:r>
-        <w:rPr>
-          <w:rFonts w:eastAsia="Calibri"/>
-        </w:rPr>
-        <w:t>which</w:t>
-      </w:r>
-      <w:r>
-        <w:rPr>
-          <w:rFonts w:eastAsia="Calibri"/>
-        </w:rPr>
-        <w:t xml:space="preserve"> was enough.</w:t>
-      </w:r>
-    </w:p>
-    <w:p>
-      <w:pPr>
-        <w:rPr>
-          <w:rFonts w:eastAsia="Calibri"/>
-        </w:rPr>
-      </w:pPr>
-      <w:r>
-        <w:rPr>
-          <w:rFonts w:eastAsia="Calibri"/>
-        </w:rPr>
-        <w:t xml:space="preserve">That was a lie. It was never enough. </w:t>
-      </w:r>
-    </w:p>
-    <w:p>
-      <w:pPr>
-        <w:rPr>
-          <w:rFonts w:eastAsia="Calibri"/>
-        </w:rPr>
-      </w:pPr>
-      <w:r>
-        <w:rPr>
-          <w:rFonts w:eastAsia="Calibri"/>
-        </w:rPr>
-        <w:t>Sensing her distress, Akiko la</w:t>
-      </w:r>
-      <w:r>
-        <w:rPr>
-          <w:rFonts w:eastAsia="Calibri"/>
-        </w:rPr>
-        <w:t>id</w:t>
-      </w:r>
-      <w:r>
-        <w:rPr>
-          <w:rFonts w:eastAsia="Calibri"/>
-        </w:rPr>
-        <w:t xml:space="preserve"> a sympathetic hand on </w:t>
-      </w:r>
-      <w:r>
-        <w:rPr>
-          <w:rFonts w:eastAsia="Calibri"/>
-        </w:rPr>
-        <w:t>her</w:t>
-      </w:r>
-      <w:r>
-        <w:rPr>
-          <w:rFonts w:eastAsia="Calibri"/>
-        </w:rPr>
-        <w:t xml:space="preserve"> shoulder. </w:t>
-      </w:r>
-      <w:r>
-        <w:rPr>
-          <w:rFonts w:eastAsia="Calibri"/>
-        </w:rPr>
-        <w:t>Cassandra</w:t>
-      </w:r>
-      <w:r>
-        <w:rPr>
-          <w:rFonts w:eastAsia="Calibri"/>
-        </w:rPr>
-        <w:t xml:space="preserve"> immediately and </w:t>
-      </w:r>
-      <w:r>
-        <w:rPr>
-          <w:rFonts w:eastAsia="Calibri"/>
-        </w:rPr>
-        <w:t>instinctively</w:t>
-      </w:r>
-      <w:r>
-        <w:rPr>
-          <w:rFonts w:eastAsia="Calibri"/>
-        </w:rPr>
-        <w:t xml:space="preserve"> swatted it away</w:t>
-      </w:r>
-      <w:r>
-        <w:rPr>
-          <w:rFonts w:eastAsia="Calibri"/>
-        </w:rPr>
-        <w:t>.</w:t>
-      </w:r>
-    </w:p>
-    <w:p>
-      <w:pPr>
-        <w:rPr>
-          <w:rFonts w:eastAsia="Calibri"/>
-        </w:rPr>
-      </w:pPr>
-      <w:r>
-        <w:rPr>
-          <w:rFonts w:eastAsia="Calibri"/>
-        </w:rPr>
-        <w:t>“</w:t>
-      </w:r>
-      <w:r>
-        <w:rPr>
-          <w:rFonts w:eastAsia="Calibri"/>
-        </w:rPr>
-        <w:t>Yikes</w:t>
-      </w:r>
-      <w:r>
-        <w:rPr>
-          <w:rFonts w:eastAsia="Calibri"/>
-        </w:rPr>
-        <w:t xml:space="preserve">, </w:t>
-      </w:r>
-      <w:r>
-        <w:rPr>
-          <w:rFonts w:eastAsia="Calibri"/>
-        </w:rPr>
-        <w:t>alright</w:t>
-      </w:r>
-      <w:r>
-        <w:rPr>
-          <w:rFonts w:eastAsia="Calibri"/>
-        </w:rPr>
-        <w:t>,” her friend said. “No touching, huh?”</w:t>
-      </w:r>
-    </w:p>
-    <w:p>
-      <w:pPr>
-        <w:rPr>
-          <w:rFonts w:eastAsia="Calibri"/>
-        </w:rPr>
-      </w:pPr>
-      <w:r>
-        <w:rPr>
-          <w:rFonts w:eastAsia="Calibri"/>
-        </w:rPr>
-        <w:t>“Not right now, no. I’m just…I feel dirty, okay? And being packed in here with so many people really isn’t helping.”</w:t>
-      </w:r>
-    </w:p>
-    <w:p>
-      <w:pPr>
-        <w:rPr>
-          <w:rFonts w:eastAsia="Calibri"/>
-        </w:rPr>
-      </w:pPr>
-      <w:r>
-        <w:rPr>
-          <w:rFonts w:eastAsia="Calibri"/>
-        </w:rPr>
-        <w:t xml:space="preserve">“Yeah, I get it,” Akiko replied in the </w:t>
-      </w:r>
-      <w:r>
-        <w:rPr>
-          <w:rFonts w:eastAsia="Calibri"/>
-        </w:rPr>
-        <w:t>hesitant</w:t>
-      </w:r>
-      <w:r>
-        <w:rPr>
-          <w:rFonts w:eastAsia="Calibri"/>
-        </w:rPr>
-        <w:t xml:space="preserve"> tone of someone who </w:t>
-      </w:r>
-      <w:r>
-        <w:rPr>
-          <w:rFonts w:eastAsia="Calibri"/>
-        </w:rPr>
-        <w:t>clearly</w:t>
-      </w:r>
-      <w:r>
-        <w:rPr>
-          <w:rFonts w:eastAsia="Calibri"/>
-        </w:rPr>
         <w:t xml:space="preserve"> did not. </w:t>
       </w:r>
     </w:p>
@@ -7536,7 +7736,6 @@
         <w:rPr>
           <w:rFonts w:eastAsia="Times New Roman"/>
         </w:rPr>
-        <w:lastRenderedPageBreak/>
         <w:t xml:space="preserve">“Anyway, we’ll be home soon. Then I can wash off all this sweat and ash and sleep in my own bed again. </w:t>
       </w:r>
       <w:r>
@@ -7971,7 +8170,14 @@
         <w:rPr>
           <w:rFonts w:eastAsia="Times New Roman"/>
         </w:rPr>
-        <w:t>hardwood floors and plaster walls glow</w:t>
+        <w:t xml:space="preserve">hardwood floors and plaster walls </w:t>
+      </w:r>
+      <w:r>
+        <w:rPr>
+          <w:rFonts w:eastAsia="Times New Roman"/>
+        </w:rPr>
+        <w:lastRenderedPageBreak/>
+        <w:t>glow</w:t>
       </w:r>
       <w:r>
         <w:rPr>
@@ -8057,7 +8263,6 @@
         <w:rPr>
           <w:rFonts w:eastAsia="Times New Roman"/>
         </w:rPr>
-        <w:lastRenderedPageBreak/>
         <w:t>The man in front of her</w:t>
       </w:r>
       <w:r>
@@ -8580,6 +8785,7 @@
         <w:rPr>
           <w:rFonts w:eastAsia="Times New Roman"/>
         </w:rPr>
+        <w:lastRenderedPageBreak/>
         <w:t xml:space="preserve"> </w:t>
       </w:r>
       <w:r>
@@ -8756,8 +8962,484 @@
         <w:rPr>
           <w:rFonts w:eastAsia="Times New Roman"/>
         </w:rPr>
+        <w:t>“So, like, what is this ‘initiative’ thing that got your mom all riled up?</w:t>
+      </w:r>
+      <w:r>
+        <w:rPr>
+          <w:rFonts w:eastAsia="Times New Roman"/>
+        </w:rPr>
+        <w:t xml:space="preserve"> </w:t>
+      </w:r>
+      <w:r>
+        <w:rPr>
+          <w:rFonts w:eastAsia="Times New Roman"/>
+        </w:rPr>
+        <w:t xml:space="preserve">She </w:t>
+      </w:r>
+      <w:r>
+        <w:rPr>
+          <w:rFonts w:eastAsia="Times New Roman"/>
+        </w:rPr>
+        <w:t>and Marcus mentioned it at the airport, right?</w:t>
+      </w:r>
+      <w:r>
+        <w:rPr>
+          <w:rFonts w:eastAsia="Times New Roman"/>
+        </w:rPr>
+        <w:t>” Akiko asked on their way back to Cassandra’s suite</w:t>
+      </w:r>
+      <w:r>
+        <w:rPr>
+          <w:rFonts w:eastAsia="Times New Roman"/>
+        </w:rPr>
+        <w:t>, where they’d agreed she would stay</w:t>
+      </w:r>
+      <w:r>
+        <w:rPr>
+          <w:rFonts w:eastAsia="Times New Roman"/>
+        </w:rPr>
+        <w:t xml:space="preserve">. </w:t>
+      </w:r>
+    </w:p>
+    <w:p>
+      <w:pPr>
+        <w:rPr>
+          <w:rFonts w:eastAsia="Times New Roman"/>
+        </w:rPr>
+      </w:pPr>
+      <w:r>
+        <w:rPr>
+          <w:rFonts w:eastAsia="Times New Roman"/>
+        </w:rPr>
+        <w:t xml:space="preserve">“The Montreal </w:t>
+      </w:r>
+      <w:r>
+        <w:rPr>
+          <w:rFonts w:eastAsia="Times New Roman"/>
+        </w:rPr>
+        <w:t>Security</w:t>
+      </w:r>
+      <w:r>
+        <w:rPr>
+          <w:rFonts w:eastAsia="Times New Roman"/>
+        </w:rPr>
+        <w:t xml:space="preserve"> Initiative</w:t>
+      </w:r>
+      <w:r>
+        <w:rPr>
+          <w:rFonts w:eastAsia="Times New Roman"/>
+        </w:rPr>
+        <w:t xml:space="preserve"> was a proposal Lancaster made to the board last </w:t>
+      </w:r>
+      <w:r>
+        <w:rPr>
+          <w:rFonts w:eastAsia="Times New Roman"/>
+        </w:rPr>
+        <w:t>winter</w:t>
+      </w:r>
+      <w:r>
+        <w:rPr>
+          <w:rFonts w:eastAsia="Times New Roman"/>
+        </w:rPr>
+        <w:t>, when the first protests started</w:t>
+      </w:r>
+      <w:r>
+        <w:rPr>
+          <w:rFonts w:eastAsia="Times New Roman"/>
+        </w:rPr>
+        <w:t>,” Cassandra answered.</w:t>
+      </w:r>
+      <w:r>
+        <w:rPr>
+          <w:rFonts w:eastAsia="Times New Roman"/>
+        </w:rPr>
+        <w:t xml:space="preserve"> </w:t>
+      </w:r>
+      <w:r>
+        <w:rPr>
+          <w:rFonts w:eastAsia="Times New Roman"/>
+        </w:rPr>
+        <w:t>“</w:t>
+      </w:r>
+      <w:r>
+        <w:rPr>
+          <w:rFonts w:eastAsia="Times New Roman"/>
+        </w:rPr>
+        <w:t xml:space="preserve">It would have replaced my mother as Director with one of his cronies, and let the Skywatch </w:t>
+      </w:r>
+      <w:r>
+        <w:rPr>
+          <w:rFonts w:eastAsia="Times New Roman"/>
+        </w:rPr>
+        <w:t>move</w:t>
+      </w:r>
+      <w:r>
+        <w:rPr>
+          <w:rFonts w:eastAsia="Times New Roman"/>
+        </w:rPr>
+        <w:t xml:space="preserve"> in to </w:t>
+      </w:r>
+      <w:r>
+        <w:rPr>
+          <w:rFonts w:eastAsia="Times New Roman"/>
+        </w:rPr>
+        <w:t>break</w:t>
+      </w:r>
+      <w:r>
+        <w:rPr>
+          <w:rFonts w:eastAsia="Times New Roman"/>
+        </w:rPr>
+        <w:t xml:space="preserve"> the strike</w:t>
+      </w:r>
+      <w:r>
+        <w:rPr>
+          <w:rFonts w:eastAsia="Times New Roman"/>
+        </w:rPr>
+        <w:t xml:space="preserve">. </w:t>
+      </w:r>
+      <w:r>
+        <w:rPr>
+          <w:rFonts w:eastAsia="Times New Roman"/>
+        </w:rPr>
+        <w:t>I can only guess that he’s bringing it back now because it’ll knock out the strongest opponents to his plans for the mnemonic matrix.</w:t>
+      </w:r>
+      <w:r>
+        <w:rPr>
+          <w:rFonts w:eastAsia="Times New Roman"/>
+        </w:rPr>
+        <w:t>”</w:t>
+      </w:r>
+    </w:p>
+    <w:p>
+      <w:pPr>
+        <w:rPr>
+          <w:rFonts w:eastAsia="Times New Roman"/>
+        </w:rPr>
+      </w:pPr>
+      <w:r>
+        <w:rPr>
+          <w:rFonts w:eastAsia="Times New Roman"/>
+        </w:rPr>
+        <w:t>“So, it got shot down before, but he thinks he can get more votes after that shitshow in Athens?”</w:t>
+      </w:r>
+    </w:p>
+    <w:p>
+      <w:pPr>
+        <w:rPr>
+          <w:rFonts w:eastAsia="Times New Roman"/>
+        </w:rPr>
+      </w:pPr>
+      <w:r>
+        <w:rPr>
+          <w:rFonts w:eastAsia="Times New Roman"/>
+        </w:rPr>
+        <w:t>“</w:t>
+      </w:r>
+      <w:r>
+        <w:rPr>
+          <w:rFonts w:eastAsia="Times New Roman"/>
+        </w:rPr>
+        <w:t>In a nutshell, yeah.</w:t>
+      </w:r>
+      <w:r>
+        <w:rPr>
+          <w:rFonts w:eastAsia="Times New Roman"/>
+        </w:rPr>
+        <w:t xml:space="preserve"> </w:t>
+      </w:r>
+      <w:r>
+        <w:rPr>
+          <w:rFonts w:eastAsia="Times New Roman"/>
+        </w:rPr>
+        <w:t xml:space="preserve">Don’t worry about it, though. </w:t>
+      </w:r>
+      <w:r>
+        <w:rPr>
+          <w:rFonts w:eastAsia="Times New Roman"/>
+        </w:rPr>
+        <w:t>I’m sure my mother and Xiang are already trying to figure out how we can sway this in our favor.”</w:t>
+      </w:r>
+    </w:p>
+    <w:p>
+      <w:pPr>
+        <w:rPr>
+          <w:rFonts w:eastAsia="Times New Roman"/>
+        </w:rPr>
+      </w:pPr>
+      <w:r>
+        <w:rPr>
+          <w:rFonts w:eastAsia="Times New Roman"/>
+        </w:rPr>
+        <w:t>“Oh, I’m not worried</w:t>
+      </w:r>
+      <w:r>
+        <w:rPr>
+          <w:rFonts w:eastAsia="Times New Roman"/>
+        </w:rPr>
+        <w:t>. None of my business, anyway</w:t>
+      </w:r>
+      <w:r>
+        <w:rPr>
+          <w:rFonts w:eastAsia="Times New Roman"/>
+        </w:rPr>
+        <w:t>.”</w:t>
+      </w:r>
+    </w:p>
+    <w:p>
+      <w:pPr>
+        <w:rPr>
+          <w:rFonts w:eastAsia="Times New Roman"/>
+        </w:rPr>
+      </w:pPr>
+      <w:r>
+        <w:rPr>
+          <w:rFonts w:eastAsia="Times New Roman"/>
+        </w:rPr>
+        <w:t>Cassandra stopped in front of a door near the northeastern corner of the Cloud Garden and</w:t>
+      </w:r>
+      <w:r>
+        <w:rPr>
+          <w:rFonts w:eastAsia="Times New Roman"/>
+        </w:rPr>
+        <w:t xml:space="preserve"> pressed her thumb against the sensor by its handle. There was a click, and she pulled the door open, allowing Akiko to enter first.</w:t>
+      </w:r>
+    </w:p>
+    <w:p>
+      <w:pPr>
+        <w:rPr>
+          <w:rFonts w:eastAsia="Times New Roman"/>
+        </w:rPr>
+      </w:pPr>
+      <w:r>
+        <w:rPr>
+          <w:rFonts w:eastAsia="Times New Roman"/>
+        </w:rPr>
+        <w:t xml:space="preserve">Her apartment was </w:t>
+      </w:r>
+      <w:r>
+        <w:rPr>
+          <w:rFonts w:eastAsia="Times New Roman"/>
+        </w:rPr>
+        <w:t>spacious</w:t>
+      </w:r>
+      <w:r>
+        <w:rPr>
+          <w:rFonts w:eastAsia="Times New Roman"/>
+        </w:rPr>
+        <w:t>, though modestly decorated</w:t>
+      </w:r>
+      <w:r>
+        <w:rPr>
+          <w:rFonts w:eastAsia="Times New Roman"/>
+        </w:rPr>
+        <w:t xml:space="preserve"> with an assortment of houseplants, statuettes wrought from jade and marble</w:t>
+      </w:r>
+      <w:r>
+        <w:rPr>
+          <w:rFonts w:eastAsia="Times New Roman"/>
+        </w:rPr>
+        <w:t xml:space="preserve">, and a miniature Zen garden </w:t>
+      </w:r>
+      <w:r>
+        <w:rPr>
+          <w:rFonts w:eastAsia="Times New Roman"/>
+        </w:rPr>
+        <w:t>atop the living room table. A handful of clean but unsorted pots and dishes were stacked near the washing machine</w:t>
+      </w:r>
+      <w:r>
+        <w:rPr>
+          <w:rFonts w:eastAsia="Times New Roman"/>
+        </w:rPr>
+        <w:t xml:space="preserve"> and </w:t>
+      </w:r>
+      <w:r>
+        <w:rPr>
+          <w:rFonts w:eastAsia="Times New Roman"/>
+        </w:rPr>
+        <w:t>a pile of</w:t>
+      </w:r>
+      <w:r>
+        <w:rPr>
+          <w:rFonts w:eastAsia="Times New Roman"/>
+        </w:rPr>
+        <w:t xml:space="preserve"> dirty clothes lay on the floor outside the bedroom, </w:t>
+      </w:r>
+      <w:r>
+        <w:rPr>
+          <w:rFonts w:eastAsia="Times New Roman"/>
+        </w:rPr>
+        <w:t>showing</w:t>
+      </w:r>
+      <w:r>
+        <w:rPr>
+          <w:rFonts w:eastAsia="Times New Roman"/>
+        </w:rPr>
+        <w:t xml:space="preserve"> the haste with which Cassandra had </w:t>
+      </w:r>
+      <w:r>
+        <w:rPr>
+          <w:rFonts w:eastAsia="Times New Roman"/>
+        </w:rPr>
+        <w:t>left</w:t>
+      </w:r>
+      <w:r>
+        <w:rPr>
+          <w:rFonts w:eastAsia="Times New Roman"/>
+        </w:rPr>
+        <w:t xml:space="preserve"> for the conference. Had the incident at the airport not forced her to rush, she would </w:t>
+      </w:r>
+      <w:r>
+        <w:rPr>
+          <w:rFonts w:eastAsia="Times New Roman"/>
+        </w:rPr>
+        <w:t>have never</w:t>
+      </w:r>
+      <w:r>
+        <w:rPr>
+          <w:rFonts w:eastAsia="Times New Roman"/>
+        </w:rPr>
+        <w:t xml:space="preserve"> left </w:t>
+      </w:r>
+      <w:r>
+        <w:rPr>
+          <w:rFonts w:eastAsia="Times New Roman"/>
+        </w:rPr>
+        <w:t>such a mess</w:t>
+      </w:r>
+      <w:r>
+        <w:rPr>
+          <w:rFonts w:eastAsia="Times New Roman"/>
+        </w:rPr>
+        <w:t>.</w:t>
+      </w:r>
+    </w:p>
+    <w:p>
+      <w:pPr>
+        <w:rPr>
+          <w:rFonts w:eastAsia="Times New Roman"/>
+        </w:rPr>
+      </w:pPr>
+      <w:r>
+        <w:rPr>
+          <w:rFonts w:eastAsia="Times New Roman"/>
+        </w:rPr>
+        <w:t>“</w:t>
+      </w:r>
+      <w:r>
+        <w:rPr>
+          <w:rFonts w:eastAsia="Times New Roman"/>
+        </w:rPr>
+        <w:t xml:space="preserve">The couch is a </w:t>
+      </w:r>
+      <w:r>
+        <w:rPr>
+          <w:rFonts w:eastAsia="Times New Roman"/>
+        </w:rPr>
+        <w:t>fold</w:t>
+      </w:r>
+      <w:r>
+        <w:rPr>
+          <w:rFonts w:eastAsia="Times New Roman"/>
+        </w:rPr>
+        <w:t xml:space="preserve">-out, so you can sleep there. </w:t>
+      </w:r>
+      <w:r>
+        <w:rPr>
+          <w:rFonts w:eastAsia="Times New Roman"/>
+        </w:rPr>
+        <w:t>Sorry</w:t>
+      </w:r>
+      <w:r>
+        <w:rPr>
+          <w:rFonts w:eastAsia="Times New Roman"/>
+        </w:rPr>
+        <w:t xml:space="preserve"> for the mild state of disarray. I hadn’t expected </w:t>
+      </w:r>
+      <w:r>
+        <w:rPr>
+          <w:rFonts w:eastAsia="Times New Roman"/>
+        </w:rPr>
+        <w:t xml:space="preserve">to </w:t>
+      </w:r>
+      <w:r>
+        <w:rPr>
+          <w:rFonts w:eastAsia="Times New Roman"/>
+        </w:rPr>
+        <w:t>have</w:t>
+      </w:r>
+      <w:r>
+        <w:rPr>
+          <w:rFonts w:eastAsia="Times New Roman"/>
+        </w:rPr>
+        <w:t xml:space="preserve"> guests</w:t>
+      </w:r>
+      <w:r>
+        <w:rPr>
+          <w:rFonts w:eastAsia="Times New Roman"/>
+        </w:rPr>
+        <w:t xml:space="preserve">,” she said. </w:t>
+      </w:r>
+    </w:p>
+    <w:p>
+      <w:pPr>
+        <w:rPr>
+          <w:rFonts w:eastAsia="Times New Roman"/>
+        </w:rPr>
+      </w:pPr>
+      <w:r>
+        <w:rPr>
+          <w:rFonts w:eastAsia="Times New Roman"/>
+        </w:rPr>
         <w:lastRenderedPageBreak/>
-        <w:t>“So, like, what is this ‘initiative’ thing that got your mom all riled up?</w:t>
+        <w:t xml:space="preserve">“Disarray? You call this disarray?” Akiko </w:t>
+      </w:r>
+      <w:r>
+        <w:rPr>
+          <w:rFonts w:eastAsia="Times New Roman"/>
+        </w:rPr>
+        <w:t>laughed</w:t>
+      </w:r>
+      <w:r>
+        <w:rPr>
+          <w:rFonts w:eastAsia="Times New Roman"/>
+        </w:rPr>
+        <w:t xml:space="preserve">. “Come </w:t>
+      </w:r>
+      <w:r>
+        <w:rPr>
+          <w:rFonts w:eastAsia="Times New Roman"/>
+        </w:rPr>
+        <w:t xml:space="preserve">the fuck </w:t>
+      </w:r>
+      <w:r>
+        <w:rPr>
+          <w:rFonts w:eastAsia="Times New Roman"/>
+        </w:rPr>
+        <w:t>on, this is even cleaner than the dorms I saw</w:t>
+      </w:r>
+      <w:r>
+        <w:rPr>
+          <w:rFonts w:eastAsia="Times New Roman"/>
+        </w:rPr>
+        <w:t xml:space="preserve"> in </w:t>
+      </w:r>
+      <w:r>
+        <w:rPr>
+          <w:rFonts w:eastAsia="Times New Roman"/>
+        </w:rPr>
+        <w:t>uni</w:t>
+      </w:r>
+      <w:r>
+        <w:rPr>
+          <w:rFonts w:eastAsia="Times New Roman"/>
+        </w:rPr>
+        <w:t>,</w:t>
+      </w:r>
+      <w:r>
+        <w:rPr>
+          <w:rFonts w:eastAsia="Times New Roman"/>
+        </w:rPr>
+        <w:t xml:space="preserve"> when guys would invite me over</w:t>
       </w:r>
       <w:r>
         <w:rPr>
@@ -8769,87 +9451,21 @@
         <w:rPr>
           <w:rFonts w:eastAsia="Times New Roman"/>
         </w:rPr>
-        <w:t xml:space="preserve">She </w:t>
-      </w:r>
-      <w:r>
-        <w:rPr>
-          <w:rFonts w:eastAsia="Times New Roman"/>
-        </w:rPr>
-        <w:t>and Marcus mentioned it at the airport, right?</w:t>
-      </w:r>
-      <w:r>
-        <w:rPr>
-          <w:rFonts w:eastAsia="Times New Roman"/>
-        </w:rPr>
-        <w:t>” Akiko asked on their way back to Cassandra’s suite</w:t>
-      </w:r>
-      <w:r>
-        <w:rPr>
-          <w:rFonts w:eastAsia="Times New Roman"/>
-        </w:rPr>
-        <w:t>, where they’d agreed she would stay</w:t>
-      </w:r>
-      <w:r>
-        <w:rPr>
-          <w:rFonts w:eastAsia="Times New Roman"/>
-        </w:rPr>
-        <w:t xml:space="preserve">. </w:t>
-      </w:r>
-    </w:p>
-    <w:p>
-      <w:pPr>
-        <w:rPr>
-          <w:rFonts w:eastAsia="Times New Roman"/>
-        </w:rPr>
-      </w:pPr>
-      <w:r>
-        <w:rPr>
-          <w:rFonts w:eastAsia="Times New Roman"/>
-        </w:rPr>
-        <w:t xml:space="preserve">“The Montreal </w:t>
-      </w:r>
-      <w:r>
-        <w:rPr>
-          <w:rFonts w:eastAsia="Times New Roman"/>
-        </w:rPr>
-        <w:t>Security</w:t>
-      </w:r>
-      <w:r>
-        <w:rPr>
-          <w:rFonts w:eastAsia="Times New Roman"/>
-        </w:rPr>
-        <w:t xml:space="preserve"> Initiative</w:t>
-      </w:r>
-      <w:r>
-        <w:rPr>
-          <w:rFonts w:eastAsia="Times New Roman"/>
-        </w:rPr>
-        <w:t xml:space="preserve"> was a proposal Lancaster made to the board last </w:t>
-      </w:r>
-      <w:r>
-        <w:rPr>
-          <w:rFonts w:eastAsia="Times New Roman"/>
-        </w:rPr>
-        <w:t>winter</w:t>
-      </w:r>
-      <w:r>
-        <w:rPr>
-          <w:rFonts w:eastAsia="Times New Roman"/>
-        </w:rPr>
-        <w:t>, when the first protests started</w:t>
-      </w:r>
-      <w:r>
-        <w:rPr>
-          <w:rFonts w:eastAsia="Times New Roman"/>
-        </w:rPr>
-        <w:t>,” Cassandra answered.</w:t>
-      </w:r>
-      <w:r>
-        <w:rPr>
-          <w:rFonts w:eastAsia="Times New Roman"/>
-        </w:rPr>
-        <w:t xml:space="preserve"> </w:t>
-      </w:r>
+        <w:t>to try and</w:t>
+      </w:r>
+      <w:r>
+        <w:rPr>
+          <w:rFonts w:eastAsia="Times New Roman"/>
+        </w:rPr>
+        <w:t xml:space="preserve"> get laid.”</w:t>
+      </w:r>
+    </w:p>
+    <w:p>
+      <w:pPr>
+        <w:rPr>
+          <w:rFonts w:eastAsia="Times New Roman"/>
+        </w:rPr>
+      </w:pPr>
       <w:r>
         <w:rPr>
           <w:rFonts w:eastAsia="Times New Roman"/>
@@ -8860,118 +9476,7 @@
         <w:rPr>
           <w:rFonts w:eastAsia="Times New Roman"/>
         </w:rPr>
-        <w:t xml:space="preserve">It would have replaced my mother as Director with one of his cronies, and let the Skywatch </w:t>
-      </w:r>
-      <w:r>
-        <w:rPr>
-          <w:rFonts w:eastAsia="Times New Roman"/>
-        </w:rPr>
-        <w:t>move</w:t>
-      </w:r>
-      <w:r>
-        <w:rPr>
-          <w:rFonts w:eastAsia="Times New Roman"/>
-        </w:rPr>
-        <w:t xml:space="preserve"> in to </w:t>
-      </w:r>
-      <w:r>
-        <w:rPr>
-          <w:rFonts w:eastAsia="Times New Roman"/>
-        </w:rPr>
-        <w:t>break</w:t>
-      </w:r>
-      <w:r>
-        <w:rPr>
-          <w:rFonts w:eastAsia="Times New Roman"/>
-        </w:rPr>
-        <w:t xml:space="preserve"> the strike</w:t>
-      </w:r>
-      <w:r>
-        <w:rPr>
-          <w:rFonts w:eastAsia="Times New Roman"/>
-        </w:rPr>
-        <w:t xml:space="preserve">. </w:t>
-      </w:r>
-      <w:r>
-        <w:rPr>
-          <w:rFonts w:eastAsia="Times New Roman"/>
-        </w:rPr>
-        <w:t>I can only guess that he’s bringing it back now because it’ll knock out the strongest opponents to his plans for the mnemonic matrix.</w:t>
-      </w:r>
-      <w:r>
-        <w:rPr>
-          <w:rFonts w:eastAsia="Times New Roman"/>
-        </w:rPr>
-        <w:t>”</w:t>
-      </w:r>
-    </w:p>
-    <w:p>
-      <w:pPr>
-        <w:rPr>
-          <w:rFonts w:eastAsia="Times New Roman"/>
-        </w:rPr>
-      </w:pPr>
-      <w:r>
-        <w:rPr>
-          <w:rFonts w:eastAsia="Times New Roman"/>
-        </w:rPr>
-        <w:t>“So, it got shot down before, but he thinks he can get more votes after that shitshow in Athens?”</w:t>
-      </w:r>
-    </w:p>
-    <w:p>
-      <w:pPr>
-        <w:rPr>
-          <w:rFonts w:eastAsia="Times New Roman"/>
-        </w:rPr>
-      </w:pPr>
-      <w:r>
-        <w:rPr>
-          <w:rFonts w:eastAsia="Times New Roman"/>
-        </w:rPr>
-        <w:t>“</w:t>
-      </w:r>
-      <w:r>
-        <w:rPr>
-          <w:rFonts w:eastAsia="Times New Roman"/>
-        </w:rPr>
-        <w:t>In a nutshell, yeah.</w:t>
-      </w:r>
-      <w:r>
-        <w:rPr>
-          <w:rFonts w:eastAsia="Times New Roman"/>
-        </w:rPr>
-        <w:t xml:space="preserve"> </w:t>
-      </w:r>
-      <w:r>
-        <w:rPr>
-          <w:rFonts w:eastAsia="Times New Roman"/>
-        </w:rPr>
-        <w:t xml:space="preserve">Don’t worry about it, though. </w:t>
-      </w:r>
-      <w:r>
-        <w:rPr>
-          <w:rFonts w:eastAsia="Times New Roman"/>
-        </w:rPr>
-        <w:t>I’m sure my mother and Xiang are already trying to figure out how we can sway this in our favor.”</w:t>
-      </w:r>
-    </w:p>
-    <w:p>
-      <w:pPr>
-        <w:rPr>
-          <w:rFonts w:eastAsia="Times New Roman"/>
-        </w:rPr>
-      </w:pPr>
-      <w:r>
-        <w:rPr>
-          <w:rFonts w:eastAsia="Times New Roman"/>
-        </w:rPr>
-        <w:t>“Oh, I’m not worried</w:t>
-      </w:r>
-      <w:r>
-        <w:rPr>
-          <w:rFonts w:eastAsia="Times New Roman"/>
-        </w:rPr>
-        <w:t>. None of my business, anyway</w:t>
+        <w:t>I’d hope you hold me to a higher standard than a hormone-addled schoolboy</w:t>
       </w:r>
       <w:r>
         <w:rPr>
@@ -8990,306 +9495,6 @@
         <w:rPr>
           <w:rFonts w:eastAsia="Times New Roman"/>
         </w:rPr>
-        <w:t>Cassandra stopped in front of a door near the northeastern corner of the Cloud Garden and</w:t>
-      </w:r>
-      <w:r>
-        <w:rPr>
-          <w:rFonts w:eastAsia="Times New Roman"/>
-        </w:rPr>
-        <w:t xml:space="preserve"> pressed her thumb against the sensor by its handle. There was a click, and she pulled the door open, allowing Akiko to enter first.</w:t>
-      </w:r>
-    </w:p>
-    <w:p>
-      <w:pPr>
-        <w:rPr>
-          <w:rFonts w:eastAsia="Times New Roman"/>
-        </w:rPr>
-      </w:pPr>
-      <w:r>
-        <w:rPr>
-          <w:rFonts w:eastAsia="Times New Roman"/>
-        </w:rPr>
-        <w:t xml:space="preserve">Her apartment was </w:t>
-      </w:r>
-      <w:r>
-        <w:rPr>
-          <w:rFonts w:eastAsia="Times New Roman"/>
-        </w:rPr>
-        <w:t>spacious</w:t>
-      </w:r>
-      <w:r>
-        <w:rPr>
-          <w:rFonts w:eastAsia="Times New Roman"/>
-        </w:rPr>
-        <w:t>, though modestly decorated</w:t>
-      </w:r>
-      <w:r>
-        <w:rPr>
-          <w:rFonts w:eastAsia="Times New Roman"/>
-        </w:rPr>
-        <w:t xml:space="preserve"> with an assortment of houseplants, statuettes wrought from jade and marble</w:t>
-      </w:r>
-      <w:r>
-        <w:rPr>
-          <w:rFonts w:eastAsia="Times New Roman"/>
-        </w:rPr>
-        <w:t xml:space="preserve">, and a miniature Zen garden </w:t>
-      </w:r>
-      <w:r>
-        <w:rPr>
-          <w:rFonts w:eastAsia="Times New Roman"/>
-        </w:rPr>
-        <w:t>atop the living room table. A handful of clean but unsorted pots and dishes were stacked near the washing machine</w:t>
-      </w:r>
-      <w:r>
-        <w:rPr>
-          <w:rFonts w:eastAsia="Times New Roman"/>
-        </w:rPr>
-        <w:t xml:space="preserve"> and </w:t>
-      </w:r>
-      <w:r>
-        <w:rPr>
-          <w:rFonts w:eastAsia="Times New Roman"/>
-        </w:rPr>
-        <w:t>a pile of</w:t>
-      </w:r>
-      <w:r>
-        <w:rPr>
-          <w:rFonts w:eastAsia="Times New Roman"/>
-        </w:rPr>
-        <w:t xml:space="preserve"> dirty clothes lay on the floor outside the bedroom, </w:t>
-      </w:r>
-      <w:r>
-        <w:rPr>
-          <w:rFonts w:eastAsia="Times New Roman"/>
-        </w:rPr>
-        <w:t>showing</w:t>
-      </w:r>
-      <w:r>
-        <w:rPr>
-          <w:rFonts w:eastAsia="Times New Roman"/>
-        </w:rPr>
-        <w:t xml:space="preserve"> the haste with which Cassandra had </w:t>
-      </w:r>
-      <w:r>
-        <w:rPr>
-          <w:rFonts w:eastAsia="Times New Roman"/>
-        </w:rPr>
-        <w:t>left</w:t>
-      </w:r>
-      <w:r>
-        <w:rPr>
-          <w:rFonts w:eastAsia="Times New Roman"/>
-        </w:rPr>
-        <w:t xml:space="preserve"> for the conference. Had the incident at the airport not forced her to rush, she would </w:t>
-      </w:r>
-      <w:r>
-        <w:rPr>
-          <w:rFonts w:eastAsia="Times New Roman"/>
-        </w:rPr>
-        <w:t>have never</w:t>
-      </w:r>
-      <w:r>
-        <w:rPr>
-          <w:rFonts w:eastAsia="Times New Roman"/>
-        </w:rPr>
-        <w:t xml:space="preserve"> left </w:t>
-      </w:r>
-      <w:r>
-        <w:rPr>
-          <w:rFonts w:eastAsia="Times New Roman"/>
-        </w:rPr>
-        <w:t>such a mess</w:t>
-      </w:r>
-      <w:r>
-        <w:rPr>
-          <w:rFonts w:eastAsia="Times New Roman"/>
-        </w:rPr>
-        <w:t>.</w:t>
-      </w:r>
-    </w:p>
-    <w:p>
-      <w:pPr>
-        <w:rPr>
-          <w:rFonts w:eastAsia="Times New Roman"/>
-        </w:rPr>
-      </w:pPr>
-      <w:r>
-        <w:rPr>
-          <w:rFonts w:eastAsia="Times New Roman"/>
-        </w:rPr>
-        <w:t>“</w:t>
-      </w:r>
-      <w:r>
-        <w:rPr>
-          <w:rFonts w:eastAsia="Times New Roman"/>
-        </w:rPr>
-        <w:t xml:space="preserve">The couch is a </w:t>
-      </w:r>
-      <w:r>
-        <w:rPr>
-          <w:rFonts w:eastAsia="Times New Roman"/>
-        </w:rPr>
-        <w:t>fold</w:t>
-      </w:r>
-      <w:r>
-        <w:rPr>
-          <w:rFonts w:eastAsia="Times New Roman"/>
-        </w:rPr>
-        <w:t xml:space="preserve">-out, so you can sleep there. </w:t>
-      </w:r>
-      <w:r>
-        <w:rPr>
-          <w:rFonts w:eastAsia="Times New Roman"/>
-        </w:rPr>
-        <w:t>Sorry</w:t>
-      </w:r>
-      <w:r>
-        <w:rPr>
-          <w:rFonts w:eastAsia="Times New Roman"/>
-        </w:rPr>
-        <w:t xml:space="preserve"> for the mild state of disarray. I hadn’t expected </w:t>
-      </w:r>
-      <w:r>
-        <w:rPr>
-          <w:rFonts w:eastAsia="Times New Roman"/>
-        </w:rPr>
-        <w:t xml:space="preserve">to </w:t>
-      </w:r>
-      <w:r>
-        <w:rPr>
-          <w:rFonts w:eastAsia="Times New Roman"/>
-        </w:rPr>
-        <w:t>have</w:t>
-      </w:r>
-      <w:r>
-        <w:rPr>
-          <w:rFonts w:eastAsia="Times New Roman"/>
-        </w:rPr>
-        <w:t xml:space="preserve"> guests</w:t>
-      </w:r>
-      <w:r>
-        <w:rPr>
-          <w:rFonts w:eastAsia="Times New Roman"/>
-        </w:rPr>
-        <w:t xml:space="preserve">,” she said. </w:t>
-      </w:r>
-    </w:p>
-    <w:p>
-      <w:pPr>
-        <w:rPr>
-          <w:rFonts w:eastAsia="Times New Roman"/>
-        </w:rPr>
-      </w:pPr>
-      <w:r>
-        <w:rPr>
-          <w:rFonts w:eastAsia="Times New Roman"/>
-        </w:rPr>
-        <w:t xml:space="preserve">“Disarray? You call this disarray?” Akiko </w:t>
-      </w:r>
-      <w:r>
-        <w:rPr>
-          <w:rFonts w:eastAsia="Times New Roman"/>
-        </w:rPr>
-        <w:t>laughed</w:t>
-      </w:r>
-      <w:r>
-        <w:rPr>
-          <w:rFonts w:eastAsia="Times New Roman"/>
-        </w:rPr>
-        <w:t xml:space="preserve">. “Come </w:t>
-      </w:r>
-      <w:r>
-        <w:rPr>
-          <w:rFonts w:eastAsia="Times New Roman"/>
-        </w:rPr>
-        <w:t xml:space="preserve">the fuck </w:t>
-      </w:r>
-      <w:r>
-        <w:rPr>
-          <w:rFonts w:eastAsia="Times New Roman"/>
-        </w:rPr>
-        <w:t>on, this is even cleaner than the dorms I saw</w:t>
-      </w:r>
-      <w:r>
-        <w:rPr>
-          <w:rFonts w:eastAsia="Times New Roman"/>
-        </w:rPr>
-        <w:t xml:space="preserve"> in </w:t>
-      </w:r>
-      <w:r>
-        <w:rPr>
-          <w:rFonts w:eastAsia="Times New Roman"/>
-        </w:rPr>
-        <w:t>uni</w:t>
-      </w:r>
-      <w:r>
-        <w:rPr>
-          <w:rFonts w:eastAsia="Times New Roman"/>
-        </w:rPr>
-        <w:t>,</w:t>
-      </w:r>
-      <w:r>
-        <w:rPr>
-          <w:rFonts w:eastAsia="Times New Roman"/>
-        </w:rPr>
-        <w:t xml:space="preserve"> when guys would invite me over</w:t>
-      </w:r>
-      <w:r>
-        <w:rPr>
-          <w:rFonts w:eastAsia="Times New Roman"/>
-        </w:rPr>
-        <w:t xml:space="preserve"> </w:t>
-      </w:r>
-      <w:r>
-        <w:rPr>
-          <w:rFonts w:eastAsia="Times New Roman"/>
-        </w:rPr>
-        <w:t>to try and</w:t>
-      </w:r>
-      <w:r>
-        <w:rPr>
-          <w:rFonts w:eastAsia="Times New Roman"/>
-        </w:rPr>
-        <w:t xml:space="preserve"> get laid.”</w:t>
-      </w:r>
-    </w:p>
-    <w:p>
-      <w:pPr>
-        <w:rPr>
-          <w:rFonts w:eastAsia="Times New Roman"/>
-        </w:rPr>
-      </w:pPr>
-      <w:r>
-        <w:rPr>
-          <w:rFonts w:eastAsia="Times New Roman"/>
-        </w:rPr>
-        <w:t>“</w:t>
-      </w:r>
-      <w:r>
-        <w:rPr>
-          <w:rFonts w:eastAsia="Times New Roman"/>
-        </w:rPr>
-        <w:t>I’d hope you hold me to a higher standard than a hormone-addled schoolboy</w:t>
-      </w:r>
-      <w:r>
-        <w:rPr>
-          <w:rFonts w:eastAsia="Times New Roman"/>
-        </w:rPr>
-        <w:t>.”</w:t>
-      </w:r>
-    </w:p>
-    <w:p>
-      <w:pPr>
-        <w:rPr>
-          <w:rFonts w:eastAsia="Times New Roman"/>
-        </w:rPr>
-      </w:pPr>
-      <w:r>
-        <w:rPr>
-          <w:rFonts w:eastAsia="Times New Roman"/>
-        </w:rPr>
-        <w:lastRenderedPageBreak/>
         <w:t xml:space="preserve"> “</w:t>
       </w:r>
       <w:r>
@@ -9763,6 +9968,7 @@
         <w:jc w:val="center"/>
       </w:pPr>
       <w:r>
+        <w:lastRenderedPageBreak/>
         <w:t>*</w:t>
       </w:r>
       <w:r>
@@ -9796,473 +10002,473 @@
         <w:rPr>
           <w:rFonts w:eastAsia="Times New Roman"/>
         </w:rPr>
-        <w:t xml:space="preserve"> morning, which meant Cassandra had to wake up </w:t>
+        <w:t xml:space="preserve"> morning, which meant Cassandra had to wake up early. </w:t>
+      </w:r>
+      <w:r>
+        <w:rPr>
+          <w:rFonts w:eastAsia="Times New Roman"/>
+        </w:rPr>
+        <w:t xml:space="preserve">She left Akiko </w:t>
+      </w:r>
+      <w:r>
+        <w:rPr>
+          <w:rFonts w:eastAsia="Times New Roman"/>
+        </w:rPr>
+        <w:t xml:space="preserve">sprawled </w:t>
+      </w:r>
+      <w:r>
+        <w:rPr>
+          <w:rFonts w:eastAsia="Times New Roman"/>
+        </w:rPr>
+        <w:t>upon</w:t>
+      </w:r>
+      <w:r>
+        <w:rPr>
+          <w:rFonts w:eastAsia="Times New Roman"/>
+        </w:rPr>
+        <w:t xml:space="preserve"> on the fold-out bed</w:t>
+      </w:r>
+      <w:r>
+        <w:rPr>
+          <w:rFonts w:eastAsia="Times New Roman"/>
+        </w:rPr>
+        <w:t>, washed her hands in triplicate before leaving the apartment</w:t>
+      </w:r>
+      <w:r>
+        <w:rPr>
+          <w:rFonts w:eastAsia="Times New Roman"/>
+        </w:rPr>
+        <w:t xml:space="preserve"> and walked briskly to the </w:t>
+      </w:r>
+      <w:r>
+        <w:rPr>
+          <w:rFonts w:eastAsia="Times New Roman"/>
+        </w:rPr>
+        <w:t xml:space="preserve">twentieth-floor </w:t>
+      </w:r>
+      <w:r>
+        <w:rPr>
+          <w:rFonts w:eastAsia="Times New Roman"/>
+        </w:rPr>
+        <w:t>boardroom</w:t>
+      </w:r>
+      <w:r>
+        <w:rPr>
+          <w:rFonts w:eastAsia="Times New Roman"/>
+        </w:rPr>
+        <w:t xml:space="preserve"> </w:t>
+      </w:r>
+      <w:r>
+        <w:rPr>
+          <w:rFonts w:eastAsia="Times New Roman"/>
+        </w:rPr>
+        <w:t>without eating breakfast.</w:t>
+      </w:r>
+    </w:p>
+    <w:p>
+      <w:pPr>
+        <w:rPr>
+          <w:rFonts w:eastAsia="Times New Roman"/>
+        </w:rPr>
+      </w:pPr>
+      <w:r>
+        <w:rPr>
+          <w:rFonts w:eastAsia="Times New Roman"/>
+        </w:rPr>
+        <w:t>The meeting was nearly devoid of attende</w:t>
+      </w:r>
+      <w:r>
+        <w:rPr>
+          <w:rFonts w:eastAsia="Times New Roman"/>
+        </w:rPr>
+        <w:t>es</w:t>
+      </w:r>
+      <w:r>
+        <w:rPr>
+          <w:rFonts w:eastAsia="Times New Roman"/>
+        </w:rPr>
+        <w:t xml:space="preserve"> when Cassandra arrived.</w:t>
+      </w:r>
+      <w:r>
+        <w:rPr>
+          <w:rFonts w:eastAsia="Times New Roman"/>
+        </w:rPr>
+        <w:t xml:space="preserve"> Besides herself and her mother, </w:t>
+      </w:r>
+      <w:r>
+        <w:rPr>
+          <w:rFonts w:eastAsia="Times New Roman"/>
+        </w:rPr>
+        <w:t>she</w:t>
+      </w:r>
+      <w:r>
+        <w:rPr>
+          <w:rFonts w:eastAsia="Times New Roman"/>
+        </w:rPr>
+        <w:t xml:space="preserve"> saw </w:t>
+      </w:r>
+      <w:r>
+        <w:rPr>
+          <w:rFonts w:eastAsia="Times New Roman"/>
+        </w:rPr>
+        <w:t>only Xiang and Jackson</w:t>
+      </w:r>
+      <w:r>
+        <w:rPr>
+          <w:rFonts w:eastAsia="Times New Roman"/>
+        </w:rPr>
+        <w:t>. It was far</w:t>
+      </w:r>
+      <w:r>
+        <w:rPr>
+          <w:rFonts w:eastAsia="Times New Roman"/>
+        </w:rPr>
+        <w:t xml:space="preserve"> too few to meet their standard for a quorum, but Shufen had waived the usual requirements</w:t>
+      </w:r>
+      <w:r>
+        <w:rPr>
+          <w:rFonts w:eastAsia="Times New Roman"/>
+        </w:rPr>
+        <w:t xml:space="preserve"> in </w:t>
+      </w:r>
+      <w:r>
+        <w:rPr>
+          <w:rFonts w:eastAsia="Times New Roman"/>
+        </w:rPr>
+        <w:t>light</w:t>
+      </w:r>
+      <w:r>
+        <w:rPr>
+          <w:rFonts w:eastAsia="Times New Roman"/>
+        </w:rPr>
+        <w:t xml:space="preserve"> of their </w:t>
+      </w:r>
+      <w:r>
+        <w:rPr>
+          <w:rFonts w:eastAsia="Times New Roman"/>
+        </w:rPr>
+        <w:t xml:space="preserve">unusual situation. </w:t>
+      </w:r>
+    </w:p>
+    <w:p>
+      <w:pPr>
+        <w:rPr>
+          <w:rFonts w:eastAsia="Times New Roman"/>
+        </w:rPr>
+      </w:pPr>
+      <w:r>
+        <w:rPr>
+          <w:rFonts w:eastAsia="Times New Roman"/>
+        </w:rPr>
+        <w:t xml:space="preserve">“You’re right on time. Have a seat,” Shufen said, gesturing towards the many open spaces at the table. </w:t>
+      </w:r>
+    </w:p>
+    <w:p>
+      <w:pPr>
+        <w:rPr>
+          <w:rFonts w:eastAsia="Times New Roman"/>
+        </w:rPr>
+      </w:pPr>
+      <w:r>
+        <w:rPr>
+          <w:rFonts w:eastAsia="Times New Roman"/>
+        </w:rPr>
+        <w:t>“This is it?”</w:t>
+      </w:r>
+    </w:p>
+    <w:p>
+      <w:pPr>
+        <w:rPr>
+          <w:rFonts w:eastAsia="Times New Roman"/>
+        </w:rPr>
+      </w:pPr>
+      <w:r>
+        <w:rPr>
+          <w:rFonts w:eastAsia="Times New Roman"/>
+        </w:rPr>
+        <w:t xml:space="preserve">“Most </w:t>
+      </w:r>
+      <w:r>
+        <w:rPr>
+          <w:rFonts w:eastAsia="Times New Roman"/>
+        </w:rPr>
+        <w:t>people who made it out</w:t>
+      </w:r>
+      <w:r>
+        <w:rPr>
+          <w:rFonts w:eastAsia="Times New Roman"/>
+        </w:rPr>
+        <w:t xml:space="preserve"> </w:t>
+      </w:r>
+      <w:r>
+        <w:rPr>
+          <w:rFonts w:eastAsia="Times New Roman"/>
+        </w:rPr>
+        <w:t xml:space="preserve">of Athens </w:t>
+      </w:r>
+      <w:r>
+        <w:rPr>
+          <w:rFonts w:eastAsia="Times New Roman"/>
+        </w:rPr>
+        <w:t xml:space="preserve">are </w:t>
+      </w:r>
+      <w:r>
+        <w:rPr>
+          <w:rFonts w:eastAsia="Times New Roman"/>
+        </w:rPr>
+        <w:t>busy running around</w:t>
+      </w:r>
+      <w:r>
+        <w:rPr>
+          <w:rFonts w:eastAsia="Times New Roman"/>
+        </w:rPr>
+        <w:t xml:space="preserve"> putting out fires,” Jackson said, leaning as far back in his chair as he could without falling over. </w:t>
+      </w:r>
+      <w:r>
+        <w:rPr>
+          <w:rFonts w:eastAsia="Times New Roman"/>
+        </w:rPr>
+        <w:t>“As before, I’m filling in for my father, so you lot are going to have to put up with me for a little longer.”</w:t>
+      </w:r>
+    </w:p>
+    <w:p>
+      <w:pPr>
+        <w:rPr>
+          <w:rFonts w:eastAsia="Times New Roman"/>
+        </w:rPr>
+      </w:pPr>
+      <w:r>
+        <w:rPr>
+          <w:rFonts w:eastAsia="Times New Roman"/>
+        </w:rPr>
+        <w:t xml:space="preserve">Cassandra nodded and took a seat at the table, as far from any of her colleagues as possible. “So, Montreal </w:t>
+      </w:r>
+      <w:r>
+        <w:rPr>
+          <w:rFonts w:eastAsia="Times New Roman"/>
+        </w:rPr>
+        <w:t>Security</w:t>
+      </w:r>
+      <w:r>
+        <w:rPr>
+          <w:rFonts w:eastAsia="Times New Roman"/>
+        </w:rPr>
+        <w:t xml:space="preserve"> Initiative, right? Lancaster’s pulling that old thing out of the dust bin?” she asked.</w:t>
+      </w:r>
+    </w:p>
+    <w:p>
+      <w:pPr>
+        <w:rPr>
+          <w:rFonts w:eastAsia="Times New Roman"/>
+        </w:rPr>
+      </w:pPr>
+      <w:r>
+        <w:rPr>
+          <w:rFonts w:eastAsia="Times New Roman"/>
+        </w:rPr>
+        <w:t xml:space="preserve">“Unfortunately, yes. </w:t>
+      </w:r>
+      <w:r>
+        <w:rPr>
+          <w:rFonts w:eastAsia="Times New Roman"/>
+        </w:rPr>
+        <w:t>He’s also tacked on an amendment transferring</w:t>
+      </w:r>
+      <w:r>
+        <w:rPr>
+          <w:rFonts w:eastAsia="Times New Roman"/>
+        </w:rPr>
+        <w:t xml:space="preserve"> the mnemonics project</w:t>
+      </w:r>
+      <w:r>
+        <w:rPr>
+          <w:rFonts w:eastAsia="Times New Roman"/>
+        </w:rPr>
+        <w:t xml:space="preserve"> to headquarters</w:t>
+      </w:r>
+      <w:r>
+        <w:rPr>
+          <w:rFonts w:eastAsia="Times New Roman"/>
+        </w:rPr>
+        <w:t>.”</w:t>
+      </w:r>
+    </w:p>
+    <w:p>
+      <w:pPr>
+        <w:rPr>
+          <w:rFonts w:eastAsia="Times New Roman"/>
+        </w:rPr>
+      </w:pPr>
+      <w:r>
+        <w:rPr>
+          <w:rFonts w:eastAsia="Times New Roman"/>
+        </w:rPr>
+        <w:t xml:space="preserve">“Which he can then sell to whomever he pleases, </w:t>
+      </w:r>
+      <w:r>
+        <w:rPr>
+          <w:rFonts w:eastAsia="Times New Roman"/>
+        </w:rPr>
+        <w:t>with you</w:t>
+      </w:r>
+      <w:r>
+        <w:rPr>
+          <w:rFonts w:eastAsia="Times New Roman"/>
+        </w:rPr>
+        <w:t xml:space="preserve"> not around to lead the opposition</w:t>
+      </w:r>
+      <w:r>
+        <w:rPr>
+          <w:rFonts w:eastAsia="Times New Roman"/>
+        </w:rPr>
+        <w:t>?</w:t>
+      </w:r>
+      <w:r>
+        <w:rPr>
+          <w:rFonts w:eastAsia="Times New Roman"/>
+        </w:rPr>
+        <w:t xml:space="preserve">” Cassandra said, repeating the </w:t>
+      </w:r>
+      <w:r>
+        <w:rPr>
+          <w:rFonts w:eastAsia="Times New Roman"/>
+        </w:rPr>
+        <w:t>theory</w:t>
+      </w:r>
+      <w:r>
+        <w:rPr>
+          <w:rFonts w:eastAsia="Times New Roman"/>
+        </w:rPr>
+        <w:t xml:space="preserve"> she</w:t>
+      </w:r>
+      <w:r>
+        <w:rPr>
+          <w:rFonts w:eastAsia="Times New Roman"/>
+        </w:rPr>
+        <w:t>’</w:t>
+      </w:r>
+      <w:r>
+        <w:rPr>
+          <w:rFonts w:eastAsia="Times New Roman"/>
+        </w:rPr>
+        <w:t>d</w:t>
+      </w:r>
+      <w:r>
+        <w:rPr>
+          <w:rFonts w:eastAsia="Times New Roman"/>
+        </w:rPr>
+        <w:t xml:space="preserve"> discussed with</w:t>
+      </w:r>
+      <w:r>
+        <w:rPr>
+          <w:rFonts w:eastAsia="Times New Roman"/>
+        </w:rPr>
+        <w:t xml:space="preserve"> Akiko.</w:t>
+      </w:r>
+    </w:p>
+    <w:p>
+      <w:pPr>
+        <w:rPr>
+          <w:rFonts w:eastAsia="Times New Roman"/>
+        </w:rPr>
+      </w:pPr>
+      <w:r>
+        <w:rPr>
+          <w:rFonts w:eastAsia="Times New Roman"/>
+        </w:rPr>
+        <w:t xml:space="preserve">“Right as rain. He may have stolen the prototype, but he can’t start whoring it out to </w:t>
+      </w:r>
+      <w:r>
+        <w:rPr>
+          <w:rFonts w:eastAsia="Times New Roman"/>
+        </w:rPr>
+        <w:t>the feds</w:t>
+      </w:r>
+      <w:r>
+        <w:rPr>
+          <w:rFonts w:eastAsia="Times New Roman"/>
+        </w:rPr>
+        <w:t xml:space="preserve"> </w:t>
+      </w:r>
+      <w:r>
+        <w:rPr>
+          <w:rFonts w:eastAsia="Times New Roman"/>
+        </w:rPr>
+        <w:t>until</w:t>
+      </w:r>
+      <w:r>
+        <w:rPr>
+          <w:rFonts w:eastAsia="Times New Roman"/>
+        </w:rPr>
+        <w:t xml:space="preserve"> the board approves it</w:t>
+      </w:r>
+      <w:r>
+        <w:rPr>
+          <w:rFonts w:eastAsia="Times New Roman"/>
+        </w:rPr>
+        <w:t>,” Jackson replied.</w:t>
+      </w:r>
+    </w:p>
+    <w:p>
+      <w:pPr>
+        <w:rPr>
+          <w:rFonts w:eastAsia="Times New Roman"/>
+        </w:rPr>
+      </w:pPr>
+      <w:r>
+        <w:rPr>
+          <w:rFonts w:eastAsia="Times New Roman"/>
+        </w:rPr>
+        <w:t>Xiang now straightened his back and began to speak. “</w:t>
+      </w:r>
+      <w:r>
+        <w:rPr>
+          <w:rFonts w:eastAsia="Times New Roman"/>
+        </w:rPr>
+        <w:t>There will be a debate prior to the vote</w:t>
+      </w:r>
+      <w:r>
+        <w:rPr>
+          <w:rFonts w:eastAsia="Times New Roman"/>
+        </w:rPr>
+        <w:t>,</w:t>
+      </w:r>
+      <w:r>
+        <w:rPr>
+          <w:rFonts w:eastAsia="Times New Roman"/>
+        </w:rPr>
+        <w:t xml:space="preserve"> but</w:t>
+      </w:r>
+      <w:r>
+        <w:rPr>
+          <w:rFonts w:eastAsia="Times New Roman"/>
+        </w:rPr>
+        <w:t xml:space="preserve"> we expect less support than we received last time.</w:t>
+      </w:r>
+      <w:r>
+        <w:rPr>
+          <w:rFonts w:eastAsia="Times New Roman"/>
+        </w:rPr>
+        <w:t xml:space="preserve"> At least three</w:t>
+      </w:r>
+      <w:r>
+        <w:rPr>
+          <w:rFonts w:eastAsia="Times New Roman"/>
+        </w:rPr>
+        <w:t xml:space="preserve"> more</w:t>
+      </w:r>
+      <w:r>
+        <w:rPr>
+          <w:rFonts w:eastAsia="Times New Roman"/>
+        </w:rPr>
+        <w:t xml:space="preserve"> board members </w:t>
       </w:r>
       <w:r>
         <w:rPr>
           <w:rFonts w:eastAsia="Times New Roman"/>
         </w:rPr>
         <w:lastRenderedPageBreak/>
-        <w:t xml:space="preserve">early. </w:t>
-      </w:r>
-      <w:r>
-        <w:rPr>
-          <w:rFonts w:eastAsia="Times New Roman"/>
-        </w:rPr>
-        <w:t xml:space="preserve">She left Akiko </w:t>
-      </w:r>
-      <w:r>
-        <w:rPr>
-          <w:rFonts w:eastAsia="Times New Roman"/>
-        </w:rPr>
-        <w:t xml:space="preserve">sprawled </w:t>
-      </w:r>
-      <w:r>
-        <w:rPr>
-          <w:rFonts w:eastAsia="Times New Roman"/>
-        </w:rPr>
-        <w:t>upon</w:t>
-      </w:r>
-      <w:r>
-        <w:rPr>
-          <w:rFonts w:eastAsia="Times New Roman"/>
-        </w:rPr>
-        <w:t xml:space="preserve"> on the fold-out bed</w:t>
-      </w:r>
-      <w:r>
-        <w:rPr>
-          <w:rFonts w:eastAsia="Times New Roman"/>
-        </w:rPr>
-        <w:t>, washed her hands in triplicate before leaving the apartment</w:t>
-      </w:r>
-      <w:r>
-        <w:rPr>
-          <w:rFonts w:eastAsia="Times New Roman"/>
-        </w:rPr>
-        <w:t xml:space="preserve"> and walked briskly to the </w:t>
-      </w:r>
-      <w:r>
-        <w:rPr>
-          <w:rFonts w:eastAsia="Times New Roman"/>
-        </w:rPr>
-        <w:t xml:space="preserve">twentieth-floor </w:t>
-      </w:r>
-      <w:r>
-        <w:rPr>
-          <w:rFonts w:eastAsia="Times New Roman"/>
-        </w:rPr>
-        <w:t>boardroom</w:t>
-      </w:r>
-      <w:r>
-        <w:rPr>
-          <w:rFonts w:eastAsia="Times New Roman"/>
-        </w:rPr>
-        <w:t xml:space="preserve"> </w:t>
-      </w:r>
-      <w:r>
-        <w:rPr>
-          <w:rFonts w:eastAsia="Times New Roman"/>
-        </w:rPr>
-        <w:t>without eating breakfast.</w:t>
-      </w:r>
-    </w:p>
-    <w:p>
-      <w:pPr>
-        <w:rPr>
-          <w:rFonts w:eastAsia="Times New Roman"/>
-        </w:rPr>
-      </w:pPr>
-      <w:r>
-        <w:rPr>
-          <w:rFonts w:eastAsia="Times New Roman"/>
-        </w:rPr>
-        <w:t>The meeting was nearly devoid of attende</w:t>
-      </w:r>
-      <w:r>
-        <w:rPr>
-          <w:rFonts w:eastAsia="Times New Roman"/>
-        </w:rPr>
-        <w:t>es</w:t>
-      </w:r>
-      <w:r>
-        <w:rPr>
-          <w:rFonts w:eastAsia="Times New Roman"/>
-        </w:rPr>
-        <w:t xml:space="preserve"> when Cassandra arrived.</w:t>
-      </w:r>
-      <w:r>
-        <w:rPr>
-          <w:rFonts w:eastAsia="Times New Roman"/>
-        </w:rPr>
-        <w:t xml:space="preserve"> Besides herself and her mother, </w:t>
-      </w:r>
-      <w:r>
-        <w:rPr>
-          <w:rFonts w:eastAsia="Times New Roman"/>
-        </w:rPr>
-        <w:t>she</w:t>
-      </w:r>
-      <w:r>
-        <w:rPr>
-          <w:rFonts w:eastAsia="Times New Roman"/>
-        </w:rPr>
-        <w:t xml:space="preserve"> saw </w:t>
-      </w:r>
-      <w:r>
-        <w:rPr>
-          <w:rFonts w:eastAsia="Times New Roman"/>
-        </w:rPr>
-        <w:t>only Xiang and Jackson</w:t>
-      </w:r>
-      <w:r>
-        <w:rPr>
-          <w:rFonts w:eastAsia="Times New Roman"/>
-        </w:rPr>
-        <w:t>. It was far</w:t>
-      </w:r>
-      <w:r>
-        <w:rPr>
-          <w:rFonts w:eastAsia="Times New Roman"/>
-        </w:rPr>
-        <w:t xml:space="preserve"> too few to meet their standard for a quorum, but Shufen had waived the usual requirements</w:t>
-      </w:r>
-      <w:r>
-        <w:rPr>
-          <w:rFonts w:eastAsia="Times New Roman"/>
-        </w:rPr>
-        <w:t xml:space="preserve"> in </w:t>
-      </w:r>
-      <w:r>
-        <w:rPr>
-          <w:rFonts w:eastAsia="Times New Roman"/>
-        </w:rPr>
-        <w:t>light</w:t>
-      </w:r>
-      <w:r>
-        <w:rPr>
-          <w:rFonts w:eastAsia="Times New Roman"/>
-        </w:rPr>
-        <w:t xml:space="preserve"> of their </w:t>
-      </w:r>
-      <w:r>
-        <w:rPr>
-          <w:rFonts w:eastAsia="Times New Roman"/>
-        </w:rPr>
-        <w:t xml:space="preserve">unusual situation. </w:t>
-      </w:r>
-    </w:p>
-    <w:p>
-      <w:pPr>
-        <w:rPr>
-          <w:rFonts w:eastAsia="Times New Roman"/>
-        </w:rPr>
-      </w:pPr>
-      <w:r>
-        <w:rPr>
-          <w:rFonts w:eastAsia="Times New Roman"/>
-        </w:rPr>
-        <w:t xml:space="preserve">“You’re right on time. Have a seat,” Shufen said, gesturing towards the many open spaces at the table. </w:t>
-      </w:r>
-    </w:p>
-    <w:p>
-      <w:pPr>
-        <w:rPr>
-          <w:rFonts w:eastAsia="Times New Roman"/>
-        </w:rPr>
-      </w:pPr>
-      <w:r>
-        <w:rPr>
-          <w:rFonts w:eastAsia="Times New Roman"/>
-        </w:rPr>
-        <w:t>“This is it?”</w:t>
-      </w:r>
-    </w:p>
-    <w:p>
-      <w:pPr>
-        <w:rPr>
-          <w:rFonts w:eastAsia="Times New Roman"/>
-        </w:rPr>
-      </w:pPr>
-      <w:r>
-        <w:rPr>
-          <w:rFonts w:eastAsia="Times New Roman"/>
-        </w:rPr>
-        <w:t xml:space="preserve">“Most </w:t>
-      </w:r>
-      <w:r>
-        <w:rPr>
-          <w:rFonts w:eastAsia="Times New Roman"/>
-        </w:rPr>
-        <w:t>people who made it out</w:t>
-      </w:r>
-      <w:r>
-        <w:rPr>
-          <w:rFonts w:eastAsia="Times New Roman"/>
-        </w:rPr>
-        <w:t xml:space="preserve"> </w:t>
-      </w:r>
-      <w:r>
-        <w:rPr>
-          <w:rFonts w:eastAsia="Times New Roman"/>
-        </w:rPr>
-        <w:t xml:space="preserve">of Athens </w:t>
-      </w:r>
-      <w:r>
-        <w:rPr>
-          <w:rFonts w:eastAsia="Times New Roman"/>
-        </w:rPr>
-        <w:t xml:space="preserve">are </w:t>
-      </w:r>
-      <w:r>
-        <w:rPr>
-          <w:rFonts w:eastAsia="Times New Roman"/>
-        </w:rPr>
-        <w:t>busy running around</w:t>
-      </w:r>
-      <w:r>
-        <w:rPr>
-          <w:rFonts w:eastAsia="Times New Roman"/>
-        </w:rPr>
-        <w:t xml:space="preserve"> putting out fires,” Jackson said, leaning as far back in his chair as he could without falling over. </w:t>
-      </w:r>
-      <w:r>
-        <w:rPr>
-          <w:rFonts w:eastAsia="Times New Roman"/>
-        </w:rPr>
-        <w:t>“As before, I’m filling in for my father, so you lot are going to have to put up with me for a little longer.”</w:t>
-      </w:r>
-    </w:p>
-    <w:p>
-      <w:pPr>
-        <w:rPr>
-          <w:rFonts w:eastAsia="Times New Roman"/>
-        </w:rPr>
-      </w:pPr>
-      <w:r>
-        <w:rPr>
-          <w:rFonts w:eastAsia="Times New Roman"/>
-        </w:rPr>
-        <w:t xml:space="preserve">Cassandra nodded and took a seat at the table, as far from any of her colleagues as possible. “So, Montreal </w:t>
-      </w:r>
-      <w:r>
-        <w:rPr>
-          <w:rFonts w:eastAsia="Times New Roman"/>
-        </w:rPr>
-        <w:t>Security</w:t>
-      </w:r>
-      <w:r>
-        <w:rPr>
-          <w:rFonts w:eastAsia="Times New Roman"/>
-        </w:rPr>
-        <w:t xml:space="preserve"> Initiative, right? Lancaster’s pulling that old thing out of the dust bin?” she asked.</w:t>
-      </w:r>
-    </w:p>
-    <w:p>
-      <w:pPr>
-        <w:rPr>
-          <w:rFonts w:eastAsia="Times New Roman"/>
-        </w:rPr>
-      </w:pPr>
-      <w:r>
-        <w:rPr>
-          <w:rFonts w:eastAsia="Times New Roman"/>
-        </w:rPr>
-        <w:t xml:space="preserve">“Unfortunately, yes. </w:t>
-      </w:r>
-      <w:r>
-        <w:rPr>
-          <w:rFonts w:eastAsia="Times New Roman"/>
-        </w:rPr>
-        <w:t>He’s also tacked on an amendment transferring</w:t>
-      </w:r>
-      <w:r>
-        <w:rPr>
-          <w:rFonts w:eastAsia="Times New Roman"/>
-        </w:rPr>
-        <w:t xml:space="preserve"> the mnemonics project</w:t>
-      </w:r>
-      <w:r>
-        <w:rPr>
-          <w:rFonts w:eastAsia="Times New Roman"/>
-        </w:rPr>
-        <w:t xml:space="preserve"> to headquarters</w:t>
-      </w:r>
-      <w:r>
-        <w:rPr>
-          <w:rFonts w:eastAsia="Times New Roman"/>
-        </w:rPr>
-        <w:t>.”</w:t>
-      </w:r>
-    </w:p>
-    <w:p>
-      <w:pPr>
-        <w:rPr>
-          <w:rFonts w:eastAsia="Times New Roman"/>
-        </w:rPr>
-      </w:pPr>
-      <w:r>
-        <w:rPr>
-          <w:rFonts w:eastAsia="Times New Roman"/>
-        </w:rPr>
-        <w:t xml:space="preserve">“Which he can then sell to whomever he pleases, </w:t>
-      </w:r>
-      <w:r>
-        <w:rPr>
-          <w:rFonts w:eastAsia="Times New Roman"/>
-        </w:rPr>
-        <w:t>with you</w:t>
-      </w:r>
-      <w:r>
-        <w:rPr>
-          <w:rFonts w:eastAsia="Times New Roman"/>
-        </w:rPr>
-        <w:t xml:space="preserve"> not around to lead the opposition</w:t>
-      </w:r>
-      <w:r>
-        <w:rPr>
-          <w:rFonts w:eastAsia="Times New Roman"/>
-        </w:rPr>
-        <w:t>?</w:t>
-      </w:r>
-      <w:r>
-        <w:rPr>
-          <w:rFonts w:eastAsia="Times New Roman"/>
-        </w:rPr>
-        <w:t xml:space="preserve">” Cassandra said, repeating the </w:t>
-      </w:r>
-      <w:r>
-        <w:rPr>
-          <w:rFonts w:eastAsia="Times New Roman"/>
-        </w:rPr>
-        <w:t>theory</w:t>
-      </w:r>
-      <w:r>
-        <w:rPr>
-          <w:rFonts w:eastAsia="Times New Roman"/>
-        </w:rPr>
-        <w:t xml:space="preserve"> she</w:t>
-      </w:r>
-      <w:r>
-        <w:rPr>
-          <w:rFonts w:eastAsia="Times New Roman"/>
-        </w:rPr>
-        <w:t>’</w:t>
-      </w:r>
-      <w:r>
-        <w:rPr>
-          <w:rFonts w:eastAsia="Times New Roman"/>
-        </w:rPr>
-        <w:t>d</w:t>
-      </w:r>
-      <w:r>
-        <w:rPr>
-          <w:rFonts w:eastAsia="Times New Roman"/>
-        </w:rPr>
-        <w:t xml:space="preserve"> discussed with</w:t>
-      </w:r>
-      <w:r>
-        <w:rPr>
-          <w:rFonts w:eastAsia="Times New Roman"/>
-        </w:rPr>
-        <w:t xml:space="preserve"> Akiko.</w:t>
-      </w:r>
-    </w:p>
-    <w:p>
-      <w:pPr>
-        <w:rPr>
-          <w:rFonts w:eastAsia="Times New Roman"/>
-        </w:rPr>
-      </w:pPr>
-      <w:r>
-        <w:rPr>
-          <w:rFonts w:eastAsia="Times New Roman"/>
-        </w:rPr>
-        <w:t xml:space="preserve">“Right as rain. He may have stolen the prototype, but he can’t start whoring it out to </w:t>
-      </w:r>
-      <w:r>
-        <w:rPr>
-          <w:rFonts w:eastAsia="Times New Roman"/>
-        </w:rPr>
-        <w:t>the feds</w:t>
-      </w:r>
-      <w:r>
-        <w:rPr>
-          <w:rFonts w:eastAsia="Times New Roman"/>
-        </w:rPr>
-        <w:t xml:space="preserve"> </w:t>
-      </w:r>
-      <w:r>
-        <w:rPr>
-          <w:rFonts w:eastAsia="Times New Roman"/>
-        </w:rPr>
-        <w:t>until</w:t>
-      </w:r>
-      <w:r>
-        <w:rPr>
-          <w:rFonts w:eastAsia="Times New Roman"/>
-        </w:rPr>
-        <w:t xml:space="preserve"> the board approves it</w:t>
-      </w:r>
-      <w:r>
-        <w:rPr>
-          <w:rFonts w:eastAsia="Times New Roman"/>
-        </w:rPr>
-        <w:t>,” Jackson replied.</w:t>
-      </w:r>
-    </w:p>
-    <w:p>
-      <w:pPr>
-        <w:rPr>
-          <w:rFonts w:eastAsia="Times New Roman"/>
-        </w:rPr>
-      </w:pPr>
-      <w:r>
-        <w:rPr>
-          <w:rFonts w:eastAsia="Times New Roman"/>
-        </w:rPr>
-        <w:t>Xiang now straightened his back and began to speak. “</w:t>
-      </w:r>
-      <w:r>
-        <w:rPr>
-          <w:rFonts w:eastAsia="Times New Roman"/>
-        </w:rPr>
-        <w:t>There will be a debate prior to the vote</w:t>
-      </w:r>
-      <w:r>
-        <w:rPr>
-          <w:rFonts w:eastAsia="Times New Roman"/>
-        </w:rPr>
-        <w:t>,</w:t>
-      </w:r>
-      <w:r>
-        <w:rPr>
-          <w:rFonts w:eastAsia="Times New Roman"/>
-        </w:rPr>
-        <w:t xml:space="preserve"> but</w:t>
-      </w:r>
-      <w:r>
-        <w:rPr>
-          <w:rFonts w:eastAsia="Times New Roman"/>
-        </w:rPr>
-        <w:t xml:space="preserve"> we expect less support than we received last time.</w:t>
-      </w:r>
-      <w:r>
-        <w:rPr>
-          <w:rFonts w:eastAsia="Times New Roman"/>
-        </w:rPr>
-        <w:t xml:space="preserve"> At least three</w:t>
-      </w:r>
-      <w:r>
-        <w:rPr>
-          <w:rFonts w:eastAsia="Times New Roman"/>
-        </w:rPr>
-        <w:t xml:space="preserve"> more</w:t>
-      </w:r>
-      <w:r>
-        <w:rPr>
-          <w:rFonts w:eastAsia="Times New Roman"/>
-        </w:rPr>
-        <w:t xml:space="preserve"> board members are now solidly in the </w:t>
+        <w:t xml:space="preserve">are now solidly in the </w:t>
       </w:r>
       <w:r>
         <w:rPr>
@@ -10355,7 +10561,6 @@
         <w:rPr>
           <w:rFonts w:eastAsia="Times New Roman"/>
         </w:rPr>
-        <w:lastRenderedPageBreak/>
         <w:t xml:space="preserve">“If everything else stays the same, that ties up the vote,” Cassandra said after some quick mental math. “And, of course, Lancaster gets to break ties. I’m guessing you </w:t>
       </w:r>
       <w:r>
@@ -10729,6 +10934,7 @@
         <w:rPr>
           <w:rFonts w:eastAsia="Times New Roman"/>
         </w:rPr>
+        <w:lastRenderedPageBreak/>
         <w:t xml:space="preserve">“Leaving </w:t>
       </w:r>
       <w:r>
@@ -10823,7 +11029,6 @@
         <w:rPr>
           <w:rFonts w:eastAsia="Times New Roman"/>
         </w:rPr>
-        <w:lastRenderedPageBreak/>
         <w:t>“Your concern is noted, but I’m confident my daughter’s personal failings will have no impact on this task,” Shufen said. “Her arrangements for our return home from Athens were more than adequate, and she’s now aware of the threat we face. If you don’t trust her, trust me.”</w:t>
       </w:r>
     </w:p>
@@ -11137,533 +11342,533 @@
       </w:pPr>
       <w:bookmarkStart w:id="9" w:name="_Toc233159046"/>
       <w:r>
+        <w:t xml:space="preserve">Chapter 4 – </w:t>
+      </w:r>
+      <w:r>
+        <w:t>Denial</w:t>
+      </w:r>
+      <w:bookmarkEnd w:id="9"/>
+    </w:p>
+    <w:p>
+      <w:pPr>
+        <w:rPr>
+          <w:rFonts w:eastAsia="Times New Roman"/>
+        </w:rPr>
+      </w:pPr>
+    </w:p>
+    <w:p>
+      <w:pPr>
+        <w:rPr>
+          <w:rFonts w:eastAsia="Times New Roman"/>
+        </w:rPr>
+      </w:pPr>
+      <w:r>
+        <w:rPr>
+          <w:rFonts w:eastAsia="Times New Roman"/>
+        </w:rPr>
+        <w:t xml:space="preserve">The next morning brought a heavy </w:t>
+      </w:r>
+      <w:r>
+        <w:rPr>
+          <w:rFonts w:eastAsia="Times New Roman"/>
+        </w:rPr>
+        <w:t>storm</w:t>
+      </w:r>
+      <w:r>
+        <w:rPr>
+          <w:rFonts w:eastAsia="Times New Roman"/>
+        </w:rPr>
+        <w:t xml:space="preserve"> to the Cloud Garden. Akiko liked </w:t>
+      </w:r>
+      <w:r>
+        <w:rPr>
+          <w:rFonts w:eastAsia="Times New Roman"/>
+        </w:rPr>
+        <w:t>melancholy</w:t>
+      </w:r>
+      <w:r>
+        <w:rPr>
+          <w:rFonts w:eastAsia="Times New Roman"/>
+        </w:rPr>
+        <w:t xml:space="preserve"> weather. She stood by the </w:t>
+      </w:r>
+      <w:r>
+        <w:rPr>
+          <w:rFonts w:eastAsia="Times New Roman"/>
+        </w:rPr>
+        <w:t>apartment window</w:t>
+      </w:r>
+      <w:r>
+        <w:rPr>
+          <w:rFonts w:eastAsia="Times New Roman"/>
+        </w:rPr>
+        <w:t xml:space="preserve"> and immersed herself in the harsh tapping of </w:t>
+      </w:r>
+      <w:r>
+        <w:rPr>
+          <w:rFonts w:eastAsia="Times New Roman"/>
+        </w:rPr>
+        <w:t>water</w:t>
+      </w:r>
+      <w:r>
+        <w:rPr>
+          <w:rFonts w:eastAsia="Times New Roman"/>
+        </w:rPr>
+        <w:t xml:space="preserve"> against </w:t>
+      </w:r>
+      <w:r>
+        <w:rPr>
+          <w:rFonts w:eastAsia="Times New Roman"/>
+        </w:rPr>
+        <w:t>glass</w:t>
+      </w:r>
+      <w:r>
+        <w:rPr>
+          <w:rFonts w:eastAsia="Times New Roman"/>
+        </w:rPr>
+        <w:t>, while the skyscrapers of downtown Montreal lit up with each flash of lightning</w:t>
+      </w:r>
+      <w:r>
+        <w:rPr>
+          <w:rFonts w:eastAsia="Times New Roman"/>
+        </w:rPr>
+        <w:t xml:space="preserve">. </w:t>
+      </w:r>
+      <w:r>
+        <w:rPr>
+          <w:rFonts w:eastAsia="Times New Roman"/>
+        </w:rPr>
+        <w:t>In this sort of weather, she could lose herself amongst the raindrops, each of them as insignificant as she was.</w:t>
+      </w:r>
+    </w:p>
+    <w:p>
+      <w:pPr>
+        <w:rPr>
+          <w:rFonts w:eastAsia="Times New Roman"/>
+        </w:rPr>
+      </w:pPr>
+      <w:r>
+        <w:rPr>
+          <w:rFonts w:eastAsia="Times New Roman"/>
+        </w:rPr>
+        <w:t xml:space="preserve">Through the reflection in the </w:t>
+      </w:r>
+      <w:r>
+        <w:rPr>
+          <w:rFonts w:eastAsia="Times New Roman"/>
+        </w:rPr>
+        <w:t>window</w:t>
+      </w:r>
+      <w:r>
+        <w:rPr>
+          <w:rFonts w:eastAsia="Times New Roman"/>
+        </w:rPr>
+        <w:t xml:space="preserve">, </w:t>
+      </w:r>
+      <w:r>
+        <w:rPr>
+          <w:rFonts w:eastAsia="Times New Roman"/>
+        </w:rPr>
+        <w:t>she</w:t>
+      </w:r>
+      <w:r>
+        <w:rPr>
+          <w:rFonts w:eastAsia="Times New Roman"/>
+        </w:rPr>
+        <w:t xml:space="preserve"> watched Cassandra </w:t>
+      </w:r>
+      <w:r>
+        <w:rPr>
+          <w:rFonts w:eastAsia="Times New Roman"/>
+        </w:rPr>
+        <w:t>stretching on a plain white yoga mat</w:t>
+      </w:r>
+      <w:r>
+        <w:rPr>
+          <w:rFonts w:eastAsia="Times New Roman"/>
+        </w:rPr>
+        <w:t>.</w:t>
+      </w:r>
+      <w:r>
+        <w:rPr>
+          <w:rFonts w:eastAsia="Times New Roman"/>
+        </w:rPr>
+        <w:t xml:space="preserve"> </w:t>
+      </w:r>
+      <w:r>
+        <w:rPr>
+          <w:rFonts w:eastAsia="Times New Roman"/>
+        </w:rPr>
+        <w:t>Her host was remarkably lively for a woman who had woken up early two days in a row, far from the disheveled mess that Akiko expected</w:t>
+      </w:r>
+      <w:r>
+        <w:rPr>
+          <w:rFonts w:eastAsia="Times New Roman"/>
+        </w:rPr>
+        <w:t xml:space="preserve"> </w:t>
+      </w:r>
+      <w:r>
+        <w:rPr>
+          <w:rFonts w:eastAsia="Times New Roman"/>
+        </w:rPr>
+        <w:t>and, quite frankly, resembled</w:t>
+      </w:r>
+      <w:r>
+        <w:rPr>
+          <w:rFonts w:eastAsia="Times New Roman"/>
+        </w:rPr>
+        <w:t>.</w:t>
+      </w:r>
+      <w:r>
+        <w:rPr>
+          <w:rFonts w:eastAsia="Times New Roman"/>
+        </w:rPr>
+        <w:t xml:space="preserve"> </w:t>
+      </w:r>
+      <w:r>
+        <w:rPr>
+          <w:rFonts w:eastAsia="Times New Roman"/>
+        </w:rPr>
+        <w:t xml:space="preserve">There was some temptation to admire her </w:t>
+      </w:r>
+      <w:r>
+        <w:rPr>
+          <w:rFonts w:eastAsia="Times New Roman"/>
+        </w:rPr>
+        <w:t>figure</w:t>
+      </w:r>
+      <w:r>
+        <w:rPr>
+          <w:rFonts w:eastAsia="Times New Roman"/>
+        </w:rPr>
+        <w:t xml:space="preserve">, but she </w:t>
+      </w:r>
+      <w:r>
+        <w:rPr>
+          <w:rFonts w:eastAsia="Times New Roman"/>
+        </w:rPr>
+        <w:t>didn’t dare</w:t>
+      </w:r>
+      <w:r>
+        <w:rPr>
+          <w:rFonts w:eastAsia="Times New Roman"/>
+        </w:rPr>
+        <w:t xml:space="preserve"> risk </w:t>
+      </w:r>
+      <w:r>
+        <w:rPr>
+          <w:rFonts w:eastAsia="Times New Roman"/>
+        </w:rPr>
+        <w:t>crossing a line with</w:t>
+      </w:r>
+      <w:r>
+        <w:rPr>
+          <w:rFonts w:eastAsia="Times New Roman"/>
+        </w:rPr>
+        <w:t xml:space="preserve"> someone whom, she had to admit, she</w:t>
+      </w:r>
+      <w:r>
+        <w:rPr>
+          <w:rFonts w:eastAsia="Times New Roman"/>
+        </w:rPr>
+        <w:t xml:space="preserve"> </w:t>
+      </w:r>
+      <w:r>
+        <w:rPr>
+          <w:rFonts w:eastAsia="Times New Roman"/>
+        </w:rPr>
+        <w:t>barely knew</w:t>
+      </w:r>
+      <w:r>
+        <w:rPr>
+          <w:rFonts w:eastAsia="Times New Roman"/>
+        </w:rPr>
+        <w:t>.</w:t>
+      </w:r>
+    </w:p>
+    <w:p>
+      <w:pPr>
+        <w:rPr>
+          <w:rFonts w:eastAsia="Times New Roman"/>
+        </w:rPr>
+      </w:pPr>
+      <w:r>
+        <w:rPr>
+          <w:rFonts w:eastAsia="Times New Roman"/>
+        </w:rPr>
+        <w:t>Akiko</w:t>
+      </w:r>
+      <w:r>
+        <w:rPr>
+          <w:rFonts w:eastAsia="Times New Roman"/>
+        </w:rPr>
+        <w:t xml:space="preserve"> was, however, struck by just how </w:t>
+      </w:r>
+      <w:r>
+        <w:rPr>
+          <w:rFonts w:eastAsia="Times New Roman"/>
+        </w:rPr>
+        <w:t>thin</w:t>
+      </w:r>
+      <w:r>
+        <w:rPr>
+          <w:rFonts w:eastAsia="Times New Roman"/>
+        </w:rPr>
+        <w:t xml:space="preserve"> </w:t>
+      </w:r>
+      <w:r>
+        <w:rPr>
+          <w:rFonts w:eastAsia="Times New Roman"/>
+        </w:rPr>
+        <w:t>she</w:t>
+      </w:r>
+      <w:r>
+        <w:rPr>
+          <w:rFonts w:eastAsia="Times New Roman"/>
+        </w:rPr>
+        <w:t xml:space="preserve"> was. </w:t>
+      </w:r>
+      <w:r>
+        <w:rPr>
+          <w:rFonts w:eastAsia="Times New Roman"/>
+        </w:rPr>
+        <w:t xml:space="preserve">While it hadn’t been </w:t>
+      </w:r>
+      <w:r>
+        <w:rPr>
+          <w:rFonts w:eastAsia="Times New Roman"/>
+        </w:rPr>
+        <w:t>apparent</w:t>
+      </w:r>
+      <w:r>
+        <w:rPr>
+          <w:rFonts w:eastAsia="Times New Roman"/>
+        </w:rPr>
+        <w:t xml:space="preserve"> at first,</w:t>
+      </w:r>
+      <w:r>
+        <w:rPr>
+          <w:rFonts w:eastAsia="Times New Roman"/>
+        </w:rPr>
+        <w:t xml:space="preserve"> seeing her with most of her clothes off </w:t>
+      </w:r>
+      <w:r>
+        <w:rPr>
+          <w:rFonts w:eastAsia="Times New Roman"/>
+        </w:rPr>
+        <w:t xml:space="preserve">revealed a remarkably </w:t>
+      </w:r>
+      <w:r>
+        <w:rPr>
+          <w:rFonts w:eastAsia="Times New Roman"/>
+        </w:rPr>
+        <w:t>skinny</w:t>
+      </w:r>
+      <w:r>
+        <w:rPr>
+          <w:rFonts w:eastAsia="Times New Roman"/>
+        </w:rPr>
+        <w:t xml:space="preserve"> </w:t>
+      </w:r>
+      <w:r>
+        <w:rPr>
+          <w:rFonts w:eastAsia="Times New Roman"/>
+        </w:rPr>
+        <w:t>body</w:t>
+      </w:r>
+      <w:r>
+        <w:rPr>
+          <w:rFonts w:eastAsia="Times New Roman"/>
+        </w:rPr>
+        <w:t xml:space="preserve"> – not malnourished, but close to it</w:t>
+      </w:r>
+      <w:r>
+        <w:rPr>
+          <w:rFonts w:eastAsia="Times New Roman"/>
+        </w:rPr>
+        <w:t xml:space="preserve">. </w:t>
+      </w:r>
+      <w:r>
+        <w:rPr>
+          <w:rFonts w:eastAsia="Times New Roman"/>
+        </w:rPr>
+        <w:t>Akiko</w:t>
+      </w:r>
+      <w:r>
+        <w:rPr>
+          <w:rFonts w:eastAsia="Times New Roman"/>
+        </w:rPr>
+        <w:t xml:space="preserve"> </w:t>
+      </w:r>
+      <w:r>
+        <w:rPr>
+          <w:rFonts w:eastAsia="Times New Roman"/>
+        </w:rPr>
+        <w:t xml:space="preserve">wondered for a moment if </w:t>
+      </w:r>
+      <w:r>
+        <w:rPr>
+          <w:rFonts w:eastAsia="Times New Roman"/>
+        </w:rPr>
+        <w:t xml:space="preserve">Cassandra had even once eaten </w:t>
+      </w:r>
+      <w:r>
+        <w:rPr>
+          <w:rFonts w:eastAsia="Times New Roman"/>
+        </w:rPr>
+        <w:t>a full meal</w:t>
+      </w:r>
+      <w:r>
+        <w:rPr>
+          <w:rFonts w:eastAsia="Times New Roman"/>
+        </w:rPr>
+        <w:t xml:space="preserve"> in the short time they’d spent together</w:t>
+      </w:r>
+      <w:r>
+        <w:rPr>
+          <w:rFonts w:eastAsia="Times New Roman"/>
+        </w:rPr>
+        <w:t>, and quickly realized she hadn’t.</w:t>
+      </w:r>
+    </w:p>
+    <w:p>
+      <w:pPr>
+        <w:rPr>
+          <w:rFonts w:eastAsia="Times New Roman"/>
+        </w:rPr>
+      </w:pPr>
+      <w:r>
+        <w:rPr>
+          <w:rFonts w:eastAsia="Times New Roman"/>
+        </w:rPr>
+        <w:t xml:space="preserve">That being none of her business, she turned her eyes back to the </w:t>
+      </w:r>
+      <w:r>
+        <w:rPr>
+          <w:rFonts w:eastAsia="Times New Roman"/>
+        </w:rPr>
+        <w:t>world outside</w:t>
+      </w:r>
+      <w:r>
+        <w:rPr>
+          <w:rFonts w:eastAsia="Times New Roman"/>
+        </w:rPr>
+        <w:t xml:space="preserve">, though not without some lingering </w:t>
+      </w:r>
+      <w:r>
+        <w:rPr>
+          <w:rFonts w:eastAsia="Times New Roman"/>
+        </w:rPr>
+        <w:t>worries</w:t>
+      </w:r>
+      <w:r>
+        <w:rPr>
+          <w:rFonts w:eastAsia="Times New Roman"/>
+        </w:rPr>
+        <w:t xml:space="preserve"> that she didn’t dare interrogate.</w:t>
+      </w:r>
+    </w:p>
+    <w:p>
+      <w:pPr>
+        <w:rPr>
+          <w:rFonts w:eastAsia="Times New Roman"/>
+        </w:rPr>
+      </w:pPr>
+      <w:r>
+        <w:rPr>
+          <w:rFonts w:eastAsia="Times New Roman"/>
+        </w:rPr>
+        <w:t>“Do you want to shower first, or can I?” Cassandra asked once she had finished stretching.</w:t>
+      </w:r>
+    </w:p>
+    <w:p>
+      <w:pPr>
+        <w:rPr>
+          <w:rFonts w:eastAsia="Times New Roman"/>
+        </w:rPr>
+      </w:pPr>
+      <w:r>
+        <w:rPr>
+          <w:rFonts w:eastAsia="Times New Roman"/>
+        </w:rPr>
+        <w:t xml:space="preserve">“You can go. You’re the one </w:t>
+      </w:r>
+      <w:r>
+        <w:rPr>
+          <w:rFonts w:eastAsia="Times New Roman"/>
+        </w:rPr>
+        <w:t xml:space="preserve">who’s </w:t>
+      </w:r>
+      <w:proofErr w:type="spellStart"/>
+      <w:r>
+        <w:rPr>
+          <w:rFonts w:eastAsia="Times New Roman"/>
+        </w:rPr>
+        <w:t>gotta</w:t>
+      </w:r>
+      <w:proofErr w:type="spellEnd"/>
+      <w:r>
+        <w:rPr>
+          <w:rFonts w:eastAsia="Times New Roman"/>
+        </w:rPr>
+        <w:t xml:space="preserve"> head out</w:t>
+      </w:r>
+      <w:r>
+        <w:rPr>
+          <w:rFonts w:eastAsia="Times New Roman"/>
+        </w:rPr>
+        <w:t xml:space="preserve">, not me.” </w:t>
+      </w:r>
+    </w:p>
+    <w:p>
+      <w:pPr>
+        <w:rPr>
+          <w:rFonts w:eastAsia="Times New Roman"/>
+        </w:rPr>
+      </w:pPr>
+      <w:r>
+        <w:rPr>
+          <w:rFonts w:eastAsia="Times New Roman"/>
+        </w:rPr>
+        <w:t>“I thought you said you</w:t>
+      </w:r>
+      <w:r>
+        <w:rPr>
+          <w:rFonts w:eastAsia="Times New Roman"/>
+        </w:rPr>
+        <w:t xml:space="preserve">’d </w:t>
+      </w:r>
+      <w:r>
+        <w:rPr>
+          <w:rFonts w:eastAsia="Times New Roman"/>
+        </w:rPr>
+        <w:t>come see me off?”</w:t>
+      </w:r>
+    </w:p>
+    <w:p>
+      <w:pPr>
+        <w:rPr>
+          <w:rFonts w:eastAsia="Times New Roman"/>
+        </w:rPr>
+      </w:pPr>
+      <w:r>
+        <w:rPr>
+          <w:rFonts w:eastAsia="Times New Roman"/>
+        </w:rPr>
+        <w:t xml:space="preserve">Akiko shook her head. “Probably better if I don’t,” she said. </w:t>
+      </w:r>
+    </w:p>
+    <w:p>
+      <w:pPr>
+        <w:rPr>
+          <w:rFonts w:eastAsia="Times New Roman"/>
+        </w:rPr>
+      </w:pPr>
+      <w:r>
+        <w:rPr>
+          <w:rFonts w:eastAsia="Times New Roman"/>
+        </w:rPr>
         <w:lastRenderedPageBreak/>
-        <w:t xml:space="preserve">Chapter 4 – </w:t>
-      </w:r>
-      <w:r>
-        <w:t>Denial</w:t>
-      </w:r>
-      <w:bookmarkEnd w:id="9"/>
-    </w:p>
-    <w:p>
-      <w:pPr>
-        <w:rPr>
-          <w:rFonts w:eastAsia="Times New Roman"/>
-        </w:rPr>
-      </w:pPr>
-    </w:p>
-    <w:p>
-      <w:pPr>
-        <w:rPr>
-          <w:rFonts w:eastAsia="Times New Roman"/>
-        </w:rPr>
-      </w:pPr>
-      <w:r>
-        <w:rPr>
-          <w:rFonts w:eastAsia="Times New Roman"/>
-        </w:rPr>
-        <w:t xml:space="preserve">The next morning brought a heavy </w:t>
-      </w:r>
-      <w:r>
-        <w:rPr>
-          <w:rFonts w:eastAsia="Times New Roman"/>
-        </w:rPr>
-        <w:t>storm</w:t>
-      </w:r>
-      <w:r>
-        <w:rPr>
-          <w:rFonts w:eastAsia="Times New Roman"/>
-        </w:rPr>
-        <w:t xml:space="preserve"> to the Cloud Garden. Akiko liked </w:t>
-      </w:r>
-      <w:r>
-        <w:rPr>
-          <w:rFonts w:eastAsia="Times New Roman"/>
-        </w:rPr>
-        <w:t>melancholy</w:t>
-      </w:r>
-      <w:r>
-        <w:rPr>
-          <w:rFonts w:eastAsia="Times New Roman"/>
-        </w:rPr>
-        <w:t xml:space="preserve"> weather. She stood by the </w:t>
-      </w:r>
-      <w:r>
-        <w:rPr>
-          <w:rFonts w:eastAsia="Times New Roman"/>
-        </w:rPr>
-        <w:t>apartment window</w:t>
-      </w:r>
-      <w:r>
-        <w:rPr>
-          <w:rFonts w:eastAsia="Times New Roman"/>
-        </w:rPr>
-        <w:t xml:space="preserve"> and immersed herself in the harsh tapping of </w:t>
-      </w:r>
-      <w:r>
-        <w:rPr>
-          <w:rFonts w:eastAsia="Times New Roman"/>
-        </w:rPr>
-        <w:t>water</w:t>
-      </w:r>
-      <w:r>
-        <w:rPr>
-          <w:rFonts w:eastAsia="Times New Roman"/>
-        </w:rPr>
-        <w:t xml:space="preserve"> against </w:t>
-      </w:r>
-      <w:r>
-        <w:rPr>
-          <w:rFonts w:eastAsia="Times New Roman"/>
-        </w:rPr>
-        <w:t>glass</w:t>
-      </w:r>
-      <w:r>
-        <w:rPr>
-          <w:rFonts w:eastAsia="Times New Roman"/>
-        </w:rPr>
-        <w:t>, while the skyscrapers of downtown Montreal lit up with each flash of lightning</w:t>
-      </w:r>
-      <w:r>
-        <w:rPr>
-          <w:rFonts w:eastAsia="Times New Roman"/>
-        </w:rPr>
-        <w:t xml:space="preserve">. </w:t>
-      </w:r>
-      <w:r>
-        <w:rPr>
-          <w:rFonts w:eastAsia="Times New Roman"/>
-        </w:rPr>
-        <w:t>In this sort of weather, she could lose herself amongst the raindrops, each of them as insignificant as she was.</w:t>
-      </w:r>
-    </w:p>
-    <w:p>
-      <w:pPr>
-        <w:rPr>
-          <w:rFonts w:eastAsia="Times New Roman"/>
-        </w:rPr>
-      </w:pPr>
-      <w:r>
-        <w:rPr>
-          <w:rFonts w:eastAsia="Times New Roman"/>
-        </w:rPr>
-        <w:t xml:space="preserve">Through the reflection in the </w:t>
-      </w:r>
-      <w:r>
-        <w:rPr>
-          <w:rFonts w:eastAsia="Times New Roman"/>
-        </w:rPr>
-        <w:t>window</w:t>
-      </w:r>
-      <w:r>
-        <w:rPr>
-          <w:rFonts w:eastAsia="Times New Roman"/>
-        </w:rPr>
-        <w:t xml:space="preserve">, </w:t>
-      </w:r>
-      <w:r>
-        <w:rPr>
-          <w:rFonts w:eastAsia="Times New Roman"/>
-        </w:rPr>
-        <w:t>she</w:t>
-      </w:r>
-      <w:r>
-        <w:rPr>
-          <w:rFonts w:eastAsia="Times New Roman"/>
-        </w:rPr>
-        <w:t xml:space="preserve"> watched Cassandra </w:t>
-      </w:r>
-      <w:r>
-        <w:rPr>
-          <w:rFonts w:eastAsia="Times New Roman"/>
-        </w:rPr>
-        <w:t>stretching on a plain white yoga mat</w:t>
-      </w:r>
-      <w:r>
-        <w:rPr>
-          <w:rFonts w:eastAsia="Times New Roman"/>
-        </w:rPr>
-        <w:t>.</w:t>
-      </w:r>
-      <w:r>
-        <w:rPr>
-          <w:rFonts w:eastAsia="Times New Roman"/>
-        </w:rPr>
-        <w:t xml:space="preserve"> </w:t>
-      </w:r>
-      <w:r>
-        <w:rPr>
-          <w:rFonts w:eastAsia="Times New Roman"/>
-        </w:rPr>
-        <w:t>Her host was remarkably lively for a woman who had woken up early two days in a row, far from the disheveled mess that Akiko expected</w:t>
-      </w:r>
-      <w:r>
-        <w:rPr>
-          <w:rFonts w:eastAsia="Times New Roman"/>
-        </w:rPr>
-        <w:t xml:space="preserve"> </w:t>
-      </w:r>
-      <w:r>
-        <w:rPr>
-          <w:rFonts w:eastAsia="Times New Roman"/>
-        </w:rPr>
-        <w:t>and, quite frankly, resembled</w:t>
-      </w:r>
-      <w:r>
-        <w:rPr>
-          <w:rFonts w:eastAsia="Times New Roman"/>
-        </w:rPr>
-        <w:t>.</w:t>
-      </w:r>
-      <w:r>
-        <w:rPr>
-          <w:rFonts w:eastAsia="Times New Roman"/>
-        </w:rPr>
-        <w:t xml:space="preserve"> </w:t>
-      </w:r>
-      <w:r>
-        <w:rPr>
-          <w:rFonts w:eastAsia="Times New Roman"/>
-        </w:rPr>
-        <w:t xml:space="preserve">There was some temptation to admire her </w:t>
-      </w:r>
-      <w:r>
-        <w:rPr>
-          <w:rFonts w:eastAsia="Times New Roman"/>
-        </w:rPr>
-        <w:t>figure</w:t>
-      </w:r>
-      <w:r>
-        <w:rPr>
-          <w:rFonts w:eastAsia="Times New Roman"/>
-        </w:rPr>
-        <w:t xml:space="preserve">, but she </w:t>
-      </w:r>
-      <w:r>
-        <w:rPr>
-          <w:rFonts w:eastAsia="Times New Roman"/>
-        </w:rPr>
-        <w:t>didn’t dare</w:t>
-      </w:r>
-      <w:r>
-        <w:rPr>
-          <w:rFonts w:eastAsia="Times New Roman"/>
-        </w:rPr>
-        <w:t xml:space="preserve"> risk </w:t>
-      </w:r>
-      <w:r>
-        <w:rPr>
-          <w:rFonts w:eastAsia="Times New Roman"/>
-        </w:rPr>
-        <w:t>crossing a line with</w:t>
-      </w:r>
-      <w:r>
-        <w:rPr>
-          <w:rFonts w:eastAsia="Times New Roman"/>
-        </w:rPr>
-        <w:t xml:space="preserve"> someone whom, she had to admit, she</w:t>
-      </w:r>
-      <w:r>
-        <w:rPr>
-          <w:rFonts w:eastAsia="Times New Roman"/>
-        </w:rPr>
-        <w:t xml:space="preserve"> </w:t>
-      </w:r>
-      <w:r>
-        <w:rPr>
-          <w:rFonts w:eastAsia="Times New Roman"/>
-        </w:rPr>
-        <w:t>barely knew</w:t>
-      </w:r>
-      <w:r>
-        <w:rPr>
-          <w:rFonts w:eastAsia="Times New Roman"/>
-        </w:rPr>
-        <w:t>.</w:t>
-      </w:r>
-    </w:p>
-    <w:p>
-      <w:pPr>
-        <w:rPr>
-          <w:rFonts w:eastAsia="Times New Roman"/>
-        </w:rPr>
-      </w:pPr>
-      <w:r>
-        <w:rPr>
-          <w:rFonts w:eastAsia="Times New Roman"/>
-        </w:rPr>
-        <w:t>Akiko</w:t>
-      </w:r>
-      <w:r>
-        <w:rPr>
-          <w:rFonts w:eastAsia="Times New Roman"/>
-        </w:rPr>
-        <w:t xml:space="preserve"> was, however, struck by just how </w:t>
-      </w:r>
-      <w:r>
-        <w:rPr>
-          <w:rFonts w:eastAsia="Times New Roman"/>
-        </w:rPr>
-        <w:t>thin</w:t>
-      </w:r>
-      <w:r>
-        <w:rPr>
-          <w:rFonts w:eastAsia="Times New Roman"/>
-        </w:rPr>
-        <w:t xml:space="preserve"> </w:t>
-      </w:r>
-      <w:r>
-        <w:rPr>
-          <w:rFonts w:eastAsia="Times New Roman"/>
-        </w:rPr>
-        <w:t>she</w:t>
-      </w:r>
-      <w:r>
-        <w:rPr>
-          <w:rFonts w:eastAsia="Times New Roman"/>
-        </w:rPr>
-        <w:t xml:space="preserve"> was. </w:t>
-      </w:r>
-      <w:r>
-        <w:rPr>
-          <w:rFonts w:eastAsia="Times New Roman"/>
-        </w:rPr>
-        <w:t xml:space="preserve">While it hadn’t been </w:t>
-      </w:r>
-      <w:r>
-        <w:rPr>
-          <w:rFonts w:eastAsia="Times New Roman"/>
-        </w:rPr>
-        <w:t>apparent</w:t>
-      </w:r>
-      <w:r>
-        <w:rPr>
-          <w:rFonts w:eastAsia="Times New Roman"/>
-        </w:rPr>
-        <w:t xml:space="preserve"> at first,</w:t>
-      </w:r>
-      <w:r>
-        <w:rPr>
-          <w:rFonts w:eastAsia="Times New Roman"/>
-        </w:rPr>
-        <w:t xml:space="preserve"> seeing her with most of her clothes off </w:t>
-      </w:r>
-      <w:r>
-        <w:rPr>
-          <w:rFonts w:eastAsia="Times New Roman"/>
-        </w:rPr>
-        <w:t xml:space="preserve">revealed a remarkably </w:t>
-      </w:r>
-      <w:r>
-        <w:rPr>
-          <w:rFonts w:eastAsia="Times New Roman"/>
-        </w:rPr>
-        <w:t>skinny</w:t>
-      </w:r>
-      <w:r>
-        <w:rPr>
-          <w:rFonts w:eastAsia="Times New Roman"/>
-        </w:rPr>
-        <w:t xml:space="preserve"> </w:t>
-      </w:r>
-      <w:r>
-        <w:rPr>
-          <w:rFonts w:eastAsia="Times New Roman"/>
-        </w:rPr>
-        <w:t>body</w:t>
-      </w:r>
-      <w:r>
-        <w:rPr>
-          <w:rFonts w:eastAsia="Times New Roman"/>
-        </w:rPr>
-        <w:t xml:space="preserve"> – not malnourished, but close to it</w:t>
-      </w:r>
-      <w:r>
-        <w:rPr>
-          <w:rFonts w:eastAsia="Times New Roman"/>
-        </w:rPr>
-        <w:t xml:space="preserve">. </w:t>
-      </w:r>
-      <w:r>
-        <w:rPr>
-          <w:rFonts w:eastAsia="Times New Roman"/>
-        </w:rPr>
-        <w:t>Akiko</w:t>
-      </w:r>
-      <w:r>
-        <w:rPr>
-          <w:rFonts w:eastAsia="Times New Roman"/>
-        </w:rPr>
-        <w:t xml:space="preserve"> </w:t>
-      </w:r>
-      <w:r>
-        <w:rPr>
-          <w:rFonts w:eastAsia="Times New Roman"/>
-        </w:rPr>
-        <w:t xml:space="preserve">wondered for a moment if </w:t>
-      </w:r>
-      <w:r>
-        <w:rPr>
-          <w:rFonts w:eastAsia="Times New Roman"/>
-        </w:rPr>
-        <w:t xml:space="preserve">Cassandra had even once eaten </w:t>
-      </w:r>
-      <w:r>
-        <w:rPr>
-          <w:rFonts w:eastAsia="Times New Roman"/>
-        </w:rPr>
-        <w:t>a full meal</w:t>
-      </w:r>
-      <w:r>
-        <w:rPr>
-          <w:rFonts w:eastAsia="Times New Roman"/>
-        </w:rPr>
-        <w:t xml:space="preserve"> in the short time they’d spent together</w:t>
-      </w:r>
-      <w:r>
-        <w:rPr>
-          <w:rFonts w:eastAsia="Times New Roman"/>
-        </w:rPr>
-        <w:t>, and quickly realized she hadn’t.</w:t>
-      </w:r>
-    </w:p>
-    <w:p>
-      <w:pPr>
-        <w:rPr>
-          <w:rFonts w:eastAsia="Times New Roman"/>
-        </w:rPr>
-      </w:pPr>
-      <w:r>
-        <w:rPr>
-          <w:rFonts w:eastAsia="Times New Roman"/>
-        </w:rPr>
-        <w:t xml:space="preserve">That being none of her business, she turned her eyes back to the </w:t>
-      </w:r>
-      <w:r>
-        <w:rPr>
-          <w:rFonts w:eastAsia="Times New Roman"/>
-        </w:rPr>
-        <w:t>world outside</w:t>
-      </w:r>
-      <w:r>
-        <w:rPr>
-          <w:rFonts w:eastAsia="Times New Roman"/>
-        </w:rPr>
-        <w:t xml:space="preserve">, though not without some lingering </w:t>
-      </w:r>
-      <w:r>
-        <w:rPr>
-          <w:rFonts w:eastAsia="Times New Roman"/>
-        </w:rPr>
-        <w:t>worries</w:t>
-      </w:r>
-      <w:r>
-        <w:rPr>
-          <w:rFonts w:eastAsia="Times New Roman"/>
-        </w:rPr>
-        <w:t xml:space="preserve"> that she didn’t dare interrogate.</w:t>
-      </w:r>
-    </w:p>
-    <w:p>
-      <w:pPr>
-        <w:rPr>
-          <w:rFonts w:eastAsia="Times New Roman"/>
-        </w:rPr>
-      </w:pPr>
-      <w:r>
-        <w:rPr>
-          <w:rFonts w:eastAsia="Times New Roman"/>
-        </w:rPr>
-        <w:t>“Do you want to shower first, or can I?” Cassandra asked once she had finished stretching.</w:t>
-      </w:r>
-    </w:p>
-    <w:p>
-      <w:pPr>
-        <w:rPr>
-          <w:rFonts w:eastAsia="Times New Roman"/>
-        </w:rPr>
-      </w:pPr>
-      <w:r>
-        <w:rPr>
-          <w:rFonts w:eastAsia="Times New Roman"/>
-        </w:rPr>
-        <w:t xml:space="preserve">“You can go. You’re the one </w:t>
-      </w:r>
-      <w:r>
-        <w:rPr>
-          <w:rFonts w:eastAsia="Times New Roman"/>
-        </w:rPr>
-        <w:t xml:space="preserve">who’s </w:t>
-      </w:r>
-      <w:proofErr w:type="spellStart"/>
-      <w:r>
-        <w:rPr>
-          <w:rFonts w:eastAsia="Times New Roman"/>
-        </w:rPr>
-        <w:t>gotta</w:t>
-      </w:r>
-      <w:proofErr w:type="spellEnd"/>
-      <w:r>
-        <w:rPr>
-          <w:rFonts w:eastAsia="Times New Roman"/>
-        </w:rPr>
-        <w:t xml:space="preserve"> head out</w:t>
-      </w:r>
-      <w:r>
-        <w:rPr>
-          <w:rFonts w:eastAsia="Times New Roman"/>
-        </w:rPr>
-        <w:t xml:space="preserve">, not me.” </w:t>
-      </w:r>
-    </w:p>
-    <w:p>
-      <w:pPr>
-        <w:rPr>
-          <w:rFonts w:eastAsia="Times New Roman"/>
-        </w:rPr>
-      </w:pPr>
-      <w:r>
-        <w:rPr>
-          <w:rFonts w:eastAsia="Times New Roman"/>
-        </w:rPr>
-        <w:t>“I thought you said you</w:t>
-      </w:r>
-      <w:r>
-        <w:rPr>
-          <w:rFonts w:eastAsia="Times New Roman"/>
-        </w:rPr>
-        <w:t xml:space="preserve">’d </w:t>
-      </w:r>
-      <w:r>
-        <w:rPr>
-          <w:rFonts w:eastAsia="Times New Roman"/>
-        </w:rPr>
-        <w:t>come see me off?”</w:t>
-      </w:r>
-    </w:p>
-    <w:p>
-      <w:pPr>
-        <w:rPr>
-          <w:rFonts w:eastAsia="Times New Roman"/>
-        </w:rPr>
-      </w:pPr>
-      <w:r>
-        <w:rPr>
-          <w:rFonts w:eastAsia="Times New Roman"/>
-        </w:rPr>
-        <w:t xml:space="preserve">Akiko shook her head. “Probably better if I don’t,” she said. </w:t>
-      </w:r>
-    </w:p>
-    <w:p>
-      <w:pPr>
-        <w:rPr>
-          <w:rFonts w:eastAsia="Times New Roman"/>
-        </w:rPr>
-      </w:pPr>
-      <w:r>
-        <w:rPr>
-          <w:rFonts w:eastAsia="Times New Roman"/>
-        </w:rPr>
         <w:t>“</w:t>
       </w:r>
       <w:r>
@@ -11747,378 +11952,372 @@
         <w:rPr>
           <w:rFonts w:eastAsia="Times New Roman"/>
         </w:rPr>
-        <w:t xml:space="preserve">Things got pretty bad, which is why mom </w:t>
-      </w:r>
+        <w:t>Things got pretty bad, which is why mom and dad sent me to study in Canada.</w:t>
+      </w:r>
+      <w:r>
+        <w:rPr>
+          <w:rFonts w:eastAsia="Times New Roman"/>
+        </w:rPr>
+        <w:t xml:space="preserve"> I’d rather not risk them seeing me and causing, uh, an incident.</w:t>
+      </w:r>
+      <w:r>
+        <w:rPr>
+          <w:rFonts w:eastAsia="Times New Roman"/>
+        </w:rPr>
+        <w:t>”</w:t>
+      </w:r>
+    </w:p>
+    <w:p>
+      <w:pPr>
+        <w:rPr>
+          <w:rFonts w:eastAsia="Times New Roman"/>
+        </w:rPr>
+      </w:pPr>
+      <w:r>
+        <w:rPr>
+          <w:rFonts w:eastAsia="Times New Roman"/>
+        </w:rPr>
+        <w:t>“</w:t>
+      </w:r>
+      <w:r>
+        <w:rPr>
+          <w:rFonts w:eastAsia="Times New Roman"/>
+        </w:rPr>
+        <w:t xml:space="preserve">Whatever you’re comfortable </w:t>
+      </w:r>
+      <w:r>
+        <w:rPr>
+          <w:rFonts w:eastAsia="Times New Roman"/>
+        </w:rPr>
+        <w:t>with.</w:t>
+      </w:r>
+      <w:r>
+        <w:rPr>
+          <w:rFonts w:eastAsia="Times New Roman"/>
+        </w:rPr>
+        <w:t xml:space="preserve"> I’ll try to make it quick all the same.”</w:t>
+      </w:r>
+    </w:p>
+    <w:p>
+      <w:pPr>
+        <w:rPr>
+          <w:rFonts w:eastAsia="Times New Roman"/>
+        </w:rPr>
+      </w:pPr>
+      <w:r>
+        <w:rPr>
+          <w:rFonts w:eastAsia="Times New Roman"/>
+        </w:rPr>
+        <w:t xml:space="preserve">Cassandra’s morning routine, despite her words, was far from short. She </w:t>
+      </w:r>
+      <w:r>
+        <w:rPr>
+          <w:rFonts w:eastAsia="Times New Roman"/>
+        </w:rPr>
+        <w:t>washed herself</w:t>
+      </w:r>
+      <w:r>
+        <w:rPr>
+          <w:rFonts w:eastAsia="Times New Roman"/>
+        </w:rPr>
+        <w:t>, blow-dried her hair</w:t>
+      </w:r>
+      <w:r>
+        <w:rPr>
+          <w:rFonts w:eastAsia="Times New Roman"/>
+        </w:rPr>
+        <w:t xml:space="preserve">, put in contacts, and applied </w:t>
+      </w:r>
+      <w:r>
+        <w:rPr>
+          <w:rFonts w:eastAsia="Times New Roman"/>
+        </w:rPr>
+        <w:t>lotion</w:t>
+      </w:r>
+      <w:r>
+        <w:rPr>
+          <w:rFonts w:eastAsia="Times New Roman"/>
+        </w:rPr>
+        <w:t xml:space="preserve"> as if each act had religious significance. Once everything was done, she rinsed her hands in the sink one last time, and only then was Akiko permitted to use the shower.</w:t>
+      </w:r>
+      <w:r>
+        <w:rPr>
+          <w:rFonts w:eastAsia="Times New Roman"/>
+        </w:rPr>
+        <w:t xml:space="preserve"> </w:t>
+      </w:r>
+      <w:r>
+        <w:rPr>
+          <w:rFonts w:eastAsia="Times New Roman"/>
+        </w:rPr>
+        <w:t xml:space="preserve">She took the day’s clothes in as well, </w:t>
+      </w:r>
+      <w:r>
+        <w:rPr>
+          <w:rFonts w:eastAsia="Times New Roman"/>
+        </w:rPr>
+        <w:t>so that she could change in private.</w:t>
+      </w:r>
+    </w:p>
+    <w:p>
+      <w:pPr>
+        <w:rPr>
+          <w:rFonts w:eastAsia="Times New Roman"/>
+        </w:rPr>
+      </w:pPr>
+      <w:r>
+        <w:rPr>
+          <w:rFonts w:eastAsia="Times New Roman"/>
+        </w:rPr>
+        <w:t xml:space="preserve">By the time she was done, Cassandra had </w:t>
+      </w:r>
+      <w:r>
+        <w:rPr>
+          <w:rFonts w:eastAsia="Times New Roman"/>
+        </w:rPr>
+        <w:t xml:space="preserve">also </w:t>
+      </w:r>
+      <w:r>
+        <w:rPr>
+          <w:rFonts w:eastAsia="Times New Roman"/>
+        </w:rPr>
+        <w:t>dressed herself</w:t>
+      </w:r>
+      <w:r>
+        <w:rPr>
+          <w:rFonts w:eastAsia="Times New Roman"/>
+        </w:rPr>
+        <w:t>,</w:t>
+      </w:r>
+      <w:r>
+        <w:rPr>
+          <w:rFonts w:eastAsia="Times New Roman"/>
+        </w:rPr>
+        <w:t xml:space="preserve"> having selected</w:t>
+      </w:r>
+      <w:r>
+        <w:rPr>
+          <w:rFonts w:eastAsia="Times New Roman"/>
+        </w:rPr>
+        <w:t xml:space="preserve"> a maroon blazer and slacks, and was carefully examining the talisman on the wall </w:t>
+      </w:r>
+      <w:r>
+        <w:rPr>
+          <w:rFonts w:eastAsia="Times New Roman"/>
+        </w:rPr>
+        <w:t>when</w:t>
+      </w:r>
+      <w:r>
+        <w:rPr>
+          <w:rFonts w:eastAsia="Times New Roman"/>
+        </w:rPr>
+        <w:t xml:space="preserve"> she noticed Akiko’s return.</w:t>
+      </w:r>
+    </w:p>
+    <w:p>
+      <w:pPr>
+        <w:rPr>
+          <w:rFonts w:eastAsia="Times New Roman"/>
+        </w:rPr>
+      </w:pPr>
+      <w:r>
+        <w:rPr>
+          <w:rFonts w:eastAsia="Times New Roman"/>
+        </w:rPr>
+        <w:t xml:space="preserve">“Well, don’t you look cute?” she said, gesturing towards Akiko’s </w:t>
+      </w:r>
+      <w:r>
+        <w:rPr>
+          <w:rFonts w:eastAsia="Times New Roman"/>
+        </w:rPr>
+        <w:t>vibrant</w:t>
+      </w:r>
+      <w:r>
+        <w:rPr>
+          <w:rFonts w:eastAsia="Times New Roman"/>
+        </w:rPr>
+        <w:t xml:space="preserve"> </w:t>
+      </w:r>
+      <w:r>
+        <w:rPr>
+          <w:rFonts w:eastAsia="Times New Roman"/>
+        </w:rPr>
+        <w:t>outfit.</w:t>
+      </w:r>
+    </w:p>
+    <w:p>
+      <w:pPr>
+        <w:rPr>
+          <w:rFonts w:eastAsia="Times New Roman"/>
+        </w:rPr>
+      </w:pPr>
+      <w:r>
+        <w:rPr>
+          <w:rFonts w:eastAsia="Times New Roman"/>
+        </w:rPr>
+        <w:t>“What, this? It’s literally just leggings and a tank top.”</w:t>
+      </w:r>
+    </w:p>
+    <w:p>
+      <w:pPr>
+        <w:rPr>
+          <w:rFonts w:eastAsia="Times New Roman"/>
+        </w:rPr>
+      </w:pPr>
+      <w:r>
+        <w:rPr>
+          <w:rFonts w:eastAsia="Times New Roman"/>
+        </w:rPr>
+        <w:t>“Yeah, well, the yellow suits you</w:t>
+      </w:r>
+      <w:r>
+        <w:rPr>
+          <w:rFonts w:eastAsia="Times New Roman"/>
+        </w:rPr>
+        <w:t xml:space="preserve">. </w:t>
+      </w:r>
+      <w:r>
+        <w:rPr>
+          <w:rFonts w:eastAsia="Times New Roman"/>
+        </w:rPr>
+        <w:t>Of course</w:t>
+      </w:r>
+      <w:r>
+        <w:rPr>
+          <w:rFonts w:eastAsia="Times New Roman"/>
+        </w:rPr>
+        <w:t>,</w:t>
+      </w:r>
+      <w:r>
+        <w:rPr>
+          <w:rFonts w:eastAsia="Times New Roman"/>
+        </w:rPr>
+        <w:t xml:space="preserve"> I’m sure you’d look good in anything, but it’s nice to have a little brightness on a day like today.”</w:t>
+      </w:r>
+    </w:p>
+    <w:p>
+      <w:pPr>
+        <w:rPr>
+          <w:rFonts w:eastAsia="Times New Roman"/>
+        </w:rPr>
+      </w:pPr>
+      <w:r>
+        <w:rPr>
+          <w:rFonts w:eastAsia="Times New Roman"/>
+        </w:rPr>
+        <w:t>“Glad you approve, I guess.”</w:t>
+      </w:r>
+    </w:p>
+    <w:p>
+      <w:pPr>
+        <w:rPr>
+          <w:rFonts w:eastAsia="Times New Roman"/>
+        </w:rPr>
+      </w:pPr>
+      <w:r>
+        <w:rPr>
+          <w:rFonts w:eastAsia="Times New Roman"/>
+        </w:rPr>
+        <w:t>As they spoke, Cassandra carefully removed the talisman from the wall, folded it into a neat square, and slipped it into her pocket. Although Akiko questioned her attachment to a gift from an ex-partner whose power she didn’t even believe in, she knew better than to bring it up.</w:t>
+      </w:r>
+    </w:p>
+    <w:p>
+      <w:pPr>
+        <w:rPr>
+          <w:rFonts w:eastAsia="Times New Roman"/>
+        </w:rPr>
+      </w:pPr>
+      <w:r>
+        <w:rPr>
+          <w:rFonts w:eastAsia="Times New Roman"/>
+        </w:rPr>
+        <w:t>“Anyway, before I leave, there</w:t>
+      </w:r>
+      <w:r>
+        <w:rPr>
+          <w:rFonts w:eastAsia="Times New Roman"/>
+        </w:rPr>
+        <w:t xml:space="preserve">’s something important </w:t>
+      </w:r>
+      <w:r>
+        <w:rPr>
+          <w:rFonts w:eastAsia="Times New Roman"/>
+        </w:rPr>
+        <w:t>I wanted to ask you,” Cassandra continued</w:t>
+      </w:r>
+      <w:r>
+        <w:rPr>
+          <w:rFonts w:eastAsia="Times New Roman"/>
+        </w:rPr>
+        <w:t xml:space="preserve">. The </w:t>
+      </w:r>
+      <w:r>
+        <w:rPr>
+          <w:rFonts w:eastAsia="Times New Roman"/>
+        </w:rPr>
+        <w:t>warmth</w:t>
+      </w:r>
+      <w:r>
+        <w:rPr>
+          <w:rFonts w:eastAsia="Times New Roman"/>
+        </w:rPr>
+        <w:t xml:space="preserve"> on her face had completely vanished. </w:t>
+      </w:r>
+    </w:p>
+    <w:p>
+      <w:pPr>
+        <w:rPr>
+          <w:rFonts w:eastAsia="Times New Roman"/>
+        </w:rPr>
+      </w:pPr>
+      <w:r>
+        <w:rPr>
+          <w:rFonts w:eastAsia="Times New Roman"/>
+        </w:rPr>
+        <w:t>“</w:t>
+      </w:r>
+      <w:r>
+        <w:rPr>
+          <w:rFonts w:eastAsia="Times New Roman"/>
+        </w:rPr>
+        <w:t xml:space="preserve">Oh, I see how it is. Buttering me up before you </w:t>
+      </w:r>
+      <w:r>
+        <w:rPr>
+          <w:rFonts w:eastAsia="Times New Roman"/>
+        </w:rPr>
+        <w:t>call in</w:t>
+      </w:r>
+      <w:r>
+        <w:rPr>
+          <w:rFonts w:eastAsia="Times New Roman"/>
+        </w:rPr>
+        <w:t xml:space="preserve"> a favor, huh</w:t>
+      </w:r>
+      <w:r>
+        <w:rPr>
+          <w:rFonts w:eastAsia="Times New Roman"/>
+        </w:rPr>
+        <w:t>?” Akiko</w:t>
+      </w:r>
+      <w:r>
+        <w:rPr>
+          <w:rFonts w:eastAsia="Times New Roman"/>
+        </w:rPr>
+        <w:t xml:space="preserve"> joked, trying to hide her apprehension.</w:t>
+      </w:r>
+    </w:p>
+    <w:p>
+      <w:pPr>
+        <w:rPr>
+          <w:rFonts w:eastAsia="Times New Roman"/>
+        </w:rPr>
+      </w:pPr>
       <w:r>
         <w:rPr>
           <w:rFonts w:eastAsia="Times New Roman"/>
         </w:rPr>
         <w:lastRenderedPageBreak/>
-        <w:t>and dad sent me to study in Canada.</w:t>
-      </w:r>
-      <w:r>
-        <w:rPr>
-          <w:rFonts w:eastAsia="Times New Roman"/>
-        </w:rPr>
-        <w:t xml:space="preserve"> I’d rather not risk them seeing me and causing, uh, an incident.</w:t>
-      </w:r>
-      <w:r>
-        <w:rPr>
-          <w:rFonts w:eastAsia="Times New Roman"/>
-        </w:rPr>
-        <w:t>”</w:t>
-      </w:r>
-    </w:p>
-    <w:p>
-      <w:pPr>
-        <w:rPr>
-          <w:rFonts w:eastAsia="Times New Roman"/>
-        </w:rPr>
-      </w:pPr>
-      <w:r>
-        <w:rPr>
-          <w:rFonts w:eastAsia="Times New Roman"/>
-        </w:rPr>
-        <w:t>“</w:t>
-      </w:r>
-      <w:r>
-        <w:rPr>
-          <w:rFonts w:eastAsia="Times New Roman"/>
-        </w:rPr>
-        <w:t xml:space="preserve">Whatever you’re comfortable </w:t>
-      </w:r>
-      <w:r>
-        <w:rPr>
-          <w:rFonts w:eastAsia="Times New Roman"/>
-        </w:rPr>
-        <w:t>with.</w:t>
-      </w:r>
-      <w:r>
-        <w:rPr>
-          <w:rFonts w:eastAsia="Times New Roman"/>
-        </w:rPr>
-        <w:t xml:space="preserve"> I’ll try to make it quick all the same.”</w:t>
-      </w:r>
-    </w:p>
-    <w:p>
-      <w:pPr>
-        <w:rPr>
-          <w:rFonts w:eastAsia="Times New Roman"/>
-        </w:rPr>
-      </w:pPr>
-      <w:r>
-        <w:rPr>
-          <w:rFonts w:eastAsia="Times New Roman"/>
-        </w:rPr>
-        <w:t xml:space="preserve">Cassandra’s morning routine, despite her words, was far from short. She </w:t>
-      </w:r>
-      <w:r>
-        <w:rPr>
-          <w:rFonts w:eastAsia="Times New Roman"/>
-        </w:rPr>
-        <w:t>washed herself</w:t>
-      </w:r>
-      <w:r>
-        <w:rPr>
-          <w:rFonts w:eastAsia="Times New Roman"/>
-        </w:rPr>
-        <w:t>, blow-dried her hair</w:t>
-      </w:r>
-      <w:r>
-        <w:rPr>
-          <w:rFonts w:eastAsia="Times New Roman"/>
-        </w:rPr>
-        <w:t xml:space="preserve">, put in contacts, and applied </w:t>
-      </w:r>
-      <w:r>
-        <w:rPr>
-          <w:rFonts w:eastAsia="Times New Roman"/>
-        </w:rPr>
-        <w:t>lotion</w:t>
-      </w:r>
-      <w:r>
-        <w:rPr>
-          <w:rFonts w:eastAsia="Times New Roman"/>
-        </w:rPr>
-        <w:t xml:space="preserve"> as if each act had religious significance. Once everything was done, she rinsed her hands in the sink one last time, and only then was Akiko permitted to use the shower.</w:t>
-      </w:r>
-      <w:r>
-        <w:rPr>
-          <w:rFonts w:eastAsia="Times New Roman"/>
-        </w:rPr>
-        <w:t xml:space="preserve"> </w:t>
-      </w:r>
-      <w:r>
-        <w:rPr>
-          <w:rFonts w:eastAsia="Times New Roman"/>
-        </w:rPr>
-        <w:t xml:space="preserve">She took the day’s clothes in as well, </w:t>
-      </w:r>
-      <w:r>
-        <w:rPr>
-          <w:rFonts w:eastAsia="Times New Roman"/>
-        </w:rPr>
-        <w:t>so that she could change in private.</w:t>
-      </w:r>
-    </w:p>
-    <w:p>
-      <w:pPr>
-        <w:rPr>
-          <w:rFonts w:eastAsia="Times New Roman"/>
-        </w:rPr>
-      </w:pPr>
-      <w:r>
-        <w:rPr>
-          <w:rFonts w:eastAsia="Times New Roman"/>
-        </w:rPr>
-        <w:t xml:space="preserve">By the time she was done, Cassandra had </w:t>
-      </w:r>
-      <w:r>
-        <w:rPr>
-          <w:rFonts w:eastAsia="Times New Roman"/>
-        </w:rPr>
-        <w:t xml:space="preserve">also </w:t>
-      </w:r>
-      <w:r>
-        <w:rPr>
-          <w:rFonts w:eastAsia="Times New Roman"/>
-        </w:rPr>
-        <w:t>dressed herself</w:t>
-      </w:r>
-      <w:r>
-        <w:rPr>
-          <w:rFonts w:eastAsia="Times New Roman"/>
-        </w:rPr>
-        <w:t>,</w:t>
-      </w:r>
-      <w:r>
-        <w:rPr>
-          <w:rFonts w:eastAsia="Times New Roman"/>
-        </w:rPr>
-        <w:t xml:space="preserve"> having selected</w:t>
-      </w:r>
-      <w:r>
-        <w:rPr>
-          <w:rFonts w:eastAsia="Times New Roman"/>
-        </w:rPr>
-        <w:t xml:space="preserve"> a maroon blazer and slacks, and was carefully examining the talisman on the wall </w:t>
-      </w:r>
-      <w:r>
-        <w:rPr>
-          <w:rFonts w:eastAsia="Times New Roman"/>
-        </w:rPr>
-        <w:t>when</w:t>
-      </w:r>
-      <w:r>
-        <w:rPr>
-          <w:rFonts w:eastAsia="Times New Roman"/>
-        </w:rPr>
-        <w:t xml:space="preserve"> she noticed Akiko’s return.</w:t>
-      </w:r>
-    </w:p>
-    <w:p>
-      <w:pPr>
-        <w:rPr>
-          <w:rFonts w:eastAsia="Times New Roman"/>
-        </w:rPr>
-      </w:pPr>
-      <w:r>
-        <w:rPr>
-          <w:rFonts w:eastAsia="Times New Roman"/>
-        </w:rPr>
-        <w:t xml:space="preserve">“Well, don’t you look cute?” she said, gesturing towards Akiko’s </w:t>
-      </w:r>
-      <w:r>
-        <w:rPr>
-          <w:rFonts w:eastAsia="Times New Roman"/>
-        </w:rPr>
-        <w:t>vibrant</w:t>
-      </w:r>
-      <w:r>
-        <w:rPr>
-          <w:rFonts w:eastAsia="Times New Roman"/>
-        </w:rPr>
-        <w:t xml:space="preserve"> </w:t>
-      </w:r>
-      <w:r>
-        <w:rPr>
-          <w:rFonts w:eastAsia="Times New Roman"/>
-        </w:rPr>
-        <w:t>outfit.</w:t>
-      </w:r>
-    </w:p>
-    <w:p>
-      <w:pPr>
-        <w:rPr>
-          <w:rFonts w:eastAsia="Times New Roman"/>
-        </w:rPr>
-      </w:pPr>
-      <w:r>
-        <w:rPr>
-          <w:rFonts w:eastAsia="Times New Roman"/>
-        </w:rPr>
-        <w:t>“What, this? It’s literally just leggings and a tank top.”</w:t>
-      </w:r>
-    </w:p>
-    <w:p>
-      <w:pPr>
-        <w:rPr>
-          <w:rFonts w:eastAsia="Times New Roman"/>
-        </w:rPr>
-      </w:pPr>
-      <w:r>
-        <w:rPr>
-          <w:rFonts w:eastAsia="Times New Roman"/>
-        </w:rPr>
-        <w:t>“Yeah, well, the yellow suits you</w:t>
-      </w:r>
-      <w:r>
-        <w:rPr>
-          <w:rFonts w:eastAsia="Times New Roman"/>
-        </w:rPr>
-        <w:t xml:space="preserve">. </w:t>
-      </w:r>
-      <w:r>
-        <w:rPr>
-          <w:rFonts w:eastAsia="Times New Roman"/>
-        </w:rPr>
-        <w:t>Of course</w:t>
-      </w:r>
-      <w:r>
-        <w:rPr>
-          <w:rFonts w:eastAsia="Times New Roman"/>
-        </w:rPr>
-        <w:t>,</w:t>
-      </w:r>
-      <w:r>
-        <w:rPr>
-          <w:rFonts w:eastAsia="Times New Roman"/>
-        </w:rPr>
-        <w:t xml:space="preserve"> I’m sure you’d look good in anything, but it’s nice to have a little brightness on a day like today.”</w:t>
-      </w:r>
-    </w:p>
-    <w:p>
-      <w:pPr>
-        <w:rPr>
-          <w:rFonts w:eastAsia="Times New Roman"/>
-        </w:rPr>
-      </w:pPr>
-      <w:r>
-        <w:rPr>
-          <w:rFonts w:eastAsia="Times New Roman"/>
-        </w:rPr>
-        <w:t>“Glad you approve, I guess.”</w:t>
-      </w:r>
-    </w:p>
-    <w:p>
-      <w:pPr>
-        <w:rPr>
-          <w:rFonts w:eastAsia="Times New Roman"/>
-        </w:rPr>
-      </w:pPr>
-      <w:r>
-        <w:rPr>
-          <w:rFonts w:eastAsia="Times New Roman"/>
-        </w:rPr>
-        <w:t>As they spoke, Cassandra carefully removed the talisman from the wall, folded it into a neat square, and slipped it into her pocket. Although Akiko questioned her attachment to a gift from an ex-partner whose power she didn’t even believe in, she knew better than to bring it up.</w:t>
-      </w:r>
-    </w:p>
-    <w:p>
-      <w:pPr>
-        <w:rPr>
-          <w:rFonts w:eastAsia="Times New Roman"/>
-        </w:rPr>
-      </w:pPr>
-      <w:r>
-        <w:rPr>
-          <w:rFonts w:eastAsia="Times New Roman"/>
-        </w:rPr>
-        <w:t>“Anyway, before I leave, there</w:t>
-      </w:r>
-      <w:r>
-        <w:rPr>
-          <w:rFonts w:eastAsia="Times New Roman"/>
-        </w:rPr>
-        <w:t xml:space="preserve">’s something important </w:t>
-      </w:r>
-      <w:r>
-        <w:rPr>
-          <w:rFonts w:eastAsia="Times New Roman"/>
-        </w:rPr>
-        <w:t>I wanted to ask you,” Cassandra continued</w:t>
-      </w:r>
-      <w:r>
-        <w:rPr>
-          <w:rFonts w:eastAsia="Times New Roman"/>
-        </w:rPr>
-        <w:t xml:space="preserve">. The </w:t>
-      </w:r>
-      <w:r>
-        <w:rPr>
-          <w:rFonts w:eastAsia="Times New Roman"/>
-        </w:rPr>
-        <w:t>warmth</w:t>
-      </w:r>
-      <w:r>
-        <w:rPr>
-          <w:rFonts w:eastAsia="Times New Roman"/>
-        </w:rPr>
-        <w:t xml:space="preserve"> on her face had completely vanished. </w:t>
-      </w:r>
-    </w:p>
-    <w:p>
-      <w:pPr>
-        <w:rPr>
-          <w:rFonts w:eastAsia="Times New Roman"/>
-        </w:rPr>
-      </w:pPr>
-      <w:r>
-        <w:rPr>
-          <w:rFonts w:eastAsia="Times New Roman"/>
-        </w:rPr>
-        <w:t>“</w:t>
-      </w:r>
-      <w:r>
-        <w:rPr>
-          <w:rFonts w:eastAsia="Times New Roman"/>
-        </w:rPr>
-        <w:t xml:space="preserve">Oh, I see how it is. Buttering me up before you </w:t>
-      </w:r>
-      <w:r>
-        <w:rPr>
-          <w:rFonts w:eastAsia="Times New Roman"/>
-        </w:rPr>
-        <w:t>call in</w:t>
-      </w:r>
-      <w:r>
-        <w:rPr>
-          <w:rFonts w:eastAsia="Times New Roman"/>
-        </w:rPr>
-        <w:t xml:space="preserve"> a favor, huh</w:t>
-      </w:r>
-      <w:r>
-        <w:rPr>
-          <w:rFonts w:eastAsia="Times New Roman"/>
-        </w:rPr>
-        <w:t>?” Akiko</w:t>
-      </w:r>
-      <w:r>
-        <w:rPr>
-          <w:rFonts w:eastAsia="Times New Roman"/>
-        </w:rPr>
-        <w:t xml:space="preserve"> joked, trying to hide her apprehension.</w:t>
-      </w:r>
-    </w:p>
-    <w:p>
-      <w:pPr>
-        <w:rPr>
-          <w:rFonts w:eastAsia="Times New Roman"/>
-        </w:rPr>
-      </w:pPr>
-      <w:r>
-        <w:rPr>
-          <w:rFonts w:eastAsia="Times New Roman"/>
-        </w:rPr>
         <w:t xml:space="preserve">Cassandra seemed </w:t>
       </w:r>
       <w:r>
@@ -12156,7 +12355,6 @@
         <w:rPr>
           <w:rFonts w:eastAsia="Times New Roman"/>
         </w:rPr>
-        <w:lastRenderedPageBreak/>
         <w:t>“That’s more than a little ominous, but sure. Shoot.”</w:t>
       </w:r>
     </w:p>
@@ -12468,6 +12666,7 @@
         <w:rPr>
           <w:rFonts w:eastAsia="Times New Roman"/>
         </w:rPr>
+        <w:lastRenderedPageBreak/>
         <w:t>It</w:t>
       </w:r>
       <w:r>
@@ -12506,7 +12705,6 @@
         <w:rPr>
           <w:rFonts w:eastAsia="Times New Roman"/>
         </w:rPr>
-        <w:lastRenderedPageBreak/>
         <w:t xml:space="preserve">She expected Cassandra to be angry, to renege on </w:t>
       </w:r>
       <w:r>
@@ -12845,7 +13043,6 @@
       </w:pPr>
       <w:bookmarkStart w:id="10" w:name="_Toc233159047"/>
       <w:r>
-        <w:lastRenderedPageBreak/>
         <w:t>Chapter 5 – Across the Aisle</w:t>
       </w:r>
       <w:bookmarkEnd w:id="10"/>
@@ -13240,6 +13437,7 @@
         <w:rPr>
           <w:rFonts w:eastAsia="Times New Roman"/>
         </w:rPr>
+        <w:lastRenderedPageBreak/>
         <w:t>“</w:t>
       </w:r>
       <w:r>
@@ -13309,7 +13507,6 @@
         <w:rPr>
           <w:rFonts w:eastAsia="Times New Roman"/>
         </w:rPr>
-        <w:lastRenderedPageBreak/>
         <w:t xml:space="preserve">“Neither of them </w:t>
       </w:r>
       <w:r>

--- a/Peregrine 2020.docx
+++ b/Peregrine 2020.docx
@@ -2123,15 +2123,7 @@
     </w:p>
     <w:p>
       <w:r>
-        <w:t xml:space="preserve">“That scent you’re wearing is </w:t>
-      </w:r>
-      <w:proofErr w:type="gramStart"/>
-      <w:r>
-        <w:t>real</w:t>
-      </w:r>
-      <w:proofErr w:type="gramEnd"/>
-      <w:r>
-        <w:t xml:space="preserve"> nice,” </w:t>
+        <w:t xml:space="preserve">“That scent you’re wearing is real nice,” </w:t>
       </w:r>
       <w:r>
         <w:t>she</w:t>
@@ -2549,15 +2541,7 @@
         <w:t>,</w:t>
       </w:r>
       <w:r>
-        <w:t xml:space="preserve"> and opened up an old game she had installed on a whim. It was a stupid thing </w:t>
-      </w:r>
-      <w:proofErr w:type="gramStart"/>
-      <w:r>
-        <w:t>whose</w:t>
-      </w:r>
-      <w:proofErr w:type="gramEnd"/>
-      <w:r>
-        <w:t xml:space="preserve"> only redeeming quality was a cast full of pretty girls, but watching the scenery fly </w:t>
+        <w:t xml:space="preserve"> and opened up an old game she had installed on a whim. It was a stupid thing whose only redeeming quality was a cast full of pretty girls, but watching the scenery fly </w:t>
       </w:r>
       <w:r>
         <w:t>past</w:t>
@@ -3253,10 +3237,10 @@
       <w:r>
         <w:t xml:space="preserve">2 – </w:t>
       </w:r>
-      <w:r>
-        <w:t>Opening Moves</w:t>
-      </w:r>
       <w:bookmarkEnd w:id="7"/>
+      <w:r>
+        <w:t>Seed</w:t>
+      </w:r>
     </w:p>
     <w:p>
       <w:pPr>
@@ -3404,7 +3388,19 @@
         <w:rPr>
           <w:lang w:eastAsia="ja-JP"/>
         </w:rPr>
-        <w:t xml:space="preserve"> girlfriend, a young woman named Chenmei, had introduced her to the genre, but had passed away two years prior. A suicide, they’d told her. Now, </w:t>
+        <w:t xml:space="preserve"> girlfriend, a young woman named </w:t>
+      </w:r>
+      <w:r>
+        <w:rPr>
+          <w:lang w:eastAsia="ja-JP"/>
+        </w:rPr>
+        <w:t>Sun Zhiyi</w:t>
+      </w:r>
+      <w:r>
+        <w:rPr>
+          <w:lang w:eastAsia="ja-JP"/>
+        </w:rPr>
+        <w:t xml:space="preserve">, had introduced her to the genre, but had passed away two years prior. A suicide, they’d told her. Now, </w:t>
       </w:r>
       <w:r>
         <w:rPr>
@@ -5147,7 +5143,19 @@
         <w:rPr>
           <w:lang w:eastAsia="ja-JP"/>
         </w:rPr>
-        <w:t>On nights like this, she and Chenmei used to watch the sky together, as if they could see stars past all the light pollution.</w:t>
+        <w:t xml:space="preserve">On nights like this, she and </w:t>
+      </w:r>
+      <w:r>
+        <w:rPr>
+          <w:lang w:eastAsia="ja-JP"/>
+        </w:rPr>
+        <w:t>Zhiyi</w:t>
+      </w:r>
+      <w:r>
+        <w:rPr>
+          <w:lang w:eastAsia="ja-JP"/>
+        </w:rPr>
+        <w:t xml:space="preserve"> used to watch the sky together, as if they could see stars past all the light pollution.</w:t>
       </w:r>
     </w:p>
     <w:p>
@@ -6492,6 +6500,12 @@
         <w:rPr>
           <w:lang w:eastAsia="ja-JP"/>
         </w:rPr>
+        <w:t xml:space="preserve">Hao </w:t>
+      </w:r>
+      <w:r>
+        <w:rPr>
+          <w:lang w:eastAsia="ja-JP"/>
+        </w:rPr>
         <w:t xml:space="preserve">Zhenyan, hmm?” Akiko asked once Cassandra returned the phone to its owner. </w:t>
       </w:r>
     </w:p>
@@ -6533,7 +6547,25 @@
         <w:rPr>
           <w:lang w:eastAsia="ja-JP"/>
         </w:rPr>
-        <w:t xml:space="preserve"> in it, meaning ‘chastity</w:t>
+        <w:t>; it</w:t>
+      </w:r>
+      <w:r>
+        <w:rPr>
+          <w:lang w:eastAsia="ja-JP"/>
+        </w:rPr>
+        <w:t xml:space="preserve"> </w:t>
+      </w:r>
+      <w:r>
+        <w:rPr>
+          <w:lang w:eastAsia="ja-JP"/>
+        </w:rPr>
+        <w:t>means</w:t>
+      </w:r>
+      <w:r>
+        <w:rPr>
+          <w:lang w:eastAsia="ja-JP"/>
+        </w:rPr>
+        <w:t xml:space="preserve"> ‘chastity</w:t>
       </w:r>
       <w:r>
         <w:rPr>
@@ -6633,19 +6665,31 @@
         </w:rPr>
         <w:t>Not really.”</w:t>
       </w:r>
-    </w:p>
-    <w:p>
-      <w:pPr>
-        <w:rPr>
-          <w:lang w:eastAsia="ja-JP"/>
-        </w:rPr>
-      </w:pPr>
-      <w:r>
-        <w:rPr>
-          <w:lang w:eastAsia="ja-JP"/>
-        </w:rPr>
-        <w:t xml:space="preserve"> </w:t>
-      </w:r>
+      <w:r>
+        <w:rPr>
+          <w:lang w:eastAsia="ja-JP"/>
+        </w:rPr>
+        <w:t xml:space="preserve"> Cassandra paused and looked out over the sea, once again imagining </w:t>
+      </w:r>
+      <w:r>
+        <w:rPr>
+          <w:lang w:eastAsia="ja-JP"/>
+        </w:rPr>
+        <w:t>her beloved Sun Zhiyi</w:t>
+      </w:r>
+      <w:r>
+        <w:rPr>
+          <w:lang w:eastAsia="ja-JP"/>
+        </w:rPr>
+        <w:t xml:space="preserve"> by her side</w:t>
+      </w:r>
+    </w:p>
+    <w:p>
+      <w:pPr>
+        <w:rPr>
+          <w:lang w:eastAsia="ja-JP"/>
+        </w:rPr>
+      </w:pPr>
     </w:p>
     <w:p>
       <w:pPr>
@@ -7094,12 +7138,19 @@
         <w:rPr>
           <w:rFonts w:eastAsia="Calibri"/>
         </w:rPr>
-        <w:t xml:space="preserve">. A professional security team replaced the gangs, the old compound </w:t>
+        <w:t xml:space="preserve">. A professional security team replaced the gangs, the old </w:t>
       </w:r>
       <w:r>
         <w:rPr>
           <w:rFonts w:eastAsia="Calibri"/>
         </w:rPr>
+        <w:lastRenderedPageBreak/>
+        <w:t xml:space="preserve">compound </w:t>
+      </w:r>
+      <w:r>
+        <w:rPr>
+          <w:rFonts w:eastAsia="Calibri"/>
+        </w:rPr>
         <w:t>grew into</w:t>
       </w:r>
       <w:r>
@@ -7136,556 +7187,549 @@
         <w:rPr>
           <w:rFonts w:eastAsia="Calibri"/>
         </w:rPr>
-        <w:t xml:space="preserve">When the man </w:t>
+        <w:t xml:space="preserve">When the man himself retired, he sold his company to Aleph Null to at last extend its reach across the globe, and </w:t>
       </w:r>
       <w:r>
         <w:rPr>
           <w:rFonts w:eastAsia="Calibri"/>
         </w:rPr>
+        <w:t>he died</w:t>
+      </w:r>
+      <w:r>
+        <w:rPr>
+          <w:rFonts w:eastAsia="Calibri"/>
+        </w:rPr>
+        <w:t xml:space="preserve"> content that he had made the world a better place.</w:t>
+      </w:r>
+    </w:p>
+    <w:p>
+      <w:pPr>
+        <w:rPr>
+          <w:rFonts w:eastAsia="Calibri"/>
+        </w:rPr>
+      </w:pPr>
+      <w:r>
+        <w:rPr>
+          <w:rFonts w:eastAsia="Calibri"/>
+        </w:rPr>
+        <w:t>C</w:t>
+      </w:r>
+      <w:r>
+        <w:rPr>
+          <w:rFonts w:eastAsia="Calibri"/>
+        </w:rPr>
+        <w:t xml:space="preserve">lose to a century </w:t>
+      </w:r>
+      <w:r>
+        <w:rPr>
+          <w:rFonts w:eastAsia="Calibri"/>
+        </w:rPr>
+        <w:t>later</w:t>
+      </w:r>
+      <w:r>
+        <w:rPr>
+          <w:rFonts w:eastAsia="Calibri"/>
+        </w:rPr>
+        <w:t xml:space="preserve">, the </w:t>
+      </w:r>
+      <w:r>
+        <w:rPr>
+          <w:rFonts w:eastAsia="Calibri"/>
+        </w:rPr>
+        <w:t>shuttle</w:t>
+      </w:r>
+      <w:r>
+        <w:rPr>
+          <w:rFonts w:eastAsia="Calibri"/>
+        </w:rPr>
+        <w:t xml:space="preserve"> carrying Cassandra and her friends returned from Athens. </w:t>
+      </w:r>
+      <w:r>
+        <w:rPr>
+          <w:rFonts w:eastAsia="Calibri"/>
+        </w:rPr>
+        <w:t>They cleared customs in Newfoundland, where the Skywatch had no presence, then flew straight to</w:t>
+      </w:r>
+      <w:r>
+        <w:rPr>
+          <w:rFonts w:eastAsia="Calibri"/>
+        </w:rPr>
+        <w:t xml:space="preserve"> </w:t>
+      </w:r>
+      <w:r>
+        <w:rPr>
+          <w:rFonts w:eastAsia="Calibri"/>
+        </w:rPr>
+        <w:t xml:space="preserve">the </w:t>
+      </w:r>
+      <w:r>
+        <w:rPr>
+          <w:rFonts w:eastAsia="Calibri"/>
+        </w:rPr>
+        <w:t>branch campus</w:t>
+      </w:r>
+      <w:r>
+        <w:rPr>
+          <w:rFonts w:eastAsia="Calibri"/>
+        </w:rPr>
+        <w:t xml:space="preserve"> itself, near what had once been Lasalle’s original headquarters</w:t>
+      </w:r>
+      <w:r>
+        <w:rPr>
+          <w:rFonts w:eastAsia="Calibri"/>
+        </w:rPr>
+        <w:t xml:space="preserve">. Cassandra had selected a VTOL </w:t>
+      </w:r>
+      <w:r>
+        <w:rPr>
+          <w:rFonts w:eastAsia="Calibri"/>
+        </w:rPr>
+        <w:t>aircraft</w:t>
+      </w:r>
+      <w:r>
+        <w:rPr>
+          <w:rFonts w:eastAsia="Calibri"/>
+        </w:rPr>
+        <w:t xml:space="preserve"> for exactly that purpose.</w:t>
+      </w:r>
+    </w:p>
+    <w:p>
+      <w:pPr>
+        <w:rPr>
+          <w:rFonts w:eastAsia="Calibri"/>
+        </w:rPr>
+      </w:pPr>
+      <w:r>
+        <w:rPr>
+          <w:rFonts w:eastAsia="Calibri"/>
+        </w:rPr>
+        <w:t xml:space="preserve">As the </w:t>
+      </w:r>
+      <w:r>
+        <w:rPr>
+          <w:rFonts w:eastAsia="Calibri"/>
+        </w:rPr>
+        <w:t>aircraft</w:t>
+      </w:r>
+      <w:r>
+        <w:rPr>
+          <w:rFonts w:eastAsia="Calibri"/>
+        </w:rPr>
+        <w:t xml:space="preserve"> entered </w:t>
+      </w:r>
+      <w:r>
+        <w:rPr>
+          <w:rFonts w:eastAsia="Calibri"/>
+        </w:rPr>
+        <w:t>Montreal</w:t>
+      </w:r>
+      <w:r>
+        <w:rPr>
+          <w:rFonts w:eastAsia="Calibri"/>
+        </w:rPr>
+        <w:t xml:space="preserve"> airspace, Cassandra twitched against the rock-hard seat cushion</w:t>
+      </w:r>
+      <w:r>
+        <w:rPr>
+          <w:rFonts w:eastAsia="Calibri"/>
+        </w:rPr>
+        <w:t xml:space="preserve">. </w:t>
+      </w:r>
+      <w:r>
+        <w:rPr>
+          <w:rFonts w:eastAsia="Calibri"/>
+        </w:rPr>
+        <w:t>Though the flight should have offered plenty of time to rest, h</w:t>
+      </w:r>
+      <w:r>
+        <w:rPr>
+          <w:rFonts w:eastAsia="Calibri"/>
+        </w:rPr>
+        <w:t xml:space="preserve">er memories of the </w:t>
+      </w:r>
+      <w:r>
+        <w:rPr>
+          <w:rFonts w:eastAsia="Calibri"/>
+        </w:rPr>
+        <w:t>disaster and the discomfort of her seat itself had kept her from restful sleep</w:t>
+      </w:r>
+      <w:r>
+        <w:rPr>
+          <w:rFonts w:eastAsia="Calibri"/>
+        </w:rPr>
+        <w:t xml:space="preserve">. </w:t>
+      </w:r>
+      <w:r>
+        <w:rPr>
+          <w:rFonts w:eastAsia="Calibri"/>
+        </w:rPr>
+        <w:t xml:space="preserve">Her skin itched all over. Her </w:t>
+      </w:r>
+      <w:r>
+        <w:rPr>
+          <w:rFonts w:eastAsia="Calibri"/>
+        </w:rPr>
+        <w:t>expensive high heels</w:t>
+      </w:r>
+      <w:r>
+        <w:rPr>
+          <w:rFonts w:eastAsia="Calibri"/>
+        </w:rPr>
+        <w:t xml:space="preserve"> suddenly seemed a size too small, </w:t>
+      </w:r>
+      <w:r>
+        <w:rPr>
+          <w:rFonts w:eastAsia="Calibri"/>
+        </w:rPr>
+        <w:t xml:space="preserve">binding toes that couldn’t so much as wiggle. </w:t>
+      </w:r>
+      <w:r>
+        <w:rPr>
+          <w:rFonts w:eastAsia="Calibri"/>
+        </w:rPr>
+        <w:t>The</w:t>
+      </w:r>
+      <w:r>
+        <w:rPr>
+          <w:rFonts w:eastAsia="Calibri"/>
+        </w:rPr>
+        <w:t xml:space="preserve"> bra </w:t>
+      </w:r>
+      <w:r>
+        <w:rPr>
+          <w:rFonts w:eastAsia="Calibri"/>
+        </w:rPr>
+        <w:t>she rarely noticed anymore</w:t>
+      </w:r>
+      <w:r>
+        <w:rPr>
+          <w:rFonts w:eastAsia="Calibri"/>
+        </w:rPr>
+        <w:t xml:space="preserve"> was now a </w:t>
+      </w:r>
+      <w:r>
+        <w:rPr>
+          <w:rFonts w:eastAsia="Calibri"/>
+        </w:rPr>
+        <w:t>painful</w:t>
+      </w:r>
+      <w:r>
+        <w:rPr>
+          <w:rFonts w:eastAsia="Calibri"/>
+        </w:rPr>
+        <w:t xml:space="preserve"> sensation around her chest that she longed to tear off.</w:t>
+      </w:r>
+    </w:p>
+    <w:p>
+      <w:pPr>
+        <w:rPr>
+          <w:rFonts w:eastAsia="Calibri"/>
+        </w:rPr>
+      </w:pPr>
+      <w:r>
+        <w:rPr>
+          <w:rFonts w:eastAsia="Calibri"/>
+        </w:rPr>
+        <w:t>Home</w:t>
+      </w:r>
+      <w:r>
+        <w:rPr>
+          <w:rFonts w:eastAsia="Calibri"/>
+        </w:rPr>
+        <w:t xml:space="preserve"> was on the horizon, she reminded herself. Only half an hour, give or take, before she would be able to strip herself down and take a much-needed shower</w:t>
+      </w:r>
+      <w:r>
+        <w:rPr>
+          <w:rFonts w:eastAsia="Calibri"/>
+        </w:rPr>
+        <w:t>, or perhaps a bath in her apartment</w:t>
+      </w:r>
+      <w:r>
+        <w:rPr>
+          <w:rFonts w:eastAsia="Calibri"/>
+        </w:rPr>
+        <w:t xml:space="preserve">’s </w:t>
+      </w:r>
+      <w:r>
+        <w:rPr>
+          <w:rFonts w:eastAsia="Calibri"/>
+        </w:rPr>
+        <w:t>hot tub. That sort of leisure</w:t>
+      </w:r>
+      <w:r>
+        <w:rPr>
+          <w:rFonts w:eastAsia="Calibri"/>
+        </w:rPr>
+        <w:t xml:space="preserve"> </w:t>
+      </w:r>
+      <w:r>
+        <w:rPr>
+          <w:rFonts w:eastAsia="Calibri"/>
+        </w:rPr>
+        <w:t xml:space="preserve">was exactly what she needed. </w:t>
+      </w:r>
+      <w:r>
+        <w:rPr>
+          <w:rFonts w:eastAsia="Calibri"/>
+        </w:rPr>
+        <w:t xml:space="preserve">Until then, however, the best she could do was to take deep breaths, scratch the itches </w:t>
+      </w:r>
+      <w:r>
+        <w:rPr>
+          <w:rFonts w:eastAsia="Calibri"/>
+        </w:rPr>
+        <w:t>as</w:t>
+      </w:r>
+      <w:r>
+        <w:rPr>
+          <w:rFonts w:eastAsia="Calibri"/>
+        </w:rPr>
+        <w:t xml:space="preserve"> best she could, and try to situate her mind in a comfortable place, the way her therapist had once </w:t>
+      </w:r>
+      <w:r>
+        <w:rPr>
+          <w:rFonts w:eastAsia="Calibri"/>
+        </w:rPr>
+        <w:t>suggested</w:t>
+      </w:r>
+      <w:r>
+        <w:rPr>
+          <w:rFonts w:eastAsia="Calibri"/>
+        </w:rPr>
+        <w:t>.</w:t>
+      </w:r>
+    </w:p>
+    <w:p>
+      <w:pPr>
+        <w:rPr>
+          <w:rFonts w:eastAsia="Calibri"/>
+        </w:rPr>
+      </w:pPr>
+      <w:r>
+        <w:rPr>
+          <w:rFonts w:eastAsia="Calibri"/>
+        </w:rPr>
+        <w:t xml:space="preserve">For Cassandra, that place was </w:t>
+      </w:r>
+      <w:r>
+        <w:rPr>
+          <w:rFonts w:eastAsia="Calibri"/>
+        </w:rPr>
+        <w:t xml:space="preserve">a café on </w:t>
+      </w:r>
+      <w:r>
+        <w:rPr>
+          <w:rFonts w:eastAsia="Calibri"/>
+        </w:rPr>
+        <w:t>Sherbrooke Street</w:t>
+      </w:r>
+      <w:r>
+        <w:rPr>
+          <w:rFonts w:eastAsia="Calibri"/>
+        </w:rPr>
+        <w:t xml:space="preserve">. </w:t>
+      </w:r>
+      <w:r>
+        <w:rPr>
+          <w:rFonts w:eastAsia="Calibri"/>
+        </w:rPr>
+        <w:t xml:space="preserve">It was a </w:t>
+      </w:r>
+      <w:r>
+        <w:rPr>
+          <w:rFonts w:eastAsia="Calibri"/>
+        </w:rPr>
+        <w:t>kitschy</w:t>
+      </w:r>
+      <w:r>
+        <w:rPr>
+          <w:rFonts w:eastAsia="Calibri"/>
+        </w:rPr>
+        <w:t xml:space="preserve"> little building in the shadow of the upper city</w:t>
+      </w:r>
+      <w:r>
+        <w:rPr>
+          <w:rFonts w:eastAsia="Calibri"/>
+        </w:rPr>
+        <w:t xml:space="preserve"> where she and her high school friends</w:t>
+      </w:r>
+      <w:r>
+        <w:rPr>
+          <w:rFonts w:eastAsia="Calibri"/>
+        </w:rPr>
+        <w:t xml:space="preserve"> liked to eat </w:t>
+      </w:r>
+      <w:r>
+        <w:rPr>
+          <w:rFonts w:eastAsia="Calibri"/>
+        </w:rPr>
+        <w:t>in the afternoons. She recalled the smell of poutine and cigarette smoke, the crinkle of other patrons’ newspapers, the laughter of her classmates, and her mother’s disapproving glare whenever she returned from the “dangerous” lower streets.</w:t>
+      </w:r>
+      <w:r>
+        <w:rPr>
+          <w:rFonts w:eastAsia="Calibri"/>
+        </w:rPr>
+        <w:t xml:space="preserve"> </w:t>
+      </w:r>
+      <w:r>
+        <w:rPr>
+          <w:rFonts w:eastAsia="Calibri"/>
+        </w:rPr>
+        <w:t xml:space="preserve">Even though these memories carried with them a </w:t>
+      </w:r>
+      <w:r>
+        <w:rPr>
+          <w:rFonts w:eastAsia="Calibri"/>
+        </w:rPr>
+        <w:t>pang</w:t>
+      </w:r>
+      <w:r>
+        <w:rPr>
+          <w:rFonts w:eastAsia="Calibri"/>
+        </w:rPr>
+        <w:t xml:space="preserve"> of sorrow for friends she no longer knew, they were also a source of warmth, </w:t>
+      </w:r>
+      <w:r>
+        <w:rPr>
+          <w:rFonts w:eastAsia="Calibri"/>
+        </w:rPr>
+        <w:t>which</w:t>
+      </w:r>
+      <w:r>
+        <w:rPr>
+          <w:rFonts w:eastAsia="Calibri"/>
+        </w:rPr>
+        <w:t xml:space="preserve"> was enough.</w:t>
+      </w:r>
+    </w:p>
+    <w:p>
+      <w:pPr>
+        <w:rPr>
+          <w:rFonts w:eastAsia="Calibri"/>
+        </w:rPr>
+      </w:pPr>
+      <w:r>
+        <w:rPr>
+          <w:rFonts w:eastAsia="Calibri"/>
+        </w:rPr>
+        <w:t xml:space="preserve">That was a lie. It was never enough. </w:t>
+      </w:r>
+    </w:p>
+    <w:p>
+      <w:pPr>
+        <w:rPr>
+          <w:rFonts w:eastAsia="Calibri"/>
+        </w:rPr>
+      </w:pPr>
+      <w:r>
+        <w:rPr>
+          <w:rFonts w:eastAsia="Calibri"/>
+        </w:rPr>
+        <w:t>Sensing her distress, Akiko la</w:t>
+      </w:r>
+      <w:r>
+        <w:rPr>
+          <w:rFonts w:eastAsia="Calibri"/>
+        </w:rPr>
+        <w:t>id</w:t>
+      </w:r>
+      <w:r>
+        <w:rPr>
+          <w:rFonts w:eastAsia="Calibri"/>
+        </w:rPr>
+        <w:t xml:space="preserve"> a sympathetic hand on </w:t>
+      </w:r>
+      <w:r>
+        <w:rPr>
+          <w:rFonts w:eastAsia="Calibri"/>
+        </w:rPr>
+        <w:t>her</w:t>
+      </w:r>
+      <w:r>
+        <w:rPr>
+          <w:rFonts w:eastAsia="Calibri"/>
+        </w:rPr>
+        <w:t xml:space="preserve"> shoulder. </w:t>
+      </w:r>
+      <w:r>
+        <w:rPr>
+          <w:rFonts w:eastAsia="Calibri"/>
+        </w:rPr>
+        <w:t>Cassandra</w:t>
+      </w:r>
+      <w:r>
+        <w:rPr>
+          <w:rFonts w:eastAsia="Calibri"/>
+        </w:rPr>
+        <w:t xml:space="preserve"> immediately and </w:t>
+      </w:r>
+      <w:r>
+        <w:rPr>
+          <w:rFonts w:eastAsia="Calibri"/>
+        </w:rPr>
+        <w:t>instinctively</w:t>
+      </w:r>
+      <w:r>
+        <w:rPr>
+          <w:rFonts w:eastAsia="Calibri"/>
+        </w:rPr>
+        <w:t xml:space="preserve"> swatted it away</w:t>
+      </w:r>
+      <w:r>
+        <w:rPr>
+          <w:rFonts w:eastAsia="Calibri"/>
+        </w:rPr>
+        <w:t>.</w:t>
+      </w:r>
+    </w:p>
+    <w:p>
+      <w:pPr>
+        <w:rPr>
+          <w:rFonts w:eastAsia="Calibri"/>
+        </w:rPr>
+      </w:pPr>
+      <w:r>
+        <w:rPr>
+          <w:rFonts w:eastAsia="Calibri"/>
+        </w:rPr>
         <w:lastRenderedPageBreak/>
-        <w:t xml:space="preserve">himself retired, he sold his company to Aleph Null to at last extend its reach across the globe, and </w:t>
+        <w:t>“</w:t>
       </w:r>
       <w:r>
         <w:rPr>
           <w:rFonts w:eastAsia="Calibri"/>
         </w:rPr>
-        <w:t>he died</w:t>
+        <w:t>Yikes</w:t>
       </w:r>
       <w:r>
         <w:rPr>
           <w:rFonts w:eastAsia="Calibri"/>
         </w:rPr>
-        <w:t xml:space="preserve"> content that he had made the world a better place.</w:t>
-      </w:r>
-    </w:p>
-    <w:p>
-      <w:pPr>
+        <w:t xml:space="preserve">, </w:t>
+      </w:r>
+      <w:r>
         <w:rPr>
           <w:rFonts w:eastAsia="Calibri"/>
         </w:rPr>
-      </w:pPr>
+        <w:t>alright</w:t>
+      </w:r>
       <w:r>
         <w:rPr>
           <w:rFonts w:eastAsia="Calibri"/>
         </w:rPr>
-        <w:t>C</w:t>
-      </w:r>
-      <w:r>
+        <w:t>,” her friend said. “No touching, huh?”</w:t>
+      </w:r>
+    </w:p>
+    <w:p>
+      <w:pPr>
         <w:rPr>
           <w:rFonts w:eastAsia="Calibri"/>
         </w:rPr>
-        <w:t xml:space="preserve">lose to a century </w:t>
-      </w:r>
+      </w:pPr>
       <w:r>
         <w:rPr>
           <w:rFonts w:eastAsia="Calibri"/>
         </w:rPr>
-        <w:t>later</w:t>
-      </w:r>
-      <w:r>
-        <w:rPr>
-          <w:rFonts w:eastAsia="Calibri"/>
-        </w:rPr>
-        <w:t xml:space="preserve">, the </w:t>
-      </w:r>
-      <w:r>
-        <w:rPr>
-          <w:rFonts w:eastAsia="Calibri"/>
-        </w:rPr>
-        <w:t>shuttle</w:t>
-      </w:r>
-      <w:r>
-        <w:rPr>
-          <w:rFonts w:eastAsia="Calibri"/>
-        </w:rPr>
-        <w:t xml:space="preserve"> carrying Cassandra and her friends returned from Athens. </w:t>
-      </w:r>
-      <w:r>
-        <w:rPr>
-          <w:rFonts w:eastAsia="Calibri"/>
-        </w:rPr>
-        <w:t>They cleared customs in Newfoundland, where the Skywatch had no presence, then flew straight to</w:t>
-      </w:r>
-      <w:r>
-        <w:rPr>
-          <w:rFonts w:eastAsia="Calibri"/>
-        </w:rPr>
-        <w:t xml:space="preserve"> </w:t>
-      </w:r>
-      <w:r>
-        <w:rPr>
-          <w:rFonts w:eastAsia="Calibri"/>
-        </w:rPr>
-        <w:t xml:space="preserve">the </w:t>
-      </w:r>
-      <w:r>
-        <w:rPr>
-          <w:rFonts w:eastAsia="Calibri"/>
-        </w:rPr>
-        <w:t>branch campus</w:t>
-      </w:r>
-      <w:r>
-        <w:rPr>
-          <w:rFonts w:eastAsia="Calibri"/>
-        </w:rPr>
-        <w:t xml:space="preserve"> itself, near what had once been Lasalle’s original headquarters</w:t>
-      </w:r>
-      <w:r>
-        <w:rPr>
-          <w:rFonts w:eastAsia="Calibri"/>
-        </w:rPr>
-        <w:t xml:space="preserve">. Cassandra had selected a VTOL </w:t>
-      </w:r>
-      <w:r>
-        <w:rPr>
-          <w:rFonts w:eastAsia="Calibri"/>
-        </w:rPr>
-        <w:t>aircraft</w:t>
-      </w:r>
-      <w:r>
-        <w:rPr>
-          <w:rFonts w:eastAsia="Calibri"/>
-        </w:rPr>
-        <w:t xml:space="preserve"> for exactly that purpose.</w:t>
-      </w:r>
-    </w:p>
-    <w:p>
-      <w:pPr>
-        <w:rPr>
-          <w:rFonts w:eastAsia="Calibri"/>
-        </w:rPr>
-      </w:pPr>
-      <w:r>
-        <w:rPr>
-          <w:rFonts w:eastAsia="Calibri"/>
-        </w:rPr>
-        <w:t xml:space="preserve">As the </w:t>
-      </w:r>
-      <w:r>
-        <w:rPr>
-          <w:rFonts w:eastAsia="Calibri"/>
-        </w:rPr>
-        <w:t>aircraft</w:t>
-      </w:r>
-      <w:r>
-        <w:rPr>
-          <w:rFonts w:eastAsia="Calibri"/>
-        </w:rPr>
-        <w:t xml:space="preserve"> entered </w:t>
-      </w:r>
-      <w:r>
-        <w:rPr>
-          <w:rFonts w:eastAsia="Calibri"/>
-        </w:rPr>
-        <w:t>Montreal</w:t>
-      </w:r>
-      <w:r>
-        <w:rPr>
-          <w:rFonts w:eastAsia="Calibri"/>
-        </w:rPr>
-        <w:t xml:space="preserve"> airspace, Cassandra twitched against the rock-hard seat cushion</w:t>
-      </w:r>
-      <w:r>
-        <w:rPr>
-          <w:rFonts w:eastAsia="Calibri"/>
-        </w:rPr>
-        <w:t xml:space="preserve">. </w:t>
-      </w:r>
-      <w:r>
-        <w:rPr>
-          <w:rFonts w:eastAsia="Calibri"/>
-        </w:rPr>
-        <w:t>Though the flight should have offered plenty of time to rest, h</w:t>
-      </w:r>
-      <w:r>
-        <w:rPr>
-          <w:rFonts w:eastAsia="Calibri"/>
-        </w:rPr>
-        <w:t xml:space="preserve">er memories of the </w:t>
-      </w:r>
-      <w:r>
-        <w:rPr>
-          <w:rFonts w:eastAsia="Calibri"/>
-        </w:rPr>
-        <w:t>disaster and the discomfort of her seat itself had kept her from restful sleep</w:t>
-      </w:r>
-      <w:r>
-        <w:rPr>
-          <w:rFonts w:eastAsia="Calibri"/>
-        </w:rPr>
-        <w:t xml:space="preserve">. </w:t>
-      </w:r>
-      <w:r>
-        <w:rPr>
-          <w:rFonts w:eastAsia="Calibri"/>
-        </w:rPr>
-        <w:t xml:space="preserve">Her skin itched all over. Her </w:t>
-      </w:r>
-      <w:r>
-        <w:rPr>
-          <w:rFonts w:eastAsia="Calibri"/>
-        </w:rPr>
-        <w:t>expensive high heels</w:t>
-      </w:r>
-      <w:r>
-        <w:rPr>
-          <w:rFonts w:eastAsia="Calibri"/>
-        </w:rPr>
-        <w:t xml:space="preserve"> suddenly seemed a size too small, </w:t>
-      </w:r>
-      <w:r>
-        <w:rPr>
-          <w:rFonts w:eastAsia="Calibri"/>
-        </w:rPr>
-        <w:t xml:space="preserve">binding toes that couldn’t so much as wiggle. </w:t>
-      </w:r>
-      <w:r>
-        <w:rPr>
-          <w:rFonts w:eastAsia="Calibri"/>
-        </w:rPr>
-        <w:t>The</w:t>
-      </w:r>
-      <w:r>
-        <w:rPr>
-          <w:rFonts w:eastAsia="Calibri"/>
-        </w:rPr>
-        <w:t xml:space="preserve"> bra </w:t>
-      </w:r>
-      <w:r>
-        <w:rPr>
-          <w:rFonts w:eastAsia="Calibri"/>
-        </w:rPr>
-        <w:t>she rarely noticed anymore</w:t>
-      </w:r>
-      <w:r>
-        <w:rPr>
-          <w:rFonts w:eastAsia="Calibri"/>
-        </w:rPr>
-        <w:t xml:space="preserve"> was now a </w:t>
-      </w:r>
-      <w:r>
-        <w:rPr>
-          <w:rFonts w:eastAsia="Calibri"/>
-        </w:rPr>
-        <w:t>painful</w:t>
-      </w:r>
-      <w:r>
-        <w:rPr>
-          <w:rFonts w:eastAsia="Calibri"/>
-        </w:rPr>
-        <w:t xml:space="preserve"> sensation around her chest that she longed to tear off.</w:t>
-      </w:r>
-    </w:p>
-    <w:p>
-      <w:pPr>
-        <w:rPr>
-          <w:rFonts w:eastAsia="Calibri"/>
-        </w:rPr>
-      </w:pPr>
-      <w:r>
-        <w:rPr>
-          <w:rFonts w:eastAsia="Calibri"/>
-        </w:rPr>
-        <w:t>Home</w:t>
-      </w:r>
-      <w:r>
-        <w:rPr>
-          <w:rFonts w:eastAsia="Calibri"/>
-        </w:rPr>
-        <w:t xml:space="preserve"> was on the horizon, she reminded herself. Only half an hour, give or take, before she would be able to strip herself down and take a much-needed shower</w:t>
-      </w:r>
-      <w:r>
-        <w:rPr>
-          <w:rFonts w:eastAsia="Calibri"/>
-        </w:rPr>
-        <w:t>, or perhaps a bath in her apartment</w:t>
-      </w:r>
-      <w:r>
-        <w:rPr>
-          <w:rFonts w:eastAsia="Calibri"/>
-        </w:rPr>
-        <w:t xml:space="preserve">’s </w:t>
-      </w:r>
-      <w:r>
-        <w:rPr>
-          <w:rFonts w:eastAsia="Calibri"/>
-        </w:rPr>
-        <w:t>hot tub. That sort of leisure</w:t>
-      </w:r>
-      <w:r>
-        <w:rPr>
-          <w:rFonts w:eastAsia="Calibri"/>
-        </w:rPr>
-        <w:t xml:space="preserve"> </w:t>
-      </w:r>
-      <w:r>
-        <w:rPr>
-          <w:rFonts w:eastAsia="Calibri"/>
-        </w:rPr>
-        <w:t xml:space="preserve">was exactly what she needed. </w:t>
-      </w:r>
-      <w:r>
-        <w:rPr>
-          <w:rFonts w:eastAsia="Calibri"/>
-        </w:rPr>
-        <w:t xml:space="preserve">Until then, however, the best she could do was to take deep breaths, scratch the itches </w:t>
-      </w:r>
-      <w:r>
-        <w:rPr>
-          <w:rFonts w:eastAsia="Calibri"/>
-        </w:rPr>
-        <w:t>as</w:t>
-      </w:r>
-      <w:r>
-        <w:rPr>
-          <w:rFonts w:eastAsia="Calibri"/>
-        </w:rPr>
-        <w:t xml:space="preserve"> best she could, and try to situate her mind in a comfortable place, the way her therapist had once </w:t>
-      </w:r>
-      <w:r>
-        <w:rPr>
-          <w:rFonts w:eastAsia="Calibri"/>
-        </w:rPr>
-        <w:t>suggested</w:t>
-      </w:r>
-      <w:r>
-        <w:rPr>
-          <w:rFonts w:eastAsia="Calibri"/>
-        </w:rPr>
-        <w:t>.</w:t>
-      </w:r>
-    </w:p>
-    <w:p>
-      <w:pPr>
-        <w:rPr>
-          <w:rFonts w:eastAsia="Calibri"/>
-        </w:rPr>
-      </w:pPr>
-      <w:r>
-        <w:rPr>
-          <w:rFonts w:eastAsia="Calibri"/>
-        </w:rPr>
-        <w:t xml:space="preserve">For Cassandra, that place was </w:t>
-      </w:r>
-      <w:r>
-        <w:rPr>
-          <w:rFonts w:eastAsia="Calibri"/>
-        </w:rPr>
-        <w:t xml:space="preserve">a café on </w:t>
-      </w:r>
-      <w:r>
-        <w:rPr>
-          <w:rFonts w:eastAsia="Calibri"/>
-        </w:rPr>
-        <w:t>Sherbrooke Street</w:t>
-      </w:r>
-      <w:r>
-        <w:rPr>
-          <w:rFonts w:eastAsia="Calibri"/>
-        </w:rPr>
-        <w:t xml:space="preserve">. </w:t>
-      </w:r>
-      <w:r>
-        <w:rPr>
-          <w:rFonts w:eastAsia="Calibri"/>
-        </w:rPr>
-        <w:t xml:space="preserve">It was a </w:t>
-      </w:r>
-      <w:r>
-        <w:rPr>
-          <w:rFonts w:eastAsia="Calibri"/>
-        </w:rPr>
-        <w:t>kitschy</w:t>
-      </w:r>
-      <w:r>
-        <w:rPr>
-          <w:rFonts w:eastAsia="Calibri"/>
-        </w:rPr>
-        <w:t xml:space="preserve"> little building in the shadow of the upper city</w:t>
-      </w:r>
-      <w:r>
-        <w:rPr>
-          <w:rFonts w:eastAsia="Calibri"/>
-        </w:rPr>
-        <w:t xml:space="preserve"> where she and her high school friends</w:t>
-      </w:r>
-      <w:r>
-        <w:rPr>
-          <w:rFonts w:eastAsia="Calibri"/>
-        </w:rPr>
-        <w:t xml:space="preserve"> liked to eat </w:t>
-      </w:r>
-      <w:r>
-        <w:rPr>
-          <w:rFonts w:eastAsia="Calibri"/>
-        </w:rPr>
-        <w:t>in the afternoons. She recalled the smell of poutine and cigarette smoke, the crinkle of other patrons’ newspapers, the laughter of her classmates, and her mother’s disapproving glare whenever she returned from the “dangerous” lower streets.</w:t>
-      </w:r>
-      <w:r>
-        <w:rPr>
-          <w:rFonts w:eastAsia="Calibri"/>
-        </w:rPr>
-        <w:t xml:space="preserve"> </w:t>
-      </w:r>
-      <w:r>
-        <w:rPr>
-          <w:rFonts w:eastAsia="Calibri"/>
-        </w:rPr>
-        <w:t xml:space="preserve">Even though these memories carried with them a </w:t>
-      </w:r>
-      <w:r>
-        <w:rPr>
-          <w:rFonts w:eastAsia="Calibri"/>
-        </w:rPr>
-        <w:t>pang</w:t>
-      </w:r>
-      <w:r>
-        <w:rPr>
-          <w:rFonts w:eastAsia="Calibri"/>
-        </w:rPr>
-        <w:t xml:space="preserve"> of sorrow for friends she no longer knew, they were also a source of warmth, </w:t>
-      </w:r>
-      <w:r>
-        <w:rPr>
-          <w:rFonts w:eastAsia="Calibri"/>
-        </w:rPr>
-        <w:t>which</w:t>
-      </w:r>
-      <w:r>
-        <w:rPr>
-          <w:rFonts w:eastAsia="Calibri"/>
-        </w:rPr>
-        <w:t xml:space="preserve"> was enough.</w:t>
-      </w:r>
-    </w:p>
-    <w:p>
-      <w:pPr>
-        <w:rPr>
-          <w:rFonts w:eastAsia="Calibri"/>
-        </w:rPr>
-      </w:pPr>
-      <w:r>
-        <w:rPr>
-          <w:rFonts w:eastAsia="Calibri"/>
-        </w:rPr>
-        <w:t xml:space="preserve">That was a lie. It was never enough. </w:t>
-      </w:r>
-    </w:p>
-    <w:p>
-      <w:pPr>
-        <w:rPr>
-          <w:rFonts w:eastAsia="Calibri"/>
-        </w:rPr>
-      </w:pPr>
-      <w:r>
-        <w:rPr>
-          <w:rFonts w:eastAsia="Calibri"/>
-        </w:rPr>
-        <w:t>Sensing her distress, Akiko la</w:t>
-      </w:r>
-      <w:r>
-        <w:rPr>
-          <w:rFonts w:eastAsia="Calibri"/>
-        </w:rPr>
-        <w:t>id</w:t>
-      </w:r>
-      <w:r>
-        <w:rPr>
-          <w:rFonts w:eastAsia="Calibri"/>
-        </w:rPr>
-        <w:t xml:space="preserve"> a sympathetic hand on </w:t>
-      </w:r>
-      <w:r>
-        <w:rPr>
-          <w:rFonts w:eastAsia="Calibri"/>
-        </w:rPr>
-        <w:t>her</w:t>
-      </w:r>
-      <w:r>
-        <w:rPr>
-          <w:rFonts w:eastAsia="Calibri"/>
-        </w:rPr>
-        <w:t xml:space="preserve"> shoulder. </w:t>
-      </w:r>
-      <w:r>
-        <w:rPr>
-          <w:rFonts w:eastAsia="Calibri"/>
-        </w:rPr>
-        <w:t>Cassandra</w:t>
-      </w:r>
-      <w:r>
-        <w:rPr>
-          <w:rFonts w:eastAsia="Calibri"/>
-        </w:rPr>
-        <w:t xml:space="preserve"> immediately and </w:t>
-      </w:r>
-      <w:r>
-        <w:rPr>
-          <w:rFonts w:eastAsia="Calibri"/>
-        </w:rPr>
-        <w:t>instinctively</w:t>
-      </w:r>
-      <w:r>
-        <w:rPr>
-          <w:rFonts w:eastAsia="Calibri"/>
-        </w:rPr>
-        <w:t xml:space="preserve"> swatted it away</w:t>
-      </w:r>
-      <w:r>
-        <w:rPr>
-          <w:rFonts w:eastAsia="Calibri"/>
-        </w:rPr>
-        <w:t>.</w:t>
-      </w:r>
-    </w:p>
-    <w:p>
-      <w:pPr>
-        <w:rPr>
-          <w:rFonts w:eastAsia="Calibri"/>
-        </w:rPr>
-      </w:pPr>
-      <w:r>
-        <w:rPr>
-          <w:rFonts w:eastAsia="Calibri"/>
-        </w:rPr>
-        <w:t>“</w:t>
-      </w:r>
-      <w:r>
-        <w:rPr>
-          <w:rFonts w:eastAsia="Calibri"/>
-        </w:rPr>
-        <w:t>Yikes</w:t>
-      </w:r>
-      <w:r>
-        <w:rPr>
-          <w:rFonts w:eastAsia="Calibri"/>
-        </w:rPr>
-        <w:t xml:space="preserve">, </w:t>
-      </w:r>
-      <w:r>
-        <w:rPr>
-          <w:rFonts w:eastAsia="Calibri"/>
-        </w:rPr>
-        <w:t>alright</w:t>
-      </w:r>
-      <w:r>
-        <w:rPr>
-          <w:rFonts w:eastAsia="Calibri"/>
-        </w:rPr>
-        <w:t>,” her friend said. “No touching, huh?”</w:t>
-      </w:r>
-    </w:p>
-    <w:p>
-      <w:pPr>
-        <w:rPr>
-          <w:rFonts w:eastAsia="Calibri"/>
-        </w:rPr>
-      </w:pPr>
-      <w:r>
-        <w:rPr>
-          <w:rFonts w:eastAsia="Calibri"/>
-        </w:rPr>
-        <w:lastRenderedPageBreak/>
         <w:t>“Not right now, no. I’m just…I feel dirty, okay? And being packed in here with so many people really isn’t helping.”</w:t>
       </w:r>
     </w:p>
@@ -8122,6 +8166,7 @@
         <w:rPr>
           <w:rFonts w:eastAsia="Times New Roman"/>
         </w:rPr>
+        <w:lastRenderedPageBreak/>
         <w:t>The</w:t>
       </w:r>
       <w:r>
@@ -8170,589 +8215,589 @@
         <w:rPr>
           <w:rFonts w:eastAsia="Times New Roman"/>
         </w:rPr>
-        <w:t xml:space="preserve">hardwood floors and plaster walls </w:t>
+        <w:t>hardwood floors and plaster walls glow</w:t>
+      </w:r>
+      <w:r>
+        <w:rPr>
+          <w:rFonts w:eastAsia="Times New Roman"/>
+        </w:rPr>
+        <w:t>.</w:t>
+      </w:r>
+      <w:r>
+        <w:rPr>
+          <w:rFonts w:eastAsia="Times New Roman"/>
+        </w:rPr>
+        <w:t xml:space="preserve"> At this hour, the </w:t>
+      </w:r>
+      <w:r>
+        <w:rPr>
+          <w:rFonts w:eastAsia="Times New Roman"/>
+        </w:rPr>
+        <w:t>space was</w:t>
+      </w:r>
+      <w:r>
+        <w:rPr>
+          <w:rFonts w:eastAsia="Times New Roman"/>
+        </w:rPr>
+        <w:t xml:space="preserve"> expectedly empty, save for </w:t>
+      </w:r>
+      <w:r>
+        <w:rPr>
+          <w:rFonts w:eastAsia="Times New Roman"/>
+        </w:rPr>
+        <w:t xml:space="preserve">the last </w:t>
+      </w:r>
+      <w:r>
+        <w:rPr>
+          <w:rFonts w:eastAsia="Times New Roman"/>
+        </w:rPr>
+        <w:t>person</w:t>
+      </w:r>
+      <w:r>
+        <w:rPr>
+          <w:rFonts w:eastAsia="Times New Roman"/>
+        </w:rPr>
+        <w:t xml:space="preserve"> Cassandra wanted to see upon her return</w:t>
+      </w:r>
+      <w:r>
+        <w:rPr>
+          <w:rFonts w:eastAsia="Times New Roman"/>
+        </w:rPr>
+        <w:t>.</w:t>
+      </w:r>
+    </w:p>
+    <w:p>
+      <w:pPr>
+        <w:rPr>
+          <w:rFonts w:eastAsia="Times New Roman"/>
+        </w:rPr>
+      </w:pPr>
+      <w:r>
+        <w:rPr>
+          <w:rFonts w:eastAsia="Times New Roman"/>
+        </w:rPr>
+        <w:t xml:space="preserve">“Xiang,” she </w:t>
+      </w:r>
+      <w:r>
+        <w:rPr>
+          <w:rFonts w:eastAsia="Times New Roman"/>
+        </w:rPr>
+        <w:t>muttered</w:t>
+      </w:r>
+      <w:r>
+        <w:rPr>
+          <w:rFonts w:eastAsia="Times New Roman"/>
+        </w:rPr>
+        <w:t xml:space="preserve"> under her breath. </w:t>
+      </w:r>
+    </w:p>
+    <w:p>
+      <w:pPr>
+        <w:rPr>
+          <w:rFonts w:eastAsia="Times New Roman"/>
+        </w:rPr>
+      </w:pPr>
+      <w:r>
+        <w:rPr>
+          <w:rFonts w:eastAsia="Times New Roman"/>
+        </w:rPr>
+        <w:t>The man in front of her</w:t>
+      </w:r>
+      <w:r>
+        <w:rPr>
+          <w:rFonts w:eastAsia="Times New Roman"/>
+        </w:rPr>
+        <w:t xml:space="preserve"> </w:t>
+      </w:r>
+      <w:r>
+        <w:rPr>
+          <w:rFonts w:eastAsia="Times New Roman"/>
+        </w:rPr>
+        <w:t>had been</w:t>
+      </w:r>
+      <w:r>
+        <w:rPr>
+          <w:rFonts w:eastAsia="Times New Roman"/>
+        </w:rPr>
+        <w:t xml:space="preserve"> her first</w:t>
+      </w:r>
+      <w:r>
+        <w:rPr>
+          <w:rFonts w:eastAsia="Times New Roman"/>
+        </w:rPr>
+        <w:t xml:space="preserve"> </w:t>
+      </w:r>
+      <w:r>
+        <w:rPr>
+          <w:rFonts w:eastAsia="Times New Roman"/>
+        </w:rPr>
+        <w:t>and closest friend</w:t>
+      </w:r>
+      <w:r>
+        <w:rPr>
+          <w:rFonts w:eastAsia="Times New Roman"/>
+        </w:rPr>
+        <w:t xml:space="preserve">, up until </w:t>
+      </w:r>
+      <w:r>
+        <w:rPr>
+          <w:rFonts w:eastAsia="Times New Roman"/>
+        </w:rPr>
+        <w:t>his sister</w:t>
+      </w:r>
+      <w:r>
+        <w:rPr>
+          <w:rFonts w:eastAsia="Times New Roman"/>
+        </w:rPr>
+        <w:t xml:space="preserve"> – Cassandra’s partner at the time – abruptly passed away</w:t>
+      </w:r>
+      <w:r>
+        <w:rPr>
+          <w:rFonts w:eastAsia="Times New Roman"/>
+        </w:rPr>
+        <w:t xml:space="preserve">. After too many </w:t>
+      </w:r>
+      <w:r>
+        <w:rPr>
+          <w:rFonts w:eastAsia="Times New Roman"/>
+        </w:rPr>
+        <w:t>grief-fueled arguments</w:t>
+      </w:r>
+      <w:r>
+        <w:rPr>
+          <w:rFonts w:eastAsia="Times New Roman"/>
+        </w:rPr>
+        <w:t xml:space="preserve"> and </w:t>
+      </w:r>
+      <w:r>
+        <w:rPr>
+          <w:rFonts w:eastAsia="Times New Roman"/>
+        </w:rPr>
+        <w:t>accusations</w:t>
+      </w:r>
+      <w:r>
+        <w:rPr>
+          <w:rFonts w:eastAsia="Times New Roman"/>
+        </w:rPr>
+        <w:t>, they’d arrived at the unspoken conclusion that it was better not to interact anymore</w:t>
+      </w:r>
+      <w:r>
+        <w:rPr>
+          <w:rFonts w:eastAsia="Times New Roman"/>
+        </w:rPr>
+        <w:t>,</w:t>
+      </w:r>
+      <w:r>
+        <w:rPr>
+          <w:rFonts w:eastAsia="Times New Roman"/>
+        </w:rPr>
+        <w:t xml:space="preserve"> </w:t>
+      </w:r>
+      <w:r>
+        <w:rPr>
+          <w:rFonts w:eastAsia="Times New Roman"/>
+        </w:rPr>
+        <w:t>a</w:t>
+      </w:r>
+      <w:r>
+        <w:rPr>
+          <w:rFonts w:eastAsia="Times New Roman"/>
+        </w:rPr>
+        <w:t xml:space="preserve">n agreement that remained in place as </w:t>
+      </w:r>
+      <w:r>
+        <w:rPr>
+          <w:rFonts w:eastAsia="Times New Roman"/>
+        </w:rPr>
+        <w:t>he</w:t>
+      </w:r>
+      <w:r>
+        <w:rPr>
+          <w:rFonts w:eastAsia="Times New Roman"/>
+        </w:rPr>
+        <w:t xml:space="preserve"> strode right past Cassandra </w:t>
+      </w:r>
+      <w:r>
+        <w:rPr>
+          <w:rFonts w:eastAsia="Times New Roman"/>
+        </w:rPr>
+        <w:t>to bow</w:t>
+      </w:r>
+      <w:r>
+        <w:rPr>
+          <w:rFonts w:eastAsia="Times New Roman"/>
+        </w:rPr>
+        <w:t xml:space="preserve"> before Shufen. </w:t>
+      </w:r>
+    </w:p>
+    <w:p>
+      <w:pPr>
+        <w:rPr>
+          <w:rFonts w:eastAsia="Times New Roman"/>
+        </w:rPr>
+      </w:pPr>
+      <w:r>
+        <w:rPr>
+          <w:rFonts w:eastAsia="Times New Roman"/>
+        </w:rPr>
+        <w:t>“</w:t>
+      </w:r>
+      <w:r>
+        <w:rPr>
+          <w:rFonts w:eastAsia="Times New Roman"/>
+        </w:rPr>
+        <w:t xml:space="preserve">Welcome back, </w:t>
+      </w:r>
+      <w:r>
+        <w:rPr>
+          <w:rFonts w:eastAsia="Times New Roman"/>
+        </w:rPr>
+        <w:t>Director Hao,” he said.</w:t>
+      </w:r>
+    </w:p>
+    <w:p>
+      <w:pPr>
+        <w:rPr>
+          <w:rFonts w:eastAsia="Times New Roman"/>
+        </w:rPr>
+      </w:pPr>
+      <w:r>
+        <w:rPr>
+          <w:rFonts w:eastAsia="Times New Roman"/>
+        </w:rPr>
+        <w:t>“</w:t>
+      </w:r>
+      <w:r>
+        <w:rPr>
+          <w:rFonts w:eastAsia="Times New Roman"/>
+        </w:rPr>
+        <w:t>This is</w:t>
+      </w:r>
+      <w:r>
+        <w:rPr>
+          <w:rFonts w:eastAsia="Times New Roman"/>
+        </w:rPr>
+        <w:t xml:space="preserve"> a pleasant surprise. </w:t>
+      </w:r>
+      <w:r>
+        <w:rPr>
+          <w:rFonts w:eastAsia="Times New Roman"/>
+        </w:rPr>
+        <w:t>It’s good to see you</w:t>
+      </w:r>
+      <w:r>
+        <w:rPr>
+          <w:rFonts w:eastAsia="Times New Roman"/>
+        </w:rPr>
+        <w:t xml:space="preserve">, Xiang,” Shufen replied. </w:t>
+      </w:r>
+    </w:p>
+    <w:p>
+      <w:pPr>
+        <w:rPr>
+          <w:rFonts w:eastAsia="Times New Roman"/>
+        </w:rPr>
+      </w:pPr>
+      <w:r>
+        <w:rPr>
+          <w:rFonts w:eastAsia="Times New Roman"/>
+        </w:rPr>
+     